--- a/5PK.docx
+++ b/5PK.docx
@@ -430,6 +430,199 @@
           <w:lang w:val="en-IE"/>
         </w:rPr>
       </w:pPr>
+      <w:r>
+        <w:rPr>
+          <w:sz w:val="22"/>
+          <w:szCs w:val="22"/>
+          <w:highlight w:val="none"/>
+          <w:lang w:val="de-DE"/>
+        </w:rPr>
+        <w:t xml:space="preserve">Core provisions</w:t>
+      </w:r>
+      <w:r>
+        <w:rPr>
+          <w:sz w:val="22"/>
+          <w:szCs w:val="22"/>
+          <w:highlight w:val="none"/>
+          <w:lang w:val="de-DE"/>
+        </w:rPr>
+      </w:r>
+      <w:r>
+        <w:rPr>
+          <w:sz w:val="22"/>
+          <w:szCs w:val="22"/>
+          <w:highlight w:val="none"/>
+          <w:lang w:val="de-DE"/>
+        </w:rPr>
+      </w:r>
+    </w:p>
+    <w:p>
+      <w:pPr>
+        <w:pStyle w:val="668"/>
+        <w:numPr>
+          <w:ilvl w:val="1"/>
+          <w:numId w:val="4"/>
+        </w:numPr>
+        <w:pBdr/>
+        <w:spacing/>
+        <w:ind/>
+        <w:rPr>
+          <w:sz w:val="22"/>
+          <w:szCs w:val="22"/>
+          <w:highlight w:val="none"/>
+          <w:lang w:val="en-IE"/>
+        </w:rPr>
+      </w:pPr>
+      <w:r>
+        <w:rPr>
+          <w:sz w:val="22"/>
+          <w:szCs w:val="22"/>
+          <w:highlight w:val="none"/>
+          <w:lang w:val="de-DE"/>
+        </w:rPr>
+        <w:t xml:space="preserve">Institutional reforms</w:t>
+      </w:r>
+      <w:r>
+        <w:rPr>
+          <w:sz w:val="22"/>
+          <w:szCs w:val="22"/>
+          <w:highlight w:val="none"/>
+          <w:lang w:val="en-IE"/>
+        </w:rPr>
+      </w:r>
+    </w:p>
+    <w:p>
+      <w:pPr>
+        <w:pStyle w:val="668"/>
+        <w:numPr>
+          <w:ilvl w:val="2"/>
+          <w:numId w:val="4"/>
+        </w:numPr>
+        <w:pBdr/>
+        <w:spacing/>
+        <w:ind/>
+        <w:rPr>
+          <w:sz w:val="22"/>
+          <w:szCs w:val="22"/>
+          <w:highlight w:val="none"/>
+          <w:lang w:val="en-IE"/>
+        </w:rPr>
+      </w:pPr>
+      <w:r>
+        <w:rPr>
+          <w:sz w:val="22"/>
+          <w:szCs w:val="22"/>
+          <w:highlight w:val="none"/>
+          <w:lang w:val="de-DE"/>
+        </w:rPr>
+        <w:t xml:space="preserve">Adressal of leading causes of violence</w:t>
+      </w:r>
+      <w:r>
+        <w:rPr>
+          <w:sz w:val="22"/>
+          <w:szCs w:val="22"/>
+          <w:highlight w:val="none"/>
+          <w:lang w:val="en-IE"/>
+        </w:rPr>
+      </w:r>
+    </w:p>
+    <w:p>
+      <w:pPr>
+        <w:pStyle w:val="668"/>
+        <w:numPr>
+          <w:ilvl w:val="1"/>
+          <w:numId w:val="4"/>
+        </w:numPr>
+        <w:pBdr/>
+        <w:spacing/>
+        <w:ind/>
+        <w:rPr>
+          <w:sz w:val="22"/>
+          <w:szCs w:val="22"/>
+          <w:highlight w:val="none"/>
+          <w:lang w:val="en-IE"/>
+        </w:rPr>
+      </w:pPr>
+      <w:r>
+        <w:rPr>
+          <w:sz w:val="22"/>
+          <w:szCs w:val="22"/>
+          <w:highlight w:val="none"/>
+          <w:lang w:val="en-IE" w:bidi="en-IE"/>
+        </w:rPr>
+      </w:r>
+      <w:r>
+        <w:rPr>
+          <w:sz w:val="22"/>
+          <w:szCs w:val="22"/>
+          <w:highlight w:val="none"/>
+          <w:lang w:val="en-IE" w:bidi="en-IE"/>
+        </w:rPr>
+      </w:r>
+      <w:r>
+        <w:rPr>
+          <w:sz w:val="22"/>
+          <w:szCs w:val="22"/>
+          <w:highlight w:val="none"/>
+          <w:lang w:val="en-IE"/>
+        </w:rPr>
+      </w:r>
+    </w:p>
+    <w:p>
+      <w:pPr>
+        <w:pStyle w:val="668"/>
+        <w:numPr>
+          <w:ilvl w:val="1"/>
+          <w:numId w:val="4"/>
+        </w:numPr>
+        <w:pBdr/>
+        <w:spacing/>
+        <w:ind/>
+        <w:rPr>
+          <w:sz w:val="22"/>
+          <w:szCs w:val="22"/>
+          <w:highlight w:val="none"/>
+          <w:lang w:val="en-IE"/>
+        </w:rPr>
+      </w:pPr>
+      <w:r>
+        <w:rPr>
+          <w:sz w:val="22"/>
+          <w:szCs w:val="22"/>
+          <w:highlight w:val="none"/>
+          <w:lang w:val="de-DE"/>
+        </w:rPr>
+        <w:t xml:space="preserve">Reactions of key actors</w:t>
+      </w:r>
+      <w:r>
+        <w:rPr>
+          <w:sz w:val="22"/>
+          <w:szCs w:val="22"/>
+          <w:highlight w:val="none"/>
+          <w:lang w:val="en-IE"/>
+        </w:rPr>
+      </w:r>
+    </w:p>
+    <w:p>
+      <w:pPr>
+        <w:pBdr/>
+        <w:spacing/>
+        <w:ind w:firstLine="0" w:left="709"/>
+        <w:rPr>
+          <w:sz w:val="22"/>
+          <w:szCs w:val="22"/>
+          <w:highlight w:val="none"/>
+          <w:lang w:val="en-IE"/>
+        </w:rPr>
+      </w:pPr>
+      <w:r>
+        <w:rPr>
+          <w:sz w:val="22"/>
+          <w:szCs w:val="22"/>
+          <w:highlight w:val="none"/>
+          <w:lang w:val="en-IE" w:bidi="en-IE"/>
+        </w:rPr>
+      </w:r>
       <w:r>
         <w:rPr>
           <w:sz w:val="22"/>

--- a/5PK.docx
+++ b/5PK.docx
@@ -139,6 +139,365 @@
       </w:pPr>
       <w:r>
         <w:rPr>
+          <w:sz w:val="22"/>
+          <w:szCs w:val="22"/>
+          <w:highlight w:val="none"/>
+          <w:lang w:val="en-IE" w:bidi="en-IE"/>
+        </w:rPr>
+      </w:r>
+      <w:r>
+        <w:rPr>
+          <w:sz w:val="22"/>
+          <w:szCs w:val="22"/>
+          <w:highlight w:val="none"/>
+          <w:lang w:val="en-IE" w:bidi="en-IE"/>
+        </w:rPr>
+      </w:r>
+      <w:r>
+        <w:rPr>
+          <w:sz w:val="22"/>
+          <w:szCs w:val="22"/>
+          <w:highlight w:val="none"/>
+          <w:lang w:val="en-IE"/>
+        </w:rPr>
+      </w:r>
+    </w:p>
+    <w:p>
+      <w:pPr>
+        <w:pBdr/>
+        <w:spacing w:line="240" w:lineRule="auto"/>
+        <w:ind/>
+        <w:rPr>
+          <w:b w:val="0"/>
+          <w:bCs w:val="0"/>
+          <w:sz w:val="22"/>
+          <w:szCs w:val="22"/>
+          <w:highlight w:val="none"/>
+          <w:lang w:val="en-IE"/>
+        </w:rPr>
+      </w:pPr>
+      <w:r>
+        <w:rPr>
+          <w:b w:val="0"/>
+          <w:bCs w:val="0"/>
+          <w:sz w:val="22"/>
+          <w:szCs w:val="22"/>
+          <w:highlight w:val="none"/>
+          <w:lang w:val="en-IE"/>
+        </w:rPr>
+        <w:t xml:space="preserve">Primary Subject: </w:t>
+      </w:r>
+      <w:r>
+        <w:rPr>
+          <w:b w:val="0"/>
+          <w:bCs w:val="0"/>
+          <w:sz w:val="22"/>
+          <w:szCs w:val="22"/>
+          <w:highlight w:val="none"/>
+          <w:lang w:val="en-IE"/>
+        </w:rPr>
+        <w:tab/>
+        <w:tab/>
+        <w:tab/>
+        <w:tab/>
+        <w:t xml:space="preserve">History</w:t>
+      </w:r>
+      <w:r>
+        <w:rPr>
+          <w:b w:val="0"/>
+          <w:bCs w:val="0"/>
+          <w:sz w:val="22"/>
+          <w:szCs w:val="22"/>
+          <w:highlight w:val="none"/>
+          <w:lang w:val="en-IE" w:bidi="en-IE"/>
+        </w:rPr>
+      </w:r>
+      <w:r>
+        <w:rPr>
+          <w:b w:val="0"/>
+          <w:bCs w:val="0"/>
+          <w:sz w:val="22"/>
+          <w:szCs w:val="22"/>
+          <w:highlight w:val="none"/>
+          <w:lang w:val="en-IE"/>
+        </w:rPr>
+      </w:r>
+    </w:p>
+    <w:p>
+      <w:pPr>
+        <w:pBdr/>
+        <w:spacing w:line="240" w:lineRule="auto"/>
+        <w:ind/>
+        <w:rPr>
+          <w:b w:val="0"/>
+          <w:bCs w:val="0"/>
+          <w:sz w:val="22"/>
+          <w:szCs w:val="22"/>
+          <w:highlight w:val="none"/>
+          <w:lang w:val="en-IE"/>
+        </w:rPr>
+      </w:pPr>
+      <w:r>
+        <w:rPr>
+          <w:b w:val="0"/>
+          <w:bCs w:val="0"/>
+          <w:sz w:val="22"/>
+          <w:szCs w:val="22"/>
+          <w:highlight w:val="none"/>
+          <w:lang w:val="en-IE"/>
+        </w:rPr>
+        <w:t xml:space="preserve">Secondary Subject:</w:t>
+      </w:r>
+      <w:r>
+        <w:rPr>
+          <w:b w:val="0"/>
+          <w:bCs w:val="0"/>
+          <w:sz w:val="22"/>
+          <w:szCs w:val="22"/>
+          <w:highlight w:val="none"/>
+          <w:lang w:val="en-IE"/>
+        </w:rPr>
+        <w:t xml:space="preserve"> </w:t>
+        <w:tab/>
+        <w:tab/>
+        <w:tab/>
+        <w:tab/>
+        <w:t xml:space="preserve">English</w:t>
+      </w:r>
+      <w:r>
+        <w:rPr>
+          <w:b w:val="0"/>
+          <w:bCs w:val="0"/>
+          <w:sz w:val="22"/>
+          <w:szCs w:val="22"/>
+          <w:highlight w:val="none"/>
+          <w:lang w:val="en-IE" w:bidi="en-IE"/>
+        </w:rPr>
+      </w:r>
+    </w:p>
+    <w:p>
+      <w:pPr>
+        <w:pBdr/>
+        <w:spacing w:line="240" w:lineRule="auto"/>
+        <w:ind/>
+        <w:rPr>
+          <w:b w:val="0"/>
+          <w:bCs w:val="0"/>
+          <w:sz w:val="22"/>
+          <w:szCs w:val="22"/>
+          <w:highlight w:val="none"/>
+          <w:lang w:val="en-IE"/>
+        </w:rPr>
+      </w:pPr>
+      <w:r>
+        <w:rPr>
+          <w:b w:val="0"/>
+          <w:bCs w:val="0"/>
+          <w:sz w:val="22"/>
+          <w:szCs w:val="22"/>
+          <w:highlight w:val="none"/>
+          <w:lang w:val="en-IE" w:bidi="en-IE"/>
+        </w:rPr>
+      </w:r>
+      <w:r>
+        <w:rPr>
+          <w:b w:val="0"/>
+          <w:bCs w:val="0"/>
+          <w:sz w:val="22"/>
+          <w:szCs w:val="22"/>
+          <w:highlight w:val="none"/>
+          <w:lang w:val="en-IE" w:bidi="en-IE"/>
+        </w:rPr>
+      </w:r>
+      <w:r>
+        <w:rPr>
+          <w:b w:val="0"/>
+          <w:bCs w:val="0"/>
+          <w:sz w:val="22"/>
+          <w:szCs w:val="22"/>
+          <w:highlight w:val="none"/>
+          <w:lang w:val="en-IE"/>
+        </w:rPr>
+      </w:r>
+    </w:p>
+    <w:p>
+      <w:pPr>
+        <w:pBdr/>
+        <w:spacing w:line="240" w:lineRule="auto"/>
+        <w:ind/>
+        <w:rPr>
+          <w:b w:val="0"/>
+          <w:bCs w:val="0"/>
+          <w:sz w:val="22"/>
+          <w:szCs w:val="22"/>
+          <w:highlight w:val="none"/>
+          <w:lang w:val="en-IE"/>
+        </w:rPr>
+      </w:pPr>
+      <w:r>
+        <w:rPr>
+          <w:b w:val="0"/>
+          <w:bCs w:val="0"/>
+          <w:sz w:val="22"/>
+          <w:szCs w:val="22"/>
+          <w:highlight w:val="none"/>
+          <w:lang w:val="en-IE"/>
+        </w:rPr>
+        <w:t xml:space="preserve">Supervisor: </w:t>
+      </w:r>
+      <w:r>
+        <w:rPr>
+          <w:b w:val="0"/>
+          <w:bCs w:val="0"/>
+          <w:sz w:val="22"/>
+          <w:szCs w:val="22"/>
+          <w:highlight w:val="none"/>
+          <w:lang w:val="en-IE"/>
+        </w:rPr>
+        <w:tab/>
+        <w:tab/>
+        <w:tab/>
+        <w:tab/>
+        <w:tab/>
+        <w:t xml:space="preserve">Dr. Pohl</w:t>
+      </w:r>
+      <w:r>
+        <w:rPr>
+          <w:b w:val="0"/>
+          <w:bCs w:val="0"/>
+          <w:sz w:val="22"/>
+          <w:szCs w:val="22"/>
+          <w:highlight w:val="none"/>
+          <w:lang w:val="en-IE" w:bidi="en-IE"/>
+        </w:rPr>
+      </w:r>
+      <w:r>
+        <w:rPr>
+          <w:b w:val="0"/>
+          <w:bCs w:val="0"/>
+          <w:sz w:val="22"/>
+          <w:szCs w:val="22"/>
+          <w:highlight w:val="none"/>
+          <w:lang w:val="en-IE"/>
+        </w:rPr>
+      </w:r>
+    </w:p>
+    <w:p>
+      <w:pPr>
+        <w:pBdr/>
+        <w:spacing w:line="240" w:lineRule="auto"/>
+        <w:ind/>
+        <w:rPr>
+          <w:b w:val="0"/>
+          <w:bCs w:val="0"/>
+          <w:sz w:val="22"/>
+          <w:szCs w:val="22"/>
+          <w:highlight w:val="none"/>
+          <w:lang w:val="en-IE"/>
+        </w:rPr>
+      </w:pPr>
+      <w:r>
+        <w:rPr>
+          <w:b w:val="0"/>
+          <w:bCs w:val="0"/>
+          <w:sz w:val="22"/>
+          <w:szCs w:val="22"/>
+          <w:highlight w:val="none"/>
+          <w:lang w:val="en-IE" w:bidi="de-DE"/>
+        </w:rPr>
+        <w:t xml:space="preserve">Submission Deadline:</w:t>
+        <w:tab/>
+        <w:tab/>
+        <w:tab/>
+      </w:r>
+      <w:r>
+        <w:rPr>
+          <w:b w:val="0"/>
+          <w:bCs w:val="0"/>
+          <w:sz w:val="22"/>
+          <w:szCs w:val="22"/>
+          <w:highlight w:val="none"/>
+          <w:lang w:val="en-IE" w:bidi="de-DE"/>
+        </w:rPr>
+        <w:t xml:space="preserve">12</w:t>
+      </w:r>
+      <w:r>
+        <w:rPr>
+          <w:b w:val="0"/>
+          <w:bCs w:val="0"/>
+          <w:sz w:val="22"/>
+          <w:szCs w:val="22"/>
+          <w:highlight w:val="none"/>
+          <w:lang w:val="en-IE" w:bidi="de-DE"/>
+        </w:rPr>
+        <w:t xml:space="preserve"> </w:t>
+      </w:r>
+      <w:r>
+        <w:rPr>
+          <w:b w:val="0"/>
+          <w:bCs w:val="0"/>
+          <w:sz w:val="22"/>
+          <w:szCs w:val="22"/>
+          <w:highlight w:val="none"/>
+          <w:lang w:val="en-IE" w:bidi="de-DE"/>
+        </w:rPr>
+        <w:t xml:space="preserve">March 2026</w:t>
+      </w:r>
+      <w:r>
+        <w:rPr>
+          <w:b w:val="0"/>
+          <w:bCs w:val="0"/>
+          <w:sz w:val="22"/>
+          <w:szCs w:val="22"/>
+          <w:highlight w:val="none"/>
+          <w:lang w:val="en-IE" w:bidi="en-IE"/>
+        </w:rPr>
+      </w:r>
+      <w:r>
+        <w:rPr>
+          <w:b w:val="0"/>
+          <w:bCs w:val="0"/>
+          <w:sz w:val="22"/>
+          <w:szCs w:val="22"/>
+          <w:highlight w:val="none"/>
+          <w:lang w:val="en-IE"/>
+        </w:rPr>
+      </w:r>
+    </w:p>
+    <w:p>
+      <w:pPr>
+        <w:pBdr/>
+        <w:spacing/>
+        <w:ind/>
+        <w:rPr>
+          <w:lang w:val="en-IE"/>
+        </w:rPr>
+      </w:pPr>
+      <w:r>
+        <w:rPr>
+          <w:lang w:val="en-IE"/>
+        </w:rPr>
+      </w:r>
+      <w:r>
+        <w:rPr>
+          <w:lang w:val="en-IE"/>
+        </w:rPr>
+      </w:r>
+    </w:p>
+    <w:p>
+      <w:pPr>
+        <w:pBdr/>
+        <w:spacing/>
+        <w:ind/>
+        <w:rPr>
+          <w:sz w:val="22"/>
+          <w:szCs w:val="22"/>
+          <w:highlight w:val="none"/>
+          <w:lang w:val="en-IE"/>
+        </w:rPr>
+      </w:pPr>
+      <w:r>
+        <w:rPr>
           <w:sz w:val="28"/>
           <w:szCs w:val="28"/>
           <w:lang w:val="en-IE" w:bidi="en-IE"/>
@@ -400,7 +759,7 @@
           <w:sz w:val="22"/>
           <w:szCs w:val="22"/>
           <w:highlight w:val="none"/>
-          <w:lang w:val="de-DE"/>
+          <w:lang w:val="en-IE"/>
         </w:rPr>
         <w:t xml:space="preserve">The Good Friday Agreement</w:t>
       </w:r>
@@ -435,121 +794,9 @@
           <w:sz w:val="22"/>
           <w:szCs w:val="22"/>
           <w:highlight w:val="none"/>
-          <w:lang w:val="de-DE"/>
+          <w:lang w:val="en-IE"/>
         </w:rPr>
         <w:t xml:space="preserve">Core provisions</w:t>
-      </w:r>
-      <w:r>
-        <w:rPr>
-          <w:sz w:val="22"/>
-          <w:szCs w:val="22"/>
-          <w:highlight w:val="none"/>
-          <w:lang w:val="de-DE"/>
-        </w:rPr>
-      </w:r>
-      <w:r>
-        <w:rPr>
-          <w:sz w:val="22"/>
-          <w:szCs w:val="22"/>
-          <w:highlight w:val="none"/>
-          <w:lang w:val="de-DE"/>
-        </w:rPr>
-      </w:r>
-    </w:p>
-    <w:p>
-      <w:pPr>
-        <w:pStyle w:val="668"/>
-        <w:numPr>
-          <w:ilvl w:val="1"/>
-          <w:numId w:val="4"/>
-        </w:numPr>
-        <w:pBdr/>
-        <w:spacing/>
-        <w:ind/>
-        <w:rPr>
-          <w:sz w:val="22"/>
-          <w:szCs w:val="22"/>
-          <w:highlight w:val="none"/>
-          <w:lang w:val="en-IE"/>
-        </w:rPr>
-      </w:pPr>
-      <w:r>
-        <w:rPr>
-          <w:sz w:val="22"/>
-          <w:szCs w:val="22"/>
-          <w:highlight w:val="none"/>
-          <w:lang w:val="de-DE"/>
-        </w:rPr>
-        <w:t xml:space="preserve">Institutional reforms</w:t>
-      </w:r>
-      <w:r>
-        <w:rPr>
-          <w:sz w:val="22"/>
-          <w:szCs w:val="22"/>
-          <w:highlight w:val="none"/>
-          <w:lang w:val="en-IE"/>
-        </w:rPr>
-      </w:r>
-    </w:p>
-    <w:p>
-      <w:pPr>
-        <w:pStyle w:val="668"/>
-        <w:numPr>
-          <w:ilvl w:val="2"/>
-          <w:numId w:val="4"/>
-        </w:numPr>
-        <w:pBdr/>
-        <w:spacing/>
-        <w:ind/>
-        <w:rPr>
-          <w:sz w:val="22"/>
-          <w:szCs w:val="22"/>
-          <w:highlight w:val="none"/>
-          <w:lang w:val="en-IE"/>
-        </w:rPr>
-      </w:pPr>
-      <w:r>
-        <w:rPr>
-          <w:sz w:val="22"/>
-          <w:szCs w:val="22"/>
-          <w:highlight w:val="none"/>
-          <w:lang w:val="de-DE"/>
-        </w:rPr>
-        <w:t xml:space="preserve">Adressal of leading causes of violence</w:t>
-      </w:r>
-      <w:r>
-        <w:rPr>
-          <w:sz w:val="22"/>
-          <w:szCs w:val="22"/>
-          <w:highlight w:val="none"/>
-          <w:lang w:val="en-IE"/>
-        </w:rPr>
-      </w:r>
-    </w:p>
-    <w:p>
-      <w:pPr>
-        <w:pStyle w:val="668"/>
-        <w:numPr>
-          <w:ilvl w:val="1"/>
-          <w:numId w:val="4"/>
-        </w:numPr>
-        <w:pBdr/>
-        <w:spacing/>
-        <w:ind/>
-        <w:rPr>
-          <w:sz w:val="22"/>
-          <w:szCs w:val="22"/>
-          <w:highlight w:val="none"/>
-          <w:lang w:val="en-IE"/>
-        </w:rPr>
-      </w:pPr>
-      <w:r>
-        <w:rPr>
-          <w:sz w:val="22"/>
-          <w:szCs w:val="22"/>
-          <w:highlight w:val="none"/>
-          <w:lang w:val="en-IE" w:bidi="en-IE"/>
-        </w:rPr>
       </w:r>
       <w:r>
         <w:rPr>
@@ -590,7 +837,163 @@
           <w:sz w:val="22"/>
           <w:szCs w:val="22"/>
           <w:highlight w:val="none"/>
-          <w:lang w:val="de-DE"/>
+          <w:lang w:val="en-IE"/>
+        </w:rPr>
+        <w:t xml:space="preserve">Influence of key actors on the contents of the agreement</w:t>
+      </w:r>
+      <w:r>
+        <w:rPr>
+          <w:sz w:val="22"/>
+          <w:szCs w:val="22"/>
+          <w:highlight w:val="none"/>
+          <w:lang w:val="en-IE" w:bidi="en-IE"/>
+        </w:rPr>
+      </w:r>
+      <w:r>
+        <w:rPr>
+          <w:sz w:val="22"/>
+          <w:szCs w:val="22"/>
+          <w:highlight w:val="none"/>
+          <w:lang w:val="en-IE"/>
+        </w:rPr>
+      </w:r>
+    </w:p>
+    <w:p>
+      <w:pPr>
+        <w:pStyle w:val="668"/>
+        <w:numPr>
+          <w:ilvl w:val="1"/>
+          <w:numId w:val="4"/>
+        </w:numPr>
+        <w:pBdr/>
+        <w:spacing/>
+        <w:ind/>
+        <w:rPr>
+          <w:sz w:val="22"/>
+          <w:szCs w:val="22"/>
+          <w:highlight w:val="none"/>
+          <w:lang w:val="en-IE"/>
+        </w:rPr>
+      </w:pPr>
+      <w:r>
+        <w:rPr>
+          <w:sz w:val="22"/>
+          <w:szCs w:val="22"/>
+          <w:highlight w:val="none"/>
+          <w:lang w:val="en-IE"/>
+        </w:rPr>
+        <w:t xml:space="preserve">Institutional reforms</w:t>
+      </w:r>
+      <w:r>
+        <w:rPr>
+          <w:sz w:val="22"/>
+          <w:szCs w:val="22"/>
+          <w:highlight w:val="none"/>
+          <w:lang w:val="en-IE"/>
+        </w:rPr>
+      </w:r>
+    </w:p>
+    <w:p>
+      <w:pPr>
+        <w:pStyle w:val="668"/>
+        <w:numPr>
+          <w:ilvl w:val="2"/>
+          <w:numId w:val="4"/>
+        </w:numPr>
+        <w:pBdr/>
+        <w:spacing/>
+        <w:ind/>
+        <w:rPr>
+          <w:sz w:val="22"/>
+          <w:szCs w:val="22"/>
+          <w:highlight w:val="none"/>
+          <w:lang w:val="en-IE"/>
+        </w:rPr>
+      </w:pPr>
+      <w:r>
+        <w:rPr>
+          <w:sz w:val="22"/>
+          <w:szCs w:val="22"/>
+          <w:highlight w:val="none"/>
+          <w:lang w:val="en-IE"/>
+        </w:rPr>
+        <w:t xml:space="preserve">Adressal of leading causes of violence</w:t>
+      </w:r>
+      <w:r>
+        <w:rPr>
+          <w:sz w:val="22"/>
+          <w:szCs w:val="22"/>
+          <w:highlight w:val="none"/>
+          <w:lang w:val="en-IE"/>
+        </w:rPr>
+      </w:r>
+    </w:p>
+    <w:p>
+      <w:pPr>
+        <w:pStyle w:val="668"/>
+        <w:numPr>
+          <w:ilvl w:val="1"/>
+          <w:numId w:val="4"/>
+        </w:numPr>
+        <w:pBdr/>
+        <w:spacing/>
+        <w:ind/>
+        <w:rPr>
+          <w:sz w:val="22"/>
+          <w:szCs w:val="22"/>
+          <w:highlight w:val="none"/>
+          <w:lang w:val="en-IE"/>
+        </w:rPr>
+      </w:pPr>
+      <w:r>
+        <w:rPr>
+          <w:sz w:val="22"/>
+          <w:szCs w:val="22"/>
+          <w:highlight w:val="none"/>
+          <w:lang w:val="en-IE" w:bidi="en-IE"/>
+        </w:rPr>
+      </w:r>
+      <w:r>
+        <w:rPr>
+          <w:sz w:val="22"/>
+          <w:szCs w:val="22"/>
+          <w:highlight w:val="none"/>
+          <w:lang w:val="en-IE"/>
+        </w:rPr>
+        <w:t xml:space="preserve">()</w:t>
+      </w:r>
+      <w:r>
+        <w:rPr>
+          <w:sz w:val="22"/>
+          <w:szCs w:val="22"/>
+          <w:highlight w:val="none"/>
+          <w:lang w:val="en-IE"/>
+        </w:rPr>
+      </w:r>
+    </w:p>
+    <w:p>
+      <w:pPr>
+        <w:pStyle w:val="668"/>
+        <w:numPr>
+          <w:ilvl w:val="1"/>
+          <w:numId w:val="4"/>
+        </w:numPr>
+        <w:pBdr/>
+        <w:spacing/>
+        <w:ind/>
+        <w:rPr>
+          <w:sz w:val="22"/>
+          <w:szCs w:val="22"/>
+          <w:highlight w:val="none"/>
+          <w:lang w:val="en-IE"/>
+        </w:rPr>
+      </w:pPr>
+      <w:r>
+        <w:rPr>
+          <w:sz w:val="22"/>
+          <w:szCs w:val="22"/>
+          <w:highlight w:val="none"/>
+          <w:lang w:val="en-IE"/>
         </w:rPr>
         <w:t xml:space="preserve">Reactions of key actors</w:t>
       </w:r>
@@ -605,9 +1008,227 @@
     </w:p>
     <w:p>
       <w:pPr>
-        <w:pBdr/>
-        <w:spacing/>
-        <w:ind w:firstLine="0" w:left="709"/>
+        <w:pStyle w:val="668"/>
+        <w:numPr>
+          <w:ilvl w:val="0"/>
+          <w:numId w:val="4"/>
+        </w:numPr>
+        <w:pBdr/>
+        <w:spacing/>
+        <w:ind/>
+        <w:rPr>
+          <w:sz w:val="22"/>
+          <w:szCs w:val="22"/>
+          <w:highlight w:val="none"/>
+          <w:lang w:val="en-IE"/>
+        </w:rPr>
+      </w:pPr>
+      <w:r>
+        <w:rPr>
+          <w:sz w:val="22"/>
+          <w:szCs w:val="22"/>
+          <w:highlight w:val="none"/>
+          <w:lang w:val="en-IE" w:bidi="en-IE"/>
+        </w:rPr>
+      </w:r>
+      <w:r>
+        <w:rPr>
+          <w:sz w:val="22"/>
+          <w:szCs w:val="22"/>
+          <w:highlight w:val="none"/>
+          <w:lang w:val="en-IE"/>
+        </w:rPr>
+        <w:t xml:space="preserve">Political Instability after 1998</w:t>
+      </w:r>
+      <w:r>
+        <w:rPr>
+          <w:sz w:val="22"/>
+          <w:szCs w:val="22"/>
+          <w:highlight w:val="none"/>
+          <w:lang w:val="en-IE"/>
+        </w:rPr>
+      </w:r>
+    </w:p>
+    <w:p>
+      <w:pPr>
+        <w:pStyle w:val="668"/>
+        <w:numPr>
+          <w:ilvl w:val="1"/>
+          <w:numId w:val="4"/>
+        </w:numPr>
+        <w:pBdr/>
+        <w:spacing/>
+        <w:ind/>
+        <w:rPr>
+          <w:sz w:val="22"/>
+          <w:szCs w:val="22"/>
+          <w:highlight w:val="none"/>
+          <w:lang w:val="en-IE"/>
+        </w:rPr>
+      </w:pPr>
+      <w:r>
+        <w:rPr>
+          <w:sz w:val="22"/>
+          <w:szCs w:val="22"/>
+          <w:highlight w:val="none"/>
+          <w:lang w:val="en-IE"/>
+        </w:rPr>
+        <w:t xml:space="preserve">Periods of institutional crisis</w:t>
+      </w:r>
+      <w:r>
+        <w:rPr>
+          <w:sz w:val="22"/>
+          <w:szCs w:val="22"/>
+          <w:highlight w:val="none"/>
+          <w:lang w:val="en-IE"/>
+        </w:rPr>
+      </w:r>
+    </w:p>
+    <w:p>
+      <w:pPr>
+        <w:pStyle w:val="668"/>
+        <w:numPr>
+          <w:ilvl w:val="0"/>
+          <w:numId w:val="4"/>
+        </w:numPr>
+        <w:pBdr/>
+        <w:spacing/>
+        <w:ind/>
+        <w:rPr>
+          <w:sz w:val="22"/>
+          <w:szCs w:val="22"/>
+          <w:highlight w:val="none"/>
+          <w:lang w:val="en-IE"/>
+        </w:rPr>
+      </w:pPr>
+      <w:r>
+        <w:rPr>
+          <w:sz w:val="22"/>
+          <w:szCs w:val="22"/>
+          <w:highlight w:val="none"/>
+          <w:lang w:val="en-IE"/>
+        </w:rPr>
+        <w:t xml:space="preserve">Evaluation</w:t>
+      </w:r>
+      <w:r>
+        <w:rPr>
+          <w:sz w:val="22"/>
+          <w:szCs w:val="22"/>
+          <w:highlight w:val="none"/>
+          <w:lang w:val="en-IE"/>
+        </w:rPr>
+      </w:r>
+    </w:p>
+    <w:p>
+      <w:pPr>
+        <w:pStyle w:val="668"/>
+        <w:numPr>
+          <w:ilvl w:val="1"/>
+          <w:numId w:val="4"/>
+        </w:numPr>
+        <w:pBdr/>
+        <w:spacing/>
+        <w:ind/>
+        <w:rPr>
+          <w:sz w:val="22"/>
+          <w:szCs w:val="22"/>
+          <w:highlight w:val="none"/>
+          <w:lang w:val="en-IE"/>
+        </w:rPr>
+      </w:pPr>
+      <w:r>
+        <w:rPr>
+          <w:sz w:val="22"/>
+          <w:szCs w:val="22"/>
+          <w:highlight w:val="none"/>
+          <w:lang w:val="en-IE"/>
+        </w:rPr>
+        <w:t xml:space="preserve">Weighing the achievements</w:t>
+      </w:r>
+      <w:r>
+        <w:rPr>
+          <w:sz w:val="22"/>
+          <w:szCs w:val="22"/>
+          <w:highlight w:val="none"/>
+          <w:lang w:val="en-IE"/>
+        </w:rPr>
+      </w:r>
+    </w:p>
+    <w:p>
+      <w:pPr>
+        <w:pStyle w:val="668"/>
+        <w:numPr>
+          <w:ilvl w:val="1"/>
+          <w:numId w:val="4"/>
+        </w:numPr>
+        <w:pBdr/>
+        <w:spacing/>
+        <w:ind/>
+        <w:rPr>
+          <w:sz w:val="22"/>
+          <w:szCs w:val="22"/>
+          <w:highlight w:val="none"/>
+          <w:lang w:val="en-IE"/>
+        </w:rPr>
+      </w:pPr>
+      <w:r>
+        <w:rPr>
+          <w:sz w:val="22"/>
+          <w:szCs w:val="22"/>
+          <w:highlight w:val="none"/>
+          <w:lang w:val="en-IE"/>
+        </w:rPr>
+        <w:t xml:space="preserve">Weighing the weakneses</w:t>
+      </w:r>
+      <w:r>
+        <w:rPr>
+          <w:sz w:val="22"/>
+          <w:szCs w:val="22"/>
+          <w:highlight w:val="none"/>
+          <w:lang w:val="en-IE"/>
+        </w:rPr>
+      </w:r>
+    </w:p>
+    <w:p>
+      <w:pPr>
+        <w:pStyle w:val="668"/>
+        <w:numPr>
+          <w:ilvl w:val="1"/>
+          <w:numId w:val="4"/>
+        </w:numPr>
+        <w:pBdr/>
+        <w:spacing/>
+        <w:ind/>
+        <w:rPr>
+          <w:sz w:val="22"/>
+          <w:szCs w:val="22"/>
+          <w:highlight w:val="none"/>
+          <w:lang w:val="en-IE"/>
+        </w:rPr>
+      </w:pPr>
+      <w:r>
+        <w:rPr>
+          <w:sz w:val="22"/>
+          <w:szCs w:val="22"/>
+          <w:highlight w:val="none"/>
+          <w:lang w:val="en-IE"/>
+        </w:rPr>
+        <w:t xml:space="preserve">Final judgement</w:t>
+      </w:r>
+      <w:r>
+        <w:rPr>
+          <w:sz w:val="22"/>
+          <w:szCs w:val="22"/>
+          <w:highlight w:val="none"/>
+          <w:lang w:val="en-IE"/>
+        </w:rPr>
+      </w:r>
+    </w:p>
+    <w:p>
+      <w:pPr>
+        <w:pBdr/>
+        <w:spacing/>
+        <w:ind/>
         <w:rPr>
           <w:sz w:val="22"/>
           <w:szCs w:val="22"/>
@@ -643,11 +1264,12 @@
     <w:sectPr>
       <w:headerReference w:type="default" r:id="rId9"/>
       <w:headerReference w:type="first" r:id="rId10"/>
-      <w:footerReference w:type="first" r:id="rId11"/>
+      <w:footerReference w:type="default" r:id="rId11"/>
+      <w:footerReference w:type="first" r:id="rId12"/>
       <w:footnotePr/>
       <w:endnotePr/>
       <w:type w:val="nextPage"/>
-      <w:pgSz w:h="15840" w:orient="portrait" w:w="12240"/>
+      <w:pgSz w:h="16838" w:orient="portrait" w:w="11906"/>
       <w:pgMar w:top="1440" w:right="1440" w:bottom="1440" w:left="1440" w:header="504" w:footer="720" w:gutter="0"/>
       <w:cols w:num="1" w:sep="0" w:space="720" w:equalWidth="1"/>
     </w:sectPr>
@@ -691,6 +1313,82 @@
 </file>
 
 <file path=word/footer1.xml><?xml version="1.0" encoding="utf-8"?>
+<w:ftr xmlns:wpc="http://schemas.microsoft.com/office/word/2010/wordprocessingCanvas" xmlns:mc="http://schemas.openxmlformats.org/markup-compatibility/2006" xmlns:o="urn:schemas-microsoft-com:office:office" xmlns:r="http://schemas.openxmlformats.org/officeDocument/2006/relationships" xmlns:m="http://schemas.openxmlformats.org/officeDocument/2006/math" xmlns:v="urn:schemas-microsoft-com:vml" xmlns:wp14="http://schemas.microsoft.com/office/word/2010/wordprocessingDrawing" xmlns:wp="http://schemas.openxmlformats.org/drawingml/2006/wordprocessingDrawing" xmlns:w10="urn:schemas-microsoft-com:office:word" xmlns:w="http://schemas.openxmlformats.org/wordprocessingml/2006/main" xmlns:w14="http://schemas.microsoft.com/office/word/2010/wordml" xmlns:w15="http://schemas.microsoft.com/office/word/2012/wordml" xmlns:wpg="http://schemas.microsoft.com/office/word/2010/wordprocessingGroup" xmlns:wpi="http://schemas.microsoft.com/office/word/2010/wordprocessingInk" xmlns:wne="http://schemas.microsoft.com/office/word/2006/wordml" xmlns:a="http://schemas.openxmlformats.org/drawingml/2006/main" xmlns:wps="http://schemas.microsoft.com/office/word/2010/wordprocessingShape" mc:Ignorable="w14 w15 wp14">
+  <w:p>
+    <w:pPr>
+      <w:pStyle w:val="178"/>
+      <w:pBdr/>
+      <w:spacing/>
+      <w:ind/>
+      <w:rPr>
+        <w:highlight w:val="none"/>
+        <w:lang w:val="de-DE"/>
+      </w:rPr>
+    </w:pPr>
+    <w:r>
+      <w:rPr>
+        <w:lang w:val="de-DE"/>
+      </w:rPr>
+      <w:t xml:space="preserve">Alexander Heering &amp;</w:t>
+    </w:r>
+    <w:r>
+      <w:rPr>
+        <w:highlight w:val="none"/>
+        <w:lang w:val="de-DE"/>
+      </w:rPr>
+    </w:r>
+    <w:r>
+      <w:rPr>
+        <w:highlight w:val="none"/>
+        <w:lang w:val="de-DE"/>
+      </w:rPr>
+    </w:r>
+  </w:p>
+  <w:p>
+    <w:pPr>
+      <w:pStyle w:val="178"/>
+      <w:pBdr/>
+      <w:spacing/>
+      <w:ind/>
+      <w:rPr>
+        <w:color w:val="000000" w:themeColor="text1"/>
+        <w:highlight w:val="none"/>
+      </w:rPr>
+    </w:pPr>
+    <w:r>
+      <w:rPr>
+        <w:highlight w:val="none"/>
+        <w:lang w:val="de-DE" w:bidi="de-DE"/>
+      </w:rPr>
+      <w:t xml:space="preserve">Leander Kühnel</w:t>
+      <w:tab/>
+      <w:tab/>
+    </w:r>
+    <w:r>
+      <w:rPr>
+        <w:color w:val="000000" w:themeColor="text1"/>
+        <w:highlight w:val="none"/>
+        <w:lang w:val="de-DE" w:bidi="de-DE"/>
+      </w:rPr>
+      <w:t xml:space="preserve">1</w:t>
+    </w:r>
+    <w:r>
+      <w:rPr>
+        <w:color w:val="000000" w:themeColor="text1"/>
+      </w:rPr>
+    </w:r>
+    <w:r>
+      <w:rPr>
+        <w:color w:val="000000" w:themeColor="text1"/>
+        <w:highlight w:val="none"/>
+        <w:lang w:val="de-DE"/>
+      </w:rPr>
+    </w:r>
+  </w:p>
+</w:ftr>
+</file>
+
+<file path=word/footer2.xml><?xml version="1.0" encoding="utf-8"?>
 <w:ftr xmlns:wpc="http://schemas.microsoft.com/office/word/2010/wordprocessingCanvas" xmlns:mc="http://schemas.openxmlformats.org/markup-compatibility/2006" xmlns:o="urn:schemas-microsoft-com:office:office" xmlns:r="http://schemas.openxmlformats.org/officeDocument/2006/relationships" xmlns:m="http://schemas.openxmlformats.org/officeDocument/2006/math" xmlns:v="urn:schemas-microsoft-com:vml" xmlns:wp14="http://schemas.microsoft.com/office/word/2010/wordprocessingDrawing" xmlns:wp="http://schemas.openxmlformats.org/drawingml/2006/wordprocessingDrawing" xmlns:w10="urn:schemas-microsoft-com:office:word" xmlns:w="http://schemas.openxmlformats.org/wordprocessingml/2006/main" xmlns:w14="http://schemas.microsoft.com/office/word/2010/wordml" xmlns:w15="http://schemas.microsoft.com/office/word/2012/wordml" xmlns:wpg="http://schemas.microsoft.com/office/word/2010/wordprocessingGroup" xmlns:wpi="http://schemas.microsoft.com/office/word/2010/wordprocessingInk" xmlns:wne="http://schemas.microsoft.com/office/word/2006/wordml" xmlns:a="http://schemas.openxmlformats.org/drawingml/2006/main" xmlns:wps="http://schemas.microsoft.com/office/word/2010/wordprocessingShape" mc:Ignorable="w14 w15 wp14">
   <w:p>
     <w:pPr>

--- a/5PK.docx
+++ b/5PK.docx
@@ -4,7 +4,7 @@
   <w:body>
     <w:p>
       <w:pPr>
-        <w:pStyle w:val="140"/>
+        <w:pStyle w:val="893"/>
         <w:pBdr/>
         <w:spacing/>
         <w:ind/>
@@ -50,7 +50,7 @@
     </w:p>
     <w:p>
       <w:pPr>
-        <w:pStyle w:val="144"/>
+        <w:pStyle w:val="897"/>
         <w:pBdr/>
         <w:spacing/>
         <w:ind/>
@@ -89,7 +89,7 @@
         <w:rPr>
           <w:sz w:val="28"/>
           <w:szCs w:val="28"/>
-          <w:lang w:val="en-IE" w:bidi="en-IE"/>
+          <w:lang w:val="en-IE"/>
         </w:rPr>
       </w:r>
       <w:r>
@@ -150,7 +150,7 @@
           <w:sz w:val="22"/>
           <w:szCs w:val="22"/>
           <w:highlight w:val="none"/>
-          <w:lang w:val="en-IE" w:bidi="en-IE"/>
+          <w:lang w:val="en-IE"/>
         </w:rPr>
       </w:r>
       <w:r>
@@ -165,7 +165,7 @@
     <w:p>
       <w:pPr>
         <w:pBdr/>
-        <w:spacing w:line="240" w:lineRule="auto"/>
+        <w:spacing w:line="360" w:lineRule="auto"/>
         <w:ind/>
         <w:rPr>
           <w:b w:val="0"/>
@@ -209,7 +209,7 @@
           <w:sz w:val="22"/>
           <w:szCs w:val="22"/>
           <w:highlight w:val="none"/>
-          <w:lang w:val="en-IE" w:bidi="en-IE"/>
+          <w:lang w:val="en-IE"/>
         </w:rPr>
       </w:r>
       <w:r>
@@ -226,7 +226,7 @@
     <w:p>
       <w:pPr>
         <w:pBdr/>
-        <w:spacing w:line="240" w:lineRule="auto"/>
+        <w:spacing w:line="360" w:lineRule="auto"/>
         <w:ind/>
         <w:rPr>
           <w:b w:val="0"/>
@@ -274,12 +274,7 @@
           <w:lang w:val="en-IE" w:bidi="en-IE"/>
         </w:rPr>
       </w:r>
-    </w:p>
-    <w:p>
-      <w:pPr>
-        <w:pBdr/>
-        <w:spacing w:line="240" w:lineRule="auto"/>
-        <w:ind/>
+      <w:r>
         <w:rPr>
           <w:b w:val="0"/>
           <w:bCs w:val="0"/>
@@ -288,17 +283,22 @@
           <w:highlight w:val="none"/>
           <w:lang w:val="en-IE"/>
         </w:rPr>
-      </w:pPr>
-      <w:r>
+      </w:r>
+    </w:p>
+    <w:p>
+      <w:pPr>
+        <w:pBdr/>
+        <w:spacing w:line="360" w:lineRule="auto"/>
+        <w:ind/>
         <w:rPr>
           <w:b w:val="0"/>
           <w:bCs w:val="0"/>
           <w:sz w:val="22"/>
           <w:szCs w:val="22"/>
           <w:highlight w:val="none"/>
-          <w:lang w:val="en-IE" w:bidi="en-IE"/>
+          <w:lang w:val="en-IE"/>
         </w:rPr>
-      </w:r>
+      </w:pPr>
       <w:r>
         <w:rPr>
           <w:b w:val="0"/>
@@ -319,11 +319,21 @@
           <w:lang w:val="en-IE"/>
         </w:rPr>
       </w:r>
+      <w:r>
+        <w:rPr>
+          <w:b w:val="0"/>
+          <w:bCs w:val="0"/>
+          <w:sz w:val="22"/>
+          <w:szCs w:val="22"/>
+          <w:highlight w:val="none"/>
+          <w:lang w:val="en-IE"/>
+        </w:rPr>
+      </w:r>
     </w:p>
     <w:p>
       <w:pPr>
         <w:pBdr/>
-        <w:spacing w:line="240" w:lineRule="auto"/>
+        <w:spacing w:line="360" w:lineRule="auto"/>
         <w:ind/>
         <w:rPr>
           <w:b w:val="0"/>
@@ -368,7 +378,7 @@
           <w:sz w:val="22"/>
           <w:szCs w:val="22"/>
           <w:highlight w:val="none"/>
-          <w:lang w:val="en-IE" w:bidi="en-IE"/>
+          <w:lang w:val="en-IE"/>
         </w:rPr>
       </w:r>
       <w:r>
@@ -385,7 +395,7 @@
     <w:p>
       <w:pPr>
         <w:pBdr/>
-        <w:spacing w:line="240" w:lineRule="auto"/>
+        <w:spacing w:line="360" w:lineRule="auto"/>
         <w:ind/>
         <w:rPr>
           <w:b w:val="0"/>
@@ -450,7 +460,7 @@
           <w:sz w:val="22"/>
           <w:szCs w:val="22"/>
           <w:highlight w:val="none"/>
-          <w:lang w:val="en-IE" w:bidi="en-IE"/>
+          <w:lang w:val="en-IE"/>
         </w:rPr>
       </w:r>
       <w:r>
@@ -467,12 +477,17 @@
     <w:p>
       <w:pPr>
         <w:pBdr/>
-        <w:spacing/>
+        <w:spacing w:line="360" w:lineRule="auto"/>
         <w:ind/>
         <w:rPr>
           <w:lang w:val="en-IE"/>
         </w:rPr>
       </w:pPr>
+      <w:r>
+        <w:rPr>
+          <w:lang w:val="en-IE"/>
+        </w:rPr>
+      </w:r>
       <w:r>
         <w:rPr>
           <w:lang w:val="en-IE"/>
@@ -487,11 +502,85 @@
     <w:p>
       <w:pPr>
         <w:pBdr/>
-        <w:spacing/>
+        <w:spacing w:line="360" w:lineRule="auto"/>
         <w:ind/>
         <w:rPr>
           <w:sz w:val="22"/>
           <w:szCs w:val="22"/>
+          <w:highlight w:val="none"/>
+          <w:lang w:val="en-IE"/>
+        </w:rPr>
+      </w:pPr>
+      <w:r>
+        <w:rPr>
+          <w:sz w:val="28"/>
+          <w:szCs w:val="28"/>
+          <w:highlight w:val="none"/>
+          <w:lang w:val="en-IE"/>
+        </w:rPr>
+      </w:r>
+      <w:r>
+        <w:rPr>
+          <w:sz w:val="28"/>
+          <w:szCs w:val="28"/>
+          <w:highlight w:val="none"/>
+          <w:lang w:val="en-IE"/>
+        </w:rPr>
+      </w:r>
+      <w:r>
+        <w:rPr>
+          <w:sz w:val="28"/>
+          <w:szCs w:val="28"/>
+          <w:highlight w:val="none"/>
+          <w:lang w:val="en-IE"/>
+        </w:rPr>
+      </w:r>
+    </w:p>
+    <w:p>
+      <w:pPr>
+        <w:pBdr/>
+        <w:spacing w:line="360" w:lineRule="auto"/>
+        <w:ind/>
+        <w:rPr>
+          <w:sz w:val="28"/>
+          <w:szCs w:val="28"/>
+          <w:highlight w:val="none"/>
+          <w:lang w:val="en-IE"/>
+        </w:rPr>
+      </w:pPr>
+      <w:r>
+        <w:rPr>
+          <w:sz w:val="28"/>
+          <w:szCs w:val="28"/>
+          <w:highlight w:val="none"/>
+          <w:lang w:val="en-IE"/>
+        </w:rPr>
+      </w:r>
+      <w:r>
+        <w:rPr>
+          <w:sz w:val="28"/>
+          <w:szCs w:val="28"/>
+          <w:highlight w:val="none"/>
+          <w:lang w:val="en-IE"/>
+        </w:rPr>
+      </w:r>
+      <w:r>
+        <w:rPr>
+          <w:sz w:val="28"/>
+          <w:szCs w:val="28"/>
+          <w:highlight w:val="none"/>
+          <w:lang w:val="en-IE"/>
+        </w:rPr>
+      </w:r>
+    </w:p>
+    <w:p>
+      <w:pPr>
+        <w:pBdr/>
+        <w:spacing w:line="360" w:lineRule="auto"/>
+        <w:ind/>
+        <w:rPr>
+          <w:sz w:val="28"/>
+          <w:szCs w:val="28"/>
           <w:highlight w:val="none"/>
           <w:lang w:val="en-IE"/>
         </w:rPr>
@@ -515,7 +604,8 @@
         <w:rPr>
           <w:sz w:val="22"/>
           <w:szCs w:val="22"/>
-          <w:lang w:val="en-IE" w:bidi="en-IE"/>
+          <w:highlight w:val="none"/>
+          <w:lang w:val="en-IE"/>
         </w:rPr>
       </w:r>
       <w:r>
@@ -529,13 +619,13 @@
     </w:p>
     <w:p>
       <w:pPr>
-        <w:pStyle w:val="668"/>
+        <w:pStyle w:val="955"/>
         <w:numPr>
           <w:ilvl w:val="0"/>
           <w:numId w:val="4"/>
         </w:numPr>
         <w:pBdr/>
-        <w:spacing/>
+        <w:spacing w:line="360" w:lineRule="auto"/>
         <w:ind/>
         <w:rPr>
           <w:sz w:val="22"/>
@@ -561,33 +651,6 @@
           <w:lang w:val="en-IE"/>
         </w:rPr>
       </w:r>
-    </w:p>
-    <w:p>
-      <w:pPr>
-        <w:pStyle w:val="668"/>
-        <w:numPr>
-          <w:ilvl w:val="1"/>
-          <w:numId w:val="4"/>
-        </w:numPr>
-        <w:pBdr/>
-        <w:spacing/>
-        <w:ind/>
-        <w:rPr>
-          <w:sz w:val="22"/>
-          <w:szCs w:val="22"/>
-          <w:highlight w:val="none"/>
-          <w:lang w:val="en-IE"/>
-        </w:rPr>
-      </w:pPr>
-      <w:r>
-        <w:rPr>
-          <w:sz w:val="22"/>
-          <w:szCs w:val="22"/>
-          <w:highlight w:val="none"/>
-          <w:lang w:val="en-IE"/>
-        </w:rPr>
-        <w:t xml:space="preserve">Defining the leading question</w:t>
-      </w:r>
       <w:r>
         <w:rPr>
           <w:sz w:val="22"/>
@@ -599,48 +662,13 @@
     </w:p>
     <w:p>
       <w:pPr>
-        <w:pStyle w:val="668"/>
-        <w:numPr>
-          <w:ilvl w:val="1"/>
-          <w:numId w:val="4"/>
-        </w:numPr>
-        <w:pBdr/>
-        <w:spacing/>
-        <w:ind/>
-        <w:rPr>
-          <w:sz w:val="22"/>
-          <w:szCs w:val="22"/>
-          <w:highlight w:val="none"/>
-          <w:lang w:val="en-IE"/>
-        </w:rPr>
-      </w:pPr>
-      <w:r>
-        <w:rPr>
-          <w:sz w:val="22"/>
-          <w:szCs w:val="22"/>
-          <w:highlight w:val="none"/>
-          <w:lang w:val="en-IE"/>
-        </w:rPr>
-        <w:t xml:space="preserve">Particular focus and why</w:t>
-      </w:r>
-      <w:r>
-        <w:rPr>
-          <w:sz w:val="22"/>
-          <w:szCs w:val="22"/>
-          <w:highlight w:val="none"/>
-          <w:lang w:val="en-IE"/>
-        </w:rPr>
-      </w:r>
-    </w:p>
-    <w:p>
-      <w:pPr>
-        <w:pStyle w:val="668"/>
+        <w:pStyle w:val="955"/>
         <w:numPr>
           <w:ilvl w:val="0"/>
           <w:numId w:val="4"/>
         </w:numPr>
         <w:pBdr/>
-        <w:spacing/>
+        <w:spacing w:line="360" w:lineRule="auto"/>
         <w:ind/>
         <w:rPr>
           <w:sz w:val="22"/>
@@ -666,33 +694,6 @@
           <w:lang w:val="en-IE"/>
         </w:rPr>
       </w:r>
-    </w:p>
-    <w:p>
-      <w:pPr>
-        <w:pStyle w:val="668"/>
-        <w:numPr>
-          <w:ilvl w:val="1"/>
-          <w:numId w:val="4"/>
-        </w:numPr>
-        <w:pBdr/>
-        <w:spacing/>
-        <w:ind/>
-        <w:rPr>
-          <w:sz w:val="22"/>
-          <w:szCs w:val="22"/>
-          <w:highlight w:val="none"/>
-          <w:lang w:val="en-IE"/>
-        </w:rPr>
-      </w:pPr>
-      <w:r>
-        <w:rPr>
-          <w:sz w:val="22"/>
-          <w:szCs w:val="22"/>
-          <w:highlight w:val="none"/>
-          <w:lang w:val="en-IE"/>
-        </w:rPr>
-        <w:t xml:space="preserve">Structural causes of the Troubles</w:t>
-      </w:r>
       <w:r>
         <w:rPr>
           <w:sz w:val="22"/>
@@ -704,48 +705,13 @@
     </w:p>
     <w:p>
       <w:pPr>
-        <w:pStyle w:val="668"/>
-        <w:numPr>
-          <w:ilvl w:val="1"/>
-          <w:numId w:val="4"/>
-        </w:numPr>
-        <w:pBdr/>
-        <w:spacing/>
-        <w:ind/>
-        <w:rPr>
-          <w:sz w:val="22"/>
-          <w:szCs w:val="22"/>
-          <w:highlight w:val="none"/>
-          <w:lang w:val="en-IE"/>
-        </w:rPr>
-      </w:pPr>
-      <w:r>
-        <w:rPr>
-          <w:sz w:val="22"/>
-          <w:szCs w:val="22"/>
-          <w:highlight w:val="none"/>
-          <w:lang w:val="en-IE"/>
-        </w:rPr>
-        <w:t xml:space="preserve">Main actors during the conflict</w:t>
-      </w:r>
-      <w:r>
-        <w:rPr>
-          <w:sz w:val="22"/>
-          <w:szCs w:val="22"/>
-          <w:highlight w:val="none"/>
-          <w:lang w:val="en-IE"/>
-        </w:rPr>
-      </w:r>
-    </w:p>
-    <w:p>
-      <w:pPr>
-        <w:pStyle w:val="668"/>
+        <w:pStyle w:val="955"/>
         <w:numPr>
           <w:ilvl w:val="0"/>
           <w:numId w:val="4"/>
         </w:numPr>
         <w:pBdr/>
-        <w:spacing/>
+        <w:spacing w:line="360" w:lineRule="auto"/>
         <w:ind/>
         <w:rPr>
           <w:sz w:val="22"/>
@@ -771,41 +737,6 @@
           <w:lang w:val="en-IE"/>
         </w:rPr>
       </w:r>
-    </w:p>
-    <w:p>
-      <w:pPr>
-        <w:pStyle w:val="668"/>
-        <w:numPr>
-          <w:ilvl w:val="1"/>
-          <w:numId w:val="4"/>
-        </w:numPr>
-        <w:pBdr/>
-        <w:spacing/>
-        <w:ind/>
-        <w:rPr>
-          <w:sz w:val="22"/>
-          <w:szCs w:val="22"/>
-          <w:highlight w:val="none"/>
-          <w:lang w:val="en-IE"/>
-        </w:rPr>
-      </w:pPr>
-      <w:r>
-        <w:rPr>
-          <w:sz w:val="22"/>
-          <w:szCs w:val="22"/>
-          <w:highlight w:val="none"/>
-          <w:lang w:val="en-IE"/>
-        </w:rPr>
-        <w:t xml:space="preserve">Core provisions</w:t>
-      </w:r>
-      <w:r>
-        <w:rPr>
-          <w:sz w:val="22"/>
-          <w:szCs w:val="22"/>
-          <w:highlight w:val="none"/>
-          <w:lang w:val="en-IE" w:bidi="en-IE"/>
-        </w:rPr>
-      </w:r>
       <w:r>
         <w:rPr>
           <w:sz w:val="22"/>
@@ -817,204 +748,13 @@
     </w:p>
     <w:p>
       <w:pPr>
-        <w:pStyle w:val="668"/>
-        <w:numPr>
-          <w:ilvl w:val="1"/>
-          <w:numId w:val="4"/>
-        </w:numPr>
-        <w:pBdr/>
-        <w:spacing/>
-        <w:ind/>
-        <w:rPr>
-          <w:sz w:val="22"/>
-          <w:szCs w:val="22"/>
-          <w:highlight w:val="none"/>
-          <w:lang w:val="en-IE"/>
-        </w:rPr>
-      </w:pPr>
-      <w:r>
-        <w:rPr>
-          <w:sz w:val="22"/>
-          <w:szCs w:val="22"/>
-          <w:highlight w:val="none"/>
-          <w:lang w:val="en-IE"/>
-        </w:rPr>
-        <w:t xml:space="preserve">Influence of key actors on the contents of the agreement</w:t>
-      </w:r>
-      <w:r>
-        <w:rPr>
-          <w:sz w:val="22"/>
-          <w:szCs w:val="22"/>
-          <w:highlight w:val="none"/>
-          <w:lang w:val="en-IE" w:bidi="en-IE"/>
-        </w:rPr>
-      </w:r>
-      <w:r>
-        <w:rPr>
-          <w:sz w:val="22"/>
-          <w:szCs w:val="22"/>
-          <w:highlight w:val="none"/>
-          <w:lang w:val="en-IE"/>
-        </w:rPr>
-      </w:r>
-    </w:p>
-    <w:p>
-      <w:pPr>
-        <w:pStyle w:val="668"/>
-        <w:numPr>
-          <w:ilvl w:val="1"/>
-          <w:numId w:val="4"/>
-        </w:numPr>
-        <w:pBdr/>
-        <w:spacing/>
-        <w:ind/>
-        <w:rPr>
-          <w:sz w:val="22"/>
-          <w:szCs w:val="22"/>
-          <w:highlight w:val="none"/>
-          <w:lang w:val="en-IE"/>
-        </w:rPr>
-      </w:pPr>
-      <w:r>
-        <w:rPr>
-          <w:sz w:val="22"/>
-          <w:szCs w:val="22"/>
-          <w:highlight w:val="none"/>
-          <w:lang w:val="en-IE"/>
-        </w:rPr>
-        <w:t xml:space="preserve">Institutional reforms</w:t>
-      </w:r>
-      <w:r>
-        <w:rPr>
-          <w:sz w:val="22"/>
-          <w:szCs w:val="22"/>
-          <w:highlight w:val="none"/>
-          <w:lang w:val="en-IE"/>
-        </w:rPr>
-      </w:r>
-    </w:p>
-    <w:p>
-      <w:pPr>
-        <w:pStyle w:val="668"/>
-        <w:numPr>
-          <w:ilvl w:val="2"/>
-          <w:numId w:val="4"/>
-        </w:numPr>
-        <w:pBdr/>
-        <w:spacing/>
-        <w:ind/>
-        <w:rPr>
-          <w:sz w:val="22"/>
-          <w:szCs w:val="22"/>
-          <w:highlight w:val="none"/>
-          <w:lang w:val="en-IE"/>
-        </w:rPr>
-      </w:pPr>
-      <w:r>
-        <w:rPr>
-          <w:sz w:val="22"/>
-          <w:szCs w:val="22"/>
-          <w:highlight w:val="none"/>
-          <w:lang w:val="en-IE"/>
-        </w:rPr>
-        <w:t xml:space="preserve">Adressal of leading causes of violence</w:t>
-      </w:r>
-      <w:r>
-        <w:rPr>
-          <w:sz w:val="22"/>
-          <w:szCs w:val="22"/>
-          <w:highlight w:val="none"/>
-          <w:lang w:val="en-IE"/>
-        </w:rPr>
-      </w:r>
-    </w:p>
-    <w:p>
-      <w:pPr>
-        <w:pStyle w:val="668"/>
-        <w:numPr>
-          <w:ilvl w:val="1"/>
-          <w:numId w:val="4"/>
-        </w:numPr>
-        <w:pBdr/>
-        <w:spacing/>
-        <w:ind/>
-        <w:rPr>
-          <w:sz w:val="22"/>
-          <w:szCs w:val="22"/>
-          <w:highlight w:val="none"/>
-          <w:lang w:val="en-IE"/>
-        </w:rPr>
-      </w:pPr>
-      <w:r>
-        <w:rPr>
-          <w:sz w:val="22"/>
-          <w:szCs w:val="22"/>
-          <w:highlight w:val="none"/>
-          <w:lang w:val="en-IE" w:bidi="en-IE"/>
-        </w:rPr>
-      </w:r>
-      <w:r>
-        <w:rPr>
-          <w:sz w:val="22"/>
-          <w:szCs w:val="22"/>
-          <w:highlight w:val="none"/>
-          <w:lang w:val="en-IE"/>
-        </w:rPr>
-        <w:t xml:space="preserve">()</w:t>
-      </w:r>
-      <w:r>
-        <w:rPr>
-          <w:sz w:val="22"/>
-          <w:szCs w:val="22"/>
-          <w:highlight w:val="none"/>
-          <w:lang w:val="en-IE"/>
-        </w:rPr>
-      </w:r>
-    </w:p>
-    <w:p>
-      <w:pPr>
-        <w:pStyle w:val="668"/>
-        <w:numPr>
-          <w:ilvl w:val="1"/>
-          <w:numId w:val="4"/>
-        </w:numPr>
-        <w:pBdr/>
-        <w:spacing/>
-        <w:ind/>
-        <w:rPr>
-          <w:sz w:val="22"/>
-          <w:szCs w:val="22"/>
-          <w:highlight w:val="none"/>
-          <w:lang w:val="en-IE"/>
-        </w:rPr>
-      </w:pPr>
-      <w:r>
-        <w:rPr>
-          <w:sz w:val="22"/>
-          <w:szCs w:val="22"/>
-          <w:highlight w:val="none"/>
-          <w:lang w:val="en-IE"/>
-        </w:rPr>
-        <w:t xml:space="preserve">Reactions of key actors</w:t>
-      </w:r>
-      <w:r>
-        <w:rPr>
-          <w:sz w:val="22"/>
-          <w:szCs w:val="22"/>
-          <w:highlight w:val="none"/>
-          <w:lang w:val="en-IE"/>
-        </w:rPr>
-      </w:r>
-    </w:p>
-    <w:p>
-      <w:pPr>
-        <w:pStyle w:val="668"/>
+        <w:pStyle w:val="955"/>
         <w:numPr>
           <w:ilvl w:val="0"/>
           <w:numId w:val="4"/>
         </w:numPr>
         <w:pBdr/>
-        <w:spacing/>
+        <w:spacing w:line="360" w:lineRule="auto"/>
         <w:ind/>
         <w:rPr>
           <w:sz w:val="22"/>
@@ -1048,33 +788,6 @@
           <w:lang w:val="en-IE"/>
         </w:rPr>
       </w:r>
-    </w:p>
-    <w:p>
-      <w:pPr>
-        <w:pStyle w:val="668"/>
-        <w:numPr>
-          <w:ilvl w:val="1"/>
-          <w:numId w:val="4"/>
-        </w:numPr>
-        <w:pBdr/>
-        <w:spacing/>
-        <w:ind/>
-        <w:rPr>
-          <w:sz w:val="22"/>
-          <w:szCs w:val="22"/>
-          <w:highlight w:val="none"/>
-          <w:lang w:val="en-IE"/>
-        </w:rPr>
-      </w:pPr>
-      <w:r>
-        <w:rPr>
-          <w:sz w:val="22"/>
-          <w:szCs w:val="22"/>
-          <w:highlight w:val="none"/>
-          <w:lang w:val="en-IE"/>
-        </w:rPr>
-        <w:t xml:space="preserve">Periods of institutional crisis</w:t>
-      </w:r>
       <w:r>
         <w:rPr>
           <w:sz w:val="22"/>
@@ -1086,13 +799,13 @@
     </w:p>
     <w:p>
       <w:pPr>
-        <w:pStyle w:val="668"/>
+        <w:pStyle w:val="955"/>
         <w:numPr>
           <w:ilvl w:val="0"/>
           <w:numId w:val="4"/>
         </w:numPr>
         <w:pBdr/>
-        <w:spacing/>
+        <w:spacing w:line="360" w:lineRule="auto"/>
         <w:ind/>
         <w:rPr>
           <w:sz w:val="22"/>
@@ -1108,7 +821,16 @@
           <w:highlight w:val="none"/>
           <w:lang w:val="en-IE"/>
         </w:rPr>
-        <w:t xml:space="preserve">Evaluation</w:t>
+        <w:t xml:space="preserve">Evaluatio</w:t>
+      </w:r>
+      <w:r>
+        <w:rPr>
+          <w:sz w:val="22"/>
+          <w:szCs w:val="22"/>
+          <w:highlight w:val="none"/>
+          <w:lang w:val="en-US"/>
+        </w:rPr>
+        <w:t xml:space="preserve">n</w:t>
       </w:r>
       <w:r>
         <w:rPr>
@@ -1116,132 +838,6 @@
           <w:szCs w:val="22"/>
           <w:highlight w:val="none"/>
           <w:lang w:val="en-IE"/>
-        </w:rPr>
-      </w:r>
-    </w:p>
-    <w:p>
-      <w:pPr>
-        <w:pStyle w:val="668"/>
-        <w:numPr>
-          <w:ilvl w:val="1"/>
-          <w:numId w:val="4"/>
-        </w:numPr>
-        <w:pBdr/>
-        <w:spacing/>
-        <w:ind/>
-        <w:rPr>
-          <w:sz w:val="22"/>
-          <w:szCs w:val="22"/>
-          <w:highlight w:val="none"/>
-          <w:lang w:val="en-IE"/>
-        </w:rPr>
-      </w:pPr>
-      <w:r>
-        <w:rPr>
-          <w:sz w:val="22"/>
-          <w:szCs w:val="22"/>
-          <w:highlight w:val="none"/>
-          <w:lang w:val="en-IE"/>
-        </w:rPr>
-        <w:t xml:space="preserve">Weighing the achievements</w:t>
-      </w:r>
-      <w:r>
-        <w:rPr>
-          <w:sz w:val="22"/>
-          <w:szCs w:val="22"/>
-          <w:highlight w:val="none"/>
-          <w:lang w:val="en-IE"/>
-        </w:rPr>
-      </w:r>
-    </w:p>
-    <w:p>
-      <w:pPr>
-        <w:pStyle w:val="668"/>
-        <w:numPr>
-          <w:ilvl w:val="1"/>
-          <w:numId w:val="4"/>
-        </w:numPr>
-        <w:pBdr/>
-        <w:spacing/>
-        <w:ind/>
-        <w:rPr>
-          <w:sz w:val="22"/>
-          <w:szCs w:val="22"/>
-          <w:highlight w:val="none"/>
-          <w:lang w:val="en-IE"/>
-        </w:rPr>
-      </w:pPr>
-      <w:r>
-        <w:rPr>
-          <w:sz w:val="22"/>
-          <w:szCs w:val="22"/>
-          <w:highlight w:val="none"/>
-          <w:lang w:val="en-IE"/>
-        </w:rPr>
-        <w:t xml:space="preserve">Weighing the weakneses</w:t>
-      </w:r>
-      <w:r>
-        <w:rPr>
-          <w:sz w:val="22"/>
-          <w:szCs w:val="22"/>
-          <w:highlight w:val="none"/>
-          <w:lang w:val="en-IE"/>
-        </w:rPr>
-      </w:r>
-    </w:p>
-    <w:p>
-      <w:pPr>
-        <w:pStyle w:val="668"/>
-        <w:numPr>
-          <w:ilvl w:val="1"/>
-          <w:numId w:val="4"/>
-        </w:numPr>
-        <w:pBdr/>
-        <w:spacing/>
-        <w:ind/>
-        <w:rPr>
-          <w:sz w:val="22"/>
-          <w:szCs w:val="22"/>
-          <w:highlight w:val="none"/>
-          <w:lang w:val="en-IE"/>
-        </w:rPr>
-      </w:pPr>
-      <w:r>
-        <w:rPr>
-          <w:sz w:val="22"/>
-          <w:szCs w:val="22"/>
-          <w:highlight w:val="none"/>
-          <w:lang w:val="en-IE"/>
-        </w:rPr>
-        <w:t xml:space="preserve">Final judgement</w:t>
-      </w:r>
-      <w:r>
-        <w:rPr>
-          <w:sz w:val="22"/>
-          <w:szCs w:val="22"/>
-          <w:highlight w:val="none"/>
-          <w:lang w:val="en-IE"/>
-        </w:rPr>
-      </w:r>
-    </w:p>
-    <w:p>
-      <w:pPr>
-        <w:pBdr/>
-        <w:spacing/>
-        <w:ind/>
-        <w:rPr>
-          <w:sz w:val="22"/>
-          <w:szCs w:val="22"/>
-          <w:highlight w:val="none"/>
-          <w:lang w:val="en-IE"/>
-        </w:rPr>
-      </w:pPr>
-      <w:r>
-        <w:rPr>
-          <w:sz w:val="22"/>
-          <w:szCs w:val="22"/>
-          <w:highlight w:val="none"/>
-          <w:lang w:val="en-IE" w:bidi="en-IE"/>
         </w:rPr>
       </w:r>
       <w:r>
@@ -1260,6 +856,82 @@
           <w:lang w:val="en-IE"/>
         </w:rPr>
       </w:r>
+      <w:r>
+        <w:rPr>
+          <w:sz w:val="22"/>
+          <w:szCs w:val="22"/>
+          <w:highlight w:val="none"/>
+          <w:lang w:val="en-IE"/>
+        </w:rPr>
+      </w:r>
+    </w:p>
+    <w:p>
+      <w:pPr>
+        <w:pBdr/>
+        <w:spacing/>
+        <w:ind/>
+        <w:rPr>
+          <w:sz w:val="22"/>
+          <w:szCs w:val="22"/>
+          <w:highlight w:val="none"/>
+          <w:lang w:val="en-IE"/>
+        </w:rPr>
+      </w:pPr>
+      <w:r>
+        <w:rPr>
+          <w:sz w:val="22"/>
+          <w:szCs w:val="22"/>
+          <w:highlight w:val="none"/>
+          <w:lang w:val="en-IE"/>
+        </w:rPr>
+        <w:br w:type="page" w:clear="all"/>
+      </w:r>
+      <w:r>
+        <w:rPr>
+          <w:sz w:val="22"/>
+          <w:szCs w:val="22"/>
+          <w:highlight w:val="none"/>
+          <w:lang w:val="en-IE"/>
+        </w:rPr>
+      </w:r>
+      <w:r/>
+    </w:p>
+    <w:p>
+      <w:pPr>
+        <w:pBdr/>
+        <w:tabs>
+          <w:tab w:val="left" w:leader="none" w:pos="5830"/>
+        </w:tabs>
+        <w:spacing w:line="360" w:lineRule="auto"/>
+        <w:ind/>
+        <w:rPr>
+          <w:sz w:val="22"/>
+          <w:szCs w:val="22"/>
+          <w:highlight w:val="none"/>
+          <w:lang w:val="en-IE"/>
+        </w:rPr>
+      </w:pPr>
+      <w:r>
+        <w:rPr>
+          <w:sz w:val="22"/>
+          <w:szCs w:val="22"/>
+          <w:highlight w:val="none"/>
+          <w:lang w:val="en-IE" w:bidi="en-IE"/>
+        </w:rPr>
+      </w:r>
+      <w:r>
+        <w:rPr>
+          <w:sz w:val="22"/>
+          <w:szCs w:val="22"/>
+          <w:highlight w:val="none"/>
+          <w:lang w:val="en-US"/>
+        </w:rPr>
+        <w:t xml:space="preserve">We we were interested in this topic because we both have a connection to Ireland. We went on vacation there or had an exchange semester in Ireland and we got we have friends who are from Ireland. At first we were interested about the IRA and their actions in Northern Ireland during the Troubles, but quickly realized that the involved violent actions weren’t justifiable by any means. </w:t>
+      </w:r>
+      <w:r>
+        <w:tab/>
+      </w:r>
+      <w:r/>
     </w:p>
     <w:sectPr>
       <w:headerReference w:type="default" r:id="rId9"/>
@@ -1287,7 +959,6 @@
         <w:ind/>
         <w:rPr/>
       </w:pPr>
-      <w:r/>
       <w:r>
         <w:separator/>
       </w:r>
@@ -1302,7 +973,6 @@
         <w:ind/>
         <w:rPr/>
       </w:pPr>
-      <w:r/>
       <w:r>
         <w:continuationSeparator/>
       </w:r>
@@ -1316,7 +986,7 @@
 <w:ftr xmlns:wpc="http://schemas.microsoft.com/office/word/2010/wordprocessingCanvas" xmlns:mc="http://schemas.openxmlformats.org/markup-compatibility/2006" xmlns:o="urn:schemas-microsoft-com:office:office" xmlns:r="http://schemas.openxmlformats.org/officeDocument/2006/relationships" xmlns:m="http://schemas.openxmlformats.org/officeDocument/2006/math" xmlns:v="urn:schemas-microsoft-com:vml" xmlns:wp14="http://schemas.microsoft.com/office/word/2010/wordprocessingDrawing" xmlns:wp="http://schemas.openxmlformats.org/drawingml/2006/wordprocessingDrawing" xmlns:w10="urn:schemas-microsoft-com:office:word" xmlns:w="http://schemas.openxmlformats.org/wordprocessingml/2006/main" xmlns:w14="http://schemas.microsoft.com/office/word/2010/wordml" xmlns:w15="http://schemas.microsoft.com/office/word/2012/wordml" xmlns:wpg="http://schemas.microsoft.com/office/word/2010/wordprocessingGroup" xmlns:wpi="http://schemas.microsoft.com/office/word/2010/wordprocessingInk" xmlns:wne="http://schemas.microsoft.com/office/word/2006/wordml" xmlns:a="http://schemas.openxmlformats.org/drawingml/2006/main" xmlns:wps="http://schemas.microsoft.com/office/word/2010/wordprocessingShape" mc:Ignorable="w14 w15 wp14">
   <w:p>
     <w:pPr>
-      <w:pStyle w:val="178"/>
+      <w:pStyle w:val="928"/>
       <w:pBdr/>
       <w:spacing/>
       <w:ind/>
@@ -1346,7 +1016,7 @@
   </w:p>
   <w:p>
     <w:pPr>
-      <w:pStyle w:val="178"/>
+      <w:pStyle w:val="928"/>
       <w:pBdr/>
       <w:spacing/>
       <w:ind/>
@@ -1375,13 +1045,14 @@
     <w:r>
       <w:rPr>
         <w:color w:val="000000" w:themeColor="text1"/>
+        <w:highlight w:val="none"/>
+        <w:lang w:val="de-DE"/>
       </w:rPr>
     </w:r>
     <w:r>
       <w:rPr>
         <w:color w:val="000000" w:themeColor="text1"/>
         <w:highlight w:val="none"/>
-        <w:lang w:val="de-DE"/>
       </w:rPr>
     </w:r>
   </w:p>
@@ -1392,7 +1063,7 @@
 <w:ftr xmlns:wpc="http://schemas.microsoft.com/office/word/2010/wordprocessingCanvas" xmlns:mc="http://schemas.openxmlformats.org/markup-compatibility/2006" xmlns:o="urn:schemas-microsoft-com:office:office" xmlns:r="http://schemas.openxmlformats.org/officeDocument/2006/relationships" xmlns:m="http://schemas.openxmlformats.org/officeDocument/2006/math" xmlns:v="urn:schemas-microsoft-com:vml" xmlns:wp14="http://schemas.microsoft.com/office/word/2010/wordprocessingDrawing" xmlns:wp="http://schemas.openxmlformats.org/drawingml/2006/wordprocessingDrawing" xmlns:w10="urn:schemas-microsoft-com:office:word" xmlns:w="http://schemas.openxmlformats.org/wordprocessingml/2006/main" xmlns:w14="http://schemas.microsoft.com/office/word/2010/wordml" xmlns:w15="http://schemas.microsoft.com/office/word/2012/wordml" xmlns:wpg="http://schemas.microsoft.com/office/word/2010/wordprocessingGroup" xmlns:wpi="http://schemas.microsoft.com/office/word/2010/wordprocessingInk" xmlns:wne="http://schemas.microsoft.com/office/word/2006/wordml" xmlns:a="http://schemas.openxmlformats.org/drawingml/2006/main" xmlns:wps="http://schemas.microsoft.com/office/word/2010/wordprocessingShape" mc:Ignorable="w14 w15 wp14">
   <w:p>
     <w:pPr>
-      <w:pStyle w:val="178"/>
+      <w:pStyle w:val="928"/>
       <w:pBdr/>
       <w:spacing/>
       <w:ind/>
@@ -1414,7 +1085,6 @@
         <w:ind/>
         <w:rPr/>
       </w:pPr>
-      <w:r/>
       <w:r>
         <w:separator/>
       </w:r>
@@ -1429,7 +1099,6 @@
         <w:ind/>
         <w:rPr/>
       </w:pPr>
-      <w:r/>
       <w:r>
         <w:continuationSeparator/>
       </w:r>
@@ -1443,7 +1112,7 @@
 <w:hdr xmlns:wpc="http://schemas.microsoft.com/office/word/2010/wordprocessingCanvas" xmlns:mc="http://schemas.openxmlformats.org/markup-compatibility/2006" xmlns:o="urn:schemas-microsoft-com:office:office" xmlns:r="http://schemas.openxmlformats.org/officeDocument/2006/relationships" xmlns:m="http://schemas.openxmlformats.org/officeDocument/2006/math" xmlns:v="urn:schemas-microsoft-com:vml" xmlns:wp14="http://schemas.microsoft.com/office/word/2010/wordprocessingDrawing" xmlns:wp="http://schemas.openxmlformats.org/drawingml/2006/wordprocessingDrawing" xmlns:w10="urn:schemas-microsoft-com:office:word" xmlns:w="http://schemas.openxmlformats.org/wordprocessingml/2006/main" xmlns:w14="http://schemas.microsoft.com/office/word/2010/wordml" xmlns:w15="http://schemas.microsoft.com/office/word/2012/wordml" xmlns:wpg="http://schemas.microsoft.com/office/word/2010/wordprocessingGroup" xmlns:wpi="http://schemas.microsoft.com/office/word/2010/wordprocessingInk" xmlns:wne="http://schemas.microsoft.com/office/word/2006/wordml" xmlns:a="http://schemas.openxmlformats.org/drawingml/2006/main" xmlns:wps="http://schemas.microsoft.com/office/word/2010/wordprocessingShape" mc:Ignorable="w14 w15 wp14">
   <w:p>
     <w:pPr>
-      <w:pStyle w:val="176"/>
+      <w:pStyle w:val="926"/>
       <w:pBdr/>
       <w:spacing/>
       <w:ind/>
@@ -1461,11 +1130,16 @@
       <w:tab/>
       <w:t xml:space="preserve">Q4</w:t>
     </w:r>
-    <w:r/>
+    <w:r>
+      <w:rPr>
+        <w:highlight w:val="none"/>
+        <w:lang w:val="de-DE"/>
+      </w:rPr>
+    </w:r>
   </w:p>
   <w:p>
     <w:pPr>
-      <w:pStyle w:val="176"/>
+      <w:pStyle w:val="926"/>
       <w:pBdr/>
       <w:spacing/>
       <w:ind/>
@@ -1483,18 +1157,6 @@
       <w:tab/>
       <w:tab/>
       <w:t xml:space="preserve">2025/2026</w:t>
-    </w:r>
-    <w:r>
-      <w:rPr>
-        <w:highlight w:val="none"/>
-        <w:lang w:val="de-DE"/>
-      </w:rPr>
-    </w:r>
-    <w:r>
-      <w:rPr>
-        <w:highlight w:val="none"/>
-        <w:lang w:val="de-DE"/>
-      </w:rPr>
     </w:r>
     <w:r>
       <w:rPr>
@@ -1516,7 +1178,7 @@
 <w:hdr xmlns:wpc="http://schemas.microsoft.com/office/word/2010/wordprocessingCanvas" xmlns:mc="http://schemas.openxmlformats.org/markup-compatibility/2006" xmlns:o="urn:schemas-microsoft-com:office:office" xmlns:r="http://schemas.openxmlformats.org/officeDocument/2006/relationships" xmlns:m="http://schemas.openxmlformats.org/officeDocument/2006/math" xmlns:v="urn:schemas-microsoft-com:vml" xmlns:wp14="http://schemas.microsoft.com/office/word/2010/wordprocessingDrawing" xmlns:wp="http://schemas.openxmlformats.org/drawingml/2006/wordprocessingDrawing" xmlns:w10="urn:schemas-microsoft-com:office:word" xmlns:w="http://schemas.openxmlformats.org/wordprocessingml/2006/main" xmlns:w14="http://schemas.microsoft.com/office/word/2010/wordml" xmlns:w15="http://schemas.microsoft.com/office/word/2012/wordml" xmlns:wpg="http://schemas.microsoft.com/office/word/2010/wordprocessingGroup" xmlns:wpi="http://schemas.microsoft.com/office/word/2010/wordprocessingInk" xmlns:wne="http://schemas.microsoft.com/office/word/2006/wordml" xmlns:a="http://schemas.openxmlformats.org/drawingml/2006/main" xmlns:wps="http://schemas.microsoft.com/office/word/2010/wordprocessingShape" mc:Ignorable="w14 w15 wp14">
   <w:p>
     <w:pPr>
-      <w:pStyle w:val="176"/>
+      <w:pStyle w:val="926"/>
       <w:pBdr/>
       <w:spacing/>
       <w:ind/>
@@ -2237,9 +1899,9 @@
     <w:lsdException w:name="Bibliography" w:uiPriority="37"/>
     <w:lsdException w:name="TOC Heading" w:uiPriority="39" w:qFormat="1"/>
   </w:latentStyles>
-  <w:style w:type="table" w:styleId="12">
+  <w:style w:type="table" w:styleId="766">
     <w:name w:val="Table Grid"/>
-    <w:basedOn w:val="665"/>
+    <w:basedOn w:val="952"/>
     <w:uiPriority w:val="59"/>
     <w:pPr>
       <w:pBdr/>
@@ -2436,9 +2098,9 @@
       </w:tcPr>
     </w:tblStylePr>
   </w:style>
-  <w:style w:type="table" w:styleId="13">
+  <w:style w:type="table" w:styleId="767">
     <w:name w:val="Table Grid Light"/>
-    <w:basedOn w:val="665"/>
+    <w:basedOn w:val="952"/>
     <w:uiPriority w:val="59"/>
     <w:pPr>
       <w:pBdr/>
@@ -2635,9 +2297,9 @@
       </w:tcPr>
     </w:tblStylePr>
   </w:style>
-  <w:style w:type="table" w:styleId="14">
+  <w:style w:type="table" w:styleId="768">
     <w:name w:val="Plain Table 1"/>
-    <w:basedOn w:val="665"/>
+    <w:basedOn w:val="952"/>
     <w:uiPriority w:val="59"/>
     <w:pPr>
       <w:pBdr/>
@@ -2860,9 +2522,9 @@
       </w:tcPr>
     </w:tblStylePr>
   </w:style>
-  <w:style w:type="table" w:styleId="15">
+  <w:style w:type="table" w:styleId="769">
     <w:name w:val="Plain Table 2"/>
-    <w:basedOn w:val="665"/>
+    <w:basedOn w:val="952"/>
     <w:uiPriority w:val="59"/>
     <w:pPr>
       <w:pBdr/>
@@ -3093,9 +2755,9 @@
       </w:tcPr>
     </w:tblStylePr>
   </w:style>
-  <w:style w:type="table" w:styleId="16">
+  <w:style w:type="table" w:styleId="770">
     <w:name w:val="Plain Table 3"/>
-    <w:basedOn w:val="665"/>
+    <w:basedOn w:val="952"/>
     <w:uiPriority w:val="99"/>
     <w:pPr>
       <w:pBdr/>
@@ -3323,9 +2985,9 @@
       </w:tcPr>
     </w:tblStylePr>
   </w:style>
-  <w:style w:type="table" w:styleId="17">
+  <w:style w:type="table" w:styleId="771">
     <w:name w:val="Plain Table 4"/>
-    <w:basedOn w:val="665"/>
+    <w:basedOn w:val="952"/>
     <w:uiPriority w:val="99"/>
     <w:pPr>
       <w:pBdr/>
@@ -3539,9 +3201,9 @@
       </w:tcPr>
     </w:tblStylePr>
   </w:style>
-  <w:style w:type="table" w:styleId="18">
+  <w:style w:type="table" w:styleId="772">
     <w:name w:val="Plain Table 5"/>
-    <w:basedOn w:val="665"/>
+    <w:basedOn w:val="952"/>
     <w:uiPriority w:val="99"/>
     <w:pPr>
       <w:pBdr/>
@@ -3772,9 +3434,9 @@
       </w:tcPr>
     </w:tblStylePr>
   </w:style>
-  <w:style w:type="table" w:styleId="19">
+  <w:style w:type="table" w:styleId="773">
     <w:name w:val="Grid Table 1 Light"/>
-    <w:basedOn w:val="665"/>
+    <w:basedOn w:val="952"/>
     <w:uiPriority w:val="99"/>
     <w:pPr>
       <w:pBdr/>
@@ -3995,9 +3657,9 @@
       </w:tcPr>
     </w:tblStylePr>
   </w:style>
-  <w:style w:type="table" w:styleId="20">
+  <w:style w:type="table" w:styleId="774">
     <w:name w:val="Grid Table 1 Light - Accent 1"/>
-    <w:basedOn w:val="665"/>
+    <w:basedOn w:val="952"/>
     <w:uiPriority w:val="99"/>
     <w:pPr>
       <w:pBdr/>
@@ -4218,9 +3880,9 @@
       </w:tcPr>
     </w:tblStylePr>
   </w:style>
-  <w:style w:type="table" w:styleId="21">
+  <w:style w:type="table" w:styleId="775">
     <w:name w:val="Grid Table 1 Light - Accent 2"/>
-    <w:basedOn w:val="665"/>
+    <w:basedOn w:val="952"/>
     <w:uiPriority w:val="99"/>
     <w:pPr>
       <w:pBdr/>
@@ -4441,9 +4103,9 @@
       </w:tcPr>
     </w:tblStylePr>
   </w:style>
-  <w:style w:type="table" w:styleId="22">
+  <w:style w:type="table" w:styleId="776">
     <w:name w:val="Grid Table 1 Light - Accent 3"/>
-    <w:basedOn w:val="665"/>
+    <w:basedOn w:val="952"/>
     <w:uiPriority w:val="99"/>
     <w:pPr>
       <w:pBdr/>
@@ -4664,9 +4326,9 @@
       </w:tcPr>
     </w:tblStylePr>
   </w:style>
-  <w:style w:type="table" w:styleId="23">
+  <w:style w:type="table" w:styleId="777">
     <w:name w:val="Grid Table 1 Light - Accent 4"/>
-    <w:basedOn w:val="665"/>
+    <w:basedOn w:val="952"/>
     <w:uiPriority w:val="99"/>
     <w:pPr>
       <w:pBdr/>
@@ -4887,9 +4549,9 @@
       </w:tcPr>
     </w:tblStylePr>
   </w:style>
-  <w:style w:type="table" w:styleId="24">
+  <w:style w:type="table" w:styleId="778">
     <w:name w:val="Grid Table 1 Light - Accent 5"/>
-    <w:basedOn w:val="665"/>
+    <w:basedOn w:val="952"/>
     <w:uiPriority w:val="99"/>
     <w:pPr>
       <w:pBdr/>
@@ -5110,9 +4772,9 @@
       </w:tcPr>
     </w:tblStylePr>
   </w:style>
-  <w:style w:type="table" w:styleId="25">
+  <w:style w:type="table" w:styleId="779">
     <w:name w:val="Grid Table 1 Light - Accent 6"/>
-    <w:basedOn w:val="665"/>
+    <w:basedOn w:val="952"/>
     <w:uiPriority w:val="99"/>
     <w:pPr>
       <w:pBdr/>
@@ -5333,9 +4995,9 @@
       </w:tcPr>
     </w:tblStylePr>
   </w:style>
-  <w:style w:type="table" w:styleId="26">
+  <w:style w:type="table" w:styleId="780">
     <w:name w:val="Grid Table 2"/>
-    <w:basedOn w:val="665"/>
+    <w:basedOn w:val="952"/>
     <w:uiPriority w:val="99"/>
     <w:pPr>
       <w:pBdr/>
@@ -5565,9 +5227,9 @@
       </w:tcPr>
     </w:tblStylePr>
   </w:style>
-  <w:style w:type="table" w:styleId="27">
+  <w:style w:type="table" w:styleId="781">
     <w:name w:val="Grid Table 2 - Accent 1"/>
-    <w:basedOn w:val="665"/>
+    <w:basedOn w:val="952"/>
     <w:uiPriority w:val="99"/>
     <w:pPr>
       <w:pBdr/>
@@ -5797,9 +5459,9 @@
       </w:tcPr>
     </w:tblStylePr>
   </w:style>
-  <w:style w:type="table" w:styleId="28">
+  <w:style w:type="table" w:styleId="782">
     <w:name w:val="Grid Table 2 - Accent 2"/>
-    <w:basedOn w:val="665"/>
+    <w:basedOn w:val="952"/>
     <w:uiPriority w:val="99"/>
     <w:pPr>
       <w:pBdr/>
@@ -6029,9 +5691,9 @@
       </w:tcPr>
     </w:tblStylePr>
   </w:style>
-  <w:style w:type="table" w:styleId="29">
+  <w:style w:type="table" w:styleId="783">
     <w:name w:val="Grid Table 2 - Accent 3"/>
-    <w:basedOn w:val="665"/>
+    <w:basedOn w:val="952"/>
     <w:uiPriority w:val="99"/>
     <w:pPr>
       <w:pBdr/>
@@ -6261,9 +5923,9 @@
       </w:tcPr>
     </w:tblStylePr>
   </w:style>
-  <w:style w:type="table" w:styleId="30">
+  <w:style w:type="table" w:styleId="784">
     <w:name w:val="Grid Table 2 - Accent 4"/>
-    <w:basedOn w:val="665"/>
+    <w:basedOn w:val="952"/>
     <w:uiPriority w:val="99"/>
     <w:pPr>
       <w:pBdr/>
@@ -6493,9 +6155,9 @@
       </w:tcPr>
     </w:tblStylePr>
   </w:style>
-  <w:style w:type="table" w:styleId="31">
+  <w:style w:type="table" w:styleId="785">
     <w:name w:val="Grid Table 2 - Accent 5"/>
-    <w:basedOn w:val="665"/>
+    <w:basedOn w:val="952"/>
     <w:uiPriority w:val="99"/>
     <w:pPr>
       <w:pBdr/>
@@ -6725,9 +6387,9 @@
       </w:tcPr>
     </w:tblStylePr>
   </w:style>
-  <w:style w:type="table" w:styleId="32">
+  <w:style w:type="table" w:styleId="786">
     <w:name w:val="Grid Table 2 - Accent 6"/>
-    <w:basedOn w:val="665"/>
+    <w:basedOn w:val="952"/>
     <w:uiPriority w:val="99"/>
     <w:pPr>
       <w:pBdr/>
@@ -6957,9 +6619,9 @@
       </w:tcPr>
     </w:tblStylePr>
   </w:style>
-  <w:style w:type="table" w:styleId="33">
+  <w:style w:type="table" w:styleId="787">
     <w:name w:val="Grid Table 3"/>
-    <w:basedOn w:val="665"/>
+    <w:basedOn w:val="952"/>
     <w:uiPriority w:val="99"/>
     <w:pPr>
       <w:pBdr/>
@@ -7058,29 +6720,6 @@
         <w:tblBorders/>
       </w:tblPr>
       <w:tcPr>
-        <w:shd w:color="ffffff"/>
-        <w:tcBorders>
-          <w:top w:val="none" w:color="000000" w:sz="4" w:space="0"/>
-          <w:left w:val="none" w:color="000000" w:sz="4" w:space="0"/>
-          <w:bottom w:val="none" w:color="000000" w:sz="4" w:space="0"/>
-          <w:right w:val="none" w:color="000000" w:sz="4" w:space="0"/>
-        </w:tcBorders>
-      </w:tcPr>
-    </w:tblStylePr>
-    <w:tblStylePr w:type="firstRow">
-      <w:rPr>
-        <w:b/>
-        <w:color w:val="404040"/>
-      </w:rPr>
-      <w:pPr>
-        <w:pBdr/>
-        <w:spacing/>
-        <w:ind/>
-      </w:pPr>
-      <w:tblPr>
-        <w:tblBorders/>
-      </w:tblPr>
-      <w:tcPr>
         <w:shd w:val="clear" w:color="ffffff"/>
         <w:tcBorders>
           <w:top w:val="none" w:color="000000" w:sz="4" w:space="0"/>
@@ -7090,30 +6729,7 @@
         </w:tcBorders>
       </w:tcPr>
     </w:tblStylePr>
-    <w:tblStylePr w:type="lastCol">
-      <w:rPr>
-        <w:i/>
-        <w:color w:val="404040"/>
-      </w:rPr>
-      <w:pPr>
-        <w:pBdr/>
-        <w:spacing/>
-        <w:ind/>
-      </w:pPr>
-      <w:tblPr>
-        <w:tblBorders/>
-      </w:tblPr>
-      <w:tcPr>
-        <w:shd w:color="ffffff"/>
-        <w:tcBorders>
-          <w:top w:val="none" w:color="000000" w:sz="4" w:space="0"/>
-          <w:left w:val="none" w:color="000000" w:sz="4" w:space="0"/>
-          <w:bottom w:val="none" w:color="000000" w:sz="4" w:space="0"/>
-          <w:right w:val="none" w:color="000000" w:sz="4" w:space="0"/>
-        </w:tcBorders>
-      </w:tcPr>
-    </w:tblStylePr>
-    <w:tblStylePr w:type="lastRow">
+    <w:tblStylePr w:type="firstRow">
       <w:rPr>
         <w:b/>
         <w:color w:val="404040"/>
@@ -7136,6 +6752,52 @@
         </w:tcBorders>
       </w:tcPr>
     </w:tblStylePr>
+    <w:tblStylePr w:type="lastCol">
+      <w:rPr>
+        <w:i/>
+        <w:color w:val="404040"/>
+      </w:rPr>
+      <w:pPr>
+        <w:pBdr/>
+        <w:spacing/>
+        <w:ind/>
+      </w:pPr>
+      <w:tblPr>
+        <w:tblBorders/>
+      </w:tblPr>
+      <w:tcPr>
+        <w:shd w:val="clear" w:color="ffffff"/>
+        <w:tcBorders>
+          <w:top w:val="none" w:color="000000" w:sz="4" w:space="0"/>
+          <w:left w:val="none" w:color="000000" w:sz="4" w:space="0"/>
+          <w:bottom w:val="none" w:color="000000" w:sz="4" w:space="0"/>
+          <w:right w:val="none" w:color="000000" w:sz="4" w:space="0"/>
+        </w:tcBorders>
+      </w:tcPr>
+    </w:tblStylePr>
+    <w:tblStylePr w:type="lastRow">
+      <w:rPr>
+        <w:b/>
+        <w:color w:val="404040"/>
+      </w:rPr>
+      <w:pPr>
+        <w:pBdr/>
+        <w:spacing/>
+        <w:ind/>
+      </w:pPr>
+      <w:tblPr>
+        <w:tblBorders/>
+      </w:tblPr>
+      <w:tcPr>
+        <w:shd w:val="clear" w:color="ffffff"/>
+        <w:tcBorders>
+          <w:top w:val="none" w:color="000000" w:sz="4" w:space="0"/>
+          <w:left w:val="none" w:color="000000" w:sz="4" w:space="0"/>
+          <w:bottom w:val="none" w:color="000000" w:sz="4" w:space="0"/>
+          <w:right w:val="none" w:color="000000" w:sz="4" w:space="0"/>
+        </w:tcBorders>
+      </w:tcPr>
+    </w:tblStylePr>
     <w:tblStylePr w:type="nwCell">
       <w:pPr>
         <w:pBdr/>
@@ -7202,9 +6864,9 @@
       </w:tcPr>
     </w:tblStylePr>
   </w:style>
-  <w:style w:type="table" w:styleId="34">
+  <w:style w:type="table" w:styleId="788">
     <w:name w:val="Grid Table 3 - Accent 1"/>
-    <w:basedOn w:val="665"/>
+    <w:basedOn w:val="952"/>
     <w:uiPriority w:val="99"/>
     <w:pPr>
       <w:pBdr/>
@@ -7303,29 +6965,6 @@
         <w:tblBorders/>
       </w:tblPr>
       <w:tcPr>
-        <w:shd w:color="ffffff"/>
-        <w:tcBorders>
-          <w:top w:val="none" w:color="000000" w:sz="4" w:space="0"/>
-          <w:left w:val="none" w:color="000000" w:sz="4" w:space="0"/>
-          <w:bottom w:val="none" w:color="000000" w:sz="4" w:space="0"/>
-          <w:right w:val="none" w:color="000000" w:sz="4" w:space="0"/>
-        </w:tcBorders>
-      </w:tcPr>
-    </w:tblStylePr>
-    <w:tblStylePr w:type="firstRow">
-      <w:rPr>
-        <w:b/>
-        <w:color w:val="404040"/>
-      </w:rPr>
-      <w:pPr>
-        <w:pBdr/>
-        <w:spacing/>
-        <w:ind/>
-      </w:pPr>
-      <w:tblPr>
-        <w:tblBorders/>
-      </w:tblPr>
-      <w:tcPr>
         <w:shd w:val="clear" w:color="ffffff"/>
         <w:tcBorders>
           <w:top w:val="none" w:color="000000" w:sz="4" w:space="0"/>
@@ -7335,30 +6974,7 @@
         </w:tcBorders>
       </w:tcPr>
     </w:tblStylePr>
-    <w:tblStylePr w:type="lastCol">
-      <w:rPr>
-        <w:i/>
-        <w:color w:val="404040"/>
-      </w:rPr>
-      <w:pPr>
-        <w:pBdr/>
-        <w:spacing/>
-        <w:ind/>
-      </w:pPr>
-      <w:tblPr>
-        <w:tblBorders/>
-      </w:tblPr>
-      <w:tcPr>
-        <w:shd w:color="ffffff"/>
-        <w:tcBorders>
-          <w:top w:val="none" w:color="000000" w:sz="4" w:space="0"/>
-          <w:left w:val="none" w:color="000000" w:sz="4" w:space="0"/>
-          <w:bottom w:val="none" w:color="000000" w:sz="4" w:space="0"/>
-          <w:right w:val="none" w:color="000000" w:sz="4" w:space="0"/>
-        </w:tcBorders>
-      </w:tcPr>
-    </w:tblStylePr>
-    <w:tblStylePr w:type="lastRow">
+    <w:tblStylePr w:type="firstRow">
       <w:rPr>
         <w:b/>
         <w:color w:val="404040"/>
@@ -7381,6 +6997,52 @@
         </w:tcBorders>
       </w:tcPr>
     </w:tblStylePr>
+    <w:tblStylePr w:type="lastCol">
+      <w:rPr>
+        <w:i/>
+        <w:color w:val="404040"/>
+      </w:rPr>
+      <w:pPr>
+        <w:pBdr/>
+        <w:spacing/>
+        <w:ind/>
+      </w:pPr>
+      <w:tblPr>
+        <w:tblBorders/>
+      </w:tblPr>
+      <w:tcPr>
+        <w:shd w:val="clear" w:color="ffffff"/>
+        <w:tcBorders>
+          <w:top w:val="none" w:color="000000" w:sz="4" w:space="0"/>
+          <w:left w:val="none" w:color="000000" w:sz="4" w:space="0"/>
+          <w:bottom w:val="none" w:color="000000" w:sz="4" w:space="0"/>
+          <w:right w:val="none" w:color="000000" w:sz="4" w:space="0"/>
+        </w:tcBorders>
+      </w:tcPr>
+    </w:tblStylePr>
+    <w:tblStylePr w:type="lastRow">
+      <w:rPr>
+        <w:b/>
+        <w:color w:val="404040"/>
+      </w:rPr>
+      <w:pPr>
+        <w:pBdr/>
+        <w:spacing/>
+        <w:ind/>
+      </w:pPr>
+      <w:tblPr>
+        <w:tblBorders/>
+      </w:tblPr>
+      <w:tcPr>
+        <w:shd w:val="clear" w:color="ffffff"/>
+        <w:tcBorders>
+          <w:top w:val="none" w:color="000000" w:sz="4" w:space="0"/>
+          <w:left w:val="none" w:color="000000" w:sz="4" w:space="0"/>
+          <w:bottom w:val="none" w:color="000000" w:sz="4" w:space="0"/>
+          <w:right w:val="none" w:color="000000" w:sz="4" w:space="0"/>
+        </w:tcBorders>
+      </w:tcPr>
+    </w:tblStylePr>
     <w:tblStylePr w:type="nwCell">
       <w:pPr>
         <w:pBdr/>
@@ -7447,9 +7109,9 @@
       </w:tcPr>
     </w:tblStylePr>
   </w:style>
-  <w:style w:type="table" w:styleId="35">
+  <w:style w:type="table" w:styleId="789">
     <w:name w:val="Grid Table 3 - Accent 2"/>
-    <w:basedOn w:val="665"/>
+    <w:basedOn w:val="952"/>
     <w:uiPriority w:val="99"/>
     <w:pPr>
       <w:pBdr/>
@@ -7548,29 +7210,6 @@
         <w:tblBorders/>
       </w:tblPr>
       <w:tcPr>
-        <w:shd w:color="ffffff"/>
-        <w:tcBorders>
-          <w:top w:val="none" w:color="000000" w:sz="4" w:space="0"/>
-          <w:left w:val="none" w:color="000000" w:sz="4" w:space="0"/>
-          <w:bottom w:val="none" w:color="000000" w:sz="4" w:space="0"/>
-          <w:right w:val="none" w:color="000000" w:sz="4" w:space="0"/>
-        </w:tcBorders>
-      </w:tcPr>
-    </w:tblStylePr>
-    <w:tblStylePr w:type="firstRow">
-      <w:rPr>
-        <w:b/>
-        <w:color w:val="404040"/>
-      </w:rPr>
-      <w:pPr>
-        <w:pBdr/>
-        <w:spacing/>
-        <w:ind/>
-      </w:pPr>
-      <w:tblPr>
-        <w:tblBorders/>
-      </w:tblPr>
-      <w:tcPr>
         <w:shd w:val="clear" w:color="ffffff"/>
         <w:tcBorders>
           <w:top w:val="none" w:color="000000" w:sz="4" w:space="0"/>
@@ -7580,30 +7219,7 @@
         </w:tcBorders>
       </w:tcPr>
     </w:tblStylePr>
-    <w:tblStylePr w:type="lastCol">
-      <w:rPr>
-        <w:i/>
-        <w:color w:val="404040"/>
-      </w:rPr>
-      <w:pPr>
-        <w:pBdr/>
-        <w:spacing/>
-        <w:ind/>
-      </w:pPr>
-      <w:tblPr>
-        <w:tblBorders/>
-      </w:tblPr>
-      <w:tcPr>
-        <w:shd w:color="ffffff"/>
-        <w:tcBorders>
-          <w:top w:val="none" w:color="000000" w:sz="4" w:space="0"/>
-          <w:left w:val="none" w:color="000000" w:sz="4" w:space="0"/>
-          <w:bottom w:val="none" w:color="000000" w:sz="4" w:space="0"/>
-          <w:right w:val="none" w:color="000000" w:sz="4" w:space="0"/>
-        </w:tcBorders>
-      </w:tcPr>
-    </w:tblStylePr>
-    <w:tblStylePr w:type="lastRow">
+    <w:tblStylePr w:type="firstRow">
       <w:rPr>
         <w:b/>
         <w:color w:val="404040"/>
@@ -7626,6 +7242,52 @@
         </w:tcBorders>
       </w:tcPr>
     </w:tblStylePr>
+    <w:tblStylePr w:type="lastCol">
+      <w:rPr>
+        <w:i/>
+        <w:color w:val="404040"/>
+      </w:rPr>
+      <w:pPr>
+        <w:pBdr/>
+        <w:spacing/>
+        <w:ind/>
+      </w:pPr>
+      <w:tblPr>
+        <w:tblBorders/>
+      </w:tblPr>
+      <w:tcPr>
+        <w:shd w:val="clear" w:color="ffffff"/>
+        <w:tcBorders>
+          <w:top w:val="none" w:color="000000" w:sz="4" w:space="0"/>
+          <w:left w:val="none" w:color="000000" w:sz="4" w:space="0"/>
+          <w:bottom w:val="none" w:color="000000" w:sz="4" w:space="0"/>
+          <w:right w:val="none" w:color="000000" w:sz="4" w:space="0"/>
+        </w:tcBorders>
+      </w:tcPr>
+    </w:tblStylePr>
+    <w:tblStylePr w:type="lastRow">
+      <w:rPr>
+        <w:b/>
+        <w:color w:val="404040"/>
+      </w:rPr>
+      <w:pPr>
+        <w:pBdr/>
+        <w:spacing/>
+        <w:ind/>
+      </w:pPr>
+      <w:tblPr>
+        <w:tblBorders/>
+      </w:tblPr>
+      <w:tcPr>
+        <w:shd w:val="clear" w:color="ffffff"/>
+        <w:tcBorders>
+          <w:top w:val="none" w:color="000000" w:sz="4" w:space="0"/>
+          <w:left w:val="none" w:color="000000" w:sz="4" w:space="0"/>
+          <w:bottom w:val="none" w:color="000000" w:sz="4" w:space="0"/>
+          <w:right w:val="none" w:color="000000" w:sz="4" w:space="0"/>
+        </w:tcBorders>
+      </w:tcPr>
+    </w:tblStylePr>
     <w:tblStylePr w:type="nwCell">
       <w:pPr>
         <w:pBdr/>
@@ -7692,9 +7354,9 @@
       </w:tcPr>
     </w:tblStylePr>
   </w:style>
-  <w:style w:type="table" w:styleId="36">
+  <w:style w:type="table" w:styleId="790">
     <w:name w:val="Grid Table 3 - Accent 3"/>
-    <w:basedOn w:val="665"/>
+    <w:basedOn w:val="952"/>
     <w:uiPriority w:val="99"/>
     <w:pPr>
       <w:pBdr/>
@@ -7793,29 +7455,6 @@
         <w:tblBorders/>
       </w:tblPr>
       <w:tcPr>
-        <w:shd w:color="ffffff"/>
-        <w:tcBorders>
-          <w:top w:val="none" w:color="000000" w:sz="4" w:space="0"/>
-          <w:left w:val="none" w:color="000000" w:sz="4" w:space="0"/>
-          <w:bottom w:val="none" w:color="000000" w:sz="4" w:space="0"/>
-          <w:right w:val="none" w:color="000000" w:sz="4" w:space="0"/>
-        </w:tcBorders>
-      </w:tcPr>
-    </w:tblStylePr>
-    <w:tblStylePr w:type="firstRow">
-      <w:rPr>
-        <w:b/>
-        <w:color w:val="404040"/>
-      </w:rPr>
-      <w:pPr>
-        <w:pBdr/>
-        <w:spacing/>
-        <w:ind/>
-      </w:pPr>
-      <w:tblPr>
-        <w:tblBorders/>
-      </w:tblPr>
-      <w:tcPr>
         <w:shd w:val="clear" w:color="ffffff"/>
         <w:tcBorders>
           <w:top w:val="none" w:color="000000" w:sz="4" w:space="0"/>
@@ -7825,30 +7464,7 @@
         </w:tcBorders>
       </w:tcPr>
     </w:tblStylePr>
-    <w:tblStylePr w:type="lastCol">
-      <w:rPr>
-        <w:i/>
-        <w:color w:val="404040"/>
-      </w:rPr>
-      <w:pPr>
-        <w:pBdr/>
-        <w:spacing/>
-        <w:ind/>
-      </w:pPr>
-      <w:tblPr>
-        <w:tblBorders/>
-      </w:tblPr>
-      <w:tcPr>
-        <w:shd w:color="ffffff"/>
-        <w:tcBorders>
-          <w:top w:val="none" w:color="000000" w:sz="4" w:space="0"/>
-          <w:left w:val="none" w:color="000000" w:sz="4" w:space="0"/>
-          <w:bottom w:val="none" w:color="000000" w:sz="4" w:space="0"/>
-          <w:right w:val="none" w:color="000000" w:sz="4" w:space="0"/>
-        </w:tcBorders>
-      </w:tcPr>
-    </w:tblStylePr>
-    <w:tblStylePr w:type="lastRow">
+    <w:tblStylePr w:type="firstRow">
       <w:rPr>
         <w:b/>
         <w:color w:val="404040"/>
@@ -7871,6 +7487,52 @@
         </w:tcBorders>
       </w:tcPr>
     </w:tblStylePr>
+    <w:tblStylePr w:type="lastCol">
+      <w:rPr>
+        <w:i/>
+        <w:color w:val="404040"/>
+      </w:rPr>
+      <w:pPr>
+        <w:pBdr/>
+        <w:spacing/>
+        <w:ind/>
+      </w:pPr>
+      <w:tblPr>
+        <w:tblBorders/>
+      </w:tblPr>
+      <w:tcPr>
+        <w:shd w:val="clear" w:color="ffffff"/>
+        <w:tcBorders>
+          <w:top w:val="none" w:color="000000" w:sz="4" w:space="0"/>
+          <w:left w:val="none" w:color="000000" w:sz="4" w:space="0"/>
+          <w:bottom w:val="none" w:color="000000" w:sz="4" w:space="0"/>
+          <w:right w:val="none" w:color="000000" w:sz="4" w:space="0"/>
+        </w:tcBorders>
+      </w:tcPr>
+    </w:tblStylePr>
+    <w:tblStylePr w:type="lastRow">
+      <w:rPr>
+        <w:b/>
+        <w:color w:val="404040"/>
+      </w:rPr>
+      <w:pPr>
+        <w:pBdr/>
+        <w:spacing/>
+        <w:ind/>
+      </w:pPr>
+      <w:tblPr>
+        <w:tblBorders/>
+      </w:tblPr>
+      <w:tcPr>
+        <w:shd w:val="clear" w:color="ffffff"/>
+        <w:tcBorders>
+          <w:top w:val="none" w:color="000000" w:sz="4" w:space="0"/>
+          <w:left w:val="none" w:color="000000" w:sz="4" w:space="0"/>
+          <w:bottom w:val="none" w:color="000000" w:sz="4" w:space="0"/>
+          <w:right w:val="none" w:color="000000" w:sz="4" w:space="0"/>
+        </w:tcBorders>
+      </w:tcPr>
+    </w:tblStylePr>
     <w:tblStylePr w:type="nwCell">
       <w:pPr>
         <w:pBdr/>
@@ -7937,9 +7599,9 @@
       </w:tcPr>
     </w:tblStylePr>
   </w:style>
-  <w:style w:type="table" w:styleId="37">
+  <w:style w:type="table" w:styleId="791">
     <w:name w:val="Grid Table 3 - Accent 4"/>
-    <w:basedOn w:val="665"/>
+    <w:basedOn w:val="952"/>
     <w:uiPriority w:val="99"/>
     <w:pPr>
       <w:pBdr/>
@@ -8038,29 +7700,6 @@
         <w:tblBorders/>
       </w:tblPr>
       <w:tcPr>
-        <w:shd w:color="ffffff"/>
-        <w:tcBorders>
-          <w:top w:val="none" w:color="000000" w:sz="4" w:space="0"/>
-          <w:left w:val="none" w:color="000000" w:sz="4" w:space="0"/>
-          <w:bottom w:val="none" w:color="000000" w:sz="4" w:space="0"/>
-          <w:right w:val="none" w:color="000000" w:sz="4" w:space="0"/>
-        </w:tcBorders>
-      </w:tcPr>
-    </w:tblStylePr>
-    <w:tblStylePr w:type="firstRow">
-      <w:rPr>
-        <w:b/>
-        <w:color w:val="404040"/>
-      </w:rPr>
-      <w:pPr>
-        <w:pBdr/>
-        <w:spacing/>
-        <w:ind/>
-      </w:pPr>
-      <w:tblPr>
-        <w:tblBorders/>
-      </w:tblPr>
-      <w:tcPr>
         <w:shd w:val="clear" w:color="ffffff"/>
         <w:tcBorders>
           <w:top w:val="none" w:color="000000" w:sz="4" w:space="0"/>
@@ -8070,30 +7709,7 @@
         </w:tcBorders>
       </w:tcPr>
     </w:tblStylePr>
-    <w:tblStylePr w:type="lastCol">
-      <w:rPr>
-        <w:i/>
-        <w:color w:val="404040"/>
-      </w:rPr>
-      <w:pPr>
-        <w:pBdr/>
-        <w:spacing/>
-        <w:ind/>
-      </w:pPr>
-      <w:tblPr>
-        <w:tblBorders/>
-      </w:tblPr>
-      <w:tcPr>
-        <w:shd w:color="ffffff"/>
-        <w:tcBorders>
-          <w:top w:val="none" w:color="000000" w:sz="4" w:space="0"/>
-          <w:left w:val="none" w:color="000000" w:sz="4" w:space="0"/>
-          <w:bottom w:val="none" w:color="000000" w:sz="4" w:space="0"/>
-          <w:right w:val="none" w:color="000000" w:sz="4" w:space="0"/>
-        </w:tcBorders>
-      </w:tcPr>
-    </w:tblStylePr>
-    <w:tblStylePr w:type="lastRow">
+    <w:tblStylePr w:type="firstRow">
       <w:rPr>
         <w:b/>
         <w:color w:val="404040"/>
@@ -8116,6 +7732,52 @@
         </w:tcBorders>
       </w:tcPr>
     </w:tblStylePr>
+    <w:tblStylePr w:type="lastCol">
+      <w:rPr>
+        <w:i/>
+        <w:color w:val="404040"/>
+      </w:rPr>
+      <w:pPr>
+        <w:pBdr/>
+        <w:spacing/>
+        <w:ind/>
+      </w:pPr>
+      <w:tblPr>
+        <w:tblBorders/>
+      </w:tblPr>
+      <w:tcPr>
+        <w:shd w:val="clear" w:color="ffffff"/>
+        <w:tcBorders>
+          <w:top w:val="none" w:color="000000" w:sz="4" w:space="0"/>
+          <w:left w:val="none" w:color="000000" w:sz="4" w:space="0"/>
+          <w:bottom w:val="none" w:color="000000" w:sz="4" w:space="0"/>
+          <w:right w:val="none" w:color="000000" w:sz="4" w:space="0"/>
+        </w:tcBorders>
+      </w:tcPr>
+    </w:tblStylePr>
+    <w:tblStylePr w:type="lastRow">
+      <w:rPr>
+        <w:b/>
+        <w:color w:val="404040"/>
+      </w:rPr>
+      <w:pPr>
+        <w:pBdr/>
+        <w:spacing/>
+        <w:ind/>
+      </w:pPr>
+      <w:tblPr>
+        <w:tblBorders/>
+      </w:tblPr>
+      <w:tcPr>
+        <w:shd w:val="clear" w:color="ffffff"/>
+        <w:tcBorders>
+          <w:top w:val="none" w:color="000000" w:sz="4" w:space="0"/>
+          <w:left w:val="none" w:color="000000" w:sz="4" w:space="0"/>
+          <w:bottom w:val="none" w:color="000000" w:sz="4" w:space="0"/>
+          <w:right w:val="none" w:color="000000" w:sz="4" w:space="0"/>
+        </w:tcBorders>
+      </w:tcPr>
+    </w:tblStylePr>
     <w:tblStylePr w:type="nwCell">
       <w:pPr>
         <w:pBdr/>
@@ -8182,9 +7844,9 @@
       </w:tcPr>
     </w:tblStylePr>
   </w:style>
-  <w:style w:type="table" w:styleId="38">
+  <w:style w:type="table" w:styleId="792">
     <w:name w:val="Grid Table 3 - Accent 5"/>
-    <w:basedOn w:val="665"/>
+    <w:basedOn w:val="952"/>
     <w:uiPriority w:val="99"/>
     <w:pPr>
       <w:pBdr/>
@@ -8283,29 +7945,6 @@
         <w:tblBorders/>
       </w:tblPr>
       <w:tcPr>
-        <w:shd w:color="ffffff"/>
-        <w:tcBorders>
-          <w:top w:val="none" w:color="000000" w:sz="4" w:space="0"/>
-          <w:left w:val="none" w:color="000000" w:sz="4" w:space="0"/>
-          <w:bottom w:val="none" w:color="000000" w:sz="4" w:space="0"/>
-          <w:right w:val="none" w:color="000000" w:sz="4" w:space="0"/>
-        </w:tcBorders>
-      </w:tcPr>
-    </w:tblStylePr>
-    <w:tblStylePr w:type="firstRow">
-      <w:rPr>
-        <w:b/>
-        <w:color w:val="404040"/>
-      </w:rPr>
-      <w:pPr>
-        <w:pBdr/>
-        <w:spacing/>
-        <w:ind/>
-      </w:pPr>
-      <w:tblPr>
-        <w:tblBorders/>
-      </w:tblPr>
-      <w:tcPr>
         <w:shd w:val="clear" w:color="ffffff"/>
         <w:tcBorders>
           <w:top w:val="none" w:color="000000" w:sz="4" w:space="0"/>
@@ -8315,30 +7954,7 @@
         </w:tcBorders>
       </w:tcPr>
     </w:tblStylePr>
-    <w:tblStylePr w:type="lastCol">
-      <w:rPr>
-        <w:i/>
-        <w:color w:val="404040"/>
-      </w:rPr>
-      <w:pPr>
-        <w:pBdr/>
-        <w:spacing/>
-        <w:ind/>
-      </w:pPr>
-      <w:tblPr>
-        <w:tblBorders/>
-      </w:tblPr>
-      <w:tcPr>
-        <w:shd w:color="ffffff"/>
-        <w:tcBorders>
-          <w:top w:val="none" w:color="000000" w:sz="4" w:space="0"/>
-          <w:left w:val="none" w:color="000000" w:sz="4" w:space="0"/>
-          <w:bottom w:val="none" w:color="000000" w:sz="4" w:space="0"/>
-          <w:right w:val="none" w:color="000000" w:sz="4" w:space="0"/>
-        </w:tcBorders>
-      </w:tcPr>
-    </w:tblStylePr>
-    <w:tblStylePr w:type="lastRow">
+    <w:tblStylePr w:type="firstRow">
       <w:rPr>
         <w:b/>
         <w:color w:val="404040"/>
@@ -8361,6 +7977,52 @@
         </w:tcBorders>
       </w:tcPr>
     </w:tblStylePr>
+    <w:tblStylePr w:type="lastCol">
+      <w:rPr>
+        <w:i/>
+        <w:color w:val="404040"/>
+      </w:rPr>
+      <w:pPr>
+        <w:pBdr/>
+        <w:spacing/>
+        <w:ind/>
+      </w:pPr>
+      <w:tblPr>
+        <w:tblBorders/>
+      </w:tblPr>
+      <w:tcPr>
+        <w:shd w:val="clear" w:color="ffffff"/>
+        <w:tcBorders>
+          <w:top w:val="none" w:color="000000" w:sz="4" w:space="0"/>
+          <w:left w:val="none" w:color="000000" w:sz="4" w:space="0"/>
+          <w:bottom w:val="none" w:color="000000" w:sz="4" w:space="0"/>
+          <w:right w:val="none" w:color="000000" w:sz="4" w:space="0"/>
+        </w:tcBorders>
+      </w:tcPr>
+    </w:tblStylePr>
+    <w:tblStylePr w:type="lastRow">
+      <w:rPr>
+        <w:b/>
+        <w:color w:val="404040"/>
+      </w:rPr>
+      <w:pPr>
+        <w:pBdr/>
+        <w:spacing/>
+        <w:ind/>
+      </w:pPr>
+      <w:tblPr>
+        <w:tblBorders/>
+      </w:tblPr>
+      <w:tcPr>
+        <w:shd w:val="clear" w:color="ffffff"/>
+        <w:tcBorders>
+          <w:top w:val="none" w:color="000000" w:sz="4" w:space="0"/>
+          <w:left w:val="none" w:color="000000" w:sz="4" w:space="0"/>
+          <w:bottom w:val="none" w:color="000000" w:sz="4" w:space="0"/>
+          <w:right w:val="none" w:color="000000" w:sz="4" w:space="0"/>
+        </w:tcBorders>
+      </w:tcPr>
+    </w:tblStylePr>
     <w:tblStylePr w:type="nwCell">
       <w:pPr>
         <w:pBdr/>
@@ -8427,9 +8089,9 @@
       </w:tcPr>
     </w:tblStylePr>
   </w:style>
-  <w:style w:type="table" w:styleId="39">
+  <w:style w:type="table" w:styleId="793">
     <w:name w:val="Grid Table 3 - Accent 6"/>
-    <w:basedOn w:val="665"/>
+    <w:basedOn w:val="952"/>
     <w:uiPriority w:val="99"/>
     <w:pPr>
       <w:pBdr/>
@@ -8528,29 +8190,6 @@
         <w:tblBorders/>
       </w:tblPr>
       <w:tcPr>
-        <w:shd w:color="ffffff"/>
-        <w:tcBorders>
-          <w:top w:val="none" w:color="000000" w:sz="4" w:space="0"/>
-          <w:left w:val="none" w:color="000000" w:sz="4" w:space="0"/>
-          <w:bottom w:val="none" w:color="000000" w:sz="4" w:space="0"/>
-          <w:right w:val="none" w:color="000000" w:sz="4" w:space="0"/>
-        </w:tcBorders>
-      </w:tcPr>
-    </w:tblStylePr>
-    <w:tblStylePr w:type="firstRow">
-      <w:rPr>
-        <w:b/>
-        <w:color w:val="404040"/>
-      </w:rPr>
-      <w:pPr>
-        <w:pBdr/>
-        <w:spacing/>
-        <w:ind/>
-      </w:pPr>
-      <w:tblPr>
-        <w:tblBorders/>
-      </w:tblPr>
-      <w:tcPr>
         <w:shd w:val="clear" w:color="ffffff"/>
         <w:tcBorders>
           <w:top w:val="none" w:color="000000" w:sz="4" w:space="0"/>
@@ -8560,30 +8199,7 @@
         </w:tcBorders>
       </w:tcPr>
     </w:tblStylePr>
-    <w:tblStylePr w:type="lastCol">
-      <w:rPr>
-        <w:i/>
-        <w:color w:val="404040"/>
-      </w:rPr>
-      <w:pPr>
-        <w:pBdr/>
-        <w:spacing/>
-        <w:ind/>
-      </w:pPr>
-      <w:tblPr>
-        <w:tblBorders/>
-      </w:tblPr>
-      <w:tcPr>
-        <w:shd w:color="ffffff"/>
-        <w:tcBorders>
-          <w:top w:val="none" w:color="000000" w:sz="4" w:space="0"/>
-          <w:left w:val="none" w:color="000000" w:sz="4" w:space="0"/>
-          <w:bottom w:val="none" w:color="000000" w:sz="4" w:space="0"/>
-          <w:right w:val="none" w:color="000000" w:sz="4" w:space="0"/>
-        </w:tcBorders>
-      </w:tcPr>
-    </w:tblStylePr>
-    <w:tblStylePr w:type="lastRow">
+    <w:tblStylePr w:type="firstRow">
       <w:rPr>
         <w:b/>
         <w:color w:val="404040"/>
@@ -8606,6 +8222,52 @@
         </w:tcBorders>
       </w:tcPr>
     </w:tblStylePr>
+    <w:tblStylePr w:type="lastCol">
+      <w:rPr>
+        <w:i/>
+        <w:color w:val="404040"/>
+      </w:rPr>
+      <w:pPr>
+        <w:pBdr/>
+        <w:spacing/>
+        <w:ind/>
+      </w:pPr>
+      <w:tblPr>
+        <w:tblBorders/>
+      </w:tblPr>
+      <w:tcPr>
+        <w:shd w:val="clear" w:color="ffffff"/>
+        <w:tcBorders>
+          <w:top w:val="none" w:color="000000" w:sz="4" w:space="0"/>
+          <w:left w:val="none" w:color="000000" w:sz="4" w:space="0"/>
+          <w:bottom w:val="none" w:color="000000" w:sz="4" w:space="0"/>
+          <w:right w:val="none" w:color="000000" w:sz="4" w:space="0"/>
+        </w:tcBorders>
+      </w:tcPr>
+    </w:tblStylePr>
+    <w:tblStylePr w:type="lastRow">
+      <w:rPr>
+        <w:b/>
+        <w:color w:val="404040"/>
+      </w:rPr>
+      <w:pPr>
+        <w:pBdr/>
+        <w:spacing/>
+        <w:ind/>
+      </w:pPr>
+      <w:tblPr>
+        <w:tblBorders/>
+      </w:tblPr>
+      <w:tcPr>
+        <w:shd w:val="clear" w:color="ffffff"/>
+        <w:tcBorders>
+          <w:top w:val="none" w:color="000000" w:sz="4" w:space="0"/>
+          <w:left w:val="none" w:color="000000" w:sz="4" w:space="0"/>
+          <w:bottom w:val="none" w:color="000000" w:sz="4" w:space="0"/>
+          <w:right w:val="none" w:color="000000" w:sz="4" w:space="0"/>
+        </w:tcBorders>
+      </w:tcPr>
+    </w:tblStylePr>
     <w:tblStylePr w:type="nwCell">
       <w:pPr>
         <w:pBdr/>
@@ -8672,9 +8334,9 @@
       </w:tcPr>
     </w:tblStylePr>
   </w:style>
-  <w:style w:type="table" w:styleId="40">
+  <w:style w:type="table" w:styleId="794">
     <w:name w:val="Grid Table 4"/>
-    <w:basedOn w:val="665"/>
+    <w:basedOn w:val="952"/>
     <w:uiPriority w:val="59"/>
     <w:pPr>
       <w:pBdr/>
@@ -8905,9 +8567,9 @@
       </w:tcPr>
     </w:tblStylePr>
   </w:style>
-  <w:style w:type="table" w:styleId="41">
+  <w:style w:type="table" w:styleId="795">
     <w:name w:val="Grid Table 4 - Accent 1"/>
-    <w:basedOn w:val="665"/>
+    <w:basedOn w:val="952"/>
     <w:uiPriority w:val="59"/>
     <w:pPr>
       <w:pBdr/>
@@ -9138,9 +8800,9 @@
       </w:tcPr>
     </w:tblStylePr>
   </w:style>
-  <w:style w:type="table" w:styleId="42">
+  <w:style w:type="table" w:styleId="796">
     <w:name w:val="Grid Table 4 - Accent 2"/>
-    <w:basedOn w:val="665"/>
+    <w:basedOn w:val="952"/>
     <w:uiPriority w:val="59"/>
     <w:pPr>
       <w:pBdr/>
@@ -9371,9 +9033,9 @@
       </w:tcPr>
     </w:tblStylePr>
   </w:style>
-  <w:style w:type="table" w:styleId="43">
+  <w:style w:type="table" w:styleId="797">
     <w:name w:val="Grid Table 4 - Accent 3"/>
-    <w:basedOn w:val="665"/>
+    <w:basedOn w:val="952"/>
     <w:uiPriority w:val="59"/>
     <w:pPr>
       <w:pBdr/>
@@ -9604,9 +9266,9 @@
       </w:tcPr>
     </w:tblStylePr>
   </w:style>
-  <w:style w:type="table" w:styleId="44">
+  <w:style w:type="table" w:styleId="798">
     <w:name w:val="Grid Table 4 - Accent 4"/>
-    <w:basedOn w:val="665"/>
+    <w:basedOn w:val="952"/>
     <w:uiPriority w:val="59"/>
     <w:pPr>
       <w:pBdr/>
@@ -9837,9 +9499,9 @@
       </w:tcPr>
     </w:tblStylePr>
   </w:style>
-  <w:style w:type="table" w:styleId="45">
+  <w:style w:type="table" w:styleId="799">
     <w:name w:val="Grid Table 4 - Accent 5"/>
-    <w:basedOn w:val="665"/>
+    <w:basedOn w:val="952"/>
     <w:uiPriority w:val="59"/>
     <w:pPr>
       <w:pBdr/>
@@ -10070,9 +9732,9 @@
       </w:tcPr>
     </w:tblStylePr>
   </w:style>
-  <w:style w:type="table" w:styleId="46">
+  <w:style w:type="table" w:styleId="800">
     <w:name w:val="Grid Table 4 - Accent 6"/>
-    <w:basedOn w:val="665"/>
+    <w:basedOn w:val="952"/>
     <w:uiPriority w:val="59"/>
     <w:pPr>
       <w:pBdr/>
@@ -10303,9 +9965,9 @@
       </w:tcPr>
     </w:tblStylePr>
   </w:style>
-  <w:style w:type="table" w:styleId="47">
+  <w:style w:type="table" w:styleId="801">
     <w:name w:val="Grid Table 5 Dark"/>
-    <w:basedOn w:val="665"/>
+    <w:basedOn w:val="952"/>
     <w:uiPriority w:val="99"/>
     <w:pPr>
       <w:pBdr/>
@@ -10531,9 +10193,9 @@
       </w:tcPr>
     </w:tblStylePr>
   </w:style>
-  <w:style w:type="table" w:styleId="48">
+  <w:style w:type="table" w:styleId="802">
     <w:name w:val="Grid Table 5 Dark- Accent 1"/>
-    <w:basedOn w:val="665"/>
+    <w:basedOn w:val="952"/>
     <w:uiPriority w:val="99"/>
     <w:pPr>
       <w:pBdr/>
@@ -10759,9 +10421,9 @@
       </w:tcPr>
     </w:tblStylePr>
   </w:style>
-  <w:style w:type="table" w:styleId="49">
+  <w:style w:type="table" w:styleId="803">
     <w:name w:val="Grid Table 5 Dark - Accent 2"/>
-    <w:basedOn w:val="665"/>
+    <w:basedOn w:val="952"/>
     <w:uiPriority w:val="99"/>
     <w:pPr>
       <w:pBdr/>
@@ -10987,9 +10649,9 @@
       </w:tcPr>
     </w:tblStylePr>
   </w:style>
-  <w:style w:type="table" w:styleId="50">
+  <w:style w:type="table" w:styleId="804">
     <w:name w:val="Grid Table 5 Dark - Accent 3"/>
-    <w:basedOn w:val="665"/>
+    <w:basedOn w:val="952"/>
     <w:uiPriority w:val="99"/>
     <w:pPr>
       <w:pBdr/>
@@ -11215,9 +10877,9 @@
       </w:tcPr>
     </w:tblStylePr>
   </w:style>
-  <w:style w:type="table" w:styleId="51">
+  <w:style w:type="table" w:styleId="805">
     <w:name w:val="Grid Table 5 Dark- Accent 4"/>
-    <w:basedOn w:val="665"/>
+    <w:basedOn w:val="952"/>
     <w:uiPriority w:val="99"/>
     <w:pPr>
       <w:pBdr/>
@@ -11443,9 +11105,9 @@
       </w:tcPr>
     </w:tblStylePr>
   </w:style>
-  <w:style w:type="table" w:styleId="52">
+  <w:style w:type="table" w:styleId="806">
     <w:name w:val="Grid Table 5 Dark - Accent 5"/>
-    <w:basedOn w:val="665"/>
+    <w:basedOn w:val="952"/>
     <w:uiPriority w:val="99"/>
     <w:pPr>
       <w:pBdr/>
@@ -11671,9 +11333,9 @@
       </w:tcPr>
     </w:tblStylePr>
   </w:style>
-  <w:style w:type="table" w:styleId="53">
+  <w:style w:type="table" w:styleId="807">
     <w:name w:val="Grid Table 5 Dark - Accent 6"/>
-    <w:basedOn w:val="665"/>
+    <w:basedOn w:val="952"/>
     <w:uiPriority w:val="99"/>
     <w:pPr>
       <w:pBdr/>
@@ -11899,9 +11561,9 @@
       </w:tcPr>
     </w:tblStylePr>
   </w:style>
-  <w:style w:type="table" w:styleId="54">
+  <w:style w:type="table" w:styleId="808">
     <w:name w:val="Grid Table 6 Colorful"/>
-    <w:basedOn w:val="665"/>
+    <w:basedOn w:val="952"/>
     <w:uiPriority w:val="99"/>
     <w:pPr>
       <w:pBdr/>
@@ -12129,9 +11791,9 @@
       </w:tcPr>
     </w:tblStylePr>
   </w:style>
-  <w:style w:type="table" w:styleId="55">
+  <w:style w:type="table" w:styleId="809">
     <w:name w:val="Grid Table 6 Colorful - Accent 1"/>
-    <w:basedOn w:val="665"/>
+    <w:basedOn w:val="952"/>
     <w:uiPriority w:val="99"/>
     <w:pPr>
       <w:pBdr/>
@@ -12359,9 +12021,9 @@
       </w:tcPr>
     </w:tblStylePr>
   </w:style>
-  <w:style w:type="table" w:styleId="56">
+  <w:style w:type="table" w:styleId="810">
     <w:name w:val="Grid Table 6 Colorful - Accent 2"/>
-    <w:basedOn w:val="665"/>
+    <w:basedOn w:val="952"/>
     <w:uiPriority w:val="99"/>
     <w:pPr>
       <w:pBdr/>
@@ -12589,9 +12251,9 @@
       </w:tcPr>
     </w:tblStylePr>
   </w:style>
-  <w:style w:type="table" w:styleId="57">
+  <w:style w:type="table" w:styleId="811">
     <w:name w:val="Grid Table 6 Colorful - Accent 3"/>
-    <w:basedOn w:val="665"/>
+    <w:basedOn w:val="952"/>
     <w:uiPriority w:val="99"/>
     <w:pPr>
       <w:pBdr/>
@@ -12819,9 +12481,9 @@
       </w:tcPr>
     </w:tblStylePr>
   </w:style>
-  <w:style w:type="table" w:styleId="58">
+  <w:style w:type="table" w:styleId="812">
     <w:name w:val="Grid Table 6 Colorful - Accent 4"/>
-    <w:basedOn w:val="665"/>
+    <w:basedOn w:val="952"/>
     <w:uiPriority w:val="99"/>
     <w:pPr>
       <w:pBdr/>
@@ -13049,9 +12711,9 @@
       </w:tcPr>
     </w:tblStylePr>
   </w:style>
-  <w:style w:type="table" w:styleId="59">
+  <w:style w:type="table" w:styleId="813">
     <w:name w:val="Grid Table 6 Colorful - Accent 5"/>
-    <w:basedOn w:val="665"/>
+    <w:basedOn w:val="952"/>
     <w:uiPriority w:val="99"/>
     <w:pPr>
       <w:pBdr/>
@@ -13279,9 +12941,9 @@
       </w:tcPr>
     </w:tblStylePr>
   </w:style>
-  <w:style w:type="table" w:styleId="60">
+  <w:style w:type="table" w:styleId="814">
     <w:name w:val="Grid Table 6 Colorful - Accent 6"/>
-    <w:basedOn w:val="665"/>
+    <w:basedOn w:val="952"/>
     <w:uiPriority w:val="99"/>
     <w:pPr>
       <w:pBdr/>
@@ -13509,9 +13171,9 @@
       </w:tcPr>
     </w:tblStylePr>
   </w:style>
-  <w:style w:type="table" w:styleId="61">
+  <w:style w:type="table" w:styleId="815">
     <w:name w:val="Grid Table 7 Colorful"/>
-    <w:basedOn w:val="665"/>
+    <w:basedOn w:val="952"/>
     <w:uiPriority w:val="99"/>
     <w:pPr>
       <w:pBdr/>
@@ -13613,11 +13275,11 @@
         <w:tblBorders/>
       </w:tblPr>
       <w:tcPr>
-        <w:shd w:color="ffffff"/>
+        <w:shd w:val="clear" w:color="ffffff"/>
         <w:tcBorders>
-          <w:top w:val="none"/>
-          <w:left w:val="none"/>
-          <w:bottom w:val="none"/>
+          <w:top w:val="none" w:color="000000" w:sz="4" w:space="0"/>
+          <w:left w:val="none" w:color="000000" w:sz="4" w:space="0"/>
+          <w:bottom w:val="none" w:color="000000" w:sz="4" w:space="0"/>
           <w:right w:val="single" w:color="000000" w:themeColor="text1" w:themeTint="80" w:sz="4" w:space="0"/>
         </w:tcBorders>
       </w:tcPr>
@@ -13640,10 +13302,10 @@
       <w:tcPr>
         <w:shd w:val="clear" w:color="ffffff" w:themeColor="light1" w:fill="ffffff" w:themeFill="light1"/>
         <w:tcBorders>
-          <w:top w:val="none"/>
-          <w:left w:val="none"/>
+          <w:top w:val="none" w:color="000000" w:sz="4" w:space="0"/>
+          <w:left w:val="none" w:color="000000" w:sz="4" w:space="0"/>
           <w:bottom w:val="single" w:color="000000" w:themeColor="text1" w:themeTint="80" w:sz="4" w:space="0"/>
-          <w:right w:val="none"/>
+          <w:right w:val="none" w:color="000000" w:sz="4" w:space="0"/>
         </w:tcBorders>
       </w:tcPr>
     </w:tblStylePr>
@@ -13663,12 +13325,12 @@
         <w:tblBorders/>
       </w:tblPr>
       <w:tcPr>
-        <w:shd w:color="ffffff"/>
+        <w:shd w:val="clear" w:color="ffffff"/>
         <w:tcBorders>
-          <w:top w:val="none"/>
+          <w:top w:val="none" w:color="000000" w:sz="4" w:space="0"/>
           <w:left w:val="single" w:color="000000" w:themeColor="text1" w:themeTint="80" w:sz="4" w:space="0"/>
-          <w:bottom w:val="none"/>
-          <w:right w:val="none"/>
+          <w:bottom w:val="none" w:color="000000" w:sz="4" w:space="0"/>
+          <w:right w:val="none" w:color="000000" w:sz="4" w:space="0"/>
         </w:tcBorders>
       </w:tcPr>
     </w:tblStylePr>
@@ -13691,9 +13353,9 @@
         <w:shd w:val="clear" w:color="ffffff" w:themeColor="light1" w:fill="ffffff" w:themeFill="light1"/>
         <w:tcBorders>
           <w:top w:val="single" w:color="000000" w:themeColor="text1" w:themeTint="80" w:sz="4" w:space="0"/>
-          <w:left w:val="none"/>
-          <w:bottom w:val="none"/>
-          <w:right w:val="none"/>
+          <w:left w:val="none" w:color="000000" w:sz="4" w:space="0"/>
+          <w:bottom w:val="none" w:color="000000" w:sz="4" w:space="0"/>
+          <w:right w:val="none" w:color="000000" w:sz="4" w:space="0"/>
         </w:tcBorders>
       </w:tcPr>
     </w:tblStylePr>
@@ -13763,9 +13425,9 @@
       </w:tcPr>
     </w:tblStylePr>
   </w:style>
-  <w:style w:type="table" w:styleId="62">
+  <w:style w:type="table" w:styleId="816">
     <w:name w:val="Grid Table 7 Colorful - Accent 1"/>
-    <w:basedOn w:val="665"/>
+    <w:basedOn w:val="952"/>
     <w:uiPriority w:val="99"/>
     <w:pPr>
       <w:pBdr/>
@@ -13867,11 +13529,11 @@
         <w:tblBorders/>
       </w:tblPr>
       <w:tcPr>
-        <w:shd w:color="ffffff"/>
+        <w:shd w:val="clear" w:color="ffffff"/>
         <w:tcBorders>
-          <w:top w:val="none"/>
-          <w:left w:val="none"/>
-          <w:bottom w:val="none"/>
+          <w:top w:val="none" w:color="000000" w:sz="4" w:space="0"/>
+          <w:left w:val="none" w:color="000000" w:sz="4" w:space="0"/>
+          <w:bottom w:val="none" w:color="000000" w:sz="4" w:space="0"/>
           <w:right w:val="single" w:color="000000" w:themeColor="accent1" w:themeTint="80" w:sz="4" w:space="0"/>
         </w:tcBorders>
       </w:tcPr>
@@ -13894,10 +13556,10 @@
       <w:tcPr>
         <w:shd w:val="clear" w:color="ffffff" w:themeColor="light1" w:fill="ffffff" w:themeFill="light1"/>
         <w:tcBorders>
-          <w:top w:val="none"/>
-          <w:left w:val="none"/>
+          <w:top w:val="none" w:color="000000" w:sz="4" w:space="0"/>
+          <w:left w:val="none" w:color="000000" w:sz="4" w:space="0"/>
           <w:bottom w:val="single" w:color="000000" w:themeColor="accent1" w:themeTint="80" w:sz="4" w:space="0"/>
-          <w:right w:val="none"/>
+          <w:right w:val="none" w:color="000000" w:sz="4" w:space="0"/>
         </w:tcBorders>
       </w:tcPr>
     </w:tblStylePr>
@@ -13917,12 +13579,12 @@
         <w:tblBorders/>
       </w:tblPr>
       <w:tcPr>
-        <w:shd w:color="ffffff"/>
+        <w:shd w:val="clear" w:color="ffffff"/>
         <w:tcBorders>
-          <w:top w:val="none"/>
+          <w:top w:val="none" w:color="000000" w:sz="4" w:space="0"/>
           <w:left w:val="single" w:color="000000" w:themeColor="accent1" w:themeTint="80" w:sz="4" w:space="0"/>
-          <w:bottom w:val="none"/>
-          <w:right w:val="none"/>
+          <w:bottom w:val="none" w:color="000000" w:sz="4" w:space="0"/>
+          <w:right w:val="none" w:color="000000" w:sz="4" w:space="0"/>
         </w:tcBorders>
       </w:tcPr>
     </w:tblStylePr>
@@ -13945,9 +13607,9 @@
         <w:shd w:val="clear" w:color="ffffff" w:themeColor="light1" w:fill="ffffff" w:themeFill="light1"/>
         <w:tcBorders>
           <w:top w:val="single" w:color="000000" w:themeColor="accent1" w:themeTint="80" w:sz="4" w:space="0"/>
-          <w:left w:val="none"/>
-          <w:bottom w:val="none"/>
-          <w:right w:val="none"/>
+          <w:left w:val="none" w:color="000000" w:sz="4" w:space="0"/>
+          <w:bottom w:val="none" w:color="000000" w:sz="4" w:space="0"/>
+          <w:right w:val="none" w:color="000000" w:sz="4" w:space="0"/>
         </w:tcBorders>
       </w:tcPr>
     </w:tblStylePr>
@@ -14017,9 +13679,9 @@
       </w:tcPr>
     </w:tblStylePr>
   </w:style>
-  <w:style w:type="table" w:styleId="63">
+  <w:style w:type="table" w:styleId="817">
     <w:name w:val="Grid Table 7 Colorful - Accent 2"/>
-    <w:basedOn w:val="665"/>
+    <w:basedOn w:val="952"/>
     <w:uiPriority w:val="99"/>
     <w:pPr>
       <w:pBdr/>
@@ -14121,11 +13783,11 @@
         <w:tblBorders/>
       </w:tblPr>
       <w:tcPr>
-        <w:shd w:color="ffffff"/>
+        <w:shd w:val="clear" w:color="ffffff"/>
         <w:tcBorders>
-          <w:top w:val="none"/>
-          <w:left w:val="none"/>
-          <w:bottom w:val="none"/>
+          <w:top w:val="none" w:color="000000" w:sz="4" w:space="0"/>
+          <w:left w:val="none" w:color="000000" w:sz="4" w:space="0"/>
+          <w:bottom w:val="none" w:color="000000" w:sz="4" w:space="0"/>
           <w:right w:val="single" w:color="000000" w:themeColor="accent2" w:themeTint="97" w:sz="4" w:space="0"/>
         </w:tcBorders>
       </w:tcPr>
@@ -14148,10 +13810,10 @@
       <w:tcPr>
         <w:shd w:val="clear" w:color="ffffff" w:themeColor="light1" w:fill="ffffff" w:themeFill="light1"/>
         <w:tcBorders>
-          <w:top w:val="none"/>
-          <w:left w:val="none"/>
+          <w:top w:val="none" w:color="000000" w:sz="4" w:space="0"/>
+          <w:left w:val="none" w:color="000000" w:sz="4" w:space="0"/>
           <w:bottom w:val="single" w:color="000000" w:themeColor="accent2" w:themeTint="97" w:sz="4" w:space="0"/>
-          <w:right w:val="none"/>
+          <w:right w:val="none" w:color="000000" w:sz="4" w:space="0"/>
         </w:tcBorders>
       </w:tcPr>
     </w:tblStylePr>
@@ -14171,12 +13833,12 @@
         <w:tblBorders/>
       </w:tblPr>
       <w:tcPr>
-        <w:shd w:color="ffffff"/>
+        <w:shd w:val="clear" w:color="ffffff"/>
         <w:tcBorders>
-          <w:top w:val="none"/>
+          <w:top w:val="none" w:color="000000" w:sz="4" w:space="0"/>
           <w:left w:val="single" w:color="000000" w:themeColor="accent2" w:themeTint="97" w:sz="4" w:space="0"/>
-          <w:bottom w:val="none"/>
-          <w:right w:val="none"/>
+          <w:bottom w:val="none" w:color="000000" w:sz="4" w:space="0"/>
+          <w:right w:val="none" w:color="000000" w:sz="4" w:space="0"/>
         </w:tcBorders>
       </w:tcPr>
     </w:tblStylePr>
@@ -14199,9 +13861,9 @@
         <w:shd w:val="clear" w:color="ffffff" w:themeColor="light1" w:fill="ffffff" w:themeFill="light1"/>
         <w:tcBorders>
           <w:top w:val="single" w:color="000000" w:themeColor="accent2" w:themeTint="97" w:sz="4" w:space="0"/>
-          <w:left w:val="none"/>
-          <w:bottom w:val="none"/>
-          <w:right w:val="none"/>
+          <w:left w:val="none" w:color="000000" w:sz="4" w:space="0"/>
+          <w:bottom w:val="none" w:color="000000" w:sz="4" w:space="0"/>
+          <w:right w:val="none" w:color="000000" w:sz="4" w:space="0"/>
         </w:tcBorders>
       </w:tcPr>
     </w:tblStylePr>
@@ -14271,9 +13933,9 @@
       </w:tcPr>
     </w:tblStylePr>
   </w:style>
-  <w:style w:type="table" w:styleId="64">
+  <w:style w:type="table" w:styleId="818">
     <w:name w:val="Grid Table 7 Colorful - Accent 3"/>
-    <w:basedOn w:val="665"/>
+    <w:basedOn w:val="952"/>
     <w:uiPriority w:val="99"/>
     <w:pPr>
       <w:pBdr/>
@@ -14375,11 +14037,11 @@
         <w:tblBorders/>
       </w:tblPr>
       <w:tcPr>
-        <w:shd w:color="ffffff"/>
+        <w:shd w:val="clear" w:color="ffffff"/>
         <w:tcBorders>
-          <w:top w:val="none"/>
-          <w:left w:val="none"/>
-          <w:bottom w:val="none"/>
+          <w:top w:val="none" w:color="000000" w:sz="4" w:space="0"/>
+          <w:left w:val="none" w:color="000000" w:sz="4" w:space="0"/>
+          <w:bottom w:val="none" w:color="000000" w:sz="4" w:space="0"/>
           <w:right w:val="single" w:color="000000" w:themeColor="accent3" w:themeTint="FE" w:sz="4" w:space="0"/>
         </w:tcBorders>
       </w:tcPr>
@@ -14402,10 +14064,10 @@
       <w:tcPr>
         <w:shd w:val="clear" w:color="ffffff" w:themeColor="light1" w:fill="ffffff" w:themeFill="light1"/>
         <w:tcBorders>
-          <w:top w:val="none"/>
-          <w:left w:val="none"/>
+          <w:top w:val="none" w:color="000000" w:sz="4" w:space="0"/>
+          <w:left w:val="none" w:color="000000" w:sz="4" w:space="0"/>
           <w:bottom w:val="single" w:color="000000" w:themeColor="accent3" w:themeTint="FE" w:sz="4" w:space="0"/>
-          <w:right w:val="none"/>
+          <w:right w:val="none" w:color="000000" w:sz="4" w:space="0"/>
         </w:tcBorders>
       </w:tcPr>
     </w:tblStylePr>
@@ -14425,12 +14087,12 @@
         <w:tblBorders/>
       </w:tblPr>
       <w:tcPr>
-        <w:shd w:color="ffffff"/>
+        <w:shd w:val="clear" w:color="ffffff"/>
         <w:tcBorders>
-          <w:top w:val="none"/>
+          <w:top w:val="none" w:color="000000" w:sz="4" w:space="0"/>
           <w:left w:val="single" w:color="000000" w:themeColor="accent3" w:themeTint="FE" w:sz="4" w:space="0"/>
-          <w:bottom w:val="none"/>
-          <w:right w:val="none"/>
+          <w:bottom w:val="none" w:color="000000" w:sz="4" w:space="0"/>
+          <w:right w:val="none" w:color="000000" w:sz="4" w:space="0"/>
         </w:tcBorders>
       </w:tcPr>
     </w:tblStylePr>
@@ -14453,9 +14115,9 @@
         <w:shd w:val="clear" w:color="ffffff" w:themeColor="light1" w:fill="ffffff" w:themeFill="light1"/>
         <w:tcBorders>
           <w:top w:val="single" w:color="000000" w:themeColor="accent3" w:themeTint="FE" w:sz="4" w:space="0"/>
-          <w:left w:val="none"/>
-          <w:bottom w:val="none"/>
-          <w:right w:val="none"/>
+          <w:left w:val="none" w:color="000000" w:sz="4" w:space="0"/>
+          <w:bottom w:val="none" w:color="000000" w:sz="4" w:space="0"/>
+          <w:right w:val="none" w:color="000000" w:sz="4" w:space="0"/>
         </w:tcBorders>
       </w:tcPr>
     </w:tblStylePr>
@@ -14525,9 +14187,9 @@
       </w:tcPr>
     </w:tblStylePr>
   </w:style>
-  <w:style w:type="table" w:styleId="65">
+  <w:style w:type="table" w:styleId="819">
     <w:name w:val="Grid Table 7 Colorful - Accent 4"/>
-    <w:basedOn w:val="665"/>
+    <w:basedOn w:val="952"/>
     <w:uiPriority w:val="99"/>
     <w:pPr>
       <w:pBdr/>
@@ -14629,11 +14291,11 @@
         <w:tblBorders/>
       </w:tblPr>
       <w:tcPr>
-        <w:shd w:color="ffffff"/>
+        <w:shd w:val="clear" w:color="ffffff"/>
         <w:tcBorders>
-          <w:top w:val="none"/>
-          <w:left w:val="none"/>
-          <w:bottom w:val="none"/>
+          <w:top w:val="none" w:color="000000" w:sz="4" w:space="0"/>
+          <w:left w:val="none" w:color="000000" w:sz="4" w:space="0"/>
+          <w:bottom w:val="none" w:color="000000" w:sz="4" w:space="0"/>
           <w:right w:val="single" w:color="000000" w:themeColor="accent4" w:themeTint="9A" w:sz="4" w:space="0"/>
         </w:tcBorders>
       </w:tcPr>
@@ -14656,10 +14318,10 @@
       <w:tcPr>
         <w:shd w:val="clear" w:color="ffffff" w:themeColor="light1" w:fill="ffffff" w:themeFill="light1"/>
         <w:tcBorders>
-          <w:top w:val="none"/>
-          <w:left w:val="none"/>
+          <w:top w:val="none" w:color="000000" w:sz="4" w:space="0"/>
+          <w:left w:val="none" w:color="000000" w:sz="4" w:space="0"/>
           <w:bottom w:val="single" w:color="000000" w:themeColor="accent4" w:themeTint="9A" w:sz="4" w:space="0"/>
-          <w:right w:val="none"/>
+          <w:right w:val="none" w:color="000000" w:sz="4" w:space="0"/>
         </w:tcBorders>
       </w:tcPr>
     </w:tblStylePr>
@@ -14679,12 +14341,12 @@
         <w:tblBorders/>
       </w:tblPr>
       <w:tcPr>
-        <w:shd w:color="ffffff"/>
+        <w:shd w:val="clear" w:color="ffffff"/>
         <w:tcBorders>
-          <w:top w:val="none"/>
+          <w:top w:val="none" w:color="000000" w:sz="4" w:space="0"/>
           <w:left w:val="single" w:color="000000" w:themeColor="accent4" w:themeTint="9A" w:sz="4" w:space="0"/>
-          <w:bottom w:val="none"/>
-          <w:right w:val="none"/>
+          <w:bottom w:val="none" w:color="000000" w:sz="4" w:space="0"/>
+          <w:right w:val="none" w:color="000000" w:sz="4" w:space="0"/>
         </w:tcBorders>
       </w:tcPr>
     </w:tblStylePr>
@@ -14707,9 +14369,9 @@
         <w:shd w:val="clear" w:color="ffffff" w:themeColor="light1" w:fill="ffffff" w:themeFill="light1"/>
         <w:tcBorders>
           <w:top w:val="single" w:color="000000" w:themeColor="accent4" w:themeTint="9A" w:sz="4" w:space="0"/>
-          <w:left w:val="none"/>
-          <w:bottom w:val="none"/>
-          <w:right w:val="none"/>
+          <w:left w:val="none" w:color="000000" w:sz="4" w:space="0"/>
+          <w:bottom w:val="none" w:color="000000" w:sz="4" w:space="0"/>
+          <w:right w:val="none" w:color="000000" w:sz="4" w:space="0"/>
         </w:tcBorders>
       </w:tcPr>
     </w:tblStylePr>
@@ -14779,9 +14441,9 @@
       </w:tcPr>
     </w:tblStylePr>
   </w:style>
-  <w:style w:type="table" w:styleId="66">
+  <w:style w:type="table" w:styleId="820">
     <w:name w:val="Grid Table 7 Colorful - Accent 5"/>
-    <w:basedOn w:val="665"/>
+    <w:basedOn w:val="952"/>
     <w:uiPriority w:val="99"/>
     <w:pPr>
       <w:pBdr/>
@@ -14883,11 +14545,11 @@
         <w:tblBorders/>
       </w:tblPr>
       <w:tcPr>
-        <w:shd w:color="ffffff"/>
+        <w:shd w:val="clear" w:color="ffffff"/>
         <w:tcBorders>
-          <w:top w:val="none"/>
-          <w:left w:val="none"/>
-          <w:bottom w:val="none"/>
+          <w:top w:val="none" w:color="000000" w:sz="4" w:space="0"/>
+          <w:left w:val="none" w:color="000000" w:sz="4" w:space="0"/>
+          <w:bottom w:val="none" w:color="000000" w:sz="4" w:space="0"/>
           <w:right w:val="single" w:color="000000" w:themeColor="accent5" w:themeTint="90" w:sz="4" w:space="0"/>
         </w:tcBorders>
       </w:tcPr>
@@ -14910,10 +14572,10 @@
       <w:tcPr>
         <w:shd w:val="clear" w:color="ffffff" w:themeColor="light1" w:fill="ffffff" w:themeFill="light1"/>
         <w:tcBorders>
-          <w:top w:val="none"/>
-          <w:left w:val="none"/>
+          <w:top w:val="none" w:color="000000" w:sz="4" w:space="0"/>
+          <w:left w:val="none" w:color="000000" w:sz="4" w:space="0"/>
           <w:bottom w:val="single" w:color="000000" w:themeColor="accent5" w:themeTint="90" w:sz="4" w:space="0"/>
-          <w:right w:val="none"/>
+          <w:right w:val="none" w:color="000000" w:sz="4" w:space="0"/>
         </w:tcBorders>
       </w:tcPr>
     </w:tblStylePr>
@@ -14933,12 +14595,12 @@
         <w:tblBorders/>
       </w:tblPr>
       <w:tcPr>
-        <w:shd w:color="ffffff"/>
+        <w:shd w:val="clear" w:color="ffffff"/>
         <w:tcBorders>
-          <w:top w:val="none"/>
+          <w:top w:val="none" w:color="000000" w:sz="4" w:space="0"/>
           <w:left w:val="single" w:color="000000" w:themeColor="accent5" w:themeTint="90" w:sz="4" w:space="0"/>
-          <w:bottom w:val="none"/>
-          <w:right w:val="none"/>
+          <w:bottom w:val="none" w:color="000000" w:sz="4" w:space="0"/>
+          <w:right w:val="none" w:color="000000" w:sz="4" w:space="0"/>
         </w:tcBorders>
       </w:tcPr>
     </w:tblStylePr>
@@ -14961,9 +14623,9 @@
         <w:shd w:val="clear" w:color="ffffff" w:themeColor="light1" w:fill="ffffff" w:themeFill="light1"/>
         <w:tcBorders>
           <w:top w:val="single" w:color="000000" w:themeColor="accent5" w:themeTint="90" w:sz="4" w:space="0"/>
-          <w:left w:val="none"/>
-          <w:bottom w:val="none"/>
-          <w:right w:val="none"/>
+          <w:left w:val="none" w:color="000000" w:sz="4" w:space="0"/>
+          <w:bottom w:val="none" w:color="000000" w:sz="4" w:space="0"/>
+          <w:right w:val="none" w:color="000000" w:sz="4" w:space="0"/>
         </w:tcBorders>
       </w:tcPr>
     </w:tblStylePr>
@@ -15033,9 +14695,9 @@
       </w:tcPr>
     </w:tblStylePr>
   </w:style>
-  <w:style w:type="table" w:styleId="67">
+  <w:style w:type="table" w:styleId="821">
     <w:name w:val="Grid Table 7 Colorful - Accent 6"/>
-    <w:basedOn w:val="665"/>
+    <w:basedOn w:val="952"/>
     <w:uiPriority w:val="99"/>
     <w:pPr>
       <w:pBdr/>
@@ -15137,11 +14799,11 @@
         <w:tblBorders/>
       </w:tblPr>
       <w:tcPr>
-        <w:shd w:color="ffffff"/>
+        <w:shd w:val="clear" w:color="ffffff"/>
         <w:tcBorders>
-          <w:top w:val="none"/>
-          <w:left w:val="none"/>
-          <w:bottom w:val="none"/>
+          <w:top w:val="none" w:color="000000" w:sz="4" w:space="0"/>
+          <w:left w:val="none" w:color="000000" w:sz="4" w:space="0"/>
+          <w:bottom w:val="none" w:color="000000" w:sz="4" w:space="0"/>
           <w:right w:val="single" w:color="000000" w:themeColor="accent6" w:themeTint="90" w:sz="4" w:space="0"/>
         </w:tcBorders>
       </w:tcPr>
@@ -15164,10 +14826,10 @@
       <w:tcPr>
         <w:shd w:val="clear" w:color="ffffff" w:themeColor="light1" w:fill="ffffff" w:themeFill="light1"/>
         <w:tcBorders>
-          <w:top w:val="none"/>
-          <w:left w:val="none"/>
+          <w:top w:val="none" w:color="000000" w:sz="4" w:space="0"/>
+          <w:left w:val="none" w:color="000000" w:sz="4" w:space="0"/>
           <w:bottom w:val="single" w:color="000000" w:themeColor="accent6" w:themeTint="90" w:sz="4" w:space="0"/>
-          <w:right w:val="none"/>
+          <w:right w:val="none" w:color="000000" w:sz="4" w:space="0"/>
         </w:tcBorders>
       </w:tcPr>
     </w:tblStylePr>
@@ -15187,12 +14849,12 @@
         <w:tblBorders/>
       </w:tblPr>
       <w:tcPr>
-        <w:shd w:color="ffffff"/>
+        <w:shd w:val="clear" w:color="ffffff"/>
         <w:tcBorders>
-          <w:top w:val="none"/>
+          <w:top w:val="none" w:color="000000" w:sz="4" w:space="0"/>
           <w:left w:val="single" w:color="000000" w:themeColor="accent6" w:themeTint="90" w:sz="4" w:space="0"/>
-          <w:bottom w:val="none"/>
-          <w:right w:val="none"/>
+          <w:bottom w:val="none" w:color="000000" w:sz="4" w:space="0"/>
+          <w:right w:val="none" w:color="000000" w:sz="4" w:space="0"/>
         </w:tcBorders>
       </w:tcPr>
     </w:tblStylePr>
@@ -15215,9 +14877,9 @@
         <w:shd w:val="clear" w:color="ffffff" w:themeColor="light1" w:fill="ffffff" w:themeFill="light1"/>
         <w:tcBorders>
           <w:top w:val="single" w:color="000000" w:themeColor="accent6" w:themeTint="90" w:sz="4" w:space="0"/>
-          <w:left w:val="none"/>
-          <w:bottom w:val="none"/>
-          <w:right w:val="none"/>
+          <w:left w:val="none" w:color="000000" w:sz="4" w:space="0"/>
+          <w:bottom w:val="none" w:color="000000" w:sz="4" w:space="0"/>
+          <w:right w:val="none" w:color="000000" w:sz="4" w:space="0"/>
         </w:tcBorders>
       </w:tcPr>
     </w:tblStylePr>
@@ -15287,9 +14949,9 @@
       </w:tcPr>
     </w:tblStylePr>
   </w:style>
-  <w:style w:type="table" w:styleId="68">
+  <w:style w:type="table" w:styleId="822">
     <w:name w:val="List Table 1 Light"/>
-    <w:basedOn w:val="665"/>
+    <w:basedOn w:val="952"/>
     <w:uiPriority w:val="99"/>
     <w:pPr>
       <w:pBdr/>
@@ -15503,9 +15165,9 @@
       </w:tcPr>
     </w:tblStylePr>
   </w:style>
-  <w:style w:type="table" w:styleId="69">
+  <w:style w:type="table" w:styleId="823">
     <w:name w:val="List Table 1 Light - Accent 1"/>
-    <w:basedOn w:val="665"/>
+    <w:basedOn w:val="952"/>
     <w:uiPriority w:val="99"/>
     <w:pPr>
       <w:pBdr/>
@@ -15719,9 +15381,9 @@
       </w:tcPr>
     </w:tblStylePr>
   </w:style>
-  <w:style w:type="table" w:styleId="70">
+  <w:style w:type="table" w:styleId="824">
     <w:name w:val="List Table 1 Light - Accent 2"/>
-    <w:basedOn w:val="665"/>
+    <w:basedOn w:val="952"/>
     <w:uiPriority w:val="99"/>
     <w:pPr>
       <w:pBdr/>
@@ -15935,9 +15597,9 @@
       </w:tcPr>
     </w:tblStylePr>
   </w:style>
-  <w:style w:type="table" w:styleId="71">
+  <w:style w:type="table" w:styleId="825">
     <w:name w:val="List Table 1 Light - Accent 3"/>
-    <w:basedOn w:val="665"/>
+    <w:basedOn w:val="952"/>
     <w:uiPriority w:val="99"/>
     <w:pPr>
       <w:pBdr/>
@@ -16151,9 +15813,9 @@
       </w:tcPr>
     </w:tblStylePr>
   </w:style>
-  <w:style w:type="table" w:styleId="72">
+  <w:style w:type="table" w:styleId="826">
     <w:name w:val="List Table 1 Light - Accent 4"/>
-    <w:basedOn w:val="665"/>
+    <w:basedOn w:val="952"/>
     <w:uiPriority w:val="99"/>
     <w:pPr>
       <w:pBdr/>
@@ -16367,9 +16029,9 @@
       </w:tcPr>
     </w:tblStylePr>
   </w:style>
-  <w:style w:type="table" w:styleId="73">
+  <w:style w:type="table" w:styleId="827">
     <w:name w:val="List Table 1 Light - Accent 5"/>
-    <w:basedOn w:val="665"/>
+    <w:basedOn w:val="952"/>
     <w:uiPriority w:val="99"/>
     <w:pPr>
       <w:pBdr/>
@@ -16583,9 +16245,9 @@
       </w:tcPr>
     </w:tblStylePr>
   </w:style>
-  <w:style w:type="table" w:styleId="74">
+  <w:style w:type="table" w:styleId="828">
     <w:name w:val="List Table 1 Light - Accent 6"/>
-    <w:basedOn w:val="665"/>
+    <w:basedOn w:val="952"/>
     <w:uiPriority w:val="99"/>
     <w:pPr>
       <w:pBdr/>
@@ -16799,9 +16461,9 @@
       </w:tcPr>
     </w:tblStylePr>
   </w:style>
-  <w:style w:type="table" w:styleId="75">
+  <w:style w:type="table" w:styleId="829">
     <w:name w:val="List Table 2"/>
-    <w:basedOn w:val="665"/>
+    <w:basedOn w:val="952"/>
     <w:uiPriority w:val="99"/>
     <w:pPr>
       <w:pBdr/>
@@ -17037,9 +16699,9 @@
       </w:tcPr>
     </w:tblStylePr>
   </w:style>
-  <w:style w:type="table" w:styleId="76">
+  <w:style w:type="table" w:styleId="830">
     <w:name w:val="List Table 2 - Accent 1"/>
-    <w:basedOn w:val="665"/>
+    <w:basedOn w:val="952"/>
     <w:uiPriority w:val="99"/>
     <w:pPr>
       <w:pBdr/>
@@ -17275,9 +16937,9 @@
       </w:tcPr>
     </w:tblStylePr>
   </w:style>
-  <w:style w:type="table" w:styleId="77">
+  <w:style w:type="table" w:styleId="831">
     <w:name w:val="List Table 2 - Accent 2"/>
-    <w:basedOn w:val="665"/>
+    <w:basedOn w:val="952"/>
     <w:uiPriority w:val="99"/>
     <w:pPr>
       <w:pBdr/>
@@ -17513,9 +17175,9 @@
       </w:tcPr>
     </w:tblStylePr>
   </w:style>
-  <w:style w:type="table" w:styleId="78">
+  <w:style w:type="table" w:styleId="832">
     <w:name w:val="List Table 2 - Accent 3"/>
-    <w:basedOn w:val="665"/>
+    <w:basedOn w:val="952"/>
     <w:uiPriority w:val="99"/>
     <w:pPr>
       <w:pBdr/>
@@ -17751,9 +17413,9 @@
       </w:tcPr>
     </w:tblStylePr>
   </w:style>
-  <w:style w:type="table" w:styleId="79">
+  <w:style w:type="table" w:styleId="833">
     <w:name w:val="List Table 2 - Accent 4"/>
-    <w:basedOn w:val="665"/>
+    <w:basedOn w:val="952"/>
     <w:uiPriority w:val="99"/>
     <w:pPr>
       <w:pBdr/>
@@ -17989,9 +17651,9 @@
       </w:tcPr>
     </w:tblStylePr>
   </w:style>
-  <w:style w:type="table" w:styleId="80">
+  <w:style w:type="table" w:styleId="834">
     <w:name w:val="List Table 2 - Accent 5"/>
-    <w:basedOn w:val="665"/>
+    <w:basedOn w:val="952"/>
     <w:uiPriority w:val="99"/>
     <w:pPr>
       <w:pBdr/>
@@ -18227,9 +17889,9 @@
       </w:tcPr>
     </w:tblStylePr>
   </w:style>
-  <w:style w:type="table" w:styleId="81">
+  <w:style w:type="table" w:styleId="835">
     <w:name w:val="List Table 2 - Accent 6"/>
-    <w:basedOn w:val="665"/>
+    <w:basedOn w:val="952"/>
     <w:uiPriority w:val="99"/>
     <w:pPr>
       <w:pBdr/>
@@ -18465,9 +18127,9 @@
       </w:tcPr>
     </w:tblStylePr>
   </w:style>
-  <w:style w:type="table" w:styleId="82">
+  <w:style w:type="table" w:styleId="836">
     <w:name w:val="List Table 3"/>
-    <w:basedOn w:val="665"/>
+    <w:basedOn w:val="952"/>
     <w:uiPriority w:val="99"/>
     <w:pPr>
       <w:pBdr/>
@@ -18693,9 +18355,9 @@
       </w:tcPr>
     </w:tblStylePr>
   </w:style>
-  <w:style w:type="table" w:styleId="83">
+  <w:style w:type="table" w:styleId="837">
     <w:name w:val="List Table 3 - Accent 1"/>
-    <w:basedOn w:val="665"/>
+    <w:basedOn w:val="952"/>
     <w:uiPriority w:val="99"/>
     <w:pPr>
       <w:pBdr/>
@@ -18921,9 +18583,9 @@
       </w:tcPr>
     </w:tblStylePr>
   </w:style>
-  <w:style w:type="table" w:styleId="84">
+  <w:style w:type="table" w:styleId="838">
     <w:name w:val="List Table 3 - Accent 2"/>
-    <w:basedOn w:val="665"/>
+    <w:basedOn w:val="952"/>
     <w:uiPriority w:val="99"/>
     <w:pPr>
       <w:pBdr/>
@@ -19149,9 +18811,9 @@
       </w:tcPr>
     </w:tblStylePr>
   </w:style>
-  <w:style w:type="table" w:styleId="85">
+  <w:style w:type="table" w:styleId="839">
     <w:name w:val="List Table 3 - Accent 3"/>
-    <w:basedOn w:val="665"/>
+    <w:basedOn w:val="952"/>
     <w:uiPriority w:val="99"/>
     <w:pPr>
       <w:pBdr/>
@@ -19377,9 +19039,9 @@
       </w:tcPr>
     </w:tblStylePr>
   </w:style>
-  <w:style w:type="table" w:styleId="86">
+  <w:style w:type="table" w:styleId="840">
     <w:name w:val="List Table 3 - Accent 4"/>
-    <w:basedOn w:val="665"/>
+    <w:basedOn w:val="952"/>
     <w:uiPriority w:val="99"/>
     <w:pPr>
       <w:pBdr/>
@@ -19605,9 +19267,9 @@
       </w:tcPr>
     </w:tblStylePr>
   </w:style>
-  <w:style w:type="table" w:styleId="87">
+  <w:style w:type="table" w:styleId="841">
     <w:name w:val="List Table 3 - Accent 5"/>
-    <w:basedOn w:val="665"/>
+    <w:basedOn w:val="952"/>
     <w:uiPriority w:val="99"/>
     <w:pPr>
       <w:pBdr/>
@@ -19833,9 +19495,9 @@
       </w:tcPr>
     </w:tblStylePr>
   </w:style>
-  <w:style w:type="table" w:styleId="88">
+  <w:style w:type="table" w:styleId="842">
     <w:name w:val="List Table 3 - Accent 6"/>
-    <w:basedOn w:val="665"/>
+    <w:basedOn w:val="952"/>
     <w:uiPriority w:val="99"/>
     <w:pPr>
       <w:pBdr/>
@@ -20061,9 +19723,9 @@
       </w:tcPr>
     </w:tblStylePr>
   </w:style>
-  <w:style w:type="table" w:styleId="89">
+  <w:style w:type="table" w:styleId="843">
     <w:name w:val="List Table 4"/>
-    <w:basedOn w:val="665"/>
+    <w:basedOn w:val="952"/>
     <w:uiPriority w:val="99"/>
     <w:pPr>
       <w:pBdr/>
@@ -20286,9 +19948,9 @@
       </w:tcPr>
     </w:tblStylePr>
   </w:style>
-  <w:style w:type="table" w:styleId="90">
+  <w:style w:type="table" w:styleId="844">
     <w:name w:val="List Table 4 - Accent 1"/>
-    <w:basedOn w:val="665"/>
+    <w:basedOn w:val="952"/>
     <w:uiPriority w:val="99"/>
     <w:pPr>
       <w:pBdr/>
@@ -20511,9 +20173,9 @@
       </w:tcPr>
     </w:tblStylePr>
   </w:style>
-  <w:style w:type="table" w:styleId="91">
+  <w:style w:type="table" w:styleId="845">
     <w:name w:val="List Table 4 - Accent 2"/>
-    <w:basedOn w:val="665"/>
+    <w:basedOn w:val="952"/>
     <w:uiPriority w:val="99"/>
     <w:pPr>
       <w:pBdr/>
@@ -20736,9 +20398,9 @@
       </w:tcPr>
     </w:tblStylePr>
   </w:style>
-  <w:style w:type="table" w:styleId="92">
+  <w:style w:type="table" w:styleId="846">
     <w:name w:val="List Table 4 - Accent 3"/>
-    <w:basedOn w:val="665"/>
+    <w:basedOn w:val="952"/>
     <w:uiPriority w:val="99"/>
     <w:pPr>
       <w:pBdr/>
@@ -20961,9 +20623,9 @@
       </w:tcPr>
     </w:tblStylePr>
   </w:style>
-  <w:style w:type="table" w:styleId="93">
+  <w:style w:type="table" w:styleId="847">
     <w:name w:val="List Table 4 - Accent 4"/>
-    <w:basedOn w:val="665"/>
+    <w:basedOn w:val="952"/>
     <w:uiPriority w:val="99"/>
     <w:pPr>
       <w:pBdr/>
@@ -21186,9 +20848,9 @@
       </w:tcPr>
     </w:tblStylePr>
   </w:style>
-  <w:style w:type="table" w:styleId="94">
+  <w:style w:type="table" w:styleId="848">
     <w:name w:val="List Table 4 - Accent 5"/>
-    <w:basedOn w:val="665"/>
+    <w:basedOn w:val="952"/>
     <w:uiPriority w:val="99"/>
     <w:pPr>
       <w:pBdr/>
@@ -21411,9 +21073,9 @@
       </w:tcPr>
     </w:tblStylePr>
   </w:style>
-  <w:style w:type="table" w:styleId="95">
+  <w:style w:type="table" w:styleId="849">
     <w:name w:val="List Table 4 - Accent 6"/>
-    <w:basedOn w:val="665"/>
+    <w:basedOn w:val="952"/>
     <w:uiPriority w:val="99"/>
     <w:pPr>
       <w:pBdr/>
@@ -21636,9 +21298,9 @@
       </w:tcPr>
     </w:tblStylePr>
   </w:style>
-  <w:style w:type="table" w:styleId="96">
+  <w:style w:type="table" w:styleId="850">
     <w:name w:val="List Table 5 Dark"/>
-    <w:basedOn w:val="665"/>
+    <w:basedOn w:val="952"/>
     <w:uiPriority w:val="99"/>
     <w:pPr>
       <w:pBdr/>
@@ -21878,9 +21540,9 @@
       </w:tcPr>
     </w:tblStylePr>
   </w:style>
-  <w:style w:type="table" w:styleId="97">
+  <w:style w:type="table" w:styleId="851">
     <w:name w:val="List Table 5 Dark - Accent 1"/>
-    <w:basedOn w:val="665"/>
+    <w:basedOn w:val="952"/>
     <w:uiPriority w:val="99"/>
     <w:pPr>
       <w:pBdr/>
@@ -22120,9 +21782,9 @@
       </w:tcPr>
     </w:tblStylePr>
   </w:style>
-  <w:style w:type="table" w:styleId="98">
+  <w:style w:type="table" w:styleId="852">
     <w:name w:val="List Table 5 Dark - Accent 2"/>
-    <w:basedOn w:val="665"/>
+    <w:basedOn w:val="952"/>
     <w:uiPriority w:val="99"/>
     <w:pPr>
       <w:pBdr/>
@@ -22362,9 +22024,9 @@
       </w:tcPr>
     </w:tblStylePr>
   </w:style>
-  <w:style w:type="table" w:styleId="99">
+  <w:style w:type="table" w:styleId="853">
     <w:name w:val="List Table 5 Dark - Accent 3"/>
-    <w:basedOn w:val="665"/>
+    <w:basedOn w:val="952"/>
     <w:uiPriority w:val="99"/>
     <w:pPr>
       <w:pBdr/>
@@ -22604,9 +22266,9 @@
       </w:tcPr>
     </w:tblStylePr>
   </w:style>
-  <w:style w:type="table" w:styleId="100">
+  <w:style w:type="table" w:styleId="854">
     <w:name w:val="List Table 5 Dark - Accent 4"/>
-    <w:basedOn w:val="665"/>
+    <w:basedOn w:val="952"/>
     <w:uiPriority w:val="99"/>
     <w:pPr>
       <w:pBdr/>
@@ -22846,9 +22508,9 @@
       </w:tcPr>
     </w:tblStylePr>
   </w:style>
-  <w:style w:type="table" w:styleId="101">
+  <w:style w:type="table" w:styleId="855">
     <w:name w:val="List Table 5 Dark - Accent 5"/>
-    <w:basedOn w:val="665"/>
+    <w:basedOn w:val="952"/>
     <w:uiPriority w:val="99"/>
     <w:pPr>
       <w:pBdr/>
@@ -23088,9 +22750,9 @@
       </w:tcPr>
     </w:tblStylePr>
   </w:style>
-  <w:style w:type="table" w:styleId="102">
+  <w:style w:type="table" w:styleId="856">
     <w:name w:val="List Table 5 Dark - Accent 6"/>
-    <w:basedOn w:val="665"/>
+    <w:basedOn w:val="952"/>
     <w:uiPriority w:val="99"/>
     <w:pPr>
       <w:pBdr/>
@@ -23330,9 +22992,9 @@
       </w:tcPr>
     </w:tblStylePr>
   </w:style>
-  <w:style w:type="table" w:styleId="103">
+  <w:style w:type="table" w:styleId="857">
     <w:name w:val="List Table 6 Colorful"/>
-    <w:basedOn w:val="665"/>
+    <w:basedOn w:val="952"/>
     <w:uiPriority w:val="99"/>
     <w:pPr>
       <w:pBdr/>
@@ -23553,9 +23215,9 @@
       </w:tcPr>
     </w:tblStylePr>
   </w:style>
-  <w:style w:type="table" w:styleId="104">
+  <w:style w:type="table" w:styleId="858">
     <w:name w:val="List Table 6 Colorful - Accent 1"/>
-    <w:basedOn w:val="665"/>
+    <w:basedOn w:val="952"/>
     <w:uiPriority w:val="99"/>
     <w:pPr>
       <w:pBdr/>
@@ -23776,9 +23438,9 @@
       </w:tcPr>
     </w:tblStylePr>
   </w:style>
-  <w:style w:type="table" w:styleId="105">
+  <w:style w:type="table" w:styleId="859">
     <w:name w:val="List Table 6 Colorful - Accent 2"/>
-    <w:basedOn w:val="665"/>
+    <w:basedOn w:val="952"/>
     <w:uiPriority w:val="99"/>
     <w:pPr>
       <w:pBdr/>
@@ -23999,9 +23661,9 @@
       </w:tcPr>
     </w:tblStylePr>
   </w:style>
-  <w:style w:type="table" w:styleId="106">
+  <w:style w:type="table" w:styleId="860">
     <w:name w:val="List Table 6 Colorful - Accent 3"/>
-    <w:basedOn w:val="665"/>
+    <w:basedOn w:val="952"/>
     <w:uiPriority w:val="99"/>
     <w:pPr>
       <w:pBdr/>
@@ -24222,9 +23884,9 @@
       </w:tcPr>
     </w:tblStylePr>
   </w:style>
-  <w:style w:type="table" w:styleId="107">
+  <w:style w:type="table" w:styleId="861">
     <w:name w:val="List Table 6 Colorful - Accent 4"/>
-    <w:basedOn w:val="665"/>
+    <w:basedOn w:val="952"/>
     <w:uiPriority w:val="99"/>
     <w:pPr>
       <w:pBdr/>
@@ -24445,9 +24107,9 @@
       </w:tcPr>
     </w:tblStylePr>
   </w:style>
-  <w:style w:type="table" w:styleId="108">
+  <w:style w:type="table" w:styleId="862">
     <w:name w:val="List Table 6 Colorful - Accent 5"/>
-    <w:basedOn w:val="665"/>
+    <w:basedOn w:val="952"/>
     <w:uiPriority w:val="99"/>
     <w:pPr>
       <w:pBdr/>
@@ -24668,9 +24330,9 @@
       </w:tcPr>
     </w:tblStylePr>
   </w:style>
-  <w:style w:type="table" w:styleId="109">
+  <w:style w:type="table" w:styleId="863">
     <w:name w:val="List Table 6 Colorful - Accent 6"/>
-    <w:basedOn w:val="665"/>
+    <w:basedOn w:val="952"/>
     <w:uiPriority w:val="99"/>
     <w:pPr>
       <w:pBdr/>
@@ -24891,9 +24553,9 @@
       </w:tcPr>
     </w:tblStylePr>
   </w:style>
-  <w:style w:type="table" w:styleId="110">
+  <w:style w:type="table" w:styleId="864">
     <w:name w:val="List Table 7 Colorful"/>
-    <w:basedOn w:val="665"/>
+    <w:basedOn w:val="952"/>
     <w:uiPriority w:val="99"/>
     <w:pPr>
       <w:pBdr/>
@@ -24992,11 +24654,11 @@
         <w:tblBorders/>
       </w:tblPr>
       <w:tcPr>
-        <w:shd w:color="ffffff"/>
+        <w:shd w:val="clear" w:color="ffffff"/>
         <w:tcBorders>
-          <w:top w:val="none"/>
-          <w:left w:val="none"/>
-          <w:bottom w:val="none"/>
+          <w:top w:val="none" w:color="000000" w:sz="4" w:space="0"/>
+          <w:left w:val="none" w:color="000000" w:sz="4" w:space="0"/>
+          <w:bottom w:val="none" w:color="000000" w:sz="4" w:space="0"/>
           <w:right w:val="single" w:color="000000" w:themeColor="text1" w:themeTint="80" w:sz="4" w:space="0"/>
         </w:tcBorders>
       </w:tcPr>
@@ -25019,10 +24681,10 @@
       <w:tcPr>
         <w:shd w:val="clear" w:color="ffffff" w:themeColor="light1" w:fill="ffffff" w:themeFill="light1"/>
         <w:tcBorders>
-          <w:top w:val="none"/>
-          <w:left w:val="none"/>
+          <w:top w:val="none" w:color="000000" w:sz="4" w:space="0"/>
+          <w:left w:val="none" w:color="000000" w:sz="4" w:space="0"/>
           <w:bottom w:val="single" w:color="000000" w:themeColor="text1" w:themeTint="80" w:sz="4" w:space="0"/>
-          <w:right w:val="none"/>
+          <w:right w:val="none" w:color="000000" w:sz="4" w:space="0"/>
         </w:tcBorders>
       </w:tcPr>
     </w:tblStylePr>
@@ -25042,12 +24704,12 @@
         <w:tblBorders/>
       </w:tblPr>
       <w:tcPr>
-        <w:shd w:color="ffffff"/>
+        <w:shd w:val="clear" w:color="ffffff"/>
         <w:tcBorders>
-          <w:top w:val="none"/>
+          <w:top w:val="none" w:color="000000" w:sz="4" w:space="0"/>
           <w:left w:val="single" w:color="000000" w:themeColor="text1" w:themeTint="80" w:sz="4" w:space="0"/>
-          <w:bottom w:val="none"/>
-          <w:right w:val="none"/>
+          <w:bottom w:val="none" w:color="000000" w:sz="4" w:space="0"/>
+          <w:right w:val="none" w:color="000000" w:sz="4" w:space="0"/>
         </w:tcBorders>
       </w:tcPr>
     </w:tblStylePr>
@@ -25070,9 +24732,9 @@
         <w:shd w:val="clear" w:color="ffffff" w:themeColor="light1" w:fill="ffffff" w:themeFill="light1"/>
         <w:tcBorders>
           <w:top w:val="single" w:color="000000" w:themeColor="text1" w:themeTint="80" w:sz="4" w:space="0"/>
-          <w:left w:val="none"/>
-          <w:bottom w:val="none"/>
-          <w:right w:val="none"/>
+          <w:left w:val="none" w:color="000000" w:sz="4" w:space="0"/>
+          <w:bottom w:val="none" w:color="000000" w:sz="4" w:space="0"/>
+          <w:right w:val="none" w:color="000000" w:sz="4" w:space="0"/>
         </w:tcBorders>
       </w:tcPr>
     </w:tblStylePr>
@@ -25147,9 +24809,9 @@
       </w:tcPr>
     </w:tblStylePr>
   </w:style>
-  <w:style w:type="table" w:styleId="111">
+  <w:style w:type="table" w:styleId="865">
     <w:name w:val="List Table 7 Colorful - Accent 1"/>
-    <w:basedOn w:val="665"/>
+    <w:basedOn w:val="952"/>
     <w:uiPriority w:val="99"/>
     <w:pPr>
       <w:pBdr/>
@@ -25248,11 +24910,11 @@
         <w:tblBorders/>
       </w:tblPr>
       <w:tcPr>
-        <w:shd w:color="ffffff"/>
+        <w:shd w:val="clear" w:color="ffffff"/>
         <w:tcBorders>
-          <w:top w:val="none"/>
-          <w:left w:val="none"/>
-          <w:bottom w:val="none"/>
+          <w:top w:val="none" w:color="000000" w:sz="4" w:space="0"/>
+          <w:left w:val="none" w:color="000000" w:sz="4" w:space="0"/>
+          <w:bottom w:val="none" w:color="000000" w:sz="4" w:space="0"/>
           <w:right w:val="single" w:color="000000" w:themeColor="accent1" w:sz="4" w:space="0"/>
         </w:tcBorders>
       </w:tcPr>
@@ -25275,10 +24937,10 @@
       <w:tcPr>
         <w:shd w:val="clear" w:color="ffffff" w:themeColor="light1" w:fill="ffffff" w:themeFill="light1"/>
         <w:tcBorders>
-          <w:top w:val="none"/>
-          <w:left w:val="none"/>
+          <w:top w:val="none" w:color="000000" w:sz="4" w:space="0"/>
+          <w:left w:val="none" w:color="000000" w:sz="4" w:space="0"/>
           <w:bottom w:val="single" w:color="000000" w:themeColor="accent1" w:sz="4" w:space="0"/>
-          <w:right w:val="none"/>
+          <w:right w:val="none" w:color="000000" w:sz="4" w:space="0"/>
         </w:tcBorders>
       </w:tcPr>
     </w:tblStylePr>
@@ -25298,12 +24960,12 @@
         <w:tblBorders/>
       </w:tblPr>
       <w:tcPr>
-        <w:shd w:color="ffffff"/>
+        <w:shd w:val="clear" w:color="ffffff"/>
         <w:tcBorders>
-          <w:top w:val="none"/>
+          <w:top w:val="none" w:color="000000" w:sz="4" w:space="0"/>
           <w:left w:val="single" w:color="000000" w:themeColor="accent1" w:sz="4" w:space="0"/>
-          <w:bottom w:val="none"/>
-          <w:right w:val="none"/>
+          <w:bottom w:val="none" w:color="000000" w:sz="4" w:space="0"/>
+          <w:right w:val="none" w:color="000000" w:sz="4" w:space="0"/>
         </w:tcBorders>
       </w:tcPr>
     </w:tblStylePr>
@@ -25326,9 +24988,9 @@
         <w:shd w:val="clear" w:color="ffffff" w:themeColor="light1" w:fill="ffffff" w:themeFill="light1"/>
         <w:tcBorders>
           <w:top w:val="single" w:color="000000" w:themeColor="accent1" w:sz="4" w:space="0"/>
-          <w:left w:val="none"/>
-          <w:bottom w:val="none"/>
-          <w:right w:val="none"/>
+          <w:left w:val="none" w:color="000000" w:sz="4" w:space="0"/>
+          <w:bottom w:val="none" w:color="000000" w:sz="4" w:space="0"/>
+          <w:right w:val="none" w:color="000000" w:sz="4" w:space="0"/>
         </w:tcBorders>
       </w:tcPr>
     </w:tblStylePr>
@@ -25403,9 +25065,9 @@
       </w:tcPr>
     </w:tblStylePr>
   </w:style>
-  <w:style w:type="table" w:styleId="112">
+  <w:style w:type="table" w:styleId="866">
     <w:name w:val="List Table 7 Colorful - Accent 2"/>
-    <w:basedOn w:val="665"/>
+    <w:basedOn w:val="952"/>
     <w:uiPriority w:val="99"/>
     <w:pPr>
       <w:pBdr/>
@@ -25504,11 +25166,11 @@
         <w:tblBorders/>
       </w:tblPr>
       <w:tcPr>
-        <w:shd w:color="ffffff"/>
+        <w:shd w:val="clear" w:color="ffffff"/>
         <w:tcBorders>
-          <w:top w:val="none"/>
-          <w:left w:val="none"/>
-          <w:bottom w:val="none"/>
+          <w:top w:val="none" w:color="000000" w:sz="4" w:space="0"/>
+          <w:left w:val="none" w:color="000000" w:sz="4" w:space="0"/>
+          <w:bottom w:val="none" w:color="000000" w:sz="4" w:space="0"/>
           <w:right w:val="single" w:color="000000" w:themeColor="accent2" w:themeTint="97" w:sz="4" w:space="0"/>
         </w:tcBorders>
       </w:tcPr>
@@ -25531,10 +25193,10 @@
       <w:tcPr>
         <w:shd w:val="clear" w:color="ffffff" w:themeColor="light1" w:fill="ffffff" w:themeFill="light1"/>
         <w:tcBorders>
-          <w:top w:val="none"/>
-          <w:left w:val="none"/>
+          <w:top w:val="none" w:color="000000" w:sz="4" w:space="0"/>
+          <w:left w:val="none" w:color="000000" w:sz="4" w:space="0"/>
           <w:bottom w:val="single" w:color="000000" w:themeColor="accent2" w:themeTint="97" w:sz="4" w:space="0"/>
-          <w:right w:val="none"/>
+          <w:right w:val="none" w:color="000000" w:sz="4" w:space="0"/>
         </w:tcBorders>
       </w:tcPr>
     </w:tblStylePr>
@@ -25554,12 +25216,12 @@
         <w:tblBorders/>
       </w:tblPr>
       <w:tcPr>
-        <w:shd w:color="ffffff"/>
+        <w:shd w:val="clear" w:color="ffffff"/>
         <w:tcBorders>
-          <w:top w:val="none"/>
+          <w:top w:val="none" w:color="000000" w:sz="4" w:space="0"/>
           <w:left w:val="single" w:color="000000" w:themeColor="accent2" w:themeTint="97" w:sz="4" w:space="0"/>
-          <w:bottom w:val="none"/>
-          <w:right w:val="none"/>
+          <w:bottom w:val="none" w:color="000000" w:sz="4" w:space="0"/>
+          <w:right w:val="none" w:color="000000" w:sz="4" w:space="0"/>
         </w:tcBorders>
       </w:tcPr>
     </w:tblStylePr>
@@ -25582,9 +25244,9 @@
         <w:shd w:val="clear" w:color="ffffff" w:themeColor="light1" w:fill="ffffff" w:themeFill="light1"/>
         <w:tcBorders>
           <w:top w:val="single" w:color="000000" w:themeColor="accent2" w:themeTint="97" w:sz="4" w:space="0"/>
-          <w:left w:val="none"/>
-          <w:bottom w:val="none"/>
-          <w:right w:val="none"/>
+          <w:left w:val="none" w:color="000000" w:sz="4" w:space="0"/>
+          <w:bottom w:val="none" w:color="000000" w:sz="4" w:space="0"/>
+          <w:right w:val="none" w:color="000000" w:sz="4" w:space="0"/>
         </w:tcBorders>
       </w:tcPr>
     </w:tblStylePr>
@@ -25659,9 +25321,9 @@
       </w:tcPr>
     </w:tblStylePr>
   </w:style>
-  <w:style w:type="table" w:styleId="113">
+  <w:style w:type="table" w:styleId="867">
     <w:name w:val="List Table 7 Colorful - Accent 3"/>
-    <w:basedOn w:val="665"/>
+    <w:basedOn w:val="952"/>
     <w:uiPriority w:val="99"/>
     <w:pPr>
       <w:pBdr/>
@@ -25760,11 +25422,11 @@
         <w:tblBorders/>
       </w:tblPr>
       <w:tcPr>
-        <w:shd w:color="ffffff"/>
+        <w:shd w:val="clear" w:color="ffffff"/>
         <w:tcBorders>
-          <w:top w:val="none"/>
-          <w:left w:val="none"/>
-          <w:bottom w:val="none"/>
+          <w:top w:val="none" w:color="000000" w:sz="4" w:space="0"/>
+          <w:left w:val="none" w:color="000000" w:sz="4" w:space="0"/>
+          <w:bottom w:val="none" w:color="000000" w:sz="4" w:space="0"/>
           <w:right w:val="single" w:color="000000" w:themeColor="accent3" w:themeTint="98" w:sz="4" w:space="0"/>
         </w:tcBorders>
       </w:tcPr>
@@ -25787,10 +25449,10 @@
       <w:tcPr>
         <w:shd w:val="clear" w:color="ffffff" w:themeColor="light1" w:fill="ffffff" w:themeFill="light1"/>
         <w:tcBorders>
-          <w:top w:val="none"/>
-          <w:left w:val="none"/>
+          <w:top w:val="none" w:color="000000" w:sz="4" w:space="0"/>
+          <w:left w:val="none" w:color="000000" w:sz="4" w:space="0"/>
           <w:bottom w:val="single" w:color="000000" w:themeColor="accent3" w:themeTint="98" w:sz="4" w:space="0"/>
-          <w:right w:val="none"/>
+          <w:right w:val="none" w:color="000000" w:sz="4" w:space="0"/>
         </w:tcBorders>
       </w:tcPr>
     </w:tblStylePr>
@@ -25810,12 +25472,12 @@
         <w:tblBorders/>
       </w:tblPr>
       <w:tcPr>
-        <w:shd w:color="ffffff"/>
+        <w:shd w:val="clear" w:color="ffffff"/>
         <w:tcBorders>
-          <w:top w:val="none"/>
+          <w:top w:val="none" w:color="000000" w:sz="4" w:space="0"/>
           <w:left w:val="single" w:color="000000" w:themeColor="accent3" w:themeTint="98" w:sz="4" w:space="0"/>
-          <w:bottom w:val="none"/>
-          <w:right w:val="none"/>
+          <w:bottom w:val="none" w:color="000000" w:sz="4" w:space="0"/>
+          <w:right w:val="none" w:color="000000" w:sz="4" w:space="0"/>
         </w:tcBorders>
       </w:tcPr>
     </w:tblStylePr>
@@ -25838,9 +25500,9 @@
         <w:shd w:val="clear" w:color="ffffff" w:themeColor="light1" w:fill="ffffff" w:themeFill="light1"/>
         <w:tcBorders>
           <w:top w:val="single" w:color="000000" w:themeColor="accent3" w:themeTint="98" w:sz="4" w:space="0"/>
-          <w:left w:val="none"/>
-          <w:bottom w:val="none"/>
-          <w:right w:val="none"/>
+          <w:left w:val="none" w:color="000000" w:sz="4" w:space="0"/>
+          <w:bottom w:val="none" w:color="000000" w:sz="4" w:space="0"/>
+          <w:right w:val="none" w:color="000000" w:sz="4" w:space="0"/>
         </w:tcBorders>
       </w:tcPr>
     </w:tblStylePr>
@@ -25915,9 +25577,9 @@
       </w:tcPr>
     </w:tblStylePr>
   </w:style>
-  <w:style w:type="table" w:styleId="114">
+  <w:style w:type="table" w:styleId="868">
     <w:name w:val="List Table 7 Colorful - Accent 4"/>
-    <w:basedOn w:val="665"/>
+    <w:basedOn w:val="952"/>
     <w:uiPriority w:val="99"/>
     <w:pPr>
       <w:pBdr/>
@@ -26016,11 +25678,11 @@
         <w:tblBorders/>
       </w:tblPr>
       <w:tcPr>
-        <w:shd w:color="ffffff"/>
+        <w:shd w:val="clear" w:color="ffffff"/>
         <w:tcBorders>
-          <w:top w:val="none"/>
-          <w:left w:val="none"/>
-          <w:bottom w:val="none"/>
+          <w:top w:val="none" w:color="000000" w:sz="4" w:space="0"/>
+          <w:left w:val="none" w:color="000000" w:sz="4" w:space="0"/>
+          <w:bottom w:val="none" w:color="000000" w:sz="4" w:space="0"/>
           <w:right w:val="single" w:color="000000" w:themeColor="accent4" w:themeTint="9A" w:sz="4" w:space="0"/>
         </w:tcBorders>
       </w:tcPr>
@@ -26043,10 +25705,10 @@
       <w:tcPr>
         <w:shd w:val="clear" w:color="ffffff" w:themeColor="light1" w:fill="ffffff" w:themeFill="light1"/>
         <w:tcBorders>
-          <w:top w:val="none"/>
-          <w:left w:val="none"/>
+          <w:top w:val="none" w:color="000000" w:sz="4" w:space="0"/>
+          <w:left w:val="none" w:color="000000" w:sz="4" w:space="0"/>
           <w:bottom w:val="single" w:color="000000" w:themeColor="accent4" w:themeTint="9A" w:sz="4" w:space="0"/>
-          <w:right w:val="none"/>
+          <w:right w:val="none" w:color="000000" w:sz="4" w:space="0"/>
         </w:tcBorders>
       </w:tcPr>
     </w:tblStylePr>
@@ -26066,12 +25728,12 @@
         <w:tblBorders/>
       </w:tblPr>
       <w:tcPr>
-        <w:shd w:color="ffffff"/>
+        <w:shd w:val="clear" w:color="ffffff"/>
         <w:tcBorders>
-          <w:top w:val="none"/>
+          <w:top w:val="none" w:color="000000" w:sz="4" w:space="0"/>
           <w:left w:val="single" w:color="000000" w:themeColor="accent4" w:themeTint="9A" w:sz="4" w:space="0"/>
-          <w:bottom w:val="none"/>
-          <w:right w:val="none"/>
+          <w:bottom w:val="none" w:color="000000" w:sz="4" w:space="0"/>
+          <w:right w:val="none" w:color="000000" w:sz="4" w:space="0"/>
         </w:tcBorders>
       </w:tcPr>
     </w:tblStylePr>
@@ -26094,9 +25756,9 @@
         <w:shd w:val="clear" w:color="ffffff" w:themeColor="light1" w:fill="ffffff" w:themeFill="light1"/>
         <w:tcBorders>
           <w:top w:val="single" w:color="000000" w:themeColor="accent4" w:themeTint="9A" w:sz="4" w:space="0"/>
-          <w:left w:val="none"/>
-          <w:bottom w:val="none"/>
-          <w:right w:val="none"/>
+          <w:left w:val="none" w:color="000000" w:sz="4" w:space="0"/>
+          <w:bottom w:val="none" w:color="000000" w:sz="4" w:space="0"/>
+          <w:right w:val="none" w:color="000000" w:sz="4" w:space="0"/>
         </w:tcBorders>
       </w:tcPr>
     </w:tblStylePr>
@@ -26171,9 +25833,9 @@
       </w:tcPr>
     </w:tblStylePr>
   </w:style>
-  <w:style w:type="table" w:styleId="115">
+  <w:style w:type="table" w:styleId="869">
     <w:name w:val="List Table 7 Colorful - Accent 5"/>
-    <w:basedOn w:val="665"/>
+    <w:basedOn w:val="952"/>
     <w:uiPriority w:val="99"/>
     <w:pPr>
       <w:pBdr/>
@@ -26272,11 +25934,11 @@
         <w:tblBorders/>
       </w:tblPr>
       <w:tcPr>
-        <w:shd w:color="ffffff"/>
+        <w:shd w:val="clear" w:color="ffffff"/>
         <w:tcBorders>
-          <w:top w:val="none"/>
-          <w:left w:val="none"/>
-          <w:bottom w:val="none"/>
+          <w:top w:val="none" w:color="000000" w:sz="4" w:space="0"/>
+          <w:left w:val="none" w:color="000000" w:sz="4" w:space="0"/>
+          <w:bottom w:val="none" w:color="000000" w:sz="4" w:space="0"/>
           <w:right w:val="single" w:color="000000" w:themeColor="accent5" w:themeTint="9A" w:sz="4" w:space="0"/>
         </w:tcBorders>
       </w:tcPr>
@@ -26299,10 +25961,10 @@
       <w:tcPr>
         <w:shd w:val="clear" w:color="ffffff" w:themeColor="light1" w:fill="ffffff" w:themeFill="light1"/>
         <w:tcBorders>
-          <w:top w:val="none"/>
-          <w:left w:val="none"/>
+          <w:top w:val="none" w:color="000000" w:sz="4" w:space="0"/>
+          <w:left w:val="none" w:color="000000" w:sz="4" w:space="0"/>
           <w:bottom w:val="single" w:color="000000" w:themeColor="accent5" w:themeTint="9A" w:sz="4" w:space="0"/>
-          <w:right w:val="none"/>
+          <w:right w:val="none" w:color="000000" w:sz="4" w:space="0"/>
         </w:tcBorders>
       </w:tcPr>
     </w:tblStylePr>
@@ -26322,12 +25984,12 @@
         <w:tblBorders/>
       </w:tblPr>
       <w:tcPr>
-        <w:shd w:color="ffffff"/>
+        <w:shd w:val="clear" w:color="ffffff"/>
         <w:tcBorders>
-          <w:top w:val="none"/>
+          <w:top w:val="none" w:color="000000" w:sz="4" w:space="0"/>
           <w:left w:val="single" w:color="000000" w:themeColor="accent5" w:themeTint="9A" w:sz="4" w:space="0"/>
-          <w:bottom w:val="none"/>
-          <w:right w:val="none"/>
+          <w:bottom w:val="none" w:color="000000" w:sz="4" w:space="0"/>
+          <w:right w:val="none" w:color="000000" w:sz="4" w:space="0"/>
         </w:tcBorders>
       </w:tcPr>
     </w:tblStylePr>
@@ -26350,9 +26012,9 @@
         <w:shd w:val="clear" w:color="ffffff" w:themeColor="light1" w:fill="ffffff" w:themeFill="light1"/>
         <w:tcBorders>
           <w:top w:val="single" w:color="000000" w:themeColor="accent5" w:themeTint="9A" w:sz="4" w:space="0"/>
-          <w:left w:val="none"/>
-          <w:bottom w:val="none"/>
-          <w:right w:val="none"/>
+          <w:left w:val="none" w:color="000000" w:sz="4" w:space="0"/>
+          <w:bottom w:val="none" w:color="000000" w:sz="4" w:space="0"/>
+          <w:right w:val="none" w:color="000000" w:sz="4" w:space="0"/>
         </w:tcBorders>
       </w:tcPr>
     </w:tblStylePr>
@@ -26427,9 +26089,9 @@
       </w:tcPr>
     </w:tblStylePr>
   </w:style>
-  <w:style w:type="table" w:styleId="116">
+  <w:style w:type="table" w:styleId="870">
     <w:name w:val="List Table 7 Colorful - Accent 6"/>
-    <w:basedOn w:val="665"/>
+    <w:basedOn w:val="952"/>
     <w:uiPriority w:val="99"/>
     <w:pPr>
       <w:pBdr/>
@@ -26528,11 +26190,11 @@
         <w:tblBorders/>
       </w:tblPr>
       <w:tcPr>
-        <w:shd w:color="ffffff"/>
+        <w:shd w:val="clear" w:color="ffffff"/>
         <w:tcBorders>
-          <w:top w:val="none"/>
-          <w:left w:val="none"/>
-          <w:bottom w:val="none"/>
+          <w:top w:val="none" w:color="000000" w:sz="4" w:space="0"/>
+          <w:left w:val="none" w:color="000000" w:sz="4" w:space="0"/>
+          <w:bottom w:val="none" w:color="000000" w:sz="4" w:space="0"/>
           <w:right w:val="single" w:color="000000" w:themeColor="accent6" w:themeTint="98" w:sz="4" w:space="0"/>
         </w:tcBorders>
       </w:tcPr>
@@ -26555,10 +26217,10 @@
       <w:tcPr>
         <w:shd w:val="clear" w:color="ffffff" w:themeColor="light1" w:fill="ffffff" w:themeFill="light1"/>
         <w:tcBorders>
-          <w:top w:val="none"/>
-          <w:left w:val="none"/>
+          <w:top w:val="none" w:color="000000" w:sz="4" w:space="0"/>
+          <w:left w:val="none" w:color="000000" w:sz="4" w:space="0"/>
           <w:bottom w:val="single" w:color="000000" w:themeColor="accent6" w:themeTint="98" w:sz="4" w:space="0"/>
-          <w:right w:val="none"/>
+          <w:right w:val="none" w:color="000000" w:sz="4" w:space="0"/>
         </w:tcBorders>
       </w:tcPr>
     </w:tblStylePr>
@@ -26578,12 +26240,12 @@
         <w:tblBorders/>
       </w:tblPr>
       <w:tcPr>
-        <w:shd w:color="ffffff"/>
+        <w:shd w:val="clear" w:color="ffffff"/>
         <w:tcBorders>
-          <w:top w:val="none"/>
+          <w:top w:val="none" w:color="000000" w:sz="4" w:space="0"/>
           <w:left w:val="single" w:color="000000" w:themeColor="accent6" w:themeTint="98" w:sz="4" w:space="0"/>
-          <w:bottom w:val="none"/>
-          <w:right w:val="none"/>
+          <w:bottom w:val="none" w:color="000000" w:sz="4" w:space="0"/>
+          <w:right w:val="none" w:color="000000" w:sz="4" w:space="0"/>
         </w:tcBorders>
       </w:tcPr>
     </w:tblStylePr>
@@ -26606,9 +26268,9 @@
         <w:shd w:val="clear" w:color="ffffff" w:themeColor="light1" w:fill="ffffff" w:themeFill="light1"/>
         <w:tcBorders>
           <w:top w:val="single" w:color="000000" w:themeColor="accent6" w:themeTint="98" w:sz="4" w:space="0"/>
-          <w:left w:val="none"/>
-          <w:bottom w:val="none"/>
-          <w:right w:val="none"/>
+          <w:left w:val="none" w:color="000000" w:sz="4" w:space="0"/>
+          <w:bottom w:val="none" w:color="000000" w:sz="4" w:space="0"/>
+          <w:right w:val="none" w:color="000000" w:sz="4" w:space="0"/>
         </w:tcBorders>
       </w:tcPr>
     </w:tblStylePr>
@@ -26683,9 +26345,9 @@
       </w:tcPr>
     </w:tblStylePr>
   </w:style>
-  <w:style w:type="table" w:styleId="117">
+  <w:style w:type="table" w:styleId="871">
     <w:name w:val="Lined - Accent"/>
-    <w:basedOn w:val="665"/>
+    <w:basedOn w:val="952"/>
     <w:uiPriority w:val="99"/>
     <w:pPr>
       <w:pBdr/>
@@ -26920,9 +26582,9 @@
       </w:tcPr>
     </w:tblStylePr>
   </w:style>
-  <w:style w:type="table" w:styleId="118">
+  <w:style w:type="table" w:styleId="872">
     <w:name w:val="Lined - Accent 1"/>
-    <w:basedOn w:val="665"/>
+    <w:basedOn w:val="952"/>
     <w:uiPriority w:val="99"/>
     <w:pPr>
       <w:pBdr/>
@@ -27157,9 +26819,9 @@
       </w:tcPr>
     </w:tblStylePr>
   </w:style>
-  <w:style w:type="table" w:styleId="119">
+  <w:style w:type="table" w:styleId="873">
     <w:name w:val="Lined - Accent 2"/>
-    <w:basedOn w:val="665"/>
+    <w:basedOn w:val="952"/>
     <w:uiPriority w:val="99"/>
     <w:pPr>
       <w:pBdr/>
@@ -27394,9 +27056,9 @@
       </w:tcPr>
     </w:tblStylePr>
   </w:style>
-  <w:style w:type="table" w:styleId="120">
+  <w:style w:type="table" w:styleId="874">
     <w:name w:val="Lined - Accent 3"/>
-    <w:basedOn w:val="665"/>
+    <w:basedOn w:val="952"/>
     <w:uiPriority w:val="99"/>
     <w:pPr>
       <w:pBdr/>
@@ -27631,9 +27293,9 @@
       </w:tcPr>
     </w:tblStylePr>
   </w:style>
-  <w:style w:type="table" w:styleId="121">
+  <w:style w:type="table" w:styleId="875">
     <w:name w:val="Lined - Accent 4"/>
-    <w:basedOn w:val="665"/>
+    <w:basedOn w:val="952"/>
     <w:uiPriority w:val="99"/>
     <w:pPr>
       <w:pBdr/>
@@ -27868,9 +27530,9 @@
       </w:tcPr>
     </w:tblStylePr>
   </w:style>
-  <w:style w:type="table" w:styleId="122">
+  <w:style w:type="table" w:styleId="876">
     <w:name w:val="Lined - Accent 5"/>
-    <w:basedOn w:val="665"/>
+    <w:basedOn w:val="952"/>
     <w:uiPriority w:val="99"/>
     <w:pPr>
       <w:pBdr/>
@@ -28105,9 +27767,9 @@
       </w:tcPr>
     </w:tblStylePr>
   </w:style>
-  <w:style w:type="table" w:styleId="123">
+  <w:style w:type="table" w:styleId="877">
     <w:name w:val="Lined - Accent 6"/>
-    <w:basedOn w:val="665"/>
+    <w:basedOn w:val="952"/>
     <w:uiPriority w:val="99"/>
     <w:pPr>
       <w:pBdr/>
@@ -28342,9 +28004,9 @@
       </w:tcPr>
     </w:tblStylePr>
   </w:style>
-  <w:style w:type="table" w:styleId="124">
+  <w:style w:type="table" w:styleId="878">
     <w:name w:val="Bordered &amp; Lined - Accent"/>
-    <w:basedOn w:val="665"/>
+    <w:basedOn w:val="952"/>
     <w:uiPriority w:val="99"/>
     <w:pPr>
       <w:pBdr/>
@@ -28586,9 +28248,9 @@
       </w:tcPr>
     </w:tblStylePr>
   </w:style>
-  <w:style w:type="table" w:styleId="125">
+  <w:style w:type="table" w:styleId="879">
     <w:name w:val="Bordered &amp; Lined - Accent 1"/>
-    <w:basedOn w:val="665"/>
+    <w:basedOn w:val="952"/>
     <w:uiPriority w:val="99"/>
     <w:pPr>
       <w:pBdr/>
@@ -28830,9 +28492,9 @@
       </w:tcPr>
     </w:tblStylePr>
   </w:style>
-  <w:style w:type="table" w:styleId="126">
+  <w:style w:type="table" w:styleId="880">
     <w:name w:val="Bordered &amp; Lined - Accent 2"/>
-    <w:basedOn w:val="665"/>
+    <w:basedOn w:val="952"/>
     <w:uiPriority w:val="99"/>
     <w:pPr>
       <w:pBdr/>
@@ -29074,9 +28736,9 @@
       </w:tcPr>
     </w:tblStylePr>
   </w:style>
-  <w:style w:type="table" w:styleId="127">
+  <w:style w:type="table" w:styleId="881">
     <w:name w:val="Bordered &amp; Lined - Accent 3"/>
-    <w:basedOn w:val="665"/>
+    <w:basedOn w:val="952"/>
     <w:uiPriority w:val="99"/>
     <w:pPr>
       <w:pBdr/>
@@ -29318,9 +28980,9 @@
       </w:tcPr>
     </w:tblStylePr>
   </w:style>
-  <w:style w:type="table" w:styleId="128">
+  <w:style w:type="table" w:styleId="882">
     <w:name w:val="Bordered &amp; Lined - Accent 4"/>
-    <w:basedOn w:val="665"/>
+    <w:basedOn w:val="952"/>
     <w:uiPriority w:val="99"/>
     <w:pPr>
       <w:pBdr/>
@@ -29562,9 +29224,9 @@
       </w:tcPr>
     </w:tblStylePr>
   </w:style>
-  <w:style w:type="table" w:styleId="129">
+  <w:style w:type="table" w:styleId="883">
     <w:name w:val="Bordered &amp; Lined - Accent 5"/>
-    <w:basedOn w:val="665"/>
+    <w:basedOn w:val="952"/>
     <w:uiPriority w:val="99"/>
     <w:pPr>
       <w:pBdr/>
@@ -29806,9 +29468,9 @@
       </w:tcPr>
     </w:tblStylePr>
   </w:style>
-  <w:style w:type="table" w:styleId="130">
+  <w:style w:type="table" w:styleId="884">
     <w:name w:val="Bordered &amp; Lined - Accent 6"/>
-    <w:basedOn w:val="665"/>
+    <w:basedOn w:val="952"/>
     <w:uiPriority w:val="99"/>
     <w:pPr>
       <w:pBdr/>
@@ -30050,9 +29712,9 @@
       </w:tcPr>
     </w:tblStylePr>
   </w:style>
-  <w:style w:type="table" w:styleId="131">
+  <w:style w:type="table" w:styleId="885">
     <w:name w:val="Bordered"/>
-    <w:basedOn w:val="665"/>
+    <w:basedOn w:val="952"/>
     <w:uiPriority w:val="99"/>
     <w:pPr>
       <w:pBdr/>
@@ -30281,9 +29943,9 @@
       </w:tcPr>
     </w:tblStylePr>
   </w:style>
-  <w:style w:type="table" w:styleId="132">
+  <w:style w:type="table" w:styleId="886">
     <w:name w:val="Bordered - Accent 1"/>
-    <w:basedOn w:val="665"/>
+    <w:basedOn w:val="952"/>
     <w:uiPriority w:val="99"/>
     <w:pPr>
       <w:pBdr/>
@@ -30512,9 +30174,9 @@
       </w:tcPr>
     </w:tblStylePr>
   </w:style>
-  <w:style w:type="table" w:styleId="133">
+  <w:style w:type="table" w:styleId="887">
     <w:name w:val="Bordered - Accent 2"/>
-    <w:basedOn w:val="665"/>
+    <w:basedOn w:val="952"/>
     <w:uiPriority w:val="99"/>
     <w:pPr>
       <w:pBdr/>
@@ -30743,9 +30405,9 @@
       </w:tcPr>
     </w:tblStylePr>
   </w:style>
-  <w:style w:type="table" w:styleId="134">
+  <w:style w:type="table" w:styleId="888">
     <w:name w:val="Bordered - Accent 3"/>
-    <w:basedOn w:val="665"/>
+    <w:basedOn w:val="952"/>
     <w:uiPriority w:val="99"/>
     <w:pPr>
       <w:pBdr/>
@@ -30974,9 +30636,9 @@
       </w:tcPr>
     </w:tblStylePr>
   </w:style>
-  <w:style w:type="table" w:styleId="135">
+  <w:style w:type="table" w:styleId="889">
     <w:name w:val="Bordered - Accent 4"/>
-    <w:basedOn w:val="665"/>
+    <w:basedOn w:val="952"/>
     <w:uiPriority w:val="99"/>
     <w:pPr>
       <w:pBdr/>
@@ -31205,9 +30867,9 @@
       </w:tcPr>
     </w:tblStylePr>
   </w:style>
-  <w:style w:type="table" w:styleId="136">
+  <w:style w:type="table" w:styleId="890">
     <w:name w:val="Bordered - Accent 5"/>
-    <w:basedOn w:val="665"/>
+    <w:basedOn w:val="952"/>
     <w:uiPriority w:val="99"/>
     <w:pPr>
       <w:pBdr/>
@@ -31436,9 +31098,9 @@
       </w:tcPr>
     </w:tblStylePr>
   </w:style>
-  <w:style w:type="table" w:styleId="137">
+  <w:style w:type="table" w:styleId="891">
     <w:name w:val="Bordered - Accent 6"/>
-    <w:basedOn w:val="665"/>
+    <w:basedOn w:val="952"/>
     <w:uiPriority w:val="99"/>
     <w:pPr>
       <w:pBdr/>
@@ -31667,11 +31329,11 @@
       </w:tcPr>
     </w:tblStylePr>
   </w:style>
-  <w:style w:type="paragraph" w:styleId="139">
+  <w:style w:type="paragraph" w:styleId="892">
     <w:name w:val="Heading 1"/>
-    <w:basedOn w:val="664"/>
-    <w:next w:val="664"/>
-    <w:link w:val="150"/>
+    <w:basedOn w:val="951"/>
+    <w:next w:val="951"/>
+    <w:link w:val="902"/>
     <w:uiPriority w:val="9"/>
     <w:qFormat/>
     <w:pPr>
@@ -31689,11 +31351,11 @@
       <w:szCs w:val="40"/>
     </w:rPr>
   </w:style>
-  <w:style w:type="paragraph" w:styleId="140">
+  <w:style w:type="paragraph" w:styleId="893">
     <w:name w:val="Heading 2"/>
-    <w:basedOn w:val="664"/>
-    <w:next w:val="664"/>
-    <w:link w:val="151"/>
+    <w:basedOn w:val="951"/>
+    <w:next w:val="951"/>
+    <w:link w:val="903"/>
     <w:uiPriority w:val="9"/>
     <w:unhideWhenUsed/>
     <w:qFormat/>
@@ -31712,11 +31374,11 @@
       <w:szCs w:val="32"/>
     </w:rPr>
   </w:style>
-  <w:style w:type="paragraph" w:styleId="141">
+  <w:style w:type="paragraph" w:styleId="894">
     <w:name w:val="Heading 3"/>
-    <w:basedOn w:val="664"/>
-    <w:next w:val="664"/>
-    <w:link w:val="152"/>
+    <w:basedOn w:val="951"/>
+    <w:next w:val="951"/>
+    <w:link w:val="904"/>
     <w:uiPriority w:val="9"/>
     <w:unhideWhenUsed/>
     <w:qFormat/>
@@ -31735,11 +31397,11 @@
       <w:szCs w:val="28"/>
     </w:rPr>
   </w:style>
-  <w:style w:type="paragraph" w:styleId="142">
+  <w:style w:type="paragraph" w:styleId="895">
     <w:name w:val="Heading 4"/>
-    <w:basedOn w:val="664"/>
-    <w:next w:val="664"/>
-    <w:link w:val="153"/>
+    <w:basedOn w:val="951"/>
+    <w:next w:val="951"/>
+    <w:link w:val="905"/>
     <w:uiPriority w:val="9"/>
     <w:unhideWhenUsed/>
     <w:qFormat/>
@@ -31758,11 +31420,11 @@
       <w:color w:val="0f4761" w:themeColor="accent1" w:themeShade="BF"/>
     </w:rPr>
   </w:style>
-  <w:style w:type="paragraph" w:styleId="143">
+  <w:style w:type="paragraph" w:styleId="896">
     <w:name w:val="Heading 5"/>
-    <w:basedOn w:val="664"/>
-    <w:next w:val="664"/>
-    <w:link w:val="154"/>
+    <w:basedOn w:val="951"/>
+    <w:next w:val="951"/>
+    <w:link w:val="906"/>
     <w:uiPriority w:val="9"/>
     <w:unhideWhenUsed/>
     <w:qFormat/>
@@ -31779,11 +31441,11 @@
       <w:color w:val="0f4761" w:themeColor="accent1" w:themeShade="BF"/>
     </w:rPr>
   </w:style>
-  <w:style w:type="paragraph" w:styleId="144">
+  <w:style w:type="paragraph" w:styleId="897">
     <w:name w:val="Heading 6"/>
-    <w:basedOn w:val="664"/>
-    <w:next w:val="664"/>
-    <w:link w:val="155"/>
+    <w:basedOn w:val="951"/>
+    <w:next w:val="951"/>
+    <w:link w:val="907"/>
     <w:uiPriority w:val="9"/>
     <w:unhideWhenUsed/>
     <w:qFormat/>
@@ -31802,11 +31464,11 @@
       <w:color w:val="595959" w:themeColor="text1" w:themeTint="A6"/>
     </w:rPr>
   </w:style>
-  <w:style w:type="paragraph" w:styleId="145">
+  <w:style w:type="paragraph" w:styleId="898">
     <w:name w:val="Heading 7"/>
-    <w:basedOn w:val="664"/>
-    <w:next w:val="664"/>
-    <w:link w:val="156"/>
+    <w:basedOn w:val="951"/>
+    <w:next w:val="951"/>
+    <w:link w:val="908"/>
     <w:uiPriority w:val="9"/>
     <w:unhideWhenUsed/>
     <w:qFormat/>
@@ -31823,11 +31485,11 @@
       <w:color w:val="595959" w:themeColor="text1" w:themeTint="A6"/>
     </w:rPr>
   </w:style>
-  <w:style w:type="paragraph" w:styleId="146">
+  <w:style w:type="paragraph" w:styleId="899">
     <w:name w:val="Heading 8"/>
-    <w:basedOn w:val="664"/>
-    <w:next w:val="664"/>
-    <w:link w:val="157"/>
+    <w:basedOn w:val="951"/>
+    <w:next w:val="951"/>
+    <w:link w:val="909"/>
     <w:uiPriority w:val="9"/>
     <w:unhideWhenUsed/>
     <w:qFormat/>
@@ -31846,11 +31508,11 @@
       <w:color w:val="272727" w:themeColor="text1" w:themeTint="D8"/>
     </w:rPr>
   </w:style>
-  <w:style w:type="paragraph" w:styleId="147">
+  <w:style w:type="paragraph" w:styleId="900">
     <w:name w:val="Heading 9"/>
-    <w:basedOn w:val="664"/>
-    <w:next w:val="664"/>
-    <w:link w:val="158"/>
+    <w:basedOn w:val="951"/>
+    <w:next w:val="951"/>
+    <w:link w:val="910"/>
     <w:uiPriority w:val="9"/>
     <w:unhideWhenUsed/>
     <w:qFormat/>
@@ -31869,7 +31531,7 @@
       <w:color w:val="272727" w:themeColor="text1" w:themeTint="D8"/>
     </w:rPr>
   </w:style>
-  <w:style w:type="character" w:styleId="148" w:default="1">
+  <w:style w:type="character" w:styleId="901" w:default="1">
     <w:name w:val="Default Paragraph Font"/>
     <w:uiPriority w:val="1"/>
     <w:semiHidden/>
@@ -31880,10 +31542,10 @@
       <w:ind/>
     </w:pPr>
   </w:style>
-  <w:style w:type="character" w:styleId="150">
+  <w:style w:type="character" w:styleId="902">
     <w:name w:val="Heading 1 Char"/>
-    <w:basedOn w:val="148"/>
-    <w:link w:val="139"/>
+    <w:basedOn w:val="901"/>
+    <w:link w:val="892"/>
     <w:uiPriority w:val="9"/>
     <w:pPr>
       <w:pBdr/>
@@ -31897,10 +31559,10 @@
       <w:szCs w:val="40"/>
     </w:rPr>
   </w:style>
-  <w:style w:type="character" w:styleId="151">
+  <w:style w:type="character" w:styleId="903">
     <w:name w:val="Heading 2 Char"/>
-    <w:basedOn w:val="148"/>
-    <w:link w:val="140"/>
+    <w:basedOn w:val="901"/>
+    <w:link w:val="893"/>
     <w:uiPriority w:val="9"/>
     <w:pPr>
       <w:pBdr/>
@@ -31914,10 +31576,10 @@
       <w:szCs w:val="32"/>
     </w:rPr>
   </w:style>
-  <w:style w:type="character" w:styleId="152">
+  <w:style w:type="character" w:styleId="904">
     <w:name w:val="Heading 3 Char"/>
-    <w:basedOn w:val="148"/>
-    <w:link w:val="141"/>
+    <w:basedOn w:val="901"/>
+    <w:link w:val="894"/>
     <w:uiPriority w:val="9"/>
     <w:pPr>
       <w:pBdr/>
@@ -31931,10 +31593,10 @@
       <w:szCs w:val="28"/>
     </w:rPr>
   </w:style>
-  <w:style w:type="character" w:styleId="153">
+  <w:style w:type="character" w:styleId="905">
     <w:name w:val="Heading 4 Char"/>
-    <w:basedOn w:val="148"/>
-    <w:link w:val="142"/>
+    <w:basedOn w:val="901"/>
+    <w:link w:val="895"/>
     <w:uiPriority w:val="9"/>
     <w:pPr>
       <w:pBdr/>
@@ -31948,10 +31610,10 @@
       <w:color w:val="0f4761" w:themeColor="accent1" w:themeShade="BF"/>
     </w:rPr>
   </w:style>
-  <w:style w:type="character" w:styleId="154">
+  <w:style w:type="character" w:styleId="906">
     <w:name w:val="Heading 5 Char"/>
-    <w:basedOn w:val="148"/>
-    <w:link w:val="143"/>
+    <w:basedOn w:val="901"/>
+    <w:link w:val="896"/>
     <w:uiPriority w:val="9"/>
     <w:pPr>
       <w:pBdr/>
@@ -31963,10 +31625,10 @@
       <w:color w:val="0f4761" w:themeColor="accent1" w:themeShade="BF"/>
     </w:rPr>
   </w:style>
-  <w:style w:type="character" w:styleId="155">
+  <w:style w:type="character" w:styleId="907">
     <w:name w:val="Heading 6 Char"/>
-    <w:basedOn w:val="148"/>
-    <w:link w:val="144"/>
+    <w:basedOn w:val="901"/>
+    <w:link w:val="897"/>
     <w:uiPriority w:val="9"/>
     <w:pPr>
       <w:pBdr/>
@@ -31980,10 +31642,10 @@
       <w:color w:val="595959" w:themeColor="text1" w:themeTint="A6"/>
     </w:rPr>
   </w:style>
-  <w:style w:type="character" w:styleId="156">
+  <w:style w:type="character" w:styleId="908">
     <w:name w:val="Heading 7 Char"/>
-    <w:basedOn w:val="148"/>
-    <w:link w:val="145"/>
+    <w:basedOn w:val="901"/>
+    <w:link w:val="898"/>
     <w:uiPriority w:val="9"/>
     <w:pPr>
       <w:pBdr/>
@@ -31995,10 +31657,10 @@
       <w:color w:val="595959" w:themeColor="text1" w:themeTint="A6"/>
     </w:rPr>
   </w:style>
-  <w:style w:type="character" w:styleId="157">
+  <w:style w:type="character" w:styleId="909">
     <w:name w:val="Heading 8 Char"/>
-    <w:basedOn w:val="148"/>
-    <w:link w:val="146"/>
+    <w:basedOn w:val="901"/>
+    <w:link w:val="899"/>
     <w:uiPriority w:val="9"/>
     <w:pPr>
       <w:pBdr/>
@@ -32012,10 +31674,10 @@
       <w:color w:val="272727" w:themeColor="text1" w:themeTint="D8"/>
     </w:rPr>
   </w:style>
-  <w:style w:type="character" w:styleId="158">
+  <w:style w:type="character" w:styleId="910">
     <w:name w:val="Heading 9 Char"/>
-    <w:basedOn w:val="148"/>
-    <w:link w:val="147"/>
+    <w:basedOn w:val="901"/>
+    <w:link w:val="900"/>
     <w:uiPriority w:val="9"/>
     <w:pPr>
       <w:pBdr/>
@@ -32029,11 +31691,11 @@
       <w:color w:val="272727" w:themeColor="text1" w:themeTint="D8"/>
     </w:rPr>
   </w:style>
-  <w:style w:type="paragraph" w:styleId="159">
+  <w:style w:type="paragraph" w:styleId="911">
     <w:name w:val="Title"/>
-    <w:basedOn w:val="664"/>
-    <w:next w:val="664"/>
-    <w:link w:val="160"/>
+    <w:basedOn w:val="951"/>
+    <w:next w:val="951"/>
+    <w:link w:val="912"/>
     <w:uiPriority w:val="10"/>
     <w:qFormat/>
     <w:pPr>
@@ -32049,10 +31711,10 @@
       <w:szCs w:val="56"/>
     </w:rPr>
   </w:style>
-  <w:style w:type="character" w:styleId="160">
+  <w:style w:type="character" w:styleId="912">
     <w:name w:val="Title Char"/>
-    <w:basedOn w:val="148"/>
-    <w:link w:val="159"/>
+    <w:basedOn w:val="901"/>
+    <w:link w:val="911"/>
     <w:uiPriority w:val="10"/>
     <w:pPr>
       <w:pBdr/>
@@ -32066,11 +31728,11 @@
       <w:szCs w:val="56"/>
     </w:rPr>
   </w:style>
-  <w:style w:type="paragraph" w:styleId="161">
+  <w:style w:type="paragraph" w:styleId="913">
     <w:name w:val="Subtitle"/>
-    <w:basedOn w:val="664"/>
-    <w:next w:val="664"/>
-    <w:link w:val="162"/>
+    <w:basedOn w:val="951"/>
+    <w:next w:val="951"/>
+    <w:link w:val="914"/>
     <w:uiPriority w:val="11"/>
     <w:qFormat/>
     <w:pPr>
@@ -32088,10 +31750,10 @@
       <w:szCs w:val="28"/>
     </w:rPr>
   </w:style>
-  <w:style w:type="character" w:styleId="162">
+  <w:style w:type="character" w:styleId="914">
     <w:name w:val="Subtitle Char"/>
-    <w:basedOn w:val="148"/>
-    <w:link w:val="161"/>
+    <w:basedOn w:val="901"/>
+    <w:link w:val="913"/>
     <w:uiPriority w:val="11"/>
     <w:pPr>
       <w:pBdr/>
@@ -32105,11 +31767,11 @@
       <w:szCs w:val="28"/>
     </w:rPr>
   </w:style>
-  <w:style w:type="paragraph" w:styleId="163">
+  <w:style w:type="paragraph" w:styleId="915">
     <w:name w:val="Quote"/>
-    <w:basedOn w:val="664"/>
-    <w:next w:val="664"/>
-    <w:link w:val="164"/>
+    <w:basedOn w:val="951"/>
+    <w:next w:val="951"/>
+    <w:link w:val="916"/>
     <w:uiPriority w:val="29"/>
     <w:qFormat/>
     <w:pPr>
@@ -32124,10 +31786,10 @@
       <w:color w:val="404040" w:themeColor="text1" w:themeTint="BF"/>
     </w:rPr>
   </w:style>
-  <w:style w:type="character" w:styleId="164">
+  <w:style w:type="character" w:styleId="916">
     <w:name w:val="Quote Char"/>
-    <w:basedOn w:val="148"/>
-    <w:link w:val="163"/>
+    <w:basedOn w:val="901"/>
+    <w:link w:val="915"/>
     <w:uiPriority w:val="29"/>
     <w:pPr>
       <w:pBdr/>
@@ -32140,9 +31802,9 @@
       <w:color w:val="404040" w:themeColor="text1" w:themeTint="BF"/>
     </w:rPr>
   </w:style>
-  <w:style w:type="character" w:styleId="166">
+  <w:style w:type="character" w:styleId="917">
     <w:name w:val="Intense Emphasis"/>
-    <w:basedOn w:val="148"/>
+    <w:basedOn w:val="901"/>
     <w:uiPriority w:val="21"/>
     <w:qFormat/>
     <w:pPr>
@@ -32156,11 +31818,11 @@
       <w:color w:val="0f4761" w:themeColor="accent1" w:themeShade="BF"/>
     </w:rPr>
   </w:style>
-  <w:style w:type="paragraph" w:styleId="167">
+  <w:style w:type="paragraph" w:styleId="918">
     <w:name w:val="Intense Quote"/>
-    <w:basedOn w:val="664"/>
-    <w:next w:val="664"/>
-    <w:link w:val="168"/>
+    <w:basedOn w:val="951"/>
+    <w:next w:val="951"/>
+    <w:link w:val="919"/>
     <w:uiPriority w:val="30"/>
     <w:qFormat/>
     <w:pPr>
@@ -32178,10 +31840,10 @@
       <w:color w:val="0f4761" w:themeColor="accent1" w:themeShade="BF"/>
     </w:rPr>
   </w:style>
-  <w:style w:type="character" w:styleId="168">
+  <w:style w:type="character" w:styleId="919">
     <w:name w:val="Intense Quote Char"/>
-    <w:basedOn w:val="148"/>
-    <w:link w:val="167"/>
+    <w:basedOn w:val="901"/>
+    <w:link w:val="918"/>
     <w:uiPriority w:val="30"/>
     <w:pPr>
       <w:pBdr/>
@@ -32194,9 +31856,9 @@
       <w:color w:val="0f4761" w:themeColor="accent1" w:themeShade="BF"/>
     </w:rPr>
   </w:style>
-  <w:style w:type="character" w:styleId="169">
+  <w:style w:type="character" w:styleId="920">
     <w:name w:val="Intense Reference"/>
-    <w:basedOn w:val="148"/>
+    <w:basedOn w:val="901"/>
     <w:uiPriority w:val="32"/>
     <w:qFormat/>
     <w:pPr>
@@ -32212,9 +31874,9 @@
       <w:spacing w:val="5"/>
     </w:rPr>
   </w:style>
-  <w:style w:type="character" w:styleId="171">
+  <w:style w:type="character" w:styleId="921">
     <w:name w:val="Subtle Emphasis"/>
-    <w:basedOn w:val="148"/>
+    <w:basedOn w:val="901"/>
     <w:uiPriority w:val="19"/>
     <w:qFormat/>
     <w:pPr>
@@ -32228,9 +31890,9 @@
       <w:color w:val="404040" w:themeColor="text1" w:themeTint="BF"/>
     </w:rPr>
   </w:style>
-  <w:style w:type="character" w:styleId="172">
+  <w:style w:type="character" w:styleId="922">
     <w:name w:val="Emphasis"/>
-    <w:basedOn w:val="148"/>
+    <w:basedOn w:val="901"/>
     <w:uiPriority w:val="20"/>
     <w:qFormat/>
     <w:pPr>
@@ -32243,9 +31905,9 @@
       <w:iCs/>
     </w:rPr>
   </w:style>
-  <w:style w:type="character" w:styleId="173">
+  <w:style w:type="character" w:styleId="923">
     <w:name w:val="Strong"/>
-    <w:basedOn w:val="148"/>
+    <w:basedOn w:val="901"/>
     <w:uiPriority w:val="22"/>
     <w:qFormat/>
     <w:pPr>
@@ -32258,9 +31920,9 @@
       <w:bCs/>
     </w:rPr>
   </w:style>
-  <w:style w:type="character" w:styleId="174">
+  <w:style w:type="character" w:styleId="924">
     <w:name w:val="Subtle Reference"/>
-    <w:basedOn w:val="148"/>
+    <w:basedOn w:val="901"/>
     <w:uiPriority w:val="31"/>
     <w:qFormat/>
     <w:pPr>
@@ -32273,9 +31935,9 @@
       <w:color w:val="5a5a5a" w:themeColor="text1" w:themeTint="A5"/>
     </w:rPr>
   </w:style>
-  <w:style w:type="character" w:styleId="175">
+  <w:style w:type="character" w:styleId="925">
     <w:name w:val="Book Title"/>
-    <w:basedOn w:val="148"/>
+    <w:basedOn w:val="901"/>
     <w:uiPriority w:val="33"/>
     <w:qFormat/>
     <w:pPr>
@@ -32291,10 +31953,10 @@
       <w:spacing w:val="5"/>
     </w:rPr>
   </w:style>
-  <w:style w:type="paragraph" w:styleId="176">
+  <w:style w:type="paragraph" w:styleId="926">
     <w:name w:val="Header"/>
-    <w:basedOn w:val="664"/>
-    <w:link w:val="177"/>
+    <w:basedOn w:val="951"/>
+    <w:link w:val="927"/>
     <w:uiPriority w:val="99"/>
     <w:unhideWhenUsed/>
     <w:pPr>
@@ -32307,10 +31969,10 @@
       <w:ind/>
     </w:pPr>
   </w:style>
-  <w:style w:type="character" w:styleId="177">
+  <w:style w:type="character" w:styleId="927">
     <w:name w:val="Header Char"/>
-    <w:basedOn w:val="148"/>
-    <w:link w:val="176"/>
+    <w:basedOn w:val="901"/>
+    <w:link w:val="926"/>
     <w:uiPriority w:val="99"/>
     <w:pPr>
       <w:pBdr/>
@@ -32318,10 +31980,10 @@
       <w:ind/>
     </w:pPr>
   </w:style>
-  <w:style w:type="paragraph" w:styleId="178">
+  <w:style w:type="paragraph" w:styleId="928">
     <w:name w:val="Footer"/>
-    <w:basedOn w:val="664"/>
-    <w:link w:val="179"/>
+    <w:basedOn w:val="951"/>
+    <w:link w:val="929"/>
     <w:uiPriority w:val="99"/>
     <w:unhideWhenUsed/>
     <w:pPr>
@@ -32334,10 +31996,10 @@
       <w:ind/>
     </w:pPr>
   </w:style>
-  <w:style w:type="character" w:styleId="179">
+  <w:style w:type="character" w:styleId="929">
     <w:name w:val="Footer Char"/>
-    <w:basedOn w:val="148"/>
-    <w:link w:val="178"/>
+    <w:basedOn w:val="901"/>
+    <w:link w:val="928"/>
     <w:uiPriority w:val="99"/>
     <w:pPr>
       <w:pBdr/>
@@ -32345,10 +32007,10 @@
       <w:ind/>
     </w:pPr>
   </w:style>
-  <w:style w:type="paragraph" w:styleId="180">
+  <w:style w:type="paragraph" w:styleId="930">
     <w:name w:val="Caption"/>
-    <w:basedOn w:val="664"/>
-    <w:next w:val="664"/>
+    <w:basedOn w:val="951"/>
+    <w:next w:val="951"/>
     <w:uiPriority w:val="35"/>
     <w:unhideWhenUsed/>
     <w:qFormat/>
@@ -32365,10 +32027,10 @@
       <w:szCs w:val="18"/>
     </w:rPr>
   </w:style>
-  <w:style w:type="paragraph" w:styleId="181">
+  <w:style w:type="paragraph" w:styleId="931">
     <w:name w:val="footnote text"/>
-    <w:basedOn w:val="664"/>
-    <w:link w:val="182"/>
+    <w:basedOn w:val="951"/>
+    <w:link w:val="932"/>
     <w:uiPriority w:val="99"/>
     <w:semiHidden/>
     <w:unhideWhenUsed/>
@@ -32382,10 +32044,10 @@
       <w:szCs w:val="20"/>
     </w:rPr>
   </w:style>
-  <w:style w:type="character" w:styleId="182">
+  <w:style w:type="character" w:styleId="932">
     <w:name w:val="Footnote Text Char"/>
-    <w:basedOn w:val="148"/>
-    <w:link w:val="181"/>
+    <w:basedOn w:val="901"/>
+    <w:link w:val="931"/>
     <w:uiPriority w:val="99"/>
     <w:semiHidden/>
     <w:pPr>
@@ -32398,9 +32060,9 @@
       <w:szCs w:val="20"/>
     </w:rPr>
   </w:style>
-  <w:style w:type="character" w:styleId="183">
+  <w:style w:type="character" w:styleId="933">
     <w:name w:val="footnote reference"/>
-    <w:basedOn w:val="148"/>
+    <w:basedOn w:val="901"/>
     <w:uiPriority w:val="99"/>
     <w:semiHidden/>
     <w:unhideWhenUsed/>
@@ -32413,10 +32075,10 @@
       <w:vertAlign w:val="superscript"/>
     </w:rPr>
   </w:style>
-  <w:style w:type="paragraph" w:styleId="184">
+  <w:style w:type="paragraph" w:styleId="934">
     <w:name w:val="endnote text"/>
-    <w:basedOn w:val="664"/>
-    <w:link w:val="185"/>
+    <w:basedOn w:val="951"/>
+    <w:link w:val="935"/>
     <w:uiPriority w:val="99"/>
     <w:semiHidden/>
     <w:unhideWhenUsed/>
@@ -32430,10 +32092,10 @@
       <w:szCs w:val="20"/>
     </w:rPr>
   </w:style>
-  <w:style w:type="character" w:styleId="185">
+  <w:style w:type="character" w:styleId="935">
     <w:name w:val="Endnote Text Char"/>
-    <w:basedOn w:val="148"/>
-    <w:link w:val="184"/>
+    <w:basedOn w:val="901"/>
+    <w:link w:val="934"/>
     <w:uiPriority w:val="99"/>
     <w:semiHidden/>
     <w:pPr>
@@ -32446,9 +32108,9 @@
       <w:szCs w:val="20"/>
     </w:rPr>
   </w:style>
-  <w:style w:type="character" w:styleId="186">
+  <w:style w:type="character" w:styleId="936">
     <w:name w:val="endnote reference"/>
-    <w:basedOn w:val="148"/>
+    <w:basedOn w:val="901"/>
     <w:uiPriority w:val="99"/>
     <w:semiHidden/>
     <w:unhideWhenUsed/>
@@ -32461,9 +32123,9 @@
       <w:vertAlign w:val="superscript"/>
     </w:rPr>
   </w:style>
-  <w:style w:type="character" w:styleId="187">
+  <w:style w:type="character" w:styleId="937">
     <w:name w:val="Hyperlink"/>
-    <w:basedOn w:val="148"/>
+    <w:basedOn w:val="901"/>
     <w:uiPriority w:val="99"/>
     <w:unhideWhenUsed/>
     <w:pPr>
@@ -32476,9 +32138,9 @@
       <w:u w:val="single"/>
     </w:rPr>
   </w:style>
-  <w:style w:type="character" w:styleId="188">
+  <w:style w:type="character" w:styleId="938">
     <w:name w:val="FollowedHyperlink"/>
-    <w:basedOn w:val="148"/>
+    <w:basedOn w:val="901"/>
     <w:uiPriority w:val="99"/>
     <w:semiHidden/>
     <w:unhideWhenUsed/>
@@ -32492,10 +32154,10 @@
       <w:u w:val="single"/>
     </w:rPr>
   </w:style>
-  <w:style w:type="paragraph" w:styleId="189">
+  <w:style w:type="paragraph" w:styleId="939">
     <w:name w:val="toc 1"/>
-    <w:basedOn w:val="664"/>
-    <w:next w:val="664"/>
+    <w:basedOn w:val="951"/>
+    <w:next w:val="951"/>
     <w:uiPriority w:val="39"/>
     <w:unhideWhenUsed/>
     <w:pPr>
@@ -32504,10 +32166,10 @@
       <w:ind/>
     </w:pPr>
   </w:style>
-  <w:style w:type="paragraph" w:styleId="190">
+  <w:style w:type="paragraph" w:styleId="940">
     <w:name w:val="toc 2"/>
-    <w:basedOn w:val="664"/>
-    <w:next w:val="664"/>
+    <w:basedOn w:val="951"/>
+    <w:next w:val="951"/>
     <w:uiPriority w:val="39"/>
     <w:unhideWhenUsed/>
     <w:pPr>
@@ -32516,10 +32178,10 @@
       <w:ind w:left="220"/>
     </w:pPr>
   </w:style>
-  <w:style w:type="paragraph" w:styleId="191">
+  <w:style w:type="paragraph" w:styleId="941">
     <w:name w:val="toc 3"/>
-    <w:basedOn w:val="664"/>
-    <w:next w:val="664"/>
+    <w:basedOn w:val="951"/>
+    <w:next w:val="951"/>
     <w:uiPriority w:val="39"/>
     <w:unhideWhenUsed/>
     <w:pPr>
@@ -32528,10 +32190,10 @@
       <w:ind w:left="440"/>
     </w:pPr>
   </w:style>
-  <w:style w:type="paragraph" w:styleId="192">
+  <w:style w:type="paragraph" w:styleId="942">
     <w:name w:val="toc 4"/>
-    <w:basedOn w:val="664"/>
-    <w:next w:val="664"/>
+    <w:basedOn w:val="951"/>
+    <w:next w:val="951"/>
     <w:uiPriority w:val="39"/>
     <w:unhideWhenUsed/>
     <w:pPr>
@@ -32540,10 +32202,10 @@
       <w:ind w:left="660"/>
     </w:pPr>
   </w:style>
-  <w:style w:type="paragraph" w:styleId="193">
+  <w:style w:type="paragraph" w:styleId="943">
     <w:name w:val="toc 5"/>
-    <w:basedOn w:val="664"/>
-    <w:next w:val="664"/>
+    <w:basedOn w:val="951"/>
+    <w:next w:val="951"/>
     <w:uiPriority w:val="39"/>
     <w:unhideWhenUsed/>
     <w:pPr>
@@ -32552,10 +32214,10 @@
       <w:ind w:left="880"/>
     </w:pPr>
   </w:style>
-  <w:style w:type="paragraph" w:styleId="194">
+  <w:style w:type="paragraph" w:styleId="944">
     <w:name w:val="toc 6"/>
-    <w:basedOn w:val="664"/>
-    <w:next w:val="664"/>
+    <w:basedOn w:val="951"/>
+    <w:next w:val="951"/>
     <w:uiPriority w:val="39"/>
     <w:unhideWhenUsed/>
     <w:pPr>
@@ -32564,10 +32226,10 @@
       <w:ind w:left="1100"/>
     </w:pPr>
   </w:style>
-  <w:style w:type="paragraph" w:styleId="195">
+  <w:style w:type="paragraph" w:styleId="945">
     <w:name w:val="toc 7"/>
-    <w:basedOn w:val="664"/>
-    <w:next w:val="664"/>
+    <w:basedOn w:val="951"/>
+    <w:next w:val="951"/>
     <w:uiPriority w:val="39"/>
     <w:unhideWhenUsed/>
     <w:pPr>
@@ -32576,10 +32238,10 @@
       <w:ind w:left="1320"/>
     </w:pPr>
   </w:style>
-  <w:style w:type="paragraph" w:styleId="196">
+  <w:style w:type="paragraph" w:styleId="946">
     <w:name w:val="toc 8"/>
-    <w:basedOn w:val="664"/>
-    <w:next w:val="664"/>
+    <w:basedOn w:val="951"/>
+    <w:next w:val="951"/>
     <w:uiPriority w:val="39"/>
     <w:unhideWhenUsed/>
     <w:pPr>
@@ -32588,10 +32250,10 @@
       <w:ind w:left="1540"/>
     </w:pPr>
   </w:style>
-  <w:style w:type="paragraph" w:styleId="197">
+  <w:style w:type="paragraph" w:styleId="947">
     <w:name w:val="toc 9"/>
-    <w:basedOn w:val="664"/>
-    <w:next w:val="664"/>
+    <w:basedOn w:val="951"/>
+    <w:next w:val="951"/>
     <w:uiPriority w:val="39"/>
     <w:unhideWhenUsed/>
     <w:pPr>
@@ -32600,9 +32262,9 @@
       <w:ind w:left="1760"/>
     </w:pPr>
   </w:style>
-  <w:style w:type="character" w:styleId="198">
+  <w:style w:type="character" w:styleId="948">
     <w:name w:val="Placeholder Text"/>
-    <w:basedOn w:val="148"/>
+    <w:basedOn w:val="901"/>
     <w:uiPriority w:val="99"/>
     <w:semiHidden/>
     <w:pPr>
@@ -32614,7 +32276,7 @@
       <w:color w:val="666666"/>
     </w:rPr>
   </w:style>
-  <w:style w:type="paragraph" w:styleId="208">
+  <w:style w:type="paragraph" w:styleId="949">
     <w:name w:val="TOC Heading"/>
     <w:uiPriority w:val="39"/>
     <w:unhideWhenUsed/>
@@ -32624,10 +32286,10 @@
       <w:ind/>
     </w:pPr>
   </w:style>
-  <w:style w:type="paragraph" w:styleId="209">
+  <w:style w:type="paragraph" w:styleId="950">
     <w:name w:val="table of figures"/>
-    <w:basedOn w:val="664"/>
-    <w:next w:val="664"/>
+    <w:basedOn w:val="951"/>
+    <w:next w:val="951"/>
     <w:uiPriority w:val="99"/>
     <w:unhideWhenUsed/>
     <w:pPr>
@@ -32636,7 +32298,7 @@
       <w:ind/>
     </w:pPr>
   </w:style>
-  <w:style w:type="paragraph" w:styleId="664" w:default="1">
+  <w:style w:type="paragraph" w:styleId="951" w:default="1">
     <w:name w:val="Normal"/>
     <w:qFormat/>
     <w:pPr>
@@ -32645,7 +32307,7 @@
       <w:ind/>
     </w:pPr>
   </w:style>
-  <w:style w:type="table" w:styleId="665" w:default="1">
+  <w:style w:type="table" w:styleId="952" w:default="1">
     <w:name w:val="Normal Table"/>
     <w:uiPriority w:val="99"/>
     <w:semiHidden/>
@@ -32838,7 +32500,7 @@
       </w:tcPr>
     </w:tblStylePr>
   </w:style>
-  <w:style w:type="numbering" w:styleId="666" w:default="1">
+  <w:style w:type="numbering" w:styleId="953" w:default="1">
     <w:name w:val="No List"/>
     <w:uiPriority w:val="99"/>
     <w:semiHidden/>
@@ -32849,9 +32511,9 @@
       <w:ind/>
     </w:pPr>
   </w:style>
-  <w:style w:type="paragraph" w:styleId="667">
+  <w:style w:type="paragraph" w:styleId="954">
     <w:name w:val="No Spacing"/>
-    <w:basedOn w:val="664"/>
+    <w:basedOn w:val="951"/>
     <w:uiPriority w:val="1"/>
     <w:qFormat/>
     <w:pPr>
@@ -32860,9 +32522,9 @@
       <w:ind/>
     </w:pPr>
   </w:style>
-  <w:style w:type="paragraph" w:styleId="668">
+  <w:style w:type="paragraph" w:styleId="955">
     <w:name w:val="List Paragraph"/>
-    <w:basedOn w:val="664"/>
+    <w:basedOn w:val="951"/>
     <w:uiPriority w:val="34"/>
     <w:qFormat/>
     <w:pPr>

--- a/5PK.docx
+++ b/5PK.docx
@@ -904,12 +904,7 @@
         </w:tabs>
         <w:spacing w:line="360" w:lineRule="auto"/>
         <w:ind/>
-        <w:rPr>
-          <w:sz w:val="22"/>
-          <w:szCs w:val="22"/>
-          <w:highlight w:val="none"/>
-          <w:lang w:val="en-IE"/>
-        </w:rPr>
+        <w:rPr/>
       </w:pPr>
       <w:r>
         <w:rPr>
@@ -928,9 +923,37 @@
         </w:rPr>
         <w:t xml:space="preserve">We we were interested in this topic because we both have a connection to Ireland. We went on vacation there or had an exchange semester in Ireland and we got we have friends who are from Ireland. At first we were interested about the IRA and their actions in Northern Ireland during the Troubles, but quickly realized that the involved violent actions weren’t justifiable by any means. </w:t>
       </w:r>
+      <w:r/>
+      <w:r>
+        <w:rPr>
+          <w:sz w:val="22"/>
+          <w:szCs w:val="22"/>
+          <w:highlight w:val="none"/>
+          <w:lang w:val="en-IE"/>
+        </w:rPr>
+      </w:r>
+    </w:p>
+    <w:p>
+      <w:pPr>
+        <w:pBdr/>
+        <w:tabs>
+          <w:tab w:val="left" w:leader="none" w:pos="5830"/>
+        </w:tabs>
+        <w:spacing w:line="360" w:lineRule="auto"/>
+        <w:ind/>
+        <w:rPr>
+          <w:sz w:val="22"/>
+          <w:szCs w:val="22"/>
+          <w:highlight w:val="none"/>
+          <w:lang w:val="en-IE"/>
+        </w:rPr>
+      </w:pPr>
+      <w:r/>
+      <w:r/>
       <w:r>
         <w:tab/>
       </w:r>
+      <w:r/>
       <w:r/>
     </w:p>
     <w:sectPr>

--- a/5PK.docx
+++ b/5PK.docx
@@ -4,7 +4,7 @@
   <w:body>
     <w:p>
       <w:pPr>
-        <w:pStyle w:val="893"/>
+        <w:pStyle w:val="892"/>
         <w:pBdr/>
         <w:spacing/>
         <w:ind/>
@@ -50,7 +50,7 @@
     </w:p>
     <w:p>
       <w:pPr>
-        <w:pStyle w:val="897"/>
+        <w:pStyle w:val="896"/>
         <w:pBdr/>
         <w:spacing/>
         <w:ind/>
@@ -271,7 +271,7 @@
           <w:sz w:val="22"/>
           <w:szCs w:val="22"/>
           <w:highlight w:val="none"/>
-          <w:lang w:val="en-IE" w:bidi="en-IE"/>
+          <w:lang w:val="en-IE"/>
         </w:rPr>
       </w:r>
       <w:r>
@@ -529,8 +529,8 @@
       </w:r>
       <w:r>
         <w:rPr>
-          <w:sz w:val="28"/>
-          <w:szCs w:val="28"/>
+          <w:sz w:val="22"/>
+          <w:szCs w:val="22"/>
           <w:highlight w:val="none"/>
           <w:lang w:val="en-IE"/>
         </w:rPr>
@@ -605,13 +605,14 @@
           <w:sz w:val="22"/>
           <w:szCs w:val="22"/>
           <w:highlight w:val="none"/>
-          <w:lang w:val="en-IE"/>
+          <w:lang w:val="en-US"/>
         </w:rPr>
+        <w:t xml:space="preserve"> </w:t>
       </w:r>
       <w:r>
         <w:rPr>
-          <w:sz w:val="22"/>
-          <w:szCs w:val="22"/>
+          <w:sz w:val="28"/>
+          <w:szCs w:val="28"/>
           <w:highlight w:val="none"/>
           <w:lang w:val="en-IE"/>
         </w:rPr>
@@ -619,7 +620,7 @@
     </w:p>
     <w:p>
       <w:pPr>
-        <w:pStyle w:val="955"/>
+        <w:pStyle w:val="954"/>
         <w:numPr>
           <w:ilvl w:val="0"/>
           <w:numId w:val="4"/>
@@ -662,7 +663,7 @@
     </w:p>
     <w:p>
       <w:pPr>
-        <w:pStyle w:val="955"/>
+        <w:pStyle w:val="954"/>
         <w:numPr>
           <w:ilvl w:val="0"/>
           <w:numId w:val="4"/>
@@ -705,7 +706,7 @@
     </w:p>
     <w:p>
       <w:pPr>
-        <w:pStyle w:val="955"/>
+        <w:pStyle w:val="954"/>
         <w:numPr>
           <w:ilvl w:val="0"/>
           <w:numId w:val="4"/>
@@ -748,7 +749,7 @@
     </w:p>
     <w:p>
       <w:pPr>
-        <w:pStyle w:val="955"/>
+        <w:pStyle w:val="954"/>
         <w:numPr>
           <w:ilvl w:val="0"/>
           <w:numId w:val="4"/>
@@ -799,7 +800,7 @@
     </w:p>
     <w:p>
       <w:pPr>
-        <w:pStyle w:val="955"/>
+        <w:pStyle w:val="954"/>
         <w:numPr>
           <w:ilvl w:val="0"/>
           <w:numId w:val="4"/>
@@ -845,8 +846,30 @@
           <w:sz w:val="22"/>
           <w:szCs w:val="22"/>
           <w:highlight w:val="none"/>
-          <w:lang w:val="en-IE" w:bidi="en-IE"/>
+          <w:lang w:val="en-IE"/>
         </w:rPr>
+      </w:r>
+    </w:p>
+    <w:p>
+      <w:pPr>
+        <w:pBdr/>
+        <w:spacing/>
+        <w:ind/>
+        <w:rPr>
+          <w:sz w:val="22"/>
+          <w:szCs w:val="22"/>
+          <w:highlight w:val="none"/>
+          <w:lang w:val="en-IE"/>
+        </w:rPr>
+      </w:pPr>
+      <w:r>
+        <w:rPr>
+          <w:sz w:val="22"/>
+          <w:szCs w:val="22"/>
+          <w:highlight w:val="none"/>
+          <w:lang w:val="en-IE"/>
+        </w:rPr>
+        <w:br w:type="page" w:clear="all"/>
       </w:r>
       <w:r>
         <w:rPr>
@@ -868,37 +891,6 @@
     <w:p>
       <w:pPr>
         <w:pBdr/>
-        <w:spacing/>
-        <w:ind/>
-        <w:rPr>
-          <w:sz w:val="22"/>
-          <w:szCs w:val="22"/>
-          <w:highlight w:val="none"/>
-          <w:lang w:val="en-IE"/>
-        </w:rPr>
-      </w:pPr>
-      <w:r>
-        <w:rPr>
-          <w:sz w:val="22"/>
-          <w:szCs w:val="22"/>
-          <w:highlight w:val="none"/>
-          <w:lang w:val="en-IE"/>
-        </w:rPr>
-        <w:br w:type="page" w:clear="all"/>
-      </w:r>
-      <w:r>
-        <w:rPr>
-          <w:sz w:val="22"/>
-          <w:szCs w:val="22"/>
-          <w:highlight w:val="none"/>
-          <w:lang w:val="en-IE"/>
-        </w:rPr>
-      </w:r>
-      <w:r/>
-    </w:p>
-    <w:p>
-      <w:pPr>
-        <w:pBdr/>
         <w:tabs>
           <w:tab w:val="left" w:leader="none" w:pos="5830"/>
         </w:tabs>
@@ -921,9 +913,17 @@
           <w:highlight w:val="none"/>
           <w:lang w:val="en-US"/>
         </w:rPr>
-        <w:t xml:space="preserve">We we were interested in this topic because we both have a connection to Ireland. We went on vacation there or had an exchange semester in Ireland and we got we have friends who are from Ireland. At first we were interested about the IRA and their actions in Northern Ireland during the Troubles, but quickly realized that the involved violent actions weren’t justifiable by any means. </w:t>
+        <w:t xml:space="preserve">We we were interested in this topic because we both have a connection to Ireland. We went on vacation there or had an exchange sem</w:t>
       </w:r>
-      <w:r/>
+      <w:r>
+        <w:rPr>
+          <w:sz w:val="22"/>
+          <w:szCs w:val="22"/>
+          <w:highlight w:val="none"/>
+          <w:lang w:val="en-US"/>
+        </w:rPr>
+        <w:t xml:space="preserve">ester in Ireland and we got we have friends who are from Ireland. At first we were interested about the IRA and their actions in Northern Ireland during the Troubles, but quickly realized that the involved violent actions weren’t justifiable by any means. </w:t>
+      </w:r>
       <w:r>
         <w:rPr>
           <w:sz w:val="22"/>
@@ -932,6 +932,7 @@
           <w:lang w:val="en-IE"/>
         </w:rPr>
       </w:r>
+      <w:r/>
     </w:p>
     <w:p>
       <w:pPr>
@@ -948,13 +949,17 @@
           <w:lang w:val="en-IE"/>
         </w:rPr>
       </w:pPr>
-      <w:r/>
-      <w:r/>
       <w:r>
         <w:tab/>
       </w:r>
-      <w:r/>
-      <w:r/>
+      <w:r>
+        <w:rPr>
+          <w:sz w:val="22"/>
+          <w:szCs w:val="22"/>
+          <w:highlight w:val="none"/>
+          <w:lang w:val="en-IE"/>
+        </w:rPr>
+      </w:r>
     </w:p>
     <w:sectPr>
       <w:headerReference w:type="default" r:id="rId9"/>
@@ -1009,7 +1014,7 @@
 <w:ftr xmlns:wpc="http://schemas.microsoft.com/office/word/2010/wordprocessingCanvas" xmlns:mc="http://schemas.openxmlformats.org/markup-compatibility/2006" xmlns:o="urn:schemas-microsoft-com:office:office" xmlns:r="http://schemas.openxmlformats.org/officeDocument/2006/relationships" xmlns:m="http://schemas.openxmlformats.org/officeDocument/2006/math" xmlns:v="urn:schemas-microsoft-com:vml" xmlns:wp14="http://schemas.microsoft.com/office/word/2010/wordprocessingDrawing" xmlns:wp="http://schemas.openxmlformats.org/drawingml/2006/wordprocessingDrawing" xmlns:w10="urn:schemas-microsoft-com:office:word" xmlns:w="http://schemas.openxmlformats.org/wordprocessingml/2006/main" xmlns:w14="http://schemas.microsoft.com/office/word/2010/wordml" xmlns:w15="http://schemas.microsoft.com/office/word/2012/wordml" xmlns:wpg="http://schemas.microsoft.com/office/word/2010/wordprocessingGroup" xmlns:wpi="http://schemas.microsoft.com/office/word/2010/wordprocessingInk" xmlns:wne="http://schemas.microsoft.com/office/word/2006/wordml" xmlns:a="http://schemas.openxmlformats.org/drawingml/2006/main" xmlns:wps="http://schemas.microsoft.com/office/word/2010/wordprocessingShape" mc:Ignorable="w14 w15 wp14">
   <w:p>
     <w:pPr>
-      <w:pStyle w:val="928"/>
+      <w:pStyle w:val="927"/>
       <w:pBdr/>
       <w:spacing/>
       <w:ind/>
@@ -1039,7 +1044,7 @@
   </w:p>
   <w:p>
     <w:pPr>
-      <w:pStyle w:val="928"/>
+      <w:pStyle w:val="927"/>
       <w:pBdr/>
       <w:spacing/>
       <w:ind/>
@@ -1069,7 +1074,6 @@
       <w:rPr>
         <w:color w:val="000000" w:themeColor="text1"/>
         <w:highlight w:val="none"/>
-        <w:lang w:val="de-DE"/>
       </w:rPr>
     </w:r>
     <w:r>
@@ -1086,7 +1090,7 @@
 <w:ftr xmlns:wpc="http://schemas.microsoft.com/office/word/2010/wordprocessingCanvas" xmlns:mc="http://schemas.openxmlformats.org/markup-compatibility/2006" xmlns:o="urn:schemas-microsoft-com:office:office" xmlns:r="http://schemas.openxmlformats.org/officeDocument/2006/relationships" xmlns:m="http://schemas.openxmlformats.org/officeDocument/2006/math" xmlns:v="urn:schemas-microsoft-com:vml" xmlns:wp14="http://schemas.microsoft.com/office/word/2010/wordprocessingDrawing" xmlns:wp="http://schemas.openxmlformats.org/drawingml/2006/wordprocessingDrawing" xmlns:w10="urn:schemas-microsoft-com:office:word" xmlns:w="http://schemas.openxmlformats.org/wordprocessingml/2006/main" xmlns:w14="http://schemas.microsoft.com/office/word/2010/wordml" xmlns:w15="http://schemas.microsoft.com/office/word/2012/wordml" xmlns:wpg="http://schemas.microsoft.com/office/word/2010/wordprocessingGroup" xmlns:wpi="http://schemas.microsoft.com/office/word/2010/wordprocessingInk" xmlns:wne="http://schemas.microsoft.com/office/word/2006/wordml" xmlns:a="http://schemas.openxmlformats.org/drawingml/2006/main" xmlns:wps="http://schemas.microsoft.com/office/word/2010/wordprocessingShape" mc:Ignorable="w14 w15 wp14">
   <w:p>
     <w:pPr>
-      <w:pStyle w:val="928"/>
+      <w:pStyle w:val="927"/>
       <w:pBdr/>
       <w:spacing/>
       <w:ind/>
@@ -1135,7 +1139,7 @@
 <w:hdr xmlns:wpc="http://schemas.microsoft.com/office/word/2010/wordprocessingCanvas" xmlns:mc="http://schemas.openxmlformats.org/markup-compatibility/2006" xmlns:o="urn:schemas-microsoft-com:office:office" xmlns:r="http://schemas.openxmlformats.org/officeDocument/2006/relationships" xmlns:m="http://schemas.openxmlformats.org/officeDocument/2006/math" xmlns:v="urn:schemas-microsoft-com:vml" xmlns:wp14="http://schemas.microsoft.com/office/word/2010/wordprocessingDrawing" xmlns:wp="http://schemas.openxmlformats.org/drawingml/2006/wordprocessingDrawing" xmlns:w10="urn:schemas-microsoft-com:office:word" xmlns:w="http://schemas.openxmlformats.org/wordprocessingml/2006/main" xmlns:w14="http://schemas.microsoft.com/office/word/2010/wordml" xmlns:w15="http://schemas.microsoft.com/office/word/2012/wordml" xmlns:wpg="http://schemas.microsoft.com/office/word/2010/wordprocessingGroup" xmlns:wpi="http://schemas.microsoft.com/office/word/2010/wordprocessingInk" xmlns:wne="http://schemas.microsoft.com/office/word/2006/wordml" xmlns:a="http://schemas.openxmlformats.org/drawingml/2006/main" xmlns:wps="http://schemas.microsoft.com/office/word/2010/wordprocessingShape" mc:Ignorable="w14 w15 wp14">
   <w:p>
     <w:pPr>
-      <w:pStyle w:val="926"/>
+      <w:pStyle w:val="925"/>
       <w:pBdr/>
       <w:spacing/>
       <w:ind/>
@@ -1159,10 +1163,16 @@
         <w:lang w:val="de-DE"/>
       </w:rPr>
     </w:r>
+    <w:r>
+      <w:rPr>
+        <w:highlight w:val="none"/>
+        <w:lang w:val="de-DE"/>
+      </w:rPr>
+    </w:r>
   </w:p>
   <w:p>
     <w:pPr>
-      <w:pStyle w:val="926"/>
+      <w:pStyle w:val="925"/>
       <w:pBdr/>
       <w:spacing/>
       <w:ind/>
@@ -1201,7 +1211,7 @@
 <w:hdr xmlns:wpc="http://schemas.microsoft.com/office/word/2010/wordprocessingCanvas" xmlns:mc="http://schemas.openxmlformats.org/markup-compatibility/2006" xmlns:o="urn:schemas-microsoft-com:office:office" xmlns:r="http://schemas.openxmlformats.org/officeDocument/2006/relationships" xmlns:m="http://schemas.openxmlformats.org/officeDocument/2006/math" xmlns:v="urn:schemas-microsoft-com:vml" xmlns:wp14="http://schemas.microsoft.com/office/word/2010/wordprocessingDrawing" xmlns:wp="http://schemas.openxmlformats.org/drawingml/2006/wordprocessingDrawing" xmlns:w10="urn:schemas-microsoft-com:office:word" xmlns:w="http://schemas.openxmlformats.org/wordprocessingml/2006/main" xmlns:w14="http://schemas.microsoft.com/office/word/2010/wordml" xmlns:w15="http://schemas.microsoft.com/office/word/2012/wordml" xmlns:wpg="http://schemas.microsoft.com/office/word/2010/wordprocessingGroup" xmlns:wpi="http://schemas.microsoft.com/office/word/2010/wordprocessingInk" xmlns:wne="http://schemas.microsoft.com/office/word/2006/wordml" xmlns:a="http://schemas.openxmlformats.org/drawingml/2006/main" xmlns:wps="http://schemas.microsoft.com/office/word/2010/wordprocessingShape" mc:Ignorable="w14 w15 wp14">
   <w:p>
     <w:pPr>
-      <w:pStyle w:val="926"/>
+      <w:pStyle w:val="925"/>
       <w:pBdr/>
       <w:spacing/>
       <w:ind/>
@@ -1922,9 +1932,9 @@
     <w:lsdException w:name="Bibliography" w:uiPriority="37"/>
     <w:lsdException w:name="TOC Heading" w:uiPriority="39" w:qFormat="1"/>
   </w:latentStyles>
-  <w:style w:type="table" w:styleId="766">
+  <w:style w:type="table" w:styleId="765">
     <w:name w:val="Table Grid"/>
-    <w:basedOn w:val="952"/>
+    <w:basedOn w:val="951"/>
     <w:uiPriority w:val="59"/>
     <w:pPr>
       <w:pBdr/>
@@ -2121,9 +2131,9 @@
       </w:tcPr>
     </w:tblStylePr>
   </w:style>
-  <w:style w:type="table" w:styleId="767">
+  <w:style w:type="table" w:styleId="766">
     <w:name w:val="Table Grid Light"/>
-    <w:basedOn w:val="952"/>
+    <w:basedOn w:val="951"/>
     <w:uiPriority w:val="59"/>
     <w:pPr>
       <w:pBdr/>
@@ -2320,9 +2330,9 @@
       </w:tcPr>
     </w:tblStylePr>
   </w:style>
-  <w:style w:type="table" w:styleId="768">
+  <w:style w:type="table" w:styleId="767">
     <w:name w:val="Plain Table 1"/>
-    <w:basedOn w:val="952"/>
+    <w:basedOn w:val="951"/>
     <w:uiPriority w:val="59"/>
     <w:pPr>
       <w:pBdr/>
@@ -2545,9 +2555,9 @@
       </w:tcPr>
     </w:tblStylePr>
   </w:style>
-  <w:style w:type="table" w:styleId="769">
+  <w:style w:type="table" w:styleId="768">
     <w:name w:val="Plain Table 2"/>
-    <w:basedOn w:val="952"/>
+    <w:basedOn w:val="951"/>
     <w:uiPriority w:val="59"/>
     <w:pPr>
       <w:pBdr/>
@@ -2778,9 +2788,9 @@
       </w:tcPr>
     </w:tblStylePr>
   </w:style>
-  <w:style w:type="table" w:styleId="770">
+  <w:style w:type="table" w:styleId="769">
     <w:name w:val="Plain Table 3"/>
-    <w:basedOn w:val="952"/>
+    <w:basedOn w:val="951"/>
     <w:uiPriority w:val="99"/>
     <w:pPr>
       <w:pBdr/>
@@ -3008,9 +3018,9 @@
       </w:tcPr>
     </w:tblStylePr>
   </w:style>
-  <w:style w:type="table" w:styleId="771">
+  <w:style w:type="table" w:styleId="770">
     <w:name w:val="Plain Table 4"/>
-    <w:basedOn w:val="952"/>
+    <w:basedOn w:val="951"/>
     <w:uiPriority w:val="99"/>
     <w:pPr>
       <w:pBdr/>
@@ -3224,9 +3234,9 @@
       </w:tcPr>
     </w:tblStylePr>
   </w:style>
-  <w:style w:type="table" w:styleId="772">
+  <w:style w:type="table" w:styleId="771">
     <w:name w:val="Plain Table 5"/>
-    <w:basedOn w:val="952"/>
+    <w:basedOn w:val="951"/>
     <w:uiPriority w:val="99"/>
     <w:pPr>
       <w:pBdr/>
@@ -3457,9 +3467,9 @@
       </w:tcPr>
     </w:tblStylePr>
   </w:style>
-  <w:style w:type="table" w:styleId="773">
+  <w:style w:type="table" w:styleId="772">
     <w:name w:val="Grid Table 1 Light"/>
-    <w:basedOn w:val="952"/>
+    <w:basedOn w:val="951"/>
     <w:uiPriority w:val="99"/>
     <w:pPr>
       <w:pBdr/>
@@ -3680,9 +3690,9 @@
       </w:tcPr>
     </w:tblStylePr>
   </w:style>
-  <w:style w:type="table" w:styleId="774">
+  <w:style w:type="table" w:styleId="773">
     <w:name w:val="Grid Table 1 Light - Accent 1"/>
-    <w:basedOn w:val="952"/>
+    <w:basedOn w:val="951"/>
     <w:uiPriority w:val="99"/>
     <w:pPr>
       <w:pBdr/>
@@ -3903,9 +3913,9 @@
       </w:tcPr>
     </w:tblStylePr>
   </w:style>
-  <w:style w:type="table" w:styleId="775">
+  <w:style w:type="table" w:styleId="774">
     <w:name w:val="Grid Table 1 Light - Accent 2"/>
-    <w:basedOn w:val="952"/>
+    <w:basedOn w:val="951"/>
     <w:uiPriority w:val="99"/>
     <w:pPr>
       <w:pBdr/>
@@ -4126,9 +4136,9 @@
       </w:tcPr>
     </w:tblStylePr>
   </w:style>
-  <w:style w:type="table" w:styleId="776">
+  <w:style w:type="table" w:styleId="775">
     <w:name w:val="Grid Table 1 Light - Accent 3"/>
-    <w:basedOn w:val="952"/>
+    <w:basedOn w:val="951"/>
     <w:uiPriority w:val="99"/>
     <w:pPr>
       <w:pBdr/>
@@ -4349,9 +4359,9 @@
       </w:tcPr>
     </w:tblStylePr>
   </w:style>
-  <w:style w:type="table" w:styleId="777">
+  <w:style w:type="table" w:styleId="776">
     <w:name w:val="Grid Table 1 Light - Accent 4"/>
-    <w:basedOn w:val="952"/>
+    <w:basedOn w:val="951"/>
     <w:uiPriority w:val="99"/>
     <w:pPr>
       <w:pBdr/>
@@ -4572,9 +4582,9 @@
       </w:tcPr>
     </w:tblStylePr>
   </w:style>
-  <w:style w:type="table" w:styleId="778">
+  <w:style w:type="table" w:styleId="777">
     <w:name w:val="Grid Table 1 Light - Accent 5"/>
-    <w:basedOn w:val="952"/>
+    <w:basedOn w:val="951"/>
     <w:uiPriority w:val="99"/>
     <w:pPr>
       <w:pBdr/>
@@ -4795,9 +4805,9 @@
       </w:tcPr>
     </w:tblStylePr>
   </w:style>
-  <w:style w:type="table" w:styleId="779">
+  <w:style w:type="table" w:styleId="778">
     <w:name w:val="Grid Table 1 Light - Accent 6"/>
-    <w:basedOn w:val="952"/>
+    <w:basedOn w:val="951"/>
     <w:uiPriority w:val="99"/>
     <w:pPr>
       <w:pBdr/>
@@ -5018,9 +5028,9 @@
       </w:tcPr>
     </w:tblStylePr>
   </w:style>
-  <w:style w:type="table" w:styleId="780">
+  <w:style w:type="table" w:styleId="779">
     <w:name w:val="Grid Table 2"/>
-    <w:basedOn w:val="952"/>
+    <w:basedOn w:val="951"/>
     <w:uiPriority w:val="99"/>
     <w:pPr>
       <w:pBdr/>
@@ -5250,9 +5260,9 @@
       </w:tcPr>
     </w:tblStylePr>
   </w:style>
-  <w:style w:type="table" w:styleId="781">
+  <w:style w:type="table" w:styleId="780">
     <w:name w:val="Grid Table 2 - Accent 1"/>
-    <w:basedOn w:val="952"/>
+    <w:basedOn w:val="951"/>
     <w:uiPriority w:val="99"/>
     <w:pPr>
       <w:pBdr/>
@@ -5482,9 +5492,9 @@
       </w:tcPr>
     </w:tblStylePr>
   </w:style>
-  <w:style w:type="table" w:styleId="782">
+  <w:style w:type="table" w:styleId="781">
     <w:name w:val="Grid Table 2 - Accent 2"/>
-    <w:basedOn w:val="952"/>
+    <w:basedOn w:val="951"/>
     <w:uiPriority w:val="99"/>
     <w:pPr>
       <w:pBdr/>
@@ -5714,9 +5724,9 @@
       </w:tcPr>
     </w:tblStylePr>
   </w:style>
-  <w:style w:type="table" w:styleId="783">
+  <w:style w:type="table" w:styleId="782">
     <w:name w:val="Grid Table 2 - Accent 3"/>
-    <w:basedOn w:val="952"/>
+    <w:basedOn w:val="951"/>
     <w:uiPriority w:val="99"/>
     <w:pPr>
       <w:pBdr/>
@@ -5946,9 +5956,9 @@
       </w:tcPr>
     </w:tblStylePr>
   </w:style>
-  <w:style w:type="table" w:styleId="784">
+  <w:style w:type="table" w:styleId="783">
     <w:name w:val="Grid Table 2 - Accent 4"/>
-    <w:basedOn w:val="952"/>
+    <w:basedOn w:val="951"/>
     <w:uiPriority w:val="99"/>
     <w:pPr>
       <w:pBdr/>
@@ -6178,9 +6188,9 @@
       </w:tcPr>
     </w:tblStylePr>
   </w:style>
-  <w:style w:type="table" w:styleId="785">
+  <w:style w:type="table" w:styleId="784">
     <w:name w:val="Grid Table 2 - Accent 5"/>
-    <w:basedOn w:val="952"/>
+    <w:basedOn w:val="951"/>
     <w:uiPriority w:val="99"/>
     <w:pPr>
       <w:pBdr/>
@@ -6410,9 +6420,9 @@
       </w:tcPr>
     </w:tblStylePr>
   </w:style>
-  <w:style w:type="table" w:styleId="786">
+  <w:style w:type="table" w:styleId="785">
     <w:name w:val="Grid Table 2 - Accent 6"/>
-    <w:basedOn w:val="952"/>
+    <w:basedOn w:val="951"/>
     <w:uiPriority w:val="99"/>
     <w:pPr>
       <w:pBdr/>
@@ -6642,9 +6652,9 @@
       </w:tcPr>
     </w:tblStylePr>
   </w:style>
-  <w:style w:type="table" w:styleId="787">
+  <w:style w:type="table" w:styleId="786">
     <w:name w:val="Grid Table 3"/>
-    <w:basedOn w:val="952"/>
+    <w:basedOn w:val="951"/>
     <w:uiPriority w:val="99"/>
     <w:pPr>
       <w:pBdr/>
@@ -6887,9 +6897,9 @@
       </w:tcPr>
     </w:tblStylePr>
   </w:style>
-  <w:style w:type="table" w:styleId="788">
+  <w:style w:type="table" w:styleId="787">
     <w:name w:val="Grid Table 3 - Accent 1"/>
-    <w:basedOn w:val="952"/>
+    <w:basedOn w:val="951"/>
     <w:uiPriority w:val="99"/>
     <w:pPr>
       <w:pBdr/>
@@ -7132,9 +7142,9 @@
       </w:tcPr>
     </w:tblStylePr>
   </w:style>
-  <w:style w:type="table" w:styleId="789">
+  <w:style w:type="table" w:styleId="788">
     <w:name w:val="Grid Table 3 - Accent 2"/>
-    <w:basedOn w:val="952"/>
+    <w:basedOn w:val="951"/>
     <w:uiPriority w:val="99"/>
     <w:pPr>
       <w:pBdr/>
@@ -7377,9 +7387,9 @@
       </w:tcPr>
     </w:tblStylePr>
   </w:style>
-  <w:style w:type="table" w:styleId="790">
+  <w:style w:type="table" w:styleId="789">
     <w:name w:val="Grid Table 3 - Accent 3"/>
-    <w:basedOn w:val="952"/>
+    <w:basedOn w:val="951"/>
     <w:uiPriority w:val="99"/>
     <w:pPr>
       <w:pBdr/>
@@ -7622,9 +7632,9 @@
       </w:tcPr>
     </w:tblStylePr>
   </w:style>
-  <w:style w:type="table" w:styleId="791">
+  <w:style w:type="table" w:styleId="790">
     <w:name w:val="Grid Table 3 - Accent 4"/>
-    <w:basedOn w:val="952"/>
+    <w:basedOn w:val="951"/>
     <w:uiPriority w:val="99"/>
     <w:pPr>
       <w:pBdr/>
@@ -7867,9 +7877,9 @@
       </w:tcPr>
     </w:tblStylePr>
   </w:style>
-  <w:style w:type="table" w:styleId="792">
+  <w:style w:type="table" w:styleId="791">
     <w:name w:val="Grid Table 3 - Accent 5"/>
-    <w:basedOn w:val="952"/>
+    <w:basedOn w:val="951"/>
     <w:uiPriority w:val="99"/>
     <w:pPr>
       <w:pBdr/>
@@ -8112,9 +8122,9 @@
       </w:tcPr>
     </w:tblStylePr>
   </w:style>
-  <w:style w:type="table" w:styleId="793">
+  <w:style w:type="table" w:styleId="792">
     <w:name w:val="Grid Table 3 - Accent 6"/>
-    <w:basedOn w:val="952"/>
+    <w:basedOn w:val="951"/>
     <w:uiPriority w:val="99"/>
     <w:pPr>
       <w:pBdr/>
@@ -8357,9 +8367,9 @@
       </w:tcPr>
     </w:tblStylePr>
   </w:style>
-  <w:style w:type="table" w:styleId="794">
+  <w:style w:type="table" w:styleId="793">
     <w:name w:val="Grid Table 4"/>
-    <w:basedOn w:val="952"/>
+    <w:basedOn w:val="951"/>
     <w:uiPriority w:val="59"/>
     <w:pPr>
       <w:pBdr/>
@@ -8590,9 +8600,9 @@
       </w:tcPr>
     </w:tblStylePr>
   </w:style>
-  <w:style w:type="table" w:styleId="795">
+  <w:style w:type="table" w:styleId="794">
     <w:name w:val="Grid Table 4 - Accent 1"/>
-    <w:basedOn w:val="952"/>
+    <w:basedOn w:val="951"/>
     <w:uiPriority w:val="59"/>
     <w:pPr>
       <w:pBdr/>
@@ -8823,9 +8833,9 @@
       </w:tcPr>
     </w:tblStylePr>
   </w:style>
-  <w:style w:type="table" w:styleId="796">
+  <w:style w:type="table" w:styleId="795">
     <w:name w:val="Grid Table 4 - Accent 2"/>
-    <w:basedOn w:val="952"/>
+    <w:basedOn w:val="951"/>
     <w:uiPriority w:val="59"/>
     <w:pPr>
       <w:pBdr/>
@@ -9056,9 +9066,9 @@
       </w:tcPr>
     </w:tblStylePr>
   </w:style>
-  <w:style w:type="table" w:styleId="797">
+  <w:style w:type="table" w:styleId="796">
     <w:name w:val="Grid Table 4 - Accent 3"/>
-    <w:basedOn w:val="952"/>
+    <w:basedOn w:val="951"/>
     <w:uiPriority w:val="59"/>
     <w:pPr>
       <w:pBdr/>
@@ -9289,9 +9299,9 @@
       </w:tcPr>
     </w:tblStylePr>
   </w:style>
-  <w:style w:type="table" w:styleId="798">
+  <w:style w:type="table" w:styleId="797">
     <w:name w:val="Grid Table 4 - Accent 4"/>
-    <w:basedOn w:val="952"/>
+    <w:basedOn w:val="951"/>
     <w:uiPriority w:val="59"/>
     <w:pPr>
       <w:pBdr/>
@@ -9522,9 +9532,9 @@
       </w:tcPr>
     </w:tblStylePr>
   </w:style>
-  <w:style w:type="table" w:styleId="799">
+  <w:style w:type="table" w:styleId="798">
     <w:name w:val="Grid Table 4 - Accent 5"/>
-    <w:basedOn w:val="952"/>
+    <w:basedOn w:val="951"/>
     <w:uiPriority w:val="59"/>
     <w:pPr>
       <w:pBdr/>
@@ -9755,9 +9765,9 @@
       </w:tcPr>
     </w:tblStylePr>
   </w:style>
-  <w:style w:type="table" w:styleId="800">
+  <w:style w:type="table" w:styleId="799">
     <w:name w:val="Grid Table 4 - Accent 6"/>
-    <w:basedOn w:val="952"/>
+    <w:basedOn w:val="951"/>
     <w:uiPriority w:val="59"/>
     <w:pPr>
       <w:pBdr/>
@@ -9988,9 +9998,9 @@
       </w:tcPr>
     </w:tblStylePr>
   </w:style>
-  <w:style w:type="table" w:styleId="801">
+  <w:style w:type="table" w:styleId="800">
     <w:name w:val="Grid Table 5 Dark"/>
-    <w:basedOn w:val="952"/>
+    <w:basedOn w:val="951"/>
     <w:uiPriority w:val="99"/>
     <w:pPr>
       <w:pBdr/>
@@ -10216,9 +10226,9 @@
       </w:tcPr>
     </w:tblStylePr>
   </w:style>
-  <w:style w:type="table" w:styleId="802">
+  <w:style w:type="table" w:styleId="801">
     <w:name w:val="Grid Table 5 Dark- Accent 1"/>
-    <w:basedOn w:val="952"/>
+    <w:basedOn w:val="951"/>
     <w:uiPriority w:val="99"/>
     <w:pPr>
       <w:pBdr/>
@@ -10444,9 +10454,9 @@
       </w:tcPr>
     </w:tblStylePr>
   </w:style>
-  <w:style w:type="table" w:styleId="803">
+  <w:style w:type="table" w:styleId="802">
     <w:name w:val="Grid Table 5 Dark - Accent 2"/>
-    <w:basedOn w:val="952"/>
+    <w:basedOn w:val="951"/>
     <w:uiPriority w:val="99"/>
     <w:pPr>
       <w:pBdr/>
@@ -10672,9 +10682,9 @@
       </w:tcPr>
     </w:tblStylePr>
   </w:style>
-  <w:style w:type="table" w:styleId="804">
+  <w:style w:type="table" w:styleId="803">
     <w:name w:val="Grid Table 5 Dark - Accent 3"/>
-    <w:basedOn w:val="952"/>
+    <w:basedOn w:val="951"/>
     <w:uiPriority w:val="99"/>
     <w:pPr>
       <w:pBdr/>
@@ -10900,9 +10910,9 @@
       </w:tcPr>
     </w:tblStylePr>
   </w:style>
-  <w:style w:type="table" w:styleId="805">
+  <w:style w:type="table" w:styleId="804">
     <w:name w:val="Grid Table 5 Dark- Accent 4"/>
-    <w:basedOn w:val="952"/>
+    <w:basedOn w:val="951"/>
     <w:uiPriority w:val="99"/>
     <w:pPr>
       <w:pBdr/>
@@ -11128,9 +11138,9 @@
       </w:tcPr>
     </w:tblStylePr>
   </w:style>
-  <w:style w:type="table" w:styleId="806">
+  <w:style w:type="table" w:styleId="805">
     <w:name w:val="Grid Table 5 Dark - Accent 5"/>
-    <w:basedOn w:val="952"/>
+    <w:basedOn w:val="951"/>
     <w:uiPriority w:val="99"/>
     <w:pPr>
       <w:pBdr/>
@@ -11356,9 +11366,9 @@
       </w:tcPr>
     </w:tblStylePr>
   </w:style>
-  <w:style w:type="table" w:styleId="807">
+  <w:style w:type="table" w:styleId="806">
     <w:name w:val="Grid Table 5 Dark - Accent 6"/>
-    <w:basedOn w:val="952"/>
+    <w:basedOn w:val="951"/>
     <w:uiPriority w:val="99"/>
     <w:pPr>
       <w:pBdr/>
@@ -11584,9 +11594,9 @@
       </w:tcPr>
     </w:tblStylePr>
   </w:style>
-  <w:style w:type="table" w:styleId="808">
+  <w:style w:type="table" w:styleId="807">
     <w:name w:val="Grid Table 6 Colorful"/>
-    <w:basedOn w:val="952"/>
+    <w:basedOn w:val="951"/>
     <w:uiPriority w:val="99"/>
     <w:pPr>
       <w:pBdr/>
@@ -11814,9 +11824,9 @@
       </w:tcPr>
     </w:tblStylePr>
   </w:style>
-  <w:style w:type="table" w:styleId="809">
+  <w:style w:type="table" w:styleId="808">
     <w:name w:val="Grid Table 6 Colorful - Accent 1"/>
-    <w:basedOn w:val="952"/>
+    <w:basedOn w:val="951"/>
     <w:uiPriority w:val="99"/>
     <w:pPr>
       <w:pBdr/>
@@ -12044,9 +12054,9 @@
       </w:tcPr>
     </w:tblStylePr>
   </w:style>
-  <w:style w:type="table" w:styleId="810">
+  <w:style w:type="table" w:styleId="809">
     <w:name w:val="Grid Table 6 Colorful - Accent 2"/>
-    <w:basedOn w:val="952"/>
+    <w:basedOn w:val="951"/>
     <w:uiPriority w:val="99"/>
     <w:pPr>
       <w:pBdr/>
@@ -12274,9 +12284,9 @@
       </w:tcPr>
     </w:tblStylePr>
   </w:style>
-  <w:style w:type="table" w:styleId="811">
+  <w:style w:type="table" w:styleId="810">
     <w:name w:val="Grid Table 6 Colorful - Accent 3"/>
-    <w:basedOn w:val="952"/>
+    <w:basedOn w:val="951"/>
     <w:uiPriority w:val="99"/>
     <w:pPr>
       <w:pBdr/>
@@ -12504,9 +12514,9 @@
       </w:tcPr>
     </w:tblStylePr>
   </w:style>
-  <w:style w:type="table" w:styleId="812">
+  <w:style w:type="table" w:styleId="811">
     <w:name w:val="Grid Table 6 Colorful - Accent 4"/>
-    <w:basedOn w:val="952"/>
+    <w:basedOn w:val="951"/>
     <w:uiPriority w:val="99"/>
     <w:pPr>
       <w:pBdr/>
@@ -12734,9 +12744,9 @@
       </w:tcPr>
     </w:tblStylePr>
   </w:style>
-  <w:style w:type="table" w:styleId="813">
+  <w:style w:type="table" w:styleId="812">
     <w:name w:val="Grid Table 6 Colorful - Accent 5"/>
-    <w:basedOn w:val="952"/>
+    <w:basedOn w:val="951"/>
     <w:uiPriority w:val="99"/>
     <w:pPr>
       <w:pBdr/>
@@ -12964,9 +12974,9 @@
       </w:tcPr>
     </w:tblStylePr>
   </w:style>
-  <w:style w:type="table" w:styleId="814">
+  <w:style w:type="table" w:styleId="813">
     <w:name w:val="Grid Table 6 Colorful - Accent 6"/>
-    <w:basedOn w:val="952"/>
+    <w:basedOn w:val="951"/>
     <w:uiPriority w:val="99"/>
     <w:pPr>
       <w:pBdr/>
@@ -13194,9 +13204,9 @@
       </w:tcPr>
     </w:tblStylePr>
   </w:style>
-  <w:style w:type="table" w:styleId="815">
+  <w:style w:type="table" w:styleId="814">
     <w:name w:val="Grid Table 7 Colorful"/>
-    <w:basedOn w:val="952"/>
+    <w:basedOn w:val="951"/>
     <w:uiPriority w:val="99"/>
     <w:pPr>
       <w:pBdr/>
@@ -13448,9 +13458,9 @@
       </w:tcPr>
     </w:tblStylePr>
   </w:style>
-  <w:style w:type="table" w:styleId="816">
+  <w:style w:type="table" w:styleId="815">
     <w:name w:val="Grid Table 7 Colorful - Accent 1"/>
-    <w:basedOn w:val="952"/>
+    <w:basedOn w:val="951"/>
     <w:uiPriority w:val="99"/>
     <w:pPr>
       <w:pBdr/>
@@ -13702,9 +13712,9 @@
       </w:tcPr>
     </w:tblStylePr>
   </w:style>
-  <w:style w:type="table" w:styleId="817">
+  <w:style w:type="table" w:styleId="816">
     <w:name w:val="Grid Table 7 Colorful - Accent 2"/>
-    <w:basedOn w:val="952"/>
+    <w:basedOn w:val="951"/>
     <w:uiPriority w:val="99"/>
     <w:pPr>
       <w:pBdr/>
@@ -13956,9 +13966,9 @@
       </w:tcPr>
     </w:tblStylePr>
   </w:style>
-  <w:style w:type="table" w:styleId="818">
+  <w:style w:type="table" w:styleId="817">
     <w:name w:val="Grid Table 7 Colorful - Accent 3"/>
-    <w:basedOn w:val="952"/>
+    <w:basedOn w:val="951"/>
     <w:uiPriority w:val="99"/>
     <w:pPr>
       <w:pBdr/>
@@ -14210,9 +14220,9 @@
       </w:tcPr>
     </w:tblStylePr>
   </w:style>
-  <w:style w:type="table" w:styleId="819">
+  <w:style w:type="table" w:styleId="818">
     <w:name w:val="Grid Table 7 Colorful - Accent 4"/>
-    <w:basedOn w:val="952"/>
+    <w:basedOn w:val="951"/>
     <w:uiPriority w:val="99"/>
     <w:pPr>
       <w:pBdr/>
@@ -14464,9 +14474,9 @@
       </w:tcPr>
     </w:tblStylePr>
   </w:style>
-  <w:style w:type="table" w:styleId="820">
+  <w:style w:type="table" w:styleId="819">
     <w:name w:val="Grid Table 7 Colorful - Accent 5"/>
-    <w:basedOn w:val="952"/>
+    <w:basedOn w:val="951"/>
     <w:uiPriority w:val="99"/>
     <w:pPr>
       <w:pBdr/>
@@ -14718,9 +14728,9 @@
       </w:tcPr>
     </w:tblStylePr>
   </w:style>
-  <w:style w:type="table" w:styleId="821">
+  <w:style w:type="table" w:styleId="820">
     <w:name w:val="Grid Table 7 Colorful - Accent 6"/>
-    <w:basedOn w:val="952"/>
+    <w:basedOn w:val="951"/>
     <w:uiPriority w:val="99"/>
     <w:pPr>
       <w:pBdr/>
@@ -14972,9 +14982,9 @@
       </w:tcPr>
     </w:tblStylePr>
   </w:style>
-  <w:style w:type="table" w:styleId="822">
+  <w:style w:type="table" w:styleId="821">
     <w:name w:val="List Table 1 Light"/>
-    <w:basedOn w:val="952"/>
+    <w:basedOn w:val="951"/>
     <w:uiPriority w:val="99"/>
     <w:pPr>
       <w:pBdr/>
@@ -15188,9 +15198,9 @@
       </w:tcPr>
     </w:tblStylePr>
   </w:style>
-  <w:style w:type="table" w:styleId="823">
+  <w:style w:type="table" w:styleId="822">
     <w:name w:val="List Table 1 Light - Accent 1"/>
-    <w:basedOn w:val="952"/>
+    <w:basedOn w:val="951"/>
     <w:uiPriority w:val="99"/>
     <w:pPr>
       <w:pBdr/>
@@ -15404,9 +15414,9 @@
       </w:tcPr>
     </w:tblStylePr>
   </w:style>
-  <w:style w:type="table" w:styleId="824">
+  <w:style w:type="table" w:styleId="823">
     <w:name w:val="List Table 1 Light - Accent 2"/>
-    <w:basedOn w:val="952"/>
+    <w:basedOn w:val="951"/>
     <w:uiPriority w:val="99"/>
     <w:pPr>
       <w:pBdr/>
@@ -15620,9 +15630,9 @@
       </w:tcPr>
     </w:tblStylePr>
   </w:style>
-  <w:style w:type="table" w:styleId="825">
+  <w:style w:type="table" w:styleId="824">
     <w:name w:val="List Table 1 Light - Accent 3"/>
-    <w:basedOn w:val="952"/>
+    <w:basedOn w:val="951"/>
     <w:uiPriority w:val="99"/>
     <w:pPr>
       <w:pBdr/>
@@ -15836,9 +15846,9 @@
       </w:tcPr>
     </w:tblStylePr>
   </w:style>
-  <w:style w:type="table" w:styleId="826">
+  <w:style w:type="table" w:styleId="825">
     <w:name w:val="List Table 1 Light - Accent 4"/>
-    <w:basedOn w:val="952"/>
+    <w:basedOn w:val="951"/>
     <w:uiPriority w:val="99"/>
     <w:pPr>
       <w:pBdr/>
@@ -16052,9 +16062,9 @@
       </w:tcPr>
     </w:tblStylePr>
   </w:style>
-  <w:style w:type="table" w:styleId="827">
+  <w:style w:type="table" w:styleId="826">
     <w:name w:val="List Table 1 Light - Accent 5"/>
-    <w:basedOn w:val="952"/>
+    <w:basedOn w:val="951"/>
     <w:uiPriority w:val="99"/>
     <w:pPr>
       <w:pBdr/>
@@ -16268,9 +16278,9 @@
       </w:tcPr>
     </w:tblStylePr>
   </w:style>
-  <w:style w:type="table" w:styleId="828">
+  <w:style w:type="table" w:styleId="827">
     <w:name w:val="List Table 1 Light - Accent 6"/>
-    <w:basedOn w:val="952"/>
+    <w:basedOn w:val="951"/>
     <w:uiPriority w:val="99"/>
     <w:pPr>
       <w:pBdr/>
@@ -16484,9 +16494,9 @@
       </w:tcPr>
     </w:tblStylePr>
   </w:style>
-  <w:style w:type="table" w:styleId="829">
+  <w:style w:type="table" w:styleId="828">
     <w:name w:val="List Table 2"/>
-    <w:basedOn w:val="952"/>
+    <w:basedOn w:val="951"/>
     <w:uiPriority w:val="99"/>
     <w:pPr>
       <w:pBdr/>
@@ -16722,9 +16732,9 @@
       </w:tcPr>
     </w:tblStylePr>
   </w:style>
-  <w:style w:type="table" w:styleId="830">
+  <w:style w:type="table" w:styleId="829">
     <w:name w:val="List Table 2 - Accent 1"/>
-    <w:basedOn w:val="952"/>
+    <w:basedOn w:val="951"/>
     <w:uiPriority w:val="99"/>
     <w:pPr>
       <w:pBdr/>
@@ -16960,9 +16970,9 @@
       </w:tcPr>
     </w:tblStylePr>
   </w:style>
-  <w:style w:type="table" w:styleId="831">
+  <w:style w:type="table" w:styleId="830">
     <w:name w:val="List Table 2 - Accent 2"/>
-    <w:basedOn w:val="952"/>
+    <w:basedOn w:val="951"/>
     <w:uiPriority w:val="99"/>
     <w:pPr>
       <w:pBdr/>
@@ -17198,9 +17208,9 @@
       </w:tcPr>
     </w:tblStylePr>
   </w:style>
-  <w:style w:type="table" w:styleId="832">
+  <w:style w:type="table" w:styleId="831">
     <w:name w:val="List Table 2 - Accent 3"/>
-    <w:basedOn w:val="952"/>
+    <w:basedOn w:val="951"/>
     <w:uiPriority w:val="99"/>
     <w:pPr>
       <w:pBdr/>
@@ -17436,9 +17446,9 @@
       </w:tcPr>
     </w:tblStylePr>
   </w:style>
-  <w:style w:type="table" w:styleId="833">
+  <w:style w:type="table" w:styleId="832">
     <w:name w:val="List Table 2 - Accent 4"/>
-    <w:basedOn w:val="952"/>
+    <w:basedOn w:val="951"/>
     <w:uiPriority w:val="99"/>
     <w:pPr>
       <w:pBdr/>
@@ -17674,9 +17684,9 @@
       </w:tcPr>
     </w:tblStylePr>
   </w:style>
-  <w:style w:type="table" w:styleId="834">
+  <w:style w:type="table" w:styleId="833">
     <w:name w:val="List Table 2 - Accent 5"/>
-    <w:basedOn w:val="952"/>
+    <w:basedOn w:val="951"/>
     <w:uiPriority w:val="99"/>
     <w:pPr>
       <w:pBdr/>
@@ -17912,9 +17922,9 @@
       </w:tcPr>
     </w:tblStylePr>
   </w:style>
-  <w:style w:type="table" w:styleId="835">
+  <w:style w:type="table" w:styleId="834">
     <w:name w:val="List Table 2 - Accent 6"/>
-    <w:basedOn w:val="952"/>
+    <w:basedOn w:val="951"/>
     <w:uiPriority w:val="99"/>
     <w:pPr>
       <w:pBdr/>
@@ -18150,9 +18160,9 @@
       </w:tcPr>
     </w:tblStylePr>
   </w:style>
-  <w:style w:type="table" w:styleId="836">
+  <w:style w:type="table" w:styleId="835">
     <w:name w:val="List Table 3"/>
-    <w:basedOn w:val="952"/>
+    <w:basedOn w:val="951"/>
     <w:uiPriority w:val="99"/>
     <w:pPr>
       <w:pBdr/>
@@ -18378,9 +18388,9 @@
       </w:tcPr>
     </w:tblStylePr>
   </w:style>
-  <w:style w:type="table" w:styleId="837">
+  <w:style w:type="table" w:styleId="836">
     <w:name w:val="List Table 3 - Accent 1"/>
-    <w:basedOn w:val="952"/>
+    <w:basedOn w:val="951"/>
     <w:uiPriority w:val="99"/>
     <w:pPr>
       <w:pBdr/>
@@ -18606,9 +18616,9 @@
       </w:tcPr>
     </w:tblStylePr>
   </w:style>
-  <w:style w:type="table" w:styleId="838">
+  <w:style w:type="table" w:styleId="837">
     <w:name w:val="List Table 3 - Accent 2"/>
-    <w:basedOn w:val="952"/>
+    <w:basedOn w:val="951"/>
     <w:uiPriority w:val="99"/>
     <w:pPr>
       <w:pBdr/>
@@ -18834,9 +18844,9 @@
       </w:tcPr>
     </w:tblStylePr>
   </w:style>
-  <w:style w:type="table" w:styleId="839">
+  <w:style w:type="table" w:styleId="838">
     <w:name w:val="List Table 3 - Accent 3"/>
-    <w:basedOn w:val="952"/>
+    <w:basedOn w:val="951"/>
     <w:uiPriority w:val="99"/>
     <w:pPr>
       <w:pBdr/>
@@ -19062,9 +19072,9 @@
       </w:tcPr>
     </w:tblStylePr>
   </w:style>
-  <w:style w:type="table" w:styleId="840">
+  <w:style w:type="table" w:styleId="839">
     <w:name w:val="List Table 3 - Accent 4"/>
-    <w:basedOn w:val="952"/>
+    <w:basedOn w:val="951"/>
     <w:uiPriority w:val="99"/>
     <w:pPr>
       <w:pBdr/>
@@ -19290,9 +19300,9 @@
       </w:tcPr>
     </w:tblStylePr>
   </w:style>
-  <w:style w:type="table" w:styleId="841">
+  <w:style w:type="table" w:styleId="840">
     <w:name w:val="List Table 3 - Accent 5"/>
-    <w:basedOn w:val="952"/>
+    <w:basedOn w:val="951"/>
     <w:uiPriority w:val="99"/>
     <w:pPr>
       <w:pBdr/>
@@ -19518,9 +19528,9 @@
       </w:tcPr>
     </w:tblStylePr>
   </w:style>
-  <w:style w:type="table" w:styleId="842">
+  <w:style w:type="table" w:styleId="841">
     <w:name w:val="List Table 3 - Accent 6"/>
-    <w:basedOn w:val="952"/>
+    <w:basedOn w:val="951"/>
     <w:uiPriority w:val="99"/>
     <w:pPr>
       <w:pBdr/>
@@ -19746,9 +19756,9 @@
       </w:tcPr>
     </w:tblStylePr>
   </w:style>
-  <w:style w:type="table" w:styleId="843">
+  <w:style w:type="table" w:styleId="842">
     <w:name w:val="List Table 4"/>
-    <w:basedOn w:val="952"/>
+    <w:basedOn w:val="951"/>
     <w:uiPriority w:val="99"/>
     <w:pPr>
       <w:pBdr/>
@@ -19971,9 +19981,9 @@
       </w:tcPr>
     </w:tblStylePr>
   </w:style>
-  <w:style w:type="table" w:styleId="844">
+  <w:style w:type="table" w:styleId="843">
     <w:name w:val="List Table 4 - Accent 1"/>
-    <w:basedOn w:val="952"/>
+    <w:basedOn w:val="951"/>
     <w:uiPriority w:val="99"/>
     <w:pPr>
       <w:pBdr/>
@@ -20196,9 +20206,9 @@
       </w:tcPr>
     </w:tblStylePr>
   </w:style>
-  <w:style w:type="table" w:styleId="845">
+  <w:style w:type="table" w:styleId="844">
     <w:name w:val="List Table 4 - Accent 2"/>
-    <w:basedOn w:val="952"/>
+    <w:basedOn w:val="951"/>
     <w:uiPriority w:val="99"/>
     <w:pPr>
       <w:pBdr/>
@@ -20421,9 +20431,9 @@
       </w:tcPr>
     </w:tblStylePr>
   </w:style>
-  <w:style w:type="table" w:styleId="846">
+  <w:style w:type="table" w:styleId="845">
     <w:name w:val="List Table 4 - Accent 3"/>
-    <w:basedOn w:val="952"/>
+    <w:basedOn w:val="951"/>
     <w:uiPriority w:val="99"/>
     <w:pPr>
       <w:pBdr/>
@@ -20646,9 +20656,9 @@
       </w:tcPr>
     </w:tblStylePr>
   </w:style>
-  <w:style w:type="table" w:styleId="847">
+  <w:style w:type="table" w:styleId="846">
     <w:name w:val="List Table 4 - Accent 4"/>
-    <w:basedOn w:val="952"/>
+    <w:basedOn w:val="951"/>
     <w:uiPriority w:val="99"/>
     <w:pPr>
       <w:pBdr/>
@@ -20871,9 +20881,9 @@
       </w:tcPr>
     </w:tblStylePr>
   </w:style>
-  <w:style w:type="table" w:styleId="848">
+  <w:style w:type="table" w:styleId="847">
     <w:name w:val="List Table 4 - Accent 5"/>
-    <w:basedOn w:val="952"/>
+    <w:basedOn w:val="951"/>
     <w:uiPriority w:val="99"/>
     <w:pPr>
       <w:pBdr/>
@@ -21096,9 +21106,9 @@
       </w:tcPr>
     </w:tblStylePr>
   </w:style>
-  <w:style w:type="table" w:styleId="849">
+  <w:style w:type="table" w:styleId="848">
     <w:name w:val="List Table 4 - Accent 6"/>
-    <w:basedOn w:val="952"/>
+    <w:basedOn w:val="951"/>
     <w:uiPriority w:val="99"/>
     <w:pPr>
       <w:pBdr/>
@@ -21321,9 +21331,9 @@
       </w:tcPr>
     </w:tblStylePr>
   </w:style>
-  <w:style w:type="table" w:styleId="850">
+  <w:style w:type="table" w:styleId="849">
     <w:name w:val="List Table 5 Dark"/>
-    <w:basedOn w:val="952"/>
+    <w:basedOn w:val="951"/>
     <w:uiPriority w:val="99"/>
     <w:pPr>
       <w:pBdr/>
@@ -21563,9 +21573,9 @@
       </w:tcPr>
     </w:tblStylePr>
   </w:style>
-  <w:style w:type="table" w:styleId="851">
+  <w:style w:type="table" w:styleId="850">
     <w:name w:val="List Table 5 Dark - Accent 1"/>
-    <w:basedOn w:val="952"/>
+    <w:basedOn w:val="951"/>
     <w:uiPriority w:val="99"/>
     <w:pPr>
       <w:pBdr/>
@@ -21805,9 +21815,9 @@
       </w:tcPr>
     </w:tblStylePr>
   </w:style>
-  <w:style w:type="table" w:styleId="852">
+  <w:style w:type="table" w:styleId="851">
     <w:name w:val="List Table 5 Dark - Accent 2"/>
-    <w:basedOn w:val="952"/>
+    <w:basedOn w:val="951"/>
     <w:uiPriority w:val="99"/>
     <w:pPr>
       <w:pBdr/>
@@ -22047,9 +22057,9 @@
       </w:tcPr>
     </w:tblStylePr>
   </w:style>
-  <w:style w:type="table" w:styleId="853">
+  <w:style w:type="table" w:styleId="852">
     <w:name w:val="List Table 5 Dark - Accent 3"/>
-    <w:basedOn w:val="952"/>
+    <w:basedOn w:val="951"/>
     <w:uiPriority w:val="99"/>
     <w:pPr>
       <w:pBdr/>
@@ -22289,9 +22299,9 @@
       </w:tcPr>
     </w:tblStylePr>
   </w:style>
-  <w:style w:type="table" w:styleId="854">
+  <w:style w:type="table" w:styleId="853">
     <w:name w:val="List Table 5 Dark - Accent 4"/>
-    <w:basedOn w:val="952"/>
+    <w:basedOn w:val="951"/>
     <w:uiPriority w:val="99"/>
     <w:pPr>
       <w:pBdr/>
@@ -22531,9 +22541,9 @@
       </w:tcPr>
     </w:tblStylePr>
   </w:style>
-  <w:style w:type="table" w:styleId="855">
+  <w:style w:type="table" w:styleId="854">
     <w:name w:val="List Table 5 Dark - Accent 5"/>
-    <w:basedOn w:val="952"/>
+    <w:basedOn w:val="951"/>
     <w:uiPriority w:val="99"/>
     <w:pPr>
       <w:pBdr/>
@@ -22773,9 +22783,9 @@
       </w:tcPr>
     </w:tblStylePr>
   </w:style>
-  <w:style w:type="table" w:styleId="856">
+  <w:style w:type="table" w:styleId="855">
     <w:name w:val="List Table 5 Dark - Accent 6"/>
-    <w:basedOn w:val="952"/>
+    <w:basedOn w:val="951"/>
     <w:uiPriority w:val="99"/>
     <w:pPr>
       <w:pBdr/>
@@ -23015,9 +23025,9 @@
       </w:tcPr>
     </w:tblStylePr>
   </w:style>
-  <w:style w:type="table" w:styleId="857">
+  <w:style w:type="table" w:styleId="856">
     <w:name w:val="List Table 6 Colorful"/>
-    <w:basedOn w:val="952"/>
+    <w:basedOn w:val="951"/>
     <w:uiPriority w:val="99"/>
     <w:pPr>
       <w:pBdr/>
@@ -23238,9 +23248,9 @@
       </w:tcPr>
     </w:tblStylePr>
   </w:style>
-  <w:style w:type="table" w:styleId="858">
+  <w:style w:type="table" w:styleId="857">
     <w:name w:val="List Table 6 Colorful - Accent 1"/>
-    <w:basedOn w:val="952"/>
+    <w:basedOn w:val="951"/>
     <w:uiPriority w:val="99"/>
     <w:pPr>
       <w:pBdr/>
@@ -23461,9 +23471,9 @@
       </w:tcPr>
     </w:tblStylePr>
   </w:style>
-  <w:style w:type="table" w:styleId="859">
+  <w:style w:type="table" w:styleId="858">
     <w:name w:val="List Table 6 Colorful - Accent 2"/>
-    <w:basedOn w:val="952"/>
+    <w:basedOn w:val="951"/>
     <w:uiPriority w:val="99"/>
     <w:pPr>
       <w:pBdr/>
@@ -23684,9 +23694,9 @@
       </w:tcPr>
     </w:tblStylePr>
   </w:style>
-  <w:style w:type="table" w:styleId="860">
+  <w:style w:type="table" w:styleId="859">
     <w:name w:val="List Table 6 Colorful - Accent 3"/>
-    <w:basedOn w:val="952"/>
+    <w:basedOn w:val="951"/>
     <w:uiPriority w:val="99"/>
     <w:pPr>
       <w:pBdr/>
@@ -23907,9 +23917,9 @@
       </w:tcPr>
     </w:tblStylePr>
   </w:style>
-  <w:style w:type="table" w:styleId="861">
+  <w:style w:type="table" w:styleId="860">
     <w:name w:val="List Table 6 Colorful - Accent 4"/>
-    <w:basedOn w:val="952"/>
+    <w:basedOn w:val="951"/>
     <w:uiPriority w:val="99"/>
     <w:pPr>
       <w:pBdr/>
@@ -24130,9 +24140,9 @@
       </w:tcPr>
     </w:tblStylePr>
   </w:style>
-  <w:style w:type="table" w:styleId="862">
+  <w:style w:type="table" w:styleId="861">
     <w:name w:val="List Table 6 Colorful - Accent 5"/>
-    <w:basedOn w:val="952"/>
+    <w:basedOn w:val="951"/>
     <w:uiPriority w:val="99"/>
     <w:pPr>
       <w:pBdr/>
@@ -24353,9 +24363,9 @@
       </w:tcPr>
     </w:tblStylePr>
   </w:style>
-  <w:style w:type="table" w:styleId="863">
+  <w:style w:type="table" w:styleId="862">
     <w:name w:val="List Table 6 Colorful - Accent 6"/>
-    <w:basedOn w:val="952"/>
+    <w:basedOn w:val="951"/>
     <w:uiPriority w:val="99"/>
     <w:pPr>
       <w:pBdr/>
@@ -24576,9 +24586,9 @@
       </w:tcPr>
     </w:tblStylePr>
   </w:style>
-  <w:style w:type="table" w:styleId="864">
+  <w:style w:type="table" w:styleId="863">
     <w:name w:val="List Table 7 Colorful"/>
-    <w:basedOn w:val="952"/>
+    <w:basedOn w:val="951"/>
     <w:uiPriority w:val="99"/>
     <w:pPr>
       <w:pBdr/>
@@ -24832,9 +24842,9 @@
       </w:tcPr>
     </w:tblStylePr>
   </w:style>
-  <w:style w:type="table" w:styleId="865">
+  <w:style w:type="table" w:styleId="864">
     <w:name w:val="List Table 7 Colorful - Accent 1"/>
-    <w:basedOn w:val="952"/>
+    <w:basedOn w:val="951"/>
     <w:uiPriority w:val="99"/>
     <w:pPr>
       <w:pBdr/>
@@ -25088,9 +25098,9 @@
       </w:tcPr>
     </w:tblStylePr>
   </w:style>
-  <w:style w:type="table" w:styleId="866">
+  <w:style w:type="table" w:styleId="865">
     <w:name w:val="List Table 7 Colorful - Accent 2"/>
-    <w:basedOn w:val="952"/>
+    <w:basedOn w:val="951"/>
     <w:uiPriority w:val="99"/>
     <w:pPr>
       <w:pBdr/>
@@ -25344,9 +25354,9 @@
       </w:tcPr>
     </w:tblStylePr>
   </w:style>
-  <w:style w:type="table" w:styleId="867">
+  <w:style w:type="table" w:styleId="866">
     <w:name w:val="List Table 7 Colorful - Accent 3"/>
-    <w:basedOn w:val="952"/>
+    <w:basedOn w:val="951"/>
     <w:uiPriority w:val="99"/>
     <w:pPr>
       <w:pBdr/>
@@ -25600,9 +25610,9 @@
       </w:tcPr>
     </w:tblStylePr>
   </w:style>
-  <w:style w:type="table" w:styleId="868">
+  <w:style w:type="table" w:styleId="867">
     <w:name w:val="List Table 7 Colorful - Accent 4"/>
-    <w:basedOn w:val="952"/>
+    <w:basedOn w:val="951"/>
     <w:uiPriority w:val="99"/>
     <w:pPr>
       <w:pBdr/>
@@ -25856,9 +25866,9 @@
       </w:tcPr>
     </w:tblStylePr>
   </w:style>
-  <w:style w:type="table" w:styleId="869">
+  <w:style w:type="table" w:styleId="868">
     <w:name w:val="List Table 7 Colorful - Accent 5"/>
-    <w:basedOn w:val="952"/>
+    <w:basedOn w:val="951"/>
     <w:uiPriority w:val="99"/>
     <w:pPr>
       <w:pBdr/>
@@ -26112,9 +26122,9 @@
       </w:tcPr>
     </w:tblStylePr>
   </w:style>
-  <w:style w:type="table" w:styleId="870">
+  <w:style w:type="table" w:styleId="869">
     <w:name w:val="List Table 7 Colorful - Accent 6"/>
-    <w:basedOn w:val="952"/>
+    <w:basedOn w:val="951"/>
     <w:uiPriority w:val="99"/>
     <w:pPr>
       <w:pBdr/>
@@ -26368,9 +26378,9 @@
       </w:tcPr>
     </w:tblStylePr>
   </w:style>
-  <w:style w:type="table" w:styleId="871">
+  <w:style w:type="table" w:styleId="870">
     <w:name w:val="Lined - Accent"/>
-    <w:basedOn w:val="952"/>
+    <w:basedOn w:val="951"/>
     <w:uiPriority w:val="99"/>
     <w:pPr>
       <w:pBdr/>
@@ -26605,9 +26615,9 @@
       </w:tcPr>
     </w:tblStylePr>
   </w:style>
-  <w:style w:type="table" w:styleId="872">
+  <w:style w:type="table" w:styleId="871">
     <w:name w:val="Lined - Accent 1"/>
-    <w:basedOn w:val="952"/>
+    <w:basedOn w:val="951"/>
     <w:uiPriority w:val="99"/>
     <w:pPr>
       <w:pBdr/>
@@ -26842,9 +26852,9 @@
       </w:tcPr>
     </w:tblStylePr>
   </w:style>
-  <w:style w:type="table" w:styleId="873">
+  <w:style w:type="table" w:styleId="872">
     <w:name w:val="Lined - Accent 2"/>
-    <w:basedOn w:val="952"/>
+    <w:basedOn w:val="951"/>
     <w:uiPriority w:val="99"/>
     <w:pPr>
       <w:pBdr/>
@@ -27079,9 +27089,9 @@
       </w:tcPr>
     </w:tblStylePr>
   </w:style>
-  <w:style w:type="table" w:styleId="874">
+  <w:style w:type="table" w:styleId="873">
     <w:name w:val="Lined - Accent 3"/>
-    <w:basedOn w:val="952"/>
+    <w:basedOn w:val="951"/>
     <w:uiPriority w:val="99"/>
     <w:pPr>
       <w:pBdr/>
@@ -27316,9 +27326,9 @@
       </w:tcPr>
     </w:tblStylePr>
   </w:style>
-  <w:style w:type="table" w:styleId="875">
+  <w:style w:type="table" w:styleId="874">
     <w:name w:val="Lined - Accent 4"/>
-    <w:basedOn w:val="952"/>
+    <w:basedOn w:val="951"/>
     <w:uiPriority w:val="99"/>
     <w:pPr>
       <w:pBdr/>
@@ -27553,9 +27563,9 @@
       </w:tcPr>
     </w:tblStylePr>
   </w:style>
-  <w:style w:type="table" w:styleId="876">
+  <w:style w:type="table" w:styleId="875">
     <w:name w:val="Lined - Accent 5"/>
-    <w:basedOn w:val="952"/>
+    <w:basedOn w:val="951"/>
     <w:uiPriority w:val="99"/>
     <w:pPr>
       <w:pBdr/>
@@ -27790,9 +27800,9 @@
       </w:tcPr>
     </w:tblStylePr>
   </w:style>
-  <w:style w:type="table" w:styleId="877">
+  <w:style w:type="table" w:styleId="876">
     <w:name w:val="Lined - Accent 6"/>
-    <w:basedOn w:val="952"/>
+    <w:basedOn w:val="951"/>
     <w:uiPriority w:val="99"/>
     <w:pPr>
       <w:pBdr/>
@@ -28027,9 +28037,9 @@
       </w:tcPr>
     </w:tblStylePr>
   </w:style>
-  <w:style w:type="table" w:styleId="878">
+  <w:style w:type="table" w:styleId="877">
     <w:name w:val="Bordered &amp; Lined - Accent"/>
-    <w:basedOn w:val="952"/>
+    <w:basedOn w:val="951"/>
     <w:uiPriority w:val="99"/>
     <w:pPr>
       <w:pBdr/>
@@ -28271,9 +28281,9 @@
       </w:tcPr>
     </w:tblStylePr>
   </w:style>
-  <w:style w:type="table" w:styleId="879">
+  <w:style w:type="table" w:styleId="878">
     <w:name w:val="Bordered &amp; Lined - Accent 1"/>
-    <w:basedOn w:val="952"/>
+    <w:basedOn w:val="951"/>
     <w:uiPriority w:val="99"/>
     <w:pPr>
       <w:pBdr/>
@@ -28515,9 +28525,9 @@
       </w:tcPr>
     </w:tblStylePr>
   </w:style>
-  <w:style w:type="table" w:styleId="880">
+  <w:style w:type="table" w:styleId="879">
     <w:name w:val="Bordered &amp; Lined - Accent 2"/>
-    <w:basedOn w:val="952"/>
+    <w:basedOn w:val="951"/>
     <w:uiPriority w:val="99"/>
     <w:pPr>
       <w:pBdr/>
@@ -28759,9 +28769,9 @@
       </w:tcPr>
     </w:tblStylePr>
   </w:style>
-  <w:style w:type="table" w:styleId="881">
+  <w:style w:type="table" w:styleId="880">
     <w:name w:val="Bordered &amp; Lined - Accent 3"/>
-    <w:basedOn w:val="952"/>
+    <w:basedOn w:val="951"/>
     <w:uiPriority w:val="99"/>
     <w:pPr>
       <w:pBdr/>
@@ -29003,9 +29013,9 @@
       </w:tcPr>
     </w:tblStylePr>
   </w:style>
-  <w:style w:type="table" w:styleId="882">
+  <w:style w:type="table" w:styleId="881">
     <w:name w:val="Bordered &amp; Lined - Accent 4"/>
-    <w:basedOn w:val="952"/>
+    <w:basedOn w:val="951"/>
     <w:uiPriority w:val="99"/>
     <w:pPr>
       <w:pBdr/>
@@ -29247,9 +29257,9 @@
       </w:tcPr>
     </w:tblStylePr>
   </w:style>
-  <w:style w:type="table" w:styleId="883">
+  <w:style w:type="table" w:styleId="882">
     <w:name w:val="Bordered &amp; Lined - Accent 5"/>
-    <w:basedOn w:val="952"/>
+    <w:basedOn w:val="951"/>
     <w:uiPriority w:val="99"/>
     <w:pPr>
       <w:pBdr/>
@@ -29491,9 +29501,9 @@
       </w:tcPr>
     </w:tblStylePr>
   </w:style>
-  <w:style w:type="table" w:styleId="884">
+  <w:style w:type="table" w:styleId="883">
     <w:name w:val="Bordered &amp; Lined - Accent 6"/>
-    <w:basedOn w:val="952"/>
+    <w:basedOn w:val="951"/>
     <w:uiPriority w:val="99"/>
     <w:pPr>
       <w:pBdr/>
@@ -29735,9 +29745,9 @@
       </w:tcPr>
     </w:tblStylePr>
   </w:style>
-  <w:style w:type="table" w:styleId="885">
+  <w:style w:type="table" w:styleId="884">
     <w:name w:val="Bordered"/>
-    <w:basedOn w:val="952"/>
+    <w:basedOn w:val="951"/>
     <w:uiPriority w:val="99"/>
     <w:pPr>
       <w:pBdr/>
@@ -29966,9 +29976,9 @@
       </w:tcPr>
     </w:tblStylePr>
   </w:style>
-  <w:style w:type="table" w:styleId="886">
+  <w:style w:type="table" w:styleId="885">
     <w:name w:val="Bordered - Accent 1"/>
-    <w:basedOn w:val="952"/>
+    <w:basedOn w:val="951"/>
     <w:uiPriority w:val="99"/>
     <w:pPr>
       <w:pBdr/>
@@ -30197,9 +30207,9 @@
       </w:tcPr>
     </w:tblStylePr>
   </w:style>
-  <w:style w:type="table" w:styleId="887">
+  <w:style w:type="table" w:styleId="886">
     <w:name w:val="Bordered - Accent 2"/>
-    <w:basedOn w:val="952"/>
+    <w:basedOn w:val="951"/>
     <w:uiPriority w:val="99"/>
     <w:pPr>
       <w:pBdr/>
@@ -30428,9 +30438,9 @@
       </w:tcPr>
     </w:tblStylePr>
   </w:style>
-  <w:style w:type="table" w:styleId="888">
+  <w:style w:type="table" w:styleId="887">
     <w:name w:val="Bordered - Accent 3"/>
-    <w:basedOn w:val="952"/>
+    <w:basedOn w:val="951"/>
     <w:uiPriority w:val="99"/>
     <w:pPr>
       <w:pBdr/>
@@ -30659,9 +30669,9 @@
       </w:tcPr>
     </w:tblStylePr>
   </w:style>
-  <w:style w:type="table" w:styleId="889">
+  <w:style w:type="table" w:styleId="888">
     <w:name w:val="Bordered - Accent 4"/>
-    <w:basedOn w:val="952"/>
+    <w:basedOn w:val="951"/>
     <w:uiPriority w:val="99"/>
     <w:pPr>
       <w:pBdr/>
@@ -30890,9 +30900,9 @@
       </w:tcPr>
     </w:tblStylePr>
   </w:style>
-  <w:style w:type="table" w:styleId="890">
+  <w:style w:type="table" w:styleId="889">
     <w:name w:val="Bordered - Accent 5"/>
-    <w:basedOn w:val="952"/>
+    <w:basedOn w:val="951"/>
     <w:uiPriority w:val="99"/>
     <w:pPr>
       <w:pBdr/>
@@ -31121,9 +31131,9 @@
       </w:tcPr>
     </w:tblStylePr>
   </w:style>
-  <w:style w:type="table" w:styleId="891">
+  <w:style w:type="table" w:styleId="890">
     <w:name w:val="Bordered - Accent 6"/>
-    <w:basedOn w:val="952"/>
+    <w:basedOn w:val="951"/>
     <w:uiPriority w:val="99"/>
     <w:pPr>
       <w:pBdr/>
@@ -31352,11 +31362,11 @@
       </w:tcPr>
     </w:tblStylePr>
   </w:style>
-  <w:style w:type="paragraph" w:styleId="892">
+  <w:style w:type="paragraph" w:styleId="891">
     <w:name w:val="Heading 1"/>
-    <w:basedOn w:val="951"/>
-    <w:next w:val="951"/>
-    <w:link w:val="902"/>
+    <w:basedOn w:val="950"/>
+    <w:next w:val="950"/>
+    <w:link w:val="901"/>
     <w:uiPriority w:val="9"/>
     <w:qFormat/>
     <w:pPr>
@@ -31374,11 +31384,11 @@
       <w:szCs w:val="40"/>
     </w:rPr>
   </w:style>
-  <w:style w:type="paragraph" w:styleId="893">
+  <w:style w:type="paragraph" w:styleId="892">
     <w:name w:val="Heading 2"/>
-    <w:basedOn w:val="951"/>
-    <w:next w:val="951"/>
-    <w:link w:val="903"/>
+    <w:basedOn w:val="950"/>
+    <w:next w:val="950"/>
+    <w:link w:val="902"/>
     <w:uiPriority w:val="9"/>
     <w:unhideWhenUsed/>
     <w:qFormat/>
@@ -31397,11 +31407,11 @@
       <w:szCs w:val="32"/>
     </w:rPr>
   </w:style>
-  <w:style w:type="paragraph" w:styleId="894">
+  <w:style w:type="paragraph" w:styleId="893">
     <w:name w:val="Heading 3"/>
-    <w:basedOn w:val="951"/>
-    <w:next w:val="951"/>
-    <w:link w:val="904"/>
+    <w:basedOn w:val="950"/>
+    <w:next w:val="950"/>
+    <w:link w:val="903"/>
     <w:uiPriority w:val="9"/>
     <w:unhideWhenUsed/>
     <w:qFormat/>
@@ -31420,11 +31430,11 @@
       <w:szCs w:val="28"/>
     </w:rPr>
   </w:style>
-  <w:style w:type="paragraph" w:styleId="895">
+  <w:style w:type="paragraph" w:styleId="894">
     <w:name w:val="Heading 4"/>
-    <w:basedOn w:val="951"/>
-    <w:next w:val="951"/>
-    <w:link w:val="905"/>
+    <w:basedOn w:val="950"/>
+    <w:next w:val="950"/>
+    <w:link w:val="904"/>
     <w:uiPriority w:val="9"/>
     <w:unhideWhenUsed/>
     <w:qFormat/>
@@ -31443,11 +31453,11 @@
       <w:color w:val="0f4761" w:themeColor="accent1" w:themeShade="BF"/>
     </w:rPr>
   </w:style>
-  <w:style w:type="paragraph" w:styleId="896">
+  <w:style w:type="paragraph" w:styleId="895">
     <w:name w:val="Heading 5"/>
-    <w:basedOn w:val="951"/>
-    <w:next w:val="951"/>
-    <w:link w:val="906"/>
+    <w:basedOn w:val="950"/>
+    <w:next w:val="950"/>
+    <w:link w:val="905"/>
     <w:uiPriority w:val="9"/>
     <w:unhideWhenUsed/>
     <w:qFormat/>
@@ -31464,11 +31474,11 @@
       <w:color w:val="0f4761" w:themeColor="accent1" w:themeShade="BF"/>
     </w:rPr>
   </w:style>
-  <w:style w:type="paragraph" w:styleId="897">
+  <w:style w:type="paragraph" w:styleId="896">
     <w:name w:val="Heading 6"/>
-    <w:basedOn w:val="951"/>
-    <w:next w:val="951"/>
-    <w:link w:val="907"/>
+    <w:basedOn w:val="950"/>
+    <w:next w:val="950"/>
+    <w:link w:val="906"/>
     <w:uiPriority w:val="9"/>
     <w:unhideWhenUsed/>
     <w:qFormat/>
@@ -31487,11 +31497,11 @@
       <w:color w:val="595959" w:themeColor="text1" w:themeTint="A6"/>
     </w:rPr>
   </w:style>
-  <w:style w:type="paragraph" w:styleId="898">
+  <w:style w:type="paragraph" w:styleId="897">
     <w:name w:val="Heading 7"/>
-    <w:basedOn w:val="951"/>
-    <w:next w:val="951"/>
-    <w:link w:val="908"/>
+    <w:basedOn w:val="950"/>
+    <w:next w:val="950"/>
+    <w:link w:val="907"/>
     <w:uiPriority w:val="9"/>
     <w:unhideWhenUsed/>
     <w:qFormat/>
@@ -31508,11 +31518,11 @@
       <w:color w:val="595959" w:themeColor="text1" w:themeTint="A6"/>
     </w:rPr>
   </w:style>
-  <w:style w:type="paragraph" w:styleId="899">
+  <w:style w:type="paragraph" w:styleId="898">
     <w:name w:val="Heading 8"/>
-    <w:basedOn w:val="951"/>
-    <w:next w:val="951"/>
-    <w:link w:val="909"/>
+    <w:basedOn w:val="950"/>
+    <w:next w:val="950"/>
+    <w:link w:val="908"/>
     <w:uiPriority w:val="9"/>
     <w:unhideWhenUsed/>
     <w:qFormat/>
@@ -31531,11 +31541,11 @@
       <w:color w:val="272727" w:themeColor="text1" w:themeTint="D8"/>
     </w:rPr>
   </w:style>
-  <w:style w:type="paragraph" w:styleId="900">
+  <w:style w:type="paragraph" w:styleId="899">
     <w:name w:val="Heading 9"/>
-    <w:basedOn w:val="951"/>
-    <w:next w:val="951"/>
-    <w:link w:val="910"/>
+    <w:basedOn w:val="950"/>
+    <w:next w:val="950"/>
+    <w:link w:val="909"/>
     <w:uiPriority w:val="9"/>
     <w:unhideWhenUsed/>
     <w:qFormat/>
@@ -31554,7 +31564,7 @@
       <w:color w:val="272727" w:themeColor="text1" w:themeTint="D8"/>
     </w:rPr>
   </w:style>
-  <w:style w:type="character" w:styleId="901" w:default="1">
+  <w:style w:type="character" w:styleId="900" w:default="1">
     <w:name w:val="Default Paragraph Font"/>
     <w:uiPriority w:val="1"/>
     <w:semiHidden/>
@@ -31565,10 +31575,10 @@
       <w:ind/>
     </w:pPr>
   </w:style>
-  <w:style w:type="character" w:styleId="902">
+  <w:style w:type="character" w:styleId="901">
     <w:name w:val="Heading 1 Char"/>
-    <w:basedOn w:val="901"/>
-    <w:link w:val="892"/>
+    <w:basedOn w:val="900"/>
+    <w:link w:val="891"/>
     <w:uiPriority w:val="9"/>
     <w:pPr>
       <w:pBdr/>
@@ -31582,10 +31592,10 @@
       <w:szCs w:val="40"/>
     </w:rPr>
   </w:style>
-  <w:style w:type="character" w:styleId="903">
+  <w:style w:type="character" w:styleId="902">
     <w:name w:val="Heading 2 Char"/>
-    <w:basedOn w:val="901"/>
-    <w:link w:val="893"/>
+    <w:basedOn w:val="900"/>
+    <w:link w:val="892"/>
     <w:uiPriority w:val="9"/>
     <w:pPr>
       <w:pBdr/>
@@ -31599,10 +31609,10 @@
       <w:szCs w:val="32"/>
     </w:rPr>
   </w:style>
-  <w:style w:type="character" w:styleId="904">
+  <w:style w:type="character" w:styleId="903">
     <w:name w:val="Heading 3 Char"/>
-    <w:basedOn w:val="901"/>
-    <w:link w:val="894"/>
+    <w:basedOn w:val="900"/>
+    <w:link w:val="893"/>
     <w:uiPriority w:val="9"/>
     <w:pPr>
       <w:pBdr/>
@@ -31616,10 +31626,10 @@
       <w:szCs w:val="28"/>
     </w:rPr>
   </w:style>
-  <w:style w:type="character" w:styleId="905">
+  <w:style w:type="character" w:styleId="904">
     <w:name w:val="Heading 4 Char"/>
-    <w:basedOn w:val="901"/>
-    <w:link w:val="895"/>
+    <w:basedOn w:val="900"/>
+    <w:link w:val="894"/>
     <w:uiPriority w:val="9"/>
     <w:pPr>
       <w:pBdr/>
@@ -31633,10 +31643,10 @@
       <w:color w:val="0f4761" w:themeColor="accent1" w:themeShade="BF"/>
     </w:rPr>
   </w:style>
-  <w:style w:type="character" w:styleId="906">
+  <w:style w:type="character" w:styleId="905">
     <w:name w:val="Heading 5 Char"/>
-    <w:basedOn w:val="901"/>
-    <w:link w:val="896"/>
+    <w:basedOn w:val="900"/>
+    <w:link w:val="895"/>
     <w:uiPriority w:val="9"/>
     <w:pPr>
       <w:pBdr/>
@@ -31648,10 +31658,10 @@
       <w:color w:val="0f4761" w:themeColor="accent1" w:themeShade="BF"/>
     </w:rPr>
   </w:style>
-  <w:style w:type="character" w:styleId="907">
+  <w:style w:type="character" w:styleId="906">
     <w:name w:val="Heading 6 Char"/>
-    <w:basedOn w:val="901"/>
-    <w:link w:val="897"/>
+    <w:basedOn w:val="900"/>
+    <w:link w:val="896"/>
     <w:uiPriority w:val="9"/>
     <w:pPr>
       <w:pBdr/>
@@ -31665,10 +31675,10 @@
       <w:color w:val="595959" w:themeColor="text1" w:themeTint="A6"/>
     </w:rPr>
   </w:style>
-  <w:style w:type="character" w:styleId="908">
+  <w:style w:type="character" w:styleId="907">
     <w:name w:val="Heading 7 Char"/>
-    <w:basedOn w:val="901"/>
-    <w:link w:val="898"/>
+    <w:basedOn w:val="900"/>
+    <w:link w:val="897"/>
     <w:uiPriority w:val="9"/>
     <w:pPr>
       <w:pBdr/>
@@ -31680,9 +31690,26 @@
       <w:color w:val="595959" w:themeColor="text1" w:themeTint="A6"/>
     </w:rPr>
   </w:style>
+  <w:style w:type="character" w:styleId="908">
+    <w:name w:val="Heading 8 Char"/>
+    <w:basedOn w:val="900"/>
+    <w:link w:val="898"/>
+    <w:uiPriority w:val="9"/>
+    <w:pPr>
+      <w:pBdr/>
+      <w:spacing/>
+      <w:ind/>
+    </w:pPr>
+    <w:rPr>
+      <w:rFonts w:ascii="Arial" w:hAnsi="Arial" w:eastAsia="Arial" w:cs="Arial"/>
+      <w:i/>
+      <w:iCs/>
+      <w:color w:val="272727" w:themeColor="text1" w:themeTint="D8"/>
+    </w:rPr>
+  </w:style>
   <w:style w:type="character" w:styleId="909">
-    <w:name w:val="Heading 8 Char"/>
-    <w:basedOn w:val="901"/>
+    <w:name w:val="Heading 9 Char"/>
+    <w:basedOn w:val="900"/>
     <w:link w:val="899"/>
     <w:uiPriority w:val="9"/>
     <w:pPr>
@@ -31697,28 +31724,11 @@
       <w:color w:val="272727" w:themeColor="text1" w:themeTint="D8"/>
     </w:rPr>
   </w:style>
-  <w:style w:type="character" w:styleId="910">
-    <w:name w:val="Heading 9 Char"/>
-    <w:basedOn w:val="901"/>
-    <w:link w:val="900"/>
-    <w:uiPriority w:val="9"/>
-    <w:pPr>
-      <w:pBdr/>
-      <w:spacing/>
-      <w:ind/>
-    </w:pPr>
-    <w:rPr>
-      <w:rFonts w:ascii="Arial" w:hAnsi="Arial" w:eastAsia="Arial" w:cs="Arial"/>
-      <w:i/>
-      <w:iCs/>
-      <w:color w:val="272727" w:themeColor="text1" w:themeTint="D8"/>
-    </w:rPr>
-  </w:style>
-  <w:style w:type="paragraph" w:styleId="911">
+  <w:style w:type="paragraph" w:styleId="910">
     <w:name w:val="Title"/>
-    <w:basedOn w:val="951"/>
-    <w:next w:val="951"/>
-    <w:link w:val="912"/>
+    <w:basedOn w:val="950"/>
+    <w:next w:val="950"/>
+    <w:link w:val="911"/>
     <w:uiPriority w:val="10"/>
     <w:qFormat/>
     <w:pPr>
@@ -31734,10 +31744,10 @@
       <w:szCs w:val="56"/>
     </w:rPr>
   </w:style>
-  <w:style w:type="character" w:styleId="912">
+  <w:style w:type="character" w:styleId="911">
     <w:name w:val="Title Char"/>
-    <w:basedOn w:val="901"/>
-    <w:link w:val="911"/>
+    <w:basedOn w:val="900"/>
+    <w:link w:val="910"/>
     <w:uiPriority w:val="10"/>
     <w:pPr>
       <w:pBdr/>
@@ -31751,11 +31761,11 @@
       <w:szCs w:val="56"/>
     </w:rPr>
   </w:style>
-  <w:style w:type="paragraph" w:styleId="913">
+  <w:style w:type="paragraph" w:styleId="912">
     <w:name w:val="Subtitle"/>
-    <w:basedOn w:val="951"/>
-    <w:next w:val="951"/>
-    <w:link w:val="914"/>
+    <w:basedOn w:val="950"/>
+    <w:next w:val="950"/>
+    <w:link w:val="913"/>
     <w:uiPriority w:val="11"/>
     <w:qFormat/>
     <w:pPr>
@@ -31773,10 +31783,10 @@
       <w:szCs w:val="28"/>
     </w:rPr>
   </w:style>
-  <w:style w:type="character" w:styleId="914">
+  <w:style w:type="character" w:styleId="913">
     <w:name w:val="Subtitle Char"/>
-    <w:basedOn w:val="901"/>
-    <w:link w:val="913"/>
+    <w:basedOn w:val="900"/>
+    <w:link w:val="912"/>
     <w:uiPriority w:val="11"/>
     <w:pPr>
       <w:pBdr/>
@@ -31790,11 +31800,11 @@
       <w:szCs w:val="28"/>
     </w:rPr>
   </w:style>
-  <w:style w:type="paragraph" w:styleId="915">
+  <w:style w:type="paragraph" w:styleId="914">
     <w:name w:val="Quote"/>
-    <w:basedOn w:val="951"/>
-    <w:next w:val="951"/>
-    <w:link w:val="916"/>
+    <w:basedOn w:val="950"/>
+    <w:next w:val="950"/>
+    <w:link w:val="915"/>
     <w:uiPriority w:val="29"/>
     <w:qFormat/>
     <w:pPr>
@@ -31809,10 +31819,10 @@
       <w:color w:val="404040" w:themeColor="text1" w:themeTint="BF"/>
     </w:rPr>
   </w:style>
-  <w:style w:type="character" w:styleId="916">
+  <w:style w:type="character" w:styleId="915">
     <w:name w:val="Quote Char"/>
-    <w:basedOn w:val="901"/>
-    <w:link w:val="915"/>
+    <w:basedOn w:val="900"/>
+    <w:link w:val="914"/>
     <w:uiPriority w:val="29"/>
     <w:pPr>
       <w:pBdr/>
@@ -31825,9 +31835,9 @@
       <w:color w:val="404040" w:themeColor="text1" w:themeTint="BF"/>
     </w:rPr>
   </w:style>
-  <w:style w:type="character" w:styleId="917">
+  <w:style w:type="character" w:styleId="916">
     <w:name w:val="Intense Emphasis"/>
-    <w:basedOn w:val="901"/>
+    <w:basedOn w:val="900"/>
     <w:uiPriority w:val="21"/>
     <w:qFormat/>
     <w:pPr>
@@ -31841,11 +31851,11 @@
       <w:color w:val="0f4761" w:themeColor="accent1" w:themeShade="BF"/>
     </w:rPr>
   </w:style>
-  <w:style w:type="paragraph" w:styleId="918">
+  <w:style w:type="paragraph" w:styleId="917">
     <w:name w:val="Intense Quote"/>
-    <w:basedOn w:val="951"/>
-    <w:next w:val="951"/>
-    <w:link w:val="919"/>
+    <w:basedOn w:val="950"/>
+    <w:next w:val="950"/>
+    <w:link w:val="918"/>
     <w:uiPriority w:val="30"/>
     <w:qFormat/>
     <w:pPr>
@@ -31863,10 +31873,10 @@
       <w:color w:val="0f4761" w:themeColor="accent1" w:themeShade="BF"/>
     </w:rPr>
   </w:style>
-  <w:style w:type="character" w:styleId="919">
+  <w:style w:type="character" w:styleId="918">
     <w:name w:val="Intense Quote Char"/>
-    <w:basedOn w:val="901"/>
-    <w:link w:val="918"/>
+    <w:basedOn w:val="900"/>
+    <w:link w:val="917"/>
     <w:uiPriority w:val="30"/>
     <w:pPr>
       <w:pBdr/>
@@ -31879,9 +31889,9 @@
       <w:color w:val="0f4761" w:themeColor="accent1" w:themeShade="BF"/>
     </w:rPr>
   </w:style>
-  <w:style w:type="character" w:styleId="920">
+  <w:style w:type="character" w:styleId="919">
     <w:name w:val="Intense Reference"/>
-    <w:basedOn w:val="901"/>
+    <w:basedOn w:val="900"/>
     <w:uiPriority w:val="32"/>
     <w:qFormat/>
     <w:pPr>
@@ -31897,9 +31907,9 @@
       <w:spacing w:val="5"/>
     </w:rPr>
   </w:style>
-  <w:style w:type="character" w:styleId="921">
+  <w:style w:type="character" w:styleId="920">
     <w:name w:val="Subtle Emphasis"/>
-    <w:basedOn w:val="901"/>
+    <w:basedOn w:val="900"/>
     <w:uiPriority w:val="19"/>
     <w:qFormat/>
     <w:pPr>
@@ -31913,9 +31923,9 @@
       <w:color w:val="404040" w:themeColor="text1" w:themeTint="BF"/>
     </w:rPr>
   </w:style>
-  <w:style w:type="character" w:styleId="922">
+  <w:style w:type="character" w:styleId="921">
     <w:name w:val="Emphasis"/>
-    <w:basedOn w:val="901"/>
+    <w:basedOn w:val="900"/>
     <w:uiPriority w:val="20"/>
     <w:qFormat/>
     <w:pPr>
@@ -31928,9 +31938,9 @@
       <w:iCs/>
     </w:rPr>
   </w:style>
-  <w:style w:type="character" w:styleId="923">
+  <w:style w:type="character" w:styleId="922">
     <w:name w:val="Strong"/>
-    <w:basedOn w:val="901"/>
+    <w:basedOn w:val="900"/>
     <w:uiPriority w:val="22"/>
     <w:qFormat/>
     <w:pPr>
@@ -31943,9 +31953,9 @@
       <w:bCs/>
     </w:rPr>
   </w:style>
-  <w:style w:type="character" w:styleId="924">
+  <w:style w:type="character" w:styleId="923">
     <w:name w:val="Subtle Reference"/>
-    <w:basedOn w:val="901"/>
+    <w:basedOn w:val="900"/>
     <w:uiPriority w:val="31"/>
     <w:qFormat/>
     <w:pPr>
@@ -31958,9 +31968,9 @@
       <w:color w:val="5a5a5a" w:themeColor="text1" w:themeTint="A5"/>
     </w:rPr>
   </w:style>
-  <w:style w:type="character" w:styleId="925">
+  <w:style w:type="character" w:styleId="924">
     <w:name w:val="Book Title"/>
-    <w:basedOn w:val="901"/>
+    <w:basedOn w:val="900"/>
     <w:uiPriority w:val="33"/>
     <w:qFormat/>
     <w:pPr>
@@ -31976,10 +31986,10 @@
       <w:spacing w:val="5"/>
     </w:rPr>
   </w:style>
-  <w:style w:type="paragraph" w:styleId="926">
+  <w:style w:type="paragraph" w:styleId="925">
     <w:name w:val="Header"/>
-    <w:basedOn w:val="951"/>
-    <w:link w:val="927"/>
+    <w:basedOn w:val="950"/>
+    <w:link w:val="926"/>
     <w:uiPriority w:val="99"/>
     <w:unhideWhenUsed/>
     <w:pPr>
@@ -31992,10 +32002,10 @@
       <w:ind/>
     </w:pPr>
   </w:style>
-  <w:style w:type="character" w:styleId="927">
+  <w:style w:type="character" w:styleId="926">
     <w:name w:val="Header Char"/>
-    <w:basedOn w:val="901"/>
-    <w:link w:val="926"/>
+    <w:basedOn w:val="900"/>
+    <w:link w:val="925"/>
     <w:uiPriority w:val="99"/>
     <w:pPr>
       <w:pBdr/>
@@ -32003,10 +32013,10 @@
       <w:ind/>
     </w:pPr>
   </w:style>
-  <w:style w:type="paragraph" w:styleId="928">
+  <w:style w:type="paragraph" w:styleId="927">
     <w:name w:val="Footer"/>
-    <w:basedOn w:val="951"/>
-    <w:link w:val="929"/>
+    <w:basedOn w:val="950"/>
+    <w:link w:val="928"/>
     <w:uiPriority w:val="99"/>
     <w:unhideWhenUsed/>
     <w:pPr>
@@ -32019,10 +32029,10 @@
       <w:ind/>
     </w:pPr>
   </w:style>
-  <w:style w:type="character" w:styleId="929">
+  <w:style w:type="character" w:styleId="928">
     <w:name w:val="Footer Char"/>
-    <w:basedOn w:val="901"/>
-    <w:link w:val="928"/>
+    <w:basedOn w:val="900"/>
+    <w:link w:val="927"/>
     <w:uiPriority w:val="99"/>
     <w:pPr>
       <w:pBdr/>
@@ -32030,10 +32040,10 @@
       <w:ind/>
     </w:pPr>
   </w:style>
-  <w:style w:type="paragraph" w:styleId="930">
+  <w:style w:type="paragraph" w:styleId="929">
     <w:name w:val="Caption"/>
-    <w:basedOn w:val="951"/>
-    <w:next w:val="951"/>
+    <w:basedOn w:val="950"/>
+    <w:next w:val="950"/>
     <w:uiPriority w:val="35"/>
     <w:unhideWhenUsed/>
     <w:qFormat/>
@@ -32050,10 +32060,10 @@
       <w:szCs w:val="18"/>
     </w:rPr>
   </w:style>
-  <w:style w:type="paragraph" w:styleId="931">
+  <w:style w:type="paragraph" w:styleId="930">
     <w:name w:val="footnote text"/>
-    <w:basedOn w:val="951"/>
-    <w:link w:val="932"/>
+    <w:basedOn w:val="950"/>
+    <w:link w:val="931"/>
     <w:uiPriority w:val="99"/>
     <w:semiHidden/>
     <w:unhideWhenUsed/>
@@ -32067,10 +32077,10 @@
       <w:szCs w:val="20"/>
     </w:rPr>
   </w:style>
-  <w:style w:type="character" w:styleId="932">
+  <w:style w:type="character" w:styleId="931">
     <w:name w:val="Footnote Text Char"/>
-    <w:basedOn w:val="901"/>
-    <w:link w:val="931"/>
+    <w:basedOn w:val="900"/>
+    <w:link w:val="930"/>
     <w:uiPriority w:val="99"/>
     <w:semiHidden/>
     <w:pPr>
@@ -32083,9 +32093,9 @@
       <w:szCs w:val="20"/>
     </w:rPr>
   </w:style>
-  <w:style w:type="character" w:styleId="933">
+  <w:style w:type="character" w:styleId="932">
     <w:name w:val="footnote reference"/>
-    <w:basedOn w:val="901"/>
+    <w:basedOn w:val="900"/>
     <w:uiPriority w:val="99"/>
     <w:semiHidden/>
     <w:unhideWhenUsed/>
@@ -32098,10 +32108,10 @@
       <w:vertAlign w:val="superscript"/>
     </w:rPr>
   </w:style>
-  <w:style w:type="paragraph" w:styleId="934">
+  <w:style w:type="paragraph" w:styleId="933">
     <w:name w:val="endnote text"/>
-    <w:basedOn w:val="951"/>
-    <w:link w:val="935"/>
+    <w:basedOn w:val="950"/>
+    <w:link w:val="934"/>
     <w:uiPriority w:val="99"/>
     <w:semiHidden/>
     <w:unhideWhenUsed/>
@@ -32115,10 +32125,10 @@
       <w:szCs w:val="20"/>
     </w:rPr>
   </w:style>
-  <w:style w:type="character" w:styleId="935">
+  <w:style w:type="character" w:styleId="934">
     <w:name w:val="Endnote Text Char"/>
-    <w:basedOn w:val="901"/>
-    <w:link w:val="934"/>
+    <w:basedOn w:val="900"/>
+    <w:link w:val="933"/>
     <w:uiPriority w:val="99"/>
     <w:semiHidden/>
     <w:pPr>
@@ -32131,9 +32141,9 @@
       <w:szCs w:val="20"/>
     </w:rPr>
   </w:style>
-  <w:style w:type="character" w:styleId="936">
+  <w:style w:type="character" w:styleId="935">
     <w:name w:val="endnote reference"/>
-    <w:basedOn w:val="901"/>
+    <w:basedOn w:val="900"/>
     <w:uiPriority w:val="99"/>
     <w:semiHidden/>
     <w:unhideWhenUsed/>
@@ -32146,9 +32156,9 @@
       <w:vertAlign w:val="superscript"/>
     </w:rPr>
   </w:style>
-  <w:style w:type="character" w:styleId="937">
+  <w:style w:type="character" w:styleId="936">
     <w:name w:val="Hyperlink"/>
-    <w:basedOn w:val="901"/>
+    <w:basedOn w:val="900"/>
     <w:uiPriority w:val="99"/>
     <w:unhideWhenUsed/>
     <w:pPr>
@@ -32161,9 +32171,9 @@
       <w:u w:val="single"/>
     </w:rPr>
   </w:style>
-  <w:style w:type="character" w:styleId="938">
+  <w:style w:type="character" w:styleId="937">
     <w:name w:val="FollowedHyperlink"/>
-    <w:basedOn w:val="901"/>
+    <w:basedOn w:val="900"/>
     <w:uiPriority w:val="99"/>
     <w:semiHidden/>
     <w:unhideWhenUsed/>
@@ -32177,10 +32187,10 @@
       <w:u w:val="single"/>
     </w:rPr>
   </w:style>
-  <w:style w:type="paragraph" w:styleId="939">
+  <w:style w:type="paragraph" w:styleId="938">
     <w:name w:val="toc 1"/>
-    <w:basedOn w:val="951"/>
-    <w:next w:val="951"/>
+    <w:basedOn w:val="950"/>
+    <w:next w:val="950"/>
     <w:uiPriority w:val="39"/>
     <w:unhideWhenUsed/>
     <w:pPr>
@@ -32189,10 +32199,10 @@
       <w:ind/>
     </w:pPr>
   </w:style>
-  <w:style w:type="paragraph" w:styleId="940">
+  <w:style w:type="paragraph" w:styleId="939">
     <w:name w:val="toc 2"/>
-    <w:basedOn w:val="951"/>
-    <w:next w:val="951"/>
+    <w:basedOn w:val="950"/>
+    <w:next w:val="950"/>
     <w:uiPriority w:val="39"/>
     <w:unhideWhenUsed/>
     <w:pPr>
@@ -32201,10 +32211,10 @@
       <w:ind w:left="220"/>
     </w:pPr>
   </w:style>
-  <w:style w:type="paragraph" w:styleId="941">
+  <w:style w:type="paragraph" w:styleId="940">
     <w:name w:val="toc 3"/>
-    <w:basedOn w:val="951"/>
-    <w:next w:val="951"/>
+    <w:basedOn w:val="950"/>
+    <w:next w:val="950"/>
     <w:uiPriority w:val="39"/>
     <w:unhideWhenUsed/>
     <w:pPr>
@@ -32213,10 +32223,10 @@
       <w:ind w:left="440"/>
     </w:pPr>
   </w:style>
-  <w:style w:type="paragraph" w:styleId="942">
+  <w:style w:type="paragraph" w:styleId="941">
     <w:name w:val="toc 4"/>
-    <w:basedOn w:val="951"/>
-    <w:next w:val="951"/>
+    <w:basedOn w:val="950"/>
+    <w:next w:val="950"/>
     <w:uiPriority w:val="39"/>
     <w:unhideWhenUsed/>
     <w:pPr>
@@ -32225,10 +32235,10 @@
       <w:ind w:left="660"/>
     </w:pPr>
   </w:style>
-  <w:style w:type="paragraph" w:styleId="943">
+  <w:style w:type="paragraph" w:styleId="942">
     <w:name w:val="toc 5"/>
-    <w:basedOn w:val="951"/>
-    <w:next w:val="951"/>
+    <w:basedOn w:val="950"/>
+    <w:next w:val="950"/>
     <w:uiPriority w:val="39"/>
     <w:unhideWhenUsed/>
     <w:pPr>
@@ -32237,10 +32247,10 @@
       <w:ind w:left="880"/>
     </w:pPr>
   </w:style>
-  <w:style w:type="paragraph" w:styleId="944">
+  <w:style w:type="paragraph" w:styleId="943">
     <w:name w:val="toc 6"/>
-    <w:basedOn w:val="951"/>
-    <w:next w:val="951"/>
+    <w:basedOn w:val="950"/>
+    <w:next w:val="950"/>
     <w:uiPriority w:val="39"/>
     <w:unhideWhenUsed/>
     <w:pPr>
@@ -32249,10 +32259,10 @@
       <w:ind w:left="1100"/>
     </w:pPr>
   </w:style>
-  <w:style w:type="paragraph" w:styleId="945">
+  <w:style w:type="paragraph" w:styleId="944">
     <w:name w:val="toc 7"/>
-    <w:basedOn w:val="951"/>
-    <w:next w:val="951"/>
+    <w:basedOn w:val="950"/>
+    <w:next w:val="950"/>
     <w:uiPriority w:val="39"/>
     <w:unhideWhenUsed/>
     <w:pPr>
@@ -32261,10 +32271,10 @@
       <w:ind w:left="1320"/>
     </w:pPr>
   </w:style>
-  <w:style w:type="paragraph" w:styleId="946">
+  <w:style w:type="paragraph" w:styleId="945">
     <w:name w:val="toc 8"/>
-    <w:basedOn w:val="951"/>
-    <w:next w:val="951"/>
+    <w:basedOn w:val="950"/>
+    <w:next w:val="950"/>
     <w:uiPriority w:val="39"/>
     <w:unhideWhenUsed/>
     <w:pPr>
@@ -32273,10 +32283,10 @@
       <w:ind w:left="1540"/>
     </w:pPr>
   </w:style>
-  <w:style w:type="paragraph" w:styleId="947">
+  <w:style w:type="paragraph" w:styleId="946">
     <w:name w:val="toc 9"/>
-    <w:basedOn w:val="951"/>
-    <w:next w:val="951"/>
+    <w:basedOn w:val="950"/>
+    <w:next w:val="950"/>
     <w:uiPriority w:val="39"/>
     <w:unhideWhenUsed/>
     <w:pPr>
@@ -32285,9 +32295,9 @@
       <w:ind w:left="1760"/>
     </w:pPr>
   </w:style>
-  <w:style w:type="character" w:styleId="948">
+  <w:style w:type="character" w:styleId="947">
     <w:name w:val="Placeholder Text"/>
-    <w:basedOn w:val="901"/>
+    <w:basedOn w:val="900"/>
     <w:uiPriority w:val="99"/>
     <w:semiHidden/>
     <w:pPr>
@@ -32299,7 +32309,7 @@
       <w:color w:val="666666"/>
     </w:rPr>
   </w:style>
-  <w:style w:type="paragraph" w:styleId="949">
+  <w:style w:type="paragraph" w:styleId="948">
     <w:name w:val="TOC Heading"/>
     <w:uiPriority w:val="39"/>
     <w:unhideWhenUsed/>
@@ -32309,10 +32319,10 @@
       <w:ind/>
     </w:pPr>
   </w:style>
-  <w:style w:type="paragraph" w:styleId="950">
+  <w:style w:type="paragraph" w:styleId="949">
     <w:name w:val="table of figures"/>
-    <w:basedOn w:val="951"/>
-    <w:next w:val="951"/>
+    <w:basedOn w:val="950"/>
+    <w:next w:val="950"/>
     <w:uiPriority w:val="99"/>
     <w:unhideWhenUsed/>
     <w:pPr>
@@ -32321,7 +32331,7 @@
       <w:ind/>
     </w:pPr>
   </w:style>
-  <w:style w:type="paragraph" w:styleId="951" w:default="1">
+  <w:style w:type="paragraph" w:styleId="950" w:default="1">
     <w:name w:val="Normal"/>
     <w:qFormat/>
     <w:pPr>
@@ -32330,7 +32340,7 @@
       <w:ind/>
     </w:pPr>
   </w:style>
-  <w:style w:type="table" w:styleId="952" w:default="1">
+  <w:style w:type="table" w:styleId="951" w:default="1">
     <w:name w:val="Normal Table"/>
     <w:uiPriority w:val="99"/>
     <w:semiHidden/>
@@ -32523,7 +32533,7 @@
       </w:tcPr>
     </w:tblStylePr>
   </w:style>
-  <w:style w:type="numbering" w:styleId="953" w:default="1">
+  <w:style w:type="numbering" w:styleId="952" w:default="1">
     <w:name w:val="No List"/>
     <w:uiPriority w:val="99"/>
     <w:semiHidden/>
@@ -32534,9 +32544,9 @@
       <w:ind/>
     </w:pPr>
   </w:style>
-  <w:style w:type="paragraph" w:styleId="954">
+  <w:style w:type="paragraph" w:styleId="953">
     <w:name w:val="No Spacing"/>
-    <w:basedOn w:val="951"/>
+    <w:basedOn w:val="950"/>
     <w:uiPriority w:val="1"/>
     <w:qFormat/>
     <w:pPr>
@@ -32545,9 +32555,9 @@
       <w:ind/>
     </w:pPr>
   </w:style>
-  <w:style w:type="paragraph" w:styleId="955">
+  <w:style w:type="paragraph" w:styleId="954">
     <w:name w:val="List Paragraph"/>
-    <w:basedOn w:val="951"/>
+    <w:basedOn w:val="950"/>
     <w:uiPriority w:val="34"/>
     <w:qFormat/>
     <w:pPr>

--- a/5PK.docx
+++ b/5PK.docx
@@ -4,7 +4,7 @@
   <w:body>
     <w:p>
       <w:pPr>
-        <w:pStyle w:val="892"/>
+        <w:pStyle w:val="893"/>
         <w:pBdr/>
         <w:spacing/>
         <w:ind/>
@@ -50,7 +50,7 @@
     </w:p>
     <w:p>
       <w:pPr>
-        <w:pStyle w:val="896"/>
+        <w:pStyle w:val="897"/>
         <w:pBdr/>
         <w:spacing/>
         <w:ind/>
@@ -521,8 +521,8 @@
       </w:r>
       <w:r>
         <w:rPr>
-          <w:sz w:val="28"/>
-          <w:szCs w:val="28"/>
+          <w:sz w:val="22"/>
+          <w:szCs w:val="22"/>
           <w:highlight w:val="none"/>
           <w:lang w:val="en-IE"/>
         </w:rPr>
@@ -617,10 +617,18 @@
           <w:lang w:val="en-IE"/>
         </w:rPr>
       </w:r>
+      <w:r>
+        <w:rPr>
+          <w:sz w:val="28"/>
+          <w:szCs w:val="28"/>
+          <w:highlight w:val="none"/>
+          <w:lang w:val="en-IE"/>
+        </w:rPr>
+      </w:r>
     </w:p>
     <w:p>
       <w:pPr>
-        <w:pStyle w:val="954"/>
+        <w:pStyle w:val="955"/>
         <w:numPr>
           <w:ilvl w:val="0"/>
           <w:numId w:val="4"/>
@@ -663,7 +671,7 @@
     </w:p>
     <w:p>
       <w:pPr>
-        <w:pStyle w:val="954"/>
+        <w:pStyle w:val="955"/>
         <w:numPr>
           <w:ilvl w:val="0"/>
           <w:numId w:val="4"/>
@@ -706,7 +714,7 @@
     </w:p>
     <w:p>
       <w:pPr>
-        <w:pStyle w:val="954"/>
+        <w:pStyle w:val="955"/>
         <w:numPr>
           <w:ilvl w:val="0"/>
           <w:numId w:val="4"/>
@@ -749,7 +757,7 @@
     </w:p>
     <w:p>
       <w:pPr>
-        <w:pStyle w:val="954"/>
+        <w:pStyle w:val="955"/>
         <w:numPr>
           <w:ilvl w:val="0"/>
           <w:numId w:val="4"/>
@@ -800,7 +808,7 @@
     </w:p>
     <w:p>
       <w:pPr>
-        <w:pStyle w:val="954"/>
+        <w:pStyle w:val="955"/>
         <w:numPr>
           <w:ilvl w:val="0"/>
           <w:numId w:val="4"/>
@@ -929,8 +937,9 @@
           <w:sz w:val="22"/>
           <w:szCs w:val="22"/>
           <w:highlight w:val="none"/>
-          <w:lang w:val="en-IE"/>
+          <w:lang w:val="en-US"/>
         </w:rPr>
+        <w:t xml:space="preserve">After consulting with Dr. Pohl, we also found out that one of the biggest problems we were going to encounter proved to be keeping the content mainly historical, and not focusing all of our attention on the </w:t>
       </w:r>
       <w:r/>
     </w:p>
@@ -951,6 +960,14 @@
       </w:pPr>
       <w:r>
         <w:tab/>
+      </w:r>
+      <w:r>
+        <w:rPr>
+          <w:sz w:val="22"/>
+          <w:szCs w:val="22"/>
+          <w:highlight w:val="none"/>
+          <w:lang w:val="en-IE"/>
+        </w:rPr>
       </w:r>
       <w:r>
         <w:rPr>
@@ -1014,7 +1031,7 @@
 <w:ftr xmlns:wpc="http://schemas.microsoft.com/office/word/2010/wordprocessingCanvas" xmlns:mc="http://schemas.openxmlformats.org/markup-compatibility/2006" xmlns:o="urn:schemas-microsoft-com:office:office" xmlns:r="http://schemas.openxmlformats.org/officeDocument/2006/relationships" xmlns:m="http://schemas.openxmlformats.org/officeDocument/2006/math" xmlns:v="urn:schemas-microsoft-com:vml" xmlns:wp14="http://schemas.microsoft.com/office/word/2010/wordprocessingDrawing" xmlns:wp="http://schemas.openxmlformats.org/drawingml/2006/wordprocessingDrawing" xmlns:w10="urn:schemas-microsoft-com:office:word" xmlns:w="http://schemas.openxmlformats.org/wordprocessingml/2006/main" xmlns:w14="http://schemas.microsoft.com/office/word/2010/wordml" xmlns:w15="http://schemas.microsoft.com/office/word/2012/wordml" xmlns:wpg="http://schemas.microsoft.com/office/word/2010/wordprocessingGroup" xmlns:wpi="http://schemas.microsoft.com/office/word/2010/wordprocessingInk" xmlns:wne="http://schemas.microsoft.com/office/word/2006/wordml" xmlns:a="http://schemas.openxmlformats.org/drawingml/2006/main" xmlns:wps="http://schemas.microsoft.com/office/word/2010/wordprocessingShape" mc:Ignorable="w14 w15 wp14">
   <w:p>
     <w:pPr>
-      <w:pStyle w:val="927"/>
+      <w:pStyle w:val="928"/>
       <w:pBdr/>
       <w:spacing/>
       <w:ind/>
@@ -1044,7 +1061,7 @@
   </w:p>
   <w:p>
     <w:pPr>
-      <w:pStyle w:val="927"/>
+      <w:pStyle w:val="928"/>
       <w:pBdr/>
       <w:spacing/>
       <w:ind/>
@@ -1090,7 +1107,7 @@
 <w:ftr xmlns:wpc="http://schemas.microsoft.com/office/word/2010/wordprocessingCanvas" xmlns:mc="http://schemas.openxmlformats.org/markup-compatibility/2006" xmlns:o="urn:schemas-microsoft-com:office:office" xmlns:r="http://schemas.openxmlformats.org/officeDocument/2006/relationships" xmlns:m="http://schemas.openxmlformats.org/officeDocument/2006/math" xmlns:v="urn:schemas-microsoft-com:vml" xmlns:wp14="http://schemas.microsoft.com/office/word/2010/wordprocessingDrawing" xmlns:wp="http://schemas.openxmlformats.org/drawingml/2006/wordprocessingDrawing" xmlns:w10="urn:schemas-microsoft-com:office:word" xmlns:w="http://schemas.openxmlformats.org/wordprocessingml/2006/main" xmlns:w14="http://schemas.microsoft.com/office/word/2010/wordml" xmlns:w15="http://schemas.microsoft.com/office/word/2012/wordml" xmlns:wpg="http://schemas.microsoft.com/office/word/2010/wordprocessingGroup" xmlns:wpi="http://schemas.microsoft.com/office/word/2010/wordprocessingInk" xmlns:wne="http://schemas.microsoft.com/office/word/2006/wordml" xmlns:a="http://schemas.openxmlformats.org/drawingml/2006/main" xmlns:wps="http://schemas.microsoft.com/office/word/2010/wordprocessingShape" mc:Ignorable="w14 w15 wp14">
   <w:p>
     <w:pPr>
-      <w:pStyle w:val="927"/>
+      <w:pStyle w:val="928"/>
       <w:pBdr/>
       <w:spacing/>
       <w:ind/>
@@ -1139,7 +1156,7 @@
 <w:hdr xmlns:wpc="http://schemas.microsoft.com/office/word/2010/wordprocessingCanvas" xmlns:mc="http://schemas.openxmlformats.org/markup-compatibility/2006" xmlns:o="urn:schemas-microsoft-com:office:office" xmlns:r="http://schemas.openxmlformats.org/officeDocument/2006/relationships" xmlns:m="http://schemas.openxmlformats.org/officeDocument/2006/math" xmlns:v="urn:schemas-microsoft-com:vml" xmlns:wp14="http://schemas.microsoft.com/office/word/2010/wordprocessingDrawing" xmlns:wp="http://schemas.openxmlformats.org/drawingml/2006/wordprocessingDrawing" xmlns:w10="urn:schemas-microsoft-com:office:word" xmlns:w="http://schemas.openxmlformats.org/wordprocessingml/2006/main" xmlns:w14="http://schemas.microsoft.com/office/word/2010/wordml" xmlns:w15="http://schemas.microsoft.com/office/word/2012/wordml" xmlns:wpg="http://schemas.microsoft.com/office/word/2010/wordprocessingGroup" xmlns:wpi="http://schemas.microsoft.com/office/word/2010/wordprocessingInk" xmlns:wne="http://schemas.microsoft.com/office/word/2006/wordml" xmlns:a="http://schemas.openxmlformats.org/drawingml/2006/main" xmlns:wps="http://schemas.microsoft.com/office/word/2010/wordprocessingShape" mc:Ignorable="w14 w15 wp14">
   <w:p>
     <w:pPr>
-      <w:pStyle w:val="925"/>
+      <w:pStyle w:val="926"/>
       <w:pBdr/>
       <w:spacing/>
       <w:ind/>
@@ -1172,7 +1189,7 @@
   </w:p>
   <w:p>
     <w:pPr>
-      <w:pStyle w:val="925"/>
+      <w:pStyle w:val="926"/>
       <w:pBdr/>
       <w:spacing/>
       <w:ind/>
@@ -1211,7 +1228,7 @@
 <w:hdr xmlns:wpc="http://schemas.microsoft.com/office/word/2010/wordprocessingCanvas" xmlns:mc="http://schemas.openxmlformats.org/markup-compatibility/2006" xmlns:o="urn:schemas-microsoft-com:office:office" xmlns:r="http://schemas.openxmlformats.org/officeDocument/2006/relationships" xmlns:m="http://schemas.openxmlformats.org/officeDocument/2006/math" xmlns:v="urn:schemas-microsoft-com:vml" xmlns:wp14="http://schemas.microsoft.com/office/word/2010/wordprocessingDrawing" xmlns:wp="http://schemas.openxmlformats.org/drawingml/2006/wordprocessingDrawing" xmlns:w10="urn:schemas-microsoft-com:office:word" xmlns:w="http://schemas.openxmlformats.org/wordprocessingml/2006/main" xmlns:w14="http://schemas.microsoft.com/office/word/2010/wordml" xmlns:w15="http://schemas.microsoft.com/office/word/2012/wordml" xmlns:wpg="http://schemas.microsoft.com/office/word/2010/wordprocessingGroup" xmlns:wpi="http://schemas.microsoft.com/office/word/2010/wordprocessingInk" xmlns:wne="http://schemas.microsoft.com/office/word/2006/wordml" xmlns:a="http://schemas.openxmlformats.org/drawingml/2006/main" xmlns:wps="http://schemas.microsoft.com/office/word/2010/wordprocessingShape" mc:Ignorable="w14 w15 wp14">
   <w:p>
     <w:pPr>
-      <w:pStyle w:val="925"/>
+      <w:pStyle w:val="926"/>
       <w:pBdr/>
       <w:spacing/>
       <w:ind/>
@@ -1932,9 +1949,9 @@
     <w:lsdException w:name="Bibliography" w:uiPriority="37"/>
     <w:lsdException w:name="TOC Heading" w:uiPriority="39" w:qFormat="1"/>
   </w:latentStyles>
-  <w:style w:type="table" w:styleId="765">
+  <w:style w:type="table" w:styleId="766">
     <w:name w:val="Table Grid"/>
-    <w:basedOn w:val="951"/>
+    <w:basedOn w:val="952"/>
     <w:uiPriority w:val="59"/>
     <w:pPr>
       <w:pBdr/>
@@ -2131,9 +2148,9 @@
       </w:tcPr>
     </w:tblStylePr>
   </w:style>
-  <w:style w:type="table" w:styleId="766">
+  <w:style w:type="table" w:styleId="767">
     <w:name w:val="Table Grid Light"/>
-    <w:basedOn w:val="951"/>
+    <w:basedOn w:val="952"/>
     <w:uiPriority w:val="59"/>
     <w:pPr>
       <w:pBdr/>
@@ -2330,9 +2347,9 @@
       </w:tcPr>
     </w:tblStylePr>
   </w:style>
-  <w:style w:type="table" w:styleId="767">
+  <w:style w:type="table" w:styleId="768">
     <w:name w:val="Plain Table 1"/>
-    <w:basedOn w:val="951"/>
+    <w:basedOn w:val="952"/>
     <w:uiPriority w:val="59"/>
     <w:pPr>
       <w:pBdr/>
@@ -2555,9 +2572,9 @@
       </w:tcPr>
     </w:tblStylePr>
   </w:style>
-  <w:style w:type="table" w:styleId="768">
+  <w:style w:type="table" w:styleId="769">
     <w:name w:val="Plain Table 2"/>
-    <w:basedOn w:val="951"/>
+    <w:basedOn w:val="952"/>
     <w:uiPriority w:val="59"/>
     <w:pPr>
       <w:pBdr/>
@@ -2788,9 +2805,9 @@
       </w:tcPr>
     </w:tblStylePr>
   </w:style>
-  <w:style w:type="table" w:styleId="769">
+  <w:style w:type="table" w:styleId="770">
     <w:name w:val="Plain Table 3"/>
-    <w:basedOn w:val="951"/>
+    <w:basedOn w:val="952"/>
     <w:uiPriority w:val="99"/>
     <w:pPr>
       <w:pBdr/>
@@ -3018,9 +3035,9 @@
       </w:tcPr>
     </w:tblStylePr>
   </w:style>
-  <w:style w:type="table" w:styleId="770">
+  <w:style w:type="table" w:styleId="771">
     <w:name w:val="Plain Table 4"/>
-    <w:basedOn w:val="951"/>
+    <w:basedOn w:val="952"/>
     <w:uiPriority w:val="99"/>
     <w:pPr>
       <w:pBdr/>
@@ -3234,9 +3251,9 @@
       </w:tcPr>
     </w:tblStylePr>
   </w:style>
-  <w:style w:type="table" w:styleId="771">
+  <w:style w:type="table" w:styleId="772">
     <w:name w:val="Plain Table 5"/>
-    <w:basedOn w:val="951"/>
+    <w:basedOn w:val="952"/>
     <w:uiPriority w:val="99"/>
     <w:pPr>
       <w:pBdr/>
@@ -3467,9 +3484,9 @@
       </w:tcPr>
     </w:tblStylePr>
   </w:style>
-  <w:style w:type="table" w:styleId="772">
+  <w:style w:type="table" w:styleId="773">
     <w:name w:val="Grid Table 1 Light"/>
-    <w:basedOn w:val="951"/>
+    <w:basedOn w:val="952"/>
     <w:uiPriority w:val="99"/>
     <w:pPr>
       <w:pBdr/>
@@ -3690,9 +3707,9 @@
       </w:tcPr>
     </w:tblStylePr>
   </w:style>
-  <w:style w:type="table" w:styleId="773">
+  <w:style w:type="table" w:styleId="774">
     <w:name w:val="Grid Table 1 Light - Accent 1"/>
-    <w:basedOn w:val="951"/>
+    <w:basedOn w:val="952"/>
     <w:uiPriority w:val="99"/>
     <w:pPr>
       <w:pBdr/>
@@ -3913,9 +3930,9 @@
       </w:tcPr>
     </w:tblStylePr>
   </w:style>
-  <w:style w:type="table" w:styleId="774">
+  <w:style w:type="table" w:styleId="775">
     <w:name w:val="Grid Table 1 Light - Accent 2"/>
-    <w:basedOn w:val="951"/>
+    <w:basedOn w:val="952"/>
     <w:uiPriority w:val="99"/>
     <w:pPr>
       <w:pBdr/>
@@ -4136,9 +4153,9 @@
       </w:tcPr>
     </w:tblStylePr>
   </w:style>
-  <w:style w:type="table" w:styleId="775">
+  <w:style w:type="table" w:styleId="776">
     <w:name w:val="Grid Table 1 Light - Accent 3"/>
-    <w:basedOn w:val="951"/>
+    <w:basedOn w:val="952"/>
     <w:uiPriority w:val="99"/>
     <w:pPr>
       <w:pBdr/>
@@ -4359,9 +4376,9 @@
       </w:tcPr>
     </w:tblStylePr>
   </w:style>
-  <w:style w:type="table" w:styleId="776">
+  <w:style w:type="table" w:styleId="777">
     <w:name w:val="Grid Table 1 Light - Accent 4"/>
-    <w:basedOn w:val="951"/>
+    <w:basedOn w:val="952"/>
     <w:uiPriority w:val="99"/>
     <w:pPr>
       <w:pBdr/>
@@ -4582,9 +4599,9 @@
       </w:tcPr>
     </w:tblStylePr>
   </w:style>
-  <w:style w:type="table" w:styleId="777">
+  <w:style w:type="table" w:styleId="778">
     <w:name w:val="Grid Table 1 Light - Accent 5"/>
-    <w:basedOn w:val="951"/>
+    <w:basedOn w:val="952"/>
     <w:uiPriority w:val="99"/>
     <w:pPr>
       <w:pBdr/>
@@ -4805,9 +4822,9 @@
       </w:tcPr>
     </w:tblStylePr>
   </w:style>
-  <w:style w:type="table" w:styleId="778">
+  <w:style w:type="table" w:styleId="779">
     <w:name w:val="Grid Table 1 Light - Accent 6"/>
-    <w:basedOn w:val="951"/>
+    <w:basedOn w:val="952"/>
     <w:uiPriority w:val="99"/>
     <w:pPr>
       <w:pBdr/>
@@ -5028,9 +5045,9 @@
       </w:tcPr>
     </w:tblStylePr>
   </w:style>
-  <w:style w:type="table" w:styleId="779">
+  <w:style w:type="table" w:styleId="780">
     <w:name w:val="Grid Table 2"/>
-    <w:basedOn w:val="951"/>
+    <w:basedOn w:val="952"/>
     <w:uiPriority w:val="99"/>
     <w:pPr>
       <w:pBdr/>
@@ -5260,9 +5277,9 @@
       </w:tcPr>
     </w:tblStylePr>
   </w:style>
-  <w:style w:type="table" w:styleId="780">
+  <w:style w:type="table" w:styleId="781">
     <w:name w:val="Grid Table 2 - Accent 1"/>
-    <w:basedOn w:val="951"/>
+    <w:basedOn w:val="952"/>
     <w:uiPriority w:val="99"/>
     <w:pPr>
       <w:pBdr/>
@@ -5492,9 +5509,9 @@
       </w:tcPr>
     </w:tblStylePr>
   </w:style>
-  <w:style w:type="table" w:styleId="781">
+  <w:style w:type="table" w:styleId="782">
     <w:name w:val="Grid Table 2 - Accent 2"/>
-    <w:basedOn w:val="951"/>
+    <w:basedOn w:val="952"/>
     <w:uiPriority w:val="99"/>
     <w:pPr>
       <w:pBdr/>
@@ -5724,9 +5741,9 @@
       </w:tcPr>
     </w:tblStylePr>
   </w:style>
-  <w:style w:type="table" w:styleId="782">
+  <w:style w:type="table" w:styleId="783">
     <w:name w:val="Grid Table 2 - Accent 3"/>
-    <w:basedOn w:val="951"/>
+    <w:basedOn w:val="952"/>
     <w:uiPriority w:val="99"/>
     <w:pPr>
       <w:pBdr/>
@@ -5956,9 +5973,9 @@
       </w:tcPr>
     </w:tblStylePr>
   </w:style>
-  <w:style w:type="table" w:styleId="783">
+  <w:style w:type="table" w:styleId="784">
     <w:name w:val="Grid Table 2 - Accent 4"/>
-    <w:basedOn w:val="951"/>
+    <w:basedOn w:val="952"/>
     <w:uiPriority w:val="99"/>
     <w:pPr>
       <w:pBdr/>
@@ -6188,9 +6205,9 @@
       </w:tcPr>
     </w:tblStylePr>
   </w:style>
-  <w:style w:type="table" w:styleId="784">
+  <w:style w:type="table" w:styleId="785">
     <w:name w:val="Grid Table 2 - Accent 5"/>
-    <w:basedOn w:val="951"/>
+    <w:basedOn w:val="952"/>
     <w:uiPriority w:val="99"/>
     <w:pPr>
       <w:pBdr/>
@@ -6420,9 +6437,9 @@
       </w:tcPr>
     </w:tblStylePr>
   </w:style>
-  <w:style w:type="table" w:styleId="785">
+  <w:style w:type="table" w:styleId="786">
     <w:name w:val="Grid Table 2 - Accent 6"/>
-    <w:basedOn w:val="951"/>
+    <w:basedOn w:val="952"/>
     <w:uiPriority w:val="99"/>
     <w:pPr>
       <w:pBdr/>
@@ -6652,9 +6669,9 @@
       </w:tcPr>
     </w:tblStylePr>
   </w:style>
-  <w:style w:type="table" w:styleId="786">
+  <w:style w:type="table" w:styleId="787">
     <w:name w:val="Grid Table 3"/>
-    <w:basedOn w:val="951"/>
+    <w:basedOn w:val="952"/>
     <w:uiPriority w:val="99"/>
     <w:pPr>
       <w:pBdr/>
@@ -6897,9 +6914,9 @@
       </w:tcPr>
     </w:tblStylePr>
   </w:style>
-  <w:style w:type="table" w:styleId="787">
+  <w:style w:type="table" w:styleId="788">
     <w:name w:val="Grid Table 3 - Accent 1"/>
-    <w:basedOn w:val="951"/>
+    <w:basedOn w:val="952"/>
     <w:uiPriority w:val="99"/>
     <w:pPr>
       <w:pBdr/>
@@ -7142,9 +7159,9 @@
       </w:tcPr>
     </w:tblStylePr>
   </w:style>
-  <w:style w:type="table" w:styleId="788">
+  <w:style w:type="table" w:styleId="789">
     <w:name w:val="Grid Table 3 - Accent 2"/>
-    <w:basedOn w:val="951"/>
+    <w:basedOn w:val="952"/>
     <w:uiPriority w:val="99"/>
     <w:pPr>
       <w:pBdr/>
@@ -7387,9 +7404,9 @@
       </w:tcPr>
     </w:tblStylePr>
   </w:style>
-  <w:style w:type="table" w:styleId="789">
+  <w:style w:type="table" w:styleId="790">
     <w:name w:val="Grid Table 3 - Accent 3"/>
-    <w:basedOn w:val="951"/>
+    <w:basedOn w:val="952"/>
     <w:uiPriority w:val="99"/>
     <w:pPr>
       <w:pBdr/>
@@ -7632,9 +7649,9 @@
       </w:tcPr>
     </w:tblStylePr>
   </w:style>
-  <w:style w:type="table" w:styleId="790">
+  <w:style w:type="table" w:styleId="791">
     <w:name w:val="Grid Table 3 - Accent 4"/>
-    <w:basedOn w:val="951"/>
+    <w:basedOn w:val="952"/>
     <w:uiPriority w:val="99"/>
     <w:pPr>
       <w:pBdr/>
@@ -7877,9 +7894,9 @@
       </w:tcPr>
     </w:tblStylePr>
   </w:style>
-  <w:style w:type="table" w:styleId="791">
+  <w:style w:type="table" w:styleId="792">
     <w:name w:val="Grid Table 3 - Accent 5"/>
-    <w:basedOn w:val="951"/>
+    <w:basedOn w:val="952"/>
     <w:uiPriority w:val="99"/>
     <w:pPr>
       <w:pBdr/>
@@ -8122,9 +8139,9 @@
       </w:tcPr>
     </w:tblStylePr>
   </w:style>
-  <w:style w:type="table" w:styleId="792">
+  <w:style w:type="table" w:styleId="793">
     <w:name w:val="Grid Table 3 - Accent 6"/>
-    <w:basedOn w:val="951"/>
+    <w:basedOn w:val="952"/>
     <w:uiPriority w:val="99"/>
     <w:pPr>
       <w:pBdr/>
@@ -8367,9 +8384,9 @@
       </w:tcPr>
     </w:tblStylePr>
   </w:style>
-  <w:style w:type="table" w:styleId="793">
+  <w:style w:type="table" w:styleId="794">
     <w:name w:val="Grid Table 4"/>
-    <w:basedOn w:val="951"/>
+    <w:basedOn w:val="952"/>
     <w:uiPriority w:val="59"/>
     <w:pPr>
       <w:pBdr/>
@@ -8600,9 +8617,9 @@
       </w:tcPr>
     </w:tblStylePr>
   </w:style>
-  <w:style w:type="table" w:styleId="794">
+  <w:style w:type="table" w:styleId="795">
     <w:name w:val="Grid Table 4 - Accent 1"/>
-    <w:basedOn w:val="951"/>
+    <w:basedOn w:val="952"/>
     <w:uiPriority w:val="59"/>
     <w:pPr>
       <w:pBdr/>
@@ -8833,9 +8850,9 @@
       </w:tcPr>
     </w:tblStylePr>
   </w:style>
-  <w:style w:type="table" w:styleId="795">
+  <w:style w:type="table" w:styleId="796">
     <w:name w:val="Grid Table 4 - Accent 2"/>
-    <w:basedOn w:val="951"/>
+    <w:basedOn w:val="952"/>
     <w:uiPriority w:val="59"/>
     <w:pPr>
       <w:pBdr/>
@@ -9066,9 +9083,9 @@
       </w:tcPr>
     </w:tblStylePr>
   </w:style>
-  <w:style w:type="table" w:styleId="796">
+  <w:style w:type="table" w:styleId="797">
     <w:name w:val="Grid Table 4 - Accent 3"/>
-    <w:basedOn w:val="951"/>
+    <w:basedOn w:val="952"/>
     <w:uiPriority w:val="59"/>
     <w:pPr>
       <w:pBdr/>
@@ -9299,9 +9316,9 @@
       </w:tcPr>
     </w:tblStylePr>
   </w:style>
-  <w:style w:type="table" w:styleId="797">
+  <w:style w:type="table" w:styleId="798">
     <w:name w:val="Grid Table 4 - Accent 4"/>
-    <w:basedOn w:val="951"/>
+    <w:basedOn w:val="952"/>
     <w:uiPriority w:val="59"/>
     <w:pPr>
       <w:pBdr/>
@@ -9532,9 +9549,9 @@
       </w:tcPr>
     </w:tblStylePr>
   </w:style>
-  <w:style w:type="table" w:styleId="798">
+  <w:style w:type="table" w:styleId="799">
     <w:name w:val="Grid Table 4 - Accent 5"/>
-    <w:basedOn w:val="951"/>
+    <w:basedOn w:val="952"/>
     <w:uiPriority w:val="59"/>
     <w:pPr>
       <w:pBdr/>
@@ -9765,9 +9782,9 @@
       </w:tcPr>
     </w:tblStylePr>
   </w:style>
-  <w:style w:type="table" w:styleId="799">
+  <w:style w:type="table" w:styleId="800">
     <w:name w:val="Grid Table 4 - Accent 6"/>
-    <w:basedOn w:val="951"/>
+    <w:basedOn w:val="952"/>
     <w:uiPriority w:val="59"/>
     <w:pPr>
       <w:pBdr/>
@@ -9998,9 +10015,9 @@
       </w:tcPr>
     </w:tblStylePr>
   </w:style>
-  <w:style w:type="table" w:styleId="800">
+  <w:style w:type="table" w:styleId="801">
     <w:name w:val="Grid Table 5 Dark"/>
-    <w:basedOn w:val="951"/>
+    <w:basedOn w:val="952"/>
     <w:uiPriority w:val="99"/>
     <w:pPr>
       <w:pBdr/>
@@ -10226,9 +10243,9 @@
       </w:tcPr>
     </w:tblStylePr>
   </w:style>
-  <w:style w:type="table" w:styleId="801">
+  <w:style w:type="table" w:styleId="802">
     <w:name w:val="Grid Table 5 Dark- Accent 1"/>
-    <w:basedOn w:val="951"/>
+    <w:basedOn w:val="952"/>
     <w:uiPriority w:val="99"/>
     <w:pPr>
       <w:pBdr/>
@@ -10454,9 +10471,9 @@
       </w:tcPr>
     </w:tblStylePr>
   </w:style>
-  <w:style w:type="table" w:styleId="802">
+  <w:style w:type="table" w:styleId="803">
     <w:name w:val="Grid Table 5 Dark - Accent 2"/>
-    <w:basedOn w:val="951"/>
+    <w:basedOn w:val="952"/>
     <w:uiPriority w:val="99"/>
     <w:pPr>
       <w:pBdr/>
@@ -10682,9 +10699,9 @@
       </w:tcPr>
     </w:tblStylePr>
   </w:style>
-  <w:style w:type="table" w:styleId="803">
+  <w:style w:type="table" w:styleId="804">
     <w:name w:val="Grid Table 5 Dark - Accent 3"/>
-    <w:basedOn w:val="951"/>
+    <w:basedOn w:val="952"/>
     <w:uiPriority w:val="99"/>
     <w:pPr>
       <w:pBdr/>
@@ -10910,9 +10927,9 @@
       </w:tcPr>
     </w:tblStylePr>
   </w:style>
-  <w:style w:type="table" w:styleId="804">
+  <w:style w:type="table" w:styleId="805">
     <w:name w:val="Grid Table 5 Dark- Accent 4"/>
-    <w:basedOn w:val="951"/>
+    <w:basedOn w:val="952"/>
     <w:uiPriority w:val="99"/>
     <w:pPr>
       <w:pBdr/>
@@ -11138,9 +11155,9 @@
       </w:tcPr>
     </w:tblStylePr>
   </w:style>
-  <w:style w:type="table" w:styleId="805">
+  <w:style w:type="table" w:styleId="806">
     <w:name w:val="Grid Table 5 Dark - Accent 5"/>
-    <w:basedOn w:val="951"/>
+    <w:basedOn w:val="952"/>
     <w:uiPriority w:val="99"/>
     <w:pPr>
       <w:pBdr/>
@@ -11366,9 +11383,9 @@
       </w:tcPr>
     </w:tblStylePr>
   </w:style>
-  <w:style w:type="table" w:styleId="806">
+  <w:style w:type="table" w:styleId="807">
     <w:name w:val="Grid Table 5 Dark - Accent 6"/>
-    <w:basedOn w:val="951"/>
+    <w:basedOn w:val="952"/>
     <w:uiPriority w:val="99"/>
     <w:pPr>
       <w:pBdr/>
@@ -11594,9 +11611,9 @@
       </w:tcPr>
     </w:tblStylePr>
   </w:style>
-  <w:style w:type="table" w:styleId="807">
+  <w:style w:type="table" w:styleId="808">
     <w:name w:val="Grid Table 6 Colorful"/>
-    <w:basedOn w:val="951"/>
+    <w:basedOn w:val="952"/>
     <w:uiPriority w:val="99"/>
     <w:pPr>
       <w:pBdr/>
@@ -11824,9 +11841,9 @@
       </w:tcPr>
     </w:tblStylePr>
   </w:style>
-  <w:style w:type="table" w:styleId="808">
+  <w:style w:type="table" w:styleId="809">
     <w:name w:val="Grid Table 6 Colorful - Accent 1"/>
-    <w:basedOn w:val="951"/>
+    <w:basedOn w:val="952"/>
     <w:uiPriority w:val="99"/>
     <w:pPr>
       <w:pBdr/>
@@ -12054,9 +12071,9 @@
       </w:tcPr>
     </w:tblStylePr>
   </w:style>
-  <w:style w:type="table" w:styleId="809">
+  <w:style w:type="table" w:styleId="810">
     <w:name w:val="Grid Table 6 Colorful - Accent 2"/>
-    <w:basedOn w:val="951"/>
+    <w:basedOn w:val="952"/>
     <w:uiPriority w:val="99"/>
     <w:pPr>
       <w:pBdr/>
@@ -12284,9 +12301,9 @@
       </w:tcPr>
     </w:tblStylePr>
   </w:style>
-  <w:style w:type="table" w:styleId="810">
+  <w:style w:type="table" w:styleId="811">
     <w:name w:val="Grid Table 6 Colorful - Accent 3"/>
-    <w:basedOn w:val="951"/>
+    <w:basedOn w:val="952"/>
     <w:uiPriority w:val="99"/>
     <w:pPr>
       <w:pBdr/>
@@ -12514,9 +12531,9 @@
       </w:tcPr>
     </w:tblStylePr>
   </w:style>
-  <w:style w:type="table" w:styleId="811">
+  <w:style w:type="table" w:styleId="812">
     <w:name w:val="Grid Table 6 Colorful - Accent 4"/>
-    <w:basedOn w:val="951"/>
+    <w:basedOn w:val="952"/>
     <w:uiPriority w:val="99"/>
     <w:pPr>
       <w:pBdr/>
@@ -12744,9 +12761,9 @@
       </w:tcPr>
     </w:tblStylePr>
   </w:style>
-  <w:style w:type="table" w:styleId="812">
+  <w:style w:type="table" w:styleId="813">
     <w:name w:val="Grid Table 6 Colorful - Accent 5"/>
-    <w:basedOn w:val="951"/>
+    <w:basedOn w:val="952"/>
     <w:uiPriority w:val="99"/>
     <w:pPr>
       <w:pBdr/>
@@ -12974,9 +12991,9 @@
       </w:tcPr>
     </w:tblStylePr>
   </w:style>
-  <w:style w:type="table" w:styleId="813">
+  <w:style w:type="table" w:styleId="814">
     <w:name w:val="Grid Table 6 Colorful - Accent 6"/>
-    <w:basedOn w:val="951"/>
+    <w:basedOn w:val="952"/>
     <w:uiPriority w:val="99"/>
     <w:pPr>
       <w:pBdr/>
@@ -13204,9 +13221,9 @@
       </w:tcPr>
     </w:tblStylePr>
   </w:style>
-  <w:style w:type="table" w:styleId="814">
+  <w:style w:type="table" w:styleId="815">
     <w:name w:val="Grid Table 7 Colorful"/>
-    <w:basedOn w:val="951"/>
+    <w:basedOn w:val="952"/>
     <w:uiPriority w:val="99"/>
     <w:pPr>
       <w:pBdr/>
@@ -13458,9 +13475,9 @@
       </w:tcPr>
     </w:tblStylePr>
   </w:style>
-  <w:style w:type="table" w:styleId="815">
+  <w:style w:type="table" w:styleId="816">
     <w:name w:val="Grid Table 7 Colorful - Accent 1"/>
-    <w:basedOn w:val="951"/>
+    <w:basedOn w:val="952"/>
     <w:uiPriority w:val="99"/>
     <w:pPr>
       <w:pBdr/>
@@ -13712,9 +13729,9 @@
       </w:tcPr>
     </w:tblStylePr>
   </w:style>
-  <w:style w:type="table" w:styleId="816">
+  <w:style w:type="table" w:styleId="817">
     <w:name w:val="Grid Table 7 Colorful - Accent 2"/>
-    <w:basedOn w:val="951"/>
+    <w:basedOn w:val="952"/>
     <w:uiPriority w:val="99"/>
     <w:pPr>
       <w:pBdr/>
@@ -13966,9 +13983,9 @@
       </w:tcPr>
     </w:tblStylePr>
   </w:style>
-  <w:style w:type="table" w:styleId="817">
+  <w:style w:type="table" w:styleId="818">
     <w:name w:val="Grid Table 7 Colorful - Accent 3"/>
-    <w:basedOn w:val="951"/>
+    <w:basedOn w:val="952"/>
     <w:uiPriority w:val="99"/>
     <w:pPr>
       <w:pBdr/>
@@ -14220,9 +14237,9 @@
       </w:tcPr>
     </w:tblStylePr>
   </w:style>
-  <w:style w:type="table" w:styleId="818">
+  <w:style w:type="table" w:styleId="819">
     <w:name w:val="Grid Table 7 Colorful - Accent 4"/>
-    <w:basedOn w:val="951"/>
+    <w:basedOn w:val="952"/>
     <w:uiPriority w:val="99"/>
     <w:pPr>
       <w:pBdr/>
@@ -14474,9 +14491,9 @@
       </w:tcPr>
     </w:tblStylePr>
   </w:style>
-  <w:style w:type="table" w:styleId="819">
+  <w:style w:type="table" w:styleId="820">
     <w:name w:val="Grid Table 7 Colorful - Accent 5"/>
-    <w:basedOn w:val="951"/>
+    <w:basedOn w:val="952"/>
     <w:uiPriority w:val="99"/>
     <w:pPr>
       <w:pBdr/>
@@ -14728,9 +14745,9 @@
       </w:tcPr>
     </w:tblStylePr>
   </w:style>
-  <w:style w:type="table" w:styleId="820">
+  <w:style w:type="table" w:styleId="821">
     <w:name w:val="Grid Table 7 Colorful - Accent 6"/>
-    <w:basedOn w:val="951"/>
+    <w:basedOn w:val="952"/>
     <w:uiPriority w:val="99"/>
     <w:pPr>
       <w:pBdr/>
@@ -14982,9 +14999,9 @@
       </w:tcPr>
     </w:tblStylePr>
   </w:style>
-  <w:style w:type="table" w:styleId="821">
+  <w:style w:type="table" w:styleId="822">
     <w:name w:val="List Table 1 Light"/>
-    <w:basedOn w:val="951"/>
+    <w:basedOn w:val="952"/>
     <w:uiPriority w:val="99"/>
     <w:pPr>
       <w:pBdr/>
@@ -15198,9 +15215,9 @@
       </w:tcPr>
     </w:tblStylePr>
   </w:style>
-  <w:style w:type="table" w:styleId="822">
+  <w:style w:type="table" w:styleId="823">
     <w:name w:val="List Table 1 Light - Accent 1"/>
-    <w:basedOn w:val="951"/>
+    <w:basedOn w:val="952"/>
     <w:uiPriority w:val="99"/>
     <w:pPr>
       <w:pBdr/>
@@ -15414,9 +15431,9 @@
       </w:tcPr>
     </w:tblStylePr>
   </w:style>
-  <w:style w:type="table" w:styleId="823">
+  <w:style w:type="table" w:styleId="824">
     <w:name w:val="List Table 1 Light - Accent 2"/>
-    <w:basedOn w:val="951"/>
+    <w:basedOn w:val="952"/>
     <w:uiPriority w:val="99"/>
     <w:pPr>
       <w:pBdr/>
@@ -15630,9 +15647,9 @@
       </w:tcPr>
     </w:tblStylePr>
   </w:style>
-  <w:style w:type="table" w:styleId="824">
+  <w:style w:type="table" w:styleId="825">
     <w:name w:val="List Table 1 Light - Accent 3"/>
-    <w:basedOn w:val="951"/>
+    <w:basedOn w:val="952"/>
     <w:uiPriority w:val="99"/>
     <w:pPr>
       <w:pBdr/>
@@ -15846,9 +15863,9 @@
       </w:tcPr>
     </w:tblStylePr>
   </w:style>
-  <w:style w:type="table" w:styleId="825">
+  <w:style w:type="table" w:styleId="826">
     <w:name w:val="List Table 1 Light - Accent 4"/>
-    <w:basedOn w:val="951"/>
+    <w:basedOn w:val="952"/>
     <w:uiPriority w:val="99"/>
     <w:pPr>
       <w:pBdr/>
@@ -16062,9 +16079,9 @@
       </w:tcPr>
     </w:tblStylePr>
   </w:style>
-  <w:style w:type="table" w:styleId="826">
+  <w:style w:type="table" w:styleId="827">
     <w:name w:val="List Table 1 Light - Accent 5"/>
-    <w:basedOn w:val="951"/>
+    <w:basedOn w:val="952"/>
     <w:uiPriority w:val="99"/>
     <w:pPr>
       <w:pBdr/>
@@ -16278,9 +16295,9 @@
       </w:tcPr>
     </w:tblStylePr>
   </w:style>
-  <w:style w:type="table" w:styleId="827">
+  <w:style w:type="table" w:styleId="828">
     <w:name w:val="List Table 1 Light - Accent 6"/>
-    <w:basedOn w:val="951"/>
+    <w:basedOn w:val="952"/>
     <w:uiPriority w:val="99"/>
     <w:pPr>
       <w:pBdr/>
@@ -16494,9 +16511,9 @@
       </w:tcPr>
     </w:tblStylePr>
   </w:style>
-  <w:style w:type="table" w:styleId="828">
+  <w:style w:type="table" w:styleId="829">
     <w:name w:val="List Table 2"/>
-    <w:basedOn w:val="951"/>
+    <w:basedOn w:val="952"/>
     <w:uiPriority w:val="99"/>
     <w:pPr>
       <w:pBdr/>
@@ -16732,9 +16749,9 @@
       </w:tcPr>
     </w:tblStylePr>
   </w:style>
-  <w:style w:type="table" w:styleId="829">
+  <w:style w:type="table" w:styleId="830">
     <w:name w:val="List Table 2 - Accent 1"/>
-    <w:basedOn w:val="951"/>
+    <w:basedOn w:val="952"/>
     <w:uiPriority w:val="99"/>
     <w:pPr>
       <w:pBdr/>
@@ -16970,9 +16987,9 @@
       </w:tcPr>
     </w:tblStylePr>
   </w:style>
-  <w:style w:type="table" w:styleId="830">
+  <w:style w:type="table" w:styleId="831">
     <w:name w:val="List Table 2 - Accent 2"/>
-    <w:basedOn w:val="951"/>
+    <w:basedOn w:val="952"/>
     <w:uiPriority w:val="99"/>
     <w:pPr>
       <w:pBdr/>
@@ -17208,9 +17225,9 @@
       </w:tcPr>
     </w:tblStylePr>
   </w:style>
-  <w:style w:type="table" w:styleId="831">
+  <w:style w:type="table" w:styleId="832">
     <w:name w:val="List Table 2 - Accent 3"/>
-    <w:basedOn w:val="951"/>
+    <w:basedOn w:val="952"/>
     <w:uiPriority w:val="99"/>
     <w:pPr>
       <w:pBdr/>
@@ -17446,9 +17463,9 @@
       </w:tcPr>
     </w:tblStylePr>
   </w:style>
-  <w:style w:type="table" w:styleId="832">
+  <w:style w:type="table" w:styleId="833">
     <w:name w:val="List Table 2 - Accent 4"/>
-    <w:basedOn w:val="951"/>
+    <w:basedOn w:val="952"/>
     <w:uiPriority w:val="99"/>
     <w:pPr>
       <w:pBdr/>
@@ -17684,9 +17701,9 @@
       </w:tcPr>
     </w:tblStylePr>
   </w:style>
-  <w:style w:type="table" w:styleId="833">
+  <w:style w:type="table" w:styleId="834">
     <w:name w:val="List Table 2 - Accent 5"/>
-    <w:basedOn w:val="951"/>
+    <w:basedOn w:val="952"/>
     <w:uiPriority w:val="99"/>
     <w:pPr>
       <w:pBdr/>
@@ -17922,9 +17939,9 @@
       </w:tcPr>
     </w:tblStylePr>
   </w:style>
-  <w:style w:type="table" w:styleId="834">
+  <w:style w:type="table" w:styleId="835">
     <w:name w:val="List Table 2 - Accent 6"/>
-    <w:basedOn w:val="951"/>
+    <w:basedOn w:val="952"/>
     <w:uiPriority w:val="99"/>
     <w:pPr>
       <w:pBdr/>
@@ -18160,9 +18177,9 @@
       </w:tcPr>
     </w:tblStylePr>
   </w:style>
-  <w:style w:type="table" w:styleId="835">
+  <w:style w:type="table" w:styleId="836">
     <w:name w:val="List Table 3"/>
-    <w:basedOn w:val="951"/>
+    <w:basedOn w:val="952"/>
     <w:uiPriority w:val="99"/>
     <w:pPr>
       <w:pBdr/>
@@ -18388,9 +18405,9 @@
       </w:tcPr>
     </w:tblStylePr>
   </w:style>
-  <w:style w:type="table" w:styleId="836">
+  <w:style w:type="table" w:styleId="837">
     <w:name w:val="List Table 3 - Accent 1"/>
-    <w:basedOn w:val="951"/>
+    <w:basedOn w:val="952"/>
     <w:uiPriority w:val="99"/>
     <w:pPr>
       <w:pBdr/>
@@ -18616,9 +18633,9 @@
       </w:tcPr>
     </w:tblStylePr>
   </w:style>
-  <w:style w:type="table" w:styleId="837">
+  <w:style w:type="table" w:styleId="838">
     <w:name w:val="List Table 3 - Accent 2"/>
-    <w:basedOn w:val="951"/>
+    <w:basedOn w:val="952"/>
     <w:uiPriority w:val="99"/>
     <w:pPr>
       <w:pBdr/>
@@ -18844,9 +18861,9 @@
       </w:tcPr>
     </w:tblStylePr>
   </w:style>
-  <w:style w:type="table" w:styleId="838">
+  <w:style w:type="table" w:styleId="839">
     <w:name w:val="List Table 3 - Accent 3"/>
-    <w:basedOn w:val="951"/>
+    <w:basedOn w:val="952"/>
     <w:uiPriority w:val="99"/>
     <w:pPr>
       <w:pBdr/>
@@ -19072,9 +19089,9 @@
       </w:tcPr>
     </w:tblStylePr>
   </w:style>
-  <w:style w:type="table" w:styleId="839">
+  <w:style w:type="table" w:styleId="840">
     <w:name w:val="List Table 3 - Accent 4"/>
-    <w:basedOn w:val="951"/>
+    <w:basedOn w:val="952"/>
     <w:uiPriority w:val="99"/>
     <w:pPr>
       <w:pBdr/>
@@ -19300,9 +19317,9 @@
       </w:tcPr>
     </w:tblStylePr>
   </w:style>
-  <w:style w:type="table" w:styleId="840">
+  <w:style w:type="table" w:styleId="841">
     <w:name w:val="List Table 3 - Accent 5"/>
-    <w:basedOn w:val="951"/>
+    <w:basedOn w:val="952"/>
     <w:uiPriority w:val="99"/>
     <w:pPr>
       <w:pBdr/>
@@ -19528,9 +19545,9 @@
       </w:tcPr>
     </w:tblStylePr>
   </w:style>
-  <w:style w:type="table" w:styleId="841">
+  <w:style w:type="table" w:styleId="842">
     <w:name w:val="List Table 3 - Accent 6"/>
-    <w:basedOn w:val="951"/>
+    <w:basedOn w:val="952"/>
     <w:uiPriority w:val="99"/>
     <w:pPr>
       <w:pBdr/>
@@ -19756,9 +19773,9 @@
       </w:tcPr>
     </w:tblStylePr>
   </w:style>
-  <w:style w:type="table" w:styleId="842">
+  <w:style w:type="table" w:styleId="843">
     <w:name w:val="List Table 4"/>
-    <w:basedOn w:val="951"/>
+    <w:basedOn w:val="952"/>
     <w:uiPriority w:val="99"/>
     <w:pPr>
       <w:pBdr/>
@@ -19981,9 +19998,9 @@
       </w:tcPr>
     </w:tblStylePr>
   </w:style>
-  <w:style w:type="table" w:styleId="843">
+  <w:style w:type="table" w:styleId="844">
     <w:name w:val="List Table 4 - Accent 1"/>
-    <w:basedOn w:val="951"/>
+    <w:basedOn w:val="952"/>
     <w:uiPriority w:val="99"/>
     <w:pPr>
       <w:pBdr/>
@@ -20206,9 +20223,9 @@
       </w:tcPr>
     </w:tblStylePr>
   </w:style>
-  <w:style w:type="table" w:styleId="844">
+  <w:style w:type="table" w:styleId="845">
     <w:name w:val="List Table 4 - Accent 2"/>
-    <w:basedOn w:val="951"/>
+    <w:basedOn w:val="952"/>
     <w:uiPriority w:val="99"/>
     <w:pPr>
       <w:pBdr/>
@@ -20431,9 +20448,9 @@
       </w:tcPr>
     </w:tblStylePr>
   </w:style>
-  <w:style w:type="table" w:styleId="845">
+  <w:style w:type="table" w:styleId="846">
     <w:name w:val="List Table 4 - Accent 3"/>
-    <w:basedOn w:val="951"/>
+    <w:basedOn w:val="952"/>
     <w:uiPriority w:val="99"/>
     <w:pPr>
       <w:pBdr/>
@@ -20656,9 +20673,9 @@
       </w:tcPr>
     </w:tblStylePr>
   </w:style>
-  <w:style w:type="table" w:styleId="846">
+  <w:style w:type="table" w:styleId="847">
     <w:name w:val="List Table 4 - Accent 4"/>
-    <w:basedOn w:val="951"/>
+    <w:basedOn w:val="952"/>
     <w:uiPriority w:val="99"/>
     <w:pPr>
       <w:pBdr/>
@@ -20881,9 +20898,9 @@
       </w:tcPr>
     </w:tblStylePr>
   </w:style>
-  <w:style w:type="table" w:styleId="847">
+  <w:style w:type="table" w:styleId="848">
     <w:name w:val="List Table 4 - Accent 5"/>
-    <w:basedOn w:val="951"/>
+    <w:basedOn w:val="952"/>
     <w:uiPriority w:val="99"/>
     <w:pPr>
       <w:pBdr/>
@@ -21106,9 +21123,9 @@
       </w:tcPr>
     </w:tblStylePr>
   </w:style>
-  <w:style w:type="table" w:styleId="848">
+  <w:style w:type="table" w:styleId="849">
     <w:name w:val="List Table 4 - Accent 6"/>
-    <w:basedOn w:val="951"/>
+    <w:basedOn w:val="952"/>
     <w:uiPriority w:val="99"/>
     <w:pPr>
       <w:pBdr/>
@@ -21331,9 +21348,9 @@
       </w:tcPr>
     </w:tblStylePr>
   </w:style>
-  <w:style w:type="table" w:styleId="849">
+  <w:style w:type="table" w:styleId="850">
     <w:name w:val="List Table 5 Dark"/>
-    <w:basedOn w:val="951"/>
+    <w:basedOn w:val="952"/>
     <w:uiPriority w:val="99"/>
     <w:pPr>
       <w:pBdr/>
@@ -21573,9 +21590,9 @@
       </w:tcPr>
     </w:tblStylePr>
   </w:style>
-  <w:style w:type="table" w:styleId="850">
+  <w:style w:type="table" w:styleId="851">
     <w:name w:val="List Table 5 Dark - Accent 1"/>
-    <w:basedOn w:val="951"/>
+    <w:basedOn w:val="952"/>
     <w:uiPriority w:val="99"/>
     <w:pPr>
       <w:pBdr/>
@@ -21815,9 +21832,9 @@
       </w:tcPr>
     </w:tblStylePr>
   </w:style>
-  <w:style w:type="table" w:styleId="851">
+  <w:style w:type="table" w:styleId="852">
     <w:name w:val="List Table 5 Dark - Accent 2"/>
-    <w:basedOn w:val="951"/>
+    <w:basedOn w:val="952"/>
     <w:uiPriority w:val="99"/>
     <w:pPr>
       <w:pBdr/>
@@ -22057,9 +22074,9 @@
       </w:tcPr>
     </w:tblStylePr>
   </w:style>
-  <w:style w:type="table" w:styleId="852">
+  <w:style w:type="table" w:styleId="853">
     <w:name w:val="List Table 5 Dark - Accent 3"/>
-    <w:basedOn w:val="951"/>
+    <w:basedOn w:val="952"/>
     <w:uiPriority w:val="99"/>
     <w:pPr>
       <w:pBdr/>
@@ -22299,9 +22316,9 @@
       </w:tcPr>
     </w:tblStylePr>
   </w:style>
-  <w:style w:type="table" w:styleId="853">
+  <w:style w:type="table" w:styleId="854">
     <w:name w:val="List Table 5 Dark - Accent 4"/>
-    <w:basedOn w:val="951"/>
+    <w:basedOn w:val="952"/>
     <w:uiPriority w:val="99"/>
     <w:pPr>
       <w:pBdr/>
@@ -22541,9 +22558,9 @@
       </w:tcPr>
     </w:tblStylePr>
   </w:style>
-  <w:style w:type="table" w:styleId="854">
+  <w:style w:type="table" w:styleId="855">
     <w:name w:val="List Table 5 Dark - Accent 5"/>
-    <w:basedOn w:val="951"/>
+    <w:basedOn w:val="952"/>
     <w:uiPriority w:val="99"/>
     <w:pPr>
       <w:pBdr/>
@@ -22783,9 +22800,9 @@
       </w:tcPr>
     </w:tblStylePr>
   </w:style>
-  <w:style w:type="table" w:styleId="855">
+  <w:style w:type="table" w:styleId="856">
     <w:name w:val="List Table 5 Dark - Accent 6"/>
-    <w:basedOn w:val="951"/>
+    <w:basedOn w:val="952"/>
     <w:uiPriority w:val="99"/>
     <w:pPr>
       <w:pBdr/>
@@ -23025,9 +23042,9 @@
       </w:tcPr>
     </w:tblStylePr>
   </w:style>
-  <w:style w:type="table" w:styleId="856">
+  <w:style w:type="table" w:styleId="857">
     <w:name w:val="List Table 6 Colorful"/>
-    <w:basedOn w:val="951"/>
+    <w:basedOn w:val="952"/>
     <w:uiPriority w:val="99"/>
     <w:pPr>
       <w:pBdr/>
@@ -23248,9 +23265,9 @@
       </w:tcPr>
     </w:tblStylePr>
   </w:style>
-  <w:style w:type="table" w:styleId="857">
+  <w:style w:type="table" w:styleId="858">
     <w:name w:val="List Table 6 Colorful - Accent 1"/>
-    <w:basedOn w:val="951"/>
+    <w:basedOn w:val="952"/>
     <w:uiPriority w:val="99"/>
     <w:pPr>
       <w:pBdr/>
@@ -23471,9 +23488,9 @@
       </w:tcPr>
     </w:tblStylePr>
   </w:style>
-  <w:style w:type="table" w:styleId="858">
+  <w:style w:type="table" w:styleId="859">
     <w:name w:val="List Table 6 Colorful - Accent 2"/>
-    <w:basedOn w:val="951"/>
+    <w:basedOn w:val="952"/>
     <w:uiPriority w:val="99"/>
     <w:pPr>
       <w:pBdr/>
@@ -23694,9 +23711,9 @@
       </w:tcPr>
     </w:tblStylePr>
   </w:style>
-  <w:style w:type="table" w:styleId="859">
+  <w:style w:type="table" w:styleId="860">
     <w:name w:val="List Table 6 Colorful - Accent 3"/>
-    <w:basedOn w:val="951"/>
+    <w:basedOn w:val="952"/>
     <w:uiPriority w:val="99"/>
     <w:pPr>
       <w:pBdr/>
@@ -23917,9 +23934,9 @@
       </w:tcPr>
     </w:tblStylePr>
   </w:style>
-  <w:style w:type="table" w:styleId="860">
+  <w:style w:type="table" w:styleId="861">
     <w:name w:val="List Table 6 Colorful - Accent 4"/>
-    <w:basedOn w:val="951"/>
+    <w:basedOn w:val="952"/>
     <w:uiPriority w:val="99"/>
     <w:pPr>
       <w:pBdr/>
@@ -24140,9 +24157,9 @@
       </w:tcPr>
     </w:tblStylePr>
   </w:style>
-  <w:style w:type="table" w:styleId="861">
+  <w:style w:type="table" w:styleId="862">
     <w:name w:val="List Table 6 Colorful - Accent 5"/>
-    <w:basedOn w:val="951"/>
+    <w:basedOn w:val="952"/>
     <w:uiPriority w:val="99"/>
     <w:pPr>
       <w:pBdr/>
@@ -24363,9 +24380,9 @@
       </w:tcPr>
     </w:tblStylePr>
   </w:style>
-  <w:style w:type="table" w:styleId="862">
+  <w:style w:type="table" w:styleId="863">
     <w:name w:val="List Table 6 Colorful - Accent 6"/>
-    <w:basedOn w:val="951"/>
+    <w:basedOn w:val="952"/>
     <w:uiPriority w:val="99"/>
     <w:pPr>
       <w:pBdr/>
@@ -24586,9 +24603,9 @@
       </w:tcPr>
     </w:tblStylePr>
   </w:style>
-  <w:style w:type="table" w:styleId="863">
+  <w:style w:type="table" w:styleId="864">
     <w:name w:val="List Table 7 Colorful"/>
-    <w:basedOn w:val="951"/>
+    <w:basedOn w:val="952"/>
     <w:uiPriority w:val="99"/>
     <w:pPr>
       <w:pBdr/>
@@ -24842,9 +24859,9 @@
       </w:tcPr>
     </w:tblStylePr>
   </w:style>
-  <w:style w:type="table" w:styleId="864">
+  <w:style w:type="table" w:styleId="865">
     <w:name w:val="List Table 7 Colorful - Accent 1"/>
-    <w:basedOn w:val="951"/>
+    <w:basedOn w:val="952"/>
     <w:uiPriority w:val="99"/>
     <w:pPr>
       <w:pBdr/>
@@ -25098,9 +25115,9 @@
       </w:tcPr>
     </w:tblStylePr>
   </w:style>
-  <w:style w:type="table" w:styleId="865">
+  <w:style w:type="table" w:styleId="866">
     <w:name w:val="List Table 7 Colorful - Accent 2"/>
-    <w:basedOn w:val="951"/>
+    <w:basedOn w:val="952"/>
     <w:uiPriority w:val="99"/>
     <w:pPr>
       <w:pBdr/>
@@ -25354,9 +25371,9 @@
       </w:tcPr>
     </w:tblStylePr>
   </w:style>
-  <w:style w:type="table" w:styleId="866">
+  <w:style w:type="table" w:styleId="867">
     <w:name w:val="List Table 7 Colorful - Accent 3"/>
-    <w:basedOn w:val="951"/>
+    <w:basedOn w:val="952"/>
     <w:uiPriority w:val="99"/>
     <w:pPr>
       <w:pBdr/>
@@ -25610,9 +25627,9 @@
       </w:tcPr>
     </w:tblStylePr>
   </w:style>
-  <w:style w:type="table" w:styleId="867">
+  <w:style w:type="table" w:styleId="868">
     <w:name w:val="List Table 7 Colorful - Accent 4"/>
-    <w:basedOn w:val="951"/>
+    <w:basedOn w:val="952"/>
     <w:uiPriority w:val="99"/>
     <w:pPr>
       <w:pBdr/>
@@ -25866,9 +25883,9 @@
       </w:tcPr>
     </w:tblStylePr>
   </w:style>
-  <w:style w:type="table" w:styleId="868">
+  <w:style w:type="table" w:styleId="869">
     <w:name w:val="List Table 7 Colorful - Accent 5"/>
-    <w:basedOn w:val="951"/>
+    <w:basedOn w:val="952"/>
     <w:uiPriority w:val="99"/>
     <w:pPr>
       <w:pBdr/>
@@ -26122,9 +26139,9 @@
       </w:tcPr>
     </w:tblStylePr>
   </w:style>
-  <w:style w:type="table" w:styleId="869">
+  <w:style w:type="table" w:styleId="870">
     <w:name w:val="List Table 7 Colorful - Accent 6"/>
-    <w:basedOn w:val="951"/>
+    <w:basedOn w:val="952"/>
     <w:uiPriority w:val="99"/>
     <w:pPr>
       <w:pBdr/>
@@ -26378,9 +26395,9 @@
       </w:tcPr>
     </w:tblStylePr>
   </w:style>
-  <w:style w:type="table" w:styleId="870">
+  <w:style w:type="table" w:styleId="871">
     <w:name w:val="Lined - Accent"/>
-    <w:basedOn w:val="951"/>
+    <w:basedOn w:val="952"/>
     <w:uiPriority w:val="99"/>
     <w:pPr>
       <w:pBdr/>
@@ -26615,9 +26632,9 @@
       </w:tcPr>
     </w:tblStylePr>
   </w:style>
-  <w:style w:type="table" w:styleId="871">
+  <w:style w:type="table" w:styleId="872">
     <w:name w:val="Lined - Accent 1"/>
-    <w:basedOn w:val="951"/>
+    <w:basedOn w:val="952"/>
     <w:uiPriority w:val="99"/>
     <w:pPr>
       <w:pBdr/>
@@ -26852,9 +26869,9 @@
       </w:tcPr>
     </w:tblStylePr>
   </w:style>
-  <w:style w:type="table" w:styleId="872">
+  <w:style w:type="table" w:styleId="873">
     <w:name w:val="Lined - Accent 2"/>
-    <w:basedOn w:val="951"/>
+    <w:basedOn w:val="952"/>
     <w:uiPriority w:val="99"/>
     <w:pPr>
       <w:pBdr/>
@@ -27089,9 +27106,9 @@
       </w:tcPr>
     </w:tblStylePr>
   </w:style>
-  <w:style w:type="table" w:styleId="873">
+  <w:style w:type="table" w:styleId="874">
     <w:name w:val="Lined - Accent 3"/>
-    <w:basedOn w:val="951"/>
+    <w:basedOn w:val="952"/>
     <w:uiPriority w:val="99"/>
     <w:pPr>
       <w:pBdr/>
@@ -27326,9 +27343,9 @@
       </w:tcPr>
     </w:tblStylePr>
   </w:style>
-  <w:style w:type="table" w:styleId="874">
+  <w:style w:type="table" w:styleId="875">
     <w:name w:val="Lined - Accent 4"/>
-    <w:basedOn w:val="951"/>
+    <w:basedOn w:val="952"/>
     <w:uiPriority w:val="99"/>
     <w:pPr>
       <w:pBdr/>
@@ -27563,9 +27580,9 @@
       </w:tcPr>
     </w:tblStylePr>
   </w:style>
-  <w:style w:type="table" w:styleId="875">
+  <w:style w:type="table" w:styleId="876">
     <w:name w:val="Lined - Accent 5"/>
-    <w:basedOn w:val="951"/>
+    <w:basedOn w:val="952"/>
     <w:uiPriority w:val="99"/>
     <w:pPr>
       <w:pBdr/>
@@ -27800,9 +27817,9 @@
       </w:tcPr>
     </w:tblStylePr>
   </w:style>
-  <w:style w:type="table" w:styleId="876">
+  <w:style w:type="table" w:styleId="877">
     <w:name w:val="Lined - Accent 6"/>
-    <w:basedOn w:val="951"/>
+    <w:basedOn w:val="952"/>
     <w:uiPriority w:val="99"/>
     <w:pPr>
       <w:pBdr/>
@@ -28037,9 +28054,9 @@
       </w:tcPr>
     </w:tblStylePr>
   </w:style>
-  <w:style w:type="table" w:styleId="877">
+  <w:style w:type="table" w:styleId="878">
     <w:name w:val="Bordered &amp; Lined - Accent"/>
-    <w:basedOn w:val="951"/>
+    <w:basedOn w:val="952"/>
     <w:uiPriority w:val="99"/>
     <w:pPr>
       <w:pBdr/>
@@ -28281,9 +28298,9 @@
       </w:tcPr>
     </w:tblStylePr>
   </w:style>
-  <w:style w:type="table" w:styleId="878">
+  <w:style w:type="table" w:styleId="879">
     <w:name w:val="Bordered &amp; Lined - Accent 1"/>
-    <w:basedOn w:val="951"/>
+    <w:basedOn w:val="952"/>
     <w:uiPriority w:val="99"/>
     <w:pPr>
       <w:pBdr/>
@@ -28525,9 +28542,9 @@
       </w:tcPr>
     </w:tblStylePr>
   </w:style>
-  <w:style w:type="table" w:styleId="879">
+  <w:style w:type="table" w:styleId="880">
     <w:name w:val="Bordered &amp; Lined - Accent 2"/>
-    <w:basedOn w:val="951"/>
+    <w:basedOn w:val="952"/>
     <w:uiPriority w:val="99"/>
     <w:pPr>
       <w:pBdr/>
@@ -28769,9 +28786,9 @@
       </w:tcPr>
     </w:tblStylePr>
   </w:style>
-  <w:style w:type="table" w:styleId="880">
+  <w:style w:type="table" w:styleId="881">
     <w:name w:val="Bordered &amp; Lined - Accent 3"/>
-    <w:basedOn w:val="951"/>
+    <w:basedOn w:val="952"/>
     <w:uiPriority w:val="99"/>
     <w:pPr>
       <w:pBdr/>
@@ -29013,9 +29030,9 @@
       </w:tcPr>
     </w:tblStylePr>
   </w:style>
-  <w:style w:type="table" w:styleId="881">
+  <w:style w:type="table" w:styleId="882">
     <w:name w:val="Bordered &amp; Lined - Accent 4"/>
-    <w:basedOn w:val="951"/>
+    <w:basedOn w:val="952"/>
     <w:uiPriority w:val="99"/>
     <w:pPr>
       <w:pBdr/>
@@ -29257,9 +29274,9 @@
       </w:tcPr>
     </w:tblStylePr>
   </w:style>
-  <w:style w:type="table" w:styleId="882">
+  <w:style w:type="table" w:styleId="883">
     <w:name w:val="Bordered &amp; Lined - Accent 5"/>
-    <w:basedOn w:val="951"/>
+    <w:basedOn w:val="952"/>
     <w:uiPriority w:val="99"/>
     <w:pPr>
       <w:pBdr/>
@@ -29501,9 +29518,9 @@
       </w:tcPr>
     </w:tblStylePr>
   </w:style>
-  <w:style w:type="table" w:styleId="883">
+  <w:style w:type="table" w:styleId="884">
     <w:name w:val="Bordered &amp; Lined - Accent 6"/>
-    <w:basedOn w:val="951"/>
+    <w:basedOn w:val="952"/>
     <w:uiPriority w:val="99"/>
     <w:pPr>
       <w:pBdr/>
@@ -29745,9 +29762,9 @@
       </w:tcPr>
     </w:tblStylePr>
   </w:style>
-  <w:style w:type="table" w:styleId="884">
+  <w:style w:type="table" w:styleId="885">
     <w:name w:val="Bordered"/>
-    <w:basedOn w:val="951"/>
+    <w:basedOn w:val="952"/>
     <w:uiPriority w:val="99"/>
     <w:pPr>
       <w:pBdr/>
@@ -29976,9 +29993,9 @@
       </w:tcPr>
     </w:tblStylePr>
   </w:style>
-  <w:style w:type="table" w:styleId="885">
+  <w:style w:type="table" w:styleId="886">
     <w:name w:val="Bordered - Accent 1"/>
-    <w:basedOn w:val="951"/>
+    <w:basedOn w:val="952"/>
     <w:uiPriority w:val="99"/>
     <w:pPr>
       <w:pBdr/>
@@ -30207,9 +30224,9 @@
       </w:tcPr>
     </w:tblStylePr>
   </w:style>
-  <w:style w:type="table" w:styleId="886">
+  <w:style w:type="table" w:styleId="887">
     <w:name w:val="Bordered - Accent 2"/>
-    <w:basedOn w:val="951"/>
+    <w:basedOn w:val="952"/>
     <w:uiPriority w:val="99"/>
     <w:pPr>
       <w:pBdr/>
@@ -30438,9 +30455,9 @@
       </w:tcPr>
     </w:tblStylePr>
   </w:style>
-  <w:style w:type="table" w:styleId="887">
+  <w:style w:type="table" w:styleId="888">
     <w:name w:val="Bordered - Accent 3"/>
-    <w:basedOn w:val="951"/>
+    <w:basedOn w:val="952"/>
     <w:uiPriority w:val="99"/>
     <w:pPr>
       <w:pBdr/>
@@ -30669,9 +30686,9 @@
       </w:tcPr>
     </w:tblStylePr>
   </w:style>
-  <w:style w:type="table" w:styleId="888">
+  <w:style w:type="table" w:styleId="889">
     <w:name w:val="Bordered - Accent 4"/>
-    <w:basedOn w:val="951"/>
+    <w:basedOn w:val="952"/>
     <w:uiPriority w:val="99"/>
     <w:pPr>
       <w:pBdr/>
@@ -30900,9 +30917,9 @@
       </w:tcPr>
     </w:tblStylePr>
   </w:style>
-  <w:style w:type="table" w:styleId="889">
+  <w:style w:type="table" w:styleId="890">
     <w:name w:val="Bordered - Accent 5"/>
-    <w:basedOn w:val="951"/>
+    <w:basedOn w:val="952"/>
     <w:uiPriority w:val="99"/>
     <w:pPr>
       <w:pBdr/>
@@ -31131,9 +31148,9 @@
       </w:tcPr>
     </w:tblStylePr>
   </w:style>
-  <w:style w:type="table" w:styleId="890">
+  <w:style w:type="table" w:styleId="891">
     <w:name w:val="Bordered - Accent 6"/>
-    <w:basedOn w:val="951"/>
+    <w:basedOn w:val="952"/>
     <w:uiPriority w:val="99"/>
     <w:pPr>
       <w:pBdr/>
@@ -31362,11 +31379,11 @@
       </w:tcPr>
     </w:tblStylePr>
   </w:style>
-  <w:style w:type="paragraph" w:styleId="891">
+  <w:style w:type="paragraph" w:styleId="892">
     <w:name w:val="Heading 1"/>
-    <w:basedOn w:val="950"/>
-    <w:next w:val="950"/>
-    <w:link w:val="901"/>
+    <w:basedOn w:val="951"/>
+    <w:next w:val="951"/>
+    <w:link w:val="902"/>
     <w:uiPriority w:val="9"/>
     <w:qFormat/>
     <w:pPr>
@@ -31384,11 +31401,11 @@
       <w:szCs w:val="40"/>
     </w:rPr>
   </w:style>
-  <w:style w:type="paragraph" w:styleId="892">
+  <w:style w:type="paragraph" w:styleId="893">
     <w:name w:val="Heading 2"/>
-    <w:basedOn w:val="950"/>
-    <w:next w:val="950"/>
-    <w:link w:val="902"/>
+    <w:basedOn w:val="951"/>
+    <w:next w:val="951"/>
+    <w:link w:val="903"/>
     <w:uiPriority w:val="9"/>
     <w:unhideWhenUsed/>
     <w:qFormat/>
@@ -31407,11 +31424,11 @@
       <w:szCs w:val="32"/>
     </w:rPr>
   </w:style>
-  <w:style w:type="paragraph" w:styleId="893">
+  <w:style w:type="paragraph" w:styleId="894">
     <w:name w:val="Heading 3"/>
-    <w:basedOn w:val="950"/>
-    <w:next w:val="950"/>
-    <w:link w:val="903"/>
+    <w:basedOn w:val="951"/>
+    <w:next w:val="951"/>
+    <w:link w:val="904"/>
     <w:uiPriority w:val="9"/>
     <w:unhideWhenUsed/>
     <w:qFormat/>
@@ -31430,11 +31447,11 @@
       <w:szCs w:val="28"/>
     </w:rPr>
   </w:style>
-  <w:style w:type="paragraph" w:styleId="894">
+  <w:style w:type="paragraph" w:styleId="895">
     <w:name w:val="Heading 4"/>
-    <w:basedOn w:val="950"/>
-    <w:next w:val="950"/>
-    <w:link w:val="904"/>
+    <w:basedOn w:val="951"/>
+    <w:next w:val="951"/>
+    <w:link w:val="905"/>
     <w:uiPriority w:val="9"/>
     <w:unhideWhenUsed/>
     <w:qFormat/>
@@ -31453,11 +31470,11 @@
       <w:color w:val="0f4761" w:themeColor="accent1" w:themeShade="BF"/>
     </w:rPr>
   </w:style>
-  <w:style w:type="paragraph" w:styleId="895">
+  <w:style w:type="paragraph" w:styleId="896">
     <w:name w:val="Heading 5"/>
-    <w:basedOn w:val="950"/>
-    <w:next w:val="950"/>
-    <w:link w:val="905"/>
+    <w:basedOn w:val="951"/>
+    <w:next w:val="951"/>
+    <w:link w:val="906"/>
     <w:uiPriority w:val="9"/>
     <w:unhideWhenUsed/>
     <w:qFormat/>
@@ -31474,11 +31491,11 @@
       <w:color w:val="0f4761" w:themeColor="accent1" w:themeShade="BF"/>
     </w:rPr>
   </w:style>
-  <w:style w:type="paragraph" w:styleId="896">
+  <w:style w:type="paragraph" w:styleId="897">
     <w:name w:val="Heading 6"/>
-    <w:basedOn w:val="950"/>
-    <w:next w:val="950"/>
-    <w:link w:val="906"/>
+    <w:basedOn w:val="951"/>
+    <w:next w:val="951"/>
+    <w:link w:val="907"/>
     <w:uiPriority w:val="9"/>
     <w:unhideWhenUsed/>
     <w:qFormat/>
@@ -31497,11 +31514,11 @@
       <w:color w:val="595959" w:themeColor="text1" w:themeTint="A6"/>
     </w:rPr>
   </w:style>
-  <w:style w:type="paragraph" w:styleId="897">
+  <w:style w:type="paragraph" w:styleId="898">
     <w:name w:val="Heading 7"/>
-    <w:basedOn w:val="950"/>
-    <w:next w:val="950"/>
-    <w:link w:val="907"/>
+    <w:basedOn w:val="951"/>
+    <w:next w:val="951"/>
+    <w:link w:val="908"/>
     <w:uiPriority w:val="9"/>
     <w:unhideWhenUsed/>
     <w:qFormat/>
@@ -31518,11 +31535,11 @@
       <w:color w:val="595959" w:themeColor="text1" w:themeTint="A6"/>
     </w:rPr>
   </w:style>
-  <w:style w:type="paragraph" w:styleId="898">
+  <w:style w:type="paragraph" w:styleId="899">
     <w:name w:val="Heading 8"/>
-    <w:basedOn w:val="950"/>
-    <w:next w:val="950"/>
-    <w:link w:val="908"/>
+    <w:basedOn w:val="951"/>
+    <w:next w:val="951"/>
+    <w:link w:val="909"/>
     <w:uiPriority w:val="9"/>
     <w:unhideWhenUsed/>
     <w:qFormat/>
@@ -31541,11 +31558,11 @@
       <w:color w:val="272727" w:themeColor="text1" w:themeTint="D8"/>
     </w:rPr>
   </w:style>
-  <w:style w:type="paragraph" w:styleId="899">
+  <w:style w:type="paragraph" w:styleId="900">
     <w:name w:val="Heading 9"/>
-    <w:basedOn w:val="950"/>
-    <w:next w:val="950"/>
-    <w:link w:val="909"/>
+    <w:basedOn w:val="951"/>
+    <w:next w:val="951"/>
+    <w:link w:val="910"/>
     <w:uiPriority w:val="9"/>
     <w:unhideWhenUsed/>
     <w:qFormat/>
@@ -31564,7 +31581,7 @@
       <w:color w:val="272727" w:themeColor="text1" w:themeTint="D8"/>
     </w:rPr>
   </w:style>
-  <w:style w:type="character" w:styleId="900" w:default="1">
+  <w:style w:type="character" w:styleId="901" w:default="1">
     <w:name w:val="Default Paragraph Font"/>
     <w:uiPriority w:val="1"/>
     <w:semiHidden/>
@@ -31575,10 +31592,10 @@
       <w:ind/>
     </w:pPr>
   </w:style>
-  <w:style w:type="character" w:styleId="901">
+  <w:style w:type="character" w:styleId="902">
     <w:name w:val="Heading 1 Char"/>
-    <w:basedOn w:val="900"/>
-    <w:link w:val="891"/>
+    <w:basedOn w:val="901"/>
+    <w:link w:val="892"/>
     <w:uiPriority w:val="9"/>
     <w:pPr>
       <w:pBdr/>
@@ -31592,10 +31609,10 @@
       <w:szCs w:val="40"/>
     </w:rPr>
   </w:style>
-  <w:style w:type="character" w:styleId="902">
+  <w:style w:type="character" w:styleId="903">
     <w:name w:val="Heading 2 Char"/>
-    <w:basedOn w:val="900"/>
-    <w:link w:val="892"/>
+    <w:basedOn w:val="901"/>
+    <w:link w:val="893"/>
     <w:uiPriority w:val="9"/>
     <w:pPr>
       <w:pBdr/>
@@ -31609,10 +31626,10 @@
       <w:szCs w:val="32"/>
     </w:rPr>
   </w:style>
-  <w:style w:type="character" w:styleId="903">
+  <w:style w:type="character" w:styleId="904">
     <w:name w:val="Heading 3 Char"/>
-    <w:basedOn w:val="900"/>
-    <w:link w:val="893"/>
+    <w:basedOn w:val="901"/>
+    <w:link w:val="894"/>
     <w:uiPriority w:val="9"/>
     <w:pPr>
       <w:pBdr/>
@@ -31626,10 +31643,10 @@
       <w:szCs w:val="28"/>
     </w:rPr>
   </w:style>
-  <w:style w:type="character" w:styleId="904">
+  <w:style w:type="character" w:styleId="905">
     <w:name w:val="Heading 4 Char"/>
-    <w:basedOn w:val="900"/>
-    <w:link w:val="894"/>
+    <w:basedOn w:val="901"/>
+    <w:link w:val="895"/>
     <w:uiPriority w:val="9"/>
     <w:pPr>
       <w:pBdr/>
@@ -31643,10 +31660,10 @@
       <w:color w:val="0f4761" w:themeColor="accent1" w:themeShade="BF"/>
     </w:rPr>
   </w:style>
-  <w:style w:type="character" w:styleId="905">
+  <w:style w:type="character" w:styleId="906">
     <w:name w:val="Heading 5 Char"/>
-    <w:basedOn w:val="900"/>
-    <w:link w:val="895"/>
+    <w:basedOn w:val="901"/>
+    <w:link w:val="896"/>
     <w:uiPriority w:val="9"/>
     <w:pPr>
       <w:pBdr/>
@@ -31658,10 +31675,10 @@
       <w:color w:val="0f4761" w:themeColor="accent1" w:themeShade="BF"/>
     </w:rPr>
   </w:style>
-  <w:style w:type="character" w:styleId="906">
+  <w:style w:type="character" w:styleId="907">
     <w:name w:val="Heading 6 Char"/>
-    <w:basedOn w:val="900"/>
-    <w:link w:val="896"/>
+    <w:basedOn w:val="901"/>
+    <w:link w:val="897"/>
     <w:uiPriority w:val="9"/>
     <w:pPr>
       <w:pBdr/>
@@ -31675,10 +31692,10 @@
       <w:color w:val="595959" w:themeColor="text1" w:themeTint="A6"/>
     </w:rPr>
   </w:style>
-  <w:style w:type="character" w:styleId="907">
+  <w:style w:type="character" w:styleId="908">
     <w:name w:val="Heading 7 Char"/>
-    <w:basedOn w:val="900"/>
-    <w:link w:val="897"/>
+    <w:basedOn w:val="901"/>
+    <w:link w:val="898"/>
     <w:uiPriority w:val="9"/>
     <w:pPr>
       <w:pBdr/>
@@ -31690,26 +31707,9 @@
       <w:color w:val="595959" w:themeColor="text1" w:themeTint="A6"/>
     </w:rPr>
   </w:style>
-  <w:style w:type="character" w:styleId="908">
+  <w:style w:type="character" w:styleId="909">
     <w:name w:val="Heading 8 Char"/>
-    <w:basedOn w:val="900"/>
-    <w:link w:val="898"/>
-    <w:uiPriority w:val="9"/>
-    <w:pPr>
-      <w:pBdr/>
-      <w:spacing/>
-      <w:ind/>
-    </w:pPr>
-    <w:rPr>
-      <w:rFonts w:ascii="Arial" w:hAnsi="Arial" w:eastAsia="Arial" w:cs="Arial"/>
-      <w:i/>
-      <w:iCs/>
-      <w:color w:val="272727" w:themeColor="text1" w:themeTint="D8"/>
-    </w:rPr>
-  </w:style>
-  <w:style w:type="character" w:styleId="909">
-    <w:name w:val="Heading 9 Char"/>
-    <w:basedOn w:val="900"/>
+    <w:basedOn w:val="901"/>
     <w:link w:val="899"/>
     <w:uiPriority w:val="9"/>
     <w:pPr>
@@ -31724,11 +31724,28 @@
       <w:color w:val="272727" w:themeColor="text1" w:themeTint="D8"/>
     </w:rPr>
   </w:style>
-  <w:style w:type="paragraph" w:styleId="910">
+  <w:style w:type="character" w:styleId="910">
+    <w:name w:val="Heading 9 Char"/>
+    <w:basedOn w:val="901"/>
+    <w:link w:val="900"/>
+    <w:uiPriority w:val="9"/>
+    <w:pPr>
+      <w:pBdr/>
+      <w:spacing/>
+      <w:ind/>
+    </w:pPr>
+    <w:rPr>
+      <w:rFonts w:ascii="Arial" w:hAnsi="Arial" w:eastAsia="Arial" w:cs="Arial"/>
+      <w:i/>
+      <w:iCs/>
+      <w:color w:val="272727" w:themeColor="text1" w:themeTint="D8"/>
+    </w:rPr>
+  </w:style>
+  <w:style w:type="paragraph" w:styleId="911">
     <w:name w:val="Title"/>
-    <w:basedOn w:val="950"/>
-    <w:next w:val="950"/>
-    <w:link w:val="911"/>
+    <w:basedOn w:val="951"/>
+    <w:next w:val="951"/>
+    <w:link w:val="912"/>
     <w:uiPriority w:val="10"/>
     <w:qFormat/>
     <w:pPr>
@@ -31744,10 +31761,10 @@
       <w:szCs w:val="56"/>
     </w:rPr>
   </w:style>
-  <w:style w:type="character" w:styleId="911">
+  <w:style w:type="character" w:styleId="912">
     <w:name w:val="Title Char"/>
-    <w:basedOn w:val="900"/>
-    <w:link w:val="910"/>
+    <w:basedOn w:val="901"/>
+    <w:link w:val="911"/>
     <w:uiPriority w:val="10"/>
     <w:pPr>
       <w:pBdr/>
@@ -31761,11 +31778,11 @@
       <w:szCs w:val="56"/>
     </w:rPr>
   </w:style>
-  <w:style w:type="paragraph" w:styleId="912">
+  <w:style w:type="paragraph" w:styleId="913">
     <w:name w:val="Subtitle"/>
-    <w:basedOn w:val="950"/>
-    <w:next w:val="950"/>
-    <w:link w:val="913"/>
+    <w:basedOn w:val="951"/>
+    <w:next w:val="951"/>
+    <w:link w:val="914"/>
     <w:uiPriority w:val="11"/>
     <w:qFormat/>
     <w:pPr>
@@ -31783,10 +31800,10 @@
       <w:szCs w:val="28"/>
     </w:rPr>
   </w:style>
-  <w:style w:type="character" w:styleId="913">
+  <w:style w:type="character" w:styleId="914">
     <w:name w:val="Subtitle Char"/>
-    <w:basedOn w:val="900"/>
-    <w:link w:val="912"/>
+    <w:basedOn w:val="901"/>
+    <w:link w:val="913"/>
     <w:uiPriority w:val="11"/>
     <w:pPr>
       <w:pBdr/>
@@ -31800,11 +31817,11 @@
       <w:szCs w:val="28"/>
     </w:rPr>
   </w:style>
-  <w:style w:type="paragraph" w:styleId="914">
+  <w:style w:type="paragraph" w:styleId="915">
     <w:name w:val="Quote"/>
-    <w:basedOn w:val="950"/>
-    <w:next w:val="950"/>
-    <w:link w:val="915"/>
+    <w:basedOn w:val="951"/>
+    <w:next w:val="951"/>
+    <w:link w:val="916"/>
     <w:uiPriority w:val="29"/>
     <w:qFormat/>
     <w:pPr>
@@ -31819,10 +31836,10 @@
       <w:color w:val="404040" w:themeColor="text1" w:themeTint="BF"/>
     </w:rPr>
   </w:style>
-  <w:style w:type="character" w:styleId="915">
+  <w:style w:type="character" w:styleId="916">
     <w:name w:val="Quote Char"/>
-    <w:basedOn w:val="900"/>
-    <w:link w:val="914"/>
+    <w:basedOn w:val="901"/>
+    <w:link w:val="915"/>
     <w:uiPriority w:val="29"/>
     <w:pPr>
       <w:pBdr/>
@@ -31835,9 +31852,9 @@
       <w:color w:val="404040" w:themeColor="text1" w:themeTint="BF"/>
     </w:rPr>
   </w:style>
-  <w:style w:type="character" w:styleId="916">
+  <w:style w:type="character" w:styleId="917">
     <w:name w:val="Intense Emphasis"/>
-    <w:basedOn w:val="900"/>
+    <w:basedOn w:val="901"/>
     <w:uiPriority w:val="21"/>
     <w:qFormat/>
     <w:pPr>
@@ -31851,11 +31868,11 @@
       <w:color w:val="0f4761" w:themeColor="accent1" w:themeShade="BF"/>
     </w:rPr>
   </w:style>
-  <w:style w:type="paragraph" w:styleId="917">
+  <w:style w:type="paragraph" w:styleId="918">
     <w:name w:val="Intense Quote"/>
-    <w:basedOn w:val="950"/>
-    <w:next w:val="950"/>
-    <w:link w:val="918"/>
+    <w:basedOn w:val="951"/>
+    <w:next w:val="951"/>
+    <w:link w:val="919"/>
     <w:uiPriority w:val="30"/>
     <w:qFormat/>
     <w:pPr>
@@ -31873,10 +31890,10 @@
       <w:color w:val="0f4761" w:themeColor="accent1" w:themeShade="BF"/>
     </w:rPr>
   </w:style>
-  <w:style w:type="character" w:styleId="918">
+  <w:style w:type="character" w:styleId="919">
     <w:name w:val="Intense Quote Char"/>
-    <w:basedOn w:val="900"/>
-    <w:link w:val="917"/>
+    <w:basedOn w:val="901"/>
+    <w:link w:val="918"/>
     <w:uiPriority w:val="30"/>
     <w:pPr>
       <w:pBdr/>
@@ -31889,9 +31906,9 @@
       <w:color w:val="0f4761" w:themeColor="accent1" w:themeShade="BF"/>
     </w:rPr>
   </w:style>
-  <w:style w:type="character" w:styleId="919">
+  <w:style w:type="character" w:styleId="920">
     <w:name w:val="Intense Reference"/>
-    <w:basedOn w:val="900"/>
+    <w:basedOn w:val="901"/>
     <w:uiPriority w:val="32"/>
     <w:qFormat/>
     <w:pPr>
@@ -31907,9 +31924,9 @@
       <w:spacing w:val="5"/>
     </w:rPr>
   </w:style>
-  <w:style w:type="character" w:styleId="920">
+  <w:style w:type="character" w:styleId="921">
     <w:name w:val="Subtle Emphasis"/>
-    <w:basedOn w:val="900"/>
+    <w:basedOn w:val="901"/>
     <w:uiPriority w:val="19"/>
     <w:qFormat/>
     <w:pPr>
@@ -31923,9 +31940,9 @@
       <w:color w:val="404040" w:themeColor="text1" w:themeTint="BF"/>
     </w:rPr>
   </w:style>
-  <w:style w:type="character" w:styleId="921">
+  <w:style w:type="character" w:styleId="922">
     <w:name w:val="Emphasis"/>
-    <w:basedOn w:val="900"/>
+    <w:basedOn w:val="901"/>
     <w:uiPriority w:val="20"/>
     <w:qFormat/>
     <w:pPr>
@@ -31938,9 +31955,9 @@
       <w:iCs/>
     </w:rPr>
   </w:style>
-  <w:style w:type="character" w:styleId="922">
+  <w:style w:type="character" w:styleId="923">
     <w:name w:val="Strong"/>
-    <w:basedOn w:val="900"/>
+    <w:basedOn w:val="901"/>
     <w:uiPriority w:val="22"/>
     <w:qFormat/>
     <w:pPr>
@@ -31953,9 +31970,9 @@
       <w:bCs/>
     </w:rPr>
   </w:style>
-  <w:style w:type="character" w:styleId="923">
+  <w:style w:type="character" w:styleId="924">
     <w:name w:val="Subtle Reference"/>
-    <w:basedOn w:val="900"/>
+    <w:basedOn w:val="901"/>
     <w:uiPriority w:val="31"/>
     <w:qFormat/>
     <w:pPr>
@@ -31968,9 +31985,9 @@
       <w:color w:val="5a5a5a" w:themeColor="text1" w:themeTint="A5"/>
     </w:rPr>
   </w:style>
-  <w:style w:type="character" w:styleId="924">
+  <w:style w:type="character" w:styleId="925">
     <w:name w:val="Book Title"/>
-    <w:basedOn w:val="900"/>
+    <w:basedOn w:val="901"/>
     <w:uiPriority w:val="33"/>
     <w:qFormat/>
     <w:pPr>
@@ -31986,10 +32003,10 @@
       <w:spacing w:val="5"/>
     </w:rPr>
   </w:style>
-  <w:style w:type="paragraph" w:styleId="925">
+  <w:style w:type="paragraph" w:styleId="926">
     <w:name w:val="Header"/>
-    <w:basedOn w:val="950"/>
-    <w:link w:val="926"/>
+    <w:basedOn w:val="951"/>
+    <w:link w:val="927"/>
     <w:uiPriority w:val="99"/>
     <w:unhideWhenUsed/>
     <w:pPr>
@@ -32002,10 +32019,10 @@
       <w:ind/>
     </w:pPr>
   </w:style>
-  <w:style w:type="character" w:styleId="926">
+  <w:style w:type="character" w:styleId="927">
     <w:name w:val="Header Char"/>
-    <w:basedOn w:val="900"/>
-    <w:link w:val="925"/>
+    <w:basedOn w:val="901"/>
+    <w:link w:val="926"/>
     <w:uiPriority w:val="99"/>
     <w:pPr>
       <w:pBdr/>
@@ -32013,10 +32030,10 @@
       <w:ind/>
     </w:pPr>
   </w:style>
-  <w:style w:type="paragraph" w:styleId="927">
+  <w:style w:type="paragraph" w:styleId="928">
     <w:name w:val="Footer"/>
-    <w:basedOn w:val="950"/>
-    <w:link w:val="928"/>
+    <w:basedOn w:val="951"/>
+    <w:link w:val="929"/>
     <w:uiPriority w:val="99"/>
     <w:unhideWhenUsed/>
     <w:pPr>
@@ -32029,10 +32046,10 @@
       <w:ind/>
     </w:pPr>
   </w:style>
-  <w:style w:type="character" w:styleId="928">
+  <w:style w:type="character" w:styleId="929">
     <w:name w:val="Footer Char"/>
-    <w:basedOn w:val="900"/>
-    <w:link w:val="927"/>
+    <w:basedOn w:val="901"/>
+    <w:link w:val="928"/>
     <w:uiPriority w:val="99"/>
     <w:pPr>
       <w:pBdr/>
@@ -32040,10 +32057,10 @@
       <w:ind/>
     </w:pPr>
   </w:style>
-  <w:style w:type="paragraph" w:styleId="929">
+  <w:style w:type="paragraph" w:styleId="930">
     <w:name w:val="Caption"/>
-    <w:basedOn w:val="950"/>
-    <w:next w:val="950"/>
+    <w:basedOn w:val="951"/>
+    <w:next w:val="951"/>
     <w:uiPriority w:val="35"/>
     <w:unhideWhenUsed/>
     <w:qFormat/>
@@ -32060,10 +32077,10 @@
       <w:szCs w:val="18"/>
     </w:rPr>
   </w:style>
-  <w:style w:type="paragraph" w:styleId="930">
+  <w:style w:type="paragraph" w:styleId="931">
     <w:name w:val="footnote text"/>
-    <w:basedOn w:val="950"/>
-    <w:link w:val="931"/>
+    <w:basedOn w:val="951"/>
+    <w:link w:val="932"/>
     <w:uiPriority w:val="99"/>
     <w:semiHidden/>
     <w:unhideWhenUsed/>
@@ -32077,10 +32094,10 @@
       <w:szCs w:val="20"/>
     </w:rPr>
   </w:style>
-  <w:style w:type="character" w:styleId="931">
+  <w:style w:type="character" w:styleId="932">
     <w:name w:val="Footnote Text Char"/>
-    <w:basedOn w:val="900"/>
-    <w:link w:val="930"/>
+    <w:basedOn w:val="901"/>
+    <w:link w:val="931"/>
     <w:uiPriority w:val="99"/>
     <w:semiHidden/>
     <w:pPr>
@@ -32093,9 +32110,9 @@
       <w:szCs w:val="20"/>
     </w:rPr>
   </w:style>
-  <w:style w:type="character" w:styleId="932">
+  <w:style w:type="character" w:styleId="933">
     <w:name w:val="footnote reference"/>
-    <w:basedOn w:val="900"/>
+    <w:basedOn w:val="901"/>
     <w:uiPriority w:val="99"/>
     <w:semiHidden/>
     <w:unhideWhenUsed/>
@@ -32108,10 +32125,10 @@
       <w:vertAlign w:val="superscript"/>
     </w:rPr>
   </w:style>
-  <w:style w:type="paragraph" w:styleId="933">
+  <w:style w:type="paragraph" w:styleId="934">
     <w:name w:val="endnote text"/>
-    <w:basedOn w:val="950"/>
-    <w:link w:val="934"/>
+    <w:basedOn w:val="951"/>
+    <w:link w:val="935"/>
     <w:uiPriority w:val="99"/>
     <w:semiHidden/>
     <w:unhideWhenUsed/>
@@ -32125,10 +32142,10 @@
       <w:szCs w:val="20"/>
     </w:rPr>
   </w:style>
-  <w:style w:type="character" w:styleId="934">
+  <w:style w:type="character" w:styleId="935">
     <w:name w:val="Endnote Text Char"/>
-    <w:basedOn w:val="900"/>
-    <w:link w:val="933"/>
+    <w:basedOn w:val="901"/>
+    <w:link w:val="934"/>
     <w:uiPriority w:val="99"/>
     <w:semiHidden/>
     <w:pPr>
@@ -32141,9 +32158,9 @@
       <w:szCs w:val="20"/>
     </w:rPr>
   </w:style>
-  <w:style w:type="character" w:styleId="935">
+  <w:style w:type="character" w:styleId="936">
     <w:name w:val="endnote reference"/>
-    <w:basedOn w:val="900"/>
+    <w:basedOn w:val="901"/>
     <w:uiPriority w:val="99"/>
     <w:semiHidden/>
     <w:unhideWhenUsed/>
@@ -32156,9 +32173,9 @@
       <w:vertAlign w:val="superscript"/>
     </w:rPr>
   </w:style>
-  <w:style w:type="character" w:styleId="936">
+  <w:style w:type="character" w:styleId="937">
     <w:name w:val="Hyperlink"/>
-    <w:basedOn w:val="900"/>
+    <w:basedOn w:val="901"/>
     <w:uiPriority w:val="99"/>
     <w:unhideWhenUsed/>
     <w:pPr>
@@ -32171,9 +32188,9 @@
       <w:u w:val="single"/>
     </w:rPr>
   </w:style>
-  <w:style w:type="character" w:styleId="937">
+  <w:style w:type="character" w:styleId="938">
     <w:name w:val="FollowedHyperlink"/>
-    <w:basedOn w:val="900"/>
+    <w:basedOn w:val="901"/>
     <w:uiPriority w:val="99"/>
     <w:semiHidden/>
     <w:unhideWhenUsed/>
@@ -32187,10 +32204,10 @@
       <w:u w:val="single"/>
     </w:rPr>
   </w:style>
-  <w:style w:type="paragraph" w:styleId="938">
+  <w:style w:type="paragraph" w:styleId="939">
     <w:name w:val="toc 1"/>
-    <w:basedOn w:val="950"/>
-    <w:next w:val="950"/>
+    <w:basedOn w:val="951"/>
+    <w:next w:val="951"/>
     <w:uiPriority w:val="39"/>
     <w:unhideWhenUsed/>
     <w:pPr>
@@ -32199,10 +32216,10 @@
       <w:ind/>
     </w:pPr>
   </w:style>
-  <w:style w:type="paragraph" w:styleId="939">
+  <w:style w:type="paragraph" w:styleId="940">
     <w:name w:val="toc 2"/>
-    <w:basedOn w:val="950"/>
-    <w:next w:val="950"/>
+    <w:basedOn w:val="951"/>
+    <w:next w:val="951"/>
     <w:uiPriority w:val="39"/>
     <w:unhideWhenUsed/>
     <w:pPr>
@@ -32211,10 +32228,10 @@
       <w:ind w:left="220"/>
     </w:pPr>
   </w:style>
-  <w:style w:type="paragraph" w:styleId="940">
+  <w:style w:type="paragraph" w:styleId="941">
     <w:name w:val="toc 3"/>
-    <w:basedOn w:val="950"/>
-    <w:next w:val="950"/>
+    <w:basedOn w:val="951"/>
+    <w:next w:val="951"/>
     <w:uiPriority w:val="39"/>
     <w:unhideWhenUsed/>
     <w:pPr>
@@ -32223,10 +32240,10 @@
       <w:ind w:left="440"/>
     </w:pPr>
   </w:style>
-  <w:style w:type="paragraph" w:styleId="941">
+  <w:style w:type="paragraph" w:styleId="942">
     <w:name w:val="toc 4"/>
-    <w:basedOn w:val="950"/>
-    <w:next w:val="950"/>
+    <w:basedOn w:val="951"/>
+    <w:next w:val="951"/>
     <w:uiPriority w:val="39"/>
     <w:unhideWhenUsed/>
     <w:pPr>
@@ -32235,10 +32252,10 @@
       <w:ind w:left="660"/>
     </w:pPr>
   </w:style>
-  <w:style w:type="paragraph" w:styleId="942">
+  <w:style w:type="paragraph" w:styleId="943">
     <w:name w:val="toc 5"/>
-    <w:basedOn w:val="950"/>
-    <w:next w:val="950"/>
+    <w:basedOn w:val="951"/>
+    <w:next w:val="951"/>
     <w:uiPriority w:val="39"/>
     <w:unhideWhenUsed/>
     <w:pPr>
@@ -32247,10 +32264,10 @@
       <w:ind w:left="880"/>
     </w:pPr>
   </w:style>
-  <w:style w:type="paragraph" w:styleId="943">
+  <w:style w:type="paragraph" w:styleId="944">
     <w:name w:val="toc 6"/>
-    <w:basedOn w:val="950"/>
-    <w:next w:val="950"/>
+    <w:basedOn w:val="951"/>
+    <w:next w:val="951"/>
     <w:uiPriority w:val="39"/>
     <w:unhideWhenUsed/>
     <w:pPr>
@@ -32259,10 +32276,10 @@
       <w:ind w:left="1100"/>
     </w:pPr>
   </w:style>
-  <w:style w:type="paragraph" w:styleId="944">
+  <w:style w:type="paragraph" w:styleId="945">
     <w:name w:val="toc 7"/>
-    <w:basedOn w:val="950"/>
-    <w:next w:val="950"/>
+    <w:basedOn w:val="951"/>
+    <w:next w:val="951"/>
     <w:uiPriority w:val="39"/>
     <w:unhideWhenUsed/>
     <w:pPr>
@@ -32271,10 +32288,10 @@
       <w:ind w:left="1320"/>
     </w:pPr>
   </w:style>
-  <w:style w:type="paragraph" w:styleId="945">
+  <w:style w:type="paragraph" w:styleId="946">
     <w:name w:val="toc 8"/>
-    <w:basedOn w:val="950"/>
-    <w:next w:val="950"/>
+    <w:basedOn w:val="951"/>
+    <w:next w:val="951"/>
     <w:uiPriority w:val="39"/>
     <w:unhideWhenUsed/>
     <w:pPr>
@@ -32283,10 +32300,10 @@
       <w:ind w:left="1540"/>
     </w:pPr>
   </w:style>
-  <w:style w:type="paragraph" w:styleId="946">
+  <w:style w:type="paragraph" w:styleId="947">
     <w:name w:val="toc 9"/>
-    <w:basedOn w:val="950"/>
-    <w:next w:val="950"/>
+    <w:basedOn w:val="951"/>
+    <w:next w:val="951"/>
     <w:uiPriority w:val="39"/>
     <w:unhideWhenUsed/>
     <w:pPr>
@@ -32295,9 +32312,9 @@
       <w:ind w:left="1760"/>
     </w:pPr>
   </w:style>
-  <w:style w:type="character" w:styleId="947">
+  <w:style w:type="character" w:styleId="948">
     <w:name w:val="Placeholder Text"/>
-    <w:basedOn w:val="900"/>
+    <w:basedOn w:val="901"/>
     <w:uiPriority w:val="99"/>
     <w:semiHidden/>
     <w:pPr>
@@ -32309,7 +32326,7 @@
       <w:color w:val="666666"/>
     </w:rPr>
   </w:style>
-  <w:style w:type="paragraph" w:styleId="948">
+  <w:style w:type="paragraph" w:styleId="949">
     <w:name w:val="TOC Heading"/>
     <w:uiPriority w:val="39"/>
     <w:unhideWhenUsed/>
@@ -32319,10 +32336,10 @@
       <w:ind/>
     </w:pPr>
   </w:style>
-  <w:style w:type="paragraph" w:styleId="949">
+  <w:style w:type="paragraph" w:styleId="950">
     <w:name w:val="table of figures"/>
-    <w:basedOn w:val="950"/>
-    <w:next w:val="950"/>
+    <w:basedOn w:val="951"/>
+    <w:next w:val="951"/>
     <w:uiPriority w:val="99"/>
     <w:unhideWhenUsed/>
     <w:pPr>
@@ -32331,7 +32348,7 @@
       <w:ind/>
     </w:pPr>
   </w:style>
-  <w:style w:type="paragraph" w:styleId="950" w:default="1">
+  <w:style w:type="paragraph" w:styleId="951" w:default="1">
     <w:name w:val="Normal"/>
     <w:qFormat/>
     <w:pPr>
@@ -32340,7 +32357,7 @@
       <w:ind/>
     </w:pPr>
   </w:style>
-  <w:style w:type="table" w:styleId="951" w:default="1">
+  <w:style w:type="table" w:styleId="952" w:default="1">
     <w:name w:val="Normal Table"/>
     <w:uiPriority w:val="99"/>
     <w:semiHidden/>
@@ -32533,7 +32550,7 @@
       </w:tcPr>
     </w:tblStylePr>
   </w:style>
-  <w:style w:type="numbering" w:styleId="952" w:default="1">
+  <w:style w:type="numbering" w:styleId="953" w:default="1">
     <w:name w:val="No List"/>
     <w:uiPriority w:val="99"/>
     <w:semiHidden/>
@@ -32544,9 +32561,9 @@
       <w:ind/>
     </w:pPr>
   </w:style>
-  <w:style w:type="paragraph" w:styleId="953">
+  <w:style w:type="paragraph" w:styleId="954">
     <w:name w:val="No Spacing"/>
-    <w:basedOn w:val="950"/>
+    <w:basedOn w:val="951"/>
     <w:uiPriority w:val="1"/>
     <w:qFormat/>
     <w:pPr>
@@ -32555,9 +32572,9 @@
       <w:ind/>
     </w:pPr>
   </w:style>
-  <w:style w:type="paragraph" w:styleId="954">
+  <w:style w:type="paragraph" w:styleId="955">
     <w:name w:val="List Paragraph"/>
-    <w:basedOn w:val="950"/>
+    <w:basedOn w:val="951"/>
     <w:uiPriority w:val="34"/>
     <w:qFormat/>
     <w:pPr>

--- a/5PK.docx
+++ b/5PK.docx
@@ -516,7 +516,7 @@
           <w:sz w:val="28"/>
           <w:szCs w:val="28"/>
           <w:highlight w:val="none"/>
-          <w:lang w:val="en-IE"/>
+          <w:lang w:val="en-IE" w:bidi="en-IE"/>
         </w:rPr>
       </w:r>
       <w:r>
@@ -553,7 +553,7 @@
           <w:sz w:val="28"/>
           <w:szCs w:val="28"/>
           <w:highlight w:val="none"/>
-          <w:lang w:val="en-IE"/>
+          <w:lang w:val="en-IE" w:bidi="en-IE"/>
         </w:rPr>
       </w:r>
       <w:r>
@@ -605,7 +605,7 @@
           <w:sz w:val="22"/>
           <w:szCs w:val="22"/>
           <w:highlight w:val="none"/>
-          <w:lang w:val="en-US"/>
+          <w:lang w:val="en-IE"/>
         </w:rPr>
         <w:t xml:space="preserve"> </w:t>
       </w:r>
@@ -837,7 +837,7 @@
           <w:sz w:val="22"/>
           <w:szCs w:val="22"/>
           <w:highlight w:val="none"/>
-          <w:lang w:val="en-US"/>
+          <w:lang w:val="en-IE"/>
         </w:rPr>
         <w:t xml:space="preserve">n</w:t>
       </w:r>
@@ -904,8 +904,243 @@
         </w:tabs>
         <w:spacing w:line="360" w:lineRule="auto"/>
         <w:ind/>
+        <w:jc w:val="both"/>
+        <w:rPr>
+          <w:highlight w:val="none"/>
+          <w:lang w:val="en-IE"/>
+        </w:rPr>
+      </w:pPr>
+      <w:r>
+        <w:rPr>
+          <w:sz w:val="22"/>
+          <w:szCs w:val="22"/>
+          <w:highlight w:val="none"/>
+          <w:lang w:val="en-IE" w:bidi="en-IE"/>
+        </w:rPr>
+      </w:r>
+      <w:r>
+        <w:rPr>
+          <w:lang w:val="en-IE"/>
+        </w:rPr>
+      </w:r>
+      <w:r>
+        <w:rPr>
+          <w:lang w:val="en-IE"/>
+        </w:rPr>
+        <w:t xml:space="preserve">The central research interest of this study is the critical assessment of whether the Good Friday Agreement represents a lasting peace or merely a temporary solution. In order to maintain a strict historical focus and meet the requirements of a structured, </w:t>
+      </w:r>
+      <w:r>
+        <w:rPr>
+          <w:lang w:val="en-IE"/>
+        </w:rPr>
+        <w:t xml:space="preserve">analytical presentation, the thematic scope is strictly limited to developments immediately prior to the 1998 agreement, with the historical background of the ‘Troubles’ serving as a necessary contextual basis. Developments after the signing are used exclus</w:t>
+      </w:r>
+      <w:r>
+        <w:rPr>
+          <w:lang w:val="en-IE"/>
+        </w:rPr>
+        <w:t xml:space="preserve">ively to test the existing thesis, ensuring that the analysis focuses on the structural integrity of the agreement itself and does not digress into contemporary political commentary. This ensures that the study is able to meet standards of all of the requir</w:t>
+      </w:r>
+      <w:r>
+        <w:rPr>
+          <w:lang w:val="en-IE"/>
+        </w:rPr>
+        <w:t xml:space="preserve">ement areas by avoiding a purely descriptive timeline and instead focusing on a criteria-oriented analysis of the historical turning point.</w:t>
+      </w:r>
+      <w:r>
+        <w:rPr>
+          <w:lang w:val="en-IE"/>
+        </w:rPr>
+        <w:t xml:space="preserve"> </w:t>
+      </w:r>
+      <w:r>
+        <w:rPr>
+          <w:sz w:val="22"/>
+          <w:szCs w:val="22"/>
+          <w:highlight w:val="none"/>
+          <w:lang w:val="en-IE"/>
+        </w:rPr>
+      </w:r>
+    </w:p>
+    <w:p>
+      <w:pPr>
+        <w:pBdr/>
+        <w:shd w:val="clear" w:color="ffffff" w:themeColor="background1" w:fill="ffffff" w:themeFill="background1"/>
+        <w:tabs>
+          <w:tab w:val="left" w:leader="none" w:pos="5830"/>
+        </w:tabs>
+        <w:spacing w:line="360" w:lineRule="auto"/>
+        <w:ind/>
+        <w:jc w:val="both"/>
+        <w:rPr>
+          <w:sz w:val="22"/>
+          <w:szCs w:val="22"/>
+          <w:highlight w:val="none"/>
+        </w:rPr>
+      </w:pPr>
+      <w:r>
+        <w:rPr>
+          <w:highlight w:val="none"/>
+          <w:lang w:val="en-IE" w:bidi="en-IE"/>
+        </w:rPr>
+      </w:r>
+      <w:r>
+        <w:rPr>
+          <w:highlight w:val="none"/>
+          <w:lang w:val="en-IE" w:bidi="en-IE"/>
+        </w:rPr>
+        <w:t xml:space="preserve">The study uses a multi-perspective approach by examining the conflict from both a historical and social standpoint. This results in the analysis of the primary tension during the negotiation process: the urgent need to end immediate violence versus</w:t>
+      </w:r>
+      <w:r>
+        <w:rPr>
+          <w:highlight w:val="none"/>
+          <w:lang w:val="en-IE" w:bidi="en-IE"/>
+        </w:rPr>
+        <w:t xml:space="preserve"> the resulting compromise of long-term social and political stability. By focusing on not only one one, but both of these categories, the study explores why the agreement successfully halted military aggression but failed to resolve the deep-seated social c</w:t>
+      </w:r>
+      <w:r>
+        <w:rPr>
+          <w:highlight w:val="none"/>
+          <w:lang w:val="en-IE" w:bidi="en-IE"/>
+        </w:rPr>
+        <w:t xml:space="preserve">onflict and distrust between the Irish and English populations. This multi-layered analysis is essential for reaching a differentiated evaluation that moves beyond a linear reproduction of facts.</w:t>
+      </w:r>
+      <w:r>
+        <w:rPr>
+          <w:highlight w:val="none"/>
+          <w:lang w:val="en-IE" w:bidi="en-IE"/>
+        </w:rPr>
+      </w:r>
+      <w:r>
+        <w:rPr>
+          <w:highlight w:val="none"/>
+          <w:lang w:val="en-IE" w:bidi="en-IE"/>
+        </w:rPr>
+      </w:r>
+      <w:r>
+        <w:rPr>
+          <w:highlight w:val="none"/>
+          <w:lang w:val="en-IE"/>
+        </w:rPr>
+      </w:r>
+      <w:r>
+        <w:rPr>
+          <w:sz w:val="22"/>
+          <w:szCs w:val="22"/>
+        </w:rPr>
+      </w:r>
+      <w:r>
+        <w:rPr>
+          <w:sz w:val="22"/>
+          <w:szCs w:val="22"/>
+        </w:rPr>
+      </w:r>
+      <w:r>
+        <w:rPr>
+          <w:sz w:val="22"/>
+          <w:szCs w:val="22"/>
+        </w:rPr>
+      </w:r>
+      <w:r>
+        <w:rPr>
+          <w:sz w:val="22"/>
+          <w:szCs w:val="22"/>
+        </w:rPr>
+      </w:r>
+      <w:r>
+        <w:rPr>
+          <w:sz w:val="22"/>
+          <w:szCs w:val="22"/>
+          <w:highlight w:val="none"/>
+          <w:lang w:val="en-IE"/>
+        </w:rPr>
+      </w:r>
+      <w:r>
+        <w:rPr>
+          <w:sz w:val="22"/>
+          <w:szCs w:val="22"/>
+        </w:rPr>
+      </w:r>
+      <w:r>
+        <w:rPr>
+          <w:sz w:val="22"/>
+          <w:szCs w:val="22"/>
+        </w:rPr>
+      </w:r>
+      <w:r>
+        <w:rPr>
+          <w:sz w:val="22"/>
+          <w:szCs w:val="22"/>
+          <w:highlight w:val="none"/>
+          <w:lang w:val="en-IE"/>
+        </w:rPr>
+      </w:r>
+      <w:r>
+        <w:rPr>
+          <w:sz w:val="22"/>
+          <w:szCs w:val="22"/>
+        </w:rPr>
+      </w:r>
+      <w:r>
+        <w:rPr>
+          <w:sz w:val="22"/>
+          <w:szCs w:val="22"/>
+        </w:rPr>
+      </w:r>
+      <w:r>
+        <w:rPr>
+          <w:sz w:val="22"/>
+          <w:szCs w:val="22"/>
+        </w:rPr>
+      </w:r>
+      <w:r>
+        <w:rPr>
+          <w:sz w:val="22"/>
+          <w:szCs w:val="22"/>
+          <w:highlight w:val="none"/>
+          <w:lang w:val="en-IE"/>
+        </w:rPr>
+      </w:r>
+    </w:p>
+    <w:p>
+      <w:pPr>
+        <w:pBdr/>
+        <w:shd w:val="clear" w:color="ffffff" w:themeColor="background1" w:fill="ffffff" w:themeFill="background1"/>
+        <w:tabs>
+          <w:tab w:val="left" w:leader="none" w:pos="5830"/>
+        </w:tabs>
+        <w:spacing w:line="360" w:lineRule="auto"/>
+        <w:ind/>
+        <w:jc w:val="both"/>
         <w:rPr/>
       </w:pPr>
+      <w:r>
+        <w:rPr>
+          <w:sz w:val="22"/>
+          <w:szCs w:val="22"/>
+          <w:highlight w:val="none"/>
+          <w:lang w:val="en-IE" w:bidi="en-IE"/>
+        </w:rPr>
+        <w:t xml:space="preserve">The selection of English as a reference subject was an easy decision, as it enables the direct examination of primary sources and historical documents in their original language. Working in English prevents the loss of information that can occur in translat</w:t>
+      </w:r>
+      <w:r>
+        <w:rPr>
+          <w:sz w:val="22"/>
+          <w:szCs w:val="22"/>
+          <w:highlight w:val="none"/>
+          <w:lang w:val="en-IE" w:bidi="en-IE"/>
+        </w:rPr>
+        <w:t xml:space="preserve">ion and allows access to a wider range of source material, including specialized scientific analyses, press reports and interviews that may not be available in other languages. </w:t>
+      </w:r>
+      <w:r>
+        <w:rPr>
+          <w:sz w:val="22"/>
+          <w:szCs w:val="22"/>
+          <w:highlight w:val="none"/>
+          <w:lang w:val="en-IE" w:bidi="en-IE"/>
+        </w:rPr>
+      </w:r>
+      <w:r/>
       <w:r>
         <w:rPr>
           <w:sz w:val="22"/>
@@ -919,54 +1154,26 @@
           <w:sz w:val="22"/>
           <w:szCs w:val="22"/>
           <w:highlight w:val="none"/>
-          <w:lang w:val="en-US"/>
+          <w:lang w:val="en-IE" w:bidi="en-IE"/>
         </w:rPr>
-        <w:t xml:space="preserve">We we were interested in this topic because we both have a connection to Ireland. We went on vacation there or had an exchange sem</w:t>
+        <w:t xml:space="preserve">The selection of English also allows for precise linguistic analysis of the specific wording of the agreement, as well as the reactions of key stakeholders, which is essential for understanding how negotiation tactics like 'constructive ambiguity' were used</w:t>
       </w:r>
       <w:r>
         <w:rPr>
           <w:sz w:val="22"/>
           <w:szCs w:val="22"/>
           <w:highlight w:val="none"/>
-          <w:lang w:val="en-US"/>
+          <w:lang w:val="en-IE" w:bidi="en-IE"/>
         </w:rPr>
-        <w:t xml:space="preserve">ester in Ireland and we got we have friends who are from Ireland. At first we were interested about the IRA and their actions in Northern Ireland during the Troubles, but quickly realized that the involved violent actions weren’t justifiable by any means. </w:t>
+        <w:t xml:space="preserve"> to achieve an agreement between opposing groups of people with fundamentally different interests and perspectives. </w:t>
       </w:r>
+      <w:r/>
       <w:r>
         <w:rPr>
           <w:sz w:val="22"/>
           <w:szCs w:val="22"/>
           <w:highlight w:val="none"/>
-          <w:lang w:val="en-US"/>
-        </w:rPr>
-        <w:t xml:space="preserve">After consulting with Dr. Pohl, we also found out that one of the biggest problems we were going to encounter proved to be keeping the content mainly historical, and not focusing all of our attention on the </w:t>
-      </w:r>
-      <w:r/>
-    </w:p>
-    <w:p>
-      <w:pPr>
-        <w:pBdr/>
-        <w:tabs>
-          <w:tab w:val="left" w:leader="none" w:pos="5830"/>
-        </w:tabs>
-        <w:spacing w:line="360" w:lineRule="auto"/>
-        <w:ind/>
-        <w:rPr>
-          <w:sz w:val="22"/>
-          <w:szCs w:val="22"/>
-          <w:highlight w:val="none"/>
-          <w:lang w:val="en-IE"/>
-        </w:rPr>
-      </w:pPr>
-      <w:r>
-        <w:tab/>
-      </w:r>
-      <w:r>
-        <w:rPr>
-          <w:sz w:val="22"/>
-          <w:szCs w:val="22"/>
-          <w:highlight w:val="none"/>
-          <w:lang w:val="en-IE"/>
+          <w:lang w:val="en-IE" w:bidi="en-IE"/>
         </w:rPr>
       </w:r>
       <w:r>
@@ -974,7 +1181,15 @@
           <w:sz w:val="22"/>
           <w:szCs w:val="22"/>
           <w:highlight w:val="none"/>
-          <w:lang w:val="en-IE"/>
+          <w:lang w:val="en-IE" w:bidi="en-IE"/>
+        </w:rPr>
+      </w:r>
+      <w:r>
+        <w:rPr>
+          <w:sz w:val="22"/>
+          <w:szCs w:val="22"/>
+          <w:highlight w:val="none"/>
+          <w:lang w:val="en-IE" w:bidi="en-IE"/>
         </w:rPr>
       </w:r>
     </w:p>

--- a/5PK.docx
+++ b/5PK.docx
@@ -1112,7 +1112,12 @@
         <w:spacing w:line="360" w:lineRule="auto"/>
         <w:ind/>
         <w:jc w:val="both"/>
-        <w:rPr/>
+        <w:rPr>
+          <w:sz w:val="22"/>
+          <w:szCs w:val="22"/>
+          <w:highlight w:val="none"/>
+          <w:lang w:val="en-IE" w:bidi="en-IE"/>
+        </w:rPr>
       </w:pPr>
       <w:r>
         <w:rPr>
@@ -1167,7 +1172,6 @@
         </w:rPr>
         <w:t xml:space="preserve"> to achieve an agreement between opposing groups of people with fundamentally different interests and perspectives. </w:t>
       </w:r>
-      <w:r/>
       <w:r>
         <w:rPr>
           <w:sz w:val="22"/>
@@ -1175,6 +1179,28 @@
           <w:highlight w:val="none"/>
           <w:lang w:val="en-IE" w:bidi="en-IE"/>
         </w:rPr>
+      </w:r>
+    </w:p>
+    <w:p>
+      <w:pPr>
+        <w:pBdr/>
+        <w:shd w:val="clear" w:color="ffffff" w:themeColor="background1" w:fill="ffffff" w:themeFill="background1"/>
+        <w:tabs>
+          <w:tab w:val="left" w:leader="none" w:pos="5830"/>
+        </w:tabs>
+        <w:spacing w:line="360" w:lineRule="auto"/>
+        <w:ind/>
+        <w:jc w:val="both"/>
+        <w:rPr/>
+      </w:pPr>
+      <w:r>
+        <w:rPr>
+          <w:sz w:val="22"/>
+          <w:szCs w:val="22"/>
+          <w:highlight w:val="none"/>
+          <w:lang w:val="en-IE" w:bidi="en-IE"/>
+        </w:rPr>
+        <w:br w:type="page" w:clear="all"/>
       </w:r>
       <w:r>
         <w:rPr>
@@ -1184,6 +1210,25 @@
           <w:lang w:val="en-IE" w:bidi="en-IE"/>
         </w:rPr>
       </w:r>
+      <w:r/>
+    </w:p>
+    <w:p>
+      <w:pPr>
+        <w:pBdr/>
+        <w:shd w:val="clear" w:color="ffffff" w:themeColor="background1" w:fill="ffffff" w:themeFill="background1"/>
+        <w:tabs>
+          <w:tab w:val="left" w:leader="none" w:pos="5830"/>
+        </w:tabs>
+        <w:spacing w:line="360" w:lineRule="auto"/>
+        <w:ind/>
+        <w:jc w:val="both"/>
+        <w:rPr>
+          <w:sz w:val="22"/>
+          <w:szCs w:val="22"/>
+          <w:highlight w:val="none"/>
+          <w:lang w:val="en-IE" w:bidi="en-IE"/>
+        </w:rPr>
+      </w:pPr>
       <w:r>
         <w:rPr>
           <w:sz w:val="22"/>
@@ -1192,6 +1237,8 @@
           <w:lang w:val="en-IE" w:bidi="en-IE"/>
         </w:rPr>
       </w:r>
+      <w:r/>
+      <w:r/>
     </w:p>
     <w:sectPr>
       <w:headerReference w:type="default" r:id="rId9"/>
@@ -1204,6 +1251,7 @@
       <w:pgSz w:h="16838" w:orient="portrait" w:w="11906"/>
       <w:pgMar w:top="1440" w:right="1440" w:bottom="1440" w:left="1440" w:header="504" w:footer="720" w:gutter="0"/>
       <w:cols w:num="1" w:sep="0" w:space="720" w:equalWidth="1"/>
+      <w:titlePg/>
     </w:sectPr>
   </w:body>
 </w:document>
@@ -1252,25 +1300,27 @@
       <w:ind/>
       <w:rPr>
         <w:highlight w:val="none"/>
-        <w:lang w:val="de-DE"/>
+        <w:lang w:val="en-IE"/>
       </w:rPr>
     </w:pPr>
     <w:r>
       <w:rPr>
-        <w:lang w:val="de-DE"/>
+        <w:lang w:val="en-IE"/>
       </w:rPr>
       <w:t xml:space="preserve">Alexander Heering &amp;</w:t>
     </w:r>
     <w:r>
       <w:rPr>
         <w:highlight w:val="none"/>
-        <w:lang w:val="de-DE"/>
-      </w:rPr>
+        <w:lang w:val="en-IE"/>
+      </w:rPr>
+      <w:tab/>
+      <w:tab/>
     </w:r>
     <w:r>
       <w:rPr>
         <w:highlight w:val="none"/>
-        <w:lang w:val="de-DE"/>
+        <w:lang w:val="en-IE"/>
       </w:rPr>
     </w:r>
   </w:p>
@@ -1280,40 +1330,39 @@
       <w:pBdr/>
       <w:spacing/>
       <w:ind/>
-      <w:rPr>
-        <w:color w:val="000000" w:themeColor="text1"/>
-        <w:highlight w:val="none"/>
-      </w:rPr>
+      <w:rPr/>
     </w:pPr>
     <w:r>
       <w:rPr>
         <w:highlight w:val="none"/>
-        <w:lang w:val="de-DE" w:bidi="de-DE"/>
+        <w:lang w:val="en-IE" w:bidi="de-DE"/>
       </w:rPr>
       <w:t xml:space="preserve">Leander Kühnel</w:t>
       <w:tab/>
       <w:tab/>
     </w:r>
+    <w:fldSimple w:instr="PAGE \* MERGEFORMAT">
+      <w:r>
+        <w:rPr>
+          <w:highlight w:val="none"/>
+          <w:lang w:val="en-IE" w:bidi="de-DE"/>
+        </w:rPr>
+        <w:t xml:space="preserve">1</w:t>
+      </w:r>
+    </w:fldSimple>
+    <w:r>
+      <w:rPr>
+        <w:highlight w:val="none"/>
+        <w:lang w:val="en-IE" w:bidi="de-DE"/>
+      </w:rPr>
+    </w:r>
     <w:r>
       <w:rPr>
         <w:color w:val="000000" w:themeColor="text1"/>
         <w:highlight w:val="none"/>
-        <w:lang w:val="de-DE" w:bidi="de-DE"/>
-      </w:rPr>
-      <w:t xml:space="preserve">1</w:t>
+      </w:rPr>
     </w:r>
-    <w:r>
-      <w:rPr>
-        <w:color w:val="000000" w:themeColor="text1"/>
-        <w:highlight w:val="none"/>
-      </w:rPr>
-    </w:r>
-    <w:r>
-      <w:rPr>
-        <w:color w:val="000000" w:themeColor="text1"/>
-        <w:highlight w:val="none"/>
-      </w:rPr>
-    </w:r>
+    <w:r/>
   </w:p>
 </w:ftr>
 </file>
@@ -1326,10 +1375,84 @@
       <w:pBdr/>
       <w:spacing/>
       <w:ind/>
-      <w:rPr/>
+      <w:rPr>
+        <w:highlight w:val="none"/>
+        <w:lang w:val="en-IE"/>
+      </w:rPr>
     </w:pPr>
+    <w:r>
+      <w:rPr>
+        <w:lang w:val="en-IE"/>
+      </w:rPr>
+      <w:t xml:space="preserve">Alexander Heering &amp;</w:t>
+    </w:r>
+    <w:r>
+      <w:rPr>
+        <w:highlight w:val="none"/>
+        <w:lang w:val="en-IE"/>
+      </w:rPr>
+    </w:r>
+    <w:r>
+      <w:rPr>
+        <w:highlight w:val="none"/>
+        <w:lang w:val="en-IE"/>
+      </w:rPr>
+    </w:r>
+  </w:p>
+  <w:p>
+    <w:pPr>
+      <w:pStyle w:val="928"/>
+      <w:pBdr/>
+      <w:spacing/>
+      <w:ind/>
+      <w:rPr>
+        <w:color w:val="000000" w:themeColor="text1"/>
+        <w:highlight w:val="none"/>
+      </w:rPr>
+    </w:pPr>
+    <w:r>
+      <w:rPr>
+        <w:highlight w:val="none"/>
+        <w:lang w:val="en-IE" w:bidi="de-DE"/>
+      </w:rPr>
+      <w:t xml:space="preserve">Leander Kühnel</w:t>
+    </w:r>
+    <w:r>
+      <w:rPr>
+        <w:highlight w:val="none"/>
+        <w:lang w:val="de-DE" w:bidi="de-DE"/>
+      </w:rPr>
+      <w:tab/>
+      <w:tab/>
+    </w:r>
+    <w:r>
+      <w:rPr>
+        <w:color w:val="000000" w:themeColor="text1"/>
+        <w:highlight w:val="none"/>
+        <w:lang w:val="de-DE" w:bidi="de-DE"/>
+      </w:rPr>
+      <w:t xml:space="preserve">1</w:t>
+    </w:r>
+    <w:r>
+      <w:rPr>
+        <w:color w:val="000000" w:themeColor="text1"/>
+        <w:highlight w:val="none"/>
+      </w:rPr>
+    </w:r>
+    <w:r>
+      <w:rPr>
+        <w:color w:val="000000" w:themeColor="text1"/>
+        <w:highlight w:val="none"/>
+      </w:rPr>
+    </w:r>
     <w:r/>
     <w:r/>
+    <w:r>
+      <w:rPr>
+        <w:color w:val="000000" w:themeColor="text1"/>
+        <w:highlight w:val="none"/>
+      </w:rPr>
+    </w:r>
   </w:p>
 </w:ftr>
 </file>
@@ -1447,8 +1570,55 @@
       <w:pBdr/>
       <w:spacing/>
       <w:ind/>
+      <w:rPr>
+        <w:highlight w:val="none"/>
+        <w:lang w:val="de-DE"/>
+      </w:rPr>
+    </w:pPr>
+    <w:r>
+      <w:rPr>
+        <w:lang w:val="de-DE"/>
+      </w:rPr>
+      <w:t xml:space="preserve">Lilienthal-Gymnasium</w:t>
+      <w:tab/>
+      <w:tab/>
+      <w:t xml:space="preserve">Q4</w:t>
+    </w:r>
+    <w:r>
+      <w:rPr>
+        <w:highlight w:val="none"/>
+        <w:lang w:val="de-DE"/>
+      </w:rPr>
+    </w:r>
+    <w:r>
+      <w:rPr>
+        <w:highlight w:val="none"/>
+        <w:lang w:val="de-DE"/>
+      </w:rPr>
+    </w:r>
+  </w:p>
+  <w:p>
+    <w:pPr>
+      <w:pStyle w:val="926"/>
+      <w:pBdr/>
+      <w:spacing/>
+      <w:ind/>
       <w:rPr/>
     </w:pPr>
+    <w:r>
+      <w:rPr>
+        <w:highlight w:val="none"/>
+        <w:lang w:val="de-DE"/>
+      </w:rPr>
+      <w:t xml:space="preserve">Berlin</w:t>
+    </w:r>
+    <w:r/>
+    <w:r>
+      <w:rPr>
+        <w:highlight w:val="none"/>
+        <w:lang w:val="de-DE"/>
+      </w:rPr>
+    </w:r>
     <w:r/>
     <w:r/>
   </w:p>

--- a/5PK.docx
+++ b/5PK.docx
@@ -4,7 +4,7 @@
   <w:body>
     <w:p>
       <w:pPr>
-        <w:pStyle w:val="893"/>
+        <w:pStyle w:val="913"/>
         <w:pBdr/>
         <w:spacing/>
         <w:ind/>
@@ -50,7 +50,7 @@
     </w:p>
     <w:p>
       <w:pPr>
-        <w:pStyle w:val="897"/>
+        <w:pStyle w:val="917"/>
         <w:pBdr/>
         <w:spacing/>
         <w:ind/>
@@ -628,7 +628,7 @@
     </w:p>
     <w:p>
       <w:pPr>
-        <w:pStyle w:val="955"/>
+        <w:pStyle w:val="975"/>
         <w:numPr>
           <w:ilvl w:val="0"/>
           <w:numId w:val="4"/>
@@ -671,7 +671,7 @@
     </w:p>
     <w:p>
       <w:pPr>
-        <w:pStyle w:val="955"/>
+        <w:pStyle w:val="975"/>
         <w:numPr>
           <w:ilvl w:val="0"/>
           <w:numId w:val="4"/>
@@ -714,7 +714,7 @@
     </w:p>
     <w:p>
       <w:pPr>
-        <w:pStyle w:val="955"/>
+        <w:pStyle w:val="975"/>
         <w:numPr>
           <w:ilvl w:val="0"/>
           <w:numId w:val="4"/>
@@ -757,7 +757,7 @@
     </w:p>
     <w:p>
       <w:pPr>
-        <w:pStyle w:val="955"/>
+        <w:pStyle w:val="975"/>
         <w:numPr>
           <w:ilvl w:val="0"/>
           <w:numId w:val="4"/>
@@ -808,7 +808,7 @@
     </w:p>
     <w:p>
       <w:pPr>
-        <w:pStyle w:val="955"/>
+        <w:pStyle w:val="975"/>
         <w:numPr>
           <w:ilvl w:val="0"/>
           <w:numId w:val="4"/>
@@ -922,30 +922,37 @@
         <w:rPr>
           <w:lang w:val="en-IE"/>
         </w:rPr>
+        <w:t xml:space="preserve">T</w:t>
       </w:r>
       <w:r>
         <w:rPr>
           <w:lang w:val="en-IE"/>
         </w:rPr>
-        <w:t xml:space="preserve">The central research interest of this study is the critical assessment of whether the Good Friday Agreement represents a lasting peace or merely a temporary solution. In order to maintain a strict historical focus and meet the requirements of a structured, </w:t>
+        <w:t xml:space="preserve">he central research interest of this study lies in determening whether the Good Friday Agreement represents a lasting peace or merely a temporary solution. In order to maintain a strict historical focus and meet the requirements of a 5.PK-</w:t>
       </w:r>
       <w:r>
         <w:rPr>
           <w:lang w:val="en-IE"/>
         </w:rPr>
-        <w:t xml:space="preserve">analytical presentation, the thematic scope is strictly limited to developments immediately prior to the 1998 agreement, with the historical background of the ‘Troubles’ serving as a necessary contextual basis. Developments after the signing are used exclus</w:t>
+        <w:t xml:space="preserve">presentation, the main topic is strictly limited to developments immediately prior to the 1998 agreement, with the historical background of the ‘Troubles’ serving as a necessary contextuaI basis. Developments after the signing are used exclus</w:t>
       </w:r>
       <w:r>
         <w:rPr>
           <w:lang w:val="en-IE"/>
         </w:rPr>
-        <w:t xml:space="preserve">ively to test the existing thesis, ensuring that the analysis focuses on the structural integrity of the agreement itself and does not digress into contemporary political commentary. This ensures that the study is able to meet standards of all of the requir</w:t>
+        <w:t xml:space="preserve">i</w:t>
       </w:r>
       <w:r>
         <w:rPr>
           <w:lang w:val="en-IE"/>
         </w:rPr>
-        <w:t xml:space="preserve">ement areas by avoiding a purely descriptive timeline and instead focusing on a criteria-oriented analysis of the historical turning point.</w:t>
+        <w:t xml:space="preserve">vely to test the existing thesis, ensuring that the analysis (AFB II) focuses on the structural integrity of the agreement itself and does not drift off into political commentary. This ensures that the study is able to meet standards of all of the requir</w:t>
+      </w:r>
+      <w:r>
+        <w:rPr>
+          <w:lang w:val="en-IE"/>
+        </w:rPr>
+        <w:t xml:space="preserve">ement areas by avoiding a simple timeline/list of historical events and instead focusing on a criteria-oriented analysis of the historical turningpoint.</w:t>
       </w:r>
       <w:r>
         <w:rPr>
@@ -957,6 +964,12 @@
         <w:rPr>
           <w:sz w:val="22"/>
           <w:szCs w:val="22"/>
+          <w:highlight w:val="none"/>
+          <w:lang w:val="en-IE"/>
+        </w:rPr>
+      </w:r>
+      <w:r>
+        <w:rPr>
           <w:highlight w:val="none"/>
           <w:lang w:val="en-IE"/>
         </w:rPr>
@@ -996,7 +1009,14 @@
           <w:highlight w:val="none"/>
           <w:lang w:val="en-IE" w:bidi="en-IE"/>
         </w:rPr>
-        <w:t xml:space="preserve"> the resulting compromise of long-term social and political stability. By focusing on not only one one, but both of these categories, the study explores why the agreement successfully halted military aggression but failed to resolve the deep-seated social c</w:t>
+        <w:t xml:space="preserve"> </w:t>
+      </w:r>
+      <w:r>
+        <w:rPr>
+          <w:highlight w:val="none"/>
+          <w:lang w:val="en-IE" w:bidi="en-IE"/>
+        </w:rPr>
+        <w:t xml:space="preserve">the resulting compromise of long-term social and political stability. By focusing on not only one one, but both of these categories, the study explores why the agreement successfully halted military aggression but failed to resolve the deep-seated social c</w:t>
       </w:r>
       <w:r>
         <w:rPr>
@@ -1004,48 +1024,6 @@
           <w:lang w:val="en-IE" w:bidi="en-IE"/>
         </w:rPr>
         <w:t xml:space="preserve">onflict and distrust between the Irish and English populations. This multi-layered analysis is essential for reaching a differentiated evaluation that moves beyond a linear reproduction of facts.</w:t>
-      </w:r>
-      <w:r>
-        <w:rPr>
-          <w:highlight w:val="none"/>
-          <w:lang w:val="en-IE" w:bidi="en-IE"/>
-        </w:rPr>
-      </w:r>
-      <w:r>
-        <w:rPr>
-          <w:highlight w:val="none"/>
-          <w:lang w:val="en-IE" w:bidi="en-IE"/>
-        </w:rPr>
-      </w:r>
-      <w:r>
-        <w:rPr>
-          <w:highlight w:val="none"/>
-          <w:lang w:val="en-IE"/>
-        </w:rPr>
-      </w:r>
-      <w:r>
-        <w:rPr>
-          <w:sz w:val="22"/>
-          <w:szCs w:val="22"/>
-        </w:rPr>
-      </w:r>
-      <w:r>
-        <w:rPr>
-          <w:sz w:val="22"/>
-          <w:szCs w:val="22"/>
-        </w:rPr>
-      </w:r>
-      <w:r>
-        <w:rPr>
-          <w:sz w:val="22"/>
-          <w:szCs w:val="22"/>
-        </w:rPr>
-      </w:r>
-      <w:r>
-        <w:rPr>
-          <w:sz w:val="22"/>
-          <w:szCs w:val="22"/>
-        </w:rPr>
       </w:r>
       <w:r>
         <w:rPr>
@@ -1059,46 +1037,7 @@
         <w:rPr>
           <w:sz w:val="22"/>
           <w:szCs w:val="22"/>
-        </w:rPr>
-      </w:r>
-      <w:r>
-        <w:rPr>
-          <w:sz w:val="22"/>
-          <w:szCs w:val="22"/>
-        </w:rPr>
-      </w:r>
-      <w:r>
-        <w:rPr>
-          <w:sz w:val="22"/>
-          <w:szCs w:val="22"/>
           <w:highlight w:val="none"/>
-          <w:lang w:val="en-IE"/>
-        </w:rPr>
-      </w:r>
-      <w:r>
-        <w:rPr>
-          <w:sz w:val="22"/>
-          <w:szCs w:val="22"/>
-        </w:rPr>
-      </w:r>
-      <w:r>
-        <w:rPr>
-          <w:sz w:val="22"/>
-          <w:szCs w:val="22"/>
-        </w:rPr>
-      </w:r>
-      <w:r>
-        <w:rPr>
-          <w:sz w:val="22"/>
-          <w:szCs w:val="22"/>
-        </w:rPr>
-      </w:r>
-      <w:r>
-        <w:rPr>
-          <w:sz w:val="22"/>
-          <w:szCs w:val="22"/>
-          <w:highlight w:val="none"/>
-          <w:lang w:val="en-IE"/>
         </w:rPr>
       </w:r>
     </w:p>
@@ -1126,7 +1065,16 @@
           <w:highlight w:val="none"/>
           <w:lang w:val="en-IE" w:bidi="en-IE"/>
         </w:rPr>
-        <w:t xml:space="preserve">The selection of English as a reference subject was an easy decision, as it enables the direct examination of primary sources and historical documents in their original language. Working in English prevents the loss of information that can occur in translat</w:t>
+        <w:t xml:space="preserve">T</w:t>
+      </w:r>
+      <w:r>
+        <w:rPr>
+          <w:sz w:val="22"/>
+          <w:szCs w:val="22"/>
+          <w:highlight w:val="none"/>
+          <w:lang w:val="en-IE" w:bidi="en-IE"/>
+        </w:rPr>
+        <w:t xml:space="preserve">he selection of English as a reference subject was an easy decision, as it enables the direct examination of primary sources and historical documents in their original language. Working in English prevents the loss of information that can occur in translat</w:t>
       </w:r>
       <w:r>
         <w:rPr>
@@ -1144,15 +1092,7 @@
           <w:highlight w:val="none"/>
           <w:lang w:val="en-IE" w:bidi="en-IE"/>
         </w:rPr>
-      </w:r>
-      <w:r/>
-      <w:r>
-        <w:rPr>
-          <w:sz w:val="22"/>
-          <w:szCs w:val="22"/>
-          <w:highlight w:val="none"/>
-          <w:lang w:val="en-IE" w:bidi="en-IE"/>
-        </w:rPr>
+        <w:t xml:space="preserve">T</w:t>
       </w:r>
       <w:r>
         <w:rPr>
@@ -1161,7 +1101,7 @@
           <w:highlight w:val="none"/>
           <w:lang w:val="en-IE" w:bidi="en-IE"/>
         </w:rPr>
-        <w:t xml:space="preserve">The selection of English also allows for precise linguistic analysis of the specific wording of the agreement, as well as the reactions of key stakeholders, which is essential for understanding how negotiation tactics like 'constructive ambiguity' were used</w:t>
+        <w:t xml:space="preserve">he selection of English also allows for precise linguistic analysis of the specific wording of the agreement, as well as the reactions of key stakeholders, which is essential for understanding how negotiation tactics like 'constructive ambiguity' were used</w:t>
       </w:r>
       <w:r>
         <w:rPr>
@@ -1171,6 +1111,14 @@
           <w:lang w:val="en-IE" w:bidi="en-IE"/>
         </w:rPr>
         <w:t xml:space="preserve"> to achieve an agreement between opposing groups of people with fundamentally different interests and perspectives. </w:t>
+      </w:r>
+      <w:r>
+        <w:rPr>
+          <w:sz w:val="22"/>
+          <w:szCs w:val="22"/>
+          <w:highlight w:val="none"/>
+          <w:lang w:val="en-IE" w:bidi="en-IE"/>
+        </w:rPr>
       </w:r>
       <w:r>
         <w:rPr>
@@ -1237,8 +1185,14 @@
           <w:lang w:val="en-IE" w:bidi="en-IE"/>
         </w:rPr>
       </w:r>
-      <w:r/>
-      <w:r/>
+      <w:r>
+        <w:rPr>
+          <w:sz w:val="22"/>
+          <w:szCs w:val="22"/>
+          <w:highlight w:val="none"/>
+          <w:lang w:val="en-IE" w:bidi="en-IE"/>
+        </w:rPr>
+      </w:r>
     </w:p>
     <w:sectPr>
       <w:headerReference w:type="default" r:id="rId9"/>
@@ -1294,7 +1248,7 @@
 <w:ftr xmlns:wpc="http://schemas.microsoft.com/office/word/2010/wordprocessingCanvas" xmlns:mc="http://schemas.openxmlformats.org/markup-compatibility/2006" xmlns:o="urn:schemas-microsoft-com:office:office" xmlns:r="http://schemas.openxmlformats.org/officeDocument/2006/relationships" xmlns:m="http://schemas.openxmlformats.org/officeDocument/2006/math" xmlns:v="urn:schemas-microsoft-com:vml" xmlns:wp14="http://schemas.microsoft.com/office/word/2010/wordprocessingDrawing" xmlns:wp="http://schemas.openxmlformats.org/drawingml/2006/wordprocessingDrawing" xmlns:w10="urn:schemas-microsoft-com:office:word" xmlns:w="http://schemas.openxmlformats.org/wordprocessingml/2006/main" xmlns:w14="http://schemas.microsoft.com/office/word/2010/wordml" xmlns:w15="http://schemas.microsoft.com/office/word/2012/wordml" xmlns:wpg="http://schemas.microsoft.com/office/word/2010/wordprocessingGroup" xmlns:wpi="http://schemas.microsoft.com/office/word/2010/wordprocessingInk" xmlns:wne="http://schemas.microsoft.com/office/word/2006/wordml" xmlns:a="http://schemas.openxmlformats.org/drawingml/2006/main" xmlns:wps="http://schemas.microsoft.com/office/word/2010/wordprocessingShape" mc:Ignorable="w14 w15 wp14">
   <w:p>
     <w:pPr>
-      <w:pStyle w:val="928"/>
+      <w:pStyle w:val="948"/>
       <w:pBdr/>
       <w:spacing/>
       <w:ind/>
@@ -1323,10 +1277,16 @@
         <w:lang w:val="en-IE"/>
       </w:rPr>
     </w:r>
+    <w:r>
+      <w:rPr>
+        <w:highlight w:val="none"/>
+        <w:lang w:val="en-IE"/>
+      </w:rPr>
+    </w:r>
   </w:p>
   <w:p>
     <w:pPr>
-      <w:pStyle w:val="928"/>
+      <w:pStyle w:val="948"/>
       <w:pBdr/>
       <w:spacing/>
       <w:ind/>
@@ -1371,7 +1331,7 @@
 <w:ftr xmlns:wpc="http://schemas.microsoft.com/office/word/2010/wordprocessingCanvas" xmlns:mc="http://schemas.openxmlformats.org/markup-compatibility/2006" xmlns:o="urn:schemas-microsoft-com:office:office" xmlns:r="http://schemas.openxmlformats.org/officeDocument/2006/relationships" xmlns:m="http://schemas.openxmlformats.org/officeDocument/2006/math" xmlns:v="urn:schemas-microsoft-com:vml" xmlns:wp14="http://schemas.microsoft.com/office/word/2010/wordprocessingDrawing" xmlns:wp="http://schemas.openxmlformats.org/drawingml/2006/wordprocessingDrawing" xmlns:w10="urn:schemas-microsoft-com:office:word" xmlns:w="http://schemas.openxmlformats.org/wordprocessingml/2006/main" xmlns:w14="http://schemas.microsoft.com/office/word/2010/wordml" xmlns:w15="http://schemas.microsoft.com/office/word/2012/wordml" xmlns:wpg="http://schemas.microsoft.com/office/word/2010/wordprocessingGroup" xmlns:wpi="http://schemas.microsoft.com/office/word/2010/wordprocessingInk" xmlns:wne="http://schemas.microsoft.com/office/word/2006/wordml" xmlns:a="http://schemas.openxmlformats.org/drawingml/2006/main" xmlns:wps="http://schemas.microsoft.com/office/word/2010/wordprocessingShape" mc:Ignorable="w14 w15 wp14">
   <w:p>
     <w:pPr>
-      <w:pStyle w:val="928"/>
+      <w:pStyle w:val="948"/>
       <w:pBdr/>
       <w:spacing/>
       <w:ind/>
@@ -1401,7 +1361,7 @@
   </w:p>
   <w:p>
     <w:pPr>
-      <w:pStyle w:val="928"/>
+      <w:pStyle w:val="948"/>
       <w:pBdr/>
       <w:spacing/>
       <w:ind/>
@@ -1439,14 +1399,6 @@
         <w:highlight w:val="none"/>
       </w:rPr>
     </w:r>
-    <w:r>
-      <w:rPr>
-        <w:color w:val="000000" w:themeColor="text1"/>
-        <w:highlight w:val="none"/>
-      </w:rPr>
-    </w:r>
-    <w:r/>
-    <w:r/>
     <w:r>
       <w:rPr>
         <w:color w:val="000000" w:themeColor="text1"/>
@@ -1494,7 +1446,7 @@
 <w:hdr xmlns:wpc="http://schemas.microsoft.com/office/word/2010/wordprocessingCanvas" xmlns:mc="http://schemas.openxmlformats.org/markup-compatibility/2006" xmlns:o="urn:schemas-microsoft-com:office:office" xmlns:r="http://schemas.openxmlformats.org/officeDocument/2006/relationships" xmlns:m="http://schemas.openxmlformats.org/officeDocument/2006/math" xmlns:v="urn:schemas-microsoft-com:vml" xmlns:wp14="http://schemas.microsoft.com/office/word/2010/wordprocessingDrawing" xmlns:wp="http://schemas.openxmlformats.org/drawingml/2006/wordprocessingDrawing" xmlns:w10="urn:schemas-microsoft-com:office:word" xmlns:w="http://schemas.openxmlformats.org/wordprocessingml/2006/main" xmlns:w14="http://schemas.microsoft.com/office/word/2010/wordml" xmlns:w15="http://schemas.microsoft.com/office/word/2012/wordml" xmlns:wpg="http://schemas.microsoft.com/office/word/2010/wordprocessingGroup" xmlns:wpi="http://schemas.microsoft.com/office/word/2010/wordprocessingInk" xmlns:wne="http://schemas.microsoft.com/office/word/2006/wordml" xmlns:a="http://schemas.openxmlformats.org/drawingml/2006/main" xmlns:wps="http://schemas.microsoft.com/office/word/2010/wordprocessingShape" mc:Ignorable="w14 w15 wp14">
   <w:p>
     <w:pPr>
-      <w:pStyle w:val="926"/>
+      <w:pStyle w:val="946"/>
       <w:pBdr/>
       <w:spacing/>
       <w:ind/>
@@ -1527,7 +1479,7 @@
   </w:p>
   <w:p>
     <w:pPr>
-      <w:pStyle w:val="926"/>
+      <w:pStyle w:val="946"/>
       <w:pBdr/>
       <w:spacing/>
       <w:ind/>
@@ -1566,7 +1518,7 @@
 <w:hdr xmlns:wpc="http://schemas.microsoft.com/office/word/2010/wordprocessingCanvas" xmlns:mc="http://schemas.openxmlformats.org/markup-compatibility/2006" xmlns:o="urn:schemas-microsoft-com:office:office" xmlns:r="http://schemas.openxmlformats.org/officeDocument/2006/relationships" xmlns:m="http://schemas.openxmlformats.org/officeDocument/2006/math" xmlns:v="urn:schemas-microsoft-com:vml" xmlns:wp14="http://schemas.microsoft.com/office/word/2010/wordprocessingDrawing" xmlns:wp="http://schemas.openxmlformats.org/drawingml/2006/wordprocessingDrawing" xmlns:w10="urn:schemas-microsoft-com:office:word" xmlns:w="http://schemas.openxmlformats.org/wordprocessingml/2006/main" xmlns:w14="http://schemas.microsoft.com/office/word/2010/wordml" xmlns:w15="http://schemas.microsoft.com/office/word/2012/wordml" xmlns:wpg="http://schemas.microsoft.com/office/word/2010/wordprocessingGroup" xmlns:wpi="http://schemas.microsoft.com/office/word/2010/wordprocessingInk" xmlns:wne="http://schemas.microsoft.com/office/word/2006/wordml" xmlns:a="http://schemas.openxmlformats.org/drawingml/2006/main" xmlns:wps="http://schemas.microsoft.com/office/word/2010/wordprocessingShape" mc:Ignorable="w14 w15 wp14">
   <w:p>
     <w:pPr>
-      <w:pStyle w:val="926"/>
+      <w:pStyle w:val="946"/>
       <w:pBdr/>
       <w:spacing/>
       <w:ind/>
@@ -1599,7 +1551,7 @@
   </w:p>
   <w:p>
     <w:pPr>
-      <w:pStyle w:val="926"/>
+      <w:pStyle w:val="946"/>
       <w:pBdr/>
       <w:spacing/>
       <w:ind/>
@@ -1612,14 +1564,12 @@
       </w:rPr>
       <w:t xml:space="preserve">Berlin</w:t>
     </w:r>
-    <w:r/>
     <w:r>
       <w:rPr>
         <w:highlight w:val="none"/>
         <w:lang w:val="de-DE"/>
       </w:rPr>
     </w:r>
-    <w:r/>
     <w:r/>
   </w:p>
 </w:hdr>
@@ -2334,9 +2284,9 @@
     <w:lsdException w:name="Bibliography" w:uiPriority="37"/>
     <w:lsdException w:name="TOC Heading" w:uiPriority="39" w:qFormat="1"/>
   </w:latentStyles>
-  <w:style w:type="table" w:styleId="766">
+  <w:style w:type="table" w:styleId="786">
     <w:name w:val="Table Grid"/>
-    <w:basedOn w:val="952"/>
+    <w:basedOn w:val="972"/>
     <w:uiPriority w:val="59"/>
     <w:pPr>
       <w:pBdr/>
@@ -2533,9 +2483,9 @@
       </w:tcPr>
     </w:tblStylePr>
   </w:style>
-  <w:style w:type="table" w:styleId="767">
+  <w:style w:type="table" w:styleId="787">
     <w:name w:val="Table Grid Light"/>
-    <w:basedOn w:val="952"/>
+    <w:basedOn w:val="972"/>
     <w:uiPriority w:val="59"/>
     <w:pPr>
       <w:pBdr/>
@@ -2732,9 +2682,9 @@
       </w:tcPr>
     </w:tblStylePr>
   </w:style>
-  <w:style w:type="table" w:styleId="768">
+  <w:style w:type="table" w:styleId="788">
     <w:name w:val="Plain Table 1"/>
-    <w:basedOn w:val="952"/>
+    <w:basedOn w:val="972"/>
     <w:uiPriority w:val="59"/>
     <w:pPr>
       <w:pBdr/>
@@ -2957,9 +2907,9 @@
       </w:tcPr>
     </w:tblStylePr>
   </w:style>
-  <w:style w:type="table" w:styleId="769">
+  <w:style w:type="table" w:styleId="789">
     <w:name w:val="Plain Table 2"/>
-    <w:basedOn w:val="952"/>
+    <w:basedOn w:val="972"/>
     <w:uiPriority w:val="59"/>
     <w:pPr>
       <w:pBdr/>
@@ -3190,9 +3140,9 @@
       </w:tcPr>
     </w:tblStylePr>
   </w:style>
-  <w:style w:type="table" w:styleId="770">
+  <w:style w:type="table" w:styleId="790">
     <w:name w:val="Plain Table 3"/>
-    <w:basedOn w:val="952"/>
+    <w:basedOn w:val="972"/>
     <w:uiPriority w:val="99"/>
     <w:pPr>
       <w:pBdr/>
@@ -3420,9 +3370,9 @@
       </w:tcPr>
     </w:tblStylePr>
   </w:style>
-  <w:style w:type="table" w:styleId="771">
+  <w:style w:type="table" w:styleId="791">
     <w:name w:val="Plain Table 4"/>
-    <w:basedOn w:val="952"/>
+    <w:basedOn w:val="972"/>
     <w:uiPriority w:val="99"/>
     <w:pPr>
       <w:pBdr/>
@@ -3636,9 +3586,9 @@
       </w:tcPr>
     </w:tblStylePr>
   </w:style>
-  <w:style w:type="table" w:styleId="772">
+  <w:style w:type="table" w:styleId="792">
     <w:name w:val="Plain Table 5"/>
-    <w:basedOn w:val="952"/>
+    <w:basedOn w:val="972"/>
     <w:uiPriority w:val="99"/>
     <w:pPr>
       <w:pBdr/>
@@ -3869,9 +3819,9 @@
       </w:tcPr>
     </w:tblStylePr>
   </w:style>
-  <w:style w:type="table" w:styleId="773">
+  <w:style w:type="table" w:styleId="793">
     <w:name w:val="Grid Table 1 Light"/>
-    <w:basedOn w:val="952"/>
+    <w:basedOn w:val="972"/>
     <w:uiPriority w:val="99"/>
     <w:pPr>
       <w:pBdr/>
@@ -4092,9 +4042,9 @@
       </w:tcPr>
     </w:tblStylePr>
   </w:style>
-  <w:style w:type="table" w:styleId="774">
+  <w:style w:type="table" w:styleId="794">
     <w:name w:val="Grid Table 1 Light - Accent 1"/>
-    <w:basedOn w:val="952"/>
+    <w:basedOn w:val="972"/>
     <w:uiPriority w:val="99"/>
     <w:pPr>
       <w:pBdr/>
@@ -4315,9 +4265,9 @@
       </w:tcPr>
     </w:tblStylePr>
   </w:style>
-  <w:style w:type="table" w:styleId="775">
+  <w:style w:type="table" w:styleId="795">
     <w:name w:val="Grid Table 1 Light - Accent 2"/>
-    <w:basedOn w:val="952"/>
+    <w:basedOn w:val="972"/>
     <w:uiPriority w:val="99"/>
     <w:pPr>
       <w:pBdr/>
@@ -4538,9 +4488,9 @@
       </w:tcPr>
     </w:tblStylePr>
   </w:style>
-  <w:style w:type="table" w:styleId="776">
+  <w:style w:type="table" w:styleId="796">
     <w:name w:val="Grid Table 1 Light - Accent 3"/>
-    <w:basedOn w:val="952"/>
+    <w:basedOn w:val="972"/>
     <w:uiPriority w:val="99"/>
     <w:pPr>
       <w:pBdr/>
@@ -4761,9 +4711,9 @@
       </w:tcPr>
     </w:tblStylePr>
   </w:style>
-  <w:style w:type="table" w:styleId="777">
+  <w:style w:type="table" w:styleId="797">
     <w:name w:val="Grid Table 1 Light - Accent 4"/>
-    <w:basedOn w:val="952"/>
+    <w:basedOn w:val="972"/>
     <w:uiPriority w:val="99"/>
     <w:pPr>
       <w:pBdr/>
@@ -4984,9 +4934,9 @@
       </w:tcPr>
     </w:tblStylePr>
   </w:style>
-  <w:style w:type="table" w:styleId="778">
+  <w:style w:type="table" w:styleId="798">
     <w:name w:val="Grid Table 1 Light - Accent 5"/>
-    <w:basedOn w:val="952"/>
+    <w:basedOn w:val="972"/>
     <w:uiPriority w:val="99"/>
     <w:pPr>
       <w:pBdr/>
@@ -5207,9 +5157,9 @@
       </w:tcPr>
     </w:tblStylePr>
   </w:style>
-  <w:style w:type="table" w:styleId="779">
+  <w:style w:type="table" w:styleId="799">
     <w:name w:val="Grid Table 1 Light - Accent 6"/>
-    <w:basedOn w:val="952"/>
+    <w:basedOn w:val="972"/>
     <w:uiPriority w:val="99"/>
     <w:pPr>
       <w:pBdr/>
@@ -5430,9 +5380,9 @@
       </w:tcPr>
     </w:tblStylePr>
   </w:style>
-  <w:style w:type="table" w:styleId="780">
+  <w:style w:type="table" w:styleId="800">
     <w:name w:val="Grid Table 2"/>
-    <w:basedOn w:val="952"/>
+    <w:basedOn w:val="972"/>
     <w:uiPriority w:val="99"/>
     <w:pPr>
       <w:pBdr/>
@@ -5662,9 +5612,9 @@
       </w:tcPr>
     </w:tblStylePr>
   </w:style>
-  <w:style w:type="table" w:styleId="781">
+  <w:style w:type="table" w:styleId="801">
     <w:name w:val="Grid Table 2 - Accent 1"/>
-    <w:basedOn w:val="952"/>
+    <w:basedOn w:val="972"/>
     <w:uiPriority w:val="99"/>
     <w:pPr>
       <w:pBdr/>
@@ -5894,9 +5844,9 @@
       </w:tcPr>
     </w:tblStylePr>
   </w:style>
-  <w:style w:type="table" w:styleId="782">
+  <w:style w:type="table" w:styleId="802">
     <w:name w:val="Grid Table 2 - Accent 2"/>
-    <w:basedOn w:val="952"/>
+    <w:basedOn w:val="972"/>
     <w:uiPriority w:val="99"/>
     <w:pPr>
       <w:pBdr/>
@@ -6126,9 +6076,9 @@
       </w:tcPr>
     </w:tblStylePr>
   </w:style>
-  <w:style w:type="table" w:styleId="783">
+  <w:style w:type="table" w:styleId="803">
     <w:name w:val="Grid Table 2 - Accent 3"/>
-    <w:basedOn w:val="952"/>
+    <w:basedOn w:val="972"/>
     <w:uiPriority w:val="99"/>
     <w:pPr>
       <w:pBdr/>
@@ -6358,9 +6308,9 @@
       </w:tcPr>
     </w:tblStylePr>
   </w:style>
-  <w:style w:type="table" w:styleId="784">
+  <w:style w:type="table" w:styleId="804">
     <w:name w:val="Grid Table 2 - Accent 4"/>
-    <w:basedOn w:val="952"/>
+    <w:basedOn w:val="972"/>
     <w:uiPriority w:val="99"/>
     <w:pPr>
       <w:pBdr/>
@@ -6590,9 +6540,9 @@
       </w:tcPr>
     </w:tblStylePr>
   </w:style>
-  <w:style w:type="table" w:styleId="785">
+  <w:style w:type="table" w:styleId="805">
     <w:name w:val="Grid Table 2 - Accent 5"/>
-    <w:basedOn w:val="952"/>
+    <w:basedOn w:val="972"/>
     <w:uiPriority w:val="99"/>
     <w:pPr>
       <w:pBdr/>
@@ -6822,9 +6772,9 @@
       </w:tcPr>
     </w:tblStylePr>
   </w:style>
-  <w:style w:type="table" w:styleId="786">
+  <w:style w:type="table" w:styleId="806">
     <w:name w:val="Grid Table 2 - Accent 6"/>
-    <w:basedOn w:val="952"/>
+    <w:basedOn w:val="972"/>
     <w:uiPriority w:val="99"/>
     <w:pPr>
       <w:pBdr/>
@@ -7054,9 +7004,9 @@
       </w:tcPr>
     </w:tblStylePr>
   </w:style>
-  <w:style w:type="table" w:styleId="787">
+  <w:style w:type="table" w:styleId="807">
     <w:name w:val="Grid Table 3"/>
-    <w:basedOn w:val="952"/>
+    <w:basedOn w:val="972"/>
     <w:uiPriority w:val="99"/>
     <w:pPr>
       <w:pBdr/>
@@ -7299,9 +7249,9 @@
       </w:tcPr>
     </w:tblStylePr>
   </w:style>
-  <w:style w:type="table" w:styleId="788">
+  <w:style w:type="table" w:styleId="808">
     <w:name w:val="Grid Table 3 - Accent 1"/>
-    <w:basedOn w:val="952"/>
+    <w:basedOn w:val="972"/>
     <w:uiPriority w:val="99"/>
     <w:pPr>
       <w:pBdr/>
@@ -7544,9 +7494,9 @@
       </w:tcPr>
     </w:tblStylePr>
   </w:style>
-  <w:style w:type="table" w:styleId="789">
+  <w:style w:type="table" w:styleId="809">
     <w:name w:val="Grid Table 3 - Accent 2"/>
-    <w:basedOn w:val="952"/>
+    <w:basedOn w:val="972"/>
     <w:uiPriority w:val="99"/>
     <w:pPr>
       <w:pBdr/>
@@ -7789,9 +7739,9 @@
       </w:tcPr>
     </w:tblStylePr>
   </w:style>
-  <w:style w:type="table" w:styleId="790">
+  <w:style w:type="table" w:styleId="810">
     <w:name w:val="Grid Table 3 - Accent 3"/>
-    <w:basedOn w:val="952"/>
+    <w:basedOn w:val="972"/>
     <w:uiPriority w:val="99"/>
     <w:pPr>
       <w:pBdr/>
@@ -8034,9 +7984,9 @@
       </w:tcPr>
     </w:tblStylePr>
   </w:style>
-  <w:style w:type="table" w:styleId="791">
+  <w:style w:type="table" w:styleId="811">
     <w:name w:val="Grid Table 3 - Accent 4"/>
-    <w:basedOn w:val="952"/>
+    <w:basedOn w:val="972"/>
     <w:uiPriority w:val="99"/>
     <w:pPr>
       <w:pBdr/>
@@ -8279,9 +8229,9 @@
       </w:tcPr>
     </w:tblStylePr>
   </w:style>
-  <w:style w:type="table" w:styleId="792">
+  <w:style w:type="table" w:styleId="812">
     <w:name w:val="Grid Table 3 - Accent 5"/>
-    <w:basedOn w:val="952"/>
+    <w:basedOn w:val="972"/>
     <w:uiPriority w:val="99"/>
     <w:pPr>
       <w:pBdr/>
@@ -8524,9 +8474,9 @@
       </w:tcPr>
     </w:tblStylePr>
   </w:style>
-  <w:style w:type="table" w:styleId="793">
+  <w:style w:type="table" w:styleId="813">
     <w:name w:val="Grid Table 3 - Accent 6"/>
-    <w:basedOn w:val="952"/>
+    <w:basedOn w:val="972"/>
     <w:uiPriority w:val="99"/>
     <w:pPr>
       <w:pBdr/>
@@ -8769,9 +8719,9 @@
       </w:tcPr>
     </w:tblStylePr>
   </w:style>
-  <w:style w:type="table" w:styleId="794">
+  <w:style w:type="table" w:styleId="814">
     <w:name w:val="Grid Table 4"/>
-    <w:basedOn w:val="952"/>
+    <w:basedOn w:val="972"/>
     <w:uiPriority w:val="59"/>
     <w:pPr>
       <w:pBdr/>
@@ -9002,9 +8952,9 @@
       </w:tcPr>
     </w:tblStylePr>
   </w:style>
-  <w:style w:type="table" w:styleId="795">
+  <w:style w:type="table" w:styleId="815">
     <w:name w:val="Grid Table 4 - Accent 1"/>
-    <w:basedOn w:val="952"/>
+    <w:basedOn w:val="972"/>
     <w:uiPriority w:val="59"/>
     <w:pPr>
       <w:pBdr/>
@@ -9235,9 +9185,9 @@
       </w:tcPr>
     </w:tblStylePr>
   </w:style>
-  <w:style w:type="table" w:styleId="796">
+  <w:style w:type="table" w:styleId="816">
     <w:name w:val="Grid Table 4 - Accent 2"/>
-    <w:basedOn w:val="952"/>
+    <w:basedOn w:val="972"/>
     <w:uiPriority w:val="59"/>
     <w:pPr>
       <w:pBdr/>
@@ -9468,9 +9418,9 @@
       </w:tcPr>
     </w:tblStylePr>
   </w:style>
-  <w:style w:type="table" w:styleId="797">
+  <w:style w:type="table" w:styleId="817">
     <w:name w:val="Grid Table 4 - Accent 3"/>
-    <w:basedOn w:val="952"/>
+    <w:basedOn w:val="972"/>
     <w:uiPriority w:val="59"/>
     <w:pPr>
       <w:pBdr/>
@@ -9701,9 +9651,9 @@
       </w:tcPr>
     </w:tblStylePr>
   </w:style>
-  <w:style w:type="table" w:styleId="798">
+  <w:style w:type="table" w:styleId="818">
     <w:name w:val="Grid Table 4 - Accent 4"/>
-    <w:basedOn w:val="952"/>
+    <w:basedOn w:val="972"/>
     <w:uiPriority w:val="59"/>
     <w:pPr>
       <w:pBdr/>
@@ -9934,9 +9884,9 @@
       </w:tcPr>
     </w:tblStylePr>
   </w:style>
-  <w:style w:type="table" w:styleId="799">
+  <w:style w:type="table" w:styleId="819">
     <w:name w:val="Grid Table 4 - Accent 5"/>
-    <w:basedOn w:val="952"/>
+    <w:basedOn w:val="972"/>
     <w:uiPriority w:val="59"/>
     <w:pPr>
       <w:pBdr/>
@@ -10167,9 +10117,9 @@
       </w:tcPr>
     </w:tblStylePr>
   </w:style>
-  <w:style w:type="table" w:styleId="800">
+  <w:style w:type="table" w:styleId="820">
     <w:name w:val="Grid Table 4 - Accent 6"/>
-    <w:basedOn w:val="952"/>
+    <w:basedOn w:val="972"/>
     <w:uiPriority w:val="59"/>
     <w:pPr>
       <w:pBdr/>
@@ -10400,9 +10350,9 @@
       </w:tcPr>
     </w:tblStylePr>
   </w:style>
-  <w:style w:type="table" w:styleId="801">
+  <w:style w:type="table" w:styleId="821">
     <w:name w:val="Grid Table 5 Dark"/>
-    <w:basedOn w:val="952"/>
+    <w:basedOn w:val="972"/>
     <w:uiPriority w:val="99"/>
     <w:pPr>
       <w:pBdr/>
@@ -10628,9 +10578,9 @@
       </w:tcPr>
     </w:tblStylePr>
   </w:style>
-  <w:style w:type="table" w:styleId="802">
+  <w:style w:type="table" w:styleId="822">
     <w:name w:val="Grid Table 5 Dark- Accent 1"/>
-    <w:basedOn w:val="952"/>
+    <w:basedOn w:val="972"/>
     <w:uiPriority w:val="99"/>
     <w:pPr>
       <w:pBdr/>
@@ -10856,9 +10806,9 @@
       </w:tcPr>
     </w:tblStylePr>
   </w:style>
-  <w:style w:type="table" w:styleId="803">
+  <w:style w:type="table" w:styleId="823">
     <w:name w:val="Grid Table 5 Dark - Accent 2"/>
-    <w:basedOn w:val="952"/>
+    <w:basedOn w:val="972"/>
     <w:uiPriority w:val="99"/>
     <w:pPr>
       <w:pBdr/>
@@ -11084,9 +11034,9 @@
       </w:tcPr>
     </w:tblStylePr>
   </w:style>
-  <w:style w:type="table" w:styleId="804">
+  <w:style w:type="table" w:styleId="824">
     <w:name w:val="Grid Table 5 Dark - Accent 3"/>
-    <w:basedOn w:val="952"/>
+    <w:basedOn w:val="972"/>
     <w:uiPriority w:val="99"/>
     <w:pPr>
       <w:pBdr/>
@@ -11312,9 +11262,9 @@
       </w:tcPr>
     </w:tblStylePr>
   </w:style>
-  <w:style w:type="table" w:styleId="805">
+  <w:style w:type="table" w:styleId="825">
     <w:name w:val="Grid Table 5 Dark- Accent 4"/>
-    <w:basedOn w:val="952"/>
+    <w:basedOn w:val="972"/>
     <w:uiPriority w:val="99"/>
     <w:pPr>
       <w:pBdr/>
@@ -11540,9 +11490,9 @@
       </w:tcPr>
     </w:tblStylePr>
   </w:style>
-  <w:style w:type="table" w:styleId="806">
+  <w:style w:type="table" w:styleId="826">
     <w:name w:val="Grid Table 5 Dark - Accent 5"/>
-    <w:basedOn w:val="952"/>
+    <w:basedOn w:val="972"/>
     <w:uiPriority w:val="99"/>
     <w:pPr>
       <w:pBdr/>
@@ -11768,9 +11718,9 @@
       </w:tcPr>
     </w:tblStylePr>
   </w:style>
-  <w:style w:type="table" w:styleId="807">
+  <w:style w:type="table" w:styleId="827">
     <w:name w:val="Grid Table 5 Dark - Accent 6"/>
-    <w:basedOn w:val="952"/>
+    <w:basedOn w:val="972"/>
     <w:uiPriority w:val="99"/>
     <w:pPr>
       <w:pBdr/>
@@ -11996,9 +11946,9 @@
       </w:tcPr>
     </w:tblStylePr>
   </w:style>
-  <w:style w:type="table" w:styleId="808">
+  <w:style w:type="table" w:styleId="828">
     <w:name w:val="Grid Table 6 Colorful"/>
-    <w:basedOn w:val="952"/>
+    <w:basedOn w:val="972"/>
     <w:uiPriority w:val="99"/>
     <w:pPr>
       <w:pBdr/>
@@ -12226,9 +12176,9 @@
       </w:tcPr>
     </w:tblStylePr>
   </w:style>
-  <w:style w:type="table" w:styleId="809">
+  <w:style w:type="table" w:styleId="829">
     <w:name w:val="Grid Table 6 Colorful - Accent 1"/>
-    <w:basedOn w:val="952"/>
+    <w:basedOn w:val="972"/>
     <w:uiPriority w:val="99"/>
     <w:pPr>
       <w:pBdr/>
@@ -12456,9 +12406,9 @@
       </w:tcPr>
     </w:tblStylePr>
   </w:style>
-  <w:style w:type="table" w:styleId="810">
+  <w:style w:type="table" w:styleId="830">
     <w:name w:val="Grid Table 6 Colorful - Accent 2"/>
-    <w:basedOn w:val="952"/>
+    <w:basedOn w:val="972"/>
     <w:uiPriority w:val="99"/>
     <w:pPr>
       <w:pBdr/>
@@ -12686,9 +12636,9 @@
       </w:tcPr>
     </w:tblStylePr>
   </w:style>
-  <w:style w:type="table" w:styleId="811">
+  <w:style w:type="table" w:styleId="831">
     <w:name w:val="Grid Table 6 Colorful - Accent 3"/>
-    <w:basedOn w:val="952"/>
+    <w:basedOn w:val="972"/>
     <w:uiPriority w:val="99"/>
     <w:pPr>
       <w:pBdr/>
@@ -12916,9 +12866,9 @@
       </w:tcPr>
     </w:tblStylePr>
   </w:style>
-  <w:style w:type="table" w:styleId="812">
+  <w:style w:type="table" w:styleId="832">
     <w:name w:val="Grid Table 6 Colorful - Accent 4"/>
-    <w:basedOn w:val="952"/>
+    <w:basedOn w:val="972"/>
     <w:uiPriority w:val="99"/>
     <w:pPr>
       <w:pBdr/>
@@ -13146,9 +13096,9 @@
       </w:tcPr>
     </w:tblStylePr>
   </w:style>
-  <w:style w:type="table" w:styleId="813">
+  <w:style w:type="table" w:styleId="833">
     <w:name w:val="Grid Table 6 Colorful - Accent 5"/>
-    <w:basedOn w:val="952"/>
+    <w:basedOn w:val="972"/>
     <w:uiPriority w:val="99"/>
     <w:pPr>
       <w:pBdr/>
@@ -13376,9 +13326,9 @@
       </w:tcPr>
     </w:tblStylePr>
   </w:style>
-  <w:style w:type="table" w:styleId="814">
+  <w:style w:type="table" w:styleId="834">
     <w:name w:val="Grid Table 6 Colorful - Accent 6"/>
-    <w:basedOn w:val="952"/>
+    <w:basedOn w:val="972"/>
     <w:uiPriority w:val="99"/>
     <w:pPr>
       <w:pBdr/>
@@ -13606,9 +13556,9 @@
       </w:tcPr>
     </w:tblStylePr>
   </w:style>
-  <w:style w:type="table" w:styleId="815">
+  <w:style w:type="table" w:styleId="835">
     <w:name w:val="Grid Table 7 Colorful"/>
-    <w:basedOn w:val="952"/>
+    <w:basedOn w:val="972"/>
     <w:uiPriority w:val="99"/>
     <w:pPr>
       <w:pBdr/>
@@ -13860,9 +13810,9 @@
       </w:tcPr>
     </w:tblStylePr>
   </w:style>
-  <w:style w:type="table" w:styleId="816">
+  <w:style w:type="table" w:styleId="836">
     <w:name w:val="Grid Table 7 Colorful - Accent 1"/>
-    <w:basedOn w:val="952"/>
+    <w:basedOn w:val="972"/>
     <w:uiPriority w:val="99"/>
     <w:pPr>
       <w:pBdr/>
@@ -14114,9 +14064,9 @@
       </w:tcPr>
     </w:tblStylePr>
   </w:style>
-  <w:style w:type="table" w:styleId="817">
+  <w:style w:type="table" w:styleId="837">
     <w:name w:val="Grid Table 7 Colorful - Accent 2"/>
-    <w:basedOn w:val="952"/>
+    <w:basedOn w:val="972"/>
     <w:uiPriority w:val="99"/>
     <w:pPr>
       <w:pBdr/>
@@ -14368,9 +14318,9 @@
       </w:tcPr>
     </w:tblStylePr>
   </w:style>
-  <w:style w:type="table" w:styleId="818">
+  <w:style w:type="table" w:styleId="838">
     <w:name w:val="Grid Table 7 Colorful - Accent 3"/>
-    <w:basedOn w:val="952"/>
+    <w:basedOn w:val="972"/>
     <w:uiPriority w:val="99"/>
     <w:pPr>
       <w:pBdr/>
@@ -14622,9 +14572,9 @@
       </w:tcPr>
     </w:tblStylePr>
   </w:style>
-  <w:style w:type="table" w:styleId="819">
+  <w:style w:type="table" w:styleId="839">
     <w:name w:val="Grid Table 7 Colorful - Accent 4"/>
-    <w:basedOn w:val="952"/>
+    <w:basedOn w:val="972"/>
     <w:uiPriority w:val="99"/>
     <w:pPr>
       <w:pBdr/>
@@ -14876,9 +14826,9 @@
       </w:tcPr>
     </w:tblStylePr>
   </w:style>
-  <w:style w:type="table" w:styleId="820">
+  <w:style w:type="table" w:styleId="840">
     <w:name w:val="Grid Table 7 Colorful - Accent 5"/>
-    <w:basedOn w:val="952"/>
+    <w:basedOn w:val="972"/>
     <w:uiPriority w:val="99"/>
     <w:pPr>
       <w:pBdr/>
@@ -15130,9 +15080,9 @@
       </w:tcPr>
     </w:tblStylePr>
   </w:style>
-  <w:style w:type="table" w:styleId="821">
+  <w:style w:type="table" w:styleId="841">
     <w:name w:val="Grid Table 7 Colorful - Accent 6"/>
-    <w:basedOn w:val="952"/>
+    <w:basedOn w:val="972"/>
     <w:uiPriority w:val="99"/>
     <w:pPr>
       <w:pBdr/>
@@ -15384,9 +15334,9 @@
       </w:tcPr>
     </w:tblStylePr>
   </w:style>
-  <w:style w:type="table" w:styleId="822">
+  <w:style w:type="table" w:styleId="842">
     <w:name w:val="List Table 1 Light"/>
-    <w:basedOn w:val="952"/>
+    <w:basedOn w:val="972"/>
     <w:uiPriority w:val="99"/>
     <w:pPr>
       <w:pBdr/>
@@ -15600,9 +15550,9 @@
       </w:tcPr>
     </w:tblStylePr>
   </w:style>
-  <w:style w:type="table" w:styleId="823">
+  <w:style w:type="table" w:styleId="843">
     <w:name w:val="List Table 1 Light - Accent 1"/>
-    <w:basedOn w:val="952"/>
+    <w:basedOn w:val="972"/>
     <w:uiPriority w:val="99"/>
     <w:pPr>
       <w:pBdr/>
@@ -15816,9 +15766,9 @@
       </w:tcPr>
     </w:tblStylePr>
   </w:style>
-  <w:style w:type="table" w:styleId="824">
+  <w:style w:type="table" w:styleId="844">
     <w:name w:val="List Table 1 Light - Accent 2"/>
-    <w:basedOn w:val="952"/>
+    <w:basedOn w:val="972"/>
     <w:uiPriority w:val="99"/>
     <w:pPr>
       <w:pBdr/>
@@ -16032,9 +15982,9 @@
       </w:tcPr>
     </w:tblStylePr>
   </w:style>
-  <w:style w:type="table" w:styleId="825">
+  <w:style w:type="table" w:styleId="845">
     <w:name w:val="List Table 1 Light - Accent 3"/>
-    <w:basedOn w:val="952"/>
+    <w:basedOn w:val="972"/>
     <w:uiPriority w:val="99"/>
     <w:pPr>
       <w:pBdr/>
@@ -16248,9 +16198,9 @@
       </w:tcPr>
     </w:tblStylePr>
   </w:style>
-  <w:style w:type="table" w:styleId="826">
+  <w:style w:type="table" w:styleId="846">
     <w:name w:val="List Table 1 Light - Accent 4"/>
-    <w:basedOn w:val="952"/>
+    <w:basedOn w:val="972"/>
     <w:uiPriority w:val="99"/>
     <w:pPr>
       <w:pBdr/>
@@ -16464,9 +16414,9 @@
       </w:tcPr>
     </w:tblStylePr>
   </w:style>
-  <w:style w:type="table" w:styleId="827">
+  <w:style w:type="table" w:styleId="847">
     <w:name w:val="List Table 1 Light - Accent 5"/>
-    <w:basedOn w:val="952"/>
+    <w:basedOn w:val="972"/>
     <w:uiPriority w:val="99"/>
     <w:pPr>
       <w:pBdr/>
@@ -16680,9 +16630,9 @@
       </w:tcPr>
     </w:tblStylePr>
   </w:style>
-  <w:style w:type="table" w:styleId="828">
+  <w:style w:type="table" w:styleId="848">
     <w:name w:val="List Table 1 Light - Accent 6"/>
-    <w:basedOn w:val="952"/>
+    <w:basedOn w:val="972"/>
     <w:uiPriority w:val="99"/>
     <w:pPr>
       <w:pBdr/>
@@ -16896,9 +16846,9 @@
       </w:tcPr>
     </w:tblStylePr>
   </w:style>
-  <w:style w:type="table" w:styleId="829">
+  <w:style w:type="table" w:styleId="849">
     <w:name w:val="List Table 2"/>
-    <w:basedOn w:val="952"/>
+    <w:basedOn w:val="972"/>
     <w:uiPriority w:val="99"/>
     <w:pPr>
       <w:pBdr/>
@@ -17134,9 +17084,9 @@
       </w:tcPr>
     </w:tblStylePr>
   </w:style>
-  <w:style w:type="table" w:styleId="830">
+  <w:style w:type="table" w:styleId="850">
     <w:name w:val="List Table 2 - Accent 1"/>
-    <w:basedOn w:val="952"/>
+    <w:basedOn w:val="972"/>
     <w:uiPriority w:val="99"/>
     <w:pPr>
       <w:pBdr/>
@@ -17372,9 +17322,9 @@
       </w:tcPr>
     </w:tblStylePr>
   </w:style>
-  <w:style w:type="table" w:styleId="831">
+  <w:style w:type="table" w:styleId="851">
     <w:name w:val="List Table 2 - Accent 2"/>
-    <w:basedOn w:val="952"/>
+    <w:basedOn w:val="972"/>
     <w:uiPriority w:val="99"/>
     <w:pPr>
       <w:pBdr/>
@@ -17610,9 +17560,9 @@
       </w:tcPr>
     </w:tblStylePr>
   </w:style>
-  <w:style w:type="table" w:styleId="832">
+  <w:style w:type="table" w:styleId="852">
     <w:name w:val="List Table 2 - Accent 3"/>
-    <w:basedOn w:val="952"/>
+    <w:basedOn w:val="972"/>
     <w:uiPriority w:val="99"/>
     <w:pPr>
       <w:pBdr/>
@@ -17848,9 +17798,9 @@
       </w:tcPr>
     </w:tblStylePr>
   </w:style>
-  <w:style w:type="table" w:styleId="833">
+  <w:style w:type="table" w:styleId="853">
     <w:name w:val="List Table 2 - Accent 4"/>
-    <w:basedOn w:val="952"/>
+    <w:basedOn w:val="972"/>
     <w:uiPriority w:val="99"/>
     <w:pPr>
       <w:pBdr/>
@@ -18086,9 +18036,9 @@
       </w:tcPr>
     </w:tblStylePr>
   </w:style>
-  <w:style w:type="table" w:styleId="834">
+  <w:style w:type="table" w:styleId="854">
     <w:name w:val="List Table 2 - Accent 5"/>
-    <w:basedOn w:val="952"/>
+    <w:basedOn w:val="972"/>
     <w:uiPriority w:val="99"/>
     <w:pPr>
       <w:pBdr/>
@@ -18324,9 +18274,9 @@
       </w:tcPr>
     </w:tblStylePr>
   </w:style>
-  <w:style w:type="table" w:styleId="835">
+  <w:style w:type="table" w:styleId="855">
     <w:name w:val="List Table 2 - Accent 6"/>
-    <w:basedOn w:val="952"/>
+    <w:basedOn w:val="972"/>
     <w:uiPriority w:val="99"/>
     <w:pPr>
       <w:pBdr/>
@@ -18562,9 +18512,9 @@
       </w:tcPr>
     </w:tblStylePr>
   </w:style>
-  <w:style w:type="table" w:styleId="836">
+  <w:style w:type="table" w:styleId="856">
     <w:name w:val="List Table 3"/>
-    <w:basedOn w:val="952"/>
+    <w:basedOn w:val="972"/>
     <w:uiPriority w:val="99"/>
     <w:pPr>
       <w:pBdr/>
@@ -18790,9 +18740,9 @@
       </w:tcPr>
     </w:tblStylePr>
   </w:style>
-  <w:style w:type="table" w:styleId="837">
+  <w:style w:type="table" w:styleId="857">
     <w:name w:val="List Table 3 - Accent 1"/>
-    <w:basedOn w:val="952"/>
+    <w:basedOn w:val="972"/>
     <w:uiPriority w:val="99"/>
     <w:pPr>
       <w:pBdr/>
@@ -19018,9 +18968,9 @@
       </w:tcPr>
     </w:tblStylePr>
   </w:style>
-  <w:style w:type="table" w:styleId="838">
+  <w:style w:type="table" w:styleId="858">
     <w:name w:val="List Table 3 - Accent 2"/>
-    <w:basedOn w:val="952"/>
+    <w:basedOn w:val="972"/>
     <w:uiPriority w:val="99"/>
     <w:pPr>
       <w:pBdr/>
@@ -19246,9 +19196,9 @@
       </w:tcPr>
     </w:tblStylePr>
   </w:style>
-  <w:style w:type="table" w:styleId="839">
+  <w:style w:type="table" w:styleId="859">
     <w:name w:val="List Table 3 - Accent 3"/>
-    <w:basedOn w:val="952"/>
+    <w:basedOn w:val="972"/>
     <w:uiPriority w:val="99"/>
     <w:pPr>
       <w:pBdr/>
@@ -19474,9 +19424,9 @@
       </w:tcPr>
     </w:tblStylePr>
   </w:style>
-  <w:style w:type="table" w:styleId="840">
+  <w:style w:type="table" w:styleId="860">
     <w:name w:val="List Table 3 - Accent 4"/>
-    <w:basedOn w:val="952"/>
+    <w:basedOn w:val="972"/>
     <w:uiPriority w:val="99"/>
     <w:pPr>
       <w:pBdr/>
@@ -19702,9 +19652,9 @@
       </w:tcPr>
     </w:tblStylePr>
   </w:style>
-  <w:style w:type="table" w:styleId="841">
+  <w:style w:type="table" w:styleId="861">
     <w:name w:val="List Table 3 - Accent 5"/>
-    <w:basedOn w:val="952"/>
+    <w:basedOn w:val="972"/>
     <w:uiPriority w:val="99"/>
     <w:pPr>
       <w:pBdr/>
@@ -19930,9 +19880,9 @@
       </w:tcPr>
     </w:tblStylePr>
   </w:style>
-  <w:style w:type="table" w:styleId="842">
+  <w:style w:type="table" w:styleId="862">
     <w:name w:val="List Table 3 - Accent 6"/>
-    <w:basedOn w:val="952"/>
+    <w:basedOn w:val="972"/>
     <w:uiPriority w:val="99"/>
     <w:pPr>
       <w:pBdr/>
@@ -20158,9 +20108,9 @@
       </w:tcPr>
     </w:tblStylePr>
   </w:style>
-  <w:style w:type="table" w:styleId="843">
+  <w:style w:type="table" w:styleId="863">
     <w:name w:val="List Table 4"/>
-    <w:basedOn w:val="952"/>
+    <w:basedOn w:val="972"/>
     <w:uiPriority w:val="99"/>
     <w:pPr>
       <w:pBdr/>
@@ -20383,9 +20333,9 @@
       </w:tcPr>
     </w:tblStylePr>
   </w:style>
-  <w:style w:type="table" w:styleId="844">
+  <w:style w:type="table" w:styleId="864">
     <w:name w:val="List Table 4 - Accent 1"/>
-    <w:basedOn w:val="952"/>
+    <w:basedOn w:val="972"/>
     <w:uiPriority w:val="99"/>
     <w:pPr>
       <w:pBdr/>
@@ -20608,9 +20558,9 @@
       </w:tcPr>
     </w:tblStylePr>
   </w:style>
-  <w:style w:type="table" w:styleId="845">
+  <w:style w:type="table" w:styleId="865">
     <w:name w:val="List Table 4 - Accent 2"/>
-    <w:basedOn w:val="952"/>
+    <w:basedOn w:val="972"/>
     <w:uiPriority w:val="99"/>
     <w:pPr>
       <w:pBdr/>
@@ -20833,9 +20783,9 @@
       </w:tcPr>
     </w:tblStylePr>
   </w:style>
-  <w:style w:type="table" w:styleId="846">
+  <w:style w:type="table" w:styleId="866">
     <w:name w:val="List Table 4 - Accent 3"/>
-    <w:basedOn w:val="952"/>
+    <w:basedOn w:val="972"/>
     <w:uiPriority w:val="99"/>
     <w:pPr>
       <w:pBdr/>
@@ -21058,9 +21008,9 @@
       </w:tcPr>
     </w:tblStylePr>
   </w:style>
-  <w:style w:type="table" w:styleId="847">
+  <w:style w:type="table" w:styleId="867">
     <w:name w:val="List Table 4 - Accent 4"/>
-    <w:basedOn w:val="952"/>
+    <w:basedOn w:val="972"/>
     <w:uiPriority w:val="99"/>
     <w:pPr>
       <w:pBdr/>
@@ -21283,9 +21233,9 @@
       </w:tcPr>
     </w:tblStylePr>
   </w:style>
-  <w:style w:type="table" w:styleId="848">
+  <w:style w:type="table" w:styleId="868">
     <w:name w:val="List Table 4 - Accent 5"/>
-    <w:basedOn w:val="952"/>
+    <w:basedOn w:val="972"/>
     <w:uiPriority w:val="99"/>
     <w:pPr>
       <w:pBdr/>
@@ -21508,9 +21458,9 @@
       </w:tcPr>
     </w:tblStylePr>
   </w:style>
-  <w:style w:type="table" w:styleId="849">
+  <w:style w:type="table" w:styleId="869">
     <w:name w:val="List Table 4 - Accent 6"/>
-    <w:basedOn w:val="952"/>
+    <w:basedOn w:val="972"/>
     <w:uiPriority w:val="99"/>
     <w:pPr>
       <w:pBdr/>
@@ -21733,9 +21683,9 @@
       </w:tcPr>
     </w:tblStylePr>
   </w:style>
-  <w:style w:type="table" w:styleId="850">
+  <w:style w:type="table" w:styleId="870">
     <w:name w:val="List Table 5 Dark"/>
-    <w:basedOn w:val="952"/>
+    <w:basedOn w:val="972"/>
     <w:uiPriority w:val="99"/>
     <w:pPr>
       <w:pBdr/>
@@ -21975,9 +21925,9 @@
       </w:tcPr>
     </w:tblStylePr>
   </w:style>
-  <w:style w:type="table" w:styleId="851">
+  <w:style w:type="table" w:styleId="871">
     <w:name w:val="List Table 5 Dark - Accent 1"/>
-    <w:basedOn w:val="952"/>
+    <w:basedOn w:val="972"/>
     <w:uiPriority w:val="99"/>
     <w:pPr>
       <w:pBdr/>
@@ -22217,9 +22167,9 @@
       </w:tcPr>
     </w:tblStylePr>
   </w:style>
-  <w:style w:type="table" w:styleId="852">
+  <w:style w:type="table" w:styleId="872">
     <w:name w:val="List Table 5 Dark - Accent 2"/>
-    <w:basedOn w:val="952"/>
+    <w:basedOn w:val="972"/>
     <w:uiPriority w:val="99"/>
     <w:pPr>
       <w:pBdr/>
@@ -22459,9 +22409,9 @@
       </w:tcPr>
     </w:tblStylePr>
   </w:style>
-  <w:style w:type="table" w:styleId="853">
+  <w:style w:type="table" w:styleId="873">
     <w:name w:val="List Table 5 Dark - Accent 3"/>
-    <w:basedOn w:val="952"/>
+    <w:basedOn w:val="972"/>
     <w:uiPriority w:val="99"/>
     <w:pPr>
       <w:pBdr/>
@@ -22701,9 +22651,9 @@
       </w:tcPr>
     </w:tblStylePr>
   </w:style>
-  <w:style w:type="table" w:styleId="854">
+  <w:style w:type="table" w:styleId="874">
     <w:name w:val="List Table 5 Dark - Accent 4"/>
-    <w:basedOn w:val="952"/>
+    <w:basedOn w:val="972"/>
     <w:uiPriority w:val="99"/>
     <w:pPr>
       <w:pBdr/>
@@ -22943,9 +22893,9 @@
       </w:tcPr>
     </w:tblStylePr>
   </w:style>
-  <w:style w:type="table" w:styleId="855">
+  <w:style w:type="table" w:styleId="875">
     <w:name w:val="List Table 5 Dark - Accent 5"/>
-    <w:basedOn w:val="952"/>
+    <w:basedOn w:val="972"/>
     <w:uiPriority w:val="99"/>
     <w:pPr>
       <w:pBdr/>
@@ -23185,9 +23135,9 @@
       </w:tcPr>
     </w:tblStylePr>
   </w:style>
-  <w:style w:type="table" w:styleId="856">
+  <w:style w:type="table" w:styleId="876">
     <w:name w:val="List Table 5 Dark - Accent 6"/>
-    <w:basedOn w:val="952"/>
+    <w:basedOn w:val="972"/>
     <w:uiPriority w:val="99"/>
     <w:pPr>
       <w:pBdr/>
@@ -23427,9 +23377,9 @@
       </w:tcPr>
     </w:tblStylePr>
   </w:style>
-  <w:style w:type="table" w:styleId="857">
+  <w:style w:type="table" w:styleId="877">
     <w:name w:val="List Table 6 Colorful"/>
-    <w:basedOn w:val="952"/>
+    <w:basedOn w:val="972"/>
     <w:uiPriority w:val="99"/>
     <w:pPr>
       <w:pBdr/>
@@ -23650,9 +23600,9 @@
       </w:tcPr>
     </w:tblStylePr>
   </w:style>
-  <w:style w:type="table" w:styleId="858">
+  <w:style w:type="table" w:styleId="878">
     <w:name w:val="List Table 6 Colorful - Accent 1"/>
-    <w:basedOn w:val="952"/>
+    <w:basedOn w:val="972"/>
     <w:uiPriority w:val="99"/>
     <w:pPr>
       <w:pBdr/>
@@ -23873,9 +23823,9 @@
       </w:tcPr>
     </w:tblStylePr>
   </w:style>
-  <w:style w:type="table" w:styleId="859">
+  <w:style w:type="table" w:styleId="879">
     <w:name w:val="List Table 6 Colorful - Accent 2"/>
-    <w:basedOn w:val="952"/>
+    <w:basedOn w:val="972"/>
     <w:uiPriority w:val="99"/>
     <w:pPr>
       <w:pBdr/>
@@ -24096,9 +24046,9 @@
       </w:tcPr>
     </w:tblStylePr>
   </w:style>
-  <w:style w:type="table" w:styleId="860">
+  <w:style w:type="table" w:styleId="880">
     <w:name w:val="List Table 6 Colorful - Accent 3"/>
-    <w:basedOn w:val="952"/>
+    <w:basedOn w:val="972"/>
     <w:uiPriority w:val="99"/>
     <w:pPr>
       <w:pBdr/>
@@ -24319,9 +24269,9 @@
       </w:tcPr>
     </w:tblStylePr>
   </w:style>
-  <w:style w:type="table" w:styleId="861">
+  <w:style w:type="table" w:styleId="881">
     <w:name w:val="List Table 6 Colorful - Accent 4"/>
-    <w:basedOn w:val="952"/>
+    <w:basedOn w:val="972"/>
     <w:uiPriority w:val="99"/>
     <w:pPr>
       <w:pBdr/>
@@ -24542,9 +24492,9 @@
       </w:tcPr>
     </w:tblStylePr>
   </w:style>
-  <w:style w:type="table" w:styleId="862">
+  <w:style w:type="table" w:styleId="882">
     <w:name w:val="List Table 6 Colorful - Accent 5"/>
-    <w:basedOn w:val="952"/>
+    <w:basedOn w:val="972"/>
     <w:uiPriority w:val="99"/>
     <w:pPr>
       <w:pBdr/>
@@ -24765,9 +24715,9 @@
       </w:tcPr>
     </w:tblStylePr>
   </w:style>
-  <w:style w:type="table" w:styleId="863">
+  <w:style w:type="table" w:styleId="883">
     <w:name w:val="List Table 6 Colorful - Accent 6"/>
-    <w:basedOn w:val="952"/>
+    <w:basedOn w:val="972"/>
     <w:uiPriority w:val="99"/>
     <w:pPr>
       <w:pBdr/>
@@ -24988,9 +24938,9 @@
       </w:tcPr>
     </w:tblStylePr>
   </w:style>
-  <w:style w:type="table" w:styleId="864">
+  <w:style w:type="table" w:styleId="884">
     <w:name w:val="List Table 7 Colorful"/>
-    <w:basedOn w:val="952"/>
+    <w:basedOn w:val="972"/>
     <w:uiPriority w:val="99"/>
     <w:pPr>
       <w:pBdr/>
@@ -25244,9 +25194,9 @@
       </w:tcPr>
     </w:tblStylePr>
   </w:style>
-  <w:style w:type="table" w:styleId="865">
+  <w:style w:type="table" w:styleId="885">
     <w:name w:val="List Table 7 Colorful - Accent 1"/>
-    <w:basedOn w:val="952"/>
+    <w:basedOn w:val="972"/>
     <w:uiPriority w:val="99"/>
     <w:pPr>
       <w:pBdr/>
@@ -25500,9 +25450,9 @@
       </w:tcPr>
     </w:tblStylePr>
   </w:style>
-  <w:style w:type="table" w:styleId="866">
+  <w:style w:type="table" w:styleId="886">
     <w:name w:val="List Table 7 Colorful - Accent 2"/>
-    <w:basedOn w:val="952"/>
+    <w:basedOn w:val="972"/>
     <w:uiPriority w:val="99"/>
     <w:pPr>
       <w:pBdr/>
@@ -25756,9 +25706,9 @@
       </w:tcPr>
     </w:tblStylePr>
   </w:style>
-  <w:style w:type="table" w:styleId="867">
+  <w:style w:type="table" w:styleId="887">
     <w:name w:val="List Table 7 Colorful - Accent 3"/>
-    <w:basedOn w:val="952"/>
+    <w:basedOn w:val="972"/>
     <w:uiPriority w:val="99"/>
     <w:pPr>
       <w:pBdr/>
@@ -26012,9 +25962,9 @@
       </w:tcPr>
     </w:tblStylePr>
   </w:style>
-  <w:style w:type="table" w:styleId="868">
+  <w:style w:type="table" w:styleId="888">
     <w:name w:val="List Table 7 Colorful - Accent 4"/>
-    <w:basedOn w:val="952"/>
+    <w:basedOn w:val="972"/>
     <w:uiPriority w:val="99"/>
     <w:pPr>
       <w:pBdr/>
@@ -26268,9 +26218,9 @@
       </w:tcPr>
     </w:tblStylePr>
   </w:style>
-  <w:style w:type="table" w:styleId="869">
+  <w:style w:type="table" w:styleId="889">
     <w:name w:val="List Table 7 Colorful - Accent 5"/>
-    <w:basedOn w:val="952"/>
+    <w:basedOn w:val="972"/>
     <w:uiPriority w:val="99"/>
     <w:pPr>
       <w:pBdr/>
@@ -26524,9 +26474,9 @@
       </w:tcPr>
     </w:tblStylePr>
   </w:style>
-  <w:style w:type="table" w:styleId="870">
+  <w:style w:type="table" w:styleId="890">
     <w:name w:val="List Table 7 Colorful - Accent 6"/>
-    <w:basedOn w:val="952"/>
+    <w:basedOn w:val="972"/>
     <w:uiPriority w:val="99"/>
     <w:pPr>
       <w:pBdr/>
@@ -26780,9 +26730,9 @@
       </w:tcPr>
     </w:tblStylePr>
   </w:style>
-  <w:style w:type="table" w:styleId="871">
+  <w:style w:type="table" w:styleId="891">
     <w:name w:val="Lined - Accent"/>
-    <w:basedOn w:val="952"/>
+    <w:basedOn w:val="972"/>
     <w:uiPriority w:val="99"/>
     <w:pPr>
       <w:pBdr/>
@@ -27017,9 +26967,9 @@
       </w:tcPr>
     </w:tblStylePr>
   </w:style>
-  <w:style w:type="table" w:styleId="872">
+  <w:style w:type="table" w:styleId="892">
     <w:name w:val="Lined - Accent 1"/>
-    <w:basedOn w:val="952"/>
+    <w:basedOn w:val="972"/>
     <w:uiPriority w:val="99"/>
     <w:pPr>
       <w:pBdr/>
@@ -27254,9 +27204,9 @@
       </w:tcPr>
     </w:tblStylePr>
   </w:style>
-  <w:style w:type="table" w:styleId="873">
+  <w:style w:type="table" w:styleId="893">
     <w:name w:val="Lined - Accent 2"/>
-    <w:basedOn w:val="952"/>
+    <w:basedOn w:val="972"/>
     <w:uiPriority w:val="99"/>
     <w:pPr>
       <w:pBdr/>
@@ -27491,9 +27441,9 @@
       </w:tcPr>
     </w:tblStylePr>
   </w:style>
-  <w:style w:type="table" w:styleId="874">
+  <w:style w:type="table" w:styleId="894">
     <w:name w:val="Lined - Accent 3"/>
-    <w:basedOn w:val="952"/>
+    <w:basedOn w:val="972"/>
     <w:uiPriority w:val="99"/>
     <w:pPr>
       <w:pBdr/>
@@ -27728,9 +27678,9 @@
       </w:tcPr>
     </w:tblStylePr>
   </w:style>
-  <w:style w:type="table" w:styleId="875">
+  <w:style w:type="table" w:styleId="895">
     <w:name w:val="Lined - Accent 4"/>
-    <w:basedOn w:val="952"/>
+    <w:basedOn w:val="972"/>
     <w:uiPriority w:val="99"/>
     <w:pPr>
       <w:pBdr/>
@@ -27965,9 +27915,9 @@
       </w:tcPr>
     </w:tblStylePr>
   </w:style>
-  <w:style w:type="table" w:styleId="876">
+  <w:style w:type="table" w:styleId="896">
     <w:name w:val="Lined - Accent 5"/>
-    <w:basedOn w:val="952"/>
+    <w:basedOn w:val="972"/>
     <w:uiPriority w:val="99"/>
     <w:pPr>
       <w:pBdr/>
@@ -28202,9 +28152,9 @@
       </w:tcPr>
     </w:tblStylePr>
   </w:style>
-  <w:style w:type="table" w:styleId="877">
+  <w:style w:type="table" w:styleId="897">
     <w:name w:val="Lined - Accent 6"/>
-    <w:basedOn w:val="952"/>
+    <w:basedOn w:val="972"/>
     <w:uiPriority w:val="99"/>
     <w:pPr>
       <w:pBdr/>
@@ -28439,9 +28389,9 @@
       </w:tcPr>
     </w:tblStylePr>
   </w:style>
-  <w:style w:type="table" w:styleId="878">
+  <w:style w:type="table" w:styleId="898">
     <w:name w:val="Bordered &amp; Lined - Accent"/>
-    <w:basedOn w:val="952"/>
+    <w:basedOn w:val="972"/>
     <w:uiPriority w:val="99"/>
     <w:pPr>
       <w:pBdr/>
@@ -28683,9 +28633,9 @@
       </w:tcPr>
     </w:tblStylePr>
   </w:style>
-  <w:style w:type="table" w:styleId="879">
+  <w:style w:type="table" w:styleId="899">
     <w:name w:val="Bordered &amp; Lined - Accent 1"/>
-    <w:basedOn w:val="952"/>
+    <w:basedOn w:val="972"/>
     <w:uiPriority w:val="99"/>
     <w:pPr>
       <w:pBdr/>
@@ -28927,9 +28877,9 @@
       </w:tcPr>
     </w:tblStylePr>
   </w:style>
-  <w:style w:type="table" w:styleId="880">
+  <w:style w:type="table" w:styleId="900">
     <w:name w:val="Bordered &amp; Lined - Accent 2"/>
-    <w:basedOn w:val="952"/>
+    <w:basedOn w:val="972"/>
     <w:uiPriority w:val="99"/>
     <w:pPr>
       <w:pBdr/>
@@ -29171,9 +29121,9 @@
       </w:tcPr>
     </w:tblStylePr>
   </w:style>
-  <w:style w:type="table" w:styleId="881">
+  <w:style w:type="table" w:styleId="901">
     <w:name w:val="Bordered &amp; Lined - Accent 3"/>
-    <w:basedOn w:val="952"/>
+    <w:basedOn w:val="972"/>
     <w:uiPriority w:val="99"/>
     <w:pPr>
       <w:pBdr/>
@@ -29415,9 +29365,9 @@
       </w:tcPr>
     </w:tblStylePr>
   </w:style>
-  <w:style w:type="table" w:styleId="882">
+  <w:style w:type="table" w:styleId="902">
     <w:name w:val="Bordered &amp; Lined - Accent 4"/>
-    <w:basedOn w:val="952"/>
+    <w:basedOn w:val="972"/>
     <w:uiPriority w:val="99"/>
     <w:pPr>
       <w:pBdr/>
@@ -29659,9 +29609,9 @@
       </w:tcPr>
     </w:tblStylePr>
   </w:style>
-  <w:style w:type="table" w:styleId="883">
+  <w:style w:type="table" w:styleId="903">
     <w:name w:val="Bordered &amp; Lined - Accent 5"/>
-    <w:basedOn w:val="952"/>
+    <w:basedOn w:val="972"/>
     <w:uiPriority w:val="99"/>
     <w:pPr>
       <w:pBdr/>
@@ -29903,9 +29853,9 @@
       </w:tcPr>
     </w:tblStylePr>
   </w:style>
-  <w:style w:type="table" w:styleId="884">
+  <w:style w:type="table" w:styleId="904">
     <w:name w:val="Bordered &amp; Lined - Accent 6"/>
-    <w:basedOn w:val="952"/>
+    <w:basedOn w:val="972"/>
     <w:uiPriority w:val="99"/>
     <w:pPr>
       <w:pBdr/>
@@ -30147,9 +30097,9 @@
       </w:tcPr>
     </w:tblStylePr>
   </w:style>
-  <w:style w:type="table" w:styleId="885">
+  <w:style w:type="table" w:styleId="905">
     <w:name w:val="Bordered"/>
-    <w:basedOn w:val="952"/>
+    <w:basedOn w:val="972"/>
     <w:uiPriority w:val="99"/>
     <w:pPr>
       <w:pBdr/>
@@ -30378,9 +30328,9 @@
       </w:tcPr>
     </w:tblStylePr>
   </w:style>
-  <w:style w:type="table" w:styleId="886">
+  <w:style w:type="table" w:styleId="906">
     <w:name w:val="Bordered - Accent 1"/>
-    <w:basedOn w:val="952"/>
+    <w:basedOn w:val="972"/>
     <w:uiPriority w:val="99"/>
     <w:pPr>
       <w:pBdr/>
@@ -30609,9 +30559,9 @@
       </w:tcPr>
     </w:tblStylePr>
   </w:style>
-  <w:style w:type="table" w:styleId="887">
+  <w:style w:type="table" w:styleId="907">
     <w:name w:val="Bordered - Accent 2"/>
-    <w:basedOn w:val="952"/>
+    <w:basedOn w:val="972"/>
     <w:uiPriority w:val="99"/>
     <w:pPr>
       <w:pBdr/>
@@ -30840,9 +30790,9 @@
       </w:tcPr>
     </w:tblStylePr>
   </w:style>
-  <w:style w:type="table" w:styleId="888">
+  <w:style w:type="table" w:styleId="908">
     <w:name w:val="Bordered - Accent 3"/>
-    <w:basedOn w:val="952"/>
+    <w:basedOn w:val="972"/>
     <w:uiPriority w:val="99"/>
     <w:pPr>
       <w:pBdr/>
@@ -31071,9 +31021,9 @@
       </w:tcPr>
     </w:tblStylePr>
   </w:style>
-  <w:style w:type="table" w:styleId="889">
+  <w:style w:type="table" w:styleId="909">
     <w:name w:val="Bordered - Accent 4"/>
-    <w:basedOn w:val="952"/>
+    <w:basedOn w:val="972"/>
     <w:uiPriority w:val="99"/>
     <w:pPr>
       <w:pBdr/>
@@ -31302,9 +31252,9 @@
       </w:tcPr>
     </w:tblStylePr>
   </w:style>
-  <w:style w:type="table" w:styleId="890">
+  <w:style w:type="table" w:styleId="910">
     <w:name w:val="Bordered - Accent 5"/>
-    <w:basedOn w:val="952"/>
+    <w:basedOn w:val="972"/>
     <w:uiPriority w:val="99"/>
     <w:pPr>
       <w:pBdr/>
@@ -31533,9 +31483,9 @@
       </w:tcPr>
     </w:tblStylePr>
   </w:style>
-  <w:style w:type="table" w:styleId="891">
+  <w:style w:type="table" w:styleId="911">
     <w:name w:val="Bordered - Accent 6"/>
-    <w:basedOn w:val="952"/>
+    <w:basedOn w:val="972"/>
     <w:uiPriority w:val="99"/>
     <w:pPr>
       <w:pBdr/>
@@ -31764,11 +31714,11 @@
       </w:tcPr>
     </w:tblStylePr>
   </w:style>
-  <w:style w:type="paragraph" w:styleId="892">
+  <w:style w:type="paragraph" w:styleId="912">
     <w:name w:val="Heading 1"/>
-    <w:basedOn w:val="951"/>
-    <w:next w:val="951"/>
-    <w:link w:val="902"/>
+    <w:basedOn w:val="971"/>
+    <w:next w:val="971"/>
+    <w:link w:val="922"/>
     <w:uiPriority w:val="9"/>
     <w:qFormat/>
     <w:pPr>
@@ -31786,11 +31736,11 @@
       <w:szCs w:val="40"/>
     </w:rPr>
   </w:style>
-  <w:style w:type="paragraph" w:styleId="893">
+  <w:style w:type="paragraph" w:styleId="913">
     <w:name w:val="Heading 2"/>
-    <w:basedOn w:val="951"/>
-    <w:next w:val="951"/>
-    <w:link w:val="903"/>
+    <w:basedOn w:val="971"/>
+    <w:next w:val="971"/>
+    <w:link w:val="923"/>
     <w:uiPriority w:val="9"/>
     <w:unhideWhenUsed/>
     <w:qFormat/>
@@ -31809,11 +31759,11 @@
       <w:szCs w:val="32"/>
     </w:rPr>
   </w:style>
-  <w:style w:type="paragraph" w:styleId="894">
+  <w:style w:type="paragraph" w:styleId="914">
     <w:name w:val="Heading 3"/>
-    <w:basedOn w:val="951"/>
-    <w:next w:val="951"/>
-    <w:link w:val="904"/>
+    <w:basedOn w:val="971"/>
+    <w:next w:val="971"/>
+    <w:link w:val="924"/>
     <w:uiPriority w:val="9"/>
     <w:unhideWhenUsed/>
     <w:qFormat/>
@@ -31832,11 +31782,11 @@
       <w:szCs w:val="28"/>
     </w:rPr>
   </w:style>
-  <w:style w:type="paragraph" w:styleId="895">
+  <w:style w:type="paragraph" w:styleId="915">
     <w:name w:val="Heading 4"/>
-    <w:basedOn w:val="951"/>
-    <w:next w:val="951"/>
-    <w:link w:val="905"/>
+    <w:basedOn w:val="971"/>
+    <w:next w:val="971"/>
+    <w:link w:val="925"/>
     <w:uiPriority w:val="9"/>
     <w:unhideWhenUsed/>
     <w:qFormat/>
@@ -31855,11 +31805,11 @@
       <w:color w:val="0f4761" w:themeColor="accent1" w:themeShade="BF"/>
     </w:rPr>
   </w:style>
-  <w:style w:type="paragraph" w:styleId="896">
+  <w:style w:type="paragraph" w:styleId="916">
     <w:name w:val="Heading 5"/>
-    <w:basedOn w:val="951"/>
-    <w:next w:val="951"/>
-    <w:link w:val="906"/>
+    <w:basedOn w:val="971"/>
+    <w:next w:val="971"/>
+    <w:link w:val="926"/>
     <w:uiPriority w:val="9"/>
     <w:unhideWhenUsed/>
     <w:qFormat/>
@@ -31876,11 +31826,11 @@
       <w:color w:val="0f4761" w:themeColor="accent1" w:themeShade="BF"/>
     </w:rPr>
   </w:style>
-  <w:style w:type="paragraph" w:styleId="897">
+  <w:style w:type="paragraph" w:styleId="917">
     <w:name w:val="Heading 6"/>
-    <w:basedOn w:val="951"/>
-    <w:next w:val="951"/>
-    <w:link w:val="907"/>
+    <w:basedOn w:val="971"/>
+    <w:next w:val="971"/>
+    <w:link w:val="927"/>
     <w:uiPriority w:val="9"/>
     <w:unhideWhenUsed/>
     <w:qFormat/>
@@ -31899,11 +31849,11 @@
       <w:color w:val="595959" w:themeColor="text1" w:themeTint="A6"/>
     </w:rPr>
   </w:style>
-  <w:style w:type="paragraph" w:styleId="898">
+  <w:style w:type="paragraph" w:styleId="918">
     <w:name w:val="Heading 7"/>
-    <w:basedOn w:val="951"/>
-    <w:next w:val="951"/>
-    <w:link w:val="908"/>
+    <w:basedOn w:val="971"/>
+    <w:next w:val="971"/>
+    <w:link w:val="928"/>
     <w:uiPriority w:val="9"/>
     <w:unhideWhenUsed/>
     <w:qFormat/>
@@ -31920,11 +31870,11 @@
       <w:color w:val="595959" w:themeColor="text1" w:themeTint="A6"/>
     </w:rPr>
   </w:style>
-  <w:style w:type="paragraph" w:styleId="899">
+  <w:style w:type="paragraph" w:styleId="919">
     <w:name w:val="Heading 8"/>
-    <w:basedOn w:val="951"/>
-    <w:next w:val="951"/>
-    <w:link w:val="909"/>
+    <w:basedOn w:val="971"/>
+    <w:next w:val="971"/>
+    <w:link w:val="929"/>
     <w:uiPriority w:val="9"/>
     <w:unhideWhenUsed/>
     <w:qFormat/>
@@ -31943,11 +31893,11 @@
       <w:color w:val="272727" w:themeColor="text1" w:themeTint="D8"/>
     </w:rPr>
   </w:style>
-  <w:style w:type="paragraph" w:styleId="900">
+  <w:style w:type="paragraph" w:styleId="920">
     <w:name w:val="Heading 9"/>
-    <w:basedOn w:val="951"/>
-    <w:next w:val="951"/>
-    <w:link w:val="910"/>
+    <w:basedOn w:val="971"/>
+    <w:next w:val="971"/>
+    <w:link w:val="930"/>
     <w:uiPriority w:val="9"/>
     <w:unhideWhenUsed/>
     <w:qFormat/>
@@ -31966,7 +31916,7 @@
       <w:color w:val="272727" w:themeColor="text1" w:themeTint="D8"/>
     </w:rPr>
   </w:style>
-  <w:style w:type="character" w:styleId="901" w:default="1">
+  <w:style w:type="character" w:styleId="921" w:default="1">
     <w:name w:val="Default Paragraph Font"/>
     <w:uiPriority w:val="1"/>
     <w:semiHidden/>
@@ -31977,10 +31927,10 @@
       <w:ind/>
     </w:pPr>
   </w:style>
-  <w:style w:type="character" w:styleId="902">
+  <w:style w:type="character" w:styleId="922">
     <w:name w:val="Heading 1 Char"/>
-    <w:basedOn w:val="901"/>
-    <w:link w:val="892"/>
+    <w:basedOn w:val="921"/>
+    <w:link w:val="912"/>
     <w:uiPriority w:val="9"/>
     <w:pPr>
       <w:pBdr/>
@@ -31994,10 +31944,10 @@
       <w:szCs w:val="40"/>
     </w:rPr>
   </w:style>
-  <w:style w:type="character" w:styleId="903">
+  <w:style w:type="character" w:styleId="923">
     <w:name w:val="Heading 2 Char"/>
-    <w:basedOn w:val="901"/>
-    <w:link w:val="893"/>
+    <w:basedOn w:val="921"/>
+    <w:link w:val="913"/>
     <w:uiPriority w:val="9"/>
     <w:pPr>
       <w:pBdr/>
@@ -32011,10 +31961,10 @@
       <w:szCs w:val="32"/>
     </w:rPr>
   </w:style>
-  <w:style w:type="character" w:styleId="904">
+  <w:style w:type="character" w:styleId="924">
     <w:name w:val="Heading 3 Char"/>
-    <w:basedOn w:val="901"/>
-    <w:link w:val="894"/>
+    <w:basedOn w:val="921"/>
+    <w:link w:val="914"/>
     <w:uiPriority w:val="9"/>
     <w:pPr>
       <w:pBdr/>
@@ -32028,10 +31978,10 @@
       <w:szCs w:val="28"/>
     </w:rPr>
   </w:style>
-  <w:style w:type="character" w:styleId="905">
+  <w:style w:type="character" w:styleId="925">
     <w:name w:val="Heading 4 Char"/>
-    <w:basedOn w:val="901"/>
-    <w:link w:val="895"/>
+    <w:basedOn w:val="921"/>
+    <w:link w:val="915"/>
     <w:uiPriority w:val="9"/>
     <w:pPr>
       <w:pBdr/>
@@ -32045,10 +31995,10 @@
       <w:color w:val="0f4761" w:themeColor="accent1" w:themeShade="BF"/>
     </w:rPr>
   </w:style>
-  <w:style w:type="character" w:styleId="906">
+  <w:style w:type="character" w:styleId="926">
     <w:name w:val="Heading 5 Char"/>
-    <w:basedOn w:val="901"/>
-    <w:link w:val="896"/>
+    <w:basedOn w:val="921"/>
+    <w:link w:val="916"/>
     <w:uiPriority w:val="9"/>
     <w:pPr>
       <w:pBdr/>
@@ -32060,10 +32010,10 @@
       <w:color w:val="0f4761" w:themeColor="accent1" w:themeShade="BF"/>
     </w:rPr>
   </w:style>
-  <w:style w:type="character" w:styleId="907">
+  <w:style w:type="character" w:styleId="927">
     <w:name w:val="Heading 6 Char"/>
-    <w:basedOn w:val="901"/>
-    <w:link w:val="897"/>
+    <w:basedOn w:val="921"/>
+    <w:link w:val="917"/>
     <w:uiPriority w:val="9"/>
     <w:pPr>
       <w:pBdr/>
@@ -32077,10 +32027,10 @@
       <w:color w:val="595959" w:themeColor="text1" w:themeTint="A6"/>
     </w:rPr>
   </w:style>
-  <w:style w:type="character" w:styleId="908">
+  <w:style w:type="character" w:styleId="928">
     <w:name w:val="Heading 7 Char"/>
-    <w:basedOn w:val="901"/>
-    <w:link w:val="898"/>
+    <w:basedOn w:val="921"/>
+    <w:link w:val="918"/>
     <w:uiPriority w:val="9"/>
     <w:pPr>
       <w:pBdr/>
@@ -32092,10 +32042,10 @@
       <w:color w:val="595959" w:themeColor="text1" w:themeTint="A6"/>
     </w:rPr>
   </w:style>
-  <w:style w:type="character" w:styleId="909">
+  <w:style w:type="character" w:styleId="929">
     <w:name w:val="Heading 8 Char"/>
-    <w:basedOn w:val="901"/>
-    <w:link w:val="899"/>
+    <w:basedOn w:val="921"/>
+    <w:link w:val="919"/>
     <w:uiPriority w:val="9"/>
     <w:pPr>
       <w:pBdr/>
@@ -32109,10 +32059,10 @@
       <w:color w:val="272727" w:themeColor="text1" w:themeTint="D8"/>
     </w:rPr>
   </w:style>
-  <w:style w:type="character" w:styleId="910">
+  <w:style w:type="character" w:styleId="930">
     <w:name w:val="Heading 9 Char"/>
-    <w:basedOn w:val="901"/>
-    <w:link w:val="900"/>
+    <w:basedOn w:val="921"/>
+    <w:link w:val="920"/>
     <w:uiPriority w:val="9"/>
     <w:pPr>
       <w:pBdr/>
@@ -32126,11 +32076,11 @@
       <w:color w:val="272727" w:themeColor="text1" w:themeTint="D8"/>
     </w:rPr>
   </w:style>
-  <w:style w:type="paragraph" w:styleId="911">
+  <w:style w:type="paragraph" w:styleId="931">
     <w:name w:val="Title"/>
-    <w:basedOn w:val="951"/>
-    <w:next w:val="951"/>
-    <w:link w:val="912"/>
+    <w:basedOn w:val="971"/>
+    <w:next w:val="971"/>
+    <w:link w:val="932"/>
     <w:uiPriority w:val="10"/>
     <w:qFormat/>
     <w:pPr>
@@ -32146,10 +32096,10 @@
       <w:szCs w:val="56"/>
     </w:rPr>
   </w:style>
-  <w:style w:type="character" w:styleId="912">
+  <w:style w:type="character" w:styleId="932">
     <w:name w:val="Title Char"/>
-    <w:basedOn w:val="901"/>
-    <w:link w:val="911"/>
+    <w:basedOn w:val="921"/>
+    <w:link w:val="931"/>
     <w:uiPriority w:val="10"/>
     <w:pPr>
       <w:pBdr/>
@@ -32163,11 +32113,11 @@
       <w:szCs w:val="56"/>
     </w:rPr>
   </w:style>
-  <w:style w:type="paragraph" w:styleId="913">
+  <w:style w:type="paragraph" w:styleId="933">
     <w:name w:val="Subtitle"/>
-    <w:basedOn w:val="951"/>
-    <w:next w:val="951"/>
-    <w:link w:val="914"/>
+    <w:basedOn w:val="971"/>
+    <w:next w:val="971"/>
+    <w:link w:val="934"/>
     <w:uiPriority w:val="11"/>
     <w:qFormat/>
     <w:pPr>
@@ -32185,10 +32135,10 @@
       <w:szCs w:val="28"/>
     </w:rPr>
   </w:style>
-  <w:style w:type="character" w:styleId="914">
+  <w:style w:type="character" w:styleId="934">
     <w:name w:val="Subtitle Char"/>
-    <w:basedOn w:val="901"/>
-    <w:link w:val="913"/>
+    <w:basedOn w:val="921"/>
+    <w:link w:val="933"/>
     <w:uiPriority w:val="11"/>
     <w:pPr>
       <w:pBdr/>
@@ -32202,11 +32152,11 @@
       <w:szCs w:val="28"/>
     </w:rPr>
   </w:style>
-  <w:style w:type="paragraph" w:styleId="915">
+  <w:style w:type="paragraph" w:styleId="935">
     <w:name w:val="Quote"/>
-    <w:basedOn w:val="951"/>
-    <w:next w:val="951"/>
-    <w:link w:val="916"/>
+    <w:basedOn w:val="971"/>
+    <w:next w:val="971"/>
+    <w:link w:val="936"/>
     <w:uiPriority w:val="29"/>
     <w:qFormat/>
     <w:pPr>
@@ -32221,10 +32171,10 @@
       <w:color w:val="404040" w:themeColor="text1" w:themeTint="BF"/>
     </w:rPr>
   </w:style>
-  <w:style w:type="character" w:styleId="916">
+  <w:style w:type="character" w:styleId="936">
     <w:name w:val="Quote Char"/>
-    <w:basedOn w:val="901"/>
-    <w:link w:val="915"/>
+    <w:basedOn w:val="921"/>
+    <w:link w:val="935"/>
     <w:uiPriority w:val="29"/>
     <w:pPr>
       <w:pBdr/>
@@ -32237,9 +32187,9 @@
       <w:color w:val="404040" w:themeColor="text1" w:themeTint="BF"/>
     </w:rPr>
   </w:style>
-  <w:style w:type="character" w:styleId="917">
+  <w:style w:type="character" w:styleId="937">
     <w:name w:val="Intense Emphasis"/>
-    <w:basedOn w:val="901"/>
+    <w:basedOn w:val="921"/>
     <w:uiPriority w:val="21"/>
     <w:qFormat/>
     <w:pPr>
@@ -32253,11 +32203,11 @@
       <w:color w:val="0f4761" w:themeColor="accent1" w:themeShade="BF"/>
     </w:rPr>
   </w:style>
-  <w:style w:type="paragraph" w:styleId="918">
+  <w:style w:type="paragraph" w:styleId="938">
     <w:name w:val="Intense Quote"/>
-    <w:basedOn w:val="951"/>
-    <w:next w:val="951"/>
-    <w:link w:val="919"/>
+    <w:basedOn w:val="971"/>
+    <w:next w:val="971"/>
+    <w:link w:val="939"/>
     <w:uiPriority w:val="30"/>
     <w:qFormat/>
     <w:pPr>
@@ -32275,10 +32225,10 @@
       <w:color w:val="0f4761" w:themeColor="accent1" w:themeShade="BF"/>
     </w:rPr>
   </w:style>
-  <w:style w:type="character" w:styleId="919">
+  <w:style w:type="character" w:styleId="939">
     <w:name w:val="Intense Quote Char"/>
-    <w:basedOn w:val="901"/>
-    <w:link w:val="918"/>
+    <w:basedOn w:val="921"/>
+    <w:link w:val="938"/>
     <w:uiPriority w:val="30"/>
     <w:pPr>
       <w:pBdr/>
@@ -32291,9 +32241,9 @@
       <w:color w:val="0f4761" w:themeColor="accent1" w:themeShade="BF"/>
     </w:rPr>
   </w:style>
-  <w:style w:type="character" w:styleId="920">
+  <w:style w:type="character" w:styleId="940">
     <w:name w:val="Intense Reference"/>
-    <w:basedOn w:val="901"/>
+    <w:basedOn w:val="921"/>
     <w:uiPriority w:val="32"/>
     <w:qFormat/>
     <w:pPr>
@@ -32309,9 +32259,9 @@
       <w:spacing w:val="5"/>
     </w:rPr>
   </w:style>
-  <w:style w:type="character" w:styleId="921">
+  <w:style w:type="character" w:styleId="941">
     <w:name w:val="Subtle Emphasis"/>
-    <w:basedOn w:val="901"/>
+    <w:basedOn w:val="921"/>
     <w:uiPriority w:val="19"/>
     <w:qFormat/>
     <w:pPr>
@@ -32325,9 +32275,9 @@
       <w:color w:val="404040" w:themeColor="text1" w:themeTint="BF"/>
     </w:rPr>
   </w:style>
-  <w:style w:type="character" w:styleId="922">
+  <w:style w:type="character" w:styleId="942">
     <w:name w:val="Emphasis"/>
-    <w:basedOn w:val="901"/>
+    <w:basedOn w:val="921"/>
     <w:uiPriority w:val="20"/>
     <w:qFormat/>
     <w:pPr>
@@ -32340,9 +32290,9 @@
       <w:iCs/>
     </w:rPr>
   </w:style>
-  <w:style w:type="character" w:styleId="923">
+  <w:style w:type="character" w:styleId="943">
     <w:name w:val="Strong"/>
-    <w:basedOn w:val="901"/>
+    <w:basedOn w:val="921"/>
     <w:uiPriority w:val="22"/>
     <w:qFormat/>
     <w:pPr>
@@ -32355,9 +32305,9 @@
       <w:bCs/>
     </w:rPr>
   </w:style>
-  <w:style w:type="character" w:styleId="924">
+  <w:style w:type="character" w:styleId="944">
     <w:name w:val="Subtle Reference"/>
-    <w:basedOn w:val="901"/>
+    <w:basedOn w:val="921"/>
     <w:uiPriority w:val="31"/>
     <w:qFormat/>
     <w:pPr>
@@ -32370,9 +32320,9 @@
       <w:color w:val="5a5a5a" w:themeColor="text1" w:themeTint="A5"/>
     </w:rPr>
   </w:style>
-  <w:style w:type="character" w:styleId="925">
+  <w:style w:type="character" w:styleId="945">
     <w:name w:val="Book Title"/>
-    <w:basedOn w:val="901"/>
+    <w:basedOn w:val="921"/>
     <w:uiPriority w:val="33"/>
     <w:qFormat/>
     <w:pPr>
@@ -32388,10 +32338,10 @@
       <w:spacing w:val="5"/>
     </w:rPr>
   </w:style>
-  <w:style w:type="paragraph" w:styleId="926">
+  <w:style w:type="paragraph" w:styleId="946">
     <w:name w:val="Header"/>
-    <w:basedOn w:val="951"/>
-    <w:link w:val="927"/>
+    <w:basedOn w:val="971"/>
+    <w:link w:val="947"/>
     <w:uiPriority w:val="99"/>
     <w:unhideWhenUsed/>
     <w:pPr>
@@ -32404,10 +32354,10 @@
       <w:ind/>
     </w:pPr>
   </w:style>
-  <w:style w:type="character" w:styleId="927">
+  <w:style w:type="character" w:styleId="947">
     <w:name w:val="Header Char"/>
-    <w:basedOn w:val="901"/>
-    <w:link w:val="926"/>
+    <w:basedOn w:val="921"/>
+    <w:link w:val="946"/>
     <w:uiPriority w:val="99"/>
     <w:pPr>
       <w:pBdr/>
@@ -32415,10 +32365,10 @@
       <w:ind/>
     </w:pPr>
   </w:style>
-  <w:style w:type="paragraph" w:styleId="928">
+  <w:style w:type="paragraph" w:styleId="948">
     <w:name w:val="Footer"/>
-    <w:basedOn w:val="951"/>
-    <w:link w:val="929"/>
+    <w:basedOn w:val="971"/>
+    <w:link w:val="949"/>
     <w:uiPriority w:val="99"/>
     <w:unhideWhenUsed/>
     <w:pPr>
@@ -32431,10 +32381,10 @@
       <w:ind/>
     </w:pPr>
   </w:style>
-  <w:style w:type="character" w:styleId="929">
+  <w:style w:type="character" w:styleId="949">
     <w:name w:val="Footer Char"/>
-    <w:basedOn w:val="901"/>
-    <w:link w:val="928"/>
+    <w:basedOn w:val="921"/>
+    <w:link w:val="948"/>
     <w:uiPriority w:val="99"/>
     <w:pPr>
       <w:pBdr/>
@@ -32442,10 +32392,10 @@
       <w:ind/>
     </w:pPr>
   </w:style>
-  <w:style w:type="paragraph" w:styleId="930">
+  <w:style w:type="paragraph" w:styleId="950">
     <w:name w:val="Caption"/>
-    <w:basedOn w:val="951"/>
-    <w:next w:val="951"/>
+    <w:basedOn w:val="971"/>
+    <w:next w:val="971"/>
     <w:uiPriority w:val="35"/>
     <w:unhideWhenUsed/>
     <w:qFormat/>
@@ -32462,10 +32412,10 @@
       <w:szCs w:val="18"/>
     </w:rPr>
   </w:style>
-  <w:style w:type="paragraph" w:styleId="931">
+  <w:style w:type="paragraph" w:styleId="951">
     <w:name w:val="footnote text"/>
-    <w:basedOn w:val="951"/>
-    <w:link w:val="932"/>
+    <w:basedOn w:val="971"/>
+    <w:link w:val="952"/>
     <w:uiPriority w:val="99"/>
     <w:semiHidden/>
     <w:unhideWhenUsed/>
@@ -32479,10 +32429,10 @@
       <w:szCs w:val="20"/>
     </w:rPr>
   </w:style>
-  <w:style w:type="character" w:styleId="932">
+  <w:style w:type="character" w:styleId="952">
     <w:name w:val="Footnote Text Char"/>
-    <w:basedOn w:val="901"/>
-    <w:link w:val="931"/>
+    <w:basedOn w:val="921"/>
+    <w:link w:val="951"/>
     <w:uiPriority w:val="99"/>
     <w:semiHidden/>
     <w:pPr>
@@ -32495,9 +32445,9 @@
       <w:szCs w:val="20"/>
     </w:rPr>
   </w:style>
-  <w:style w:type="character" w:styleId="933">
+  <w:style w:type="character" w:styleId="953">
     <w:name w:val="footnote reference"/>
-    <w:basedOn w:val="901"/>
+    <w:basedOn w:val="921"/>
     <w:uiPriority w:val="99"/>
     <w:semiHidden/>
     <w:unhideWhenUsed/>
@@ -32510,10 +32460,10 @@
       <w:vertAlign w:val="superscript"/>
     </w:rPr>
   </w:style>
-  <w:style w:type="paragraph" w:styleId="934">
+  <w:style w:type="paragraph" w:styleId="954">
     <w:name w:val="endnote text"/>
-    <w:basedOn w:val="951"/>
-    <w:link w:val="935"/>
+    <w:basedOn w:val="971"/>
+    <w:link w:val="955"/>
     <w:uiPriority w:val="99"/>
     <w:semiHidden/>
     <w:unhideWhenUsed/>
@@ -32527,10 +32477,10 @@
       <w:szCs w:val="20"/>
     </w:rPr>
   </w:style>
-  <w:style w:type="character" w:styleId="935">
+  <w:style w:type="character" w:styleId="955">
     <w:name w:val="Endnote Text Char"/>
-    <w:basedOn w:val="901"/>
-    <w:link w:val="934"/>
+    <w:basedOn w:val="921"/>
+    <w:link w:val="954"/>
     <w:uiPriority w:val="99"/>
     <w:semiHidden/>
     <w:pPr>
@@ -32543,9 +32493,9 @@
       <w:szCs w:val="20"/>
     </w:rPr>
   </w:style>
-  <w:style w:type="character" w:styleId="936">
+  <w:style w:type="character" w:styleId="956">
     <w:name w:val="endnote reference"/>
-    <w:basedOn w:val="901"/>
+    <w:basedOn w:val="921"/>
     <w:uiPriority w:val="99"/>
     <w:semiHidden/>
     <w:unhideWhenUsed/>
@@ -32558,9 +32508,9 @@
       <w:vertAlign w:val="superscript"/>
     </w:rPr>
   </w:style>
-  <w:style w:type="character" w:styleId="937">
+  <w:style w:type="character" w:styleId="957">
     <w:name w:val="Hyperlink"/>
-    <w:basedOn w:val="901"/>
+    <w:basedOn w:val="921"/>
     <w:uiPriority w:val="99"/>
     <w:unhideWhenUsed/>
     <w:pPr>
@@ -32573,9 +32523,9 @@
       <w:u w:val="single"/>
     </w:rPr>
   </w:style>
-  <w:style w:type="character" w:styleId="938">
+  <w:style w:type="character" w:styleId="958">
     <w:name w:val="FollowedHyperlink"/>
-    <w:basedOn w:val="901"/>
+    <w:basedOn w:val="921"/>
     <w:uiPriority w:val="99"/>
     <w:semiHidden/>
     <w:unhideWhenUsed/>
@@ -32589,10 +32539,10 @@
       <w:u w:val="single"/>
     </w:rPr>
   </w:style>
-  <w:style w:type="paragraph" w:styleId="939">
+  <w:style w:type="paragraph" w:styleId="959">
     <w:name w:val="toc 1"/>
-    <w:basedOn w:val="951"/>
-    <w:next w:val="951"/>
+    <w:basedOn w:val="971"/>
+    <w:next w:val="971"/>
     <w:uiPriority w:val="39"/>
     <w:unhideWhenUsed/>
     <w:pPr>
@@ -32601,10 +32551,10 @@
       <w:ind/>
     </w:pPr>
   </w:style>
-  <w:style w:type="paragraph" w:styleId="940">
+  <w:style w:type="paragraph" w:styleId="960">
     <w:name w:val="toc 2"/>
-    <w:basedOn w:val="951"/>
-    <w:next w:val="951"/>
+    <w:basedOn w:val="971"/>
+    <w:next w:val="971"/>
     <w:uiPriority w:val="39"/>
     <w:unhideWhenUsed/>
     <w:pPr>
@@ -32613,10 +32563,10 @@
       <w:ind w:left="220"/>
     </w:pPr>
   </w:style>
-  <w:style w:type="paragraph" w:styleId="941">
+  <w:style w:type="paragraph" w:styleId="961">
     <w:name w:val="toc 3"/>
-    <w:basedOn w:val="951"/>
-    <w:next w:val="951"/>
+    <w:basedOn w:val="971"/>
+    <w:next w:val="971"/>
     <w:uiPriority w:val="39"/>
     <w:unhideWhenUsed/>
     <w:pPr>
@@ -32625,10 +32575,10 @@
       <w:ind w:left="440"/>
     </w:pPr>
   </w:style>
-  <w:style w:type="paragraph" w:styleId="942">
+  <w:style w:type="paragraph" w:styleId="962">
     <w:name w:val="toc 4"/>
-    <w:basedOn w:val="951"/>
-    <w:next w:val="951"/>
+    <w:basedOn w:val="971"/>
+    <w:next w:val="971"/>
     <w:uiPriority w:val="39"/>
     <w:unhideWhenUsed/>
     <w:pPr>
@@ -32637,10 +32587,10 @@
       <w:ind w:left="660"/>
     </w:pPr>
   </w:style>
-  <w:style w:type="paragraph" w:styleId="943">
+  <w:style w:type="paragraph" w:styleId="963">
     <w:name w:val="toc 5"/>
-    <w:basedOn w:val="951"/>
-    <w:next w:val="951"/>
+    <w:basedOn w:val="971"/>
+    <w:next w:val="971"/>
     <w:uiPriority w:val="39"/>
     <w:unhideWhenUsed/>
     <w:pPr>
@@ -32649,10 +32599,10 @@
       <w:ind w:left="880"/>
     </w:pPr>
   </w:style>
-  <w:style w:type="paragraph" w:styleId="944">
+  <w:style w:type="paragraph" w:styleId="964">
     <w:name w:val="toc 6"/>
-    <w:basedOn w:val="951"/>
-    <w:next w:val="951"/>
+    <w:basedOn w:val="971"/>
+    <w:next w:val="971"/>
     <w:uiPriority w:val="39"/>
     <w:unhideWhenUsed/>
     <w:pPr>
@@ -32661,10 +32611,10 @@
       <w:ind w:left="1100"/>
     </w:pPr>
   </w:style>
-  <w:style w:type="paragraph" w:styleId="945">
+  <w:style w:type="paragraph" w:styleId="965">
     <w:name w:val="toc 7"/>
-    <w:basedOn w:val="951"/>
-    <w:next w:val="951"/>
+    <w:basedOn w:val="971"/>
+    <w:next w:val="971"/>
     <w:uiPriority w:val="39"/>
     <w:unhideWhenUsed/>
     <w:pPr>
@@ -32673,10 +32623,10 @@
       <w:ind w:left="1320"/>
     </w:pPr>
   </w:style>
-  <w:style w:type="paragraph" w:styleId="946">
+  <w:style w:type="paragraph" w:styleId="966">
     <w:name w:val="toc 8"/>
-    <w:basedOn w:val="951"/>
-    <w:next w:val="951"/>
+    <w:basedOn w:val="971"/>
+    <w:next w:val="971"/>
     <w:uiPriority w:val="39"/>
     <w:unhideWhenUsed/>
     <w:pPr>
@@ -32685,10 +32635,10 @@
       <w:ind w:left="1540"/>
     </w:pPr>
   </w:style>
-  <w:style w:type="paragraph" w:styleId="947">
+  <w:style w:type="paragraph" w:styleId="967">
     <w:name w:val="toc 9"/>
-    <w:basedOn w:val="951"/>
-    <w:next w:val="951"/>
+    <w:basedOn w:val="971"/>
+    <w:next w:val="971"/>
     <w:uiPriority w:val="39"/>
     <w:unhideWhenUsed/>
     <w:pPr>
@@ -32697,9 +32647,9 @@
       <w:ind w:left="1760"/>
     </w:pPr>
   </w:style>
-  <w:style w:type="character" w:styleId="948">
+  <w:style w:type="character" w:styleId="968">
     <w:name w:val="Placeholder Text"/>
-    <w:basedOn w:val="901"/>
+    <w:basedOn w:val="921"/>
     <w:uiPriority w:val="99"/>
     <w:semiHidden/>
     <w:pPr>
@@ -32711,7 +32661,7 @@
       <w:color w:val="666666"/>
     </w:rPr>
   </w:style>
-  <w:style w:type="paragraph" w:styleId="949">
+  <w:style w:type="paragraph" w:styleId="969">
     <w:name w:val="TOC Heading"/>
     <w:uiPriority w:val="39"/>
     <w:unhideWhenUsed/>
@@ -32721,10 +32671,10 @@
       <w:ind/>
     </w:pPr>
   </w:style>
-  <w:style w:type="paragraph" w:styleId="950">
+  <w:style w:type="paragraph" w:styleId="970">
     <w:name w:val="table of figures"/>
-    <w:basedOn w:val="951"/>
-    <w:next w:val="951"/>
+    <w:basedOn w:val="971"/>
+    <w:next w:val="971"/>
     <w:uiPriority w:val="99"/>
     <w:unhideWhenUsed/>
     <w:pPr>
@@ -32733,7 +32683,7 @@
       <w:ind/>
     </w:pPr>
   </w:style>
-  <w:style w:type="paragraph" w:styleId="951" w:default="1">
+  <w:style w:type="paragraph" w:styleId="971" w:default="1">
     <w:name w:val="Normal"/>
     <w:qFormat/>
     <w:pPr>
@@ -32742,7 +32692,7 @@
       <w:ind/>
     </w:pPr>
   </w:style>
-  <w:style w:type="table" w:styleId="952" w:default="1">
+  <w:style w:type="table" w:styleId="972" w:default="1">
     <w:name w:val="Normal Table"/>
     <w:uiPriority w:val="99"/>
     <w:semiHidden/>
@@ -32935,7 +32885,7 @@
       </w:tcPr>
     </w:tblStylePr>
   </w:style>
-  <w:style w:type="numbering" w:styleId="953" w:default="1">
+  <w:style w:type="numbering" w:styleId="973" w:default="1">
     <w:name w:val="No List"/>
     <w:uiPriority w:val="99"/>
     <w:semiHidden/>
@@ -32946,9 +32896,9 @@
       <w:ind/>
     </w:pPr>
   </w:style>
-  <w:style w:type="paragraph" w:styleId="954">
+  <w:style w:type="paragraph" w:styleId="974">
     <w:name w:val="No Spacing"/>
-    <w:basedOn w:val="951"/>
+    <w:basedOn w:val="971"/>
     <w:uiPriority w:val="1"/>
     <w:qFormat/>
     <w:pPr>
@@ -32957,9 +32907,9 @@
       <w:ind/>
     </w:pPr>
   </w:style>
-  <w:style w:type="paragraph" w:styleId="955">
+  <w:style w:type="paragraph" w:styleId="975">
     <w:name w:val="List Paragraph"/>
-    <w:basedOn w:val="951"/>
+    <w:basedOn w:val="971"/>
     <w:uiPriority w:val="34"/>
     <w:qFormat/>
     <w:pPr>

--- a/5PK.docx
+++ b/5PK.docx
@@ -4,7 +4,7 @@
   <w:body>
     <w:p>
       <w:pPr>
-        <w:pStyle w:val="913"/>
+        <w:pStyle w:val="929"/>
         <w:pBdr/>
         <w:spacing/>
         <w:ind/>
@@ -50,7 +50,7 @@
     </w:p>
     <w:p>
       <w:pPr>
-        <w:pStyle w:val="917"/>
+        <w:pStyle w:val="933"/>
         <w:pBdr/>
         <w:spacing/>
         <w:ind/>
@@ -628,7 +628,7 @@
     </w:p>
     <w:p>
       <w:pPr>
-        <w:pStyle w:val="975"/>
+        <w:pStyle w:val="991"/>
         <w:numPr>
           <w:ilvl w:val="0"/>
           <w:numId w:val="4"/>
@@ -671,7 +671,7 @@
     </w:p>
     <w:p>
       <w:pPr>
-        <w:pStyle w:val="975"/>
+        <w:pStyle w:val="991"/>
         <w:numPr>
           <w:ilvl w:val="0"/>
           <w:numId w:val="4"/>
@@ -714,7 +714,7 @@
     </w:p>
     <w:p>
       <w:pPr>
-        <w:pStyle w:val="975"/>
+        <w:pStyle w:val="991"/>
         <w:numPr>
           <w:ilvl w:val="0"/>
           <w:numId w:val="4"/>
@@ -757,7 +757,7 @@
     </w:p>
     <w:p>
       <w:pPr>
-        <w:pStyle w:val="975"/>
+        <w:pStyle w:val="991"/>
         <w:numPr>
           <w:ilvl w:val="0"/>
           <w:numId w:val="4"/>
@@ -808,7 +808,7 @@
     </w:p>
     <w:p>
       <w:pPr>
-        <w:pStyle w:val="975"/>
+        <w:pStyle w:val="991"/>
         <w:numPr>
           <w:ilvl w:val="0"/>
           <w:numId w:val="4"/>
@@ -906,12 +906,13 @@
         <w:ind/>
         <w:jc w:val="both"/>
         <w:rPr>
+          <w:rFonts w:ascii="Arial" w:hAnsi="Arial" w:cs="Arial"/>
           <w:highlight w:val="none"/>
-          <w:lang w:val="en-IE"/>
         </w:rPr>
       </w:pPr>
       <w:r>
         <w:rPr>
+          <w:rFonts w:ascii="Arial" w:hAnsi="Arial" w:eastAsia="Arial" w:cs="Arial"/>
           <w:sz w:val="22"/>
           <w:szCs w:val="22"/>
           <w:highlight w:val="none"/>
@@ -920,58 +921,70 @@
       </w:r>
       <w:r>
         <w:rPr>
+          <w:rFonts w:ascii="Arial" w:hAnsi="Arial" w:eastAsia="Arial" w:cs="Arial"/>
           <w:lang w:val="en-IE"/>
         </w:rPr>
         <w:t xml:space="preserve">T</w:t>
       </w:r>
       <w:r>
         <w:rPr>
+          <w:rFonts w:ascii="Arial" w:hAnsi="Arial" w:eastAsia="Arial" w:cs="Arial"/>
           <w:lang w:val="en-IE"/>
         </w:rPr>
         <w:t xml:space="preserve">he central research interest of this study lies in determening whether the Good Friday Agreement represents a lasting peace or merely a temporary solution. In order to maintain a strict historical focus and meet the requirements of a 5.PK-</w:t>
       </w:r>
       <w:r>
         <w:rPr>
+          <w:rFonts w:ascii="Arial" w:hAnsi="Arial" w:eastAsia="Arial" w:cs="Arial"/>
           <w:lang w:val="en-IE"/>
         </w:rPr>
-        <w:t xml:space="preserve">presentation, the main topic is strictly limited to developments immediately prior to the 1998 agreement, with the historical background of the ‘Troubles’ serving as a necessary contextuaI basis. Developments after the signing are used exclus</w:t>
+        <w:t xml:space="preserve">presentation, the main topic is strictly limited to developments immediately prior to the 1998 agreement, with the historical background of the ‘Troubles’ serving as necessary background informa</w:t>
       </w:r>
       <w:r>
         <w:rPr>
+          <w:rFonts w:ascii="Arial" w:hAnsi="Arial" w:eastAsia="Arial" w:cs="Arial"/>
+          <w:lang w:val="en-IE"/>
+        </w:rPr>
+        <w:t xml:space="preserve">tion. This specific focus was chosen to cover the most controversial turning point of the English-Irish Conflict, while not facilitation the problem of possible justification of politically motivated violence. Developments after the signing are used exclus</w:t>
+      </w:r>
+      <w:r>
+        <w:rPr>
+          <w:rFonts w:ascii="Arial" w:hAnsi="Arial" w:eastAsia="Arial" w:cs="Arial"/>
           <w:lang w:val="en-IE"/>
         </w:rPr>
         <w:t xml:space="preserve">i</w:t>
       </w:r>
       <w:r>
         <w:rPr>
+          <w:rFonts w:ascii="Arial" w:hAnsi="Arial" w:eastAsia="Arial" w:cs="Arial"/>
           <w:lang w:val="en-IE"/>
         </w:rPr>
         <w:t xml:space="preserve">vely to test the existing thesis, ensuring that the analysis (AFB II) focuses on the structural integrity of the agreement itself and does not drift off into political commentary. This ensures that the study is able to meet standards of all of the requir</w:t>
       </w:r>
       <w:r>
         <w:rPr>
+          <w:rFonts w:ascii="Arial" w:hAnsi="Arial" w:eastAsia="Arial" w:cs="Arial"/>
           <w:lang w:val="en-IE"/>
         </w:rPr>
         <w:t xml:space="preserve">ement areas by avoiding a simple timeline/list of historical events and instead focusing on a criteria-oriented analysis of the historical turningpoint.</w:t>
       </w:r>
       <w:r>
         <w:rPr>
+          <w:rFonts w:ascii="Arial" w:hAnsi="Arial" w:eastAsia="Arial" w:cs="Arial"/>
           <w:lang w:val="en-IE"/>
         </w:rPr>
         <w:t xml:space="preserve"> </w:t>
       </w:r>
       <w:r>
         <w:rPr>
-          <w:sz w:val="22"/>
-          <w:szCs w:val="22"/>
+          <w:rFonts w:ascii="Arial" w:hAnsi="Arial" w:eastAsia="Arial" w:cs="Arial"/>
           <w:highlight w:val="none"/>
-          <w:lang w:val="en-IE"/>
         </w:rPr>
       </w:r>
       <w:r>
         <w:rPr>
+          <w:rFonts w:ascii="Arial" w:hAnsi="Arial" w:cs="Arial"/>
           <w:highlight w:val="none"/>
-          <w:lang w:val="en-IE"/>
         </w:rPr>
       </w:r>
     </w:p>
@@ -986,6 +999,7 @@
         <w:ind/>
         <w:jc w:val="both"/>
         <w:rPr>
+          <w:rFonts w:ascii="Arial" w:hAnsi="Arial" w:cs="Arial"/>
           <w:sz w:val="22"/>
           <w:szCs w:val="22"/>
           <w:highlight w:val="none"/>
@@ -993,12 +1007,14 @@
       </w:pPr>
       <w:r>
         <w:rPr>
+          <w:rFonts w:ascii="Arial" w:hAnsi="Arial" w:eastAsia="Arial" w:cs="Arial"/>
           <w:highlight w:val="none"/>
           <w:lang w:val="en-IE" w:bidi="en-IE"/>
         </w:rPr>
       </w:r>
       <w:r>
         <w:rPr>
+          <w:rFonts w:ascii="Arial" w:hAnsi="Arial" w:eastAsia="Arial" w:cs="Arial"/>
           <w:highlight w:val="none"/>
           <w:lang w:val="en-IE" w:bidi="en-IE"/>
         </w:rPr>
@@ -1006,6 +1022,7 @@
       </w:r>
       <w:r>
         <w:rPr>
+          <w:rFonts w:ascii="Arial" w:hAnsi="Arial" w:eastAsia="Arial" w:cs="Arial"/>
           <w:highlight w:val="none"/>
           <w:lang w:val="en-IE" w:bidi="en-IE"/>
         </w:rPr>
@@ -1013,6 +1030,7 @@
       </w:r>
       <w:r>
         <w:rPr>
+          <w:rFonts w:ascii="Arial" w:hAnsi="Arial" w:eastAsia="Arial" w:cs="Arial"/>
           <w:highlight w:val="none"/>
           <w:lang w:val="en-IE" w:bidi="en-IE"/>
         </w:rPr>
@@ -1020,6 +1038,7 @@
       </w:r>
       <w:r>
         <w:rPr>
+          <w:rFonts w:ascii="Arial" w:hAnsi="Arial" w:eastAsia="Arial" w:cs="Arial"/>
           <w:highlight w:val="none"/>
           <w:lang w:val="en-IE" w:bidi="en-IE"/>
         </w:rPr>
@@ -1027,14 +1046,15 @@
       </w:r>
       <w:r>
         <w:rPr>
+          <w:rFonts w:ascii="Arial" w:hAnsi="Arial" w:eastAsia="Arial" w:cs="Arial"/>
           <w:sz w:val="22"/>
           <w:szCs w:val="22"/>
           <w:highlight w:val="none"/>
-          <w:lang w:val="en-IE"/>
         </w:rPr>
       </w:r>
       <w:r>
         <w:rPr>
+          <w:rFonts w:ascii="Arial" w:hAnsi="Arial" w:cs="Arial"/>
           <w:sz w:val="22"/>
           <w:szCs w:val="22"/>
           <w:highlight w:val="none"/>
@@ -1052,14 +1072,15 @@
         <w:ind/>
         <w:jc w:val="both"/>
         <w:rPr>
+          <w:rFonts w:ascii="Arial" w:hAnsi="Arial" w:cs="Arial"/>
           <w:sz w:val="22"/>
           <w:szCs w:val="22"/>
           <w:highlight w:val="none"/>
-          <w:lang w:val="en-IE" w:bidi="en-IE"/>
         </w:rPr>
       </w:pPr>
       <w:r>
         <w:rPr>
+          <w:rFonts w:ascii="Arial" w:hAnsi="Arial" w:eastAsia="Arial" w:cs="Arial"/>
           <w:sz w:val="22"/>
           <w:szCs w:val="22"/>
           <w:highlight w:val="none"/>
@@ -1069,6 +1090,7 @@
       </w:r>
       <w:r>
         <w:rPr>
+          <w:rFonts w:ascii="Arial" w:hAnsi="Arial" w:eastAsia="Arial" w:cs="Arial"/>
           <w:sz w:val="22"/>
           <w:szCs w:val="22"/>
           <w:highlight w:val="none"/>
@@ -1078,6 +1100,7 @@
       </w:r>
       <w:r>
         <w:rPr>
+          <w:rFonts w:ascii="Arial" w:hAnsi="Arial" w:eastAsia="Arial" w:cs="Arial"/>
           <w:sz w:val="22"/>
           <w:szCs w:val="22"/>
           <w:highlight w:val="none"/>
@@ -1087,6 +1110,7 @@
       </w:r>
       <w:r>
         <w:rPr>
+          <w:rFonts w:ascii="Arial" w:hAnsi="Arial" w:eastAsia="Arial" w:cs="Arial"/>
           <w:sz w:val="22"/>
           <w:szCs w:val="22"/>
           <w:highlight w:val="none"/>
@@ -1096,6 +1120,7 @@
       </w:r>
       <w:r>
         <w:rPr>
+          <w:rFonts w:ascii="Arial" w:hAnsi="Arial" w:eastAsia="Arial" w:cs="Arial"/>
           <w:sz w:val="22"/>
           <w:szCs w:val="22"/>
           <w:highlight w:val="none"/>
@@ -1105,6 +1130,7 @@
       </w:r>
       <w:r>
         <w:rPr>
+          <w:rFonts w:ascii="Arial" w:hAnsi="Arial" w:eastAsia="Arial" w:cs="Arial"/>
           <w:sz w:val="22"/>
           <w:szCs w:val="22"/>
           <w:highlight w:val="none"/>
@@ -1114,6 +1140,124 @@
       </w:r>
       <w:r>
         <w:rPr>
+          <w:rFonts w:ascii="Arial" w:hAnsi="Arial" w:eastAsia="Arial" w:cs="Arial"/>
+          <w:sz w:val="22"/>
+          <w:szCs w:val="22"/>
+          <w:highlight w:val="none"/>
+        </w:rPr>
+      </w:r>
+      <w:r>
+        <w:rPr>
+          <w:rFonts w:ascii="Arial" w:hAnsi="Arial" w:cs="Arial"/>
+          <w:sz w:val="22"/>
+          <w:szCs w:val="22"/>
+          <w:highlight w:val="none"/>
+        </w:rPr>
+      </w:r>
+    </w:p>
+    <w:p>
+      <w:pPr>
+        <w:pBdr/>
+        <w:shd w:val="clear" w:color="ffffff" w:themeColor="background1" w:fill="ffffff" w:themeFill="background1"/>
+        <w:tabs>
+          <w:tab w:val="left" w:leader="none" w:pos="5830"/>
+        </w:tabs>
+        <w:spacing w:line="360" w:lineRule="auto"/>
+        <w:ind/>
+        <w:jc w:val="both"/>
+        <w:rPr>
+          <w:rFonts w:ascii="Arial" w:hAnsi="Arial" w:cs="Arial"/>
+          <w:sz w:val="22"/>
+          <w:szCs w:val="22"/>
+          <w:highlight w:val="none"/>
+        </w:rPr>
+      </w:pPr>
+      <w:r>
+        <w:rPr>
+          <w:rFonts w:ascii="Arial" w:hAnsi="Arial" w:eastAsia="Arial" w:cs="Arial"/>
+          <w:sz w:val="22"/>
+          <w:szCs w:val="22"/>
+          <w:highlight w:val="none"/>
+          <w:lang w:val="en-IE" w:bidi="en-IE"/>
+        </w:rPr>
+        <w:t xml:space="preserve">After thoroughly analyzing both the agreement as well as the reactions, we settled on four main arguments. </w:t>
+      </w:r>
+      <w:r>
+        <w:rPr>
+          <w:rFonts w:ascii="Arial" w:hAnsi="Arial" w:eastAsia="Arial" w:cs="Arial"/>
+          <w:sz w:val="22"/>
+          <w:szCs w:val="22"/>
+          <w:highlight w:val="none"/>
+          <w:lang w:val="en-IE" w:bidi="en-IE"/>
+        </w:rPr>
+        <w:t xml:space="preserve">While it is true that violent paramilitary organizations such as the IRA were effectively dismantled after the agreement</w:t>
+      </w:r>
+      <w:r>
+        <w:rPr>
+          <w:rFonts w:ascii="Arial" w:hAnsi="Arial" w:eastAsia="Arial" w:cs="Arial"/>
+          <w:sz w:val="22"/>
+          <w:szCs w:val="22"/>
+          <w:highlight w:val="none"/>
+          <w:lang w:val="en-IE" w:bidi="en-IE"/>
+        </w:rPr>
+        <w:t xml:space="preserve">, allowing the violence that took place during the ‘Troubles’ to finally come to an end, the Good Friday Agreement produced a state commonly referred to as ‘Negative Peace’</w:t>
+      </w:r>
+      <w:r>
+        <w:rPr>
+          <w:rStyle w:val="969"/>
+          <w:rFonts w:ascii="Arial" w:hAnsi="Arial" w:eastAsia="Arial" w:cs="Arial"/>
+          <w:sz w:val="22"/>
+          <w:szCs w:val="22"/>
+          <w:highlight w:val="none"/>
+          <w:lang w:val="en-IE" w:bidi="en-IE"/>
+        </w:rPr>
+        <w:footnoteReference w:id="2"/>
+      </w:r>
+      <w:r>
+        <w:rPr>
+          <w:rStyle w:val="969"/>
+          <w:rFonts w:ascii="Arial" w:hAnsi="Arial" w:eastAsia="Arial" w:cs="Arial"/>
+          <w:sz w:val="22"/>
+          <w:szCs w:val="22"/>
+          <w:highlight w:val="none"/>
+          <w:vertAlign w:val="baseline"/>
+          <w:lang w:val="en-IE" w:bidi="en-IE"/>
+        </w:rPr>
+        <w:t xml:space="preserve"> by experts. This refers to the abscense of direct violence in an otherwise divided and mainly disfunctional society. </w:t>
+      </w:r>
+      <w:r>
+        <w:rPr>
+          <w:rFonts w:ascii="Arial" w:hAnsi="Arial" w:eastAsia="Arial" w:cs="Arial"/>
+          <w:sz w:val="22"/>
+          <w:szCs w:val="22"/>
+          <w:highlight w:val="none"/>
+          <w:lang w:val="en-IE" w:bidi="en-IE"/>
+        </w:rPr>
+        <w:t xml:space="preserve">Northern Ireland after the Good Friday Agreement is a prime example of this phenomenon, as the old patterns that initially fueled the violent conflict, such as schools being separated or neighbourhoods being physically split </w:t>
+      </w:r>
+      <w:r>
+        <w:rPr>
+          <w:rFonts w:ascii="Arial" w:hAnsi="Arial" w:eastAsia="Arial" w:cs="Arial"/>
+          <w:sz w:val="22"/>
+          <w:szCs w:val="22"/>
+          <w:highlight w:val="none"/>
+          <w:lang w:val="en-IE" w:bidi="en-IE"/>
+        </w:rPr>
+        <w:t xml:space="preserve">in catholic and protestant</w:t>
+      </w:r>
+      <w:r>
+        <w:rPr>
+          <w:rFonts w:ascii="Arial" w:hAnsi="Arial" w:eastAsia="Arial" w:cs="Arial"/>
+          <w:sz w:val="22"/>
+          <w:szCs w:val="22"/>
+          <w:highlight w:val="none"/>
+          <w:lang w:val="en-IE" w:bidi="en-IE"/>
+        </w:rPr>
+        <w:t xml:space="preserve">  are allowed to continue, with the agreement just preventing the spark that initially ignited the violence. </w:t>
+      </w:r>
+      <w:r>
+        <w:rPr>
+          <w:rFonts w:ascii="Arial" w:hAnsi="Arial" w:eastAsia="Arial" w:cs="Arial"/>
           <w:sz w:val="22"/>
           <w:szCs w:val="22"/>
           <w:highlight w:val="none"/>
@@ -1122,6 +1266,109 @@
       </w:r>
       <w:r>
         <w:rPr>
+          <w:rFonts w:ascii="Arial" w:hAnsi="Arial" w:cs="Arial"/>
+          <w:sz w:val="22"/>
+          <w:szCs w:val="22"/>
+          <w:highlight w:val="none"/>
+        </w:rPr>
+      </w:r>
+    </w:p>
+    <w:p>
+      <w:pPr>
+        <w:pBdr/>
+        <w:shd w:val="clear" w:color="ffffff" w:themeColor="background1" w:fill="ffffff" w:themeFill="background1"/>
+        <w:tabs>
+          <w:tab w:val="left" w:leader="none" w:pos="5830"/>
+        </w:tabs>
+        <w:spacing w:line="360" w:lineRule="auto"/>
+        <w:ind/>
+        <w:jc w:val="both"/>
+        <w:rPr>
+          <w:rFonts w:ascii="Arial" w:hAnsi="Arial" w:eastAsia="Arial" w:cs="Arial"/>
+          <w:sz w:val="22"/>
+          <w:szCs w:val="22"/>
+          <w:highlight w:val="none"/>
+          <w:lang w:val="en-IE" w:bidi="en-IE"/>
+        </w:rPr>
+      </w:pPr>
+      <w:r>
+        <w:rPr>
+          <w:rFonts w:ascii="Arial" w:hAnsi="Arial" w:eastAsia="Arial" w:cs="Arial"/>
+          <w:sz w:val="22"/>
+          <w:szCs w:val="22"/>
+          <w:highlight w:val="none"/>
+          <w:lang w:val="en-IE" w:bidi="en-IE"/>
+        </w:rPr>
+        <w:t xml:space="preserve">That this outcome wasn’t just random, but </w:t>
+      </w:r>
+      <w:r>
+        <w:rPr>
+          <w:rFonts w:ascii="Arial" w:hAnsi="Arial" w:eastAsia="Arial" w:cs="Arial"/>
+          <w:sz w:val="22"/>
+          <w:szCs w:val="22"/>
+          <w:highlight w:val="none"/>
+          <w:lang w:val="en-IE" w:bidi="en-IE"/>
+        </w:rPr>
+        <w:t xml:space="preserve">rather the most likely one, which can be seen by looking at the text of the agreement itself. This is caused by the agreements focus on institutional prevention of violence, rather that resolution of the actual conflict. Especially the reforms described in the se</w:t>
+      </w:r>
+      <w:r>
+        <w:rPr>
+          <w:rFonts w:ascii="Arial" w:hAnsi="Arial" w:eastAsia="Arial" w:cs="Arial"/>
+          <w:sz w:val="22"/>
+          <w:szCs w:val="22"/>
+          <w:highlight w:val="none"/>
+          <w:lang w:val="en-IE" w:bidi="en-IE"/>
+        </w:rPr>
+        <w:t xml:space="preserve">ction ‘Right, Safeguards and Equality of Opportunity’ of the agreement were written to be intentionally vague, allowing enough space for interpretation that all stakeholders were satisfied with their interpretation of the content. Especially phrases like ‘</w:t>
+      </w:r>
+      <w:r>
+        <w:rPr>
+          <w:rFonts w:ascii="Arial" w:hAnsi="Arial" w:eastAsia="Arial" w:cs="Arial"/>
+          <w:sz w:val="22"/>
+          <w:szCs w:val="22"/>
+          <w:highlight w:val="none"/>
+          <w:lang w:val="en-IE" w:bidi="en-IE"/>
+        </w:rPr>
+        <w:t xml:space="preserve">Subject to the public consultation currently under way, the British </w:t>
+      </w:r>
+      <w:r>
+        <w:rPr>
+          <w:rFonts w:ascii="Arial" w:hAnsi="Arial" w:eastAsia="Arial" w:cs="Arial"/>
+          <w:sz w:val="22"/>
+          <w:szCs w:val="22"/>
+          <w:highlight w:val="none"/>
+          <w:lang w:val="en-IE" w:bidi="en-IE"/>
+        </w:rPr>
+        <w:t xml:space="preserve">Government will make rapid progress with [...] </w:t>
+      </w:r>
+      <w:r>
+        <w:rPr>
+          <w:rFonts w:ascii="Arial" w:hAnsi="Arial" w:eastAsia="Arial" w:cs="Arial"/>
+          <w:sz w:val="22"/>
+          <w:szCs w:val="22"/>
+          <w:highlight w:val="none"/>
+          <w:lang w:val="en-IE" w:bidi="en-IE"/>
+        </w:rPr>
+        <w:t xml:space="preserve">a new regional development strategy for Northern Ireland</w:t>
+      </w:r>
+      <w:r>
+        <w:rPr>
+          <w:rFonts w:ascii="Arial" w:hAnsi="Arial" w:eastAsia="Arial" w:cs="Arial"/>
+          <w:sz w:val="22"/>
+          <w:szCs w:val="22"/>
+          <w:highlight w:val="none"/>
+          <w:lang w:val="en-IE" w:bidi="en-IE"/>
+        </w:rPr>
+        <w:t xml:space="preserve">’ are designed to create agreeability in both unionists and nationalists by being just vague enough to sound promising, but just detailed enough not to sound too unreasonable or unprofessional. </w:t>
+      </w:r>
+      <w:r>
+        <w:rPr>
+          <w:rFonts w:ascii="Arial" w:hAnsi="Arial" w:cs="Arial"/>
+        </w:rPr>
+      </w:r>
+      <w:r>
+        <w:rPr>
+          <w:rFonts w:ascii="Arial" w:hAnsi="Arial" w:eastAsia="Arial" w:cs="Arial"/>
           <w:sz w:val="22"/>
           <w:szCs w:val="22"/>
           <w:highlight w:val="none"/>
@@ -1139,58 +1386,28 @@
         <w:spacing w:line="360" w:lineRule="auto"/>
         <w:ind/>
         <w:jc w:val="both"/>
-        <w:rPr/>
+        <w:rPr>
+          <w:rFonts w:ascii="Arial" w:hAnsi="Arial" w:cs="Arial"/>
+        </w:rPr>
       </w:pPr>
       <w:r>
         <w:rPr>
+          <w:rFonts w:ascii="Arial" w:hAnsi="Arial" w:eastAsia="Arial" w:cs="Arial"/>
           <w:sz w:val="22"/>
           <w:szCs w:val="22"/>
           <w:highlight w:val="none"/>
           <w:lang w:val="en-IE" w:bidi="en-IE"/>
         </w:rPr>
-        <w:br w:type="page" w:clear="all"/>
+        <w:t xml:space="preserve">Altough the  </w:t>
       </w:r>
       <w:r>
         <w:rPr>
-          <w:sz w:val="22"/>
-          <w:szCs w:val="22"/>
-          <w:highlight w:val="none"/>
-          <w:lang w:val="en-IE" w:bidi="en-IE"/>
-        </w:rPr>
-      </w:r>
-      <w:r/>
-    </w:p>
-    <w:p>
-      <w:pPr>
-        <w:pBdr/>
-        <w:shd w:val="clear" w:color="ffffff" w:themeColor="background1" w:fill="ffffff" w:themeFill="background1"/>
-        <w:tabs>
-          <w:tab w:val="left" w:leader="none" w:pos="5830"/>
-        </w:tabs>
-        <w:spacing w:line="360" w:lineRule="auto"/>
-        <w:ind/>
-        <w:jc w:val="both"/>
-        <w:rPr>
-          <w:sz w:val="22"/>
-          <w:szCs w:val="22"/>
-          <w:highlight w:val="none"/>
-          <w:lang w:val="en-IE" w:bidi="en-IE"/>
-        </w:rPr>
-      </w:pPr>
-      <w:r>
-        <w:rPr>
-          <w:sz w:val="22"/>
-          <w:szCs w:val="22"/>
-          <w:highlight w:val="none"/>
-          <w:lang w:val="en-IE" w:bidi="en-IE"/>
+          <w:rFonts w:ascii="Arial" w:hAnsi="Arial" w:eastAsia="Arial" w:cs="Arial"/>
         </w:rPr>
       </w:r>
       <w:r>
         <w:rPr>
-          <w:sz w:val="22"/>
-          <w:szCs w:val="22"/>
-          <w:highlight w:val="none"/>
-          <w:lang w:val="en-IE" w:bidi="en-IE"/>
+          <w:rFonts w:ascii="Arial" w:hAnsi="Arial" w:cs="Arial"/>
         </w:rPr>
       </w:r>
     </w:p>
@@ -1248,7 +1465,7 @@
 <w:ftr xmlns:wpc="http://schemas.microsoft.com/office/word/2010/wordprocessingCanvas" xmlns:mc="http://schemas.openxmlformats.org/markup-compatibility/2006" xmlns:o="urn:schemas-microsoft-com:office:office" xmlns:r="http://schemas.openxmlformats.org/officeDocument/2006/relationships" xmlns:m="http://schemas.openxmlformats.org/officeDocument/2006/math" xmlns:v="urn:schemas-microsoft-com:vml" xmlns:wp14="http://schemas.microsoft.com/office/word/2010/wordprocessingDrawing" xmlns:wp="http://schemas.openxmlformats.org/drawingml/2006/wordprocessingDrawing" xmlns:w10="urn:schemas-microsoft-com:office:word" xmlns:w="http://schemas.openxmlformats.org/wordprocessingml/2006/main" xmlns:w14="http://schemas.microsoft.com/office/word/2010/wordml" xmlns:w15="http://schemas.microsoft.com/office/word/2012/wordml" xmlns:wpg="http://schemas.microsoft.com/office/word/2010/wordprocessingGroup" xmlns:wpi="http://schemas.microsoft.com/office/word/2010/wordprocessingInk" xmlns:wne="http://schemas.microsoft.com/office/word/2006/wordml" xmlns:a="http://schemas.openxmlformats.org/drawingml/2006/main" xmlns:wps="http://schemas.microsoft.com/office/word/2010/wordprocessingShape" mc:Ignorable="w14 w15 wp14">
   <w:p>
     <w:pPr>
-      <w:pStyle w:val="948"/>
+      <w:pStyle w:val="964"/>
       <w:pBdr/>
       <w:spacing/>
       <w:ind/>
@@ -1286,7 +1503,7 @@
   </w:p>
   <w:p>
     <w:pPr>
-      <w:pStyle w:val="948"/>
+      <w:pStyle w:val="964"/>
       <w:pBdr/>
       <w:spacing/>
       <w:ind/>
@@ -1331,7 +1548,7 @@
 <w:ftr xmlns:wpc="http://schemas.microsoft.com/office/word/2010/wordprocessingCanvas" xmlns:mc="http://schemas.openxmlformats.org/markup-compatibility/2006" xmlns:o="urn:schemas-microsoft-com:office:office" xmlns:r="http://schemas.openxmlformats.org/officeDocument/2006/relationships" xmlns:m="http://schemas.openxmlformats.org/officeDocument/2006/math" xmlns:v="urn:schemas-microsoft-com:vml" xmlns:wp14="http://schemas.microsoft.com/office/word/2010/wordprocessingDrawing" xmlns:wp="http://schemas.openxmlformats.org/drawingml/2006/wordprocessingDrawing" xmlns:w10="urn:schemas-microsoft-com:office:word" xmlns:w="http://schemas.openxmlformats.org/wordprocessingml/2006/main" xmlns:w14="http://schemas.microsoft.com/office/word/2010/wordml" xmlns:w15="http://schemas.microsoft.com/office/word/2012/wordml" xmlns:wpg="http://schemas.microsoft.com/office/word/2010/wordprocessingGroup" xmlns:wpi="http://schemas.microsoft.com/office/word/2010/wordprocessingInk" xmlns:wne="http://schemas.microsoft.com/office/word/2006/wordml" xmlns:a="http://schemas.openxmlformats.org/drawingml/2006/main" xmlns:wps="http://schemas.microsoft.com/office/word/2010/wordprocessingShape" mc:Ignorable="w14 w15 wp14">
   <w:p>
     <w:pPr>
-      <w:pStyle w:val="948"/>
+      <w:pStyle w:val="964"/>
       <w:pBdr/>
       <w:spacing/>
       <w:ind/>
@@ -1361,7 +1578,7 @@
   </w:p>
   <w:p>
     <w:pPr>
-      <w:pStyle w:val="948"/>
+      <w:pStyle w:val="964"/>
       <w:pBdr/>
       <w:spacing/>
       <w:ind/>
@@ -1435,6 +1652,75 @@
       </w:pPr>
       <w:r>
         <w:continuationSeparator/>
+      </w:r>
+      <w:r/>
+    </w:p>
+  </w:footnote>
+  <w:footnote w:id="2">
+    <w:p>
+      <w:pPr>
+        <w:pStyle w:val="967"/>
+        <w:pBdr/>
+        <w:spacing/>
+        <w:ind/>
+        <w:rPr/>
+      </w:pPr>
+      <w:r>
+        <w:rPr>
+          <w:rStyle w:val="969"/>
+        </w:rPr>
+        <w:footnoteRef/>
+      </w:r>
+      <w:r>
+        <w:t xml:space="preserve"> </w:t>
+      </w:r>
+      <w:r>
+        <w:rPr>
+          <w:rFonts w:ascii="Calibri" w:hAnsi="Calibri" w:eastAsia="Calibri" w:cs="Calibri"/>
+          <w:color w:val="000000"/>
+          <w:sz w:val="22"/>
+          <w:szCs w:val="22"/>
+        </w:rPr>
+        <w:t xml:space="preserve">Hall, A., (2018) “Incomplete Peace and Social Stagnation: Shortcomings of the Good Friday Agreement”, </w:t>
+      </w:r>
+      <w:r>
+        <w:rPr>
+          <w:rFonts w:ascii="Calibri" w:hAnsi="Calibri" w:eastAsia="Calibri" w:cs="Calibri"/>
+          <w:i/>
+          <w:color w:val="000000"/>
+          <w:sz w:val="22"/>
+          <w:szCs w:val="22"/>
+        </w:rPr>
+        <w:t xml:space="preserve">Open Library of Humanities</w:t>
+      </w:r>
+      <w:r>
+        <w:rPr>
+          <w:rFonts w:ascii="Calibri" w:hAnsi="Calibri" w:eastAsia="Calibri" w:cs="Calibri"/>
+          <w:color w:val="000000"/>
+          <w:sz w:val="22"/>
+          <w:szCs w:val="22"/>
+        </w:rPr>
+        <w:t xml:space="preserve"> 4(2), 7. doi: </w:t>
+      </w:r>
+      <w:hyperlink r:id="rId1" w:tooltip="https://doi.org/10.16995/olh.251" w:history="1">
+        <w:r>
+          <w:rPr>
+            <w:rStyle w:val="973"/>
+            <w:rFonts w:ascii="Calibri" w:hAnsi="Calibri" w:eastAsia="Calibri" w:cs="Calibri"/>
+            <w:color w:val="0000ee"/>
+            <w:sz w:val="22"/>
+            <w:szCs w:val="22"/>
+            <w:u w:val="single"/>
+          </w:rPr>
+          <w:t xml:space="preserve">https://doi.org/10.16995/olh.251</w:t>
+        </w:r>
+      </w:hyperlink>
+      <w:r>
+        <w:rPr>
+          <w:rFonts w:ascii="Calibri" w:hAnsi="Calibri" w:eastAsia="Calibri" w:cs="Calibri"/>
+          <w:sz w:val="22"/>
+          <w:szCs w:val="22"/>
+        </w:rPr>
       </w:r>
       <w:r/>
     </w:p>
@@ -1446,7 +1732,7 @@
 <w:hdr xmlns:wpc="http://schemas.microsoft.com/office/word/2010/wordprocessingCanvas" xmlns:mc="http://schemas.openxmlformats.org/markup-compatibility/2006" xmlns:o="urn:schemas-microsoft-com:office:office" xmlns:r="http://schemas.openxmlformats.org/officeDocument/2006/relationships" xmlns:m="http://schemas.openxmlformats.org/officeDocument/2006/math" xmlns:v="urn:schemas-microsoft-com:vml" xmlns:wp14="http://schemas.microsoft.com/office/word/2010/wordprocessingDrawing" xmlns:wp="http://schemas.openxmlformats.org/drawingml/2006/wordprocessingDrawing" xmlns:w10="urn:schemas-microsoft-com:office:word" xmlns:w="http://schemas.openxmlformats.org/wordprocessingml/2006/main" xmlns:w14="http://schemas.microsoft.com/office/word/2010/wordml" xmlns:w15="http://schemas.microsoft.com/office/word/2012/wordml" xmlns:wpg="http://schemas.microsoft.com/office/word/2010/wordprocessingGroup" xmlns:wpi="http://schemas.microsoft.com/office/word/2010/wordprocessingInk" xmlns:wne="http://schemas.microsoft.com/office/word/2006/wordml" xmlns:a="http://schemas.openxmlformats.org/drawingml/2006/main" xmlns:wps="http://schemas.microsoft.com/office/word/2010/wordprocessingShape" mc:Ignorable="w14 w15 wp14">
   <w:p>
     <w:pPr>
-      <w:pStyle w:val="946"/>
+      <w:pStyle w:val="962"/>
       <w:pBdr/>
       <w:spacing/>
       <w:ind/>
@@ -1479,7 +1765,7 @@
   </w:p>
   <w:p>
     <w:pPr>
-      <w:pStyle w:val="946"/>
+      <w:pStyle w:val="962"/>
       <w:pBdr/>
       <w:spacing/>
       <w:ind/>
@@ -1518,7 +1804,7 @@
 <w:hdr xmlns:wpc="http://schemas.microsoft.com/office/word/2010/wordprocessingCanvas" xmlns:mc="http://schemas.openxmlformats.org/markup-compatibility/2006" xmlns:o="urn:schemas-microsoft-com:office:office" xmlns:r="http://schemas.openxmlformats.org/officeDocument/2006/relationships" xmlns:m="http://schemas.openxmlformats.org/officeDocument/2006/math" xmlns:v="urn:schemas-microsoft-com:vml" xmlns:wp14="http://schemas.microsoft.com/office/word/2010/wordprocessingDrawing" xmlns:wp="http://schemas.openxmlformats.org/drawingml/2006/wordprocessingDrawing" xmlns:w10="urn:schemas-microsoft-com:office:word" xmlns:w="http://schemas.openxmlformats.org/wordprocessingml/2006/main" xmlns:w14="http://schemas.microsoft.com/office/word/2010/wordml" xmlns:w15="http://schemas.microsoft.com/office/word/2012/wordml" xmlns:wpg="http://schemas.microsoft.com/office/word/2010/wordprocessingGroup" xmlns:wpi="http://schemas.microsoft.com/office/word/2010/wordprocessingInk" xmlns:wne="http://schemas.microsoft.com/office/word/2006/wordml" xmlns:a="http://schemas.openxmlformats.org/drawingml/2006/main" xmlns:wps="http://schemas.microsoft.com/office/word/2010/wordprocessingShape" mc:Ignorable="w14 w15 wp14">
   <w:p>
     <w:pPr>
-      <w:pStyle w:val="946"/>
+      <w:pStyle w:val="962"/>
       <w:pBdr/>
       <w:spacing/>
       <w:ind/>
@@ -1551,7 +1837,7 @@
   </w:p>
   <w:p>
     <w:pPr>
-      <w:pStyle w:val="946"/>
+      <w:pStyle w:val="962"/>
       <w:pBdr/>
       <w:spacing/>
       <w:ind/>
@@ -2284,9 +2570,9 @@
     <w:lsdException w:name="Bibliography" w:uiPriority="37"/>
     <w:lsdException w:name="TOC Heading" w:uiPriority="39" w:qFormat="1"/>
   </w:latentStyles>
-  <w:style w:type="table" w:styleId="786">
+  <w:style w:type="table" w:styleId="802">
     <w:name w:val="Table Grid"/>
-    <w:basedOn w:val="972"/>
+    <w:basedOn w:val="988"/>
     <w:uiPriority w:val="59"/>
     <w:pPr>
       <w:pBdr/>
@@ -2483,9 +2769,9 @@
       </w:tcPr>
     </w:tblStylePr>
   </w:style>
-  <w:style w:type="table" w:styleId="787">
+  <w:style w:type="table" w:styleId="803">
     <w:name w:val="Table Grid Light"/>
-    <w:basedOn w:val="972"/>
+    <w:basedOn w:val="988"/>
     <w:uiPriority w:val="59"/>
     <w:pPr>
       <w:pBdr/>
@@ -2682,9 +2968,9 @@
       </w:tcPr>
     </w:tblStylePr>
   </w:style>
-  <w:style w:type="table" w:styleId="788">
+  <w:style w:type="table" w:styleId="804">
     <w:name w:val="Plain Table 1"/>
-    <w:basedOn w:val="972"/>
+    <w:basedOn w:val="988"/>
     <w:uiPriority w:val="59"/>
     <w:pPr>
       <w:pBdr/>
@@ -2907,9 +3193,9 @@
       </w:tcPr>
     </w:tblStylePr>
   </w:style>
-  <w:style w:type="table" w:styleId="789">
+  <w:style w:type="table" w:styleId="805">
     <w:name w:val="Plain Table 2"/>
-    <w:basedOn w:val="972"/>
+    <w:basedOn w:val="988"/>
     <w:uiPriority w:val="59"/>
     <w:pPr>
       <w:pBdr/>
@@ -3140,9 +3426,9 @@
       </w:tcPr>
     </w:tblStylePr>
   </w:style>
-  <w:style w:type="table" w:styleId="790">
+  <w:style w:type="table" w:styleId="806">
     <w:name w:val="Plain Table 3"/>
-    <w:basedOn w:val="972"/>
+    <w:basedOn w:val="988"/>
     <w:uiPriority w:val="99"/>
     <w:pPr>
       <w:pBdr/>
@@ -3370,9 +3656,9 @@
       </w:tcPr>
     </w:tblStylePr>
   </w:style>
-  <w:style w:type="table" w:styleId="791">
+  <w:style w:type="table" w:styleId="807">
     <w:name w:val="Plain Table 4"/>
-    <w:basedOn w:val="972"/>
+    <w:basedOn w:val="988"/>
     <w:uiPriority w:val="99"/>
     <w:pPr>
       <w:pBdr/>
@@ -3586,9 +3872,9 @@
       </w:tcPr>
     </w:tblStylePr>
   </w:style>
-  <w:style w:type="table" w:styleId="792">
+  <w:style w:type="table" w:styleId="808">
     <w:name w:val="Plain Table 5"/>
-    <w:basedOn w:val="972"/>
+    <w:basedOn w:val="988"/>
     <w:uiPriority w:val="99"/>
     <w:pPr>
       <w:pBdr/>
@@ -3819,9 +4105,9 @@
       </w:tcPr>
     </w:tblStylePr>
   </w:style>
-  <w:style w:type="table" w:styleId="793">
+  <w:style w:type="table" w:styleId="809">
     <w:name w:val="Grid Table 1 Light"/>
-    <w:basedOn w:val="972"/>
+    <w:basedOn w:val="988"/>
     <w:uiPriority w:val="99"/>
     <w:pPr>
       <w:pBdr/>
@@ -4042,9 +4328,9 @@
       </w:tcPr>
     </w:tblStylePr>
   </w:style>
-  <w:style w:type="table" w:styleId="794">
+  <w:style w:type="table" w:styleId="810">
     <w:name w:val="Grid Table 1 Light - Accent 1"/>
-    <w:basedOn w:val="972"/>
+    <w:basedOn w:val="988"/>
     <w:uiPriority w:val="99"/>
     <w:pPr>
       <w:pBdr/>
@@ -4265,9 +4551,9 @@
       </w:tcPr>
     </w:tblStylePr>
   </w:style>
-  <w:style w:type="table" w:styleId="795">
+  <w:style w:type="table" w:styleId="811">
     <w:name w:val="Grid Table 1 Light - Accent 2"/>
-    <w:basedOn w:val="972"/>
+    <w:basedOn w:val="988"/>
     <w:uiPriority w:val="99"/>
     <w:pPr>
       <w:pBdr/>
@@ -4488,9 +4774,9 @@
       </w:tcPr>
     </w:tblStylePr>
   </w:style>
-  <w:style w:type="table" w:styleId="796">
+  <w:style w:type="table" w:styleId="812">
     <w:name w:val="Grid Table 1 Light - Accent 3"/>
-    <w:basedOn w:val="972"/>
+    <w:basedOn w:val="988"/>
     <w:uiPriority w:val="99"/>
     <w:pPr>
       <w:pBdr/>
@@ -4711,9 +4997,9 @@
       </w:tcPr>
     </w:tblStylePr>
   </w:style>
-  <w:style w:type="table" w:styleId="797">
+  <w:style w:type="table" w:styleId="813">
     <w:name w:val="Grid Table 1 Light - Accent 4"/>
-    <w:basedOn w:val="972"/>
+    <w:basedOn w:val="988"/>
     <w:uiPriority w:val="99"/>
     <w:pPr>
       <w:pBdr/>
@@ -4934,9 +5220,9 @@
       </w:tcPr>
     </w:tblStylePr>
   </w:style>
-  <w:style w:type="table" w:styleId="798">
+  <w:style w:type="table" w:styleId="814">
     <w:name w:val="Grid Table 1 Light - Accent 5"/>
-    <w:basedOn w:val="972"/>
+    <w:basedOn w:val="988"/>
     <w:uiPriority w:val="99"/>
     <w:pPr>
       <w:pBdr/>
@@ -5157,9 +5443,9 @@
       </w:tcPr>
     </w:tblStylePr>
   </w:style>
-  <w:style w:type="table" w:styleId="799">
+  <w:style w:type="table" w:styleId="815">
     <w:name w:val="Grid Table 1 Light - Accent 6"/>
-    <w:basedOn w:val="972"/>
+    <w:basedOn w:val="988"/>
     <w:uiPriority w:val="99"/>
     <w:pPr>
       <w:pBdr/>
@@ -5380,9 +5666,9 @@
       </w:tcPr>
     </w:tblStylePr>
   </w:style>
-  <w:style w:type="table" w:styleId="800">
+  <w:style w:type="table" w:styleId="816">
     <w:name w:val="Grid Table 2"/>
-    <w:basedOn w:val="972"/>
+    <w:basedOn w:val="988"/>
     <w:uiPriority w:val="99"/>
     <w:pPr>
       <w:pBdr/>
@@ -5612,9 +5898,9 @@
       </w:tcPr>
     </w:tblStylePr>
   </w:style>
-  <w:style w:type="table" w:styleId="801">
+  <w:style w:type="table" w:styleId="817">
     <w:name w:val="Grid Table 2 - Accent 1"/>
-    <w:basedOn w:val="972"/>
+    <w:basedOn w:val="988"/>
     <w:uiPriority w:val="99"/>
     <w:pPr>
       <w:pBdr/>
@@ -5844,9 +6130,9 @@
       </w:tcPr>
     </w:tblStylePr>
   </w:style>
-  <w:style w:type="table" w:styleId="802">
+  <w:style w:type="table" w:styleId="818">
     <w:name w:val="Grid Table 2 - Accent 2"/>
-    <w:basedOn w:val="972"/>
+    <w:basedOn w:val="988"/>
     <w:uiPriority w:val="99"/>
     <w:pPr>
       <w:pBdr/>
@@ -6076,9 +6362,9 @@
       </w:tcPr>
     </w:tblStylePr>
   </w:style>
-  <w:style w:type="table" w:styleId="803">
+  <w:style w:type="table" w:styleId="819">
     <w:name w:val="Grid Table 2 - Accent 3"/>
-    <w:basedOn w:val="972"/>
+    <w:basedOn w:val="988"/>
     <w:uiPriority w:val="99"/>
     <w:pPr>
       <w:pBdr/>
@@ -6308,9 +6594,9 @@
       </w:tcPr>
     </w:tblStylePr>
   </w:style>
-  <w:style w:type="table" w:styleId="804">
+  <w:style w:type="table" w:styleId="820">
     <w:name w:val="Grid Table 2 - Accent 4"/>
-    <w:basedOn w:val="972"/>
+    <w:basedOn w:val="988"/>
     <w:uiPriority w:val="99"/>
     <w:pPr>
       <w:pBdr/>
@@ -6540,9 +6826,9 @@
       </w:tcPr>
     </w:tblStylePr>
   </w:style>
-  <w:style w:type="table" w:styleId="805">
+  <w:style w:type="table" w:styleId="821">
     <w:name w:val="Grid Table 2 - Accent 5"/>
-    <w:basedOn w:val="972"/>
+    <w:basedOn w:val="988"/>
     <w:uiPriority w:val="99"/>
     <w:pPr>
       <w:pBdr/>
@@ -6772,9 +7058,9 @@
       </w:tcPr>
     </w:tblStylePr>
   </w:style>
-  <w:style w:type="table" w:styleId="806">
+  <w:style w:type="table" w:styleId="822">
     <w:name w:val="Grid Table 2 - Accent 6"/>
-    <w:basedOn w:val="972"/>
+    <w:basedOn w:val="988"/>
     <w:uiPriority w:val="99"/>
     <w:pPr>
       <w:pBdr/>
@@ -7004,9 +7290,9 @@
       </w:tcPr>
     </w:tblStylePr>
   </w:style>
-  <w:style w:type="table" w:styleId="807">
+  <w:style w:type="table" w:styleId="823">
     <w:name w:val="Grid Table 3"/>
-    <w:basedOn w:val="972"/>
+    <w:basedOn w:val="988"/>
     <w:uiPriority w:val="99"/>
     <w:pPr>
       <w:pBdr/>
@@ -7249,9 +7535,9 @@
       </w:tcPr>
     </w:tblStylePr>
   </w:style>
-  <w:style w:type="table" w:styleId="808">
+  <w:style w:type="table" w:styleId="824">
     <w:name w:val="Grid Table 3 - Accent 1"/>
-    <w:basedOn w:val="972"/>
+    <w:basedOn w:val="988"/>
     <w:uiPriority w:val="99"/>
     <w:pPr>
       <w:pBdr/>
@@ -7494,9 +7780,9 @@
       </w:tcPr>
     </w:tblStylePr>
   </w:style>
-  <w:style w:type="table" w:styleId="809">
+  <w:style w:type="table" w:styleId="825">
     <w:name w:val="Grid Table 3 - Accent 2"/>
-    <w:basedOn w:val="972"/>
+    <w:basedOn w:val="988"/>
     <w:uiPriority w:val="99"/>
     <w:pPr>
       <w:pBdr/>
@@ -7739,9 +8025,9 @@
       </w:tcPr>
     </w:tblStylePr>
   </w:style>
-  <w:style w:type="table" w:styleId="810">
+  <w:style w:type="table" w:styleId="826">
     <w:name w:val="Grid Table 3 - Accent 3"/>
-    <w:basedOn w:val="972"/>
+    <w:basedOn w:val="988"/>
     <w:uiPriority w:val="99"/>
     <w:pPr>
       <w:pBdr/>
@@ -7984,9 +8270,9 @@
       </w:tcPr>
     </w:tblStylePr>
   </w:style>
-  <w:style w:type="table" w:styleId="811">
+  <w:style w:type="table" w:styleId="827">
     <w:name w:val="Grid Table 3 - Accent 4"/>
-    <w:basedOn w:val="972"/>
+    <w:basedOn w:val="988"/>
     <w:uiPriority w:val="99"/>
     <w:pPr>
       <w:pBdr/>
@@ -8229,9 +8515,9 @@
       </w:tcPr>
     </w:tblStylePr>
   </w:style>
-  <w:style w:type="table" w:styleId="812">
+  <w:style w:type="table" w:styleId="828">
     <w:name w:val="Grid Table 3 - Accent 5"/>
-    <w:basedOn w:val="972"/>
+    <w:basedOn w:val="988"/>
     <w:uiPriority w:val="99"/>
     <w:pPr>
       <w:pBdr/>
@@ -8474,9 +8760,9 @@
       </w:tcPr>
     </w:tblStylePr>
   </w:style>
-  <w:style w:type="table" w:styleId="813">
+  <w:style w:type="table" w:styleId="829">
     <w:name w:val="Grid Table 3 - Accent 6"/>
-    <w:basedOn w:val="972"/>
+    <w:basedOn w:val="988"/>
     <w:uiPriority w:val="99"/>
     <w:pPr>
       <w:pBdr/>
@@ -8719,9 +9005,9 @@
       </w:tcPr>
     </w:tblStylePr>
   </w:style>
-  <w:style w:type="table" w:styleId="814">
+  <w:style w:type="table" w:styleId="830">
     <w:name w:val="Grid Table 4"/>
-    <w:basedOn w:val="972"/>
+    <w:basedOn w:val="988"/>
     <w:uiPriority w:val="59"/>
     <w:pPr>
       <w:pBdr/>
@@ -8952,9 +9238,9 @@
       </w:tcPr>
     </w:tblStylePr>
   </w:style>
-  <w:style w:type="table" w:styleId="815">
+  <w:style w:type="table" w:styleId="831">
     <w:name w:val="Grid Table 4 - Accent 1"/>
-    <w:basedOn w:val="972"/>
+    <w:basedOn w:val="988"/>
     <w:uiPriority w:val="59"/>
     <w:pPr>
       <w:pBdr/>
@@ -9185,9 +9471,9 @@
       </w:tcPr>
     </w:tblStylePr>
   </w:style>
-  <w:style w:type="table" w:styleId="816">
+  <w:style w:type="table" w:styleId="832">
     <w:name w:val="Grid Table 4 - Accent 2"/>
-    <w:basedOn w:val="972"/>
+    <w:basedOn w:val="988"/>
     <w:uiPriority w:val="59"/>
     <w:pPr>
       <w:pBdr/>
@@ -9418,9 +9704,9 @@
       </w:tcPr>
     </w:tblStylePr>
   </w:style>
-  <w:style w:type="table" w:styleId="817">
+  <w:style w:type="table" w:styleId="833">
     <w:name w:val="Grid Table 4 - Accent 3"/>
-    <w:basedOn w:val="972"/>
+    <w:basedOn w:val="988"/>
     <w:uiPriority w:val="59"/>
     <w:pPr>
       <w:pBdr/>
@@ -9651,9 +9937,9 @@
       </w:tcPr>
     </w:tblStylePr>
   </w:style>
-  <w:style w:type="table" w:styleId="818">
+  <w:style w:type="table" w:styleId="834">
     <w:name w:val="Grid Table 4 - Accent 4"/>
-    <w:basedOn w:val="972"/>
+    <w:basedOn w:val="988"/>
     <w:uiPriority w:val="59"/>
     <w:pPr>
       <w:pBdr/>
@@ -9884,9 +10170,9 @@
       </w:tcPr>
     </w:tblStylePr>
   </w:style>
-  <w:style w:type="table" w:styleId="819">
+  <w:style w:type="table" w:styleId="835">
     <w:name w:val="Grid Table 4 - Accent 5"/>
-    <w:basedOn w:val="972"/>
+    <w:basedOn w:val="988"/>
     <w:uiPriority w:val="59"/>
     <w:pPr>
       <w:pBdr/>
@@ -10117,9 +10403,9 @@
       </w:tcPr>
     </w:tblStylePr>
   </w:style>
-  <w:style w:type="table" w:styleId="820">
+  <w:style w:type="table" w:styleId="836">
     <w:name w:val="Grid Table 4 - Accent 6"/>
-    <w:basedOn w:val="972"/>
+    <w:basedOn w:val="988"/>
     <w:uiPriority w:val="59"/>
     <w:pPr>
       <w:pBdr/>
@@ -10350,9 +10636,9 @@
       </w:tcPr>
     </w:tblStylePr>
   </w:style>
-  <w:style w:type="table" w:styleId="821">
+  <w:style w:type="table" w:styleId="837">
     <w:name w:val="Grid Table 5 Dark"/>
-    <w:basedOn w:val="972"/>
+    <w:basedOn w:val="988"/>
     <w:uiPriority w:val="99"/>
     <w:pPr>
       <w:pBdr/>
@@ -10578,9 +10864,9 @@
       </w:tcPr>
     </w:tblStylePr>
   </w:style>
-  <w:style w:type="table" w:styleId="822">
+  <w:style w:type="table" w:styleId="838">
     <w:name w:val="Grid Table 5 Dark- Accent 1"/>
-    <w:basedOn w:val="972"/>
+    <w:basedOn w:val="988"/>
     <w:uiPriority w:val="99"/>
     <w:pPr>
       <w:pBdr/>
@@ -10806,9 +11092,9 @@
       </w:tcPr>
     </w:tblStylePr>
   </w:style>
-  <w:style w:type="table" w:styleId="823">
+  <w:style w:type="table" w:styleId="839">
     <w:name w:val="Grid Table 5 Dark - Accent 2"/>
-    <w:basedOn w:val="972"/>
+    <w:basedOn w:val="988"/>
     <w:uiPriority w:val="99"/>
     <w:pPr>
       <w:pBdr/>
@@ -11034,9 +11320,9 @@
       </w:tcPr>
     </w:tblStylePr>
   </w:style>
-  <w:style w:type="table" w:styleId="824">
+  <w:style w:type="table" w:styleId="840">
     <w:name w:val="Grid Table 5 Dark - Accent 3"/>
-    <w:basedOn w:val="972"/>
+    <w:basedOn w:val="988"/>
     <w:uiPriority w:val="99"/>
     <w:pPr>
       <w:pBdr/>
@@ -11262,9 +11548,9 @@
       </w:tcPr>
     </w:tblStylePr>
   </w:style>
-  <w:style w:type="table" w:styleId="825">
+  <w:style w:type="table" w:styleId="841">
     <w:name w:val="Grid Table 5 Dark- Accent 4"/>
-    <w:basedOn w:val="972"/>
+    <w:basedOn w:val="988"/>
     <w:uiPriority w:val="99"/>
     <w:pPr>
       <w:pBdr/>
@@ -11490,9 +11776,9 @@
       </w:tcPr>
     </w:tblStylePr>
   </w:style>
-  <w:style w:type="table" w:styleId="826">
+  <w:style w:type="table" w:styleId="842">
     <w:name w:val="Grid Table 5 Dark - Accent 5"/>
-    <w:basedOn w:val="972"/>
+    <w:basedOn w:val="988"/>
     <w:uiPriority w:val="99"/>
     <w:pPr>
       <w:pBdr/>
@@ -11718,9 +12004,9 @@
       </w:tcPr>
     </w:tblStylePr>
   </w:style>
-  <w:style w:type="table" w:styleId="827">
+  <w:style w:type="table" w:styleId="843">
     <w:name w:val="Grid Table 5 Dark - Accent 6"/>
-    <w:basedOn w:val="972"/>
+    <w:basedOn w:val="988"/>
     <w:uiPriority w:val="99"/>
     <w:pPr>
       <w:pBdr/>
@@ -11946,9 +12232,9 @@
       </w:tcPr>
     </w:tblStylePr>
   </w:style>
-  <w:style w:type="table" w:styleId="828">
+  <w:style w:type="table" w:styleId="844">
     <w:name w:val="Grid Table 6 Colorful"/>
-    <w:basedOn w:val="972"/>
+    <w:basedOn w:val="988"/>
     <w:uiPriority w:val="99"/>
     <w:pPr>
       <w:pBdr/>
@@ -12176,9 +12462,9 @@
       </w:tcPr>
     </w:tblStylePr>
   </w:style>
-  <w:style w:type="table" w:styleId="829">
+  <w:style w:type="table" w:styleId="845">
     <w:name w:val="Grid Table 6 Colorful - Accent 1"/>
-    <w:basedOn w:val="972"/>
+    <w:basedOn w:val="988"/>
     <w:uiPriority w:val="99"/>
     <w:pPr>
       <w:pBdr/>
@@ -12406,9 +12692,9 @@
       </w:tcPr>
     </w:tblStylePr>
   </w:style>
-  <w:style w:type="table" w:styleId="830">
+  <w:style w:type="table" w:styleId="846">
     <w:name w:val="Grid Table 6 Colorful - Accent 2"/>
-    <w:basedOn w:val="972"/>
+    <w:basedOn w:val="988"/>
     <w:uiPriority w:val="99"/>
     <w:pPr>
       <w:pBdr/>
@@ -12636,9 +12922,9 @@
       </w:tcPr>
     </w:tblStylePr>
   </w:style>
-  <w:style w:type="table" w:styleId="831">
+  <w:style w:type="table" w:styleId="847">
     <w:name w:val="Grid Table 6 Colorful - Accent 3"/>
-    <w:basedOn w:val="972"/>
+    <w:basedOn w:val="988"/>
     <w:uiPriority w:val="99"/>
     <w:pPr>
       <w:pBdr/>
@@ -12866,9 +13152,9 @@
       </w:tcPr>
     </w:tblStylePr>
   </w:style>
-  <w:style w:type="table" w:styleId="832">
+  <w:style w:type="table" w:styleId="848">
     <w:name w:val="Grid Table 6 Colorful - Accent 4"/>
-    <w:basedOn w:val="972"/>
+    <w:basedOn w:val="988"/>
     <w:uiPriority w:val="99"/>
     <w:pPr>
       <w:pBdr/>
@@ -13096,9 +13382,9 @@
       </w:tcPr>
     </w:tblStylePr>
   </w:style>
-  <w:style w:type="table" w:styleId="833">
+  <w:style w:type="table" w:styleId="849">
     <w:name w:val="Grid Table 6 Colorful - Accent 5"/>
-    <w:basedOn w:val="972"/>
+    <w:basedOn w:val="988"/>
     <w:uiPriority w:val="99"/>
     <w:pPr>
       <w:pBdr/>
@@ -13326,9 +13612,9 @@
       </w:tcPr>
     </w:tblStylePr>
   </w:style>
-  <w:style w:type="table" w:styleId="834">
+  <w:style w:type="table" w:styleId="850">
     <w:name w:val="Grid Table 6 Colorful - Accent 6"/>
-    <w:basedOn w:val="972"/>
+    <w:basedOn w:val="988"/>
     <w:uiPriority w:val="99"/>
     <w:pPr>
       <w:pBdr/>
@@ -13556,9 +13842,9 @@
       </w:tcPr>
     </w:tblStylePr>
   </w:style>
-  <w:style w:type="table" w:styleId="835">
+  <w:style w:type="table" w:styleId="851">
     <w:name w:val="Grid Table 7 Colorful"/>
-    <w:basedOn w:val="972"/>
+    <w:basedOn w:val="988"/>
     <w:uiPriority w:val="99"/>
     <w:pPr>
       <w:pBdr/>
@@ -13810,9 +14096,9 @@
       </w:tcPr>
     </w:tblStylePr>
   </w:style>
-  <w:style w:type="table" w:styleId="836">
+  <w:style w:type="table" w:styleId="852">
     <w:name w:val="Grid Table 7 Colorful - Accent 1"/>
-    <w:basedOn w:val="972"/>
+    <w:basedOn w:val="988"/>
     <w:uiPriority w:val="99"/>
     <w:pPr>
       <w:pBdr/>
@@ -14064,9 +14350,9 @@
       </w:tcPr>
     </w:tblStylePr>
   </w:style>
-  <w:style w:type="table" w:styleId="837">
+  <w:style w:type="table" w:styleId="853">
     <w:name w:val="Grid Table 7 Colorful - Accent 2"/>
-    <w:basedOn w:val="972"/>
+    <w:basedOn w:val="988"/>
     <w:uiPriority w:val="99"/>
     <w:pPr>
       <w:pBdr/>
@@ -14318,9 +14604,9 @@
       </w:tcPr>
     </w:tblStylePr>
   </w:style>
-  <w:style w:type="table" w:styleId="838">
+  <w:style w:type="table" w:styleId="854">
     <w:name w:val="Grid Table 7 Colorful - Accent 3"/>
-    <w:basedOn w:val="972"/>
+    <w:basedOn w:val="988"/>
     <w:uiPriority w:val="99"/>
     <w:pPr>
       <w:pBdr/>
@@ -14572,9 +14858,9 @@
       </w:tcPr>
     </w:tblStylePr>
   </w:style>
-  <w:style w:type="table" w:styleId="839">
+  <w:style w:type="table" w:styleId="855">
     <w:name w:val="Grid Table 7 Colorful - Accent 4"/>
-    <w:basedOn w:val="972"/>
+    <w:basedOn w:val="988"/>
     <w:uiPriority w:val="99"/>
     <w:pPr>
       <w:pBdr/>
@@ -14826,9 +15112,9 @@
       </w:tcPr>
     </w:tblStylePr>
   </w:style>
-  <w:style w:type="table" w:styleId="840">
+  <w:style w:type="table" w:styleId="856">
     <w:name w:val="Grid Table 7 Colorful - Accent 5"/>
-    <w:basedOn w:val="972"/>
+    <w:basedOn w:val="988"/>
     <w:uiPriority w:val="99"/>
     <w:pPr>
       <w:pBdr/>
@@ -15080,9 +15366,9 @@
       </w:tcPr>
     </w:tblStylePr>
   </w:style>
-  <w:style w:type="table" w:styleId="841">
+  <w:style w:type="table" w:styleId="857">
     <w:name w:val="Grid Table 7 Colorful - Accent 6"/>
-    <w:basedOn w:val="972"/>
+    <w:basedOn w:val="988"/>
     <w:uiPriority w:val="99"/>
     <w:pPr>
       <w:pBdr/>
@@ -15334,9 +15620,9 @@
       </w:tcPr>
     </w:tblStylePr>
   </w:style>
-  <w:style w:type="table" w:styleId="842">
+  <w:style w:type="table" w:styleId="858">
     <w:name w:val="List Table 1 Light"/>
-    <w:basedOn w:val="972"/>
+    <w:basedOn w:val="988"/>
     <w:uiPriority w:val="99"/>
     <w:pPr>
       <w:pBdr/>
@@ -15550,9 +15836,9 @@
       </w:tcPr>
     </w:tblStylePr>
   </w:style>
-  <w:style w:type="table" w:styleId="843">
+  <w:style w:type="table" w:styleId="859">
     <w:name w:val="List Table 1 Light - Accent 1"/>
-    <w:basedOn w:val="972"/>
+    <w:basedOn w:val="988"/>
     <w:uiPriority w:val="99"/>
     <w:pPr>
       <w:pBdr/>
@@ -15766,9 +16052,9 @@
       </w:tcPr>
     </w:tblStylePr>
   </w:style>
-  <w:style w:type="table" w:styleId="844">
+  <w:style w:type="table" w:styleId="860">
     <w:name w:val="List Table 1 Light - Accent 2"/>
-    <w:basedOn w:val="972"/>
+    <w:basedOn w:val="988"/>
     <w:uiPriority w:val="99"/>
     <w:pPr>
       <w:pBdr/>
@@ -15982,9 +16268,9 @@
       </w:tcPr>
     </w:tblStylePr>
   </w:style>
-  <w:style w:type="table" w:styleId="845">
+  <w:style w:type="table" w:styleId="861">
     <w:name w:val="List Table 1 Light - Accent 3"/>
-    <w:basedOn w:val="972"/>
+    <w:basedOn w:val="988"/>
     <w:uiPriority w:val="99"/>
     <w:pPr>
       <w:pBdr/>
@@ -16198,9 +16484,9 @@
       </w:tcPr>
     </w:tblStylePr>
   </w:style>
-  <w:style w:type="table" w:styleId="846">
+  <w:style w:type="table" w:styleId="862">
     <w:name w:val="List Table 1 Light - Accent 4"/>
-    <w:basedOn w:val="972"/>
+    <w:basedOn w:val="988"/>
     <w:uiPriority w:val="99"/>
     <w:pPr>
       <w:pBdr/>
@@ -16414,9 +16700,9 @@
       </w:tcPr>
     </w:tblStylePr>
   </w:style>
-  <w:style w:type="table" w:styleId="847">
+  <w:style w:type="table" w:styleId="863">
     <w:name w:val="List Table 1 Light - Accent 5"/>
-    <w:basedOn w:val="972"/>
+    <w:basedOn w:val="988"/>
     <w:uiPriority w:val="99"/>
     <w:pPr>
       <w:pBdr/>
@@ -16630,9 +16916,9 @@
       </w:tcPr>
     </w:tblStylePr>
   </w:style>
-  <w:style w:type="table" w:styleId="848">
+  <w:style w:type="table" w:styleId="864">
     <w:name w:val="List Table 1 Light - Accent 6"/>
-    <w:basedOn w:val="972"/>
+    <w:basedOn w:val="988"/>
     <w:uiPriority w:val="99"/>
     <w:pPr>
       <w:pBdr/>
@@ -16846,9 +17132,9 @@
       </w:tcPr>
     </w:tblStylePr>
   </w:style>
-  <w:style w:type="table" w:styleId="849">
+  <w:style w:type="table" w:styleId="865">
     <w:name w:val="List Table 2"/>
-    <w:basedOn w:val="972"/>
+    <w:basedOn w:val="988"/>
     <w:uiPriority w:val="99"/>
     <w:pPr>
       <w:pBdr/>
@@ -17084,9 +17370,9 @@
       </w:tcPr>
     </w:tblStylePr>
   </w:style>
-  <w:style w:type="table" w:styleId="850">
+  <w:style w:type="table" w:styleId="866">
     <w:name w:val="List Table 2 - Accent 1"/>
-    <w:basedOn w:val="972"/>
+    <w:basedOn w:val="988"/>
     <w:uiPriority w:val="99"/>
     <w:pPr>
       <w:pBdr/>
@@ -17322,9 +17608,9 @@
       </w:tcPr>
     </w:tblStylePr>
   </w:style>
-  <w:style w:type="table" w:styleId="851">
+  <w:style w:type="table" w:styleId="867">
     <w:name w:val="List Table 2 - Accent 2"/>
-    <w:basedOn w:val="972"/>
+    <w:basedOn w:val="988"/>
     <w:uiPriority w:val="99"/>
     <w:pPr>
       <w:pBdr/>
@@ -17560,9 +17846,9 @@
       </w:tcPr>
     </w:tblStylePr>
   </w:style>
-  <w:style w:type="table" w:styleId="852">
+  <w:style w:type="table" w:styleId="868">
     <w:name w:val="List Table 2 - Accent 3"/>
-    <w:basedOn w:val="972"/>
+    <w:basedOn w:val="988"/>
     <w:uiPriority w:val="99"/>
     <w:pPr>
       <w:pBdr/>
@@ -17798,9 +18084,9 @@
       </w:tcPr>
     </w:tblStylePr>
   </w:style>
-  <w:style w:type="table" w:styleId="853">
+  <w:style w:type="table" w:styleId="869">
     <w:name w:val="List Table 2 - Accent 4"/>
-    <w:basedOn w:val="972"/>
+    <w:basedOn w:val="988"/>
     <w:uiPriority w:val="99"/>
     <w:pPr>
       <w:pBdr/>
@@ -18036,9 +18322,9 @@
       </w:tcPr>
     </w:tblStylePr>
   </w:style>
-  <w:style w:type="table" w:styleId="854">
+  <w:style w:type="table" w:styleId="870">
     <w:name w:val="List Table 2 - Accent 5"/>
-    <w:basedOn w:val="972"/>
+    <w:basedOn w:val="988"/>
     <w:uiPriority w:val="99"/>
     <w:pPr>
       <w:pBdr/>
@@ -18274,9 +18560,9 @@
       </w:tcPr>
     </w:tblStylePr>
   </w:style>
-  <w:style w:type="table" w:styleId="855">
+  <w:style w:type="table" w:styleId="871">
     <w:name w:val="List Table 2 - Accent 6"/>
-    <w:basedOn w:val="972"/>
+    <w:basedOn w:val="988"/>
     <w:uiPriority w:val="99"/>
     <w:pPr>
       <w:pBdr/>
@@ -18512,9 +18798,9 @@
       </w:tcPr>
     </w:tblStylePr>
   </w:style>
-  <w:style w:type="table" w:styleId="856">
+  <w:style w:type="table" w:styleId="872">
     <w:name w:val="List Table 3"/>
-    <w:basedOn w:val="972"/>
+    <w:basedOn w:val="988"/>
     <w:uiPriority w:val="99"/>
     <w:pPr>
       <w:pBdr/>
@@ -18740,9 +19026,9 @@
       </w:tcPr>
     </w:tblStylePr>
   </w:style>
-  <w:style w:type="table" w:styleId="857">
+  <w:style w:type="table" w:styleId="873">
     <w:name w:val="List Table 3 - Accent 1"/>
-    <w:basedOn w:val="972"/>
+    <w:basedOn w:val="988"/>
     <w:uiPriority w:val="99"/>
     <w:pPr>
       <w:pBdr/>
@@ -18968,9 +19254,9 @@
       </w:tcPr>
     </w:tblStylePr>
   </w:style>
-  <w:style w:type="table" w:styleId="858">
+  <w:style w:type="table" w:styleId="874">
     <w:name w:val="List Table 3 - Accent 2"/>
-    <w:basedOn w:val="972"/>
+    <w:basedOn w:val="988"/>
     <w:uiPriority w:val="99"/>
     <w:pPr>
       <w:pBdr/>
@@ -19196,9 +19482,9 @@
       </w:tcPr>
     </w:tblStylePr>
   </w:style>
-  <w:style w:type="table" w:styleId="859">
+  <w:style w:type="table" w:styleId="875">
     <w:name w:val="List Table 3 - Accent 3"/>
-    <w:basedOn w:val="972"/>
+    <w:basedOn w:val="988"/>
     <w:uiPriority w:val="99"/>
     <w:pPr>
       <w:pBdr/>
@@ -19424,9 +19710,9 @@
       </w:tcPr>
     </w:tblStylePr>
   </w:style>
-  <w:style w:type="table" w:styleId="860">
+  <w:style w:type="table" w:styleId="876">
     <w:name w:val="List Table 3 - Accent 4"/>
-    <w:basedOn w:val="972"/>
+    <w:basedOn w:val="988"/>
     <w:uiPriority w:val="99"/>
     <w:pPr>
       <w:pBdr/>
@@ -19652,9 +19938,9 @@
       </w:tcPr>
     </w:tblStylePr>
   </w:style>
-  <w:style w:type="table" w:styleId="861">
+  <w:style w:type="table" w:styleId="877">
     <w:name w:val="List Table 3 - Accent 5"/>
-    <w:basedOn w:val="972"/>
+    <w:basedOn w:val="988"/>
     <w:uiPriority w:val="99"/>
     <w:pPr>
       <w:pBdr/>
@@ -19880,9 +20166,9 @@
       </w:tcPr>
     </w:tblStylePr>
   </w:style>
-  <w:style w:type="table" w:styleId="862">
+  <w:style w:type="table" w:styleId="878">
     <w:name w:val="List Table 3 - Accent 6"/>
-    <w:basedOn w:val="972"/>
+    <w:basedOn w:val="988"/>
     <w:uiPriority w:val="99"/>
     <w:pPr>
       <w:pBdr/>
@@ -20108,9 +20394,9 @@
       </w:tcPr>
     </w:tblStylePr>
   </w:style>
-  <w:style w:type="table" w:styleId="863">
+  <w:style w:type="table" w:styleId="879">
     <w:name w:val="List Table 4"/>
-    <w:basedOn w:val="972"/>
+    <w:basedOn w:val="988"/>
     <w:uiPriority w:val="99"/>
     <w:pPr>
       <w:pBdr/>
@@ -20333,9 +20619,9 @@
       </w:tcPr>
     </w:tblStylePr>
   </w:style>
-  <w:style w:type="table" w:styleId="864">
+  <w:style w:type="table" w:styleId="880">
     <w:name w:val="List Table 4 - Accent 1"/>
-    <w:basedOn w:val="972"/>
+    <w:basedOn w:val="988"/>
     <w:uiPriority w:val="99"/>
     <w:pPr>
       <w:pBdr/>
@@ -20558,9 +20844,9 @@
       </w:tcPr>
     </w:tblStylePr>
   </w:style>
-  <w:style w:type="table" w:styleId="865">
+  <w:style w:type="table" w:styleId="881">
     <w:name w:val="List Table 4 - Accent 2"/>
-    <w:basedOn w:val="972"/>
+    <w:basedOn w:val="988"/>
     <w:uiPriority w:val="99"/>
     <w:pPr>
       <w:pBdr/>
@@ -20783,9 +21069,9 @@
       </w:tcPr>
     </w:tblStylePr>
   </w:style>
-  <w:style w:type="table" w:styleId="866">
+  <w:style w:type="table" w:styleId="882">
     <w:name w:val="List Table 4 - Accent 3"/>
-    <w:basedOn w:val="972"/>
+    <w:basedOn w:val="988"/>
     <w:uiPriority w:val="99"/>
     <w:pPr>
       <w:pBdr/>
@@ -21008,9 +21294,9 @@
       </w:tcPr>
     </w:tblStylePr>
   </w:style>
-  <w:style w:type="table" w:styleId="867">
+  <w:style w:type="table" w:styleId="883">
     <w:name w:val="List Table 4 - Accent 4"/>
-    <w:basedOn w:val="972"/>
+    <w:basedOn w:val="988"/>
     <w:uiPriority w:val="99"/>
     <w:pPr>
       <w:pBdr/>
@@ -21233,9 +21519,9 @@
       </w:tcPr>
     </w:tblStylePr>
   </w:style>
-  <w:style w:type="table" w:styleId="868">
+  <w:style w:type="table" w:styleId="884">
     <w:name w:val="List Table 4 - Accent 5"/>
-    <w:basedOn w:val="972"/>
+    <w:basedOn w:val="988"/>
     <w:uiPriority w:val="99"/>
     <w:pPr>
       <w:pBdr/>
@@ -21458,9 +21744,9 @@
       </w:tcPr>
     </w:tblStylePr>
   </w:style>
-  <w:style w:type="table" w:styleId="869">
+  <w:style w:type="table" w:styleId="885">
     <w:name w:val="List Table 4 - Accent 6"/>
-    <w:basedOn w:val="972"/>
+    <w:basedOn w:val="988"/>
     <w:uiPriority w:val="99"/>
     <w:pPr>
       <w:pBdr/>
@@ -21683,9 +21969,9 @@
       </w:tcPr>
     </w:tblStylePr>
   </w:style>
-  <w:style w:type="table" w:styleId="870">
+  <w:style w:type="table" w:styleId="886">
     <w:name w:val="List Table 5 Dark"/>
-    <w:basedOn w:val="972"/>
+    <w:basedOn w:val="988"/>
     <w:uiPriority w:val="99"/>
     <w:pPr>
       <w:pBdr/>
@@ -21925,9 +22211,9 @@
       </w:tcPr>
     </w:tblStylePr>
   </w:style>
-  <w:style w:type="table" w:styleId="871">
+  <w:style w:type="table" w:styleId="887">
     <w:name w:val="List Table 5 Dark - Accent 1"/>
-    <w:basedOn w:val="972"/>
+    <w:basedOn w:val="988"/>
     <w:uiPriority w:val="99"/>
     <w:pPr>
       <w:pBdr/>
@@ -22167,9 +22453,9 @@
       </w:tcPr>
     </w:tblStylePr>
   </w:style>
-  <w:style w:type="table" w:styleId="872">
+  <w:style w:type="table" w:styleId="888">
     <w:name w:val="List Table 5 Dark - Accent 2"/>
-    <w:basedOn w:val="972"/>
+    <w:basedOn w:val="988"/>
     <w:uiPriority w:val="99"/>
     <w:pPr>
       <w:pBdr/>
@@ -22409,9 +22695,9 @@
       </w:tcPr>
     </w:tblStylePr>
   </w:style>
-  <w:style w:type="table" w:styleId="873">
+  <w:style w:type="table" w:styleId="889">
     <w:name w:val="List Table 5 Dark - Accent 3"/>
-    <w:basedOn w:val="972"/>
+    <w:basedOn w:val="988"/>
     <w:uiPriority w:val="99"/>
     <w:pPr>
       <w:pBdr/>
@@ -22651,9 +22937,9 @@
       </w:tcPr>
     </w:tblStylePr>
   </w:style>
-  <w:style w:type="table" w:styleId="874">
+  <w:style w:type="table" w:styleId="890">
     <w:name w:val="List Table 5 Dark - Accent 4"/>
-    <w:basedOn w:val="972"/>
+    <w:basedOn w:val="988"/>
     <w:uiPriority w:val="99"/>
     <w:pPr>
       <w:pBdr/>
@@ -22893,9 +23179,9 @@
       </w:tcPr>
     </w:tblStylePr>
   </w:style>
-  <w:style w:type="table" w:styleId="875">
+  <w:style w:type="table" w:styleId="891">
     <w:name w:val="List Table 5 Dark - Accent 5"/>
-    <w:basedOn w:val="972"/>
+    <w:basedOn w:val="988"/>
     <w:uiPriority w:val="99"/>
     <w:pPr>
       <w:pBdr/>
@@ -23135,9 +23421,9 @@
       </w:tcPr>
     </w:tblStylePr>
   </w:style>
-  <w:style w:type="table" w:styleId="876">
+  <w:style w:type="table" w:styleId="892">
     <w:name w:val="List Table 5 Dark - Accent 6"/>
-    <w:basedOn w:val="972"/>
+    <w:basedOn w:val="988"/>
     <w:uiPriority w:val="99"/>
     <w:pPr>
       <w:pBdr/>
@@ -23377,9 +23663,9 @@
       </w:tcPr>
     </w:tblStylePr>
   </w:style>
-  <w:style w:type="table" w:styleId="877">
+  <w:style w:type="table" w:styleId="893">
     <w:name w:val="List Table 6 Colorful"/>
-    <w:basedOn w:val="972"/>
+    <w:basedOn w:val="988"/>
     <w:uiPriority w:val="99"/>
     <w:pPr>
       <w:pBdr/>
@@ -23600,9 +23886,9 @@
       </w:tcPr>
     </w:tblStylePr>
   </w:style>
-  <w:style w:type="table" w:styleId="878">
+  <w:style w:type="table" w:styleId="894">
     <w:name w:val="List Table 6 Colorful - Accent 1"/>
-    <w:basedOn w:val="972"/>
+    <w:basedOn w:val="988"/>
     <w:uiPriority w:val="99"/>
     <w:pPr>
       <w:pBdr/>
@@ -23823,9 +24109,9 @@
       </w:tcPr>
     </w:tblStylePr>
   </w:style>
-  <w:style w:type="table" w:styleId="879">
+  <w:style w:type="table" w:styleId="895">
     <w:name w:val="List Table 6 Colorful - Accent 2"/>
-    <w:basedOn w:val="972"/>
+    <w:basedOn w:val="988"/>
     <w:uiPriority w:val="99"/>
     <w:pPr>
       <w:pBdr/>
@@ -24046,9 +24332,9 @@
       </w:tcPr>
     </w:tblStylePr>
   </w:style>
-  <w:style w:type="table" w:styleId="880">
+  <w:style w:type="table" w:styleId="896">
     <w:name w:val="List Table 6 Colorful - Accent 3"/>
-    <w:basedOn w:val="972"/>
+    <w:basedOn w:val="988"/>
     <w:uiPriority w:val="99"/>
     <w:pPr>
       <w:pBdr/>
@@ -24269,9 +24555,9 @@
       </w:tcPr>
     </w:tblStylePr>
   </w:style>
-  <w:style w:type="table" w:styleId="881">
+  <w:style w:type="table" w:styleId="897">
     <w:name w:val="List Table 6 Colorful - Accent 4"/>
-    <w:basedOn w:val="972"/>
+    <w:basedOn w:val="988"/>
     <w:uiPriority w:val="99"/>
     <w:pPr>
       <w:pBdr/>
@@ -24492,9 +24778,9 @@
       </w:tcPr>
     </w:tblStylePr>
   </w:style>
-  <w:style w:type="table" w:styleId="882">
+  <w:style w:type="table" w:styleId="898">
     <w:name w:val="List Table 6 Colorful - Accent 5"/>
-    <w:basedOn w:val="972"/>
+    <w:basedOn w:val="988"/>
     <w:uiPriority w:val="99"/>
     <w:pPr>
       <w:pBdr/>
@@ -24715,9 +25001,9 @@
       </w:tcPr>
     </w:tblStylePr>
   </w:style>
-  <w:style w:type="table" w:styleId="883">
+  <w:style w:type="table" w:styleId="899">
     <w:name w:val="List Table 6 Colorful - Accent 6"/>
-    <w:basedOn w:val="972"/>
+    <w:basedOn w:val="988"/>
     <w:uiPriority w:val="99"/>
     <w:pPr>
       <w:pBdr/>
@@ -24938,9 +25224,9 @@
       </w:tcPr>
     </w:tblStylePr>
   </w:style>
-  <w:style w:type="table" w:styleId="884">
+  <w:style w:type="table" w:styleId="900">
     <w:name w:val="List Table 7 Colorful"/>
-    <w:basedOn w:val="972"/>
+    <w:basedOn w:val="988"/>
     <w:uiPriority w:val="99"/>
     <w:pPr>
       <w:pBdr/>
@@ -25194,9 +25480,9 @@
       </w:tcPr>
     </w:tblStylePr>
   </w:style>
-  <w:style w:type="table" w:styleId="885">
+  <w:style w:type="table" w:styleId="901">
     <w:name w:val="List Table 7 Colorful - Accent 1"/>
-    <w:basedOn w:val="972"/>
+    <w:basedOn w:val="988"/>
     <w:uiPriority w:val="99"/>
     <w:pPr>
       <w:pBdr/>
@@ -25450,9 +25736,9 @@
       </w:tcPr>
     </w:tblStylePr>
   </w:style>
-  <w:style w:type="table" w:styleId="886">
+  <w:style w:type="table" w:styleId="902">
     <w:name w:val="List Table 7 Colorful - Accent 2"/>
-    <w:basedOn w:val="972"/>
+    <w:basedOn w:val="988"/>
     <w:uiPriority w:val="99"/>
     <w:pPr>
       <w:pBdr/>
@@ -25706,9 +25992,9 @@
       </w:tcPr>
     </w:tblStylePr>
   </w:style>
-  <w:style w:type="table" w:styleId="887">
+  <w:style w:type="table" w:styleId="903">
     <w:name w:val="List Table 7 Colorful - Accent 3"/>
-    <w:basedOn w:val="972"/>
+    <w:basedOn w:val="988"/>
     <w:uiPriority w:val="99"/>
     <w:pPr>
       <w:pBdr/>
@@ -25962,9 +26248,9 @@
       </w:tcPr>
     </w:tblStylePr>
   </w:style>
-  <w:style w:type="table" w:styleId="888">
+  <w:style w:type="table" w:styleId="904">
     <w:name w:val="List Table 7 Colorful - Accent 4"/>
-    <w:basedOn w:val="972"/>
+    <w:basedOn w:val="988"/>
     <w:uiPriority w:val="99"/>
     <w:pPr>
       <w:pBdr/>
@@ -26218,9 +26504,9 @@
       </w:tcPr>
     </w:tblStylePr>
   </w:style>
-  <w:style w:type="table" w:styleId="889">
+  <w:style w:type="table" w:styleId="905">
     <w:name w:val="List Table 7 Colorful - Accent 5"/>
-    <w:basedOn w:val="972"/>
+    <w:basedOn w:val="988"/>
     <w:uiPriority w:val="99"/>
     <w:pPr>
       <w:pBdr/>
@@ -26474,9 +26760,9 @@
       </w:tcPr>
     </w:tblStylePr>
   </w:style>
-  <w:style w:type="table" w:styleId="890">
+  <w:style w:type="table" w:styleId="906">
     <w:name w:val="List Table 7 Colorful - Accent 6"/>
-    <w:basedOn w:val="972"/>
+    <w:basedOn w:val="988"/>
     <w:uiPriority w:val="99"/>
     <w:pPr>
       <w:pBdr/>
@@ -26730,9 +27016,9 @@
       </w:tcPr>
     </w:tblStylePr>
   </w:style>
-  <w:style w:type="table" w:styleId="891">
+  <w:style w:type="table" w:styleId="907">
     <w:name w:val="Lined - Accent"/>
-    <w:basedOn w:val="972"/>
+    <w:basedOn w:val="988"/>
     <w:uiPriority w:val="99"/>
     <w:pPr>
       <w:pBdr/>
@@ -26967,9 +27253,9 @@
       </w:tcPr>
     </w:tblStylePr>
   </w:style>
-  <w:style w:type="table" w:styleId="892">
+  <w:style w:type="table" w:styleId="908">
     <w:name w:val="Lined - Accent 1"/>
-    <w:basedOn w:val="972"/>
+    <w:basedOn w:val="988"/>
     <w:uiPriority w:val="99"/>
     <w:pPr>
       <w:pBdr/>
@@ -27204,9 +27490,9 @@
       </w:tcPr>
     </w:tblStylePr>
   </w:style>
-  <w:style w:type="table" w:styleId="893">
+  <w:style w:type="table" w:styleId="909">
     <w:name w:val="Lined - Accent 2"/>
-    <w:basedOn w:val="972"/>
+    <w:basedOn w:val="988"/>
     <w:uiPriority w:val="99"/>
     <w:pPr>
       <w:pBdr/>
@@ -27441,9 +27727,9 @@
       </w:tcPr>
     </w:tblStylePr>
   </w:style>
-  <w:style w:type="table" w:styleId="894">
+  <w:style w:type="table" w:styleId="910">
     <w:name w:val="Lined - Accent 3"/>
-    <w:basedOn w:val="972"/>
+    <w:basedOn w:val="988"/>
     <w:uiPriority w:val="99"/>
     <w:pPr>
       <w:pBdr/>
@@ -27678,9 +27964,9 @@
       </w:tcPr>
     </w:tblStylePr>
   </w:style>
-  <w:style w:type="table" w:styleId="895">
+  <w:style w:type="table" w:styleId="911">
     <w:name w:val="Lined - Accent 4"/>
-    <w:basedOn w:val="972"/>
+    <w:basedOn w:val="988"/>
     <w:uiPriority w:val="99"/>
     <w:pPr>
       <w:pBdr/>
@@ -27915,9 +28201,9 @@
       </w:tcPr>
     </w:tblStylePr>
   </w:style>
-  <w:style w:type="table" w:styleId="896">
+  <w:style w:type="table" w:styleId="912">
     <w:name w:val="Lined - Accent 5"/>
-    <w:basedOn w:val="972"/>
+    <w:basedOn w:val="988"/>
     <w:uiPriority w:val="99"/>
     <w:pPr>
       <w:pBdr/>
@@ -28152,9 +28438,9 @@
       </w:tcPr>
     </w:tblStylePr>
   </w:style>
-  <w:style w:type="table" w:styleId="897">
+  <w:style w:type="table" w:styleId="913">
     <w:name w:val="Lined - Accent 6"/>
-    <w:basedOn w:val="972"/>
+    <w:basedOn w:val="988"/>
     <w:uiPriority w:val="99"/>
     <w:pPr>
       <w:pBdr/>
@@ -28389,9 +28675,9 @@
       </w:tcPr>
     </w:tblStylePr>
   </w:style>
-  <w:style w:type="table" w:styleId="898">
+  <w:style w:type="table" w:styleId="914">
     <w:name w:val="Bordered &amp; Lined - Accent"/>
-    <w:basedOn w:val="972"/>
+    <w:basedOn w:val="988"/>
     <w:uiPriority w:val="99"/>
     <w:pPr>
       <w:pBdr/>
@@ -28633,9 +28919,9 @@
       </w:tcPr>
     </w:tblStylePr>
   </w:style>
-  <w:style w:type="table" w:styleId="899">
+  <w:style w:type="table" w:styleId="915">
     <w:name w:val="Bordered &amp; Lined - Accent 1"/>
-    <w:basedOn w:val="972"/>
+    <w:basedOn w:val="988"/>
     <w:uiPriority w:val="99"/>
     <w:pPr>
       <w:pBdr/>
@@ -28877,9 +29163,9 @@
       </w:tcPr>
     </w:tblStylePr>
   </w:style>
-  <w:style w:type="table" w:styleId="900">
+  <w:style w:type="table" w:styleId="916">
     <w:name w:val="Bordered &amp; Lined - Accent 2"/>
-    <w:basedOn w:val="972"/>
+    <w:basedOn w:val="988"/>
     <w:uiPriority w:val="99"/>
     <w:pPr>
       <w:pBdr/>
@@ -29121,9 +29407,9 @@
       </w:tcPr>
     </w:tblStylePr>
   </w:style>
-  <w:style w:type="table" w:styleId="901">
+  <w:style w:type="table" w:styleId="917">
     <w:name w:val="Bordered &amp; Lined - Accent 3"/>
-    <w:basedOn w:val="972"/>
+    <w:basedOn w:val="988"/>
     <w:uiPriority w:val="99"/>
     <w:pPr>
       <w:pBdr/>
@@ -29365,9 +29651,9 @@
       </w:tcPr>
     </w:tblStylePr>
   </w:style>
-  <w:style w:type="table" w:styleId="902">
+  <w:style w:type="table" w:styleId="918">
     <w:name w:val="Bordered &amp; Lined - Accent 4"/>
-    <w:basedOn w:val="972"/>
+    <w:basedOn w:val="988"/>
     <w:uiPriority w:val="99"/>
     <w:pPr>
       <w:pBdr/>
@@ -29609,9 +29895,9 @@
       </w:tcPr>
     </w:tblStylePr>
   </w:style>
-  <w:style w:type="table" w:styleId="903">
+  <w:style w:type="table" w:styleId="919">
     <w:name w:val="Bordered &amp; Lined - Accent 5"/>
-    <w:basedOn w:val="972"/>
+    <w:basedOn w:val="988"/>
     <w:uiPriority w:val="99"/>
     <w:pPr>
       <w:pBdr/>
@@ -29853,9 +30139,9 @@
       </w:tcPr>
     </w:tblStylePr>
   </w:style>
-  <w:style w:type="table" w:styleId="904">
+  <w:style w:type="table" w:styleId="920">
     <w:name w:val="Bordered &amp; Lined - Accent 6"/>
-    <w:basedOn w:val="972"/>
+    <w:basedOn w:val="988"/>
     <w:uiPriority w:val="99"/>
     <w:pPr>
       <w:pBdr/>
@@ -30097,9 +30383,9 @@
       </w:tcPr>
     </w:tblStylePr>
   </w:style>
-  <w:style w:type="table" w:styleId="905">
+  <w:style w:type="table" w:styleId="921">
     <w:name w:val="Bordered"/>
-    <w:basedOn w:val="972"/>
+    <w:basedOn w:val="988"/>
     <w:uiPriority w:val="99"/>
     <w:pPr>
       <w:pBdr/>
@@ -30328,9 +30614,9 @@
       </w:tcPr>
     </w:tblStylePr>
   </w:style>
-  <w:style w:type="table" w:styleId="906">
+  <w:style w:type="table" w:styleId="922">
     <w:name w:val="Bordered - Accent 1"/>
-    <w:basedOn w:val="972"/>
+    <w:basedOn w:val="988"/>
     <w:uiPriority w:val="99"/>
     <w:pPr>
       <w:pBdr/>
@@ -30559,9 +30845,9 @@
       </w:tcPr>
     </w:tblStylePr>
   </w:style>
-  <w:style w:type="table" w:styleId="907">
+  <w:style w:type="table" w:styleId="923">
     <w:name w:val="Bordered - Accent 2"/>
-    <w:basedOn w:val="972"/>
+    <w:basedOn w:val="988"/>
     <w:uiPriority w:val="99"/>
     <w:pPr>
       <w:pBdr/>
@@ -30790,9 +31076,9 @@
       </w:tcPr>
     </w:tblStylePr>
   </w:style>
-  <w:style w:type="table" w:styleId="908">
+  <w:style w:type="table" w:styleId="924">
     <w:name w:val="Bordered - Accent 3"/>
-    <w:basedOn w:val="972"/>
+    <w:basedOn w:val="988"/>
     <w:uiPriority w:val="99"/>
     <w:pPr>
       <w:pBdr/>
@@ -31021,9 +31307,9 @@
       </w:tcPr>
     </w:tblStylePr>
   </w:style>
-  <w:style w:type="table" w:styleId="909">
+  <w:style w:type="table" w:styleId="925">
     <w:name w:val="Bordered - Accent 4"/>
-    <w:basedOn w:val="972"/>
+    <w:basedOn w:val="988"/>
     <w:uiPriority w:val="99"/>
     <w:pPr>
       <w:pBdr/>
@@ -31252,9 +31538,9 @@
       </w:tcPr>
     </w:tblStylePr>
   </w:style>
-  <w:style w:type="table" w:styleId="910">
+  <w:style w:type="table" w:styleId="926">
     <w:name w:val="Bordered - Accent 5"/>
-    <w:basedOn w:val="972"/>
+    <w:basedOn w:val="988"/>
     <w:uiPriority w:val="99"/>
     <w:pPr>
       <w:pBdr/>
@@ -31483,9 +31769,9 @@
       </w:tcPr>
     </w:tblStylePr>
   </w:style>
-  <w:style w:type="table" w:styleId="911">
+  <w:style w:type="table" w:styleId="927">
     <w:name w:val="Bordered - Accent 6"/>
-    <w:basedOn w:val="972"/>
+    <w:basedOn w:val="988"/>
     <w:uiPriority w:val="99"/>
     <w:pPr>
       <w:pBdr/>
@@ -31714,11 +32000,11 @@
       </w:tcPr>
     </w:tblStylePr>
   </w:style>
-  <w:style w:type="paragraph" w:styleId="912">
+  <w:style w:type="paragraph" w:styleId="928">
     <w:name w:val="Heading 1"/>
-    <w:basedOn w:val="971"/>
-    <w:next w:val="971"/>
-    <w:link w:val="922"/>
+    <w:basedOn w:val="987"/>
+    <w:next w:val="987"/>
+    <w:link w:val="938"/>
     <w:uiPriority w:val="9"/>
     <w:qFormat/>
     <w:pPr>
@@ -31736,11 +32022,11 @@
       <w:szCs w:val="40"/>
     </w:rPr>
   </w:style>
-  <w:style w:type="paragraph" w:styleId="913">
+  <w:style w:type="paragraph" w:styleId="929">
     <w:name w:val="Heading 2"/>
-    <w:basedOn w:val="971"/>
-    <w:next w:val="971"/>
-    <w:link w:val="923"/>
+    <w:basedOn w:val="987"/>
+    <w:next w:val="987"/>
+    <w:link w:val="939"/>
     <w:uiPriority w:val="9"/>
     <w:unhideWhenUsed/>
     <w:qFormat/>
@@ -31759,11 +32045,11 @@
       <w:szCs w:val="32"/>
     </w:rPr>
   </w:style>
-  <w:style w:type="paragraph" w:styleId="914">
+  <w:style w:type="paragraph" w:styleId="930">
     <w:name w:val="Heading 3"/>
-    <w:basedOn w:val="971"/>
-    <w:next w:val="971"/>
-    <w:link w:val="924"/>
+    <w:basedOn w:val="987"/>
+    <w:next w:val="987"/>
+    <w:link w:val="940"/>
     <w:uiPriority w:val="9"/>
     <w:unhideWhenUsed/>
     <w:qFormat/>
@@ -31782,11 +32068,11 @@
       <w:szCs w:val="28"/>
     </w:rPr>
   </w:style>
-  <w:style w:type="paragraph" w:styleId="915">
+  <w:style w:type="paragraph" w:styleId="931">
     <w:name w:val="Heading 4"/>
-    <w:basedOn w:val="971"/>
-    <w:next w:val="971"/>
-    <w:link w:val="925"/>
+    <w:basedOn w:val="987"/>
+    <w:next w:val="987"/>
+    <w:link w:val="941"/>
     <w:uiPriority w:val="9"/>
     <w:unhideWhenUsed/>
     <w:qFormat/>
@@ -31805,11 +32091,11 @@
       <w:color w:val="0f4761" w:themeColor="accent1" w:themeShade="BF"/>
     </w:rPr>
   </w:style>
-  <w:style w:type="paragraph" w:styleId="916">
+  <w:style w:type="paragraph" w:styleId="932">
     <w:name w:val="Heading 5"/>
-    <w:basedOn w:val="971"/>
-    <w:next w:val="971"/>
-    <w:link w:val="926"/>
+    <w:basedOn w:val="987"/>
+    <w:next w:val="987"/>
+    <w:link w:val="942"/>
     <w:uiPriority w:val="9"/>
     <w:unhideWhenUsed/>
     <w:qFormat/>
@@ -31826,11 +32112,11 @@
       <w:color w:val="0f4761" w:themeColor="accent1" w:themeShade="BF"/>
     </w:rPr>
   </w:style>
-  <w:style w:type="paragraph" w:styleId="917">
+  <w:style w:type="paragraph" w:styleId="933">
     <w:name w:val="Heading 6"/>
-    <w:basedOn w:val="971"/>
-    <w:next w:val="971"/>
-    <w:link w:val="927"/>
+    <w:basedOn w:val="987"/>
+    <w:next w:val="987"/>
+    <w:link w:val="943"/>
     <w:uiPriority w:val="9"/>
     <w:unhideWhenUsed/>
     <w:qFormat/>
@@ -31849,11 +32135,11 @@
       <w:color w:val="595959" w:themeColor="text1" w:themeTint="A6"/>
     </w:rPr>
   </w:style>
-  <w:style w:type="paragraph" w:styleId="918">
+  <w:style w:type="paragraph" w:styleId="934">
     <w:name w:val="Heading 7"/>
-    <w:basedOn w:val="971"/>
-    <w:next w:val="971"/>
-    <w:link w:val="928"/>
+    <w:basedOn w:val="987"/>
+    <w:next w:val="987"/>
+    <w:link w:val="944"/>
     <w:uiPriority w:val="9"/>
     <w:unhideWhenUsed/>
     <w:qFormat/>
@@ -31870,11 +32156,11 @@
       <w:color w:val="595959" w:themeColor="text1" w:themeTint="A6"/>
     </w:rPr>
   </w:style>
-  <w:style w:type="paragraph" w:styleId="919">
+  <w:style w:type="paragraph" w:styleId="935">
     <w:name w:val="Heading 8"/>
-    <w:basedOn w:val="971"/>
-    <w:next w:val="971"/>
-    <w:link w:val="929"/>
+    <w:basedOn w:val="987"/>
+    <w:next w:val="987"/>
+    <w:link w:val="945"/>
     <w:uiPriority w:val="9"/>
     <w:unhideWhenUsed/>
     <w:qFormat/>
@@ -31893,11 +32179,11 @@
       <w:color w:val="272727" w:themeColor="text1" w:themeTint="D8"/>
     </w:rPr>
   </w:style>
-  <w:style w:type="paragraph" w:styleId="920">
+  <w:style w:type="paragraph" w:styleId="936">
     <w:name w:val="Heading 9"/>
-    <w:basedOn w:val="971"/>
-    <w:next w:val="971"/>
-    <w:link w:val="930"/>
+    <w:basedOn w:val="987"/>
+    <w:next w:val="987"/>
+    <w:link w:val="946"/>
     <w:uiPriority w:val="9"/>
     <w:unhideWhenUsed/>
     <w:qFormat/>
@@ -31916,7 +32202,7 @@
       <w:color w:val="272727" w:themeColor="text1" w:themeTint="D8"/>
     </w:rPr>
   </w:style>
-  <w:style w:type="character" w:styleId="921" w:default="1">
+  <w:style w:type="character" w:styleId="937" w:default="1">
     <w:name w:val="Default Paragraph Font"/>
     <w:uiPriority w:val="1"/>
     <w:semiHidden/>
@@ -31927,10 +32213,10 @@
       <w:ind/>
     </w:pPr>
   </w:style>
-  <w:style w:type="character" w:styleId="922">
+  <w:style w:type="character" w:styleId="938">
     <w:name w:val="Heading 1 Char"/>
-    <w:basedOn w:val="921"/>
-    <w:link w:val="912"/>
+    <w:basedOn w:val="937"/>
+    <w:link w:val="928"/>
     <w:uiPriority w:val="9"/>
     <w:pPr>
       <w:pBdr/>
@@ -31944,10 +32230,10 @@
       <w:szCs w:val="40"/>
     </w:rPr>
   </w:style>
-  <w:style w:type="character" w:styleId="923">
+  <w:style w:type="character" w:styleId="939">
     <w:name w:val="Heading 2 Char"/>
-    <w:basedOn w:val="921"/>
-    <w:link w:val="913"/>
+    <w:basedOn w:val="937"/>
+    <w:link w:val="929"/>
     <w:uiPriority w:val="9"/>
     <w:pPr>
       <w:pBdr/>
@@ -31961,10 +32247,10 @@
       <w:szCs w:val="32"/>
     </w:rPr>
   </w:style>
-  <w:style w:type="character" w:styleId="924">
+  <w:style w:type="character" w:styleId="940">
     <w:name w:val="Heading 3 Char"/>
-    <w:basedOn w:val="921"/>
-    <w:link w:val="914"/>
+    <w:basedOn w:val="937"/>
+    <w:link w:val="930"/>
     <w:uiPriority w:val="9"/>
     <w:pPr>
       <w:pBdr/>
@@ -31978,10 +32264,10 @@
       <w:szCs w:val="28"/>
     </w:rPr>
   </w:style>
-  <w:style w:type="character" w:styleId="925">
+  <w:style w:type="character" w:styleId="941">
     <w:name w:val="Heading 4 Char"/>
-    <w:basedOn w:val="921"/>
-    <w:link w:val="915"/>
+    <w:basedOn w:val="937"/>
+    <w:link w:val="931"/>
     <w:uiPriority w:val="9"/>
     <w:pPr>
       <w:pBdr/>
@@ -31995,10 +32281,10 @@
       <w:color w:val="0f4761" w:themeColor="accent1" w:themeShade="BF"/>
     </w:rPr>
   </w:style>
-  <w:style w:type="character" w:styleId="926">
+  <w:style w:type="character" w:styleId="942">
     <w:name w:val="Heading 5 Char"/>
-    <w:basedOn w:val="921"/>
-    <w:link w:val="916"/>
+    <w:basedOn w:val="937"/>
+    <w:link w:val="932"/>
     <w:uiPriority w:val="9"/>
     <w:pPr>
       <w:pBdr/>
@@ -32010,10 +32296,10 @@
       <w:color w:val="0f4761" w:themeColor="accent1" w:themeShade="BF"/>
     </w:rPr>
   </w:style>
-  <w:style w:type="character" w:styleId="927">
+  <w:style w:type="character" w:styleId="943">
     <w:name w:val="Heading 6 Char"/>
-    <w:basedOn w:val="921"/>
-    <w:link w:val="917"/>
+    <w:basedOn w:val="937"/>
+    <w:link w:val="933"/>
     <w:uiPriority w:val="9"/>
     <w:pPr>
       <w:pBdr/>
@@ -32027,10 +32313,10 @@
       <w:color w:val="595959" w:themeColor="text1" w:themeTint="A6"/>
     </w:rPr>
   </w:style>
-  <w:style w:type="character" w:styleId="928">
+  <w:style w:type="character" w:styleId="944">
     <w:name w:val="Heading 7 Char"/>
-    <w:basedOn w:val="921"/>
-    <w:link w:val="918"/>
+    <w:basedOn w:val="937"/>
+    <w:link w:val="934"/>
     <w:uiPriority w:val="9"/>
     <w:pPr>
       <w:pBdr/>
@@ -32042,10 +32328,10 @@
       <w:color w:val="595959" w:themeColor="text1" w:themeTint="A6"/>
     </w:rPr>
   </w:style>
-  <w:style w:type="character" w:styleId="929">
+  <w:style w:type="character" w:styleId="945">
     <w:name w:val="Heading 8 Char"/>
-    <w:basedOn w:val="921"/>
-    <w:link w:val="919"/>
+    <w:basedOn w:val="937"/>
+    <w:link w:val="935"/>
     <w:uiPriority w:val="9"/>
     <w:pPr>
       <w:pBdr/>
@@ -32059,10 +32345,10 @@
       <w:color w:val="272727" w:themeColor="text1" w:themeTint="D8"/>
     </w:rPr>
   </w:style>
-  <w:style w:type="character" w:styleId="930">
+  <w:style w:type="character" w:styleId="946">
     <w:name w:val="Heading 9 Char"/>
-    <w:basedOn w:val="921"/>
-    <w:link w:val="920"/>
+    <w:basedOn w:val="937"/>
+    <w:link w:val="936"/>
     <w:uiPriority w:val="9"/>
     <w:pPr>
       <w:pBdr/>
@@ -32076,11 +32362,11 @@
       <w:color w:val="272727" w:themeColor="text1" w:themeTint="D8"/>
     </w:rPr>
   </w:style>
-  <w:style w:type="paragraph" w:styleId="931">
+  <w:style w:type="paragraph" w:styleId="947">
     <w:name w:val="Title"/>
-    <w:basedOn w:val="971"/>
-    <w:next w:val="971"/>
-    <w:link w:val="932"/>
+    <w:basedOn w:val="987"/>
+    <w:next w:val="987"/>
+    <w:link w:val="948"/>
     <w:uiPriority w:val="10"/>
     <w:qFormat/>
     <w:pPr>
@@ -32096,10 +32382,10 @@
       <w:szCs w:val="56"/>
     </w:rPr>
   </w:style>
-  <w:style w:type="character" w:styleId="932">
+  <w:style w:type="character" w:styleId="948">
     <w:name w:val="Title Char"/>
-    <w:basedOn w:val="921"/>
-    <w:link w:val="931"/>
+    <w:basedOn w:val="937"/>
+    <w:link w:val="947"/>
     <w:uiPriority w:val="10"/>
     <w:pPr>
       <w:pBdr/>
@@ -32113,11 +32399,11 @@
       <w:szCs w:val="56"/>
     </w:rPr>
   </w:style>
-  <w:style w:type="paragraph" w:styleId="933">
+  <w:style w:type="paragraph" w:styleId="949">
     <w:name w:val="Subtitle"/>
-    <w:basedOn w:val="971"/>
-    <w:next w:val="971"/>
-    <w:link w:val="934"/>
+    <w:basedOn w:val="987"/>
+    <w:next w:val="987"/>
+    <w:link w:val="950"/>
     <w:uiPriority w:val="11"/>
     <w:qFormat/>
     <w:pPr>
@@ -32135,10 +32421,10 @@
       <w:szCs w:val="28"/>
     </w:rPr>
   </w:style>
-  <w:style w:type="character" w:styleId="934">
+  <w:style w:type="character" w:styleId="950">
     <w:name w:val="Subtitle Char"/>
-    <w:basedOn w:val="921"/>
-    <w:link w:val="933"/>
+    <w:basedOn w:val="937"/>
+    <w:link w:val="949"/>
     <w:uiPriority w:val="11"/>
     <w:pPr>
       <w:pBdr/>
@@ -32152,11 +32438,11 @@
       <w:szCs w:val="28"/>
     </w:rPr>
   </w:style>
-  <w:style w:type="paragraph" w:styleId="935">
+  <w:style w:type="paragraph" w:styleId="951">
     <w:name w:val="Quote"/>
-    <w:basedOn w:val="971"/>
-    <w:next w:val="971"/>
-    <w:link w:val="936"/>
+    <w:basedOn w:val="987"/>
+    <w:next w:val="987"/>
+    <w:link w:val="952"/>
     <w:uiPriority w:val="29"/>
     <w:qFormat/>
     <w:pPr>
@@ -32171,10 +32457,10 @@
       <w:color w:val="404040" w:themeColor="text1" w:themeTint="BF"/>
     </w:rPr>
   </w:style>
-  <w:style w:type="character" w:styleId="936">
+  <w:style w:type="character" w:styleId="952">
     <w:name w:val="Quote Char"/>
-    <w:basedOn w:val="921"/>
-    <w:link w:val="935"/>
+    <w:basedOn w:val="937"/>
+    <w:link w:val="951"/>
     <w:uiPriority w:val="29"/>
     <w:pPr>
       <w:pBdr/>
@@ -32187,9 +32473,9 @@
       <w:color w:val="404040" w:themeColor="text1" w:themeTint="BF"/>
     </w:rPr>
   </w:style>
-  <w:style w:type="character" w:styleId="937">
+  <w:style w:type="character" w:styleId="953">
     <w:name w:val="Intense Emphasis"/>
-    <w:basedOn w:val="921"/>
+    <w:basedOn w:val="937"/>
     <w:uiPriority w:val="21"/>
     <w:qFormat/>
     <w:pPr>
@@ -32203,11 +32489,11 @@
       <w:color w:val="0f4761" w:themeColor="accent1" w:themeShade="BF"/>
     </w:rPr>
   </w:style>
-  <w:style w:type="paragraph" w:styleId="938">
+  <w:style w:type="paragraph" w:styleId="954">
     <w:name w:val="Intense Quote"/>
-    <w:basedOn w:val="971"/>
-    <w:next w:val="971"/>
-    <w:link w:val="939"/>
+    <w:basedOn w:val="987"/>
+    <w:next w:val="987"/>
+    <w:link w:val="955"/>
     <w:uiPriority w:val="30"/>
     <w:qFormat/>
     <w:pPr>
@@ -32225,10 +32511,10 @@
       <w:color w:val="0f4761" w:themeColor="accent1" w:themeShade="BF"/>
     </w:rPr>
   </w:style>
-  <w:style w:type="character" w:styleId="939">
+  <w:style w:type="character" w:styleId="955">
     <w:name w:val="Intense Quote Char"/>
-    <w:basedOn w:val="921"/>
-    <w:link w:val="938"/>
+    <w:basedOn w:val="937"/>
+    <w:link w:val="954"/>
     <w:uiPriority w:val="30"/>
     <w:pPr>
       <w:pBdr/>
@@ -32241,9 +32527,9 @@
       <w:color w:val="0f4761" w:themeColor="accent1" w:themeShade="BF"/>
     </w:rPr>
   </w:style>
-  <w:style w:type="character" w:styleId="940">
+  <w:style w:type="character" w:styleId="956">
     <w:name w:val="Intense Reference"/>
-    <w:basedOn w:val="921"/>
+    <w:basedOn w:val="937"/>
     <w:uiPriority w:val="32"/>
     <w:qFormat/>
     <w:pPr>
@@ -32259,9 +32545,9 @@
       <w:spacing w:val="5"/>
     </w:rPr>
   </w:style>
-  <w:style w:type="character" w:styleId="941">
+  <w:style w:type="character" w:styleId="957">
     <w:name w:val="Subtle Emphasis"/>
-    <w:basedOn w:val="921"/>
+    <w:basedOn w:val="937"/>
     <w:uiPriority w:val="19"/>
     <w:qFormat/>
     <w:pPr>
@@ -32275,9 +32561,9 @@
       <w:color w:val="404040" w:themeColor="text1" w:themeTint="BF"/>
     </w:rPr>
   </w:style>
-  <w:style w:type="character" w:styleId="942">
+  <w:style w:type="character" w:styleId="958">
     <w:name w:val="Emphasis"/>
-    <w:basedOn w:val="921"/>
+    <w:basedOn w:val="937"/>
     <w:uiPriority w:val="20"/>
     <w:qFormat/>
     <w:pPr>
@@ -32290,9 +32576,9 @@
       <w:iCs/>
     </w:rPr>
   </w:style>
-  <w:style w:type="character" w:styleId="943">
+  <w:style w:type="character" w:styleId="959">
     <w:name w:val="Strong"/>
-    <w:basedOn w:val="921"/>
+    <w:basedOn w:val="937"/>
     <w:uiPriority w:val="22"/>
     <w:qFormat/>
     <w:pPr>
@@ -32305,9 +32591,9 @@
       <w:bCs/>
     </w:rPr>
   </w:style>
-  <w:style w:type="character" w:styleId="944">
+  <w:style w:type="character" w:styleId="960">
     <w:name w:val="Subtle Reference"/>
-    <w:basedOn w:val="921"/>
+    <w:basedOn w:val="937"/>
     <w:uiPriority w:val="31"/>
     <w:qFormat/>
     <w:pPr>
@@ -32320,9 +32606,9 @@
       <w:color w:val="5a5a5a" w:themeColor="text1" w:themeTint="A5"/>
     </w:rPr>
   </w:style>
-  <w:style w:type="character" w:styleId="945">
+  <w:style w:type="character" w:styleId="961">
     <w:name w:val="Book Title"/>
-    <w:basedOn w:val="921"/>
+    <w:basedOn w:val="937"/>
     <w:uiPriority w:val="33"/>
     <w:qFormat/>
     <w:pPr>
@@ -32338,10 +32624,10 @@
       <w:spacing w:val="5"/>
     </w:rPr>
   </w:style>
-  <w:style w:type="paragraph" w:styleId="946">
+  <w:style w:type="paragraph" w:styleId="962">
     <w:name w:val="Header"/>
-    <w:basedOn w:val="971"/>
-    <w:link w:val="947"/>
+    <w:basedOn w:val="987"/>
+    <w:link w:val="963"/>
     <w:uiPriority w:val="99"/>
     <w:unhideWhenUsed/>
     <w:pPr>
@@ -32354,10 +32640,10 @@
       <w:ind/>
     </w:pPr>
   </w:style>
-  <w:style w:type="character" w:styleId="947">
+  <w:style w:type="character" w:styleId="963">
     <w:name w:val="Header Char"/>
-    <w:basedOn w:val="921"/>
-    <w:link w:val="946"/>
+    <w:basedOn w:val="937"/>
+    <w:link w:val="962"/>
     <w:uiPriority w:val="99"/>
     <w:pPr>
       <w:pBdr/>
@@ -32365,10 +32651,10 @@
       <w:ind/>
     </w:pPr>
   </w:style>
-  <w:style w:type="paragraph" w:styleId="948">
+  <w:style w:type="paragraph" w:styleId="964">
     <w:name w:val="Footer"/>
-    <w:basedOn w:val="971"/>
-    <w:link w:val="949"/>
+    <w:basedOn w:val="987"/>
+    <w:link w:val="965"/>
     <w:uiPriority w:val="99"/>
     <w:unhideWhenUsed/>
     <w:pPr>
@@ -32381,10 +32667,10 @@
       <w:ind/>
     </w:pPr>
   </w:style>
-  <w:style w:type="character" w:styleId="949">
+  <w:style w:type="character" w:styleId="965">
     <w:name w:val="Footer Char"/>
-    <w:basedOn w:val="921"/>
-    <w:link w:val="948"/>
+    <w:basedOn w:val="937"/>
+    <w:link w:val="964"/>
     <w:uiPriority w:val="99"/>
     <w:pPr>
       <w:pBdr/>
@@ -32392,10 +32678,10 @@
       <w:ind/>
     </w:pPr>
   </w:style>
-  <w:style w:type="paragraph" w:styleId="950">
+  <w:style w:type="paragraph" w:styleId="966">
     <w:name w:val="Caption"/>
-    <w:basedOn w:val="971"/>
-    <w:next w:val="971"/>
+    <w:basedOn w:val="987"/>
+    <w:next w:val="987"/>
     <w:uiPriority w:val="35"/>
     <w:unhideWhenUsed/>
     <w:qFormat/>
@@ -32412,10 +32698,10 @@
       <w:szCs w:val="18"/>
     </w:rPr>
   </w:style>
-  <w:style w:type="paragraph" w:styleId="951">
+  <w:style w:type="paragraph" w:styleId="967">
     <w:name w:val="footnote text"/>
-    <w:basedOn w:val="971"/>
-    <w:link w:val="952"/>
+    <w:basedOn w:val="987"/>
+    <w:link w:val="968"/>
     <w:uiPriority w:val="99"/>
     <w:semiHidden/>
     <w:unhideWhenUsed/>
@@ -32429,10 +32715,10 @@
       <w:szCs w:val="20"/>
     </w:rPr>
   </w:style>
-  <w:style w:type="character" w:styleId="952">
+  <w:style w:type="character" w:styleId="968">
     <w:name w:val="Footnote Text Char"/>
-    <w:basedOn w:val="921"/>
-    <w:link w:val="951"/>
+    <w:basedOn w:val="937"/>
+    <w:link w:val="967"/>
     <w:uiPriority w:val="99"/>
     <w:semiHidden/>
     <w:pPr>
@@ -32445,9 +32731,9 @@
       <w:szCs w:val="20"/>
     </w:rPr>
   </w:style>
-  <w:style w:type="character" w:styleId="953">
+  <w:style w:type="character" w:styleId="969">
     <w:name w:val="footnote reference"/>
-    <w:basedOn w:val="921"/>
+    <w:basedOn w:val="937"/>
     <w:uiPriority w:val="99"/>
     <w:semiHidden/>
     <w:unhideWhenUsed/>
@@ -32460,10 +32746,10 @@
       <w:vertAlign w:val="superscript"/>
     </w:rPr>
   </w:style>
-  <w:style w:type="paragraph" w:styleId="954">
+  <w:style w:type="paragraph" w:styleId="970">
     <w:name w:val="endnote text"/>
-    <w:basedOn w:val="971"/>
-    <w:link w:val="955"/>
+    <w:basedOn w:val="987"/>
+    <w:link w:val="971"/>
     <w:uiPriority w:val="99"/>
     <w:semiHidden/>
     <w:unhideWhenUsed/>
@@ -32477,10 +32763,10 @@
       <w:szCs w:val="20"/>
     </w:rPr>
   </w:style>
-  <w:style w:type="character" w:styleId="955">
+  <w:style w:type="character" w:styleId="971">
     <w:name w:val="Endnote Text Char"/>
-    <w:basedOn w:val="921"/>
-    <w:link w:val="954"/>
+    <w:basedOn w:val="937"/>
+    <w:link w:val="970"/>
     <w:uiPriority w:val="99"/>
     <w:semiHidden/>
     <w:pPr>
@@ -32493,9 +32779,9 @@
       <w:szCs w:val="20"/>
     </w:rPr>
   </w:style>
-  <w:style w:type="character" w:styleId="956">
+  <w:style w:type="character" w:styleId="972">
     <w:name w:val="endnote reference"/>
-    <w:basedOn w:val="921"/>
+    <w:basedOn w:val="937"/>
     <w:uiPriority w:val="99"/>
     <w:semiHidden/>
     <w:unhideWhenUsed/>
@@ -32508,9 +32794,9 @@
       <w:vertAlign w:val="superscript"/>
     </w:rPr>
   </w:style>
-  <w:style w:type="character" w:styleId="957">
+  <w:style w:type="character" w:styleId="973">
     <w:name w:val="Hyperlink"/>
-    <w:basedOn w:val="921"/>
+    <w:basedOn w:val="937"/>
     <w:uiPriority w:val="99"/>
     <w:unhideWhenUsed/>
     <w:pPr>
@@ -32523,9 +32809,9 @@
       <w:u w:val="single"/>
     </w:rPr>
   </w:style>
-  <w:style w:type="character" w:styleId="958">
+  <w:style w:type="character" w:styleId="974">
     <w:name w:val="FollowedHyperlink"/>
-    <w:basedOn w:val="921"/>
+    <w:basedOn w:val="937"/>
     <w:uiPriority w:val="99"/>
     <w:semiHidden/>
     <w:unhideWhenUsed/>
@@ -32539,10 +32825,10 @@
       <w:u w:val="single"/>
     </w:rPr>
   </w:style>
-  <w:style w:type="paragraph" w:styleId="959">
+  <w:style w:type="paragraph" w:styleId="975">
     <w:name w:val="toc 1"/>
-    <w:basedOn w:val="971"/>
-    <w:next w:val="971"/>
+    <w:basedOn w:val="987"/>
+    <w:next w:val="987"/>
     <w:uiPriority w:val="39"/>
     <w:unhideWhenUsed/>
     <w:pPr>
@@ -32551,10 +32837,10 @@
       <w:ind/>
     </w:pPr>
   </w:style>
-  <w:style w:type="paragraph" w:styleId="960">
+  <w:style w:type="paragraph" w:styleId="976">
     <w:name w:val="toc 2"/>
-    <w:basedOn w:val="971"/>
-    <w:next w:val="971"/>
+    <w:basedOn w:val="987"/>
+    <w:next w:val="987"/>
     <w:uiPriority w:val="39"/>
     <w:unhideWhenUsed/>
     <w:pPr>
@@ -32563,10 +32849,10 @@
       <w:ind w:left="220"/>
     </w:pPr>
   </w:style>
-  <w:style w:type="paragraph" w:styleId="961">
+  <w:style w:type="paragraph" w:styleId="977">
     <w:name w:val="toc 3"/>
-    <w:basedOn w:val="971"/>
-    <w:next w:val="971"/>
+    <w:basedOn w:val="987"/>
+    <w:next w:val="987"/>
     <w:uiPriority w:val="39"/>
     <w:unhideWhenUsed/>
     <w:pPr>
@@ -32575,10 +32861,10 @@
       <w:ind w:left="440"/>
     </w:pPr>
   </w:style>
-  <w:style w:type="paragraph" w:styleId="962">
+  <w:style w:type="paragraph" w:styleId="978">
     <w:name w:val="toc 4"/>
-    <w:basedOn w:val="971"/>
-    <w:next w:val="971"/>
+    <w:basedOn w:val="987"/>
+    <w:next w:val="987"/>
     <w:uiPriority w:val="39"/>
     <w:unhideWhenUsed/>
     <w:pPr>
@@ -32587,10 +32873,10 @@
       <w:ind w:left="660"/>
     </w:pPr>
   </w:style>
-  <w:style w:type="paragraph" w:styleId="963">
+  <w:style w:type="paragraph" w:styleId="979">
     <w:name w:val="toc 5"/>
-    <w:basedOn w:val="971"/>
-    <w:next w:val="971"/>
+    <w:basedOn w:val="987"/>
+    <w:next w:val="987"/>
     <w:uiPriority w:val="39"/>
     <w:unhideWhenUsed/>
     <w:pPr>
@@ -32599,10 +32885,10 @@
       <w:ind w:left="880"/>
     </w:pPr>
   </w:style>
-  <w:style w:type="paragraph" w:styleId="964">
+  <w:style w:type="paragraph" w:styleId="980">
     <w:name w:val="toc 6"/>
-    <w:basedOn w:val="971"/>
-    <w:next w:val="971"/>
+    <w:basedOn w:val="987"/>
+    <w:next w:val="987"/>
     <w:uiPriority w:val="39"/>
     <w:unhideWhenUsed/>
     <w:pPr>
@@ -32611,10 +32897,10 @@
       <w:ind w:left="1100"/>
     </w:pPr>
   </w:style>
-  <w:style w:type="paragraph" w:styleId="965">
+  <w:style w:type="paragraph" w:styleId="981">
     <w:name w:val="toc 7"/>
-    <w:basedOn w:val="971"/>
-    <w:next w:val="971"/>
+    <w:basedOn w:val="987"/>
+    <w:next w:val="987"/>
     <w:uiPriority w:val="39"/>
     <w:unhideWhenUsed/>
     <w:pPr>
@@ -32623,10 +32909,10 @@
       <w:ind w:left="1320"/>
     </w:pPr>
   </w:style>
-  <w:style w:type="paragraph" w:styleId="966">
+  <w:style w:type="paragraph" w:styleId="982">
     <w:name w:val="toc 8"/>
-    <w:basedOn w:val="971"/>
-    <w:next w:val="971"/>
+    <w:basedOn w:val="987"/>
+    <w:next w:val="987"/>
     <w:uiPriority w:val="39"/>
     <w:unhideWhenUsed/>
     <w:pPr>
@@ -32635,10 +32921,10 @@
       <w:ind w:left="1540"/>
     </w:pPr>
   </w:style>
-  <w:style w:type="paragraph" w:styleId="967">
+  <w:style w:type="paragraph" w:styleId="983">
     <w:name w:val="toc 9"/>
-    <w:basedOn w:val="971"/>
-    <w:next w:val="971"/>
+    <w:basedOn w:val="987"/>
+    <w:next w:val="987"/>
     <w:uiPriority w:val="39"/>
     <w:unhideWhenUsed/>
     <w:pPr>
@@ -32647,9 +32933,9 @@
       <w:ind w:left="1760"/>
     </w:pPr>
   </w:style>
-  <w:style w:type="character" w:styleId="968">
+  <w:style w:type="character" w:styleId="984">
     <w:name w:val="Placeholder Text"/>
-    <w:basedOn w:val="921"/>
+    <w:basedOn w:val="937"/>
     <w:uiPriority w:val="99"/>
     <w:semiHidden/>
     <w:pPr>
@@ -32661,7 +32947,7 @@
       <w:color w:val="666666"/>
     </w:rPr>
   </w:style>
-  <w:style w:type="paragraph" w:styleId="969">
+  <w:style w:type="paragraph" w:styleId="985">
     <w:name w:val="TOC Heading"/>
     <w:uiPriority w:val="39"/>
     <w:unhideWhenUsed/>
@@ -32671,10 +32957,10 @@
       <w:ind/>
     </w:pPr>
   </w:style>
-  <w:style w:type="paragraph" w:styleId="970">
+  <w:style w:type="paragraph" w:styleId="986">
     <w:name w:val="table of figures"/>
-    <w:basedOn w:val="971"/>
-    <w:next w:val="971"/>
+    <w:basedOn w:val="987"/>
+    <w:next w:val="987"/>
     <w:uiPriority w:val="99"/>
     <w:unhideWhenUsed/>
     <w:pPr>
@@ -32683,7 +32969,7 @@
       <w:ind/>
     </w:pPr>
   </w:style>
-  <w:style w:type="paragraph" w:styleId="971" w:default="1">
+  <w:style w:type="paragraph" w:styleId="987" w:default="1">
     <w:name w:val="Normal"/>
     <w:qFormat/>
     <w:pPr>
@@ -32692,7 +32978,7 @@
       <w:ind/>
     </w:pPr>
   </w:style>
-  <w:style w:type="table" w:styleId="972" w:default="1">
+  <w:style w:type="table" w:styleId="988" w:default="1">
     <w:name w:val="Normal Table"/>
     <w:uiPriority w:val="99"/>
     <w:semiHidden/>
@@ -32885,7 +33171,7 @@
       </w:tcPr>
     </w:tblStylePr>
   </w:style>
-  <w:style w:type="numbering" w:styleId="973" w:default="1">
+  <w:style w:type="numbering" w:styleId="989" w:default="1">
     <w:name w:val="No List"/>
     <w:uiPriority w:val="99"/>
     <w:semiHidden/>
@@ -32896,9 +33182,9 @@
       <w:ind/>
     </w:pPr>
   </w:style>
-  <w:style w:type="paragraph" w:styleId="974">
+  <w:style w:type="paragraph" w:styleId="990">
     <w:name w:val="No Spacing"/>
-    <w:basedOn w:val="971"/>
+    <w:basedOn w:val="987"/>
     <w:uiPriority w:val="1"/>
     <w:qFormat/>
     <w:pPr>
@@ -32907,9 +33193,9 @@
       <w:ind/>
     </w:pPr>
   </w:style>
-  <w:style w:type="paragraph" w:styleId="975">
+  <w:style w:type="paragraph" w:styleId="991">
     <w:name w:val="List Paragraph"/>
-    <w:basedOn w:val="971"/>
+    <w:basedOn w:val="987"/>
     <w:uiPriority w:val="34"/>
     <w:qFormat/>
     <w:pPr>

--- a/5PK.docx
+++ b/5PK.docx
@@ -4,161 +4,198 @@
   <w:body>
     <w:p>
       <w:pPr>
-        <w:pStyle w:val="929"/>
-        <w:pBdr/>
-        <w:spacing/>
-        <w:ind/>
-        <w:jc w:val="center"/>
+        <w:pStyle w:val="932"/>
+        <w:pBdr/>
+        <w:spacing w:line="360" w:lineRule="auto"/>
+        <w:ind/>
+        <w:jc w:val="both"/>
         <w:rPr>
-          <w:lang w:val="en-IE"/>
+          <w:rFonts w:ascii="Calibri" w:hAnsi="Calibri" w:cs="Calibri"/>
+          <w:sz w:val="22"/>
+          <w:szCs w:val="22"/>
         </w:rPr>
       </w:pPr>
       <w:r>
         <w:rPr>
-          <w:lang w:val="en-IE"/>
+          <w:rFonts w:ascii="Calibri" w:hAnsi="Calibri" w:eastAsia="Calibri" w:cs="Calibri"/>
+          <w:sz w:val="22"/>
+          <w:szCs w:val="22"/>
+          <w:lang w:val="en-US"/>
         </w:rPr>
         <w:t xml:space="preserve">The </w:t>
       </w:r>
       <w:r>
         <w:rPr>
-          <w:lang w:val="en-IE"/>
+          <w:rFonts w:ascii="Calibri" w:hAnsi="Calibri" w:eastAsia="Calibri" w:cs="Calibri"/>
+          <w:sz w:val="22"/>
+          <w:szCs w:val="22"/>
+          <w:lang w:val="en-US"/>
         </w:rPr>
         <w:t xml:space="preserve">end</w:t>
       </w:r>
       <w:r>
         <w:rPr>
-          <w:lang w:val="en-IE"/>
+          <w:rFonts w:ascii="Calibri" w:hAnsi="Calibri" w:eastAsia="Calibri" w:cs="Calibri"/>
+          <w:sz w:val="22"/>
+          <w:szCs w:val="22"/>
+          <w:lang w:val="en-US"/>
         </w:rPr>
         <w:t xml:space="preserve"> </w:t>
       </w:r>
       <w:r>
         <w:rPr>
-          <w:lang w:val="en-IE"/>
+          <w:rFonts w:ascii="Calibri" w:hAnsi="Calibri" w:eastAsia="Calibri" w:cs="Calibri"/>
+          <w:sz w:val="22"/>
+          <w:szCs w:val="22"/>
+          <w:lang w:val="en-US"/>
         </w:rPr>
         <w:t xml:space="preserve">of the Troubles in Northern Ireland </w:t>
       </w:r>
       <w:r>
         <w:rPr>
-          <w:lang w:val="en-IE"/>
+          <w:rFonts w:ascii="Calibri" w:hAnsi="Calibri" w:eastAsia="Calibri" w:cs="Calibri"/>
+          <w:sz w:val="22"/>
+          <w:szCs w:val="22"/>
+          <w:lang w:val="en-US"/>
         </w:rPr>
       </w:r>
       <w:r>
         <w:rPr>
-          <w:lang w:val="en-IE"/>
+          <w:rFonts w:ascii="Calibri" w:hAnsi="Calibri" w:eastAsia="Calibri" w:cs="Calibri"/>
+          <w:sz w:val="22"/>
+          <w:szCs w:val="22"/>
         </w:rPr>
       </w:r>
     </w:p>
     <w:p>
       <w:pPr>
-        <w:pStyle w:val="933"/>
-        <w:pBdr/>
-        <w:spacing/>
-        <w:ind/>
-        <w:jc w:val="center"/>
+        <w:pStyle w:val="936"/>
+        <w:pBdr/>
+        <w:spacing w:line="360" w:lineRule="auto"/>
+        <w:ind/>
+        <w:jc w:val="both"/>
         <w:rPr>
-          <w:sz w:val="28"/>
-          <w:szCs w:val="28"/>
-          <w:lang w:val="en-IE"/>
+          <w:rFonts w:ascii="Calibri" w:hAnsi="Calibri" w:cs="Calibri"/>
+          <w:sz w:val="22"/>
+          <w:szCs w:val="22"/>
         </w:rPr>
       </w:pPr>
       <w:r>
         <w:rPr>
-          <w:sz w:val="28"/>
-          <w:szCs w:val="28"/>
-          <w:lang w:val="en-IE"/>
+          <w:rFonts w:ascii="Calibri" w:hAnsi="Calibri" w:eastAsia="Calibri" w:cs="Calibri"/>
+          <w:sz w:val="22"/>
+          <w:szCs w:val="22"/>
+          <w:lang w:val="en-US"/>
         </w:rPr>
         <w:t xml:space="preserve">The Good </w:t>
       </w:r>
       <w:r>
         <w:rPr>
-          <w:sz w:val="28"/>
-          <w:szCs w:val="28"/>
-          <w:lang w:val="en-IE"/>
+          <w:rFonts w:ascii="Calibri" w:hAnsi="Calibri" w:eastAsia="Calibri" w:cs="Calibri"/>
+          <w:sz w:val="22"/>
+          <w:szCs w:val="22"/>
+          <w:lang w:val="en-US"/>
         </w:rPr>
         <w:t xml:space="preserve">Friday </w:t>
       </w:r>
       <w:r>
         <w:rPr>
-          <w:sz w:val="28"/>
-          <w:szCs w:val="28"/>
-          <w:lang w:val="en-IE"/>
+          <w:rFonts w:ascii="Calibri" w:hAnsi="Calibri" w:eastAsia="Calibri" w:cs="Calibri"/>
+          <w:sz w:val="22"/>
+          <w:szCs w:val="22"/>
+          <w:lang w:val="en-US"/>
         </w:rPr>
         <w:t xml:space="preserve">Agreement</w:t>
       </w:r>
       <w:r>
         <w:rPr>
-          <w:sz w:val="28"/>
-          <w:szCs w:val="28"/>
-          <w:lang w:val="en-IE"/>
+          <w:rFonts w:ascii="Calibri" w:hAnsi="Calibri" w:eastAsia="Calibri" w:cs="Calibri"/>
+          <w:sz w:val="22"/>
+          <w:szCs w:val="22"/>
+          <w:lang w:val="en-US"/>
         </w:rPr>
       </w:r>
       <w:r>
         <w:rPr>
-          <w:sz w:val="28"/>
-          <w:szCs w:val="28"/>
-          <w:lang w:val="en-IE"/>
+          <w:rFonts w:ascii="Calibri" w:hAnsi="Calibri" w:eastAsia="Calibri" w:cs="Calibri"/>
+          <w:sz w:val="22"/>
+          <w:szCs w:val="22"/>
         </w:rPr>
       </w:r>
     </w:p>
     <w:p>
       <w:pPr>
         <w:pBdr/>
-        <w:spacing/>
-        <w:ind/>
+        <w:spacing w:line="360" w:lineRule="auto"/>
+        <w:ind/>
+        <w:jc w:val="both"/>
         <w:rPr>
-          <w:lang w:val="en-IE"/>
+          <w:rFonts w:ascii="Calibri" w:hAnsi="Calibri" w:cs="Calibri"/>
+          <w:sz w:val="22"/>
+          <w:szCs w:val="22"/>
         </w:rPr>
       </w:pPr>
       <w:r>
         <w:rPr>
-          <w:lang w:val="en-IE"/>
+          <w:rFonts w:ascii="Calibri" w:hAnsi="Calibri" w:eastAsia="Calibri" w:cs="Calibri"/>
+          <w:sz w:val="22"/>
+          <w:szCs w:val="22"/>
+          <w:lang w:val="en-US" w:bidi="en-US"/>
         </w:rPr>
       </w:r>
       <w:r>
         <w:rPr>
-          <w:lang w:val="en-IE"/>
+          <w:rFonts w:ascii="Calibri" w:hAnsi="Calibri" w:eastAsia="Calibri" w:cs="Calibri"/>
+          <w:sz w:val="22"/>
+          <w:szCs w:val="22"/>
+          <w:lang w:val="en-US"/>
         </w:rPr>
       </w:r>
       <w:r>
         <w:rPr>
-          <w:lang w:val="en-IE"/>
+          <w:rFonts w:ascii="Calibri" w:hAnsi="Calibri" w:eastAsia="Calibri" w:cs="Calibri"/>
+          <w:sz w:val="22"/>
+          <w:szCs w:val="22"/>
         </w:rPr>
       </w:r>
     </w:p>
     <w:p>
       <w:pPr>
         <w:pBdr/>
-        <w:spacing/>
-        <w:ind/>
+        <w:spacing w:line="360" w:lineRule="auto"/>
+        <w:ind/>
+        <w:jc w:val="both"/>
         <w:rPr>
+          <w:rFonts w:ascii="Calibri" w:hAnsi="Calibri" w:cs="Calibri"/>
           <w:sz w:val="22"/>
           <w:szCs w:val="22"/>
           <w:highlight w:val="none"/>
-          <w:lang w:val="en-IE"/>
         </w:rPr>
       </w:pPr>
       <w:r>
         <w:rPr>
+          <w:rFonts w:ascii="Calibri" w:hAnsi="Calibri" w:eastAsia="Calibri" w:cs="Calibri"/>
           <w:sz w:val="22"/>
           <w:szCs w:val="22"/>
           <w:highlight w:val="none"/>
-          <w:lang w:val="en-IE" w:bidi="en-IE"/>
+          <w:lang w:val="en-US" w:bidi="en-US"/>
         </w:rPr>
       </w:r>
       <w:r>
         <w:rPr>
+          <w:rFonts w:ascii="Calibri" w:hAnsi="Calibri" w:eastAsia="Calibri" w:cs="Calibri"/>
           <w:sz w:val="22"/>
           <w:szCs w:val="22"/>
           <w:highlight w:val="none"/>
-          <w:lang w:val="en-IE"/>
+          <w:lang w:val="en-US"/>
         </w:rPr>
       </w:r>
       <w:r>
         <w:rPr>
+          <w:rFonts w:ascii="Calibri" w:hAnsi="Calibri" w:eastAsia="Calibri" w:cs="Calibri"/>
           <w:sz w:val="22"/>
           <w:szCs w:val="22"/>
           <w:highlight w:val="none"/>
-          <w:lang w:val="en-IE"/>
         </w:rPr>
       </w:r>
     </w:p>
@@ -167,34 +204,37 @@
         <w:pBdr/>
         <w:spacing w:line="360" w:lineRule="auto"/>
         <w:ind/>
+        <w:jc w:val="both"/>
         <w:rPr>
+          <w:rFonts w:ascii="Calibri" w:hAnsi="Calibri" w:cs="Calibri"/>
           <w:b w:val="0"/>
           <w:bCs w:val="0"/>
           <w:sz w:val="22"/>
           <w:szCs w:val="22"/>
           <w:highlight w:val="none"/>
-          <w:lang w:val="en-IE"/>
         </w:rPr>
       </w:pPr>
       <w:r>
         <w:rPr>
+          <w:rFonts w:ascii="Calibri" w:hAnsi="Calibri" w:eastAsia="Calibri" w:cs="Calibri"/>
           <w:b w:val="0"/>
           <w:bCs w:val="0"/>
           <w:sz w:val="22"/>
           <w:szCs w:val="22"/>
           <w:highlight w:val="none"/>
-          <w:lang w:val="en-IE"/>
+          <w:lang w:val="en-US"/>
         </w:rPr>
         <w:t xml:space="preserve">Primary Subject: </w:t>
       </w:r>
       <w:r>
         <w:rPr>
+          <w:rFonts w:ascii="Calibri" w:hAnsi="Calibri" w:eastAsia="Calibri" w:cs="Calibri"/>
           <w:b w:val="0"/>
           <w:bCs w:val="0"/>
           <w:sz w:val="22"/>
           <w:szCs w:val="22"/>
           <w:highlight w:val="none"/>
-          <w:lang w:val="en-IE"/>
+          <w:lang w:val="en-US"/>
         </w:rPr>
         <w:tab/>
         <w:tab/>
@@ -204,22 +244,23 @@
       </w:r>
       <w:r>
         <w:rPr>
+          <w:rFonts w:ascii="Calibri" w:hAnsi="Calibri" w:eastAsia="Calibri" w:cs="Calibri"/>
           <w:b w:val="0"/>
           <w:bCs w:val="0"/>
           <w:sz w:val="22"/>
           <w:szCs w:val="22"/>
           <w:highlight w:val="none"/>
-          <w:lang w:val="en-IE"/>
+          <w:lang w:val="en-US"/>
         </w:rPr>
       </w:r>
       <w:r>
         <w:rPr>
+          <w:rFonts w:ascii="Calibri" w:hAnsi="Calibri" w:eastAsia="Calibri" w:cs="Calibri"/>
           <w:b w:val="0"/>
           <w:bCs w:val="0"/>
           <w:sz w:val="22"/>
           <w:szCs w:val="22"/>
           <w:highlight w:val="none"/>
-          <w:lang w:val="en-IE"/>
         </w:rPr>
       </w:r>
     </w:p>
@@ -228,34 +269,37 @@
         <w:pBdr/>
         <w:spacing w:line="360" w:lineRule="auto"/>
         <w:ind/>
+        <w:jc w:val="both"/>
         <w:rPr>
+          <w:rFonts w:ascii="Calibri" w:hAnsi="Calibri" w:cs="Calibri"/>
           <w:b w:val="0"/>
           <w:bCs w:val="0"/>
           <w:sz w:val="22"/>
           <w:szCs w:val="22"/>
           <w:highlight w:val="none"/>
-          <w:lang w:val="en-IE"/>
         </w:rPr>
       </w:pPr>
       <w:r>
         <w:rPr>
+          <w:rFonts w:ascii="Calibri" w:hAnsi="Calibri" w:eastAsia="Calibri" w:cs="Calibri"/>
           <w:b w:val="0"/>
           <w:bCs w:val="0"/>
           <w:sz w:val="22"/>
           <w:szCs w:val="22"/>
           <w:highlight w:val="none"/>
-          <w:lang w:val="en-IE"/>
+          <w:lang w:val="en-US"/>
         </w:rPr>
         <w:t xml:space="preserve">Secondary Subject:</w:t>
       </w:r>
       <w:r>
         <w:rPr>
+          <w:rFonts w:ascii="Calibri" w:hAnsi="Calibri" w:eastAsia="Calibri" w:cs="Calibri"/>
           <w:b w:val="0"/>
           <w:bCs w:val="0"/>
           <w:sz w:val="22"/>
           <w:szCs w:val="22"/>
           <w:highlight w:val="none"/>
-          <w:lang w:val="en-IE"/>
+          <w:lang w:val="en-US"/>
         </w:rPr>
         <w:t xml:space="preserve"> </w:t>
         <w:tab/>
@@ -266,22 +310,23 @@
       </w:r>
       <w:r>
         <w:rPr>
+          <w:rFonts w:ascii="Calibri" w:hAnsi="Calibri" w:eastAsia="Calibri" w:cs="Calibri"/>
           <w:b w:val="0"/>
           <w:bCs w:val="0"/>
           <w:sz w:val="22"/>
           <w:szCs w:val="22"/>
           <w:highlight w:val="none"/>
-          <w:lang w:val="en-IE"/>
+          <w:lang w:val="en-US"/>
         </w:rPr>
       </w:r>
       <w:r>
         <w:rPr>
+          <w:rFonts w:ascii="Calibri" w:hAnsi="Calibri" w:eastAsia="Calibri" w:cs="Calibri"/>
           <w:b w:val="0"/>
           <w:bCs w:val="0"/>
           <w:sz w:val="22"/>
           <w:szCs w:val="22"/>
           <w:highlight w:val="none"/>
-          <w:lang w:val="en-IE"/>
         </w:rPr>
       </w:r>
     </w:p>
@@ -290,43 +335,46 @@
         <w:pBdr/>
         <w:spacing w:line="360" w:lineRule="auto"/>
         <w:ind/>
+        <w:jc w:val="both"/>
         <w:rPr>
+          <w:rFonts w:ascii="Calibri" w:hAnsi="Calibri" w:cs="Calibri"/>
           <w:b w:val="0"/>
           <w:bCs w:val="0"/>
           <w:sz w:val="22"/>
           <w:szCs w:val="22"/>
           <w:highlight w:val="none"/>
-          <w:lang w:val="en-IE"/>
         </w:rPr>
       </w:pPr>
       <w:r>
         <w:rPr>
+          <w:rFonts w:ascii="Calibri" w:hAnsi="Calibri" w:eastAsia="Calibri" w:cs="Calibri"/>
           <w:b w:val="0"/>
           <w:bCs w:val="0"/>
           <w:sz w:val="22"/>
           <w:szCs w:val="22"/>
           <w:highlight w:val="none"/>
-          <w:lang w:val="en-IE" w:bidi="en-IE"/>
+          <w:lang w:val="en-US" w:bidi="en-US"/>
         </w:rPr>
       </w:r>
       <w:r>
         <w:rPr>
+          <w:rFonts w:ascii="Calibri" w:hAnsi="Calibri" w:eastAsia="Calibri" w:cs="Calibri"/>
           <w:b w:val="0"/>
           <w:bCs w:val="0"/>
           <w:sz w:val="22"/>
           <w:szCs w:val="22"/>
           <w:highlight w:val="none"/>
-          <w:lang w:val="en-IE"/>
+          <w:lang w:val="en-US"/>
         </w:rPr>
       </w:r>
       <w:r>
         <w:rPr>
+          <w:rFonts w:ascii="Calibri" w:hAnsi="Calibri" w:eastAsia="Calibri" w:cs="Calibri"/>
           <w:b w:val="0"/>
           <w:bCs w:val="0"/>
           <w:sz w:val="22"/>
           <w:szCs w:val="22"/>
           <w:highlight w:val="none"/>
-          <w:lang w:val="en-IE"/>
         </w:rPr>
       </w:r>
     </w:p>
@@ -335,34 +383,37 @@
         <w:pBdr/>
         <w:spacing w:line="360" w:lineRule="auto"/>
         <w:ind/>
+        <w:jc w:val="both"/>
         <w:rPr>
+          <w:rFonts w:ascii="Calibri" w:hAnsi="Calibri" w:cs="Calibri"/>
           <w:b w:val="0"/>
           <w:bCs w:val="0"/>
           <w:sz w:val="22"/>
           <w:szCs w:val="22"/>
           <w:highlight w:val="none"/>
-          <w:lang w:val="en-IE"/>
         </w:rPr>
       </w:pPr>
       <w:r>
         <w:rPr>
+          <w:rFonts w:ascii="Calibri" w:hAnsi="Calibri" w:eastAsia="Calibri" w:cs="Calibri"/>
           <w:b w:val="0"/>
           <w:bCs w:val="0"/>
           <w:sz w:val="22"/>
           <w:szCs w:val="22"/>
           <w:highlight w:val="none"/>
-          <w:lang w:val="en-IE"/>
+          <w:lang w:val="en-US"/>
         </w:rPr>
         <w:t xml:space="preserve">Supervisor: </w:t>
       </w:r>
       <w:r>
         <w:rPr>
+          <w:rFonts w:ascii="Calibri" w:hAnsi="Calibri" w:eastAsia="Calibri" w:cs="Calibri"/>
           <w:b w:val="0"/>
           <w:bCs w:val="0"/>
           <w:sz w:val="22"/>
           <w:szCs w:val="22"/>
           <w:highlight w:val="none"/>
-          <w:lang w:val="en-IE"/>
+          <w:lang w:val="en-US"/>
         </w:rPr>
         <w:tab/>
         <w:tab/>
@@ -373,22 +424,23 @@
       </w:r>
       <w:r>
         <w:rPr>
+          <w:rFonts w:ascii="Calibri" w:hAnsi="Calibri" w:eastAsia="Calibri" w:cs="Calibri"/>
           <w:b w:val="0"/>
           <w:bCs w:val="0"/>
           <w:sz w:val="22"/>
           <w:szCs w:val="22"/>
           <w:highlight w:val="none"/>
-          <w:lang w:val="en-IE"/>
+          <w:lang w:val="en-US"/>
         </w:rPr>
       </w:r>
       <w:r>
         <w:rPr>
+          <w:rFonts w:ascii="Calibri" w:hAnsi="Calibri" w:eastAsia="Calibri" w:cs="Calibri"/>
           <w:b w:val="0"/>
           <w:bCs w:val="0"/>
           <w:sz w:val="22"/>
           <w:szCs w:val="22"/>
           <w:highlight w:val="none"/>
-          <w:lang w:val="en-IE"/>
         </w:rPr>
       </w:r>
     </w:p>
@@ -397,23 +449,25 @@
         <w:pBdr/>
         <w:spacing w:line="360" w:lineRule="auto"/>
         <w:ind/>
+        <w:jc w:val="both"/>
         <w:rPr>
+          <w:rFonts w:ascii="Calibri" w:hAnsi="Calibri" w:cs="Calibri"/>
           <w:b w:val="0"/>
           <w:bCs w:val="0"/>
           <w:sz w:val="22"/>
           <w:szCs w:val="22"/>
           <w:highlight w:val="none"/>
-          <w:lang w:val="en-IE"/>
         </w:rPr>
       </w:pPr>
       <w:r>
         <w:rPr>
+          <w:rFonts w:ascii="Calibri" w:hAnsi="Calibri" w:eastAsia="Calibri" w:cs="Calibri"/>
           <w:b w:val="0"/>
           <w:bCs w:val="0"/>
           <w:sz w:val="22"/>
           <w:szCs w:val="22"/>
           <w:highlight w:val="none"/>
-          <w:lang w:val="en-IE" w:bidi="de-DE"/>
+          <w:lang w:val="en-US" w:bidi="de-DE"/>
         </w:rPr>
         <w:t xml:space="preserve">Submission Deadline:</w:t>
         <w:tab/>
@@ -422,55 +476,59 @@
       </w:r>
       <w:r>
         <w:rPr>
+          <w:rFonts w:ascii="Calibri" w:hAnsi="Calibri" w:eastAsia="Calibri" w:cs="Calibri"/>
           <w:b w:val="0"/>
           <w:bCs w:val="0"/>
           <w:sz w:val="22"/>
           <w:szCs w:val="22"/>
           <w:highlight w:val="none"/>
-          <w:lang w:val="en-IE" w:bidi="de-DE"/>
+          <w:lang w:val="en-US" w:bidi="de-DE"/>
         </w:rPr>
         <w:t xml:space="preserve">12</w:t>
       </w:r>
       <w:r>
         <w:rPr>
+          <w:rFonts w:ascii="Calibri" w:hAnsi="Calibri" w:eastAsia="Calibri" w:cs="Calibri"/>
           <w:b w:val="0"/>
           <w:bCs w:val="0"/>
           <w:sz w:val="22"/>
           <w:szCs w:val="22"/>
           <w:highlight w:val="none"/>
-          <w:lang w:val="en-IE" w:bidi="de-DE"/>
+          <w:lang w:val="en-US" w:bidi="de-DE"/>
         </w:rPr>
         <w:t xml:space="preserve"> </w:t>
       </w:r>
       <w:r>
         <w:rPr>
+          <w:rFonts w:ascii="Calibri" w:hAnsi="Calibri" w:eastAsia="Calibri" w:cs="Calibri"/>
           <w:b w:val="0"/>
           <w:bCs w:val="0"/>
           <w:sz w:val="22"/>
           <w:szCs w:val="22"/>
           <w:highlight w:val="none"/>
-          <w:lang w:val="en-IE" w:bidi="de-DE"/>
+          <w:lang w:val="en-US" w:bidi="de-DE"/>
         </w:rPr>
         <w:t xml:space="preserve">March 2026</w:t>
       </w:r>
       <w:r>
         <w:rPr>
+          <w:rFonts w:ascii="Calibri" w:hAnsi="Calibri" w:eastAsia="Calibri" w:cs="Calibri"/>
           <w:b w:val="0"/>
           <w:bCs w:val="0"/>
           <w:sz w:val="22"/>
           <w:szCs w:val="22"/>
           <w:highlight w:val="none"/>
-          <w:lang w:val="en-IE"/>
+          <w:lang w:val="en-US"/>
         </w:rPr>
       </w:r>
       <w:r>
         <w:rPr>
+          <w:rFonts w:ascii="Calibri" w:hAnsi="Calibri" w:eastAsia="Calibri" w:cs="Calibri"/>
           <w:b w:val="0"/>
           <w:bCs w:val="0"/>
           <w:sz w:val="22"/>
           <w:szCs w:val="22"/>
           <w:highlight w:val="none"/>
-          <w:lang w:val="en-IE"/>
         </w:rPr>
       </w:r>
     </w:p>
@@ -479,23 +537,34 @@
         <w:pBdr/>
         <w:spacing w:line="360" w:lineRule="auto"/>
         <w:ind/>
+        <w:jc w:val="both"/>
         <w:rPr>
-          <w:lang w:val="en-IE"/>
+          <w:rFonts w:ascii="Calibri" w:hAnsi="Calibri" w:cs="Calibri"/>
+          <w:sz w:val="22"/>
+          <w:szCs w:val="22"/>
         </w:rPr>
       </w:pPr>
       <w:r>
         <w:rPr>
-          <w:lang w:val="en-IE"/>
+          <w:rFonts w:ascii="Calibri" w:hAnsi="Calibri" w:eastAsia="Calibri" w:cs="Calibri"/>
+          <w:sz w:val="22"/>
+          <w:szCs w:val="22"/>
+          <w:lang w:val="en-US" w:bidi="en-US"/>
         </w:rPr>
       </w:r>
       <w:r>
         <w:rPr>
-          <w:lang w:val="en-IE"/>
+          <w:rFonts w:ascii="Calibri" w:hAnsi="Calibri" w:eastAsia="Calibri" w:cs="Calibri"/>
+          <w:sz w:val="22"/>
+          <w:szCs w:val="22"/>
+          <w:lang w:val="en-US"/>
         </w:rPr>
       </w:r>
       <w:r>
         <w:rPr>
-          <w:lang w:val="en-IE"/>
+          <w:rFonts w:ascii="Calibri" w:hAnsi="Calibri" w:eastAsia="Calibri" w:cs="Calibri"/>
+          <w:sz w:val="22"/>
+          <w:szCs w:val="22"/>
         </w:rPr>
       </w:r>
     </w:p>
@@ -504,35 +573,38 @@
         <w:pBdr/>
         <w:spacing w:line="360" w:lineRule="auto"/>
         <w:ind/>
+        <w:jc w:val="both"/>
         <w:rPr>
+          <w:rFonts w:ascii="Calibri" w:hAnsi="Calibri" w:cs="Calibri"/>
           <w:sz w:val="22"/>
           <w:szCs w:val="22"/>
           <w:highlight w:val="none"/>
-          <w:lang w:val="en-IE"/>
         </w:rPr>
       </w:pPr>
       <w:r>
         <w:rPr>
-          <w:sz w:val="28"/>
-          <w:szCs w:val="28"/>
+          <w:rFonts w:ascii="Calibri" w:hAnsi="Calibri" w:eastAsia="Calibri" w:cs="Calibri"/>
+          <w:sz w:val="22"/>
+          <w:szCs w:val="22"/>
           <w:highlight w:val="none"/>
-          <w:lang w:val="en-IE" w:bidi="en-IE"/>
+          <w:lang w:val="en-US" w:bidi="en-US"/>
         </w:rPr>
       </w:r>
       <w:r>
         <w:rPr>
+          <w:rFonts w:ascii="Calibri" w:hAnsi="Calibri" w:eastAsia="Calibri" w:cs="Calibri"/>
           <w:sz w:val="22"/>
           <w:szCs w:val="22"/>
           <w:highlight w:val="none"/>
-          <w:lang w:val="en-IE"/>
+          <w:lang w:val="en-US"/>
         </w:rPr>
       </w:r>
       <w:r>
         <w:rPr>
+          <w:rFonts w:ascii="Calibri" w:hAnsi="Calibri" w:eastAsia="Calibri" w:cs="Calibri"/>
           <w:sz w:val="22"/>
           <w:szCs w:val="22"/>
           <w:highlight w:val="none"/>
-          <w:lang w:val="en-IE"/>
         </w:rPr>
       </w:r>
     </w:p>
@@ -541,35 +613,38 @@
         <w:pBdr/>
         <w:spacing w:line="360" w:lineRule="auto"/>
         <w:ind/>
+        <w:jc w:val="both"/>
         <w:rPr>
-          <w:sz w:val="28"/>
-          <w:szCs w:val="28"/>
+          <w:rFonts w:ascii="Calibri" w:hAnsi="Calibri" w:cs="Calibri"/>
+          <w:sz w:val="22"/>
+          <w:szCs w:val="22"/>
           <w:highlight w:val="none"/>
-          <w:lang w:val="en-IE"/>
         </w:rPr>
       </w:pPr>
       <w:r>
         <w:rPr>
-          <w:sz w:val="28"/>
-          <w:szCs w:val="28"/>
+          <w:rFonts w:ascii="Calibri" w:hAnsi="Calibri" w:eastAsia="Calibri" w:cs="Calibri"/>
+          <w:sz w:val="22"/>
+          <w:szCs w:val="22"/>
           <w:highlight w:val="none"/>
-          <w:lang w:val="en-IE" w:bidi="en-IE"/>
+          <w:lang w:val="en-US" w:bidi="en-US"/>
         </w:rPr>
       </w:r>
       <w:r>
         <w:rPr>
-          <w:sz w:val="28"/>
-          <w:szCs w:val="28"/>
+          <w:rFonts w:ascii="Calibri" w:hAnsi="Calibri" w:eastAsia="Calibri" w:cs="Calibri"/>
+          <w:sz w:val="22"/>
+          <w:szCs w:val="22"/>
           <w:highlight w:val="none"/>
-          <w:lang w:val="en-IE"/>
+          <w:lang w:val="en-US"/>
         </w:rPr>
       </w:r>
       <w:r>
         <w:rPr>
-          <w:sz w:val="28"/>
-          <w:szCs w:val="28"/>
+          <w:rFonts w:ascii="Calibri" w:hAnsi="Calibri" w:eastAsia="Calibri" w:cs="Calibri"/>
+          <w:sz w:val="22"/>
+          <w:szCs w:val="22"/>
           <w:highlight w:val="none"/>
-          <w:lang w:val="en-IE"/>
         </w:rPr>
       </w:r>
     </w:p>
@@ -578,57 +653,62 @@
         <w:pBdr/>
         <w:spacing w:line="360" w:lineRule="auto"/>
         <w:ind/>
+        <w:jc w:val="both"/>
         <w:rPr>
-          <w:sz w:val="28"/>
-          <w:szCs w:val="28"/>
+          <w:rFonts w:ascii="Calibri" w:hAnsi="Calibri" w:cs="Calibri"/>
+          <w:sz w:val="22"/>
+          <w:szCs w:val="22"/>
           <w:highlight w:val="none"/>
-          <w:lang w:val="en-IE"/>
         </w:rPr>
       </w:pPr>
       <w:r>
         <w:rPr>
-          <w:sz w:val="28"/>
-          <w:szCs w:val="28"/>
-          <w:lang w:val="en-IE" w:bidi="en-IE"/>
+          <w:rFonts w:ascii="Calibri" w:hAnsi="Calibri" w:eastAsia="Calibri" w:cs="Calibri"/>
+          <w:sz w:val="22"/>
+          <w:szCs w:val="22"/>
+          <w:lang w:val="en-US" w:bidi="en-US"/>
         </w:rPr>
       </w:r>
       <w:r>
         <w:rPr>
-          <w:sz w:val="28"/>
-          <w:szCs w:val="28"/>
-          <w:lang w:val="en-IE"/>
+          <w:rFonts w:ascii="Calibri" w:hAnsi="Calibri" w:eastAsia="Calibri" w:cs="Calibri"/>
+          <w:sz w:val="22"/>
+          <w:szCs w:val="22"/>
+          <w:lang w:val="en-US"/>
         </w:rPr>
         <w:t xml:space="preserve">Table of contents:</w:t>
       </w:r>
       <w:r>
         <w:rPr>
+          <w:rFonts w:ascii="Calibri" w:hAnsi="Calibri" w:eastAsia="Calibri" w:cs="Calibri"/>
           <w:sz w:val="22"/>
           <w:szCs w:val="22"/>
           <w:highlight w:val="none"/>
-          <w:lang w:val="en-IE"/>
+          <w:lang w:val="en-US"/>
         </w:rPr>
         <w:t xml:space="preserve"> </w:t>
       </w:r>
       <w:r>
         <w:rPr>
-          <w:sz w:val="28"/>
-          <w:szCs w:val="28"/>
+          <w:rFonts w:ascii="Calibri" w:hAnsi="Calibri" w:eastAsia="Calibri" w:cs="Calibri"/>
+          <w:sz w:val="22"/>
+          <w:szCs w:val="22"/>
           <w:highlight w:val="none"/>
-          <w:lang w:val="en-IE"/>
+          <w:lang w:val="en-US"/>
         </w:rPr>
       </w:r>
       <w:r>
         <w:rPr>
-          <w:sz w:val="28"/>
-          <w:szCs w:val="28"/>
+          <w:rFonts w:ascii="Calibri" w:hAnsi="Calibri" w:eastAsia="Calibri" w:cs="Calibri"/>
+          <w:sz w:val="22"/>
+          <w:szCs w:val="22"/>
           <w:highlight w:val="none"/>
-          <w:lang w:val="en-IE"/>
         </w:rPr>
       </w:r>
     </w:p>
     <w:p>
       <w:pPr>
-        <w:pStyle w:val="991"/>
+        <w:pStyle w:val="994"/>
         <w:numPr>
           <w:ilvl w:val="0"/>
           <w:numId w:val="4"/>
@@ -636,42 +716,45 @@
         <w:pBdr/>
         <w:spacing w:line="360" w:lineRule="auto"/>
         <w:ind/>
+        <w:jc w:val="both"/>
         <w:rPr>
+          <w:rFonts w:ascii="Calibri" w:hAnsi="Calibri" w:cs="Calibri"/>
           <w:sz w:val="22"/>
           <w:szCs w:val="22"/>
           <w:highlight w:val="none"/>
-          <w:lang w:val="en-IE"/>
         </w:rPr>
       </w:pPr>
       <w:r>
         <w:rPr>
+          <w:rFonts w:ascii="Calibri" w:hAnsi="Calibri" w:eastAsia="Calibri" w:cs="Calibri"/>
           <w:sz w:val="22"/>
           <w:szCs w:val="22"/>
           <w:highlight w:val="none"/>
-          <w:lang w:val="en-IE"/>
+          <w:lang w:val="en-US"/>
         </w:rPr>
         <w:t xml:space="preserve">Introduction</w:t>
       </w:r>
       <w:r>
         <w:rPr>
+          <w:rFonts w:ascii="Calibri" w:hAnsi="Calibri" w:eastAsia="Calibri" w:cs="Calibri"/>
           <w:sz w:val="22"/>
           <w:szCs w:val="22"/>
           <w:highlight w:val="none"/>
-          <w:lang w:val="en-IE"/>
+          <w:lang w:val="en-US"/>
         </w:rPr>
       </w:r>
       <w:r>
         <w:rPr>
+          <w:rFonts w:ascii="Calibri" w:hAnsi="Calibri" w:eastAsia="Calibri" w:cs="Calibri"/>
           <w:sz w:val="22"/>
           <w:szCs w:val="22"/>
           <w:highlight w:val="none"/>
-          <w:lang w:val="en-IE"/>
         </w:rPr>
       </w:r>
     </w:p>
     <w:p>
       <w:pPr>
-        <w:pStyle w:val="991"/>
+        <w:pStyle w:val="994"/>
         <w:numPr>
           <w:ilvl w:val="0"/>
           <w:numId w:val="4"/>
@@ -679,42 +762,45 @@
         <w:pBdr/>
         <w:spacing w:line="360" w:lineRule="auto"/>
         <w:ind/>
+        <w:jc w:val="both"/>
         <w:rPr>
+          <w:rFonts w:ascii="Calibri" w:hAnsi="Calibri" w:cs="Calibri"/>
           <w:sz w:val="22"/>
           <w:szCs w:val="22"/>
           <w:highlight w:val="none"/>
-          <w:lang w:val="en-IE"/>
         </w:rPr>
       </w:pPr>
       <w:r>
         <w:rPr>
+          <w:rFonts w:ascii="Calibri" w:hAnsi="Calibri" w:eastAsia="Calibri" w:cs="Calibri"/>
           <w:sz w:val="22"/>
           <w:szCs w:val="22"/>
           <w:highlight w:val="none"/>
-          <w:lang w:val="en-IE"/>
+          <w:lang w:val="en-US"/>
         </w:rPr>
         <w:t xml:space="preserve">Background: The Troubles</w:t>
       </w:r>
       <w:r>
         <w:rPr>
+          <w:rFonts w:ascii="Calibri" w:hAnsi="Calibri" w:eastAsia="Calibri" w:cs="Calibri"/>
           <w:sz w:val="22"/>
           <w:szCs w:val="22"/>
           <w:highlight w:val="none"/>
-          <w:lang w:val="en-IE"/>
+          <w:lang w:val="en-US"/>
         </w:rPr>
       </w:r>
       <w:r>
         <w:rPr>
+          <w:rFonts w:ascii="Calibri" w:hAnsi="Calibri" w:eastAsia="Calibri" w:cs="Calibri"/>
           <w:sz w:val="22"/>
           <w:szCs w:val="22"/>
           <w:highlight w:val="none"/>
-          <w:lang w:val="en-IE"/>
         </w:rPr>
       </w:r>
     </w:p>
     <w:p>
       <w:pPr>
-        <w:pStyle w:val="991"/>
+        <w:pStyle w:val="994"/>
         <w:numPr>
           <w:ilvl w:val="0"/>
           <w:numId w:val="4"/>
@@ -722,42 +808,45 @@
         <w:pBdr/>
         <w:spacing w:line="360" w:lineRule="auto"/>
         <w:ind/>
+        <w:jc w:val="both"/>
         <w:rPr>
+          <w:rFonts w:ascii="Calibri" w:hAnsi="Calibri" w:cs="Calibri"/>
           <w:sz w:val="22"/>
           <w:szCs w:val="22"/>
           <w:highlight w:val="none"/>
-          <w:lang w:val="en-IE"/>
         </w:rPr>
       </w:pPr>
       <w:r>
         <w:rPr>
+          <w:rFonts w:ascii="Calibri" w:hAnsi="Calibri" w:eastAsia="Calibri" w:cs="Calibri"/>
           <w:sz w:val="22"/>
           <w:szCs w:val="22"/>
           <w:highlight w:val="none"/>
-          <w:lang w:val="en-IE"/>
+          <w:lang w:val="en-US"/>
         </w:rPr>
         <w:t xml:space="preserve">The Good Friday Agreement</w:t>
       </w:r>
       <w:r>
         <w:rPr>
+          <w:rFonts w:ascii="Calibri" w:hAnsi="Calibri" w:eastAsia="Calibri" w:cs="Calibri"/>
           <w:sz w:val="22"/>
           <w:szCs w:val="22"/>
           <w:highlight w:val="none"/>
-          <w:lang w:val="en-IE"/>
+          <w:lang w:val="en-US"/>
         </w:rPr>
       </w:r>
       <w:r>
         <w:rPr>
+          <w:rFonts w:ascii="Calibri" w:hAnsi="Calibri" w:eastAsia="Calibri" w:cs="Calibri"/>
           <w:sz w:val="22"/>
           <w:szCs w:val="22"/>
           <w:highlight w:val="none"/>
-          <w:lang w:val="en-IE"/>
         </w:rPr>
       </w:r>
     </w:p>
     <w:p>
       <w:pPr>
-        <w:pStyle w:val="991"/>
+        <w:pStyle w:val="994"/>
         <w:numPr>
           <w:ilvl w:val="0"/>
           <w:numId w:val="4"/>
@@ -765,50 +854,54 @@
         <w:pBdr/>
         <w:spacing w:line="360" w:lineRule="auto"/>
         <w:ind/>
+        <w:jc w:val="both"/>
         <w:rPr>
+          <w:rFonts w:ascii="Calibri" w:hAnsi="Calibri" w:cs="Calibri"/>
           <w:sz w:val="22"/>
           <w:szCs w:val="22"/>
           <w:highlight w:val="none"/>
-          <w:lang w:val="en-IE"/>
         </w:rPr>
       </w:pPr>
       <w:r>
         <w:rPr>
+          <w:rFonts w:ascii="Calibri" w:hAnsi="Calibri" w:eastAsia="Calibri" w:cs="Calibri"/>
           <w:sz w:val="22"/>
           <w:szCs w:val="22"/>
           <w:highlight w:val="none"/>
-          <w:lang w:val="en-IE" w:bidi="en-IE"/>
+          <w:lang w:val="en-US" w:bidi="en-US"/>
         </w:rPr>
       </w:r>
       <w:r>
         <w:rPr>
+          <w:rFonts w:ascii="Calibri" w:hAnsi="Calibri" w:eastAsia="Calibri" w:cs="Calibri"/>
           <w:sz w:val="22"/>
           <w:szCs w:val="22"/>
           <w:highlight w:val="none"/>
-          <w:lang w:val="en-IE"/>
+          <w:lang w:val="en-US"/>
         </w:rPr>
         <w:t xml:space="preserve">Political Instability after 1998</w:t>
       </w:r>
       <w:r>
         <w:rPr>
+          <w:rFonts w:ascii="Calibri" w:hAnsi="Calibri" w:eastAsia="Calibri" w:cs="Calibri"/>
           <w:sz w:val="22"/>
           <w:szCs w:val="22"/>
           <w:highlight w:val="none"/>
-          <w:lang w:val="en-IE"/>
+          <w:lang w:val="en-US"/>
         </w:rPr>
       </w:r>
       <w:r>
         <w:rPr>
+          <w:rFonts w:ascii="Calibri" w:hAnsi="Calibri" w:eastAsia="Calibri" w:cs="Calibri"/>
           <w:sz w:val="22"/>
           <w:szCs w:val="22"/>
           <w:highlight w:val="none"/>
-          <w:lang w:val="en-IE"/>
         </w:rPr>
       </w:r>
     </w:p>
     <w:p>
       <w:pPr>
-        <w:pStyle w:val="991"/>
+        <w:pStyle w:val="994"/>
         <w:numPr>
           <w:ilvl w:val="0"/>
           <w:numId w:val="4"/>
@@ -816,88 +909,447 @@
         <w:pBdr/>
         <w:spacing w:line="360" w:lineRule="auto"/>
         <w:ind/>
+        <w:jc w:val="both"/>
         <w:rPr>
+          <w:rFonts w:ascii="Calibri" w:hAnsi="Calibri" w:cs="Calibri"/>
           <w:sz w:val="22"/>
           <w:szCs w:val="22"/>
           <w:highlight w:val="none"/>
-          <w:lang w:val="en-IE"/>
         </w:rPr>
       </w:pPr>
       <w:r>
         <w:rPr>
+          <w:rFonts w:ascii="Calibri" w:hAnsi="Calibri" w:eastAsia="Calibri" w:cs="Calibri"/>
           <w:sz w:val="22"/>
           <w:szCs w:val="22"/>
           <w:highlight w:val="none"/>
-          <w:lang w:val="en-IE"/>
+          <w:lang w:val="en-US"/>
         </w:rPr>
         <w:t xml:space="preserve">Evaluatio</w:t>
       </w:r>
       <w:r>
         <w:rPr>
+          <w:rFonts w:ascii="Calibri" w:hAnsi="Calibri" w:eastAsia="Calibri" w:cs="Calibri"/>
           <w:sz w:val="22"/>
           <w:szCs w:val="22"/>
           <w:highlight w:val="none"/>
-          <w:lang w:val="en-IE"/>
+          <w:lang w:val="en-US"/>
         </w:rPr>
         <w:t xml:space="preserve">n</w:t>
       </w:r>
       <w:r>
         <w:rPr>
+          <w:rFonts w:ascii="Calibri" w:hAnsi="Calibri" w:eastAsia="Calibri" w:cs="Calibri"/>
           <w:sz w:val="22"/>
           <w:szCs w:val="22"/>
           <w:highlight w:val="none"/>
-          <w:lang w:val="en-IE"/>
+          <w:lang w:val="en-US"/>
         </w:rPr>
       </w:r>
       <w:r>
         <w:rPr>
+          <w:rFonts w:ascii="Calibri" w:hAnsi="Calibri" w:eastAsia="Calibri" w:cs="Calibri"/>
           <w:sz w:val="22"/>
           <w:szCs w:val="22"/>
           <w:highlight w:val="none"/>
-          <w:lang w:val="en-IE"/>
         </w:rPr>
       </w:r>
     </w:p>
     <w:p>
       <w:pPr>
         <w:pBdr/>
-        <w:spacing/>
-        <w:ind/>
+        <w:spacing w:line="360" w:lineRule="auto"/>
+        <w:ind/>
+        <w:jc w:val="both"/>
         <w:rPr>
+          <w:rFonts w:ascii="Calibri" w:hAnsi="Calibri" w:cs="Calibri"/>
           <w:sz w:val="22"/>
           <w:szCs w:val="22"/>
           <w:highlight w:val="none"/>
-          <w:lang w:val="en-IE"/>
         </w:rPr>
       </w:pPr>
       <w:r>
         <w:rPr>
+          <w:rFonts w:ascii="Calibri" w:hAnsi="Calibri" w:eastAsia="Calibri" w:cs="Calibri"/>
           <w:sz w:val="22"/>
           <w:szCs w:val="22"/>
           <w:highlight w:val="none"/>
-          <w:lang w:val="en-IE"/>
+          <w:lang w:val="en-US"/>
         </w:rPr>
         <w:br w:type="page" w:clear="all"/>
       </w:r>
       <w:r>
         <w:rPr>
+          <w:rFonts w:ascii="Calibri" w:hAnsi="Calibri" w:eastAsia="Calibri" w:cs="Calibri"/>
           <w:sz w:val="22"/>
           <w:szCs w:val="22"/>
           <w:highlight w:val="none"/>
-          <w:lang w:val="en-IE"/>
+          <w:lang w:val="en-US"/>
         </w:rPr>
       </w:r>
       <w:r>
         <w:rPr>
+          <w:rFonts w:ascii="Calibri" w:hAnsi="Calibri" w:eastAsia="Calibri" w:cs="Calibri"/>
           <w:sz w:val="22"/>
           <w:szCs w:val="22"/>
           <w:highlight w:val="none"/>
-          <w:lang w:val="en-IE"/>
         </w:rPr>
       </w:r>
     </w:p>
     <w:p>
       <w:pPr>
+        <w:pStyle w:val="952"/>
+        <w:pBdr/>
+        <w:spacing w:line="360" w:lineRule="auto"/>
+        <w:ind/>
+        <w:jc w:val="both"/>
+        <w:rPr>
+          <w:rFonts w:ascii="Calibri" w:hAnsi="Calibri" w:cs="Calibri"/>
+          <w:sz w:val="22"/>
+          <w:szCs w:val="22"/>
+          <w:highlight w:val="none"/>
+        </w:rPr>
+      </w:pPr>
+      <w:r>
+        <w:rPr>
+          <w:rFonts w:ascii="Calibri" w:hAnsi="Calibri" w:eastAsia="Calibri" w:cs="Calibri"/>
+          <w:sz w:val="22"/>
+          <w:szCs w:val="22"/>
+          <w:highlight w:val="none"/>
+          <w:lang w:val="en-US"/>
+        </w:rPr>
+        <w:t xml:space="preserve">Introduction</w:t>
+      </w:r>
+      <w:r>
+        <w:rPr>
+          <w:rFonts w:ascii="Calibri" w:hAnsi="Calibri" w:eastAsia="Calibri" w:cs="Calibri"/>
+          <w:sz w:val="22"/>
+          <w:szCs w:val="22"/>
+          <w:highlight w:val="none"/>
+          <w:lang w:val="en-US"/>
+        </w:rPr>
+      </w:r>
+      <w:r>
+        <w:rPr>
+          <w:rFonts w:ascii="Calibri" w:hAnsi="Calibri" w:eastAsia="Calibri" w:cs="Calibri"/>
+          <w:sz w:val="22"/>
+          <w:szCs w:val="22"/>
+          <w:highlight w:val="none"/>
+        </w:rPr>
+      </w:r>
+    </w:p>
+    <w:p>
+      <w:pPr>
+        <w:pBdr/>
+        <w:tabs>
+          <w:tab w:val="left" w:leader="none" w:pos="2642"/>
+        </w:tabs>
+        <w:spacing w:line="360" w:lineRule="auto"/>
+        <w:ind/>
+        <w:jc w:val="both"/>
+        <w:rPr>
+          <w:rFonts w:ascii="Calibri" w:hAnsi="Calibri" w:cs="Calibri"/>
+          <w:sz w:val="22"/>
+          <w:szCs w:val="22"/>
+        </w:rPr>
+      </w:pPr>
+      <w:r>
+        <w:rPr>
+          <w:rFonts w:ascii="Calibri" w:hAnsi="Calibri" w:eastAsia="Calibri" w:cs="Calibri"/>
+          <w:sz w:val="22"/>
+          <w:szCs w:val="22"/>
+          <w:highlight w:val="none"/>
+          <w:lang w:val="en-US" w:bidi="en-US"/>
+        </w:rPr>
+      </w:r>
+      <w:r>
+        <w:rPr>
+          <w:rFonts w:ascii="Calibri" w:hAnsi="Calibri" w:eastAsia="Calibri" w:cs="Calibri"/>
+          <w:sz w:val="22"/>
+          <w:szCs w:val="22"/>
+          <w:lang w:val="en-US"/>
+        </w:rPr>
+        <w:t xml:space="preserve">As a Topic for our Study the English-Irish Conflict was chosen. After </w:t>
+      </w:r>
+      <w:r>
+        <w:rPr>
+          <w:rFonts w:ascii="Calibri" w:hAnsi="Calibri" w:eastAsia="Calibri" w:cs="Calibri"/>
+          <w:sz w:val="22"/>
+          <w:szCs w:val="22"/>
+          <w:lang w:val="en-US"/>
+        </w:rPr>
+        <w:t xml:space="preserve">obtaining a rough overview about the topic, the realization that we would never be able to cover the whole conflict came to us quickly. We instead decided to focus our investigation on the Good-Friday Agreement and the developments immediately prior to it.</w:t>
+      </w:r>
+      <w:r>
+        <w:rPr>
+          <w:rFonts w:ascii="Calibri" w:hAnsi="Calibri" w:eastAsia="Calibri" w:cs="Calibri"/>
+          <w:sz w:val="22"/>
+          <w:szCs w:val="22"/>
+          <w:lang w:val="en-US"/>
+        </w:rPr>
+      </w:r>
+      <w:r>
+        <w:rPr>
+          <w:rFonts w:ascii="Calibri" w:hAnsi="Calibri" w:eastAsia="Calibri" w:cs="Calibri"/>
+          <w:sz w:val="22"/>
+          <w:szCs w:val="22"/>
+        </w:rPr>
+      </w:r>
+    </w:p>
+    <w:p>
+      <w:pPr>
+        <w:pStyle w:val="952"/>
+        <w:pBdr/>
+        <w:spacing w:line="360" w:lineRule="auto"/>
+        <w:ind/>
+        <w:jc w:val="both"/>
+        <w:rPr>
+          <w:rFonts w:ascii="Calibri" w:hAnsi="Calibri" w:cs="Calibri"/>
+          <w:sz w:val="22"/>
+          <w:szCs w:val="22"/>
+        </w:rPr>
+      </w:pPr>
+      <w:r>
+        <w:rPr>
+          <w:rFonts w:ascii="Calibri" w:hAnsi="Calibri" w:eastAsia="Calibri" w:cs="Calibri"/>
+          <w:sz w:val="22"/>
+          <w:szCs w:val="22"/>
+          <w:lang w:val="en-US"/>
+        </w:rPr>
+        <w:t xml:space="preserve">Origin of the Conflict
+</w:t>
+      </w:r>
+      <w:r>
+        <w:rPr>
+          <w:rFonts w:ascii="Calibri" w:hAnsi="Calibri" w:eastAsia="Calibri" w:cs="Calibri"/>
+          <w:sz w:val="22"/>
+          <w:szCs w:val="22"/>
+          <w:lang w:val="en-US"/>
+        </w:rPr>
+      </w:r>
+      <w:r>
+        <w:rPr>
+          <w:rFonts w:ascii="Calibri" w:hAnsi="Calibri" w:eastAsia="Calibri" w:cs="Calibri"/>
+          <w:sz w:val="22"/>
+          <w:szCs w:val="22"/>
+        </w:rPr>
+      </w:r>
+    </w:p>
+    <w:p>
+      <w:pPr>
+        <w:pBdr/>
+        <w:spacing w:line="360" w:lineRule="auto"/>
+        <w:ind/>
+        <w:jc w:val="both"/>
+        <w:rPr>
+          <w:rFonts w:ascii="Calibri" w:hAnsi="Calibri" w:cs="Calibri"/>
+          <w:sz w:val="22"/>
+          <w:szCs w:val="22"/>
+          <w:highlight w:val="none"/>
+        </w:rPr>
+      </w:pPr>
+      <w:r>
+        <w:rPr>
+          <w:rFonts w:ascii="Calibri" w:hAnsi="Calibri" w:eastAsia="Calibri" w:cs="Calibri"/>
+          <w:sz w:val="22"/>
+          <w:szCs w:val="22"/>
+          <w:lang w:val="en-US"/>
+        </w:rPr>
+        <w:t xml:space="preserve">In 1921 the Isle of Ireland was split into two parts. The southern part, which formed the </w:t>
+      </w:r>
+      <w:r>
+        <w:rPr>
+          <w:rFonts w:ascii="Calibri" w:hAnsi="Calibri" w:eastAsia="Calibri" w:cs="Calibri"/>
+          <w:sz w:val="22"/>
+          <w:szCs w:val="22"/>
+        </w:rPr>
+        <w:t xml:space="preserve">independent ‘Republic of Ireland’, and the northern part which stayed part of the United Kingdom under the name ‘Northern Ireland’. From the beginning on, Northern Ireland wa</w:t>
+      </w:r>
+      <w:r>
+        <w:rPr>
+          <w:rFonts w:ascii="Calibri" w:hAnsi="Calibri" w:eastAsia="Calibri" w:cs="Calibri"/>
+          <w:sz w:val="22"/>
+          <w:szCs w:val="22"/>
+        </w:rPr>
+        <w:t xml:space="preserve">s inhabited by two different groups of people, Nationalists (mostly Catholics) and Unionists (mostly Protestants), with the Unionists advocating for staying a part of the United Kingdom, and the Nationalists for becoming a part of the Republic of Ireland. </w:t>
+        <w:br/>
+      </w:r>
+      <w:r>
+        <w:rPr>
+          <w:rFonts w:ascii="Calibri" w:hAnsi="Calibri" w:eastAsia="Calibri" w:cs="Calibri"/>
+          <w:sz w:val="22"/>
+          <w:szCs w:val="22"/>
+        </w:rPr>
+        <w:t xml:space="preserve">Because Northern Ireland was designed to have a</w:t>
+      </w:r>
+      <w:r>
+        <w:rPr>
+          <w:rFonts w:ascii="Calibri" w:hAnsi="Calibri" w:eastAsia="Calibri" w:cs="Calibri"/>
+          <w:sz w:val="22"/>
+          <w:szCs w:val="22"/>
+        </w:rPr>
+        <w:t xml:space="preserve"> permanent Unionist majority, the government system became heavily biased. For decades, the Catholic minority faced systemic discrimination in multiple areas, mainly in voting, housing and jobs. Many employers openly refused to hire Catholics, leading to b</w:t>
+      </w:r>
+      <w:r>
+        <w:rPr>
+          <w:rFonts w:ascii="Calibri" w:hAnsi="Calibri" w:eastAsia="Calibri" w:cs="Calibri"/>
+          <w:sz w:val="22"/>
+          <w:szCs w:val="22"/>
+        </w:rPr>
+        <w:t xml:space="preserve">ig gap in wealth between the Nationalist and Unionist population. This poverty prevented many Catholics from owning houses, which was required to be eligible to vote in national elections, thus manipulating the election results in favor of the Unionists.</w:t>
+      </w:r>
+      <w:r>
+        <w:rPr>
+          <w:rFonts w:ascii="Calibri" w:hAnsi="Calibri" w:eastAsia="Calibri" w:cs="Calibri"/>
+          <w:sz w:val="22"/>
+          <w:szCs w:val="22"/>
+        </w:rPr>
+        <w:t xml:space="preserve"> </w:t>
+      </w:r>
+      <w:r>
+        <w:rPr>
+          <w:rFonts w:ascii="Calibri" w:hAnsi="Calibri" w:eastAsia="Calibri" w:cs="Calibri"/>
+          <w:sz w:val="22"/>
+          <w:szCs w:val="22"/>
+        </w:rPr>
+      </w:r>
+      <w:r>
+        <w:rPr>
+          <w:rFonts w:ascii="Calibri" w:hAnsi="Calibri" w:eastAsia="Calibri" w:cs="Calibri"/>
+          <w:sz w:val="22"/>
+          <w:szCs w:val="22"/>
+          <w:highlight w:val="none"/>
+        </w:rPr>
+      </w:r>
+    </w:p>
+    <w:p>
+      <w:pPr>
+        <w:pBdr/>
+        <w:spacing w:line="360" w:lineRule="auto"/>
+        <w:ind/>
+        <w:jc w:val="both"/>
+        <w:rPr>
+          <w:rFonts w:ascii="Calibri" w:hAnsi="Calibri" w:cs="Calibri"/>
+          <w:sz w:val="22"/>
+          <w:szCs w:val="22"/>
+          <w:highlight w:val="none"/>
+        </w:rPr>
+      </w:pPr>
+      <w:r>
+        <w:rPr>
+          <w:rFonts w:ascii="Calibri" w:hAnsi="Calibri" w:eastAsia="Calibri" w:cs="Calibri"/>
+          <w:sz w:val="22"/>
+          <w:szCs w:val="22"/>
+          <w:highlight w:val="none"/>
+        </w:rPr>
+        <w:t xml:space="preserve">These circumstances eventually lead to the formation of the ‘Northern Ireland Civil Rights Association’ (NICRA) April 1967 in Belfast, an organization tha</w:t>
+      </w:r>
+      <w:r>
+        <w:rPr>
+          <w:rFonts w:ascii="Calibri" w:hAnsi="Calibri" w:eastAsia="Calibri" w:cs="Calibri"/>
+          <w:sz w:val="22"/>
+          <w:szCs w:val="22"/>
+          <w:highlight w:val="none"/>
+        </w:rPr>
+        <w:t xml:space="preserve">t organized mostly peaceful protests, advocating for a new ‘One man, one vote’-law, meaning that everyone, not just property owners should be allowed to vote, and less discrimination across all areas. These mostly peaceful protests were met by disproportio</w:t>
+      </w:r>
+      <w:r>
+        <w:rPr>
+          <w:rFonts w:ascii="Calibri" w:hAnsi="Calibri" w:eastAsia="Calibri" w:cs="Calibri"/>
+          <w:sz w:val="22"/>
+          <w:szCs w:val="22"/>
+          <w:highlight w:val="none"/>
+        </w:rPr>
+        <w:t xml:space="preserve">nate police violence. This lead to the peaceful protests quickly spiraling into more violent street battles, eventually resulting in the famous armed conflict between the British army and paramilitary groups, such as the IRA, commonly called ‘The Troubles’.</w:t>
+      </w:r>
+      <w:r>
+        <w:rPr>
+          <w:rFonts w:ascii="Calibri" w:hAnsi="Calibri" w:eastAsia="Calibri" w:cs="Calibri"/>
+          <w:sz w:val="22"/>
+          <w:szCs w:val="22"/>
+        </w:rPr>
+      </w:r>
+      <w:r>
+        <w:rPr>
+          <w:rFonts w:ascii="Calibri" w:hAnsi="Calibri" w:eastAsia="Calibri" w:cs="Calibri"/>
+          <w:sz w:val="22"/>
+          <w:szCs w:val="22"/>
+          <w:highlight w:val="none"/>
+        </w:rPr>
+      </w:r>
+    </w:p>
+    <w:p>
+      <w:pPr>
+        <w:pBdr/>
+        <w:spacing w:line="360" w:lineRule="auto"/>
+        <w:ind/>
+        <w:jc w:val="both"/>
+        <w:rPr>
+          <w:rFonts w:ascii="Calibri" w:hAnsi="Calibri" w:cs="Calibri"/>
+          <w:sz w:val="22"/>
+          <w:szCs w:val="22"/>
+        </w:rPr>
+      </w:pPr>
+      <w:r>
+        <w:rPr>
+          <w:rFonts w:ascii="Calibri" w:hAnsi="Calibri" w:eastAsia="Calibri" w:cs="Calibri"/>
+          <w:sz w:val="22"/>
+          <w:szCs w:val="22"/>
+        </w:rPr>
+        <w:t xml:space="preserve">This conflict was eventually ended by an agreement referred to as the ‘Good Friday Agreement’ or ‘Belfast Agreement’, signed on April 10, 1998.</w:t>
+      </w:r>
+      <w:r>
+        <w:rPr>
+          <w:rFonts w:ascii="Calibri" w:hAnsi="Calibri" w:eastAsia="Calibri" w:cs="Calibri"/>
+          <w:sz w:val="22"/>
+          <w:szCs w:val="22"/>
+        </w:rPr>
+      </w:r>
+      <w:r>
+        <w:rPr>
+          <w:rFonts w:ascii="Calibri" w:hAnsi="Calibri" w:eastAsia="Calibri" w:cs="Calibri"/>
+          <w:sz w:val="22"/>
+          <w:szCs w:val="22"/>
+        </w:rPr>
+      </w:r>
+    </w:p>
+    <w:p>
+      <w:pPr>
+        <w:pStyle w:val="952"/>
+        <w:pBdr/>
+        <w:spacing/>
+        <w:ind/>
+        <w:rPr>
+          <w:rFonts w:ascii="Calibri" w:hAnsi="Calibri" w:cs="Calibri"/>
+          <w:sz w:val="22"/>
+          <w:szCs w:val="22"/>
+        </w:rPr>
+      </w:pPr>
+      <w:r>
+        <w:rPr>
+          <w:rFonts w:ascii="Calibri" w:hAnsi="Calibri" w:eastAsia="Calibri" w:cs="Calibri"/>
+          <w:sz w:val="22"/>
+          <w:szCs w:val="22"/>
+        </w:rPr>
+        <w:t xml:space="preserve">Scope of the study </w:t>
+      </w:r>
+      <w:r>
+        <w:rPr>
+          <w:rFonts w:ascii="Calibri" w:hAnsi="Calibri" w:eastAsia="Calibri" w:cs="Calibri"/>
+          <w:sz w:val="22"/>
+          <w:szCs w:val="22"/>
+        </w:rPr>
+      </w:r>
+      <w:r>
+        <w:rPr>
+          <w:rFonts w:ascii="Calibri" w:hAnsi="Calibri" w:eastAsia="Calibri" w:cs="Calibri"/>
+          <w:sz w:val="22"/>
+          <w:szCs w:val="22"/>
+        </w:rPr>
+      </w:r>
+    </w:p>
+    <w:p>
+      <w:pPr>
         <w:pBdr/>
         <w:tabs>
           <w:tab w:val="left" w:leader="none" w:pos="5830"/>
@@ -906,90 +1358,229 @@
         <w:ind/>
         <w:jc w:val="both"/>
         <w:rPr>
-          <w:rFonts w:ascii="Arial" w:hAnsi="Arial" w:cs="Arial"/>
-          <w:highlight w:val="none"/>
+          <w:rFonts w:ascii="Calibri" w:hAnsi="Calibri" w:cs="Calibri"/>
+          <w:sz w:val="22"/>
+          <w:szCs w:val="22"/>
         </w:rPr>
       </w:pPr>
       <w:r>
         <w:rPr>
-          <w:rFonts w:ascii="Arial" w:hAnsi="Arial" w:eastAsia="Arial" w:cs="Arial"/>
+          <w:rFonts w:ascii="Calibri" w:hAnsi="Calibri" w:eastAsia="Calibri" w:cs="Calibri"/>
           <w:sz w:val="22"/>
           <w:szCs w:val="22"/>
           <w:highlight w:val="none"/>
-          <w:lang w:val="en-IE" w:bidi="en-IE"/>
+          <w:lang w:val="en-US" w:bidi="en-US"/>
         </w:rPr>
       </w:r>
       <w:r>
         <w:rPr>
-          <w:rFonts w:ascii="Arial" w:hAnsi="Arial" w:eastAsia="Arial" w:cs="Arial"/>
-          <w:lang w:val="en-IE"/>
+          <w:rFonts w:ascii="Calibri" w:hAnsi="Calibri" w:eastAsia="Calibri" w:cs="Calibri"/>
+          <w:sz w:val="22"/>
+          <w:szCs w:val="22"/>
+          <w:lang w:val="en-US"/>
         </w:rPr>
         <w:t xml:space="preserve">T</w:t>
       </w:r>
       <w:r>
         <w:rPr>
-          <w:rFonts w:ascii="Arial" w:hAnsi="Arial" w:eastAsia="Arial" w:cs="Arial"/>
-          <w:lang w:val="en-IE"/>
+          <w:rFonts w:ascii="Calibri" w:hAnsi="Calibri" w:eastAsia="Calibri" w:cs="Calibri"/>
+          <w:sz w:val="22"/>
+          <w:szCs w:val="22"/>
+          <w:lang w:val="en-US"/>
         </w:rPr>
-        <w:t xml:space="preserve">he central research interest of this study lies in determening whether the Good Friday Agreement represents a lasting peace or merely a temporary solution. In order to maintain a strict historical focus and meet the requirements of a 5.PK-</w:t>
+        <w:t xml:space="preserve">he central research interest of this study lies in deter</w:t>
       </w:r>
       <w:r>
         <w:rPr>
-          <w:rFonts w:ascii="Arial" w:hAnsi="Arial" w:eastAsia="Arial" w:cs="Arial"/>
-          <w:lang w:val="en-IE"/>
+          <w:rFonts w:ascii="Calibri" w:hAnsi="Calibri" w:eastAsia="Calibri" w:cs="Calibri"/>
+          <w:sz w:val="22"/>
+          <w:szCs w:val="22"/>
+          <w:lang w:val="en-US"/>
+        </w:rPr>
+        <w:t xml:space="preserve">mi</w:t>
+      </w:r>
+      <w:r>
+        <w:rPr>
+          <w:rFonts w:ascii="Calibri" w:hAnsi="Calibri" w:eastAsia="Calibri" w:cs="Calibri"/>
+          <w:sz w:val="22"/>
+          <w:szCs w:val="22"/>
+          <w:lang w:val="en-US"/>
+        </w:rPr>
+        <w:t xml:space="preserve">ning whether the Good Friday Agreement represents a lasting peace or merely a temporary solution. In line with this interest, the leading question ‘The Good Friday Agreement – sustainable peace or temporary solution?’ was chosen. </w:t>
+      </w:r>
+      <w:r>
+        <w:rPr>
+          <w:rFonts w:ascii="Calibri" w:hAnsi="Calibri" w:eastAsia="Calibri" w:cs="Calibri"/>
+          <w:sz w:val="22"/>
+          <w:szCs w:val="22"/>
+          <w:highlight w:val="none"/>
+          <w:lang w:val="en-US"/>
+        </w:rPr>
+      </w:r>
+      <w:r>
+        <w:rPr>
+          <w:rFonts w:ascii="Calibri" w:hAnsi="Calibri" w:eastAsia="Calibri" w:cs="Calibri"/>
+          <w:sz w:val="22"/>
+          <w:szCs w:val="22"/>
+        </w:rPr>
+      </w:r>
+    </w:p>
+    <w:p>
+      <w:pPr>
+        <w:pBdr/>
+        <w:tabs>
+          <w:tab w:val="left" w:leader="none" w:pos="5830"/>
+        </w:tabs>
+        <w:spacing w:line="360" w:lineRule="auto"/>
+        <w:ind/>
+        <w:jc w:val="both"/>
+        <w:rPr>
+          <w:rFonts w:ascii="Calibri" w:hAnsi="Calibri" w:cs="Calibri"/>
+          <w:sz w:val="22"/>
+          <w:szCs w:val="22"/>
+          <w:highlight w:val="none"/>
+        </w:rPr>
+      </w:pPr>
+      <w:r>
+        <w:rPr>
+          <w:rFonts w:ascii="Calibri" w:hAnsi="Calibri" w:eastAsia="Calibri" w:cs="Calibri"/>
+          <w:sz w:val="22"/>
+          <w:szCs w:val="22"/>
+          <w:lang w:val="en-US"/>
+        </w:rPr>
+        <w:t xml:space="preserve">In order to maintain a strict historical focus and meet the requirements of a 5.PK-</w:t>
+      </w:r>
+      <w:r>
+        <w:rPr>
+          <w:rFonts w:ascii="Calibri" w:hAnsi="Calibri" w:eastAsia="Calibri" w:cs="Calibri"/>
+          <w:sz w:val="22"/>
+          <w:szCs w:val="22"/>
+          <w:lang w:val="en-US"/>
         </w:rPr>
         <w:t xml:space="preserve">presentation, the main topic is strictly limited to developments immediately prior to the 1998 agreement, with the historical background of the ‘Troubles’ serving as necessary background informa</w:t>
       </w:r>
       <w:r>
         <w:rPr>
-          <w:rFonts w:ascii="Arial" w:hAnsi="Arial" w:eastAsia="Arial" w:cs="Arial"/>
-          <w:lang w:val="en-IE"/>
+          <w:rFonts w:ascii="Calibri" w:hAnsi="Calibri" w:eastAsia="Calibri" w:cs="Calibri"/>
+          <w:sz w:val="22"/>
+          <w:szCs w:val="22"/>
+          <w:lang w:val="en-US"/>
         </w:rPr>
         <w:t xml:space="preserve">tion. This specific focus was chosen to cover the most controversial turning point of the English-Irish Conflict, while not facilitation the problem of possible justification of politically motivated violence. Developments after the signing are used exclus</w:t>
       </w:r>
       <w:r>
         <w:rPr>
-          <w:rFonts w:ascii="Arial" w:hAnsi="Arial" w:eastAsia="Arial" w:cs="Arial"/>
-          <w:lang w:val="en-IE"/>
+          <w:rFonts w:ascii="Calibri" w:hAnsi="Calibri" w:eastAsia="Calibri" w:cs="Calibri"/>
+          <w:sz w:val="22"/>
+          <w:szCs w:val="22"/>
+          <w:lang w:val="en-US"/>
         </w:rPr>
         <w:t xml:space="preserve">i</w:t>
       </w:r>
       <w:r>
         <w:rPr>
-          <w:rFonts w:ascii="Arial" w:hAnsi="Arial" w:eastAsia="Arial" w:cs="Arial"/>
-          <w:lang w:val="en-IE"/>
+          <w:rFonts w:ascii="Calibri" w:hAnsi="Calibri" w:eastAsia="Calibri" w:cs="Calibri"/>
+          <w:sz w:val="22"/>
+          <w:szCs w:val="22"/>
+          <w:lang w:val="en-US"/>
         </w:rPr>
         <w:t xml:space="preserve">vely to test the existing thesis, ensuring that the analysis (AFB II) focuses on the structural integrity of the agreement itself and does not drift off into political commentary. This ensures that the study is able to meet standards of all of the requir</w:t>
       </w:r>
       <w:r>
         <w:rPr>
-          <w:rFonts w:ascii="Arial" w:hAnsi="Arial" w:eastAsia="Arial" w:cs="Arial"/>
-          <w:lang w:val="en-IE"/>
+          <w:rFonts w:ascii="Calibri" w:hAnsi="Calibri" w:eastAsia="Calibri" w:cs="Calibri"/>
+          <w:sz w:val="22"/>
+          <w:szCs w:val="22"/>
+          <w:lang w:val="en-US"/>
         </w:rPr>
-        <w:t xml:space="preserve">ement areas by avoiding a simple timeline/list of historical events and instead focusing on a criteria-oriented analysis of the historical turningpoint.</w:t>
+        <w:t xml:space="preserve">ement areas by avoiding a simple timeline/list of historical events and instead focusing on a criteria-oriented analysis of the historical turning</w:t>
       </w:r>
       <w:r>
         <w:rPr>
-          <w:rFonts w:ascii="Arial" w:hAnsi="Arial" w:eastAsia="Arial" w:cs="Arial"/>
-          <w:lang w:val="en-IE"/>
+          <w:rFonts w:ascii="Calibri" w:hAnsi="Calibri" w:eastAsia="Calibri" w:cs="Calibri"/>
+          <w:sz w:val="22"/>
+          <w:szCs w:val="22"/>
+          <w:lang w:val="en-US"/>
         </w:rPr>
         <w:t xml:space="preserve"> </w:t>
       </w:r>
       <w:r>
         <w:rPr>
-          <w:rFonts w:ascii="Arial" w:hAnsi="Arial" w:eastAsia="Arial" w:cs="Arial"/>
-          <w:highlight w:val="none"/>
+          <w:rFonts w:ascii="Calibri" w:hAnsi="Calibri" w:eastAsia="Calibri" w:cs="Calibri"/>
+          <w:sz w:val="22"/>
+          <w:szCs w:val="22"/>
+          <w:lang w:val="en-US"/>
+        </w:rPr>
+        <w:t xml:space="preserve">point.</w:t>
+      </w:r>
+      <w:r>
+        <w:rPr>
+          <w:rFonts w:ascii="Calibri" w:hAnsi="Calibri" w:eastAsia="Calibri" w:cs="Calibri"/>
+          <w:sz w:val="22"/>
+          <w:szCs w:val="22"/>
+          <w:lang w:val="en-US"/>
+        </w:rPr>
+        <w:t xml:space="preserve"> </w:t>
+      </w:r>
+      <w:r>
+        <w:rPr>
+          <w:rFonts w:ascii="Calibri" w:hAnsi="Calibri" w:eastAsia="Calibri" w:cs="Calibri"/>
+          <w:sz w:val="22"/>
+          <w:szCs w:val="22"/>
         </w:rPr>
       </w:r>
       <w:r>
         <w:rPr>
-          <w:rFonts w:ascii="Arial" w:hAnsi="Arial" w:cs="Arial"/>
+          <w:rFonts w:ascii="Calibri" w:hAnsi="Calibri" w:eastAsia="Calibri" w:cs="Calibri"/>
+          <w:sz w:val="22"/>
+          <w:szCs w:val="22"/>
           <w:highlight w:val="none"/>
         </w:rPr>
       </w:r>
     </w:p>
     <w:p>
       <w:pPr>
+        <w:pStyle w:val="952"/>
+        <w:pBdr/>
+        <w:spacing/>
+        <w:ind/>
+        <w:rPr>
+          <w:rFonts w:ascii="Calibri" w:hAnsi="Calibri" w:cs="Calibri"/>
+          <w:sz w:val="22"/>
+          <w:szCs w:val="22"/>
+          <w:highlight w:val="none"/>
+        </w:rPr>
+      </w:pPr>
+      <w:r>
+        <w:rPr>
+          <w:rFonts w:ascii="Calibri" w:hAnsi="Calibri" w:eastAsia="Calibri" w:cs="Calibri"/>
+          <w:sz w:val="22"/>
+          <w:szCs w:val="22"/>
+          <w:highlight w:val="none"/>
+          <w:lang w:val="en-US" w:bidi="en-US"/>
+        </w:rPr>
+      </w:r>
+      <w:r>
+        <w:rPr>
+          <w:rFonts w:ascii="Calibri" w:hAnsi="Calibri" w:eastAsia="Calibri" w:cs="Calibri"/>
+          <w:sz w:val="22"/>
+          <w:szCs w:val="22"/>
+          <w:highlight w:val="none"/>
+          <w:lang w:val="en-US"/>
+        </w:rPr>
+        <w:t xml:space="preserve">Approach of the Study</w:t>
+      </w:r>
+      <w:r>
+        <w:rPr>
+          <w:rFonts w:ascii="Calibri" w:hAnsi="Calibri" w:eastAsia="Calibri" w:cs="Calibri"/>
+          <w:sz w:val="22"/>
+          <w:szCs w:val="22"/>
+          <w:highlight w:val="none"/>
+        </w:rPr>
+      </w:r>
+    </w:p>
+    <w:p>
+      <w:pPr>
         <w:pBdr/>
         <w:shd w:val="clear" w:color="ffffff" w:themeColor="background1" w:fill="ffffff" w:themeFill="background1"/>
         <w:tabs>
@@ -999,54 +1590,442 @@
         <w:ind/>
         <w:jc w:val="both"/>
         <w:rPr>
-          <w:rFonts w:ascii="Arial" w:hAnsi="Arial" w:cs="Arial"/>
+          <w:rFonts w:ascii="Calibri" w:hAnsi="Calibri" w:eastAsia="Calibri" w:cs="Calibri"/>
           <w:sz w:val="22"/>
           <w:szCs w:val="22"/>
           <w:highlight w:val="none"/>
+          <w:lang w:val="en-US"/>
         </w:rPr>
       </w:pPr>
       <w:r>
         <w:rPr>
-          <w:rFonts w:ascii="Arial" w:hAnsi="Arial" w:eastAsia="Arial" w:cs="Arial"/>
+          <w:rFonts w:ascii="Calibri" w:hAnsi="Calibri" w:eastAsia="Calibri" w:cs="Calibri"/>
+          <w:sz w:val="22"/>
+          <w:szCs w:val="22"/>
           <w:highlight w:val="none"/>
-          <w:lang w:val="en-IE" w:bidi="en-IE"/>
+          <w:lang w:val="en-US" w:bidi="en-US"/>
         </w:rPr>
       </w:r>
       <w:r>
         <w:rPr>
-          <w:rFonts w:ascii="Arial" w:hAnsi="Arial" w:eastAsia="Arial" w:cs="Arial"/>
+          <w:rFonts w:ascii="Calibri" w:hAnsi="Calibri" w:eastAsia="Calibri" w:cs="Calibri"/>
+          <w:sz w:val="22"/>
+          <w:szCs w:val="22"/>
           <w:highlight w:val="none"/>
-          <w:lang w:val="en-IE" w:bidi="en-IE"/>
+          <w:lang w:val="en-US" w:bidi="en-IE"/>
         </w:rPr>
         <w:t xml:space="preserve">The study uses a multi-perspective approach by examining the conflict from both a historical and social standpoint. This results in the analysis of the primary tension during the negotiation process: the urgent need to end immediate violence versus</w:t>
       </w:r>
       <w:r>
         <w:rPr>
-          <w:rFonts w:ascii="Arial" w:hAnsi="Arial" w:eastAsia="Arial" w:cs="Arial"/>
+          <w:rFonts w:ascii="Calibri" w:hAnsi="Calibri" w:eastAsia="Calibri" w:cs="Calibri"/>
+          <w:sz w:val="22"/>
+          <w:szCs w:val="22"/>
           <w:highlight w:val="none"/>
-          <w:lang w:val="en-IE" w:bidi="en-IE"/>
+          <w:lang w:val="en-US" w:bidi="en-IE"/>
         </w:rPr>
         <w:t xml:space="preserve"> </w:t>
       </w:r>
       <w:r>
         <w:rPr>
-          <w:rFonts w:ascii="Arial" w:hAnsi="Arial" w:eastAsia="Arial" w:cs="Arial"/>
+          <w:rFonts w:ascii="Calibri" w:hAnsi="Calibri" w:eastAsia="Calibri" w:cs="Calibri"/>
+          <w:sz w:val="22"/>
+          <w:szCs w:val="22"/>
           <w:highlight w:val="none"/>
-          <w:lang w:val="en-IE" w:bidi="en-IE"/>
+          <w:lang w:val="en-US" w:bidi="en-IE"/>
         </w:rPr>
         <w:t xml:space="preserve">the resulting compromise of long-term social and political stability. By focusing on not only one one, but both of these categories, the study explores why the agreement successfully halted military aggression but failed to resolve the deep-seated social c</w:t>
       </w:r>
       <w:r>
         <w:rPr>
-          <w:rFonts w:ascii="Arial" w:hAnsi="Arial" w:eastAsia="Arial" w:cs="Arial"/>
+          <w:rFonts w:ascii="Calibri" w:hAnsi="Calibri" w:eastAsia="Calibri" w:cs="Calibri"/>
+          <w:sz w:val="22"/>
+          <w:szCs w:val="22"/>
           <w:highlight w:val="none"/>
-          <w:lang w:val="en-IE" w:bidi="en-IE"/>
+          <w:lang w:val="en-US" w:bidi="en-IE"/>
         </w:rPr>
         <w:t xml:space="preserve">onflict and distrust between the Irish and English populations. This multi-layered analysis is essential for reaching a differentiated evaluation that moves beyond a linear reproduction of facts.</w:t>
       </w:r>
       <w:r>
         <w:rPr>
-          <w:rFonts w:ascii="Arial" w:hAnsi="Arial" w:eastAsia="Arial" w:cs="Arial"/>
+          <w:rFonts w:ascii="Calibri" w:hAnsi="Calibri" w:eastAsia="Calibri" w:cs="Calibri"/>
+          <w:sz w:val="22"/>
+          <w:szCs w:val="22"/>
+          <w:highlight w:val="none"/>
+          <w:lang w:val="en-US"/>
+        </w:rPr>
+      </w:r>
+      <w:r>
+        <w:rPr>
+          <w:rFonts w:ascii="Calibri" w:hAnsi="Calibri" w:cs="Calibri"/>
+          <w:sz w:val="22"/>
+          <w:szCs w:val="22"/>
+          <w:highlight w:val="none"/>
+        </w:rPr>
+      </w:r>
+    </w:p>
+    <w:p>
+      <w:pPr>
+        <w:pStyle w:val="952"/>
+        <w:pBdr/>
+        <w:spacing/>
+        <w:ind/>
+        <w:rPr>
+          <w:rFonts w:ascii="Calibri" w:hAnsi="Calibri" w:cs="Calibri"/>
+          <w:sz w:val="22"/>
+          <w:szCs w:val="22"/>
+          <w:highlight w:val="none"/>
+        </w:rPr>
+      </w:pPr>
+      <w:r>
+        <w:rPr>
+          <w:rFonts w:ascii="Calibri" w:hAnsi="Calibri" w:eastAsia="Calibri" w:cs="Calibri"/>
+          <w:sz w:val="22"/>
+          <w:szCs w:val="22"/>
+          <w:highlight w:val="none"/>
+          <w:lang w:val="en-US"/>
+        </w:rPr>
+        <w:t xml:space="preserve">Selection of the Reference Subject</w:t>
+      </w:r>
+      <w:r>
+        <w:rPr>
+          <w:rFonts w:ascii="Calibri" w:hAnsi="Calibri" w:eastAsia="Calibri" w:cs="Calibri"/>
+          <w:sz w:val="22"/>
+          <w:szCs w:val="22"/>
+          <w:highlight w:val="none"/>
+          <w:lang w:val="en-US"/>
+        </w:rPr>
+      </w:r>
+      <w:r>
+        <w:rPr>
+          <w:rFonts w:ascii="Calibri" w:hAnsi="Calibri" w:eastAsia="Calibri" w:cs="Calibri"/>
+          <w:sz w:val="22"/>
+          <w:szCs w:val="22"/>
+          <w:highlight w:val="none"/>
+          <w:lang w:val="en-US"/>
+        </w:rPr>
+      </w:r>
+    </w:p>
+    <w:p>
+      <w:pPr>
+        <w:pBdr/>
+        <w:shd w:val="clear" w:color="ffffff" w:themeColor="background1" w:fill="ffffff" w:themeFill="background1"/>
+        <w:tabs>
+          <w:tab w:val="left" w:leader="none" w:pos="5830"/>
+        </w:tabs>
+        <w:spacing w:line="360" w:lineRule="auto"/>
+        <w:ind/>
+        <w:jc w:val="both"/>
+        <w:rPr>
+          <w:rFonts w:ascii="Calibri" w:hAnsi="Calibri" w:eastAsia="Calibri" w:cs="Calibri"/>
+          <w:sz w:val="22"/>
+          <w:szCs w:val="22"/>
+          <w:highlight w:val="none"/>
+          <w:lang w:val="en-US"/>
+        </w:rPr>
+      </w:pPr>
+      <w:r>
+        <w:rPr>
+          <w:rFonts w:ascii="Calibri" w:hAnsi="Calibri" w:eastAsia="Calibri" w:cs="Calibri"/>
+          <w:sz w:val="22"/>
+          <w:szCs w:val="22"/>
+          <w:highlight w:val="none"/>
+          <w:lang w:val="en-US" w:bidi="en-IE"/>
+        </w:rPr>
+        <w:t xml:space="preserve">T</w:t>
+      </w:r>
+      <w:r>
+        <w:rPr>
+          <w:rFonts w:ascii="Calibri" w:hAnsi="Calibri" w:eastAsia="Calibri" w:cs="Calibri"/>
+          <w:sz w:val="22"/>
+          <w:szCs w:val="22"/>
+          <w:highlight w:val="none"/>
+          <w:lang w:val="en-US" w:bidi="en-IE"/>
+        </w:rPr>
+        <w:t xml:space="preserve">he selection of English as a reference subject was an easy decision, as it enables the direct examination of primary sources and historical documents in their original language. Working in English prevents the loss of information that can occur in translat</w:t>
+      </w:r>
+      <w:r>
+        <w:rPr>
+          <w:rFonts w:ascii="Calibri" w:hAnsi="Calibri" w:eastAsia="Calibri" w:cs="Calibri"/>
+          <w:sz w:val="22"/>
+          <w:szCs w:val="22"/>
+          <w:highlight w:val="none"/>
+          <w:lang w:val="en-US" w:bidi="en-IE"/>
+        </w:rPr>
+        <w:t xml:space="preserve">ion and allows access to a wider range of source material, including specialized scientific analyses, press reports and interviews that may not be available in other languages. </w:t>
+      </w:r>
+      <w:r>
+        <w:rPr>
+          <w:rFonts w:ascii="Calibri" w:hAnsi="Calibri" w:eastAsia="Calibri" w:cs="Calibri"/>
+          <w:sz w:val="22"/>
+          <w:szCs w:val="22"/>
+          <w:highlight w:val="none"/>
+          <w:lang w:val="en-US" w:bidi="en-IE"/>
+        </w:rPr>
+        <w:t xml:space="preserve">T</w:t>
+      </w:r>
+      <w:r>
+        <w:rPr>
+          <w:rFonts w:ascii="Calibri" w:hAnsi="Calibri" w:eastAsia="Calibri" w:cs="Calibri"/>
+          <w:sz w:val="22"/>
+          <w:szCs w:val="22"/>
+          <w:highlight w:val="none"/>
+          <w:lang w:val="en-US" w:bidi="en-IE"/>
+        </w:rPr>
+        <w:t xml:space="preserve">he selection of English also allows for precise linguistic analysis of the specific wording of the agreement, as well as the reactions of key stakeholders, which is essential for understanding how negotiation tactics like 'constructive ambiguity' were used</w:t>
+      </w:r>
+      <w:r>
+        <w:rPr>
+          <w:rFonts w:ascii="Calibri" w:hAnsi="Calibri" w:eastAsia="Calibri" w:cs="Calibri"/>
+          <w:sz w:val="22"/>
+          <w:szCs w:val="22"/>
+          <w:highlight w:val="none"/>
+          <w:lang w:val="en-US" w:bidi="en-IE"/>
+        </w:rPr>
+        <w:t xml:space="preserve"> to achieve an agreement between opposing groups of people with fundamentally different interests and perspectives. </w:t>
+      </w:r>
+      <w:r>
+        <w:rPr>
+          <w:rFonts w:ascii="Calibri" w:hAnsi="Calibri" w:eastAsia="Calibri" w:cs="Calibri"/>
+          <w:sz w:val="22"/>
+          <w:szCs w:val="22"/>
+          <w:highlight w:val="none"/>
+          <w:lang w:val="en-US"/>
+        </w:rPr>
+      </w:r>
+      <w:r>
+        <w:rPr>
+          <w:rFonts w:ascii="Calibri" w:hAnsi="Calibri" w:cs="Calibri"/>
+          <w:sz w:val="22"/>
+          <w:szCs w:val="22"/>
+          <w:highlight w:val="none"/>
+        </w:rPr>
+      </w:r>
+    </w:p>
+    <w:p>
+      <w:pPr>
+        <w:pStyle w:val="952"/>
+        <w:pBdr/>
+        <w:spacing/>
+        <w:ind/>
+        <w:rPr>
+          <w:rFonts w:ascii="Calibri" w:hAnsi="Calibri" w:cs="Calibri"/>
+          <w:sz w:val="22"/>
+          <w:szCs w:val="22"/>
+          <w:highlight w:val="none"/>
+        </w:rPr>
+      </w:pPr>
+      <w:r>
+        <w:rPr>
+          <w:rFonts w:ascii="Calibri" w:hAnsi="Calibri" w:eastAsia="Calibri" w:cs="Calibri"/>
+          <w:sz w:val="22"/>
+          <w:szCs w:val="22"/>
+          <w:highlight w:val="none"/>
+          <w:lang w:val="en-US"/>
+        </w:rPr>
+        <w:t xml:space="preserve">Main Arguments</w:t>
+      </w:r>
+      <w:r>
+        <w:rPr>
+          <w:rFonts w:ascii="Calibri" w:hAnsi="Calibri" w:eastAsia="Calibri" w:cs="Calibri"/>
+          <w:sz w:val="22"/>
+          <w:szCs w:val="22"/>
+          <w:highlight w:val="none"/>
+          <w:lang w:val="en-US"/>
+        </w:rPr>
+      </w:r>
+      <w:r>
+        <w:rPr>
+          <w:rFonts w:ascii="Calibri" w:hAnsi="Calibri" w:eastAsia="Calibri" w:cs="Calibri"/>
+          <w:sz w:val="22"/>
+          <w:szCs w:val="22"/>
+          <w:highlight w:val="none"/>
+          <w:lang w:val="en-US"/>
+        </w:rPr>
+      </w:r>
+    </w:p>
+    <w:p>
+      <w:pPr>
+        <w:pBdr/>
+        <w:shd w:val="clear" w:color="ffffff" w:themeColor="background1" w:fill="ffffff" w:themeFill="background1"/>
+        <w:tabs>
+          <w:tab w:val="left" w:leader="none" w:pos="5830"/>
+        </w:tabs>
+        <w:spacing w:line="360" w:lineRule="auto"/>
+        <w:ind/>
+        <w:jc w:val="both"/>
+        <w:rPr>
+          <w:rFonts w:ascii="Calibri" w:hAnsi="Calibri" w:eastAsia="Calibri" w:cs="Calibri"/>
+          <w:sz w:val="22"/>
+          <w:szCs w:val="22"/>
+          <w:highlight w:val="none"/>
+          <w:lang w:val="en-US" w:bidi="en-IE"/>
+        </w:rPr>
+      </w:pPr>
+      <w:r>
+        <w:rPr>
+          <w:rFonts w:ascii="Calibri" w:hAnsi="Calibri" w:eastAsia="Calibri" w:cs="Calibri"/>
+          <w:sz w:val="22"/>
+          <w:szCs w:val="22"/>
+          <w:highlight w:val="none"/>
+          <w:lang w:val="en-US" w:bidi="en-IE"/>
+        </w:rPr>
+        <w:t xml:space="preserve">After thoroughly analyzing both the agreement as well as the reactions, we settled on four main arguments. Our first argument, advocating for the side of a sustainable peace is that </w:t>
+      </w:r>
+      <w:r>
+        <w:rPr>
+          <w:rFonts w:ascii="Calibri" w:hAnsi="Calibri" w:eastAsia="Calibri" w:cs="Calibri"/>
+          <w:sz w:val="22"/>
+          <w:szCs w:val="22"/>
+          <w:highlight w:val="none"/>
+          <w:lang w:val="en-US" w:bidi="en-IE"/>
+        </w:rPr>
+        <w:t xml:space="preserve">violent paramilitary organizations such as the IRA were effectively dismantled after the agreement</w:t>
+      </w:r>
+      <w:r>
+        <w:rPr>
+          <w:rFonts w:ascii="Calibri" w:hAnsi="Calibri" w:eastAsia="Calibri" w:cs="Calibri"/>
+          <w:sz w:val="22"/>
+          <w:szCs w:val="22"/>
+          <w:highlight w:val="none"/>
+          <w:lang w:val="en-US" w:bidi="en-IE"/>
+        </w:rPr>
+        <w:t xml:space="preserve">, allowing the violence that took place during the ‘Troubles’ to finally come to an end. This happened roughly seven years after the agreement in July 2005, suggesting that the region was finally ready to move on from violent conflicts</w:t>
+      </w:r>
+      <w:r>
+        <w:rPr>
+          <w:rStyle w:val="972"/>
+          <w:rFonts w:ascii="Calibri" w:hAnsi="Calibri" w:eastAsia="Calibri" w:cs="Calibri"/>
+          <w:sz w:val="22"/>
+          <w:szCs w:val="22"/>
+          <w:highlight w:val="none"/>
+          <w:lang w:val="en-US" w:bidi="en-IE"/>
+        </w:rPr>
+        <w:footnoteReference w:id="2"/>
+      </w:r>
+      <w:r>
+        <w:rPr>
+          <w:rStyle w:val="972"/>
+          <w:rFonts w:ascii="Calibri" w:hAnsi="Calibri" w:eastAsia="Calibri" w:cs="Calibri"/>
+          <w:sz w:val="22"/>
+          <w:szCs w:val="22"/>
+          <w:highlight w:val="none"/>
+          <w:vertAlign w:val="baseline"/>
+          <w:lang w:val="en-US" w:bidi="en-IE"/>
+        </w:rPr>
+        <w:t xml:space="preserve">.</w:t>
+      </w:r>
+      <w:r>
+        <w:rPr>
+          <w:rFonts w:ascii="Calibri" w:hAnsi="Calibri" w:cs="Calibri"/>
+          <w:sz w:val="22"/>
+          <w:szCs w:val="22"/>
+          <w:highlight w:val="none"/>
+        </w:rPr>
+      </w:r>
+    </w:p>
+    <w:p>
+      <w:pPr>
+        <w:pBdr/>
+        <w:shd w:val="clear" w:color="ffffff" w:themeColor="background1" w:fill="ffffff" w:themeFill="background1"/>
+        <w:tabs>
+          <w:tab w:val="left" w:leader="none" w:pos="5830"/>
+        </w:tabs>
+        <w:spacing w:line="360" w:lineRule="auto"/>
+        <w:ind/>
+        <w:jc w:val="both"/>
+        <w:rPr>
+          <w:rFonts w:ascii="Calibri" w:hAnsi="Calibri" w:cs="Calibri"/>
+          <w:sz w:val="22"/>
+          <w:szCs w:val="22"/>
+          <w:highlight w:val="none"/>
+        </w:rPr>
+      </w:pPr>
+      <w:r>
+        <w:rPr>
+          <w:rFonts w:ascii="Calibri" w:hAnsi="Calibri" w:eastAsia="Calibri" w:cs="Calibri"/>
+          <w:sz w:val="22"/>
+          <w:szCs w:val="22"/>
+          <w:highlight w:val="none"/>
+          <w:lang w:val="en-US" w:bidi="en-IE"/>
+        </w:rPr>
+        <w:t xml:space="preserve">Nonetheless , our second argument, this time in favor of the position of a temporary solution, consists of the fact that the Good Friday Agreement produced a state commonly </w:t>
+      </w:r>
+      <w:r>
+        <w:rPr>
+          <w:rFonts w:ascii="Calibri" w:hAnsi="Calibri" w:eastAsia="Calibri" w:cs="Calibri"/>
+          <w:sz w:val="22"/>
+          <w:szCs w:val="22"/>
+          <w:highlight w:val="none"/>
+          <w:lang w:val="en-US" w:bidi="en-IE"/>
+        </w:rPr>
+        <w:t xml:space="preserve">referred to as ‘Negative Peace’</w:t>
+      </w:r>
+      <w:r>
+        <w:rPr>
+          <w:rStyle w:val="972"/>
+          <w:rFonts w:ascii="Calibri" w:hAnsi="Calibri" w:eastAsia="Calibri" w:cs="Calibri"/>
+          <w:sz w:val="22"/>
+          <w:szCs w:val="22"/>
+          <w:highlight w:val="none"/>
+          <w:lang w:val="en-US" w:bidi="en-IE"/>
+        </w:rPr>
+        <w:footnoteReference w:id="3"/>
+      </w:r>
+      <w:r>
+        <w:rPr>
+          <w:rStyle w:val="972"/>
+          <w:rFonts w:ascii="Calibri" w:hAnsi="Calibri" w:eastAsia="Calibri" w:cs="Calibri"/>
+          <w:sz w:val="22"/>
+          <w:szCs w:val="22"/>
+          <w:highlight w:val="none"/>
+          <w:vertAlign w:val="baseline"/>
+          <w:lang w:val="en-US" w:bidi="en-IE"/>
+        </w:rPr>
+        <w:t xml:space="preserve"> by experts. This refers to the absence of direct violence in an otherwise divided and mainly dysfunctional society. </w:t>
+      </w:r>
+      <w:r>
+        <w:rPr>
+          <w:rFonts w:ascii="Calibri" w:hAnsi="Calibri" w:eastAsia="Calibri" w:cs="Calibri"/>
+          <w:sz w:val="22"/>
+          <w:szCs w:val="22"/>
+          <w:highlight w:val="none"/>
+          <w:lang w:val="en-US" w:bidi="en-IE"/>
+        </w:rPr>
+        <w:t xml:space="preserve">Northern Ireland after the Good Friday Agreement is a prime example of this phenomenon, as the old patterns that initially fueled the violent conflict, such as schools being separated or neighborhoods being physically split </w:t>
+      </w:r>
+      <w:r>
+        <w:rPr>
+          <w:rFonts w:ascii="Calibri" w:hAnsi="Calibri" w:eastAsia="Calibri" w:cs="Calibri"/>
+          <w:sz w:val="22"/>
+          <w:szCs w:val="22"/>
+          <w:highlight w:val="none"/>
+          <w:lang w:val="en-US" w:bidi="en-IE"/>
+        </w:rPr>
+        <w:t xml:space="preserve">in catholic and protestant</w:t>
+      </w:r>
+      <w:r>
+        <w:rPr>
+          <w:rFonts w:ascii="Calibri" w:hAnsi="Calibri" w:eastAsia="Calibri" w:cs="Calibri"/>
+          <w:sz w:val="22"/>
+          <w:szCs w:val="22"/>
+          <w:highlight w:val="none"/>
+          <w:lang w:val="en-US" w:bidi="en-IE"/>
+        </w:rPr>
+        <w:t xml:space="preserve">  are allowed to continue, with the agreement just preventing the spark that initially ignited the violence. </w:t>
+      </w:r>
+      <w:r>
+        <w:rPr>
+          <w:rFonts w:ascii="Calibri" w:hAnsi="Calibri" w:eastAsia="Calibri" w:cs="Calibri"/>
+          <w:sz w:val="22"/>
+          <w:szCs w:val="22"/>
+          <w:highlight w:val="none"/>
+          <w:lang w:val="en-US"/>
+        </w:rPr>
+      </w:r>
+      <w:r>
+        <w:rPr>
+          <w:rFonts w:ascii="Calibri" w:hAnsi="Calibri" w:eastAsia="Calibri" w:cs="Calibri"/>
           <w:sz w:val="22"/>
           <w:szCs w:val="22"/>
           <w:highlight w:val="none"/>
@@ -1054,7 +2033,7 @@
       </w:r>
       <w:r>
         <w:rPr>
-          <w:rFonts w:ascii="Arial" w:hAnsi="Arial" w:cs="Arial"/>
+          <w:rFonts w:ascii="Calibri" w:hAnsi="Calibri" w:cs="Calibri"/>
           <w:sz w:val="22"/>
           <w:szCs w:val="22"/>
           <w:highlight w:val="none"/>
@@ -1072,7 +2051,7 @@
         <w:ind/>
         <w:jc w:val="both"/>
         <w:rPr>
-          <w:rFonts w:ascii="Arial" w:hAnsi="Arial" w:cs="Arial"/>
+          <w:rFonts w:ascii="Calibri" w:hAnsi="Calibri" w:cs="Calibri"/>
           <w:sz w:val="22"/>
           <w:szCs w:val="22"/>
           <w:highlight w:val="none"/>
@@ -1080,75 +2059,127 @@
       </w:pPr>
       <w:r>
         <w:rPr>
-          <w:rFonts w:ascii="Arial" w:hAnsi="Arial" w:eastAsia="Arial" w:cs="Arial"/>
+          <w:rFonts w:ascii="Calibri" w:hAnsi="Calibri" w:eastAsia="Calibri" w:cs="Calibri"/>
           <w:sz w:val="22"/>
           <w:szCs w:val="22"/>
           <w:highlight w:val="none"/>
-          <w:lang w:val="en-IE" w:bidi="en-IE"/>
+          <w:lang w:val="en-US" w:bidi="en-IE"/>
         </w:rPr>
-        <w:t xml:space="preserve">T</w:t>
+        <w:t xml:space="preserve">As a third argument, the fact this outcome wasn’t just random, but </w:t>
       </w:r>
       <w:r>
         <w:rPr>
-          <w:rFonts w:ascii="Arial" w:hAnsi="Arial" w:eastAsia="Arial" w:cs="Arial"/>
+          <w:rFonts w:ascii="Calibri" w:hAnsi="Calibri" w:eastAsia="Calibri" w:cs="Calibri"/>
           <w:sz w:val="22"/>
           <w:szCs w:val="22"/>
           <w:highlight w:val="none"/>
-          <w:lang w:val="en-IE" w:bidi="en-IE"/>
+          <w:lang w:val="en-US" w:bidi="en-IE"/>
         </w:rPr>
-        <w:t xml:space="preserve">he selection of English as a reference subject was an easy decision, as it enables the direct examination of primary sources and historical documents in their original language. Working in English prevents the loss of information that can occur in translat</w:t>
+        <w:t xml:space="preserve">rather </w:t>
       </w:r>
       <w:r>
         <w:rPr>
-          <w:rFonts w:ascii="Arial" w:hAnsi="Arial" w:eastAsia="Arial" w:cs="Arial"/>
+          <w:rFonts w:ascii="Calibri" w:hAnsi="Calibri" w:eastAsia="Calibri" w:cs="Calibri"/>
           <w:sz w:val="22"/>
           <w:szCs w:val="22"/>
           <w:highlight w:val="none"/>
-          <w:lang w:val="en-IE" w:bidi="en-IE"/>
+          <w:lang w:val="en-US" w:bidi="en-IE"/>
         </w:rPr>
-        <w:t xml:space="preserve">ion and allows access to a wider range of source material, including specialized scientific analyses, press reports and interviews that may not be available in other languages. </w:t>
+        <w:t xml:space="preserve">the most lik</w:t>
       </w:r>
       <w:r>
         <w:rPr>
-          <w:rFonts w:ascii="Arial" w:hAnsi="Arial" w:eastAsia="Arial" w:cs="Arial"/>
+          <w:rFonts w:ascii="Calibri" w:hAnsi="Calibri" w:eastAsia="Calibri" w:cs="Calibri"/>
           <w:sz w:val="22"/>
           <w:szCs w:val="22"/>
           <w:highlight w:val="none"/>
-          <w:lang w:val="en-IE" w:bidi="en-IE"/>
+          <w:lang w:val="en-US" w:bidi="en-IE"/>
         </w:rPr>
-        <w:t xml:space="preserve">T</w:t>
+        <w:t xml:space="preserve">ely one, was chosen, which can be seen by looking at the text of the agreement</w:t>
       </w:r>
       <w:r>
         <w:rPr>
-          <w:rFonts w:ascii="Arial" w:hAnsi="Arial" w:eastAsia="Arial" w:cs="Arial"/>
+          <w:rStyle w:val="972"/>
+          <w:rFonts w:ascii="Calibri" w:hAnsi="Calibri" w:eastAsia="Calibri" w:cs="Calibri"/>
           <w:sz w:val="22"/>
           <w:szCs w:val="22"/>
           <w:highlight w:val="none"/>
-          <w:lang w:val="en-IE" w:bidi="en-IE"/>
+          <w:lang w:val="en-US" w:bidi="en-IE"/>
         </w:rPr>
-        <w:t xml:space="preserve">he selection of English also allows for precise linguistic analysis of the specific wording of the agreement, as well as the reactions of key stakeholders, which is essential for understanding how negotiation tactics like 'constructive ambiguity' were used</w:t>
+        <w:footnoteReference w:id="4"/>
       </w:r>
       <w:r>
         <w:rPr>
-          <w:rFonts w:ascii="Arial" w:hAnsi="Arial" w:eastAsia="Arial" w:cs="Arial"/>
+          <w:rFonts w:ascii="Calibri" w:hAnsi="Calibri" w:eastAsia="Calibri" w:cs="Calibri"/>
           <w:sz w:val="22"/>
           <w:szCs w:val="22"/>
           <w:highlight w:val="none"/>
-          <w:lang w:val="en-IE" w:bidi="en-IE"/>
+          <w:lang w:val="en-US" w:bidi="en-IE"/>
         </w:rPr>
-        <w:t xml:space="preserve"> to achieve an agreement between opposing groups of people with fundamentally different interests and perspectives. </w:t>
+        <w:t xml:space="preserve"> itself. This is caused by the agreements focus on institutional prevention of violence, rather that resolution of the actual conflict. Especially the reforms described in the se</w:t>
       </w:r>
       <w:r>
         <w:rPr>
-          <w:rFonts w:ascii="Arial" w:hAnsi="Arial" w:eastAsia="Arial" w:cs="Arial"/>
+          <w:rFonts w:ascii="Calibri" w:hAnsi="Calibri" w:eastAsia="Calibri" w:cs="Calibri"/>
           <w:sz w:val="22"/>
           <w:szCs w:val="22"/>
           <w:highlight w:val="none"/>
+          <w:lang w:val="en-US" w:bidi="en-IE"/>
+        </w:rPr>
+        <w:t xml:space="preserve">ction ‘Right, Safeguards and Equality of Opportunity’ of the agreement were written to be intentionally vague, allowing enough space for interpretation that all stakeholders were satisfied with their interpretation of the content. Especially phrases like ‘</w:t>
+      </w:r>
+      <w:r>
+        <w:rPr>
+          <w:rFonts w:ascii="Calibri" w:hAnsi="Calibri" w:eastAsia="Calibri" w:cs="Calibri"/>
+          <w:sz w:val="22"/>
+          <w:szCs w:val="22"/>
+          <w:highlight w:val="none"/>
+          <w:lang w:val="en-US" w:bidi="en-IE"/>
+        </w:rPr>
+        <w:t xml:space="preserve">Subject to the public consultation currently under way, the British </w:t>
+      </w:r>
+      <w:r>
+        <w:rPr>
+          <w:rFonts w:ascii="Calibri" w:hAnsi="Calibri" w:eastAsia="Calibri" w:cs="Calibri"/>
+          <w:sz w:val="22"/>
+          <w:szCs w:val="22"/>
+          <w:highlight w:val="none"/>
+          <w:lang w:val="en-US" w:bidi="en-IE"/>
+        </w:rPr>
+        <w:t xml:space="preserve">Government will make rapid progress with [...] </w:t>
+      </w:r>
+      <w:r>
+        <w:rPr>
+          <w:rFonts w:ascii="Calibri" w:hAnsi="Calibri" w:eastAsia="Calibri" w:cs="Calibri"/>
+          <w:sz w:val="22"/>
+          <w:szCs w:val="22"/>
+          <w:highlight w:val="none"/>
+          <w:lang w:val="en-US" w:bidi="en-IE"/>
+        </w:rPr>
+        <w:t xml:space="preserve">a new regional development strategy for Northern Ireland</w:t>
+      </w:r>
+      <w:r>
+        <w:rPr>
+          <w:rFonts w:ascii="Calibri" w:hAnsi="Calibri" w:eastAsia="Calibri" w:cs="Calibri"/>
+          <w:sz w:val="22"/>
+          <w:szCs w:val="22"/>
+          <w:highlight w:val="none"/>
+          <w:lang w:val="en-US" w:bidi="en-IE"/>
+        </w:rPr>
+        <w:t xml:space="preserve">’ are designed to create agreement in both Unionist and Nationalist actors by being just vague enough to sound promising, but just detailed enough not to sound too unreasonable or unprofessional. </w:t>
+      </w:r>
+      <w:r>
+        <w:rPr>
+          <w:rFonts w:ascii="Calibri" w:hAnsi="Calibri" w:eastAsia="Calibri" w:cs="Calibri"/>
+          <w:sz w:val="22"/>
+          <w:szCs w:val="22"/>
+          <w:highlight w:val="none"/>
+          <w:lang w:val="en-US"/>
         </w:rPr>
       </w:r>
       <w:r>
         <w:rPr>
-          <w:rFonts w:ascii="Arial" w:hAnsi="Arial" w:cs="Arial"/>
+          <w:rFonts w:ascii="Calibri" w:hAnsi="Calibri" w:eastAsia="Calibri" w:cs="Calibri"/>
           <w:sz w:val="22"/>
           <w:szCs w:val="22"/>
           <w:highlight w:val="none"/>
@@ -1166,248 +2197,63 @@
         <w:ind/>
         <w:jc w:val="both"/>
         <w:rPr>
-          <w:rFonts w:ascii="Arial" w:hAnsi="Arial" w:cs="Arial"/>
+          <w:rFonts w:ascii="Calibri" w:hAnsi="Calibri" w:cs="Calibri"/>
           <w:sz w:val="22"/>
           <w:szCs w:val="22"/>
-          <w:highlight w:val="none"/>
         </w:rPr>
       </w:pPr>
       <w:r>
         <w:rPr>
-          <w:rFonts w:ascii="Arial" w:hAnsi="Arial" w:eastAsia="Arial" w:cs="Arial"/>
+          <w:rFonts w:ascii="Calibri" w:hAnsi="Calibri" w:eastAsia="Calibri" w:cs="Calibri"/>
           <w:sz w:val="22"/>
           <w:szCs w:val="22"/>
-          <w:highlight w:val="none"/>
-          <w:lang w:val="en-IE" w:bidi="en-IE"/>
+          <w:lang w:val="en-US"/>
         </w:rPr>
-        <w:t xml:space="preserve">After thoroughly analyzing both the agreement as well as the reactions, we settled on four main arguments. </w:t>
+        <w:t xml:space="preserve">Our  fourth and final main argument is that although reactions regarding the agreement from different political actors and parties were mixed</w:t>
       </w:r>
       <w:r>
         <w:rPr>
-          <w:rFonts w:ascii="Arial" w:hAnsi="Arial" w:eastAsia="Arial" w:cs="Arial"/>
+          <w:rStyle w:val="972"/>
+          <w:rFonts w:ascii="Calibri" w:hAnsi="Calibri" w:eastAsia="Calibri" w:cs="Calibri"/>
           <w:sz w:val="22"/>
           <w:szCs w:val="22"/>
-          <w:highlight w:val="none"/>
-          <w:lang w:val="en-IE" w:bidi="en-IE"/>
+          <w:lang w:val="en-US"/>
         </w:rPr>
-        <w:t xml:space="preserve">While it is true that violent paramilitary organizations such as the IRA were effectively dismantled after the agreement</w:t>
+        <w:footnoteReference w:id="5"/>
       </w:r>
       <w:r>
         <w:rPr>
-          <w:rFonts w:ascii="Arial" w:hAnsi="Arial" w:eastAsia="Arial" w:cs="Arial"/>
+          <w:rFonts w:ascii="Calibri" w:hAnsi="Calibri" w:eastAsia="Calibri" w:cs="Calibri"/>
           <w:sz w:val="22"/>
           <w:szCs w:val="22"/>
-          <w:highlight w:val="none"/>
-          <w:lang w:val="en-IE" w:bidi="en-IE"/>
+          <w:lang w:val="en-US"/>
         </w:rPr>
-        <w:t xml:space="preserve">, allowing the violence that took place during the ‘Troubles’ to finally come to an end, the Good Friday Agreement produced a state commonly referred to as ‘Negative Peace’</w:t>
+        <w:t xml:space="preserve">, the normal people, those who suffered the consequences of the violent years of the ‘Troubles’ most,  took news of the agreement incredibly well, as it provided them with a much safer day-to-day life</w:t>
       </w:r>
       <w:r>
         <w:rPr>
-          <w:rStyle w:val="969"/>
-          <w:rFonts w:ascii="Arial" w:hAnsi="Arial" w:eastAsia="Arial" w:cs="Arial"/>
+          <w:rStyle w:val="972"/>
+          <w:rFonts w:ascii="Calibri" w:hAnsi="Calibri" w:eastAsia="Calibri" w:cs="Calibri"/>
           <w:sz w:val="22"/>
           <w:szCs w:val="22"/>
-          <w:highlight w:val="none"/>
-          <w:lang w:val="en-IE" w:bidi="en-IE"/>
+          <w:lang w:val="en-US"/>
         </w:rPr>
-        <w:footnoteReference w:id="2"/>
+        <w:footnoteReference w:id="6"/>
       </w:r>
       <w:r>
         <w:rPr>
-          <w:rStyle w:val="969"/>
-          <w:rFonts w:ascii="Arial" w:hAnsi="Arial" w:eastAsia="Arial" w:cs="Arial"/>
+          <w:rFonts w:ascii="Calibri" w:hAnsi="Calibri" w:eastAsia="Calibri" w:cs="Calibri"/>
           <w:sz w:val="22"/>
           <w:szCs w:val="22"/>
-          <w:highlight w:val="none"/>
-          <w:vertAlign w:val="baseline"/>
-          <w:lang w:val="en-IE" w:bidi="en-IE"/>
+          <w:lang w:val="en-US"/>
         </w:rPr>
-        <w:t xml:space="preserve"> by experts. This refers to the abscense of direct violence in an otherwise divided and mainly disfunctional society. </w:t>
+        <w:t xml:space="preserve">, and improved on (at least some of) the initial problems, that caused the ‘Troubles’. </w:t>
       </w:r>
       <w:r>
         <w:rPr>
-          <w:rFonts w:ascii="Arial" w:hAnsi="Arial" w:eastAsia="Arial" w:cs="Arial"/>
+          <w:rFonts w:ascii="Calibri" w:hAnsi="Calibri" w:eastAsia="Calibri" w:cs="Calibri"/>
           <w:sz w:val="22"/>
           <w:szCs w:val="22"/>
-          <w:highlight w:val="none"/>
-          <w:lang w:val="en-IE" w:bidi="en-IE"/>
-        </w:rPr>
-        <w:t xml:space="preserve">Northern Ireland after the Good Friday Agreement is a prime example of this phenomenon, as the old patterns that initially fueled the violent conflict, such as schools being separated or neighbourhoods being physically split </w:t>
-      </w:r>
-      <w:r>
-        <w:rPr>
-          <w:rFonts w:ascii="Arial" w:hAnsi="Arial" w:eastAsia="Arial" w:cs="Arial"/>
-          <w:sz w:val="22"/>
-          <w:szCs w:val="22"/>
-          <w:highlight w:val="none"/>
-          <w:lang w:val="en-IE" w:bidi="en-IE"/>
-        </w:rPr>
-        <w:t xml:space="preserve">in catholic and protestant</w:t>
-      </w:r>
-      <w:r>
-        <w:rPr>
-          <w:rFonts w:ascii="Arial" w:hAnsi="Arial" w:eastAsia="Arial" w:cs="Arial"/>
-          <w:sz w:val="22"/>
-          <w:szCs w:val="22"/>
-          <w:highlight w:val="none"/>
-          <w:lang w:val="en-IE" w:bidi="en-IE"/>
-        </w:rPr>
-        <w:t xml:space="preserve">  are allowed to continue, with the agreement just preventing the spark that initially ignited the violence. </w:t>
-      </w:r>
-      <w:r>
-        <w:rPr>
-          <w:rFonts w:ascii="Arial" w:hAnsi="Arial" w:eastAsia="Arial" w:cs="Arial"/>
-          <w:sz w:val="22"/>
-          <w:szCs w:val="22"/>
-          <w:highlight w:val="none"/>
-          <w:lang w:val="en-IE" w:bidi="en-IE"/>
-        </w:rPr>
-      </w:r>
-      <w:r>
-        <w:rPr>
-          <w:rFonts w:ascii="Arial" w:hAnsi="Arial" w:cs="Arial"/>
-          <w:sz w:val="22"/>
-          <w:szCs w:val="22"/>
-          <w:highlight w:val="none"/>
-        </w:rPr>
-      </w:r>
-    </w:p>
-    <w:p>
-      <w:pPr>
-        <w:pBdr/>
-        <w:shd w:val="clear" w:color="ffffff" w:themeColor="background1" w:fill="ffffff" w:themeFill="background1"/>
-        <w:tabs>
-          <w:tab w:val="left" w:leader="none" w:pos="5830"/>
-        </w:tabs>
-        <w:spacing w:line="360" w:lineRule="auto"/>
-        <w:ind/>
-        <w:jc w:val="both"/>
-        <w:rPr>
-          <w:rFonts w:ascii="Arial" w:hAnsi="Arial" w:eastAsia="Arial" w:cs="Arial"/>
-          <w:sz w:val="22"/>
-          <w:szCs w:val="22"/>
-          <w:highlight w:val="none"/>
-          <w:lang w:val="en-IE" w:bidi="en-IE"/>
-        </w:rPr>
-      </w:pPr>
-      <w:r>
-        <w:rPr>
-          <w:rFonts w:ascii="Arial" w:hAnsi="Arial" w:eastAsia="Arial" w:cs="Arial"/>
-          <w:sz w:val="22"/>
-          <w:szCs w:val="22"/>
-          <w:highlight w:val="none"/>
-          <w:lang w:val="en-IE" w:bidi="en-IE"/>
-        </w:rPr>
-        <w:t xml:space="preserve">That this outcome wasn’t just random, but </w:t>
-      </w:r>
-      <w:r>
-        <w:rPr>
-          <w:rFonts w:ascii="Arial" w:hAnsi="Arial" w:eastAsia="Arial" w:cs="Arial"/>
-          <w:sz w:val="22"/>
-          <w:szCs w:val="22"/>
-          <w:highlight w:val="none"/>
-          <w:lang w:val="en-IE" w:bidi="en-IE"/>
-        </w:rPr>
-        <w:t xml:space="preserve">rather the most likely one, which can be seen by looking at the text of the agreement itself. This is caused by the agreements focus on institutional prevention of violence, rather that resolution of the actual conflict. Especially the reforms described in the se</w:t>
-      </w:r>
-      <w:r>
-        <w:rPr>
-          <w:rFonts w:ascii="Arial" w:hAnsi="Arial" w:eastAsia="Arial" w:cs="Arial"/>
-          <w:sz w:val="22"/>
-          <w:szCs w:val="22"/>
-          <w:highlight w:val="none"/>
-          <w:lang w:val="en-IE" w:bidi="en-IE"/>
-        </w:rPr>
-        <w:t xml:space="preserve">ction ‘Right, Safeguards and Equality of Opportunity’ of the agreement were written to be intentionally vague, allowing enough space for interpretation that all stakeholders were satisfied with their interpretation of the content. Especially phrases like ‘</w:t>
-      </w:r>
-      <w:r>
-        <w:rPr>
-          <w:rFonts w:ascii="Arial" w:hAnsi="Arial" w:eastAsia="Arial" w:cs="Arial"/>
-          <w:sz w:val="22"/>
-          <w:szCs w:val="22"/>
-          <w:highlight w:val="none"/>
-          <w:lang w:val="en-IE" w:bidi="en-IE"/>
-        </w:rPr>
-        <w:t xml:space="preserve">Subject to the public consultation currently under way, the British </w:t>
-      </w:r>
-      <w:r>
-        <w:rPr>
-          <w:rFonts w:ascii="Arial" w:hAnsi="Arial" w:eastAsia="Arial" w:cs="Arial"/>
-          <w:sz w:val="22"/>
-          <w:szCs w:val="22"/>
-          <w:highlight w:val="none"/>
-          <w:lang w:val="en-IE" w:bidi="en-IE"/>
-        </w:rPr>
-        <w:t xml:space="preserve">Government will make rapid progress with [...] </w:t>
-      </w:r>
-      <w:r>
-        <w:rPr>
-          <w:rFonts w:ascii="Arial" w:hAnsi="Arial" w:eastAsia="Arial" w:cs="Arial"/>
-          <w:sz w:val="22"/>
-          <w:szCs w:val="22"/>
-          <w:highlight w:val="none"/>
-          <w:lang w:val="en-IE" w:bidi="en-IE"/>
-        </w:rPr>
-        <w:t xml:space="preserve">a new regional development strategy for Northern Ireland</w:t>
-      </w:r>
-      <w:r>
-        <w:rPr>
-          <w:rFonts w:ascii="Arial" w:hAnsi="Arial" w:eastAsia="Arial" w:cs="Arial"/>
-          <w:sz w:val="22"/>
-          <w:szCs w:val="22"/>
-          <w:highlight w:val="none"/>
-          <w:lang w:val="en-IE" w:bidi="en-IE"/>
-        </w:rPr>
-        <w:t xml:space="preserve">’ are designed to create agreeability in both unionists and nationalists by being just vague enough to sound promising, but just detailed enough not to sound too unreasonable or unprofessional. </w:t>
-      </w:r>
-      <w:r>
-        <w:rPr>
-          <w:rFonts w:ascii="Arial" w:hAnsi="Arial" w:cs="Arial"/>
-        </w:rPr>
-      </w:r>
-      <w:r>
-        <w:rPr>
-          <w:rFonts w:ascii="Arial" w:hAnsi="Arial" w:eastAsia="Arial" w:cs="Arial"/>
-          <w:sz w:val="22"/>
-          <w:szCs w:val="22"/>
-          <w:highlight w:val="none"/>
-          <w:lang w:val="en-IE" w:bidi="en-IE"/>
-        </w:rPr>
-      </w:r>
-    </w:p>
-    <w:p>
-      <w:pPr>
-        <w:pBdr/>
-        <w:shd w:val="clear" w:color="ffffff" w:themeColor="background1" w:fill="ffffff" w:themeFill="background1"/>
-        <w:tabs>
-          <w:tab w:val="left" w:leader="none" w:pos="5830"/>
-        </w:tabs>
-        <w:spacing w:line="360" w:lineRule="auto"/>
-        <w:ind/>
-        <w:jc w:val="both"/>
-        <w:rPr>
-          <w:rFonts w:ascii="Arial" w:hAnsi="Arial" w:cs="Arial"/>
-        </w:rPr>
-      </w:pPr>
-      <w:r>
-        <w:rPr>
-          <w:rFonts w:ascii="Arial" w:hAnsi="Arial" w:eastAsia="Arial" w:cs="Arial"/>
-          <w:sz w:val="22"/>
-          <w:szCs w:val="22"/>
-          <w:highlight w:val="none"/>
-          <w:lang w:val="en-IE" w:bidi="en-IE"/>
-        </w:rPr>
-        <w:t xml:space="preserve">Altough the  </w:t>
-      </w:r>
-      <w:r>
-        <w:rPr>
-          <w:rFonts w:ascii="Arial" w:hAnsi="Arial" w:eastAsia="Arial" w:cs="Arial"/>
-        </w:rPr>
-      </w:r>
-      <w:r>
-        <w:rPr>
-          <w:rFonts w:ascii="Arial" w:hAnsi="Arial" w:cs="Arial"/>
         </w:rPr>
       </w:r>
     </w:p>
@@ -1465,7 +2311,7 @@
 <w:ftr xmlns:wpc="http://schemas.microsoft.com/office/word/2010/wordprocessingCanvas" xmlns:mc="http://schemas.openxmlformats.org/markup-compatibility/2006" xmlns:o="urn:schemas-microsoft-com:office:office" xmlns:r="http://schemas.openxmlformats.org/officeDocument/2006/relationships" xmlns:m="http://schemas.openxmlformats.org/officeDocument/2006/math" xmlns:v="urn:schemas-microsoft-com:vml" xmlns:wp14="http://schemas.microsoft.com/office/word/2010/wordprocessingDrawing" xmlns:wp="http://schemas.openxmlformats.org/drawingml/2006/wordprocessingDrawing" xmlns:w10="urn:schemas-microsoft-com:office:word" xmlns:w="http://schemas.openxmlformats.org/wordprocessingml/2006/main" xmlns:w14="http://schemas.microsoft.com/office/word/2010/wordml" xmlns:w15="http://schemas.microsoft.com/office/word/2012/wordml" xmlns:wpg="http://schemas.microsoft.com/office/word/2010/wordprocessingGroup" xmlns:wpi="http://schemas.microsoft.com/office/word/2010/wordprocessingInk" xmlns:wne="http://schemas.microsoft.com/office/word/2006/wordml" xmlns:a="http://schemas.openxmlformats.org/drawingml/2006/main" xmlns:wps="http://schemas.microsoft.com/office/word/2010/wordprocessingShape" mc:Ignorable="w14 w15 wp14">
   <w:p>
     <w:pPr>
-      <w:pStyle w:val="964"/>
+      <w:pStyle w:val="967"/>
       <w:pBdr/>
       <w:spacing/>
       <w:ind/>
@@ -1503,7 +2349,7 @@
   </w:p>
   <w:p>
     <w:pPr>
-      <w:pStyle w:val="964"/>
+      <w:pStyle w:val="967"/>
       <w:pBdr/>
       <w:spacing/>
       <w:ind/>
@@ -1548,7 +2394,7 @@
 <w:ftr xmlns:wpc="http://schemas.microsoft.com/office/word/2010/wordprocessingCanvas" xmlns:mc="http://schemas.openxmlformats.org/markup-compatibility/2006" xmlns:o="urn:schemas-microsoft-com:office:office" xmlns:r="http://schemas.openxmlformats.org/officeDocument/2006/relationships" xmlns:m="http://schemas.openxmlformats.org/officeDocument/2006/math" xmlns:v="urn:schemas-microsoft-com:vml" xmlns:wp14="http://schemas.microsoft.com/office/word/2010/wordprocessingDrawing" xmlns:wp="http://schemas.openxmlformats.org/drawingml/2006/wordprocessingDrawing" xmlns:w10="urn:schemas-microsoft-com:office:word" xmlns:w="http://schemas.openxmlformats.org/wordprocessingml/2006/main" xmlns:w14="http://schemas.microsoft.com/office/word/2010/wordml" xmlns:w15="http://schemas.microsoft.com/office/word/2012/wordml" xmlns:wpg="http://schemas.microsoft.com/office/word/2010/wordprocessingGroup" xmlns:wpi="http://schemas.microsoft.com/office/word/2010/wordprocessingInk" xmlns:wne="http://schemas.microsoft.com/office/word/2006/wordml" xmlns:a="http://schemas.openxmlformats.org/drawingml/2006/main" xmlns:wps="http://schemas.microsoft.com/office/word/2010/wordprocessingShape" mc:Ignorable="w14 w15 wp14">
   <w:p>
     <w:pPr>
-      <w:pStyle w:val="964"/>
+      <w:pStyle w:val="967"/>
       <w:pBdr/>
       <w:spacing/>
       <w:ind/>
@@ -1578,7 +2424,7 @@
   </w:p>
   <w:p>
     <w:pPr>
-      <w:pStyle w:val="964"/>
+      <w:pStyle w:val="967"/>
       <w:pBdr/>
       <w:spacing/>
       <w:ind/>
@@ -1659,20 +2505,211 @@
   <w:footnote w:id="2">
     <w:p>
       <w:pPr>
-        <w:pStyle w:val="967"/>
-        <w:pBdr/>
-        <w:spacing/>
-        <w:ind/>
-        <w:rPr/>
+        <w:pStyle w:val="970"/>
+        <w:pBdr/>
+        <w:spacing/>
+        <w:ind/>
+        <w:rPr>
+          <w:lang w:val="en-IE"/>
+        </w:rPr>
       </w:pPr>
       <w:r>
         <w:rPr>
-          <w:rStyle w:val="969"/>
+          <w:rStyle w:val="972"/>
+          <w:lang w:val="en-IE"/>
         </w:rPr>
         <w:footnoteRef/>
       </w:r>
       <w:r>
+        <w:rPr>
+          <w:lang w:val="en-IE"/>
+        </w:rPr>
         <w:t xml:space="preserve"> </w:t>
+      </w:r>
+      <w:r>
+        <w:rPr>
+          <w:rStyle w:val="971"/>
+          <w:rFonts w:ascii="Calibri" w:hAnsi="Calibri" w:eastAsia="Calibri" w:cs="Calibri"/>
+          <w:lang w:val="en-IE"/>
+        </w:rPr>
+        <w:t xml:space="preserve">Melaugh, M. “CAIN: Irish Republican Army (IRA) Statement on the Ending of the Armed Campaign, (28 July 2005).” </w:t>
+      </w:r>
+      <w:r>
+        <w:rPr>
+          <w:rStyle w:val="971"/>
+          <w:rFonts w:ascii="Calibri" w:hAnsi="Calibri" w:eastAsia="Calibri" w:cs="Calibri"/>
+          <w:i/>
+          <w:iCs/>
+          <w:lang w:val="en-IE"/>
+        </w:rPr>
+        <w:t xml:space="preserve">Ulster University</w:t>
+      </w:r>
+      <w:r>
+        <w:rPr>
+          <w:rStyle w:val="971"/>
+          <w:rFonts w:ascii="Calibri" w:hAnsi="Calibri" w:eastAsia="Calibri" w:cs="Calibri"/>
+          <w:lang w:val="en-IE"/>
+        </w:rPr>
+        <w:t xml:space="preserve">, 28 July 2005, </w:t>
+      </w:r>
+      <w:hyperlink r:id="rId1" w:tooltip="https://cain.ulster.ac.uk/othelem/organ/ira/ira280705.htm" w:history="1">
+        <w:r>
+          <w:rPr>
+            <w:rStyle w:val="976"/>
+            <w:rFonts w:ascii="Calibri" w:hAnsi="Calibri" w:eastAsia="Calibri" w:cs="Calibri"/>
+            <w:lang w:val="en-IE"/>
+          </w:rPr>
+          <w:t xml:space="preserve">https://cain.ulster.ac.uk/othelem/organ/ira/ira280705.htm</w:t>
+        </w:r>
+        <w:r>
+          <w:rPr>
+            <w:rStyle w:val="976"/>
+            <w:rFonts w:ascii="Calibri" w:hAnsi="Calibri" w:eastAsia="Calibri" w:cs="Calibri"/>
+            <w:lang w:val="en-IE" w:bidi="en-IE"/>
+          </w:rPr>
+        </w:r>
+        <w:r>
+          <w:rPr>
+            <w:rStyle w:val="976"/>
+            <w:lang w:val="en-IE" w:bidi="en-IE"/>
+          </w:rPr>
+        </w:r>
+      </w:hyperlink>
+      <w:r>
+        <w:rPr>
+          <w:lang w:val="en-IE"/>
+        </w:rPr>
+        <w:t xml:space="preserve">. </w:t>
+      </w:r>
+      <w:r>
+        <w:rPr>
+          <w:rFonts w:ascii="Calibri" w:hAnsi="Calibri" w:eastAsia="Calibri" w:cs="Calibri"/>
+          <w:lang w:val="en-IE"/>
+        </w:rPr>
+        <w:t xml:space="preserve">Last Accessed 11 Mar. 2026.</w:t>
+      </w:r>
+      <w:r>
+        <w:rPr>
+          <w:lang w:val="en-IE" w:bidi="en-IE"/>
+        </w:rPr>
+      </w:r>
+      <w:r>
+        <w:rPr>
+          <w:lang w:val="en-IE"/>
+        </w:rPr>
+      </w:r>
+    </w:p>
+  </w:footnote>
+  <w:footnote w:id="3">
+    <w:p>
+      <w:pPr>
+        <w:pStyle w:val="970"/>
+        <w:pBdr/>
+        <w:spacing/>
+        <w:ind/>
+        <w:jc w:val="both"/>
+        <w:rPr>
+          <w:rFonts w:ascii="Calibri" w:hAnsi="Calibri" w:eastAsia="Calibri" w:cs="Calibri"/>
+          <w:color w:val="000000"/>
+          <w:sz w:val="22"/>
+          <w:szCs w:val="22"/>
+          <w:lang w:val="en-IE"/>
+        </w:rPr>
+      </w:pPr>
+      <w:r>
+        <w:rPr>
+          <w:rStyle w:val="972"/>
+          <w:lang w:val="en-IE"/>
+        </w:rPr>
+        <w:footnoteRef/>
+      </w:r>
+      <w:r>
+        <w:rPr>
+          <w:lang w:val="en-IE"/>
+        </w:rPr>
+        <w:t xml:space="preserve"> </w:t>
+      </w:r>
+      <w:r>
+        <w:rPr>
+          <w:rFonts w:ascii="Calibri" w:hAnsi="Calibri" w:eastAsia="Calibri" w:cs="Calibri"/>
+          <w:color w:val="000000"/>
+          <w:sz w:val="20"/>
+          <w:szCs w:val="20"/>
+          <w:lang w:val="en-IE"/>
+        </w:rPr>
+        <w:t xml:space="preserve">Hall, A., (2018) “Incomplete Peace and Social Stagnation: Shortcomings of the Good Friday</w:t>
+      </w:r>
+      <w:r>
+        <w:rPr>
+          <w:rFonts w:ascii="Calibri" w:hAnsi="Calibri" w:eastAsia="Calibri" w:cs="Calibri"/>
+          <w:color w:val="000000"/>
+          <w:sz w:val="20"/>
+          <w:szCs w:val="20"/>
+          <w:lang w:val="en-IE"/>
+        </w:rPr>
+        <w:t xml:space="preserve"> </w:t>
+      </w:r>
+      <w:r>
+        <w:rPr>
+          <w:rFonts w:ascii="Calibri" w:hAnsi="Calibri" w:eastAsia="Calibri" w:cs="Calibri"/>
+          <w:color w:val="000000"/>
+          <w:sz w:val="20"/>
+          <w:szCs w:val="20"/>
+          <w:lang w:val="en-IE"/>
+        </w:rPr>
+        <w:t xml:space="preserve">Agreement”, </w:t>
+      </w:r>
+      <w:r>
+        <w:rPr>
+          <w:rFonts w:ascii="Calibri" w:hAnsi="Calibri" w:eastAsia="Calibri" w:cs="Calibri"/>
+          <w:i/>
+          <w:color w:val="000000"/>
+          <w:sz w:val="20"/>
+          <w:szCs w:val="20"/>
+          <w:lang w:val="en-IE"/>
+        </w:rPr>
+        <w:t xml:space="preserve">Open Library of Humanities</w:t>
+      </w:r>
+      <w:r>
+        <w:rPr>
+          <w:rFonts w:ascii="Calibri" w:hAnsi="Calibri" w:eastAsia="Calibri" w:cs="Calibri"/>
+          <w:color w:val="000000"/>
+          <w:sz w:val="20"/>
+          <w:szCs w:val="20"/>
+          <w:lang w:val="en-IE"/>
+        </w:rPr>
+        <w:t xml:space="preserve"> 4(2), 7. doi: </w:t>
+      </w:r>
+      <w:hyperlink r:id="rId2" w:tooltip="https://doi.org/10.16995/olh.251" w:history="1">
+        <w:r>
+          <w:rPr>
+            <w:rStyle w:val="976"/>
+            <w:rFonts w:ascii="Calibri" w:hAnsi="Calibri" w:eastAsia="Calibri" w:cs="Calibri"/>
+            <w:color w:val="0000ee"/>
+            <w:sz w:val="20"/>
+            <w:szCs w:val="20"/>
+            <w:u w:val="single"/>
+            <w:lang w:val="en-IE"/>
+          </w:rPr>
+          <w:t xml:space="preserve">https://doi.org/10.16995/olh.251</w:t>
+        </w:r>
+      </w:hyperlink>
+      <w:r>
+        <w:rPr>
+          <w:rFonts w:ascii="Calibri" w:hAnsi="Calibri" w:eastAsia="Calibri" w:cs="Calibri"/>
+          <w:color w:val="000000"/>
+          <w:sz w:val="22"/>
+          <w:szCs w:val="22"/>
+          <w:lang w:val="en-IE"/>
+        </w:rPr>
+        <w:t xml:space="preserve"> </w:t>
+      </w:r>
+      <w:r>
+        <w:rPr>
+          <w:rFonts w:ascii="Calibri" w:hAnsi="Calibri" w:eastAsia="Calibri" w:cs="Calibri"/>
+          <w:lang w:val="en-IE"/>
+        </w:rPr>
+        <w:t xml:space="preserve">Last Accessed 11 Mar. 2026.</w:t>
       </w:r>
       <w:r>
         <w:rPr>
@@ -1680,18 +2717,8 @@
           <w:color w:val="000000"/>
           <w:sz w:val="22"/>
           <w:szCs w:val="22"/>
+          <w:lang w:val="en-IE" w:bidi="en-IE"/>
         </w:rPr>
-        <w:t xml:space="preserve">Hall, A., (2018) “Incomplete Peace and Social Stagnation: Shortcomings of the Good Friday Agreement”, </w:t>
-      </w:r>
-      <w:r>
-        <w:rPr>
-          <w:rFonts w:ascii="Calibri" w:hAnsi="Calibri" w:eastAsia="Calibri" w:cs="Calibri"/>
-          <w:i/>
-          <w:color w:val="000000"/>
-          <w:sz w:val="22"/>
-          <w:szCs w:val="22"/>
-        </w:rPr>
-        <w:t xml:space="preserve">Open Library of Humanities</w:t>
       </w:r>
       <w:r>
         <w:rPr>
@@ -1699,30 +2726,226 @@
           <w:color w:val="000000"/>
           <w:sz w:val="22"/>
           <w:szCs w:val="22"/>
+          <w:lang w:val="en-IE"/>
         </w:rPr>
-        <w:t xml:space="preserve"> 4(2), 7. doi: </w:t>
       </w:r>
-      <w:hyperlink r:id="rId1" w:tooltip="https://doi.org/10.16995/olh.251" w:history="1">
+    </w:p>
+  </w:footnote>
+  <w:footnote w:id="4">
+    <w:p>
+      <w:pPr>
+        <w:pStyle w:val="970"/>
+        <w:pBdr/>
+        <w:spacing/>
+        <w:ind/>
+        <w:rPr>
+          <w:lang w:val="en-IE"/>
+        </w:rPr>
+      </w:pPr>
+      <w:r>
+        <w:rPr>
+          <w:rStyle w:val="972"/>
+          <w:lang w:val="en-IE"/>
+        </w:rPr>
+        <w:footnoteRef/>
+      </w:r>
+      <w:r>
+        <w:rPr>
+          <w:lang w:val="en-IE"/>
+        </w:rPr>
+        <w:t xml:space="preserve"> </w:t>
+      </w:r>
+      <w:r>
+        <w:rPr>
+          <w:lang w:val="en-IE"/>
+        </w:rPr>
+        <w:t xml:space="preserve">“</w:t>
+      </w:r>
+      <w:r>
+        <w:rPr>
+          <w:rFonts w:ascii="Calibri" w:hAnsi="Calibri" w:eastAsia="Calibri" w:cs="Calibri"/>
+          <w:lang w:val="en-IE"/>
+        </w:rPr>
+        <w:t xml:space="preserve">Agreement Reached in Multi-Party Negotiations.” </w:t>
+      </w:r>
+      <w:r>
+        <w:rPr>
+          <w:rFonts w:ascii="Calibri" w:hAnsi="Calibri" w:eastAsia="Calibri" w:cs="Calibri"/>
+          <w:i/>
+          <w:iCs/>
+          <w:lang w:val="en-IE"/>
+        </w:rPr>
+        <w:t xml:space="preserve">Government of Ireland</w:t>
+      </w:r>
+      <w:r>
+        <w:rPr>
+          <w:rFonts w:ascii="Calibri" w:hAnsi="Calibri" w:eastAsia="Calibri" w:cs="Calibri"/>
+          <w:lang w:val="en-IE"/>
+        </w:rPr>
+        <w:t xml:space="preserve">, 10 April 1998, </w:t>
+      </w:r>
+      <w:hyperlink r:id="rId3" w:tooltip="https://assets.ireland.ie/documents/good-friday-agreement.pdf" w:history="1">
         <w:r>
           <w:rPr>
-            <w:rStyle w:val="973"/>
+            <w:rStyle w:val="976"/>
             <w:rFonts w:ascii="Calibri" w:hAnsi="Calibri" w:eastAsia="Calibri" w:cs="Calibri"/>
-            <w:color w:val="0000ee"/>
-            <w:sz w:val="22"/>
-            <w:szCs w:val="22"/>
-            <w:u w:val="single"/>
+            <w:lang w:val="en-IE"/>
           </w:rPr>
-          <w:t xml:space="preserve">https://doi.org/10.16995/olh.251</w:t>
+          <w:t xml:space="preserve">https://assets.ireland.ie/documents/good-friday-agreement.pdf</w:t>
         </w:r>
       </w:hyperlink>
       <w:r>
         <w:rPr>
           <w:rFonts w:ascii="Calibri" w:hAnsi="Calibri" w:eastAsia="Calibri" w:cs="Calibri"/>
-          <w:sz w:val="22"/>
-          <w:szCs w:val="22"/>
+          <w:lang w:val="en-IE"/>
+        </w:rPr>
+        <w:t xml:space="preserve">. </w:t>
+      </w:r>
+      <w:r>
+        <w:rPr>
+          <w:rFonts w:ascii="Calibri" w:hAnsi="Calibri" w:eastAsia="Calibri" w:cs="Calibri"/>
+          <w:lang w:val="en-IE"/>
+        </w:rPr>
+        <w:t xml:space="preserve">Last Accessed 11 Mar. 2026.</w:t>
+      </w:r>
+      <w:r>
+        <w:rPr>
+          <w:rFonts w:ascii="Calibri" w:hAnsi="Calibri" w:eastAsia="Calibri" w:cs="Calibri"/>
+          <w:lang w:val="en-IE" w:bidi="en-IE"/>
         </w:rPr>
       </w:r>
-      <w:r/>
+      <w:r>
+        <w:rPr>
+          <w:lang w:val="en-IE"/>
+        </w:rPr>
+      </w:r>
+    </w:p>
+  </w:footnote>
+  <w:footnote w:id="5">
+    <w:p>
+      <w:pPr>
+        <w:pStyle w:val="970"/>
+        <w:pBdr/>
+        <w:spacing/>
+        <w:ind/>
+        <w:rPr>
+          <w:lang w:val="en-IE"/>
+        </w:rPr>
+      </w:pPr>
+      <w:r>
+        <w:rPr>
+          <w:rStyle w:val="972"/>
+          <w:lang w:val="en-IE"/>
+        </w:rPr>
+        <w:footnoteRef/>
+      </w:r>
+      <w:r>
+        <w:rPr>
+          <w:lang w:val="en-IE"/>
+        </w:rPr>
+        <w:t xml:space="preserve"> </w:t>
+      </w:r>
+      <w:r>
+        <w:rPr>
+          <w:rFonts w:ascii="Calibri" w:hAnsi="Calibri" w:eastAsia="Calibri" w:cs="Calibri"/>
+          <w:lang w:val="en-IE"/>
+        </w:rPr>
+        <w:t xml:space="preserve">Walker, Alex. “Unionism and the Belfast/Good Friday Agreement.” UK in a Changing Europe, 13 Apr. 2023, </w:t>
+      </w:r>
+      <w:hyperlink r:id="rId4" w:tooltip="https;//ukandeu.ac.uk/unionism-and-the-belfast-good-friday-agreement/" w:history="1">
+        <w:r>
+          <w:rPr>
+            <w:rStyle w:val="976"/>
+            <w:rFonts w:ascii="Calibri" w:hAnsi="Calibri" w:eastAsia="Calibri" w:cs="Calibri"/>
+            <w:lang w:val="en-IE"/>
+          </w:rPr>
+          <w:t xml:space="preserve">https;//ukandeu.ac.uk/unionism-and-the-belfast-good-friday-agreement/</w:t>
+        </w:r>
+      </w:hyperlink>
+      <w:r>
+        <w:rPr>
+          <w:rFonts w:ascii="Calibri" w:hAnsi="Calibri" w:eastAsia="Calibri" w:cs="Calibri"/>
+          <w:lang w:val="en-IE"/>
+        </w:rPr>
+        <w:t xml:space="preserve">. Last Accessed 11 Mar. 2026.</w:t>
+      </w:r>
+      <w:r>
+        <w:rPr>
+          <w:rFonts w:ascii="Calibri" w:hAnsi="Calibri" w:eastAsia="Calibri" w:cs="Calibri"/>
+          <w:lang w:val="en-IE" w:bidi="en-IE"/>
+        </w:rPr>
+      </w:r>
+      <w:r>
+        <w:rPr>
+          <w:lang w:val="en-IE"/>
+        </w:rPr>
+      </w:r>
+    </w:p>
+  </w:footnote>
+  <w:footnote w:id="6">
+    <w:p>
+      <w:pPr>
+        <w:pStyle w:val="970"/>
+        <w:pBdr/>
+        <w:spacing/>
+        <w:ind/>
+        <w:rPr>
+          <w:rFonts w:ascii="Calibri" w:hAnsi="Calibri" w:cs="Calibri"/>
+        </w:rPr>
+      </w:pPr>
+      <w:r>
+        <w:rPr>
+          <w:rStyle w:val="972"/>
+          <w:lang w:val="en-IE"/>
+        </w:rPr>
+        <w:footnoteRef/>
+      </w:r>
+      <w:r>
+        <w:rPr>
+          <w:lang w:val="en-IE"/>
+        </w:rPr>
+        <w:t xml:space="preserve"> </w:t>
+      </w:r>
+      <w:r>
+        <w:rPr>
+          <w:rFonts w:ascii="Calibri" w:hAnsi="Calibri" w:eastAsia="Calibri" w:cs="Calibri"/>
+          <w:lang w:val="en-IE"/>
+        </w:rPr>
+        <w:t xml:space="preserve">Haire, Siobhan. “Building a Lasting Peace: 25 Years of the Good Friday Agreement.” Quakers, 2020, </w:t>
+      </w:r>
+      <w:hyperlink r:id="rId5" w:tooltip="https://www.quaker.org.uk/blog/25-years-since-the-good-friday-agreement-reflections-from-a-quaker" w:history="1">
+        <w:r>
+          <w:rPr>
+            <w:rStyle w:val="976"/>
+            <w:rFonts w:ascii="Calibri" w:hAnsi="Calibri" w:eastAsia="Calibri" w:cs="Calibri"/>
+            <w:lang w:val="en-IE"/>
+          </w:rPr>
+          <w:t xml:space="preserve">https://www.quaker.org.uk/blog/25-years-since-the-good-friday-agreement-reflections-from-a-quaker</w:t>
+        </w:r>
+      </w:hyperlink>
+      <w:r>
+        <w:rPr>
+          <w:rFonts w:ascii="Calibri" w:hAnsi="Calibri" w:eastAsia="Calibri" w:cs="Calibri"/>
+          <w:lang w:val="en-IE"/>
+        </w:rPr>
+        <w:t xml:space="preserve">. Last </w:t>
+      </w:r>
+      <w:r>
+        <w:rPr>
+          <w:rFonts w:ascii="Calibri" w:hAnsi="Calibri" w:eastAsia="Calibri" w:cs="Calibri"/>
+        </w:rPr>
+        <w:t xml:space="preserve">Accessed 11 Mar. 2026.</w:t>
+      </w:r>
+      <w:r>
+        <w:rPr>
+          <w:rFonts w:ascii="Calibri" w:hAnsi="Calibri" w:eastAsia="Calibri" w:cs="Calibri"/>
+        </w:rPr>
+      </w:r>
+      <w:r>
+        <w:rPr>
+          <w:rFonts w:ascii="Calibri" w:hAnsi="Calibri" w:eastAsia="Calibri" w:cs="Calibri"/>
+        </w:rPr>
+      </w:r>
     </w:p>
   </w:footnote>
 </w:footnotes>
@@ -1732,7 +2955,7 @@
 <w:hdr xmlns:wpc="http://schemas.microsoft.com/office/word/2010/wordprocessingCanvas" xmlns:mc="http://schemas.openxmlformats.org/markup-compatibility/2006" xmlns:o="urn:schemas-microsoft-com:office:office" xmlns:r="http://schemas.openxmlformats.org/officeDocument/2006/relationships" xmlns:m="http://schemas.openxmlformats.org/officeDocument/2006/math" xmlns:v="urn:schemas-microsoft-com:vml" xmlns:wp14="http://schemas.microsoft.com/office/word/2010/wordprocessingDrawing" xmlns:wp="http://schemas.openxmlformats.org/drawingml/2006/wordprocessingDrawing" xmlns:w10="urn:schemas-microsoft-com:office:word" xmlns:w="http://schemas.openxmlformats.org/wordprocessingml/2006/main" xmlns:w14="http://schemas.microsoft.com/office/word/2010/wordml" xmlns:w15="http://schemas.microsoft.com/office/word/2012/wordml" xmlns:wpg="http://schemas.microsoft.com/office/word/2010/wordprocessingGroup" xmlns:wpi="http://schemas.microsoft.com/office/word/2010/wordprocessingInk" xmlns:wne="http://schemas.microsoft.com/office/word/2006/wordml" xmlns:a="http://schemas.openxmlformats.org/drawingml/2006/main" xmlns:wps="http://schemas.microsoft.com/office/word/2010/wordprocessingShape" mc:Ignorable="w14 w15 wp14">
   <w:p>
     <w:pPr>
-      <w:pStyle w:val="962"/>
+      <w:pStyle w:val="965"/>
       <w:pBdr/>
       <w:spacing/>
       <w:ind/>
@@ -1765,7 +2988,7 @@
   </w:p>
   <w:p>
     <w:pPr>
-      <w:pStyle w:val="962"/>
+      <w:pStyle w:val="965"/>
       <w:pBdr/>
       <w:spacing/>
       <w:ind/>
@@ -1804,7 +3027,7 @@
 <w:hdr xmlns:wpc="http://schemas.microsoft.com/office/word/2010/wordprocessingCanvas" xmlns:mc="http://schemas.openxmlformats.org/markup-compatibility/2006" xmlns:o="urn:schemas-microsoft-com:office:office" xmlns:r="http://schemas.openxmlformats.org/officeDocument/2006/relationships" xmlns:m="http://schemas.openxmlformats.org/officeDocument/2006/math" xmlns:v="urn:schemas-microsoft-com:vml" xmlns:wp14="http://schemas.microsoft.com/office/word/2010/wordprocessingDrawing" xmlns:wp="http://schemas.openxmlformats.org/drawingml/2006/wordprocessingDrawing" xmlns:w10="urn:schemas-microsoft-com:office:word" xmlns:w="http://schemas.openxmlformats.org/wordprocessingml/2006/main" xmlns:w14="http://schemas.microsoft.com/office/word/2010/wordml" xmlns:w15="http://schemas.microsoft.com/office/word/2012/wordml" xmlns:wpg="http://schemas.microsoft.com/office/word/2010/wordprocessingGroup" xmlns:wpi="http://schemas.microsoft.com/office/word/2010/wordprocessingInk" xmlns:wne="http://schemas.microsoft.com/office/word/2006/wordml" xmlns:a="http://schemas.openxmlformats.org/drawingml/2006/main" xmlns:wps="http://schemas.microsoft.com/office/word/2010/wordprocessingShape" mc:Ignorable="w14 w15 wp14">
   <w:p>
     <w:pPr>
-      <w:pStyle w:val="962"/>
+      <w:pStyle w:val="965"/>
       <w:pBdr/>
       <w:spacing/>
       <w:ind/>
@@ -1837,7 +3060,7 @@
   </w:p>
   <w:p>
     <w:pPr>
-      <w:pStyle w:val="962"/>
+      <w:pStyle w:val="965"/>
       <w:pBdr/>
       <w:spacing/>
       <w:ind/>
@@ -2420,7 +3643,7 @@
         <w:rFonts w:hint="default" w:asciiTheme="minorHAnsi" w:hAnsiTheme="minorHAnsi" w:eastAsiaTheme="minorHAnsi" w:cstheme="minorBidi"/>
         <w:sz w:val="22"/>
         <w:szCs w:val="22"/>
-        <w:lang w:val="en-IE" w:eastAsia="en-US" w:bidi="ar-SA"/>
+        <w:lang w:val="en-US" w:eastAsia="en-US" w:bidi="ar-SA"/>
       </w:rPr>
     </w:rPrDefault>
     <w:pPrDefault>
@@ -2570,9 +3793,9 @@
     <w:lsdException w:name="Bibliography" w:uiPriority="37"/>
     <w:lsdException w:name="TOC Heading" w:uiPriority="39" w:qFormat="1"/>
   </w:latentStyles>
-  <w:style w:type="table" w:styleId="802">
+  <w:style w:type="table" w:styleId="805">
     <w:name w:val="Table Grid"/>
-    <w:basedOn w:val="988"/>
+    <w:basedOn w:val="991"/>
     <w:uiPriority w:val="59"/>
     <w:pPr>
       <w:pBdr/>
@@ -2769,9 +3992,9 @@
       </w:tcPr>
     </w:tblStylePr>
   </w:style>
-  <w:style w:type="table" w:styleId="803">
+  <w:style w:type="table" w:styleId="806">
     <w:name w:val="Table Grid Light"/>
-    <w:basedOn w:val="988"/>
+    <w:basedOn w:val="991"/>
     <w:uiPriority w:val="59"/>
     <w:pPr>
       <w:pBdr/>
@@ -2968,9 +4191,9 @@
       </w:tcPr>
     </w:tblStylePr>
   </w:style>
-  <w:style w:type="table" w:styleId="804">
+  <w:style w:type="table" w:styleId="807">
     <w:name w:val="Plain Table 1"/>
-    <w:basedOn w:val="988"/>
+    <w:basedOn w:val="991"/>
     <w:uiPriority w:val="59"/>
     <w:pPr>
       <w:pBdr/>
@@ -3193,9 +4416,9 @@
       </w:tcPr>
     </w:tblStylePr>
   </w:style>
-  <w:style w:type="table" w:styleId="805">
+  <w:style w:type="table" w:styleId="808">
     <w:name w:val="Plain Table 2"/>
-    <w:basedOn w:val="988"/>
+    <w:basedOn w:val="991"/>
     <w:uiPriority w:val="59"/>
     <w:pPr>
       <w:pBdr/>
@@ -3426,9 +4649,9 @@
       </w:tcPr>
     </w:tblStylePr>
   </w:style>
-  <w:style w:type="table" w:styleId="806">
+  <w:style w:type="table" w:styleId="809">
     <w:name w:val="Plain Table 3"/>
-    <w:basedOn w:val="988"/>
+    <w:basedOn w:val="991"/>
     <w:uiPriority w:val="99"/>
     <w:pPr>
       <w:pBdr/>
@@ -3656,9 +4879,9 @@
       </w:tcPr>
     </w:tblStylePr>
   </w:style>
-  <w:style w:type="table" w:styleId="807">
+  <w:style w:type="table" w:styleId="810">
     <w:name w:val="Plain Table 4"/>
-    <w:basedOn w:val="988"/>
+    <w:basedOn w:val="991"/>
     <w:uiPriority w:val="99"/>
     <w:pPr>
       <w:pBdr/>
@@ -3872,9 +5095,9 @@
       </w:tcPr>
     </w:tblStylePr>
   </w:style>
-  <w:style w:type="table" w:styleId="808">
+  <w:style w:type="table" w:styleId="811">
     <w:name w:val="Plain Table 5"/>
-    <w:basedOn w:val="988"/>
+    <w:basedOn w:val="991"/>
     <w:uiPriority w:val="99"/>
     <w:pPr>
       <w:pBdr/>
@@ -4105,9 +5328,9 @@
       </w:tcPr>
     </w:tblStylePr>
   </w:style>
-  <w:style w:type="table" w:styleId="809">
+  <w:style w:type="table" w:styleId="812">
     <w:name w:val="Grid Table 1 Light"/>
-    <w:basedOn w:val="988"/>
+    <w:basedOn w:val="991"/>
     <w:uiPriority w:val="99"/>
     <w:pPr>
       <w:pBdr/>
@@ -4328,9 +5551,9 @@
       </w:tcPr>
     </w:tblStylePr>
   </w:style>
-  <w:style w:type="table" w:styleId="810">
+  <w:style w:type="table" w:styleId="813">
     <w:name w:val="Grid Table 1 Light - Accent 1"/>
-    <w:basedOn w:val="988"/>
+    <w:basedOn w:val="991"/>
     <w:uiPriority w:val="99"/>
     <w:pPr>
       <w:pBdr/>
@@ -4551,9 +5774,9 @@
       </w:tcPr>
     </w:tblStylePr>
   </w:style>
-  <w:style w:type="table" w:styleId="811">
+  <w:style w:type="table" w:styleId="814">
     <w:name w:val="Grid Table 1 Light - Accent 2"/>
-    <w:basedOn w:val="988"/>
+    <w:basedOn w:val="991"/>
     <w:uiPriority w:val="99"/>
     <w:pPr>
       <w:pBdr/>
@@ -4774,9 +5997,9 @@
       </w:tcPr>
     </w:tblStylePr>
   </w:style>
-  <w:style w:type="table" w:styleId="812">
+  <w:style w:type="table" w:styleId="815">
     <w:name w:val="Grid Table 1 Light - Accent 3"/>
-    <w:basedOn w:val="988"/>
+    <w:basedOn w:val="991"/>
     <w:uiPriority w:val="99"/>
     <w:pPr>
       <w:pBdr/>
@@ -4997,9 +6220,9 @@
       </w:tcPr>
     </w:tblStylePr>
   </w:style>
-  <w:style w:type="table" w:styleId="813">
+  <w:style w:type="table" w:styleId="816">
     <w:name w:val="Grid Table 1 Light - Accent 4"/>
-    <w:basedOn w:val="988"/>
+    <w:basedOn w:val="991"/>
     <w:uiPriority w:val="99"/>
     <w:pPr>
       <w:pBdr/>
@@ -5220,9 +6443,9 @@
       </w:tcPr>
     </w:tblStylePr>
   </w:style>
-  <w:style w:type="table" w:styleId="814">
+  <w:style w:type="table" w:styleId="817">
     <w:name w:val="Grid Table 1 Light - Accent 5"/>
-    <w:basedOn w:val="988"/>
+    <w:basedOn w:val="991"/>
     <w:uiPriority w:val="99"/>
     <w:pPr>
       <w:pBdr/>
@@ -5443,9 +6666,9 @@
       </w:tcPr>
     </w:tblStylePr>
   </w:style>
-  <w:style w:type="table" w:styleId="815">
+  <w:style w:type="table" w:styleId="818">
     <w:name w:val="Grid Table 1 Light - Accent 6"/>
-    <w:basedOn w:val="988"/>
+    <w:basedOn w:val="991"/>
     <w:uiPriority w:val="99"/>
     <w:pPr>
       <w:pBdr/>
@@ -5666,9 +6889,9 @@
       </w:tcPr>
     </w:tblStylePr>
   </w:style>
-  <w:style w:type="table" w:styleId="816">
+  <w:style w:type="table" w:styleId="819">
     <w:name w:val="Grid Table 2"/>
-    <w:basedOn w:val="988"/>
+    <w:basedOn w:val="991"/>
     <w:uiPriority w:val="99"/>
     <w:pPr>
       <w:pBdr/>
@@ -5898,9 +7121,9 @@
       </w:tcPr>
     </w:tblStylePr>
   </w:style>
-  <w:style w:type="table" w:styleId="817">
+  <w:style w:type="table" w:styleId="820">
     <w:name w:val="Grid Table 2 - Accent 1"/>
-    <w:basedOn w:val="988"/>
+    <w:basedOn w:val="991"/>
     <w:uiPriority w:val="99"/>
     <w:pPr>
       <w:pBdr/>
@@ -6130,9 +7353,9 @@
       </w:tcPr>
     </w:tblStylePr>
   </w:style>
-  <w:style w:type="table" w:styleId="818">
+  <w:style w:type="table" w:styleId="821">
     <w:name w:val="Grid Table 2 - Accent 2"/>
-    <w:basedOn w:val="988"/>
+    <w:basedOn w:val="991"/>
     <w:uiPriority w:val="99"/>
     <w:pPr>
       <w:pBdr/>
@@ -6362,9 +7585,9 @@
       </w:tcPr>
     </w:tblStylePr>
   </w:style>
-  <w:style w:type="table" w:styleId="819">
+  <w:style w:type="table" w:styleId="822">
     <w:name w:val="Grid Table 2 - Accent 3"/>
-    <w:basedOn w:val="988"/>
+    <w:basedOn w:val="991"/>
     <w:uiPriority w:val="99"/>
     <w:pPr>
       <w:pBdr/>
@@ -6594,9 +7817,9 @@
       </w:tcPr>
     </w:tblStylePr>
   </w:style>
-  <w:style w:type="table" w:styleId="820">
+  <w:style w:type="table" w:styleId="823">
     <w:name w:val="Grid Table 2 - Accent 4"/>
-    <w:basedOn w:val="988"/>
+    <w:basedOn w:val="991"/>
     <w:uiPriority w:val="99"/>
     <w:pPr>
       <w:pBdr/>
@@ -6826,9 +8049,9 @@
       </w:tcPr>
     </w:tblStylePr>
   </w:style>
-  <w:style w:type="table" w:styleId="821">
+  <w:style w:type="table" w:styleId="824">
     <w:name w:val="Grid Table 2 - Accent 5"/>
-    <w:basedOn w:val="988"/>
+    <w:basedOn w:val="991"/>
     <w:uiPriority w:val="99"/>
     <w:pPr>
       <w:pBdr/>
@@ -7058,9 +8281,9 @@
       </w:tcPr>
     </w:tblStylePr>
   </w:style>
-  <w:style w:type="table" w:styleId="822">
+  <w:style w:type="table" w:styleId="825">
     <w:name w:val="Grid Table 2 - Accent 6"/>
-    <w:basedOn w:val="988"/>
+    <w:basedOn w:val="991"/>
     <w:uiPriority w:val="99"/>
     <w:pPr>
       <w:pBdr/>
@@ -7290,9 +8513,9 @@
       </w:tcPr>
     </w:tblStylePr>
   </w:style>
-  <w:style w:type="table" w:styleId="823">
+  <w:style w:type="table" w:styleId="826">
     <w:name w:val="Grid Table 3"/>
-    <w:basedOn w:val="988"/>
+    <w:basedOn w:val="991"/>
     <w:uiPriority w:val="99"/>
     <w:pPr>
       <w:pBdr/>
@@ -7535,9 +8758,9 @@
       </w:tcPr>
     </w:tblStylePr>
   </w:style>
-  <w:style w:type="table" w:styleId="824">
+  <w:style w:type="table" w:styleId="827">
     <w:name w:val="Grid Table 3 - Accent 1"/>
-    <w:basedOn w:val="988"/>
+    <w:basedOn w:val="991"/>
     <w:uiPriority w:val="99"/>
     <w:pPr>
       <w:pBdr/>
@@ -7780,9 +9003,9 @@
       </w:tcPr>
     </w:tblStylePr>
   </w:style>
-  <w:style w:type="table" w:styleId="825">
+  <w:style w:type="table" w:styleId="828">
     <w:name w:val="Grid Table 3 - Accent 2"/>
-    <w:basedOn w:val="988"/>
+    <w:basedOn w:val="991"/>
     <w:uiPriority w:val="99"/>
     <w:pPr>
       <w:pBdr/>
@@ -8025,9 +9248,9 @@
       </w:tcPr>
     </w:tblStylePr>
   </w:style>
-  <w:style w:type="table" w:styleId="826">
+  <w:style w:type="table" w:styleId="829">
     <w:name w:val="Grid Table 3 - Accent 3"/>
-    <w:basedOn w:val="988"/>
+    <w:basedOn w:val="991"/>
     <w:uiPriority w:val="99"/>
     <w:pPr>
       <w:pBdr/>
@@ -8270,9 +9493,9 @@
       </w:tcPr>
     </w:tblStylePr>
   </w:style>
-  <w:style w:type="table" w:styleId="827">
+  <w:style w:type="table" w:styleId="830">
     <w:name w:val="Grid Table 3 - Accent 4"/>
-    <w:basedOn w:val="988"/>
+    <w:basedOn w:val="991"/>
     <w:uiPriority w:val="99"/>
     <w:pPr>
       <w:pBdr/>
@@ -8515,9 +9738,9 @@
       </w:tcPr>
     </w:tblStylePr>
   </w:style>
-  <w:style w:type="table" w:styleId="828">
+  <w:style w:type="table" w:styleId="831">
     <w:name w:val="Grid Table 3 - Accent 5"/>
-    <w:basedOn w:val="988"/>
+    <w:basedOn w:val="991"/>
     <w:uiPriority w:val="99"/>
     <w:pPr>
       <w:pBdr/>
@@ -8760,9 +9983,9 @@
       </w:tcPr>
     </w:tblStylePr>
   </w:style>
-  <w:style w:type="table" w:styleId="829">
+  <w:style w:type="table" w:styleId="832">
     <w:name w:val="Grid Table 3 - Accent 6"/>
-    <w:basedOn w:val="988"/>
+    <w:basedOn w:val="991"/>
     <w:uiPriority w:val="99"/>
     <w:pPr>
       <w:pBdr/>
@@ -9005,9 +10228,9 @@
       </w:tcPr>
     </w:tblStylePr>
   </w:style>
-  <w:style w:type="table" w:styleId="830">
+  <w:style w:type="table" w:styleId="833">
     <w:name w:val="Grid Table 4"/>
-    <w:basedOn w:val="988"/>
+    <w:basedOn w:val="991"/>
     <w:uiPriority w:val="59"/>
     <w:pPr>
       <w:pBdr/>
@@ -9238,9 +10461,9 @@
       </w:tcPr>
     </w:tblStylePr>
   </w:style>
-  <w:style w:type="table" w:styleId="831">
+  <w:style w:type="table" w:styleId="834">
     <w:name w:val="Grid Table 4 - Accent 1"/>
-    <w:basedOn w:val="988"/>
+    <w:basedOn w:val="991"/>
     <w:uiPriority w:val="59"/>
     <w:pPr>
       <w:pBdr/>
@@ -9471,9 +10694,9 @@
       </w:tcPr>
     </w:tblStylePr>
   </w:style>
-  <w:style w:type="table" w:styleId="832">
+  <w:style w:type="table" w:styleId="835">
     <w:name w:val="Grid Table 4 - Accent 2"/>
-    <w:basedOn w:val="988"/>
+    <w:basedOn w:val="991"/>
     <w:uiPriority w:val="59"/>
     <w:pPr>
       <w:pBdr/>
@@ -9704,9 +10927,9 @@
       </w:tcPr>
     </w:tblStylePr>
   </w:style>
-  <w:style w:type="table" w:styleId="833">
+  <w:style w:type="table" w:styleId="836">
     <w:name w:val="Grid Table 4 - Accent 3"/>
-    <w:basedOn w:val="988"/>
+    <w:basedOn w:val="991"/>
     <w:uiPriority w:val="59"/>
     <w:pPr>
       <w:pBdr/>
@@ -9937,9 +11160,9 @@
       </w:tcPr>
     </w:tblStylePr>
   </w:style>
-  <w:style w:type="table" w:styleId="834">
+  <w:style w:type="table" w:styleId="837">
     <w:name w:val="Grid Table 4 - Accent 4"/>
-    <w:basedOn w:val="988"/>
+    <w:basedOn w:val="991"/>
     <w:uiPriority w:val="59"/>
     <w:pPr>
       <w:pBdr/>
@@ -10170,9 +11393,9 @@
       </w:tcPr>
     </w:tblStylePr>
   </w:style>
-  <w:style w:type="table" w:styleId="835">
+  <w:style w:type="table" w:styleId="838">
     <w:name w:val="Grid Table 4 - Accent 5"/>
-    <w:basedOn w:val="988"/>
+    <w:basedOn w:val="991"/>
     <w:uiPriority w:val="59"/>
     <w:pPr>
       <w:pBdr/>
@@ -10403,9 +11626,9 @@
       </w:tcPr>
     </w:tblStylePr>
   </w:style>
-  <w:style w:type="table" w:styleId="836">
+  <w:style w:type="table" w:styleId="839">
     <w:name w:val="Grid Table 4 - Accent 6"/>
-    <w:basedOn w:val="988"/>
+    <w:basedOn w:val="991"/>
     <w:uiPriority w:val="59"/>
     <w:pPr>
       <w:pBdr/>
@@ -10636,9 +11859,9 @@
       </w:tcPr>
     </w:tblStylePr>
   </w:style>
-  <w:style w:type="table" w:styleId="837">
+  <w:style w:type="table" w:styleId="840">
     <w:name w:val="Grid Table 5 Dark"/>
-    <w:basedOn w:val="988"/>
+    <w:basedOn w:val="991"/>
     <w:uiPriority w:val="99"/>
     <w:pPr>
       <w:pBdr/>
@@ -10864,9 +12087,9 @@
       </w:tcPr>
     </w:tblStylePr>
   </w:style>
-  <w:style w:type="table" w:styleId="838">
+  <w:style w:type="table" w:styleId="841">
     <w:name w:val="Grid Table 5 Dark- Accent 1"/>
-    <w:basedOn w:val="988"/>
+    <w:basedOn w:val="991"/>
     <w:uiPriority w:val="99"/>
     <w:pPr>
       <w:pBdr/>
@@ -11092,9 +12315,9 @@
       </w:tcPr>
     </w:tblStylePr>
   </w:style>
-  <w:style w:type="table" w:styleId="839">
+  <w:style w:type="table" w:styleId="842">
     <w:name w:val="Grid Table 5 Dark - Accent 2"/>
-    <w:basedOn w:val="988"/>
+    <w:basedOn w:val="991"/>
     <w:uiPriority w:val="99"/>
     <w:pPr>
       <w:pBdr/>
@@ -11320,9 +12543,9 @@
       </w:tcPr>
     </w:tblStylePr>
   </w:style>
-  <w:style w:type="table" w:styleId="840">
+  <w:style w:type="table" w:styleId="843">
     <w:name w:val="Grid Table 5 Dark - Accent 3"/>
-    <w:basedOn w:val="988"/>
+    <w:basedOn w:val="991"/>
     <w:uiPriority w:val="99"/>
     <w:pPr>
       <w:pBdr/>
@@ -11548,9 +12771,9 @@
       </w:tcPr>
     </w:tblStylePr>
   </w:style>
-  <w:style w:type="table" w:styleId="841">
+  <w:style w:type="table" w:styleId="844">
     <w:name w:val="Grid Table 5 Dark- Accent 4"/>
-    <w:basedOn w:val="988"/>
+    <w:basedOn w:val="991"/>
     <w:uiPriority w:val="99"/>
     <w:pPr>
       <w:pBdr/>
@@ -11776,9 +12999,9 @@
       </w:tcPr>
     </w:tblStylePr>
   </w:style>
-  <w:style w:type="table" w:styleId="842">
+  <w:style w:type="table" w:styleId="845">
     <w:name w:val="Grid Table 5 Dark - Accent 5"/>
-    <w:basedOn w:val="988"/>
+    <w:basedOn w:val="991"/>
     <w:uiPriority w:val="99"/>
     <w:pPr>
       <w:pBdr/>
@@ -12004,9 +13227,9 @@
       </w:tcPr>
     </w:tblStylePr>
   </w:style>
-  <w:style w:type="table" w:styleId="843">
+  <w:style w:type="table" w:styleId="846">
     <w:name w:val="Grid Table 5 Dark - Accent 6"/>
-    <w:basedOn w:val="988"/>
+    <w:basedOn w:val="991"/>
     <w:uiPriority w:val="99"/>
     <w:pPr>
       <w:pBdr/>
@@ -12232,9 +13455,9 @@
       </w:tcPr>
     </w:tblStylePr>
   </w:style>
-  <w:style w:type="table" w:styleId="844">
+  <w:style w:type="table" w:styleId="847">
     <w:name w:val="Grid Table 6 Colorful"/>
-    <w:basedOn w:val="988"/>
+    <w:basedOn w:val="991"/>
     <w:uiPriority w:val="99"/>
     <w:pPr>
       <w:pBdr/>
@@ -12462,9 +13685,9 @@
       </w:tcPr>
     </w:tblStylePr>
   </w:style>
-  <w:style w:type="table" w:styleId="845">
+  <w:style w:type="table" w:styleId="848">
     <w:name w:val="Grid Table 6 Colorful - Accent 1"/>
-    <w:basedOn w:val="988"/>
+    <w:basedOn w:val="991"/>
     <w:uiPriority w:val="99"/>
     <w:pPr>
       <w:pBdr/>
@@ -12692,9 +13915,9 @@
       </w:tcPr>
     </w:tblStylePr>
   </w:style>
-  <w:style w:type="table" w:styleId="846">
+  <w:style w:type="table" w:styleId="849">
     <w:name w:val="Grid Table 6 Colorful - Accent 2"/>
-    <w:basedOn w:val="988"/>
+    <w:basedOn w:val="991"/>
     <w:uiPriority w:val="99"/>
     <w:pPr>
       <w:pBdr/>
@@ -12922,9 +14145,9 @@
       </w:tcPr>
     </w:tblStylePr>
   </w:style>
-  <w:style w:type="table" w:styleId="847">
+  <w:style w:type="table" w:styleId="850">
     <w:name w:val="Grid Table 6 Colorful - Accent 3"/>
-    <w:basedOn w:val="988"/>
+    <w:basedOn w:val="991"/>
     <w:uiPriority w:val="99"/>
     <w:pPr>
       <w:pBdr/>
@@ -13152,9 +14375,9 @@
       </w:tcPr>
     </w:tblStylePr>
   </w:style>
-  <w:style w:type="table" w:styleId="848">
+  <w:style w:type="table" w:styleId="851">
     <w:name w:val="Grid Table 6 Colorful - Accent 4"/>
-    <w:basedOn w:val="988"/>
+    <w:basedOn w:val="991"/>
     <w:uiPriority w:val="99"/>
     <w:pPr>
       <w:pBdr/>
@@ -13382,9 +14605,9 @@
       </w:tcPr>
     </w:tblStylePr>
   </w:style>
-  <w:style w:type="table" w:styleId="849">
+  <w:style w:type="table" w:styleId="852">
     <w:name w:val="Grid Table 6 Colorful - Accent 5"/>
-    <w:basedOn w:val="988"/>
+    <w:basedOn w:val="991"/>
     <w:uiPriority w:val="99"/>
     <w:pPr>
       <w:pBdr/>
@@ -13612,9 +14835,9 @@
       </w:tcPr>
     </w:tblStylePr>
   </w:style>
-  <w:style w:type="table" w:styleId="850">
+  <w:style w:type="table" w:styleId="853">
     <w:name w:val="Grid Table 6 Colorful - Accent 6"/>
-    <w:basedOn w:val="988"/>
+    <w:basedOn w:val="991"/>
     <w:uiPriority w:val="99"/>
     <w:pPr>
       <w:pBdr/>
@@ -13842,9 +15065,9 @@
       </w:tcPr>
     </w:tblStylePr>
   </w:style>
-  <w:style w:type="table" w:styleId="851">
+  <w:style w:type="table" w:styleId="854">
     <w:name w:val="Grid Table 7 Colorful"/>
-    <w:basedOn w:val="988"/>
+    <w:basedOn w:val="991"/>
     <w:uiPriority w:val="99"/>
     <w:pPr>
       <w:pBdr/>
@@ -14096,9 +15319,9 @@
       </w:tcPr>
     </w:tblStylePr>
   </w:style>
-  <w:style w:type="table" w:styleId="852">
+  <w:style w:type="table" w:styleId="855">
     <w:name w:val="Grid Table 7 Colorful - Accent 1"/>
-    <w:basedOn w:val="988"/>
+    <w:basedOn w:val="991"/>
     <w:uiPriority w:val="99"/>
     <w:pPr>
       <w:pBdr/>
@@ -14350,9 +15573,9 @@
       </w:tcPr>
     </w:tblStylePr>
   </w:style>
-  <w:style w:type="table" w:styleId="853">
+  <w:style w:type="table" w:styleId="856">
     <w:name w:val="Grid Table 7 Colorful - Accent 2"/>
-    <w:basedOn w:val="988"/>
+    <w:basedOn w:val="991"/>
     <w:uiPriority w:val="99"/>
     <w:pPr>
       <w:pBdr/>
@@ -14604,9 +15827,9 @@
       </w:tcPr>
     </w:tblStylePr>
   </w:style>
-  <w:style w:type="table" w:styleId="854">
+  <w:style w:type="table" w:styleId="857">
     <w:name w:val="Grid Table 7 Colorful - Accent 3"/>
-    <w:basedOn w:val="988"/>
+    <w:basedOn w:val="991"/>
     <w:uiPriority w:val="99"/>
     <w:pPr>
       <w:pBdr/>
@@ -14858,9 +16081,9 @@
       </w:tcPr>
     </w:tblStylePr>
   </w:style>
-  <w:style w:type="table" w:styleId="855">
+  <w:style w:type="table" w:styleId="858">
     <w:name w:val="Grid Table 7 Colorful - Accent 4"/>
-    <w:basedOn w:val="988"/>
+    <w:basedOn w:val="991"/>
     <w:uiPriority w:val="99"/>
     <w:pPr>
       <w:pBdr/>
@@ -15112,9 +16335,9 @@
       </w:tcPr>
     </w:tblStylePr>
   </w:style>
-  <w:style w:type="table" w:styleId="856">
+  <w:style w:type="table" w:styleId="859">
     <w:name w:val="Grid Table 7 Colorful - Accent 5"/>
-    <w:basedOn w:val="988"/>
+    <w:basedOn w:val="991"/>
     <w:uiPriority w:val="99"/>
     <w:pPr>
       <w:pBdr/>
@@ -15366,9 +16589,9 @@
       </w:tcPr>
     </w:tblStylePr>
   </w:style>
-  <w:style w:type="table" w:styleId="857">
+  <w:style w:type="table" w:styleId="860">
     <w:name w:val="Grid Table 7 Colorful - Accent 6"/>
-    <w:basedOn w:val="988"/>
+    <w:basedOn w:val="991"/>
     <w:uiPriority w:val="99"/>
     <w:pPr>
       <w:pBdr/>
@@ -15620,9 +16843,9 @@
       </w:tcPr>
     </w:tblStylePr>
   </w:style>
-  <w:style w:type="table" w:styleId="858">
+  <w:style w:type="table" w:styleId="861">
     <w:name w:val="List Table 1 Light"/>
-    <w:basedOn w:val="988"/>
+    <w:basedOn w:val="991"/>
     <w:uiPriority w:val="99"/>
     <w:pPr>
       <w:pBdr/>
@@ -15836,9 +17059,9 @@
       </w:tcPr>
     </w:tblStylePr>
   </w:style>
-  <w:style w:type="table" w:styleId="859">
+  <w:style w:type="table" w:styleId="862">
     <w:name w:val="List Table 1 Light - Accent 1"/>
-    <w:basedOn w:val="988"/>
+    <w:basedOn w:val="991"/>
     <w:uiPriority w:val="99"/>
     <w:pPr>
       <w:pBdr/>
@@ -16052,9 +17275,9 @@
       </w:tcPr>
     </w:tblStylePr>
   </w:style>
-  <w:style w:type="table" w:styleId="860">
+  <w:style w:type="table" w:styleId="863">
     <w:name w:val="List Table 1 Light - Accent 2"/>
-    <w:basedOn w:val="988"/>
+    <w:basedOn w:val="991"/>
     <w:uiPriority w:val="99"/>
     <w:pPr>
       <w:pBdr/>
@@ -16268,9 +17491,9 @@
       </w:tcPr>
     </w:tblStylePr>
   </w:style>
-  <w:style w:type="table" w:styleId="861">
+  <w:style w:type="table" w:styleId="864">
     <w:name w:val="List Table 1 Light - Accent 3"/>
-    <w:basedOn w:val="988"/>
+    <w:basedOn w:val="991"/>
     <w:uiPriority w:val="99"/>
     <w:pPr>
       <w:pBdr/>
@@ -16484,9 +17707,9 @@
       </w:tcPr>
     </w:tblStylePr>
   </w:style>
-  <w:style w:type="table" w:styleId="862">
+  <w:style w:type="table" w:styleId="865">
     <w:name w:val="List Table 1 Light - Accent 4"/>
-    <w:basedOn w:val="988"/>
+    <w:basedOn w:val="991"/>
     <w:uiPriority w:val="99"/>
     <w:pPr>
       <w:pBdr/>
@@ -16700,9 +17923,9 @@
       </w:tcPr>
     </w:tblStylePr>
   </w:style>
-  <w:style w:type="table" w:styleId="863">
+  <w:style w:type="table" w:styleId="866">
     <w:name w:val="List Table 1 Light - Accent 5"/>
-    <w:basedOn w:val="988"/>
+    <w:basedOn w:val="991"/>
     <w:uiPriority w:val="99"/>
     <w:pPr>
       <w:pBdr/>
@@ -16916,9 +18139,9 @@
       </w:tcPr>
     </w:tblStylePr>
   </w:style>
-  <w:style w:type="table" w:styleId="864">
+  <w:style w:type="table" w:styleId="867">
     <w:name w:val="List Table 1 Light - Accent 6"/>
-    <w:basedOn w:val="988"/>
+    <w:basedOn w:val="991"/>
     <w:uiPriority w:val="99"/>
     <w:pPr>
       <w:pBdr/>
@@ -17132,9 +18355,9 @@
       </w:tcPr>
     </w:tblStylePr>
   </w:style>
-  <w:style w:type="table" w:styleId="865">
+  <w:style w:type="table" w:styleId="868">
     <w:name w:val="List Table 2"/>
-    <w:basedOn w:val="988"/>
+    <w:basedOn w:val="991"/>
     <w:uiPriority w:val="99"/>
     <w:pPr>
       <w:pBdr/>
@@ -17370,9 +18593,9 @@
       </w:tcPr>
     </w:tblStylePr>
   </w:style>
-  <w:style w:type="table" w:styleId="866">
+  <w:style w:type="table" w:styleId="869">
     <w:name w:val="List Table 2 - Accent 1"/>
-    <w:basedOn w:val="988"/>
+    <w:basedOn w:val="991"/>
     <w:uiPriority w:val="99"/>
     <w:pPr>
       <w:pBdr/>
@@ -17608,9 +18831,9 @@
       </w:tcPr>
     </w:tblStylePr>
   </w:style>
-  <w:style w:type="table" w:styleId="867">
+  <w:style w:type="table" w:styleId="870">
     <w:name w:val="List Table 2 - Accent 2"/>
-    <w:basedOn w:val="988"/>
+    <w:basedOn w:val="991"/>
     <w:uiPriority w:val="99"/>
     <w:pPr>
       <w:pBdr/>
@@ -17846,9 +19069,9 @@
       </w:tcPr>
     </w:tblStylePr>
   </w:style>
-  <w:style w:type="table" w:styleId="868">
+  <w:style w:type="table" w:styleId="871">
     <w:name w:val="List Table 2 - Accent 3"/>
-    <w:basedOn w:val="988"/>
+    <w:basedOn w:val="991"/>
     <w:uiPriority w:val="99"/>
     <w:pPr>
       <w:pBdr/>
@@ -18084,9 +19307,9 @@
       </w:tcPr>
     </w:tblStylePr>
   </w:style>
-  <w:style w:type="table" w:styleId="869">
+  <w:style w:type="table" w:styleId="872">
     <w:name w:val="List Table 2 - Accent 4"/>
-    <w:basedOn w:val="988"/>
+    <w:basedOn w:val="991"/>
     <w:uiPriority w:val="99"/>
     <w:pPr>
       <w:pBdr/>
@@ -18322,9 +19545,9 @@
       </w:tcPr>
     </w:tblStylePr>
   </w:style>
-  <w:style w:type="table" w:styleId="870">
+  <w:style w:type="table" w:styleId="873">
     <w:name w:val="List Table 2 - Accent 5"/>
-    <w:basedOn w:val="988"/>
+    <w:basedOn w:val="991"/>
     <w:uiPriority w:val="99"/>
     <w:pPr>
       <w:pBdr/>
@@ -18560,9 +19783,9 @@
       </w:tcPr>
     </w:tblStylePr>
   </w:style>
-  <w:style w:type="table" w:styleId="871">
+  <w:style w:type="table" w:styleId="874">
     <w:name w:val="List Table 2 - Accent 6"/>
-    <w:basedOn w:val="988"/>
+    <w:basedOn w:val="991"/>
     <w:uiPriority w:val="99"/>
     <w:pPr>
       <w:pBdr/>
@@ -18798,9 +20021,9 @@
       </w:tcPr>
     </w:tblStylePr>
   </w:style>
-  <w:style w:type="table" w:styleId="872">
+  <w:style w:type="table" w:styleId="875">
     <w:name w:val="List Table 3"/>
-    <w:basedOn w:val="988"/>
+    <w:basedOn w:val="991"/>
     <w:uiPriority w:val="99"/>
     <w:pPr>
       <w:pBdr/>
@@ -19026,9 +20249,9 @@
       </w:tcPr>
     </w:tblStylePr>
   </w:style>
-  <w:style w:type="table" w:styleId="873">
+  <w:style w:type="table" w:styleId="876">
     <w:name w:val="List Table 3 - Accent 1"/>
-    <w:basedOn w:val="988"/>
+    <w:basedOn w:val="991"/>
     <w:uiPriority w:val="99"/>
     <w:pPr>
       <w:pBdr/>
@@ -19254,9 +20477,9 @@
       </w:tcPr>
     </w:tblStylePr>
   </w:style>
-  <w:style w:type="table" w:styleId="874">
+  <w:style w:type="table" w:styleId="877">
     <w:name w:val="List Table 3 - Accent 2"/>
-    <w:basedOn w:val="988"/>
+    <w:basedOn w:val="991"/>
     <w:uiPriority w:val="99"/>
     <w:pPr>
       <w:pBdr/>
@@ -19482,9 +20705,9 @@
       </w:tcPr>
     </w:tblStylePr>
   </w:style>
-  <w:style w:type="table" w:styleId="875">
+  <w:style w:type="table" w:styleId="878">
     <w:name w:val="List Table 3 - Accent 3"/>
-    <w:basedOn w:val="988"/>
+    <w:basedOn w:val="991"/>
     <w:uiPriority w:val="99"/>
     <w:pPr>
       <w:pBdr/>
@@ -19710,9 +20933,9 @@
       </w:tcPr>
     </w:tblStylePr>
   </w:style>
-  <w:style w:type="table" w:styleId="876">
+  <w:style w:type="table" w:styleId="879">
     <w:name w:val="List Table 3 - Accent 4"/>
-    <w:basedOn w:val="988"/>
+    <w:basedOn w:val="991"/>
     <w:uiPriority w:val="99"/>
     <w:pPr>
       <w:pBdr/>
@@ -19938,9 +21161,9 @@
       </w:tcPr>
     </w:tblStylePr>
   </w:style>
-  <w:style w:type="table" w:styleId="877">
+  <w:style w:type="table" w:styleId="880">
     <w:name w:val="List Table 3 - Accent 5"/>
-    <w:basedOn w:val="988"/>
+    <w:basedOn w:val="991"/>
     <w:uiPriority w:val="99"/>
     <w:pPr>
       <w:pBdr/>
@@ -20166,9 +21389,9 @@
       </w:tcPr>
     </w:tblStylePr>
   </w:style>
-  <w:style w:type="table" w:styleId="878">
+  <w:style w:type="table" w:styleId="881">
     <w:name w:val="List Table 3 - Accent 6"/>
-    <w:basedOn w:val="988"/>
+    <w:basedOn w:val="991"/>
     <w:uiPriority w:val="99"/>
     <w:pPr>
       <w:pBdr/>
@@ -20394,9 +21617,9 @@
       </w:tcPr>
     </w:tblStylePr>
   </w:style>
-  <w:style w:type="table" w:styleId="879">
+  <w:style w:type="table" w:styleId="882">
     <w:name w:val="List Table 4"/>
-    <w:basedOn w:val="988"/>
+    <w:basedOn w:val="991"/>
     <w:uiPriority w:val="99"/>
     <w:pPr>
       <w:pBdr/>
@@ -20619,9 +21842,9 @@
       </w:tcPr>
     </w:tblStylePr>
   </w:style>
-  <w:style w:type="table" w:styleId="880">
+  <w:style w:type="table" w:styleId="883">
     <w:name w:val="List Table 4 - Accent 1"/>
-    <w:basedOn w:val="988"/>
+    <w:basedOn w:val="991"/>
     <w:uiPriority w:val="99"/>
     <w:pPr>
       <w:pBdr/>
@@ -20844,9 +22067,9 @@
       </w:tcPr>
     </w:tblStylePr>
   </w:style>
-  <w:style w:type="table" w:styleId="881">
+  <w:style w:type="table" w:styleId="884">
     <w:name w:val="List Table 4 - Accent 2"/>
-    <w:basedOn w:val="988"/>
+    <w:basedOn w:val="991"/>
     <w:uiPriority w:val="99"/>
     <w:pPr>
       <w:pBdr/>
@@ -21069,9 +22292,9 @@
       </w:tcPr>
     </w:tblStylePr>
   </w:style>
-  <w:style w:type="table" w:styleId="882">
+  <w:style w:type="table" w:styleId="885">
     <w:name w:val="List Table 4 - Accent 3"/>
-    <w:basedOn w:val="988"/>
+    <w:basedOn w:val="991"/>
     <w:uiPriority w:val="99"/>
     <w:pPr>
       <w:pBdr/>
@@ -21294,9 +22517,9 @@
       </w:tcPr>
     </w:tblStylePr>
   </w:style>
-  <w:style w:type="table" w:styleId="883">
+  <w:style w:type="table" w:styleId="886">
     <w:name w:val="List Table 4 - Accent 4"/>
-    <w:basedOn w:val="988"/>
+    <w:basedOn w:val="991"/>
     <w:uiPriority w:val="99"/>
     <w:pPr>
       <w:pBdr/>
@@ -21519,9 +22742,9 @@
       </w:tcPr>
     </w:tblStylePr>
   </w:style>
-  <w:style w:type="table" w:styleId="884">
+  <w:style w:type="table" w:styleId="887">
     <w:name w:val="List Table 4 - Accent 5"/>
-    <w:basedOn w:val="988"/>
+    <w:basedOn w:val="991"/>
     <w:uiPriority w:val="99"/>
     <w:pPr>
       <w:pBdr/>
@@ -21744,9 +22967,9 @@
       </w:tcPr>
     </w:tblStylePr>
   </w:style>
-  <w:style w:type="table" w:styleId="885">
+  <w:style w:type="table" w:styleId="888">
     <w:name w:val="List Table 4 - Accent 6"/>
-    <w:basedOn w:val="988"/>
+    <w:basedOn w:val="991"/>
     <w:uiPriority w:val="99"/>
     <w:pPr>
       <w:pBdr/>
@@ -21969,9 +23192,9 @@
       </w:tcPr>
     </w:tblStylePr>
   </w:style>
-  <w:style w:type="table" w:styleId="886">
+  <w:style w:type="table" w:styleId="889">
     <w:name w:val="List Table 5 Dark"/>
-    <w:basedOn w:val="988"/>
+    <w:basedOn w:val="991"/>
     <w:uiPriority w:val="99"/>
     <w:pPr>
       <w:pBdr/>
@@ -22211,9 +23434,9 @@
       </w:tcPr>
     </w:tblStylePr>
   </w:style>
-  <w:style w:type="table" w:styleId="887">
+  <w:style w:type="table" w:styleId="890">
     <w:name w:val="List Table 5 Dark - Accent 1"/>
-    <w:basedOn w:val="988"/>
+    <w:basedOn w:val="991"/>
     <w:uiPriority w:val="99"/>
     <w:pPr>
       <w:pBdr/>
@@ -22453,9 +23676,9 @@
       </w:tcPr>
     </w:tblStylePr>
   </w:style>
-  <w:style w:type="table" w:styleId="888">
+  <w:style w:type="table" w:styleId="891">
     <w:name w:val="List Table 5 Dark - Accent 2"/>
-    <w:basedOn w:val="988"/>
+    <w:basedOn w:val="991"/>
     <w:uiPriority w:val="99"/>
     <w:pPr>
       <w:pBdr/>
@@ -22695,9 +23918,9 @@
       </w:tcPr>
     </w:tblStylePr>
   </w:style>
-  <w:style w:type="table" w:styleId="889">
+  <w:style w:type="table" w:styleId="892">
     <w:name w:val="List Table 5 Dark - Accent 3"/>
-    <w:basedOn w:val="988"/>
+    <w:basedOn w:val="991"/>
     <w:uiPriority w:val="99"/>
     <w:pPr>
       <w:pBdr/>
@@ -22937,9 +24160,9 @@
       </w:tcPr>
     </w:tblStylePr>
   </w:style>
-  <w:style w:type="table" w:styleId="890">
+  <w:style w:type="table" w:styleId="893">
     <w:name w:val="List Table 5 Dark - Accent 4"/>
-    <w:basedOn w:val="988"/>
+    <w:basedOn w:val="991"/>
     <w:uiPriority w:val="99"/>
     <w:pPr>
       <w:pBdr/>
@@ -23179,9 +24402,9 @@
       </w:tcPr>
     </w:tblStylePr>
   </w:style>
-  <w:style w:type="table" w:styleId="891">
+  <w:style w:type="table" w:styleId="894">
     <w:name w:val="List Table 5 Dark - Accent 5"/>
-    <w:basedOn w:val="988"/>
+    <w:basedOn w:val="991"/>
     <w:uiPriority w:val="99"/>
     <w:pPr>
       <w:pBdr/>
@@ -23421,9 +24644,9 @@
       </w:tcPr>
     </w:tblStylePr>
   </w:style>
-  <w:style w:type="table" w:styleId="892">
+  <w:style w:type="table" w:styleId="895">
     <w:name w:val="List Table 5 Dark - Accent 6"/>
-    <w:basedOn w:val="988"/>
+    <w:basedOn w:val="991"/>
     <w:uiPriority w:val="99"/>
     <w:pPr>
       <w:pBdr/>
@@ -23663,9 +24886,9 @@
       </w:tcPr>
     </w:tblStylePr>
   </w:style>
-  <w:style w:type="table" w:styleId="893">
+  <w:style w:type="table" w:styleId="896">
     <w:name w:val="List Table 6 Colorful"/>
-    <w:basedOn w:val="988"/>
+    <w:basedOn w:val="991"/>
     <w:uiPriority w:val="99"/>
     <w:pPr>
       <w:pBdr/>
@@ -23886,9 +25109,9 @@
       </w:tcPr>
     </w:tblStylePr>
   </w:style>
-  <w:style w:type="table" w:styleId="894">
+  <w:style w:type="table" w:styleId="897">
     <w:name w:val="List Table 6 Colorful - Accent 1"/>
-    <w:basedOn w:val="988"/>
+    <w:basedOn w:val="991"/>
     <w:uiPriority w:val="99"/>
     <w:pPr>
       <w:pBdr/>
@@ -24109,9 +25332,9 @@
       </w:tcPr>
     </w:tblStylePr>
   </w:style>
-  <w:style w:type="table" w:styleId="895">
+  <w:style w:type="table" w:styleId="898">
     <w:name w:val="List Table 6 Colorful - Accent 2"/>
-    <w:basedOn w:val="988"/>
+    <w:basedOn w:val="991"/>
     <w:uiPriority w:val="99"/>
     <w:pPr>
       <w:pBdr/>
@@ -24332,9 +25555,9 @@
       </w:tcPr>
     </w:tblStylePr>
   </w:style>
-  <w:style w:type="table" w:styleId="896">
+  <w:style w:type="table" w:styleId="899">
     <w:name w:val="List Table 6 Colorful - Accent 3"/>
-    <w:basedOn w:val="988"/>
+    <w:basedOn w:val="991"/>
     <w:uiPriority w:val="99"/>
     <w:pPr>
       <w:pBdr/>
@@ -24555,9 +25778,9 @@
       </w:tcPr>
     </w:tblStylePr>
   </w:style>
-  <w:style w:type="table" w:styleId="897">
+  <w:style w:type="table" w:styleId="900">
     <w:name w:val="List Table 6 Colorful - Accent 4"/>
-    <w:basedOn w:val="988"/>
+    <w:basedOn w:val="991"/>
     <w:uiPriority w:val="99"/>
     <w:pPr>
       <w:pBdr/>
@@ -24778,9 +26001,9 @@
       </w:tcPr>
     </w:tblStylePr>
   </w:style>
-  <w:style w:type="table" w:styleId="898">
+  <w:style w:type="table" w:styleId="901">
     <w:name w:val="List Table 6 Colorful - Accent 5"/>
-    <w:basedOn w:val="988"/>
+    <w:basedOn w:val="991"/>
     <w:uiPriority w:val="99"/>
     <w:pPr>
       <w:pBdr/>
@@ -25001,9 +26224,9 @@
       </w:tcPr>
     </w:tblStylePr>
   </w:style>
-  <w:style w:type="table" w:styleId="899">
+  <w:style w:type="table" w:styleId="902">
     <w:name w:val="List Table 6 Colorful - Accent 6"/>
-    <w:basedOn w:val="988"/>
+    <w:basedOn w:val="991"/>
     <w:uiPriority w:val="99"/>
     <w:pPr>
       <w:pBdr/>
@@ -25224,9 +26447,9 @@
       </w:tcPr>
     </w:tblStylePr>
   </w:style>
-  <w:style w:type="table" w:styleId="900">
+  <w:style w:type="table" w:styleId="903">
     <w:name w:val="List Table 7 Colorful"/>
-    <w:basedOn w:val="988"/>
+    <w:basedOn w:val="991"/>
     <w:uiPriority w:val="99"/>
     <w:pPr>
       <w:pBdr/>
@@ -25480,9 +26703,9 @@
       </w:tcPr>
     </w:tblStylePr>
   </w:style>
-  <w:style w:type="table" w:styleId="901">
+  <w:style w:type="table" w:styleId="904">
     <w:name w:val="List Table 7 Colorful - Accent 1"/>
-    <w:basedOn w:val="988"/>
+    <w:basedOn w:val="991"/>
     <w:uiPriority w:val="99"/>
     <w:pPr>
       <w:pBdr/>
@@ -25736,9 +26959,9 @@
       </w:tcPr>
     </w:tblStylePr>
   </w:style>
-  <w:style w:type="table" w:styleId="902">
+  <w:style w:type="table" w:styleId="905">
     <w:name w:val="List Table 7 Colorful - Accent 2"/>
-    <w:basedOn w:val="988"/>
+    <w:basedOn w:val="991"/>
     <w:uiPriority w:val="99"/>
     <w:pPr>
       <w:pBdr/>
@@ -25992,9 +27215,9 @@
       </w:tcPr>
     </w:tblStylePr>
   </w:style>
-  <w:style w:type="table" w:styleId="903">
+  <w:style w:type="table" w:styleId="906">
     <w:name w:val="List Table 7 Colorful - Accent 3"/>
-    <w:basedOn w:val="988"/>
+    <w:basedOn w:val="991"/>
     <w:uiPriority w:val="99"/>
     <w:pPr>
       <w:pBdr/>
@@ -26248,9 +27471,9 @@
       </w:tcPr>
     </w:tblStylePr>
   </w:style>
-  <w:style w:type="table" w:styleId="904">
+  <w:style w:type="table" w:styleId="907">
     <w:name w:val="List Table 7 Colorful - Accent 4"/>
-    <w:basedOn w:val="988"/>
+    <w:basedOn w:val="991"/>
     <w:uiPriority w:val="99"/>
     <w:pPr>
       <w:pBdr/>
@@ -26504,9 +27727,9 @@
       </w:tcPr>
     </w:tblStylePr>
   </w:style>
-  <w:style w:type="table" w:styleId="905">
+  <w:style w:type="table" w:styleId="908">
     <w:name w:val="List Table 7 Colorful - Accent 5"/>
-    <w:basedOn w:val="988"/>
+    <w:basedOn w:val="991"/>
     <w:uiPriority w:val="99"/>
     <w:pPr>
       <w:pBdr/>
@@ -26760,9 +27983,9 @@
       </w:tcPr>
     </w:tblStylePr>
   </w:style>
-  <w:style w:type="table" w:styleId="906">
+  <w:style w:type="table" w:styleId="909">
     <w:name w:val="List Table 7 Colorful - Accent 6"/>
-    <w:basedOn w:val="988"/>
+    <w:basedOn w:val="991"/>
     <w:uiPriority w:val="99"/>
     <w:pPr>
       <w:pBdr/>
@@ -27016,9 +28239,9 @@
       </w:tcPr>
     </w:tblStylePr>
   </w:style>
-  <w:style w:type="table" w:styleId="907">
+  <w:style w:type="table" w:styleId="910">
     <w:name w:val="Lined - Accent"/>
-    <w:basedOn w:val="988"/>
+    <w:basedOn w:val="991"/>
     <w:uiPriority w:val="99"/>
     <w:pPr>
       <w:pBdr/>
@@ -27253,9 +28476,9 @@
       </w:tcPr>
     </w:tblStylePr>
   </w:style>
-  <w:style w:type="table" w:styleId="908">
+  <w:style w:type="table" w:styleId="911">
     <w:name w:val="Lined - Accent 1"/>
-    <w:basedOn w:val="988"/>
+    <w:basedOn w:val="991"/>
     <w:uiPriority w:val="99"/>
     <w:pPr>
       <w:pBdr/>
@@ -27490,9 +28713,9 @@
       </w:tcPr>
     </w:tblStylePr>
   </w:style>
-  <w:style w:type="table" w:styleId="909">
+  <w:style w:type="table" w:styleId="912">
     <w:name w:val="Lined - Accent 2"/>
-    <w:basedOn w:val="988"/>
+    <w:basedOn w:val="991"/>
     <w:uiPriority w:val="99"/>
     <w:pPr>
       <w:pBdr/>
@@ -27727,9 +28950,9 @@
       </w:tcPr>
     </w:tblStylePr>
   </w:style>
-  <w:style w:type="table" w:styleId="910">
+  <w:style w:type="table" w:styleId="913">
     <w:name w:val="Lined - Accent 3"/>
-    <w:basedOn w:val="988"/>
+    <w:basedOn w:val="991"/>
     <w:uiPriority w:val="99"/>
     <w:pPr>
       <w:pBdr/>
@@ -27964,9 +29187,9 @@
       </w:tcPr>
     </w:tblStylePr>
   </w:style>
-  <w:style w:type="table" w:styleId="911">
+  <w:style w:type="table" w:styleId="914">
     <w:name w:val="Lined - Accent 4"/>
-    <w:basedOn w:val="988"/>
+    <w:basedOn w:val="991"/>
     <w:uiPriority w:val="99"/>
     <w:pPr>
       <w:pBdr/>
@@ -28201,9 +29424,9 @@
       </w:tcPr>
     </w:tblStylePr>
   </w:style>
-  <w:style w:type="table" w:styleId="912">
+  <w:style w:type="table" w:styleId="915">
     <w:name w:val="Lined - Accent 5"/>
-    <w:basedOn w:val="988"/>
+    <w:basedOn w:val="991"/>
     <w:uiPriority w:val="99"/>
     <w:pPr>
       <w:pBdr/>
@@ -28438,9 +29661,9 @@
       </w:tcPr>
     </w:tblStylePr>
   </w:style>
-  <w:style w:type="table" w:styleId="913">
+  <w:style w:type="table" w:styleId="916">
     <w:name w:val="Lined - Accent 6"/>
-    <w:basedOn w:val="988"/>
+    <w:basedOn w:val="991"/>
     <w:uiPriority w:val="99"/>
     <w:pPr>
       <w:pBdr/>
@@ -28675,9 +29898,9 @@
       </w:tcPr>
     </w:tblStylePr>
   </w:style>
-  <w:style w:type="table" w:styleId="914">
+  <w:style w:type="table" w:styleId="917">
     <w:name w:val="Bordered &amp; Lined - Accent"/>
-    <w:basedOn w:val="988"/>
+    <w:basedOn w:val="991"/>
     <w:uiPriority w:val="99"/>
     <w:pPr>
       <w:pBdr/>
@@ -28919,9 +30142,9 @@
       </w:tcPr>
     </w:tblStylePr>
   </w:style>
-  <w:style w:type="table" w:styleId="915">
+  <w:style w:type="table" w:styleId="918">
     <w:name w:val="Bordered &amp; Lined - Accent 1"/>
-    <w:basedOn w:val="988"/>
+    <w:basedOn w:val="991"/>
     <w:uiPriority w:val="99"/>
     <w:pPr>
       <w:pBdr/>
@@ -29163,9 +30386,9 @@
       </w:tcPr>
     </w:tblStylePr>
   </w:style>
-  <w:style w:type="table" w:styleId="916">
+  <w:style w:type="table" w:styleId="919">
     <w:name w:val="Bordered &amp; Lined - Accent 2"/>
-    <w:basedOn w:val="988"/>
+    <w:basedOn w:val="991"/>
     <w:uiPriority w:val="99"/>
     <w:pPr>
       <w:pBdr/>
@@ -29407,9 +30630,9 @@
       </w:tcPr>
     </w:tblStylePr>
   </w:style>
-  <w:style w:type="table" w:styleId="917">
+  <w:style w:type="table" w:styleId="920">
     <w:name w:val="Bordered &amp; Lined - Accent 3"/>
-    <w:basedOn w:val="988"/>
+    <w:basedOn w:val="991"/>
     <w:uiPriority w:val="99"/>
     <w:pPr>
       <w:pBdr/>
@@ -29651,9 +30874,9 @@
       </w:tcPr>
     </w:tblStylePr>
   </w:style>
-  <w:style w:type="table" w:styleId="918">
+  <w:style w:type="table" w:styleId="921">
     <w:name w:val="Bordered &amp; Lined - Accent 4"/>
-    <w:basedOn w:val="988"/>
+    <w:basedOn w:val="991"/>
     <w:uiPriority w:val="99"/>
     <w:pPr>
       <w:pBdr/>
@@ -29895,9 +31118,9 @@
       </w:tcPr>
     </w:tblStylePr>
   </w:style>
-  <w:style w:type="table" w:styleId="919">
+  <w:style w:type="table" w:styleId="922">
     <w:name w:val="Bordered &amp; Lined - Accent 5"/>
-    <w:basedOn w:val="988"/>
+    <w:basedOn w:val="991"/>
     <w:uiPriority w:val="99"/>
     <w:pPr>
       <w:pBdr/>
@@ -30139,9 +31362,9 @@
       </w:tcPr>
     </w:tblStylePr>
   </w:style>
-  <w:style w:type="table" w:styleId="920">
+  <w:style w:type="table" w:styleId="923">
     <w:name w:val="Bordered &amp; Lined - Accent 6"/>
-    <w:basedOn w:val="988"/>
+    <w:basedOn w:val="991"/>
     <w:uiPriority w:val="99"/>
     <w:pPr>
       <w:pBdr/>
@@ -30383,9 +31606,9 @@
       </w:tcPr>
     </w:tblStylePr>
   </w:style>
-  <w:style w:type="table" w:styleId="921">
+  <w:style w:type="table" w:styleId="924">
     <w:name w:val="Bordered"/>
-    <w:basedOn w:val="988"/>
+    <w:basedOn w:val="991"/>
     <w:uiPriority w:val="99"/>
     <w:pPr>
       <w:pBdr/>
@@ -30614,9 +31837,9 @@
       </w:tcPr>
     </w:tblStylePr>
   </w:style>
-  <w:style w:type="table" w:styleId="922">
+  <w:style w:type="table" w:styleId="925">
     <w:name w:val="Bordered - Accent 1"/>
-    <w:basedOn w:val="988"/>
+    <w:basedOn w:val="991"/>
     <w:uiPriority w:val="99"/>
     <w:pPr>
       <w:pBdr/>
@@ -30845,9 +32068,9 @@
       </w:tcPr>
     </w:tblStylePr>
   </w:style>
-  <w:style w:type="table" w:styleId="923">
+  <w:style w:type="table" w:styleId="926">
     <w:name w:val="Bordered - Accent 2"/>
-    <w:basedOn w:val="988"/>
+    <w:basedOn w:val="991"/>
     <w:uiPriority w:val="99"/>
     <w:pPr>
       <w:pBdr/>
@@ -31076,9 +32299,9 @@
       </w:tcPr>
     </w:tblStylePr>
   </w:style>
-  <w:style w:type="table" w:styleId="924">
+  <w:style w:type="table" w:styleId="927">
     <w:name w:val="Bordered - Accent 3"/>
-    <w:basedOn w:val="988"/>
+    <w:basedOn w:val="991"/>
     <w:uiPriority w:val="99"/>
     <w:pPr>
       <w:pBdr/>
@@ -31307,9 +32530,9 @@
       </w:tcPr>
     </w:tblStylePr>
   </w:style>
-  <w:style w:type="table" w:styleId="925">
+  <w:style w:type="table" w:styleId="928">
     <w:name w:val="Bordered - Accent 4"/>
-    <w:basedOn w:val="988"/>
+    <w:basedOn w:val="991"/>
     <w:uiPriority w:val="99"/>
     <w:pPr>
       <w:pBdr/>
@@ -31538,9 +32761,9 @@
       </w:tcPr>
     </w:tblStylePr>
   </w:style>
-  <w:style w:type="table" w:styleId="926">
+  <w:style w:type="table" w:styleId="929">
     <w:name w:val="Bordered - Accent 5"/>
-    <w:basedOn w:val="988"/>
+    <w:basedOn w:val="991"/>
     <w:uiPriority w:val="99"/>
     <w:pPr>
       <w:pBdr/>
@@ -31769,9 +32992,9 @@
       </w:tcPr>
     </w:tblStylePr>
   </w:style>
-  <w:style w:type="table" w:styleId="927">
+  <w:style w:type="table" w:styleId="930">
     <w:name w:val="Bordered - Accent 6"/>
-    <w:basedOn w:val="988"/>
+    <w:basedOn w:val="991"/>
     <w:uiPriority w:val="99"/>
     <w:pPr>
       <w:pBdr/>
@@ -32000,11 +33223,11 @@
       </w:tcPr>
     </w:tblStylePr>
   </w:style>
-  <w:style w:type="paragraph" w:styleId="928">
+  <w:style w:type="paragraph" w:styleId="931">
     <w:name w:val="Heading 1"/>
-    <w:basedOn w:val="987"/>
-    <w:next w:val="987"/>
-    <w:link w:val="938"/>
+    <w:basedOn w:val="990"/>
+    <w:next w:val="990"/>
+    <w:link w:val="941"/>
     <w:uiPriority w:val="9"/>
     <w:qFormat/>
     <w:pPr>
@@ -32022,11 +33245,11 @@
       <w:szCs w:val="40"/>
     </w:rPr>
   </w:style>
-  <w:style w:type="paragraph" w:styleId="929">
+  <w:style w:type="paragraph" w:styleId="932">
     <w:name w:val="Heading 2"/>
-    <w:basedOn w:val="987"/>
-    <w:next w:val="987"/>
-    <w:link w:val="939"/>
+    <w:basedOn w:val="990"/>
+    <w:next w:val="990"/>
+    <w:link w:val="942"/>
     <w:uiPriority w:val="9"/>
     <w:unhideWhenUsed/>
     <w:qFormat/>
@@ -32045,11 +33268,11 @@
       <w:szCs w:val="32"/>
     </w:rPr>
   </w:style>
-  <w:style w:type="paragraph" w:styleId="930">
+  <w:style w:type="paragraph" w:styleId="933">
     <w:name w:val="Heading 3"/>
-    <w:basedOn w:val="987"/>
-    <w:next w:val="987"/>
-    <w:link w:val="940"/>
+    <w:basedOn w:val="990"/>
+    <w:next w:val="990"/>
+    <w:link w:val="943"/>
     <w:uiPriority w:val="9"/>
     <w:unhideWhenUsed/>
     <w:qFormat/>
@@ -32068,11 +33291,11 @@
       <w:szCs w:val="28"/>
     </w:rPr>
   </w:style>
-  <w:style w:type="paragraph" w:styleId="931">
+  <w:style w:type="paragraph" w:styleId="934">
     <w:name w:val="Heading 4"/>
-    <w:basedOn w:val="987"/>
-    <w:next w:val="987"/>
-    <w:link w:val="941"/>
+    <w:basedOn w:val="990"/>
+    <w:next w:val="990"/>
+    <w:link w:val="944"/>
     <w:uiPriority w:val="9"/>
     <w:unhideWhenUsed/>
     <w:qFormat/>
@@ -32091,11 +33314,11 @@
       <w:color w:val="0f4761" w:themeColor="accent1" w:themeShade="BF"/>
     </w:rPr>
   </w:style>
-  <w:style w:type="paragraph" w:styleId="932">
+  <w:style w:type="paragraph" w:styleId="935">
     <w:name w:val="Heading 5"/>
-    <w:basedOn w:val="987"/>
-    <w:next w:val="987"/>
-    <w:link w:val="942"/>
+    <w:basedOn w:val="990"/>
+    <w:next w:val="990"/>
+    <w:link w:val="945"/>
     <w:uiPriority w:val="9"/>
     <w:unhideWhenUsed/>
     <w:qFormat/>
@@ -32112,11 +33335,11 @@
       <w:color w:val="0f4761" w:themeColor="accent1" w:themeShade="BF"/>
     </w:rPr>
   </w:style>
-  <w:style w:type="paragraph" w:styleId="933">
+  <w:style w:type="paragraph" w:styleId="936">
     <w:name w:val="Heading 6"/>
-    <w:basedOn w:val="987"/>
-    <w:next w:val="987"/>
-    <w:link w:val="943"/>
+    <w:basedOn w:val="990"/>
+    <w:next w:val="990"/>
+    <w:link w:val="946"/>
     <w:uiPriority w:val="9"/>
     <w:unhideWhenUsed/>
     <w:qFormat/>
@@ -32135,11 +33358,11 @@
       <w:color w:val="595959" w:themeColor="text1" w:themeTint="A6"/>
     </w:rPr>
   </w:style>
-  <w:style w:type="paragraph" w:styleId="934">
+  <w:style w:type="paragraph" w:styleId="937">
     <w:name w:val="Heading 7"/>
-    <w:basedOn w:val="987"/>
-    <w:next w:val="987"/>
-    <w:link w:val="944"/>
+    <w:basedOn w:val="990"/>
+    <w:next w:val="990"/>
+    <w:link w:val="947"/>
     <w:uiPriority w:val="9"/>
     <w:unhideWhenUsed/>
     <w:qFormat/>
@@ -32156,11 +33379,11 @@
       <w:color w:val="595959" w:themeColor="text1" w:themeTint="A6"/>
     </w:rPr>
   </w:style>
-  <w:style w:type="paragraph" w:styleId="935">
+  <w:style w:type="paragraph" w:styleId="938">
     <w:name w:val="Heading 8"/>
-    <w:basedOn w:val="987"/>
-    <w:next w:val="987"/>
-    <w:link w:val="945"/>
+    <w:basedOn w:val="990"/>
+    <w:next w:val="990"/>
+    <w:link w:val="948"/>
     <w:uiPriority w:val="9"/>
     <w:unhideWhenUsed/>
     <w:qFormat/>
@@ -32179,11 +33402,11 @@
       <w:color w:val="272727" w:themeColor="text1" w:themeTint="D8"/>
     </w:rPr>
   </w:style>
-  <w:style w:type="paragraph" w:styleId="936">
+  <w:style w:type="paragraph" w:styleId="939">
     <w:name w:val="Heading 9"/>
-    <w:basedOn w:val="987"/>
-    <w:next w:val="987"/>
-    <w:link w:val="946"/>
+    <w:basedOn w:val="990"/>
+    <w:next w:val="990"/>
+    <w:link w:val="949"/>
     <w:uiPriority w:val="9"/>
     <w:unhideWhenUsed/>
     <w:qFormat/>
@@ -32202,7 +33425,7 @@
       <w:color w:val="272727" w:themeColor="text1" w:themeTint="D8"/>
     </w:rPr>
   </w:style>
-  <w:style w:type="character" w:styleId="937" w:default="1">
+  <w:style w:type="character" w:styleId="940" w:default="1">
     <w:name w:val="Default Paragraph Font"/>
     <w:uiPriority w:val="1"/>
     <w:semiHidden/>
@@ -32213,10 +33436,10 @@
       <w:ind/>
     </w:pPr>
   </w:style>
-  <w:style w:type="character" w:styleId="938">
+  <w:style w:type="character" w:styleId="941">
     <w:name w:val="Heading 1 Char"/>
-    <w:basedOn w:val="937"/>
-    <w:link w:val="928"/>
+    <w:basedOn w:val="940"/>
+    <w:link w:val="931"/>
     <w:uiPriority w:val="9"/>
     <w:pPr>
       <w:pBdr/>
@@ -32230,10 +33453,10 @@
       <w:szCs w:val="40"/>
     </w:rPr>
   </w:style>
-  <w:style w:type="character" w:styleId="939">
+  <w:style w:type="character" w:styleId="942">
     <w:name w:val="Heading 2 Char"/>
-    <w:basedOn w:val="937"/>
-    <w:link w:val="929"/>
+    <w:basedOn w:val="940"/>
+    <w:link w:val="932"/>
     <w:uiPriority w:val="9"/>
     <w:pPr>
       <w:pBdr/>
@@ -32247,10 +33470,10 @@
       <w:szCs w:val="32"/>
     </w:rPr>
   </w:style>
-  <w:style w:type="character" w:styleId="940">
+  <w:style w:type="character" w:styleId="943">
     <w:name w:val="Heading 3 Char"/>
-    <w:basedOn w:val="937"/>
-    <w:link w:val="930"/>
+    <w:basedOn w:val="940"/>
+    <w:link w:val="933"/>
     <w:uiPriority w:val="9"/>
     <w:pPr>
       <w:pBdr/>
@@ -32264,10 +33487,10 @@
       <w:szCs w:val="28"/>
     </w:rPr>
   </w:style>
-  <w:style w:type="character" w:styleId="941">
+  <w:style w:type="character" w:styleId="944">
     <w:name w:val="Heading 4 Char"/>
-    <w:basedOn w:val="937"/>
-    <w:link w:val="931"/>
+    <w:basedOn w:val="940"/>
+    <w:link w:val="934"/>
     <w:uiPriority w:val="9"/>
     <w:pPr>
       <w:pBdr/>
@@ -32281,10 +33504,10 @@
       <w:color w:val="0f4761" w:themeColor="accent1" w:themeShade="BF"/>
     </w:rPr>
   </w:style>
-  <w:style w:type="character" w:styleId="942">
+  <w:style w:type="character" w:styleId="945">
     <w:name w:val="Heading 5 Char"/>
-    <w:basedOn w:val="937"/>
-    <w:link w:val="932"/>
+    <w:basedOn w:val="940"/>
+    <w:link w:val="935"/>
     <w:uiPriority w:val="9"/>
     <w:pPr>
       <w:pBdr/>
@@ -32296,10 +33519,10 @@
       <w:color w:val="0f4761" w:themeColor="accent1" w:themeShade="BF"/>
     </w:rPr>
   </w:style>
-  <w:style w:type="character" w:styleId="943">
+  <w:style w:type="character" w:styleId="946">
     <w:name w:val="Heading 6 Char"/>
-    <w:basedOn w:val="937"/>
-    <w:link w:val="933"/>
+    <w:basedOn w:val="940"/>
+    <w:link w:val="936"/>
     <w:uiPriority w:val="9"/>
     <w:pPr>
       <w:pBdr/>
@@ -32313,10 +33536,10 @@
       <w:color w:val="595959" w:themeColor="text1" w:themeTint="A6"/>
     </w:rPr>
   </w:style>
-  <w:style w:type="character" w:styleId="944">
+  <w:style w:type="character" w:styleId="947">
     <w:name w:val="Heading 7 Char"/>
-    <w:basedOn w:val="937"/>
-    <w:link w:val="934"/>
+    <w:basedOn w:val="940"/>
+    <w:link w:val="937"/>
     <w:uiPriority w:val="9"/>
     <w:pPr>
       <w:pBdr/>
@@ -32328,10 +33551,10 @@
       <w:color w:val="595959" w:themeColor="text1" w:themeTint="A6"/>
     </w:rPr>
   </w:style>
-  <w:style w:type="character" w:styleId="945">
+  <w:style w:type="character" w:styleId="948">
     <w:name w:val="Heading 8 Char"/>
-    <w:basedOn w:val="937"/>
-    <w:link w:val="935"/>
+    <w:basedOn w:val="940"/>
+    <w:link w:val="938"/>
     <w:uiPriority w:val="9"/>
     <w:pPr>
       <w:pBdr/>
@@ -32345,10 +33568,10 @@
       <w:color w:val="272727" w:themeColor="text1" w:themeTint="D8"/>
     </w:rPr>
   </w:style>
-  <w:style w:type="character" w:styleId="946">
+  <w:style w:type="character" w:styleId="949">
     <w:name w:val="Heading 9 Char"/>
-    <w:basedOn w:val="937"/>
-    <w:link w:val="936"/>
+    <w:basedOn w:val="940"/>
+    <w:link w:val="939"/>
     <w:uiPriority w:val="9"/>
     <w:pPr>
       <w:pBdr/>
@@ -32362,11 +33585,11 @@
       <w:color w:val="272727" w:themeColor="text1" w:themeTint="D8"/>
     </w:rPr>
   </w:style>
-  <w:style w:type="paragraph" w:styleId="947">
+  <w:style w:type="paragraph" w:styleId="950">
     <w:name w:val="Title"/>
-    <w:basedOn w:val="987"/>
-    <w:next w:val="987"/>
-    <w:link w:val="948"/>
+    <w:basedOn w:val="990"/>
+    <w:next w:val="990"/>
+    <w:link w:val="951"/>
     <w:uiPriority w:val="10"/>
     <w:qFormat/>
     <w:pPr>
@@ -32382,10 +33605,10 @@
       <w:szCs w:val="56"/>
     </w:rPr>
   </w:style>
-  <w:style w:type="character" w:styleId="948">
+  <w:style w:type="character" w:styleId="951">
     <w:name w:val="Title Char"/>
-    <w:basedOn w:val="937"/>
-    <w:link w:val="947"/>
+    <w:basedOn w:val="940"/>
+    <w:link w:val="950"/>
     <w:uiPriority w:val="10"/>
     <w:pPr>
       <w:pBdr/>
@@ -32399,11 +33622,11 @@
       <w:szCs w:val="56"/>
     </w:rPr>
   </w:style>
-  <w:style w:type="paragraph" w:styleId="949">
+  <w:style w:type="paragraph" w:styleId="952">
     <w:name w:val="Subtitle"/>
-    <w:basedOn w:val="987"/>
-    <w:next w:val="987"/>
-    <w:link w:val="950"/>
+    <w:basedOn w:val="990"/>
+    <w:next w:val="990"/>
+    <w:link w:val="953"/>
     <w:uiPriority w:val="11"/>
     <w:qFormat/>
     <w:pPr>
@@ -32421,10 +33644,10 @@
       <w:szCs w:val="28"/>
     </w:rPr>
   </w:style>
-  <w:style w:type="character" w:styleId="950">
+  <w:style w:type="character" w:styleId="953">
     <w:name w:val="Subtitle Char"/>
-    <w:basedOn w:val="937"/>
-    <w:link w:val="949"/>
+    <w:basedOn w:val="940"/>
+    <w:link w:val="952"/>
     <w:uiPriority w:val="11"/>
     <w:pPr>
       <w:pBdr/>
@@ -32438,11 +33661,11 @@
       <w:szCs w:val="28"/>
     </w:rPr>
   </w:style>
-  <w:style w:type="paragraph" w:styleId="951">
+  <w:style w:type="paragraph" w:styleId="954">
     <w:name w:val="Quote"/>
-    <w:basedOn w:val="987"/>
-    <w:next w:val="987"/>
-    <w:link w:val="952"/>
+    <w:basedOn w:val="990"/>
+    <w:next w:val="990"/>
+    <w:link w:val="955"/>
     <w:uiPriority w:val="29"/>
     <w:qFormat/>
     <w:pPr>
@@ -32457,10 +33680,10 @@
       <w:color w:val="404040" w:themeColor="text1" w:themeTint="BF"/>
     </w:rPr>
   </w:style>
-  <w:style w:type="character" w:styleId="952">
+  <w:style w:type="character" w:styleId="955">
     <w:name w:val="Quote Char"/>
-    <w:basedOn w:val="937"/>
-    <w:link w:val="951"/>
+    <w:basedOn w:val="940"/>
+    <w:link w:val="954"/>
     <w:uiPriority w:val="29"/>
     <w:pPr>
       <w:pBdr/>
@@ -32473,9 +33696,9 @@
       <w:color w:val="404040" w:themeColor="text1" w:themeTint="BF"/>
     </w:rPr>
   </w:style>
-  <w:style w:type="character" w:styleId="953">
+  <w:style w:type="character" w:styleId="956">
     <w:name w:val="Intense Emphasis"/>
-    <w:basedOn w:val="937"/>
+    <w:basedOn w:val="940"/>
     <w:uiPriority w:val="21"/>
     <w:qFormat/>
     <w:pPr>
@@ -32489,11 +33712,11 @@
       <w:color w:val="0f4761" w:themeColor="accent1" w:themeShade="BF"/>
     </w:rPr>
   </w:style>
-  <w:style w:type="paragraph" w:styleId="954">
+  <w:style w:type="paragraph" w:styleId="957">
     <w:name w:val="Intense Quote"/>
-    <w:basedOn w:val="987"/>
-    <w:next w:val="987"/>
-    <w:link w:val="955"/>
+    <w:basedOn w:val="990"/>
+    <w:next w:val="990"/>
+    <w:link w:val="958"/>
     <w:uiPriority w:val="30"/>
     <w:qFormat/>
     <w:pPr>
@@ -32511,10 +33734,10 @@
       <w:color w:val="0f4761" w:themeColor="accent1" w:themeShade="BF"/>
     </w:rPr>
   </w:style>
-  <w:style w:type="character" w:styleId="955">
+  <w:style w:type="character" w:styleId="958">
     <w:name w:val="Intense Quote Char"/>
-    <w:basedOn w:val="937"/>
-    <w:link w:val="954"/>
+    <w:basedOn w:val="940"/>
+    <w:link w:val="957"/>
     <w:uiPriority w:val="30"/>
     <w:pPr>
       <w:pBdr/>
@@ -32527,9 +33750,9 @@
       <w:color w:val="0f4761" w:themeColor="accent1" w:themeShade="BF"/>
     </w:rPr>
   </w:style>
-  <w:style w:type="character" w:styleId="956">
+  <w:style w:type="character" w:styleId="959">
     <w:name w:val="Intense Reference"/>
-    <w:basedOn w:val="937"/>
+    <w:basedOn w:val="940"/>
     <w:uiPriority w:val="32"/>
     <w:qFormat/>
     <w:pPr>
@@ -32545,9 +33768,9 @@
       <w:spacing w:val="5"/>
     </w:rPr>
   </w:style>
-  <w:style w:type="character" w:styleId="957">
+  <w:style w:type="character" w:styleId="960">
     <w:name w:val="Subtle Emphasis"/>
-    <w:basedOn w:val="937"/>
+    <w:basedOn w:val="940"/>
     <w:uiPriority w:val="19"/>
     <w:qFormat/>
     <w:pPr>
@@ -32561,9 +33784,9 @@
       <w:color w:val="404040" w:themeColor="text1" w:themeTint="BF"/>
     </w:rPr>
   </w:style>
-  <w:style w:type="character" w:styleId="958">
+  <w:style w:type="character" w:styleId="961">
     <w:name w:val="Emphasis"/>
-    <w:basedOn w:val="937"/>
+    <w:basedOn w:val="940"/>
     <w:uiPriority w:val="20"/>
     <w:qFormat/>
     <w:pPr>
@@ -32576,9 +33799,9 @@
       <w:iCs/>
     </w:rPr>
   </w:style>
-  <w:style w:type="character" w:styleId="959">
+  <w:style w:type="character" w:styleId="962">
     <w:name w:val="Strong"/>
-    <w:basedOn w:val="937"/>
+    <w:basedOn w:val="940"/>
     <w:uiPriority w:val="22"/>
     <w:qFormat/>
     <w:pPr>
@@ -32591,9 +33814,9 @@
       <w:bCs/>
     </w:rPr>
   </w:style>
-  <w:style w:type="character" w:styleId="960">
+  <w:style w:type="character" w:styleId="963">
     <w:name w:val="Subtle Reference"/>
-    <w:basedOn w:val="937"/>
+    <w:basedOn w:val="940"/>
     <w:uiPriority w:val="31"/>
     <w:qFormat/>
     <w:pPr>
@@ -32606,9 +33829,9 @@
       <w:color w:val="5a5a5a" w:themeColor="text1" w:themeTint="A5"/>
     </w:rPr>
   </w:style>
-  <w:style w:type="character" w:styleId="961">
+  <w:style w:type="character" w:styleId="964">
     <w:name w:val="Book Title"/>
-    <w:basedOn w:val="937"/>
+    <w:basedOn w:val="940"/>
     <w:uiPriority w:val="33"/>
     <w:qFormat/>
     <w:pPr>
@@ -32624,10 +33847,10 @@
       <w:spacing w:val="5"/>
     </w:rPr>
   </w:style>
-  <w:style w:type="paragraph" w:styleId="962">
+  <w:style w:type="paragraph" w:styleId="965">
     <w:name w:val="Header"/>
-    <w:basedOn w:val="987"/>
-    <w:link w:val="963"/>
+    <w:basedOn w:val="990"/>
+    <w:link w:val="966"/>
     <w:uiPriority w:val="99"/>
     <w:unhideWhenUsed/>
     <w:pPr>
@@ -32640,10 +33863,10 @@
       <w:ind/>
     </w:pPr>
   </w:style>
-  <w:style w:type="character" w:styleId="963">
+  <w:style w:type="character" w:styleId="966">
     <w:name w:val="Header Char"/>
-    <w:basedOn w:val="937"/>
-    <w:link w:val="962"/>
+    <w:basedOn w:val="940"/>
+    <w:link w:val="965"/>
     <w:uiPriority w:val="99"/>
     <w:pPr>
       <w:pBdr/>
@@ -32651,10 +33874,10 @@
       <w:ind/>
     </w:pPr>
   </w:style>
-  <w:style w:type="paragraph" w:styleId="964">
+  <w:style w:type="paragraph" w:styleId="967">
     <w:name w:val="Footer"/>
-    <w:basedOn w:val="987"/>
-    <w:link w:val="965"/>
+    <w:basedOn w:val="990"/>
+    <w:link w:val="968"/>
     <w:uiPriority w:val="99"/>
     <w:unhideWhenUsed/>
     <w:pPr>
@@ -32667,10 +33890,10 @@
       <w:ind/>
     </w:pPr>
   </w:style>
-  <w:style w:type="character" w:styleId="965">
+  <w:style w:type="character" w:styleId="968">
     <w:name w:val="Footer Char"/>
-    <w:basedOn w:val="937"/>
-    <w:link w:val="964"/>
+    <w:basedOn w:val="940"/>
+    <w:link w:val="967"/>
     <w:uiPriority w:val="99"/>
     <w:pPr>
       <w:pBdr/>
@@ -32678,10 +33901,10 @@
       <w:ind/>
     </w:pPr>
   </w:style>
-  <w:style w:type="paragraph" w:styleId="966">
+  <w:style w:type="paragraph" w:styleId="969">
     <w:name w:val="Caption"/>
-    <w:basedOn w:val="987"/>
-    <w:next w:val="987"/>
+    <w:basedOn w:val="990"/>
+    <w:next w:val="990"/>
     <w:uiPriority w:val="35"/>
     <w:unhideWhenUsed/>
     <w:qFormat/>
@@ -32698,57 +33921,9 @@
       <w:szCs w:val="18"/>
     </w:rPr>
   </w:style>
-  <w:style w:type="paragraph" w:styleId="967">
+  <w:style w:type="paragraph" w:styleId="970">
     <w:name w:val="footnote text"/>
-    <w:basedOn w:val="987"/>
-    <w:link w:val="968"/>
-    <w:uiPriority w:val="99"/>
-    <w:semiHidden/>
-    <w:unhideWhenUsed/>
-    <w:pPr>
-      <w:pBdr/>
-      <w:spacing w:after="0" w:line="240" w:lineRule="auto"/>
-      <w:ind/>
-    </w:pPr>
-    <w:rPr>
-      <w:sz w:val="20"/>
-      <w:szCs w:val="20"/>
-    </w:rPr>
-  </w:style>
-  <w:style w:type="character" w:styleId="968">
-    <w:name w:val="Footnote Text Char"/>
-    <w:basedOn w:val="937"/>
-    <w:link w:val="967"/>
-    <w:uiPriority w:val="99"/>
-    <w:semiHidden/>
-    <w:pPr>
-      <w:pBdr/>
-      <w:spacing/>
-      <w:ind/>
-    </w:pPr>
-    <w:rPr>
-      <w:sz w:val="20"/>
-      <w:szCs w:val="20"/>
-    </w:rPr>
-  </w:style>
-  <w:style w:type="character" w:styleId="969">
-    <w:name w:val="footnote reference"/>
-    <w:basedOn w:val="937"/>
-    <w:uiPriority w:val="99"/>
-    <w:semiHidden/>
-    <w:unhideWhenUsed/>
-    <w:pPr>
-      <w:pBdr/>
-      <w:spacing/>
-      <w:ind/>
-    </w:pPr>
-    <w:rPr>
-      <w:vertAlign w:val="superscript"/>
-    </w:rPr>
-  </w:style>
-  <w:style w:type="paragraph" w:styleId="970">
-    <w:name w:val="endnote text"/>
-    <w:basedOn w:val="987"/>
+    <w:basedOn w:val="990"/>
     <w:link w:val="971"/>
     <w:uiPriority w:val="99"/>
     <w:semiHidden/>
@@ -32764,8 +33939,8 @@
     </w:rPr>
   </w:style>
   <w:style w:type="character" w:styleId="971">
-    <w:name w:val="Endnote Text Char"/>
-    <w:basedOn w:val="937"/>
+    <w:name w:val="Footnote Text Char"/>
+    <w:basedOn w:val="940"/>
     <w:link w:val="970"/>
     <w:uiPriority w:val="99"/>
     <w:semiHidden/>
@@ -32780,8 +33955,8 @@
     </w:rPr>
   </w:style>
   <w:style w:type="character" w:styleId="972">
-    <w:name w:val="endnote reference"/>
-    <w:basedOn w:val="937"/>
+    <w:name w:val="footnote reference"/>
+    <w:basedOn w:val="940"/>
     <w:uiPriority w:val="99"/>
     <w:semiHidden/>
     <w:unhideWhenUsed/>
@@ -32794,9 +33969,57 @@
       <w:vertAlign w:val="superscript"/>
     </w:rPr>
   </w:style>
-  <w:style w:type="character" w:styleId="973">
+  <w:style w:type="paragraph" w:styleId="973">
+    <w:name w:val="endnote text"/>
+    <w:basedOn w:val="990"/>
+    <w:link w:val="974"/>
+    <w:uiPriority w:val="99"/>
+    <w:semiHidden/>
+    <w:unhideWhenUsed/>
+    <w:pPr>
+      <w:pBdr/>
+      <w:spacing w:after="0" w:line="240" w:lineRule="auto"/>
+      <w:ind/>
+    </w:pPr>
+    <w:rPr>
+      <w:sz w:val="20"/>
+      <w:szCs w:val="20"/>
+    </w:rPr>
+  </w:style>
+  <w:style w:type="character" w:styleId="974">
+    <w:name w:val="Endnote Text Char"/>
+    <w:basedOn w:val="940"/>
+    <w:link w:val="973"/>
+    <w:uiPriority w:val="99"/>
+    <w:semiHidden/>
+    <w:pPr>
+      <w:pBdr/>
+      <w:spacing/>
+      <w:ind/>
+    </w:pPr>
+    <w:rPr>
+      <w:sz w:val="20"/>
+      <w:szCs w:val="20"/>
+    </w:rPr>
+  </w:style>
+  <w:style w:type="character" w:styleId="975">
+    <w:name w:val="endnote reference"/>
+    <w:basedOn w:val="940"/>
+    <w:uiPriority w:val="99"/>
+    <w:semiHidden/>
+    <w:unhideWhenUsed/>
+    <w:pPr>
+      <w:pBdr/>
+      <w:spacing/>
+      <w:ind/>
+    </w:pPr>
+    <w:rPr>
+      <w:vertAlign w:val="superscript"/>
+    </w:rPr>
+  </w:style>
+  <w:style w:type="character" w:styleId="976">
     <w:name w:val="Hyperlink"/>
-    <w:basedOn w:val="937"/>
+    <w:basedOn w:val="940"/>
     <w:uiPriority w:val="99"/>
     <w:unhideWhenUsed/>
     <w:pPr>
@@ -32809,9 +34032,9 @@
       <w:u w:val="single"/>
     </w:rPr>
   </w:style>
-  <w:style w:type="character" w:styleId="974">
+  <w:style w:type="character" w:styleId="977">
     <w:name w:val="FollowedHyperlink"/>
-    <w:basedOn w:val="937"/>
+    <w:basedOn w:val="940"/>
     <w:uiPriority w:val="99"/>
     <w:semiHidden/>
     <w:unhideWhenUsed/>
@@ -32825,10 +34048,10 @@
       <w:u w:val="single"/>
     </w:rPr>
   </w:style>
-  <w:style w:type="paragraph" w:styleId="975">
+  <w:style w:type="paragraph" w:styleId="978">
     <w:name w:val="toc 1"/>
-    <w:basedOn w:val="987"/>
-    <w:next w:val="987"/>
+    <w:basedOn w:val="990"/>
+    <w:next w:val="990"/>
     <w:uiPriority w:val="39"/>
     <w:unhideWhenUsed/>
     <w:pPr>
@@ -32837,10 +34060,10 @@
       <w:ind/>
     </w:pPr>
   </w:style>
-  <w:style w:type="paragraph" w:styleId="976">
+  <w:style w:type="paragraph" w:styleId="979">
     <w:name w:val="toc 2"/>
-    <w:basedOn w:val="987"/>
-    <w:next w:val="987"/>
+    <w:basedOn w:val="990"/>
+    <w:next w:val="990"/>
     <w:uiPriority w:val="39"/>
     <w:unhideWhenUsed/>
     <w:pPr>
@@ -32849,10 +34072,10 @@
       <w:ind w:left="220"/>
     </w:pPr>
   </w:style>
-  <w:style w:type="paragraph" w:styleId="977">
+  <w:style w:type="paragraph" w:styleId="980">
     <w:name w:val="toc 3"/>
-    <w:basedOn w:val="987"/>
-    <w:next w:val="987"/>
+    <w:basedOn w:val="990"/>
+    <w:next w:val="990"/>
     <w:uiPriority w:val="39"/>
     <w:unhideWhenUsed/>
     <w:pPr>
@@ -32861,10 +34084,10 @@
       <w:ind w:left="440"/>
     </w:pPr>
   </w:style>
-  <w:style w:type="paragraph" w:styleId="978">
+  <w:style w:type="paragraph" w:styleId="981">
     <w:name w:val="toc 4"/>
-    <w:basedOn w:val="987"/>
-    <w:next w:val="987"/>
+    <w:basedOn w:val="990"/>
+    <w:next w:val="990"/>
     <w:uiPriority w:val="39"/>
     <w:unhideWhenUsed/>
     <w:pPr>
@@ -32873,10 +34096,10 @@
       <w:ind w:left="660"/>
     </w:pPr>
   </w:style>
-  <w:style w:type="paragraph" w:styleId="979">
+  <w:style w:type="paragraph" w:styleId="982">
     <w:name w:val="toc 5"/>
-    <w:basedOn w:val="987"/>
-    <w:next w:val="987"/>
+    <w:basedOn w:val="990"/>
+    <w:next w:val="990"/>
     <w:uiPriority w:val="39"/>
     <w:unhideWhenUsed/>
     <w:pPr>
@@ -32885,10 +34108,10 @@
       <w:ind w:left="880"/>
     </w:pPr>
   </w:style>
-  <w:style w:type="paragraph" w:styleId="980">
+  <w:style w:type="paragraph" w:styleId="983">
     <w:name w:val="toc 6"/>
-    <w:basedOn w:val="987"/>
-    <w:next w:val="987"/>
+    <w:basedOn w:val="990"/>
+    <w:next w:val="990"/>
     <w:uiPriority w:val="39"/>
     <w:unhideWhenUsed/>
     <w:pPr>
@@ -32897,10 +34120,10 @@
       <w:ind w:left="1100"/>
     </w:pPr>
   </w:style>
-  <w:style w:type="paragraph" w:styleId="981">
+  <w:style w:type="paragraph" w:styleId="984">
     <w:name w:val="toc 7"/>
-    <w:basedOn w:val="987"/>
-    <w:next w:val="987"/>
+    <w:basedOn w:val="990"/>
+    <w:next w:val="990"/>
     <w:uiPriority w:val="39"/>
     <w:unhideWhenUsed/>
     <w:pPr>
@@ -32909,10 +34132,10 @@
       <w:ind w:left="1320"/>
     </w:pPr>
   </w:style>
-  <w:style w:type="paragraph" w:styleId="982">
+  <w:style w:type="paragraph" w:styleId="985">
     <w:name w:val="toc 8"/>
-    <w:basedOn w:val="987"/>
-    <w:next w:val="987"/>
+    <w:basedOn w:val="990"/>
+    <w:next w:val="990"/>
     <w:uiPriority w:val="39"/>
     <w:unhideWhenUsed/>
     <w:pPr>
@@ -32921,10 +34144,10 @@
       <w:ind w:left="1540"/>
     </w:pPr>
   </w:style>
-  <w:style w:type="paragraph" w:styleId="983">
+  <w:style w:type="paragraph" w:styleId="986">
     <w:name w:val="toc 9"/>
-    <w:basedOn w:val="987"/>
-    <w:next w:val="987"/>
+    <w:basedOn w:val="990"/>
+    <w:next w:val="990"/>
     <w:uiPriority w:val="39"/>
     <w:unhideWhenUsed/>
     <w:pPr>
@@ -32933,9 +34156,9 @@
       <w:ind w:left="1760"/>
     </w:pPr>
   </w:style>
-  <w:style w:type="character" w:styleId="984">
+  <w:style w:type="character" w:styleId="987">
     <w:name w:val="Placeholder Text"/>
-    <w:basedOn w:val="937"/>
+    <w:basedOn w:val="940"/>
     <w:uiPriority w:val="99"/>
     <w:semiHidden/>
     <w:pPr>
@@ -32947,7 +34170,7 @@
       <w:color w:val="666666"/>
     </w:rPr>
   </w:style>
-  <w:style w:type="paragraph" w:styleId="985">
+  <w:style w:type="paragraph" w:styleId="988">
     <w:name w:val="TOC Heading"/>
     <w:uiPriority w:val="39"/>
     <w:unhideWhenUsed/>
@@ -32957,10 +34180,10 @@
       <w:ind/>
     </w:pPr>
   </w:style>
-  <w:style w:type="paragraph" w:styleId="986">
+  <w:style w:type="paragraph" w:styleId="989">
     <w:name w:val="table of figures"/>
-    <w:basedOn w:val="987"/>
-    <w:next w:val="987"/>
+    <w:basedOn w:val="990"/>
+    <w:next w:val="990"/>
     <w:uiPriority w:val="99"/>
     <w:unhideWhenUsed/>
     <w:pPr>
@@ -32969,7 +34192,7 @@
       <w:ind/>
     </w:pPr>
   </w:style>
-  <w:style w:type="paragraph" w:styleId="987" w:default="1">
+  <w:style w:type="paragraph" w:styleId="990" w:default="1">
     <w:name w:val="Normal"/>
     <w:qFormat/>
     <w:pPr>
@@ -32978,7 +34201,7 @@
       <w:ind/>
     </w:pPr>
   </w:style>
-  <w:style w:type="table" w:styleId="988" w:default="1">
+  <w:style w:type="table" w:styleId="991" w:default="1">
     <w:name w:val="Normal Table"/>
     <w:uiPriority w:val="99"/>
     <w:semiHidden/>
@@ -33171,7 +34394,7 @@
       </w:tcPr>
     </w:tblStylePr>
   </w:style>
-  <w:style w:type="numbering" w:styleId="989" w:default="1">
+  <w:style w:type="numbering" w:styleId="992" w:default="1">
     <w:name w:val="No List"/>
     <w:uiPriority w:val="99"/>
     <w:semiHidden/>
@@ -33182,9 +34405,9 @@
       <w:ind/>
     </w:pPr>
   </w:style>
-  <w:style w:type="paragraph" w:styleId="990">
+  <w:style w:type="paragraph" w:styleId="993">
     <w:name w:val="No Spacing"/>
-    <w:basedOn w:val="987"/>
+    <w:basedOn w:val="990"/>
     <w:uiPriority w:val="1"/>
     <w:qFormat/>
     <w:pPr>
@@ -33193,9 +34416,9 @@
       <w:ind/>
     </w:pPr>
   </w:style>
-  <w:style w:type="paragraph" w:styleId="991">
+  <w:style w:type="paragraph" w:styleId="994">
     <w:name w:val="List Paragraph"/>
-    <w:basedOn w:val="987"/>
+    <w:basedOn w:val="990"/>
     <w:uiPriority w:val="34"/>
     <w:qFormat/>
     <w:pPr>

--- a/5PK.docx
+++ b/5PK.docx
@@ -1142,10 +1142,9 @@
         <w:ind/>
         <w:jc w:val="both"/>
         <w:rPr>
-          <w:rFonts w:ascii="Calibri" w:hAnsi="Calibri" w:cs="Calibri"/>
+          <w:rFonts w:ascii="Calibri" w:hAnsi="Calibri" w:eastAsia="Calibri" w:cs="Calibri"/>
           <w:sz w:val="22"/>
           <w:szCs w:val="22"/>
-          <w:highlight w:val="none"/>
         </w:rPr>
       </w:pPr>
       <w:r>
@@ -1171,8 +1170,51 @@
           <w:sz w:val="22"/>
           <w:szCs w:val="22"/>
         </w:rPr>
-        <w:t xml:space="preserve">s inhabited by two different groups of people, Nationalists (mostly Catholics) and Unionists (mostly Protestants), with the Unionists advocating for staying a part of the United Kingdom, and the Nationalists for becoming a part of the Republic of Ireland. </w:t>
-        <w:br/>
+        <w:t xml:space="preserve">s inhabited by two different groups of people, Nationalists (mostly Catholics) and Unionists (mostly Protestants), with the Unionists advocating for staying a part of the United Kingdom, and the Nationalists for becoming a part of the Republic of Ireland</w:t>
+      </w:r>
+      <w:r>
+        <w:rPr>
+          <w:rStyle w:val="972"/>
+          <w:rFonts w:ascii="Calibri" w:hAnsi="Calibri" w:eastAsia="Calibri" w:cs="Calibri"/>
+          <w:sz w:val="22"/>
+          <w:szCs w:val="22"/>
+        </w:rPr>
+        <w:footnoteReference w:id="2"/>
+      </w:r>
+      <w:r>
+        <w:rPr>
+          <w:rFonts w:ascii="Calibri" w:hAnsi="Calibri" w:eastAsia="Calibri" w:cs="Calibri"/>
+          <w:sz w:val="22"/>
+          <w:szCs w:val="22"/>
+        </w:rPr>
+        <w:t xml:space="preserve">.</w:t>
+      </w:r>
+      <w:r>
+        <w:rPr>
+          <w:rFonts w:ascii="Calibri" w:hAnsi="Calibri" w:eastAsia="Calibri" w:cs="Calibri"/>
+          <w:sz w:val="22"/>
+          <w:szCs w:val="22"/>
+        </w:rPr>
+      </w:r>
+    </w:p>
+    <w:p>
+      <w:pPr>
+        <w:pBdr/>
+        <w:spacing w:line="360" w:lineRule="auto"/>
+        <w:ind/>
+        <w:jc w:val="both"/>
+        <w:rPr>
+          <w:rFonts w:ascii="Calibri" w:hAnsi="Calibri" w:eastAsia="Calibri" w:cs="Calibri"/>
+          <w:sz w:val="22"/>
+          <w:szCs w:val="22"/>
+        </w:rPr>
+      </w:pPr>
+      <w:r>
+        <w:rPr>
+          <w:rFonts w:ascii="Calibri" w:hAnsi="Calibri" w:eastAsia="Calibri" w:cs="Calibri"/>
+          <w:sz w:val="22"/>
+          <w:szCs w:val="22"/>
+        </w:rPr>
       </w:r>
       <w:r>
         <w:rPr>
@@ -1188,7 +1230,24 @@
           <w:sz w:val="22"/>
           <w:szCs w:val="22"/>
         </w:rPr>
-        <w:t xml:space="preserve"> permanent Unionist majority, the government system became heavily biased. For decades, the Catholic minority faced systemic discrimination in multiple areas, mainly in voting, housing and jobs. Many employers openly refused to hire Catholics, leading to b</w:t>
+        <w:t xml:space="preserve"> permanent Unionist majority, the government system became heavily biased. For decades, the Catholic minority faced systemic discrimination in multiple areas, mainly in voting, housing and jobs. Many employers openly refused to hire Catholics</w:t>
+      </w:r>
+      <w:r>
+        <w:rPr>
+          <w:rStyle w:val="972"/>
+          <w:rFonts w:ascii="Calibri" w:hAnsi="Calibri" w:eastAsia="Calibri" w:cs="Calibri"/>
+          <w:sz w:val="22"/>
+          <w:szCs w:val="22"/>
+        </w:rPr>
+        <w:footnoteReference w:id="3"/>
+      </w:r>
+      <w:r>
+        <w:rPr>
+          <w:rFonts w:ascii="Calibri" w:hAnsi="Calibri" w:eastAsia="Calibri" w:cs="Calibri"/>
+          <w:sz w:val="22"/>
+          <w:szCs w:val="22"/>
+        </w:rPr>
+        <w:t xml:space="preserve">, leading to b</w:t>
       </w:r>
       <w:r>
         <w:rPr>
@@ -1213,14 +1272,7 @@
           <w:szCs w:val="22"/>
         </w:rPr>
       </w:r>
-      <w:r>
-        <w:rPr>
-          <w:rFonts w:ascii="Calibri" w:hAnsi="Calibri" w:eastAsia="Calibri" w:cs="Calibri"/>
-          <w:sz w:val="22"/>
-          <w:szCs w:val="22"/>
-          <w:highlight w:val="none"/>
-        </w:rPr>
-      </w:r>
+      <w:r/>
     </w:p>
     <w:p>
       <w:pPr>
@@ -1870,7 +1922,45 @@
           <w:highlight w:val="none"/>
           <w:lang w:val="en-US" w:bidi="en-IE"/>
         </w:rPr>
-        <w:t xml:space="preserve">After thoroughly analyzing both the agreement as well as the reactions, we settled on four main arguments. Our first argument, advocating for the side of a sustainable peace is that </w:t>
+        <w:t xml:space="preserve">After thoroughly analyzing both the agreement as well as the reactions, we settled on four main arguments. </w:t>
+      </w:r>
+      <w:r>
+        <w:rPr>
+          <w:rFonts w:ascii="Calibri" w:hAnsi="Calibri" w:eastAsia="Calibri" w:cs="Calibri"/>
+          <w:sz w:val="22"/>
+          <w:szCs w:val="22"/>
+          <w:highlight w:val="none"/>
+          <w:lang w:val="en-US" w:bidi="en-IE"/>
+        </w:rPr>
+      </w:r>
+    </w:p>
+    <w:p>
+      <w:pPr>
+        <w:pBdr/>
+        <w:shd w:val="clear" w:color="ffffff" w:themeColor="background1" w:fill="ffffff" w:themeFill="background1"/>
+        <w:tabs>
+          <w:tab w:val="left" w:leader="none" w:pos="5830"/>
+        </w:tabs>
+        <w:spacing w:line="360" w:lineRule="auto"/>
+        <w:ind/>
+        <w:jc w:val="both"/>
+        <w:rPr>
+          <w:rFonts w:ascii="Calibri" w:hAnsi="Calibri" w:eastAsia="Calibri" w:cs="Calibri"/>
+          <w:sz w:val="22"/>
+          <w:szCs w:val="22"/>
+          <w:highlight w:val="none"/>
+          <w:lang w:val="en-US" w:bidi="en-IE"/>
+        </w:rPr>
+      </w:pPr>
+      <w:r>
+        <w:rPr>
+          <w:rFonts w:ascii="Calibri" w:hAnsi="Calibri" w:eastAsia="Calibri" w:cs="Calibri"/>
+          <w:sz w:val="22"/>
+          <w:szCs w:val="22"/>
+          <w:highlight w:val="none"/>
+          <w:lang w:val="en-US" w:bidi="en-IE"/>
+        </w:rPr>
+        <w:t xml:space="preserve">Our first argument, advocating for the side of a sustainable peace is that </w:t>
       </w:r>
       <w:r>
         <w:rPr>
@@ -1901,7 +1991,7 @@
           <w:highlight w:val="none"/>
           <w:lang w:val="en-US" w:bidi="en-IE"/>
         </w:rPr>
-        <w:footnoteReference w:id="2"/>
+        <w:footnoteReference w:id="4"/>
       </w:r>
       <w:r>
         <w:rPr>
@@ -1923,6 +2013,7 @@
           <w:highlight w:val="none"/>
         </w:rPr>
       </w:r>
+      <w:r/>
     </w:p>
     <w:p>
       <w:pPr>
@@ -1970,7 +2061,7 @@
           <w:highlight w:val="none"/>
           <w:lang w:val="en-US" w:bidi="en-IE"/>
         </w:rPr>
-        <w:footnoteReference w:id="3"/>
+        <w:footnoteReference w:id="5"/>
       </w:r>
       <w:r>
         <w:rPr>
@@ -2106,7 +2197,7 @@
           <w:highlight w:val="none"/>
           <w:lang w:val="en-US" w:bidi="en-IE"/>
         </w:rPr>
-        <w:footnoteReference w:id="4"/>
+        <w:footnoteReference w:id="6"/>
       </w:r>
       <w:r>
         <w:rPr>
@@ -2219,7 +2310,7 @@
           <w:szCs w:val="22"/>
           <w:lang w:val="en-US"/>
         </w:rPr>
-        <w:footnoteReference w:id="5"/>
+        <w:footnoteReference w:id="7"/>
       </w:r>
       <w:r>
         <w:rPr>
@@ -2238,7 +2329,7 @@
           <w:szCs w:val="22"/>
           <w:lang w:val="en-US"/>
         </w:rPr>
-        <w:footnoteReference w:id="6"/>
+        <w:footnoteReference w:id="8"/>
       </w:r>
       <w:r>
         <w:rPr>
@@ -2510,6 +2601,124 @@
         <w:spacing/>
         <w:ind/>
         <w:rPr>
+          <w:rFonts w:ascii="Calibri" w:hAnsi="Calibri" w:cs="Calibri"/>
+        </w:rPr>
+      </w:pPr>
+      <w:r>
+        <w:rPr>
+          <w:rStyle w:val="972"/>
+        </w:rPr>
+        <w:footnoteRef/>
+      </w:r>
+      <w:r>
+        <w:t xml:space="preserve"> </w:t>
+      </w:r>
+      <w:r>
+        <w:rPr>
+          <w:rFonts w:ascii="Calibri" w:hAnsi="Calibri" w:eastAsia="Calibri" w:cs="Calibri"/>
+        </w:rPr>
+        <w:t xml:space="preserve">John Coakley (2002): Religion, National Identity and Political Change in Modern Ireland,</w:t>
+      </w:r>
+      <w:r>
+        <w:rPr>
+          <w:rFonts w:ascii="Calibri" w:hAnsi="Calibri" w:eastAsia="Calibri" w:cs="Calibri"/>
+        </w:rPr>
+      </w:r>
+    </w:p>
+    <w:p>
+      <w:pPr>
+        <w:pStyle w:val="970"/>
+        <w:pBdr/>
+        <w:spacing/>
+        <w:ind/>
+        <w:rPr>
+          <w:rFonts w:ascii="Calibri" w:hAnsi="Calibri" w:cs="Calibri"/>
+        </w:rPr>
+      </w:pPr>
+      <w:r>
+        <w:rPr>
+          <w:rFonts w:ascii="Calibri" w:hAnsi="Calibri" w:eastAsia="Calibri" w:cs="Calibri"/>
+        </w:rPr>
+        <w:t xml:space="preserve">Irish Political Studies, 17:1, 4-28, DOI:</w:t>
+      </w:r>
+      <w:hyperlink r:id="rId1" w:tooltip="https://doi.org/10.1080/714003140" w:history="1">
+        <w:r>
+          <w:rPr>
+            <w:rStyle w:val="976"/>
+            <w:rFonts w:ascii="Calibri" w:hAnsi="Calibri" w:eastAsia="Calibri" w:cs="Calibri"/>
+          </w:rPr>
+          <w:t xml:space="preserve">https://doi.org/10.1080/714003140</w:t>
+        </w:r>
+      </w:hyperlink>
+      <w:r>
+        <w:rPr>
+          <w:rFonts w:ascii="Calibri" w:hAnsi="Calibri" w:eastAsia="Calibri" w:cs="Calibri"/>
+        </w:rPr>
+        <w:t xml:space="preserve">. Last Accessed 11 Mar. 2026.</w:t>
+      </w:r>
+      <w:r>
+        <w:rPr>
+          <w:rFonts w:ascii="Calibri" w:hAnsi="Calibri" w:eastAsia="Calibri" w:cs="Calibri"/>
+        </w:rPr>
+      </w:r>
+    </w:p>
+  </w:footnote>
+  <w:footnote w:id="3">
+    <w:p>
+      <w:pPr>
+        <w:pStyle w:val="970"/>
+        <w:pBdr/>
+        <w:spacing/>
+        <w:ind/>
+        <w:rPr/>
+      </w:pPr>
+      <w:r>
+        <w:rPr>
+          <w:rStyle w:val="972"/>
+        </w:rPr>
+        <w:footnoteRef/>
+      </w:r>
+      <w:r>
+        <w:t xml:space="preserve"> </w:t>
+      </w:r>
+      <w:r>
+        <w:rPr>
+          <w:rFonts w:ascii="Calibri" w:hAnsi="Calibri" w:eastAsia="Calibri" w:cs="Calibri"/>
+        </w:rPr>
+        <w:t xml:space="preserve">Cradden, Terry, and Paul Teague. “Labour Market Discrimination and Fair Employment in Northern Ireland: An Introduction.” International Journal of Manpower, vol. 13, no. 6, June 1992, pp. 3–15, </w:t>
+      </w:r>
+      <w:hyperlink r:id="rId2" w:tooltip="https://doi.org/10.1108/eum0000000000906" w:history="1">
+        <w:r>
+          <w:rPr>
+            <w:rStyle w:val="976"/>
+            <w:rFonts w:ascii="Calibri" w:hAnsi="Calibri" w:eastAsia="Calibri" w:cs="Calibri"/>
+          </w:rPr>
+          <w:t xml:space="preserve">https://doi.org/10.1108/eum0000000000906</w:t>
+        </w:r>
+      </w:hyperlink>
+      <w:r>
+        <w:rPr>
+          <w:rFonts w:ascii="Calibri" w:hAnsi="Calibri" w:eastAsia="Calibri" w:cs="Calibri"/>
+        </w:rPr>
+        <w:t xml:space="preserve">.</w:t>
+      </w:r>
+      <w:r>
+        <w:rPr>
+          <w:rFonts w:ascii="Calibri" w:hAnsi="Calibri" w:eastAsia="Calibri" w:cs="Calibri"/>
+        </w:rPr>
+        <w:t xml:space="preserve"> Last Accessed 11 Mar. 2026</w:t>
+      </w:r>
+      <w:r/>
+    </w:p>
+  </w:footnote>
+  <w:footnote w:id="4">
+    <w:p>
+      <w:pPr>
+        <w:pStyle w:val="970"/>
+        <w:pBdr/>
+        <w:spacing/>
+        <w:ind/>
+        <w:rPr>
           <w:lang w:val="en-IE"/>
         </w:rPr>
       </w:pPr>
@@ -2552,7 +2761,7 @@
         </w:rPr>
         <w:t xml:space="preserve">, 28 July 2005, </w:t>
       </w:r>
-      <w:hyperlink r:id="rId1" w:tooltip="https://cain.ulster.ac.uk/othelem/organ/ira/ira280705.htm" w:history="1">
+      <w:hyperlink r:id="rId3" w:tooltip="https://cain.ulster.ac.uk/othelem/organ/ira/ira280705.htm" w:history="1">
         <w:r>
           <w:rPr>
             <w:rStyle w:val="976"/>
@@ -2598,9 +2807,14 @@
           <w:lang w:val="en-IE"/>
         </w:rPr>
       </w:r>
+      <w:r>
+        <w:rPr>
+          <w:lang w:val="en-IE"/>
+        </w:rPr>
+      </w:r>
     </w:p>
   </w:footnote>
-  <w:footnote w:id="3">
+  <w:footnote w:id="5">
     <w:p>
       <w:pPr>
         <w:pStyle w:val="970"/>
@@ -2680,7 +2894,7 @@
         </w:rPr>
         <w:t xml:space="preserve"> 4(2), 7. doi: </w:t>
       </w:r>
-      <w:hyperlink r:id="rId2" w:tooltip="https://doi.org/10.16995/olh.251" w:history="1">
+      <w:hyperlink r:id="rId4" w:tooltip="https://doi.org/10.16995/olh.251" w:history="1">
         <w:r>
           <w:rPr>
             <w:rStyle w:val="976"/>
@@ -2731,7 +2945,7 @@
       </w:r>
     </w:p>
   </w:footnote>
-  <w:footnote w:id="4">
+  <w:footnote w:id="6">
     <w:p>
       <w:pPr>
         <w:pStyle w:val="970"/>
@@ -2784,7 +2998,7 @@
         </w:rPr>
         <w:t xml:space="preserve">, 10 April 1998, </w:t>
       </w:r>
-      <w:hyperlink r:id="rId3" w:tooltip="https://assets.ireland.ie/documents/good-friday-agreement.pdf" w:history="1">
+      <w:hyperlink r:id="rId5" w:tooltip="https://assets.ireland.ie/documents/good-friday-agreement.pdf" w:history="1">
         <w:r>
           <w:rPr>
             <w:rStyle w:val="976"/>
@@ -2821,7 +3035,7 @@
       </w:r>
     </w:p>
   </w:footnote>
-  <w:footnote w:id="5">
+  <w:footnote w:id="7">
     <w:p>
       <w:pPr>
         <w:pStyle w:val="970"/>
@@ -2852,7 +3066,7 @@
         </w:rPr>
         <w:t xml:space="preserve">Walker, Alex. “Unionism and the Belfast/Good Friday Agreement.” UK in a Changing Europe, 13 Apr. 2023, </w:t>
       </w:r>
-      <w:hyperlink r:id="rId4" w:tooltip="https;//ukandeu.ac.uk/unionism-and-the-belfast-good-friday-agreement/" w:history="1">
+      <w:hyperlink r:id="rId6" w:tooltip="https;//ukandeu.ac.uk/unionism-and-the-belfast-good-friday-agreement/" w:history="1">
         <w:r>
           <w:rPr>
             <w:rStyle w:val="976"/>
@@ -2882,7 +3096,7 @@
       </w:r>
     </w:p>
   </w:footnote>
-  <w:footnote w:id="6">
+  <w:footnote w:id="8">
     <w:p>
       <w:pPr>
         <w:pStyle w:val="970"/>
@@ -2913,7 +3127,7 @@
         </w:rPr>
         <w:t xml:space="preserve">Haire, Siobhan. “Building a Lasting Peace: 25 Years of the Good Friday Agreement.” Quakers, 2020, </w:t>
       </w:r>
-      <w:hyperlink r:id="rId5" w:tooltip="https://www.quaker.org.uk/blog/25-years-since-the-good-friday-agreement-reflections-from-a-quaker" w:history="1">
+      <w:hyperlink r:id="rId7" w:tooltip="https://www.quaker.org.uk/blog/25-years-since-the-good-friday-agreement-reflections-from-a-quaker" w:history="1">
         <w:r>
           <w:rPr>
             <w:rStyle w:val="976"/>

--- a/5PK.docx
+++ b/5PK.docx
@@ -4,7 +4,7 @@
   <w:body>
     <w:p>
       <w:pPr>
-        <w:pStyle w:val="932"/>
+        <w:pStyle w:val="1044"/>
         <w:pBdr/>
         <w:spacing w:line="360" w:lineRule="auto"/>
         <w:ind/>
@@ -22,7 +22,7 @@
           <w:szCs w:val="22"/>
           <w:lang w:val="en-US"/>
         </w:rPr>
-        <w:t xml:space="preserve">The </w:t>
+        <w:t xml:space="preserve">2The </w:t>
       </w:r>
       <w:r>
         <w:rPr>
@@ -56,12 +56,11 @@
           <w:rFonts w:ascii="Calibri" w:hAnsi="Calibri" w:eastAsia="Calibri" w:cs="Calibri"/>
           <w:sz w:val="22"/>
           <w:szCs w:val="22"/>
-          <w:lang w:val="en-US"/>
         </w:rPr>
       </w:r>
       <w:r>
         <w:rPr>
-          <w:rFonts w:ascii="Calibri" w:hAnsi="Calibri" w:eastAsia="Calibri" w:cs="Calibri"/>
+          <w:rFonts w:ascii="Calibri" w:hAnsi="Calibri" w:cs="Calibri"/>
           <w:sz w:val="22"/>
           <w:szCs w:val="22"/>
         </w:rPr>
@@ -69,7 +68,7 @@
     </w:p>
     <w:p>
       <w:pPr>
-        <w:pStyle w:val="936"/>
+        <w:pStyle w:val="1048"/>
         <w:pBdr/>
         <w:spacing w:line="360" w:lineRule="auto"/>
         <w:ind/>
@@ -112,12 +111,11 @@
           <w:rFonts w:ascii="Calibri" w:hAnsi="Calibri" w:eastAsia="Calibri" w:cs="Calibri"/>
           <w:sz w:val="22"/>
           <w:szCs w:val="22"/>
-          <w:lang w:val="en-US"/>
         </w:rPr>
       </w:r>
       <w:r>
         <w:rPr>
-          <w:rFonts w:ascii="Calibri" w:hAnsi="Calibri" w:eastAsia="Calibri" w:cs="Calibri"/>
+          <w:rFonts w:ascii="Calibri" w:hAnsi="Calibri" w:cs="Calibri"/>
           <w:sz w:val="22"/>
           <w:szCs w:val="22"/>
         </w:rPr>
@@ -148,12 +146,11 @@
           <w:rFonts w:ascii="Calibri" w:hAnsi="Calibri" w:eastAsia="Calibri" w:cs="Calibri"/>
           <w:sz w:val="22"/>
           <w:szCs w:val="22"/>
-          <w:lang w:val="en-US"/>
         </w:rPr>
       </w:r>
       <w:r>
         <w:rPr>
-          <w:rFonts w:ascii="Calibri" w:hAnsi="Calibri" w:eastAsia="Calibri" w:cs="Calibri"/>
+          <w:rFonts w:ascii="Calibri" w:hAnsi="Calibri" w:cs="Calibri"/>
           <w:sz w:val="22"/>
           <w:szCs w:val="22"/>
         </w:rPr>
@@ -187,12 +184,11 @@
           <w:sz w:val="22"/>
           <w:szCs w:val="22"/>
           <w:highlight w:val="none"/>
-          <w:lang w:val="en-US"/>
         </w:rPr>
       </w:r>
       <w:r>
         <w:rPr>
-          <w:rFonts w:ascii="Calibri" w:hAnsi="Calibri" w:eastAsia="Calibri" w:cs="Calibri"/>
+          <w:rFonts w:ascii="Calibri" w:hAnsi="Calibri" w:cs="Calibri"/>
           <w:sz w:val="22"/>
           <w:szCs w:val="22"/>
           <w:highlight w:val="none"/>
@@ -250,12 +246,11 @@
           <w:sz w:val="22"/>
           <w:szCs w:val="22"/>
           <w:highlight w:val="none"/>
-          <w:lang w:val="en-US"/>
         </w:rPr>
       </w:r>
       <w:r>
         <w:rPr>
-          <w:rFonts w:ascii="Calibri" w:hAnsi="Calibri" w:eastAsia="Calibri" w:cs="Calibri"/>
+          <w:rFonts w:ascii="Calibri" w:hAnsi="Calibri" w:cs="Calibri"/>
           <w:b w:val="0"/>
           <w:bCs w:val="0"/>
           <w:sz w:val="22"/>
@@ -316,12 +311,11 @@
           <w:sz w:val="22"/>
           <w:szCs w:val="22"/>
           <w:highlight w:val="none"/>
-          <w:lang w:val="en-US"/>
         </w:rPr>
       </w:r>
       <w:r>
         <w:rPr>
-          <w:rFonts w:ascii="Calibri" w:hAnsi="Calibri" w:eastAsia="Calibri" w:cs="Calibri"/>
+          <w:rFonts w:ascii="Calibri" w:hAnsi="Calibri" w:cs="Calibri"/>
           <w:b w:val="0"/>
           <w:bCs w:val="0"/>
           <w:sz w:val="22"/>
@@ -364,12 +358,11 @@
           <w:sz w:val="22"/>
           <w:szCs w:val="22"/>
           <w:highlight w:val="none"/>
-          <w:lang w:val="en-US"/>
         </w:rPr>
       </w:r>
       <w:r>
         <w:rPr>
-          <w:rFonts w:ascii="Calibri" w:hAnsi="Calibri" w:eastAsia="Calibri" w:cs="Calibri"/>
+          <w:rFonts w:ascii="Calibri" w:hAnsi="Calibri" w:cs="Calibri"/>
           <w:b w:val="0"/>
           <w:bCs w:val="0"/>
           <w:sz w:val="22"/>
@@ -430,12 +423,11 @@
           <w:sz w:val="22"/>
           <w:szCs w:val="22"/>
           <w:highlight w:val="none"/>
-          <w:lang w:val="en-US"/>
         </w:rPr>
       </w:r>
       <w:r>
         <w:rPr>
-          <w:rFonts w:ascii="Calibri" w:hAnsi="Calibri" w:eastAsia="Calibri" w:cs="Calibri"/>
+          <w:rFonts w:ascii="Calibri" w:hAnsi="Calibri" w:cs="Calibri"/>
           <w:b w:val="0"/>
           <w:bCs w:val="0"/>
           <w:sz w:val="22"/>
@@ -518,12 +510,11 @@
           <w:sz w:val="22"/>
           <w:szCs w:val="22"/>
           <w:highlight w:val="none"/>
-          <w:lang w:val="en-US"/>
         </w:rPr>
       </w:r>
       <w:r>
         <w:rPr>
-          <w:rFonts w:ascii="Calibri" w:hAnsi="Calibri" w:eastAsia="Calibri" w:cs="Calibri"/>
+          <w:rFonts w:ascii="Calibri" w:hAnsi="Calibri" w:cs="Calibri"/>
           <w:b w:val="0"/>
           <w:bCs w:val="0"/>
           <w:sz w:val="22"/>
@@ -557,12 +548,11 @@
           <w:rFonts w:ascii="Calibri" w:hAnsi="Calibri" w:eastAsia="Calibri" w:cs="Calibri"/>
           <w:sz w:val="22"/>
           <w:szCs w:val="22"/>
-          <w:lang w:val="en-US"/>
         </w:rPr>
       </w:r>
       <w:r>
         <w:rPr>
-          <w:rFonts w:ascii="Calibri" w:hAnsi="Calibri" w:eastAsia="Calibri" w:cs="Calibri"/>
+          <w:rFonts w:ascii="Calibri" w:hAnsi="Calibri" w:cs="Calibri"/>
           <w:sz w:val="22"/>
           <w:szCs w:val="22"/>
         </w:rPr>
@@ -596,12 +586,11 @@
           <w:sz w:val="22"/>
           <w:szCs w:val="22"/>
           <w:highlight w:val="none"/>
-          <w:lang w:val="en-US"/>
         </w:rPr>
       </w:r>
       <w:r>
         <w:rPr>
-          <w:rFonts w:ascii="Calibri" w:hAnsi="Calibri" w:eastAsia="Calibri" w:cs="Calibri"/>
+          <w:rFonts w:ascii="Calibri" w:hAnsi="Calibri" w:cs="Calibri"/>
           <w:sz w:val="22"/>
           <w:szCs w:val="22"/>
           <w:highlight w:val="none"/>
@@ -636,12 +625,11 @@
           <w:sz w:val="22"/>
           <w:szCs w:val="22"/>
           <w:highlight w:val="none"/>
-          <w:lang w:val="en-US"/>
         </w:rPr>
       </w:r>
       <w:r>
         <w:rPr>
-          <w:rFonts w:ascii="Calibri" w:hAnsi="Calibri" w:eastAsia="Calibri" w:cs="Calibri"/>
+          <w:rFonts w:ascii="Calibri" w:hAnsi="Calibri" w:cs="Calibri"/>
           <w:sz w:val="22"/>
           <w:szCs w:val="22"/>
           <w:highlight w:val="none"/>
@@ -694,12 +682,11 @@
           <w:sz w:val="22"/>
           <w:szCs w:val="22"/>
           <w:highlight w:val="none"/>
-          <w:lang w:val="en-US"/>
         </w:rPr>
       </w:r>
       <w:r>
         <w:rPr>
-          <w:rFonts w:ascii="Calibri" w:hAnsi="Calibri" w:eastAsia="Calibri" w:cs="Calibri"/>
+          <w:rFonts w:ascii="Calibri" w:hAnsi="Calibri" w:cs="Calibri"/>
           <w:sz w:val="22"/>
           <w:szCs w:val="22"/>
           <w:highlight w:val="none"/>
@@ -708,7 +695,7 @@
     </w:p>
     <w:p>
       <w:pPr>
-        <w:pStyle w:val="994"/>
+        <w:pStyle w:val="1106"/>
         <w:numPr>
           <w:ilvl w:val="0"/>
           <w:numId w:val="4"/>
@@ -740,12 +727,11 @@
           <w:sz w:val="22"/>
           <w:szCs w:val="22"/>
           <w:highlight w:val="none"/>
-          <w:lang w:val="en-US"/>
         </w:rPr>
       </w:r>
       <w:r>
         <w:rPr>
-          <w:rFonts w:ascii="Calibri" w:hAnsi="Calibri" w:eastAsia="Calibri" w:cs="Calibri"/>
+          <w:rFonts w:ascii="Calibri" w:hAnsi="Calibri" w:cs="Calibri"/>
           <w:sz w:val="22"/>
           <w:szCs w:val="22"/>
           <w:highlight w:val="none"/>
@@ -754,7 +740,7 @@
     </w:p>
     <w:p>
       <w:pPr>
-        <w:pStyle w:val="994"/>
+        <w:pStyle w:val="1106"/>
         <w:numPr>
           <w:ilvl w:val="0"/>
           <w:numId w:val="4"/>
@@ -786,12 +772,11 @@
           <w:sz w:val="22"/>
           <w:szCs w:val="22"/>
           <w:highlight w:val="none"/>
-          <w:lang w:val="en-US"/>
         </w:rPr>
       </w:r>
       <w:r>
         <w:rPr>
-          <w:rFonts w:ascii="Calibri" w:hAnsi="Calibri" w:eastAsia="Calibri" w:cs="Calibri"/>
+          <w:rFonts w:ascii="Calibri" w:hAnsi="Calibri" w:cs="Calibri"/>
           <w:sz w:val="22"/>
           <w:szCs w:val="22"/>
           <w:highlight w:val="none"/>
@@ -800,7 +785,7 @@
     </w:p>
     <w:p>
       <w:pPr>
-        <w:pStyle w:val="994"/>
+        <w:pStyle w:val="1106"/>
         <w:numPr>
           <w:ilvl w:val="0"/>
           <w:numId w:val="4"/>
@@ -810,10 +795,11 @@
         <w:ind/>
         <w:jc w:val="both"/>
         <w:rPr>
-          <w:rFonts w:ascii="Calibri" w:hAnsi="Calibri" w:cs="Calibri"/>
+          <w:rFonts w:ascii="Calibri" w:hAnsi="Calibri" w:eastAsia="Calibri" w:cs="Calibri"/>
           <w:sz w:val="22"/>
           <w:szCs w:val="22"/>
           <w:highlight w:val="none"/>
+          <w:lang w:val="en-US"/>
         </w:rPr>
       </w:pPr>
       <w:r>
@@ -828,16 +814,7 @@
       </w:r>
       <w:r>
         <w:rPr>
-          <w:rFonts w:ascii="Calibri" w:hAnsi="Calibri" w:eastAsia="Calibri" w:cs="Calibri"/>
-          <w:sz w:val="22"/>
-          <w:szCs w:val="22"/>
-          <w:highlight w:val="none"/>
-          <w:lang w:val="en-US"/>
-        </w:rPr>
-      </w:r>
-      <w:r>
-        <w:rPr>
-          <w:rFonts w:ascii="Calibri" w:hAnsi="Calibri" w:eastAsia="Calibri" w:cs="Calibri"/>
+          <w:rFonts w:ascii="Calibri" w:hAnsi="Calibri" w:cs="Calibri"/>
           <w:sz w:val="22"/>
           <w:szCs w:val="22"/>
           <w:highlight w:val="none"/>
@@ -846,7 +823,7 @@
     </w:p>
     <w:p>
       <w:pPr>
-        <w:pStyle w:val="994"/>
+        <w:pStyle w:val="1106"/>
         <w:numPr>
           <w:ilvl w:val="0"/>
           <w:numId w:val="4"/>
@@ -862,25 +839,6 @@
           <w:highlight w:val="none"/>
         </w:rPr>
       </w:pPr>
-      <w:r>
-        <w:rPr>
-          <w:rFonts w:ascii="Calibri" w:hAnsi="Calibri" w:eastAsia="Calibri" w:cs="Calibri"/>
-          <w:sz w:val="22"/>
-          <w:szCs w:val="22"/>
-          <w:highlight w:val="none"/>
-          <w:lang w:val="en-US" w:bidi="en-US"/>
-        </w:rPr>
-      </w:r>
-      <w:r>
-        <w:rPr>
-          <w:rFonts w:ascii="Calibri" w:hAnsi="Calibri" w:eastAsia="Calibri" w:cs="Calibri"/>
-          <w:sz w:val="22"/>
-          <w:szCs w:val="22"/>
-          <w:highlight w:val="none"/>
-          <w:lang w:val="en-US"/>
-        </w:rPr>
-        <w:t xml:space="preserve">Political Instability after 1998</w:t>
-      </w:r>
       <w:r>
         <w:rPr>
           <w:rFonts w:ascii="Calibri" w:hAnsi="Calibri" w:eastAsia="Calibri" w:cs="Calibri"/>
@@ -890,33 +848,6 @@
           <w:lang w:val="en-US"/>
         </w:rPr>
       </w:r>
-      <w:r>
-        <w:rPr>
-          <w:rFonts w:ascii="Calibri" w:hAnsi="Calibri" w:eastAsia="Calibri" w:cs="Calibri"/>
-          <w:sz w:val="22"/>
-          <w:szCs w:val="22"/>
-          <w:highlight w:val="none"/>
-        </w:rPr>
-      </w:r>
-    </w:p>
-    <w:p>
-      <w:pPr>
-        <w:pStyle w:val="994"/>
-        <w:numPr>
-          <w:ilvl w:val="0"/>
-          <w:numId w:val="4"/>
-        </w:numPr>
-        <w:pBdr/>
-        <w:spacing w:line="360" w:lineRule="auto"/>
-        <w:ind/>
-        <w:jc w:val="both"/>
-        <w:rPr>
-          <w:rFonts w:ascii="Calibri" w:hAnsi="Calibri" w:cs="Calibri"/>
-          <w:sz w:val="22"/>
-          <w:szCs w:val="22"/>
-          <w:highlight w:val="none"/>
-        </w:rPr>
-      </w:pPr>
       <w:r>
         <w:rPr>
           <w:rFonts w:ascii="Calibri" w:hAnsi="Calibri" w:eastAsia="Calibri" w:cs="Calibri"/>
@@ -939,21 +870,13 @@
       </w:r>
       <w:r>
         <w:rPr>
-          <w:rFonts w:ascii="Calibri" w:hAnsi="Calibri" w:eastAsia="Calibri" w:cs="Calibri"/>
-          <w:sz w:val="22"/>
-          <w:szCs w:val="22"/>
-          <w:highlight w:val="none"/>
-          <w:lang w:val="en-US"/>
-        </w:rPr>
-      </w:r>
-      <w:r>
-        <w:rPr>
-          <w:rFonts w:ascii="Calibri" w:hAnsi="Calibri" w:eastAsia="Calibri" w:cs="Calibri"/>
+          <w:rFonts w:ascii="Calibri" w:hAnsi="Calibri" w:cs="Calibri"/>
           <w:sz w:val="22"/>
           <w:szCs w:val="22"/>
           <w:highlight w:val="none"/>
         </w:rPr>
       </w:r>
+      <w:r/>
     </w:p>
     <w:p>
       <w:pPr>
@@ -984,12 +907,11 @@
           <w:sz w:val="22"/>
           <w:szCs w:val="22"/>
           <w:highlight w:val="none"/>
-          <w:lang w:val="en-US"/>
         </w:rPr>
       </w:r>
       <w:r>
         <w:rPr>
-          <w:rFonts w:ascii="Calibri" w:hAnsi="Calibri" w:eastAsia="Calibri" w:cs="Calibri"/>
+          <w:rFonts w:ascii="Calibri" w:hAnsi="Calibri" w:cs="Calibri"/>
           <w:sz w:val="22"/>
           <w:szCs w:val="22"/>
           <w:highlight w:val="none"/>
@@ -998,7 +920,7 @@
     </w:p>
     <w:p>
       <w:pPr>
-        <w:pStyle w:val="952"/>
+        <w:pStyle w:val="1064"/>
         <w:pBdr/>
         <w:spacing w:line="360" w:lineRule="auto"/>
         <w:ind/>
@@ -1026,12 +948,11 @@
           <w:sz w:val="22"/>
           <w:szCs w:val="22"/>
           <w:highlight w:val="none"/>
-          <w:lang w:val="en-US"/>
         </w:rPr>
       </w:r>
       <w:r>
         <w:rPr>
-          <w:rFonts w:ascii="Calibri" w:hAnsi="Calibri" w:eastAsia="Calibri" w:cs="Calibri"/>
+          <w:rFonts w:ascii="Calibri" w:hAnsi="Calibri" w:cs="Calibri"/>
           <w:sz w:val="22"/>
           <w:szCs w:val="22"/>
           <w:highlight w:val="none"/>
@@ -1085,12 +1006,11 @@
           <w:rFonts w:ascii="Calibri" w:hAnsi="Calibri" w:eastAsia="Calibri" w:cs="Calibri"/>
           <w:sz w:val="22"/>
           <w:szCs w:val="22"/>
-          <w:lang w:val="en-US"/>
         </w:rPr>
       </w:r>
       <w:r>
         <w:rPr>
-          <w:rFonts w:ascii="Calibri" w:hAnsi="Calibri" w:eastAsia="Calibri" w:cs="Calibri"/>
+          <w:rFonts w:ascii="Calibri" w:hAnsi="Calibri" w:cs="Calibri"/>
           <w:sz w:val="22"/>
           <w:szCs w:val="22"/>
         </w:rPr>
@@ -1098,7 +1018,7 @@
     </w:p>
     <w:p>
       <w:pPr>
-        <w:pStyle w:val="952"/>
+        <w:pStyle w:val="1064"/>
         <w:pBdr/>
         <w:spacing w:line="360" w:lineRule="auto"/>
         <w:ind/>
@@ -1124,12 +1044,11 @@
           <w:rFonts w:ascii="Calibri" w:hAnsi="Calibri" w:eastAsia="Calibri" w:cs="Calibri"/>
           <w:sz w:val="22"/>
           <w:szCs w:val="22"/>
-          <w:lang w:val="en-US"/>
         </w:rPr>
       </w:r>
       <w:r>
         <w:rPr>
-          <w:rFonts w:ascii="Calibri" w:hAnsi="Calibri" w:eastAsia="Calibri" w:cs="Calibri"/>
+          <w:rFonts w:ascii="Calibri" w:hAnsi="Calibri" w:cs="Calibri"/>
           <w:sz w:val="22"/>
           <w:szCs w:val="22"/>
         </w:rPr>
@@ -1174,7 +1093,7 @@
       </w:r>
       <w:r>
         <w:rPr>
-          <w:rStyle w:val="972"/>
+          <w:rStyle w:val="1084"/>
           <w:rFonts w:ascii="Calibri" w:hAnsi="Calibri" w:eastAsia="Calibri" w:cs="Calibri"/>
           <w:sz w:val="22"/>
           <w:szCs w:val="22"/>
@@ -1188,6 +1107,13 @@
           <w:szCs w:val="22"/>
         </w:rPr>
         <w:t xml:space="preserve">.</w:t>
+      </w:r>
+      <w:r>
+        <w:rPr>
+          <w:rFonts w:ascii="Calibri" w:hAnsi="Calibri" w:eastAsia="Calibri" w:cs="Calibri"/>
+          <w:sz w:val="22"/>
+          <w:szCs w:val="22"/>
+        </w:rPr>
       </w:r>
       <w:r>
         <w:rPr>
@@ -1234,7 +1160,7 @@
       </w:r>
       <w:r>
         <w:rPr>
-          <w:rStyle w:val="972"/>
+          <w:rStyle w:val="1084"/>
           <w:rFonts w:ascii="Calibri" w:hAnsi="Calibri" w:eastAsia="Calibri" w:cs="Calibri"/>
           <w:sz w:val="22"/>
           <w:szCs w:val="22"/>
@@ -1272,7 +1198,13 @@
           <w:szCs w:val="22"/>
         </w:rPr>
       </w:r>
-      <w:r/>
+      <w:r>
+        <w:rPr>
+          <w:rFonts w:ascii="Calibri" w:hAnsi="Calibri" w:eastAsia="Calibri" w:cs="Calibri"/>
+          <w:sz w:val="22"/>
+          <w:szCs w:val="22"/>
+        </w:rPr>
+      </w:r>
     </w:p>
     <w:p>
       <w:pPr>
@@ -1312,18 +1244,28 @@
           <w:szCs w:val="22"/>
           <w:highlight w:val="none"/>
         </w:rPr>
-        <w:t xml:space="preserve">nate police violence. This lead to the peaceful protests quickly spiraling into more violent street battles, eventually resulting in the famous armed conflict between the British army and paramilitary groups, such as the IRA, commonly called ‘The Troubles’.</w:t>
+        <w:t xml:space="preserve">n</w:t>
       </w:r>
       <w:r>
         <w:rPr>
           <w:rFonts w:ascii="Calibri" w:hAnsi="Calibri" w:eastAsia="Calibri" w:cs="Calibri"/>
           <w:sz w:val="22"/>
           <w:szCs w:val="22"/>
+          <w:highlight w:val="none"/>
+        </w:rPr>
+        <w:t xml:space="preserve">ate police violence. This lead to the peaceful protests quickly spiraling into more violent street battles, eventually resulting in the famous armed conflict between the British army and paramilitary groups, such as the IRA, commonly called ‘The Troubles’.</w:t>
+      </w:r>
+      <w:r>
+        <w:rPr>
+          <w:rFonts w:ascii="Calibri" w:hAnsi="Calibri" w:eastAsia="Calibri" w:cs="Calibri"/>
+          <w:sz w:val="22"/>
+          <w:szCs w:val="22"/>
+          <w:highlight w:val="none"/>
         </w:rPr>
       </w:r>
       <w:r>
         <w:rPr>
-          <w:rFonts w:ascii="Calibri" w:hAnsi="Calibri" w:eastAsia="Calibri" w:cs="Calibri"/>
+          <w:rFonts w:ascii="Calibri" w:hAnsi="Calibri" w:cs="Calibri"/>
           <w:sz w:val="22"/>
           <w:szCs w:val="22"/>
           <w:highlight w:val="none"/>
@@ -1359,7 +1301,7 @@
       </w:r>
       <w:r>
         <w:rPr>
-          <w:rFonts w:ascii="Calibri" w:hAnsi="Calibri" w:eastAsia="Calibri" w:cs="Calibri"/>
+          <w:rFonts w:ascii="Calibri" w:hAnsi="Calibri" w:cs="Calibri"/>
           <w:sz w:val="22"/>
           <w:szCs w:val="22"/>
         </w:rPr>
@@ -1367,7 +1309,7 @@
     </w:p>
     <w:p>
       <w:pPr>
-        <w:pStyle w:val="952"/>
+        <w:pStyle w:val="1064"/>
         <w:pBdr/>
         <w:spacing/>
         <w:ind/>
@@ -1394,7 +1336,7 @@
       </w:r>
       <w:r>
         <w:rPr>
-          <w:rFonts w:ascii="Calibri" w:hAnsi="Calibri" w:eastAsia="Calibri" w:cs="Calibri"/>
+          <w:rFonts w:ascii="Calibri" w:hAnsi="Calibri" w:cs="Calibri"/>
           <w:sz w:val="22"/>
           <w:szCs w:val="22"/>
         </w:rPr>
@@ -1465,13 +1407,11 @@
           <w:rFonts w:ascii="Calibri" w:hAnsi="Calibri" w:eastAsia="Calibri" w:cs="Calibri"/>
           <w:sz w:val="22"/>
           <w:szCs w:val="22"/>
-          <w:highlight w:val="none"/>
-          <w:lang w:val="en-US"/>
         </w:rPr>
       </w:r>
       <w:r>
         <w:rPr>
-          <w:rFonts w:ascii="Calibri" w:hAnsi="Calibri" w:eastAsia="Calibri" w:cs="Calibri"/>
+          <w:rFonts w:ascii="Calibri" w:hAnsi="Calibri" w:cs="Calibri"/>
           <w:sz w:val="22"/>
           <w:szCs w:val="22"/>
         </w:rPr>
@@ -1579,11 +1519,12 @@
           <w:rFonts w:ascii="Calibri" w:hAnsi="Calibri" w:eastAsia="Calibri" w:cs="Calibri"/>
           <w:sz w:val="22"/>
           <w:szCs w:val="22"/>
+          <w:highlight w:val="none"/>
         </w:rPr>
       </w:r>
       <w:r>
         <w:rPr>
-          <w:rFonts w:ascii="Calibri" w:hAnsi="Calibri" w:eastAsia="Calibri" w:cs="Calibri"/>
+          <w:rFonts w:ascii="Calibri" w:hAnsi="Calibri" w:cs="Calibri"/>
           <w:sz w:val="22"/>
           <w:szCs w:val="22"/>
           <w:highlight w:val="none"/>
@@ -1592,7 +1533,7 @@
     </w:p>
     <w:p>
       <w:pPr>
-        <w:pStyle w:val="952"/>
+        <w:pStyle w:val="1064"/>
         <w:pBdr/>
         <w:spacing/>
         <w:ind/>
@@ -1625,6 +1566,14 @@
       <w:r>
         <w:rPr>
           <w:rFonts w:ascii="Calibri" w:hAnsi="Calibri" w:eastAsia="Calibri" w:cs="Calibri"/>
+          <w:sz w:val="22"/>
+          <w:szCs w:val="22"/>
+          <w:highlight w:val="none"/>
+        </w:rPr>
+      </w:r>
+      <w:r>
+        <w:rPr>
+          <w:rFonts w:ascii="Calibri" w:hAnsi="Calibri" w:cs="Calibri"/>
           <w:sz w:val="22"/>
           <w:szCs w:val="22"/>
           <w:highlight w:val="none"/>
@@ -1700,6 +1649,14 @@
       </w:r>
       <w:r>
         <w:rPr>
+          <w:rFonts w:ascii="Calibri" w:hAnsi="Calibri" w:cs="Calibri"/>
+          <w:sz w:val="22"/>
+          <w:szCs w:val="22"/>
+          <w:highlight w:val="none"/>
+        </w:rPr>
+      </w:r>
+      <w:r>
+        <w:rPr>
           <w:rFonts w:ascii="Calibri" w:hAnsi="Calibri" w:eastAsia="Calibri" w:cs="Calibri"/>
           <w:sz w:val="22"/>
           <w:szCs w:val="22"/>
@@ -1707,18 +1664,10 @@
           <w:lang w:val="en-US"/>
         </w:rPr>
       </w:r>
-      <w:r>
-        <w:rPr>
-          <w:rFonts w:ascii="Calibri" w:hAnsi="Calibri" w:cs="Calibri"/>
-          <w:sz w:val="22"/>
-          <w:szCs w:val="22"/>
-          <w:highlight w:val="none"/>
-        </w:rPr>
-      </w:r>
     </w:p>
     <w:p>
       <w:pPr>
-        <w:pStyle w:val="952"/>
+        <w:pStyle w:val="1064"/>
         <w:pBdr/>
         <w:spacing/>
         <w:ind/>
@@ -1750,11 +1699,10 @@
       </w:r>
       <w:r>
         <w:rPr>
-          <w:rFonts w:ascii="Calibri" w:hAnsi="Calibri" w:eastAsia="Calibri" w:cs="Calibri"/>
+          <w:rFonts w:ascii="Calibri" w:hAnsi="Calibri" w:cs="Calibri"/>
           <w:sz w:val="22"/>
           <w:szCs w:val="22"/>
           <w:highlight w:val="none"/>
-          <w:lang w:val="en-US"/>
         </w:rPr>
       </w:r>
     </w:p>
@@ -1838,6 +1786,14 @@
       </w:r>
       <w:r>
         <w:rPr>
+          <w:rFonts w:ascii="Calibri" w:hAnsi="Calibri" w:cs="Calibri"/>
+          <w:sz w:val="22"/>
+          <w:szCs w:val="22"/>
+          <w:highlight w:val="none"/>
+        </w:rPr>
+      </w:r>
+      <w:r>
+        <w:rPr>
           <w:rFonts w:ascii="Calibri" w:hAnsi="Calibri" w:eastAsia="Calibri" w:cs="Calibri"/>
           <w:sz w:val="22"/>
           <w:szCs w:val="22"/>
@@ -1845,18 +1801,10 @@
           <w:lang w:val="en-US"/>
         </w:rPr>
       </w:r>
-      <w:r>
-        <w:rPr>
-          <w:rFonts w:ascii="Calibri" w:hAnsi="Calibri" w:cs="Calibri"/>
-          <w:sz w:val="22"/>
-          <w:szCs w:val="22"/>
-          <w:highlight w:val="none"/>
-        </w:rPr>
-      </w:r>
     </w:p>
     <w:p>
       <w:pPr>
-        <w:pStyle w:val="952"/>
+        <w:pStyle w:val="1064"/>
         <w:pBdr/>
         <w:spacing/>
         <w:ind/>
@@ -1888,11 +1836,10 @@
       </w:r>
       <w:r>
         <w:rPr>
-          <w:rFonts w:ascii="Calibri" w:hAnsi="Calibri" w:eastAsia="Calibri" w:cs="Calibri"/>
+          <w:rFonts w:ascii="Calibri" w:hAnsi="Calibri" w:cs="Calibri"/>
           <w:sz w:val="22"/>
           <w:szCs w:val="22"/>
           <w:highlight w:val="none"/>
-          <w:lang w:val="en-US"/>
         </w:rPr>
       </w:r>
     </w:p>
@@ -1901,6 +1848,7 @@
         <w:pBdr/>
         <w:shd w:val="clear" w:color="ffffff" w:themeColor="background1" w:fill="ffffff" w:themeFill="background1"/>
         <w:tabs>
+          <w:tab w:val="left" w:leader="none" w:pos="1292"/>
           <w:tab w:val="left" w:leader="none" w:pos="5830"/>
         </w:tabs>
         <w:spacing w:line="360" w:lineRule="auto"/>
@@ -1923,6 +1871,25 @@
           <w:lang w:val="en-US" w:bidi="en-IE"/>
         </w:rPr>
         <w:t xml:space="preserve">After thoroughly analyzing both the agreement as well as the reactions, we settled on four main arguments. </w:t>
+      </w:r>
+      <w:r>
+        <w:rPr>
+          <w:rFonts w:ascii="Calibri" w:hAnsi="Calibri" w:eastAsia="Calibri" w:cs="Calibri"/>
+          <w:sz w:val="22"/>
+          <w:szCs w:val="22"/>
+          <w:highlight w:val="none"/>
+          <w:lang w:val="en-US" w:bidi="en-IE"/>
+        </w:rPr>
+      </w:r>
+      <w:r>
+        <w:rPr>
+          <w:rFonts w:ascii="Calibri" w:hAnsi="Calibri" w:eastAsia="Calibri" w:cs="Calibri"/>
+          <w:sz w:val="22"/>
+          <w:szCs w:val="22"/>
+          <w:highlight w:val="none"/>
+          <w:lang w:val="en-US" w:bidi="en-IE"/>
+        </w:rPr>
+        <w:tab/>
       </w:r>
       <w:r>
         <w:rPr>
@@ -1984,7 +1951,7 @@
       </w:r>
       <w:r>
         <w:rPr>
-          <w:rStyle w:val="972"/>
+          <w:rStyle w:val="1084"/>
           <w:rFonts w:ascii="Calibri" w:hAnsi="Calibri" w:eastAsia="Calibri" w:cs="Calibri"/>
           <w:sz w:val="22"/>
           <w:szCs w:val="22"/>
@@ -1995,7 +1962,7 @@
       </w:r>
       <w:r>
         <w:rPr>
-          <w:rStyle w:val="972"/>
+          <w:rStyle w:val="1084"/>
           <w:rFonts w:ascii="Calibri" w:hAnsi="Calibri" w:eastAsia="Calibri" w:cs="Calibri"/>
           <w:sz w:val="22"/>
           <w:szCs w:val="22"/>
@@ -2013,7 +1980,15 @@
           <w:highlight w:val="none"/>
         </w:rPr>
       </w:r>
-      <w:r/>
+      <w:r>
+        <w:rPr>
+          <w:rFonts w:ascii="Calibri" w:hAnsi="Calibri" w:eastAsia="Calibri" w:cs="Calibri"/>
+          <w:sz w:val="22"/>
+          <w:szCs w:val="22"/>
+          <w:highlight w:val="none"/>
+          <w:lang w:val="en-US" w:bidi="en-IE"/>
+        </w:rPr>
+      </w:r>
     </w:p>
     <w:p>
       <w:pPr>
@@ -2054,7 +2029,7 @@
       </w:r>
       <w:r>
         <w:rPr>
-          <w:rStyle w:val="972"/>
+          <w:rStyle w:val="1084"/>
           <w:rFonts w:ascii="Calibri" w:hAnsi="Calibri" w:eastAsia="Calibri" w:cs="Calibri"/>
           <w:sz w:val="22"/>
           <w:szCs w:val="22"/>
@@ -2065,7 +2040,7 @@
       </w:r>
       <w:r>
         <w:rPr>
-          <w:rStyle w:val="972"/>
+          <w:rStyle w:val="1084"/>
           <w:rFonts w:ascii="Calibri" w:hAnsi="Calibri" w:eastAsia="Calibri" w:cs="Calibri"/>
           <w:sz w:val="22"/>
           <w:szCs w:val="22"/>
@@ -2107,16 +2082,7 @@
       </w:r>
       <w:r>
         <w:rPr>
-          <w:rFonts w:ascii="Calibri" w:hAnsi="Calibri" w:eastAsia="Calibri" w:cs="Calibri"/>
-          <w:sz w:val="22"/>
-          <w:szCs w:val="22"/>
-          <w:highlight w:val="none"/>
-          <w:lang w:val="en-US"/>
-        </w:rPr>
-      </w:r>
-      <w:r>
-        <w:rPr>
-          <w:rFonts w:ascii="Calibri" w:hAnsi="Calibri" w:eastAsia="Calibri" w:cs="Calibri"/>
+          <w:rFonts w:ascii="Calibri" w:hAnsi="Calibri" w:cs="Calibri"/>
           <w:sz w:val="22"/>
           <w:szCs w:val="22"/>
           <w:highlight w:val="none"/>
@@ -2190,7 +2156,7 @@
       </w:r>
       <w:r>
         <w:rPr>
-          <w:rStyle w:val="972"/>
+          <w:rStyle w:val="1084"/>
           <w:rFonts w:ascii="Calibri" w:hAnsi="Calibri" w:eastAsia="Calibri" w:cs="Calibri"/>
           <w:sz w:val="22"/>
           <w:szCs w:val="22"/>
@@ -2265,12 +2231,11 @@
           <w:sz w:val="22"/>
           <w:szCs w:val="22"/>
           <w:highlight w:val="none"/>
-          <w:lang w:val="en-US"/>
         </w:rPr>
       </w:r>
       <w:r>
         <w:rPr>
-          <w:rFonts w:ascii="Calibri" w:hAnsi="Calibri" w:eastAsia="Calibri" w:cs="Calibri"/>
+          <w:rFonts w:ascii="Calibri" w:hAnsi="Calibri" w:cs="Calibri"/>
           <w:sz w:val="22"/>
           <w:szCs w:val="22"/>
           <w:highlight w:val="none"/>
@@ -2304,7 +2269,7 @@
       </w:r>
       <w:r>
         <w:rPr>
-          <w:rStyle w:val="972"/>
+          <w:rStyle w:val="1084"/>
           <w:rFonts w:ascii="Calibri" w:hAnsi="Calibri" w:eastAsia="Calibri" w:cs="Calibri"/>
           <w:sz w:val="22"/>
           <w:szCs w:val="22"/>
@@ -2323,7 +2288,7 @@
       </w:r>
       <w:r>
         <w:rPr>
-          <w:rStyle w:val="972"/>
+          <w:rStyle w:val="1084"/>
           <w:rFonts w:ascii="Calibri" w:hAnsi="Calibri" w:eastAsia="Calibri" w:cs="Calibri"/>
           <w:sz w:val="22"/>
           <w:szCs w:val="22"/>
@@ -2343,6 +2308,13 @@
       <w:r>
         <w:rPr>
           <w:rFonts w:ascii="Calibri" w:hAnsi="Calibri" w:eastAsia="Calibri" w:cs="Calibri"/>
+          <w:sz w:val="22"/>
+          <w:szCs w:val="22"/>
+        </w:rPr>
+      </w:r>
+      <w:r>
+        <w:rPr>
+          <w:rFonts w:ascii="Calibri" w:hAnsi="Calibri" w:cs="Calibri"/>
           <w:sz w:val="22"/>
           <w:szCs w:val="22"/>
         </w:rPr>
@@ -2402,7 +2374,7 @@
 <w:ftr xmlns:wpc="http://schemas.microsoft.com/office/word/2010/wordprocessingCanvas" xmlns:mc="http://schemas.openxmlformats.org/markup-compatibility/2006" xmlns:o="urn:schemas-microsoft-com:office:office" xmlns:r="http://schemas.openxmlformats.org/officeDocument/2006/relationships" xmlns:m="http://schemas.openxmlformats.org/officeDocument/2006/math" xmlns:v="urn:schemas-microsoft-com:vml" xmlns:wp14="http://schemas.microsoft.com/office/word/2010/wordprocessingDrawing" xmlns:wp="http://schemas.openxmlformats.org/drawingml/2006/wordprocessingDrawing" xmlns:w10="urn:schemas-microsoft-com:office:word" xmlns:w="http://schemas.openxmlformats.org/wordprocessingml/2006/main" xmlns:w14="http://schemas.microsoft.com/office/word/2010/wordml" xmlns:w15="http://schemas.microsoft.com/office/word/2012/wordml" xmlns:wpg="http://schemas.microsoft.com/office/word/2010/wordprocessingGroup" xmlns:wpi="http://schemas.microsoft.com/office/word/2010/wordprocessingInk" xmlns:wne="http://schemas.microsoft.com/office/word/2006/wordml" xmlns:a="http://schemas.openxmlformats.org/drawingml/2006/main" xmlns:wps="http://schemas.microsoft.com/office/word/2010/wordprocessingShape" mc:Ignorable="w14 w15 wp14">
   <w:p>
     <w:pPr>
-      <w:pStyle w:val="967"/>
+      <w:pStyle w:val="1079"/>
       <w:pBdr/>
       <w:spacing/>
       <w:ind/>
@@ -2440,7 +2412,7 @@
   </w:p>
   <w:p>
     <w:pPr>
-      <w:pStyle w:val="967"/>
+      <w:pStyle w:val="1079"/>
       <w:pBdr/>
       <w:spacing/>
       <w:ind/>
@@ -2485,7 +2457,7 @@
 <w:ftr xmlns:wpc="http://schemas.microsoft.com/office/word/2010/wordprocessingCanvas" xmlns:mc="http://schemas.openxmlformats.org/markup-compatibility/2006" xmlns:o="urn:schemas-microsoft-com:office:office" xmlns:r="http://schemas.openxmlformats.org/officeDocument/2006/relationships" xmlns:m="http://schemas.openxmlformats.org/officeDocument/2006/math" xmlns:v="urn:schemas-microsoft-com:vml" xmlns:wp14="http://schemas.microsoft.com/office/word/2010/wordprocessingDrawing" xmlns:wp="http://schemas.openxmlformats.org/drawingml/2006/wordprocessingDrawing" xmlns:w10="urn:schemas-microsoft-com:office:word" xmlns:w="http://schemas.openxmlformats.org/wordprocessingml/2006/main" xmlns:w14="http://schemas.microsoft.com/office/word/2010/wordml" xmlns:w15="http://schemas.microsoft.com/office/word/2012/wordml" xmlns:wpg="http://schemas.microsoft.com/office/word/2010/wordprocessingGroup" xmlns:wpi="http://schemas.microsoft.com/office/word/2010/wordprocessingInk" xmlns:wne="http://schemas.microsoft.com/office/word/2006/wordml" xmlns:a="http://schemas.openxmlformats.org/drawingml/2006/main" xmlns:wps="http://schemas.microsoft.com/office/word/2010/wordprocessingShape" mc:Ignorable="w14 w15 wp14">
   <w:p>
     <w:pPr>
-      <w:pStyle w:val="967"/>
+      <w:pStyle w:val="1079"/>
       <w:pBdr/>
       <w:spacing/>
       <w:ind/>
@@ -2515,7 +2487,7 @@
   </w:p>
   <w:p>
     <w:pPr>
-      <w:pStyle w:val="967"/>
+      <w:pStyle w:val="1079"/>
       <w:pBdr/>
       <w:spacing/>
       <w:ind/>
@@ -2596,7 +2568,7 @@
   <w:footnote w:id="2">
     <w:p>
       <w:pPr>
-        <w:pStyle w:val="970"/>
+        <w:pStyle w:val="1082"/>
         <w:pBdr/>
         <w:spacing/>
         <w:ind/>
@@ -2606,7 +2578,7 @@
       </w:pPr>
       <w:r>
         <w:rPr>
-          <w:rStyle w:val="972"/>
+          <w:rStyle w:val="1084"/>
         </w:rPr>
         <w:footnoteRef/>
       </w:r>
@@ -2624,10 +2596,15 @@
           <w:rFonts w:ascii="Calibri" w:hAnsi="Calibri" w:eastAsia="Calibri" w:cs="Calibri"/>
         </w:rPr>
       </w:r>
+      <w:r>
+        <w:rPr>
+          <w:rFonts w:ascii="Calibri" w:hAnsi="Calibri" w:cs="Calibri"/>
+        </w:rPr>
+      </w:r>
     </w:p>
     <w:p>
       <w:pPr>
-        <w:pStyle w:val="970"/>
+        <w:pStyle w:val="1082"/>
         <w:pBdr/>
         <w:spacing/>
         <w:ind/>
@@ -2644,7 +2621,7 @@
       <w:hyperlink r:id="rId1" w:tooltip="https://doi.org/10.1080/714003140" w:history="1">
         <w:r>
           <w:rPr>
-            <w:rStyle w:val="976"/>
+            <w:rStyle w:val="1088"/>
             <w:rFonts w:ascii="Calibri" w:hAnsi="Calibri" w:eastAsia="Calibri" w:cs="Calibri"/>
           </w:rPr>
           <w:t xml:space="preserve">https://doi.org/10.1080/714003140</w:t>
@@ -2661,12 +2638,17 @@
           <w:rFonts w:ascii="Calibri" w:hAnsi="Calibri" w:eastAsia="Calibri" w:cs="Calibri"/>
         </w:rPr>
       </w:r>
+      <w:r>
+        <w:rPr>
+          <w:rFonts w:ascii="Calibri" w:hAnsi="Calibri" w:cs="Calibri"/>
+        </w:rPr>
+      </w:r>
     </w:p>
   </w:footnote>
   <w:footnote w:id="3">
     <w:p>
       <w:pPr>
-        <w:pStyle w:val="970"/>
+        <w:pStyle w:val="1082"/>
         <w:pBdr/>
         <w:spacing/>
         <w:ind/>
@@ -2674,7 +2656,7 @@
       </w:pPr>
       <w:r>
         <w:rPr>
-          <w:rStyle w:val="972"/>
+          <w:rStyle w:val="1084"/>
         </w:rPr>
         <w:footnoteRef/>
       </w:r>
@@ -2690,7 +2672,7 @@
       <w:hyperlink r:id="rId2" w:tooltip="https://doi.org/10.1108/eum0000000000906" w:history="1">
         <w:r>
           <w:rPr>
-            <w:rStyle w:val="976"/>
+            <w:rStyle w:val="1088"/>
             <w:rFonts w:ascii="Calibri" w:hAnsi="Calibri" w:eastAsia="Calibri" w:cs="Calibri"/>
           </w:rPr>
           <w:t xml:space="preserve">https://doi.org/10.1108/eum0000000000906</w:t>
@@ -2714,7 +2696,7 @@
   <w:footnote w:id="4">
     <w:p>
       <w:pPr>
-        <w:pStyle w:val="970"/>
+        <w:pStyle w:val="1082"/>
         <w:pBdr/>
         <w:spacing/>
         <w:ind/>
@@ -2724,7 +2706,7 @@
       </w:pPr>
       <w:r>
         <w:rPr>
-          <w:rStyle w:val="972"/>
+          <w:rStyle w:val="1084"/>
           <w:lang w:val="en-IE"/>
         </w:rPr>
         <w:footnoteRef/>
@@ -2737,7 +2719,7 @@
       </w:r>
       <w:r>
         <w:rPr>
-          <w:rStyle w:val="971"/>
+          <w:rStyle w:val="1083"/>
           <w:rFonts w:ascii="Calibri" w:hAnsi="Calibri" w:eastAsia="Calibri" w:cs="Calibri"/>
           <w:lang w:val="en-IE"/>
         </w:rPr>
@@ -2745,7 +2727,7 @@
       </w:r>
       <w:r>
         <w:rPr>
-          <w:rStyle w:val="971"/>
+          <w:rStyle w:val="1083"/>
           <w:rFonts w:ascii="Calibri" w:hAnsi="Calibri" w:eastAsia="Calibri" w:cs="Calibri"/>
           <w:i/>
           <w:iCs/>
@@ -2755,7 +2737,7 @@
       </w:r>
       <w:r>
         <w:rPr>
-          <w:rStyle w:val="971"/>
+          <w:rStyle w:val="1083"/>
           <w:rFonts w:ascii="Calibri" w:hAnsi="Calibri" w:eastAsia="Calibri" w:cs="Calibri"/>
           <w:lang w:val="en-IE"/>
         </w:rPr>
@@ -2764,7 +2746,7 @@
       <w:hyperlink r:id="rId3" w:tooltip="https://cain.ulster.ac.uk/othelem/organ/ira/ira280705.htm" w:history="1">
         <w:r>
           <w:rPr>
-            <w:rStyle w:val="976"/>
+            <w:rStyle w:val="1088"/>
             <w:rFonts w:ascii="Calibri" w:hAnsi="Calibri" w:eastAsia="Calibri" w:cs="Calibri"/>
             <w:lang w:val="en-IE"/>
           </w:rPr>
@@ -2772,14 +2754,14 @@
         </w:r>
         <w:r>
           <w:rPr>
-            <w:rStyle w:val="976"/>
+            <w:rStyle w:val="1088"/>
             <w:rFonts w:ascii="Calibri" w:hAnsi="Calibri" w:eastAsia="Calibri" w:cs="Calibri"/>
             <w:lang w:val="en-IE" w:bidi="en-IE"/>
           </w:rPr>
         </w:r>
         <w:r>
           <w:rPr>
-            <w:rStyle w:val="976"/>
+            <w:rStyle w:val="1088"/>
             <w:lang w:val="en-IE" w:bidi="en-IE"/>
           </w:rPr>
         </w:r>
@@ -2799,11 +2781,6 @@
       </w:r>
       <w:r>
         <w:rPr>
-          <w:lang w:val="en-IE" w:bidi="en-IE"/>
-        </w:rPr>
-      </w:r>
-      <w:r>
-        <w:rPr>
           <w:lang w:val="en-IE"/>
         </w:rPr>
       </w:r>
@@ -2817,7 +2794,7 @@
   <w:footnote w:id="5">
     <w:p>
       <w:pPr>
-        <w:pStyle w:val="970"/>
+        <w:pStyle w:val="1082"/>
         <w:pBdr/>
         <w:spacing/>
         <w:ind/>
@@ -2832,7 +2809,7 @@
       </w:pPr>
       <w:r>
         <w:rPr>
-          <w:rStyle w:val="972"/>
+          <w:rStyle w:val="1084"/>
           <w:lang w:val="en-IE"/>
         </w:rPr>
         <w:footnoteRef/>
@@ -2897,7 +2874,7 @@
       <w:hyperlink r:id="rId4" w:tooltip="https://doi.org/10.16995/olh.251" w:history="1">
         <w:r>
           <w:rPr>
-            <w:rStyle w:val="976"/>
+            <w:rStyle w:val="1088"/>
             <w:rFonts w:ascii="Calibri" w:hAnsi="Calibri" w:eastAsia="Calibri" w:cs="Calibri"/>
             <w:color w:val="0000ee"/>
             <w:sz w:val="20"/>
@@ -2931,7 +2908,7 @@
           <w:color w:val="000000"/>
           <w:sz w:val="22"/>
           <w:szCs w:val="22"/>
-          <w:lang w:val="en-IE" w:bidi="en-IE"/>
+          <w:lang w:val="en-IE"/>
         </w:rPr>
       </w:r>
       <w:r>
@@ -2948,7 +2925,7 @@
   <w:footnote w:id="6">
     <w:p>
       <w:pPr>
-        <w:pStyle w:val="970"/>
+        <w:pStyle w:val="1082"/>
         <w:pBdr/>
         <w:spacing/>
         <w:ind/>
@@ -2958,7 +2935,7 @@
       </w:pPr>
       <w:r>
         <w:rPr>
-          <w:rStyle w:val="972"/>
+          <w:rStyle w:val="1084"/>
           <w:lang w:val="en-IE"/>
         </w:rPr>
         <w:footnoteRef/>
@@ -3001,7 +2978,7 @@
       <w:hyperlink r:id="rId5" w:tooltip="https://assets.ireland.ie/documents/good-friday-agreement.pdf" w:history="1">
         <w:r>
           <w:rPr>
-            <w:rStyle w:val="976"/>
+            <w:rStyle w:val="1088"/>
             <w:rFonts w:ascii="Calibri" w:hAnsi="Calibri" w:eastAsia="Calibri" w:cs="Calibri"/>
             <w:lang w:val="en-IE"/>
           </w:rPr>
@@ -3024,8 +3001,7 @@
       </w:r>
       <w:r>
         <w:rPr>
-          <w:rFonts w:ascii="Calibri" w:hAnsi="Calibri" w:eastAsia="Calibri" w:cs="Calibri"/>
-          <w:lang w:val="en-IE" w:bidi="en-IE"/>
+          <w:lang w:val="en-IE"/>
         </w:rPr>
       </w:r>
       <w:r>
@@ -3038,7 +3014,7 @@
   <w:footnote w:id="7">
     <w:p>
       <w:pPr>
-        <w:pStyle w:val="970"/>
+        <w:pStyle w:val="1082"/>
         <w:pBdr/>
         <w:spacing/>
         <w:ind/>
@@ -3048,7 +3024,7 @@
       </w:pPr>
       <w:r>
         <w:rPr>
-          <w:rStyle w:val="972"/>
+          <w:rStyle w:val="1084"/>
           <w:lang w:val="en-IE"/>
         </w:rPr>
         <w:footnoteRef/>
@@ -3069,7 +3045,7 @@
       <w:hyperlink r:id="rId6" w:tooltip="https;//ukandeu.ac.uk/unionism-and-the-belfast-good-friday-agreement/" w:history="1">
         <w:r>
           <w:rPr>
-            <w:rStyle w:val="976"/>
+            <w:rStyle w:val="1088"/>
             <w:rFonts w:ascii="Calibri" w:hAnsi="Calibri" w:eastAsia="Calibri" w:cs="Calibri"/>
             <w:lang w:val="en-IE"/>
           </w:rPr>
@@ -3085,8 +3061,7 @@
       </w:r>
       <w:r>
         <w:rPr>
-          <w:rFonts w:ascii="Calibri" w:hAnsi="Calibri" w:eastAsia="Calibri" w:cs="Calibri"/>
-          <w:lang w:val="en-IE" w:bidi="en-IE"/>
+          <w:lang w:val="en-IE"/>
         </w:rPr>
       </w:r>
       <w:r>
@@ -3099,7 +3074,7 @@
   <w:footnote w:id="8">
     <w:p>
       <w:pPr>
-        <w:pStyle w:val="970"/>
+        <w:pStyle w:val="1082"/>
         <w:pBdr/>
         <w:spacing/>
         <w:ind/>
@@ -3109,7 +3084,7 @@
       </w:pPr>
       <w:r>
         <w:rPr>
-          <w:rStyle w:val="972"/>
+          <w:rStyle w:val="1084"/>
           <w:lang w:val="en-IE"/>
         </w:rPr>
         <w:footnoteRef/>
@@ -3130,7 +3105,7 @@
       <w:hyperlink r:id="rId7" w:tooltip="https://www.quaker.org.uk/blog/25-years-since-the-good-friday-agreement-reflections-from-a-quaker" w:history="1">
         <w:r>
           <w:rPr>
-            <w:rStyle w:val="976"/>
+            <w:rStyle w:val="1088"/>
             <w:rFonts w:ascii="Calibri" w:hAnsi="Calibri" w:eastAsia="Calibri" w:cs="Calibri"/>
             <w:lang w:val="en-IE"/>
           </w:rPr>
@@ -3157,7 +3132,7 @@
       </w:r>
       <w:r>
         <w:rPr>
-          <w:rFonts w:ascii="Calibri" w:hAnsi="Calibri" w:eastAsia="Calibri" w:cs="Calibri"/>
+          <w:rFonts w:ascii="Calibri" w:hAnsi="Calibri" w:cs="Calibri"/>
         </w:rPr>
       </w:r>
     </w:p>
@@ -3169,7 +3144,7 @@
 <w:hdr xmlns:wpc="http://schemas.microsoft.com/office/word/2010/wordprocessingCanvas" xmlns:mc="http://schemas.openxmlformats.org/markup-compatibility/2006" xmlns:o="urn:schemas-microsoft-com:office:office" xmlns:r="http://schemas.openxmlformats.org/officeDocument/2006/relationships" xmlns:m="http://schemas.openxmlformats.org/officeDocument/2006/math" xmlns:v="urn:schemas-microsoft-com:vml" xmlns:wp14="http://schemas.microsoft.com/office/word/2010/wordprocessingDrawing" xmlns:wp="http://schemas.openxmlformats.org/drawingml/2006/wordprocessingDrawing" xmlns:w10="urn:schemas-microsoft-com:office:word" xmlns:w="http://schemas.openxmlformats.org/wordprocessingml/2006/main" xmlns:w14="http://schemas.microsoft.com/office/word/2010/wordml" xmlns:w15="http://schemas.microsoft.com/office/word/2012/wordml" xmlns:wpg="http://schemas.microsoft.com/office/word/2010/wordprocessingGroup" xmlns:wpi="http://schemas.microsoft.com/office/word/2010/wordprocessingInk" xmlns:wne="http://schemas.microsoft.com/office/word/2006/wordml" xmlns:a="http://schemas.openxmlformats.org/drawingml/2006/main" xmlns:wps="http://schemas.microsoft.com/office/word/2010/wordprocessingShape" mc:Ignorable="w14 w15 wp14">
   <w:p>
     <w:pPr>
-      <w:pStyle w:val="965"/>
+      <w:pStyle w:val="1077"/>
       <w:pBdr/>
       <w:spacing/>
       <w:ind/>
@@ -3202,7 +3177,7 @@
   </w:p>
   <w:p>
     <w:pPr>
-      <w:pStyle w:val="965"/>
+      <w:pStyle w:val="1077"/>
       <w:pBdr/>
       <w:spacing/>
       <w:ind/>
@@ -3241,7 +3216,7 @@
 <w:hdr xmlns:wpc="http://schemas.microsoft.com/office/word/2010/wordprocessingCanvas" xmlns:mc="http://schemas.openxmlformats.org/markup-compatibility/2006" xmlns:o="urn:schemas-microsoft-com:office:office" xmlns:r="http://schemas.openxmlformats.org/officeDocument/2006/relationships" xmlns:m="http://schemas.openxmlformats.org/officeDocument/2006/math" xmlns:v="urn:schemas-microsoft-com:vml" xmlns:wp14="http://schemas.microsoft.com/office/word/2010/wordprocessingDrawing" xmlns:wp="http://schemas.openxmlformats.org/drawingml/2006/wordprocessingDrawing" xmlns:w10="urn:schemas-microsoft-com:office:word" xmlns:w="http://schemas.openxmlformats.org/wordprocessingml/2006/main" xmlns:w14="http://schemas.microsoft.com/office/word/2010/wordml" xmlns:w15="http://schemas.microsoft.com/office/word/2012/wordml" xmlns:wpg="http://schemas.microsoft.com/office/word/2010/wordprocessingGroup" xmlns:wpi="http://schemas.microsoft.com/office/word/2010/wordprocessingInk" xmlns:wne="http://schemas.microsoft.com/office/word/2006/wordml" xmlns:a="http://schemas.openxmlformats.org/drawingml/2006/main" xmlns:wps="http://schemas.microsoft.com/office/word/2010/wordprocessingShape" mc:Ignorable="w14 w15 wp14">
   <w:p>
     <w:pPr>
-      <w:pStyle w:val="965"/>
+      <w:pStyle w:val="1077"/>
       <w:pBdr/>
       <w:spacing/>
       <w:ind/>
@@ -3274,7 +3249,7 @@
   </w:p>
   <w:p>
     <w:pPr>
-      <w:pStyle w:val="965"/>
+      <w:pStyle w:val="1077"/>
       <w:pBdr/>
       <w:spacing/>
       <w:ind/>
@@ -4007,9 +3982,9 @@
     <w:lsdException w:name="Bibliography" w:uiPriority="37"/>
     <w:lsdException w:name="TOC Heading" w:uiPriority="39" w:qFormat="1"/>
   </w:latentStyles>
-  <w:style w:type="table" w:styleId="805">
+  <w:style w:type="table" w:styleId="917">
     <w:name w:val="Table Grid"/>
-    <w:basedOn w:val="991"/>
+    <w:basedOn w:val="1103"/>
     <w:uiPriority w:val="59"/>
     <w:pPr>
       <w:pBdr/>
@@ -4206,9 +4181,9 @@
       </w:tcPr>
     </w:tblStylePr>
   </w:style>
-  <w:style w:type="table" w:styleId="806">
+  <w:style w:type="table" w:styleId="918">
     <w:name w:val="Table Grid Light"/>
-    <w:basedOn w:val="991"/>
+    <w:basedOn w:val="1103"/>
     <w:uiPriority w:val="59"/>
     <w:pPr>
       <w:pBdr/>
@@ -4405,9 +4380,9 @@
       </w:tcPr>
     </w:tblStylePr>
   </w:style>
-  <w:style w:type="table" w:styleId="807">
+  <w:style w:type="table" w:styleId="919">
     <w:name w:val="Plain Table 1"/>
-    <w:basedOn w:val="991"/>
+    <w:basedOn w:val="1103"/>
     <w:uiPriority w:val="59"/>
     <w:pPr>
       <w:pBdr/>
@@ -4630,9 +4605,9 @@
       </w:tcPr>
     </w:tblStylePr>
   </w:style>
-  <w:style w:type="table" w:styleId="808">
+  <w:style w:type="table" w:styleId="920">
     <w:name w:val="Plain Table 2"/>
-    <w:basedOn w:val="991"/>
+    <w:basedOn w:val="1103"/>
     <w:uiPriority w:val="59"/>
     <w:pPr>
       <w:pBdr/>
@@ -4863,9 +4838,9 @@
       </w:tcPr>
     </w:tblStylePr>
   </w:style>
-  <w:style w:type="table" w:styleId="809">
+  <w:style w:type="table" w:styleId="921">
     <w:name w:val="Plain Table 3"/>
-    <w:basedOn w:val="991"/>
+    <w:basedOn w:val="1103"/>
     <w:uiPriority w:val="99"/>
     <w:pPr>
       <w:pBdr/>
@@ -5093,9 +5068,9 @@
       </w:tcPr>
     </w:tblStylePr>
   </w:style>
-  <w:style w:type="table" w:styleId="810">
+  <w:style w:type="table" w:styleId="922">
     <w:name w:val="Plain Table 4"/>
-    <w:basedOn w:val="991"/>
+    <w:basedOn w:val="1103"/>
     <w:uiPriority w:val="99"/>
     <w:pPr>
       <w:pBdr/>
@@ -5309,9 +5284,9 @@
       </w:tcPr>
     </w:tblStylePr>
   </w:style>
-  <w:style w:type="table" w:styleId="811">
+  <w:style w:type="table" w:styleId="923">
     <w:name w:val="Plain Table 5"/>
-    <w:basedOn w:val="991"/>
+    <w:basedOn w:val="1103"/>
     <w:uiPriority w:val="99"/>
     <w:pPr>
       <w:pBdr/>
@@ -5542,9 +5517,9 @@
       </w:tcPr>
     </w:tblStylePr>
   </w:style>
-  <w:style w:type="table" w:styleId="812">
+  <w:style w:type="table" w:styleId="924">
     <w:name w:val="Grid Table 1 Light"/>
-    <w:basedOn w:val="991"/>
+    <w:basedOn w:val="1103"/>
     <w:uiPriority w:val="99"/>
     <w:pPr>
       <w:pBdr/>
@@ -5765,9 +5740,9 @@
       </w:tcPr>
     </w:tblStylePr>
   </w:style>
-  <w:style w:type="table" w:styleId="813">
+  <w:style w:type="table" w:styleId="925">
     <w:name w:val="Grid Table 1 Light - Accent 1"/>
-    <w:basedOn w:val="991"/>
+    <w:basedOn w:val="1103"/>
     <w:uiPriority w:val="99"/>
     <w:pPr>
       <w:pBdr/>
@@ -5988,9 +5963,9 @@
       </w:tcPr>
     </w:tblStylePr>
   </w:style>
-  <w:style w:type="table" w:styleId="814">
+  <w:style w:type="table" w:styleId="926">
     <w:name w:val="Grid Table 1 Light - Accent 2"/>
-    <w:basedOn w:val="991"/>
+    <w:basedOn w:val="1103"/>
     <w:uiPriority w:val="99"/>
     <w:pPr>
       <w:pBdr/>
@@ -6211,9 +6186,9 @@
       </w:tcPr>
     </w:tblStylePr>
   </w:style>
-  <w:style w:type="table" w:styleId="815">
+  <w:style w:type="table" w:styleId="927">
     <w:name w:val="Grid Table 1 Light - Accent 3"/>
-    <w:basedOn w:val="991"/>
+    <w:basedOn w:val="1103"/>
     <w:uiPriority w:val="99"/>
     <w:pPr>
       <w:pBdr/>
@@ -6434,9 +6409,9 @@
       </w:tcPr>
     </w:tblStylePr>
   </w:style>
-  <w:style w:type="table" w:styleId="816">
+  <w:style w:type="table" w:styleId="928">
     <w:name w:val="Grid Table 1 Light - Accent 4"/>
-    <w:basedOn w:val="991"/>
+    <w:basedOn w:val="1103"/>
     <w:uiPriority w:val="99"/>
     <w:pPr>
       <w:pBdr/>
@@ -6657,9 +6632,9 @@
       </w:tcPr>
     </w:tblStylePr>
   </w:style>
-  <w:style w:type="table" w:styleId="817">
+  <w:style w:type="table" w:styleId="929">
     <w:name w:val="Grid Table 1 Light - Accent 5"/>
-    <w:basedOn w:val="991"/>
+    <w:basedOn w:val="1103"/>
     <w:uiPriority w:val="99"/>
     <w:pPr>
       <w:pBdr/>
@@ -6880,9 +6855,9 @@
       </w:tcPr>
     </w:tblStylePr>
   </w:style>
-  <w:style w:type="table" w:styleId="818">
+  <w:style w:type="table" w:styleId="930">
     <w:name w:val="Grid Table 1 Light - Accent 6"/>
-    <w:basedOn w:val="991"/>
+    <w:basedOn w:val="1103"/>
     <w:uiPriority w:val="99"/>
     <w:pPr>
       <w:pBdr/>
@@ -7103,9 +7078,9 @@
       </w:tcPr>
     </w:tblStylePr>
   </w:style>
-  <w:style w:type="table" w:styleId="819">
+  <w:style w:type="table" w:styleId="931">
     <w:name w:val="Grid Table 2"/>
-    <w:basedOn w:val="991"/>
+    <w:basedOn w:val="1103"/>
     <w:uiPriority w:val="99"/>
     <w:pPr>
       <w:pBdr/>
@@ -7335,9 +7310,9 @@
       </w:tcPr>
     </w:tblStylePr>
   </w:style>
-  <w:style w:type="table" w:styleId="820">
+  <w:style w:type="table" w:styleId="932">
     <w:name w:val="Grid Table 2 - Accent 1"/>
-    <w:basedOn w:val="991"/>
+    <w:basedOn w:val="1103"/>
     <w:uiPriority w:val="99"/>
     <w:pPr>
       <w:pBdr/>
@@ -7567,9 +7542,9 @@
       </w:tcPr>
     </w:tblStylePr>
   </w:style>
-  <w:style w:type="table" w:styleId="821">
+  <w:style w:type="table" w:styleId="933">
     <w:name w:val="Grid Table 2 - Accent 2"/>
-    <w:basedOn w:val="991"/>
+    <w:basedOn w:val="1103"/>
     <w:uiPriority w:val="99"/>
     <w:pPr>
       <w:pBdr/>
@@ -7799,9 +7774,9 @@
       </w:tcPr>
     </w:tblStylePr>
   </w:style>
-  <w:style w:type="table" w:styleId="822">
+  <w:style w:type="table" w:styleId="934">
     <w:name w:val="Grid Table 2 - Accent 3"/>
-    <w:basedOn w:val="991"/>
+    <w:basedOn w:val="1103"/>
     <w:uiPriority w:val="99"/>
     <w:pPr>
       <w:pBdr/>
@@ -8031,9 +8006,9 @@
       </w:tcPr>
     </w:tblStylePr>
   </w:style>
-  <w:style w:type="table" w:styleId="823">
+  <w:style w:type="table" w:styleId="935">
     <w:name w:val="Grid Table 2 - Accent 4"/>
-    <w:basedOn w:val="991"/>
+    <w:basedOn w:val="1103"/>
     <w:uiPriority w:val="99"/>
     <w:pPr>
       <w:pBdr/>
@@ -8263,9 +8238,9 @@
       </w:tcPr>
     </w:tblStylePr>
   </w:style>
-  <w:style w:type="table" w:styleId="824">
+  <w:style w:type="table" w:styleId="936">
     <w:name w:val="Grid Table 2 - Accent 5"/>
-    <w:basedOn w:val="991"/>
+    <w:basedOn w:val="1103"/>
     <w:uiPriority w:val="99"/>
     <w:pPr>
       <w:pBdr/>
@@ -8495,9 +8470,9 @@
       </w:tcPr>
     </w:tblStylePr>
   </w:style>
-  <w:style w:type="table" w:styleId="825">
+  <w:style w:type="table" w:styleId="937">
     <w:name w:val="Grid Table 2 - Accent 6"/>
-    <w:basedOn w:val="991"/>
+    <w:basedOn w:val="1103"/>
     <w:uiPriority w:val="99"/>
     <w:pPr>
       <w:pBdr/>
@@ -8727,9 +8702,9 @@
       </w:tcPr>
     </w:tblStylePr>
   </w:style>
-  <w:style w:type="table" w:styleId="826">
+  <w:style w:type="table" w:styleId="938">
     <w:name w:val="Grid Table 3"/>
-    <w:basedOn w:val="991"/>
+    <w:basedOn w:val="1103"/>
     <w:uiPriority w:val="99"/>
     <w:pPr>
       <w:pBdr/>
@@ -8972,9 +8947,9 @@
       </w:tcPr>
     </w:tblStylePr>
   </w:style>
-  <w:style w:type="table" w:styleId="827">
+  <w:style w:type="table" w:styleId="939">
     <w:name w:val="Grid Table 3 - Accent 1"/>
-    <w:basedOn w:val="991"/>
+    <w:basedOn w:val="1103"/>
     <w:uiPriority w:val="99"/>
     <w:pPr>
       <w:pBdr/>
@@ -9217,9 +9192,9 @@
       </w:tcPr>
     </w:tblStylePr>
   </w:style>
-  <w:style w:type="table" w:styleId="828">
+  <w:style w:type="table" w:styleId="940">
     <w:name w:val="Grid Table 3 - Accent 2"/>
-    <w:basedOn w:val="991"/>
+    <w:basedOn w:val="1103"/>
     <w:uiPriority w:val="99"/>
     <w:pPr>
       <w:pBdr/>
@@ -9462,9 +9437,9 @@
       </w:tcPr>
     </w:tblStylePr>
   </w:style>
-  <w:style w:type="table" w:styleId="829">
+  <w:style w:type="table" w:styleId="941">
     <w:name w:val="Grid Table 3 - Accent 3"/>
-    <w:basedOn w:val="991"/>
+    <w:basedOn w:val="1103"/>
     <w:uiPriority w:val="99"/>
     <w:pPr>
       <w:pBdr/>
@@ -9707,9 +9682,9 @@
       </w:tcPr>
     </w:tblStylePr>
   </w:style>
-  <w:style w:type="table" w:styleId="830">
+  <w:style w:type="table" w:styleId="942">
     <w:name w:val="Grid Table 3 - Accent 4"/>
-    <w:basedOn w:val="991"/>
+    <w:basedOn w:val="1103"/>
     <w:uiPriority w:val="99"/>
     <w:pPr>
       <w:pBdr/>
@@ -9952,9 +9927,9 @@
       </w:tcPr>
     </w:tblStylePr>
   </w:style>
-  <w:style w:type="table" w:styleId="831">
+  <w:style w:type="table" w:styleId="943">
     <w:name w:val="Grid Table 3 - Accent 5"/>
-    <w:basedOn w:val="991"/>
+    <w:basedOn w:val="1103"/>
     <w:uiPriority w:val="99"/>
     <w:pPr>
       <w:pBdr/>
@@ -10197,9 +10172,9 @@
       </w:tcPr>
     </w:tblStylePr>
   </w:style>
-  <w:style w:type="table" w:styleId="832">
+  <w:style w:type="table" w:styleId="944">
     <w:name w:val="Grid Table 3 - Accent 6"/>
-    <w:basedOn w:val="991"/>
+    <w:basedOn w:val="1103"/>
     <w:uiPriority w:val="99"/>
     <w:pPr>
       <w:pBdr/>
@@ -10442,9 +10417,9 @@
       </w:tcPr>
     </w:tblStylePr>
   </w:style>
-  <w:style w:type="table" w:styleId="833">
+  <w:style w:type="table" w:styleId="945">
     <w:name w:val="Grid Table 4"/>
-    <w:basedOn w:val="991"/>
+    <w:basedOn w:val="1103"/>
     <w:uiPriority w:val="59"/>
     <w:pPr>
       <w:pBdr/>
@@ -10675,9 +10650,9 @@
       </w:tcPr>
     </w:tblStylePr>
   </w:style>
-  <w:style w:type="table" w:styleId="834">
+  <w:style w:type="table" w:styleId="946">
     <w:name w:val="Grid Table 4 - Accent 1"/>
-    <w:basedOn w:val="991"/>
+    <w:basedOn w:val="1103"/>
     <w:uiPriority w:val="59"/>
     <w:pPr>
       <w:pBdr/>
@@ -10908,9 +10883,9 @@
       </w:tcPr>
     </w:tblStylePr>
   </w:style>
-  <w:style w:type="table" w:styleId="835">
+  <w:style w:type="table" w:styleId="947">
     <w:name w:val="Grid Table 4 - Accent 2"/>
-    <w:basedOn w:val="991"/>
+    <w:basedOn w:val="1103"/>
     <w:uiPriority w:val="59"/>
     <w:pPr>
       <w:pBdr/>
@@ -11141,9 +11116,9 @@
       </w:tcPr>
     </w:tblStylePr>
   </w:style>
-  <w:style w:type="table" w:styleId="836">
+  <w:style w:type="table" w:styleId="948">
     <w:name w:val="Grid Table 4 - Accent 3"/>
-    <w:basedOn w:val="991"/>
+    <w:basedOn w:val="1103"/>
     <w:uiPriority w:val="59"/>
     <w:pPr>
       <w:pBdr/>
@@ -11374,9 +11349,9 @@
       </w:tcPr>
     </w:tblStylePr>
   </w:style>
-  <w:style w:type="table" w:styleId="837">
+  <w:style w:type="table" w:styleId="949">
     <w:name w:val="Grid Table 4 - Accent 4"/>
-    <w:basedOn w:val="991"/>
+    <w:basedOn w:val="1103"/>
     <w:uiPriority w:val="59"/>
     <w:pPr>
       <w:pBdr/>
@@ -11607,9 +11582,9 @@
       </w:tcPr>
     </w:tblStylePr>
   </w:style>
-  <w:style w:type="table" w:styleId="838">
+  <w:style w:type="table" w:styleId="950">
     <w:name w:val="Grid Table 4 - Accent 5"/>
-    <w:basedOn w:val="991"/>
+    <w:basedOn w:val="1103"/>
     <w:uiPriority w:val="59"/>
     <w:pPr>
       <w:pBdr/>
@@ -11840,9 +11815,9 @@
       </w:tcPr>
     </w:tblStylePr>
   </w:style>
-  <w:style w:type="table" w:styleId="839">
+  <w:style w:type="table" w:styleId="951">
     <w:name w:val="Grid Table 4 - Accent 6"/>
-    <w:basedOn w:val="991"/>
+    <w:basedOn w:val="1103"/>
     <w:uiPriority w:val="59"/>
     <w:pPr>
       <w:pBdr/>
@@ -12073,9 +12048,9 @@
       </w:tcPr>
     </w:tblStylePr>
   </w:style>
-  <w:style w:type="table" w:styleId="840">
+  <w:style w:type="table" w:styleId="952">
     <w:name w:val="Grid Table 5 Dark"/>
-    <w:basedOn w:val="991"/>
+    <w:basedOn w:val="1103"/>
     <w:uiPriority w:val="99"/>
     <w:pPr>
       <w:pBdr/>
@@ -12301,9 +12276,9 @@
       </w:tcPr>
     </w:tblStylePr>
   </w:style>
-  <w:style w:type="table" w:styleId="841">
+  <w:style w:type="table" w:styleId="953">
     <w:name w:val="Grid Table 5 Dark- Accent 1"/>
-    <w:basedOn w:val="991"/>
+    <w:basedOn w:val="1103"/>
     <w:uiPriority w:val="99"/>
     <w:pPr>
       <w:pBdr/>
@@ -12529,9 +12504,9 @@
       </w:tcPr>
     </w:tblStylePr>
   </w:style>
-  <w:style w:type="table" w:styleId="842">
+  <w:style w:type="table" w:styleId="954">
     <w:name w:val="Grid Table 5 Dark - Accent 2"/>
-    <w:basedOn w:val="991"/>
+    <w:basedOn w:val="1103"/>
     <w:uiPriority w:val="99"/>
     <w:pPr>
       <w:pBdr/>
@@ -12757,9 +12732,9 @@
       </w:tcPr>
     </w:tblStylePr>
   </w:style>
-  <w:style w:type="table" w:styleId="843">
+  <w:style w:type="table" w:styleId="955">
     <w:name w:val="Grid Table 5 Dark - Accent 3"/>
-    <w:basedOn w:val="991"/>
+    <w:basedOn w:val="1103"/>
     <w:uiPriority w:val="99"/>
     <w:pPr>
       <w:pBdr/>
@@ -12985,9 +12960,9 @@
       </w:tcPr>
     </w:tblStylePr>
   </w:style>
-  <w:style w:type="table" w:styleId="844">
+  <w:style w:type="table" w:styleId="956">
     <w:name w:val="Grid Table 5 Dark- Accent 4"/>
-    <w:basedOn w:val="991"/>
+    <w:basedOn w:val="1103"/>
     <w:uiPriority w:val="99"/>
     <w:pPr>
       <w:pBdr/>
@@ -13213,9 +13188,9 @@
       </w:tcPr>
     </w:tblStylePr>
   </w:style>
-  <w:style w:type="table" w:styleId="845">
+  <w:style w:type="table" w:styleId="957">
     <w:name w:val="Grid Table 5 Dark - Accent 5"/>
-    <w:basedOn w:val="991"/>
+    <w:basedOn w:val="1103"/>
     <w:uiPriority w:val="99"/>
     <w:pPr>
       <w:pBdr/>
@@ -13441,9 +13416,9 @@
       </w:tcPr>
     </w:tblStylePr>
   </w:style>
-  <w:style w:type="table" w:styleId="846">
+  <w:style w:type="table" w:styleId="958">
     <w:name w:val="Grid Table 5 Dark - Accent 6"/>
-    <w:basedOn w:val="991"/>
+    <w:basedOn w:val="1103"/>
     <w:uiPriority w:val="99"/>
     <w:pPr>
       <w:pBdr/>
@@ -13669,9 +13644,9 @@
       </w:tcPr>
     </w:tblStylePr>
   </w:style>
-  <w:style w:type="table" w:styleId="847">
+  <w:style w:type="table" w:styleId="959">
     <w:name w:val="Grid Table 6 Colorful"/>
-    <w:basedOn w:val="991"/>
+    <w:basedOn w:val="1103"/>
     <w:uiPriority w:val="99"/>
     <w:pPr>
       <w:pBdr/>
@@ -13899,9 +13874,9 @@
       </w:tcPr>
     </w:tblStylePr>
   </w:style>
-  <w:style w:type="table" w:styleId="848">
+  <w:style w:type="table" w:styleId="960">
     <w:name w:val="Grid Table 6 Colorful - Accent 1"/>
-    <w:basedOn w:val="991"/>
+    <w:basedOn w:val="1103"/>
     <w:uiPriority w:val="99"/>
     <w:pPr>
       <w:pBdr/>
@@ -14129,9 +14104,9 @@
       </w:tcPr>
     </w:tblStylePr>
   </w:style>
-  <w:style w:type="table" w:styleId="849">
+  <w:style w:type="table" w:styleId="961">
     <w:name w:val="Grid Table 6 Colorful - Accent 2"/>
-    <w:basedOn w:val="991"/>
+    <w:basedOn w:val="1103"/>
     <w:uiPriority w:val="99"/>
     <w:pPr>
       <w:pBdr/>
@@ -14359,9 +14334,9 @@
       </w:tcPr>
     </w:tblStylePr>
   </w:style>
-  <w:style w:type="table" w:styleId="850">
+  <w:style w:type="table" w:styleId="962">
     <w:name w:val="Grid Table 6 Colorful - Accent 3"/>
-    <w:basedOn w:val="991"/>
+    <w:basedOn w:val="1103"/>
     <w:uiPriority w:val="99"/>
     <w:pPr>
       <w:pBdr/>
@@ -14589,9 +14564,9 @@
       </w:tcPr>
     </w:tblStylePr>
   </w:style>
-  <w:style w:type="table" w:styleId="851">
+  <w:style w:type="table" w:styleId="963">
     <w:name w:val="Grid Table 6 Colorful - Accent 4"/>
-    <w:basedOn w:val="991"/>
+    <w:basedOn w:val="1103"/>
     <w:uiPriority w:val="99"/>
     <w:pPr>
       <w:pBdr/>
@@ -14819,9 +14794,9 @@
       </w:tcPr>
     </w:tblStylePr>
   </w:style>
-  <w:style w:type="table" w:styleId="852">
+  <w:style w:type="table" w:styleId="964">
     <w:name w:val="Grid Table 6 Colorful - Accent 5"/>
-    <w:basedOn w:val="991"/>
+    <w:basedOn w:val="1103"/>
     <w:uiPriority w:val="99"/>
     <w:pPr>
       <w:pBdr/>
@@ -15049,9 +15024,9 @@
       </w:tcPr>
     </w:tblStylePr>
   </w:style>
-  <w:style w:type="table" w:styleId="853">
+  <w:style w:type="table" w:styleId="965">
     <w:name w:val="Grid Table 6 Colorful - Accent 6"/>
-    <w:basedOn w:val="991"/>
+    <w:basedOn w:val="1103"/>
     <w:uiPriority w:val="99"/>
     <w:pPr>
       <w:pBdr/>
@@ -15279,9 +15254,9 @@
       </w:tcPr>
     </w:tblStylePr>
   </w:style>
-  <w:style w:type="table" w:styleId="854">
+  <w:style w:type="table" w:styleId="966">
     <w:name w:val="Grid Table 7 Colorful"/>
-    <w:basedOn w:val="991"/>
+    <w:basedOn w:val="1103"/>
     <w:uiPriority w:val="99"/>
     <w:pPr>
       <w:pBdr/>
@@ -15533,9 +15508,9 @@
       </w:tcPr>
     </w:tblStylePr>
   </w:style>
-  <w:style w:type="table" w:styleId="855">
+  <w:style w:type="table" w:styleId="967">
     <w:name w:val="Grid Table 7 Colorful - Accent 1"/>
-    <w:basedOn w:val="991"/>
+    <w:basedOn w:val="1103"/>
     <w:uiPriority w:val="99"/>
     <w:pPr>
       <w:pBdr/>
@@ -15787,9 +15762,9 @@
       </w:tcPr>
     </w:tblStylePr>
   </w:style>
-  <w:style w:type="table" w:styleId="856">
+  <w:style w:type="table" w:styleId="968">
     <w:name w:val="Grid Table 7 Colorful - Accent 2"/>
-    <w:basedOn w:val="991"/>
+    <w:basedOn w:val="1103"/>
     <w:uiPriority w:val="99"/>
     <w:pPr>
       <w:pBdr/>
@@ -16041,9 +16016,9 @@
       </w:tcPr>
     </w:tblStylePr>
   </w:style>
-  <w:style w:type="table" w:styleId="857">
+  <w:style w:type="table" w:styleId="969">
     <w:name w:val="Grid Table 7 Colorful - Accent 3"/>
-    <w:basedOn w:val="991"/>
+    <w:basedOn w:val="1103"/>
     <w:uiPriority w:val="99"/>
     <w:pPr>
       <w:pBdr/>
@@ -16295,9 +16270,9 @@
       </w:tcPr>
     </w:tblStylePr>
   </w:style>
-  <w:style w:type="table" w:styleId="858">
+  <w:style w:type="table" w:styleId="970">
     <w:name w:val="Grid Table 7 Colorful - Accent 4"/>
-    <w:basedOn w:val="991"/>
+    <w:basedOn w:val="1103"/>
     <w:uiPriority w:val="99"/>
     <w:pPr>
       <w:pBdr/>
@@ -16549,9 +16524,9 @@
       </w:tcPr>
     </w:tblStylePr>
   </w:style>
-  <w:style w:type="table" w:styleId="859">
+  <w:style w:type="table" w:styleId="971">
     <w:name w:val="Grid Table 7 Colorful - Accent 5"/>
-    <w:basedOn w:val="991"/>
+    <w:basedOn w:val="1103"/>
     <w:uiPriority w:val="99"/>
     <w:pPr>
       <w:pBdr/>
@@ -16803,9 +16778,9 @@
       </w:tcPr>
     </w:tblStylePr>
   </w:style>
-  <w:style w:type="table" w:styleId="860">
+  <w:style w:type="table" w:styleId="972">
     <w:name w:val="Grid Table 7 Colorful - Accent 6"/>
-    <w:basedOn w:val="991"/>
+    <w:basedOn w:val="1103"/>
     <w:uiPriority w:val="99"/>
     <w:pPr>
       <w:pBdr/>
@@ -17057,9 +17032,9 @@
       </w:tcPr>
     </w:tblStylePr>
   </w:style>
-  <w:style w:type="table" w:styleId="861">
+  <w:style w:type="table" w:styleId="973">
     <w:name w:val="List Table 1 Light"/>
-    <w:basedOn w:val="991"/>
+    <w:basedOn w:val="1103"/>
     <w:uiPriority w:val="99"/>
     <w:pPr>
       <w:pBdr/>
@@ -17273,9 +17248,9 @@
       </w:tcPr>
     </w:tblStylePr>
   </w:style>
-  <w:style w:type="table" w:styleId="862">
+  <w:style w:type="table" w:styleId="974">
     <w:name w:val="List Table 1 Light - Accent 1"/>
-    <w:basedOn w:val="991"/>
+    <w:basedOn w:val="1103"/>
     <w:uiPriority w:val="99"/>
     <w:pPr>
       <w:pBdr/>
@@ -17489,9 +17464,9 @@
       </w:tcPr>
     </w:tblStylePr>
   </w:style>
-  <w:style w:type="table" w:styleId="863">
+  <w:style w:type="table" w:styleId="975">
     <w:name w:val="List Table 1 Light - Accent 2"/>
-    <w:basedOn w:val="991"/>
+    <w:basedOn w:val="1103"/>
     <w:uiPriority w:val="99"/>
     <w:pPr>
       <w:pBdr/>
@@ -17705,9 +17680,9 @@
       </w:tcPr>
     </w:tblStylePr>
   </w:style>
-  <w:style w:type="table" w:styleId="864">
+  <w:style w:type="table" w:styleId="976">
     <w:name w:val="List Table 1 Light - Accent 3"/>
-    <w:basedOn w:val="991"/>
+    <w:basedOn w:val="1103"/>
     <w:uiPriority w:val="99"/>
     <w:pPr>
       <w:pBdr/>
@@ -17921,9 +17896,9 @@
       </w:tcPr>
     </w:tblStylePr>
   </w:style>
-  <w:style w:type="table" w:styleId="865">
+  <w:style w:type="table" w:styleId="977">
     <w:name w:val="List Table 1 Light - Accent 4"/>
-    <w:basedOn w:val="991"/>
+    <w:basedOn w:val="1103"/>
     <w:uiPriority w:val="99"/>
     <w:pPr>
       <w:pBdr/>
@@ -18137,9 +18112,9 @@
       </w:tcPr>
     </w:tblStylePr>
   </w:style>
-  <w:style w:type="table" w:styleId="866">
+  <w:style w:type="table" w:styleId="978">
     <w:name w:val="List Table 1 Light - Accent 5"/>
-    <w:basedOn w:val="991"/>
+    <w:basedOn w:val="1103"/>
     <w:uiPriority w:val="99"/>
     <w:pPr>
       <w:pBdr/>
@@ -18353,9 +18328,9 @@
       </w:tcPr>
     </w:tblStylePr>
   </w:style>
-  <w:style w:type="table" w:styleId="867">
+  <w:style w:type="table" w:styleId="979">
     <w:name w:val="List Table 1 Light - Accent 6"/>
-    <w:basedOn w:val="991"/>
+    <w:basedOn w:val="1103"/>
     <w:uiPriority w:val="99"/>
     <w:pPr>
       <w:pBdr/>
@@ -18569,9 +18544,9 @@
       </w:tcPr>
     </w:tblStylePr>
   </w:style>
-  <w:style w:type="table" w:styleId="868">
+  <w:style w:type="table" w:styleId="980">
     <w:name w:val="List Table 2"/>
-    <w:basedOn w:val="991"/>
+    <w:basedOn w:val="1103"/>
     <w:uiPriority w:val="99"/>
     <w:pPr>
       <w:pBdr/>
@@ -18807,9 +18782,9 @@
       </w:tcPr>
     </w:tblStylePr>
   </w:style>
-  <w:style w:type="table" w:styleId="869">
+  <w:style w:type="table" w:styleId="981">
     <w:name w:val="List Table 2 - Accent 1"/>
-    <w:basedOn w:val="991"/>
+    <w:basedOn w:val="1103"/>
     <w:uiPriority w:val="99"/>
     <w:pPr>
       <w:pBdr/>
@@ -19045,9 +19020,9 @@
       </w:tcPr>
     </w:tblStylePr>
   </w:style>
-  <w:style w:type="table" w:styleId="870">
+  <w:style w:type="table" w:styleId="982">
     <w:name w:val="List Table 2 - Accent 2"/>
-    <w:basedOn w:val="991"/>
+    <w:basedOn w:val="1103"/>
     <w:uiPriority w:val="99"/>
     <w:pPr>
       <w:pBdr/>
@@ -19283,9 +19258,9 @@
       </w:tcPr>
     </w:tblStylePr>
   </w:style>
-  <w:style w:type="table" w:styleId="871">
+  <w:style w:type="table" w:styleId="983">
     <w:name w:val="List Table 2 - Accent 3"/>
-    <w:basedOn w:val="991"/>
+    <w:basedOn w:val="1103"/>
     <w:uiPriority w:val="99"/>
     <w:pPr>
       <w:pBdr/>
@@ -19521,9 +19496,9 @@
       </w:tcPr>
     </w:tblStylePr>
   </w:style>
-  <w:style w:type="table" w:styleId="872">
+  <w:style w:type="table" w:styleId="984">
     <w:name w:val="List Table 2 - Accent 4"/>
-    <w:basedOn w:val="991"/>
+    <w:basedOn w:val="1103"/>
     <w:uiPriority w:val="99"/>
     <w:pPr>
       <w:pBdr/>
@@ -19759,9 +19734,9 @@
       </w:tcPr>
     </w:tblStylePr>
   </w:style>
-  <w:style w:type="table" w:styleId="873">
+  <w:style w:type="table" w:styleId="985">
     <w:name w:val="List Table 2 - Accent 5"/>
-    <w:basedOn w:val="991"/>
+    <w:basedOn w:val="1103"/>
     <w:uiPriority w:val="99"/>
     <w:pPr>
       <w:pBdr/>
@@ -19997,9 +19972,9 @@
       </w:tcPr>
     </w:tblStylePr>
   </w:style>
-  <w:style w:type="table" w:styleId="874">
+  <w:style w:type="table" w:styleId="986">
     <w:name w:val="List Table 2 - Accent 6"/>
-    <w:basedOn w:val="991"/>
+    <w:basedOn w:val="1103"/>
     <w:uiPriority w:val="99"/>
     <w:pPr>
       <w:pBdr/>
@@ -20235,9 +20210,9 @@
       </w:tcPr>
     </w:tblStylePr>
   </w:style>
-  <w:style w:type="table" w:styleId="875">
+  <w:style w:type="table" w:styleId="987">
     <w:name w:val="List Table 3"/>
-    <w:basedOn w:val="991"/>
+    <w:basedOn w:val="1103"/>
     <w:uiPriority w:val="99"/>
     <w:pPr>
       <w:pBdr/>
@@ -20463,9 +20438,9 @@
       </w:tcPr>
     </w:tblStylePr>
   </w:style>
-  <w:style w:type="table" w:styleId="876">
+  <w:style w:type="table" w:styleId="988">
     <w:name w:val="List Table 3 - Accent 1"/>
-    <w:basedOn w:val="991"/>
+    <w:basedOn w:val="1103"/>
     <w:uiPriority w:val="99"/>
     <w:pPr>
       <w:pBdr/>
@@ -20691,9 +20666,9 @@
       </w:tcPr>
     </w:tblStylePr>
   </w:style>
-  <w:style w:type="table" w:styleId="877">
+  <w:style w:type="table" w:styleId="989">
     <w:name w:val="List Table 3 - Accent 2"/>
-    <w:basedOn w:val="991"/>
+    <w:basedOn w:val="1103"/>
     <w:uiPriority w:val="99"/>
     <w:pPr>
       <w:pBdr/>
@@ -20919,9 +20894,9 @@
       </w:tcPr>
     </w:tblStylePr>
   </w:style>
-  <w:style w:type="table" w:styleId="878">
+  <w:style w:type="table" w:styleId="990">
     <w:name w:val="List Table 3 - Accent 3"/>
-    <w:basedOn w:val="991"/>
+    <w:basedOn w:val="1103"/>
     <w:uiPriority w:val="99"/>
     <w:pPr>
       <w:pBdr/>
@@ -21147,9 +21122,9 @@
       </w:tcPr>
     </w:tblStylePr>
   </w:style>
-  <w:style w:type="table" w:styleId="879">
+  <w:style w:type="table" w:styleId="991">
     <w:name w:val="List Table 3 - Accent 4"/>
-    <w:basedOn w:val="991"/>
+    <w:basedOn w:val="1103"/>
     <w:uiPriority w:val="99"/>
     <w:pPr>
       <w:pBdr/>
@@ -21375,9 +21350,9 @@
       </w:tcPr>
     </w:tblStylePr>
   </w:style>
-  <w:style w:type="table" w:styleId="880">
+  <w:style w:type="table" w:styleId="992">
     <w:name w:val="List Table 3 - Accent 5"/>
-    <w:basedOn w:val="991"/>
+    <w:basedOn w:val="1103"/>
     <w:uiPriority w:val="99"/>
     <w:pPr>
       <w:pBdr/>
@@ -21603,9 +21578,9 @@
       </w:tcPr>
     </w:tblStylePr>
   </w:style>
-  <w:style w:type="table" w:styleId="881">
+  <w:style w:type="table" w:styleId="993">
     <w:name w:val="List Table 3 - Accent 6"/>
-    <w:basedOn w:val="991"/>
+    <w:basedOn w:val="1103"/>
     <w:uiPriority w:val="99"/>
     <w:pPr>
       <w:pBdr/>
@@ -21831,9 +21806,9 @@
       </w:tcPr>
     </w:tblStylePr>
   </w:style>
-  <w:style w:type="table" w:styleId="882">
+  <w:style w:type="table" w:styleId="994">
     <w:name w:val="List Table 4"/>
-    <w:basedOn w:val="991"/>
+    <w:basedOn w:val="1103"/>
     <w:uiPriority w:val="99"/>
     <w:pPr>
       <w:pBdr/>
@@ -22056,9 +22031,9 @@
       </w:tcPr>
     </w:tblStylePr>
   </w:style>
-  <w:style w:type="table" w:styleId="883">
+  <w:style w:type="table" w:styleId="995">
     <w:name w:val="List Table 4 - Accent 1"/>
-    <w:basedOn w:val="991"/>
+    <w:basedOn w:val="1103"/>
     <w:uiPriority w:val="99"/>
     <w:pPr>
       <w:pBdr/>
@@ -22281,9 +22256,9 @@
       </w:tcPr>
     </w:tblStylePr>
   </w:style>
-  <w:style w:type="table" w:styleId="884">
+  <w:style w:type="table" w:styleId="996">
     <w:name w:val="List Table 4 - Accent 2"/>
-    <w:basedOn w:val="991"/>
+    <w:basedOn w:val="1103"/>
     <w:uiPriority w:val="99"/>
     <w:pPr>
       <w:pBdr/>
@@ -22506,9 +22481,9 @@
       </w:tcPr>
     </w:tblStylePr>
   </w:style>
-  <w:style w:type="table" w:styleId="885">
+  <w:style w:type="table" w:styleId="997">
     <w:name w:val="List Table 4 - Accent 3"/>
-    <w:basedOn w:val="991"/>
+    <w:basedOn w:val="1103"/>
     <w:uiPriority w:val="99"/>
     <w:pPr>
       <w:pBdr/>
@@ -22731,9 +22706,9 @@
       </w:tcPr>
     </w:tblStylePr>
   </w:style>
-  <w:style w:type="table" w:styleId="886">
+  <w:style w:type="table" w:styleId="998">
     <w:name w:val="List Table 4 - Accent 4"/>
-    <w:basedOn w:val="991"/>
+    <w:basedOn w:val="1103"/>
     <w:uiPriority w:val="99"/>
     <w:pPr>
       <w:pBdr/>
@@ -22956,9 +22931,9 @@
       </w:tcPr>
     </w:tblStylePr>
   </w:style>
-  <w:style w:type="table" w:styleId="887">
+  <w:style w:type="table" w:styleId="999">
     <w:name w:val="List Table 4 - Accent 5"/>
-    <w:basedOn w:val="991"/>
+    <w:basedOn w:val="1103"/>
     <w:uiPriority w:val="99"/>
     <w:pPr>
       <w:pBdr/>
@@ -23181,9 +23156,9 @@
       </w:tcPr>
     </w:tblStylePr>
   </w:style>
-  <w:style w:type="table" w:styleId="888">
+  <w:style w:type="table" w:styleId="1000">
     <w:name w:val="List Table 4 - Accent 6"/>
-    <w:basedOn w:val="991"/>
+    <w:basedOn w:val="1103"/>
     <w:uiPriority w:val="99"/>
     <w:pPr>
       <w:pBdr/>
@@ -23406,9 +23381,9 @@
       </w:tcPr>
     </w:tblStylePr>
   </w:style>
-  <w:style w:type="table" w:styleId="889">
+  <w:style w:type="table" w:styleId="1001">
     <w:name w:val="List Table 5 Dark"/>
-    <w:basedOn w:val="991"/>
+    <w:basedOn w:val="1103"/>
     <w:uiPriority w:val="99"/>
     <w:pPr>
       <w:pBdr/>
@@ -23648,9 +23623,9 @@
       </w:tcPr>
     </w:tblStylePr>
   </w:style>
-  <w:style w:type="table" w:styleId="890">
+  <w:style w:type="table" w:styleId="1002">
     <w:name w:val="List Table 5 Dark - Accent 1"/>
-    <w:basedOn w:val="991"/>
+    <w:basedOn w:val="1103"/>
     <w:uiPriority w:val="99"/>
     <w:pPr>
       <w:pBdr/>
@@ -23890,9 +23865,9 @@
       </w:tcPr>
     </w:tblStylePr>
   </w:style>
-  <w:style w:type="table" w:styleId="891">
+  <w:style w:type="table" w:styleId="1003">
     <w:name w:val="List Table 5 Dark - Accent 2"/>
-    <w:basedOn w:val="991"/>
+    <w:basedOn w:val="1103"/>
     <w:uiPriority w:val="99"/>
     <w:pPr>
       <w:pBdr/>
@@ -24132,9 +24107,9 @@
       </w:tcPr>
     </w:tblStylePr>
   </w:style>
-  <w:style w:type="table" w:styleId="892">
+  <w:style w:type="table" w:styleId="1004">
     <w:name w:val="List Table 5 Dark - Accent 3"/>
-    <w:basedOn w:val="991"/>
+    <w:basedOn w:val="1103"/>
     <w:uiPriority w:val="99"/>
     <w:pPr>
       <w:pBdr/>
@@ -24374,9 +24349,9 @@
       </w:tcPr>
     </w:tblStylePr>
   </w:style>
-  <w:style w:type="table" w:styleId="893">
+  <w:style w:type="table" w:styleId="1005">
     <w:name w:val="List Table 5 Dark - Accent 4"/>
-    <w:basedOn w:val="991"/>
+    <w:basedOn w:val="1103"/>
     <w:uiPriority w:val="99"/>
     <w:pPr>
       <w:pBdr/>
@@ -24616,9 +24591,9 @@
       </w:tcPr>
     </w:tblStylePr>
   </w:style>
-  <w:style w:type="table" w:styleId="894">
+  <w:style w:type="table" w:styleId="1006">
     <w:name w:val="List Table 5 Dark - Accent 5"/>
-    <w:basedOn w:val="991"/>
+    <w:basedOn w:val="1103"/>
     <w:uiPriority w:val="99"/>
     <w:pPr>
       <w:pBdr/>
@@ -24858,9 +24833,9 @@
       </w:tcPr>
     </w:tblStylePr>
   </w:style>
-  <w:style w:type="table" w:styleId="895">
+  <w:style w:type="table" w:styleId="1007">
     <w:name w:val="List Table 5 Dark - Accent 6"/>
-    <w:basedOn w:val="991"/>
+    <w:basedOn w:val="1103"/>
     <w:uiPriority w:val="99"/>
     <w:pPr>
       <w:pBdr/>
@@ -25100,9 +25075,9 @@
       </w:tcPr>
     </w:tblStylePr>
   </w:style>
-  <w:style w:type="table" w:styleId="896">
+  <w:style w:type="table" w:styleId="1008">
     <w:name w:val="List Table 6 Colorful"/>
-    <w:basedOn w:val="991"/>
+    <w:basedOn w:val="1103"/>
     <w:uiPriority w:val="99"/>
     <w:pPr>
       <w:pBdr/>
@@ -25323,9 +25298,9 @@
       </w:tcPr>
     </w:tblStylePr>
   </w:style>
-  <w:style w:type="table" w:styleId="897">
+  <w:style w:type="table" w:styleId="1009">
     <w:name w:val="List Table 6 Colorful - Accent 1"/>
-    <w:basedOn w:val="991"/>
+    <w:basedOn w:val="1103"/>
     <w:uiPriority w:val="99"/>
     <w:pPr>
       <w:pBdr/>
@@ -25546,9 +25521,9 @@
       </w:tcPr>
     </w:tblStylePr>
   </w:style>
-  <w:style w:type="table" w:styleId="898">
+  <w:style w:type="table" w:styleId="1010">
     <w:name w:val="List Table 6 Colorful - Accent 2"/>
-    <w:basedOn w:val="991"/>
+    <w:basedOn w:val="1103"/>
     <w:uiPriority w:val="99"/>
     <w:pPr>
       <w:pBdr/>
@@ -25769,9 +25744,9 @@
       </w:tcPr>
     </w:tblStylePr>
   </w:style>
-  <w:style w:type="table" w:styleId="899">
+  <w:style w:type="table" w:styleId="1011">
     <w:name w:val="List Table 6 Colorful - Accent 3"/>
-    <w:basedOn w:val="991"/>
+    <w:basedOn w:val="1103"/>
     <w:uiPriority w:val="99"/>
     <w:pPr>
       <w:pBdr/>
@@ -25992,9 +25967,9 @@
       </w:tcPr>
     </w:tblStylePr>
   </w:style>
-  <w:style w:type="table" w:styleId="900">
+  <w:style w:type="table" w:styleId="1012">
     <w:name w:val="List Table 6 Colorful - Accent 4"/>
-    <w:basedOn w:val="991"/>
+    <w:basedOn w:val="1103"/>
     <w:uiPriority w:val="99"/>
     <w:pPr>
       <w:pBdr/>
@@ -26215,9 +26190,9 @@
       </w:tcPr>
     </w:tblStylePr>
   </w:style>
-  <w:style w:type="table" w:styleId="901">
+  <w:style w:type="table" w:styleId="1013">
     <w:name w:val="List Table 6 Colorful - Accent 5"/>
-    <w:basedOn w:val="991"/>
+    <w:basedOn w:val="1103"/>
     <w:uiPriority w:val="99"/>
     <w:pPr>
       <w:pBdr/>
@@ -26438,9 +26413,9 @@
       </w:tcPr>
     </w:tblStylePr>
   </w:style>
-  <w:style w:type="table" w:styleId="902">
+  <w:style w:type="table" w:styleId="1014">
     <w:name w:val="List Table 6 Colorful - Accent 6"/>
-    <w:basedOn w:val="991"/>
+    <w:basedOn w:val="1103"/>
     <w:uiPriority w:val="99"/>
     <w:pPr>
       <w:pBdr/>
@@ -26661,9 +26636,9 @@
       </w:tcPr>
     </w:tblStylePr>
   </w:style>
-  <w:style w:type="table" w:styleId="903">
+  <w:style w:type="table" w:styleId="1015">
     <w:name w:val="List Table 7 Colorful"/>
-    <w:basedOn w:val="991"/>
+    <w:basedOn w:val="1103"/>
     <w:uiPriority w:val="99"/>
     <w:pPr>
       <w:pBdr/>
@@ -26917,9 +26892,9 @@
       </w:tcPr>
     </w:tblStylePr>
   </w:style>
-  <w:style w:type="table" w:styleId="904">
+  <w:style w:type="table" w:styleId="1016">
     <w:name w:val="List Table 7 Colorful - Accent 1"/>
-    <w:basedOn w:val="991"/>
+    <w:basedOn w:val="1103"/>
     <w:uiPriority w:val="99"/>
     <w:pPr>
       <w:pBdr/>
@@ -27173,9 +27148,9 @@
       </w:tcPr>
     </w:tblStylePr>
   </w:style>
-  <w:style w:type="table" w:styleId="905">
+  <w:style w:type="table" w:styleId="1017">
     <w:name w:val="List Table 7 Colorful - Accent 2"/>
-    <w:basedOn w:val="991"/>
+    <w:basedOn w:val="1103"/>
     <w:uiPriority w:val="99"/>
     <w:pPr>
       <w:pBdr/>
@@ -27429,9 +27404,9 @@
       </w:tcPr>
     </w:tblStylePr>
   </w:style>
-  <w:style w:type="table" w:styleId="906">
+  <w:style w:type="table" w:styleId="1018">
     <w:name w:val="List Table 7 Colorful - Accent 3"/>
-    <w:basedOn w:val="991"/>
+    <w:basedOn w:val="1103"/>
     <w:uiPriority w:val="99"/>
     <w:pPr>
       <w:pBdr/>
@@ -27685,9 +27660,9 @@
       </w:tcPr>
     </w:tblStylePr>
   </w:style>
-  <w:style w:type="table" w:styleId="907">
+  <w:style w:type="table" w:styleId="1019">
     <w:name w:val="List Table 7 Colorful - Accent 4"/>
-    <w:basedOn w:val="991"/>
+    <w:basedOn w:val="1103"/>
     <w:uiPriority w:val="99"/>
     <w:pPr>
       <w:pBdr/>
@@ -27941,9 +27916,9 @@
       </w:tcPr>
     </w:tblStylePr>
   </w:style>
-  <w:style w:type="table" w:styleId="908">
+  <w:style w:type="table" w:styleId="1020">
     <w:name w:val="List Table 7 Colorful - Accent 5"/>
-    <w:basedOn w:val="991"/>
+    <w:basedOn w:val="1103"/>
     <w:uiPriority w:val="99"/>
     <w:pPr>
       <w:pBdr/>
@@ -28197,9 +28172,9 @@
       </w:tcPr>
     </w:tblStylePr>
   </w:style>
-  <w:style w:type="table" w:styleId="909">
+  <w:style w:type="table" w:styleId="1021">
     <w:name w:val="List Table 7 Colorful - Accent 6"/>
-    <w:basedOn w:val="991"/>
+    <w:basedOn w:val="1103"/>
     <w:uiPriority w:val="99"/>
     <w:pPr>
       <w:pBdr/>
@@ -28453,9 +28428,9 @@
       </w:tcPr>
     </w:tblStylePr>
   </w:style>
-  <w:style w:type="table" w:styleId="910">
+  <w:style w:type="table" w:styleId="1022">
     <w:name w:val="Lined - Accent"/>
-    <w:basedOn w:val="991"/>
+    <w:basedOn w:val="1103"/>
     <w:uiPriority w:val="99"/>
     <w:pPr>
       <w:pBdr/>
@@ -28690,9 +28665,9 @@
       </w:tcPr>
     </w:tblStylePr>
   </w:style>
-  <w:style w:type="table" w:styleId="911">
+  <w:style w:type="table" w:styleId="1023">
     <w:name w:val="Lined - Accent 1"/>
-    <w:basedOn w:val="991"/>
+    <w:basedOn w:val="1103"/>
     <w:uiPriority w:val="99"/>
     <w:pPr>
       <w:pBdr/>
@@ -28927,9 +28902,9 @@
       </w:tcPr>
     </w:tblStylePr>
   </w:style>
-  <w:style w:type="table" w:styleId="912">
+  <w:style w:type="table" w:styleId="1024">
     <w:name w:val="Lined - Accent 2"/>
-    <w:basedOn w:val="991"/>
+    <w:basedOn w:val="1103"/>
     <w:uiPriority w:val="99"/>
     <w:pPr>
       <w:pBdr/>
@@ -29164,9 +29139,9 @@
       </w:tcPr>
     </w:tblStylePr>
   </w:style>
-  <w:style w:type="table" w:styleId="913">
+  <w:style w:type="table" w:styleId="1025">
     <w:name w:val="Lined - Accent 3"/>
-    <w:basedOn w:val="991"/>
+    <w:basedOn w:val="1103"/>
     <w:uiPriority w:val="99"/>
     <w:pPr>
       <w:pBdr/>
@@ -29401,9 +29376,9 @@
       </w:tcPr>
     </w:tblStylePr>
   </w:style>
-  <w:style w:type="table" w:styleId="914">
+  <w:style w:type="table" w:styleId="1026">
     <w:name w:val="Lined - Accent 4"/>
-    <w:basedOn w:val="991"/>
+    <w:basedOn w:val="1103"/>
     <w:uiPriority w:val="99"/>
     <w:pPr>
       <w:pBdr/>
@@ -29638,9 +29613,9 @@
       </w:tcPr>
     </w:tblStylePr>
   </w:style>
-  <w:style w:type="table" w:styleId="915">
+  <w:style w:type="table" w:styleId="1027">
     <w:name w:val="Lined - Accent 5"/>
-    <w:basedOn w:val="991"/>
+    <w:basedOn w:val="1103"/>
     <w:uiPriority w:val="99"/>
     <w:pPr>
       <w:pBdr/>
@@ -29875,9 +29850,9 @@
       </w:tcPr>
     </w:tblStylePr>
   </w:style>
-  <w:style w:type="table" w:styleId="916">
+  <w:style w:type="table" w:styleId="1028">
     <w:name w:val="Lined - Accent 6"/>
-    <w:basedOn w:val="991"/>
+    <w:basedOn w:val="1103"/>
     <w:uiPriority w:val="99"/>
     <w:pPr>
       <w:pBdr/>
@@ -30112,9 +30087,9 @@
       </w:tcPr>
     </w:tblStylePr>
   </w:style>
-  <w:style w:type="table" w:styleId="917">
+  <w:style w:type="table" w:styleId="1029">
     <w:name w:val="Bordered &amp; Lined - Accent"/>
-    <w:basedOn w:val="991"/>
+    <w:basedOn w:val="1103"/>
     <w:uiPriority w:val="99"/>
     <w:pPr>
       <w:pBdr/>
@@ -30356,9 +30331,9 @@
       </w:tcPr>
     </w:tblStylePr>
   </w:style>
-  <w:style w:type="table" w:styleId="918">
+  <w:style w:type="table" w:styleId="1030">
     <w:name w:val="Bordered &amp; Lined - Accent 1"/>
-    <w:basedOn w:val="991"/>
+    <w:basedOn w:val="1103"/>
     <w:uiPriority w:val="99"/>
     <w:pPr>
       <w:pBdr/>
@@ -30600,9 +30575,9 @@
       </w:tcPr>
     </w:tblStylePr>
   </w:style>
-  <w:style w:type="table" w:styleId="919">
+  <w:style w:type="table" w:styleId="1031">
     <w:name w:val="Bordered &amp; Lined - Accent 2"/>
-    <w:basedOn w:val="991"/>
+    <w:basedOn w:val="1103"/>
     <w:uiPriority w:val="99"/>
     <w:pPr>
       <w:pBdr/>
@@ -30844,9 +30819,9 @@
       </w:tcPr>
     </w:tblStylePr>
   </w:style>
-  <w:style w:type="table" w:styleId="920">
+  <w:style w:type="table" w:styleId="1032">
     <w:name w:val="Bordered &amp; Lined - Accent 3"/>
-    <w:basedOn w:val="991"/>
+    <w:basedOn w:val="1103"/>
     <w:uiPriority w:val="99"/>
     <w:pPr>
       <w:pBdr/>
@@ -31088,9 +31063,9 @@
       </w:tcPr>
     </w:tblStylePr>
   </w:style>
-  <w:style w:type="table" w:styleId="921">
+  <w:style w:type="table" w:styleId="1033">
     <w:name w:val="Bordered &amp; Lined - Accent 4"/>
-    <w:basedOn w:val="991"/>
+    <w:basedOn w:val="1103"/>
     <w:uiPriority w:val="99"/>
     <w:pPr>
       <w:pBdr/>
@@ -31332,9 +31307,9 @@
       </w:tcPr>
     </w:tblStylePr>
   </w:style>
-  <w:style w:type="table" w:styleId="922">
+  <w:style w:type="table" w:styleId="1034">
     <w:name w:val="Bordered &amp; Lined - Accent 5"/>
-    <w:basedOn w:val="991"/>
+    <w:basedOn w:val="1103"/>
     <w:uiPriority w:val="99"/>
     <w:pPr>
       <w:pBdr/>
@@ -31576,9 +31551,9 @@
       </w:tcPr>
     </w:tblStylePr>
   </w:style>
-  <w:style w:type="table" w:styleId="923">
+  <w:style w:type="table" w:styleId="1035">
     <w:name w:val="Bordered &amp; Lined - Accent 6"/>
-    <w:basedOn w:val="991"/>
+    <w:basedOn w:val="1103"/>
     <w:uiPriority w:val="99"/>
     <w:pPr>
       <w:pBdr/>
@@ -31820,9 +31795,9 @@
       </w:tcPr>
     </w:tblStylePr>
   </w:style>
-  <w:style w:type="table" w:styleId="924">
+  <w:style w:type="table" w:styleId="1036">
     <w:name w:val="Bordered"/>
-    <w:basedOn w:val="991"/>
+    <w:basedOn w:val="1103"/>
     <w:uiPriority w:val="99"/>
     <w:pPr>
       <w:pBdr/>
@@ -32051,9 +32026,9 @@
       </w:tcPr>
     </w:tblStylePr>
   </w:style>
-  <w:style w:type="table" w:styleId="925">
+  <w:style w:type="table" w:styleId="1037">
     <w:name w:val="Bordered - Accent 1"/>
-    <w:basedOn w:val="991"/>
+    <w:basedOn w:val="1103"/>
     <w:uiPriority w:val="99"/>
     <w:pPr>
       <w:pBdr/>
@@ -32282,9 +32257,9 @@
       </w:tcPr>
     </w:tblStylePr>
   </w:style>
-  <w:style w:type="table" w:styleId="926">
+  <w:style w:type="table" w:styleId="1038">
     <w:name w:val="Bordered - Accent 2"/>
-    <w:basedOn w:val="991"/>
+    <w:basedOn w:val="1103"/>
     <w:uiPriority w:val="99"/>
     <w:pPr>
       <w:pBdr/>
@@ -32513,9 +32488,9 @@
       </w:tcPr>
     </w:tblStylePr>
   </w:style>
-  <w:style w:type="table" w:styleId="927">
+  <w:style w:type="table" w:styleId="1039">
     <w:name w:val="Bordered - Accent 3"/>
-    <w:basedOn w:val="991"/>
+    <w:basedOn w:val="1103"/>
     <w:uiPriority w:val="99"/>
     <w:pPr>
       <w:pBdr/>
@@ -32744,9 +32719,9 @@
       </w:tcPr>
     </w:tblStylePr>
   </w:style>
-  <w:style w:type="table" w:styleId="928">
+  <w:style w:type="table" w:styleId="1040">
     <w:name w:val="Bordered - Accent 4"/>
-    <w:basedOn w:val="991"/>
+    <w:basedOn w:val="1103"/>
     <w:uiPriority w:val="99"/>
     <w:pPr>
       <w:pBdr/>
@@ -32975,9 +32950,9 @@
       </w:tcPr>
     </w:tblStylePr>
   </w:style>
-  <w:style w:type="table" w:styleId="929">
+  <w:style w:type="table" w:styleId="1041">
     <w:name w:val="Bordered - Accent 5"/>
-    <w:basedOn w:val="991"/>
+    <w:basedOn w:val="1103"/>
     <w:uiPriority w:val="99"/>
     <w:pPr>
       <w:pBdr/>
@@ -33206,9 +33181,9 @@
       </w:tcPr>
     </w:tblStylePr>
   </w:style>
-  <w:style w:type="table" w:styleId="930">
+  <w:style w:type="table" w:styleId="1042">
     <w:name w:val="Bordered - Accent 6"/>
-    <w:basedOn w:val="991"/>
+    <w:basedOn w:val="1103"/>
     <w:uiPriority w:val="99"/>
     <w:pPr>
       <w:pBdr/>
@@ -33437,11 +33412,11 @@
       </w:tcPr>
     </w:tblStylePr>
   </w:style>
-  <w:style w:type="paragraph" w:styleId="931">
+  <w:style w:type="paragraph" w:styleId="1043">
     <w:name w:val="Heading 1"/>
-    <w:basedOn w:val="990"/>
-    <w:next w:val="990"/>
-    <w:link w:val="941"/>
+    <w:basedOn w:val="1102"/>
+    <w:next w:val="1102"/>
+    <w:link w:val="1053"/>
     <w:uiPriority w:val="9"/>
     <w:qFormat/>
     <w:pPr>
@@ -33459,11 +33434,11 @@
       <w:szCs w:val="40"/>
     </w:rPr>
   </w:style>
-  <w:style w:type="paragraph" w:styleId="932">
+  <w:style w:type="paragraph" w:styleId="1044">
     <w:name w:val="Heading 2"/>
-    <w:basedOn w:val="990"/>
-    <w:next w:val="990"/>
-    <w:link w:val="942"/>
+    <w:basedOn w:val="1102"/>
+    <w:next w:val="1102"/>
+    <w:link w:val="1054"/>
     <w:uiPriority w:val="9"/>
     <w:unhideWhenUsed/>
     <w:qFormat/>
@@ -33482,11 +33457,11 @@
       <w:szCs w:val="32"/>
     </w:rPr>
   </w:style>
-  <w:style w:type="paragraph" w:styleId="933">
+  <w:style w:type="paragraph" w:styleId="1045">
     <w:name w:val="Heading 3"/>
-    <w:basedOn w:val="990"/>
-    <w:next w:val="990"/>
-    <w:link w:val="943"/>
+    <w:basedOn w:val="1102"/>
+    <w:next w:val="1102"/>
+    <w:link w:val="1055"/>
     <w:uiPriority w:val="9"/>
     <w:unhideWhenUsed/>
     <w:qFormat/>
@@ -33505,11 +33480,11 @@
       <w:szCs w:val="28"/>
     </w:rPr>
   </w:style>
-  <w:style w:type="paragraph" w:styleId="934">
+  <w:style w:type="paragraph" w:styleId="1046">
     <w:name w:val="Heading 4"/>
-    <w:basedOn w:val="990"/>
-    <w:next w:val="990"/>
-    <w:link w:val="944"/>
+    <w:basedOn w:val="1102"/>
+    <w:next w:val="1102"/>
+    <w:link w:val="1056"/>
     <w:uiPriority w:val="9"/>
     <w:unhideWhenUsed/>
     <w:qFormat/>
@@ -33528,11 +33503,11 @@
       <w:color w:val="0f4761" w:themeColor="accent1" w:themeShade="BF"/>
     </w:rPr>
   </w:style>
-  <w:style w:type="paragraph" w:styleId="935">
+  <w:style w:type="paragraph" w:styleId="1047">
     <w:name w:val="Heading 5"/>
-    <w:basedOn w:val="990"/>
-    <w:next w:val="990"/>
-    <w:link w:val="945"/>
+    <w:basedOn w:val="1102"/>
+    <w:next w:val="1102"/>
+    <w:link w:val="1057"/>
     <w:uiPriority w:val="9"/>
     <w:unhideWhenUsed/>
     <w:qFormat/>
@@ -33549,11 +33524,11 @@
       <w:color w:val="0f4761" w:themeColor="accent1" w:themeShade="BF"/>
     </w:rPr>
   </w:style>
-  <w:style w:type="paragraph" w:styleId="936">
+  <w:style w:type="paragraph" w:styleId="1048">
     <w:name w:val="Heading 6"/>
-    <w:basedOn w:val="990"/>
-    <w:next w:val="990"/>
-    <w:link w:val="946"/>
+    <w:basedOn w:val="1102"/>
+    <w:next w:val="1102"/>
+    <w:link w:val="1058"/>
     <w:uiPriority w:val="9"/>
     <w:unhideWhenUsed/>
     <w:qFormat/>
@@ -33572,11 +33547,11 @@
       <w:color w:val="595959" w:themeColor="text1" w:themeTint="A6"/>
     </w:rPr>
   </w:style>
-  <w:style w:type="paragraph" w:styleId="937">
+  <w:style w:type="paragraph" w:styleId="1049">
     <w:name w:val="Heading 7"/>
-    <w:basedOn w:val="990"/>
-    <w:next w:val="990"/>
-    <w:link w:val="947"/>
+    <w:basedOn w:val="1102"/>
+    <w:next w:val="1102"/>
+    <w:link w:val="1059"/>
     <w:uiPriority w:val="9"/>
     <w:unhideWhenUsed/>
     <w:qFormat/>
@@ -33593,11 +33568,11 @@
       <w:color w:val="595959" w:themeColor="text1" w:themeTint="A6"/>
     </w:rPr>
   </w:style>
-  <w:style w:type="paragraph" w:styleId="938">
+  <w:style w:type="paragraph" w:styleId="1050">
     <w:name w:val="Heading 8"/>
-    <w:basedOn w:val="990"/>
-    <w:next w:val="990"/>
-    <w:link w:val="948"/>
+    <w:basedOn w:val="1102"/>
+    <w:next w:val="1102"/>
+    <w:link w:val="1060"/>
     <w:uiPriority w:val="9"/>
     <w:unhideWhenUsed/>
     <w:qFormat/>
@@ -33616,11 +33591,11 @@
       <w:color w:val="272727" w:themeColor="text1" w:themeTint="D8"/>
     </w:rPr>
   </w:style>
-  <w:style w:type="paragraph" w:styleId="939">
+  <w:style w:type="paragraph" w:styleId="1051">
     <w:name w:val="Heading 9"/>
-    <w:basedOn w:val="990"/>
-    <w:next w:val="990"/>
-    <w:link w:val="949"/>
+    <w:basedOn w:val="1102"/>
+    <w:next w:val="1102"/>
+    <w:link w:val="1061"/>
     <w:uiPriority w:val="9"/>
     <w:unhideWhenUsed/>
     <w:qFormat/>
@@ -33639,7 +33614,7 @@
       <w:color w:val="272727" w:themeColor="text1" w:themeTint="D8"/>
     </w:rPr>
   </w:style>
-  <w:style w:type="character" w:styleId="940" w:default="1">
+  <w:style w:type="character" w:styleId="1052" w:default="1">
     <w:name w:val="Default Paragraph Font"/>
     <w:uiPriority w:val="1"/>
     <w:semiHidden/>
@@ -33650,10 +33625,10 @@
       <w:ind/>
     </w:pPr>
   </w:style>
-  <w:style w:type="character" w:styleId="941">
+  <w:style w:type="character" w:styleId="1053">
     <w:name w:val="Heading 1 Char"/>
-    <w:basedOn w:val="940"/>
-    <w:link w:val="931"/>
+    <w:basedOn w:val="1052"/>
+    <w:link w:val="1043"/>
     <w:uiPriority w:val="9"/>
     <w:pPr>
       <w:pBdr/>
@@ -33667,10 +33642,10 @@
       <w:szCs w:val="40"/>
     </w:rPr>
   </w:style>
-  <w:style w:type="character" w:styleId="942">
+  <w:style w:type="character" w:styleId="1054">
     <w:name w:val="Heading 2 Char"/>
-    <w:basedOn w:val="940"/>
-    <w:link w:val="932"/>
+    <w:basedOn w:val="1052"/>
+    <w:link w:val="1044"/>
     <w:uiPriority w:val="9"/>
     <w:pPr>
       <w:pBdr/>
@@ -33684,10 +33659,10 @@
       <w:szCs w:val="32"/>
     </w:rPr>
   </w:style>
-  <w:style w:type="character" w:styleId="943">
+  <w:style w:type="character" w:styleId="1055">
     <w:name w:val="Heading 3 Char"/>
-    <w:basedOn w:val="940"/>
-    <w:link w:val="933"/>
+    <w:basedOn w:val="1052"/>
+    <w:link w:val="1045"/>
     <w:uiPriority w:val="9"/>
     <w:pPr>
       <w:pBdr/>
@@ -33701,10 +33676,10 @@
       <w:szCs w:val="28"/>
     </w:rPr>
   </w:style>
-  <w:style w:type="character" w:styleId="944">
+  <w:style w:type="character" w:styleId="1056">
     <w:name w:val="Heading 4 Char"/>
-    <w:basedOn w:val="940"/>
-    <w:link w:val="934"/>
+    <w:basedOn w:val="1052"/>
+    <w:link w:val="1046"/>
     <w:uiPriority w:val="9"/>
     <w:pPr>
       <w:pBdr/>
@@ -33718,10 +33693,10 @@
       <w:color w:val="0f4761" w:themeColor="accent1" w:themeShade="BF"/>
     </w:rPr>
   </w:style>
-  <w:style w:type="character" w:styleId="945">
+  <w:style w:type="character" w:styleId="1057">
     <w:name w:val="Heading 5 Char"/>
-    <w:basedOn w:val="940"/>
-    <w:link w:val="935"/>
+    <w:basedOn w:val="1052"/>
+    <w:link w:val="1047"/>
     <w:uiPriority w:val="9"/>
     <w:pPr>
       <w:pBdr/>
@@ -33733,10 +33708,10 @@
       <w:color w:val="0f4761" w:themeColor="accent1" w:themeShade="BF"/>
     </w:rPr>
   </w:style>
-  <w:style w:type="character" w:styleId="946">
+  <w:style w:type="character" w:styleId="1058">
     <w:name w:val="Heading 6 Char"/>
-    <w:basedOn w:val="940"/>
-    <w:link w:val="936"/>
+    <w:basedOn w:val="1052"/>
+    <w:link w:val="1048"/>
     <w:uiPriority w:val="9"/>
     <w:pPr>
       <w:pBdr/>
@@ -33750,10 +33725,10 @@
       <w:color w:val="595959" w:themeColor="text1" w:themeTint="A6"/>
     </w:rPr>
   </w:style>
-  <w:style w:type="character" w:styleId="947">
+  <w:style w:type="character" w:styleId="1059">
     <w:name w:val="Heading 7 Char"/>
-    <w:basedOn w:val="940"/>
-    <w:link w:val="937"/>
+    <w:basedOn w:val="1052"/>
+    <w:link w:val="1049"/>
     <w:uiPriority w:val="9"/>
     <w:pPr>
       <w:pBdr/>
@@ -33765,10 +33740,10 @@
       <w:color w:val="595959" w:themeColor="text1" w:themeTint="A6"/>
     </w:rPr>
   </w:style>
-  <w:style w:type="character" w:styleId="948">
+  <w:style w:type="character" w:styleId="1060">
     <w:name w:val="Heading 8 Char"/>
-    <w:basedOn w:val="940"/>
-    <w:link w:val="938"/>
+    <w:basedOn w:val="1052"/>
+    <w:link w:val="1050"/>
     <w:uiPriority w:val="9"/>
     <w:pPr>
       <w:pBdr/>
@@ -33782,10 +33757,10 @@
       <w:color w:val="272727" w:themeColor="text1" w:themeTint="D8"/>
     </w:rPr>
   </w:style>
-  <w:style w:type="character" w:styleId="949">
+  <w:style w:type="character" w:styleId="1061">
     <w:name w:val="Heading 9 Char"/>
-    <w:basedOn w:val="940"/>
-    <w:link w:val="939"/>
+    <w:basedOn w:val="1052"/>
+    <w:link w:val="1051"/>
     <w:uiPriority w:val="9"/>
     <w:pPr>
       <w:pBdr/>
@@ -33799,11 +33774,11 @@
       <w:color w:val="272727" w:themeColor="text1" w:themeTint="D8"/>
     </w:rPr>
   </w:style>
-  <w:style w:type="paragraph" w:styleId="950">
+  <w:style w:type="paragraph" w:styleId="1062">
     <w:name w:val="Title"/>
-    <w:basedOn w:val="990"/>
-    <w:next w:val="990"/>
-    <w:link w:val="951"/>
+    <w:basedOn w:val="1102"/>
+    <w:next w:val="1102"/>
+    <w:link w:val="1063"/>
     <w:uiPriority w:val="10"/>
     <w:qFormat/>
     <w:pPr>
@@ -33819,10 +33794,10 @@
       <w:szCs w:val="56"/>
     </w:rPr>
   </w:style>
-  <w:style w:type="character" w:styleId="951">
+  <w:style w:type="character" w:styleId="1063">
     <w:name w:val="Title Char"/>
-    <w:basedOn w:val="940"/>
-    <w:link w:val="950"/>
+    <w:basedOn w:val="1052"/>
+    <w:link w:val="1062"/>
     <w:uiPriority w:val="10"/>
     <w:pPr>
       <w:pBdr/>
@@ -33836,11 +33811,11 @@
       <w:szCs w:val="56"/>
     </w:rPr>
   </w:style>
-  <w:style w:type="paragraph" w:styleId="952">
+  <w:style w:type="paragraph" w:styleId="1064">
     <w:name w:val="Subtitle"/>
-    <w:basedOn w:val="990"/>
-    <w:next w:val="990"/>
-    <w:link w:val="953"/>
+    <w:basedOn w:val="1102"/>
+    <w:next w:val="1102"/>
+    <w:link w:val="1065"/>
     <w:uiPriority w:val="11"/>
     <w:qFormat/>
     <w:pPr>
@@ -33858,10 +33833,10 @@
       <w:szCs w:val="28"/>
     </w:rPr>
   </w:style>
-  <w:style w:type="character" w:styleId="953">
+  <w:style w:type="character" w:styleId="1065">
     <w:name w:val="Subtitle Char"/>
-    <w:basedOn w:val="940"/>
-    <w:link w:val="952"/>
+    <w:basedOn w:val="1052"/>
+    <w:link w:val="1064"/>
     <w:uiPriority w:val="11"/>
     <w:pPr>
       <w:pBdr/>
@@ -33875,11 +33850,11 @@
       <w:szCs w:val="28"/>
     </w:rPr>
   </w:style>
-  <w:style w:type="paragraph" w:styleId="954">
+  <w:style w:type="paragraph" w:styleId="1066">
     <w:name w:val="Quote"/>
-    <w:basedOn w:val="990"/>
-    <w:next w:val="990"/>
-    <w:link w:val="955"/>
+    <w:basedOn w:val="1102"/>
+    <w:next w:val="1102"/>
+    <w:link w:val="1067"/>
     <w:uiPriority w:val="29"/>
     <w:qFormat/>
     <w:pPr>
@@ -33894,10 +33869,10 @@
       <w:color w:val="404040" w:themeColor="text1" w:themeTint="BF"/>
     </w:rPr>
   </w:style>
-  <w:style w:type="character" w:styleId="955">
+  <w:style w:type="character" w:styleId="1067">
     <w:name w:val="Quote Char"/>
-    <w:basedOn w:val="940"/>
-    <w:link w:val="954"/>
+    <w:basedOn w:val="1052"/>
+    <w:link w:val="1066"/>
     <w:uiPriority w:val="29"/>
     <w:pPr>
       <w:pBdr/>
@@ -33910,9 +33885,9 @@
       <w:color w:val="404040" w:themeColor="text1" w:themeTint="BF"/>
     </w:rPr>
   </w:style>
-  <w:style w:type="character" w:styleId="956">
+  <w:style w:type="character" w:styleId="1068">
     <w:name w:val="Intense Emphasis"/>
-    <w:basedOn w:val="940"/>
+    <w:basedOn w:val="1052"/>
     <w:uiPriority w:val="21"/>
     <w:qFormat/>
     <w:pPr>
@@ -33926,11 +33901,11 @@
       <w:color w:val="0f4761" w:themeColor="accent1" w:themeShade="BF"/>
     </w:rPr>
   </w:style>
-  <w:style w:type="paragraph" w:styleId="957">
+  <w:style w:type="paragraph" w:styleId="1069">
     <w:name w:val="Intense Quote"/>
-    <w:basedOn w:val="990"/>
-    <w:next w:val="990"/>
-    <w:link w:val="958"/>
+    <w:basedOn w:val="1102"/>
+    <w:next w:val="1102"/>
+    <w:link w:val="1070"/>
     <w:uiPriority w:val="30"/>
     <w:qFormat/>
     <w:pPr>
@@ -33948,10 +33923,10 @@
       <w:color w:val="0f4761" w:themeColor="accent1" w:themeShade="BF"/>
     </w:rPr>
   </w:style>
-  <w:style w:type="character" w:styleId="958">
+  <w:style w:type="character" w:styleId="1070">
     <w:name w:val="Intense Quote Char"/>
-    <w:basedOn w:val="940"/>
-    <w:link w:val="957"/>
+    <w:basedOn w:val="1052"/>
+    <w:link w:val="1069"/>
     <w:uiPriority w:val="30"/>
     <w:pPr>
       <w:pBdr/>
@@ -33964,9 +33939,9 @@
       <w:color w:val="0f4761" w:themeColor="accent1" w:themeShade="BF"/>
     </w:rPr>
   </w:style>
-  <w:style w:type="character" w:styleId="959">
+  <w:style w:type="character" w:styleId="1071">
     <w:name w:val="Intense Reference"/>
-    <w:basedOn w:val="940"/>
+    <w:basedOn w:val="1052"/>
     <w:uiPriority w:val="32"/>
     <w:qFormat/>
     <w:pPr>
@@ -33982,9 +33957,9 @@
       <w:spacing w:val="5"/>
     </w:rPr>
   </w:style>
-  <w:style w:type="character" w:styleId="960">
+  <w:style w:type="character" w:styleId="1072">
     <w:name w:val="Subtle Emphasis"/>
-    <w:basedOn w:val="940"/>
+    <w:basedOn w:val="1052"/>
     <w:uiPriority w:val="19"/>
     <w:qFormat/>
     <w:pPr>
@@ -33998,9 +33973,9 @@
       <w:color w:val="404040" w:themeColor="text1" w:themeTint="BF"/>
     </w:rPr>
   </w:style>
-  <w:style w:type="character" w:styleId="961">
+  <w:style w:type="character" w:styleId="1073">
     <w:name w:val="Emphasis"/>
-    <w:basedOn w:val="940"/>
+    <w:basedOn w:val="1052"/>
     <w:uiPriority w:val="20"/>
     <w:qFormat/>
     <w:pPr>
@@ -34013,9 +33988,9 @@
       <w:iCs/>
     </w:rPr>
   </w:style>
-  <w:style w:type="character" w:styleId="962">
+  <w:style w:type="character" w:styleId="1074">
     <w:name w:val="Strong"/>
-    <w:basedOn w:val="940"/>
+    <w:basedOn w:val="1052"/>
     <w:uiPriority w:val="22"/>
     <w:qFormat/>
     <w:pPr>
@@ -34028,9 +34003,9 @@
       <w:bCs/>
     </w:rPr>
   </w:style>
-  <w:style w:type="character" w:styleId="963">
+  <w:style w:type="character" w:styleId="1075">
     <w:name w:val="Subtle Reference"/>
-    <w:basedOn w:val="940"/>
+    <w:basedOn w:val="1052"/>
     <w:uiPriority w:val="31"/>
     <w:qFormat/>
     <w:pPr>
@@ -34043,9 +34018,9 @@
       <w:color w:val="5a5a5a" w:themeColor="text1" w:themeTint="A5"/>
     </w:rPr>
   </w:style>
-  <w:style w:type="character" w:styleId="964">
+  <w:style w:type="character" w:styleId="1076">
     <w:name w:val="Book Title"/>
-    <w:basedOn w:val="940"/>
+    <w:basedOn w:val="1052"/>
     <w:uiPriority w:val="33"/>
     <w:qFormat/>
     <w:pPr>
@@ -34061,10 +34036,10 @@
       <w:spacing w:val="5"/>
     </w:rPr>
   </w:style>
-  <w:style w:type="paragraph" w:styleId="965">
+  <w:style w:type="paragraph" w:styleId="1077">
     <w:name w:val="Header"/>
-    <w:basedOn w:val="990"/>
-    <w:link w:val="966"/>
+    <w:basedOn w:val="1102"/>
+    <w:link w:val="1078"/>
     <w:uiPriority w:val="99"/>
     <w:unhideWhenUsed/>
     <w:pPr>
@@ -34077,10 +34052,10 @@
       <w:ind/>
     </w:pPr>
   </w:style>
-  <w:style w:type="character" w:styleId="966">
+  <w:style w:type="character" w:styleId="1078">
     <w:name w:val="Header Char"/>
-    <w:basedOn w:val="940"/>
-    <w:link w:val="965"/>
+    <w:basedOn w:val="1052"/>
+    <w:link w:val="1077"/>
     <w:uiPriority w:val="99"/>
     <w:pPr>
       <w:pBdr/>
@@ -34088,10 +34063,10 @@
       <w:ind/>
     </w:pPr>
   </w:style>
-  <w:style w:type="paragraph" w:styleId="967">
+  <w:style w:type="paragraph" w:styleId="1079">
     <w:name w:val="Footer"/>
-    <w:basedOn w:val="990"/>
-    <w:link w:val="968"/>
+    <w:basedOn w:val="1102"/>
+    <w:link w:val="1080"/>
     <w:uiPriority w:val="99"/>
     <w:unhideWhenUsed/>
     <w:pPr>
@@ -34104,10 +34079,10 @@
       <w:ind/>
     </w:pPr>
   </w:style>
-  <w:style w:type="character" w:styleId="968">
+  <w:style w:type="character" w:styleId="1080">
     <w:name w:val="Footer Char"/>
-    <w:basedOn w:val="940"/>
-    <w:link w:val="967"/>
+    <w:basedOn w:val="1052"/>
+    <w:link w:val="1079"/>
     <w:uiPriority w:val="99"/>
     <w:pPr>
       <w:pBdr/>
@@ -34115,10 +34090,10 @@
       <w:ind/>
     </w:pPr>
   </w:style>
-  <w:style w:type="paragraph" w:styleId="969">
+  <w:style w:type="paragraph" w:styleId="1081">
     <w:name w:val="Caption"/>
-    <w:basedOn w:val="990"/>
-    <w:next w:val="990"/>
+    <w:basedOn w:val="1102"/>
+    <w:next w:val="1102"/>
     <w:uiPriority w:val="35"/>
     <w:unhideWhenUsed/>
     <w:qFormat/>
@@ -34135,10 +34110,10 @@
       <w:szCs w:val="18"/>
     </w:rPr>
   </w:style>
-  <w:style w:type="paragraph" w:styleId="970">
+  <w:style w:type="paragraph" w:styleId="1082">
     <w:name w:val="footnote text"/>
-    <w:basedOn w:val="990"/>
-    <w:link w:val="971"/>
+    <w:basedOn w:val="1102"/>
+    <w:link w:val="1083"/>
     <w:uiPriority w:val="99"/>
     <w:semiHidden/>
     <w:unhideWhenUsed/>
@@ -34152,10 +34127,10 @@
       <w:szCs w:val="20"/>
     </w:rPr>
   </w:style>
-  <w:style w:type="character" w:styleId="971">
+  <w:style w:type="character" w:styleId="1083">
     <w:name w:val="Footnote Text Char"/>
-    <w:basedOn w:val="940"/>
-    <w:link w:val="970"/>
+    <w:basedOn w:val="1052"/>
+    <w:link w:val="1082"/>
     <w:uiPriority w:val="99"/>
     <w:semiHidden/>
     <w:pPr>
@@ -34168,9 +34143,9 @@
       <w:szCs w:val="20"/>
     </w:rPr>
   </w:style>
-  <w:style w:type="character" w:styleId="972">
+  <w:style w:type="character" w:styleId="1084">
     <w:name w:val="footnote reference"/>
-    <w:basedOn w:val="940"/>
+    <w:basedOn w:val="1052"/>
     <w:uiPriority w:val="99"/>
     <w:semiHidden/>
     <w:unhideWhenUsed/>
@@ -34183,10 +34158,10 @@
       <w:vertAlign w:val="superscript"/>
     </w:rPr>
   </w:style>
-  <w:style w:type="paragraph" w:styleId="973">
+  <w:style w:type="paragraph" w:styleId="1085">
     <w:name w:val="endnote text"/>
-    <w:basedOn w:val="990"/>
-    <w:link w:val="974"/>
+    <w:basedOn w:val="1102"/>
+    <w:link w:val="1086"/>
     <w:uiPriority w:val="99"/>
     <w:semiHidden/>
     <w:unhideWhenUsed/>
@@ -34200,10 +34175,10 @@
       <w:szCs w:val="20"/>
     </w:rPr>
   </w:style>
-  <w:style w:type="character" w:styleId="974">
+  <w:style w:type="character" w:styleId="1086">
     <w:name w:val="Endnote Text Char"/>
-    <w:basedOn w:val="940"/>
-    <w:link w:val="973"/>
+    <w:basedOn w:val="1052"/>
+    <w:link w:val="1085"/>
     <w:uiPriority w:val="99"/>
     <w:semiHidden/>
     <w:pPr>
@@ -34216,9 +34191,9 @@
       <w:szCs w:val="20"/>
     </w:rPr>
   </w:style>
-  <w:style w:type="character" w:styleId="975">
+  <w:style w:type="character" w:styleId="1087">
     <w:name w:val="endnote reference"/>
-    <w:basedOn w:val="940"/>
+    <w:basedOn w:val="1052"/>
     <w:uiPriority w:val="99"/>
     <w:semiHidden/>
     <w:unhideWhenUsed/>
@@ -34231,9 +34206,9 @@
       <w:vertAlign w:val="superscript"/>
     </w:rPr>
   </w:style>
-  <w:style w:type="character" w:styleId="976">
+  <w:style w:type="character" w:styleId="1088">
     <w:name w:val="Hyperlink"/>
-    <w:basedOn w:val="940"/>
+    <w:basedOn w:val="1052"/>
     <w:uiPriority w:val="99"/>
     <w:unhideWhenUsed/>
     <w:pPr>
@@ -34246,9 +34221,9 @@
       <w:u w:val="single"/>
     </w:rPr>
   </w:style>
-  <w:style w:type="character" w:styleId="977">
+  <w:style w:type="character" w:styleId="1089">
     <w:name w:val="FollowedHyperlink"/>
-    <w:basedOn w:val="940"/>
+    <w:basedOn w:val="1052"/>
     <w:uiPriority w:val="99"/>
     <w:semiHidden/>
     <w:unhideWhenUsed/>
@@ -34262,10 +34237,10 @@
       <w:u w:val="single"/>
     </w:rPr>
   </w:style>
-  <w:style w:type="paragraph" w:styleId="978">
+  <w:style w:type="paragraph" w:styleId="1090">
     <w:name w:val="toc 1"/>
-    <w:basedOn w:val="990"/>
-    <w:next w:val="990"/>
+    <w:basedOn w:val="1102"/>
+    <w:next w:val="1102"/>
     <w:uiPriority w:val="39"/>
     <w:unhideWhenUsed/>
     <w:pPr>
@@ -34274,10 +34249,10 @@
       <w:ind/>
     </w:pPr>
   </w:style>
-  <w:style w:type="paragraph" w:styleId="979">
+  <w:style w:type="paragraph" w:styleId="1091">
     <w:name w:val="toc 2"/>
-    <w:basedOn w:val="990"/>
-    <w:next w:val="990"/>
+    <w:basedOn w:val="1102"/>
+    <w:next w:val="1102"/>
     <w:uiPriority w:val="39"/>
     <w:unhideWhenUsed/>
     <w:pPr>
@@ -34286,10 +34261,10 @@
       <w:ind w:left="220"/>
     </w:pPr>
   </w:style>
-  <w:style w:type="paragraph" w:styleId="980">
+  <w:style w:type="paragraph" w:styleId="1092">
     <w:name w:val="toc 3"/>
-    <w:basedOn w:val="990"/>
-    <w:next w:val="990"/>
+    <w:basedOn w:val="1102"/>
+    <w:next w:val="1102"/>
     <w:uiPriority w:val="39"/>
     <w:unhideWhenUsed/>
     <w:pPr>
@@ -34298,10 +34273,10 @@
       <w:ind w:left="440"/>
     </w:pPr>
   </w:style>
-  <w:style w:type="paragraph" w:styleId="981">
+  <w:style w:type="paragraph" w:styleId="1093">
     <w:name w:val="toc 4"/>
-    <w:basedOn w:val="990"/>
-    <w:next w:val="990"/>
+    <w:basedOn w:val="1102"/>
+    <w:next w:val="1102"/>
     <w:uiPriority w:val="39"/>
     <w:unhideWhenUsed/>
     <w:pPr>
@@ -34310,10 +34285,10 @@
       <w:ind w:left="660"/>
     </w:pPr>
   </w:style>
-  <w:style w:type="paragraph" w:styleId="982">
+  <w:style w:type="paragraph" w:styleId="1094">
     <w:name w:val="toc 5"/>
-    <w:basedOn w:val="990"/>
-    <w:next w:val="990"/>
+    <w:basedOn w:val="1102"/>
+    <w:next w:val="1102"/>
     <w:uiPriority w:val="39"/>
     <w:unhideWhenUsed/>
     <w:pPr>
@@ -34322,10 +34297,10 @@
       <w:ind w:left="880"/>
     </w:pPr>
   </w:style>
-  <w:style w:type="paragraph" w:styleId="983">
+  <w:style w:type="paragraph" w:styleId="1095">
     <w:name w:val="toc 6"/>
-    <w:basedOn w:val="990"/>
-    <w:next w:val="990"/>
+    <w:basedOn w:val="1102"/>
+    <w:next w:val="1102"/>
     <w:uiPriority w:val="39"/>
     <w:unhideWhenUsed/>
     <w:pPr>
@@ -34334,10 +34309,10 @@
       <w:ind w:left="1100"/>
     </w:pPr>
   </w:style>
-  <w:style w:type="paragraph" w:styleId="984">
+  <w:style w:type="paragraph" w:styleId="1096">
     <w:name w:val="toc 7"/>
-    <w:basedOn w:val="990"/>
-    <w:next w:val="990"/>
+    <w:basedOn w:val="1102"/>
+    <w:next w:val="1102"/>
     <w:uiPriority w:val="39"/>
     <w:unhideWhenUsed/>
     <w:pPr>
@@ -34346,10 +34321,10 @@
       <w:ind w:left="1320"/>
     </w:pPr>
   </w:style>
-  <w:style w:type="paragraph" w:styleId="985">
+  <w:style w:type="paragraph" w:styleId="1097">
     <w:name w:val="toc 8"/>
-    <w:basedOn w:val="990"/>
-    <w:next w:val="990"/>
+    <w:basedOn w:val="1102"/>
+    <w:next w:val="1102"/>
     <w:uiPriority w:val="39"/>
     <w:unhideWhenUsed/>
     <w:pPr>
@@ -34358,10 +34333,10 @@
       <w:ind w:left="1540"/>
     </w:pPr>
   </w:style>
-  <w:style w:type="paragraph" w:styleId="986">
+  <w:style w:type="paragraph" w:styleId="1098">
     <w:name w:val="toc 9"/>
-    <w:basedOn w:val="990"/>
-    <w:next w:val="990"/>
+    <w:basedOn w:val="1102"/>
+    <w:next w:val="1102"/>
     <w:uiPriority w:val="39"/>
     <w:unhideWhenUsed/>
     <w:pPr>
@@ -34370,9 +34345,9 @@
       <w:ind w:left="1760"/>
     </w:pPr>
   </w:style>
-  <w:style w:type="character" w:styleId="987">
+  <w:style w:type="character" w:styleId="1099">
     <w:name w:val="Placeholder Text"/>
-    <w:basedOn w:val="940"/>
+    <w:basedOn w:val="1052"/>
     <w:uiPriority w:val="99"/>
     <w:semiHidden/>
     <w:pPr>
@@ -34384,7 +34359,7 @@
       <w:color w:val="666666"/>
     </w:rPr>
   </w:style>
-  <w:style w:type="paragraph" w:styleId="988">
+  <w:style w:type="paragraph" w:styleId="1100">
     <w:name w:val="TOC Heading"/>
     <w:uiPriority w:val="39"/>
     <w:unhideWhenUsed/>
@@ -34394,10 +34369,10 @@
       <w:ind/>
     </w:pPr>
   </w:style>
-  <w:style w:type="paragraph" w:styleId="989">
+  <w:style w:type="paragraph" w:styleId="1101">
     <w:name w:val="table of figures"/>
-    <w:basedOn w:val="990"/>
-    <w:next w:val="990"/>
+    <w:basedOn w:val="1102"/>
+    <w:next w:val="1102"/>
     <w:uiPriority w:val="99"/>
     <w:unhideWhenUsed/>
     <w:pPr>
@@ -34406,7 +34381,7 @@
       <w:ind/>
     </w:pPr>
   </w:style>
-  <w:style w:type="paragraph" w:styleId="990" w:default="1">
+  <w:style w:type="paragraph" w:styleId="1102" w:default="1">
     <w:name w:val="Normal"/>
     <w:qFormat/>
     <w:pPr>
@@ -34415,7 +34390,7 @@
       <w:ind/>
     </w:pPr>
   </w:style>
-  <w:style w:type="table" w:styleId="991" w:default="1">
+  <w:style w:type="table" w:styleId="1103" w:default="1">
     <w:name w:val="Normal Table"/>
     <w:uiPriority w:val="99"/>
     <w:semiHidden/>
@@ -34608,7 +34583,7 @@
       </w:tcPr>
     </w:tblStylePr>
   </w:style>
-  <w:style w:type="numbering" w:styleId="992" w:default="1">
+  <w:style w:type="numbering" w:styleId="1104" w:default="1">
     <w:name w:val="No List"/>
     <w:uiPriority w:val="99"/>
     <w:semiHidden/>
@@ -34619,9 +34594,9 @@
       <w:ind/>
     </w:pPr>
   </w:style>
-  <w:style w:type="paragraph" w:styleId="993">
+  <w:style w:type="paragraph" w:styleId="1105">
     <w:name w:val="No Spacing"/>
-    <w:basedOn w:val="990"/>
+    <w:basedOn w:val="1102"/>
     <w:uiPriority w:val="1"/>
     <w:qFormat/>
     <w:pPr>
@@ -34630,9 +34605,9 @@
       <w:ind/>
     </w:pPr>
   </w:style>
-  <w:style w:type="paragraph" w:styleId="994">
+  <w:style w:type="paragraph" w:styleId="1106">
     <w:name w:val="List Paragraph"/>
-    <w:basedOn w:val="990"/>
+    <w:basedOn w:val="1102"/>
     <w:uiPriority w:val="34"/>
     <w:qFormat/>
     <w:pPr>

--- a/5PK.docx
+++ b/5PK.docx
@@ -6,7 +6,7 @@
       <w:pPr>
         <w:pStyle w:val="1044"/>
         <w:pBdr/>
-        <w:spacing w:line="360" w:lineRule="auto"/>
+        <w:spacing w:line="358" w:lineRule="auto"/>
         <w:ind/>
         <w:jc w:val="both"/>
         <w:rPr>
@@ -22,7 +22,7 @@
           <w:szCs w:val="22"/>
           <w:lang w:val="en-US"/>
         </w:rPr>
-        <w:t xml:space="preserve">2The </w:t>
+        <w:t xml:space="preserve">The </w:t>
       </w:r>
       <w:r>
         <w:rPr>
@@ -70,7 +70,7 @@
       <w:pPr>
         <w:pStyle w:val="1048"/>
         <w:pBdr/>
-        <w:spacing w:line="360" w:lineRule="auto"/>
+        <w:spacing w:line="358" w:lineRule="auto"/>
         <w:ind/>
         <w:jc w:val="both"/>
         <w:rPr>
@@ -124,7 +124,7 @@
     <w:p>
       <w:pPr>
         <w:pBdr/>
-        <w:spacing w:line="360" w:lineRule="auto"/>
+        <w:spacing w:line="358" w:lineRule="auto"/>
         <w:ind/>
         <w:jc w:val="both"/>
         <w:rPr>
@@ -159,7 +159,7 @@
     <w:p>
       <w:pPr>
         <w:pBdr/>
-        <w:spacing w:line="360" w:lineRule="auto"/>
+        <w:spacing w:line="358" w:lineRule="auto"/>
         <w:ind/>
         <w:jc w:val="both"/>
         <w:rPr>
@@ -198,7 +198,7 @@
     <w:p>
       <w:pPr>
         <w:pBdr/>
-        <w:spacing w:line="360" w:lineRule="auto"/>
+        <w:spacing w:line="358" w:lineRule="auto"/>
         <w:ind/>
         <w:jc w:val="both"/>
         <w:rPr>
@@ -262,7 +262,7 @@
     <w:p>
       <w:pPr>
         <w:pBdr/>
-        <w:spacing w:line="360" w:lineRule="auto"/>
+        <w:spacing w:line="358" w:lineRule="auto"/>
         <w:ind/>
         <w:jc w:val="both"/>
         <w:rPr>
@@ -327,7 +327,7 @@
     <w:p>
       <w:pPr>
         <w:pBdr/>
-        <w:spacing w:line="360" w:lineRule="auto"/>
+        <w:spacing w:line="358" w:lineRule="auto"/>
         <w:ind/>
         <w:jc w:val="both"/>
         <w:rPr>
@@ -374,7 +374,7 @@
     <w:p>
       <w:pPr>
         <w:pBdr/>
-        <w:spacing w:line="360" w:lineRule="auto"/>
+        <w:spacing w:line="358" w:lineRule="auto"/>
         <w:ind/>
         <w:jc w:val="both"/>
         <w:rPr>
@@ -439,7 +439,7 @@
     <w:p>
       <w:pPr>
         <w:pBdr/>
-        <w:spacing w:line="360" w:lineRule="auto"/>
+        <w:spacing w:line="358" w:lineRule="auto"/>
         <w:ind/>
         <w:jc w:val="both"/>
         <w:rPr>
@@ -526,7 +526,7 @@
     <w:p>
       <w:pPr>
         <w:pBdr/>
-        <w:spacing w:line="360" w:lineRule="auto"/>
+        <w:spacing w:line="358" w:lineRule="auto"/>
         <w:ind/>
         <w:jc w:val="both"/>
         <w:rPr>
@@ -561,7 +561,7 @@
     <w:p>
       <w:pPr>
         <w:pBdr/>
-        <w:spacing w:line="360" w:lineRule="auto"/>
+        <w:spacing w:line="358" w:lineRule="auto"/>
         <w:ind/>
         <w:jc w:val="both"/>
         <w:rPr>
@@ -600,7 +600,7 @@
     <w:p>
       <w:pPr>
         <w:pBdr/>
-        <w:spacing w:line="360" w:lineRule="auto"/>
+        <w:spacing w:line="358" w:lineRule="auto"/>
         <w:ind/>
         <w:jc w:val="both"/>
         <w:rPr>
@@ -639,7 +639,7 @@
     <w:p>
       <w:pPr>
         <w:pBdr/>
-        <w:spacing w:line="360" w:lineRule="auto"/>
+        <w:spacing w:line="358" w:lineRule="auto"/>
         <w:ind/>
         <w:jc w:val="both"/>
         <w:rPr>
@@ -701,7 +701,7 @@
           <w:numId w:val="4"/>
         </w:numPr>
         <w:pBdr/>
-        <w:spacing w:line="360" w:lineRule="auto"/>
+        <w:spacing w:line="358" w:lineRule="auto"/>
         <w:ind/>
         <w:jc w:val="both"/>
         <w:rPr>
@@ -746,7 +746,7 @@
           <w:numId w:val="4"/>
         </w:numPr>
         <w:pBdr/>
-        <w:spacing w:line="360" w:lineRule="auto"/>
+        <w:spacing w:line="358" w:lineRule="auto"/>
         <w:ind/>
         <w:jc w:val="both"/>
         <w:rPr>
@@ -791,7 +791,7 @@
           <w:numId w:val="4"/>
         </w:numPr>
         <w:pBdr/>
-        <w:spacing w:line="360" w:lineRule="auto"/>
+        <w:spacing w:line="358" w:lineRule="auto"/>
         <w:ind/>
         <w:jc w:val="both"/>
         <w:rPr>
@@ -829,7 +829,7 @@
           <w:numId w:val="4"/>
         </w:numPr>
         <w:pBdr/>
-        <w:spacing w:line="360" w:lineRule="auto"/>
+        <w:spacing w:line="358" w:lineRule="auto"/>
         <w:ind/>
         <w:jc w:val="both"/>
         <w:rPr>
@@ -881,7 +881,7 @@
     <w:p>
       <w:pPr>
         <w:pBdr/>
-        <w:spacing w:line="360" w:lineRule="auto"/>
+        <w:spacing w:line="358" w:lineRule="auto"/>
         <w:ind/>
         <w:jc w:val="both"/>
         <w:rPr>
@@ -922,7 +922,7 @@
       <w:pPr>
         <w:pStyle w:val="1064"/>
         <w:pBdr/>
-        <w:spacing w:line="360" w:lineRule="auto"/>
+        <w:spacing w:after="0" w:line="358" w:lineRule="auto"/>
         <w:ind/>
         <w:jc w:val="both"/>
         <w:rPr>
@@ -965,7 +965,7 @@
         <w:tabs>
           <w:tab w:val="left" w:leader="none" w:pos="2642"/>
         </w:tabs>
-        <w:spacing w:line="360" w:lineRule="auto"/>
+        <w:spacing w:line="358" w:lineRule="auto"/>
         <w:ind/>
         <w:jc w:val="both"/>
         <w:rPr>
@@ -1020,7 +1020,7 @@
       <w:pPr>
         <w:pStyle w:val="1064"/>
         <w:pBdr/>
-        <w:spacing w:line="360" w:lineRule="auto"/>
+        <w:spacing w:after="0" w:line="358" w:lineRule="auto"/>
         <w:ind/>
         <w:jc w:val="both"/>
         <w:rPr>
@@ -1057,7 +1057,7 @@
     <w:p>
       <w:pPr>
         <w:pBdr/>
-        <w:spacing w:line="360" w:lineRule="auto"/>
+        <w:spacing w:line="358" w:lineRule="auto"/>
         <w:ind/>
         <w:jc w:val="both"/>
         <w:rPr>
@@ -1093,12 +1093,12 @@
       </w:r>
       <w:r>
         <w:rPr>
-          <w:rStyle w:val="1084"/>
+          <w:rStyle w:val="1087"/>
           <w:rFonts w:ascii="Calibri" w:hAnsi="Calibri" w:eastAsia="Calibri" w:cs="Calibri"/>
           <w:sz w:val="22"/>
           <w:szCs w:val="22"/>
         </w:rPr>
-        <w:footnoteReference w:id="2"/>
+        <w:endnoteReference w:id="2"/>
       </w:r>
       <w:r>
         <w:rPr>
@@ -1126,7 +1126,7 @@
     <w:p>
       <w:pPr>
         <w:pBdr/>
-        <w:spacing w:line="360" w:lineRule="auto"/>
+        <w:spacing w:line="358" w:lineRule="auto"/>
         <w:ind/>
         <w:jc w:val="both"/>
         <w:rPr>
@@ -1160,12 +1160,12 @@
       </w:r>
       <w:r>
         <w:rPr>
-          <w:rStyle w:val="1084"/>
+          <w:rStyle w:val="1087"/>
           <w:rFonts w:ascii="Calibri" w:hAnsi="Calibri" w:eastAsia="Calibri" w:cs="Calibri"/>
           <w:sz w:val="22"/>
           <w:szCs w:val="22"/>
         </w:rPr>
-        <w:footnoteReference w:id="3"/>
+        <w:endnoteReference w:id="3"/>
       </w:r>
       <w:r>
         <w:rPr>
@@ -1209,7 +1209,7 @@
     <w:p>
       <w:pPr>
         <w:pBdr/>
-        <w:spacing w:line="360" w:lineRule="auto"/>
+        <w:spacing w:line="358" w:lineRule="auto"/>
         <w:ind/>
         <w:jc w:val="both"/>
         <w:rPr>
@@ -1275,7 +1275,7 @@
     <w:p>
       <w:pPr>
         <w:pBdr/>
-        <w:spacing w:line="360" w:lineRule="auto"/>
+        <w:spacing w:line="358" w:lineRule="auto"/>
         <w:ind/>
         <w:jc w:val="both"/>
         <w:rPr>
@@ -1311,7 +1311,7 @@
       <w:pPr>
         <w:pStyle w:val="1064"/>
         <w:pBdr/>
-        <w:spacing/>
+        <w:spacing w:after="0" w:line="358" w:lineRule="auto"/>
         <w:ind/>
         <w:rPr>
           <w:rFonts w:ascii="Calibri" w:hAnsi="Calibri" w:cs="Calibri"/>
@@ -1348,7 +1348,7 @@
         <w:tabs>
           <w:tab w:val="left" w:leader="none" w:pos="5830"/>
         </w:tabs>
-        <w:spacing w:line="360" w:lineRule="auto"/>
+        <w:spacing w:line="358" w:lineRule="auto"/>
         <w:ind/>
         <w:jc w:val="both"/>
         <w:rPr>
@@ -1423,7 +1423,7 @@
         <w:tabs>
           <w:tab w:val="left" w:leader="none" w:pos="5830"/>
         </w:tabs>
-        <w:spacing w:line="360" w:lineRule="auto"/>
+        <w:spacing w:line="358" w:lineRule="auto"/>
         <w:ind/>
         <w:jc w:val="both"/>
         <w:rPr>
@@ -1535,7 +1535,7 @@
       <w:pPr>
         <w:pStyle w:val="1064"/>
         <w:pBdr/>
-        <w:spacing/>
+        <w:spacing w:after="0" w:line="358" w:lineRule="auto"/>
         <w:ind/>
         <w:rPr>
           <w:rFonts w:ascii="Calibri" w:hAnsi="Calibri" w:cs="Calibri"/>
@@ -1587,7 +1587,7 @@
         <w:tabs>
           <w:tab w:val="left" w:leader="none" w:pos="5830"/>
         </w:tabs>
-        <w:spacing w:line="360" w:lineRule="auto"/>
+        <w:spacing w:line="358" w:lineRule="auto"/>
         <w:ind/>
         <w:jc w:val="both"/>
         <w:rPr>
@@ -1669,7 +1669,7 @@
       <w:pPr>
         <w:pStyle w:val="1064"/>
         <w:pBdr/>
-        <w:spacing/>
+        <w:spacing w:after="0" w:line="358" w:lineRule="auto"/>
         <w:ind/>
         <w:rPr>
           <w:rFonts w:ascii="Calibri" w:hAnsi="Calibri" w:cs="Calibri"/>
@@ -1713,7 +1713,7 @@
         <w:tabs>
           <w:tab w:val="left" w:leader="none" w:pos="5830"/>
         </w:tabs>
-        <w:spacing w:line="360" w:lineRule="auto"/>
+        <w:spacing w:line="358" w:lineRule="auto"/>
         <w:ind/>
         <w:jc w:val="both"/>
         <w:rPr>
@@ -1806,7 +1806,7 @@
       <w:pPr>
         <w:pStyle w:val="1064"/>
         <w:pBdr/>
-        <w:spacing/>
+        <w:spacing w:after="0" w:line="358" w:lineRule="auto"/>
         <w:ind/>
         <w:rPr>
           <w:rFonts w:ascii="Calibri" w:hAnsi="Calibri" w:cs="Calibri"/>
@@ -1851,7 +1851,7 @@
           <w:tab w:val="left" w:leader="none" w:pos="1292"/>
           <w:tab w:val="left" w:leader="none" w:pos="5830"/>
         </w:tabs>
-        <w:spacing w:line="360" w:lineRule="auto"/>
+        <w:spacing w:line="358" w:lineRule="auto"/>
         <w:ind/>
         <w:jc w:val="both"/>
         <w:rPr>
@@ -1908,7 +1908,7 @@
         <w:tabs>
           <w:tab w:val="left" w:leader="none" w:pos="5830"/>
         </w:tabs>
-        <w:spacing w:line="360" w:lineRule="auto"/>
+        <w:spacing w:line="358" w:lineRule="auto"/>
         <w:ind/>
         <w:jc w:val="both"/>
         <w:rPr>
@@ -1951,14 +1951,14 @@
       </w:r>
       <w:r>
         <w:rPr>
-          <w:rStyle w:val="1084"/>
+          <w:rStyle w:val="1087"/>
           <w:rFonts w:ascii="Calibri" w:hAnsi="Calibri" w:eastAsia="Calibri" w:cs="Calibri"/>
           <w:sz w:val="22"/>
           <w:szCs w:val="22"/>
           <w:highlight w:val="none"/>
           <w:lang w:val="en-US" w:bidi="en-IE"/>
         </w:rPr>
-        <w:footnoteReference w:id="4"/>
+        <w:endnoteReference w:id="4"/>
       </w:r>
       <w:r>
         <w:rPr>
@@ -1997,7 +1997,7 @@
         <w:tabs>
           <w:tab w:val="left" w:leader="none" w:pos="5830"/>
         </w:tabs>
-        <w:spacing w:line="360" w:lineRule="auto"/>
+        <w:spacing w:line="358" w:lineRule="auto"/>
         <w:ind/>
         <w:jc w:val="both"/>
         <w:rPr>
@@ -2029,14 +2029,14 @@
       </w:r>
       <w:r>
         <w:rPr>
-          <w:rStyle w:val="1084"/>
+          <w:rStyle w:val="1087"/>
           <w:rFonts w:ascii="Calibri" w:hAnsi="Calibri" w:eastAsia="Calibri" w:cs="Calibri"/>
           <w:sz w:val="22"/>
           <w:szCs w:val="22"/>
           <w:highlight w:val="none"/>
           <w:lang w:val="en-US" w:bidi="en-IE"/>
         </w:rPr>
-        <w:footnoteReference w:id="5"/>
+        <w:endnoteReference w:id="5"/>
       </w:r>
       <w:r>
         <w:rPr>
@@ -2104,7 +2104,7 @@
         <w:tabs>
           <w:tab w:val="left" w:leader="none" w:pos="5830"/>
         </w:tabs>
-        <w:spacing w:line="360" w:lineRule="auto"/>
+        <w:spacing w:line="358" w:lineRule="auto"/>
         <w:ind/>
         <w:jc w:val="both"/>
         <w:rPr>
@@ -2156,14 +2156,14 @@
       </w:r>
       <w:r>
         <w:rPr>
-          <w:rStyle w:val="1084"/>
+          <w:rStyle w:val="1087"/>
           <w:rFonts w:ascii="Calibri" w:hAnsi="Calibri" w:eastAsia="Calibri" w:cs="Calibri"/>
           <w:sz w:val="22"/>
           <w:szCs w:val="22"/>
           <w:highlight w:val="none"/>
           <w:lang w:val="en-US" w:bidi="en-IE"/>
         </w:rPr>
-        <w:footnoteReference w:id="6"/>
+        <w:endnoteReference w:id="6"/>
       </w:r>
       <w:r>
         <w:rPr>
@@ -2249,74 +2249,1843 @@
         <w:tabs>
           <w:tab w:val="left" w:leader="none" w:pos="5830"/>
         </w:tabs>
-        <w:spacing w:line="360" w:lineRule="auto"/>
+        <w:spacing w:line="358" w:lineRule="auto"/>
         <w:ind/>
         <w:jc w:val="both"/>
+        <w:rPr>
+          <w:rFonts w:ascii="Calibri" w:hAnsi="Calibri" w:eastAsia="Calibri" w:cs="Calibri"/>
+          <w:sz w:val="22"/>
+          <w:szCs w:val="22"/>
+          <w:highlight w:val="none"/>
+        </w:rPr>
+      </w:pPr>
+      <w:r>
+        <w:rPr>
+          <w:rFonts w:ascii="Calibri" w:hAnsi="Calibri" w:eastAsia="Calibri" w:cs="Calibri"/>
+          <w:sz w:val="22"/>
+          <w:szCs w:val="22"/>
+          <w:lang w:val="en-US"/>
+        </w:rPr>
+        <w:t xml:space="preserve">Our  fourth and final main argument is that although reactions regarding the agreement from different political actors and parties were mixed</w:t>
+      </w:r>
+      <w:r>
+        <w:rPr>
+          <w:rStyle w:val="1087"/>
+          <w:rFonts w:ascii="Calibri" w:hAnsi="Calibri" w:eastAsia="Calibri" w:cs="Calibri"/>
+          <w:sz w:val="22"/>
+          <w:szCs w:val="22"/>
+          <w:lang w:val="en-US"/>
+        </w:rPr>
+        <w:endnoteReference w:id="7"/>
+      </w:r>
+      <w:r>
+        <w:rPr>
+          <w:rFonts w:ascii="Calibri" w:hAnsi="Calibri" w:eastAsia="Calibri" w:cs="Calibri"/>
+          <w:sz w:val="22"/>
+          <w:szCs w:val="22"/>
+          <w:lang w:val="en-US"/>
+        </w:rPr>
+        <w:t xml:space="preserve">, the normal people, those who suffered the consequences of the violent years of the ‘Troubles’ most,  took news of the agreement incredibly well, as it provided them with a much safer day-to-day life</w:t>
+      </w:r>
+      <w:r>
+        <w:rPr>
+          <w:rStyle w:val="1087"/>
+          <w:rFonts w:ascii="Calibri" w:hAnsi="Calibri" w:eastAsia="Calibri" w:cs="Calibri"/>
+          <w:sz w:val="22"/>
+          <w:szCs w:val="22"/>
+          <w:lang w:val="en-US"/>
+        </w:rPr>
+        <w:endnoteReference w:id="8"/>
+      </w:r>
+      <w:r>
+        <w:rPr>
+          <w:rFonts w:ascii="Calibri" w:hAnsi="Calibri" w:eastAsia="Calibri" w:cs="Calibri"/>
+          <w:sz w:val="22"/>
+          <w:szCs w:val="22"/>
+          <w:lang w:val="en-US"/>
+        </w:rPr>
+        <w:t xml:space="preserve">, and improved on (at least some of) the initial problems, that caused the ‘Troubles’. </w:t>
+      </w:r>
+      <w:r>
+        <w:rPr>
+          <w:rFonts w:ascii="Calibri" w:hAnsi="Calibri" w:eastAsia="Calibri" w:cs="Calibri"/>
+          <w:sz w:val="22"/>
+          <w:szCs w:val="22"/>
+        </w:rPr>
+      </w:r>
+      <w:r>
         <w:rPr>
           <w:rFonts w:ascii="Calibri" w:hAnsi="Calibri" w:cs="Calibri"/>
           <w:sz w:val="22"/>
           <w:szCs w:val="22"/>
         </w:rPr>
-      </w:pPr>
-      <w:r>
+      </w:r>
+    </w:p>
+    <w:p>
+      <w:pPr>
+        <w:pStyle w:val="1064"/>
+        <w:pBdr/>
+        <w:spacing w:after="0" w:line="358" w:lineRule="auto"/>
+        <w:ind/>
         <w:rPr>
           <w:rFonts w:ascii="Calibri" w:hAnsi="Calibri" w:eastAsia="Calibri" w:cs="Calibri"/>
           <w:sz w:val="22"/>
           <w:szCs w:val="22"/>
-          <w:lang w:val="en-US"/>
-        </w:rPr>
-        <w:t xml:space="preserve">Our  fourth and final main argument is that although reactions regarding the agreement from different political actors and parties were mixed</w:t>
-      </w:r>
-      <w:r>
-        <w:rPr>
-          <w:rStyle w:val="1084"/>
+          <w:highlight w:val="none"/>
+        </w:rPr>
+      </w:pPr>
+      <w:r>
+        <w:rPr>
           <w:rFonts w:ascii="Calibri" w:hAnsi="Calibri" w:eastAsia="Calibri" w:cs="Calibri"/>
           <w:sz w:val="22"/>
           <w:szCs w:val="22"/>
-          <w:lang w:val="en-US"/>
-        </w:rPr>
-        <w:footnoteReference w:id="7"/>
-      </w:r>
-      <w:r>
-        <w:rPr>
-          <w:rFonts w:ascii="Calibri" w:hAnsi="Calibri" w:eastAsia="Calibri" w:cs="Calibri"/>
-          <w:sz w:val="22"/>
-          <w:szCs w:val="22"/>
-          <w:lang w:val="en-US"/>
-        </w:rPr>
-        <w:t xml:space="preserve">, the normal people, those who suffered the consequences of the violent years of the ‘Troubles’ most,  took news of the agreement incredibly well, as it provided them with a much safer day-to-day life</w:t>
-      </w:r>
-      <w:r>
-        <w:rPr>
-          <w:rStyle w:val="1084"/>
-          <w:rFonts w:ascii="Calibri" w:hAnsi="Calibri" w:eastAsia="Calibri" w:cs="Calibri"/>
-          <w:sz w:val="22"/>
-          <w:szCs w:val="22"/>
-          <w:lang w:val="en-US"/>
-        </w:rPr>
-        <w:footnoteReference w:id="8"/>
-      </w:r>
-      <w:r>
-        <w:rPr>
-          <w:rFonts w:ascii="Calibri" w:hAnsi="Calibri" w:eastAsia="Calibri" w:cs="Calibri"/>
-          <w:sz w:val="22"/>
-          <w:szCs w:val="22"/>
-          <w:lang w:val="en-US"/>
-        </w:rPr>
-        <w:t xml:space="preserve">, and improved on (at least some of) the initial problems, that caused the ‘Troubles’. </w:t>
-      </w:r>
-      <w:r>
-        <w:rPr>
-          <w:rFonts w:ascii="Calibri" w:hAnsi="Calibri" w:eastAsia="Calibri" w:cs="Calibri"/>
-          <w:sz w:val="22"/>
-          <w:szCs w:val="22"/>
-        </w:rPr>
+          <w:highlight w:val="none"/>
+        </w:rPr>
+        <w:t xml:space="preserve">Conclusion</w:t>
       </w:r>
       <w:r>
         <w:rPr>
           <w:rFonts w:ascii="Calibri" w:hAnsi="Calibri" w:cs="Calibri"/>
           <w:sz w:val="22"/>
           <w:szCs w:val="22"/>
+        </w:rPr>
+      </w:r>
+    </w:p>
+    <w:p>
+      <w:pPr>
+        <w:pBdr/>
+        <w:shd w:val="clear" w:color="ffffff" w:themeColor="background1" w:fill="ffffff" w:themeFill="background1"/>
+        <w:tabs>
+          <w:tab w:val="left" w:leader="none" w:pos="5830"/>
+        </w:tabs>
+        <w:spacing w:line="358" w:lineRule="auto"/>
+        <w:ind/>
+        <w:jc w:val="both"/>
+        <w:rPr>
+          <w:rFonts w:ascii="Calibri" w:hAnsi="Calibri" w:eastAsia="Calibri" w:cs="Calibri"/>
+          <w:sz w:val="22"/>
+          <w:szCs w:val="22"/>
+          <w:highlight w:val="none"/>
+        </w:rPr>
+      </w:pPr>
+      <w:r>
+        <w:rPr>
+          <w:rFonts w:ascii="Calibri" w:hAnsi="Calibri" w:eastAsia="Calibri" w:cs="Calibri"/>
+          <w:sz w:val="22"/>
+          <w:szCs w:val="22"/>
+          <w:highlight w:val="none"/>
+        </w:rPr>
+      </w:r>
+      <w:r>
+        <w:rPr>
+          <w:rFonts w:ascii="Calibri" w:hAnsi="Calibri" w:eastAsia="Calibri" w:cs="Calibri"/>
+          <w:sz w:val="22"/>
+          <w:szCs w:val="22"/>
+          <w:highlight w:val="none"/>
+        </w:rPr>
+        <w:t xml:space="preserve">After carefully evaluating all of the main arguments, we hope to determine the central flaws in the Good Friday Agreement and come up with possible reforms or solutions.</w:t>
+      </w:r>
+      <w:r>
+        <w:rPr>
+          <w:rFonts w:ascii="Calibri" w:hAnsi="Calibri" w:eastAsia="Calibri" w:cs="Calibri"/>
+          <w:sz w:val="22"/>
+          <w:szCs w:val="22"/>
+          <w:highlight w:val="none"/>
+        </w:rPr>
+      </w:r>
+      <w:r>
+        <w:rPr>
+          <w:rFonts w:ascii="Calibri" w:hAnsi="Calibri" w:eastAsia="Calibri" w:cs="Calibri"/>
+          <w:sz w:val="22"/>
+          <w:szCs w:val="22"/>
+          <w:highlight w:val="none"/>
+        </w:rPr>
+      </w:r>
+      <w:r>
+        <w:rPr>
+          <w:rFonts w:ascii="Calibri" w:hAnsi="Calibri" w:eastAsia="Calibri" w:cs="Calibri"/>
+          <w:sz w:val="22"/>
+          <w:szCs w:val="22"/>
+          <w:highlight w:val="none"/>
+        </w:rPr>
+      </w:r>
+      <w:r>
+        <w:rPr>
+          <w:rFonts w:ascii="Calibri" w:hAnsi="Calibri" w:eastAsia="Calibri" w:cs="Calibri"/>
+          <w:sz w:val="22"/>
+          <w:szCs w:val="22"/>
+          <w:highlight w:val="none"/>
+        </w:rPr>
+      </w:r>
+      <w:r>
+        <w:rPr>
+          <w:rFonts w:ascii="Calibri" w:hAnsi="Calibri" w:eastAsia="Calibri" w:cs="Calibri"/>
+          <w:sz w:val="22"/>
+          <w:szCs w:val="22"/>
+          <w:highlight w:val="none"/>
+        </w:rPr>
+      </w:r>
+    </w:p>
+    <w:p>
+      <w:pPr>
+        <w:pStyle w:val="1064"/>
+        <w:pBdr/>
+        <w:spacing w:after="0" w:line="358" w:lineRule="auto"/>
+        <w:ind/>
+        <w:rPr>
+          <w:rFonts w:ascii="Calibri" w:hAnsi="Calibri" w:cs="Calibri"/>
+          <w:sz w:val="22"/>
+          <w:szCs w:val="22"/>
+        </w:rPr>
+      </w:pPr>
+      <w:r>
+        <w:rPr>
+          <w:rFonts w:ascii="Calibri" w:hAnsi="Calibri" w:eastAsia="Calibri" w:cs="Calibri"/>
+          <w:sz w:val="22"/>
+          <w:szCs w:val="22"/>
+          <w:highlight w:val="none"/>
+          <w:lang w:val="en-GB"/>
+        </w:rPr>
+        <w:t xml:space="preserve">Reflection on the Process</w:t>
+      </w:r>
+      <w:r>
+        <w:rPr>
+          <w:rFonts w:ascii="Calibri" w:hAnsi="Calibri" w:eastAsia="Calibri" w:cs="Calibri"/>
+          <w:sz w:val="22"/>
+          <w:szCs w:val="22"/>
+          <w:highlight w:val="none"/>
+          <w:lang w:val="en-GB"/>
+        </w:rPr>
+      </w:r>
+      <w:r>
+        <w:rPr>
+          <w:rFonts w:ascii="Calibri" w:hAnsi="Calibri" w:eastAsia="Calibri" w:cs="Calibri"/>
+          <w:sz w:val="22"/>
+          <w:szCs w:val="22"/>
+          <w:highlight w:val="none"/>
+          <w:lang w:val="en-GB"/>
+        </w:rPr>
+      </w:r>
+    </w:p>
+    <w:p>
+      <w:pPr>
+        <w:pBdr/>
+        <w:spacing w:line="358" w:lineRule="auto"/>
+        <w:ind/>
+        <w:jc w:val="both"/>
+        <w:rPr>
+          <w:rFonts w:ascii="Calibri" w:hAnsi="Calibri" w:cs="Calibri"/>
+          <w:highlight w:val="none"/>
+        </w:rPr>
+      </w:pPr>
+      <w:r>
+        <w:rPr>
+          <w:rFonts w:ascii="Calibri" w:hAnsi="Calibri" w:eastAsia="Calibri" w:cs="Calibri"/>
+          <w:lang w:val="en-GB"/>
+        </w:rPr>
+        <w:t xml:space="preserve">After initial difficulties with finding a fitting leading question</w:t>
+      </w:r>
+      <w:r>
+        <w:rPr>
+          <w:rFonts w:ascii="Calibri" w:hAnsi="Calibri" w:eastAsia="Calibri" w:cs="Calibri"/>
+          <w:lang w:val="en-GB"/>
+        </w:rPr>
+        <w:t xml:space="preserve">, it</w:t>
+      </w:r>
+      <w:r>
+        <w:rPr>
+          <w:rFonts w:ascii="Calibri" w:hAnsi="Calibri" w:eastAsia="Calibri" w:cs="Calibri"/>
+          <w:lang w:val="en-GB"/>
+        </w:rPr>
+        <w:t xml:space="preserve"> was time to </w:t>
+      </w:r>
+      <w:r>
+        <w:rPr>
+          <w:rFonts w:ascii="Calibri" w:hAnsi="Calibri" w:eastAsia="Calibri" w:cs="Calibri"/>
+          <w:lang w:val="en-GB"/>
+        </w:rPr>
+        <w:t xml:space="preserve">create a table of contents. It was important to us that the reasons for the start of the Troubles are understandable and why the violence </w:t>
+      </w:r>
+      <w:r>
+        <w:rPr>
+          <w:rFonts w:ascii="Calibri" w:hAnsi="Calibri" w:eastAsia="Calibri" w:cs="Calibri"/>
+          <w:lang w:val="en-GB"/>
+        </w:rPr>
+        <w:t xml:space="preserve">of it was so severe that a peace -making agreement was much needed. Then we wanted to look more into</w:t>
+      </w:r>
+      <w:r>
+        <w:rPr>
+          <w:rFonts w:ascii="Calibri" w:hAnsi="Calibri" w:eastAsia="Calibri" w:cs="Calibri"/>
+          <w:lang w:val="en-GB"/>
+        </w:rPr>
+        <w:t xml:space="preserve"> </w:t>
+      </w:r>
+      <w:r>
+        <w:rPr>
+          <w:rFonts w:ascii="Calibri" w:hAnsi="Calibri" w:eastAsia="Calibri" w:cs="Calibri"/>
+          <w:lang w:val="en-GB"/>
+        </w:rPr>
+        <w:t xml:space="preserve">such an agreement: </w:t>
+      </w:r>
+      <w:r>
+        <w:rPr>
+          <w:rFonts w:ascii="Calibri" w:hAnsi="Calibri" w:eastAsia="Calibri" w:cs="Calibri"/>
+          <w:lang w:val="en-GB"/>
+        </w:rPr>
+        <w:t xml:space="preserve">The</w:t>
+      </w:r>
+      <w:r>
+        <w:rPr>
+          <w:rFonts w:ascii="Calibri" w:hAnsi="Calibri" w:eastAsia="Calibri" w:cs="Calibri"/>
+          <w:lang w:val="en-GB"/>
+        </w:rPr>
+        <w:t xml:space="preserve"> Good Friday Agreement or Belfast Agreement. We searched for its core provisions,</w:t>
+      </w:r>
+      <w:r>
+        <w:rPr>
+          <w:rFonts w:ascii="Calibri" w:hAnsi="Calibri" w:eastAsia="Calibri" w:cs="Calibri"/>
+          <w:lang w:val="en-GB"/>
+        </w:rPr>
+        <w:t xml:space="preserve"> its predecessors who failed and why, </w:t>
+      </w:r>
+      <w:r>
+        <w:rPr>
+          <w:rFonts w:ascii="Calibri" w:hAnsi="Calibri" w:eastAsia="Calibri" w:cs="Calibri"/>
+          <w:lang w:val="en-GB"/>
+        </w:rPr>
+        <w:t xml:space="preserve">who wrote it</w:t>
+      </w:r>
+      <w:r>
+        <w:rPr>
+          <w:rFonts w:ascii="Calibri" w:hAnsi="Calibri" w:eastAsia="Calibri" w:cs="Calibri"/>
+          <w:lang w:val="en-GB"/>
+        </w:rPr>
+        <w:t xml:space="preserve"> and </w:t>
+      </w:r>
+      <w:r>
+        <w:rPr>
+          <w:rFonts w:ascii="Calibri" w:hAnsi="Calibri" w:eastAsia="Calibri" w:cs="Calibri"/>
+          <w:lang w:val="en-GB"/>
+        </w:rPr>
+        <w:t xml:space="preserve">what </w:t>
+      </w:r>
+      <w:r>
+        <w:rPr>
+          <w:rFonts w:ascii="Calibri" w:hAnsi="Calibri" w:eastAsia="Calibri" w:cs="Calibri"/>
+          <w:lang w:val="en-GB"/>
+        </w:rPr>
+        <w:t xml:space="preserve">problems of the Troubles were addressed.</w:t>
+      </w:r>
+      <w:r>
+        <w:rPr>
+          <w:rFonts w:ascii="Calibri" w:hAnsi="Calibri" w:eastAsia="Calibri" w:cs="Calibri"/>
+          <w:lang w:val="en-GB"/>
+        </w:rPr>
+        <w:t xml:space="preserve"> </w:t>
+      </w:r>
+      <w:r>
+        <w:rPr>
+          <w:rFonts w:ascii="Calibri" w:hAnsi="Calibri" w:eastAsia="Calibri" w:cs="Calibri"/>
+          <w:lang w:val="en-GB"/>
+        </w:rPr>
+        <w:t xml:space="preserve">For </w:t>
+      </w:r>
+      <w:r>
+        <w:rPr>
+          <w:rFonts w:ascii="Calibri" w:hAnsi="Calibri" w:eastAsia="Calibri" w:cs="Calibri"/>
+          <w:lang w:val="en-GB"/>
+        </w:rPr>
+        <w:t xml:space="preserve">getting a</w:t>
+      </w:r>
+      <w:r>
+        <w:rPr>
+          <w:rFonts w:ascii="Calibri" w:hAnsi="Calibri" w:eastAsia="Calibri" w:cs="Calibri"/>
+          <w:lang w:val="en-GB"/>
+        </w:rPr>
+        <w:t xml:space="preserve"> summary </w:t>
+      </w:r>
+      <w:r>
+        <w:rPr>
+          <w:rFonts w:ascii="Calibri" w:hAnsi="Calibri" w:eastAsia="Calibri" w:cs="Calibri"/>
+          <w:lang w:val="en-GB"/>
+        </w:rPr>
+        <w:t xml:space="preserve">of the Troubles</w:t>
+      </w:r>
+      <w:r>
+        <w:rPr>
+          <w:rFonts w:ascii="Calibri" w:hAnsi="Calibri" w:eastAsia="Calibri" w:cs="Calibri"/>
+          <w:lang w:val="en-GB"/>
+        </w:rPr>
+        <w:t xml:space="preserve">, w</w:t>
+      </w:r>
+      <w:r>
+        <w:rPr>
+          <w:rFonts w:ascii="Calibri" w:hAnsi="Calibri" w:eastAsia="Calibri" w:cs="Calibri"/>
+          <w:lang w:val="en-GB"/>
+        </w:rPr>
+        <w:t xml:space="preserve">e searched for timelines specifically</w:t>
+      </w:r>
+      <w:r>
+        <w:rPr>
+          <w:rFonts w:ascii="Calibri" w:hAnsi="Calibri" w:eastAsia="Calibri" w:cs="Calibri"/>
+          <w:lang w:val="en-GB"/>
+        </w:rPr>
+        <w:t xml:space="preserve"> because they provide a brief overview of all key events and actors. Afterwards and most importantly we looked at t</w:t>
+      </w:r>
+      <w:r>
+        <w:rPr>
+          <w:rFonts w:ascii="Calibri" w:hAnsi="Calibri" w:eastAsia="Calibri" w:cs="Calibri"/>
+          <w:lang w:val="en-GB"/>
+        </w:rPr>
+        <w:t xml:space="preserve">he </w:t>
+      </w:r>
+      <w:r>
+        <w:rPr>
+          <w:rFonts w:ascii="Calibri" w:hAnsi="Calibri" w:eastAsia="Calibri" w:cs="Calibri"/>
+          <w:lang w:val="en-GB"/>
+        </w:rPr>
+        <w:t xml:space="preserve">Good Friday A</w:t>
+      </w:r>
+      <w:r>
+        <w:rPr>
+          <w:rFonts w:ascii="Calibri" w:hAnsi="Calibri" w:eastAsia="Calibri" w:cs="Calibri"/>
+          <w:lang w:val="en-GB"/>
+        </w:rPr>
+        <w:t xml:space="preserve">greement</w:t>
+      </w:r>
+      <w:r>
+        <w:rPr>
+          <w:rFonts w:ascii="Calibri" w:hAnsi="Calibri" w:eastAsia="Calibri" w:cs="Calibri"/>
+          <w:lang w:val="en-GB"/>
+        </w:rPr>
+        <w:t xml:space="preserve"> itself and</w:t>
+      </w:r>
+      <w:r>
+        <w:rPr>
+          <w:rFonts w:ascii="Calibri" w:hAnsi="Calibri" w:eastAsia="Calibri" w:cs="Calibri"/>
+          <w:lang w:val="en-GB"/>
+        </w:rPr>
+        <w:t xml:space="preserve"> jotted down the main aspects we looked for</w:t>
+      </w:r>
+      <w:r>
+        <w:rPr>
+          <w:rFonts w:ascii="Calibri" w:hAnsi="Calibri" w:eastAsia="Calibri" w:cs="Calibri"/>
+          <w:lang w:val="en-GB"/>
+        </w:rPr>
+        <w:t xml:space="preserve">. We looked at many different opinions </w:t>
+      </w:r>
+      <w:r>
+        <w:rPr>
+          <w:rFonts w:ascii="Calibri" w:hAnsi="Calibri" w:eastAsia="Calibri" w:cs="Calibri"/>
+          <w:lang w:val="en-GB"/>
+        </w:rPr>
+        <w:t xml:space="preserve">on </w:t>
+      </w:r>
+      <w:r>
+        <w:rPr>
+          <w:rFonts w:ascii="Calibri" w:hAnsi="Calibri" w:eastAsia="Calibri" w:cs="Calibri"/>
+          <w:lang w:val="en-GB"/>
+        </w:rPr>
+        <w:t xml:space="preserve">the </w:t>
+      </w:r>
+      <w:r>
+        <w:rPr>
+          <w:rFonts w:ascii="Calibri" w:hAnsi="Calibri" w:eastAsia="Calibri" w:cs="Calibri"/>
+          <w:lang w:val="en-GB"/>
+        </w:rPr>
+        <w:t xml:space="preserve">Good Friday A</w:t>
+      </w:r>
+      <w:r>
+        <w:rPr>
+          <w:rFonts w:ascii="Calibri" w:hAnsi="Calibri" w:eastAsia="Calibri" w:cs="Calibri"/>
+          <w:lang w:val="en-GB"/>
+        </w:rPr>
+        <w:t xml:space="preserve">greement</w:t>
+      </w:r>
+      <w:r/>
+      <w:r>
+        <w:rPr>
+          <w:rFonts w:ascii="Calibri" w:hAnsi="Calibri" w:eastAsia="Calibri" w:cs="Calibri"/>
+          <w:lang w:val="en-GB"/>
+        </w:rPr>
+        <w:t xml:space="preserve">, including ones from parties at that time, political scientists, lawyers and citizens. We structured all that information, gathered arguments that speak for and against the agreement</w:t>
+      </w:r>
+      <w:r>
+        <w:rPr>
+          <w:rFonts w:ascii="Calibri" w:hAnsi="Calibri" w:eastAsia="Calibri" w:cs="Calibri"/>
+          <w:lang w:val="en-GB"/>
+        </w:rPr>
+        <w:t xml:space="preserve"> </w:t>
+      </w:r>
+      <w:r>
+        <w:rPr>
+          <w:rFonts w:ascii="Calibri" w:hAnsi="Calibri" w:eastAsia="Calibri" w:cs="Calibri"/>
+          <w:lang w:val="en-GB"/>
+        </w:rPr>
+        <w:t xml:space="preserve">as a sustainable peace</w:t>
+      </w:r>
+      <w:r>
+        <w:rPr>
+          <w:rFonts w:ascii="Calibri" w:hAnsi="Calibri" w:eastAsia="Calibri" w:cs="Calibri"/>
+          <w:lang w:val="en-GB"/>
+        </w:rPr>
+        <w:t xml:space="preserve">.</w:t>
+      </w:r>
+      <w:r>
+        <w:rPr>
+          <w:rFonts w:ascii="Calibri" w:hAnsi="Calibri" w:eastAsia="Calibri" w:cs="Calibri"/>
+          <w:lang w:val="en-GB"/>
+        </w:rPr>
+        <w:t xml:space="preserve"> These sources offer a multi-perspective view on our leading question and are therefore essential for this presentation. </w:t>
+      </w:r>
+      <w:r>
+        <w:rPr>
+          <w:rFonts w:ascii="Calibri" w:hAnsi="Calibri" w:eastAsia="Calibri" w:cs="Calibri"/>
+          <w:lang w:val="en-GB"/>
+        </w:rPr>
+        <w:t xml:space="preserve">So,</w:t>
+      </w:r>
+      <w:r>
+        <w:rPr>
+          <w:rFonts w:ascii="Calibri" w:hAnsi="Calibri" w:eastAsia="Calibri" w:cs="Calibri"/>
+          <w:lang w:val="en-GB"/>
+        </w:rPr>
+        <w:t xml:space="preserve"> after gathering </w:t>
+      </w:r>
+      <w:r>
+        <w:rPr>
+          <w:rFonts w:ascii="Calibri" w:hAnsi="Calibri" w:eastAsia="Calibri" w:cs="Calibri"/>
+          <w:lang w:val="en-GB"/>
+        </w:rPr>
+        <w:t xml:space="preserve">and </w:t>
+      </w:r>
+      <w:r>
+        <w:rPr>
+          <w:rFonts w:ascii="Calibri" w:hAnsi="Calibri" w:eastAsia="Calibri" w:cs="Calibri"/>
+          <w:lang w:val="en-GB"/>
+        </w:rPr>
+        <w:t xml:space="preserve">structuring all </w:t>
+      </w:r>
+      <w:r>
+        <w:rPr>
+          <w:rFonts w:ascii="Calibri" w:hAnsi="Calibri" w:eastAsia="Calibri" w:cs="Calibri"/>
+          <w:lang w:val="en-GB"/>
+        </w:rPr>
+        <w:t xml:space="preserve">the information</w:t>
+      </w:r>
+      <w:r>
+        <w:rPr>
+          <w:rFonts w:ascii="Calibri" w:hAnsi="Calibri" w:eastAsia="Calibri" w:cs="Calibri"/>
+          <w:lang w:val="en-GB"/>
+        </w:rPr>
+        <w:t xml:space="preserve">, we </w:t>
+      </w:r>
+      <w:r>
+        <w:rPr>
+          <w:rFonts w:ascii="Calibri" w:hAnsi="Calibri" w:eastAsia="Calibri" w:cs="Calibri"/>
+          <w:lang w:val="en-GB"/>
+        </w:rPr>
+        <w:t xml:space="preserve">continued to designing our presentation. We agreed on a rather neutral and minimalistic </w:t>
+      </w:r>
+      <w:r>
+        <w:rPr>
+          <w:rFonts w:ascii="Calibri" w:hAnsi="Calibri" w:eastAsia="Calibri" w:cs="Calibri"/>
+          <w:lang w:val="en-GB"/>
+        </w:rPr>
+        <w:t xml:space="preserve">design that allows us to convey all of our information, while not being visually overwhelming.</w:t>
+      </w:r>
+      <w:r>
+        <w:rPr>
+          <w:rFonts w:ascii="Calibri" w:hAnsi="Calibri" w:cs="Calibri"/>
+        </w:rPr>
+      </w:r>
+      <w:r>
+        <w:rPr>
+          <w:rFonts w:ascii="Calibri" w:hAnsi="Calibri" w:eastAsia="Calibri" w:cs="Calibri"/>
+          <w:highlight w:val="none"/>
+          <w:lang w:val="en-GB"/>
+        </w:rPr>
+      </w:r>
+    </w:p>
+    <w:p>
+      <w:pPr>
+        <w:pStyle w:val="1064"/>
+        <w:pBdr/>
+        <w:spacing w:after="0" w:line="358" w:lineRule="auto"/>
+        <w:ind/>
+        <w:rPr>
+          <w:rFonts w:ascii="Calibri" w:hAnsi="Calibri" w:eastAsia="Calibri" w:cs="Calibri"/>
+          <w:sz w:val="22"/>
+          <w:szCs w:val="22"/>
+          <w:highlight w:val="none"/>
+        </w:rPr>
+      </w:pPr>
+      <w:r>
+        <w:rPr>
+          <w:rFonts w:ascii="Calibri" w:hAnsi="Calibri" w:cs="Calibri"/>
+          <w:sz w:val="22"/>
+          <w:szCs w:val="22"/>
+          <w:highlight w:val="none"/>
+          <w:lang w:val="en-GB" w:bidi="en-GB"/>
+        </w:rPr>
+        <w:t xml:space="preserve">Difficulties and Solutions</w:t>
+      </w:r>
+      <w:r>
+        <w:rPr>
+          <w:rFonts w:ascii="Calibri" w:hAnsi="Calibri" w:cs="Calibri"/>
+          <w:sz w:val="22"/>
+          <w:szCs w:val="22"/>
+          <w:highlight w:val="none"/>
+          <w:lang w:val="en-GB"/>
+        </w:rPr>
+      </w:r>
+    </w:p>
+    <w:p>
+      <w:pPr>
+        <w:pBdr/>
+        <w:spacing w:line="358" w:lineRule="auto"/>
+        <w:ind/>
+        <w:jc w:val="both"/>
+        <w:rPr>
+          <w:rFonts w:ascii="Calibri" w:hAnsi="Calibri" w:eastAsia="Calibri" w:cs="Calibri"/>
+          <w:lang w:val="en-GB"/>
+        </w:rPr>
+      </w:pPr>
+      <w:r>
+        <w:rPr>
+          <w:rFonts w:ascii="Calibri" w:hAnsi="Calibri" w:eastAsia="Calibri" w:cs="Calibri"/>
+          <w:lang w:val="en-GB"/>
+        </w:rPr>
+        <w:t xml:space="preserve">It has proven to be a difficulty to find a suitable leading question due to the depth of this topic and the already mentioned fine line between history and politics. But, t</w:t>
+      </w:r>
+      <w:r>
+        <w:rPr>
+          <w:rFonts w:ascii="Calibri" w:hAnsi="Calibri" w:eastAsia="Calibri" w:cs="Calibri"/>
+          <w:lang w:val="en-GB"/>
+        </w:rPr>
+        <w:t xml:space="preserve">here was another problem</w:t>
+      </w:r>
+      <w:r>
+        <w:rPr>
+          <w:rFonts w:ascii="Calibri" w:hAnsi="Calibri" w:eastAsia="Calibri" w:cs="Calibri"/>
+          <w:lang w:val="en-GB"/>
+        </w:rPr>
+        <w:t xml:space="preserve"> that has to do with the current leading question</w:t>
+      </w:r>
+      <w:r>
+        <w:rPr>
+          <w:rFonts w:ascii="Calibri" w:hAnsi="Calibri" w:eastAsia="Calibri" w:cs="Calibri"/>
+          <w:lang w:val="en-GB"/>
+        </w:rPr>
+        <w:t xml:space="preserve">: there were lots of statements from politicians, political scientists and lawyers</w:t>
+      </w:r>
+      <w:r>
+        <w:rPr>
+          <w:rFonts w:ascii="Calibri" w:hAnsi="Calibri" w:eastAsia="Calibri" w:cs="Calibri"/>
+          <w:lang w:val="en-GB"/>
+        </w:rPr>
+        <w:t xml:space="preserve">, </w:t>
+      </w:r>
+      <w:r>
+        <w:rPr>
+          <w:rFonts w:ascii="Calibri" w:hAnsi="Calibri" w:eastAsia="Calibri" w:cs="Calibri"/>
+          <w:lang w:val="en-GB"/>
+        </w:rPr>
+        <w:t xml:space="preserve">which </w:t>
+      </w:r>
+      <w:r>
+        <w:rPr>
+          <w:rFonts w:ascii="Calibri" w:hAnsi="Calibri" w:eastAsia="Calibri" w:cs="Calibri"/>
+          <w:lang w:val="en-GB"/>
+        </w:rPr>
+        <w:t xml:space="preserve">sounds like a good thing in the first place but quickly rose to be a serious complication. T</w:t>
+      </w:r>
+      <w:r>
+        <w:rPr>
+          <w:rFonts w:ascii="Calibri" w:hAnsi="Calibri" w:eastAsia="Calibri" w:cs="Calibri"/>
+          <w:lang w:val="en-GB"/>
+        </w:rPr>
+        <w:t xml:space="preserve">here weren’t many </w:t>
+      </w:r>
+      <w:r>
+        <w:rPr>
+          <w:rFonts w:ascii="Calibri" w:hAnsi="Calibri" w:eastAsia="Calibri" w:cs="Calibri"/>
+          <w:lang w:val="en-GB"/>
+        </w:rPr>
+        <w:t xml:space="preserve">opinions or articles from</w:t>
+      </w:r>
+      <w:r>
+        <w:rPr>
+          <w:rFonts w:ascii="Calibri" w:hAnsi="Calibri" w:eastAsia="Calibri" w:cs="Calibri"/>
+          <w:lang w:val="en-GB"/>
+        </w:rPr>
+        <w:t xml:space="preserve"> ordinary people </w:t>
+      </w:r>
+      <w:r>
+        <w:rPr>
+          <w:rFonts w:ascii="Calibri" w:hAnsi="Calibri" w:eastAsia="Calibri" w:cs="Calibri"/>
+          <w:lang w:val="en-GB"/>
+        </w:rPr>
+        <w:t xml:space="preserve">at </w:t>
+      </w:r>
+      <w:r>
+        <w:rPr>
+          <w:rFonts w:ascii="Calibri" w:hAnsi="Calibri" w:eastAsia="Calibri" w:cs="Calibri"/>
+          <w:lang w:val="en-GB"/>
+        </w:rPr>
+        <w:t xml:space="preserve">that time whether catholic or protestant. Though it is almost most important, as the main group affected by the </w:t>
+      </w:r>
+      <w:r>
+        <w:rPr>
+          <w:rFonts w:ascii="Calibri" w:hAnsi="Calibri" w:eastAsia="Calibri" w:cs="Calibri"/>
+          <w:lang w:val="en-GB"/>
+        </w:rPr>
+        <w:t xml:space="preserve">Good Friday A</w:t>
+      </w:r>
+      <w:r>
+        <w:rPr>
+          <w:rFonts w:ascii="Calibri" w:hAnsi="Calibri" w:eastAsia="Calibri" w:cs="Calibri"/>
+          <w:lang w:val="en-GB"/>
+        </w:rPr>
+        <w:t xml:space="preserve">greement</w:t>
+      </w:r>
+      <w:r>
+        <w:rPr>
+          <w:rFonts w:ascii="Calibri" w:hAnsi="Calibri" w:eastAsia="Calibri" w:cs="Calibri"/>
+          <w:lang w:val="en-GB"/>
+        </w:rPr>
+        <w:t xml:space="preserve"> were </w:t>
+      </w:r>
+      <w:r>
+        <w:rPr>
+          <w:rFonts w:ascii="Calibri" w:hAnsi="Calibri" w:eastAsia="Calibri" w:cs="Calibri"/>
+          <w:lang w:val="en-GB"/>
+        </w:rPr>
+        <w:t xml:space="preserve">the </w:t>
+      </w:r>
+      <w:r>
+        <w:rPr>
+          <w:rFonts w:ascii="Calibri" w:hAnsi="Calibri" w:eastAsia="Calibri" w:cs="Calibri"/>
+          <w:lang w:val="en-GB"/>
+        </w:rPr>
+        <w:t xml:space="preserve">“normal” people. Most of the public opinion we found was at the 25th anniversary of agreement and their main argument was the political instability that shaped the years after its founding</w:t>
+      </w:r>
+      <w:r>
+        <w:rPr>
+          <w:rFonts w:ascii="Calibri" w:hAnsi="Calibri" w:eastAsia="Calibri" w:cs="Calibri"/>
+          <w:lang w:val="en-GB"/>
+        </w:rPr>
+        <w:t xml:space="preserve">. There we arrived at the main problem again. At least these kinds of opinions can be included into our final judgement. Given the fact that we are </w:t>
+      </w:r>
+      <w:r>
+        <w:rPr>
+          <w:rFonts w:ascii="Calibri" w:hAnsi="Calibri" w:eastAsia="Calibri" w:cs="Calibri"/>
+          <w:lang w:val="en-GB"/>
+        </w:rPr>
+        <w:t xml:space="preserve">two people working on the presentation the coordination is rather difficult. Especially the technical planning e.g. working on the same presentation from two different computers and communication of who’s doing what wasn’t easy. In </w:t>
+      </w:r>
+      <w:r>
+        <w:rPr>
+          <w:rFonts w:ascii="Calibri" w:hAnsi="Calibri" w:eastAsia="Calibri" w:cs="Calibri"/>
+          <w:lang w:val="en-GB"/>
+        </w:rPr>
+        <w:t xml:space="preserve">the </w:t>
+      </w:r>
+      <w:r>
+        <w:rPr>
+          <w:rFonts w:ascii="Calibri" w:hAnsi="Calibri" w:eastAsia="Calibri" w:cs="Calibri"/>
+          <w:lang w:val="en-GB"/>
+        </w:rPr>
+        <w:t xml:space="preserve">future we should definitely determine the division </w:t>
+      </w:r>
+      <w:r>
+        <w:rPr>
+          <w:rFonts w:ascii="Calibri" w:hAnsi="Calibri" w:eastAsia="Calibri" w:cs="Calibri"/>
+          <w:lang w:val="en-GB"/>
+        </w:rPr>
+        <w:t xml:space="preserve">of tasks in advance. The search of the most important sources is also something that should happen when both are present.</w:t>
+      </w:r>
+      <w:r>
+        <w:rPr>
+          <w:rFonts w:ascii="Calibri" w:hAnsi="Calibri" w:cs="Calibri"/>
+          <w:highlight w:val="none"/>
+        </w:rPr>
+      </w:r>
+    </w:p>
+    <w:p>
+      <w:pPr>
+        <w:pStyle w:val="1064"/>
+        <w:pBdr/>
+        <w:spacing w:after="0" w:line="358" w:lineRule="auto"/>
+        <w:ind/>
+        <w:rPr>
+          <w:rFonts w:ascii="Calibri" w:hAnsi="Calibri" w:cs="Calibri"/>
+          <w:highlight w:val="none"/>
+        </w:rPr>
+      </w:pPr>
+      <w:r>
+        <w:rPr>
+          <w:rFonts w:ascii="Calibri" w:hAnsi="Calibri" w:eastAsia="Calibri" w:cs="Calibri"/>
+          <w:lang w:val="en-GB"/>
+        </w:rPr>
+      </w:r>
+      <w:r>
+        <w:rPr>
+          <w:rFonts w:ascii="Calibri" w:hAnsi="Calibri" w:cs="Calibri"/>
+          <w:sz w:val="22"/>
+          <w:szCs w:val="22"/>
+          <w:highlight w:val="none"/>
+        </w:rPr>
+        <w:t xml:space="preserve">Methodology</w:t>
+      </w:r>
+      <w:r>
+        <w:rPr>
+          <w:rFonts w:ascii="Calibri" w:hAnsi="Calibri" w:cs="Calibri"/>
+          <w:highlight w:val="none"/>
+        </w:rPr>
+      </w:r>
+      <w:r/>
+    </w:p>
+    <w:p>
+      <w:pPr>
+        <w:pBdr/>
+        <w:spacing w:line="358" w:lineRule="auto"/>
+        <w:ind/>
+        <w:jc w:val="both"/>
+        <w:rPr>
+          <w:rFonts w:ascii="Calibri" w:hAnsi="Calibri" w:cs="Calibri"/>
+        </w:rPr>
+      </w:pPr>
+      <w:r>
+        <w:rPr>
+          <w:rFonts w:ascii="Calibri" w:hAnsi="Calibri" w:eastAsia="Calibri" w:cs="Calibri"/>
+          <w:lang w:val="en-GB"/>
+        </w:rPr>
+        <w:t xml:space="preserve">Our investigation strategy was mainly the internet and the scientific articles. Its proven to be a very effective way of getting lots of information e.g. from universities on one specific topic. </w:t>
+      </w:r>
+      <w:r>
+        <w:rPr>
+          <w:rFonts w:ascii="Calibri" w:hAnsi="Calibri" w:eastAsia="Calibri" w:cs="Calibri"/>
+          <w:lang w:val="en-GB"/>
+        </w:rPr>
+        <w:t xml:space="preserve">Nevertheless,</w:t>
+      </w:r>
+      <w:r>
+        <w:rPr>
+          <w:rFonts w:ascii="Calibri" w:hAnsi="Calibri" w:eastAsia="Calibri" w:cs="Calibri"/>
+          <w:lang w:val="en-GB"/>
+        </w:rPr>
+        <w:t xml:space="preserve"> it takes more time to gather all the information you need and further you have </w:t>
+      </w:r>
+      <w:r>
+        <w:rPr>
+          <w:rFonts w:ascii="Calibri" w:hAnsi="Calibri" w:eastAsia="Calibri" w:cs="Calibri"/>
+          <w:lang w:val="en-GB"/>
+        </w:rPr>
+        <w:t xml:space="preserve">to decide which sources you want to use finally. There is a broad offer of information we had to filter to fit our subject and again stay rather historical.</w:t>
+      </w:r>
+      <w:r>
+        <w:rPr>
+          <w:rFonts w:ascii="Calibri" w:hAnsi="Calibri" w:cs="Calibri"/>
+        </w:rPr>
+      </w:r>
+      <w:r>
+        <w:rPr>
+          <w:rFonts w:ascii="Calibri" w:hAnsi="Calibri" w:cs="Calibri"/>
+        </w:rPr>
+      </w:r>
+    </w:p>
+    <w:p>
+      <w:pPr>
+        <w:pBdr/>
+        <w:spacing w:line="358" w:lineRule="auto"/>
+        <w:ind/>
+        <w:jc w:val="both"/>
+        <w:rPr>
+          <w:rFonts w:ascii="Calibri" w:hAnsi="Calibri" w:cs="Calibri"/>
+          <w:highlight w:val="none"/>
+        </w:rPr>
+      </w:pPr>
+      <w:r>
+        <w:rPr>
+          <w:rFonts w:ascii="Calibri" w:hAnsi="Calibri" w:eastAsia="Calibri" w:cs="Calibri"/>
+          <w:lang w:val="en-GB"/>
+        </w:rPr>
+        <w:t xml:space="preserve">Since English is our second subject, the evaluation is not only based on historical accuracy of our </w:t>
+      </w:r>
+      <w:r>
+        <w:rPr>
+          <w:rFonts w:ascii="Calibri" w:hAnsi="Calibri" w:eastAsia="Calibri" w:cs="Calibri"/>
+          <w:lang w:val="en-GB"/>
+        </w:rPr>
+        <w:t xml:space="preserve">arguments</w:t>
+      </w:r>
+      <w:r>
+        <w:rPr>
+          <w:rFonts w:ascii="Calibri" w:hAnsi="Calibri" w:eastAsia="Calibri" w:cs="Calibri"/>
+          <w:lang w:val="en-GB"/>
+        </w:rPr>
+        <w:t xml:space="preserve"> but also on linguistic competence. That also means analysing </w:t>
+      </w:r>
+      <w:r>
+        <w:rPr>
+          <w:rFonts w:ascii="Calibri" w:hAnsi="Calibri" w:eastAsia="Calibri" w:cs="Calibri"/>
+          <w:lang w:val="en-GB"/>
+        </w:rPr>
+        <w:t xml:space="preserve">English</w:t>
+      </w:r>
+      <w:r>
+        <w:rPr>
+          <w:rFonts w:ascii="Calibri" w:hAnsi="Calibri" w:eastAsia="Calibri" w:cs="Calibri"/>
+          <w:lang w:val="en-GB"/>
+        </w:rPr>
+        <w:t xml:space="preserve"> written articles and comments. The ability to express complex ideas fluently and precisely in English demonstrates a deeper understanding of the subject matter and strengthens the overall performance.</w:t>
+      </w:r>
+      <w:r>
+        <w:rPr>
+          <w:rFonts w:ascii="Calibri" w:hAnsi="Calibri" w:cs="Calibri"/>
+        </w:rPr>
+      </w:r>
+      <w:r>
+        <w:rPr>
+          <w:rFonts w:ascii="Calibri" w:hAnsi="Calibri" w:cs="Calibri"/>
+        </w:rPr>
+      </w:r>
+    </w:p>
+    <w:p>
+      <w:pPr>
+        <w:pStyle w:val="1064"/>
+        <w:pBdr/>
+        <w:spacing w:line="358" w:lineRule="auto"/>
+        <w:ind/>
+        <w:rPr>
+          <w:rFonts w:ascii="Calibri" w:hAnsi="Calibri" w:cs="Calibri"/>
+          <w:sz w:val="22"/>
+          <w:szCs w:val="22"/>
+        </w:rPr>
+      </w:pPr>
+      <w:r>
+        <w:rPr>
+          <w:rFonts w:ascii="Calibri" w:hAnsi="Calibri" w:cs="Calibri"/>
+          <w:sz w:val="22"/>
+          <w:szCs w:val="22"/>
+          <w:highlight w:val="none"/>
+        </w:rPr>
+        <w:t xml:space="preserve">Reflection on Sources</w:t>
+      </w:r>
+      <w:r>
+        <w:rPr>
+          <w:rFonts w:ascii="Calibri" w:hAnsi="Calibri" w:cs="Calibri"/>
+          <w:sz w:val="22"/>
+          <w:szCs w:val="22"/>
+          <w:highlight w:val="none"/>
+        </w:rPr>
+      </w:r>
+      <w:r>
+        <w:rPr>
+          <w:rFonts w:ascii="Calibri" w:hAnsi="Calibri" w:cs="Calibri"/>
+          <w:sz w:val="22"/>
+          <w:szCs w:val="22"/>
+          <w:highlight w:val="none"/>
+        </w:rPr>
+      </w:r>
+    </w:p>
+    <w:p>
+      <w:pPr>
+        <w:pBdr/>
+        <w:spacing w:line="358" w:lineRule="auto"/>
+        <w:ind/>
+        <w:jc w:val="both"/>
+        <w:rPr>
+          <w:rFonts w:ascii="Calibri" w:hAnsi="Calibri" w:cs="Calibri"/>
+        </w:rPr>
+      </w:pPr>
+      <w:r>
+        <w:rPr>
+          <w:rFonts w:ascii="Calibri" w:hAnsi="Calibri" w:eastAsia="Calibri" w:cs="Calibri"/>
+          <w:lang w:val="en-GB"/>
+        </w:rPr>
+        <w:t xml:space="preserve">A source that was very conclusive </w:t>
+      </w:r>
+      <w:r>
+        <w:rPr>
+          <w:rFonts w:ascii="Calibri" w:hAnsi="Calibri" w:eastAsia="Calibri" w:cs="Calibri"/>
+          <w:lang w:val="en-GB"/>
+        </w:rPr>
+        <w:t xml:space="preserve">was the one from Britannica about the Troubles</w:t>
+      </w:r>
+      <w:r>
+        <w:rPr>
+          <w:rStyle w:val="1087"/>
+          <w:rFonts w:ascii="Calibri" w:hAnsi="Calibri" w:eastAsia="Calibri" w:cs="Calibri"/>
+          <w:lang w:val="en-GB"/>
+        </w:rPr>
+        <w:endnoteReference w:id="9"/>
+      </w:r>
+      <w:r>
+        <w:rPr>
+          <w:rFonts w:ascii="Calibri" w:hAnsi="Calibri" w:eastAsia="Calibri" w:cs="Calibri"/>
+          <w:lang w:val="en-GB"/>
+        </w:rPr>
+        <w:t xml:space="preserve">. It provided a broad overview of the Troubles</w:t>
+      </w:r>
+      <w:r>
+        <w:rPr>
+          <w:rFonts w:ascii="Calibri" w:hAnsi="Calibri" w:eastAsia="Calibri" w:cs="Calibri"/>
+          <w:lang w:val="en-GB"/>
+        </w:rPr>
+        <w:t xml:space="preserve">, being very helpful for </w:t>
+      </w:r>
+      <w:r>
+        <w:rPr>
+          <w:rFonts w:ascii="Calibri" w:hAnsi="Calibri" w:eastAsia="Calibri" w:cs="Calibri"/>
+          <w:lang w:val="en-GB"/>
+        </w:rPr>
+        <w:t xml:space="preserve">presenting</w:t>
+      </w:r>
+      <w:r>
+        <w:rPr>
+          <w:rFonts w:ascii="Calibri" w:hAnsi="Calibri" w:eastAsia="Calibri" w:cs="Calibri"/>
+          <w:lang w:val="en-GB"/>
+        </w:rPr>
+        <w:t xml:space="preserve"> the historical background.  </w:t>
+      </w:r>
+      <w:r>
+        <w:rPr>
+          <w:rFonts w:ascii="Calibri" w:hAnsi="Calibri" w:eastAsia="Calibri" w:cs="Calibri"/>
+          <w:lang w:val="en-GB"/>
+        </w:rPr>
+        <w:t xml:space="preserve">It r</w:t>
+      </w:r>
+      <w:r>
+        <w:rPr>
+          <w:rFonts w:ascii="Calibri" w:hAnsi="Calibri" w:eastAsia="Calibri" w:cs="Calibri"/>
+          <w:lang w:val="en-GB"/>
+        </w:rPr>
+        <w:t xml:space="preserve">eaches far back to the origins of it</w:t>
+      </w:r>
+      <w:r>
+        <w:rPr>
+          <w:rFonts w:ascii="Calibri" w:hAnsi="Calibri" w:eastAsia="Calibri" w:cs="Calibri"/>
+          <w:lang w:val="en-GB"/>
+        </w:rPr>
+        <w:t xml:space="preserve">, which allows a more precise view on the actual roots of this conflict. This source also helped with keeping on the historical track. </w:t>
+      </w:r>
+      <w:r>
+        <w:rPr>
+          <w:rFonts w:ascii="Calibri" w:hAnsi="Calibri" w:eastAsia="Calibri" w:cs="Calibri"/>
+          <w:lang w:val="en-GB"/>
+        </w:rPr>
+        <w:t xml:space="preserve">In this manner</w:t>
+      </w:r>
+      <w:r>
+        <w:rPr>
+          <w:rFonts w:ascii="Calibri" w:hAnsi="Calibri" w:eastAsia="Calibri" w:cs="Calibri"/>
+          <w:lang w:val="en-GB"/>
+        </w:rPr>
+        <w:t xml:space="preserve">,</w:t>
+      </w:r>
+      <w:r>
+        <w:rPr>
+          <w:rFonts w:ascii="Calibri" w:hAnsi="Calibri" w:eastAsia="Calibri" w:cs="Calibri"/>
+          <w:lang w:val="en-GB"/>
+        </w:rPr>
+        <w:t xml:space="preserve"> also</w:t>
+      </w:r>
+      <w:r>
+        <w:rPr>
+          <w:rFonts w:ascii="Calibri" w:hAnsi="Calibri" w:eastAsia="Calibri" w:cs="Calibri"/>
+          <w:lang w:val="en-GB"/>
+        </w:rPr>
+        <w:t xml:space="preserve"> </w:t>
+      </w:r>
+      <w:r>
+        <w:rPr>
+          <w:rFonts w:ascii="Calibri" w:hAnsi="Calibri" w:eastAsia="Calibri" w:cs="Calibri"/>
+          <w:lang w:val="en-GB"/>
+        </w:rPr>
+        <w:t xml:space="preserve">the predecessor</w:t>
+      </w:r>
+      <w:r>
+        <w:rPr>
+          <w:rFonts w:ascii="Calibri" w:hAnsi="Calibri" w:eastAsia="Calibri" w:cs="Calibri"/>
+          <w:lang w:val="en-GB"/>
+        </w:rPr>
+        <w:t xml:space="preserve">s get thematised</w:t>
+      </w:r>
+      <w:r>
+        <w:rPr>
+          <w:rFonts w:ascii="Calibri" w:hAnsi="Calibri" w:eastAsia="Calibri" w:cs="Calibri"/>
+          <w:lang w:val="en-GB"/>
+        </w:rPr>
+        <w:t xml:space="preserve"> and why they failed and why the </w:t>
+      </w:r>
+      <w:r>
+        <w:rPr>
+          <w:rFonts w:ascii="Calibri" w:hAnsi="Calibri" w:eastAsia="Calibri" w:cs="Calibri"/>
+          <w:lang w:val="en-GB"/>
+        </w:rPr>
+        <w:t xml:space="preserve">Good Friday A</w:t>
+      </w:r>
+      <w:r>
+        <w:rPr>
+          <w:rFonts w:ascii="Calibri" w:hAnsi="Calibri" w:eastAsia="Calibri" w:cs="Calibri"/>
+          <w:lang w:val="en-GB"/>
+        </w:rPr>
+        <w:t xml:space="preserve">greement</w:t>
+      </w:r>
+      <w:r>
+        <w:rPr>
+          <w:rFonts w:ascii="Calibri" w:hAnsi="Calibri" w:eastAsia="Calibri" w:cs="Calibri"/>
+          <w:lang w:val="en-GB"/>
+        </w:rPr>
+        <w:t xml:space="preserve"> </w:t>
+      </w:r>
+      <w:r/>
+      <w:r>
+        <w:rPr>
+          <w:rFonts w:ascii="Calibri" w:hAnsi="Calibri" w:eastAsia="Calibri" w:cs="Calibri"/>
+          <w:lang w:val="en-GB"/>
+        </w:rPr>
+        <w:t xml:space="preserve">was the document to solve it.</w:t>
+      </w:r>
+      <w:bookmarkStart w:id="0" w:name="_GoBack"/>
+      <w:r>
+        <w:rPr>
+          <w:rFonts w:ascii="Calibri" w:hAnsi="Calibri" w:eastAsia="Calibri" w:cs="Calibri"/>
+        </w:rPr>
+      </w:r>
+      <w:bookmarkEnd w:id="0"/>
+      <w:r>
+        <w:rPr>
+          <w:rFonts w:ascii="Calibri" w:hAnsi="Calibri" w:cs="Calibri"/>
+        </w:rPr>
+      </w:r>
+      <w:r>
+        <w:rPr>
+          <w:rFonts w:ascii="Calibri" w:hAnsi="Calibri" w:cs="Calibri"/>
+        </w:rPr>
+      </w:r>
+    </w:p>
+    <w:p>
+      <w:pPr>
+        <w:pBdr/>
+        <w:spacing w:line="358" w:lineRule="auto"/>
+        <w:ind/>
+        <w:jc w:val="both"/>
+        <w:rPr>
+          <w:rFonts w:ascii="Calibri" w:hAnsi="Calibri" w:cs="Calibri"/>
+        </w:rPr>
+      </w:pPr>
+      <w:r>
+        <w:rPr>
+          <w:rFonts w:ascii="Calibri" w:hAnsi="Calibri" w:eastAsia="Calibri" w:cs="Calibri"/>
+          <w:lang w:val="en-GB"/>
+        </w:rPr>
+        <w:t xml:space="preserve">The Good Friday Agreement</w:t>
+      </w:r>
+      <w:r>
+        <w:rPr>
+          <w:rFonts w:ascii="Calibri" w:hAnsi="Calibri" w:eastAsia="Calibri" w:cs="Calibri"/>
+          <w:vertAlign w:val="superscript"/>
+          <w:lang w:val="en-GB"/>
+        </w:rPr>
+        <w:t xml:space="preserve">5</w:t>
+      </w:r>
+      <w:r>
+        <w:rPr>
+          <w:rFonts w:ascii="Calibri" w:hAnsi="Calibri" w:eastAsia="Calibri" w:cs="Calibri"/>
+          <w:lang w:val="en-GB"/>
+        </w:rPr>
+        <w:t xml:space="preserve"> represents</w:t>
+      </w:r>
+      <w:r>
+        <w:rPr>
+          <w:rFonts w:ascii="Calibri" w:hAnsi="Calibri" w:eastAsia="Calibri" w:cs="Calibri"/>
+          <w:lang w:val="en-GB"/>
+        </w:rPr>
+        <w:t xml:space="preserve"> </w:t>
+      </w:r>
+      <w:r>
+        <w:rPr>
+          <w:rFonts w:ascii="Calibri" w:hAnsi="Calibri" w:eastAsia="Calibri" w:cs="Calibri"/>
+          <w:lang w:val="en-GB"/>
+        </w:rPr>
+        <w:t xml:space="preserve">the official ending of the Troubles. Therefore, it is our </w:t>
+      </w:r>
+      <w:r>
+        <w:rPr>
+          <w:rFonts w:ascii="Calibri" w:hAnsi="Calibri" w:eastAsia="Calibri" w:cs="Calibri"/>
+          <w:lang w:val="en-GB"/>
+        </w:rPr>
+        <w:t xml:space="preserve">central, primary source in our investigation</w:t>
+      </w:r>
+      <w:r>
+        <w:rPr>
+          <w:rFonts w:ascii="Calibri" w:hAnsi="Calibri" w:eastAsia="Calibri" w:cs="Calibri"/>
+          <w:lang w:val="en-GB"/>
+        </w:rPr>
+        <w:t xml:space="preserve">, </w:t>
+      </w:r>
+      <w:r>
+        <w:rPr>
+          <w:rFonts w:ascii="Calibri" w:hAnsi="Calibri" w:eastAsia="Calibri" w:cs="Calibri"/>
+          <w:lang w:val="en-GB"/>
+        </w:rPr>
+        <w:t xml:space="preserve">contain</w:t>
+      </w:r>
+      <w:r>
+        <w:rPr>
+          <w:rFonts w:ascii="Calibri" w:hAnsi="Calibri" w:eastAsia="Calibri" w:cs="Calibri"/>
+          <w:lang w:val="en-GB"/>
+        </w:rPr>
+        <w:t xml:space="preserve">ing</w:t>
+      </w:r>
+      <w:r>
+        <w:rPr>
+          <w:rFonts w:ascii="Calibri" w:hAnsi="Calibri" w:eastAsia="Calibri" w:cs="Calibri"/>
+          <w:lang w:val="en-GB"/>
+        </w:rPr>
+        <w:t xml:space="preserve"> all the </w:t>
+      </w:r>
+      <w:r>
+        <w:rPr>
+          <w:rFonts w:ascii="Calibri" w:hAnsi="Calibri" w:eastAsia="Calibri" w:cs="Calibri"/>
+          <w:lang w:val="en-GB"/>
+        </w:rPr>
+        <w:t xml:space="preserve">important </w:t>
+      </w:r>
+      <w:r>
+        <w:rPr>
+          <w:rFonts w:ascii="Calibri" w:hAnsi="Calibri" w:eastAsia="Calibri" w:cs="Calibri"/>
+          <w:lang w:val="en-GB"/>
+        </w:rPr>
+        <w:t xml:space="preserve">information about </w:t>
+      </w:r>
+      <w:r>
+        <w:rPr>
+          <w:rFonts w:ascii="Calibri" w:hAnsi="Calibri" w:eastAsia="Calibri" w:cs="Calibri"/>
+          <w:lang w:val="en-GB"/>
+        </w:rPr>
+        <w:t xml:space="preserve">the causes of the </w:t>
+      </w:r>
+      <w:r>
+        <w:rPr>
+          <w:rFonts w:ascii="Calibri" w:hAnsi="Calibri" w:eastAsia="Calibri" w:cs="Calibri"/>
+          <w:lang w:val="en-GB"/>
+        </w:rPr>
+        <w:t xml:space="preserve">Northern Ireland conflict and the addressing of its core problems.</w:t>
+      </w:r>
+      <w:r>
+        <w:rPr>
+          <w:rFonts w:ascii="Calibri" w:hAnsi="Calibri" w:cs="Calibri"/>
+        </w:rPr>
+      </w:r>
+      <w:r>
+        <w:rPr>
+          <w:rFonts w:ascii="Calibri" w:hAnsi="Calibri" w:cs="Calibri"/>
+        </w:rPr>
+      </w:r>
+    </w:p>
+    <w:p>
+      <w:pPr>
+        <w:pBdr/>
+        <w:spacing w:line="358" w:lineRule="auto"/>
+        <w:ind/>
+        <w:jc w:val="both"/>
+        <w:rPr>
+          <w:rFonts w:ascii="Calibri" w:hAnsi="Calibri" w:cs="Calibri"/>
+        </w:rPr>
+      </w:pPr>
+      <w:r>
+        <w:rPr>
+          <w:rFonts w:ascii="Calibri" w:hAnsi="Calibri" w:eastAsia="Calibri" w:cs="Calibri"/>
+          <w:lang w:val="en-GB"/>
+        </w:rPr>
+        <w:t xml:space="preserve">A disappointing source was the article about the Northern Ireland peace process</w:t>
+      </w:r>
+      <w:r>
+        <w:rPr>
+          <w:rStyle w:val="1087"/>
+          <w:rFonts w:ascii="Calibri" w:hAnsi="Calibri" w:eastAsia="Calibri" w:cs="Calibri"/>
+          <w:lang w:val="en-GB"/>
+        </w:rPr>
+        <w:endnoteReference w:id="10"/>
+      </w:r>
+      <w:r>
+        <w:rPr>
+          <w:rFonts w:ascii="Calibri" w:hAnsi="Calibri" w:eastAsia="Calibri" w:cs="Calibri"/>
+          <w:lang w:val="en-GB"/>
+        </w:rPr>
+        <w:t xml:space="preserve">. </w:t>
+      </w:r>
+      <w:r>
+        <w:rPr>
+          <w:rFonts w:ascii="Calibri" w:hAnsi="Calibri" w:eastAsia="Calibri" w:cs="Calibri"/>
+          <w:lang w:val="en-GB"/>
+        </w:rPr>
+        <w:t xml:space="preserve">The title promised us an explanation of how the violence of Troubles w</w:t>
+      </w:r>
+      <w:r>
+        <w:rPr>
+          <w:rFonts w:ascii="Calibri" w:hAnsi="Calibri" w:eastAsia="Calibri" w:cs="Calibri"/>
+          <w:lang w:val="en-GB"/>
+        </w:rPr>
+        <w:t xml:space="preserve">as solved in a targeted manner and</w:t>
+      </w:r>
+      <w:r>
+        <w:rPr>
+          <w:rFonts w:ascii="Calibri" w:hAnsi="Calibri" w:eastAsia="Calibri" w:cs="Calibri"/>
+          <w:lang w:val="en-GB"/>
+        </w:rPr>
+        <w:t xml:space="preserve"> how the political actors like the British- and Irish government fought together against one enemy, the terrorism even though they had opposing opinions</w:t>
+      </w:r>
+      <w:r>
+        <w:rPr>
+          <w:rFonts w:ascii="Calibri" w:hAnsi="Calibri" w:eastAsia="Calibri" w:cs="Calibri"/>
+          <w:lang w:val="en-GB"/>
+        </w:rPr>
+        <w:t xml:space="preserve">. However, the scientific article is mainly focusing on ty</w:t>
+      </w:r>
+      <w:r>
+        <w:rPr>
+          <w:rFonts w:ascii="Calibri" w:hAnsi="Calibri" w:eastAsia="Calibri" w:cs="Calibri"/>
+          <w:lang w:val="en-GB"/>
+        </w:rPr>
+        <w:t xml:space="preserve">pes of anti-terror-approaches and how the UK’s approaches in Northern Ireland were contradictory to those against the 11 September 2001 attacks. In the end, it didn’t help to further understand the agreements attempts to stop the aggression of the Troubles</w:t>
+      </w:r>
+      <w:r>
+        <w:rPr>
+          <w:rFonts w:ascii="Calibri" w:hAnsi="Calibri" w:eastAsia="Calibri" w:cs="Calibri"/>
+          <w:lang w:val="en-GB"/>
+        </w:rPr>
+        <w:t xml:space="preserve">.</w:t>
+      </w:r>
+      <w:r>
+        <w:rPr>
+          <w:rFonts w:ascii="Calibri" w:hAnsi="Calibri" w:cs="Calibri"/>
+        </w:rPr>
+      </w:r>
+      <w:r>
+        <w:rPr>
+          <w:rFonts w:ascii="Calibri" w:hAnsi="Calibri" w:cs="Calibri"/>
+        </w:rPr>
+      </w:r>
+    </w:p>
+    <w:p>
+      <w:pPr>
+        <w:pBdr/>
+        <w:spacing w:line="358" w:lineRule="auto"/>
+        <w:ind/>
+        <w:jc w:val="both"/>
+        <w:rPr>
+          <w:rFonts w:ascii="Calibri" w:hAnsi="Calibri" w:eastAsia="Calibri" w:cs="Calibri"/>
+          <w:sz w:val="22"/>
+          <w:szCs w:val="22"/>
+          <w:highlight w:val="none"/>
+        </w:rPr>
+      </w:pPr>
+      <w:r>
+        <w:rPr>
+          <w:rFonts w:ascii="Calibri" w:hAnsi="Calibri" w:eastAsia="Calibri" w:cs="Calibri"/>
+          <w:lang w:val="en-GB"/>
+        </w:rPr>
+        <w:t xml:space="preserve">Another very helpful source was one that provides different perspectives on the </w:t>
+      </w:r>
+      <w:r>
+        <w:rPr>
+          <w:rFonts w:ascii="Calibri" w:hAnsi="Calibri" w:eastAsia="Calibri" w:cs="Calibri"/>
+          <w:lang w:val="en-GB"/>
+        </w:rPr>
+        <w:t xml:space="preserve">Good Friday A</w:t>
+      </w:r>
+      <w:r>
+        <w:rPr>
+          <w:rFonts w:ascii="Calibri" w:hAnsi="Calibri" w:eastAsia="Calibri" w:cs="Calibri"/>
+          <w:lang w:val="en-GB"/>
+        </w:rPr>
+        <w:t xml:space="preserve">greement</w:t>
+      </w:r>
+      <w:r/>
+      <w:r>
+        <w:rPr>
+          <w:rStyle w:val="1087"/>
+          <w:rFonts w:ascii="Calibri" w:hAnsi="Calibri" w:eastAsia="Calibri" w:cs="Calibri"/>
+          <w:lang w:val="en-GB"/>
+        </w:rPr>
+        <w:endnoteReference w:id="11"/>
+      </w:r>
+      <w:r>
+        <w:rPr>
+          <w:rFonts w:ascii="Calibri" w:hAnsi="Calibri" w:eastAsia="Calibri" w:cs="Calibri"/>
+          <w:lang w:val="en-GB"/>
+        </w:rPr>
+        <w:t xml:space="preserve">. </w:t>
+      </w:r>
+      <w:r>
+        <w:rPr>
+          <w:rFonts w:ascii="Calibri" w:hAnsi="Calibri" w:eastAsia="Calibri" w:cs="Calibri"/>
+          <w:lang w:val="en-GB"/>
+        </w:rPr>
+        <w:t xml:space="preserve">Firstly,</w:t>
+      </w:r>
+      <w:r>
+        <w:rPr>
+          <w:rFonts w:ascii="Calibri" w:hAnsi="Calibri" w:eastAsia="Calibri" w:cs="Calibri"/>
+          <w:lang w:val="en-GB"/>
+        </w:rPr>
+        <w:t xml:space="preserve"> this source was great for getting another overview of the agreement and its implementation. It provide</w:t>
+      </w:r>
+      <w:r>
+        <w:rPr>
+          <w:rFonts w:ascii="Calibri" w:hAnsi="Calibri" w:eastAsia="Calibri" w:cs="Calibri"/>
+          <w:lang w:val="en-GB"/>
+        </w:rPr>
+        <w:t xml:space="preserve">s</w:t>
+      </w:r>
+      <w:r>
+        <w:rPr>
+          <w:rFonts w:ascii="Calibri" w:hAnsi="Calibri" w:eastAsia="Calibri" w:cs="Calibri"/>
+          <w:lang w:val="en-GB"/>
+        </w:rPr>
+        <w:t xml:space="preserve"> </w:t>
+      </w:r>
+      <w:r>
+        <w:rPr>
+          <w:rFonts w:ascii="Calibri" w:hAnsi="Calibri" w:eastAsia="Calibri" w:cs="Calibri"/>
+          <w:lang w:val="en-GB"/>
+        </w:rPr>
+        <w:t xml:space="preserve">information on key parties that </w:t>
+      </w:r>
+      <w:r>
+        <w:rPr>
+          <w:rFonts w:ascii="Calibri" w:hAnsi="Calibri" w:eastAsia="Calibri" w:cs="Calibri"/>
+          <w:lang w:val="en-GB"/>
+        </w:rPr>
+        <w:t xml:space="preserve">were</w:t>
+      </w:r>
+      <w:r>
+        <w:rPr>
+          <w:rFonts w:ascii="Calibri" w:hAnsi="Calibri" w:eastAsia="Calibri" w:cs="Calibri"/>
+          <w:lang w:val="en-GB"/>
+        </w:rPr>
+        <w:t xml:space="preserve"> designing the agreement and</w:t>
+      </w:r>
+      <w:r>
+        <w:rPr>
+          <w:rFonts w:ascii="Calibri" w:hAnsi="Calibri" w:eastAsia="Calibri" w:cs="Calibri"/>
+          <w:lang w:val="en-GB"/>
+        </w:rPr>
+        <w:t xml:space="preserve"> </w:t>
+      </w:r>
+      <w:r>
+        <w:rPr>
+          <w:rFonts w:ascii="Calibri" w:hAnsi="Calibri" w:eastAsia="Calibri" w:cs="Calibri"/>
+          <w:lang w:val="en-GB"/>
+        </w:rPr>
+        <w:t xml:space="preserve">it presents major achievements and problems the </w:t>
+      </w:r>
+      <w:r>
+        <w:rPr>
+          <w:rFonts w:ascii="Calibri" w:hAnsi="Calibri" w:eastAsia="Calibri" w:cs="Calibri"/>
+          <w:lang w:val="en-GB"/>
+        </w:rPr>
+        <w:t xml:space="preserve">Good Friday A</w:t>
+      </w:r>
+      <w:r>
+        <w:rPr>
+          <w:rFonts w:ascii="Calibri" w:hAnsi="Calibri" w:eastAsia="Calibri" w:cs="Calibri"/>
+          <w:lang w:val="en-GB"/>
+        </w:rPr>
+        <w:t xml:space="preserve">greement</w:t>
+      </w:r>
+      <w:r>
+        <w:rPr>
+          <w:rFonts w:ascii="Calibri" w:hAnsi="Calibri" w:eastAsia="Calibri" w:cs="Calibri"/>
+          <w:lang w:val="en-GB"/>
+        </w:rPr>
+        <w:t xml:space="preserve"> </w:t>
+      </w:r>
+      <w:r/>
+      <w:r>
+        <w:rPr>
+          <w:rFonts w:ascii="Calibri" w:hAnsi="Calibri" w:eastAsia="Calibri" w:cs="Calibri"/>
+          <w:lang w:val="en-GB"/>
+        </w:rPr>
+        <w:t xml:space="preserve">faced which can be helpful to draw a conclusion</w:t>
+      </w:r>
+      <w:r>
+        <w:rPr>
+          <w:rFonts w:ascii="Calibri" w:hAnsi="Calibri" w:eastAsia="Calibri" w:cs="Calibri"/>
+          <w:lang w:val="en-GB"/>
+        </w:rPr>
+        <w:t xml:space="preserve">.</w:t>
+      </w:r>
+      <w:r>
+        <w:rPr>
+          <w:rFonts w:ascii="Calibri" w:hAnsi="Calibri" w:eastAsia="Calibri" w:cs="Calibri"/>
+          <w:lang w:val="en-GB"/>
+        </w:rPr>
+        <w:t xml:space="preserve"> Secondly, f</w:t>
+      </w:r>
+      <w:r>
+        <w:rPr>
+          <w:rFonts w:ascii="Calibri" w:hAnsi="Calibri" w:eastAsia="Calibri" w:cs="Calibri"/>
+          <w:lang w:val="en-GB"/>
+        </w:rPr>
+        <w:t xml:space="preserve">or a </w:t>
+      </w:r>
+      <w:r>
+        <w:rPr>
+          <w:rFonts w:ascii="Calibri" w:hAnsi="Calibri" w:eastAsia="Calibri" w:cs="Calibri"/>
+          <w:lang w:val="en-GB"/>
+        </w:rPr>
+        <w:t xml:space="preserve">balanced judgement multifaceted opinion</w:t>
+      </w:r>
+      <w:r>
+        <w:rPr>
+          <w:rFonts w:ascii="Calibri" w:hAnsi="Calibri" w:eastAsia="Calibri" w:cs="Calibri"/>
+          <w:lang w:val="en-GB"/>
+        </w:rPr>
+        <w:t xml:space="preserve"> are necessary</w:t>
+      </w:r>
+      <w:r>
+        <w:rPr>
+          <w:rFonts w:ascii="Calibri" w:hAnsi="Calibri" w:eastAsia="Calibri" w:cs="Calibri"/>
+          <w:lang w:val="en-GB"/>
+        </w:rPr>
+        <w:t xml:space="preserve">. This source delivers </w:t>
+      </w:r>
+      <w:r>
+        <w:rPr>
+          <w:rFonts w:ascii="Calibri" w:hAnsi="Calibri" w:eastAsia="Calibri" w:cs="Calibri"/>
+          <w:lang w:val="en-GB"/>
+        </w:rPr>
+        <w:t xml:space="preserve">many perspectives from different times.</w:t>
+      </w:r>
+      <w:r>
+        <w:rPr>
+          <w:rFonts w:ascii="Calibri" w:hAnsi="Calibri" w:eastAsia="Calibri" w:cs="Calibri"/>
+          <w:lang w:val="en-GB"/>
+        </w:rPr>
+        <w:t xml:space="preserve"> L</w:t>
+      </w:r>
+      <w:r>
+        <w:rPr>
+          <w:rFonts w:ascii="Calibri" w:hAnsi="Calibri" w:eastAsia="Calibri" w:cs="Calibri"/>
+          <w:lang w:val="en-GB"/>
+        </w:rPr>
+        <w:t xml:space="preserve">ooking back on </w:t>
+      </w:r>
+      <w:r>
+        <w:rPr>
+          <w:rFonts w:ascii="Calibri" w:hAnsi="Calibri" w:eastAsia="Calibri" w:cs="Calibri"/>
+          <w:lang w:val="en-GB"/>
+        </w:rPr>
+        <w:t xml:space="preserve">the Good Friday Agreement</w:t>
+      </w:r>
+      <w:r>
+        <w:rPr>
+          <w:rFonts w:ascii="Calibri" w:hAnsi="Calibri" w:eastAsia="Calibri" w:cs="Calibri"/>
+          <w:lang w:val="en-GB"/>
+        </w:rPr>
+        <w:t xml:space="preserve"> and at th</w:t>
+      </w:r>
+      <w:r>
+        <w:rPr>
+          <w:rFonts w:ascii="Calibri" w:hAnsi="Calibri" w:eastAsia="Calibri" w:cs="Calibri"/>
+          <w:lang w:val="en-GB"/>
+        </w:rPr>
+        <w:t xml:space="preserve">e</w:t>
+      </w:r>
+      <w:r>
+        <w:rPr>
+          <w:rFonts w:ascii="Calibri" w:hAnsi="Calibri" w:eastAsia="Calibri" w:cs="Calibri"/>
+          <w:lang w:val="en-GB"/>
+        </w:rPr>
+        <w:t xml:space="preserve"> time</w:t>
+      </w:r>
+      <w:r>
+        <w:rPr>
+          <w:rFonts w:ascii="Calibri" w:hAnsi="Calibri" w:eastAsia="Calibri" w:cs="Calibri"/>
+          <w:lang w:val="en-GB"/>
+        </w:rPr>
+        <w:t xml:space="preserve"> it was created. </w:t>
+      </w:r>
+      <w:r>
+        <w:rPr>
+          <w:rFonts w:ascii="Calibri" w:hAnsi="Calibri" w:eastAsia="Calibri" w:cs="Calibri"/>
+          <w:lang w:val="en-GB"/>
+        </w:rPr>
+        <w:t xml:space="preserve"> </w:t>
+      </w:r>
+      <w:r>
+        <w:rPr>
+          <w:rFonts w:ascii="Calibri" w:hAnsi="Calibri" w:cs="Calibri"/>
+        </w:rPr>
+      </w:r>
+      <w:r>
+        <w:rPr>
+          <w:rFonts w:ascii="Calibri" w:hAnsi="Calibri" w:cs="Calibri"/>
+        </w:rPr>
+      </w:r>
+      <w:r>
+        <w:rPr>
+          <w:rFonts w:ascii="Calibri" w:hAnsi="Calibri" w:eastAsia="Calibri" w:cs="Calibri"/>
+          <w:sz w:val="22"/>
+          <w:szCs w:val="22"/>
+          <w:highlight w:val="none"/>
+        </w:rPr>
+      </w:r>
+      <w:r>
+        <w:rPr>
+          <w:rFonts w:ascii="Calibri" w:hAnsi="Calibri" w:eastAsia="Calibri" w:cs="Calibri"/>
+          <w:sz w:val="22"/>
+          <w:szCs w:val="22"/>
+          <w:highlight w:val="none"/>
+        </w:rPr>
+      </w:r>
+      <w:r>
+        <w:rPr>
+          <w:rFonts w:ascii="Calibri" w:hAnsi="Calibri" w:eastAsia="Calibri" w:cs="Calibri"/>
+          <w:sz w:val="22"/>
+          <w:szCs w:val="22"/>
+          <w:highlight w:val="none"/>
+        </w:rPr>
+      </w:r>
+      <w:r>
+        <w:rPr>
+          <w:rFonts w:ascii="Calibri" w:hAnsi="Calibri" w:cs="Calibri"/>
+        </w:rPr>
+      </w:r>
+      <w:r>
+        <w:rPr>
+          <w:rFonts w:ascii="Calibri" w:hAnsi="Calibri" w:eastAsia="Calibri" w:cs="Calibri"/>
+          <w:sz w:val="22"/>
+          <w:szCs w:val="22"/>
+          <w:highlight w:val="none"/>
+        </w:rPr>
+      </w:r>
+      <w:r>
+        <w:rPr>
+          <w:rFonts w:ascii="Calibri" w:hAnsi="Calibri" w:eastAsia="Calibri" w:cs="Calibri"/>
+          <w:sz w:val="22"/>
+          <w:szCs w:val="22"/>
+          <w:highlight w:val="none"/>
+        </w:rPr>
+      </w:r>
+      <w:r>
+        <w:rPr>
+          <w:rFonts w:ascii="Calibri" w:hAnsi="Calibri" w:eastAsia="Calibri" w:cs="Calibri"/>
+          <w:sz w:val="22"/>
+          <w:szCs w:val="22"/>
+          <w:highlight w:val="none"/>
+        </w:rPr>
+      </w:r>
+      <w:r>
+        <w:rPr>
+          <w:rFonts w:ascii="Calibri" w:hAnsi="Calibri" w:eastAsia="Calibri" w:cs="Calibri"/>
+          <w:sz w:val="22"/>
+          <w:szCs w:val="22"/>
+          <w:highlight w:val="none"/>
+        </w:rPr>
+      </w:r>
+      <w:r>
+        <w:rPr>
+          <w:rFonts w:ascii="Calibri" w:hAnsi="Calibri" w:eastAsia="Calibri" w:cs="Calibri"/>
+          <w:sz w:val="22"/>
+          <w:szCs w:val="22"/>
+          <w:highlight w:val="none"/>
+        </w:rPr>
+      </w:r>
+    </w:p>
+    <w:p>
+      <w:pPr>
+        <w:pBdr/>
+        <w:spacing w:line="358" w:lineRule="auto"/>
+        <w:ind/>
+        <w:jc w:val="both"/>
+        <w:rPr>
+          <w:rFonts w:ascii="Calibri" w:hAnsi="Calibri" w:eastAsia="Calibri" w:cs="Calibri"/>
+          <w:sz w:val="22"/>
+          <w:szCs w:val="22"/>
+          <w:highlight w:val="none"/>
+        </w:rPr>
+      </w:pPr>
+      <w:r>
+        <w:rPr>
+          <w:rFonts w:ascii="Calibri" w:hAnsi="Calibri" w:eastAsia="Calibri" w:cs="Calibri"/>
+          <w:sz w:val="22"/>
+          <w:szCs w:val="22"/>
+          <w:highlight w:val="none"/>
+        </w:rPr>
+      </w:r>
+      <w:r>
+        <w:rPr>
+          <w:rFonts w:ascii="Calibri" w:hAnsi="Calibri" w:eastAsia="Calibri" w:cs="Calibri"/>
+          <w:sz w:val="22"/>
+          <w:szCs w:val="22"/>
+          <w:highlight w:val="none"/>
+        </w:rPr>
+      </w:r>
+      <w:r>
+        <w:rPr>
+          <w:rFonts w:ascii="Calibri" w:hAnsi="Calibri" w:eastAsia="Calibri" w:cs="Calibri"/>
+          <w:sz w:val="22"/>
+          <w:szCs w:val="22"/>
+          <w:highlight w:val="none"/>
+        </w:rPr>
+      </w:r>
+    </w:p>
+    <w:p>
+      <w:pPr>
+        <w:pBdr/>
+        <w:spacing w:line="358" w:lineRule="auto"/>
+        <w:ind/>
+        <w:jc w:val="both"/>
+        <w:rPr>
+          <w:rFonts w:ascii="Calibri" w:hAnsi="Calibri" w:eastAsia="Calibri" w:cs="Calibri"/>
+          <w:sz w:val="22"/>
+          <w:szCs w:val="22"/>
+          <w:highlight w:val="none"/>
+        </w:rPr>
+      </w:pPr>
+      <w:r>
+        <w:rPr>
+          <w:rFonts w:ascii="Calibri" w:hAnsi="Calibri" w:eastAsia="Calibri" w:cs="Calibri"/>
+          <w:sz w:val="22"/>
+          <w:szCs w:val="22"/>
+          <w:highlight w:val="none"/>
+        </w:rPr>
+      </w:r>
+      <w:r>
+        <w:rPr>
+          <w:rFonts w:ascii="Calibri" w:hAnsi="Calibri" w:eastAsia="Calibri" w:cs="Calibri"/>
+          <w:sz w:val="22"/>
+          <w:szCs w:val="22"/>
+          <w:highlight w:val="none"/>
+        </w:rPr>
+      </w:r>
+      <w:r>
+        <w:rPr>
+          <w:rFonts w:ascii="Calibri" w:hAnsi="Calibri" w:eastAsia="Calibri" w:cs="Calibri"/>
+          <w:sz w:val="22"/>
+          <w:szCs w:val="22"/>
+          <w:highlight w:val="none"/>
+        </w:rPr>
+      </w:r>
+    </w:p>
+    <w:p>
+      <w:pPr>
+        <w:pBdr/>
+        <w:spacing w:line="358" w:lineRule="auto"/>
+        <w:ind/>
+        <w:jc w:val="both"/>
+        <w:rPr>
+          <w:rFonts w:ascii="Calibri" w:hAnsi="Calibri" w:eastAsia="Calibri" w:cs="Calibri"/>
+          <w:sz w:val="22"/>
+          <w:szCs w:val="22"/>
+          <w:highlight w:val="none"/>
+        </w:rPr>
+      </w:pPr>
+      <w:r>
+        <w:rPr>
+          <w:rFonts w:ascii="Calibri" w:hAnsi="Calibri" w:eastAsia="Calibri" w:cs="Calibri"/>
+          <w:sz w:val="22"/>
+          <w:szCs w:val="22"/>
+          <w:highlight w:val="none"/>
+        </w:rPr>
+      </w:r>
+      <w:r>
+        <w:rPr>
+          <w:rFonts w:ascii="Calibri" w:hAnsi="Calibri" w:eastAsia="Calibri" w:cs="Calibri"/>
+          <w:sz w:val="22"/>
+          <w:szCs w:val="22"/>
+          <w:highlight w:val="none"/>
+        </w:rPr>
+      </w:r>
+      <w:r>
+        <w:rPr>
+          <w:rFonts w:ascii="Calibri" w:hAnsi="Calibri" w:eastAsia="Calibri" w:cs="Calibri"/>
+          <w:sz w:val="22"/>
+          <w:szCs w:val="22"/>
+          <w:highlight w:val="none"/>
+        </w:rPr>
+      </w:r>
+    </w:p>
+    <w:p>
+      <w:pPr>
+        <w:pBdr/>
+        <w:spacing w:line="358" w:lineRule="auto"/>
+        <w:ind/>
+        <w:jc w:val="both"/>
+        <w:rPr>
+          <w:rFonts w:ascii="Calibri" w:hAnsi="Calibri" w:eastAsia="Calibri" w:cs="Calibri"/>
+          <w:sz w:val="22"/>
+          <w:szCs w:val="22"/>
+          <w:highlight w:val="none"/>
+        </w:rPr>
+      </w:pPr>
+      <w:r>
+        <w:rPr>
+          <w:rFonts w:ascii="Calibri" w:hAnsi="Calibri" w:eastAsia="Calibri" w:cs="Calibri"/>
+          <w:sz w:val="22"/>
+          <w:szCs w:val="22"/>
+          <w:highlight w:val="none"/>
+        </w:rPr>
+      </w:r>
+      <w:r>
+        <w:rPr>
+          <w:rFonts w:ascii="Calibri" w:hAnsi="Calibri" w:eastAsia="Calibri" w:cs="Calibri"/>
+          <w:sz w:val="22"/>
+          <w:szCs w:val="22"/>
+          <w:highlight w:val="none"/>
+        </w:rPr>
+      </w:r>
+      <w:r>
+        <w:rPr>
+          <w:rFonts w:ascii="Calibri" w:hAnsi="Calibri" w:eastAsia="Calibri" w:cs="Calibri"/>
+          <w:sz w:val="22"/>
+          <w:szCs w:val="22"/>
+          <w:highlight w:val="none"/>
+        </w:rPr>
+      </w:r>
+    </w:p>
+    <w:p>
+      <w:pPr>
+        <w:pBdr/>
+        <w:spacing w:line="358" w:lineRule="auto"/>
+        <w:ind/>
+        <w:jc w:val="both"/>
+        <w:rPr>
+          <w:rFonts w:ascii="Calibri" w:hAnsi="Calibri" w:eastAsia="Calibri" w:cs="Calibri"/>
+          <w:sz w:val="22"/>
+          <w:szCs w:val="22"/>
+          <w:highlight w:val="none"/>
+        </w:rPr>
+      </w:pPr>
+      <w:r>
+        <w:rPr>
+          <w:rFonts w:ascii="Calibri" w:hAnsi="Calibri" w:eastAsia="Calibri" w:cs="Calibri"/>
+          <w:sz w:val="22"/>
+          <w:szCs w:val="22"/>
+          <w:highlight w:val="none"/>
+        </w:rPr>
+      </w:r>
+      <w:r>
+        <w:rPr>
+          <w:rFonts w:ascii="Calibri" w:hAnsi="Calibri" w:eastAsia="Calibri" w:cs="Calibri"/>
+          <w:sz w:val="22"/>
+          <w:szCs w:val="22"/>
+          <w:highlight w:val="none"/>
+        </w:rPr>
+      </w:r>
+      <w:r>
+        <w:rPr>
+          <w:rFonts w:ascii="Calibri" w:hAnsi="Calibri" w:eastAsia="Calibri" w:cs="Calibri"/>
+          <w:sz w:val="22"/>
+          <w:szCs w:val="22"/>
+          <w:highlight w:val="none"/>
         </w:rPr>
       </w:r>
     </w:p>
@@ -2326,7 +4095,11 @@
       <w:footerReference w:type="default" r:id="rId11"/>
       <w:footerReference w:type="first" r:id="rId12"/>
       <w:footnotePr/>
-      <w:endnotePr/>
+      <w:endnotePr>
+        <w:numFmt w:val="decimal"/>
+        <w:numRestart w:val="continuous"/>
+        <w:numStart w:val="1"/>
+      </w:endnotePr>
       <w:type w:val="nextPage"/>
       <w:pgSz w:h="16838" w:orient="portrait" w:w="11906"/>
       <w:pgMar w:top="1440" w:right="1440" w:bottom="1440" w:left="1440" w:header="504" w:footer="720" w:gutter="0"/>
@@ -2367,208 +4140,10 @@
       <w:r/>
     </w:p>
   </w:endnote>
-</w:endnotes>
-</file>
-
-<file path=word/footer1.xml><?xml version="1.0" encoding="utf-8"?>
-<w:ftr xmlns:wpc="http://schemas.microsoft.com/office/word/2010/wordprocessingCanvas" xmlns:mc="http://schemas.openxmlformats.org/markup-compatibility/2006" xmlns:o="urn:schemas-microsoft-com:office:office" xmlns:r="http://schemas.openxmlformats.org/officeDocument/2006/relationships" xmlns:m="http://schemas.openxmlformats.org/officeDocument/2006/math" xmlns:v="urn:schemas-microsoft-com:vml" xmlns:wp14="http://schemas.microsoft.com/office/word/2010/wordprocessingDrawing" xmlns:wp="http://schemas.openxmlformats.org/drawingml/2006/wordprocessingDrawing" xmlns:w10="urn:schemas-microsoft-com:office:word" xmlns:w="http://schemas.openxmlformats.org/wordprocessingml/2006/main" xmlns:w14="http://schemas.microsoft.com/office/word/2010/wordml" xmlns:w15="http://schemas.microsoft.com/office/word/2012/wordml" xmlns:wpg="http://schemas.microsoft.com/office/word/2010/wordprocessingGroup" xmlns:wpi="http://schemas.microsoft.com/office/word/2010/wordprocessingInk" xmlns:wne="http://schemas.microsoft.com/office/word/2006/wordml" xmlns:a="http://schemas.openxmlformats.org/drawingml/2006/main" xmlns:wps="http://schemas.microsoft.com/office/word/2010/wordprocessingShape" mc:Ignorable="w14 w15 wp14">
-  <w:p>
-    <w:pPr>
-      <w:pStyle w:val="1079"/>
-      <w:pBdr/>
-      <w:spacing/>
-      <w:ind/>
-      <w:rPr>
-        <w:highlight w:val="none"/>
-        <w:lang w:val="en-IE"/>
-      </w:rPr>
-    </w:pPr>
-    <w:r>
-      <w:rPr>
-        <w:lang w:val="en-IE"/>
-      </w:rPr>
-      <w:t xml:space="preserve">Alexander Heering &amp;</w:t>
-    </w:r>
-    <w:r>
-      <w:rPr>
-        <w:highlight w:val="none"/>
-        <w:lang w:val="en-IE"/>
-      </w:rPr>
-      <w:tab/>
-      <w:tab/>
-    </w:r>
-    <w:r>
-      <w:rPr>
-        <w:highlight w:val="none"/>
-        <w:lang w:val="en-IE"/>
-      </w:rPr>
-    </w:r>
-    <w:r>
-      <w:rPr>
-        <w:highlight w:val="none"/>
-        <w:lang w:val="en-IE"/>
-      </w:rPr>
-    </w:r>
-  </w:p>
-  <w:p>
-    <w:pPr>
-      <w:pStyle w:val="1079"/>
-      <w:pBdr/>
-      <w:spacing/>
-      <w:ind/>
-      <w:rPr/>
-    </w:pPr>
-    <w:r>
-      <w:rPr>
-        <w:highlight w:val="none"/>
-        <w:lang w:val="en-IE" w:bidi="de-DE"/>
-      </w:rPr>
-      <w:t xml:space="preserve">Leander Kühnel</w:t>
-      <w:tab/>
-      <w:tab/>
-    </w:r>
-    <w:fldSimple w:instr="PAGE \* MERGEFORMAT">
-      <w:r>
-        <w:rPr>
-          <w:highlight w:val="none"/>
-          <w:lang w:val="en-IE" w:bidi="de-DE"/>
-        </w:rPr>
-        <w:t xml:space="preserve">1</w:t>
-      </w:r>
-    </w:fldSimple>
-    <w:r>
-      <w:rPr>
-        <w:highlight w:val="none"/>
-        <w:lang w:val="en-IE" w:bidi="de-DE"/>
-      </w:rPr>
-    </w:r>
-    <w:r>
-      <w:rPr>
-        <w:color w:val="000000" w:themeColor="text1"/>
-        <w:highlight w:val="none"/>
-      </w:rPr>
-    </w:r>
-    <w:r/>
-  </w:p>
-</w:ftr>
-</file>
-
-<file path=word/footer2.xml><?xml version="1.0" encoding="utf-8"?>
-<w:ftr xmlns:wpc="http://schemas.microsoft.com/office/word/2010/wordprocessingCanvas" xmlns:mc="http://schemas.openxmlformats.org/markup-compatibility/2006" xmlns:o="urn:schemas-microsoft-com:office:office" xmlns:r="http://schemas.openxmlformats.org/officeDocument/2006/relationships" xmlns:m="http://schemas.openxmlformats.org/officeDocument/2006/math" xmlns:v="urn:schemas-microsoft-com:vml" xmlns:wp14="http://schemas.microsoft.com/office/word/2010/wordprocessingDrawing" xmlns:wp="http://schemas.openxmlformats.org/drawingml/2006/wordprocessingDrawing" xmlns:w10="urn:schemas-microsoft-com:office:word" xmlns:w="http://schemas.openxmlformats.org/wordprocessingml/2006/main" xmlns:w14="http://schemas.microsoft.com/office/word/2010/wordml" xmlns:w15="http://schemas.microsoft.com/office/word/2012/wordml" xmlns:wpg="http://schemas.microsoft.com/office/word/2010/wordprocessingGroup" xmlns:wpi="http://schemas.microsoft.com/office/word/2010/wordprocessingInk" xmlns:wne="http://schemas.microsoft.com/office/word/2006/wordml" xmlns:a="http://schemas.openxmlformats.org/drawingml/2006/main" xmlns:wps="http://schemas.microsoft.com/office/word/2010/wordprocessingShape" mc:Ignorable="w14 w15 wp14">
-  <w:p>
-    <w:pPr>
-      <w:pStyle w:val="1079"/>
-      <w:pBdr/>
-      <w:spacing/>
-      <w:ind/>
-      <w:rPr>
-        <w:highlight w:val="none"/>
-        <w:lang w:val="en-IE"/>
-      </w:rPr>
-    </w:pPr>
-    <w:r>
-      <w:rPr>
-        <w:lang w:val="en-IE"/>
-      </w:rPr>
-      <w:t xml:space="preserve">Alexander Heering &amp;</w:t>
-    </w:r>
-    <w:r>
-      <w:rPr>
-        <w:highlight w:val="none"/>
-        <w:lang w:val="en-IE"/>
-      </w:rPr>
-    </w:r>
-    <w:r>
-      <w:rPr>
-        <w:highlight w:val="none"/>
-        <w:lang w:val="en-IE"/>
-      </w:rPr>
-    </w:r>
-  </w:p>
-  <w:p>
-    <w:pPr>
-      <w:pStyle w:val="1079"/>
-      <w:pBdr/>
-      <w:spacing/>
-      <w:ind/>
-      <w:rPr>
-        <w:color w:val="000000" w:themeColor="text1"/>
-        <w:highlight w:val="none"/>
-      </w:rPr>
-    </w:pPr>
-    <w:r>
-      <w:rPr>
-        <w:highlight w:val="none"/>
-        <w:lang w:val="en-IE" w:bidi="de-DE"/>
-      </w:rPr>
-      <w:t xml:space="preserve">Leander Kühnel</w:t>
-    </w:r>
-    <w:r>
-      <w:rPr>
-        <w:highlight w:val="none"/>
-        <w:lang w:val="de-DE" w:bidi="de-DE"/>
-      </w:rPr>
-      <w:tab/>
-      <w:tab/>
-    </w:r>
-    <w:r>
-      <w:rPr>
-        <w:color w:val="000000" w:themeColor="text1"/>
-        <w:highlight w:val="none"/>
-        <w:lang w:val="de-DE" w:bidi="de-DE"/>
-      </w:rPr>
-      <w:t xml:space="preserve">1</w:t>
-    </w:r>
-    <w:r>
-      <w:rPr>
-        <w:color w:val="000000" w:themeColor="text1"/>
-        <w:highlight w:val="none"/>
-      </w:rPr>
-    </w:r>
-    <w:r>
-      <w:rPr>
-        <w:color w:val="000000" w:themeColor="text1"/>
-        <w:highlight w:val="none"/>
-      </w:rPr>
-    </w:r>
-  </w:p>
-</w:ftr>
-</file>
-
-<file path=word/footnotes.xml><?xml version="1.0" encoding="utf-8"?>
-<w:footnotes xmlns:wpc="http://schemas.microsoft.com/office/word/2010/wordprocessingCanvas" xmlns:mc="http://schemas.openxmlformats.org/markup-compatibility/2006" xmlns:o="urn:schemas-microsoft-com:office:office" xmlns:r="http://schemas.openxmlformats.org/officeDocument/2006/relationships" xmlns:m="http://schemas.openxmlformats.org/officeDocument/2006/math" xmlns:v="urn:schemas-microsoft-com:vml" xmlns:wp14="http://schemas.microsoft.com/office/word/2010/wordprocessingDrawing" xmlns:wp="http://schemas.openxmlformats.org/drawingml/2006/wordprocessingDrawing" xmlns:w10="urn:schemas-microsoft-com:office:word" xmlns:w="http://schemas.openxmlformats.org/wordprocessingml/2006/main" xmlns:w14="http://schemas.microsoft.com/office/word/2010/wordml" xmlns:w15="http://schemas.microsoft.com/office/word/2012/wordml" xmlns:wpg="http://schemas.microsoft.com/office/word/2010/wordprocessingGroup" xmlns:wpi="http://schemas.microsoft.com/office/word/2010/wordprocessingInk" xmlns:wne="http://schemas.microsoft.com/office/word/2006/wordml" xmlns:a="http://schemas.openxmlformats.org/drawingml/2006/main" xmlns:wps="http://schemas.microsoft.com/office/word/2010/wordprocessingShape" mc:Ignorable="w14 w15 wp14">
-  <w:footnote w:type="separator" w:id="-1">
+  <w:endnote w:id="2">
     <w:p>
       <w:pPr>
-        <w:pBdr/>
-        <w:spacing w:after="0" w:line="240" w:lineRule="auto"/>
-        <w:ind/>
-        <w:rPr/>
-      </w:pPr>
-      <w:r>
-        <w:separator/>
-      </w:r>
-      <w:r/>
-    </w:p>
-  </w:footnote>
-  <w:footnote w:type="continuationSeparator" w:id="0">
-    <w:p>
-      <w:pPr>
-        <w:pBdr/>
-        <w:spacing w:after="0" w:line="240" w:lineRule="auto"/>
-        <w:ind/>
-        <w:rPr/>
-      </w:pPr>
-      <w:r>
-        <w:continuationSeparator/>
-      </w:r>
-      <w:r/>
-    </w:p>
-  </w:footnote>
-  <w:footnote w:id="2">
-    <w:p>
-      <w:pPr>
-        <w:pStyle w:val="1082"/>
+        <w:pStyle w:val="1085"/>
         <w:pBdr/>
         <w:spacing/>
         <w:ind/>
@@ -2578,9 +4153,9 @@
       </w:pPr>
       <w:r>
         <w:rPr>
-          <w:rStyle w:val="1084"/>
-        </w:rPr>
-        <w:footnoteRef/>
+          <w:rStyle w:val="1087"/>
+        </w:rPr>
+        <w:endnoteRef/>
       </w:r>
       <w:r>
         <w:t xml:space="preserve"> </w:t>
@@ -2604,7 +4179,7 @@
     </w:p>
     <w:p>
       <w:pPr>
-        <w:pStyle w:val="1082"/>
+        <w:pStyle w:val="1085"/>
         <w:pBdr/>
         <w:spacing/>
         <w:ind/>
@@ -2644,11 +4219,11 @@
         </w:rPr>
       </w:r>
     </w:p>
-  </w:footnote>
-  <w:footnote w:id="3">
+  </w:endnote>
+  <w:endnote w:id="3">
     <w:p>
       <w:pPr>
-        <w:pStyle w:val="1082"/>
+        <w:pStyle w:val="1085"/>
         <w:pBdr/>
         <w:spacing/>
         <w:ind/>
@@ -2656,9 +4231,9 @@
       </w:pPr>
       <w:r>
         <w:rPr>
-          <w:rStyle w:val="1084"/>
-        </w:rPr>
-        <w:footnoteRef/>
+          <w:rStyle w:val="1087"/>
+        </w:rPr>
+        <w:endnoteRef/>
       </w:r>
       <w:r>
         <w:t xml:space="preserve"> </w:t>
@@ -2692,11 +4267,11 @@
       </w:r>
       <w:r/>
     </w:p>
-  </w:footnote>
-  <w:footnote w:id="4">
+  </w:endnote>
+  <w:endnote w:id="4">
     <w:p>
       <w:pPr>
-        <w:pStyle w:val="1082"/>
+        <w:pStyle w:val="1085"/>
         <w:pBdr/>
         <w:spacing/>
         <w:ind/>
@@ -2706,10 +4281,10 @@
       </w:pPr>
       <w:r>
         <w:rPr>
-          <w:rStyle w:val="1084"/>
+          <w:rStyle w:val="1087"/>
           <w:lang w:val="en-IE"/>
         </w:rPr>
-        <w:footnoteRef/>
+        <w:endnoteRef/>
       </w:r>
       <w:r>
         <w:rPr>
@@ -2719,7 +4294,7 @@
       </w:r>
       <w:r>
         <w:rPr>
-          <w:rStyle w:val="1083"/>
+          <w:rStyle w:val="1086"/>
           <w:rFonts w:ascii="Calibri" w:hAnsi="Calibri" w:eastAsia="Calibri" w:cs="Calibri"/>
           <w:lang w:val="en-IE"/>
         </w:rPr>
@@ -2727,7 +4302,7 @@
       </w:r>
       <w:r>
         <w:rPr>
-          <w:rStyle w:val="1083"/>
+          <w:rStyle w:val="1086"/>
           <w:rFonts w:ascii="Calibri" w:hAnsi="Calibri" w:eastAsia="Calibri" w:cs="Calibri"/>
           <w:i/>
           <w:iCs/>
@@ -2737,7 +4312,7 @@
       </w:r>
       <w:r>
         <w:rPr>
-          <w:rStyle w:val="1083"/>
+          <w:rStyle w:val="1086"/>
           <w:rFonts w:ascii="Calibri" w:hAnsi="Calibri" w:eastAsia="Calibri" w:cs="Calibri"/>
           <w:lang w:val="en-IE"/>
         </w:rPr>
@@ -2790,11 +4365,11 @@
         </w:rPr>
       </w:r>
     </w:p>
-  </w:footnote>
-  <w:footnote w:id="5">
+  </w:endnote>
+  <w:endnote w:id="5">
     <w:p>
       <w:pPr>
-        <w:pStyle w:val="1082"/>
+        <w:pStyle w:val="1085"/>
         <w:pBdr/>
         <w:spacing/>
         <w:ind/>
@@ -2809,10 +4384,10 @@
       </w:pPr>
       <w:r>
         <w:rPr>
-          <w:rStyle w:val="1084"/>
+          <w:rStyle w:val="1087"/>
           <w:lang w:val="en-IE"/>
         </w:rPr>
-        <w:footnoteRef/>
+        <w:endnoteRef/>
       </w:r>
       <w:r>
         <w:rPr>
@@ -2921,11 +4496,11 @@
         </w:rPr>
       </w:r>
     </w:p>
-  </w:footnote>
-  <w:footnote w:id="6">
+  </w:endnote>
+  <w:endnote w:id="6">
     <w:p>
       <w:pPr>
-        <w:pStyle w:val="1082"/>
+        <w:pStyle w:val="1085"/>
         <w:pBdr/>
         <w:spacing/>
         <w:ind/>
@@ -2935,10 +4510,10 @@
       </w:pPr>
       <w:r>
         <w:rPr>
-          <w:rStyle w:val="1084"/>
+          <w:rStyle w:val="1087"/>
           <w:lang w:val="en-IE"/>
         </w:rPr>
-        <w:footnoteRef/>
+        <w:endnoteRef/>
       </w:r>
       <w:r>
         <w:rPr>
@@ -3010,11 +4585,11 @@
         </w:rPr>
       </w:r>
     </w:p>
-  </w:footnote>
-  <w:footnote w:id="7">
+  </w:endnote>
+  <w:endnote w:id="7">
     <w:p>
       <w:pPr>
-        <w:pStyle w:val="1082"/>
+        <w:pStyle w:val="1085"/>
         <w:pBdr/>
         <w:spacing/>
         <w:ind/>
@@ -3024,10 +4599,10 @@
       </w:pPr>
       <w:r>
         <w:rPr>
-          <w:rStyle w:val="1084"/>
+          <w:rStyle w:val="1087"/>
           <w:lang w:val="en-IE"/>
         </w:rPr>
-        <w:footnoteRef/>
+        <w:endnoteRef/>
       </w:r>
       <w:r>
         <w:rPr>
@@ -3070,11 +4645,11 @@
         </w:rPr>
       </w:r>
     </w:p>
-  </w:footnote>
-  <w:footnote w:id="8">
+  </w:endnote>
+  <w:endnote w:id="8">
     <w:p>
       <w:pPr>
-        <w:pStyle w:val="1082"/>
+        <w:pStyle w:val="1085"/>
         <w:pBdr/>
         <w:spacing/>
         <w:ind/>
@@ -3084,10 +4659,10 @@
       </w:pPr>
       <w:r>
         <w:rPr>
-          <w:rStyle w:val="1084"/>
+          <w:rStyle w:val="1087"/>
           <w:lang w:val="en-IE"/>
         </w:rPr>
-        <w:footnoteRef/>
+        <w:endnoteRef/>
       </w:r>
       <w:r>
         <w:rPr>
@@ -3135,6 +4710,372 @@
           <w:rFonts w:ascii="Calibri" w:hAnsi="Calibri" w:cs="Calibri"/>
         </w:rPr>
       </w:r>
+    </w:p>
+  </w:endnote>
+  <w:endnote w:id="9">
+    <w:p>
+      <w:pPr>
+        <w:pStyle w:val="1085"/>
+        <w:pBdr/>
+        <w:spacing/>
+        <w:ind/>
+        <w:rPr>
+          <w:lang w:val="en-US"/>
+        </w:rPr>
+      </w:pPr>
+      <w:r>
+        <w:rPr>
+          <w:rStyle w:val="1087"/>
+        </w:rPr>
+        <w:endnoteRef/>
+      </w:r>
+      <w:r>
+        <w:rPr>
+          <w:lang w:val="en-US"/>
+        </w:rPr>
+        <w:t xml:space="preserve"> </w:t>
+      </w:r>
+      <w:r>
+        <w:rPr>
+          <w:rFonts w:ascii="Calibri" w:hAnsi="Calibri" w:eastAsia="Calibri" w:cs="Calibri"/>
+        </w:rPr>
+        <w:t xml:space="preserve">Wallenfeldt, Jeff. “The Troubles.” Encyclopedia Britannica, 14 May 2019, </w:t>
+      </w:r>
+      <w:hyperlink r:id="rId8" w:tooltip="https://www.britannica.com/event/The-Troubles-Northern-Ireland-history" w:history="1">
+        <w:r>
+          <w:rPr>
+            <w:rStyle w:val="1088"/>
+            <w:rFonts w:ascii="Calibri" w:hAnsi="Calibri" w:eastAsia="Calibri" w:cs="Calibri"/>
+          </w:rPr>
+          <w:t xml:space="preserve">https://www.britannica.com/event/The-Troubles-Northern-Ireland-history</w:t>
+        </w:r>
+      </w:hyperlink>
+      <w:r>
+        <w:rPr>
+          <w:rFonts w:ascii="Calibri" w:hAnsi="Calibri" w:eastAsia="Calibri" w:cs="Calibri"/>
+        </w:rPr>
+        <w:t xml:space="preserve">. Last Accessed 11 Mar. 2026.</w:t>
+      </w:r>
+      <w:r>
+        <w:rPr>
+          <w:lang w:val="en-US"/>
+        </w:rPr>
+      </w:r>
+      <w:r>
+        <w:rPr>
+          <w:lang w:val="en-US"/>
+        </w:rPr>
+      </w:r>
+    </w:p>
+  </w:endnote>
+  <w:endnote w:id="10">
+    <w:p>
+      <w:pPr>
+        <w:pStyle w:val="1085"/>
+        <w:pBdr/>
+        <w:spacing/>
+        <w:ind/>
+        <w:rPr>
+          <w:lang w:val="en-US"/>
+        </w:rPr>
+      </w:pPr>
+      <w:r>
+        <w:rPr>
+          <w:rStyle w:val="1087"/>
+        </w:rPr>
+        <w:endnoteRef/>
+      </w:r>
+      <w:r>
+        <w:rPr>
+          <w:lang w:val="en-US"/>
+        </w:rPr>
+        <w:t xml:space="preserve"> </w:t>
+      </w:r>
+      <w:r>
+        <w:rPr>
+          <w:rFonts w:ascii="Calibri" w:hAnsi="Calibri" w:eastAsia="Calibri" w:cs="Calibri"/>
+        </w:rPr>
+        <w:t xml:space="preserve">Guelke, Adrian. “The Northern Ireland Peace Process and the War against Terrorism: Conflicting Conceptions?” Government and Opposition, vol. 42, no. 3, 2007, pp. 272–291, </w:t>
+      </w:r>
+      <w:hyperlink r:id="rId9" w:tooltip="https://doi.org/10.1111/j.1477-7053.2007.00224.x" w:history="1">
+        <w:r>
+          <w:rPr>
+            <w:rStyle w:val="1088"/>
+            <w:rFonts w:ascii="Calibri" w:hAnsi="Calibri" w:eastAsia="Calibri" w:cs="Calibri"/>
+          </w:rPr>
+          <w:t xml:space="preserve">https://doi.org/10.1111/j.1477-7053.2007.00224.x</w:t>
+        </w:r>
+      </w:hyperlink>
+      <w:r>
+        <w:rPr>
+          <w:rFonts w:ascii="Calibri" w:hAnsi="Calibri" w:eastAsia="Calibri" w:cs="Calibri"/>
+        </w:rPr>
+        <w:t xml:space="preserve">. Last Accessed 11 Mar. 2026.</w:t>
+      </w:r>
+      <w:r>
+        <w:rPr>
+          <w:rFonts w:ascii="Calibri" w:hAnsi="Calibri" w:eastAsia="Calibri" w:cs="Calibri"/>
+          <w:lang w:val="en-US"/>
+        </w:rPr>
+      </w:r>
+      <w:r>
+        <w:rPr>
+          <w:lang w:val="en-US"/>
+        </w:rPr>
+      </w:r>
+    </w:p>
+  </w:endnote>
+  <w:endnote w:id="11">
+    <w:p>
+      <w:pPr>
+        <w:pStyle w:val="1085"/>
+        <w:pBdr/>
+        <w:spacing/>
+        <w:ind/>
+        <w:rPr>
+          <w:rFonts w:ascii="Calibri" w:hAnsi="Calibri" w:cs="Calibri"/>
+        </w:rPr>
+      </w:pPr>
+      <w:r>
+        <w:rPr>
+          <w:rStyle w:val="1087"/>
+        </w:rPr>
+        <w:endnoteRef/>
+      </w:r>
+      <w:r>
+        <w:rPr>
+          <w:rFonts w:ascii="Calibri" w:hAnsi="Calibri" w:eastAsia="Calibri" w:cs="Calibri"/>
+          <w:lang w:val="en-US"/>
+        </w:rPr>
+        <w:t xml:space="preserve"> </w:t>
+      </w:r>
+      <w:r>
+        <w:rPr>
+          <w:rFonts w:ascii="Calibri" w:hAnsi="Calibri" w:eastAsia="Calibri" w:cs="Calibri"/>
+        </w:rPr>
+        <w:t xml:space="preserve">Renwick, Alan, and Conor Kelly. Perspectives on the Belfast/Good Friday Agreement: Examining Diverse Views, 1998-2023. July 2023. </w:t>
+      </w:r>
+      <w:hyperlink r:id="rId10" w:tooltip="https://www.ucl.ac.uk/social-historical-sciences/sites/social_historical_sciences/files/205_-_perspectives_on_the_belfast_good_friday_agreement.pdf" w:history="1">
+        <w:r>
+          <w:rPr>
+            <w:rStyle w:val="1088"/>
+            <w:rFonts w:ascii="Calibri" w:hAnsi="Calibri" w:eastAsia="Calibri" w:cs="Calibri"/>
+          </w:rPr>
+          <w:t xml:space="preserve">https://www.ucl.ac.uk/social-historical-sciences/sites/social_historical_sciences/files/205_-_perspectives_on_the_belfast_good_friday_agreement.pdf</w:t>
+        </w:r>
+      </w:hyperlink>
+      <w:r>
+        <w:rPr>
+          <w:rFonts w:ascii="Calibri" w:hAnsi="Calibri" w:eastAsia="Calibri" w:cs="Calibri"/>
+          <w:color w:val="000000" w:themeColor="text1"/>
+          <w:shd w:val="clear" w:color="auto" w:fill="ffffff"/>
+          <w:lang w:val="en-US"/>
+        </w:rPr>
+        <w:t xml:space="preserve">. Last Accessed 11 Mar. 2026.</w:t>
+      </w:r>
+      <w:r>
+        <w:rPr>
+          <w:rFonts w:ascii="Calibri" w:hAnsi="Calibri" w:eastAsia="Calibri" w:cs="Calibri"/>
+        </w:rPr>
+      </w:r>
+    </w:p>
+  </w:endnote>
+</w:endnotes>
+</file>
+
+<file path=word/footer1.xml><?xml version="1.0" encoding="utf-8"?>
+<w:ftr xmlns:wpc="http://schemas.microsoft.com/office/word/2010/wordprocessingCanvas" xmlns:mc="http://schemas.openxmlformats.org/markup-compatibility/2006" xmlns:o="urn:schemas-microsoft-com:office:office" xmlns:r="http://schemas.openxmlformats.org/officeDocument/2006/relationships" xmlns:m="http://schemas.openxmlformats.org/officeDocument/2006/math" xmlns:v="urn:schemas-microsoft-com:vml" xmlns:wp14="http://schemas.microsoft.com/office/word/2010/wordprocessingDrawing" xmlns:wp="http://schemas.openxmlformats.org/drawingml/2006/wordprocessingDrawing" xmlns:w10="urn:schemas-microsoft-com:office:word" xmlns:w="http://schemas.openxmlformats.org/wordprocessingml/2006/main" xmlns:w14="http://schemas.microsoft.com/office/word/2010/wordml" xmlns:w15="http://schemas.microsoft.com/office/word/2012/wordml" xmlns:wpg="http://schemas.microsoft.com/office/word/2010/wordprocessingGroup" xmlns:wpi="http://schemas.microsoft.com/office/word/2010/wordprocessingInk" xmlns:wne="http://schemas.microsoft.com/office/word/2006/wordml" xmlns:a="http://schemas.openxmlformats.org/drawingml/2006/main" xmlns:wps="http://schemas.microsoft.com/office/word/2010/wordprocessingShape" mc:Ignorable="w14 w15 wp14">
+  <w:p>
+    <w:pPr>
+      <w:pStyle w:val="1079"/>
+      <w:pBdr/>
+      <w:spacing/>
+      <w:ind/>
+      <w:rPr>
+        <w:highlight w:val="none"/>
+        <w:lang w:val="en-IE"/>
+      </w:rPr>
+    </w:pPr>
+    <w:r>
+      <w:rPr>
+        <w:lang w:val="en-IE"/>
+      </w:rPr>
+      <w:t xml:space="preserve">Alexander Heering &amp;</w:t>
+    </w:r>
+    <w:r>
+      <w:rPr>
+        <w:highlight w:val="none"/>
+        <w:lang w:val="en-IE"/>
+      </w:rPr>
+      <w:tab/>
+      <w:tab/>
+    </w:r>
+    <w:r>
+      <w:rPr>
+        <w:highlight w:val="none"/>
+        <w:lang w:val="en-IE"/>
+      </w:rPr>
+    </w:r>
+    <w:r>
+      <w:rPr>
+        <w:highlight w:val="none"/>
+        <w:lang w:val="en-IE"/>
+      </w:rPr>
+    </w:r>
+  </w:p>
+  <w:p>
+    <w:pPr>
+      <w:pStyle w:val="1079"/>
+      <w:pBdr/>
+      <w:spacing/>
+      <w:ind/>
+      <w:rPr/>
+    </w:pPr>
+    <w:r>
+      <w:rPr>
+        <w:highlight w:val="none"/>
+        <w:lang w:val="en-IE" w:bidi="de-DE"/>
+      </w:rPr>
+      <w:t xml:space="preserve">Leander Kühnel</w:t>
+      <w:tab/>
+      <w:tab/>
+    </w:r>
+    <w:fldSimple w:instr="PAGE \* MERGEFORMAT">
+      <w:r>
+        <w:rPr>
+          <w:highlight w:val="none"/>
+          <w:lang w:val="en-IE" w:bidi="de-DE"/>
+        </w:rPr>
+        <w:t xml:space="preserve">1</w:t>
+      </w:r>
+    </w:fldSimple>
+    <w:r>
+      <w:rPr>
+        <w:highlight w:val="none"/>
+        <w:lang w:val="en-IE" w:bidi="de-DE"/>
+      </w:rPr>
+    </w:r>
+    <w:r>
+      <w:rPr>
+        <w:color w:val="000000" w:themeColor="text1"/>
+        <w:highlight w:val="none"/>
+      </w:rPr>
+    </w:r>
+    <w:r/>
+  </w:p>
+</w:ftr>
+</file>
+
+<file path=word/footer2.xml><?xml version="1.0" encoding="utf-8"?>
+<w:ftr xmlns:wpc="http://schemas.microsoft.com/office/word/2010/wordprocessingCanvas" xmlns:mc="http://schemas.openxmlformats.org/markup-compatibility/2006" xmlns:o="urn:schemas-microsoft-com:office:office" xmlns:r="http://schemas.openxmlformats.org/officeDocument/2006/relationships" xmlns:m="http://schemas.openxmlformats.org/officeDocument/2006/math" xmlns:v="urn:schemas-microsoft-com:vml" xmlns:wp14="http://schemas.microsoft.com/office/word/2010/wordprocessingDrawing" xmlns:wp="http://schemas.openxmlformats.org/drawingml/2006/wordprocessingDrawing" xmlns:w10="urn:schemas-microsoft-com:office:word" xmlns:w="http://schemas.openxmlformats.org/wordprocessingml/2006/main" xmlns:w14="http://schemas.microsoft.com/office/word/2010/wordml" xmlns:w15="http://schemas.microsoft.com/office/word/2012/wordml" xmlns:wpg="http://schemas.microsoft.com/office/word/2010/wordprocessingGroup" xmlns:wpi="http://schemas.microsoft.com/office/word/2010/wordprocessingInk" xmlns:wne="http://schemas.microsoft.com/office/word/2006/wordml" xmlns:a="http://schemas.openxmlformats.org/drawingml/2006/main" xmlns:wps="http://schemas.microsoft.com/office/word/2010/wordprocessingShape" mc:Ignorable="w14 w15 wp14">
+  <w:p>
+    <w:pPr>
+      <w:pStyle w:val="1079"/>
+      <w:pBdr/>
+      <w:spacing/>
+      <w:ind/>
+      <w:rPr>
+        <w:highlight w:val="none"/>
+        <w:lang w:val="en-IE"/>
+      </w:rPr>
+    </w:pPr>
+    <w:r>
+      <w:rPr>
+        <w:lang w:val="en-IE"/>
+      </w:rPr>
+      <w:t xml:space="preserve">Alexander Heering &amp;</w:t>
+    </w:r>
+    <w:r>
+      <w:rPr>
+        <w:highlight w:val="none"/>
+        <w:lang w:val="en-IE"/>
+      </w:rPr>
+    </w:r>
+    <w:r>
+      <w:rPr>
+        <w:highlight w:val="none"/>
+        <w:lang w:val="en-IE"/>
+      </w:rPr>
+    </w:r>
+  </w:p>
+  <w:p>
+    <w:pPr>
+      <w:pStyle w:val="1079"/>
+      <w:pBdr/>
+      <w:spacing/>
+      <w:ind/>
+      <w:rPr>
+        <w:color w:val="000000" w:themeColor="text1"/>
+        <w:highlight w:val="none"/>
+      </w:rPr>
+    </w:pPr>
+    <w:r>
+      <w:rPr>
+        <w:highlight w:val="none"/>
+        <w:lang w:val="en-IE" w:bidi="de-DE"/>
+      </w:rPr>
+      <w:t xml:space="preserve">Leander Kühnel</w:t>
+    </w:r>
+    <w:r>
+      <w:rPr>
+        <w:highlight w:val="none"/>
+        <w:lang w:val="de-DE" w:bidi="de-DE"/>
+      </w:rPr>
+      <w:tab/>
+      <w:tab/>
+    </w:r>
+    <w:r>
+      <w:rPr>
+        <w:color w:val="000000" w:themeColor="text1"/>
+        <w:highlight w:val="none"/>
+        <w:lang w:val="de-DE" w:bidi="de-DE"/>
+      </w:rPr>
+      <w:t xml:space="preserve">1</w:t>
+    </w:r>
+    <w:r>
+      <w:rPr>
+        <w:color w:val="000000" w:themeColor="text1"/>
+        <w:highlight w:val="none"/>
+      </w:rPr>
+    </w:r>
+    <w:r>
+      <w:rPr>
+        <w:color w:val="000000" w:themeColor="text1"/>
+        <w:highlight w:val="none"/>
+      </w:rPr>
+    </w:r>
+  </w:p>
+</w:ftr>
+</file>
+
+<file path=word/footnotes.xml><?xml version="1.0" encoding="utf-8"?>
+<w:footnotes xmlns:wpc="http://schemas.microsoft.com/office/word/2010/wordprocessingCanvas" xmlns:mc="http://schemas.openxmlformats.org/markup-compatibility/2006" xmlns:o="urn:schemas-microsoft-com:office:office" xmlns:r="http://schemas.openxmlformats.org/officeDocument/2006/relationships" xmlns:m="http://schemas.openxmlformats.org/officeDocument/2006/math" xmlns:v="urn:schemas-microsoft-com:vml" xmlns:wp14="http://schemas.microsoft.com/office/word/2010/wordprocessingDrawing" xmlns:wp="http://schemas.openxmlformats.org/drawingml/2006/wordprocessingDrawing" xmlns:w10="urn:schemas-microsoft-com:office:word" xmlns:w="http://schemas.openxmlformats.org/wordprocessingml/2006/main" xmlns:w14="http://schemas.microsoft.com/office/word/2010/wordml" xmlns:w15="http://schemas.microsoft.com/office/word/2012/wordml" xmlns:wpg="http://schemas.microsoft.com/office/word/2010/wordprocessingGroup" xmlns:wpi="http://schemas.microsoft.com/office/word/2010/wordprocessingInk" xmlns:wne="http://schemas.microsoft.com/office/word/2006/wordml" xmlns:a="http://schemas.openxmlformats.org/drawingml/2006/main" xmlns:wps="http://schemas.microsoft.com/office/word/2010/wordprocessingShape" mc:Ignorable="w14 w15 wp14">
+  <w:footnote w:type="separator" w:id="-1">
+    <w:p>
+      <w:pPr>
+        <w:pBdr/>
+        <w:spacing w:after="0" w:line="240" w:lineRule="auto"/>
+        <w:ind/>
+        <w:rPr/>
+      </w:pPr>
+      <w:r>
+        <w:separator/>
+      </w:r>
+      <w:r/>
+    </w:p>
+  </w:footnote>
+  <w:footnote w:type="continuationSeparator" w:id="0">
+    <w:p>
+      <w:pPr>
+        <w:pBdr/>
+        <w:spacing w:after="0" w:line="240" w:lineRule="auto"/>
+        <w:ind/>
+        <w:rPr/>
+      </w:pPr>
+      <w:r>
+        <w:continuationSeparator/>
+      </w:r>
+      <w:r/>
     </w:p>
   </w:footnote>
 </w:footnotes>
@@ -3240,12 +5181,6 @@
         <w:lang w:val="de-DE"/>
       </w:rPr>
     </w:r>
-    <w:r>
-      <w:rPr>
-        <w:highlight w:val="none"/>
-        <w:lang w:val="de-DE"/>
-      </w:rPr>
-    </w:r>
   </w:p>
   <w:p>
     <w:pPr>
@@ -3261,6 +5196,9 @@
         <w:lang w:val="de-DE"/>
       </w:rPr>
       <w:t xml:space="preserve">Berlin</w:t>
+      <w:tab/>
+      <w:tab/>
+      <w:t xml:space="preserve">2025/2026</w:t>
     </w:r>
     <w:r>
       <w:rPr>

--- a/5PK.docx
+++ b/5PK.docx
@@ -4,7 +4,124 @@
   <w:body>
     <w:p>
       <w:pPr>
-        <w:pStyle w:val="1044"/>
+        <w:pStyle w:val="1090"/>
+        <w:pBdr/>
+        <w:spacing/>
+        <w:ind/>
+        <w:rPr>
+          <w:rFonts w:ascii="Calibri" w:hAnsi="Calibri" w:cs="Calibri"/>
+          <w:sz w:val="32"/>
+          <w:szCs w:val="32"/>
+        </w:rPr>
+      </w:pPr>
+      <w:r>
+        <w:rPr>
+          <w:rFonts w:ascii="Calibri" w:hAnsi="Calibri" w:eastAsia="Calibri" w:cs="Calibri"/>
+          <w:sz w:val="32"/>
+          <w:szCs w:val="32"/>
+          <w:lang w:val="en-US"/>
+        </w:rPr>
+        <w:t xml:space="preserve">The </w:t>
+      </w:r>
+      <w:r>
+        <w:rPr>
+          <w:rFonts w:ascii="Calibri" w:hAnsi="Calibri" w:eastAsia="Calibri" w:cs="Calibri"/>
+          <w:sz w:val="32"/>
+          <w:szCs w:val="32"/>
+          <w:lang w:val="en-US"/>
+        </w:rPr>
+        <w:t xml:space="preserve">end</w:t>
+      </w:r>
+      <w:r>
+        <w:rPr>
+          <w:rFonts w:ascii="Calibri" w:hAnsi="Calibri" w:eastAsia="Calibri" w:cs="Calibri"/>
+          <w:sz w:val="32"/>
+          <w:szCs w:val="32"/>
+          <w:lang w:val="en-US"/>
+        </w:rPr>
+        <w:t xml:space="preserve"> </w:t>
+      </w:r>
+      <w:r>
+        <w:rPr>
+          <w:rFonts w:ascii="Calibri" w:hAnsi="Calibri" w:eastAsia="Calibri" w:cs="Calibri"/>
+          <w:sz w:val="32"/>
+          <w:szCs w:val="32"/>
+          <w:lang w:val="en-US"/>
+        </w:rPr>
+        <w:t xml:space="preserve">of the Troubles in Northern Ireland </w:t>
+      </w:r>
+      <w:r>
+        <w:rPr>
+          <w:rFonts w:ascii="Calibri" w:hAnsi="Calibri" w:cs="Calibri"/>
+          <w:sz w:val="32"/>
+          <w:szCs w:val="32"/>
+        </w:rPr>
+      </w:r>
+      <w:r>
+        <w:rPr>
+          <w:rFonts w:ascii="Calibri" w:hAnsi="Calibri" w:cs="Calibri"/>
+          <w:sz w:val="32"/>
+          <w:szCs w:val="32"/>
+        </w:rPr>
+      </w:r>
+    </w:p>
+    <w:p>
+      <w:pPr>
+        <w:pStyle w:val="1095"/>
+        <w:pBdr/>
+        <w:spacing w:line="358" w:lineRule="auto"/>
+        <w:ind/>
+        <w:jc w:val="both"/>
+        <w:rPr>
+          <w:rFonts w:ascii="Calibri" w:hAnsi="Calibri" w:cs="Calibri"/>
+          <w:sz w:val="28"/>
+          <w:szCs w:val="28"/>
+        </w:rPr>
+      </w:pPr>
+      <w:r>
+        <w:rPr>
+          <w:rFonts w:ascii="Calibri" w:hAnsi="Calibri" w:eastAsia="Calibri" w:cs="Calibri"/>
+          <w:sz w:val="28"/>
+          <w:szCs w:val="28"/>
+          <w:lang w:val="en-US"/>
+        </w:rPr>
+        <w:t xml:space="preserve">The Good </w:t>
+      </w:r>
+      <w:r>
+        <w:rPr>
+          <w:rFonts w:ascii="Calibri" w:hAnsi="Calibri" w:eastAsia="Calibri" w:cs="Calibri"/>
+          <w:sz w:val="28"/>
+          <w:szCs w:val="28"/>
+          <w:lang w:val="en-US"/>
+        </w:rPr>
+        <w:t xml:space="preserve">Friday </w:t>
+      </w:r>
+      <w:r>
+        <w:rPr>
+          <w:rFonts w:ascii="Calibri" w:hAnsi="Calibri" w:eastAsia="Calibri" w:cs="Calibri"/>
+          <w:sz w:val="28"/>
+          <w:szCs w:val="28"/>
+          <w:lang w:val="en-US"/>
+        </w:rPr>
+        <w:t xml:space="preserve">Agreement</w:t>
+      </w:r>
+      <w:r>
+        <w:rPr>
+          <w:rFonts w:ascii="Calibri" w:hAnsi="Calibri" w:cs="Calibri"/>
+          <w:sz w:val="28"/>
+          <w:szCs w:val="28"/>
+        </w:rPr>
+      </w:r>
+      <w:r>
+        <w:rPr>
+          <w:rFonts w:ascii="Calibri" w:hAnsi="Calibri" w:cs="Calibri"/>
+          <w:sz w:val="28"/>
+          <w:szCs w:val="28"/>
+        </w:rPr>
+      </w:r>
+    </w:p>
+    <w:p>
+      <w:pPr>
         <w:pBdr/>
         <w:spacing w:line="358" w:lineRule="auto"/>
         <w:ind/>
@@ -20,130 +137,12 @@
           <w:rFonts w:ascii="Calibri" w:hAnsi="Calibri" w:eastAsia="Calibri" w:cs="Calibri"/>
           <w:sz w:val="22"/>
           <w:szCs w:val="22"/>
-          <w:lang w:val="en-US"/>
-        </w:rPr>
-        <w:t xml:space="preserve">The </w:t>
-      </w:r>
-      <w:r>
-        <w:rPr>
-          <w:rFonts w:ascii="Calibri" w:hAnsi="Calibri" w:eastAsia="Calibri" w:cs="Calibri"/>
-          <w:sz w:val="22"/>
-          <w:szCs w:val="22"/>
-          <w:lang w:val="en-US"/>
-        </w:rPr>
-        <w:t xml:space="preserve">end</w:t>
-      </w:r>
-      <w:r>
-        <w:rPr>
-          <w:rFonts w:ascii="Calibri" w:hAnsi="Calibri" w:eastAsia="Calibri" w:cs="Calibri"/>
-          <w:sz w:val="22"/>
-          <w:szCs w:val="22"/>
-          <w:lang w:val="en-US"/>
-        </w:rPr>
-        <w:t xml:space="preserve"> </w:t>
-      </w:r>
-      <w:r>
-        <w:rPr>
-          <w:rFonts w:ascii="Calibri" w:hAnsi="Calibri" w:eastAsia="Calibri" w:cs="Calibri"/>
-          <w:sz w:val="22"/>
-          <w:szCs w:val="22"/>
-          <w:lang w:val="en-US"/>
-        </w:rPr>
-        <w:t xml:space="preserve">of the Troubles in Northern Ireland </w:t>
-      </w:r>
-      <w:r>
-        <w:rPr>
-          <w:rFonts w:ascii="Calibri" w:hAnsi="Calibri" w:eastAsia="Calibri" w:cs="Calibri"/>
-          <w:sz w:val="22"/>
-          <w:szCs w:val="22"/>
+          <w:lang w:val="en-US" w:bidi="en-US"/>
         </w:rPr>
       </w:r>
       <w:r>
         <w:rPr>
           <w:rFonts w:ascii="Calibri" w:hAnsi="Calibri" w:cs="Calibri"/>
-          <w:sz w:val="22"/>
-          <w:szCs w:val="22"/>
-        </w:rPr>
-      </w:r>
-    </w:p>
-    <w:p>
-      <w:pPr>
-        <w:pStyle w:val="1048"/>
-        <w:pBdr/>
-        <w:spacing w:line="358" w:lineRule="auto"/>
-        <w:ind/>
-        <w:jc w:val="both"/>
-        <w:rPr>
-          <w:rFonts w:ascii="Calibri" w:hAnsi="Calibri" w:cs="Calibri"/>
-          <w:sz w:val="22"/>
-          <w:szCs w:val="22"/>
-        </w:rPr>
-      </w:pPr>
-      <w:r>
-        <w:rPr>
-          <w:rFonts w:ascii="Calibri" w:hAnsi="Calibri" w:eastAsia="Calibri" w:cs="Calibri"/>
-          <w:sz w:val="22"/>
-          <w:szCs w:val="22"/>
-          <w:lang w:val="en-US"/>
-        </w:rPr>
-        <w:t xml:space="preserve">The Good </w:t>
-      </w:r>
-      <w:r>
-        <w:rPr>
-          <w:rFonts w:ascii="Calibri" w:hAnsi="Calibri" w:eastAsia="Calibri" w:cs="Calibri"/>
-          <w:sz w:val="22"/>
-          <w:szCs w:val="22"/>
-          <w:lang w:val="en-US"/>
-        </w:rPr>
-        <w:t xml:space="preserve">Friday </w:t>
-      </w:r>
-      <w:r>
-        <w:rPr>
-          <w:rFonts w:ascii="Calibri" w:hAnsi="Calibri" w:eastAsia="Calibri" w:cs="Calibri"/>
-          <w:sz w:val="22"/>
-          <w:szCs w:val="22"/>
-          <w:lang w:val="en-US"/>
-        </w:rPr>
-        <w:t xml:space="preserve">Agreement</w:t>
-      </w:r>
-      <w:r>
-        <w:rPr>
-          <w:rFonts w:ascii="Calibri" w:hAnsi="Calibri" w:eastAsia="Calibri" w:cs="Calibri"/>
-          <w:sz w:val="22"/>
-          <w:szCs w:val="22"/>
-        </w:rPr>
-      </w:r>
-      <w:r>
-        <w:rPr>
-          <w:rFonts w:ascii="Calibri" w:hAnsi="Calibri" w:cs="Calibri"/>
-          <w:sz w:val="22"/>
-          <w:szCs w:val="22"/>
-        </w:rPr>
-      </w:r>
-    </w:p>
-    <w:p>
-      <w:pPr>
-        <w:pBdr/>
-        <w:spacing w:line="358" w:lineRule="auto"/>
-        <w:ind/>
-        <w:jc w:val="both"/>
-        <w:rPr>
-          <w:rFonts w:ascii="Calibri" w:hAnsi="Calibri" w:cs="Calibri"/>
-          <w:sz w:val="22"/>
-          <w:szCs w:val="22"/>
-        </w:rPr>
-      </w:pPr>
-      <w:r>
-        <w:rPr>
-          <w:rFonts w:ascii="Calibri" w:hAnsi="Calibri" w:eastAsia="Calibri" w:cs="Calibri"/>
-          <w:sz w:val="22"/>
-          <w:szCs w:val="22"/>
-          <w:lang w:val="en-US" w:bidi="en-US"/>
-        </w:rPr>
-      </w:r>
-      <w:r>
-        <w:rPr>
-          <w:rFonts w:ascii="Calibri" w:hAnsi="Calibri" w:eastAsia="Calibri" w:cs="Calibri"/>
           <w:sz w:val="22"/>
           <w:szCs w:val="22"/>
         </w:rPr>
@@ -180,7 +179,7 @@
       </w:r>
       <w:r>
         <w:rPr>
-          <w:rFonts w:ascii="Calibri" w:hAnsi="Calibri" w:eastAsia="Calibri" w:cs="Calibri"/>
+          <w:rFonts w:ascii="Calibri" w:hAnsi="Calibri" w:cs="Calibri"/>
           <w:sz w:val="22"/>
           <w:szCs w:val="22"/>
           <w:highlight w:val="none"/>
@@ -240,16 +239,6 @@
       </w:r>
       <w:r>
         <w:rPr>
-          <w:rFonts w:ascii="Calibri" w:hAnsi="Calibri" w:eastAsia="Calibri" w:cs="Calibri"/>
-          <w:b w:val="0"/>
-          <w:bCs w:val="0"/>
-          <w:sz w:val="22"/>
-          <w:szCs w:val="22"/>
-          <w:highlight w:val="none"/>
-        </w:rPr>
-      </w:r>
-      <w:r>
-        <w:rPr>
           <w:rFonts w:ascii="Calibri" w:hAnsi="Calibri" w:cs="Calibri"/>
           <w:b w:val="0"/>
           <w:bCs w:val="0"/>
@@ -258,13 +247,7 @@
           <w:highlight w:val="none"/>
         </w:rPr>
       </w:r>
-    </w:p>
-    <w:p>
-      <w:pPr>
-        <w:pBdr/>
-        <w:spacing w:line="358" w:lineRule="auto"/>
-        <w:ind/>
-        <w:jc w:val="both"/>
+      <w:r>
         <w:rPr>
           <w:rFonts w:ascii="Calibri" w:hAnsi="Calibri" w:cs="Calibri"/>
           <w:b w:val="0"/>
@@ -273,6 +256,22 @@
           <w:szCs w:val="22"/>
           <w:highlight w:val="none"/>
         </w:rPr>
+      </w:r>
+    </w:p>
+    <w:p>
+      <w:pPr>
+        <w:pBdr/>
+        <w:spacing w:line="358" w:lineRule="auto"/>
+        <w:ind/>
+        <w:jc w:val="both"/>
+        <w:rPr>
+          <w:rFonts w:ascii="Calibri" w:hAnsi="Calibri" w:cs="Calibri"/>
+          <w:b w:val="0"/>
+          <w:bCs w:val="0"/>
+          <w:sz w:val="22"/>
+          <w:szCs w:val="22"/>
+          <w:highlight w:val="none"/>
+        </w:rPr>
       </w:pPr>
       <w:r>
         <w:rPr>
@@ -305,16 +304,6 @@
       </w:r>
       <w:r>
         <w:rPr>
-          <w:rFonts w:ascii="Calibri" w:hAnsi="Calibri" w:eastAsia="Calibri" w:cs="Calibri"/>
-          <w:b w:val="0"/>
-          <w:bCs w:val="0"/>
-          <w:sz w:val="22"/>
-          <w:szCs w:val="22"/>
-          <w:highlight w:val="none"/>
-        </w:rPr>
-      </w:r>
-      <w:r>
-        <w:rPr>
           <w:rFonts w:ascii="Calibri" w:hAnsi="Calibri" w:cs="Calibri"/>
           <w:b w:val="0"/>
           <w:bCs w:val="0"/>
@@ -323,13 +312,7 @@
           <w:highlight w:val="none"/>
         </w:rPr>
       </w:r>
-    </w:p>
-    <w:p>
-      <w:pPr>
-        <w:pBdr/>
-        <w:spacing w:line="358" w:lineRule="auto"/>
-        <w:ind/>
-        <w:jc w:val="both"/>
+      <w:r>
         <w:rPr>
           <w:rFonts w:ascii="Calibri" w:hAnsi="Calibri" w:cs="Calibri"/>
           <w:b w:val="0"/>
@@ -338,6 +321,22 @@
           <w:szCs w:val="22"/>
           <w:highlight w:val="none"/>
         </w:rPr>
+      </w:r>
+    </w:p>
+    <w:p>
+      <w:pPr>
+        <w:pBdr/>
+        <w:spacing w:line="358" w:lineRule="auto"/>
+        <w:ind/>
+        <w:jc w:val="both"/>
+        <w:rPr>
+          <w:rFonts w:ascii="Calibri" w:hAnsi="Calibri" w:cs="Calibri"/>
+          <w:b w:val="0"/>
+          <w:bCs w:val="0"/>
+          <w:sz w:val="22"/>
+          <w:szCs w:val="22"/>
+          <w:highlight w:val="none"/>
+        </w:rPr>
       </w:pPr>
       <w:r>
         <w:rPr>
@@ -352,16 +351,6 @@
       </w:r>
       <w:r>
         <w:rPr>
-          <w:rFonts w:ascii="Calibri" w:hAnsi="Calibri" w:eastAsia="Calibri" w:cs="Calibri"/>
-          <w:b w:val="0"/>
-          <w:bCs w:val="0"/>
-          <w:sz w:val="22"/>
-          <w:szCs w:val="22"/>
-          <w:highlight w:val="none"/>
-        </w:rPr>
-      </w:r>
-      <w:r>
-        <w:rPr>
           <w:rFonts w:ascii="Calibri" w:hAnsi="Calibri" w:cs="Calibri"/>
           <w:b w:val="0"/>
           <w:bCs w:val="0"/>
@@ -370,13 +359,7 @@
           <w:highlight w:val="none"/>
         </w:rPr>
       </w:r>
-    </w:p>
-    <w:p>
-      <w:pPr>
-        <w:pBdr/>
-        <w:spacing w:line="358" w:lineRule="auto"/>
-        <w:ind/>
-        <w:jc w:val="both"/>
+      <w:r>
         <w:rPr>
           <w:rFonts w:ascii="Calibri" w:hAnsi="Calibri" w:cs="Calibri"/>
           <w:b w:val="0"/>
@@ -385,6 +368,22 @@
           <w:szCs w:val="22"/>
           <w:highlight w:val="none"/>
         </w:rPr>
+      </w:r>
+    </w:p>
+    <w:p>
+      <w:pPr>
+        <w:pBdr/>
+        <w:spacing w:line="358" w:lineRule="auto"/>
+        <w:ind/>
+        <w:jc w:val="both"/>
+        <w:rPr>
+          <w:rFonts w:ascii="Calibri" w:hAnsi="Calibri" w:cs="Calibri"/>
+          <w:b w:val="0"/>
+          <w:bCs w:val="0"/>
+          <w:sz w:val="22"/>
+          <w:szCs w:val="22"/>
+          <w:highlight w:val="none"/>
+        </w:rPr>
       </w:pPr>
       <w:r>
         <w:rPr>
@@ -417,16 +416,6 @@
       </w:r>
       <w:r>
         <w:rPr>
-          <w:rFonts w:ascii="Calibri" w:hAnsi="Calibri" w:eastAsia="Calibri" w:cs="Calibri"/>
-          <w:b w:val="0"/>
-          <w:bCs w:val="0"/>
-          <w:sz w:val="22"/>
-          <w:szCs w:val="22"/>
-          <w:highlight w:val="none"/>
-        </w:rPr>
-      </w:r>
-      <w:r>
-        <w:rPr>
           <w:rFonts w:ascii="Calibri" w:hAnsi="Calibri" w:cs="Calibri"/>
           <w:b w:val="0"/>
           <w:bCs w:val="0"/>
@@ -435,13 +424,7 @@
           <w:highlight w:val="none"/>
         </w:rPr>
       </w:r>
-    </w:p>
-    <w:p>
-      <w:pPr>
-        <w:pBdr/>
-        <w:spacing w:line="358" w:lineRule="auto"/>
-        <w:ind/>
-        <w:jc w:val="both"/>
+      <w:r>
         <w:rPr>
           <w:rFonts w:ascii="Calibri" w:hAnsi="Calibri" w:cs="Calibri"/>
           <w:b w:val="0"/>
@@ -450,6 +433,22 @@
           <w:szCs w:val="22"/>
           <w:highlight w:val="none"/>
         </w:rPr>
+      </w:r>
+    </w:p>
+    <w:p>
+      <w:pPr>
+        <w:pBdr/>
+        <w:spacing w:line="358" w:lineRule="auto"/>
+        <w:ind/>
+        <w:jc w:val="both"/>
+        <w:rPr>
+          <w:rFonts w:ascii="Calibri" w:hAnsi="Calibri" w:cs="Calibri"/>
+          <w:b w:val="0"/>
+          <w:bCs w:val="0"/>
+          <w:sz w:val="22"/>
+          <w:szCs w:val="22"/>
+          <w:highlight w:val="none"/>
+        </w:rPr>
       </w:pPr>
       <w:r>
         <w:rPr>
@@ -504,16 +503,6 @@
       </w:r>
       <w:r>
         <w:rPr>
-          <w:rFonts w:ascii="Calibri" w:hAnsi="Calibri" w:eastAsia="Calibri" w:cs="Calibri"/>
-          <w:b w:val="0"/>
-          <w:bCs w:val="0"/>
-          <w:sz w:val="22"/>
-          <w:szCs w:val="22"/>
-          <w:highlight w:val="none"/>
-        </w:rPr>
-      </w:r>
-      <w:r>
-        <w:rPr>
           <w:rFonts w:ascii="Calibri" w:hAnsi="Calibri" w:cs="Calibri"/>
           <w:b w:val="0"/>
           <w:bCs w:val="0"/>
@@ -522,6 +511,16 @@
           <w:highlight w:val="none"/>
         </w:rPr>
       </w:r>
+      <w:r>
+        <w:rPr>
+          <w:rFonts w:ascii="Calibri" w:hAnsi="Calibri" w:cs="Calibri"/>
+          <w:b w:val="0"/>
+          <w:bCs w:val="0"/>
+          <w:sz w:val="22"/>
+          <w:szCs w:val="22"/>
+          <w:highlight w:val="none"/>
+        </w:rPr>
+      </w:r>
     </w:p>
     <w:p>
       <w:pPr>
@@ -545,7 +544,7 @@
       </w:r>
       <w:r>
         <w:rPr>
-          <w:rFonts w:ascii="Calibri" w:hAnsi="Calibri" w:eastAsia="Calibri" w:cs="Calibri"/>
+          <w:rFonts w:ascii="Calibri" w:hAnsi="Calibri" w:cs="Calibri"/>
           <w:sz w:val="22"/>
           <w:szCs w:val="22"/>
         </w:rPr>
@@ -582,33 +581,33 @@
       </w:r>
       <w:r>
         <w:rPr>
-          <w:rFonts w:ascii="Calibri" w:hAnsi="Calibri" w:eastAsia="Calibri" w:cs="Calibri"/>
-          <w:sz w:val="22"/>
-          <w:szCs w:val="22"/>
-          <w:highlight w:val="none"/>
-        </w:rPr>
-      </w:r>
-      <w:r>
-        <w:rPr>
           <w:rFonts w:ascii="Calibri" w:hAnsi="Calibri" w:cs="Calibri"/>
           <w:sz w:val="22"/>
           <w:szCs w:val="22"/>
           <w:highlight w:val="none"/>
         </w:rPr>
       </w:r>
-    </w:p>
-    <w:p>
-      <w:pPr>
-        <w:pBdr/>
-        <w:spacing w:line="358" w:lineRule="auto"/>
-        <w:ind/>
-        <w:jc w:val="both"/>
+      <w:r>
         <w:rPr>
           <w:rFonts w:ascii="Calibri" w:hAnsi="Calibri" w:cs="Calibri"/>
           <w:sz w:val="22"/>
           <w:szCs w:val="22"/>
           <w:highlight w:val="none"/>
         </w:rPr>
+      </w:r>
+    </w:p>
+    <w:p>
+      <w:pPr>
+        <w:pBdr/>
+        <w:spacing w:line="358" w:lineRule="auto"/>
+        <w:ind/>
+        <w:jc w:val="both"/>
+        <w:rPr>
+          <w:rFonts w:ascii="Calibri" w:hAnsi="Calibri" w:cs="Calibri"/>
+          <w:sz w:val="22"/>
+          <w:szCs w:val="22"/>
+          <w:highlight w:val="none"/>
+        </w:rPr>
       </w:pPr>
       <w:r>
         <w:rPr>
@@ -621,33 +620,33 @@
       </w:r>
       <w:r>
         <w:rPr>
-          <w:rFonts w:ascii="Calibri" w:hAnsi="Calibri" w:eastAsia="Calibri" w:cs="Calibri"/>
-          <w:sz w:val="22"/>
-          <w:szCs w:val="22"/>
-          <w:highlight w:val="none"/>
-        </w:rPr>
-      </w:r>
-      <w:r>
-        <w:rPr>
           <w:rFonts w:ascii="Calibri" w:hAnsi="Calibri" w:cs="Calibri"/>
           <w:sz w:val="22"/>
           <w:szCs w:val="22"/>
           <w:highlight w:val="none"/>
         </w:rPr>
       </w:r>
-    </w:p>
-    <w:p>
-      <w:pPr>
-        <w:pBdr/>
-        <w:spacing w:line="358" w:lineRule="auto"/>
-        <w:ind/>
-        <w:jc w:val="both"/>
+      <w:r>
         <w:rPr>
           <w:rFonts w:ascii="Calibri" w:hAnsi="Calibri" w:cs="Calibri"/>
           <w:sz w:val="22"/>
           <w:szCs w:val="22"/>
           <w:highlight w:val="none"/>
         </w:rPr>
+      </w:r>
+    </w:p>
+    <w:p>
+      <w:pPr>
+        <w:pBdr/>
+        <w:spacing w:line="358" w:lineRule="auto"/>
+        <w:ind/>
+        <w:jc w:val="both"/>
+        <w:rPr>
+          <w:rFonts w:ascii="Calibri" w:hAnsi="Calibri" w:cs="Calibri"/>
+          <w:sz w:val="22"/>
+          <w:szCs w:val="22"/>
+          <w:highlight w:val="none"/>
+        </w:rPr>
       </w:pPr>
       <w:r>
         <w:rPr>
@@ -678,24 +677,24 @@
       </w:r>
       <w:r>
         <w:rPr>
-          <w:rFonts w:ascii="Calibri" w:hAnsi="Calibri" w:eastAsia="Calibri" w:cs="Calibri"/>
-          <w:sz w:val="22"/>
-          <w:szCs w:val="22"/>
-          <w:highlight w:val="none"/>
-        </w:rPr>
-      </w:r>
-      <w:r>
-        <w:rPr>
           <w:rFonts w:ascii="Calibri" w:hAnsi="Calibri" w:cs="Calibri"/>
           <w:sz w:val="22"/>
           <w:szCs w:val="22"/>
           <w:highlight w:val="none"/>
         </w:rPr>
       </w:r>
+      <w:r>
+        <w:rPr>
+          <w:rFonts w:ascii="Calibri" w:hAnsi="Calibri" w:cs="Calibri"/>
+          <w:sz w:val="22"/>
+          <w:szCs w:val="22"/>
+          <w:highlight w:val="none"/>
+        </w:rPr>
+      </w:r>
     </w:p>
     <w:p>
       <w:pPr>
-        <w:pStyle w:val="1106"/>
+        <w:pStyle w:val="1153"/>
         <w:numPr>
           <w:ilvl w:val="0"/>
           <w:numId w:val="4"/>
@@ -723,24 +722,24 @@
       </w:r>
       <w:r>
         <w:rPr>
-          <w:rFonts w:ascii="Calibri" w:hAnsi="Calibri" w:eastAsia="Calibri" w:cs="Calibri"/>
-          <w:sz w:val="22"/>
-          <w:szCs w:val="22"/>
-          <w:highlight w:val="none"/>
-        </w:rPr>
-      </w:r>
-      <w:r>
-        <w:rPr>
           <w:rFonts w:ascii="Calibri" w:hAnsi="Calibri" w:cs="Calibri"/>
           <w:sz w:val="22"/>
           <w:szCs w:val="22"/>
           <w:highlight w:val="none"/>
         </w:rPr>
       </w:r>
+      <w:r>
+        <w:rPr>
+          <w:rFonts w:ascii="Calibri" w:hAnsi="Calibri" w:cs="Calibri"/>
+          <w:sz w:val="22"/>
+          <w:szCs w:val="22"/>
+          <w:highlight w:val="none"/>
+        </w:rPr>
+      </w:r>
     </w:p>
     <w:p>
       <w:pPr>
-        <w:pStyle w:val="1106"/>
+        <w:pStyle w:val="1153"/>
         <w:numPr>
           <w:ilvl w:val="0"/>
           <w:numId w:val="4"/>
@@ -768,24 +767,24 @@
       </w:r>
       <w:r>
         <w:rPr>
-          <w:rFonts w:ascii="Calibri" w:hAnsi="Calibri" w:eastAsia="Calibri" w:cs="Calibri"/>
-          <w:sz w:val="22"/>
-          <w:szCs w:val="22"/>
-          <w:highlight w:val="none"/>
-        </w:rPr>
-      </w:r>
-      <w:r>
-        <w:rPr>
           <w:rFonts w:ascii="Calibri" w:hAnsi="Calibri" w:cs="Calibri"/>
           <w:sz w:val="22"/>
           <w:szCs w:val="22"/>
           <w:highlight w:val="none"/>
         </w:rPr>
       </w:r>
+      <w:r>
+        <w:rPr>
+          <w:rFonts w:ascii="Calibri" w:hAnsi="Calibri" w:cs="Calibri"/>
+          <w:sz w:val="22"/>
+          <w:szCs w:val="22"/>
+          <w:highlight w:val="none"/>
+        </w:rPr>
+      </w:r>
     </w:p>
     <w:p>
       <w:pPr>
-        <w:pStyle w:val="1106"/>
+        <w:pStyle w:val="1153"/>
         <w:numPr>
           <w:ilvl w:val="0"/>
           <w:numId w:val="4"/>
@@ -820,10 +819,19 @@
           <w:highlight w:val="none"/>
         </w:rPr>
       </w:r>
+      <w:r>
+        <w:rPr>
+          <w:rFonts w:ascii="Calibri" w:hAnsi="Calibri" w:eastAsia="Calibri" w:cs="Calibri"/>
+          <w:sz w:val="22"/>
+          <w:szCs w:val="22"/>
+          <w:highlight w:val="none"/>
+          <w:lang w:val="en-US"/>
+        </w:rPr>
+      </w:r>
     </w:p>
     <w:p>
       <w:pPr>
-        <w:pStyle w:val="1106"/>
+        <w:pStyle w:val="1153"/>
         <w:numPr>
           <w:ilvl w:val="0"/>
           <w:numId w:val="4"/>
@@ -876,20 +884,27 @@
           <w:highlight w:val="none"/>
         </w:rPr>
       </w:r>
-      <w:r/>
-    </w:p>
-    <w:p>
-      <w:pPr>
-        <w:pBdr/>
-        <w:spacing w:line="358" w:lineRule="auto"/>
-        <w:ind/>
-        <w:jc w:val="both"/>
+      <w:r>
         <w:rPr>
           <w:rFonts w:ascii="Calibri" w:hAnsi="Calibri" w:cs="Calibri"/>
           <w:sz w:val="22"/>
           <w:szCs w:val="22"/>
           <w:highlight w:val="none"/>
         </w:rPr>
+      </w:r>
+    </w:p>
+    <w:p>
+      <w:pPr>
+        <w:pBdr/>
+        <w:spacing w:line="358" w:lineRule="auto"/>
+        <w:ind/>
+        <w:jc w:val="both"/>
+        <w:rPr>
+          <w:rFonts w:ascii="Calibri" w:hAnsi="Calibri" w:cs="Calibri"/>
+          <w:sz w:val="22"/>
+          <w:szCs w:val="22"/>
+          <w:highlight w:val="none"/>
+        </w:rPr>
       </w:pPr>
       <w:r>
         <w:rPr>
@@ -903,34 +918,34 @@
       </w:r>
       <w:r>
         <w:rPr>
-          <w:rFonts w:ascii="Calibri" w:hAnsi="Calibri" w:eastAsia="Calibri" w:cs="Calibri"/>
-          <w:sz w:val="22"/>
-          <w:szCs w:val="22"/>
-          <w:highlight w:val="none"/>
-        </w:rPr>
-      </w:r>
-      <w:r>
-        <w:rPr>
           <w:rFonts w:ascii="Calibri" w:hAnsi="Calibri" w:cs="Calibri"/>
           <w:sz w:val="22"/>
           <w:szCs w:val="22"/>
           <w:highlight w:val="none"/>
         </w:rPr>
       </w:r>
-    </w:p>
-    <w:p>
-      <w:pPr>
-        <w:pStyle w:val="1064"/>
-        <w:pBdr/>
-        <w:spacing w:after="0" w:line="358" w:lineRule="auto"/>
-        <w:ind/>
-        <w:jc w:val="both"/>
+      <w:r>
         <w:rPr>
           <w:rFonts w:ascii="Calibri" w:hAnsi="Calibri" w:cs="Calibri"/>
           <w:sz w:val="22"/>
           <w:szCs w:val="22"/>
           <w:highlight w:val="none"/>
         </w:rPr>
+      </w:r>
+    </w:p>
+    <w:p>
+      <w:pPr>
+        <w:pStyle w:val="1111"/>
+        <w:pBdr/>
+        <w:spacing w:after="0" w:line="358" w:lineRule="auto"/>
+        <w:ind/>
+        <w:jc w:val="both"/>
+        <w:rPr>
+          <w:rFonts w:ascii="Calibri" w:hAnsi="Calibri" w:cs="Calibri"/>
+          <w:sz w:val="22"/>
+          <w:szCs w:val="22"/>
+          <w:highlight w:val="none"/>
+        </w:rPr>
       </w:pPr>
       <w:r>
         <w:rPr>
@@ -944,20 +959,20 @@
       </w:r>
       <w:r>
         <w:rPr>
-          <w:rFonts w:ascii="Calibri" w:hAnsi="Calibri" w:eastAsia="Calibri" w:cs="Calibri"/>
-          <w:sz w:val="22"/>
-          <w:szCs w:val="22"/>
-          <w:highlight w:val="none"/>
-        </w:rPr>
-      </w:r>
-      <w:r>
-        <w:rPr>
           <w:rFonts w:ascii="Calibri" w:hAnsi="Calibri" w:cs="Calibri"/>
           <w:sz w:val="22"/>
           <w:szCs w:val="22"/>
           <w:highlight w:val="none"/>
         </w:rPr>
       </w:r>
+      <w:r>
+        <w:rPr>
+          <w:rFonts w:ascii="Calibri" w:hAnsi="Calibri" w:cs="Calibri"/>
+          <w:sz w:val="22"/>
+          <w:szCs w:val="22"/>
+          <w:highlight w:val="none"/>
+        </w:rPr>
+      </w:r>
     </w:p>
     <w:p>
       <w:pPr>
@@ -1003,31 +1018,31 @@
       </w:r>
       <w:r>
         <w:rPr>
-          <w:rFonts w:ascii="Calibri" w:hAnsi="Calibri" w:eastAsia="Calibri" w:cs="Calibri"/>
-          <w:sz w:val="22"/>
-          <w:szCs w:val="22"/>
-        </w:rPr>
-      </w:r>
-      <w:r>
-        <w:rPr>
           <w:rFonts w:ascii="Calibri" w:hAnsi="Calibri" w:cs="Calibri"/>
           <w:sz w:val="22"/>
           <w:szCs w:val="22"/>
         </w:rPr>
       </w:r>
-    </w:p>
-    <w:p>
-      <w:pPr>
-        <w:pStyle w:val="1064"/>
-        <w:pBdr/>
-        <w:spacing w:after="0" w:line="358" w:lineRule="auto"/>
-        <w:ind/>
-        <w:jc w:val="both"/>
+      <w:r>
         <w:rPr>
           <w:rFonts w:ascii="Calibri" w:hAnsi="Calibri" w:cs="Calibri"/>
           <w:sz w:val="22"/>
           <w:szCs w:val="22"/>
         </w:rPr>
+      </w:r>
+    </w:p>
+    <w:p>
+      <w:pPr>
+        <w:pStyle w:val="1111"/>
+        <w:pBdr/>
+        <w:spacing w:after="0" w:line="358" w:lineRule="auto"/>
+        <w:ind/>
+        <w:jc w:val="both"/>
+        <w:rPr>
+          <w:rFonts w:ascii="Calibri" w:hAnsi="Calibri" w:cs="Calibri"/>
+          <w:sz w:val="22"/>
+          <w:szCs w:val="22"/>
+        </w:rPr>
       </w:pPr>
       <w:r>
         <w:rPr>
@@ -1041,18 +1056,18 @@
       </w:r>
       <w:r>
         <w:rPr>
-          <w:rFonts w:ascii="Calibri" w:hAnsi="Calibri" w:eastAsia="Calibri" w:cs="Calibri"/>
-          <w:sz w:val="22"/>
-          <w:szCs w:val="22"/>
-        </w:rPr>
-      </w:r>
-      <w:r>
-        <w:rPr>
           <w:rFonts w:ascii="Calibri" w:hAnsi="Calibri" w:cs="Calibri"/>
           <w:sz w:val="22"/>
           <w:szCs w:val="22"/>
         </w:rPr>
       </w:r>
+      <w:r>
+        <w:rPr>
+          <w:rFonts w:ascii="Calibri" w:hAnsi="Calibri" w:cs="Calibri"/>
+          <w:sz w:val="22"/>
+          <w:szCs w:val="22"/>
+        </w:rPr>
+      </w:r>
     </w:p>
     <w:p>
       <w:pPr>
@@ -1093,7 +1108,7 @@
       </w:r>
       <w:r>
         <w:rPr>
-          <w:rStyle w:val="1087"/>
+          <w:rStyle w:val="1134"/>
           <w:rFonts w:ascii="Calibri" w:hAnsi="Calibri" w:eastAsia="Calibri" w:cs="Calibri"/>
           <w:sz w:val="22"/>
           <w:szCs w:val="22"/>
@@ -1156,11 +1171,11 @@
           <w:sz w:val="22"/>
           <w:szCs w:val="22"/>
         </w:rPr>
-        <w:t xml:space="preserve"> permanent Unionist majority, the government system became heavily biased. For decades, the Catholic minority faced systemic discrimination in multiple areas, mainly in voting, housing and jobs. Many employers openly refused to hire Catholics</w:t>
-      </w:r>
-      <w:r>
-        <w:rPr>
-          <w:rStyle w:val="1087"/>
+        <w:t xml:space="preserve"> permanent Unionist majority, the government system became heavily biased. For decades, the Catholic minority faced systematic discrimination in multiple areas, mainly in voting, housing and jobs. Many employers openly refused to hire Catholics</w:t>
+      </w:r>
+      <w:r>
+        <w:rPr>
+          <w:rStyle w:val="1134"/>
           <w:rFonts w:ascii="Calibri" w:hAnsi="Calibri" w:eastAsia="Calibri" w:cs="Calibri"/>
           <w:sz w:val="22"/>
           <w:szCs w:val="22"/>
@@ -1198,17 +1213,222 @@
           <w:szCs w:val="22"/>
         </w:rPr>
       </w:r>
-      <w:r>
+    </w:p>
+    <w:p>
+      <w:pPr>
+        <w:pBdr/>
+        <w:spacing w:line="358" w:lineRule="auto"/>
+        <w:ind/>
+        <w:jc w:val="both"/>
         <w:rPr>
           <w:rFonts w:ascii="Calibri" w:hAnsi="Calibri" w:eastAsia="Calibri" w:cs="Calibri"/>
           <w:sz w:val="22"/>
           <w:szCs w:val="22"/>
         </w:rPr>
-      </w:r>
+      </w:pPr>
+      <w:r>
+        <w:rPr>
+          <w:rFonts w:ascii="Calibri" w:hAnsi="Calibri" w:eastAsia="Calibri" w:cs="Calibri"/>
+          <w:sz w:val="22"/>
+          <w:szCs w:val="22"/>
+        </w:rPr>
+      </w:r>
+      <w:r>
+        <w:rPr>
+          <w:rFonts w:ascii="Calibri" w:hAnsi="Calibri" w:eastAsia="Calibri" w:cs="Calibri"/>
+          <w:sz w:val="22"/>
+          <w:szCs w:val="22"/>
+          <w:highlight w:val="none"/>
+        </w:rPr>
+        <w:t xml:space="preserve">These circumstances eventually lead to the formation of the ‘Northern Ireland Civil Rights Association’ (NICRA) April 1967 in Belfast, an organization tha</w:t>
+      </w:r>
+      <w:r>
+        <w:rPr>
+          <w:rFonts w:ascii="Calibri" w:hAnsi="Calibri" w:eastAsia="Calibri" w:cs="Calibri"/>
+          <w:sz w:val="22"/>
+          <w:szCs w:val="22"/>
+          <w:highlight w:val="none"/>
+        </w:rPr>
+        <w:t xml:space="preserve">t organized mostly peaceful protests, advocating for a new ‘One man, one vote’-law, meaning that everyone, not just property owners should be allowed to vote, and less discrimination across all areas. These mostly peaceful protests were met by disproportio</w:t>
+      </w:r>
+      <w:r>
+        <w:rPr>
+          <w:rFonts w:ascii="Calibri" w:hAnsi="Calibri" w:eastAsia="Calibri" w:cs="Calibri"/>
+          <w:sz w:val="22"/>
+          <w:szCs w:val="22"/>
+          <w:highlight w:val="none"/>
+        </w:rPr>
+        <w:t xml:space="preserve">n</w:t>
+      </w:r>
+      <w:r>
+        <w:rPr>
+          <w:rFonts w:ascii="Calibri" w:hAnsi="Calibri" w:eastAsia="Calibri" w:cs="Calibri"/>
+          <w:sz w:val="22"/>
+          <w:szCs w:val="22"/>
+          <w:highlight w:val="none"/>
+        </w:rPr>
+        <w:t xml:space="preserve">ate police violence. This lead to the peaceful protests quickly spiraling into more violent street battles, eventually resulting in the famous armed conflict between the British army and paramilitary groups, such as the IRA, commonly called ‘The Troubles’.</w:t>
+      </w:r>
+      <w:r>
+        <w:rPr>
+          <w:rFonts w:ascii="Calibri" w:hAnsi="Calibri" w:eastAsia="Calibri" w:cs="Calibri"/>
+          <w:sz w:val="22"/>
+          <w:szCs w:val="22"/>
+        </w:rPr>
+      </w:r>
+      <w:r/>
     </w:p>
     <w:p>
       <w:pPr>
         <w:pBdr/>
+        <w:spacing w:line="358" w:lineRule="auto"/>
+        <w:ind/>
+        <w:jc w:val="both"/>
+        <w:rPr>
+          <w:rFonts w:ascii="Calibri" w:hAnsi="Calibri" w:cs="Calibri"/>
+          <w:sz w:val="22"/>
+          <w:szCs w:val="22"/>
+        </w:rPr>
+      </w:pPr>
+      <w:r>
+        <w:rPr>
+          <w:rFonts w:ascii="Calibri" w:hAnsi="Calibri" w:eastAsia="Calibri" w:cs="Calibri"/>
+          <w:sz w:val="22"/>
+          <w:szCs w:val="22"/>
+        </w:rPr>
+        <w:t xml:space="preserve">This conflict was eventually ended by an agreement referred to as the ‘Good Friday Agreement’ or ‘Belfast Agreement’, signed on April 10, 1998 by both British and Irish representatives.</w:t>
+      </w:r>
+      <w:r>
+        <w:rPr>
+          <w:rFonts w:ascii="Calibri" w:hAnsi="Calibri" w:cs="Calibri"/>
+          <w:sz w:val="22"/>
+          <w:szCs w:val="22"/>
+        </w:rPr>
+      </w:r>
+      <w:r>
+        <w:rPr>
+          <w:rFonts w:ascii="Calibri" w:hAnsi="Calibri" w:cs="Calibri"/>
+          <w:sz w:val="22"/>
+          <w:szCs w:val="22"/>
+        </w:rPr>
+      </w:r>
+    </w:p>
+    <w:p>
+      <w:pPr>
+        <w:pStyle w:val="1111"/>
+        <w:pBdr/>
+        <w:spacing w:after="0" w:line="358" w:lineRule="auto"/>
+        <w:ind/>
+        <w:rPr>
+          <w:rFonts w:ascii="Calibri" w:hAnsi="Calibri" w:cs="Calibri"/>
+          <w:sz w:val="22"/>
+          <w:szCs w:val="22"/>
+        </w:rPr>
+      </w:pPr>
+      <w:r>
+        <w:rPr>
+          <w:rFonts w:ascii="Calibri" w:hAnsi="Calibri" w:eastAsia="Calibri" w:cs="Calibri"/>
+          <w:sz w:val="22"/>
+          <w:szCs w:val="22"/>
+        </w:rPr>
+        <w:t xml:space="preserve">Scope of the study </w:t>
+      </w:r>
+      <w:r>
+        <w:rPr>
+          <w:rFonts w:ascii="Calibri" w:hAnsi="Calibri" w:cs="Calibri"/>
+          <w:sz w:val="22"/>
+          <w:szCs w:val="22"/>
+        </w:rPr>
+      </w:r>
+      <w:r>
+        <w:rPr>
+          <w:rFonts w:ascii="Calibri" w:hAnsi="Calibri" w:cs="Calibri"/>
+          <w:sz w:val="22"/>
+          <w:szCs w:val="22"/>
+        </w:rPr>
+      </w:r>
+    </w:p>
+    <w:p>
+      <w:pPr>
+        <w:pBdr/>
+        <w:tabs>
+          <w:tab w:val="left" w:leader="none" w:pos="5830"/>
+        </w:tabs>
+        <w:spacing w:line="358" w:lineRule="auto"/>
+        <w:ind/>
+        <w:jc w:val="both"/>
+        <w:rPr>
+          <w:rFonts w:ascii="Calibri" w:hAnsi="Calibri" w:cs="Calibri"/>
+          <w:sz w:val="22"/>
+          <w:szCs w:val="22"/>
+        </w:rPr>
+      </w:pPr>
+      <w:r>
+        <w:rPr>
+          <w:rFonts w:ascii="Calibri" w:hAnsi="Calibri" w:eastAsia="Calibri" w:cs="Calibri"/>
+          <w:sz w:val="22"/>
+          <w:szCs w:val="22"/>
+          <w:highlight w:val="none"/>
+          <w:lang w:val="en-US" w:bidi="en-US"/>
+        </w:rPr>
+      </w:r>
+      <w:r>
+        <w:rPr>
+          <w:rFonts w:ascii="Calibri" w:hAnsi="Calibri" w:eastAsia="Calibri" w:cs="Calibri"/>
+          <w:sz w:val="22"/>
+          <w:szCs w:val="22"/>
+          <w:lang w:val="en-US"/>
+        </w:rPr>
+        <w:t xml:space="preserve">T</w:t>
+      </w:r>
+      <w:r>
+        <w:rPr>
+          <w:rFonts w:ascii="Calibri" w:hAnsi="Calibri" w:eastAsia="Calibri" w:cs="Calibri"/>
+          <w:sz w:val="22"/>
+          <w:szCs w:val="22"/>
+          <w:lang w:val="en-US"/>
+        </w:rPr>
+        <w:t xml:space="preserve">he central research interest of this study lies in deter</w:t>
+      </w:r>
+      <w:r>
+        <w:rPr>
+          <w:rFonts w:ascii="Calibri" w:hAnsi="Calibri" w:eastAsia="Calibri" w:cs="Calibri"/>
+          <w:sz w:val="22"/>
+          <w:szCs w:val="22"/>
+          <w:lang w:val="en-US"/>
+        </w:rPr>
+        <w:t xml:space="preserve">mi</w:t>
+      </w:r>
+      <w:r>
+        <w:rPr>
+          <w:rFonts w:ascii="Calibri" w:hAnsi="Calibri" w:eastAsia="Calibri" w:cs="Calibri"/>
+          <w:sz w:val="22"/>
+          <w:szCs w:val="22"/>
+          <w:lang w:val="en-US"/>
+        </w:rPr>
+        <w:t xml:space="preserve">ning whether the Good Friday Agreement represents a lasting peace or merely a temporary solution. In line with this interest, the leading question ‘The Good Friday Agreement – sustainable peace or temporary solution?’ was chosen. </w:t>
+      </w:r>
+      <w:r>
+        <w:rPr>
+          <w:rFonts w:ascii="Calibri" w:hAnsi="Calibri" w:cs="Calibri"/>
+          <w:sz w:val="22"/>
+          <w:szCs w:val="22"/>
+        </w:rPr>
+      </w:r>
+      <w:r>
+        <w:rPr>
+          <w:rFonts w:ascii="Calibri" w:hAnsi="Calibri" w:cs="Calibri"/>
+          <w:sz w:val="22"/>
+          <w:szCs w:val="22"/>
+        </w:rPr>
+      </w:r>
+    </w:p>
+    <w:p>
+      <w:pPr>
+        <w:pBdr/>
+        <w:tabs>
+          <w:tab w:val="left" w:leader="none" w:pos="5830"/>
+        </w:tabs>
         <w:spacing w:line="358" w:lineRule="auto"/>
         <w:ind/>
         <w:jc w:val="both"/>
@@ -1224,44 +1444,81 @@
           <w:rFonts w:ascii="Calibri" w:hAnsi="Calibri" w:eastAsia="Calibri" w:cs="Calibri"/>
           <w:sz w:val="22"/>
           <w:szCs w:val="22"/>
-          <w:highlight w:val="none"/>
-        </w:rPr>
-        <w:t xml:space="preserve">These circumstances eventually lead to the formation of the ‘Northern Ireland Civil Rights Association’ (NICRA) April 1967 in Belfast, an organization tha</w:t>
+          <w:lang w:val="en-US"/>
+        </w:rPr>
+        <w:t xml:space="preserve">In order to maintain a strict historical focus and meet the requirements of a 5.PK-</w:t>
       </w:r>
       <w:r>
         <w:rPr>
           <w:rFonts w:ascii="Calibri" w:hAnsi="Calibri" w:eastAsia="Calibri" w:cs="Calibri"/>
           <w:sz w:val="22"/>
           <w:szCs w:val="22"/>
-          <w:highlight w:val="none"/>
-        </w:rPr>
-        <w:t xml:space="preserve">t organized mostly peaceful protests, advocating for a new ‘One man, one vote’-law, meaning that everyone, not just property owners should be allowed to vote, and less discrimination across all areas. These mostly peaceful protests were met by disproportio</w:t>
+          <w:lang w:val="en-US"/>
+        </w:rPr>
+        <w:t xml:space="preserve">presentation, the main topic is strictly limited to developments immediately prior to the 1998 agreement, with the historical background of the ‘Troubles’ serving as necessary background informa</w:t>
       </w:r>
       <w:r>
         <w:rPr>
           <w:rFonts w:ascii="Calibri" w:hAnsi="Calibri" w:eastAsia="Calibri" w:cs="Calibri"/>
           <w:sz w:val="22"/>
           <w:szCs w:val="22"/>
-          <w:highlight w:val="none"/>
-        </w:rPr>
-        <w:t xml:space="preserve">n</w:t>
+          <w:lang w:val="en-US"/>
+        </w:rPr>
+        <w:t xml:space="preserve">tion. This specific focus was chosen to cover the most controversial turning point of the English-Irish Conflict, while not facilitating the problem of possible justification of politically motivated violence. Developments after the signing are used exclus</w:t>
       </w:r>
       <w:r>
         <w:rPr>
           <w:rFonts w:ascii="Calibri" w:hAnsi="Calibri" w:eastAsia="Calibri" w:cs="Calibri"/>
           <w:sz w:val="22"/>
           <w:szCs w:val="22"/>
-          <w:highlight w:val="none"/>
-        </w:rPr>
-        <w:t xml:space="preserve">ate police violence. This lead to the peaceful protests quickly spiraling into more violent street battles, eventually resulting in the famous armed conflict between the British army and paramilitary groups, such as the IRA, commonly called ‘The Troubles’.</w:t>
+          <w:lang w:val="en-US"/>
+        </w:rPr>
+        <w:t xml:space="preserve">i</w:t>
       </w:r>
       <w:r>
         <w:rPr>
           <w:rFonts w:ascii="Calibri" w:hAnsi="Calibri" w:eastAsia="Calibri" w:cs="Calibri"/>
           <w:sz w:val="22"/>
           <w:szCs w:val="22"/>
-          <w:highlight w:val="none"/>
-        </w:rPr>
+          <w:lang w:val="en-US"/>
+        </w:rPr>
+        <w:t xml:space="preserve">vely to test the existing thesis, ensuring that the analysis (AFB II) focuses on the structural integrity of the agreement itself and does not drift off into political commentary. This ensures that the study is able to meet standards of all of the requir</w:t>
+      </w:r>
+      <w:r>
+        <w:rPr>
+          <w:rFonts w:ascii="Calibri" w:hAnsi="Calibri" w:eastAsia="Calibri" w:cs="Calibri"/>
+          <w:sz w:val="22"/>
+          <w:szCs w:val="22"/>
+          <w:lang w:val="en-US"/>
+        </w:rPr>
+        <w:t xml:space="preserve">ement areas by avoiding a simple timeline/list of historical events and instead focusing on a criteria-oriented analysis of the historical turning</w:t>
+      </w:r>
+      <w:r>
+        <w:rPr>
+          <w:rFonts w:ascii="Calibri" w:hAnsi="Calibri" w:eastAsia="Calibri" w:cs="Calibri"/>
+          <w:sz w:val="22"/>
+          <w:szCs w:val="22"/>
+          <w:lang w:val="en-US"/>
+        </w:rPr>
+        <w:t xml:space="preserve"> </w:t>
+      </w:r>
+      <w:r>
+        <w:rPr>
+          <w:rFonts w:ascii="Calibri" w:hAnsi="Calibri" w:eastAsia="Calibri" w:cs="Calibri"/>
+          <w:sz w:val="22"/>
+          <w:szCs w:val="22"/>
+          <w:lang w:val="en-US"/>
+        </w:rPr>
+        <w:t xml:space="preserve">point.</w:t>
+      </w:r>
+      <w:r>
+        <w:rPr>
+          <w:rFonts w:ascii="Calibri" w:hAnsi="Calibri" w:eastAsia="Calibri" w:cs="Calibri"/>
+          <w:sz w:val="22"/>
+          <w:szCs w:val="22"/>
+          <w:lang w:val="en-US"/>
+        </w:rPr>
+        <w:t xml:space="preserve"> </w:t>
       </w:r>
       <w:r>
         <w:rPr>
@@ -1271,90 +1528,26 @@
           <w:highlight w:val="none"/>
         </w:rPr>
       </w:r>
-    </w:p>
-    <w:p>
-      <w:pPr>
-        <w:pBdr/>
-        <w:spacing w:line="358" w:lineRule="auto"/>
-        <w:ind/>
-        <w:jc w:val="both"/>
+      <w:r>
         <w:rPr>
           <w:rFonts w:ascii="Calibri" w:hAnsi="Calibri" w:cs="Calibri"/>
           <w:sz w:val="22"/>
           <w:szCs w:val="22"/>
-        </w:rPr>
-      </w:pPr>
-      <w:r>
-        <w:rPr>
-          <w:rFonts w:ascii="Calibri" w:hAnsi="Calibri" w:eastAsia="Calibri" w:cs="Calibri"/>
-          <w:sz w:val="22"/>
-          <w:szCs w:val="22"/>
-        </w:rPr>
-        <w:t xml:space="preserve">This conflict was eventually ended by an agreement referred to as the ‘Good Friday Agreement’ or ‘Belfast Agreement’, signed on April 10, 1998.</w:t>
-      </w:r>
-      <w:r>
-        <w:rPr>
-          <w:rFonts w:ascii="Calibri" w:hAnsi="Calibri" w:eastAsia="Calibri" w:cs="Calibri"/>
-          <w:sz w:val="22"/>
-          <w:szCs w:val="22"/>
-        </w:rPr>
-      </w:r>
-      <w:r>
+          <w:highlight w:val="none"/>
+        </w:rPr>
+      </w:r>
+    </w:p>
+    <w:p>
+      <w:pPr>
+        <w:pStyle w:val="1111"/>
+        <w:pBdr/>
+        <w:spacing w:after="0" w:line="358" w:lineRule="auto"/>
+        <w:ind/>
         <w:rPr>
           <w:rFonts w:ascii="Calibri" w:hAnsi="Calibri" w:cs="Calibri"/>
           <w:sz w:val="22"/>
           <w:szCs w:val="22"/>
-        </w:rPr>
-      </w:r>
-    </w:p>
-    <w:p>
-      <w:pPr>
-        <w:pStyle w:val="1064"/>
-        <w:pBdr/>
-        <w:spacing w:after="0" w:line="358" w:lineRule="auto"/>
-        <w:ind/>
-        <w:rPr>
-          <w:rFonts w:ascii="Calibri" w:hAnsi="Calibri" w:cs="Calibri"/>
-          <w:sz w:val="22"/>
-          <w:szCs w:val="22"/>
-        </w:rPr>
-      </w:pPr>
-      <w:r>
-        <w:rPr>
-          <w:rFonts w:ascii="Calibri" w:hAnsi="Calibri" w:eastAsia="Calibri" w:cs="Calibri"/>
-          <w:sz w:val="22"/>
-          <w:szCs w:val="22"/>
-        </w:rPr>
-        <w:t xml:space="preserve">Scope of the study </w:t>
-      </w:r>
-      <w:r>
-        <w:rPr>
-          <w:rFonts w:ascii="Calibri" w:hAnsi="Calibri" w:eastAsia="Calibri" w:cs="Calibri"/>
-          <w:sz w:val="22"/>
-          <w:szCs w:val="22"/>
-        </w:rPr>
-      </w:r>
-      <w:r>
-        <w:rPr>
-          <w:rFonts w:ascii="Calibri" w:hAnsi="Calibri" w:cs="Calibri"/>
-          <w:sz w:val="22"/>
-          <w:szCs w:val="22"/>
-        </w:rPr>
-      </w:r>
-    </w:p>
-    <w:p>
-      <w:pPr>
-        <w:pBdr/>
-        <w:tabs>
-          <w:tab w:val="left" w:leader="none" w:pos="5830"/>
-        </w:tabs>
-        <w:spacing w:line="358" w:lineRule="auto"/>
-        <w:ind/>
-        <w:jc w:val="both"/>
-        <w:rPr>
-          <w:rFonts w:ascii="Calibri" w:hAnsi="Calibri" w:cs="Calibri"/>
-          <w:sz w:val="22"/>
-          <w:szCs w:val="22"/>
+          <w:highlight w:val="none"/>
         </w:rPr>
       </w:pPr>
       <w:r>
@@ -1371,193 +1564,6 @@
           <w:rFonts w:ascii="Calibri" w:hAnsi="Calibri" w:eastAsia="Calibri" w:cs="Calibri"/>
           <w:sz w:val="22"/>
           <w:szCs w:val="22"/>
-          <w:lang w:val="en-US"/>
-        </w:rPr>
-        <w:t xml:space="preserve">T</w:t>
-      </w:r>
-      <w:r>
-        <w:rPr>
-          <w:rFonts w:ascii="Calibri" w:hAnsi="Calibri" w:eastAsia="Calibri" w:cs="Calibri"/>
-          <w:sz w:val="22"/>
-          <w:szCs w:val="22"/>
-          <w:lang w:val="en-US"/>
-        </w:rPr>
-        <w:t xml:space="preserve">he central research interest of this study lies in deter</w:t>
-      </w:r>
-      <w:r>
-        <w:rPr>
-          <w:rFonts w:ascii="Calibri" w:hAnsi="Calibri" w:eastAsia="Calibri" w:cs="Calibri"/>
-          <w:sz w:val="22"/>
-          <w:szCs w:val="22"/>
-          <w:lang w:val="en-US"/>
-        </w:rPr>
-        <w:t xml:space="preserve">mi</w:t>
-      </w:r>
-      <w:r>
-        <w:rPr>
-          <w:rFonts w:ascii="Calibri" w:hAnsi="Calibri" w:eastAsia="Calibri" w:cs="Calibri"/>
-          <w:sz w:val="22"/>
-          <w:szCs w:val="22"/>
-          <w:lang w:val="en-US"/>
-        </w:rPr>
-        <w:t xml:space="preserve">ning whether the Good Friday Agreement represents a lasting peace or merely a temporary solution. In line with this interest, the leading question ‘The Good Friday Agreement – sustainable peace or temporary solution?’ was chosen. </w:t>
-      </w:r>
-      <w:r>
-        <w:rPr>
-          <w:rFonts w:ascii="Calibri" w:hAnsi="Calibri" w:eastAsia="Calibri" w:cs="Calibri"/>
-          <w:sz w:val="22"/>
-          <w:szCs w:val="22"/>
-        </w:rPr>
-      </w:r>
-      <w:r>
-        <w:rPr>
-          <w:rFonts w:ascii="Calibri" w:hAnsi="Calibri" w:cs="Calibri"/>
-          <w:sz w:val="22"/>
-          <w:szCs w:val="22"/>
-        </w:rPr>
-      </w:r>
-    </w:p>
-    <w:p>
-      <w:pPr>
-        <w:pBdr/>
-        <w:tabs>
-          <w:tab w:val="left" w:leader="none" w:pos="5830"/>
-        </w:tabs>
-        <w:spacing w:line="358" w:lineRule="auto"/>
-        <w:ind/>
-        <w:jc w:val="both"/>
-        <w:rPr>
-          <w:rFonts w:ascii="Calibri" w:hAnsi="Calibri" w:cs="Calibri"/>
-          <w:sz w:val="22"/>
-          <w:szCs w:val="22"/>
-          <w:highlight w:val="none"/>
-        </w:rPr>
-      </w:pPr>
-      <w:r>
-        <w:rPr>
-          <w:rFonts w:ascii="Calibri" w:hAnsi="Calibri" w:eastAsia="Calibri" w:cs="Calibri"/>
-          <w:sz w:val="22"/>
-          <w:szCs w:val="22"/>
-          <w:lang w:val="en-US"/>
-        </w:rPr>
-        <w:t xml:space="preserve">In order to maintain a strict historical focus and meet the requirements of a 5.PK-</w:t>
-      </w:r>
-      <w:r>
-        <w:rPr>
-          <w:rFonts w:ascii="Calibri" w:hAnsi="Calibri" w:eastAsia="Calibri" w:cs="Calibri"/>
-          <w:sz w:val="22"/>
-          <w:szCs w:val="22"/>
-          <w:lang w:val="en-US"/>
-        </w:rPr>
-        <w:t xml:space="preserve">presentation, the main topic is strictly limited to developments immediately prior to the 1998 agreement, with the historical background of the ‘Troubles’ serving as necessary background informa</w:t>
-      </w:r>
-      <w:r>
-        <w:rPr>
-          <w:rFonts w:ascii="Calibri" w:hAnsi="Calibri" w:eastAsia="Calibri" w:cs="Calibri"/>
-          <w:sz w:val="22"/>
-          <w:szCs w:val="22"/>
-          <w:lang w:val="en-US"/>
-        </w:rPr>
-        <w:t xml:space="preserve">tion. This specific focus was chosen to cover the most controversial turning point of the English-Irish Conflict, while not facilitation the problem of possible justification of politically motivated violence. Developments after the signing are used exclus</w:t>
-      </w:r>
-      <w:r>
-        <w:rPr>
-          <w:rFonts w:ascii="Calibri" w:hAnsi="Calibri" w:eastAsia="Calibri" w:cs="Calibri"/>
-          <w:sz w:val="22"/>
-          <w:szCs w:val="22"/>
-          <w:lang w:val="en-US"/>
-        </w:rPr>
-        <w:t xml:space="preserve">i</w:t>
-      </w:r>
-      <w:r>
-        <w:rPr>
-          <w:rFonts w:ascii="Calibri" w:hAnsi="Calibri" w:eastAsia="Calibri" w:cs="Calibri"/>
-          <w:sz w:val="22"/>
-          <w:szCs w:val="22"/>
-          <w:lang w:val="en-US"/>
-        </w:rPr>
-        <w:t xml:space="preserve">vely to test the existing thesis, ensuring that the analysis (AFB II) focuses on the structural integrity of the agreement itself and does not drift off into political commentary. This ensures that the study is able to meet standards of all of the requir</w:t>
-      </w:r>
-      <w:r>
-        <w:rPr>
-          <w:rFonts w:ascii="Calibri" w:hAnsi="Calibri" w:eastAsia="Calibri" w:cs="Calibri"/>
-          <w:sz w:val="22"/>
-          <w:szCs w:val="22"/>
-          <w:lang w:val="en-US"/>
-        </w:rPr>
-        <w:t xml:space="preserve">ement areas by avoiding a simple timeline/list of historical events and instead focusing on a criteria-oriented analysis of the historical turning</w:t>
-      </w:r>
-      <w:r>
-        <w:rPr>
-          <w:rFonts w:ascii="Calibri" w:hAnsi="Calibri" w:eastAsia="Calibri" w:cs="Calibri"/>
-          <w:sz w:val="22"/>
-          <w:szCs w:val="22"/>
-          <w:lang w:val="en-US"/>
-        </w:rPr>
-        <w:t xml:space="preserve"> </w:t>
-      </w:r>
-      <w:r>
-        <w:rPr>
-          <w:rFonts w:ascii="Calibri" w:hAnsi="Calibri" w:eastAsia="Calibri" w:cs="Calibri"/>
-          <w:sz w:val="22"/>
-          <w:szCs w:val="22"/>
-          <w:lang w:val="en-US"/>
-        </w:rPr>
-        <w:t xml:space="preserve">point.</w:t>
-      </w:r>
-      <w:r>
-        <w:rPr>
-          <w:rFonts w:ascii="Calibri" w:hAnsi="Calibri" w:eastAsia="Calibri" w:cs="Calibri"/>
-          <w:sz w:val="22"/>
-          <w:szCs w:val="22"/>
-          <w:lang w:val="en-US"/>
-        </w:rPr>
-        <w:t xml:space="preserve"> </w:t>
-      </w:r>
-      <w:r>
-        <w:rPr>
-          <w:rFonts w:ascii="Calibri" w:hAnsi="Calibri" w:eastAsia="Calibri" w:cs="Calibri"/>
-          <w:sz w:val="22"/>
-          <w:szCs w:val="22"/>
-          <w:highlight w:val="none"/>
-        </w:rPr>
-      </w:r>
-      <w:r>
-        <w:rPr>
-          <w:rFonts w:ascii="Calibri" w:hAnsi="Calibri" w:cs="Calibri"/>
-          <w:sz w:val="22"/>
-          <w:szCs w:val="22"/>
-          <w:highlight w:val="none"/>
-        </w:rPr>
-      </w:r>
-    </w:p>
-    <w:p>
-      <w:pPr>
-        <w:pStyle w:val="1064"/>
-        <w:pBdr/>
-        <w:spacing w:after="0" w:line="358" w:lineRule="auto"/>
-        <w:ind/>
-        <w:rPr>
-          <w:rFonts w:ascii="Calibri" w:hAnsi="Calibri" w:cs="Calibri"/>
-          <w:sz w:val="22"/>
-          <w:szCs w:val="22"/>
-          <w:highlight w:val="none"/>
-        </w:rPr>
-      </w:pPr>
-      <w:r>
-        <w:rPr>
-          <w:rFonts w:ascii="Calibri" w:hAnsi="Calibri" w:eastAsia="Calibri" w:cs="Calibri"/>
-          <w:sz w:val="22"/>
-          <w:szCs w:val="22"/>
-          <w:highlight w:val="none"/>
-          <w:lang w:val="en-US" w:bidi="en-US"/>
-        </w:rPr>
-      </w:r>
-      <w:r>
-        <w:rPr>
-          <w:rFonts w:ascii="Calibri" w:hAnsi="Calibri" w:eastAsia="Calibri" w:cs="Calibri"/>
-          <w:sz w:val="22"/>
-          <w:szCs w:val="22"/>
           <w:highlight w:val="none"/>
           <w:lang w:val="en-US"/>
         </w:rPr>
@@ -1565,7 +1571,7 @@
       </w:r>
       <w:r>
         <w:rPr>
-          <w:rFonts w:ascii="Calibri" w:hAnsi="Calibri" w:eastAsia="Calibri" w:cs="Calibri"/>
+          <w:rFonts w:ascii="Calibri" w:hAnsi="Calibri" w:cs="Calibri"/>
           <w:sz w:val="22"/>
           <w:szCs w:val="22"/>
           <w:highlight w:val="none"/>
@@ -1635,7 +1641,7 @@
           <w:highlight w:val="none"/>
           <w:lang w:val="en-US" w:bidi="en-IE"/>
         </w:rPr>
-        <w:t xml:space="preserve">the resulting compromise of long-term social and political stability. By focusing on not only one one, but both of these categories, the study explores why the agreement successfully halted military aggression but failed to resolve the deep-seated social c</w:t>
+        <w:t xml:space="preserve">the resulting compromise of long-term social and political stability. By focusing not only on one, but on both of these categories, the study explores why the agreement successfully halted military aggression, but failed to resolve the deep-seated social c</w:t>
       </w:r>
       <w:r>
         <w:rPr>
@@ -1649,12 +1655,36 @@
       </w:r>
       <w:r>
         <w:rPr>
+          <w:rFonts w:ascii="Calibri" w:hAnsi="Calibri" w:eastAsia="Calibri" w:cs="Calibri"/>
+          <w:sz w:val="22"/>
+          <w:szCs w:val="22"/>
+          <w:highlight w:val="none"/>
+          <w:lang w:val="en-US"/>
+        </w:rPr>
+      </w:r>
+      <w:r>
+        <w:rPr>
+          <w:rFonts w:ascii="Calibri" w:hAnsi="Calibri" w:eastAsia="Calibri" w:cs="Calibri"/>
+          <w:sz w:val="22"/>
+          <w:szCs w:val="22"/>
+          <w:highlight w:val="none"/>
+          <w:lang w:val="en-US"/>
+        </w:rPr>
+      </w:r>
+    </w:p>
+    <w:p>
+      <w:pPr>
+        <w:pStyle w:val="1111"/>
+        <w:pBdr/>
+        <w:spacing w:after="0" w:line="358" w:lineRule="auto"/>
+        <w:ind/>
+        <w:rPr>
           <w:rFonts w:ascii="Calibri" w:hAnsi="Calibri" w:cs="Calibri"/>
           <w:sz w:val="22"/>
           <w:szCs w:val="22"/>
           <w:highlight w:val="none"/>
         </w:rPr>
-      </w:r>
+      </w:pPr>
       <w:r>
         <w:rPr>
           <w:rFonts w:ascii="Calibri" w:hAnsi="Calibri" w:eastAsia="Calibri" w:cs="Calibri"/>
@@ -1663,22 +1693,36 @@
           <w:highlight w:val="none"/>
           <w:lang w:val="en-US"/>
         </w:rPr>
-      </w:r>
-    </w:p>
-    <w:p>
-      <w:pPr>
-        <w:pStyle w:val="1064"/>
-        <w:pBdr/>
-        <w:spacing w:after="0" w:line="358" w:lineRule="auto"/>
-        <w:ind/>
+        <w:t xml:space="preserve">Selection of the Reference Subject</w:t>
+      </w:r>
+      <w:r>
         <w:rPr>
           <w:rFonts w:ascii="Calibri" w:hAnsi="Calibri" w:cs="Calibri"/>
           <w:sz w:val="22"/>
           <w:szCs w:val="22"/>
           <w:highlight w:val="none"/>
         </w:rPr>
-      </w:pPr>
-      <w:r>
+      </w:r>
+      <w:r>
+        <w:rPr>
+          <w:rFonts w:ascii="Calibri" w:hAnsi="Calibri" w:cs="Calibri"/>
+          <w:sz w:val="22"/>
+          <w:szCs w:val="22"/>
+          <w:highlight w:val="none"/>
+        </w:rPr>
+      </w:r>
+    </w:p>
+    <w:p>
+      <w:pPr>
+        <w:pBdr/>
+        <w:shd w:val="clear" w:color="ffffff" w:themeColor="background1" w:fill="ffffff" w:themeFill="background1"/>
+        <w:tabs>
+          <w:tab w:val="left" w:leader="none" w:pos="5830"/>
+          <w:tab w:val="left" w:leader="none" w:pos="7457"/>
+        </w:tabs>
+        <w:spacing w:line="358" w:lineRule="auto"/>
+        <w:ind/>
+        <w:jc w:val="both"/>
         <w:rPr>
           <w:rFonts w:ascii="Calibri" w:hAnsi="Calibri" w:eastAsia="Calibri" w:cs="Calibri"/>
           <w:sz w:val="22"/>
@@ -1686,7 +1730,66 @@
           <w:highlight w:val="none"/>
           <w:lang w:val="en-US"/>
         </w:rPr>
-        <w:t xml:space="preserve">Selection of the Reference Subject</w:t>
+      </w:pPr>
+      <w:r>
+        <w:rPr>
+          <w:rFonts w:ascii="Calibri" w:hAnsi="Calibri" w:eastAsia="Calibri" w:cs="Calibri"/>
+          <w:sz w:val="22"/>
+          <w:szCs w:val="22"/>
+          <w:highlight w:val="none"/>
+          <w:lang w:val="en-US" w:bidi="en-IE"/>
+        </w:rPr>
+        <w:t xml:space="preserve">T</w:t>
+      </w:r>
+      <w:r>
+        <w:rPr>
+          <w:rFonts w:ascii="Calibri" w:hAnsi="Calibri" w:eastAsia="Calibri" w:cs="Calibri"/>
+          <w:sz w:val="22"/>
+          <w:szCs w:val="22"/>
+          <w:highlight w:val="none"/>
+          <w:lang w:val="en-US" w:bidi="en-IE"/>
+        </w:rPr>
+        <w:t xml:space="preserve">he selection of English as a reference subject was an easy decision, as it enables the direct examination of primary sources and historical documents in their original language. Working in English prevents the loss of information that can occur in translat</w:t>
+      </w:r>
+      <w:r>
+        <w:rPr>
+          <w:rFonts w:ascii="Calibri" w:hAnsi="Calibri" w:eastAsia="Calibri" w:cs="Calibri"/>
+          <w:sz w:val="22"/>
+          <w:szCs w:val="22"/>
+          <w:highlight w:val="none"/>
+          <w:lang w:val="en-US" w:bidi="en-IE"/>
+        </w:rPr>
+        <w:t xml:space="preserve">ion and allows access to a wider range of source material, including specialized scientific analyses, press reports and interviews that may not be available in other languages. </w:t>
+      </w:r>
+      <w:r>
+        <w:rPr>
+          <w:rFonts w:ascii="Calibri" w:hAnsi="Calibri" w:eastAsia="Calibri" w:cs="Calibri"/>
+          <w:sz w:val="22"/>
+          <w:szCs w:val="22"/>
+          <w:highlight w:val="none"/>
+          <w:lang w:val="en-US" w:bidi="en-IE"/>
+        </w:rPr>
+        <w:t xml:space="preserve">T</w:t>
+      </w:r>
+      <w:r>
+        <w:rPr>
+          <w:rFonts w:ascii="Calibri" w:hAnsi="Calibri" w:eastAsia="Calibri" w:cs="Calibri"/>
+          <w:sz w:val="22"/>
+          <w:szCs w:val="22"/>
+          <w:highlight w:val="none"/>
+          <w:lang w:val="en-US" w:bidi="en-IE"/>
+        </w:rPr>
+        <w:t xml:space="preserve">he selection of English also allows for precise linguistic analysis of the specific wording of the agreement, as well as the reactions of key stakeholders, which is essential for understanding how negotiation tactics like 'constructive ambiguity' were used</w:t>
+      </w:r>
+      <w:r>
+        <w:rPr>
+          <w:rFonts w:ascii="Calibri" w:hAnsi="Calibri" w:eastAsia="Calibri" w:cs="Calibri"/>
+          <w:sz w:val="22"/>
+          <w:szCs w:val="22"/>
+          <w:highlight w:val="none"/>
+          <w:lang w:val="en-US" w:bidi="en-IE"/>
+        </w:rPr>
+        <w:t xml:space="preserve"> to achieve an agreement between opposing groups of people with fundamentally different interests and perspectives. </w:t>
       </w:r>
       <w:r>
         <w:rPr>
@@ -1699,23 +1802,28 @@
       </w:r>
       <w:r>
         <w:rPr>
+          <w:rFonts w:ascii="Calibri" w:hAnsi="Calibri" w:eastAsia="Calibri" w:cs="Calibri"/>
+          <w:sz w:val="22"/>
+          <w:szCs w:val="22"/>
+          <w:highlight w:val="none"/>
+          <w:lang w:val="en-US"/>
+        </w:rPr>
+      </w:r>
+    </w:p>
+    <w:p>
+      <w:pPr>
+        <w:pStyle w:val="1111"/>
+        <w:pBdr/>
+        <w:spacing w:after="0" w:line="358" w:lineRule="auto"/>
+        <w:ind/>
+        <w:rPr>
           <w:rFonts w:ascii="Calibri" w:hAnsi="Calibri" w:cs="Calibri"/>
           <w:sz w:val="22"/>
           <w:szCs w:val="22"/>
           <w:highlight w:val="none"/>
         </w:rPr>
-      </w:r>
-    </w:p>
-    <w:p>
-      <w:pPr>
-        <w:pBdr/>
-        <w:shd w:val="clear" w:color="ffffff" w:themeColor="background1" w:fill="ffffff" w:themeFill="background1"/>
-        <w:tabs>
-          <w:tab w:val="left" w:leader="none" w:pos="5830"/>
-        </w:tabs>
-        <w:spacing w:line="358" w:lineRule="auto"/>
-        <w:ind/>
-        <w:jc w:val="both"/>
+      </w:pPr>
+      <w:r>
         <w:rPr>
           <w:rFonts w:ascii="Calibri" w:hAnsi="Calibri" w:eastAsia="Calibri" w:cs="Calibri"/>
           <w:sz w:val="22"/>
@@ -1723,66 +1831,7 @@
           <w:highlight w:val="none"/>
           <w:lang w:val="en-US"/>
         </w:rPr>
-      </w:pPr>
-      <w:r>
-        <w:rPr>
-          <w:rFonts w:ascii="Calibri" w:hAnsi="Calibri" w:eastAsia="Calibri" w:cs="Calibri"/>
-          <w:sz w:val="22"/>
-          <w:szCs w:val="22"/>
-          <w:highlight w:val="none"/>
-          <w:lang w:val="en-US" w:bidi="en-IE"/>
-        </w:rPr>
-        <w:t xml:space="preserve">T</w:t>
-      </w:r>
-      <w:r>
-        <w:rPr>
-          <w:rFonts w:ascii="Calibri" w:hAnsi="Calibri" w:eastAsia="Calibri" w:cs="Calibri"/>
-          <w:sz w:val="22"/>
-          <w:szCs w:val="22"/>
-          <w:highlight w:val="none"/>
-          <w:lang w:val="en-US" w:bidi="en-IE"/>
-        </w:rPr>
-        <w:t xml:space="preserve">he selection of English as a reference subject was an easy decision, as it enables the direct examination of primary sources and historical documents in their original language. Working in English prevents the loss of information that can occur in translat</w:t>
-      </w:r>
-      <w:r>
-        <w:rPr>
-          <w:rFonts w:ascii="Calibri" w:hAnsi="Calibri" w:eastAsia="Calibri" w:cs="Calibri"/>
-          <w:sz w:val="22"/>
-          <w:szCs w:val="22"/>
-          <w:highlight w:val="none"/>
-          <w:lang w:val="en-US" w:bidi="en-IE"/>
-        </w:rPr>
-        <w:t xml:space="preserve">ion and allows access to a wider range of source material, including specialized scientific analyses, press reports and interviews that may not be available in other languages. </w:t>
-      </w:r>
-      <w:r>
-        <w:rPr>
-          <w:rFonts w:ascii="Calibri" w:hAnsi="Calibri" w:eastAsia="Calibri" w:cs="Calibri"/>
-          <w:sz w:val="22"/>
-          <w:szCs w:val="22"/>
-          <w:highlight w:val="none"/>
-          <w:lang w:val="en-US" w:bidi="en-IE"/>
-        </w:rPr>
-        <w:t xml:space="preserve">T</w:t>
-      </w:r>
-      <w:r>
-        <w:rPr>
-          <w:rFonts w:ascii="Calibri" w:hAnsi="Calibri" w:eastAsia="Calibri" w:cs="Calibri"/>
-          <w:sz w:val="22"/>
-          <w:szCs w:val="22"/>
-          <w:highlight w:val="none"/>
-          <w:lang w:val="en-US" w:bidi="en-IE"/>
-        </w:rPr>
-        <w:t xml:space="preserve">he selection of English also allows for precise linguistic analysis of the specific wording of the agreement, as well as the reactions of key stakeholders, which is essential for understanding how negotiation tactics like 'constructive ambiguity' were used</w:t>
-      </w:r>
-      <w:r>
-        <w:rPr>
-          <w:rFonts w:ascii="Calibri" w:hAnsi="Calibri" w:eastAsia="Calibri" w:cs="Calibri"/>
-          <w:sz w:val="22"/>
-          <w:szCs w:val="22"/>
-          <w:highlight w:val="none"/>
-          <w:lang w:val="en-US" w:bidi="en-IE"/>
-        </w:rPr>
-        <w:t xml:space="preserve"> to achieve an agreement between opposing groups of people with fundamentally different interests and perspectives. </w:t>
+        <w:t xml:space="preserve">Main Arguments</w:t>
       </w:r>
       <w:r>
         <w:rPr>
@@ -1790,48 +1839,6 @@
           <w:sz w:val="22"/>
           <w:szCs w:val="22"/>
           <w:highlight w:val="none"/>
-        </w:rPr>
-      </w:r>
-      <w:r>
-        <w:rPr>
-          <w:rFonts w:ascii="Calibri" w:hAnsi="Calibri" w:eastAsia="Calibri" w:cs="Calibri"/>
-          <w:sz w:val="22"/>
-          <w:szCs w:val="22"/>
-          <w:highlight w:val="none"/>
-          <w:lang w:val="en-US"/>
-        </w:rPr>
-      </w:r>
-    </w:p>
-    <w:p>
-      <w:pPr>
-        <w:pStyle w:val="1064"/>
-        <w:pBdr/>
-        <w:spacing w:after="0" w:line="358" w:lineRule="auto"/>
-        <w:ind/>
-        <w:rPr>
-          <w:rFonts w:ascii="Calibri" w:hAnsi="Calibri" w:cs="Calibri"/>
-          <w:sz w:val="22"/>
-          <w:szCs w:val="22"/>
-          <w:highlight w:val="none"/>
-        </w:rPr>
-      </w:pPr>
-      <w:r>
-        <w:rPr>
-          <w:rFonts w:ascii="Calibri" w:hAnsi="Calibri" w:eastAsia="Calibri" w:cs="Calibri"/>
-          <w:sz w:val="22"/>
-          <w:szCs w:val="22"/>
-          <w:highlight w:val="none"/>
-          <w:lang w:val="en-US"/>
-        </w:rPr>
-        <w:t xml:space="preserve">Main Arguments</w:t>
-      </w:r>
-      <w:r>
-        <w:rPr>
-          <w:rFonts w:ascii="Calibri" w:hAnsi="Calibri" w:eastAsia="Calibri" w:cs="Calibri"/>
-          <w:sz w:val="22"/>
-          <w:szCs w:val="22"/>
-          <w:highlight w:val="none"/>
-          <w:lang w:val="en-US"/>
         </w:rPr>
       </w:r>
       <w:r>
@@ -1880,6 +1887,7 @@
           <w:highlight w:val="none"/>
           <w:lang w:val="en-US" w:bidi="en-IE"/>
         </w:rPr>
+        <w:tab/>
       </w:r>
       <w:r>
         <w:rPr>
@@ -1889,7 +1897,6 @@
           <w:highlight w:val="none"/>
           <w:lang w:val="en-US" w:bidi="en-IE"/>
         </w:rPr>
-        <w:tab/>
       </w:r>
       <w:r>
         <w:rPr>
@@ -1951,7 +1958,7 @@
       </w:r>
       <w:r>
         <w:rPr>
-          <w:rStyle w:val="1087"/>
+          <w:rStyle w:val="1134"/>
           <w:rFonts w:ascii="Calibri" w:hAnsi="Calibri" w:eastAsia="Calibri" w:cs="Calibri"/>
           <w:sz w:val="22"/>
           <w:szCs w:val="22"/>
@@ -1962,7 +1969,7 @@
       </w:r>
       <w:r>
         <w:rPr>
-          <w:rStyle w:val="1084"/>
+          <w:rStyle w:val="1131"/>
           <w:rFonts w:ascii="Calibri" w:hAnsi="Calibri" w:eastAsia="Calibri" w:cs="Calibri"/>
           <w:sz w:val="22"/>
           <w:szCs w:val="22"/>
@@ -1974,10 +1981,11 @@
       </w:r>
       <w:r>
         <w:rPr>
-          <w:rFonts w:ascii="Calibri" w:hAnsi="Calibri" w:cs="Calibri"/>
+          <w:rFonts w:ascii="Calibri" w:hAnsi="Calibri" w:eastAsia="Calibri" w:cs="Calibri"/>
           <w:sz w:val="22"/>
           <w:szCs w:val="22"/>
           <w:highlight w:val="none"/>
+          <w:lang w:val="en-US" w:bidi="en-IE"/>
         </w:rPr>
       </w:r>
       <w:r>
@@ -2015,7 +2023,7 @@
           <w:highlight w:val="none"/>
           <w:lang w:val="en-US" w:bidi="en-IE"/>
         </w:rPr>
-        <w:t xml:space="preserve">Nonetheless , our second argument, this time in favor of the position of a temporary solution, consists of the fact that the Good Friday Agreement produced a state commonly </w:t>
+        <w:t xml:space="preserve">Nonetheless, our second argument, this time in favor of the position of a temporary solution, consists of the fact that the Good Friday Agreement produced a state commonly </w:t>
       </w:r>
       <w:r>
         <w:rPr>
@@ -2029,7 +2037,7 @@
       </w:r>
       <w:r>
         <w:rPr>
-          <w:rStyle w:val="1087"/>
+          <w:rStyle w:val="1134"/>
           <w:rFonts w:ascii="Calibri" w:hAnsi="Calibri" w:eastAsia="Calibri" w:cs="Calibri"/>
           <w:sz w:val="22"/>
           <w:szCs w:val="22"/>
@@ -2040,7 +2048,7 @@
       </w:r>
       <w:r>
         <w:rPr>
-          <w:rStyle w:val="1084"/>
+          <w:rStyle w:val="1131"/>
           <w:rFonts w:ascii="Calibri" w:hAnsi="Calibri" w:eastAsia="Calibri" w:cs="Calibri"/>
           <w:sz w:val="22"/>
           <w:szCs w:val="22"/>
@@ -2078,7 +2086,7 @@
           <w:highlight w:val="none"/>
           <w:lang w:val="en-US" w:bidi="en-IE"/>
         </w:rPr>
-        <w:t xml:space="preserve">  are allowed to continue, with the agreement just preventing the spark that initially ignited the violence. </w:t>
+        <w:t xml:space="preserve"> are allowed to continue, with the agreement just preventing the spark that initially ignited the violence. </w:t>
       </w:r>
       <w:r>
         <w:rPr>
@@ -2122,7 +2130,7 @@
           <w:highlight w:val="none"/>
           <w:lang w:val="en-US" w:bidi="en-IE"/>
         </w:rPr>
-        <w:t xml:space="preserve">As a third argument, the fact this outcome wasn’t just random, but </w:t>
+        <w:t xml:space="preserve">As a third argument, the fact that this outcome was not just random, but </w:t>
       </w:r>
       <w:r>
         <w:rPr>
@@ -2156,7 +2164,7 @@
       </w:r>
       <w:r>
         <w:rPr>
-          <w:rStyle w:val="1087"/>
+          <w:rStyle w:val="1134"/>
           <w:rFonts w:ascii="Calibri" w:hAnsi="Calibri" w:eastAsia="Calibri" w:cs="Calibri"/>
           <w:sz w:val="22"/>
           <w:szCs w:val="22"/>
@@ -2227,7 +2235,7 @@
       </w:r>
       <w:r>
         <w:rPr>
-          <w:rFonts w:ascii="Calibri" w:hAnsi="Calibri" w:eastAsia="Calibri" w:cs="Calibri"/>
+          <w:rFonts w:ascii="Calibri" w:hAnsi="Calibri" w:cs="Calibri"/>
           <w:sz w:val="22"/>
           <w:szCs w:val="22"/>
           <w:highlight w:val="none"/>
@@ -2266,11 +2274,11 @@
           <w:szCs w:val="22"/>
           <w:lang w:val="en-US"/>
         </w:rPr>
-        <w:t xml:space="preserve">Our  fourth and final main argument is that although reactions regarding the agreement from different political actors and parties were mixed</w:t>
-      </w:r>
-      <w:r>
-        <w:rPr>
-          <w:rStyle w:val="1087"/>
+        <w:t xml:space="preserve">Our fourth and final main argument is that although reactions regarding the agreement from different political actors and parties were mixed</w:t>
+      </w:r>
+      <w:r>
+        <w:rPr>
+          <w:rStyle w:val="1134"/>
           <w:rFonts w:ascii="Calibri" w:hAnsi="Calibri" w:eastAsia="Calibri" w:cs="Calibri"/>
           <w:sz w:val="22"/>
           <w:szCs w:val="22"/>
@@ -2285,11 +2293,11 @@
           <w:szCs w:val="22"/>
           <w:lang w:val="en-US"/>
         </w:rPr>
-        <w:t xml:space="preserve">, the normal people, those who suffered the consequences of the violent years of the ‘Troubles’ most,  took news of the agreement incredibly well, as it provided them with a much safer day-to-day life</w:t>
-      </w:r>
-      <w:r>
-        <w:rPr>
-          <w:rStyle w:val="1087"/>
+        <w:t xml:space="preserve">, the normal people, those who suffered the consequences of the violent years of the ‘Troubles’ most, took news of the agreement incredibly well, as it provided them with a much safer day-to-day life</w:t>
+      </w:r>
+      <w:r>
+        <w:rPr>
+          <w:rStyle w:val="1134"/>
           <w:rFonts w:ascii="Calibri" w:hAnsi="Calibri" w:eastAsia="Calibri" w:cs="Calibri"/>
           <w:sz w:val="22"/>
           <w:szCs w:val="22"/>
@@ -2308,39 +2316,40 @@
       </w:r>
       <w:r>
         <w:rPr>
-          <w:rFonts w:ascii="Calibri" w:hAnsi="Calibri" w:eastAsia="Calibri" w:cs="Calibri"/>
-          <w:sz w:val="22"/>
-          <w:szCs w:val="22"/>
-        </w:rPr>
-      </w:r>
-      <w:r>
-        <w:rPr>
           <w:rFonts w:ascii="Calibri" w:hAnsi="Calibri" w:cs="Calibri"/>
           <w:sz w:val="22"/>
           <w:szCs w:val="22"/>
         </w:rPr>
       </w:r>
-    </w:p>
-    <w:p>
-      <w:pPr>
-        <w:pStyle w:val="1064"/>
-        <w:pBdr/>
-        <w:spacing w:after="0" w:line="358" w:lineRule="auto"/>
-        <w:ind/>
+      <w:r>
         <w:rPr>
           <w:rFonts w:ascii="Calibri" w:hAnsi="Calibri" w:eastAsia="Calibri" w:cs="Calibri"/>
           <w:sz w:val="22"/>
           <w:szCs w:val="22"/>
           <w:highlight w:val="none"/>
         </w:rPr>
-      </w:pPr>
-      <w:r>
+      </w:r>
+    </w:p>
+    <w:p>
+      <w:pPr>
+        <w:pStyle w:val="1111"/>
+        <w:pBdr/>
+        <w:spacing w:after="0" w:line="358" w:lineRule="auto"/>
+        <w:ind/>
         <w:rPr>
           <w:rFonts w:ascii="Calibri" w:hAnsi="Calibri" w:eastAsia="Calibri" w:cs="Calibri"/>
           <w:sz w:val="22"/>
           <w:szCs w:val="22"/>
           <w:highlight w:val="none"/>
         </w:rPr>
+      </w:pPr>
+      <w:r>
+        <w:rPr>
+          <w:rFonts w:ascii="Calibri" w:hAnsi="Calibri" w:eastAsia="Calibri" w:cs="Calibri"/>
+          <w:sz w:val="22"/>
+          <w:szCs w:val="22"/>
+          <w:highlight w:val="none"/>
+        </w:rPr>
         <w:t xml:space="preserve">Conclusion</w:t>
       </w:r>
       <w:r>
@@ -2348,6 +2357,14 @@
           <w:rFonts w:ascii="Calibri" w:hAnsi="Calibri" w:cs="Calibri"/>
           <w:sz w:val="22"/>
           <w:szCs w:val="22"/>
+        </w:rPr>
+      </w:r>
+      <w:r>
+        <w:rPr>
+          <w:rFonts w:ascii="Calibri" w:hAnsi="Calibri" w:eastAsia="Calibri" w:cs="Calibri"/>
+          <w:sz w:val="22"/>
+          <w:szCs w:val="22"/>
+          <w:highlight w:val="none"/>
         </w:rPr>
       </w:r>
     </w:p>
@@ -2401,34 +2418,10 @@
           <w:highlight w:val="none"/>
         </w:rPr>
       </w:r>
-      <w:r>
-        <w:rPr>
-          <w:rFonts w:ascii="Calibri" w:hAnsi="Calibri" w:eastAsia="Calibri" w:cs="Calibri"/>
-          <w:sz w:val="22"/>
-          <w:szCs w:val="22"/>
-          <w:highlight w:val="none"/>
-        </w:rPr>
-      </w:r>
-      <w:r>
-        <w:rPr>
-          <w:rFonts w:ascii="Calibri" w:hAnsi="Calibri" w:eastAsia="Calibri" w:cs="Calibri"/>
-          <w:sz w:val="22"/>
-          <w:szCs w:val="22"/>
-          <w:highlight w:val="none"/>
-        </w:rPr>
-      </w:r>
-      <w:r>
-        <w:rPr>
-          <w:rFonts w:ascii="Calibri" w:hAnsi="Calibri" w:eastAsia="Calibri" w:cs="Calibri"/>
-          <w:sz w:val="22"/>
-          <w:szCs w:val="22"/>
-          <w:highlight w:val="none"/>
-        </w:rPr>
-      </w:r>
     </w:p>
     <w:p>
       <w:pPr>
-        <w:pStyle w:val="1064"/>
+        <w:pStyle w:val="1111"/>
         <w:pBdr/>
         <w:spacing w:after="0" w:line="358" w:lineRule="auto"/>
         <w:ind/>
@@ -2459,357 +2452,355 @@
       </w:r>
       <w:r>
         <w:rPr>
-          <w:rFonts w:ascii="Calibri" w:hAnsi="Calibri" w:eastAsia="Calibri" w:cs="Calibri"/>
+          <w:rFonts w:ascii="Calibri" w:hAnsi="Calibri" w:cs="Calibri"/>
           <w:sz w:val="22"/>
           <w:szCs w:val="22"/>
+        </w:rPr>
+      </w:r>
+    </w:p>
+    <w:p>
+      <w:pPr>
+        <w:pBdr/>
+        <w:spacing w:line="358" w:lineRule="auto"/>
+        <w:ind/>
+        <w:jc w:val="both"/>
+        <w:rPr>
+          <w:rFonts w:ascii="Calibri" w:hAnsi="Calibri" w:cs="Calibri"/>
+          <w:highlight w:val="none"/>
+        </w:rPr>
+      </w:pPr>
+      <w:r>
+        <w:rPr>
+          <w:rFonts w:ascii="Calibri" w:hAnsi="Calibri" w:eastAsia="Calibri" w:cs="Calibri"/>
+          <w:lang w:val="en-GB"/>
+        </w:rPr>
+        <w:t xml:space="preserve">After initial difficulties with finding a fitting leading question</w:t>
+      </w:r>
+      <w:r>
+        <w:rPr>
+          <w:rFonts w:ascii="Calibri" w:hAnsi="Calibri" w:eastAsia="Calibri" w:cs="Calibri"/>
+          <w:lang w:val="en-GB"/>
+        </w:rPr>
+        <w:t xml:space="preserve">, it</w:t>
+      </w:r>
+      <w:r>
+        <w:rPr>
+          <w:rFonts w:ascii="Calibri" w:hAnsi="Calibri" w:eastAsia="Calibri" w:cs="Calibri"/>
+          <w:lang w:val="en-GB"/>
+        </w:rPr>
+        <w:t xml:space="preserve"> was time to </w:t>
+      </w:r>
+      <w:r>
+        <w:rPr>
+          <w:rFonts w:ascii="Calibri" w:hAnsi="Calibri" w:eastAsia="Calibri" w:cs="Calibri"/>
+          <w:lang w:val="en-GB"/>
+        </w:rPr>
+        <w:t xml:space="preserve">create a table of contents. It was important to us that the reasons for the start of the Troubles are understandable and why the violence </w:t>
+      </w:r>
+      <w:r>
+        <w:rPr>
+          <w:rFonts w:ascii="Calibri" w:hAnsi="Calibri" w:eastAsia="Calibri" w:cs="Calibri"/>
+          <w:lang w:val="en-GB"/>
+        </w:rPr>
+        <w:t xml:space="preserve">of it was so severe that a peace -making agreement was much needed. Then we wanted to look more into</w:t>
+      </w:r>
+      <w:r>
+        <w:rPr>
+          <w:rFonts w:ascii="Calibri" w:hAnsi="Calibri" w:eastAsia="Calibri" w:cs="Calibri"/>
+          <w:lang w:val="en-GB"/>
+        </w:rPr>
+        <w:t xml:space="preserve"> </w:t>
+      </w:r>
+      <w:r>
+        <w:rPr>
+          <w:rFonts w:ascii="Calibri" w:hAnsi="Calibri" w:eastAsia="Calibri" w:cs="Calibri"/>
+          <w:lang w:val="en-GB"/>
+        </w:rPr>
+        <w:t xml:space="preserve">such an agreement: </w:t>
+      </w:r>
+      <w:r>
+        <w:rPr>
+          <w:rFonts w:ascii="Calibri" w:hAnsi="Calibri" w:eastAsia="Calibri" w:cs="Calibri"/>
+          <w:lang w:val="en-GB"/>
+        </w:rPr>
+        <w:t xml:space="preserve">The</w:t>
+      </w:r>
+      <w:r>
+        <w:rPr>
+          <w:rFonts w:ascii="Calibri" w:hAnsi="Calibri" w:eastAsia="Calibri" w:cs="Calibri"/>
+          <w:lang w:val="en-GB"/>
+        </w:rPr>
+        <w:t xml:space="preserve"> Good Friday Agreement or Belfast Agreement. We searched for its core provisions,</w:t>
+      </w:r>
+      <w:r>
+        <w:rPr>
+          <w:rFonts w:ascii="Calibri" w:hAnsi="Calibri" w:eastAsia="Calibri" w:cs="Calibri"/>
+          <w:lang w:val="en-GB"/>
+        </w:rPr>
+        <w:t xml:space="preserve"> its predecessors who failed and why, </w:t>
+      </w:r>
+      <w:r>
+        <w:rPr>
+          <w:rFonts w:ascii="Calibri" w:hAnsi="Calibri" w:eastAsia="Calibri" w:cs="Calibri"/>
+          <w:lang w:val="en-GB"/>
+        </w:rPr>
+        <w:t xml:space="preserve">who wrote it</w:t>
+      </w:r>
+      <w:r>
+        <w:rPr>
+          <w:rFonts w:ascii="Calibri" w:hAnsi="Calibri" w:eastAsia="Calibri" w:cs="Calibri"/>
+          <w:lang w:val="en-GB"/>
+        </w:rPr>
+        <w:t xml:space="preserve"> and </w:t>
+      </w:r>
+      <w:r>
+        <w:rPr>
+          <w:rFonts w:ascii="Calibri" w:hAnsi="Calibri" w:eastAsia="Calibri" w:cs="Calibri"/>
+          <w:lang w:val="en-GB"/>
+        </w:rPr>
+        <w:t xml:space="preserve">what </w:t>
+      </w:r>
+      <w:r>
+        <w:rPr>
+          <w:rFonts w:ascii="Calibri" w:hAnsi="Calibri" w:eastAsia="Calibri" w:cs="Calibri"/>
+          <w:lang w:val="en-GB"/>
+        </w:rPr>
+        <w:t xml:space="preserve">problems of the Troubles were addressed.</w:t>
+      </w:r>
+      <w:r>
+        <w:rPr>
+          <w:rFonts w:ascii="Calibri" w:hAnsi="Calibri" w:eastAsia="Calibri" w:cs="Calibri"/>
+          <w:lang w:val="en-GB"/>
+        </w:rPr>
+        <w:t xml:space="preserve"> </w:t>
+      </w:r>
+      <w:r>
+        <w:rPr>
+          <w:rFonts w:ascii="Calibri" w:hAnsi="Calibri" w:eastAsia="Calibri" w:cs="Calibri"/>
+          <w:lang w:val="en-GB"/>
+        </w:rPr>
+        <w:t xml:space="preserve">For </w:t>
+      </w:r>
+      <w:r>
+        <w:rPr>
+          <w:rFonts w:ascii="Calibri" w:hAnsi="Calibri" w:eastAsia="Calibri" w:cs="Calibri"/>
+          <w:lang w:val="en-GB"/>
+        </w:rPr>
+        <w:t xml:space="preserve">getting a</w:t>
+      </w:r>
+      <w:r>
+        <w:rPr>
+          <w:rFonts w:ascii="Calibri" w:hAnsi="Calibri" w:eastAsia="Calibri" w:cs="Calibri"/>
+          <w:lang w:val="en-GB"/>
+        </w:rPr>
+        <w:t xml:space="preserve"> summary </w:t>
+      </w:r>
+      <w:r>
+        <w:rPr>
+          <w:rFonts w:ascii="Calibri" w:hAnsi="Calibri" w:eastAsia="Calibri" w:cs="Calibri"/>
+          <w:lang w:val="en-GB"/>
+        </w:rPr>
+        <w:t xml:space="preserve">of the Troubles</w:t>
+      </w:r>
+      <w:r>
+        <w:rPr>
+          <w:rFonts w:ascii="Calibri" w:hAnsi="Calibri" w:eastAsia="Calibri" w:cs="Calibri"/>
+          <w:lang w:val="en-GB"/>
+        </w:rPr>
+        <w:t xml:space="preserve">, w</w:t>
+      </w:r>
+      <w:r>
+        <w:rPr>
+          <w:rFonts w:ascii="Calibri" w:hAnsi="Calibri" w:eastAsia="Calibri" w:cs="Calibri"/>
+          <w:lang w:val="en-GB"/>
+        </w:rPr>
+        <w:t xml:space="preserve">e searched for timelines specifically</w:t>
+      </w:r>
+      <w:r>
+        <w:rPr>
+          <w:rFonts w:ascii="Calibri" w:hAnsi="Calibri" w:eastAsia="Calibri" w:cs="Calibri"/>
+          <w:lang w:val="en-GB"/>
+        </w:rPr>
+        <w:t xml:space="preserve"> because they provide a brief overview of all key events and actors. Afterwards and most importantly we looked at t</w:t>
+      </w:r>
+      <w:r>
+        <w:rPr>
+          <w:rFonts w:ascii="Calibri" w:hAnsi="Calibri" w:eastAsia="Calibri" w:cs="Calibri"/>
+          <w:lang w:val="en-GB"/>
+        </w:rPr>
+        <w:t xml:space="preserve">he </w:t>
+      </w:r>
+      <w:r>
+        <w:rPr>
+          <w:rFonts w:ascii="Calibri" w:hAnsi="Calibri" w:eastAsia="Calibri" w:cs="Calibri"/>
+          <w:lang w:val="en-GB"/>
+        </w:rPr>
+        <w:t xml:space="preserve">Good Friday A</w:t>
+      </w:r>
+      <w:r>
+        <w:rPr>
+          <w:rFonts w:ascii="Calibri" w:hAnsi="Calibri" w:eastAsia="Calibri" w:cs="Calibri"/>
+          <w:lang w:val="en-GB"/>
+        </w:rPr>
+        <w:t xml:space="preserve">greement</w:t>
+      </w:r>
+      <w:r>
+        <w:rPr>
+          <w:rFonts w:ascii="Calibri" w:hAnsi="Calibri" w:eastAsia="Calibri" w:cs="Calibri"/>
+          <w:lang w:val="en-GB"/>
+        </w:rPr>
+        <w:t xml:space="preserve"> itself and</w:t>
+      </w:r>
+      <w:r>
+        <w:rPr>
+          <w:rFonts w:ascii="Calibri" w:hAnsi="Calibri" w:eastAsia="Calibri" w:cs="Calibri"/>
+          <w:lang w:val="en-GB"/>
+        </w:rPr>
+        <w:t xml:space="preserve"> jotted down the main aspects we looked for</w:t>
+      </w:r>
+      <w:r>
+        <w:rPr>
+          <w:rFonts w:ascii="Calibri" w:hAnsi="Calibri" w:eastAsia="Calibri" w:cs="Calibri"/>
+          <w:lang w:val="en-GB"/>
+        </w:rPr>
+        <w:t xml:space="preserve">. We looked at many different opinions </w:t>
+      </w:r>
+      <w:r>
+        <w:rPr>
+          <w:rFonts w:ascii="Calibri" w:hAnsi="Calibri" w:eastAsia="Calibri" w:cs="Calibri"/>
+          <w:lang w:val="en-GB"/>
+        </w:rPr>
+        <w:t xml:space="preserve">on </w:t>
+      </w:r>
+      <w:r>
+        <w:rPr>
+          <w:rFonts w:ascii="Calibri" w:hAnsi="Calibri" w:eastAsia="Calibri" w:cs="Calibri"/>
+          <w:lang w:val="en-GB"/>
+        </w:rPr>
+        <w:t xml:space="preserve">the </w:t>
+      </w:r>
+      <w:r>
+        <w:rPr>
+          <w:rFonts w:ascii="Calibri" w:hAnsi="Calibri" w:eastAsia="Calibri" w:cs="Calibri"/>
+          <w:lang w:val="en-GB"/>
+        </w:rPr>
+        <w:t xml:space="preserve">Good Friday A</w:t>
+      </w:r>
+      <w:r>
+        <w:rPr>
+          <w:rFonts w:ascii="Calibri" w:hAnsi="Calibri" w:eastAsia="Calibri" w:cs="Calibri"/>
+          <w:lang w:val="en-GB"/>
+        </w:rPr>
+        <w:t xml:space="preserve">greement</w:t>
+      </w:r>
+      <w:r>
+        <w:rPr>
+          <w:rFonts w:ascii="Calibri" w:hAnsi="Calibri" w:eastAsia="Calibri" w:cs="Calibri"/>
+          <w:lang w:val="en-GB"/>
+        </w:rPr>
+        <w:t xml:space="preserve">, including ones from parties at that time, political scientists, lawyers and citizens. We structured all that information, gathered arguments that speak for and against the agreement</w:t>
+      </w:r>
+      <w:r>
+        <w:rPr>
+          <w:rFonts w:ascii="Calibri" w:hAnsi="Calibri" w:eastAsia="Calibri" w:cs="Calibri"/>
+          <w:lang w:val="en-GB"/>
+        </w:rPr>
+        <w:t xml:space="preserve"> </w:t>
+      </w:r>
+      <w:r>
+        <w:rPr>
+          <w:rFonts w:ascii="Calibri" w:hAnsi="Calibri" w:eastAsia="Calibri" w:cs="Calibri"/>
+          <w:lang w:val="en-GB"/>
+        </w:rPr>
+        <w:t xml:space="preserve">as a sustainable peace</w:t>
+      </w:r>
+      <w:r>
+        <w:rPr>
+          <w:rFonts w:ascii="Calibri" w:hAnsi="Calibri" w:eastAsia="Calibri" w:cs="Calibri"/>
+          <w:lang w:val="en-GB"/>
+        </w:rPr>
+        <w:t xml:space="preserve">.</w:t>
+      </w:r>
+      <w:r>
+        <w:rPr>
+          <w:rFonts w:ascii="Calibri" w:hAnsi="Calibri" w:eastAsia="Calibri" w:cs="Calibri"/>
+          <w:lang w:val="en-GB"/>
+        </w:rPr>
+        <w:t xml:space="preserve"> These sources offer a multi-perspective view on our leading question and are therefore essential for this presentation. </w:t>
+      </w:r>
+      <w:r>
+        <w:rPr>
+          <w:rFonts w:ascii="Calibri" w:hAnsi="Calibri" w:eastAsia="Calibri" w:cs="Calibri"/>
+          <w:lang w:val="en-GB"/>
+        </w:rPr>
+        <w:t xml:space="preserve">So,</w:t>
+      </w:r>
+      <w:r>
+        <w:rPr>
+          <w:rFonts w:ascii="Calibri" w:hAnsi="Calibri" w:eastAsia="Calibri" w:cs="Calibri"/>
+          <w:lang w:val="en-GB"/>
+        </w:rPr>
+        <w:t xml:space="preserve"> after gathering </w:t>
+      </w:r>
+      <w:r>
+        <w:rPr>
+          <w:rFonts w:ascii="Calibri" w:hAnsi="Calibri" w:eastAsia="Calibri" w:cs="Calibri"/>
+          <w:lang w:val="en-GB"/>
+        </w:rPr>
+        <w:t xml:space="preserve">and </w:t>
+      </w:r>
+      <w:r>
+        <w:rPr>
+          <w:rFonts w:ascii="Calibri" w:hAnsi="Calibri" w:eastAsia="Calibri" w:cs="Calibri"/>
+          <w:lang w:val="en-GB"/>
+        </w:rPr>
+        <w:t xml:space="preserve">structuring all </w:t>
+      </w:r>
+      <w:r>
+        <w:rPr>
+          <w:rFonts w:ascii="Calibri" w:hAnsi="Calibri" w:eastAsia="Calibri" w:cs="Calibri"/>
+          <w:lang w:val="en-GB"/>
+        </w:rPr>
+        <w:t xml:space="preserve">the information</w:t>
+      </w:r>
+      <w:r>
+        <w:rPr>
+          <w:rFonts w:ascii="Calibri" w:hAnsi="Calibri" w:eastAsia="Calibri" w:cs="Calibri"/>
+          <w:lang w:val="en-GB"/>
+        </w:rPr>
+        <w:t xml:space="preserve">, we </w:t>
+      </w:r>
+      <w:r>
+        <w:rPr>
+          <w:rFonts w:ascii="Calibri" w:hAnsi="Calibri" w:eastAsia="Calibri" w:cs="Calibri"/>
+          <w:lang w:val="en-GB"/>
+        </w:rPr>
+        <w:t xml:space="preserve">continued to designing our presentation. We agreed on a rather neutral and minimalistic </w:t>
+      </w:r>
+      <w:r>
+        <w:rPr>
+          <w:rFonts w:ascii="Calibri" w:hAnsi="Calibri" w:eastAsia="Calibri" w:cs="Calibri"/>
+          <w:lang w:val="en-GB"/>
+        </w:rPr>
+        <w:t xml:space="preserve">design that allows us to convey all of our information, while not being visually overwhelming.</w:t>
+      </w:r>
+      <w:r>
+        <w:rPr>
+          <w:rFonts w:ascii="Calibri" w:hAnsi="Calibri" w:eastAsia="Calibri" w:cs="Calibri"/>
           <w:highlight w:val="none"/>
           <w:lang w:val="en-GB"/>
         </w:rPr>
       </w:r>
+      <w:r>
+        <w:rPr>
+          <w:rFonts w:ascii="Calibri" w:hAnsi="Calibri" w:cs="Calibri"/>
+          <w:highlight w:val="none"/>
+        </w:rPr>
+      </w:r>
     </w:p>
     <w:p>
       <w:pPr>
-        <w:pBdr/>
-        <w:spacing w:line="358" w:lineRule="auto"/>
-        <w:ind/>
-        <w:jc w:val="both"/>
-        <w:rPr>
-          <w:rFonts w:ascii="Calibri" w:hAnsi="Calibri" w:cs="Calibri"/>
-          <w:highlight w:val="none"/>
-        </w:rPr>
-      </w:pPr>
-      <w:r>
-        <w:rPr>
-          <w:rFonts w:ascii="Calibri" w:hAnsi="Calibri" w:eastAsia="Calibri" w:cs="Calibri"/>
-          <w:lang w:val="en-GB"/>
-        </w:rPr>
-        <w:t xml:space="preserve">After initial difficulties with finding a fitting leading question</w:t>
-      </w:r>
-      <w:r>
-        <w:rPr>
-          <w:rFonts w:ascii="Calibri" w:hAnsi="Calibri" w:eastAsia="Calibri" w:cs="Calibri"/>
-          <w:lang w:val="en-GB"/>
-        </w:rPr>
-        <w:t xml:space="preserve">, it</w:t>
-      </w:r>
-      <w:r>
-        <w:rPr>
-          <w:rFonts w:ascii="Calibri" w:hAnsi="Calibri" w:eastAsia="Calibri" w:cs="Calibri"/>
-          <w:lang w:val="en-GB"/>
-        </w:rPr>
-        <w:t xml:space="preserve"> was time to </w:t>
-      </w:r>
-      <w:r>
-        <w:rPr>
-          <w:rFonts w:ascii="Calibri" w:hAnsi="Calibri" w:eastAsia="Calibri" w:cs="Calibri"/>
-          <w:lang w:val="en-GB"/>
-        </w:rPr>
-        <w:t xml:space="preserve">create a table of contents. It was important to us that the reasons for the start of the Troubles are understandable and why the violence </w:t>
-      </w:r>
-      <w:r>
-        <w:rPr>
-          <w:rFonts w:ascii="Calibri" w:hAnsi="Calibri" w:eastAsia="Calibri" w:cs="Calibri"/>
-          <w:lang w:val="en-GB"/>
-        </w:rPr>
-        <w:t xml:space="preserve">of it was so severe that a peace -making agreement was much needed. Then we wanted to look more into</w:t>
-      </w:r>
-      <w:r>
-        <w:rPr>
-          <w:rFonts w:ascii="Calibri" w:hAnsi="Calibri" w:eastAsia="Calibri" w:cs="Calibri"/>
-          <w:lang w:val="en-GB"/>
-        </w:rPr>
-        <w:t xml:space="preserve"> </w:t>
-      </w:r>
-      <w:r>
-        <w:rPr>
-          <w:rFonts w:ascii="Calibri" w:hAnsi="Calibri" w:eastAsia="Calibri" w:cs="Calibri"/>
-          <w:lang w:val="en-GB"/>
-        </w:rPr>
-        <w:t xml:space="preserve">such an agreement: </w:t>
-      </w:r>
-      <w:r>
-        <w:rPr>
-          <w:rFonts w:ascii="Calibri" w:hAnsi="Calibri" w:eastAsia="Calibri" w:cs="Calibri"/>
-          <w:lang w:val="en-GB"/>
-        </w:rPr>
-        <w:t xml:space="preserve">The</w:t>
-      </w:r>
-      <w:r>
-        <w:rPr>
-          <w:rFonts w:ascii="Calibri" w:hAnsi="Calibri" w:eastAsia="Calibri" w:cs="Calibri"/>
-          <w:lang w:val="en-GB"/>
-        </w:rPr>
-        <w:t xml:space="preserve"> Good Friday Agreement or Belfast Agreement. We searched for its core provisions,</w:t>
-      </w:r>
-      <w:r>
-        <w:rPr>
-          <w:rFonts w:ascii="Calibri" w:hAnsi="Calibri" w:eastAsia="Calibri" w:cs="Calibri"/>
-          <w:lang w:val="en-GB"/>
-        </w:rPr>
-        <w:t xml:space="preserve"> its predecessors who failed and why, </w:t>
-      </w:r>
-      <w:r>
-        <w:rPr>
-          <w:rFonts w:ascii="Calibri" w:hAnsi="Calibri" w:eastAsia="Calibri" w:cs="Calibri"/>
-          <w:lang w:val="en-GB"/>
-        </w:rPr>
-        <w:t xml:space="preserve">who wrote it</w:t>
-      </w:r>
-      <w:r>
-        <w:rPr>
-          <w:rFonts w:ascii="Calibri" w:hAnsi="Calibri" w:eastAsia="Calibri" w:cs="Calibri"/>
-          <w:lang w:val="en-GB"/>
-        </w:rPr>
-        <w:t xml:space="preserve"> and </w:t>
-      </w:r>
-      <w:r>
-        <w:rPr>
-          <w:rFonts w:ascii="Calibri" w:hAnsi="Calibri" w:eastAsia="Calibri" w:cs="Calibri"/>
-          <w:lang w:val="en-GB"/>
-        </w:rPr>
-        <w:t xml:space="preserve">what </w:t>
-      </w:r>
-      <w:r>
-        <w:rPr>
-          <w:rFonts w:ascii="Calibri" w:hAnsi="Calibri" w:eastAsia="Calibri" w:cs="Calibri"/>
-          <w:lang w:val="en-GB"/>
-        </w:rPr>
-        <w:t xml:space="preserve">problems of the Troubles were addressed.</w:t>
-      </w:r>
-      <w:r>
-        <w:rPr>
-          <w:rFonts w:ascii="Calibri" w:hAnsi="Calibri" w:eastAsia="Calibri" w:cs="Calibri"/>
-          <w:lang w:val="en-GB"/>
-        </w:rPr>
-        <w:t xml:space="preserve"> </w:t>
-      </w:r>
-      <w:r>
-        <w:rPr>
-          <w:rFonts w:ascii="Calibri" w:hAnsi="Calibri" w:eastAsia="Calibri" w:cs="Calibri"/>
-          <w:lang w:val="en-GB"/>
-        </w:rPr>
-        <w:t xml:space="preserve">For </w:t>
-      </w:r>
-      <w:r>
-        <w:rPr>
-          <w:rFonts w:ascii="Calibri" w:hAnsi="Calibri" w:eastAsia="Calibri" w:cs="Calibri"/>
-          <w:lang w:val="en-GB"/>
-        </w:rPr>
-        <w:t xml:space="preserve">getting a</w:t>
-      </w:r>
-      <w:r>
-        <w:rPr>
-          <w:rFonts w:ascii="Calibri" w:hAnsi="Calibri" w:eastAsia="Calibri" w:cs="Calibri"/>
-          <w:lang w:val="en-GB"/>
-        </w:rPr>
-        <w:t xml:space="preserve"> summary </w:t>
-      </w:r>
-      <w:r>
-        <w:rPr>
-          <w:rFonts w:ascii="Calibri" w:hAnsi="Calibri" w:eastAsia="Calibri" w:cs="Calibri"/>
-          <w:lang w:val="en-GB"/>
-        </w:rPr>
-        <w:t xml:space="preserve">of the Troubles</w:t>
-      </w:r>
-      <w:r>
-        <w:rPr>
-          <w:rFonts w:ascii="Calibri" w:hAnsi="Calibri" w:eastAsia="Calibri" w:cs="Calibri"/>
-          <w:lang w:val="en-GB"/>
-        </w:rPr>
-        <w:t xml:space="preserve">, w</w:t>
-      </w:r>
-      <w:r>
-        <w:rPr>
-          <w:rFonts w:ascii="Calibri" w:hAnsi="Calibri" w:eastAsia="Calibri" w:cs="Calibri"/>
-          <w:lang w:val="en-GB"/>
-        </w:rPr>
-        <w:t xml:space="preserve">e searched for timelines specifically</w:t>
-      </w:r>
-      <w:r>
-        <w:rPr>
-          <w:rFonts w:ascii="Calibri" w:hAnsi="Calibri" w:eastAsia="Calibri" w:cs="Calibri"/>
-          <w:lang w:val="en-GB"/>
-        </w:rPr>
-        <w:t xml:space="preserve"> because they provide a brief overview of all key events and actors. Afterwards and most importantly we looked at t</w:t>
-      </w:r>
-      <w:r>
-        <w:rPr>
-          <w:rFonts w:ascii="Calibri" w:hAnsi="Calibri" w:eastAsia="Calibri" w:cs="Calibri"/>
-          <w:lang w:val="en-GB"/>
-        </w:rPr>
-        <w:t xml:space="preserve">he </w:t>
-      </w:r>
-      <w:r>
-        <w:rPr>
-          <w:rFonts w:ascii="Calibri" w:hAnsi="Calibri" w:eastAsia="Calibri" w:cs="Calibri"/>
-          <w:lang w:val="en-GB"/>
-        </w:rPr>
-        <w:t xml:space="preserve">Good Friday A</w:t>
-      </w:r>
-      <w:r>
-        <w:rPr>
-          <w:rFonts w:ascii="Calibri" w:hAnsi="Calibri" w:eastAsia="Calibri" w:cs="Calibri"/>
-          <w:lang w:val="en-GB"/>
-        </w:rPr>
-        <w:t xml:space="preserve">greement</w:t>
-      </w:r>
-      <w:r>
-        <w:rPr>
-          <w:rFonts w:ascii="Calibri" w:hAnsi="Calibri" w:eastAsia="Calibri" w:cs="Calibri"/>
-          <w:lang w:val="en-GB"/>
-        </w:rPr>
-        <w:t xml:space="preserve"> itself and</w:t>
-      </w:r>
-      <w:r>
-        <w:rPr>
-          <w:rFonts w:ascii="Calibri" w:hAnsi="Calibri" w:eastAsia="Calibri" w:cs="Calibri"/>
-          <w:lang w:val="en-GB"/>
-        </w:rPr>
-        <w:t xml:space="preserve"> jotted down the main aspects we looked for</w:t>
-      </w:r>
-      <w:r>
-        <w:rPr>
-          <w:rFonts w:ascii="Calibri" w:hAnsi="Calibri" w:eastAsia="Calibri" w:cs="Calibri"/>
-          <w:lang w:val="en-GB"/>
-        </w:rPr>
-        <w:t xml:space="preserve">. We looked at many different opinions </w:t>
-      </w:r>
-      <w:r>
-        <w:rPr>
-          <w:rFonts w:ascii="Calibri" w:hAnsi="Calibri" w:eastAsia="Calibri" w:cs="Calibri"/>
-          <w:lang w:val="en-GB"/>
-        </w:rPr>
-        <w:t xml:space="preserve">on </w:t>
-      </w:r>
-      <w:r>
-        <w:rPr>
-          <w:rFonts w:ascii="Calibri" w:hAnsi="Calibri" w:eastAsia="Calibri" w:cs="Calibri"/>
-          <w:lang w:val="en-GB"/>
-        </w:rPr>
-        <w:t xml:space="preserve">the </w:t>
-      </w:r>
-      <w:r>
-        <w:rPr>
-          <w:rFonts w:ascii="Calibri" w:hAnsi="Calibri" w:eastAsia="Calibri" w:cs="Calibri"/>
-          <w:lang w:val="en-GB"/>
-        </w:rPr>
-        <w:t xml:space="preserve">Good Friday A</w:t>
-      </w:r>
-      <w:r>
-        <w:rPr>
-          <w:rFonts w:ascii="Calibri" w:hAnsi="Calibri" w:eastAsia="Calibri" w:cs="Calibri"/>
-          <w:lang w:val="en-GB"/>
-        </w:rPr>
-        <w:t xml:space="preserve">greement</w:t>
-      </w:r>
-      <w:r/>
-      <w:r>
-        <w:rPr>
-          <w:rFonts w:ascii="Calibri" w:hAnsi="Calibri" w:eastAsia="Calibri" w:cs="Calibri"/>
-          <w:lang w:val="en-GB"/>
-        </w:rPr>
-        <w:t xml:space="preserve">, including ones from parties at that time, political scientists, lawyers and citizens. We structured all that information, gathered arguments that speak for and against the agreement</w:t>
-      </w:r>
-      <w:r>
-        <w:rPr>
-          <w:rFonts w:ascii="Calibri" w:hAnsi="Calibri" w:eastAsia="Calibri" w:cs="Calibri"/>
-          <w:lang w:val="en-GB"/>
-        </w:rPr>
-        <w:t xml:space="preserve"> </w:t>
-      </w:r>
-      <w:r>
-        <w:rPr>
-          <w:rFonts w:ascii="Calibri" w:hAnsi="Calibri" w:eastAsia="Calibri" w:cs="Calibri"/>
-          <w:lang w:val="en-GB"/>
-        </w:rPr>
-        <w:t xml:space="preserve">as a sustainable peace</w:t>
-      </w:r>
-      <w:r>
-        <w:rPr>
-          <w:rFonts w:ascii="Calibri" w:hAnsi="Calibri" w:eastAsia="Calibri" w:cs="Calibri"/>
-          <w:lang w:val="en-GB"/>
-        </w:rPr>
-        <w:t xml:space="preserve">.</w:t>
-      </w:r>
-      <w:r>
-        <w:rPr>
-          <w:rFonts w:ascii="Calibri" w:hAnsi="Calibri" w:eastAsia="Calibri" w:cs="Calibri"/>
-          <w:lang w:val="en-GB"/>
-        </w:rPr>
-        <w:t xml:space="preserve"> These sources offer a multi-perspective view on our leading question and are therefore essential for this presentation. </w:t>
-      </w:r>
-      <w:r>
-        <w:rPr>
-          <w:rFonts w:ascii="Calibri" w:hAnsi="Calibri" w:eastAsia="Calibri" w:cs="Calibri"/>
-          <w:lang w:val="en-GB"/>
-        </w:rPr>
-        <w:t xml:space="preserve">So,</w:t>
-      </w:r>
-      <w:r>
-        <w:rPr>
-          <w:rFonts w:ascii="Calibri" w:hAnsi="Calibri" w:eastAsia="Calibri" w:cs="Calibri"/>
-          <w:lang w:val="en-GB"/>
-        </w:rPr>
-        <w:t xml:space="preserve"> after gathering </w:t>
-      </w:r>
-      <w:r>
-        <w:rPr>
-          <w:rFonts w:ascii="Calibri" w:hAnsi="Calibri" w:eastAsia="Calibri" w:cs="Calibri"/>
-          <w:lang w:val="en-GB"/>
-        </w:rPr>
-        <w:t xml:space="preserve">and </w:t>
-      </w:r>
-      <w:r>
-        <w:rPr>
-          <w:rFonts w:ascii="Calibri" w:hAnsi="Calibri" w:eastAsia="Calibri" w:cs="Calibri"/>
-          <w:lang w:val="en-GB"/>
-        </w:rPr>
-        <w:t xml:space="preserve">structuring all </w:t>
-      </w:r>
-      <w:r>
-        <w:rPr>
-          <w:rFonts w:ascii="Calibri" w:hAnsi="Calibri" w:eastAsia="Calibri" w:cs="Calibri"/>
-          <w:lang w:val="en-GB"/>
-        </w:rPr>
-        <w:t xml:space="preserve">the information</w:t>
-      </w:r>
-      <w:r>
-        <w:rPr>
-          <w:rFonts w:ascii="Calibri" w:hAnsi="Calibri" w:eastAsia="Calibri" w:cs="Calibri"/>
-          <w:lang w:val="en-GB"/>
-        </w:rPr>
-        <w:t xml:space="preserve">, we </w:t>
-      </w:r>
-      <w:r>
-        <w:rPr>
-          <w:rFonts w:ascii="Calibri" w:hAnsi="Calibri" w:eastAsia="Calibri" w:cs="Calibri"/>
-          <w:lang w:val="en-GB"/>
-        </w:rPr>
-        <w:t xml:space="preserve">continued to designing our presentation. We agreed on a rather neutral and minimalistic </w:t>
-      </w:r>
-      <w:r>
-        <w:rPr>
-          <w:rFonts w:ascii="Calibri" w:hAnsi="Calibri" w:eastAsia="Calibri" w:cs="Calibri"/>
-          <w:lang w:val="en-GB"/>
-        </w:rPr>
-        <w:t xml:space="preserve">design that allows us to convey all of our information, while not being visually overwhelming.</w:t>
-      </w:r>
-      <w:r>
-        <w:rPr>
-          <w:rFonts w:ascii="Calibri" w:hAnsi="Calibri" w:cs="Calibri"/>
-        </w:rPr>
-      </w:r>
-      <w:r>
-        <w:rPr>
-          <w:rFonts w:ascii="Calibri" w:hAnsi="Calibri" w:eastAsia="Calibri" w:cs="Calibri"/>
-          <w:highlight w:val="none"/>
-          <w:lang w:val="en-GB"/>
-        </w:rPr>
-      </w:r>
-    </w:p>
-    <w:p>
-      <w:pPr>
-        <w:pStyle w:val="1064"/>
+        <w:pStyle w:val="1111"/>
         <w:pBdr/>
         <w:spacing w:after="0" w:line="358" w:lineRule="auto"/>
         <w:ind/>
@@ -2839,6 +2830,14 @@
           <w:lang w:val="en-GB"/>
         </w:rPr>
       </w:r>
+      <w:r>
+        <w:rPr>
+          <w:rFonts w:ascii="Calibri" w:hAnsi="Calibri" w:eastAsia="Calibri" w:cs="Calibri"/>
+          <w:sz w:val="22"/>
+          <w:szCs w:val="22"/>
+          <w:highlight w:val="none"/>
+        </w:rPr>
+      </w:r>
     </w:p>
     <w:p>
       <w:pPr>
@@ -2982,7 +2981,7 @@
           <w:rFonts w:ascii="Calibri" w:hAnsi="Calibri" w:eastAsia="Calibri" w:cs="Calibri"/>
           <w:lang w:val="en-GB"/>
         </w:rPr>
-        <w:t xml:space="preserve">two people working on the presentation the coordination is rather difficult. Especially the technical planning e.g. working on the same presentation from two different computers and communication of who’s doing what wasn’t easy. In </w:t>
+        <w:t xml:space="preserve">two people working on the presentation the coordination is rather difficult. Especially the technical planning e.g. working on the same presentation from two different computers and communication of who’s doing what was not easy. In </w:t>
       </w:r>
       <w:r>
         <w:rPr>
@@ -3011,10 +3010,16 @@
           <w:highlight w:val="none"/>
         </w:rPr>
       </w:r>
+      <w:r>
+        <w:rPr>
+          <w:rFonts w:ascii="Calibri" w:hAnsi="Calibri" w:eastAsia="Calibri" w:cs="Calibri"/>
+          <w:lang w:val="en-GB"/>
+        </w:rPr>
+      </w:r>
     </w:p>
     <w:p>
       <w:pPr>
-        <w:pStyle w:val="1064"/>
+        <w:pStyle w:val="1111"/>
         <w:pBdr/>
         <w:spacing w:after="0" w:line="358" w:lineRule="auto"/>
         <w:ind/>
@@ -3044,7 +3049,12 @@
           <w:highlight w:val="none"/>
         </w:rPr>
       </w:r>
-      <w:r/>
+      <w:r>
+        <w:rPr>
+          <w:rFonts w:ascii="Calibri" w:hAnsi="Calibri" w:cs="Calibri"/>
+          <w:highlight w:val="none"/>
+        </w:rPr>
+      </w:r>
     </w:p>
     <w:p>
       <w:pPr>
@@ -3149,12 +3159,13 @@
       <w:r>
         <w:rPr>
           <w:rFonts w:ascii="Calibri" w:hAnsi="Calibri" w:cs="Calibri"/>
+          <w:highlight w:val="none"/>
         </w:rPr>
       </w:r>
     </w:p>
     <w:p>
       <w:pPr>
-        <w:pStyle w:val="1064"/>
+        <w:pStyle w:val="1111"/>
         <w:pBdr/>
         <w:spacing w:line="358" w:lineRule="auto"/>
         <w:ind/>
@@ -3186,7 +3197,6 @@
           <w:rFonts w:ascii="Calibri" w:hAnsi="Calibri" w:cs="Calibri"/>
           <w:sz w:val="22"/>
           <w:szCs w:val="22"/>
-          <w:highlight w:val="none"/>
         </w:rPr>
       </w:r>
     </w:p>
@@ -3216,7 +3226,7 @@
       </w:r>
       <w:r>
         <w:rPr>
-          <w:rStyle w:val="1087"/>
+          <w:rStyle w:val="1134"/>
           <w:rFonts w:ascii="Calibri" w:hAnsi="Calibri" w:eastAsia="Calibri" w:cs="Calibri"/>
           <w:lang w:val="en-GB"/>
         </w:rPr>
@@ -3248,7 +3258,7 @@
           <w:rFonts w:ascii="Calibri" w:hAnsi="Calibri" w:eastAsia="Calibri" w:cs="Calibri"/>
           <w:lang w:val="en-GB"/>
         </w:rPr>
-        <w:t xml:space="preserve"> the historical background.  </w:t>
+        <w:t xml:space="preserve"> the historical background. </w:t>
       </w:r>
       <w:r>
         <w:rPr>
@@ -3341,7 +3351,6 @@
         </w:rPr>
         <w:t xml:space="preserve"> </w:t>
       </w:r>
-      <w:r/>
       <w:r>
         <w:rPr>
           <w:rFonts w:ascii="Calibri" w:hAnsi="Calibri" w:eastAsia="Calibri" w:cs="Calibri"/>
@@ -3506,7 +3515,7 @@
       </w:r>
       <w:r>
         <w:rPr>
-          <w:rStyle w:val="1087"/>
+          <w:rStyle w:val="1134"/>
           <w:rFonts w:ascii="Calibri" w:hAnsi="Calibri" w:eastAsia="Calibri" w:cs="Calibri"/>
           <w:lang w:val="en-GB"/>
         </w:rPr>
@@ -3606,10 +3615,9 @@
         </w:rPr>
         <w:t xml:space="preserve">greement</w:t>
       </w:r>
-      <w:r/>
-      <w:r>
-        <w:rPr>
-          <w:rStyle w:val="1087"/>
+      <w:r>
+        <w:rPr>
+          <w:rStyle w:val="1134"/>
           <w:rFonts w:ascii="Calibri" w:hAnsi="Calibri" w:eastAsia="Calibri" w:cs="Calibri"/>
           <w:lang w:val="en-GB"/>
         </w:rPr>
@@ -3706,7 +3714,6 @@
         </w:rPr>
         <w:t xml:space="preserve"> </w:t>
       </w:r>
-      <w:r/>
       <w:r>
         <w:rPr>
           <w:rFonts w:ascii="Calibri" w:hAnsi="Calibri" w:eastAsia="Calibri" w:cs="Calibri"/>
@@ -3740,7 +3747,7 @@
           <w:rFonts w:ascii="Calibri" w:hAnsi="Calibri" w:eastAsia="Calibri" w:cs="Calibri"/>
           <w:lang w:val="en-GB"/>
         </w:rPr>
-        <w:t xml:space="preserve">balanced judgement multifaceted opinion</w:t>
+        <w:t xml:space="preserve">balanced judgement multifaceted opinions</w:t>
       </w:r>
       <w:r>
         <w:rPr>
@@ -3761,21 +3768,21 @@
           <w:rFonts w:ascii="Calibri" w:hAnsi="Calibri" w:eastAsia="Calibri" w:cs="Calibri"/>
           <w:lang w:val="en-GB"/>
         </w:rPr>
-        <w:t xml:space="preserve">many perspectives from different times.</w:t>
+        <w:t xml:space="preserve">many perspectives from different times, </w:t>
       </w:r>
       <w:r>
         <w:rPr>
           <w:rFonts w:ascii="Calibri" w:hAnsi="Calibri" w:eastAsia="Calibri" w:cs="Calibri"/>
           <w:lang w:val="en-GB"/>
         </w:rPr>
-        <w:t xml:space="preserve"> L</w:t>
+        <w:t xml:space="preserve">looking </w:t>
       </w:r>
       <w:r>
         <w:rPr>
           <w:rFonts w:ascii="Calibri" w:hAnsi="Calibri" w:eastAsia="Calibri" w:cs="Calibri"/>
           <w:lang w:val="en-GB"/>
         </w:rPr>
-        <w:t xml:space="preserve">ooking back on </w:t>
+        <w:t xml:space="preserve">back on </w:t>
       </w:r>
       <w:r>
         <w:rPr>
@@ -3811,76 +3818,6 @@
           <w:lang w:val="en-GB"/>
         </w:rPr>
         <w:t xml:space="preserve"> it was created. </w:t>
-      </w:r>
-      <w:r>
-        <w:rPr>
-          <w:rFonts w:ascii="Calibri" w:hAnsi="Calibri" w:eastAsia="Calibri" w:cs="Calibri"/>
-          <w:lang w:val="en-GB"/>
-        </w:rPr>
-        <w:t xml:space="preserve"> </w:t>
-      </w:r>
-      <w:r>
-        <w:rPr>
-          <w:rFonts w:ascii="Calibri" w:hAnsi="Calibri" w:cs="Calibri"/>
-        </w:rPr>
-      </w:r>
-      <w:r>
-        <w:rPr>
-          <w:rFonts w:ascii="Calibri" w:hAnsi="Calibri" w:cs="Calibri"/>
-        </w:rPr>
-      </w:r>
-      <w:r>
-        <w:rPr>
-          <w:rFonts w:ascii="Calibri" w:hAnsi="Calibri" w:eastAsia="Calibri" w:cs="Calibri"/>
-          <w:sz w:val="22"/>
-          <w:szCs w:val="22"/>
-          <w:highlight w:val="none"/>
-        </w:rPr>
-      </w:r>
-      <w:r>
-        <w:rPr>
-          <w:rFonts w:ascii="Calibri" w:hAnsi="Calibri" w:eastAsia="Calibri" w:cs="Calibri"/>
-          <w:sz w:val="22"/>
-          <w:szCs w:val="22"/>
-          <w:highlight w:val="none"/>
-        </w:rPr>
-      </w:r>
-      <w:r>
-        <w:rPr>
-          <w:rFonts w:ascii="Calibri" w:hAnsi="Calibri" w:eastAsia="Calibri" w:cs="Calibri"/>
-          <w:sz w:val="22"/>
-          <w:szCs w:val="22"/>
-          <w:highlight w:val="none"/>
-        </w:rPr>
-      </w:r>
-      <w:r>
-        <w:rPr>
-          <w:rFonts w:ascii="Calibri" w:hAnsi="Calibri" w:cs="Calibri"/>
-        </w:rPr>
-      </w:r>
-      <w:r>
-        <w:rPr>
-          <w:rFonts w:ascii="Calibri" w:hAnsi="Calibri" w:eastAsia="Calibri" w:cs="Calibri"/>
-          <w:sz w:val="22"/>
-          <w:szCs w:val="22"/>
-          <w:highlight w:val="none"/>
-        </w:rPr>
-      </w:r>
-      <w:r>
-        <w:rPr>
-          <w:rFonts w:ascii="Calibri" w:hAnsi="Calibri" w:eastAsia="Calibri" w:cs="Calibri"/>
-          <w:sz w:val="22"/>
-          <w:szCs w:val="22"/>
-          <w:highlight w:val="none"/>
-        </w:rPr>
-      </w:r>
-      <w:r>
-        <w:rPr>
-          <w:rFonts w:ascii="Calibri" w:hAnsi="Calibri" w:eastAsia="Calibri" w:cs="Calibri"/>
-          <w:sz w:val="22"/>
-          <w:szCs w:val="22"/>
-          <w:highlight w:val="none"/>
-        </w:rPr>
       </w:r>
       <w:r>
         <w:rPr>
@@ -4143,7 +4080,7 @@
   <w:endnote w:id="2">
     <w:p>
       <w:pPr>
-        <w:pStyle w:val="1085"/>
+        <w:pStyle w:val="1132"/>
         <w:pBdr/>
         <w:spacing/>
         <w:ind/>
@@ -4153,7 +4090,7 @@
       </w:pPr>
       <w:r>
         <w:rPr>
-          <w:rStyle w:val="1087"/>
+          <w:rStyle w:val="1134"/>
         </w:rPr>
         <w:endnoteRef/>
       </w:r>
@@ -4168,7 +4105,7 @@
       </w:r>
       <w:r>
         <w:rPr>
-          <w:rFonts w:ascii="Calibri" w:hAnsi="Calibri" w:eastAsia="Calibri" w:cs="Calibri"/>
+          <w:rFonts w:ascii="Calibri" w:hAnsi="Calibri" w:cs="Calibri"/>
         </w:rPr>
       </w:r>
       <w:r>
@@ -4179,7 +4116,7 @@
     </w:p>
     <w:p>
       <w:pPr>
-        <w:pStyle w:val="1085"/>
+        <w:pStyle w:val="1132"/>
         <w:pBdr/>
         <w:spacing/>
         <w:ind/>
@@ -4196,7 +4133,7 @@
       <w:hyperlink r:id="rId1" w:tooltip="https://doi.org/10.1080/714003140" w:history="1">
         <w:r>
           <w:rPr>
-            <w:rStyle w:val="1088"/>
+            <w:rStyle w:val="1135"/>
             <w:rFonts w:ascii="Calibri" w:hAnsi="Calibri" w:eastAsia="Calibri" w:cs="Calibri"/>
           </w:rPr>
           <w:t xml:space="preserve">https://doi.org/10.1080/714003140</w:t>
@@ -4210,7 +4147,7 @@
       </w:r>
       <w:r>
         <w:rPr>
-          <w:rFonts w:ascii="Calibri" w:hAnsi="Calibri" w:eastAsia="Calibri" w:cs="Calibri"/>
+          <w:rFonts w:ascii="Calibri" w:hAnsi="Calibri" w:cs="Calibri"/>
         </w:rPr>
       </w:r>
       <w:r>
@@ -4223,7 +4160,7 @@
   <w:endnote w:id="3">
     <w:p>
       <w:pPr>
-        <w:pStyle w:val="1085"/>
+        <w:pStyle w:val="1132"/>
         <w:pBdr/>
         <w:spacing/>
         <w:ind/>
@@ -4231,7 +4168,7 @@
       </w:pPr>
       <w:r>
         <w:rPr>
-          <w:rStyle w:val="1087"/>
+          <w:rStyle w:val="1134"/>
         </w:rPr>
         <w:endnoteRef/>
       </w:r>
@@ -4242,12 +4179,12 @@
         <w:rPr>
           <w:rFonts w:ascii="Calibri" w:hAnsi="Calibri" w:eastAsia="Calibri" w:cs="Calibri"/>
         </w:rPr>
-        <w:t xml:space="preserve">Cradden, Terry, and Paul Teague. “Labour Market Discrimination and Fair Employment in Northern Ireland: An Introduction.” International Journal of Manpower, vol. 13, no. 6, June 1992, pp. 3–15, </w:t>
+        <w:t xml:space="preserve">Cradden, Terry, and Paul Teague. “Labour Market Discrimination and Fair Employment in Northern Ireland: An Introduction.” International Journal of Manpower, vol. 13, no. 6, Jun. 1992, pp. 3–15, </w:t>
       </w:r>
       <w:hyperlink r:id="rId2" w:tooltip="https://doi.org/10.1108/eum0000000000906" w:history="1">
         <w:r>
           <w:rPr>
-            <w:rStyle w:val="1088"/>
+            <w:rStyle w:val="1135"/>
             <w:rFonts w:ascii="Calibri" w:hAnsi="Calibri" w:eastAsia="Calibri" w:cs="Calibri"/>
           </w:rPr>
           <w:t xml:space="preserve">https://doi.org/10.1108/eum0000000000906</w:t>
@@ -4263,7 +4200,7 @@
         <w:rPr>
           <w:rFonts w:ascii="Calibri" w:hAnsi="Calibri" w:eastAsia="Calibri" w:cs="Calibri"/>
         </w:rPr>
-        <w:t xml:space="preserve"> Last Accessed 11 Mar. 2026</w:t>
+        <w:t xml:space="preserve"> Last Accessed 11 Mar. 2026.</w:t>
       </w:r>
       <w:r/>
     </w:p>
@@ -4271,7 +4208,7 @@
   <w:endnote w:id="4">
     <w:p>
       <w:pPr>
-        <w:pStyle w:val="1085"/>
+        <w:pStyle w:val="1132"/>
         <w:pBdr/>
         <w:spacing/>
         <w:ind/>
@@ -4281,7 +4218,7 @@
       </w:pPr>
       <w:r>
         <w:rPr>
-          <w:rStyle w:val="1087"/>
+          <w:rStyle w:val="1134"/>
           <w:lang w:val="en-IE"/>
         </w:rPr>
         <w:endnoteRef/>
@@ -4294,15 +4231,15 @@
       </w:r>
       <w:r>
         <w:rPr>
-          <w:rStyle w:val="1086"/>
+          <w:rStyle w:val="1133"/>
           <w:rFonts w:ascii="Calibri" w:hAnsi="Calibri" w:eastAsia="Calibri" w:cs="Calibri"/>
           <w:lang w:val="en-IE"/>
         </w:rPr>
-        <w:t xml:space="preserve">Melaugh, M. “CAIN: Irish Republican Army (IRA) Statement on the Ending of the Armed Campaign, (28 July 2005).” </w:t>
-      </w:r>
-      <w:r>
-        <w:rPr>
-          <w:rStyle w:val="1086"/>
+        <w:t xml:space="preserve">Melaugh, M. “CAIN: Irish Republican Army (IRA) Statement on the Ending of the Armed Campaign, (28 Jul. 2005).” </w:t>
+      </w:r>
+      <w:r>
+        <w:rPr>
+          <w:rStyle w:val="1133"/>
           <w:rFonts w:ascii="Calibri" w:hAnsi="Calibri" w:eastAsia="Calibri" w:cs="Calibri"/>
           <w:i/>
           <w:iCs/>
@@ -4312,16 +4249,16 @@
       </w:r>
       <w:r>
         <w:rPr>
-          <w:rStyle w:val="1086"/>
+          <w:rStyle w:val="1133"/>
           <w:rFonts w:ascii="Calibri" w:hAnsi="Calibri" w:eastAsia="Calibri" w:cs="Calibri"/>
           <w:lang w:val="en-IE"/>
         </w:rPr>
-        <w:t xml:space="preserve">, 28 July 2005, </w:t>
+        <w:t xml:space="preserve">, 28 Jul. 2005, </w:t>
       </w:r>
       <w:hyperlink r:id="rId3" w:tooltip="https://cain.ulster.ac.uk/othelem/organ/ira/ira280705.htm" w:history="1">
         <w:r>
           <w:rPr>
-            <w:rStyle w:val="1088"/>
+            <w:rStyle w:val="1135"/>
             <w:rFonts w:ascii="Calibri" w:hAnsi="Calibri" w:eastAsia="Calibri" w:cs="Calibri"/>
             <w:lang w:val="en-IE"/>
           </w:rPr>
@@ -4329,14 +4266,14 @@
         </w:r>
         <w:r>
           <w:rPr>
-            <w:rStyle w:val="1088"/>
+            <w:rStyle w:val="1135"/>
             <w:rFonts w:ascii="Calibri" w:hAnsi="Calibri" w:eastAsia="Calibri" w:cs="Calibri"/>
             <w:lang w:val="en-IE" w:bidi="en-IE"/>
           </w:rPr>
         </w:r>
         <w:r>
           <w:rPr>
-            <w:rStyle w:val="1088"/>
+            <w:rStyle w:val="1135"/>
             <w:lang w:val="en-IE" w:bidi="en-IE"/>
           </w:rPr>
         </w:r>
@@ -4369,7 +4306,7 @@
   <w:endnote w:id="5">
     <w:p>
       <w:pPr>
-        <w:pStyle w:val="1085"/>
+        <w:pStyle w:val="1132"/>
         <w:pBdr/>
         <w:spacing/>
         <w:ind/>
@@ -4384,7 +4321,7 @@
       </w:pPr>
       <w:r>
         <w:rPr>
-          <w:rStyle w:val="1087"/>
+          <w:rStyle w:val="1134"/>
           <w:lang w:val="en-IE"/>
         </w:rPr>
         <w:endnoteRef/>
@@ -4444,14 +4381,14 @@
           <w:szCs w:val="20"/>
           <w:lang w:val="en-IE"/>
         </w:rPr>
-        <w:t xml:space="preserve"> 4(2), 7. doi: </w:t>
+        <w:t xml:space="preserve"> 4(2), 7. </w:t>
       </w:r>
       <w:hyperlink r:id="rId4" w:tooltip="https://doi.org/10.16995/olh.251" w:history="1">
         <w:r>
           <w:rPr>
-            <w:rStyle w:val="1088"/>
+            <w:rStyle w:val="1135"/>
             <w:rFonts w:ascii="Calibri" w:hAnsi="Calibri" w:eastAsia="Calibri" w:cs="Calibri"/>
-            <w:color w:val="0000ee"/>
+            <w:color w:val="0f69c3"/>
             <w:sz w:val="20"/>
             <w:szCs w:val="20"/>
             <w:u w:val="single"/>
@@ -4463,19 +4400,28 @@
       <w:r>
         <w:rPr>
           <w:rFonts w:ascii="Calibri" w:hAnsi="Calibri" w:eastAsia="Calibri" w:cs="Calibri"/>
+          <w:color w:val="0f69c3"/>
+          <w:sz w:val="22"/>
+          <w:szCs w:val="22"/>
+          <w:lang w:val="en-IE"/>
+        </w:rPr>
+        <w:t xml:space="preserve"> </w:t>
+      </w:r>
+      <w:r>
+        <w:rPr>
+          <w:rFonts w:ascii="Calibri" w:hAnsi="Calibri" w:eastAsia="Calibri" w:cs="Calibri"/>
+          <w:lang w:val="en-IE"/>
+        </w:rPr>
+        <w:t xml:space="preserve">Last Accessed 11 Mar. 2026.</w:t>
+      </w:r>
+      <w:r>
+        <w:rPr>
+          <w:rFonts w:ascii="Calibri" w:hAnsi="Calibri" w:eastAsia="Calibri" w:cs="Calibri"/>
           <w:color w:val="000000"/>
           <w:sz w:val="22"/>
           <w:szCs w:val="22"/>
           <w:lang w:val="en-IE"/>
         </w:rPr>
-        <w:t xml:space="preserve"> </w:t>
-      </w:r>
-      <w:r>
-        <w:rPr>
-          <w:rFonts w:ascii="Calibri" w:hAnsi="Calibri" w:eastAsia="Calibri" w:cs="Calibri"/>
-          <w:lang w:val="en-IE"/>
-        </w:rPr>
-        <w:t xml:space="preserve">Last Accessed 11 Mar. 2026.</w:t>
       </w:r>
       <w:r>
         <w:rPr>
@@ -4486,21 +4432,12 @@
           <w:lang w:val="en-IE"/>
         </w:rPr>
       </w:r>
-      <w:r>
-        <w:rPr>
-          <w:rFonts w:ascii="Calibri" w:hAnsi="Calibri" w:eastAsia="Calibri" w:cs="Calibri"/>
-          <w:color w:val="000000"/>
-          <w:sz w:val="22"/>
-          <w:szCs w:val="22"/>
-          <w:lang w:val="en-IE"/>
-        </w:rPr>
-      </w:r>
     </w:p>
   </w:endnote>
   <w:endnote w:id="6">
     <w:p>
       <w:pPr>
-        <w:pStyle w:val="1085"/>
+        <w:pStyle w:val="1132"/>
         <w:pBdr/>
         <w:spacing/>
         <w:ind/>
@@ -4510,7 +4447,7 @@
       </w:pPr>
       <w:r>
         <w:rPr>
-          <w:rStyle w:val="1087"/>
+          <w:rStyle w:val="1134"/>
           <w:lang w:val="en-IE"/>
         </w:rPr>
         <w:endnoteRef/>
@@ -4548,16 +4485,25 @@
           <w:rFonts w:ascii="Calibri" w:hAnsi="Calibri" w:eastAsia="Calibri" w:cs="Calibri"/>
           <w:lang w:val="en-IE"/>
         </w:rPr>
-        <w:t xml:space="preserve">, 10 April 1998, </w:t>
+        <w:t xml:space="preserve">, 10 Apr. 1998, </w:t>
       </w:r>
       <w:hyperlink r:id="rId5" w:tooltip="https://assets.ireland.ie/documents/good-friday-agreement.pdf" w:history="1">
         <w:r>
           <w:rPr>
-            <w:rStyle w:val="1088"/>
+            <w:rStyle w:val="1135"/>
+            <w:rFonts w:ascii="Calibri" w:hAnsi="Calibri" w:eastAsia="Calibri" w:cs="Calibri"/>
+            <w:color w:val="4b8fd2"/>
+            <w:lang w:val="en-IE"/>
+          </w:rPr>
+          <w:t xml:space="preserve">https://assets.irela</w:t>
+        </w:r>
+        <w:r>
+          <w:rPr>
+            <w:rStyle w:val="1135"/>
             <w:rFonts w:ascii="Calibri" w:hAnsi="Calibri" w:eastAsia="Calibri" w:cs="Calibri"/>
             <w:lang w:val="en-IE"/>
           </w:rPr>
-          <w:t xml:space="preserve">https://assets.ireland.ie/documents/good-friday-agreement.pdf</w:t>
+          <w:t xml:space="preserve">nd.ie/documents/good-friday-agreement.pdf</w:t>
         </w:r>
       </w:hyperlink>
       <w:r>
@@ -4589,7 +4535,7 @@
   <w:endnote w:id="7">
     <w:p>
       <w:pPr>
-        <w:pStyle w:val="1085"/>
+        <w:pStyle w:val="1132"/>
         <w:pBdr/>
         <w:spacing/>
         <w:ind/>
@@ -4599,7 +4545,7 @@
       </w:pPr>
       <w:r>
         <w:rPr>
-          <w:rStyle w:val="1087"/>
+          <w:rStyle w:val="1134"/>
           <w:lang w:val="en-IE"/>
         </w:rPr>
         <w:endnoteRef/>
@@ -4620,7 +4566,7 @@
       <w:hyperlink r:id="rId6" w:tooltip="https;//ukandeu.ac.uk/unionism-and-the-belfast-good-friday-agreement/" w:history="1">
         <w:r>
           <w:rPr>
-            <w:rStyle w:val="1088"/>
+            <w:rStyle w:val="1135"/>
             <w:rFonts w:ascii="Calibri" w:hAnsi="Calibri" w:eastAsia="Calibri" w:cs="Calibri"/>
             <w:lang w:val="en-IE"/>
           </w:rPr>
@@ -4649,7 +4595,7 @@
   <w:endnote w:id="8">
     <w:p>
       <w:pPr>
-        <w:pStyle w:val="1085"/>
+        <w:pStyle w:val="1132"/>
         <w:pBdr/>
         <w:spacing/>
         <w:ind/>
@@ -4659,7 +4605,7 @@
       </w:pPr>
       <w:r>
         <w:rPr>
-          <w:rStyle w:val="1087"/>
+          <w:rStyle w:val="1134"/>
           <w:lang w:val="en-IE"/>
         </w:rPr>
         <w:endnoteRef/>
@@ -4680,7 +4626,7 @@
       <w:hyperlink r:id="rId7" w:tooltip="https://www.quaker.org.uk/blog/25-years-since-the-good-friday-agreement-reflections-from-a-quaker" w:history="1">
         <w:r>
           <w:rPr>
-            <w:rStyle w:val="1088"/>
+            <w:rStyle w:val="1135"/>
             <w:rFonts w:ascii="Calibri" w:hAnsi="Calibri" w:eastAsia="Calibri" w:cs="Calibri"/>
             <w:lang w:val="en-IE"/>
           </w:rPr>
@@ -4702,7 +4648,7 @@
       </w:r>
       <w:r>
         <w:rPr>
-          <w:rFonts w:ascii="Calibri" w:hAnsi="Calibri" w:eastAsia="Calibri" w:cs="Calibri"/>
+          <w:rFonts w:ascii="Calibri" w:hAnsi="Calibri" w:cs="Calibri"/>
         </w:rPr>
       </w:r>
       <w:r>
@@ -4715,7 +4661,7 @@
   <w:endnote w:id="9">
     <w:p>
       <w:pPr>
-        <w:pStyle w:val="1085"/>
+        <w:pStyle w:val="1132"/>
         <w:pBdr/>
         <w:spacing/>
         <w:ind/>
@@ -4725,7 +4671,7 @@
       </w:pPr>
       <w:r>
         <w:rPr>
-          <w:rStyle w:val="1087"/>
+          <w:rStyle w:val="1134"/>
         </w:rPr>
         <w:endnoteRef/>
       </w:r>
@@ -4744,7 +4690,7 @@
       <w:hyperlink r:id="rId8" w:tooltip="https://www.britannica.com/event/The-Troubles-Northern-Ireland-history" w:history="1">
         <w:r>
           <w:rPr>
-            <w:rStyle w:val="1088"/>
+            <w:rStyle w:val="1135"/>
             <w:rFonts w:ascii="Calibri" w:hAnsi="Calibri" w:eastAsia="Calibri" w:cs="Calibri"/>
           </w:rPr>
           <w:t xml:space="preserve">https://www.britannica.com/event/The-Troubles-Northern-Ireland-history</w:t>
@@ -4771,7 +4717,7 @@
   <w:endnote w:id="10">
     <w:p>
       <w:pPr>
-        <w:pStyle w:val="1085"/>
+        <w:pStyle w:val="1132"/>
         <w:pBdr/>
         <w:spacing/>
         <w:ind/>
@@ -4781,7 +4727,7 @@
       </w:pPr>
       <w:r>
         <w:rPr>
-          <w:rStyle w:val="1087"/>
+          <w:rStyle w:val="1134"/>
         </w:rPr>
         <w:endnoteRef/>
       </w:r>
@@ -4800,7 +4746,7 @@
       <w:hyperlink r:id="rId9" w:tooltip="https://doi.org/10.1111/j.1477-7053.2007.00224.x" w:history="1">
         <w:r>
           <w:rPr>
-            <w:rStyle w:val="1088"/>
+            <w:rStyle w:val="1135"/>
             <w:rFonts w:ascii="Calibri" w:hAnsi="Calibri" w:eastAsia="Calibri" w:cs="Calibri"/>
           </w:rPr>
           <w:t xml:space="preserve">https://doi.org/10.1111/j.1477-7053.2007.00224.x</w:t>
@@ -4814,7 +4760,6 @@
       </w:r>
       <w:r>
         <w:rPr>
-          <w:rFonts w:ascii="Calibri" w:hAnsi="Calibri" w:eastAsia="Calibri" w:cs="Calibri"/>
           <w:lang w:val="en-US"/>
         </w:rPr>
       </w:r>
@@ -4828,7 +4773,7 @@
   <w:endnote w:id="11">
     <w:p>
       <w:pPr>
-        <w:pStyle w:val="1085"/>
+        <w:pStyle w:val="1132"/>
         <w:pBdr/>
         <w:spacing/>
         <w:ind/>
@@ -4838,7 +4783,7 @@
       </w:pPr>
       <w:r>
         <w:rPr>
-          <w:rStyle w:val="1087"/>
+          <w:rStyle w:val="1134"/>
         </w:rPr>
         <w:endnoteRef/>
       </w:r>
@@ -4853,12 +4798,12 @@
         <w:rPr>
           <w:rFonts w:ascii="Calibri" w:hAnsi="Calibri" w:eastAsia="Calibri" w:cs="Calibri"/>
         </w:rPr>
-        <w:t xml:space="preserve">Renwick, Alan, and Conor Kelly. Perspectives on the Belfast/Good Friday Agreement: Examining Diverse Views, 1998-2023. July 2023. </w:t>
+        <w:t xml:space="preserve">Renwick, Alan, and Conor Kelly. Perspectives on the Belfast/Good Friday Agreement: Examining Diverse Views, 1998-2023. Jul. 2023. </w:t>
       </w:r>
       <w:hyperlink r:id="rId10" w:tooltip="https://www.ucl.ac.uk/social-historical-sciences/sites/social_historical_sciences/files/205_-_perspectives_on_the_belfast_good_friday_agreement.pdf" w:history="1">
         <w:r>
           <w:rPr>
-            <w:rStyle w:val="1088"/>
+            <w:rStyle w:val="1135"/>
             <w:rFonts w:ascii="Calibri" w:hAnsi="Calibri" w:eastAsia="Calibri" w:cs="Calibri"/>
           </w:rPr>
           <w:t xml:space="preserve">https://www.ucl.ac.uk/social-historical-sciences/sites/social_historical_sciences/files/205_-_perspectives_on_the_belfast_good_friday_agreement.pdf</w:t>
@@ -4876,6 +4821,11 @@
       <w:r>
         <w:rPr>
           <w:rFonts w:ascii="Calibri" w:hAnsi="Calibri" w:eastAsia="Calibri" w:cs="Calibri"/>
+        </w:rPr>
+      </w:r>
+      <w:r>
+        <w:rPr>
+          <w:rFonts w:ascii="Calibri" w:hAnsi="Calibri" w:cs="Calibri"/>
         </w:rPr>
       </w:r>
     </w:p>
@@ -4887,7 +4837,7 @@
 <w:ftr xmlns:wpc="http://schemas.microsoft.com/office/word/2010/wordprocessingCanvas" xmlns:mc="http://schemas.openxmlformats.org/markup-compatibility/2006" xmlns:o="urn:schemas-microsoft-com:office:office" xmlns:r="http://schemas.openxmlformats.org/officeDocument/2006/relationships" xmlns:m="http://schemas.openxmlformats.org/officeDocument/2006/math" xmlns:v="urn:schemas-microsoft-com:vml" xmlns:wp14="http://schemas.microsoft.com/office/word/2010/wordprocessingDrawing" xmlns:wp="http://schemas.openxmlformats.org/drawingml/2006/wordprocessingDrawing" xmlns:w10="urn:schemas-microsoft-com:office:word" xmlns:w="http://schemas.openxmlformats.org/wordprocessingml/2006/main" xmlns:w14="http://schemas.microsoft.com/office/word/2010/wordml" xmlns:w15="http://schemas.microsoft.com/office/word/2012/wordml" xmlns:wpg="http://schemas.microsoft.com/office/word/2010/wordprocessingGroup" xmlns:wpi="http://schemas.microsoft.com/office/word/2010/wordprocessingInk" xmlns:wne="http://schemas.microsoft.com/office/word/2006/wordml" xmlns:a="http://schemas.openxmlformats.org/drawingml/2006/main" xmlns:wps="http://schemas.microsoft.com/office/word/2010/wordprocessingShape" mc:Ignorable="w14 w15 wp14">
   <w:p>
     <w:pPr>
-      <w:pStyle w:val="1079"/>
+      <w:pStyle w:val="1126"/>
       <w:pBdr/>
       <w:spacing/>
       <w:ind/>
@@ -4925,7 +4875,7 @@
   </w:p>
   <w:p>
     <w:pPr>
-      <w:pStyle w:val="1079"/>
+      <w:pStyle w:val="1126"/>
       <w:pBdr/>
       <w:spacing/>
       <w:ind/>
@@ -4970,7 +4920,7 @@
 <w:ftr xmlns:wpc="http://schemas.microsoft.com/office/word/2010/wordprocessingCanvas" xmlns:mc="http://schemas.openxmlformats.org/markup-compatibility/2006" xmlns:o="urn:schemas-microsoft-com:office:office" xmlns:r="http://schemas.openxmlformats.org/officeDocument/2006/relationships" xmlns:m="http://schemas.openxmlformats.org/officeDocument/2006/math" xmlns:v="urn:schemas-microsoft-com:vml" xmlns:wp14="http://schemas.microsoft.com/office/word/2010/wordprocessingDrawing" xmlns:wp="http://schemas.openxmlformats.org/drawingml/2006/wordprocessingDrawing" xmlns:w10="urn:schemas-microsoft-com:office:word" xmlns:w="http://schemas.openxmlformats.org/wordprocessingml/2006/main" xmlns:w14="http://schemas.microsoft.com/office/word/2010/wordml" xmlns:w15="http://schemas.microsoft.com/office/word/2012/wordml" xmlns:wpg="http://schemas.microsoft.com/office/word/2010/wordprocessingGroup" xmlns:wpi="http://schemas.microsoft.com/office/word/2010/wordprocessingInk" xmlns:wne="http://schemas.microsoft.com/office/word/2006/wordml" xmlns:a="http://schemas.openxmlformats.org/drawingml/2006/main" xmlns:wps="http://schemas.microsoft.com/office/word/2010/wordprocessingShape" mc:Ignorable="w14 w15 wp14">
   <w:p>
     <w:pPr>
-      <w:pStyle w:val="1079"/>
+      <w:pStyle w:val="1126"/>
       <w:pBdr/>
       <w:spacing/>
       <w:ind/>
@@ -5000,7 +4950,7 @@
   </w:p>
   <w:p>
     <w:pPr>
-      <w:pStyle w:val="1079"/>
+      <w:pStyle w:val="1126"/>
       <w:pBdr/>
       <w:spacing/>
       <w:ind/>
@@ -5085,7 +5035,7 @@
 <w:hdr xmlns:wpc="http://schemas.microsoft.com/office/word/2010/wordprocessingCanvas" xmlns:mc="http://schemas.openxmlformats.org/markup-compatibility/2006" xmlns:o="urn:schemas-microsoft-com:office:office" xmlns:r="http://schemas.openxmlformats.org/officeDocument/2006/relationships" xmlns:m="http://schemas.openxmlformats.org/officeDocument/2006/math" xmlns:v="urn:schemas-microsoft-com:vml" xmlns:wp14="http://schemas.microsoft.com/office/word/2010/wordprocessingDrawing" xmlns:wp="http://schemas.openxmlformats.org/drawingml/2006/wordprocessingDrawing" xmlns:w10="urn:schemas-microsoft-com:office:word" xmlns:w="http://schemas.openxmlformats.org/wordprocessingml/2006/main" xmlns:w14="http://schemas.microsoft.com/office/word/2010/wordml" xmlns:w15="http://schemas.microsoft.com/office/word/2012/wordml" xmlns:wpg="http://schemas.microsoft.com/office/word/2010/wordprocessingGroup" xmlns:wpi="http://schemas.microsoft.com/office/word/2010/wordprocessingInk" xmlns:wne="http://schemas.microsoft.com/office/word/2006/wordml" xmlns:a="http://schemas.openxmlformats.org/drawingml/2006/main" xmlns:wps="http://schemas.microsoft.com/office/word/2010/wordprocessingShape" mc:Ignorable="w14 w15 wp14">
   <w:p>
     <w:pPr>
-      <w:pStyle w:val="1077"/>
+      <w:pStyle w:val="1124"/>
       <w:pBdr/>
       <w:spacing/>
       <w:ind/>
@@ -5118,7 +5068,7 @@
   </w:p>
   <w:p>
     <w:pPr>
-      <w:pStyle w:val="1077"/>
+      <w:pStyle w:val="1124"/>
       <w:pBdr/>
       <w:spacing/>
       <w:ind/>
@@ -5157,7 +5107,7 @@
 <w:hdr xmlns:wpc="http://schemas.microsoft.com/office/word/2010/wordprocessingCanvas" xmlns:mc="http://schemas.openxmlformats.org/markup-compatibility/2006" xmlns:o="urn:schemas-microsoft-com:office:office" xmlns:r="http://schemas.openxmlformats.org/officeDocument/2006/relationships" xmlns:m="http://schemas.openxmlformats.org/officeDocument/2006/math" xmlns:v="urn:schemas-microsoft-com:vml" xmlns:wp14="http://schemas.microsoft.com/office/word/2010/wordprocessingDrawing" xmlns:wp="http://schemas.openxmlformats.org/drawingml/2006/wordprocessingDrawing" xmlns:w10="urn:schemas-microsoft-com:office:word" xmlns:w="http://schemas.openxmlformats.org/wordprocessingml/2006/main" xmlns:w14="http://schemas.microsoft.com/office/word/2010/wordml" xmlns:w15="http://schemas.microsoft.com/office/word/2012/wordml" xmlns:wpg="http://schemas.microsoft.com/office/word/2010/wordprocessingGroup" xmlns:wpi="http://schemas.microsoft.com/office/word/2010/wordprocessingInk" xmlns:wne="http://schemas.microsoft.com/office/word/2006/wordml" xmlns:a="http://schemas.openxmlformats.org/drawingml/2006/main" xmlns:wps="http://schemas.microsoft.com/office/word/2010/wordprocessingShape" mc:Ignorable="w14 w15 wp14">
   <w:p>
     <w:pPr>
-      <w:pStyle w:val="1077"/>
+      <w:pStyle w:val="1124"/>
       <w:pBdr/>
       <w:spacing/>
       <w:ind/>
@@ -5181,10 +5131,16 @@
         <w:lang w:val="de-DE"/>
       </w:rPr>
     </w:r>
+    <w:r>
+      <w:rPr>
+        <w:highlight w:val="none"/>
+        <w:lang w:val="de-DE"/>
+      </w:rPr>
+    </w:r>
   </w:p>
   <w:p>
     <w:pPr>
-      <w:pStyle w:val="1077"/>
+      <w:pStyle w:val="1124"/>
       <w:pBdr/>
       <w:spacing/>
       <w:ind/>
@@ -5920,9 +5876,9 @@
     <w:lsdException w:name="Bibliography" w:uiPriority="37"/>
     <w:lsdException w:name="TOC Heading" w:uiPriority="39" w:qFormat="1"/>
   </w:latentStyles>
-  <w:style w:type="table" w:styleId="917">
+  <w:style w:type="table" w:styleId="964">
     <w:name w:val="Table Grid"/>
-    <w:basedOn w:val="1103"/>
+    <w:basedOn w:val="1150"/>
     <w:uiPriority w:val="59"/>
     <w:pPr>
       <w:pBdr/>
@@ -6119,9 +6075,9 @@
       </w:tcPr>
     </w:tblStylePr>
   </w:style>
-  <w:style w:type="table" w:styleId="918">
+  <w:style w:type="table" w:styleId="965">
     <w:name w:val="Table Grid Light"/>
-    <w:basedOn w:val="1103"/>
+    <w:basedOn w:val="1150"/>
     <w:uiPriority w:val="59"/>
     <w:pPr>
       <w:pBdr/>
@@ -6318,9 +6274,9 @@
       </w:tcPr>
     </w:tblStylePr>
   </w:style>
-  <w:style w:type="table" w:styleId="919">
+  <w:style w:type="table" w:styleId="966">
     <w:name w:val="Plain Table 1"/>
-    <w:basedOn w:val="1103"/>
+    <w:basedOn w:val="1150"/>
     <w:uiPriority w:val="59"/>
     <w:pPr>
       <w:pBdr/>
@@ -6543,9 +6499,9 @@
       </w:tcPr>
     </w:tblStylePr>
   </w:style>
-  <w:style w:type="table" w:styleId="920">
+  <w:style w:type="table" w:styleId="967">
     <w:name w:val="Plain Table 2"/>
-    <w:basedOn w:val="1103"/>
+    <w:basedOn w:val="1150"/>
     <w:uiPriority w:val="59"/>
     <w:pPr>
       <w:pBdr/>
@@ -6776,9 +6732,9 @@
       </w:tcPr>
     </w:tblStylePr>
   </w:style>
-  <w:style w:type="table" w:styleId="921">
+  <w:style w:type="table" w:styleId="968">
     <w:name w:val="Plain Table 3"/>
-    <w:basedOn w:val="1103"/>
+    <w:basedOn w:val="1150"/>
     <w:uiPriority w:val="99"/>
     <w:pPr>
       <w:pBdr/>
@@ -7006,9 +6962,9 @@
       </w:tcPr>
     </w:tblStylePr>
   </w:style>
-  <w:style w:type="table" w:styleId="922">
+  <w:style w:type="table" w:styleId="969">
     <w:name w:val="Plain Table 4"/>
-    <w:basedOn w:val="1103"/>
+    <w:basedOn w:val="1150"/>
     <w:uiPriority w:val="99"/>
     <w:pPr>
       <w:pBdr/>
@@ -7222,9 +7178,9 @@
       </w:tcPr>
     </w:tblStylePr>
   </w:style>
-  <w:style w:type="table" w:styleId="923">
+  <w:style w:type="table" w:styleId="970">
     <w:name w:val="Plain Table 5"/>
-    <w:basedOn w:val="1103"/>
+    <w:basedOn w:val="1150"/>
     <w:uiPriority w:val="99"/>
     <w:pPr>
       <w:pBdr/>
@@ -7455,9 +7411,9 @@
       </w:tcPr>
     </w:tblStylePr>
   </w:style>
-  <w:style w:type="table" w:styleId="924">
+  <w:style w:type="table" w:styleId="971">
     <w:name w:val="Grid Table 1 Light"/>
-    <w:basedOn w:val="1103"/>
+    <w:basedOn w:val="1150"/>
     <w:uiPriority w:val="99"/>
     <w:pPr>
       <w:pBdr/>
@@ -7678,9 +7634,9 @@
       </w:tcPr>
     </w:tblStylePr>
   </w:style>
-  <w:style w:type="table" w:styleId="925">
+  <w:style w:type="table" w:styleId="972">
     <w:name w:val="Grid Table 1 Light - Accent 1"/>
-    <w:basedOn w:val="1103"/>
+    <w:basedOn w:val="1150"/>
     <w:uiPriority w:val="99"/>
     <w:pPr>
       <w:pBdr/>
@@ -7901,9 +7857,9 @@
       </w:tcPr>
     </w:tblStylePr>
   </w:style>
-  <w:style w:type="table" w:styleId="926">
+  <w:style w:type="table" w:styleId="973">
     <w:name w:val="Grid Table 1 Light - Accent 2"/>
-    <w:basedOn w:val="1103"/>
+    <w:basedOn w:val="1150"/>
     <w:uiPriority w:val="99"/>
     <w:pPr>
       <w:pBdr/>
@@ -8124,9 +8080,9 @@
       </w:tcPr>
     </w:tblStylePr>
   </w:style>
-  <w:style w:type="table" w:styleId="927">
+  <w:style w:type="table" w:styleId="974">
     <w:name w:val="Grid Table 1 Light - Accent 3"/>
-    <w:basedOn w:val="1103"/>
+    <w:basedOn w:val="1150"/>
     <w:uiPriority w:val="99"/>
     <w:pPr>
       <w:pBdr/>
@@ -8347,9 +8303,9 @@
       </w:tcPr>
     </w:tblStylePr>
   </w:style>
-  <w:style w:type="table" w:styleId="928">
+  <w:style w:type="table" w:styleId="975">
     <w:name w:val="Grid Table 1 Light - Accent 4"/>
-    <w:basedOn w:val="1103"/>
+    <w:basedOn w:val="1150"/>
     <w:uiPriority w:val="99"/>
     <w:pPr>
       <w:pBdr/>
@@ -8570,9 +8526,9 @@
       </w:tcPr>
     </w:tblStylePr>
   </w:style>
-  <w:style w:type="table" w:styleId="929">
+  <w:style w:type="table" w:styleId="976">
     <w:name w:val="Grid Table 1 Light - Accent 5"/>
-    <w:basedOn w:val="1103"/>
+    <w:basedOn w:val="1150"/>
     <w:uiPriority w:val="99"/>
     <w:pPr>
       <w:pBdr/>
@@ -8793,9 +8749,9 @@
       </w:tcPr>
     </w:tblStylePr>
   </w:style>
-  <w:style w:type="table" w:styleId="930">
+  <w:style w:type="table" w:styleId="977">
     <w:name w:val="Grid Table 1 Light - Accent 6"/>
-    <w:basedOn w:val="1103"/>
+    <w:basedOn w:val="1150"/>
     <w:uiPriority w:val="99"/>
     <w:pPr>
       <w:pBdr/>
@@ -9016,9 +8972,9 @@
       </w:tcPr>
     </w:tblStylePr>
   </w:style>
-  <w:style w:type="table" w:styleId="931">
+  <w:style w:type="table" w:styleId="978">
     <w:name w:val="Grid Table 2"/>
-    <w:basedOn w:val="1103"/>
+    <w:basedOn w:val="1150"/>
     <w:uiPriority w:val="99"/>
     <w:pPr>
       <w:pBdr/>
@@ -9248,9 +9204,9 @@
       </w:tcPr>
     </w:tblStylePr>
   </w:style>
-  <w:style w:type="table" w:styleId="932">
+  <w:style w:type="table" w:styleId="979">
     <w:name w:val="Grid Table 2 - Accent 1"/>
-    <w:basedOn w:val="1103"/>
+    <w:basedOn w:val="1150"/>
     <w:uiPriority w:val="99"/>
     <w:pPr>
       <w:pBdr/>
@@ -9480,9 +9436,9 @@
       </w:tcPr>
     </w:tblStylePr>
   </w:style>
-  <w:style w:type="table" w:styleId="933">
+  <w:style w:type="table" w:styleId="980">
     <w:name w:val="Grid Table 2 - Accent 2"/>
-    <w:basedOn w:val="1103"/>
+    <w:basedOn w:val="1150"/>
     <w:uiPriority w:val="99"/>
     <w:pPr>
       <w:pBdr/>
@@ -9712,9 +9668,9 @@
       </w:tcPr>
     </w:tblStylePr>
   </w:style>
-  <w:style w:type="table" w:styleId="934">
+  <w:style w:type="table" w:styleId="981">
     <w:name w:val="Grid Table 2 - Accent 3"/>
-    <w:basedOn w:val="1103"/>
+    <w:basedOn w:val="1150"/>
     <w:uiPriority w:val="99"/>
     <w:pPr>
       <w:pBdr/>
@@ -9944,9 +9900,9 @@
       </w:tcPr>
     </w:tblStylePr>
   </w:style>
-  <w:style w:type="table" w:styleId="935">
+  <w:style w:type="table" w:styleId="982">
     <w:name w:val="Grid Table 2 - Accent 4"/>
-    <w:basedOn w:val="1103"/>
+    <w:basedOn w:val="1150"/>
     <w:uiPriority w:val="99"/>
     <w:pPr>
       <w:pBdr/>
@@ -10176,9 +10132,9 @@
       </w:tcPr>
     </w:tblStylePr>
   </w:style>
-  <w:style w:type="table" w:styleId="936">
+  <w:style w:type="table" w:styleId="983">
     <w:name w:val="Grid Table 2 - Accent 5"/>
-    <w:basedOn w:val="1103"/>
+    <w:basedOn w:val="1150"/>
     <w:uiPriority w:val="99"/>
     <w:pPr>
       <w:pBdr/>
@@ -10408,9 +10364,9 @@
       </w:tcPr>
     </w:tblStylePr>
   </w:style>
-  <w:style w:type="table" w:styleId="937">
+  <w:style w:type="table" w:styleId="984">
     <w:name w:val="Grid Table 2 - Accent 6"/>
-    <w:basedOn w:val="1103"/>
+    <w:basedOn w:val="1150"/>
     <w:uiPriority w:val="99"/>
     <w:pPr>
       <w:pBdr/>
@@ -10640,9 +10596,9 @@
       </w:tcPr>
     </w:tblStylePr>
   </w:style>
-  <w:style w:type="table" w:styleId="938">
+  <w:style w:type="table" w:styleId="985">
     <w:name w:val="Grid Table 3"/>
-    <w:basedOn w:val="1103"/>
+    <w:basedOn w:val="1150"/>
     <w:uiPriority w:val="99"/>
     <w:pPr>
       <w:pBdr/>
@@ -10885,9 +10841,9 @@
       </w:tcPr>
     </w:tblStylePr>
   </w:style>
-  <w:style w:type="table" w:styleId="939">
+  <w:style w:type="table" w:styleId="986">
     <w:name w:val="Grid Table 3 - Accent 1"/>
-    <w:basedOn w:val="1103"/>
+    <w:basedOn w:val="1150"/>
     <w:uiPriority w:val="99"/>
     <w:pPr>
       <w:pBdr/>
@@ -11130,9 +11086,9 @@
       </w:tcPr>
     </w:tblStylePr>
   </w:style>
-  <w:style w:type="table" w:styleId="940">
+  <w:style w:type="table" w:styleId="987">
     <w:name w:val="Grid Table 3 - Accent 2"/>
-    <w:basedOn w:val="1103"/>
+    <w:basedOn w:val="1150"/>
     <w:uiPriority w:val="99"/>
     <w:pPr>
       <w:pBdr/>
@@ -11375,9 +11331,9 @@
       </w:tcPr>
     </w:tblStylePr>
   </w:style>
-  <w:style w:type="table" w:styleId="941">
+  <w:style w:type="table" w:styleId="988">
     <w:name w:val="Grid Table 3 - Accent 3"/>
-    <w:basedOn w:val="1103"/>
+    <w:basedOn w:val="1150"/>
     <w:uiPriority w:val="99"/>
     <w:pPr>
       <w:pBdr/>
@@ -11620,9 +11576,9 @@
       </w:tcPr>
     </w:tblStylePr>
   </w:style>
-  <w:style w:type="table" w:styleId="942">
+  <w:style w:type="table" w:styleId="989">
     <w:name w:val="Grid Table 3 - Accent 4"/>
-    <w:basedOn w:val="1103"/>
+    <w:basedOn w:val="1150"/>
     <w:uiPriority w:val="99"/>
     <w:pPr>
       <w:pBdr/>
@@ -11865,9 +11821,9 @@
       </w:tcPr>
     </w:tblStylePr>
   </w:style>
-  <w:style w:type="table" w:styleId="943">
+  <w:style w:type="table" w:styleId="990">
     <w:name w:val="Grid Table 3 - Accent 5"/>
-    <w:basedOn w:val="1103"/>
+    <w:basedOn w:val="1150"/>
     <w:uiPriority w:val="99"/>
     <w:pPr>
       <w:pBdr/>
@@ -12110,9 +12066,9 @@
       </w:tcPr>
     </w:tblStylePr>
   </w:style>
-  <w:style w:type="table" w:styleId="944">
+  <w:style w:type="table" w:styleId="991">
     <w:name w:val="Grid Table 3 - Accent 6"/>
-    <w:basedOn w:val="1103"/>
+    <w:basedOn w:val="1150"/>
     <w:uiPriority w:val="99"/>
     <w:pPr>
       <w:pBdr/>
@@ -12355,9 +12311,9 @@
       </w:tcPr>
     </w:tblStylePr>
   </w:style>
-  <w:style w:type="table" w:styleId="945">
+  <w:style w:type="table" w:styleId="992">
     <w:name w:val="Grid Table 4"/>
-    <w:basedOn w:val="1103"/>
+    <w:basedOn w:val="1150"/>
     <w:uiPriority w:val="59"/>
     <w:pPr>
       <w:pBdr/>
@@ -12588,9 +12544,9 @@
       </w:tcPr>
     </w:tblStylePr>
   </w:style>
-  <w:style w:type="table" w:styleId="946">
+  <w:style w:type="table" w:styleId="993">
     <w:name w:val="Grid Table 4 - Accent 1"/>
-    <w:basedOn w:val="1103"/>
+    <w:basedOn w:val="1150"/>
     <w:uiPriority w:val="59"/>
     <w:pPr>
       <w:pBdr/>
@@ -12821,9 +12777,9 @@
       </w:tcPr>
     </w:tblStylePr>
   </w:style>
-  <w:style w:type="table" w:styleId="947">
+  <w:style w:type="table" w:styleId="994">
     <w:name w:val="Grid Table 4 - Accent 2"/>
-    <w:basedOn w:val="1103"/>
+    <w:basedOn w:val="1150"/>
     <w:uiPriority w:val="59"/>
     <w:pPr>
       <w:pBdr/>
@@ -13054,9 +13010,9 @@
       </w:tcPr>
     </w:tblStylePr>
   </w:style>
-  <w:style w:type="table" w:styleId="948">
+  <w:style w:type="table" w:styleId="995">
     <w:name w:val="Grid Table 4 - Accent 3"/>
-    <w:basedOn w:val="1103"/>
+    <w:basedOn w:val="1150"/>
     <w:uiPriority w:val="59"/>
     <w:pPr>
       <w:pBdr/>
@@ -13287,9 +13243,9 @@
       </w:tcPr>
     </w:tblStylePr>
   </w:style>
-  <w:style w:type="table" w:styleId="949">
+  <w:style w:type="table" w:styleId="996">
     <w:name w:val="Grid Table 4 - Accent 4"/>
-    <w:basedOn w:val="1103"/>
+    <w:basedOn w:val="1150"/>
     <w:uiPriority w:val="59"/>
     <w:pPr>
       <w:pBdr/>
@@ -13520,9 +13476,9 @@
       </w:tcPr>
     </w:tblStylePr>
   </w:style>
-  <w:style w:type="table" w:styleId="950">
+  <w:style w:type="table" w:styleId="997">
     <w:name w:val="Grid Table 4 - Accent 5"/>
-    <w:basedOn w:val="1103"/>
+    <w:basedOn w:val="1150"/>
     <w:uiPriority w:val="59"/>
     <w:pPr>
       <w:pBdr/>
@@ -13753,9 +13709,9 @@
       </w:tcPr>
     </w:tblStylePr>
   </w:style>
-  <w:style w:type="table" w:styleId="951">
+  <w:style w:type="table" w:styleId="998">
     <w:name w:val="Grid Table 4 - Accent 6"/>
-    <w:basedOn w:val="1103"/>
+    <w:basedOn w:val="1150"/>
     <w:uiPriority w:val="59"/>
     <w:pPr>
       <w:pBdr/>
@@ -13986,9 +13942,9 @@
       </w:tcPr>
     </w:tblStylePr>
   </w:style>
-  <w:style w:type="table" w:styleId="952">
+  <w:style w:type="table" w:styleId="999">
     <w:name w:val="Grid Table 5 Dark"/>
-    <w:basedOn w:val="1103"/>
+    <w:basedOn w:val="1150"/>
     <w:uiPriority w:val="99"/>
     <w:pPr>
       <w:pBdr/>
@@ -14214,9 +14170,9 @@
       </w:tcPr>
     </w:tblStylePr>
   </w:style>
-  <w:style w:type="table" w:styleId="953">
+  <w:style w:type="table" w:styleId="1000">
     <w:name w:val="Grid Table 5 Dark- Accent 1"/>
-    <w:basedOn w:val="1103"/>
+    <w:basedOn w:val="1150"/>
     <w:uiPriority w:val="99"/>
     <w:pPr>
       <w:pBdr/>
@@ -14442,9 +14398,9 @@
       </w:tcPr>
     </w:tblStylePr>
   </w:style>
-  <w:style w:type="table" w:styleId="954">
+  <w:style w:type="table" w:styleId="1001">
     <w:name w:val="Grid Table 5 Dark - Accent 2"/>
-    <w:basedOn w:val="1103"/>
+    <w:basedOn w:val="1150"/>
     <w:uiPriority w:val="99"/>
     <w:pPr>
       <w:pBdr/>
@@ -14670,9 +14626,9 @@
       </w:tcPr>
     </w:tblStylePr>
   </w:style>
-  <w:style w:type="table" w:styleId="955">
+  <w:style w:type="table" w:styleId="1002">
     <w:name w:val="Grid Table 5 Dark - Accent 3"/>
-    <w:basedOn w:val="1103"/>
+    <w:basedOn w:val="1150"/>
     <w:uiPriority w:val="99"/>
     <w:pPr>
       <w:pBdr/>
@@ -14898,9 +14854,9 @@
       </w:tcPr>
     </w:tblStylePr>
   </w:style>
-  <w:style w:type="table" w:styleId="956">
+  <w:style w:type="table" w:styleId="1003">
     <w:name w:val="Grid Table 5 Dark- Accent 4"/>
-    <w:basedOn w:val="1103"/>
+    <w:basedOn w:val="1150"/>
     <w:uiPriority w:val="99"/>
     <w:pPr>
       <w:pBdr/>
@@ -15126,9 +15082,9 @@
       </w:tcPr>
     </w:tblStylePr>
   </w:style>
-  <w:style w:type="table" w:styleId="957">
+  <w:style w:type="table" w:styleId="1004">
     <w:name w:val="Grid Table 5 Dark - Accent 5"/>
-    <w:basedOn w:val="1103"/>
+    <w:basedOn w:val="1150"/>
     <w:uiPriority w:val="99"/>
     <w:pPr>
       <w:pBdr/>
@@ -15354,9 +15310,9 @@
       </w:tcPr>
     </w:tblStylePr>
   </w:style>
-  <w:style w:type="table" w:styleId="958">
+  <w:style w:type="table" w:styleId="1005">
     <w:name w:val="Grid Table 5 Dark - Accent 6"/>
-    <w:basedOn w:val="1103"/>
+    <w:basedOn w:val="1150"/>
     <w:uiPriority w:val="99"/>
     <w:pPr>
       <w:pBdr/>
@@ -15582,9 +15538,9 @@
       </w:tcPr>
     </w:tblStylePr>
   </w:style>
-  <w:style w:type="table" w:styleId="959">
+  <w:style w:type="table" w:styleId="1006">
     <w:name w:val="Grid Table 6 Colorful"/>
-    <w:basedOn w:val="1103"/>
+    <w:basedOn w:val="1150"/>
     <w:uiPriority w:val="99"/>
     <w:pPr>
       <w:pBdr/>
@@ -15812,9 +15768,9 @@
       </w:tcPr>
     </w:tblStylePr>
   </w:style>
-  <w:style w:type="table" w:styleId="960">
+  <w:style w:type="table" w:styleId="1007">
     <w:name w:val="Grid Table 6 Colorful - Accent 1"/>
-    <w:basedOn w:val="1103"/>
+    <w:basedOn w:val="1150"/>
     <w:uiPriority w:val="99"/>
     <w:pPr>
       <w:pBdr/>
@@ -16042,9 +15998,9 @@
       </w:tcPr>
     </w:tblStylePr>
   </w:style>
-  <w:style w:type="table" w:styleId="961">
+  <w:style w:type="table" w:styleId="1008">
     <w:name w:val="Grid Table 6 Colorful - Accent 2"/>
-    <w:basedOn w:val="1103"/>
+    <w:basedOn w:val="1150"/>
     <w:uiPriority w:val="99"/>
     <w:pPr>
       <w:pBdr/>
@@ -16272,9 +16228,9 @@
       </w:tcPr>
     </w:tblStylePr>
   </w:style>
-  <w:style w:type="table" w:styleId="962">
+  <w:style w:type="table" w:styleId="1009">
     <w:name w:val="Grid Table 6 Colorful - Accent 3"/>
-    <w:basedOn w:val="1103"/>
+    <w:basedOn w:val="1150"/>
     <w:uiPriority w:val="99"/>
     <w:pPr>
       <w:pBdr/>
@@ -16502,9 +16458,9 @@
       </w:tcPr>
     </w:tblStylePr>
   </w:style>
-  <w:style w:type="table" w:styleId="963">
+  <w:style w:type="table" w:styleId="1010">
     <w:name w:val="Grid Table 6 Colorful - Accent 4"/>
-    <w:basedOn w:val="1103"/>
+    <w:basedOn w:val="1150"/>
     <w:uiPriority w:val="99"/>
     <w:pPr>
       <w:pBdr/>
@@ -16732,9 +16688,9 @@
       </w:tcPr>
     </w:tblStylePr>
   </w:style>
-  <w:style w:type="table" w:styleId="964">
+  <w:style w:type="table" w:styleId="1011">
     <w:name w:val="Grid Table 6 Colorful - Accent 5"/>
-    <w:basedOn w:val="1103"/>
+    <w:basedOn w:val="1150"/>
     <w:uiPriority w:val="99"/>
     <w:pPr>
       <w:pBdr/>
@@ -16962,9 +16918,9 @@
       </w:tcPr>
     </w:tblStylePr>
   </w:style>
-  <w:style w:type="table" w:styleId="965">
+  <w:style w:type="table" w:styleId="1012">
     <w:name w:val="Grid Table 6 Colorful - Accent 6"/>
-    <w:basedOn w:val="1103"/>
+    <w:basedOn w:val="1150"/>
     <w:uiPriority w:val="99"/>
     <w:pPr>
       <w:pBdr/>
@@ -17192,9 +17148,9 @@
       </w:tcPr>
     </w:tblStylePr>
   </w:style>
-  <w:style w:type="table" w:styleId="966">
+  <w:style w:type="table" w:styleId="1013">
     <w:name w:val="Grid Table 7 Colorful"/>
-    <w:basedOn w:val="1103"/>
+    <w:basedOn w:val="1150"/>
     <w:uiPriority w:val="99"/>
     <w:pPr>
       <w:pBdr/>
@@ -17446,9 +17402,9 @@
       </w:tcPr>
     </w:tblStylePr>
   </w:style>
-  <w:style w:type="table" w:styleId="967">
+  <w:style w:type="table" w:styleId="1014">
     <w:name w:val="Grid Table 7 Colorful - Accent 1"/>
-    <w:basedOn w:val="1103"/>
+    <w:basedOn w:val="1150"/>
     <w:uiPriority w:val="99"/>
     <w:pPr>
       <w:pBdr/>
@@ -17700,9 +17656,9 @@
       </w:tcPr>
     </w:tblStylePr>
   </w:style>
-  <w:style w:type="table" w:styleId="968">
+  <w:style w:type="table" w:styleId="1015">
     <w:name w:val="Grid Table 7 Colorful - Accent 2"/>
-    <w:basedOn w:val="1103"/>
+    <w:basedOn w:val="1150"/>
     <w:uiPriority w:val="99"/>
     <w:pPr>
       <w:pBdr/>
@@ -17954,9 +17910,9 @@
       </w:tcPr>
     </w:tblStylePr>
   </w:style>
-  <w:style w:type="table" w:styleId="969">
+  <w:style w:type="table" w:styleId="1016">
     <w:name w:val="Grid Table 7 Colorful - Accent 3"/>
-    <w:basedOn w:val="1103"/>
+    <w:basedOn w:val="1150"/>
     <w:uiPriority w:val="99"/>
     <w:pPr>
       <w:pBdr/>
@@ -18208,9 +18164,9 @@
       </w:tcPr>
     </w:tblStylePr>
   </w:style>
-  <w:style w:type="table" w:styleId="970">
+  <w:style w:type="table" w:styleId="1017">
     <w:name w:val="Grid Table 7 Colorful - Accent 4"/>
-    <w:basedOn w:val="1103"/>
+    <w:basedOn w:val="1150"/>
     <w:uiPriority w:val="99"/>
     <w:pPr>
       <w:pBdr/>
@@ -18462,9 +18418,9 @@
       </w:tcPr>
     </w:tblStylePr>
   </w:style>
-  <w:style w:type="table" w:styleId="971">
+  <w:style w:type="table" w:styleId="1018">
     <w:name w:val="Grid Table 7 Colorful - Accent 5"/>
-    <w:basedOn w:val="1103"/>
+    <w:basedOn w:val="1150"/>
     <w:uiPriority w:val="99"/>
     <w:pPr>
       <w:pBdr/>
@@ -18716,9 +18672,9 @@
       </w:tcPr>
     </w:tblStylePr>
   </w:style>
-  <w:style w:type="table" w:styleId="972">
+  <w:style w:type="table" w:styleId="1019">
     <w:name w:val="Grid Table 7 Colorful - Accent 6"/>
-    <w:basedOn w:val="1103"/>
+    <w:basedOn w:val="1150"/>
     <w:uiPriority w:val="99"/>
     <w:pPr>
       <w:pBdr/>
@@ -18970,9 +18926,9 @@
       </w:tcPr>
     </w:tblStylePr>
   </w:style>
-  <w:style w:type="table" w:styleId="973">
+  <w:style w:type="table" w:styleId="1020">
     <w:name w:val="List Table 1 Light"/>
-    <w:basedOn w:val="1103"/>
+    <w:basedOn w:val="1150"/>
     <w:uiPriority w:val="99"/>
     <w:pPr>
       <w:pBdr/>
@@ -19186,9 +19142,9 @@
       </w:tcPr>
     </w:tblStylePr>
   </w:style>
-  <w:style w:type="table" w:styleId="974">
+  <w:style w:type="table" w:styleId="1021">
     <w:name w:val="List Table 1 Light - Accent 1"/>
-    <w:basedOn w:val="1103"/>
+    <w:basedOn w:val="1150"/>
     <w:uiPriority w:val="99"/>
     <w:pPr>
       <w:pBdr/>
@@ -19402,9 +19358,9 @@
       </w:tcPr>
     </w:tblStylePr>
   </w:style>
-  <w:style w:type="table" w:styleId="975">
+  <w:style w:type="table" w:styleId="1022">
     <w:name w:val="List Table 1 Light - Accent 2"/>
-    <w:basedOn w:val="1103"/>
+    <w:basedOn w:val="1150"/>
     <w:uiPriority w:val="99"/>
     <w:pPr>
       <w:pBdr/>
@@ -19618,9 +19574,9 @@
       </w:tcPr>
     </w:tblStylePr>
   </w:style>
-  <w:style w:type="table" w:styleId="976">
+  <w:style w:type="table" w:styleId="1023">
     <w:name w:val="List Table 1 Light - Accent 3"/>
-    <w:basedOn w:val="1103"/>
+    <w:basedOn w:val="1150"/>
     <w:uiPriority w:val="99"/>
     <w:pPr>
       <w:pBdr/>
@@ -19834,9 +19790,9 @@
       </w:tcPr>
     </w:tblStylePr>
   </w:style>
-  <w:style w:type="table" w:styleId="977">
+  <w:style w:type="table" w:styleId="1024">
     <w:name w:val="List Table 1 Light - Accent 4"/>
-    <w:basedOn w:val="1103"/>
+    <w:basedOn w:val="1150"/>
     <w:uiPriority w:val="99"/>
     <w:pPr>
       <w:pBdr/>
@@ -20050,9 +20006,9 @@
       </w:tcPr>
     </w:tblStylePr>
   </w:style>
-  <w:style w:type="table" w:styleId="978">
+  <w:style w:type="table" w:styleId="1025">
     <w:name w:val="List Table 1 Light - Accent 5"/>
-    <w:basedOn w:val="1103"/>
+    <w:basedOn w:val="1150"/>
     <w:uiPriority w:val="99"/>
     <w:pPr>
       <w:pBdr/>
@@ -20266,9 +20222,9 @@
       </w:tcPr>
     </w:tblStylePr>
   </w:style>
-  <w:style w:type="table" w:styleId="979">
+  <w:style w:type="table" w:styleId="1026">
     <w:name w:val="List Table 1 Light - Accent 6"/>
-    <w:basedOn w:val="1103"/>
+    <w:basedOn w:val="1150"/>
     <w:uiPriority w:val="99"/>
     <w:pPr>
       <w:pBdr/>
@@ -20482,9 +20438,9 @@
       </w:tcPr>
     </w:tblStylePr>
   </w:style>
-  <w:style w:type="table" w:styleId="980">
+  <w:style w:type="table" w:styleId="1027">
     <w:name w:val="List Table 2"/>
-    <w:basedOn w:val="1103"/>
+    <w:basedOn w:val="1150"/>
     <w:uiPriority w:val="99"/>
     <w:pPr>
       <w:pBdr/>
@@ -20720,9 +20676,9 @@
       </w:tcPr>
     </w:tblStylePr>
   </w:style>
-  <w:style w:type="table" w:styleId="981">
+  <w:style w:type="table" w:styleId="1028">
     <w:name w:val="List Table 2 - Accent 1"/>
-    <w:basedOn w:val="1103"/>
+    <w:basedOn w:val="1150"/>
     <w:uiPriority w:val="99"/>
     <w:pPr>
       <w:pBdr/>
@@ -20958,9 +20914,9 @@
       </w:tcPr>
     </w:tblStylePr>
   </w:style>
-  <w:style w:type="table" w:styleId="982">
+  <w:style w:type="table" w:styleId="1029">
     <w:name w:val="List Table 2 - Accent 2"/>
-    <w:basedOn w:val="1103"/>
+    <w:basedOn w:val="1150"/>
     <w:uiPriority w:val="99"/>
     <w:pPr>
       <w:pBdr/>
@@ -21196,9 +21152,9 @@
       </w:tcPr>
     </w:tblStylePr>
   </w:style>
-  <w:style w:type="table" w:styleId="983">
+  <w:style w:type="table" w:styleId="1030">
     <w:name w:val="List Table 2 - Accent 3"/>
-    <w:basedOn w:val="1103"/>
+    <w:basedOn w:val="1150"/>
     <w:uiPriority w:val="99"/>
     <w:pPr>
       <w:pBdr/>
@@ -21434,9 +21390,9 @@
       </w:tcPr>
     </w:tblStylePr>
   </w:style>
-  <w:style w:type="table" w:styleId="984">
+  <w:style w:type="table" w:styleId="1031">
     <w:name w:val="List Table 2 - Accent 4"/>
-    <w:basedOn w:val="1103"/>
+    <w:basedOn w:val="1150"/>
     <w:uiPriority w:val="99"/>
     <w:pPr>
       <w:pBdr/>
@@ -21672,9 +21628,9 @@
       </w:tcPr>
     </w:tblStylePr>
   </w:style>
-  <w:style w:type="table" w:styleId="985">
+  <w:style w:type="table" w:styleId="1032">
     <w:name w:val="List Table 2 - Accent 5"/>
-    <w:basedOn w:val="1103"/>
+    <w:basedOn w:val="1150"/>
     <w:uiPriority w:val="99"/>
     <w:pPr>
       <w:pBdr/>
@@ -21910,9 +21866,9 @@
       </w:tcPr>
     </w:tblStylePr>
   </w:style>
-  <w:style w:type="table" w:styleId="986">
+  <w:style w:type="table" w:styleId="1033">
     <w:name w:val="List Table 2 - Accent 6"/>
-    <w:basedOn w:val="1103"/>
+    <w:basedOn w:val="1150"/>
     <w:uiPriority w:val="99"/>
     <w:pPr>
       <w:pBdr/>
@@ -22148,9 +22104,9 @@
       </w:tcPr>
     </w:tblStylePr>
   </w:style>
-  <w:style w:type="table" w:styleId="987">
+  <w:style w:type="table" w:styleId="1034">
     <w:name w:val="List Table 3"/>
-    <w:basedOn w:val="1103"/>
+    <w:basedOn w:val="1150"/>
     <w:uiPriority w:val="99"/>
     <w:pPr>
       <w:pBdr/>
@@ -22376,9 +22332,9 @@
       </w:tcPr>
     </w:tblStylePr>
   </w:style>
-  <w:style w:type="table" w:styleId="988">
+  <w:style w:type="table" w:styleId="1035">
     <w:name w:val="List Table 3 - Accent 1"/>
-    <w:basedOn w:val="1103"/>
+    <w:basedOn w:val="1150"/>
     <w:uiPriority w:val="99"/>
     <w:pPr>
       <w:pBdr/>
@@ -22604,9 +22560,9 @@
       </w:tcPr>
     </w:tblStylePr>
   </w:style>
-  <w:style w:type="table" w:styleId="989">
+  <w:style w:type="table" w:styleId="1036">
     <w:name w:val="List Table 3 - Accent 2"/>
-    <w:basedOn w:val="1103"/>
+    <w:basedOn w:val="1150"/>
     <w:uiPriority w:val="99"/>
     <w:pPr>
       <w:pBdr/>
@@ -22832,9 +22788,9 @@
       </w:tcPr>
     </w:tblStylePr>
   </w:style>
-  <w:style w:type="table" w:styleId="990">
+  <w:style w:type="table" w:styleId="1037">
     <w:name w:val="List Table 3 - Accent 3"/>
-    <w:basedOn w:val="1103"/>
+    <w:basedOn w:val="1150"/>
     <w:uiPriority w:val="99"/>
     <w:pPr>
       <w:pBdr/>
@@ -23060,9 +23016,9 @@
       </w:tcPr>
     </w:tblStylePr>
   </w:style>
-  <w:style w:type="table" w:styleId="991">
+  <w:style w:type="table" w:styleId="1038">
     <w:name w:val="List Table 3 - Accent 4"/>
-    <w:basedOn w:val="1103"/>
+    <w:basedOn w:val="1150"/>
     <w:uiPriority w:val="99"/>
     <w:pPr>
       <w:pBdr/>
@@ -23288,9 +23244,9 @@
       </w:tcPr>
     </w:tblStylePr>
   </w:style>
-  <w:style w:type="table" w:styleId="992">
+  <w:style w:type="table" w:styleId="1039">
     <w:name w:val="List Table 3 - Accent 5"/>
-    <w:basedOn w:val="1103"/>
+    <w:basedOn w:val="1150"/>
     <w:uiPriority w:val="99"/>
     <w:pPr>
       <w:pBdr/>
@@ -23516,9 +23472,9 @@
       </w:tcPr>
     </w:tblStylePr>
   </w:style>
-  <w:style w:type="table" w:styleId="993">
+  <w:style w:type="table" w:styleId="1040">
     <w:name w:val="List Table 3 - Accent 6"/>
-    <w:basedOn w:val="1103"/>
+    <w:basedOn w:val="1150"/>
     <w:uiPriority w:val="99"/>
     <w:pPr>
       <w:pBdr/>
@@ -23744,9 +23700,9 @@
       </w:tcPr>
     </w:tblStylePr>
   </w:style>
-  <w:style w:type="table" w:styleId="994">
+  <w:style w:type="table" w:styleId="1041">
     <w:name w:val="List Table 4"/>
-    <w:basedOn w:val="1103"/>
+    <w:basedOn w:val="1150"/>
     <w:uiPriority w:val="99"/>
     <w:pPr>
       <w:pBdr/>
@@ -23969,9 +23925,9 @@
       </w:tcPr>
     </w:tblStylePr>
   </w:style>
-  <w:style w:type="table" w:styleId="995">
+  <w:style w:type="table" w:styleId="1042">
     <w:name w:val="List Table 4 - Accent 1"/>
-    <w:basedOn w:val="1103"/>
+    <w:basedOn w:val="1150"/>
     <w:uiPriority w:val="99"/>
     <w:pPr>
       <w:pBdr/>
@@ -24194,9 +24150,9 @@
       </w:tcPr>
     </w:tblStylePr>
   </w:style>
-  <w:style w:type="table" w:styleId="996">
+  <w:style w:type="table" w:styleId="1043">
     <w:name w:val="List Table 4 - Accent 2"/>
-    <w:basedOn w:val="1103"/>
+    <w:basedOn w:val="1150"/>
     <w:uiPriority w:val="99"/>
     <w:pPr>
       <w:pBdr/>
@@ -24419,9 +24375,9 @@
       </w:tcPr>
     </w:tblStylePr>
   </w:style>
-  <w:style w:type="table" w:styleId="997">
+  <w:style w:type="table" w:styleId="1044">
     <w:name w:val="List Table 4 - Accent 3"/>
-    <w:basedOn w:val="1103"/>
+    <w:basedOn w:val="1150"/>
     <w:uiPriority w:val="99"/>
     <w:pPr>
       <w:pBdr/>
@@ -24644,9 +24600,9 @@
       </w:tcPr>
     </w:tblStylePr>
   </w:style>
-  <w:style w:type="table" w:styleId="998">
+  <w:style w:type="table" w:styleId="1045">
     <w:name w:val="List Table 4 - Accent 4"/>
-    <w:basedOn w:val="1103"/>
+    <w:basedOn w:val="1150"/>
     <w:uiPriority w:val="99"/>
     <w:pPr>
       <w:pBdr/>
@@ -24869,9 +24825,9 @@
       </w:tcPr>
     </w:tblStylePr>
   </w:style>
-  <w:style w:type="table" w:styleId="999">
+  <w:style w:type="table" w:styleId="1046">
     <w:name w:val="List Table 4 - Accent 5"/>
-    <w:basedOn w:val="1103"/>
+    <w:basedOn w:val="1150"/>
     <w:uiPriority w:val="99"/>
     <w:pPr>
       <w:pBdr/>
@@ -25094,9 +25050,9 @@
       </w:tcPr>
     </w:tblStylePr>
   </w:style>
-  <w:style w:type="table" w:styleId="1000">
+  <w:style w:type="table" w:styleId="1047">
     <w:name w:val="List Table 4 - Accent 6"/>
-    <w:basedOn w:val="1103"/>
+    <w:basedOn w:val="1150"/>
     <w:uiPriority w:val="99"/>
     <w:pPr>
       <w:pBdr/>
@@ -25319,9 +25275,9 @@
       </w:tcPr>
     </w:tblStylePr>
   </w:style>
-  <w:style w:type="table" w:styleId="1001">
+  <w:style w:type="table" w:styleId="1048">
     <w:name w:val="List Table 5 Dark"/>
-    <w:basedOn w:val="1103"/>
+    <w:basedOn w:val="1150"/>
     <w:uiPriority w:val="99"/>
     <w:pPr>
       <w:pBdr/>
@@ -25561,9 +25517,9 @@
       </w:tcPr>
     </w:tblStylePr>
   </w:style>
-  <w:style w:type="table" w:styleId="1002">
+  <w:style w:type="table" w:styleId="1049">
     <w:name w:val="List Table 5 Dark - Accent 1"/>
-    <w:basedOn w:val="1103"/>
+    <w:basedOn w:val="1150"/>
     <w:uiPriority w:val="99"/>
     <w:pPr>
       <w:pBdr/>
@@ -25803,9 +25759,9 @@
       </w:tcPr>
     </w:tblStylePr>
   </w:style>
-  <w:style w:type="table" w:styleId="1003">
+  <w:style w:type="table" w:styleId="1050">
     <w:name w:val="List Table 5 Dark - Accent 2"/>
-    <w:basedOn w:val="1103"/>
+    <w:basedOn w:val="1150"/>
     <w:uiPriority w:val="99"/>
     <w:pPr>
       <w:pBdr/>
@@ -26045,9 +26001,9 @@
       </w:tcPr>
     </w:tblStylePr>
   </w:style>
-  <w:style w:type="table" w:styleId="1004">
+  <w:style w:type="table" w:styleId="1051">
     <w:name w:val="List Table 5 Dark - Accent 3"/>
-    <w:basedOn w:val="1103"/>
+    <w:basedOn w:val="1150"/>
     <w:uiPriority w:val="99"/>
     <w:pPr>
       <w:pBdr/>
@@ -26287,9 +26243,9 @@
       </w:tcPr>
     </w:tblStylePr>
   </w:style>
-  <w:style w:type="table" w:styleId="1005">
+  <w:style w:type="table" w:styleId="1052">
     <w:name w:val="List Table 5 Dark - Accent 4"/>
-    <w:basedOn w:val="1103"/>
+    <w:basedOn w:val="1150"/>
     <w:uiPriority w:val="99"/>
     <w:pPr>
       <w:pBdr/>
@@ -26529,9 +26485,9 @@
       </w:tcPr>
     </w:tblStylePr>
   </w:style>
-  <w:style w:type="table" w:styleId="1006">
+  <w:style w:type="table" w:styleId="1053">
     <w:name w:val="List Table 5 Dark - Accent 5"/>
-    <w:basedOn w:val="1103"/>
+    <w:basedOn w:val="1150"/>
     <w:uiPriority w:val="99"/>
     <w:pPr>
       <w:pBdr/>
@@ -26771,9 +26727,9 @@
       </w:tcPr>
     </w:tblStylePr>
   </w:style>
-  <w:style w:type="table" w:styleId="1007">
+  <w:style w:type="table" w:styleId="1054">
     <w:name w:val="List Table 5 Dark - Accent 6"/>
-    <w:basedOn w:val="1103"/>
+    <w:basedOn w:val="1150"/>
     <w:uiPriority w:val="99"/>
     <w:pPr>
       <w:pBdr/>
@@ -27013,9 +26969,9 @@
       </w:tcPr>
     </w:tblStylePr>
   </w:style>
-  <w:style w:type="table" w:styleId="1008">
+  <w:style w:type="table" w:styleId="1055">
     <w:name w:val="List Table 6 Colorful"/>
-    <w:basedOn w:val="1103"/>
+    <w:basedOn w:val="1150"/>
     <w:uiPriority w:val="99"/>
     <w:pPr>
       <w:pBdr/>
@@ -27236,9 +27192,9 @@
       </w:tcPr>
     </w:tblStylePr>
   </w:style>
-  <w:style w:type="table" w:styleId="1009">
+  <w:style w:type="table" w:styleId="1056">
     <w:name w:val="List Table 6 Colorful - Accent 1"/>
-    <w:basedOn w:val="1103"/>
+    <w:basedOn w:val="1150"/>
     <w:uiPriority w:val="99"/>
     <w:pPr>
       <w:pBdr/>
@@ -27459,9 +27415,9 @@
       </w:tcPr>
     </w:tblStylePr>
   </w:style>
-  <w:style w:type="table" w:styleId="1010">
+  <w:style w:type="table" w:styleId="1057">
     <w:name w:val="List Table 6 Colorful - Accent 2"/>
-    <w:basedOn w:val="1103"/>
+    <w:basedOn w:val="1150"/>
     <w:uiPriority w:val="99"/>
     <w:pPr>
       <w:pBdr/>
@@ -27682,9 +27638,9 @@
       </w:tcPr>
     </w:tblStylePr>
   </w:style>
-  <w:style w:type="table" w:styleId="1011">
+  <w:style w:type="table" w:styleId="1058">
     <w:name w:val="List Table 6 Colorful - Accent 3"/>
-    <w:basedOn w:val="1103"/>
+    <w:basedOn w:val="1150"/>
     <w:uiPriority w:val="99"/>
     <w:pPr>
       <w:pBdr/>
@@ -27905,9 +27861,9 @@
       </w:tcPr>
     </w:tblStylePr>
   </w:style>
-  <w:style w:type="table" w:styleId="1012">
+  <w:style w:type="table" w:styleId="1059">
     <w:name w:val="List Table 6 Colorful - Accent 4"/>
-    <w:basedOn w:val="1103"/>
+    <w:basedOn w:val="1150"/>
     <w:uiPriority w:val="99"/>
     <w:pPr>
       <w:pBdr/>
@@ -28128,9 +28084,9 @@
       </w:tcPr>
     </w:tblStylePr>
   </w:style>
-  <w:style w:type="table" w:styleId="1013">
+  <w:style w:type="table" w:styleId="1060">
     <w:name w:val="List Table 6 Colorful - Accent 5"/>
-    <w:basedOn w:val="1103"/>
+    <w:basedOn w:val="1150"/>
     <w:uiPriority w:val="99"/>
     <w:pPr>
       <w:pBdr/>
@@ -28351,9 +28307,9 @@
       </w:tcPr>
     </w:tblStylePr>
   </w:style>
-  <w:style w:type="table" w:styleId="1014">
+  <w:style w:type="table" w:styleId="1061">
     <w:name w:val="List Table 6 Colorful - Accent 6"/>
-    <w:basedOn w:val="1103"/>
+    <w:basedOn w:val="1150"/>
     <w:uiPriority w:val="99"/>
     <w:pPr>
       <w:pBdr/>
@@ -28574,9 +28530,9 @@
       </w:tcPr>
     </w:tblStylePr>
   </w:style>
-  <w:style w:type="table" w:styleId="1015">
+  <w:style w:type="table" w:styleId="1062">
     <w:name w:val="List Table 7 Colorful"/>
-    <w:basedOn w:val="1103"/>
+    <w:basedOn w:val="1150"/>
     <w:uiPriority w:val="99"/>
     <w:pPr>
       <w:pBdr/>
@@ -28830,9 +28786,9 @@
       </w:tcPr>
     </w:tblStylePr>
   </w:style>
-  <w:style w:type="table" w:styleId="1016">
+  <w:style w:type="table" w:styleId="1063">
     <w:name w:val="List Table 7 Colorful - Accent 1"/>
-    <w:basedOn w:val="1103"/>
+    <w:basedOn w:val="1150"/>
     <w:uiPriority w:val="99"/>
     <w:pPr>
       <w:pBdr/>
@@ -29086,9 +29042,9 @@
       </w:tcPr>
     </w:tblStylePr>
   </w:style>
-  <w:style w:type="table" w:styleId="1017">
+  <w:style w:type="table" w:styleId="1064">
     <w:name w:val="List Table 7 Colorful - Accent 2"/>
-    <w:basedOn w:val="1103"/>
+    <w:basedOn w:val="1150"/>
     <w:uiPriority w:val="99"/>
     <w:pPr>
       <w:pBdr/>
@@ -29342,9 +29298,9 @@
       </w:tcPr>
     </w:tblStylePr>
   </w:style>
-  <w:style w:type="table" w:styleId="1018">
+  <w:style w:type="table" w:styleId="1065">
     <w:name w:val="List Table 7 Colorful - Accent 3"/>
-    <w:basedOn w:val="1103"/>
+    <w:basedOn w:val="1150"/>
     <w:uiPriority w:val="99"/>
     <w:pPr>
       <w:pBdr/>
@@ -29598,9 +29554,9 @@
       </w:tcPr>
     </w:tblStylePr>
   </w:style>
-  <w:style w:type="table" w:styleId="1019">
+  <w:style w:type="table" w:styleId="1066">
     <w:name w:val="List Table 7 Colorful - Accent 4"/>
-    <w:basedOn w:val="1103"/>
+    <w:basedOn w:val="1150"/>
     <w:uiPriority w:val="99"/>
     <w:pPr>
       <w:pBdr/>
@@ -29854,9 +29810,9 @@
       </w:tcPr>
     </w:tblStylePr>
   </w:style>
-  <w:style w:type="table" w:styleId="1020">
+  <w:style w:type="table" w:styleId="1067">
     <w:name w:val="List Table 7 Colorful - Accent 5"/>
-    <w:basedOn w:val="1103"/>
+    <w:basedOn w:val="1150"/>
     <w:uiPriority w:val="99"/>
     <w:pPr>
       <w:pBdr/>
@@ -30110,9 +30066,9 @@
       </w:tcPr>
     </w:tblStylePr>
   </w:style>
-  <w:style w:type="table" w:styleId="1021">
+  <w:style w:type="table" w:styleId="1068">
     <w:name w:val="List Table 7 Colorful - Accent 6"/>
-    <w:basedOn w:val="1103"/>
+    <w:basedOn w:val="1150"/>
     <w:uiPriority w:val="99"/>
     <w:pPr>
       <w:pBdr/>
@@ -30366,9 +30322,9 @@
       </w:tcPr>
     </w:tblStylePr>
   </w:style>
-  <w:style w:type="table" w:styleId="1022">
+  <w:style w:type="table" w:styleId="1069">
     <w:name w:val="Lined - Accent"/>
-    <w:basedOn w:val="1103"/>
+    <w:basedOn w:val="1150"/>
     <w:uiPriority w:val="99"/>
     <w:pPr>
       <w:pBdr/>
@@ -30603,9 +30559,9 @@
       </w:tcPr>
     </w:tblStylePr>
   </w:style>
-  <w:style w:type="table" w:styleId="1023">
+  <w:style w:type="table" w:styleId="1070">
     <w:name w:val="Lined - Accent 1"/>
-    <w:basedOn w:val="1103"/>
+    <w:basedOn w:val="1150"/>
     <w:uiPriority w:val="99"/>
     <w:pPr>
       <w:pBdr/>
@@ -30840,9 +30796,9 @@
       </w:tcPr>
     </w:tblStylePr>
   </w:style>
-  <w:style w:type="table" w:styleId="1024">
+  <w:style w:type="table" w:styleId="1071">
     <w:name w:val="Lined - Accent 2"/>
-    <w:basedOn w:val="1103"/>
+    <w:basedOn w:val="1150"/>
     <w:uiPriority w:val="99"/>
     <w:pPr>
       <w:pBdr/>
@@ -31077,9 +31033,9 @@
       </w:tcPr>
     </w:tblStylePr>
   </w:style>
-  <w:style w:type="table" w:styleId="1025">
+  <w:style w:type="table" w:styleId="1072">
     <w:name w:val="Lined - Accent 3"/>
-    <w:basedOn w:val="1103"/>
+    <w:basedOn w:val="1150"/>
     <w:uiPriority w:val="99"/>
     <w:pPr>
       <w:pBdr/>
@@ -31314,9 +31270,9 @@
       </w:tcPr>
     </w:tblStylePr>
   </w:style>
-  <w:style w:type="table" w:styleId="1026">
+  <w:style w:type="table" w:styleId="1073">
     <w:name w:val="Lined - Accent 4"/>
-    <w:basedOn w:val="1103"/>
+    <w:basedOn w:val="1150"/>
     <w:uiPriority w:val="99"/>
     <w:pPr>
       <w:pBdr/>
@@ -31551,9 +31507,9 @@
       </w:tcPr>
     </w:tblStylePr>
   </w:style>
-  <w:style w:type="table" w:styleId="1027">
+  <w:style w:type="table" w:styleId="1074">
     <w:name w:val="Lined - Accent 5"/>
-    <w:basedOn w:val="1103"/>
+    <w:basedOn w:val="1150"/>
     <w:uiPriority w:val="99"/>
     <w:pPr>
       <w:pBdr/>
@@ -31788,9 +31744,9 @@
       </w:tcPr>
     </w:tblStylePr>
   </w:style>
-  <w:style w:type="table" w:styleId="1028">
+  <w:style w:type="table" w:styleId="1075">
     <w:name w:val="Lined - Accent 6"/>
-    <w:basedOn w:val="1103"/>
+    <w:basedOn w:val="1150"/>
     <w:uiPriority w:val="99"/>
     <w:pPr>
       <w:pBdr/>
@@ -32025,9 +31981,9 @@
       </w:tcPr>
     </w:tblStylePr>
   </w:style>
-  <w:style w:type="table" w:styleId="1029">
+  <w:style w:type="table" w:styleId="1076">
     <w:name w:val="Bordered &amp; Lined - Accent"/>
-    <w:basedOn w:val="1103"/>
+    <w:basedOn w:val="1150"/>
     <w:uiPriority w:val="99"/>
     <w:pPr>
       <w:pBdr/>
@@ -32269,9 +32225,9 @@
       </w:tcPr>
     </w:tblStylePr>
   </w:style>
-  <w:style w:type="table" w:styleId="1030">
+  <w:style w:type="table" w:styleId="1077">
     <w:name w:val="Bordered &amp; Lined - Accent 1"/>
-    <w:basedOn w:val="1103"/>
+    <w:basedOn w:val="1150"/>
     <w:uiPriority w:val="99"/>
     <w:pPr>
       <w:pBdr/>
@@ -32513,9 +32469,9 @@
       </w:tcPr>
     </w:tblStylePr>
   </w:style>
-  <w:style w:type="table" w:styleId="1031">
+  <w:style w:type="table" w:styleId="1078">
     <w:name w:val="Bordered &amp; Lined - Accent 2"/>
-    <w:basedOn w:val="1103"/>
+    <w:basedOn w:val="1150"/>
     <w:uiPriority w:val="99"/>
     <w:pPr>
       <w:pBdr/>
@@ -32757,9 +32713,9 @@
       </w:tcPr>
     </w:tblStylePr>
   </w:style>
-  <w:style w:type="table" w:styleId="1032">
+  <w:style w:type="table" w:styleId="1079">
     <w:name w:val="Bordered &amp; Lined - Accent 3"/>
-    <w:basedOn w:val="1103"/>
+    <w:basedOn w:val="1150"/>
     <w:uiPriority w:val="99"/>
     <w:pPr>
       <w:pBdr/>
@@ -33001,9 +32957,9 @@
       </w:tcPr>
     </w:tblStylePr>
   </w:style>
-  <w:style w:type="table" w:styleId="1033">
+  <w:style w:type="table" w:styleId="1080">
     <w:name w:val="Bordered &amp; Lined - Accent 4"/>
-    <w:basedOn w:val="1103"/>
+    <w:basedOn w:val="1150"/>
     <w:uiPriority w:val="99"/>
     <w:pPr>
       <w:pBdr/>
@@ -33245,9 +33201,9 @@
       </w:tcPr>
     </w:tblStylePr>
   </w:style>
-  <w:style w:type="table" w:styleId="1034">
+  <w:style w:type="table" w:styleId="1081">
     <w:name w:val="Bordered &amp; Lined - Accent 5"/>
-    <w:basedOn w:val="1103"/>
+    <w:basedOn w:val="1150"/>
     <w:uiPriority w:val="99"/>
     <w:pPr>
       <w:pBdr/>
@@ -33489,9 +33445,9 @@
       </w:tcPr>
     </w:tblStylePr>
   </w:style>
-  <w:style w:type="table" w:styleId="1035">
+  <w:style w:type="table" w:styleId="1082">
     <w:name w:val="Bordered &amp; Lined - Accent 6"/>
-    <w:basedOn w:val="1103"/>
+    <w:basedOn w:val="1150"/>
     <w:uiPriority w:val="99"/>
     <w:pPr>
       <w:pBdr/>
@@ -33733,9 +33689,9 @@
       </w:tcPr>
     </w:tblStylePr>
   </w:style>
-  <w:style w:type="table" w:styleId="1036">
+  <w:style w:type="table" w:styleId="1083">
     <w:name w:val="Bordered"/>
-    <w:basedOn w:val="1103"/>
+    <w:basedOn w:val="1150"/>
     <w:uiPriority w:val="99"/>
     <w:pPr>
       <w:pBdr/>
@@ -33964,9 +33920,9 @@
       </w:tcPr>
     </w:tblStylePr>
   </w:style>
-  <w:style w:type="table" w:styleId="1037">
+  <w:style w:type="table" w:styleId="1084">
     <w:name w:val="Bordered - Accent 1"/>
-    <w:basedOn w:val="1103"/>
+    <w:basedOn w:val="1150"/>
     <w:uiPriority w:val="99"/>
     <w:pPr>
       <w:pBdr/>
@@ -34195,9 +34151,9 @@
       </w:tcPr>
     </w:tblStylePr>
   </w:style>
-  <w:style w:type="table" w:styleId="1038">
+  <w:style w:type="table" w:styleId="1085">
     <w:name w:val="Bordered - Accent 2"/>
-    <w:basedOn w:val="1103"/>
+    <w:basedOn w:val="1150"/>
     <w:uiPriority w:val="99"/>
     <w:pPr>
       <w:pBdr/>
@@ -34426,9 +34382,9 @@
       </w:tcPr>
     </w:tblStylePr>
   </w:style>
-  <w:style w:type="table" w:styleId="1039">
+  <w:style w:type="table" w:styleId="1086">
     <w:name w:val="Bordered - Accent 3"/>
-    <w:basedOn w:val="1103"/>
+    <w:basedOn w:val="1150"/>
     <w:uiPriority w:val="99"/>
     <w:pPr>
       <w:pBdr/>
@@ -34657,9 +34613,9 @@
       </w:tcPr>
     </w:tblStylePr>
   </w:style>
-  <w:style w:type="table" w:styleId="1040">
+  <w:style w:type="table" w:styleId="1087">
     <w:name w:val="Bordered - Accent 4"/>
-    <w:basedOn w:val="1103"/>
+    <w:basedOn w:val="1150"/>
     <w:uiPriority w:val="99"/>
     <w:pPr>
       <w:pBdr/>
@@ -34888,9 +34844,9 @@
       </w:tcPr>
     </w:tblStylePr>
   </w:style>
-  <w:style w:type="table" w:styleId="1041">
+  <w:style w:type="table" w:styleId="1088">
     <w:name w:val="Bordered - Accent 5"/>
-    <w:basedOn w:val="1103"/>
+    <w:basedOn w:val="1150"/>
     <w:uiPriority w:val="99"/>
     <w:pPr>
       <w:pBdr/>
@@ -35119,9 +35075,9 @@
       </w:tcPr>
     </w:tblStylePr>
   </w:style>
-  <w:style w:type="table" w:styleId="1042">
+  <w:style w:type="table" w:styleId="1089">
     <w:name w:val="Bordered - Accent 6"/>
-    <w:basedOn w:val="1103"/>
+    <w:basedOn w:val="1150"/>
     <w:uiPriority w:val="99"/>
     <w:pPr>
       <w:pBdr/>
@@ -35350,11 +35306,11 @@
       </w:tcPr>
     </w:tblStylePr>
   </w:style>
-  <w:style w:type="paragraph" w:styleId="1043">
+  <w:style w:type="paragraph" w:styleId="1090">
     <w:name w:val="Heading 1"/>
-    <w:basedOn w:val="1102"/>
-    <w:next w:val="1102"/>
-    <w:link w:val="1053"/>
+    <w:basedOn w:val="1149"/>
+    <w:next w:val="1149"/>
+    <w:link w:val="1100"/>
     <w:uiPriority w:val="9"/>
     <w:qFormat/>
     <w:pPr>
@@ -35372,11 +35328,11 @@
       <w:szCs w:val="40"/>
     </w:rPr>
   </w:style>
-  <w:style w:type="paragraph" w:styleId="1044">
+  <w:style w:type="paragraph" w:styleId="1091">
     <w:name w:val="Heading 2"/>
-    <w:basedOn w:val="1102"/>
-    <w:next w:val="1102"/>
-    <w:link w:val="1054"/>
+    <w:basedOn w:val="1149"/>
+    <w:next w:val="1149"/>
+    <w:link w:val="1101"/>
     <w:uiPriority w:val="9"/>
     <w:unhideWhenUsed/>
     <w:qFormat/>
@@ -35395,11 +35351,11 @@
       <w:szCs w:val="32"/>
     </w:rPr>
   </w:style>
-  <w:style w:type="paragraph" w:styleId="1045">
+  <w:style w:type="paragraph" w:styleId="1092">
     <w:name w:val="Heading 3"/>
-    <w:basedOn w:val="1102"/>
-    <w:next w:val="1102"/>
-    <w:link w:val="1055"/>
+    <w:basedOn w:val="1149"/>
+    <w:next w:val="1149"/>
+    <w:link w:val="1102"/>
     <w:uiPriority w:val="9"/>
     <w:unhideWhenUsed/>
     <w:qFormat/>
@@ -35418,11 +35374,11 @@
       <w:szCs w:val="28"/>
     </w:rPr>
   </w:style>
-  <w:style w:type="paragraph" w:styleId="1046">
+  <w:style w:type="paragraph" w:styleId="1093">
     <w:name w:val="Heading 4"/>
-    <w:basedOn w:val="1102"/>
-    <w:next w:val="1102"/>
-    <w:link w:val="1056"/>
+    <w:basedOn w:val="1149"/>
+    <w:next w:val="1149"/>
+    <w:link w:val="1103"/>
     <w:uiPriority w:val="9"/>
     <w:unhideWhenUsed/>
     <w:qFormat/>
@@ -35441,11 +35397,11 @@
       <w:color w:val="0f4761" w:themeColor="accent1" w:themeShade="BF"/>
     </w:rPr>
   </w:style>
-  <w:style w:type="paragraph" w:styleId="1047">
+  <w:style w:type="paragraph" w:styleId="1094">
     <w:name w:val="Heading 5"/>
-    <w:basedOn w:val="1102"/>
-    <w:next w:val="1102"/>
-    <w:link w:val="1057"/>
+    <w:basedOn w:val="1149"/>
+    <w:next w:val="1149"/>
+    <w:link w:val="1104"/>
     <w:uiPriority w:val="9"/>
     <w:unhideWhenUsed/>
     <w:qFormat/>
@@ -35462,11 +35418,11 @@
       <w:color w:val="0f4761" w:themeColor="accent1" w:themeShade="BF"/>
     </w:rPr>
   </w:style>
-  <w:style w:type="paragraph" w:styleId="1048">
+  <w:style w:type="paragraph" w:styleId="1095">
     <w:name w:val="Heading 6"/>
-    <w:basedOn w:val="1102"/>
-    <w:next w:val="1102"/>
-    <w:link w:val="1058"/>
+    <w:basedOn w:val="1149"/>
+    <w:next w:val="1149"/>
+    <w:link w:val="1105"/>
     <w:uiPriority w:val="9"/>
     <w:unhideWhenUsed/>
     <w:qFormat/>
@@ -35485,11 +35441,11 @@
       <w:color w:val="595959" w:themeColor="text1" w:themeTint="A6"/>
     </w:rPr>
   </w:style>
-  <w:style w:type="paragraph" w:styleId="1049">
+  <w:style w:type="paragraph" w:styleId="1096">
     <w:name w:val="Heading 7"/>
-    <w:basedOn w:val="1102"/>
-    <w:next w:val="1102"/>
-    <w:link w:val="1059"/>
+    <w:basedOn w:val="1149"/>
+    <w:next w:val="1149"/>
+    <w:link w:val="1106"/>
     <w:uiPriority w:val="9"/>
     <w:unhideWhenUsed/>
     <w:qFormat/>
@@ -35506,11 +35462,11 @@
       <w:color w:val="595959" w:themeColor="text1" w:themeTint="A6"/>
     </w:rPr>
   </w:style>
-  <w:style w:type="paragraph" w:styleId="1050">
+  <w:style w:type="paragraph" w:styleId="1097">
     <w:name w:val="Heading 8"/>
-    <w:basedOn w:val="1102"/>
-    <w:next w:val="1102"/>
-    <w:link w:val="1060"/>
+    <w:basedOn w:val="1149"/>
+    <w:next w:val="1149"/>
+    <w:link w:val="1107"/>
     <w:uiPriority w:val="9"/>
     <w:unhideWhenUsed/>
     <w:qFormat/>
@@ -35529,11 +35485,11 @@
       <w:color w:val="272727" w:themeColor="text1" w:themeTint="D8"/>
     </w:rPr>
   </w:style>
-  <w:style w:type="paragraph" w:styleId="1051">
+  <w:style w:type="paragraph" w:styleId="1098">
     <w:name w:val="Heading 9"/>
-    <w:basedOn w:val="1102"/>
-    <w:next w:val="1102"/>
-    <w:link w:val="1061"/>
+    <w:basedOn w:val="1149"/>
+    <w:next w:val="1149"/>
+    <w:link w:val="1108"/>
     <w:uiPriority w:val="9"/>
     <w:unhideWhenUsed/>
     <w:qFormat/>
@@ -35552,7 +35508,7 @@
       <w:color w:val="272727" w:themeColor="text1" w:themeTint="D8"/>
     </w:rPr>
   </w:style>
-  <w:style w:type="character" w:styleId="1052" w:default="1">
+  <w:style w:type="character" w:styleId="1099" w:default="1">
     <w:name w:val="Default Paragraph Font"/>
     <w:uiPriority w:val="1"/>
     <w:semiHidden/>
@@ -35563,10 +35519,10 @@
       <w:ind/>
     </w:pPr>
   </w:style>
-  <w:style w:type="character" w:styleId="1053">
+  <w:style w:type="character" w:styleId="1100">
     <w:name w:val="Heading 1 Char"/>
-    <w:basedOn w:val="1052"/>
-    <w:link w:val="1043"/>
+    <w:basedOn w:val="1099"/>
+    <w:link w:val="1090"/>
     <w:uiPriority w:val="9"/>
     <w:pPr>
       <w:pBdr/>
@@ -35580,10 +35536,10 @@
       <w:szCs w:val="40"/>
     </w:rPr>
   </w:style>
-  <w:style w:type="character" w:styleId="1054">
+  <w:style w:type="character" w:styleId="1101">
     <w:name w:val="Heading 2 Char"/>
-    <w:basedOn w:val="1052"/>
-    <w:link w:val="1044"/>
+    <w:basedOn w:val="1099"/>
+    <w:link w:val="1091"/>
     <w:uiPriority w:val="9"/>
     <w:pPr>
       <w:pBdr/>
@@ -35597,10 +35553,10 @@
       <w:szCs w:val="32"/>
     </w:rPr>
   </w:style>
-  <w:style w:type="character" w:styleId="1055">
+  <w:style w:type="character" w:styleId="1102">
     <w:name w:val="Heading 3 Char"/>
-    <w:basedOn w:val="1052"/>
-    <w:link w:val="1045"/>
+    <w:basedOn w:val="1099"/>
+    <w:link w:val="1092"/>
     <w:uiPriority w:val="9"/>
     <w:pPr>
       <w:pBdr/>
@@ -35614,10 +35570,10 @@
       <w:szCs w:val="28"/>
     </w:rPr>
   </w:style>
-  <w:style w:type="character" w:styleId="1056">
+  <w:style w:type="character" w:styleId="1103">
     <w:name w:val="Heading 4 Char"/>
-    <w:basedOn w:val="1052"/>
-    <w:link w:val="1046"/>
+    <w:basedOn w:val="1099"/>
+    <w:link w:val="1093"/>
     <w:uiPriority w:val="9"/>
     <w:pPr>
       <w:pBdr/>
@@ -35631,10 +35587,10 @@
       <w:color w:val="0f4761" w:themeColor="accent1" w:themeShade="BF"/>
     </w:rPr>
   </w:style>
-  <w:style w:type="character" w:styleId="1057">
+  <w:style w:type="character" w:styleId="1104">
     <w:name w:val="Heading 5 Char"/>
-    <w:basedOn w:val="1052"/>
-    <w:link w:val="1047"/>
+    <w:basedOn w:val="1099"/>
+    <w:link w:val="1094"/>
     <w:uiPriority w:val="9"/>
     <w:pPr>
       <w:pBdr/>
@@ -35646,10 +35602,10 @@
       <w:color w:val="0f4761" w:themeColor="accent1" w:themeShade="BF"/>
     </w:rPr>
   </w:style>
-  <w:style w:type="character" w:styleId="1058">
+  <w:style w:type="character" w:styleId="1105">
     <w:name w:val="Heading 6 Char"/>
-    <w:basedOn w:val="1052"/>
-    <w:link w:val="1048"/>
+    <w:basedOn w:val="1099"/>
+    <w:link w:val="1095"/>
     <w:uiPriority w:val="9"/>
     <w:pPr>
       <w:pBdr/>
@@ -35663,10 +35619,10 @@
       <w:color w:val="595959" w:themeColor="text1" w:themeTint="A6"/>
     </w:rPr>
   </w:style>
-  <w:style w:type="character" w:styleId="1059">
+  <w:style w:type="character" w:styleId="1106">
     <w:name w:val="Heading 7 Char"/>
-    <w:basedOn w:val="1052"/>
-    <w:link w:val="1049"/>
+    <w:basedOn w:val="1099"/>
+    <w:link w:val="1096"/>
     <w:uiPriority w:val="9"/>
     <w:pPr>
       <w:pBdr/>
@@ -35678,10 +35634,10 @@
       <w:color w:val="595959" w:themeColor="text1" w:themeTint="A6"/>
     </w:rPr>
   </w:style>
-  <w:style w:type="character" w:styleId="1060">
+  <w:style w:type="character" w:styleId="1107">
     <w:name w:val="Heading 8 Char"/>
-    <w:basedOn w:val="1052"/>
-    <w:link w:val="1050"/>
+    <w:basedOn w:val="1099"/>
+    <w:link w:val="1097"/>
     <w:uiPriority w:val="9"/>
     <w:pPr>
       <w:pBdr/>
@@ -35695,10 +35651,10 @@
       <w:color w:val="272727" w:themeColor="text1" w:themeTint="D8"/>
     </w:rPr>
   </w:style>
-  <w:style w:type="character" w:styleId="1061">
+  <w:style w:type="character" w:styleId="1108">
     <w:name w:val="Heading 9 Char"/>
-    <w:basedOn w:val="1052"/>
-    <w:link w:val="1051"/>
+    <w:basedOn w:val="1099"/>
+    <w:link w:val="1098"/>
     <w:uiPriority w:val="9"/>
     <w:pPr>
       <w:pBdr/>
@@ -35712,11 +35668,11 @@
       <w:color w:val="272727" w:themeColor="text1" w:themeTint="D8"/>
     </w:rPr>
   </w:style>
-  <w:style w:type="paragraph" w:styleId="1062">
+  <w:style w:type="paragraph" w:styleId="1109">
     <w:name w:val="Title"/>
-    <w:basedOn w:val="1102"/>
-    <w:next w:val="1102"/>
-    <w:link w:val="1063"/>
+    <w:basedOn w:val="1149"/>
+    <w:next w:val="1149"/>
+    <w:link w:val="1110"/>
     <w:uiPriority w:val="10"/>
     <w:qFormat/>
     <w:pPr>
@@ -35732,10 +35688,10 @@
       <w:szCs w:val="56"/>
     </w:rPr>
   </w:style>
-  <w:style w:type="character" w:styleId="1063">
+  <w:style w:type="character" w:styleId="1110">
     <w:name w:val="Title Char"/>
-    <w:basedOn w:val="1052"/>
-    <w:link w:val="1062"/>
+    <w:basedOn w:val="1099"/>
+    <w:link w:val="1109"/>
     <w:uiPriority w:val="10"/>
     <w:pPr>
       <w:pBdr/>
@@ -35749,11 +35705,11 @@
       <w:szCs w:val="56"/>
     </w:rPr>
   </w:style>
-  <w:style w:type="paragraph" w:styleId="1064">
+  <w:style w:type="paragraph" w:styleId="1111">
     <w:name w:val="Subtitle"/>
-    <w:basedOn w:val="1102"/>
-    <w:next w:val="1102"/>
-    <w:link w:val="1065"/>
+    <w:basedOn w:val="1149"/>
+    <w:next w:val="1149"/>
+    <w:link w:val="1112"/>
     <w:uiPriority w:val="11"/>
     <w:qFormat/>
     <w:pPr>
@@ -35771,10 +35727,10 @@
       <w:szCs w:val="28"/>
     </w:rPr>
   </w:style>
-  <w:style w:type="character" w:styleId="1065">
+  <w:style w:type="character" w:styleId="1112">
     <w:name w:val="Subtitle Char"/>
-    <w:basedOn w:val="1052"/>
-    <w:link w:val="1064"/>
+    <w:basedOn w:val="1099"/>
+    <w:link w:val="1111"/>
     <w:uiPriority w:val="11"/>
     <w:pPr>
       <w:pBdr/>
@@ -35788,11 +35744,11 @@
       <w:szCs w:val="28"/>
     </w:rPr>
   </w:style>
-  <w:style w:type="paragraph" w:styleId="1066">
+  <w:style w:type="paragraph" w:styleId="1113">
     <w:name w:val="Quote"/>
-    <w:basedOn w:val="1102"/>
-    <w:next w:val="1102"/>
-    <w:link w:val="1067"/>
+    <w:basedOn w:val="1149"/>
+    <w:next w:val="1149"/>
+    <w:link w:val="1114"/>
     <w:uiPriority w:val="29"/>
     <w:qFormat/>
     <w:pPr>
@@ -35807,10 +35763,10 @@
       <w:color w:val="404040" w:themeColor="text1" w:themeTint="BF"/>
     </w:rPr>
   </w:style>
-  <w:style w:type="character" w:styleId="1067">
+  <w:style w:type="character" w:styleId="1114">
     <w:name w:val="Quote Char"/>
-    <w:basedOn w:val="1052"/>
-    <w:link w:val="1066"/>
+    <w:basedOn w:val="1099"/>
+    <w:link w:val="1113"/>
     <w:uiPriority w:val="29"/>
     <w:pPr>
       <w:pBdr/>
@@ -35823,9 +35779,9 @@
       <w:color w:val="404040" w:themeColor="text1" w:themeTint="BF"/>
     </w:rPr>
   </w:style>
-  <w:style w:type="character" w:styleId="1068">
+  <w:style w:type="character" w:styleId="1115">
     <w:name w:val="Intense Emphasis"/>
-    <w:basedOn w:val="1052"/>
+    <w:basedOn w:val="1099"/>
     <w:uiPriority w:val="21"/>
     <w:qFormat/>
     <w:pPr>
@@ -35839,11 +35795,11 @@
       <w:color w:val="0f4761" w:themeColor="accent1" w:themeShade="BF"/>
     </w:rPr>
   </w:style>
-  <w:style w:type="paragraph" w:styleId="1069">
+  <w:style w:type="paragraph" w:styleId="1116">
     <w:name w:val="Intense Quote"/>
-    <w:basedOn w:val="1102"/>
-    <w:next w:val="1102"/>
-    <w:link w:val="1070"/>
+    <w:basedOn w:val="1149"/>
+    <w:next w:val="1149"/>
+    <w:link w:val="1117"/>
     <w:uiPriority w:val="30"/>
     <w:qFormat/>
     <w:pPr>
@@ -35861,10 +35817,10 @@
       <w:color w:val="0f4761" w:themeColor="accent1" w:themeShade="BF"/>
     </w:rPr>
   </w:style>
-  <w:style w:type="character" w:styleId="1070">
+  <w:style w:type="character" w:styleId="1117">
     <w:name w:val="Intense Quote Char"/>
-    <w:basedOn w:val="1052"/>
-    <w:link w:val="1069"/>
+    <w:basedOn w:val="1099"/>
+    <w:link w:val="1116"/>
     <w:uiPriority w:val="30"/>
     <w:pPr>
       <w:pBdr/>
@@ -35877,9 +35833,9 @@
       <w:color w:val="0f4761" w:themeColor="accent1" w:themeShade="BF"/>
     </w:rPr>
   </w:style>
-  <w:style w:type="character" w:styleId="1071">
+  <w:style w:type="character" w:styleId="1118">
     <w:name w:val="Intense Reference"/>
-    <w:basedOn w:val="1052"/>
+    <w:basedOn w:val="1099"/>
     <w:uiPriority w:val="32"/>
     <w:qFormat/>
     <w:pPr>
@@ -35895,9 +35851,9 @@
       <w:spacing w:val="5"/>
     </w:rPr>
   </w:style>
-  <w:style w:type="character" w:styleId="1072">
+  <w:style w:type="character" w:styleId="1119">
     <w:name w:val="Subtle Emphasis"/>
-    <w:basedOn w:val="1052"/>
+    <w:basedOn w:val="1099"/>
     <w:uiPriority w:val="19"/>
     <w:qFormat/>
     <w:pPr>
@@ -35911,9 +35867,9 @@
       <w:color w:val="404040" w:themeColor="text1" w:themeTint="BF"/>
     </w:rPr>
   </w:style>
-  <w:style w:type="character" w:styleId="1073">
+  <w:style w:type="character" w:styleId="1120">
     <w:name w:val="Emphasis"/>
-    <w:basedOn w:val="1052"/>
+    <w:basedOn w:val="1099"/>
     <w:uiPriority w:val="20"/>
     <w:qFormat/>
     <w:pPr>
@@ -35926,9 +35882,9 @@
       <w:iCs/>
     </w:rPr>
   </w:style>
-  <w:style w:type="character" w:styleId="1074">
+  <w:style w:type="character" w:styleId="1121">
     <w:name w:val="Strong"/>
-    <w:basedOn w:val="1052"/>
+    <w:basedOn w:val="1099"/>
     <w:uiPriority w:val="22"/>
     <w:qFormat/>
     <w:pPr>
@@ -35941,9 +35897,9 @@
       <w:bCs/>
     </w:rPr>
   </w:style>
-  <w:style w:type="character" w:styleId="1075">
+  <w:style w:type="character" w:styleId="1122">
     <w:name w:val="Subtle Reference"/>
-    <w:basedOn w:val="1052"/>
+    <w:basedOn w:val="1099"/>
     <w:uiPriority w:val="31"/>
     <w:qFormat/>
     <w:pPr>
@@ -35956,9 +35912,9 @@
       <w:color w:val="5a5a5a" w:themeColor="text1" w:themeTint="A5"/>
     </w:rPr>
   </w:style>
-  <w:style w:type="character" w:styleId="1076">
+  <w:style w:type="character" w:styleId="1123">
     <w:name w:val="Book Title"/>
-    <w:basedOn w:val="1052"/>
+    <w:basedOn w:val="1099"/>
     <w:uiPriority w:val="33"/>
     <w:qFormat/>
     <w:pPr>
@@ -35974,10 +35930,10 @@
       <w:spacing w:val="5"/>
     </w:rPr>
   </w:style>
-  <w:style w:type="paragraph" w:styleId="1077">
+  <w:style w:type="paragraph" w:styleId="1124">
     <w:name w:val="Header"/>
-    <w:basedOn w:val="1102"/>
-    <w:link w:val="1078"/>
+    <w:basedOn w:val="1149"/>
+    <w:link w:val="1125"/>
     <w:uiPriority w:val="99"/>
     <w:unhideWhenUsed/>
     <w:pPr>
@@ -35990,10 +35946,10 @@
       <w:ind/>
     </w:pPr>
   </w:style>
-  <w:style w:type="character" w:styleId="1078">
+  <w:style w:type="character" w:styleId="1125">
     <w:name w:val="Header Char"/>
-    <w:basedOn w:val="1052"/>
-    <w:link w:val="1077"/>
+    <w:basedOn w:val="1099"/>
+    <w:link w:val="1124"/>
     <w:uiPriority w:val="99"/>
     <w:pPr>
       <w:pBdr/>
@@ -36001,10 +35957,10 @@
       <w:ind/>
     </w:pPr>
   </w:style>
-  <w:style w:type="paragraph" w:styleId="1079">
+  <w:style w:type="paragraph" w:styleId="1126">
     <w:name w:val="Footer"/>
-    <w:basedOn w:val="1102"/>
-    <w:link w:val="1080"/>
+    <w:basedOn w:val="1149"/>
+    <w:link w:val="1127"/>
     <w:uiPriority w:val="99"/>
     <w:unhideWhenUsed/>
     <w:pPr>
@@ -36017,10 +35973,10 @@
       <w:ind/>
     </w:pPr>
   </w:style>
-  <w:style w:type="character" w:styleId="1080">
+  <w:style w:type="character" w:styleId="1127">
     <w:name w:val="Footer Char"/>
-    <w:basedOn w:val="1052"/>
-    <w:link w:val="1079"/>
+    <w:basedOn w:val="1099"/>
+    <w:link w:val="1126"/>
     <w:uiPriority w:val="99"/>
     <w:pPr>
       <w:pBdr/>
@@ -36028,10 +35984,10 @@
       <w:ind/>
     </w:pPr>
   </w:style>
-  <w:style w:type="paragraph" w:styleId="1081">
+  <w:style w:type="paragraph" w:styleId="1128">
     <w:name w:val="Caption"/>
-    <w:basedOn w:val="1102"/>
-    <w:next w:val="1102"/>
+    <w:basedOn w:val="1149"/>
+    <w:next w:val="1149"/>
     <w:uiPriority w:val="35"/>
     <w:unhideWhenUsed/>
     <w:qFormat/>
@@ -36048,10 +36004,10 @@
       <w:szCs w:val="18"/>
     </w:rPr>
   </w:style>
-  <w:style w:type="paragraph" w:styleId="1082">
+  <w:style w:type="paragraph" w:styleId="1129">
     <w:name w:val="footnote text"/>
-    <w:basedOn w:val="1102"/>
-    <w:link w:val="1083"/>
+    <w:basedOn w:val="1149"/>
+    <w:link w:val="1130"/>
     <w:uiPriority w:val="99"/>
     <w:semiHidden/>
     <w:unhideWhenUsed/>
@@ -36065,10 +36021,10 @@
       <w:szCs w:val="20"/>
     </w:rPr>
   </w:style>
-  <w:style w:type="character" w:styleId="1083">
+  <w:style w:type="character" w:styleId="1130">
     <w:name w:val="Footnote Text Char"/>
-    <w:basedOn w:val="1052"/>
-    <w:link w:val="1082"/>
+    <w:basedOn w:val="1099"/>
+    <w:link w:val="1129"/>
     <w:uiPriority w:val="99"/>
     <w:semiHidden/>
     <w:pPr>
@@ -36081,9 +36037,9 @@
       <w:szCs w:val="20"/>
     </w:rPr>
   </w:style>
-  <w:style w:type="character" w:styleId="1084">
+  <w:style w:type="character" w:styleId="1131">
     <w:name w:val="footnote reference"/>
-    <w:basedOn w:val="1052"/>
+    <w:basedOn w:val="1099"/>
     <w:uiPriority w:val="99"/>
     <w:semiHidden/>
     <w:unhideWhenUsed/>
@@ -36096,10 +36052,10 @@
       <w:vertAlign w:val="superscript"/>
     </w:rPr>
   </w:style>
-  <w:style w:type="paragraph" w:styleId="1085">
+  <w:style w:type="paragraph" w:styleId="1132">
     <w:name w:val="endnote text"/>
-    <w:basedOn w:val="1102"/>
-    <w:link w:val="1086"/>
+    <w:basedOn w:val="1149"/>
+    <w:link w:val="1133"/>
     <w:uiPriority w:val="99"/>
     <w:semiHidden/>
     <w:unhideWhenUsed/>
@@ -36113,10 +36069,10 @@
       <w:szCs w:val="20"/>
     </w:rPr>
   </w:style>
-  <w:style w:type="character" w:styleId="1086">
+  <w:style w:type="character" w:styleId="1133">
     <w:name w:val="Endnote Text Char"/>
-    <w:basedOn w:val="1052"/>
-    <w:link w:val="1085"/>
+    <w:basedOn w:val="1099"/>
+    <w:link w:val="1132"/>
     <w:uiPriority w:val="99"/>
     <w:semiHidden/>
     <w:pPr>
@@ -36129,9 +36085,9 @@
       <w:szCs w:val="20"/>
     </w:rPr>
   </w:style>
-  <w:style w:type="character" w:styleId="1087">
+  <w:style w:type="character" w:styleId="1134">
     <w:name w:val="endnote reference"/>
-    <w:basedOn w:val="1052"/>
+    <w:basedOn w:val="1099"/>
     <w:uiPriority w:val="99"/>
     <w:semiHidden/>
     <w:unhideWhenUsed/>
@@ -36144,9 +36100,9 @@
       <w:vertAlign w:val="superscript"/>
     </w:rPr>
   </w:style>
-  <w:style w:type="character" w:styleId="1088">
+  <w:style w:type="character" w:styleId="1135">
     <w:name w:val="Hyperlink"/>
-    <w:basedOn w:val="1052"/>
+    <w:basedOn w:val="1099"/>
     <w:uiPriority w:val="99"/>
     <w:unhideWhenUsed/>
     <w:pPr>
@@ -36159,9 +36115,9 @@
       <w:u w:val="single"/>
     </w:rPr>
   </w:style>
-  <w:style w:type="character" w:styleId="1089">
+  <w:style w:type="character" w:styleId="1136">
     <w:name w:val="FollowedHyperlink"/>
-    <w:basedOn w:val="1052"/>
+    <w:basedOn w:val="1099"/>
     <w:uiPriority w:val="99"/>
     <w:semiHidden/>
     <w:unhideWhenUsed/>
@@ -36175,10 +36131,10 @@
       <w:u w:val="single"/>
     </w:rPr>
   </w:style>
-  <w:style w:type="paragraph" w:styleId="1090">
+  <w:style w:type="paragraph" w:styleId="1137">
     <w:name w:val="toc 1"/>
-    <w:basedOn w:val="1102"/>
-    <w:next w:val="1102"/>
+    <w:basedOn w:val="1149"/>
+    <w:next w:val="1149"/>
     <w:uiPriority w:val="39"/>
     <w:unhideWhenUsed/>
     <w:pPr>
@@ -36187,10 +36143,10 @@
       <w:ind/>
     </w:pPr>
   </w:style>
-  <w:style w:type="paragraph" w:styleId="1091">
+  <w:style w:type="paragraph" w:styleId="1138">
     <w:name w:val="toc 2"/>
-    <w:basedOn w:val="1102"/>
-    <w:next w:val="1102"/>
+    <w:basedOn w:val="1149"/>
+    <w:next w:val="1149"/>
     <w:uiPriority w:val="39"/>
     <w:unhideWhenUsed/>
     <w:pPr>
@@ -36199,10 +36155,10 @@
       <w:ind w:left="220"/>
     </w:pPr>
   </w:style>
-  <w:style w:type="paragraph" w:styleId="1092">
+  <w:style w:type="paragraph" w:styleId="1139">
     <w:name w:val="toc 3"/>
-    <w:basedOn w:val="1102"/>
-    <w:next w:val="1102"/>
+    <w:basedOn w:val="1149"/>
+    <w:next w:val="1149"/>
     <w:uiPriority w:val="39"/>
     <w:unhideWhenUsed/>
     <w:pPr>
@@ -36211,10 +36167,10 @@
       <w:ind w:left="440"/>
     </w:pPr>
   </w:style>
-  <w:style w:type="paragraph" w:styleId="1093">
+  <w:style w:type="paragraph" w:styleId="1140">
     <w:name w:val="toc 4"/>
-    <w:basedOn w:val="1102"/>
-    <w:next w:val="1102"/>
+    <w:basedOn w:val="1149"/>
+    <w:next w:val="1149"/>
     <w:uiPriority w:val="39"/>
     <w:unhideWhenUsed/>
     <w:pPr>
@@ -36223,10 +36179,10 @@
       <w:ind w:left="660"/>
     </w:pPr>
   </w:style>
-  <w:style w:type="paragraph" w:styleId="1094">
+  <w:style w:type="paragraph" w:styleId="1141">
     <w:name w:val="toc 5"/>
-    <w:basedOn w:val="1102"/>
-    <w:next w:val="1102"/>
+    <w:basedOn w:val="1149"/>
+    <w:next w:val="1149"/>
     <w:uiPriority w:val="39"/>
     <w:unhideWhenUsed/>
     <w:pPr>
@@ -36235,10 +36191,10 @@
       <w:ind w:left="880"/>
     </w:pPr>
   </w:style>
-  <w:style w:type="paragraph" w:styleId="1095">
+  <w:style w:type="paragraph" w:styleId="1142">
     <w:name w:val="toc 6"/>
-    <w:basedOn w:val="1102"/>
-    <w:next w:val="1102"/>
+    <w:basedOn w:val="1149"/>
+    <w:next w:val="1149"/>
     <w:uiPriority w:val="39"/>
     <w:unhideWhenUsed/>
     <w:pPr>
@@ -36247,10 +36203,10 @@
       <w:ind w:left="1100"/>
     </w:pPr>
   </w:style>
-  <w:style w:type="paragraph" w:styleId="1096">
+  <w:style w:type="paragraph" w:styleId="1143">
     <w:name w:val="toc 7"/>
-    <w:basedOn w:val="1102"/>
-    <w:next w:val="1102"/>
+    <w:basedOn w:val="1149"/>
+    <w:next w:val="1149"/>
     <w:uiPriority w:val="39"/>
     <w:unhideWhenUsed/>
     <w:pPr>
@@ -36259,10 +36215,10 @@
       <w:ind w:left="1320"/>
     </w:pPr>
   </w:style>
-  <w:style w:type="paragraph" w:styleId="1097">
+  <w:style w:type="paragraph" w:styleId="1144">
     <w:name w:val="toc 8"/>
-    <w:basedOn w:val="1102"/>
-    <w:next w:val="1102"/>
+    <w:basedOn w:val="1149"/>
+    <w:next w:val="1149"/>
     <w:uiPriority w:val="39"/>
     <w:unhideWhenUsed/>
     <w:pPr>
@@ -36271,10 +36227,10 @@
       <w:ind w:left="1540"/>
     </w:pPr>
   </w:style>
-  <w:style w:type="paragraph" w:styleId="1098">
+  <w:style w:type="paragraph" w:styleId="1145">
     <w:name w:val="toc 9"/>
-    <w:basedOn w:val="1102"/>
-    <w:next w:val="1102"/>
+    <w:basedOn w:val="1149"/>
+    <w:next w:val="1149"/>
     <w:uiPriority w:val="39"/>
     <w:unhideWhenUsed/>
     <w:pPr>
@@ -36283,9 +36239,9 @@
       <w:ind w:left="1760"/>
     </w:pPr>
   </w:style>
-  <w:style w:type="character" w:styleId="1099">
+  <w:style w:type="character" w:styleId="1146">
     <w:name w:val="Placeholder Text"/>
-    <w:basedOn w:val="1052"/>
+    <w:basedOn w:val="1099"/>
     <w:uiPriority w:val="99"/>
     <w:semiHidden/>
     <w:pPr>
@@ -36297,7 +36253,7 @@
       <w:color w:val="666666"/>
     </w:rPr>
   </w:style>
-  <w:style w:type="paragraph" w:styleId="1100">
+  <w:style w:type="paragraph" w:styleId="1147">
     <w:name w:val="TOC Heading"/>
     <w:uiPriority w:val="39"/>
     <w:unhideWhenUsed/>
@@ -36307,10 +36263,10 @@
       <w:ind/>
     </w:pPr>
   </w:style>
-  <w:style w:type="paragraph" w:styleId="1101">
+  <w:style w:type="paragraph" w:styleId="1148">
     <w:name w:val="table of figures"/>
-    <w:basedOn w:val="1102"/>
-    <w:next w:val="1102"/>
+    <w:basedOn w:val="1149"/>
+    <w:next w:val="1149"/>
     <w:uiPriority w:val="99"/>
     <w:unhideWhenUsed/>
     <w:pPr>
@@ -36319,7 +36275,7 @@
       <w:ind/>
     </w:pPr>
   </w:style>
-  <w:style w:type="paragraph" w:styleId="1102" w:default="1">
+  <w:style w:type="paragraph" w:styleId="1149" w:default="1">
     <w:name w:val="Normal"/>
     <w:qFormat/>
     <w:pPr>
@@ -36328,7 +36284,7 @@
       <w:ind/>
     </w:pPr>
   </w:style>
-  <w:style w:type="table" w:styleId="1103" w:default="1">
+  <w:style w:type="table" w:styleId="1150" w:default="1">
     <w:name w:val="Normal Table"/>
     <w:uiPriority w:val="99"/>
     <w:semiHidden/>
@@ -36521,7 +36477,7 @@
       </w:tcPr>
     </w:tblStylePr>
   </w:style>
-  <w:style w:type="numbering" w:styleId="1104" w:default="1">
+  <w:style w:type="numbering" w:styleId="1151" w:default="1">
     <w:name w:val="No List"/>
     <w:uiPriority w:val="99"/>
     <w:semiHidden/>
@@ -36532,9 +36488,9 @@
       <w:ind/>
     </w:pPr>
   </w:style>
-  <w:style w:type="paragraph" w:styleId="1105">
+  <w:style w:type="paragraph" w:styleId="1152">
     <w:name w:val="No Spacing"/>
-    <w:basedOn w:val="1102"/>
+    <w:basedOn w:val="1149"/>
     <w:uiPriority w:val="1"/>
     <w:qFormat/>
     <w:pPr>
@@ -36543,9 +36499,9 @@
       <w:ind/>
     </w:pPr>
   </w:style>
-  <w:style w:type="paragraph" w:styleId="1106">
+  <w:style w:type="paragraph" w:styleId="1153">
     <w:name w:val="List Paragraph"/>
-    <w:basedOn w:val="1102"/>
+    <w:basedOn w:val="1149"/>
     <w:uiPriority w:val="34"/>
     <w:qFormat/>
     <w:pPr>

--- a/5PK.docx
+++ b/5PK.docx
@@ -4,7 +4,7 @@
   <w:body>
     <w:p>
       <w:pPr>
-        <w:pStyle w:val="1090"/>
+        <w:pStyle w:val="1093"/>
         <w:pBdr/>
         <w:spacing/>
         <w:ind/>
@@ -67,7 +67,7 @@
     </w:p>
     <w:p>
       <w:pPr>
-        <w:pStyle w:val="1095"/>
+        <w:pStyle w:val="1098"/>
         <w:pBdr/>
         <w:spacing w:line="358" w:lineRule="auto"/>
         <w:ind/>
@@ -694,7 +694,7 @@
     </w:p>
     <w:p>
       <w:pPr>
-        <w:pStyle w:val="1153"/>
+        <w:pStyle w:val="1156"/>
         <w:numPr>
           <w:ilvl w:val="0"/>
           <w:numId w:val="4"/>
@@ -739,7 +739,7 @@
     </w:p>
     <w:p>
       <w:pPr>
-        <w:pStyle w:val="1153"/>
+        <w:pStyle w:val="1156"/>
         <w:numPr>
           <w:ilvl w:val="0"/>
           <w:numId w:val="4"/>
@@ -784,7 +784,7 @@
     </w:p>
     <w:p>
       <w:pPr>
-        <w:pStyle w:val="1153"/>
+        <w:pStyle w:val="1156"/>
         <w:numPr>
           <w:ilvl w:val="0"/>
           <w:numId w:val="4"/>
@@ -813,12 +813,41 @@
       </w:r>
       <w:r>
         <w:rPr>
+          <w:rFonts w:ascii="Calibri" w:hAnsi="Calibri" w:eastAsia="Calibri" w:cs="Calibri"/>
+          <w:sz w:val="22"/>
+          <w:szCs w:val="22"/>
+          <w:highlight w:val="none"/>
+          <w:lang w:val="en-US"/>
+        </w:rPr>
+      </w:r>
+      <w:r>
+        <w:rPr>
+          <w:rFonts w:ascii="Calibri" w:hAnsi="Calibri" w:eastAsia="Calibri" w:cs="Calibri"/>
+          <w:sz w:val="22"/>
+          <w:szCs w:val="22"/>
+          <w:highlight w:val="none"/>
+          <w:lang w:val="en-US"/>
+        </w:rPr>
+      </w:r>
+    </w:p>
+    <w:p>
+      <w:pPr>
+        <w:pStyle w:val="1156"/>
+        <w:numPr>
+          <w:ilvl w:val="0"/>
+          <w:numId w:val="4"/>
+        </w:numPr>
+        <w:pBdr/>
+        <w:spacing w:line="358" w:lineRule="auto"/>
+        <w:ind/>
+        <w:jc w:val="both"/>
+        <w:rPr>
           <w:rFonts w:ascii="Calibri" w:hAnsi="Calibri" w:cs="Calibri"/>
           <w:sz w:val="22"/>
           <w:szCs w:val="22"/>
           <w:highlight w:val="none"/>
         </w:rPr>
-      </w:r>
+      </w:pPr>
       <w:r>
         <w:rPr>
           <w:rFonts w:ascii="Calibri" w:hAnsi="Calibri" w:eastAsia="Calibri" w:cs="Calibri"/>
@@ -828,24 +857,55 @@
           <w:lang w:val="en-US"/>
         </w:rPr>
       </w:r>
-    </w:p>
-    <w:p>
-      <w:pPr>
-        <w:pStyle w:val="1153"/>
-        <w:numPr>
-          <w:ilvl w:val="0"/>
-          <w:numId w:val="4"/>
-        </w:numPr>
-        <w:pBdr/>
-        <w:spacing w:line="358" w:lineRule="auto"/>
-        <w:ind/>
-        <w:jc w:val="both"/>
+      <w:r>
+        <w:rPr>
+          <w:rFonts w:ascii="Calibri" w:hAnsi="Calibri" w:eastAsia="Calibri" w:cs="Calibri"/>
+          <w:sz w:val="22"/>
+          <w:szCs w:val="22"/>
+          <w:highlight w:val="none"/>
+          <w:lang w:val="en-US"/>
+        </w:rPr>
+        <w:t xml:space="preserve">Evaluatio</w:t>
+      </w:r>
+      <w:r>
+        <w:rPr>
+          <w:rFonts w:ascii="Calibri" w:hAnsi="Calibri" w:eastAsia="Calibri" w:cs="Calibri"/>
+          <w:sz w:val="22"/>
+          <w:szCs w:val="22"/>
+          <w:highlight w:val="none"/>
+          <w:lang w:val="en-US"/>
+        </w:rPr>
+        <w:t xml:space="preserve">n</w:t>
+      </w:r>
+      <w:r>
         <w:rPr>
           <w:rFonts w:ascii="Calibri" w:hAnsi="Calibri" w:cs="Calibri"/>
           <w:sz w:val="22"/>
           <w:szCs w:val="22"/>
           <w:highlight w:val="none"/>
         </w:rPr>
+      </w:r>
+      <w:r>
+        <w:rPr>
+          <w:rFonts w:ascii="Calibri" w:hAnsi="Calibri" w:cs="Calibri"/>
+          <w:sz w:val="22"/>
+          <w:szCs w:val="22"/>
+          <w:highlight w:val="none"/>
+        </w:rPr>
+      </w:r>
+    </w:p>
+    <w:p>
+      <w:pPr>
+        <w:pBdr/>
+        <w:spacing w:line="358" w:lineRule="auto"/>
+        <w:ind/>
+        <w:jc w:val="both"/>
+        <w:rPr>
+          <w:rFonts w:ascii="Calibri" w:hAnsi="Calibri" w:cs="Calibri"/>
+          <w:sz w:val="22"/>
+          <w:szCs w:val="22"/>
+          <w:highlight w:val="none"/>
+        </w:rPr>
       </w:pPr>
       <w:r>
         <w:rPr>
@@ -855,7 +915,39 @@
           <w:highlight w:val="none"/>
           <w:lang w:val="en-US"/>
         </w:rPr>
-      </w:r>
+        <w:br w:type="page" w:clear="all"/>
+      </w:r>
+      <w:r>
+        <w:rPr>
+          <w:rFonts w:ascii="Calibri" w:hAnsi="Calibri" w:cs="Calibri"/>
+          <w:sz w:val="22"/>
+          <w:szCs w:val="22"/>
+          <w:highlight w:val="none"/>
+        </w:rPr>
+      </w:r>
+      <w:r>
+        <w:rPr>
+          <w:rFonts w:ascii="Calibri" w:hAnsi="Calibri" w:cs="Calibri"/>
+          <w:sz w:val="22"/>
+          <w:szCs w:val="22"/>
+          <w:highlight w:val="none"/>
+        </w:rPr>
+      </w:r>
+    </w:p>
+    <w:p>
+      <w:pPr>
+        <w:pStyle w:val="1114"/>
+        <w:pBdr/>
+        <w:spacing w:after="0" w:line="358" w:lineRule="auto"/>
+        <w:ind/>
+        <w:jc w:val="both"/>
+        <w:rPr>
+          <w:rFonts w:ascii="Calibri" w:hAnsi="Calibri" w:cs="Calibri"/>
+          <w:sz w:val="22"/>
+          <w:szCs w:val="22"/>
+          <w:highlight w:val="none"/>
+        </w:rPr>
+      </w:pPr>
       <w:r>
         <w:rPr>
           <w:rFonts w:ascii="Calibri" w:hAnsi="Calibri" w:eastAsia="Calibri" w:cs="Calibri"/>
@@ -864,17 +956,7 @@
           <w:highlight w:val="none"/>
           <w:lang w:val="en-US"/>
         </w:rPr>
-        <w:t xml:space="preserve">Evaluatio</w:t>
-      </w:r>
-      <w:r>
-        <w:rPr>
-          <w:rFonts w:ascii="Calibri" w:hAnsi="Calibri" w:eastAsia="Calibri" w:cs="Calibri"/>
-          <w:sz w:val="22"/>
-          <w:szCs w:val="22"/>
-          <w:highlight w:val="none"/>
-          <w:lang w:val="en-US"/>
-        </w:rPr>
-        <w:t xml:space="preserve">n</w:t>
+        <w:t xml:space="preserve">Introduction</w:t>
       </w:r>
       <w:r>
         <w:rPr>
@@ -896,6 +978,471 @@
     <w:p>
       <w:pPr>
         <w:pBdr/>
+        <w:tabs>
+          <w:tab w:val="left" w:leader="none" w:pos="2642"/>
+        </w:tabs>
+        <w:spacing w:line="358" w:lineRule="auto"/>
+        <w:ind/>
+        <w:jc w:val="both"/>
+        <w:rPr>
+          <w:rFonts w:ascii="Calibri" w:hAnsi="Calibri" w:cs="Calibri"/>
+          <w:sz w:val="22"/>
+          <w:szCs w:val="22"/>
+        </w:rPr>
+      </w:pPr>
+      <w:r>
+        <w:rPr>
+          <w:rFonts w:ascii="Calibri" w:hAnsi="Calibri" w:eastAsia="Calibri" w:cs="Calibri"/>
+          <w:sz w:val="22"/>
+          <w:szCs w:val="22"/>
+          <w:highlight w:val="none"/>
+          <w:lang w:val="en-US" w:bidi="en-US"/>
+        </w:rPr>
+      </w:r>
+      <w:r>
+        <w:rPr>
+          <w:rFonts w:ascii="Calibri" w:hAnsi="Calibri" w:eastAsia="Calibri" w:cs="Calibri"/>
+          <w:sz w:val="22"/>
+          <w:szCs w:val="22"/>
+          <w:lang w:val="en-US"/>
+        </w:rPr>
+        <w:t xml:space="preserve">As a Topic for our Study the English-Irish Conflict was chosen. After </w:t>
+      </w:r>
+      <w:r>
+        <w:rPr>
+          <w:rFonts w:ascii="Calibri" w:hAnsi="Calibri" w:eastAsia="Calibri" w:cs="Calibri"/>
+          <w:sz w:val="22"/>
+          <w:szCs w:val="22"/>
+          <w:lang w:val="en-US"/>
+        </w:rPr>
+        <w:t xml:space="preserve">obtaining a rough overview about the topic, the realization that we would never be able to cover the whole conflict came to us quickly. We instead decided to focus our investigation on the Good-Friday Agreement and the developments immediately prior to it.</w:t>
+      </w:r>
+      <w:r>
+        <w:rPr>
+          <w:rFonts w:ascii="Calibri" w:hAnsi="Calibri" w:cs="Calibri"/>
+          <w:sz w:val="22"/>
+          <w:szCs w:val="22"/>
+        </w:rPr>
+      </w:r>
+      <w:r>
+        <w:rPr>
+          <w:rFonts w:ascii="Calibri" w:hAnsi="Calibri" w:cs="Calibri"/>
+          <w:sz w:val="22"/>
+          <w:szCs w:val="22"/>
+        </w:rPr>
+      </w:r>
+    </w:p>
+    <w:p>
+      <w:pPr>
+        <w:pStyle w:val="1114"/>
+        <w:pBdr/>
+        <w:spacing w:after="0" w:line="358" w:lineRule="auto"/>
+        <w:ind/>
+        <w:jc w:val="both"/>
+        <w:rPr>
+          <w:rFonts w:ascii="Calibri" w:hAnsi="Calibri" w:cs="Calibri"/>
+          <w:sz w:val="22"/>
+          <w:szCs w:val="22"/>
+        </w:rPr>
+      </w:pPr>
+      <w:r>
+        <w:rPr>
+          <w:rFonts w:ascii="Calibri" w:hAnsi="Calibri" w:eastAsia="Calibri" w:cs="Calibri"/>
+          <w:sz w:val="22"/>
+          <w:szCs w:val="22"/>
+          <w:lang w:val="en-US"/>
+        </w:rPr>
+        <w:t xml:space="preserve">Origin of the Conflict
+</w:t>
+      </w:r>
+      <w:r>
+        <w:rPr>
+          <w:rFonts w:ascii="Calibri" w:hAnsi="Calibri" w:cs="Calibri"/>
+          <w:sz w:val="22"/>
+          <w:szCs w:val="22"/>
+        </w:rPr>
+      </w:r>
+      <w:r>
+        <w:rPr>
+          <w:rFonts w:ascii="Calibri" w:hAnsi="Calibri" w:cs="Calibri"/>
+          <w:sz w:val="22"/>
+          <w:szCs w:val="22"/>
+        </w:rPr>
+      </w:r>
+    </w:p>
+    <w:p>
+      <w:pPr>
+        <w:pBdr/>
+        <w:spacing w:line="358" w:lineRule="auto"/>
+        <w:ind/>
+        <w:jc w:val="both"/>
+        <w:rPr>
+          <w:rFonts w:ascii="Calibri" w:hAnsi="Calibri" w:eastAsia="Calibri" w:cs="Calibri"/>
+          <w:sz w:val="22"/>
+          <w:szCs w:val="22"/>
+        </w:rPr>
+      </w:pPr>
+      <w:r>
+        <w:rPr>
+          <w:rFonts w:ascii="Calibri" w:hAnsi="Calibri" w:eastAsia="Calibri" w:cs="Calibri"/>
+          <w:sz w:val="22"/>
+          <w:szCs w:val="22"/>
+          <w:lang w:val="en-US"/>
+        </w:rPr>
+        <w:t xml:space="preserve">In 1921 the Isle of Ireland was split into two parts. The southern part, which formed the </w:t>
+      </w:r>
+      <w:r>
+        <w:rPr>
+          <w:rFonts w:ascii="Calibri" w:hAnsi="Calibri" w:eastAsia="Calibri" w:cs="Calibri"/>
+          <w:sz w:val="22"/>
+          <w:szCs w:val="22"/>
+        </w:rPr>
+        <w:t xml:space="preserve">independent ‘Republic of Ireland’, and the northern part which stayed part of the United Kingdom under the name ‘Northern Ireland’. From the beginning on, Northern Ireland wa</w:t>
+      </w:r>
+      <w:r>
+        <w:rPr>
+          <w:rFonts w:ascii="Calibri" w:hAnsi="Calibri" w:eastAsia="Calibri" w:cs="Calibri"/>
+          <w:sz w:val="22"/>
+          <w:szCs w:val="22"/>
+        </w:rPr>
+        <w:t xml:space="preserve">s inhabited by two different groups of people, Nationalists (mostly Catholics) and Unionists (mostly Protestants), with the Unionists advocating for staying a part of the United Kingdom, and the Nationalists for becoming a part of the Republic of Ireland</w:t>
+      </w:r>
+      <w:r>
+        <w:rPr>
+          <w:rStyle w:val="1137"/>
+          <w:rFonts w:ascii="Calibri" w:hAnsi="Calibri" w:eastAsia="Calibri" w:cs="Calibri"/>
+          <w:sz w:val="22"/>
+          <w:szCs w:val="22"/>
+        </w:rPr>
+        <w:endnoteReference w:id="2"/>
+      </w:r>
+      <w:r>
+        <w:rPr>
+          <w:rFonts w:ascii="Calibri" w:hAnsi="Calibri" w:eastAsia="Calibri" w:cs="Calibri"/>
+          <w:sz w:val="22"/>
+          <w:szCs w:val="22"/>
+        </w:rPr>
+        <w:t xml:space="preserve">.</w:t>
+      </w:r>
+      <w:r>
+        <w:rPr>
+          <w:rFonts w:ascii="Calibri" w:hAnsi="Calibri" w:eastAsia="Calibri" w:cs="Calibri"/>
+          <w:sz w:val="22"/>
+          <w:szCs w:val="22"/>
+        </w:rPr>
+      </w:r>
+      <w:r>
+        <w:rPr>
+          <w:rFonts w:ascii="Calibri" w:hAnsi="Calibri" w:eastAsia="Calibri" w:cs="Calibri"/>
+          <w:sz w:val="22"/>
+          <w:szCs w:val="22"/>
+        </w:rPr>
+      </w:r>
+    </w:p>
+    <w:p>
+      <w:pPr>
+        <w:pBdr/>
+        <w:spacing w:line="358" w:lineRule="auto"/>
+        <w:ind/>
+        <w:jc w:val="both"/>
+        <w:rPr>
+          <w:rFonts w:ascii="Calibri" w:hAnsi="Calibri" w:eastAsia="Calibri" w:cs="Calibri"/>
+          <w:sz w:val="22"/>
+          <w:szCs w:val="22"/>
+        </w:rPr>
+      </w:pPr>
+      <w:r>
+        <w:rPr>
+          <w:rFonts w:ascii="Calibri" w:hAnsi="Calibri" w:eastAsia="Calibri" w:cs="Calibri"/>
+          <w:sz w:val="22"/>
+          <w:szCs w:val="22"/>
+        </w:rPr>
+      </w:r>
+      <w:r>
+        <w:rPr>
+          <w:rFonts w:ascii="Calibri" w:hAnsi="Calibri" w:eastAsia="Calibri" w:cs="Calibri"/>
+          <w:sz w:val="22"/>
+          <w:szCs w:val="22"/>
+        </w:rPr>
+        <w:t xml:space="preserve">Because Northern Ireland was designed to have a</w:t>
+      </w:r>
+      <w:r>
+        <w:rPr>
+          <w:rFonts w:ascii="Calibri" w:hAnsi="Calibri" w:eastAsia="Calibri" w:cs="Calibri"/>
+          <w:sz w:val="22"/>
+          <w:szCs w:val="22"/>
+        </w:rPr>
+        <w:t xml:space="preserve"> permanent Unionist majority, the government system became heavily biased. For decades, the Catholic minority faced systematic discrimination in multiple areas, mainly in voting, housing and jobs. Many employers openly refused to hire Catholics</w:t>
+      </w:r>
+      <w:r>
+        <w:rPr>
+          <w:rStyle w:val="1137"/>
+          <w:rFonts w:ascii="Calibri" w:hAnsi="Calibri" w:eastAsia="Calibri" w:cs="Calibri"/>
+          <w:sz w:val="22"/>
+          <w:szCs w:val="22"/>
+        </w:rPr>
+        <w:endnoteReference w:id="3"/>
+      </w:r>
+      <w:r>
+        <w:rPr>
+          <w:rFonts w:ascii="Calibri" w:hAnsi="Calibri" w:eastAsia="Calibri" w:cs="Calibri"/>
+          <w:sz w:val="22"/>
+          <w:szCs w:val="22"/>
+        </w:rPr>
+        <w:t xml:space="preserve">, leading to b</w:t>
+      </w:r>
+      <w:r>
+        <w:rPr>
+          <w:rFonts w:ascii="Calibri" w:hAnsi="Calibri" w:eastAsia="Calibri" w:cs="Calibri"/>
+          <w:sz w:val="22"/>
+          <w:szCs w:val="22"/>
+        </w:rPr>
+        <w:t xml:space="preserve">ig gap in wealth between the Nationalist and Unionist population. This poverty prevented many Catholics from owning houses, which was required to be eligible to vote in national elections, thus manipulating the election results in favor of the Unionists.</w:t>
+      </w:r>
+      <w:r>
+        <w:rPr>
+          <w:rFonts w:ascii="Calibri" w:hAnsi="Calibri" w:eastAsia="Calibri" w:cs="Calibri"/>
+          <w:sz w:val="22"/>
+          <w:szCs w:val="22"/>
+        </w:rPr>
+        <w:t xml:space="preserve"> </w:t>
+      </w:r>
+      <w:r>
+        <w:rPr>
+          <w:rFonts w:ascii="Calibri" w:hAnsi="Calibri" w:eastAsia="Calibri" w:cs="Calibri"/>
+          <w:sz w:val="22"/>
+          <w:szCs w:val="22"/>
+        </w:rPr>
+      </w:r>
+      <w:r>
+        <w:rPr>
+          <w:rFonts w:ascii="Calibri" w:hAnsi="Calibri" w:eastAsia="Calibri" w:cs="Calibri"/>
+          <w:sz w:val="22"/>
+          <w:szCs w:val="22"/>
+        </w:rPr>
+      </w:r>
+    </w:p>
+    <w:p>
+      <w:pPr>
+        <w:pBdr/>
+        <w:spacing w:line="358" w:lineRule="auto"/>
+        <w:ind/>
+        <w:jc w:val="both"/>
+        <w:rPr>
+          <w:rFonts w:ascii="Calibri" w:hAnsi="Calibri" w:eastAsia="Calibri" w:cs="Calibri"/>
+          <w:sz w:val="22"/>
+          <w:szCs w:val="22"/>
+        </w:rPr>
+      </w:pPr>
+      <w:r>
+        <w:rPr>
+          <w:rFonts w:ascii="Calibri" w:hAnsi="Calibri" w:eastAsia="Calibri" w:cs="Calibri"/>
+          <w:sz w:val="22"/>
+          <w:szCs w:val="22"/>
+        </w:rPr>
+      </w:r>
+      <w:r>
+        <w:rPr>
+          <w:rFonts w:ascii="Calibri" w:hAnsi="Calibri" w:eastAsia="Calibri" w:cs="Calibri"/>
+          <w:sz w:val="22"/>
+          <w:szCs w:val="22"/>
+          <w:highlight w:val="none"/>
+        </w:rPr>
+        <w:t xml:space="preserve">These circumstances eventually lead to the formation of the ‘Northern Ireland Civil Rights Association’ (NICRA) April 1967 in Belfast, an organization tha</w:t>
+      </w:r>
+      <w:r>
+        <w:rPr>
+          <w:rFonts w:ascii="Calibri" w:hAnsi="Calibri" w:eastAsia="Calibri" w:cs="Calibri"/>
+          <w:sz w:val="22"/>
+          <w:szCs w:val="22"/>
+          <w:highlight w:val="none"/>
+        </w:rPr>
+        <w:t xml:space="preserve">t organized mostly peaceful protests, advocating for a new ‘One man, one vote’-law, meaning that everyone, not just property owners should be allowed to vote, and less discrimination across all areas. These mostly peaceful protests were met by disproportio</w:t>
+      </w:r>
+      <w:r>
+        <w:rPr>
+          <w:rFonts w:ascii="Calibri" w:hAnsi="Calibri" w:eastAsia="Calibri" w:cs="Calibri"/>
+          <w:sz w:val="22"/>
+          <w:szCs w:val="22"/>
+          <w:highlight w:val="none"/>
+        </w:rPr>
+        <w:t xml:space="preserve">n</w:t>
+      </w:r>
+      <w:r>
+        <w:rPr>
+          <w:rFonts w:ascii="Calibri" w:hAnsi="Calibri" w:eastAsia="Calibri" w:cs="Calibri"/>
+          <w:sz w:val="22"/>
+          <w:szCs w:val="22"/>
+          <w:highlight w:val="none"/>
+        </w:rPr>
+        <w:t xml:space="preserve">ate police violence. This lead to the peaceful protests quickly spiraling into more violent street battles, eventually resulting in the famous armed conflict between the British army and paramilitary groups, such as the IRA, commonly called ‘The Troubles’.</w:t>
+      </w:r>
+      <w:r>
+        <w:rPr>
+          <w:rFonts w:ascii="Calibri" w:hAnsi="Calibri" w:eastAsia="Calibri" w:cs="Calibri"/>
+          <w:sz w:val="22"/>
+          <w:szCs w:val="22"/>
+        </w:rPr>
+      </w:r>
+      <w:r>
+        <w:rPr>
+          <w:rFonts w:ascii="Calibri" w:hAnsi="Calibri" w:eastAsia="Calibri" w:cs="Calibri"/>
+          <w:sz w:val="22"/>
+          <w:szCs w:val="22"/>
+        </w:rPr>
+      </w:r>
+    </w:p>
+    <w:p>
+      <w:pPr>
+        <w:pBdr/>
+        <w:spacing w:line="358" w:lineRule="auto"/>
+        <w:ind/>
+        <w:jc w:val="both"/>
+        <w:rPr>
+          <w:rFonts w:ascii="Calibri" w:hAnsi="Calibri" w:cs="Calibri"/>
+          <w:sz w:val="22"/>
+          <w:szCs w:val="22"/>
+        </w:rPr>
+      </w:pPr>
+      <w:r>
+        <w:rPr>
+          <w:rFonts w:ascii="Calibri" w:hAnsi="Calibri" w:eastAsia="Calibri" w:cs="Calibri"/>
+          <w:sz w:val="22"/>
+          <w:szCs w:val="22"/>
+        </w:rPr>
+        <w:t xml:space="preserve">This conflict was eventually ended by an agreement referred to as the ‘Good Friday Agreement’ or ‘Belfast Agreement’, signed on April 10, 1998 by both British and Irish representatives.</w:t>
+      </w:r>
+      <w:r>
+        <w:rPr>
+          <w:rFonts w:ascii="Calibri" w:hAnsi="Calibri" w:cs="Calibri"/>
+          <w:sz w:val="22"/>
+          <w:szCs w:val="22"/>
+        </w:rPr>
+      </w:r>
+      <w:r>
+        <w:rPr>
+          <w:rFonts w:ascii="Calibri" w:hAnsi="Calibri" w:cs="Calibri"/>
+          <w:sz w:val="22"/>
+          <w:szCs w:val="22"/>
+        </w:rPr>
+      </w:r>
+    </w:p>
+    <w:p>
+      <w:pPr>
+        <w:pStyle w:val="1114"/>
+        <w:pBdr/>
+        <w:spacing w:after="0" w:line="358" w:lineRule="auto"/>
+        <w:ind/>
+        <w:rPr>
+          <w:rFonts w:ascii="Calibri" w:hAnsi="Calibri" w:cs="Calibri"/>
+          <w:sz w:val="22"/>
+          <w:szCs w:val="22"/>
+        </w:rPr>
+      </w:pPr>
+      <w:r>
+        <w:rPr>
+          <w:rFonts w:ascii="Calibri" w:hAnsi="Calibri" w:eastAsia="Calibri" w:cs="Calibri"/>
+          <w:sz w:val="22"/>
+          <w:szCs w:val="22"/>
+        </w:rPr>
+        <w:t xml:space="preserve">Scope of the study </w:t>
+      </w:r>
+      <w:r>
+        <w:rPr>
+          <w:rFonts w:ascii="Calibri" w:hAnsi="Calibri" w:cs="Calibri"/>
+          <w:sz w:val="22"/>
+          <w:szCs w:val="22"/>
+        </w:rPr>
+      </w:r>
+      <w:r>
+        <w:rPr>
+          <w:rFonts w:ascii="Calibri" w:hAnsi="Calibri" w:cs="Calibri"/>
+          <w:sz w:val="22"/>
+          <w:szCs w:val="22"/>
+        </w:rPr>
+      </w:r>
+    </w:p>
+    <w:p>
+      <w:pPr>
+        <w:pBdr/>
+        <w:tabs>
+          <w:tab w:val="left" w:leader="none" w:pos="5830"/>
+        </w:tabs>
+        <w:spacing w:line="358" w:lineRule="auto"/>
+        <w:ind/>
+        <w:jc w:val="both"/>
+        <w:rPr>
+          <w:rFonts w:ascii="Calibri" w:hAnsi="Calibri" w:cs="Calibri"/>
+          <w:sz w:val="22"/>
+          <w:szCs w:val="22"/>
+        </w:rPr>
+      </w:pPr>
+      <w:r>
+        <w:rPr>
+          <w:rFonts w:ascii="Calibri" w:hAnsi="Calibri" w:eastAsia="Calibri" w:cs="Calibri"/>
+          <w:sz w:val="22"/>
+          <w:szCs w:val="22"/>
+          <w:highlight w:val="none"/>
+          <w:lang w:val="en-US" w:bidi="en-US"/>
+        </w:rPr>
+      </w:r>
+      <w:r>
+        <w:rPr>
+          <w:rFonts w:ascii="Calibri" w:hAnsi="Calibri" w:eastAsia="Calibri" w:cs="Calibri"/>
+          <w:sz w:val="22"/>
+          <w:szCs w:val="22"/>
+          <w:lang w:val="en-US"/>
+        </w:rPr>
+        <w:t xml:space="preserve">T</w:t>
+      </w:r>
+      <w:r>
+        <w:rPr>
+          <w:rFonts w:ascii="Calibri" w:hAnsi="Calibri" w:eastAsia="Calibri" w:cs="Calibri"/>
+          <w:sz w:val="22"/>
+          <w:szCs w:val="22"/>
+          <w:lang w:val="en-US"/>
+        </w:rPr>
+        <w:t xml:space="preserve">he central research interest of this study lies in deter</w:t>
+      </w:r>
+      <w:r>
+        <w:rPr>
+          <w:rFonts w:ascii="Calibri" w:hAnsi="Calibri" w:eastAsia="Calibri" w:cs="Calibri"/>
+          <w:sz w:val="22"/>
+          <w:szCs w:val="22"/>
+          <w:lang w:val="en-US"/>
+        </w:rPr>
+        <w:t xml:space="preserve">mi</w:t>
+      </w:r>
+      <w:r>
+        <w:rPr>
+          <w:rFonts w:ascii="Calibri" w:hAnsi="Calibri" w:eastAsia="Calibri" w:cs="Calibri"/>
+          <w:sz w:val="22"/>
+          <w:szCs w:val="22"/>
+          <w:lang w:val="en-US"/>
+        </w:rPr>
+        <w:t xml:space="preserve">ning whether the Good Friday Agreement represents a lasting peace or merely a temporary solution. In line with this interest, the leading question ‘The Good Friday Agreement – sustainable peace or temporary solution?’ was chosen. </w:t>
+      </w:r>
+      <w:r>
+        <w:rPr>
+          <w:rFonts w:ascii="Calibri" w:hAnsi="Calibri" w:cs="Calibri"/>
+          <w:sz w:val="22"/>
+          <w:szCs w:val="22"/>
+        </w:rPr>
+      </w:r>
+      <w:r>
+        <w:rPr>
+          <w:rFonts w:ascii="Calibri" w:hAnsi="Calibri" w:cs="Calibri"/>
+          <w:sz w:val="22"/>
+          <w:szCs w:val="22"/>
+        </w:rPr>
+      </w:r>
+    </w:p>
+    <w:p>
+      <w:pPr>
+        <w:pBdr/>
+        <w:tabs>
+          <w:tab w:val="left" w:leader="none" w:pos="5830"/>
+        </w:tabs>
         <w:spacing w:line="358" w:lineRule="auto"/>
         <w:ind/>
         <w:jc w:val="both"/>
@@ -911,10 +1458,81 @@
           <w:rFonts w:ascii="Calibri" w:hAnsi="Calibri" w:eastAsia="Calibri" w:cs="Calibri"/>
           <w:sz w:val="22"/>
           <w:szCs w:val="22"/>
-          <w:highlight w:val="none"/>
           <w:lang w:val="en-US"/>
         </w:rPr>
-        <w:br w:type="page" w:clear="all"/>
+        <w:t xml:space="preserve">In order to maintain a strict historical focus and meet the requirements of a 5.PK-</w:t>
+      </w:r>
+      <w:r>
+        <w:rPr>
+          <w:rFonts w:ascii="Calibri" w:hAnsi="Calibri" w:eastAsia="Calibri" w:cs="Calibri"/>
+          <w:sz w:val="22"/>
+          <w:szCs w:val="22"/>
+          <w:lang w:val="en-US"/>
+        </w:rPr>
+        <w:t xml:space="preserve">presentation, the main topic is strictly limited to developments immediately prior to the 1998 agreement, with the historical background of the ‘Troubles’ serving as necessary background informa</w:t>
+      </w:r>
+      <w:r>
+        <w:rPr>
+          <w:rFonts w:ascii="Calibri" w:hAnsi="Calibri" w:eastAsia="Calibri" w:cs="Calibri"/>
+          <w:sz w:val="22"/>
+          <w:szCs w:val="22"/>
+          <w:lang w:val="en-US"/>
+        </w:rPr>
+        <w:t xml:space="preserve">tion. This specific focus was chosen to cover the most controversial turning point of the English-Irish Conflict, while not facilitating the problem of possible justification of politically motivated violence. Developments after the signing are used exclus</w:t>
+      </w:r>
+      <w:r>
+        <w:rPr>
+          <w:rFonts w:ascii="Calibri" w:hAnsi="Calibri" w:eastAsia="Calibri" w:cs="Calibri"/>
+          <w:sz w:val="22"/>
+          <w:szCs w:val="22"/>
+          <w:lang w:val="en-US"/>
+        </w:rPr>
+        <w:t xml:space="preserve">i</w:t>
+      </w:r>
+      <w:r>
+        <w:rPr>
+          <w:rFonts w:ascii="Calibri" w:hAnsi="Calibri" w:eastAsia="Calibri" w:cs="Calibri"/>
+          <w:sz w:val="22"/>
+          <w:szCs w:val="22"/>
+          <w:lang w:val="en-US"/>
+        </w:rPr>
+        <w:t xml:space="preserve">vely to test the existing thesis, ensuring that the analysis (AFB II) focuses on the structural integrity of the agreement itself and does not drift off into political commentary. This ensures that the study is able to meet standards of all of the requir</w:t>
+      </w:r>
+      <w:r>
+        <w:rPr>
+          <w:rFonts w:ascii="Calibri" w:hAnsi="Calibri" w:eastAsia="Calibri" w:cs="Calibri"/>
+          <w:sz w:val="22"/>
+          <w:szCs w:val="22"/>
+          <w:lang w:val="en-US"/>
+        </w:rPr>
+        <w:t xml:space="preserve">ement areas by avoiding a simple timeline/list of historical events and instead focusing on a criteria-oriented analysis of the historical turning</w:t>
+      </w:r>
+      <w:r>
+        <w:rPr>
+          <w:rFonts w:ascii="Calibri" w:hAnsi="Calibri" w:eastAsia="Calibri" w:cs="Calibri"/>
+          <w:sz w:val="22"/>
+          <w:szCs w:val="22"/>
+          <w:lang w:val="en-US"/>
+        </w:rPr>
+        <w:t xml:space="preserve"> </w:t>
+      </w:r>
+      <w:r>
+        <w:rPr>
+          <w:rFonts w:ascii="Calibri" w:hAnsi="Calibri" w:eastAsia="Calibri" w:cs="Calibri"/>
+          <w:sz w:val="22"/>
+          <w:szCs w:val="22"/>
+          <w:lang w:val="en-US"/>
+        </w:rPr>
+        <w:t xml:space="preserve">point.</w:t>
+      </w:r>
+      <w:r>
+        <w:rPr>
+          <w:rFonts w:ascii="Calibri" w:hAnsi="Calibri" w:eastAsia="Calibri" w:cs="Calibri"/>
+          <w:sz w:val="22"/>
+          <w:szCs w:val="22"/>
+          <w:lang w:val="en-US"/>
+        </w:rPr>
+        <w:t xml:space="preserve"> </w:t>
       </w:r>
       <w:r>
         <w:rPr>
@@ -935,611 +1553,7 @@
     </w:p>
     <w:p>
       <w:pPr>
-        <w:pStyle w:val="1111"/>
-        <w:pBdr/>
-        <w:spacing w:after="0" w:line="358" w:lineRule="auto"/>
-        <w:ind/>
-        <w:jc w:val="both"/>
-        <w:rPr>
-          <w:rFonts w:ascii="Calibri" w:hAnsi="Calibri" w:cs="Calibri"/>
-          <w:sz w:val="22"/>
-          <w:szCs w:val="22"/>
-          <w:highlight w:val="none"/>
-        </w:rPr>
-      </w:pPr>
-      <w:r>
-        <w:rPr>
-          <w:rFonts w:ascii="Calibri" w:hAnsi="Calibri" w:eastAsia="Calibri" w:cs="Calibri"/>
-          <w:sz w:val="22"/>
-          <w:szCs w:val="22"/>
-          <w:highlight w:val="none"/>
-          <w:lang w:val="en-US"/>
-        </w:rPr>
-        <w:t xml:space="preserve">Introduction</w:t>
-      </w:r>
-      <w:r>
-        <w:rPr>
-          <w:rFonts w:ascii="Calibri" w:hAnsi="Calibri" w:cs="Calibri"/>
-          <w:sz w:val="22"/>
-          <w:szCs w:val="22"/>
-          <w:highlight w:val="none"/>
-        </w:rPr>
-      </w:r>
-      <w:r>
-        <w:rPr>
-          <w:rFonts w:ascii="Calibri" w:hAnsi="Calibri" w:cs="Calibri"/>
-          <w:sz w:val="22"/>
-          <w:szCs w:val="22"/>
-          <w:highlight w:val="none"/>
-        </w:rPr>
-      </w:r>
-    </w:p>
-    <w:p>
-      <w:pPr>
-        <w:pBdr/>
-        <w:tabs>
-          <w:tab w:val="left" w:leader="none" w:pos="2642"/>
-        </w:tabs>
-        <w:spacing w:line="358" w:lineRule="auto"/>
-        <w:ind/>
-        <w:jc w:val="both"/>
-        <w:rPr>
-          <w:rFonts w:ascii="Calibri" w:hAnsi="Calibri" w:cs="Calibri"/>
-          <w:sz w:val="22"/>
-          <w:szCs w:val="22"/>
-        </w:rPr>
-      </w:pPr>
-      <w:r>
-        <w:rPr>
-          <w:rFonts w:ascii="Calibri" w:hAnsi="Calibri" w:eastAsia="Calibri" w:cs="Calibri"/>
-          <w:sz w:val="22"/>
-          <w:szCs w:val="22"/>
-          <w:highlight w:val="none"/>
-          <w:lang w:val="en-US" w:bidi="en-US"/>
-        </w:rPr>
-      </w:r>
-      <w:r>
-        <w:rPr>
-          <w:rFonts w:ascii="Calibri" w:hAnsi="Calibri" w:eastAsia="Calibri" w:cs="Calibri"/>
-          <w:sz w:val="22"/>
-          <w:szCs w:val="22"/>
-          <w:lang w:val="en-US"/>
-        </w:rPr>
-        <w:t xml:space="preserve">As a Topic for our Study the English-Irish Conflict was chosen. After </w:t>
-      </w:r>
-      <w:r>
-        <w:rPr>
-          <w:rFonts w:ascii="Calibri" w:hAnsi="Calibri" w:eastAsia="Calibri" w:cs="Calibri"/>
-          <w:sz w:val="22"/>
-          <w:szCs w:val="22"/>
-          <w:lang w:val="en-US"/>
-        </w:rPr>
-        <w:t xml:space="preserve">obtaining a rough overview about the topic, the realization that we would never be able to cover the whole conflict came to us quickly. We instead decided to focus our investigation on the Good-Friday Agreement and the developments immediately prior to it.</w:t>
-      </w:r>
-      <w:r>
-        <w:rPr>
-          <w:rFonts w:ascii="Calibri" w:hAnsi="Calibri" w:cs="Calibri"/>
-          <w:sz w:val="22"/>
-          <w:szCs w:val="22"/>
-        </w:rPr>
-      </w:r>
-      <w:r>
-        <w:rPr>
-          <w:rFonts w:ascii="Calibri" w:hAnsi="Calibri" w:cs="Calibri"/>
-          <w:sz w:val="22"/>
-          <w:szCs w:val="22"/>
-        </w:rPr>
-      </w:r>
-    </w:p>
-    <w:p>
-      <w:pPr>
-        <w:pStyle w:val="1111"/>
-        <w:pBdr/>
-        <w:spacing w:after="0" w:line="358" w:lineRule="auto"/>
-        <w:ind/>
-        <w:jc w:val="both"/>
-        <w:rPr>
-          <w:rFonts w:ascii="Calibri" w:hAnsi="Calibri" w:cs="Calibri"/>
-          <w:sz w:val="22"/>
-          <w:szCs w:val="22"/>
-        </w:rPr>
-      </w:pPr>
-      <w:r>
-        <w:rPr>
-          <w:rFonts w:ascii="Calibri" w:hAnsi="Calibri" w:eastAsia="Calibri" w:cs="Calibri"/>
-          <w:sz w:val="22"/>
-          <w:szCs w:val="22"/>
-          <w:lang w:val="en-US"/>
-        </w:rPr>
-        <w:t xml:space="preserve">Origin of the Conflict
-</w:t>
-      </w:r>
-      <w:r>
-        <w:rPr>
-          <w:rFonts w:ascii="Calibri" w:hAnsi="Calibri" w:cs="Calibri"/>
-          <w:sz w:val="22"/>
-          <w:szCs w:val="22"/>
-        </w:rPr>
-      </w:r>
-      <w:r>
-        <w:rPr>
-          <w:rFonts w:ascii="Calibri" w:hAnsi="Calibri" w:cs="Calibri"/>
-          <w:sz w:val="22"/>
-          <w:szCs w:val="22"/>
-        </w:rPr>
-      </w:r>
-    </w:p>
-    <w:p>
-      <w:pPr>
-        <w:pBdr/>
-        <w:spacing w:line="358" w:lineRule="auto"/>
-        <w:ind/>
-        <w:jc w:val="both"/>
-        <w:rPr>
-          <w:rFonts w:ascii="Calibri" w:hAnsi="Calibri" w:eastAsia="Calibri" w:cs="Calibri"/>
-          <w:sz w:val="22"/>
-          <w:szCs w:val="22"/>
-        </w:rPr>
-      </w:pPr>
-      <w:r>
-        <w:rPr>
-          <w:rFonts w:ascii="Calibri" w:hAnsi="Calibri" w:eastAsia="Calibri" w:cs="Calibri"/>
-          <w:sz w:val="22"/>
-          <w:szCs w:val="22"/>
-          <w:lang w:val="en-US"/>
-        </w:rPr>
-        <w:t xml:space="preserve">In 1921 the Isle of Ireland was split into two parts. The southern part, which formed the </w:t>
-      </w:r>
-      <w:r>
-        <w:rPr>
-          <w:rFonts w:ascii="Calibri" w:hAnsi="Calibri" w:eastAsia="Calibri" w:cs="Calibri"/>
-          <w:sz w:val="22"/>
-          <w:szCs w:val="22"/>
-        </w:rPr>
-        <w:t xml:space="preserve">independent ‘Republic of Ireland’, and the northern part which stayed part of the United Kingdom under the name ‘Northern Ireland’. From the beginning on, Northern Ireland wa</w:t>
-      </w:r>
-      <w:r>
-        <w:rPr>
-          <w:rFonts w:ascii="Calibri" w:hAnsi="Calibri" w:eastAsia="Calibri" w:cs="Calibri"/>
-          <w:sz w:val="22"/>
-          <w:szCs w:val="22"/>
-        </w:rPr>
-        <w:t xml:space="preserve">s inhabited by two different groups of people, Nationalists (mostly Catholics) and Unionists (mostly Protestants), with the Unionists advocating for staying a part of the United Kingdom, and the Nationalists for becoming a part of the Republic of Ireland</w:t>
-      </w:r>
-      <w:r>
-        <w:rPr>
-          <w:rStyle w:val="1134"/>
-          <w:rFonts w:ascii="Calibri" w:hAnsi="Calibri" w:eastAsia="Calibri" w:cs="Calibri"/>
-          <w:sz w:val="22"/>
-          <w:szCs w:val="22"/>
-        </w:rPr>
-        <w:endnoteReference w:id="2"/>
-      </w:r>
-      <w:r>
-        <w:rPr>
-          <w:rFonts w:ascii="Calibri" w:hAnsi="Calibri" w:eastAsia="Calibri" w:cs="Calibri"/>
-          <w:sz w:val="22"/>
-          <w:szCs w:val="22"/>
-        </w:rPr>
-        <w:t xml:space="preserve">.</w:t>
-      </w:r>
-      <w:r>
-        <w:rPr>
-          <w:rFonts w:ascii="Calibri" w:hAnsi="Calibri" w:eastAsia="Calibri" w:cs="Calibri"/>
-          <w:sz w:val="22"/>
-          <w:szCs w:val="22"/>
-        </w:rPr>
-      </w:r>
-      <w:r>
-        <w:rPr>
-          <w:rFonts w:ascii="Calibri" w:hAnsi="Calibri" w:eastAsia="Calibri" w:cs="Calibri"/>
-          <w:sz w:val="22"/>
-          <w:szCs w:val="22"/>
-        </w:rPr>
-      </w:r>
-    </w:p>
-    <w:p>
-      <w:pPr>
-        <w:pBdr/>
-        <w:spacing w:line="358" w:lineRule="auto"/>
-        <w:ind/>
-        <w:jc w:val="both"/>
-        <w:rPr>
-          <w:rFonts w:ascii="Calibri" w:hAnsi="Calibri" w:eastAsia="Calibri" w:cs="Calibri"/>
-          <w:sz w:val="22"/>
-          <w:szCs w:val="22"/>
-        </w:rPr>
-      </w:pPr>
-      <w:r>
-        <w:rPr>
-          <w:rFonts w:ascii="Calibri" w:hAnsi="Calibri" w:eastAsia="Calibri" w:cs="Calibri"/>
-          <w:sz w:val="22"/>
-          <w:szCs w:val="22"/>
-        </w:rPr>
-      </w:r>
-      <w:r>
-        <w:rPr>
-          <w:rFonts w:ascii="Calibri" w:hAnsi="Calibri" w:eastAsia="Calibri" w:cs="Calibri"/>
-          <w:sz w:val="22"/>
-          <w:szCs w:val="22"/>
-        </w:rPr>
-        <w:t xml:space="preserve">Because Northern Ireland was designed to have a</w:t>
-      </w:r>
-      <w:r>
-        <w:rPr>
-          <w:rFonts w:ascii="Calibri" w:hAnsi="Calibri" w:eastAsia="Calibri" w:cs="Calibri"/>
-          <w:sz w:val="22"/>
-          <w:szCs w:val="22"/>
-        </w:rPr>
-        <w:t xml:space="preserve"> permanent Unionist majority, the government system became heavily biased. For decades, the Catholic minority faced systematic discrimination in multiple areas, mainly in voting, housing and jobs. Many employers openly refused to hire Catholics</w:t>
-      </w:r>
-      <w:r>
-        <w:rPr>
-          <w:rStyle w:val="1134"/>
-          <w:rFonts w:ascii="Calibri" w:hAnsi="Calibri" w:eastAsia="Calibri" w:cs="Calibri"/>
-          <w:sz w:val="22"/>
-          <w:szCs w:val="22"/>
-        </w:rPr>
-        <w:endnoteReference w:id="3"/>
-      </w:r>
-      <w:r>
-        <w:rPr>
-          <w:rFonts w:ascii="Calibri" w:hAnsi="Calibri" w:eastAsia="Calibri" w:cs="Calibri"/>
-          <w:sz w:val="22"/>
-          <w:szCs w:val="22"/>
-        </w:rPr>
-        <w:t xml:space="preserve">, leading to b</w:t>
-      </w:r>
-      <w:r>
-        <w:rPr>
-          <w:rFonts w:ascii="Calibri" w:hAnsi="Calibri" w:eastAsia="Calibri" w:cs="Calibri"/>
-          <w:sz w:val="22"/>
-          <w:szCs w:val="22"/>
-        </w:rPr>
-        <w:t xml:space="preserve">ig gap in wealth between the Nationalist and Unionist population. This poverty prevented many Catholics from owning houses, which was required to be eligible to vote in national elections, thus manipulating the election results in favor of the Unionists.</w:t>
-      </w:r>
-      <w:r>
-        <w:rPr>
-          <w:rFonts w:ascii="Calibri" w:hAnsi="Calibri" w:eastAsia="Calibri" w:cs="Calibri"/>
-          <w:sz w:val="22"/>
-          <w:szCs w:val="22"/>
-        </w:rPr>
-        <w:t xml:space="preserve"> </w:t>
-      </w:r>
-      <w:r>
-        <w:rPr>
-          <w:rFonts w:ascii="Calibri" w:hAnsi="Calibri" w:eastAsia="Calibri" w:cs="Calibri"/>
-          <w:sz w:val="22"/>
-          <w:szCs w:val="22"/>
-        </w:rPr>
-      </w:r>
-    </w:p>
-    <w:p>
-      <w:pPr>
-        <w:pBdr/>
-        <w:spacing w:line="358" w:lineRule="auto"/>
-        <w:ind/>
-        <w:jc w:val="both"/>
-        <w:rPr>
-          <w:rFonts w:ascii="Calibri" w:hAnsi="Calibri" w:eastAsia="Calibri" w:cs="Calibri"/>
-          <w:sz w:val="22"/>
-          <w:szCs w:val="22"/>
-        </w:rPr>
-      </w:pPr>
-      <w:r>
-        <w:rPr>
-          <w:rFonts w:ascii="Calibri" w:hAnsi="Calibri" w:eastAsia="Calibri" w:cs="Calibri"/>
-          <w:sz w:val="22"/>
-          <w:szCs w:val="22"/>
-        </w:rPr>
-      </w:r>
-      <w:r>
-        <w:rPr>
-          <w:rFonts w:ascii="Calibri" w:hAnsi="Calibri" w:eastAsia="Calibri" w:cs="Calibri"/>
-          <w:sz w:val="22"/>
-          <w:szCs w:val="22"/>
-          <w:highlight w:val="none"/>
-        </w:rPr>
-        <w:t xml:space="preserve">These circumstances eventually lead to the formation of the ‘Northern Ireland Civil Rights Association’ (NICRA) April 1967 in Belfast, an organization tha</w:t>
-      </w:r>
-      <w:r>
-        <w:rPr>
-          <w:rFonts w:ascii="Calibri" w:hAnsi="Calibri" w:eastAsia="Calibri" w:cs="Calibri"/>
-          <w:sz w:val="22"/>
-          <w:szCs w:val="22"/>
-          <w:highlight w:val="none"/>
-        </w:rPr>
-        <w:t xml:space="preserve">t organized mostly peaceful protests, advocating for a new ‘One man, one vote’-law, meaning that everyone, not just property owners should be allowed to vote, and less discrimination across all areas. These mostly peaceful protests were met by disproportio</w:t>
-      </w:r>
-      <w:r>
-        <w:rPr>
-          <w:rFonts w:ascii="Calibri" w:hAnsi="Calibri" w:eastAsia="Calibri" w:cs="Calibri"/>
-          <w:sz w:val="22"/>
-          <w:szCs w:val="22"/>
-          <w:highlight w:val="none"/>
-        </w:rPr>
-        <w:t xml:space="preserve">n</w:t>
-      </w:r>
-      <w:r>
-        <w:rPr>
-          <w:rFonts w:ascii="Calibri" w:hAnsi="Calibri" w:eastAsia="Calibri" w:cs="Calibri"/>
-          <w:sz w:val="22"/>
-          <w:szCs w:val="22"/>
-          <w:highlight w:val="none"/>
-        </w:rPr>
-        <w:t xml:space="preserve">ate police violence. This lead to the peaceful protests quickly spiraling into more violent street battles, eventually resulting in the famous armed conflict between the British army and paramilitary groups, such as the IRA, commonly called ‘The Troubles’.</w:t>
-      </w:r>
-      <w:r>
-        <w:rPr>
-          <w:rFonts w:ascii="Calibri" w:hAnsi="Calibri" w:eastAsia="Calibri" w:cs="Calibri"/>
-          <w:sz w:val="22"/>
-          <w:szCs w:val="22"/>
-        </w:rPr>
-      </w:r>
-      <w:r/>
-    </w:p>
-    <w:p>
-      <w:pPr>
-        <w:pBdr/>
-        <w:spacing w:line="358" w:lineRule="auto"/>
-        <w:ind/>
-        <w:jc w:val="both"/>
-        <w:rPr>
-          <w:rFonts w:ascii="Calibri" w:hAnsi="Calibri" w:cs="Calibri"/>
-          <w:sz w:val="22"/>
-          <w:szCs w:val="22"/>
-        </w:rPr>
-      </w:pPr>
-      <w:r>
-        <w:rPr>
-          <w:rFonts w:ascii="Calibri" w:hAnsi="Calibri" w:eastAsia="Calibri" w:cs="Calibri"/>
-          <w:sz w:val="22"/>
-          <w:szCs w:val="22"/>
-        </w:rPr>
-        <w:t xml:space="preserve">This conflict was eventually ended by an agreement referred to as the ‘Good Friday Agreement’ or ‘Belfast Agreement’, signed on April 10, 1998 by both British and Irish representatives.</w:t>
-      </w:r>
-      <w:r>
-        <w:rPr>
-          <w:rFonts w:ascii="Calibri" w:hAnsi="Calibri" w:cs="Calibri"/>
-          <w:sz w:val="22"/>
-          <w:szCs w:val="22"/>
-        </w:rPr>
-      </w:r>
-      <w:r>
-        <w:rPr>
-          <w:rFonts w:ascii="Calibri" w:hAnsi="Calibri" w:cs="Calibri"/>
-          <w:sz w:val="22"/>
-          <w:szCs w:val="22"/>
-        </w:rPr>
-      </w:r>
-    </w:p>
-    <w:p>
-      <w:pPr>
-        <w:pStyle w:val="1111"/>
-        <w:pBdr/>
-        <w:spacing w:after="0" w:line="358" w:lineRule="auto"/>
-        <w:ind/>
-        <w:rPr>
-          <w:rFonts w:ascii="Calibri" w:hAnsi="Calibri" w:cs="Calibri"/>
-          <w:sz w:val="22"/>
-          <w:szCs w:val="22"/>
-        </w:rPr>
-      </w:pPr>
-      <w:r>
-        <w:rPr>
-          <w:rFonts w:ascii="Calibri" w:hAnsi="Calibri" w:eastAsia="Calibri" w:cs="Calibri"/>
-          <w:sz w:val="22"/>
-          <w:szCs w:val="22"/>
-        </w:rPr>
-        <w:t xml:space="preserve">Scope of the study </w:t>
-      </w:r>
-      <w:r>
-        <w:rPr>
-          <w:rFonts w:ascii="Calibri" w:hAnsi="Calibri" w:cs="Calibri"/>
-          <w:sz w:val="22"/>
-          <w:szCs w:val="22"/>
-        </w:rPr>
-      </w:r>
-      <w:r>
-        <w:rPr>
-          <w:rFonts w:ascii="Calibri" w:hAnsi="Calibri" w:cs="Calibri"/>
-          <w:sz w:val="22"/>
-          <w:szCs w:val="22"/>
-        </w:rPr>
-      </w:r>
-    </w:p>
-    <w:p>
-      <w:pPr>
-        <w:pBdr/>
-        <w:tabs>
-          <w:tab w:val="left" w:leader="none" w:pos="5830"/>
-        </w:tabs>
-        <w:spacing w:line="358" w:lineRule="auto"/>
-        <w:ind/>
-        <w:jc w:val="both"/>
-        <w:rPr>
-          <w:rFonts w:ascii="Calibri" w:hAnsi="Calibri" w:cs="Calibri"/>
-          <w:sz w:val="22"/>
-          <w:szCs w:val="22"/>
-        </w:rPr>
-      </w:pPr>
-      <w:r>
-        <w:rPr>
-          <w:rFonts w:ascii="Calibri" w:hAnsi="Calibri" w:eastAsia="Calibri" w:cs="Calibri"/>
-          <w:sz w:val="22"/>
-          <w:szCs w:val="22"/>
-          <w:highlight w:val="none"/>
-          <w:lang w:val="en-US" w:bidi="en-US"/>
-        </w:rPr>
-      </w:r>
-      <w:r>
-        <w:rPr>
-          <w:rFonts w:ascii="Calibri" w:hAnsi="Calibri" w:eastAsia="Calibri" w:cs="Calibri"/>
-          <w:sz w:val="22"/>
-          <w:szCs w:val="22"/>
-          <w:lang w:val="en-US"/>
-        </w:rPr>
-        <w:t xml:space="preserve">T</w:t>
-      </w:r>
-      <w:r>
-        <w:rPr>
-          <w:rFonts w:ascii="Calibri" w:hAnsi="Calibri" w:eastAsia="Calibri" w:cs="Calibri"/>
-          <w:sz w:val="22"/>
-          <w:szCs w:val="22"/>
-          <w:lang w:val="en-US"/>
-        </w:rPr>
-        <w:t xml:space="preserve">he central research interest of this study lies in deter</w:t>
-      </w:r>
-      <w:r>
-        <w:rPr>
-          <w:rFonts w:ascii="Calibri" w:hAnsi="Calibri" w:eastAsia="Calibri" w:cs="Calibri"/>
-          <w:sz w:val="22"/>
-          <w:szCs w:val="22"/>
-          <w:lang w:val="en-US"/>
-        </w:rPr>
-        <w:t xml:space="preserve">mi</w:t>
-      </w:r>
-      <w:r>
-        <w:rPr>
-          <w:rFonts w:ascii="Calibri" w:hAnsi="Calibri" w:eastAsia="Calibri" w:cs="Calibri"/>
-          <w:sz w:val="22"/>
-          <w:szCs w:val="22"/>
-          <w:lang w:val="en-US"/>
-        </w:rPr>
-        <w:t xml:space="preserve">ning whether the Good Friday Agreement represents a lasting peace or merely a temporary solution. In line with this interest, the leading question ‘The Good Friday Agreement – sustainable peace or temporary solution?’ was chosen. </w:t>
-      </w:r>
-      <w:r>
-        <w:rPr>
-          <w:rFonts w:ascii="Calibri" w:hAnsi="Calibri" w:cs="Calibri"/>
-          <w:sz w:val="22"/>
-          <w:szCs w:val="22"/>
-        </w:rPr>
-      </w:r>
-      <w:r>
-        <w:rPr>
-          <w:rFonts w:ascii="Calibri" w:hAnsi="Calibri" w:cs="Calibri"/>
-          <w:sz w:val="22"/>
-          <w:szCs w:val="22"/>
-        </w:rPr>
-      </w:r>
-    </w:p>
-    <w:p>
-      <w:pPr>
-        <w:pBdr/>
-        <w:tabs>
-          <w:tab w:val="left" w:leader="none" w:pos="5830"/>
-        </w:tabs>
-        <w:spacing w:line="358" w:lineRule="auto"/>
-        <w:ind/>
-        <w:jc w:val="both"/>
-        <w:rPr>
-          <w:rFonts w:ascii="Calibri" w:hAnsi="Calibri" w:cs="Calibri"/>
-          <w:sz w:val="22"/>
-          <w:szCs w:val="22"/>
-          <w:highlight w:val="none"/>
-        </w:rPr>
-      </w:pPr>
-      <w:r>
-        <w:rPr>
-          <w:rFonts w:ascii="Calibri" w:hAnsi="Calibri" w:eastAsia="Calibri" w:cs="Calibri"/>
-          <w:sz w:val="22"/>
-          <w:szCs w:val="22"/>
-          <w:lang w:val="en-US"/>
-        </w:rPr>
-        <w:t xml:space="preserve">In order to maintain a strict historical focus and meet the requirements of a 5.PK-</w:t>
-      </w:r>
-      <w:r>
-        <w:rPr>
-          <w:rFonts w:ascii="Calibri" w:hAnsi="Calibri" w:eastAsia="Calibri" w:cs="Calibri"/>
-          <w:sz w:val="22"/>
-          <w:szCs w:val="22"/>
-          <w:lang w:val="en-US"/>
-        </w:rPr>
-        <w:t xml:space="preserve">presentation, the main topic is strictly limited to developments immediately prior to the 1998 agreement, with the historical background of the ‘Troubles’ serving as necessary background informa</w:t>
-      </w:r>
-      <w:r>
-        <w:rPr>
-          <w:rFonts w:ascii="Calibri" w:hAnsi="Calibri" w:eastAsia="Calibri" w:cs="Calibri"/>
-          <w:sz w:val="22"/>
-          <w:szCs w:val="22"/>
-          <w:lang w:val="en-US"/>
-        </w:rPr>
-        <w:t xml:space="preserve">tion. This specific focus was chosen to cover the most controversial turning point of the English-Irish Conflict, while not facilitating the problem of possible justification of politically motivated violence. Developments after the signing are used exclus</w:t>
-      </w:r>
-      <w:r>
-        <w:rPr>
-          <w:rFonts w:ascii="Calibri" w:hAnsi="Calibri" w:eastAsia="Calibri" w:cs="Calibri"/>
-          <w:sz w:val="22"/>
-          <w:szCs w:val="22"/>
-          <w:lang w:val="en-US"/>
-        </w:rPr>
-        <w:t xml:space="preserve">i</w:t>
-      </w:r>
-      <w:r>
-        <w:rPr>
-          <w:rFonts w:ascii="Calibri" w:hAnsi="Calibri" w:eastAsia="Calibri" w:cs="Calibri"/>
-          <w:sz w:val="22"/>
-          <w:szCs w:val="22"/>
-          <w:lang w:val="en-US"/>
-        </w:rPr>
-        <w:t xml:space="preserve">vely to test the existing thesis, ensuring that the analysis (AFB II) focuses on the structural integrity of the agreement itself and does not drift off into political commentary. This ensures that the study is able to meet standards of all of the requir</w:t>
-      </w:r>
-      <w:r>
-        <w:rPr>
-          <w:rFonts w:ascii="Calibri" w:hAnsi="Calibri" w:eastAsia="Calibri" w:cs="Calibri"/>
-          <w:sz w:val="22"/>
-          <w:szCs w:val="22"/>
-          <w:lang w:val="en-US"/>
-        </w:rPr>
-        <w:t xml:space="preserve">ement areas by avoiding a simple timeline/list of historical events and instead focusing on a criteria-oriented analysis of the historical turning</w:t>
-      </w:r>
-      <w:r>
-        <w:rPr>
-          <w:rFonts w:ascii="Calibri" w:hAnsi="Calibri" w:eastAsia="Calibri" w:cs="Calibri"/>
-          <w:sz w:val="22"/>
-          <w:szCs w:val="22"/>
-          <w:lang w:val="en-US"/>
-        </w:rPr>
-        <w:t xml:space="preserve"> </w:t>
-      </w:r>
-      <w:r>
-        <w:rPr>
-          <w:rFonts w:ascii="Calibri" w:hAnsi="Calibri" w:eastAsia="Calibri" w:cs="Calibri"/>
-          <w:sz w:val="22"/>
-          <w:szCs w:val="22"/>
-          <w:lang w:val="en-US"/>
-        </w:rPr>
-        <w:t xml:space="preserve">point.</w:t>
-      </w:r>
-      <w:r>
-        <w:rPr>
-          <w:rFonts w:ascii="Calibri" w:hAnsi="Calibri" w:eastAsia="Calibri" w:cs="Calibri"/>
-          <w:sz w:val="22"/>
-          <w:szCs w:val="22"/>
-          <w:lang w:val="en-US"/>
-        </w:rPr>
-        <w:t xml:space="preserve"> </w:t>
-      </w:r>
-      <w:r>
-        <w:rPr>
-          <w:rFonts w:ascii="Calibri" w:hAnsi="Calibri" w:cs="Calibri"/>
-          <w:sz w:val="22"/>
-          <w:szCs w:val="22"/>
-          <w:highlight w:val="none"/>
-        </w:rPr>
-      </w:r>
-      <w:r>
-        <w:rPr>
-          <w:rFonts w:ascii="Calibri" w:hAnsi="Calibri" w:cs="Calibri"/>
-          <w:sz w:val="22"/>
-          <w:szCs w:val="22"/>
-          <w:highlight w:val="none"/>
-        </w:rPr>
-      </w:r>
-    </w:p>
-    <w:p>
-      <w:pPr>
-        <w:pStyle w:val="1111"/>
+        <w:pStyle w:val="1114"/>
         <w:pBdr/>
         <w:spacing w:after="0" w:line="358" w:lineRule="auto"/>
         <w:ind/>
@@ -1674,7 +1688,7 @@
     </w:p>
     <w:p>
       <w:pPr>
-        <w:pStyle w:val="1111"/>
+        <w:pStyle w:val="1114"/>
         <w:pBdr/>
         <w:spacing w:after="0" w:line="358" w:lineRule="auto"/>
         <w:ind/>
@@ -1812,7 +1826,7 @@
     </w:p>
     <w:p>
       <w:pPr>
-        <w:pStyle w:val="1111"/>
+        <w:pStyle w:val="1114"/>
         <w:pBdr/>
         <w:spacing w:after="0" w:line="358" w:lineRule="auto"/>
         <w:ind/>
@@ -1958,7 +1972,7 @@
       </w:r>
       <w:r>
         <w:rPr>
-          <w:rStyle w:val="1134"/>
+          <w:rStyle w:val="1137"/>
           <w:rFonts w:ascii="Calibri" w:hAnsi="Calibri" w:eastAsia="Calibri" w:cs="Calibri"/>
           <w:sz w:val="22"/>
           <w:szCs w:val="22"/>
@@ -1969,7 +1983,7 @@
       </w:r>
       <w:r>
         <w:rPr>
-          <w:rStyle w:val="1131"/>
+          <w:rStyle w:val="1134"/>
           <w:rFonts w:ascii="Calibri" w:hAnsi="Calibri" w:eastAsia="Calibri" w:cs="Calibri"/>
           <w:sz w:val="22"/>
           <w:szCs w:val="22"/>
@@ -2037,7 +2051,7 @@
       </w:r>
       <w:r>
         <w:rPr>
-          <w:rStyle w:val="1134"/>
+          <w:rStyle w:val="1137"/>
           <w:rFonts w:ascii="Calibri" w:hAnsi="Calibri" w:eastAsia="Calibri" w:cs="Calibri"/>
           <w:sz w:val="22"/>
           <w:szCs w:val="22"/>
@@ -2048,7 +2062,7 @@
       </w:r>
       <w:r>
         <w:rPr>
-          <w:rStyle w:val="1131"/>
+          <w:rStyle w:val="1134"/>
           <w:rFonts w:ascii="Calibri" w:hAnsi="Calibri" w:eastAsia="Calibri" w:cs="Calibri"/>
           <w:sz w:val="22"/>
           <w:szCs w:val="22"/>
@@ -2164,7 +2178,7 @@
       </w:r>
       <w:r>
         <w:rPr>
-          <w:rStyle w:val="1134"/>
+          <w:rStyle w:val="1137"/>
           <w:rFonts w:ascii="Calibri" w:hAnsi="Calibri" w:eastAsia="Calibri" w:cs="Calibri"/>
           <w:sz w:val="22"/>
           <w:szCs w:val="22"/>
@@ -2278,7 +2292,7 @@
       </w:r>
       <w:r>
         <w:rPr>
-          <w:rStyle w:val="1134"/>
+          <w:rStyle w:val="1137"/>
           <w:rFonts w:ascii="Calibri" w:hAnsi="Calibri" w:eastAsia="Calibri" w:cs="Calibri"/>
           <w:sz w:val="22"/>
           <w:szCs w:val="22"/>
@@ -2297,7 +2311,7 @@
       </w:r>
       <w:r>
         <w:rPr>
-          <w:rStyle w:val="1134"/>
+          <w:rStyle w:val="1137"/>
           <w:rFonts w:ascii="Calibri" w:hAnsi="Calibri" w:eastAsia="Calibri" w:cs="Calibri"/>
           <w:sz w:val="22"/>
           <w:szCs w:val="22"/>
@@ -2316,47 +2330,49 @@
       </w:r>
       <w:r>
         <w:rPr>
-          <w:rFonts w:ascii="Calibri" w:hAnsi="Calibri" w:cs="Calibri"/>
-          <w:sz w:val="22"/>
-          <w:szCs w:val="22"/>
-        </w:rPr>
-      </w:r>
-      <w:r>
-        <w:rPr>
           <w:rFonts w:ascii="Calibri" w:hAnsi="Calibri" w:eastAsia="Calibri" w:cs="Calibri"/>
           <w:sz w:val="22"/>
           <w:szCs w:val="22"/>
           <w:highlight w:val="none"/>
         </w:rPr>
       </w:r>
-    </w:p>
-    <w:p>
-      <w:pPr>
-        <w:pStyle w:val="1111"/>
-        <w:pBdr/>
-        <w:spacing w:after="0" w:line="358" w:lineRule="auto"/>
-        <w:ind/>
+      <w:r>
         <w:rPr>
           <w:rFonts w:ascii="Calibri" w:hAnsi="Calibri" w:eastAsia="Calibri" w:cs="Calibri"/>
           <w:sz w:val="22"/>
           <w:szCs w:val="22"/>
           <w:highlight w:val="none"/>
         </w:rPr>
-      </w:pPr>
-      <w:r>
+      </w:r>
+    </w:p>
+    <w:p>
+      <w:pPr>
+        <w:pStyle w:val="1114"/>
+        <w:pBdr/>
+        <w:spacing w:after="0" w:line="358" w:lineRule="auto"/>
+        <w:ind/>
         <w:rPr>
           <w:rFonts w:ascii="Calibri" w:hAnsi="Calibri" w:eastAsia="Calibri" w:cs="Calibri"/>
           <w:sz w:val="22"/>
           <w:szCs w:val="22"/>
           <w:highlight w:val="none"/>
         </w:rPr>
-        <w:t xml:space="preserve">Conclusion</w:t>
-      </w:r>
-      <w:r>
-        <w:rPr>
-          <w:rFonts w:ascii="Calibri" w:hAnsi="Calibri" w:cs="Calibri"/>
+      </w:pPr>
+      <w:r>
+        <w:rPr>
+          <w:rFonts w:ascii="Calibri" w:hAnsi="Calibri" w:eastAsia="Calibri" w:cs="Calibri"/>
           <w:sz w:val="22"/>
           <w:szCs w:val="22"/>
+          <w:highlight w:val="none"/>
+        </w:rPr>
+        <w:t xml:space="preserve">Conclusion</w:t>
+      </w:r>
+      <w:r>
+        <w:rPr>
+          <w:rFonts w:ascii="Calibri" w:hAnsi="Calibri" w:eastAsia="Calibri" w:cs="Calibri"/>
+          <w:sz w:val="22"/>
+          <w:szCs w:val="22"/>
+          <w:highlight w:val="none"/>
         </w:rPr>
       </w:r>
       <w:r>
@@ -2421,7 +2437,7 @@
     </w:p>
     <w:p>
       <w:pPr>
-        <w:pStyle w:val="1111"/>
+        <w:pStyle w:val="1114"/>
         <w:pBdr/>
         <w:spacing w:after="0" w:line="358" w:lineRule="auto"/>
         <w:ind/>
@@ -2443,20 +2459,18 @@
       </w:r>
       <w:r>
         <w:rPr>
-          <w:rFonts w:ascii="Calibri" w:hAnsi="Calibri" w:eastAsia="Calibri" w:cs="Calibri"/>
-          <w:sz w:val="22"/>
-          <w:szCs w:val="22"/>
-          <w:highlight w:val="none"/>
-          <w:lang w:val="en-GB"/>
-        </w:rPr>
-      </w:r>
-      <w:r>
-        <w:rPr>
           <w:rFonts w:ascii="Calibri" w:hAnsi="Calibri" w:cs="Calibri"/>
           <w:sz w:val="22"/>
           <w:szCs w:val="22"/>
         </w:rPr>
       </w:r>
+      <w:r>
+        <w:rPr>
+          <w:rFonts w:ascii="Calibri" w:hAnsi="Calibri" w:cs="Calibri"/>
+          <w:sz w:val="22"/>
+          <w:szCs w:val="22"/>
+        </w:rPr>
+      </w:r>
     </w:p>
     <w:p>
       <w:pPr>
@@ -2786,21 +2800,20 @@
       </w:r>
       <w:r>
         <w:rPr>
-          <w:rFonts w:ascii="Calibri" w:hAnsi="Calibri" w:eastAsia="Calibri" w:cs="Calibri"/>
-          <w:highlight w:val="none"/>
-          <w:lang w:val="en-GB"/>
-        </w:rPr>
-      </w:r>
-      <w:r>
-        <w:rPr>
           <w:rFonts w:ascii="Calibri" w:hAnsi="Calibri" w:cs="Calibri"/>
           <w:highlight w:val="none"/>
         </w:rPr>
       </w:r>
+      <w:r>
+        <w:rPr>
+          <w:rFonts w:ascii="Calibri" w:hAnsi="Calibri" w:cs="Calibri"/>
+          <w:highlight w:val="none"/>
+        </w:rPr>
+      </w:r>
     </w:p>
     <w:p>
       <w:pPr>
-        <w:pStyle w:val="1111"/>
+        <w:pStyle w:val="1114"/>
         <w:pBdr/>
         <w:spacing w:after="0" w:line="358" w:lineRule="auto"/>
         <w:ind/>
@@ -2823,217 +2836,358 @@
       </w:r>
       <w:r>
         <w:rPr>
+          <w:rFonts w:ascii="Calibri" w:hAnsi="Calibri" w:eastAsia="Calibri" w:cs="Calibri"/>
+          <w:sz w:val="22"/>
+          <w:szCs w:val="22"/>
+          <w:highlight w:val="none"/>
+        </w:rPr>
+      </w:r>
+      <w:r>
+        <w:rPr>
+          <w:rFonts w:ascii="Calibri" w:hAnsi="Calibri" w:eastAsia="Calibri" w:cs="Calibri"/>
+          <w:sz w:val="22"/>
+          <w:szCs w:val="22"/>
+          <w:highlight w:val="none"/>
+        </w:rPr>
+      </w:r>
+    </w:p>
+    <w:p>
+      <w:pPr>
+        <w:pBdr/>
+        <w:spacing w:line="358" w:lineRule="auto"/>
+        <w:ind/>
+        <w:jc w:val="both"/>
+        <w:rPr>
+          <w:rFonts w:ascii="Calibri" w:hAnsi="Calibri" w:eastAsia="Calibri" w:cs="Calibri"/>
+          <w:lang w:val="en-GB"/>
+        </w:rPr>
+      </w:pPr>
+      <w:r>
+        <w:rPr>
+          <w:rFonts w:ascii="Calibri" w:hAnsi="Calibri" w:eastAsia="Calibri" w:cs="Calibri"/>
+          <w:lang w:val="en-GB"/>
+        </w:rPr>
+        <w:t xml:space="preserve">It has proven to be a difficulty to find a suitable leading question due to the depth of this topic and the already mentioned fine line between history and politics. But, t</w:t>
+      </w:r>
+      <w:r>
+        <w:rPr>
+          <w:rFonts w:ascii="Calibri" w:hAnsi="Calibri" w:eastAsia="Calibri" w:cs="Calibri"/>
+          <w:lang w:val="en-GB"/>
+        </w:rPr>
+        <w:t xml:space="preserve">here was another problem</w:t>
+      </w:r>
+      <w:r>
+        <w:rPr>
+          <w:rFonts w:ascii="Calibri" w:hAnsi="Calibri" w:eastAsia="Calibri" w:cs="Calibri"/>
+          <w:lang w:val="en-GB"/>
+        </w:rPr>
+        <w:t xml:space="preserve"> that has to do with the current leading question</w:t>
+      </w:r>
+      <w:r>
+        <w:rPr>
+          <w:rFonts w:ascii="Calibri" w:hAnsi="Calibri" w:eastAsia="Calibri" w:cs="Calibri"/>
+          <w:lang w:val="en-GB"/>
+        </w:rPr>
+        <w:t xml:space="preserve">: there were lots of statements from politicians, political scientists and lawyers</w:t>
+      </w:r>
+      <w:r>
+        <w:rPr>
+          <w:rFonts w:ascii="Calibri" w:hAnsi="Calibri" w:eastAsia="Calibri" w:cs="Calibri"/>
+          <w:lang w:val="en-GB"/>
+        </w:rPr>
+        <w:t xml:space="preserve">, </w:t>
+      </w:r>
+      <w:r>
+        <w:rPr>
+          <w:rFonts w:ascii="Calibri" w:hAnsi="Calibri" w:eastAsia="Calibri" w:cs="Calibri"/>
+          <w:lang w:val="en-GB"/>
+        </w:rPr>
+        <w:t xml:space="preserve">which </w:t>
+      </w:r>
+      <w:r>
+        <w:rPr>
+          <w:rFonts w:ascii="Calibri" w:hAnsi="Calibri" w:eastAsia="Calibri" w:cs="Calibri"/>
+          <w:lang w:val="en-GB"/>
+        </w:rPr>
+        <w:t xml:space="preserve">sounds like a good thing in the first place but quickly rose to be a serious complication. T</w:t>
+      </w:r>
+      <w:r>
+        <w:rPr>
+          <w:rFonts w:ascii="Calibri" w:hAnsi="Calibri" w:eastAsia="Calibri" w:cs="Calibri"/>
+          <w:lang w:val="en-GB"/>
+        </w:rPr>
+        <w:t xml:space="preserve">here weren’t many </w:t>
+      </w:r>
+      <w:r>
+        <w:rPr>
+          <w:rFonts w:ascii="Calibri" w:hAnsi="Calibri" w:eastAsia="Calibri" w:cs="Calibri"/>
+          <w:lang w:val="en-GB"/>
+        </w:rPr>
+        <w:t xml:space="preserve">opinions or articles from</w:t>
+      </w:r>
+      <w:r>
+        <w:rPr>
+          <w:rFonts w:ascii="Calibri" w:hAnsi="Calibri" w:eastAsia="Calibri" w:cs="Calibri"/>
+          <w:lang w:val="en-GB"/>
+        </w:rPr>
+        <w:t xml:space="preserve"> ordinary people </w:t>
+      </w:r>
+      <w:r>
+        <w:rPr>
+          <w:rFonts w:ascii="Calibri" w:hAnsi="Calibri" w:eastAsia="Calibri" w:cs="Calibri"/>
+          <w:lang w:val="en-GB"/>
+        </w:rPr>
+        <w:t xml:space="preserve">at </w:t>
+      </w:r>
+      <w:r>
+        <w:rPr>
+          <w:rFonts w:ascii="Calibri" w:hAnsi="Calibri" w:eastAsia="Calibri" w:cs="Calibri"/>
+          <w:lang w:val="en-GB"/>
+        </w:rPr>
+        <w:t xml:space="preserve">that time whether catholic or protestant. Though it is almost most important, as the main group affected by the </w:t>
+      </w:r>
+      <w:r>
+        <w:rPr>
+          <w:rFonts w:ascii="Calibri" w:hAnsi="Calibri" w:eastAsia="Calibri" w:cs="Calibri"/>
+          <w:lang w:val="en-GB"/>
+        </w:rPr>
+        <w:t xml:space="preserve">Good Friday A</w:t>
+      </w:r>
+      <w:r>
+        <w:rPr>
+          <w:rFonts w:ascii="Calibri" w:hAnsi="Calibri" w:eastAsia="Calibri" w:cs="Calibri"/>
+          <w:lang w:val="en-GB"/>
+        </w:rPr>
+        <w:t xml:space="preserve">greement</w:t>
+      </w:r>
+      <w:r>
+        <w:rPr>
+          <w:rFonts w:ascii="Calibri" w:hAnsi="Calibri" w:eastAsia="Calibri" w:cs="Calibri"/>
+          <w:lang w:val="en-GB"/>
+        </w:rPr>
+        <w:t xml:space="preserve"> were </w:t>
+      </w:r>
+      <w:r>
+        <w:rPr>
+          <w:rFonts w:ascii="Calibri" w:hAnsi="Calibri" w:eastAsia="Calibri" w:cs="Calibri"/>
+          <w:lang w:val="en-GB"/>
+        </w:rPr>
+        <w:t xml:space="preserve">the </w:t>
+      </w:r>
+      <w:r>
+        <w:rPr>
+          <w:rFonts w:ascii="Calibri" w:hAnsi="Calibri" w:eastAsia="Calibri" w:cs="Calibri"/>
+          <w:lang w:val="en-GB"/>
+        </w:rPr>
+        <w:t xml:space="preserve">“normal” people. Most of the public opinion we found was at the 25th anniversary of agreement and their main argument was the political instability that shaped the years after its founding</w:t>
+      </w:r>
+      <w:r>
+        <w:rPr>
+          <w:rFonts w:ascii="Calibri" w:hAnsi="Calibri" w:eastAsia="Calibri" w:cs="Calibri"/>
+          <w:lang w:val="en-GB"/>
+        </w:rPr>
+        <w:t xml:space="preserve">. There we arrived at the main problem again. At least these kinds of opinions can be included into our final judgement. Given the fact that we are </w:t>
+      </w:r>
+      <w:r>
+        <w:rPr>
+          <w:rFonts w:ascii="Calibri" w:hAnsi="Calibri" w:eastAsia="Calibri" w:cs="Calibri"/>
+          <w:lang w:val="en-GB"/>
+        </w:rPr>
+        <w:t xml:space="preserve">two people working on the presentation the coordination is rather difficult. Especially the technical planning e.g. working on the same presentation from two different computers and communication of who’s doing what was not easy. In </w:t>
+      </w:r>
+      <w:r>
+        <w:rPr>
+          <w:rFonts w:ascii="Calibri" w:hAnsi="Calibri" w:eastAsia="Calibri" w:cs="Calibri"/>
+          <w:lang w:val="en-GB"/>
+        </w:rPr>
+        <w:t xml:space="preserve">the </w:t>
+      </w:r>
+      <w:r>
+        <w:rPr>
+          <w:rFonts w:ascii="Calibri" w:hAnsi="Calibri" w:eastAsia="Calibri" w:cs="Calibri"/>
+          <w:lang w:val="en-GB"/>
+        </w:rPr>
+        <w:t xml:space="preserve">future we should definitely determine the division </w:t>
+      </w:r>
+      <w:r>
+        <w:rPr>
+          <w:rFonts w:ascii="Calibri" w:hAnsi="Calibri" w:eastAsia="Calibri" w:cs="Calibri"/>
+          <w:lang w:val="en-GB"/>
+        </w:rPr>
+        <w:t xml:space="preserve">of tasks in advance. The search of the most important sources is also something that should happen when both are present.</w:t>
+      </w:r>
+      <w:r>
+        <w:rPr>
+          <w:rFonts w:ascii="Calibri" w:hAnsi="Calibri" w:eastAsia="Calibri" w:cs="Calibri"/>
+          <w:lang w:val="en-GB"/>
+        </w:rPr>
+      </w:r>
+      <w:r>
+        <w:rPr>
+          <w:rFonts w:ascii="Calibri" w:hAnsi="Calibri" w:eastAsia="Calibri" w:cs="Calibri"/>
+          <w:lang w:val="en-GB"/>
+        </w:rPr>
+      </w:r>
+    </w:p>
+    <w:p>
+      <w:pPr>
+        <w:pStyle w:val="1114"/>
+        <w:pBdr/>
+        <w:spacing w:after="0" w:line="358" w:lineRule="auto"/>
+        <w:ind/>
+        <w:rPr>
+          <w:rFonts w:ascii="Calibri" w:hAnsi="Calibri" w:cs="Calibri"/>
+          <w:highlight w:val="none"/>
+        </w:rPr>
+      </w:pPr>
+      <w:r>
+        <w:rPr>
+          <w:rFonts w:ascii="Calibri" w:hAnsi="Calibri" w:eastAsia="Calibri" w:cs="Calibri"/>
+          <w:lang w:val="en-GB"/>
+        </w:rPr>
+      </w:r>
+      <w:r>
+        <w:rPr>
           <w:rFonts w:ascii="Calibri" w:hAnsi="Calibri" w:cs="Calibri"/>
           <w:sz w:val="22"/>
           <w:szCs w:val="22"/>
           <w:highlight w:val="none"/>
+        </w:rPr>
+        <w:t xml:space="preserve">Methodology</w:t>
+      </w:r>
+      <w:r>
+        <w:rPr>
+          <w:rFonts w:ascii="Calibri" w:hAnsi="Calibri" w:cs="Calibri"/>
+          <w:highlight w:val="none"/>
+        </w:rPr>
+      </w:r>
+      <w:r>
+        <w:rPr>
+          <w:rFonts w:ascii="Calibri" w:hAnsi="Calibri" w:cs="Calibri"/>
+          <w:highlight w:val="none"/>
+        </w:rPr>
+      </w:r>
+    </w:p>
+    <w:p>
+      <w:pPr>
+        <w:pBdr/>
+        <w:spacing w:line="358" w:lineRule="auto"/>
+        <w:ind/>
+        <w:jc w:val="both"/>
+        <w:rPr>
+          <w:rFonts w:ascii="Calibri" w:hAnsi="Calibri" w:cs="Calibri"/>
+        </w:rPr>
+      </w:pPr>
+      <w:r>
+        <w:rPr>
+          <w:rFonts w:ascii="Calibri" w:hAnsi="Calibri" w:eastAsia="Calibri" w:cs="Calibri"/>
           <w:lang w:val="en-GB"/>
         </w:rPr>
-      </w:r>
-      <w:r>
-        <w:rPr>
-          <w:rFonts w:ascii="Calibri" w:hAnsi="Calibri" w:eastAsia="Calibri" w:cs="Calibri"/>
+        <w:t xml:space="preserve">Our investigation strategy was mainly the internet and the scientific articles. Its proven to be a very effective way of getting lots of information e.g. from universities on one specific topic. </w:t>
+      </w:r>
+      <w:r>
+        <w:rPr>
+          <w:rFonts w:ascii="Calibri" w:hAnsi="Calibri" w:eastAsia="Calibri" w:cs="Calibri"/>
+          <w:lang w:val="en-GB"/>
+        </w:rPr>
+        <w:t xml:space="preserve">Nevertheless,</w:t>
+      </w:r>
+      <w:r>
+        <w:rPr>
+          <w:rFonts w:ascii="Calibri" w:hAnsi="Calibri" w:eastAsia="Calibri" w:cs="Calibri"/>
+          <w:lang w:val="en-GB"/>
+        </w:rPr>
+        <w:t xml:space="preserve"> it takes more time to gather all the information you need and further you have </w:t>
+      </w:r>
+      <w:r>
+        <w:rPr>
+          <w:rFonts w:ascii="Calibri" w:hAnsi="Calibri" w:eastAsia="Calibri" w:cs="Calibri"/>
+          <w:lang w:val="en-GB"/>
+        </w:rPr>
+        <w:t xml:space="preserve">to decide which sources you want to use finally. There is a broad offer of information we had to filter to fit our subject and again stay rather historical.</w:t>
+      </w:r>
+      <w:r>
+        <w:rPr>
+          <w:rFonts w:ascii="Calibri" w:hAnsi="Calibri" w:cs="Calibri"/>
+        </w:rPr>
+      </w:r>
+      <w:r>
+        <w:rPr>
+          <w:rFonts w:ascii="Calibri" w:hAnsi="Calibri" w:cs="Calibri"/>
+        </w:rPr>
+      </w:r>
+    </w:p>
+    <w:p>
+      <w:pPr>
+        <w:pBdr/>
+        <w:spacing w:line="358" w:lineRule="auto"/>
+        <w:ind/>
+        <w:jc w:val="both"/>
+        <w:rPr>
+          <w:rFonts w:ascii="Calibri" w:hAnsi="Calibri" w:cs="Calibri"/>
+          <w:highlight w:val="none"/>
+        </w:rPr>
+      </w:pPr>
+      <w:r>
+        <w:rPr>
+          <w:rFonts w:ascii="Calibri" w:hAnsi="Calibri" w:eastAsia="Calibri" w:cs="Calibri"/>
+          <w:lang w:val="en-GB"/>
+        </w:rPr>
+        <w:t xml:space="preserve">Since English is our second subject, the evaluation is not only based on historical accuracy of our </w:t>
+      </w:r>
+      <w:r>
+        <w:rPr>
+          <w:rFonts w:ascii="Calibri" w:hAnsi="Calibri" w:eastAsia="Calibri" w:cs="Calibri"/>
+          <w:lang w:val="en-GB"/>
+        </w:rPr>
+        <w:t xml:space="preserve">arguments</w:t>
+      </w:r>
+      <w:r>
+        <w:rPr>
+          <w:rFonts w:ascii="Calibri" w:hAnsi="Calibri" w:eastAsia="Calibri" w:cs="Calibri"/>
+          <w:lang w:val="en-GB"/>
+        </w:rPr>
+        <w:t xml:space="preserve"> but also on linguistic competence. That also means analysing </w:t>
+      </w:r>
+      <w:r>
+        <w:rPr>
+          <w:rFonts w:ascii="Calibri" w:hAnsi="Calibri" w:eastAsia="Calibri" w:cs="Calibri"/>
+          <w:lang w:val="en-GB"/>
+        </w:rPr>
+        <w:t xml:space="preserve">English</w:t>
+      </w:r>
+      <w:r>
+        <w:rPr>
+          <w:rFonts w:ascii="Calibri" w:hAnsi="Calibri" w:eastAsia="Calibri" w:cs="Calibri"/>
+          <w:lang w:val="en-GB"/>
+        </w:rPr>
+        <w:t xml:space="preserve"> written articles and comments. The ability to express complex ideas fluently and precisely in English demonstrates a deeper understanding of the subject matter and strengthens the overall performance.</w:t>
+      </w:r>
+      <w:r>
+        <w:rPr>
+          <w:rFonts w:ascii="Calibri" w:hAnsi="Calibri" w:cs="Calibri"/>
+          <w:highlight w:val="none"/>
+        </w:rPr>
+      </w:r>
+      <w:r>
+        <w:rPr>
+          <w:rFonts w:ascii="Calibri" w:hAnsi="Calibri" w:cs="Calibri"/>
+          <w:highlight w:val="none"/>
+        </w:rPr>
+      </w:r>
+    </w:p>
+    <w:p>
+      <w:pPr>
+        <w:pStyle w:val="1114"/>
+        <w:pBdr/>
+        <w:spacing w:line="358" w:lineRule="auto"/>
+        <w:ind/>
+        <w:rPr>
+          <w:rFonts w:ascii="Calibri" w:hAnsi="Calibri" w:cs="Calibri"/>
           <w:sz w:val="22"/>
           <w:szCs w:val="22"/>
-          <w:highlight w:val="none"/>
-        </w:rPr>
-      </w:r>
-    </w:p>
-    <w:p>
-      <w:pPr>
-        <w:pBdr/>
-        <w:spacing w:line="358" w:lineRule="auto"/>
-        <w:ind/>
-        <w:jc w:val="both"/>
-        <w:rPr>
-          <w:rFonts w:ascii="Calibri" w:hAnsi="Calibri" w:eastAsia="Calibri" w:cs="Calibri"/>
-          <w:lang w:val="en-GB"/>
-        </w:rPr>
-      </w:pPr>
-      <w:r>
-        <w:rPr>
-          <w:rFonts w:ascii="Calibri" w:hAnsi="Calibri" w:eastAsia="Calibri" w:cs="Calibri"/>
-          <w:lang w:val="en-GB"/>
-        </w:rPr>
-        <w:t xml:space="preserve">It has proven to be a difficulty to find a suitable leading question due to the depth of this topic and the already mentioned fine line between history and politics. But, t</w:t>
-      </w:r>
-      <w:r>
-        <w:rPr>
-          <w:rFonts w:ascii="Calibri" w:hAnsi="Calibri" w:eastAsia="Calibri" w:cs="Calibri"/>
-          <w:lang w:val="en-GB"/>
-        </w:rPr>
-        <w:t xml:space="preserve">here was another problem</w:t>
-      </w:r>
-      <w:r>
-        <w:rPr>
-          <w:rFonts w:ascii="Calibri" w:hAnsi="Calibri" w:eastAsia="Calibri" w:cs="Calibri"/>
-          <w:lang w:val="en-GB"/>
-        </w:rPr>
-        <w:t xml:space="preserve"> that has to do with the current leading question</w:t>
-      </w:r>
-      <w:r>
-        <w:rPr>
-          <w:rFonts w:ascii="Calibri" w:hAnsi="Calibri" w:eastAsia="Calibri" w:cs="Calibri"/>
-          <w:lang w:val="en-GB"/>
-        </w:rPr>
-        <w:t xml:space="preserve">: there were lots of statements from politicians, political scientists and lawyers</w:t>
-      </w:r>
-      <w:r>
-        <w:rPr>
-          <w:rFonts w:ascii="Calibri" w:hAnsi="Calibri" w:eastAsia="Calibri" w:cs="Calibri"/>
-          <w:lang w:val="en-GB"/>
-        </w:rPr>
-        <w:t xml:space="preserve">, </w:t>
-      </w:r>
-      <w:r>
-        <w:rPr>
-          <w:rFonts w:ascii="Calibri" w:hAnsi="Calibri" w:eastAsia="Calibri" w:cs="Calibri"/>
-          <w:lang w:val="en-GB"/>
-        </w:rPr>
-        <w:t xml:space="preserve">which </w:t>
-      </w:r>
-      <w:r>
-        <w:rPr>
-          <w:rFonts w:ascii="Calibri" w:hAnsi="Calibri" w:eastAsia="Calibri" w:cs="Calibri"/>
-          <w:lang w:val="en-GB"/>
-        </w:rPr>
-        <w:t xml:space="preserve">sounds like a good thing in the first place but quickly rose to be a serious complication. T</w:t>
-      </w:r>
-      <w:r>
-        <w:rPr>
-          <w:rFonts w:ascii="Calibri" w:hAnsi="Calibri" w:eastAsia="Calibri" w:cs="Calibri"/>
-          <w:lang w:val="en-GB"/>
-        </w:rPr>
-        <w:t xml:space="preserve">here weren’t many </w:t>
-      </w:r>
-      <w:r>
-        <w:rPr>
-          <w:rFonts w:ascii="Calibri" w:hAnsi="Calibri" w:eastAsia="Calibri" w:cs="Calibri"/>
-          <w:lang w:val="en-GB"/>
-        </w:rPr>
-        <w:t xml:space="preserve">opinions or articles from</w:t>
-      </w:r>
-      <w:r>
-        <w:rPr>
-          <w:rFonts w:ascii="Calibri" w:hAnsi="Calibri" w:eastAsia="Calibri" w:cs="Calibri"/>
-          <w:lang w:val="en-GB"/>
-        </w:rPr>
-        <w:t xml:space="preserve"> ordinary people </w:t>
-      </w:r>
-      <w:r>
-        <w:rPr>
-          <w:rFonts w:ascii="Calibri" w:hAnsi="Calibri" w:eastAsia="Calibri" w:cs="Calibri"/>
-          <w:lang w:val="en-GB"/>
-        </w:rPr>
-        <w:t xml:space="preserve">at </w:t>
-      </w:r>
-      <w:r>
-        <w:rPr>
-          <w:rFonts w:ascii="Calibri" w:hAnsi="Calibri" w:eastAsia="Calibri" w:cs="Calibri"/>
-          <w:lang w:val="en-GB"/>
-        </w:rPr>
-        <w:t xml:space="preserve">that time whether catholic or protestant. Though it is almost most important, as the main group affected by the </w:t>
-      </w:r>
-      <w:r>
-        <w:rPr>
-          <w:rFonts w:ascii="Calibri" w:hAnsi="Calibri" w:eastAsia="Calibri" w:cs="Calibri"/>
-          <w:lang w:val="en-GB"/>
-        </w:rPr>
-        <w:t xml:space="preserve">Good Friday A</w:t>
-      </w:r>
-      <w:r>
-        <w:rPr>
-          <w:rFonts w:ascii="Calibri" w:hAnsi="Calibri" w:eastAsia="Calibri" w:cs="Calibri"/>
-          <w:lang w:val="en-GB"/>
-        </w:rPr>
-        <w:t xml:space="preserve">greement</w:t>
-      </w:r>
-      <w:r>
-        <w:rPr>
-          <w:rFonts w:ascii="Calibri" w:hAnsi="Calibri" w:eastAsia="Calibri" w:cs="Calibri"/>
-          <w:lang w:val="en-GB"/>
-        </w:rPr>
-        <w:t xml:space="preserve"> were </w:t>
-      </w:r>
-      <w:r>
-        <w:rPr>
-          <w:rFonts w:ascii="Calibri" w:hAnsi="Calibri" w:eastAsia="Calibri" w:cs="Calibri"/>
-          <w:lang w:val="en-GB"/>
-        </w:rPr>
-        <w:t xml:space="preserve">the </w:t>
-      </w:r>
-      <w:r>
-        <w:rPr>
-          <w:rFonts w:ascii="Calibri" w:hAnsi="Calibri" w:eastAsia="Calibri" w:cs="Calibri"/>
-          <w:lang w:val="en-GB"/>
-        </w:rPr>
-        <w:t xml:space="preserve">“normal” people. Most of the public opinion we found was at the 25th anniversary of agreement and their main argument was the political instability that shaped the years after its founding</w:t>
-      </w:r>
-      <w:r>
-        <w:rPr>
-          <w:rFonts w:ascii="Calibri" w:hAnsi="Calibri" w:eastAsia="Calibri" w:cs="Calibri"/>
-          <w:lang w:val="en-GB"/>
-        </w:rPr>
-        <w:t xml:space="preserve">. There we arrived at the main problem again. At least these kinds of opinions can be included into our final judgement. Given the fact that we are </w:t>
-      </w:r>
-      <w:r>
-        <w:rPr>
-          <w:rFonts w:ascii="Calibri" w:hAnsi="Calibri" w:eastAsia="Calibri" w:cs="Calibri"/>
-          <w:lang w:val="en-GB"/>
-        </w:rPr>
-        <w:t xml:space="preserve">two people working on the presentation the coordination is rather difficult. Especially the technical planning e.g. working on the same presentation from two different computers and communication of who’s doing what was not easy. In </w:t>
-      </w:r>
-      <w:r>
-        <w:rPr>
-          <w:rFonts w:ascii="Calibri" w:hAnsi="Calibri" w:eastAsia="Calibri" w:cs="Calibri"/>
-          <w:lang w:val="en-GB"/>
-        </w:rPr>
-        <w:t xml:space="preserve">the </w:t>
-      </w:r>
-      <w:r>
-        <w:rPr>
-          <w:rFonts w:ascii="Calibri" w:hAnsi="Calibri" w:eastAsia="Calibri" w:cs="Calibri"/>
-          <w:lang w:val="en-GB"/>
-        </w:rPr>
-        <w:t xml:space="preserve">future we should definitely determine the division </w:t>
-      </w:r>
-      <w:r>
-        <w:rPr>
-          <w:rFonts w:ascii="Calibri" w:hAnsi="Calibri" w:eastAsia="Calibri" w:cs="Calibri"/>
-          <w:lang w:val="en-GB"/>
-        </w:rPr>
-        <w:t xml:space="preserve">of tasks in advance. The search of the most important sources is also something that should happen when both are present.</w:t>
-      </w:r>
-      <w:r>
-        <w:rPr>
-          <w:rFonts w:ascii="Calibri" w:hAnsi="Calibri" w:cs="Calibri"/>
-          <w:highlight w:val="none"/>
-        </w:rPr>
-      </w:r>
-      <w:r>
-        <w:rPr>
-          <w:rFonts w:ascii="Calibri" w:hAnsi="Calibri" w:eastAsia="Calibri" w:cs="Calibri"/>
-          <w:lang w:val="en-GB"/>
-        </w:rPr>
-      </w:r>
-    </w:p>
-    <w:p>
-      <w:pPr>
-        <w:pStyle w:val="1111"/>
-        <w:pBdr/>
-        <w:spacing w:after="0" w:line="358" w:lineRule="auto"/>
-        <w:ind/>
-        <w:rPr>
-          <w:rFonts w:ascii="Calibri" w:hAnsi="Calibri" w:cs="Calibri"/>
-          <w:highlight w:val="none"/>
-        </w:rPr>
-      </w:pPr>
-      <w:r>
-        <w:rPr>
-          <w:rFonts w:ascii="Calibri" w:hAnsi="Calibri" w:eastAsia="Calibri" w:cs="Calibri"/>
-          <w:lang w:val="en-GB"/>
-        </w:rPr>
-      </w:r>
+        </w:rPr>
+      </w:pPr>
       <w:r>
         <w:rPr>
           <w:rFonts w:ascii="Calibri" w:hAnsi="Calibri" w:cs="Calibri"/>
@@ -3041,272 +3195,535 @@
           <w:szCs w:val="22"/>
           <w:highlight w:val="none"/>
         </w:rPr>
-        <w:t xml:space="preserve">Methodology</w:t>
-      </w:r>
-      <w:r>
-        <w:rPr>
-          <w:rFonts w:ascii="Calibri" w:hAnsi="Calibri" w:cs="Calibri"/>
-          <w:highlight w:val="none"/>
-        </w:rPr>
-      </w:r>
-      <w:r>
-        <w:rPr>
-          <w:rFonts w:ascii="Calibri" w:hAnsi="Calibri" w:cs="Calibri"/>
-          <w:highlight w:val="none"/>
-        </w:rPr>
-      </w:r>
-    </w:p>
-    <w:p>
-      <w:pPr>
-        <w:pBdr/>
-        <w:spacing w:line="358" w:lineRule="auto"/>
-        <w:ind/>
-        <w:jc w:val="both"/>
-        <w:rPr>
-          <w:rFonts w:ascii="Calibri" w:hAnsi="Calibri" w:cs="Calibri"/>
-        </w:rPr>
-      </w:pPr>
-      <w:r>
-        <w:rPr>
-          <w:rFonts w:ascii="Calibri" w:hAnsi="Calibri" w:eastAsia="Calibri" w:cs="Calibri"/>
-          <w:lang w:val="en-GB"/>
-        </w:rPr>
-        <w:t xml:space="preserve">Our investigation strategy was mainly the internet and the scientific articles. Its proven to be a very effective way of getting lots of information e.g. from universities on one specific topic. </w:t>
-      </w:r>
-      <w:r>
-        <w:rPr>
-          <w:rFonts w:ascii="Calibri" w:hAnsi="Calibri" w:eastAsia="Calibri" w:cs="Calibri"/>
-          <w:lang w:val="en-GB"/>
-        </w:rPr>
-        <w:t xml:space="preserve">Nevertheless,</w:t>
-      </w:r>
-      <w:r>
-        <w:rPr>
-          <w:rFonts w:ascii="Calibri" w:hAnsi="Calibri" w:eastAsia="Calibri" w:cs="Calibri"/>
-          <w:lang w:val="en-GB"/>
-        </w:rPr>
-        <w:t xml:space="preserve"> it takes more time to gather all the information you need and further you have </w:t>
-      </w:r>
-      <w:r>
-        <w:rPr>
-          <w:rFonts w:ascii="Calibri" w:hAnsi="Calibri" w:eastAsia="Calibri" w:cs="Calibri"/>
-          <w:lang w:val="en-GB"/>
-        </w:rPr>
-        <w:t xml:space="preserve">to decide which sources you want to use finally. There is a broad offer of information we had to filter to fit our subject and again stay rather historical.</w:t>
-      </w:r>
-      <w:r>
-        <w:rPr>
-          <w:rFonts w:ascii="Calibri" w:hAnsi="Calibri" w:cs="Calibri"/>
-        </w:rPr>
-      </w:r>
-      <w:r>
-        <w:rPr>
-          <w:rFonts w:ascii="Calibri" w:hAnsi="Calibri" w:cs="Calibri"/>
-        </w:rPr>
-      </w:r>
-    </w:p>
-    <w:p>
-      <w:pPr>
-        <w:pBdr/>
-        <w:spacing w:line="358" w:lineRule="auto"/>
-        <w:ind/>
-        <w:jc w:val="both"/>
-        <w:rPr>
-          <w:rFonts w:ascii="Calibri" w:hAnsi="Calibri" w:cs="Calibri"/>
-          <w:highlight w:val="none"/>
-        </w:rPr>
-      </w:pPr>
-      <w:r>
-        <w:rPr>
-          <w:rFonts w:ascii="Calibri" w:hAnsi="Calibri" w:eastAsia="Calibri" w:cs="Calibri"/>
-          <w:lang w:val="en-GB"/>
-        </w:rPr>
-        <w:t xml:space="preserve">Since English is our second subject, the evaluation is not only based on historical accuracy of our </w:t>
-      </w:r>
-      <w:r>
-        <w:rPr>
-          <w:rFonts w:ascii="Calibri" w:hAnsi="Calibri" w:eastAsia="Calibri" w:cs="Calibri"/>
-          <w:lang w:val="en-GB"/>
-        </w:rPr>
-        <w:t xml:space="preserve">arguments</w:t>
-      </w:r>
-      <w:r>
-        <w:rPr>
-          <w:rFonts w:ascii="Calibri" w:hAnsi="Calibri" w:eastAsia="Calibri" w:cs="Calibri"/>
-          <w:lang w:val="en-GB"/>
-        </w:rPr>
-        <w:t xml:space="preserve"> but also on linguistic competence. That also means analysing </w:t>
-      </w:r>
-      <w:r>
-        <w:rPr>
-          <w:rFonts w:ascii="Calibri" w:hAnsi="Calibri" w:eastAsia="Calibri" w:cs="Calibri"/>
-          <w:lang w:val="en-GB"/>
-        </w:rPr>
-        <w:t xml:space="preserve">English</w:t>
-      </w:r>
-      <w:r>
-        <w:rPr>
-          <w:rFonts w:ascii="Calibri" w:hAnsi="Calibri" w:eastAsia="Calibri" w:cs="Calibri"/>
-          <w:lang w:val="en-GB"/>
-        </w:rPr>
-        <w:t xml:space="preserve"> written articles and comments. The ability to express complex ideas fluently and precisely in English demonstrates a deeper understanding of the subject matter and strengthens the overall performance.</w:t>
-      </w:r>
-      <w:r>
-        <w:rPr>
-          <w:rFonts w:ascii="Calibri" w:hAnsi="Calibri" w:cs="Calibri"/>
-        </w:rPr>
-      </w:r>
-      <w:r>
-        <w:rPr>
-          <w:rFonts w:ascii="Calibri" w:hAnsi="Calibri" w:cs="Calibri"/>
-          <w:highlight w:val="none"/>
-        </w:rPr>
-      </w:r>
-    </w:p>
-    <w:p>
-      <w:pPr>
-        <w:pStyle w:val="1111"/>
-        <w:pBdr/>
-        <w:spacing w:line="358" w:lineRule="auto"/>
-        <w:ind/>
+        <w:t xml:space="preserve">Reflection on Sources</w:t>
+      </w:r>
+      <w:r>
         <w:rPr>
           <w:rFonts w:ascii="Calibri" w:hAnsi="Calibri" w:cs="Calibri"/>
           <w:sz w:val="22"/>
           <w:szCs w:val="22"/>
         </w:rPr>
-      </w:pPr>
+      </w:r>
       <w:r>
         <w:rPr>
           <w:rFonts w:ascii="Calibri" w:hAnsi="Calibri" w:cs="Calibri"/>
           <w:sz w:val="22"/>
           <w:szCs w:val="22"/>
-          <w:highlight w:val="none"/>
-        </w:rPr>
-        <w:t xml:space="preserve">Reflection on Sources</w:t>
-      </w:r>
-      <w:r>
+        </w:rPr>
+      </w:r>
+    </w:p>
+    <w:p>
+      <w:pPr>
+        <w:pBdr/>
+        <w:spacing w:line="358" w:lineRule="auto"/>
+        <w:ind/>
+        <w:jc w:val="both"/>
         <w:rPr>
           <w:rFonts w:ascii="Calibri" w:hAnsi="Calibri" w:cs="Calibri"/>
+        </w:rPr>
+      </w:pPr>
+      <w:r>
+        <w:rPr>
+          <w:rFonts w:ascii="Calibri" w:hAnsi="Calibri" w:eastAsia="Calibri" w:cs="Calibri"/>
+          <w:lang w:val="en-GB"/>
+        </w:rPr>
+        <w:t xml:space="preserve">A source that was very conclusive </w:t>
+      </w:r>
+      <w:r>
+        <w:rPr>
+          <w:rFonts w:ascii="Calibri" w:hAnsi="Calibri" w:eastAsia="Calibri" w:cs="Calibri"/>
+          <w:lang w:val="en-GB"/>
+        </w:rPr>
+        <w:t xml:space="preserve">was the one from Britannica about the Troubles</w:t>
+      </w:r>
+      <w:r>
+        <w:rPr>
+          <w:rStyle w:val="1137"/>
+          <w:rFonts w:ascii="Calibri" w:hAnsi="Calibri" w:eastAsia="Calibri" w:cs="Calibri"/>
+          <w:lang w:val="en-GB"/>
+        </w:rPr>
+        <w:endnoteReference w:id="9"/>
+      </w:r>
+      <w:r>
+        <w:rPr>
+          <w:rFonts w:ascii="Calibri" w:hAnsi="Calibri" w:eastAsia="Calibri" w:cs="Calibri"/>
+          <w:lang w:val="en-GB"/>
+        </w:rPr>
+        <w:t xml:space="preserve">. It provided a broad overview of the Troubles</w:t>
+      </w:r>
+      <w:r>
+        <w:rPr>
+          <w:rFonts w:ascii="Calibri" w:hAnsi="Calibri" w:eastAsia="Calibri" w:cs="Calibri"/>
+          <w:lang w:val="en-GB"/>
+        </w:rPr>
+        <w:t xml:space="preserve">, being very helpful for </w:t>
+      </w:r>
+      <w:r>
+        <w:rPr>
+          <w:rFonts w:ascii="Calibri" w:hAnsi="Calibri" w:eastAsia="Calibri" w:cs="Calibri"/>
+          <w:lang w:val="en-GB"/>
+        </w:rPr>
+        <w:t xml:space="preserve">presenting</w:t>
+      </w:r>
+      <w:r>
+        <w:rPr>
+          <w:rFonts w:ascii="Calibri" w:hAnsi="Calibri" w:eastAsia="Calibri" w:cs="Calibri"/>
+          <w:lang w:val="en-GB"/>
+        </w:rPr>
+        <w:t xml:space="preserve"> the historical background. </w:t>
+      </w:r>
+      <w:r>
+        <w:rPr>
+          <w:rFonts w:ascii="Calibri" w:hAnsi="Calibri" w:eastAsia="Calibri" w:cs="Calibri"/>
+          <w:lang w:val="en-GB"/>
+        </w:rPr>
+        <w:t xml:space="preserve">It r</w:t>
+      </w:r>
+      <w:r>
+        <w:rPr>
+          <w:rFonts w:ascii="Calibri" w:hAnsi="Calibri" w:eastAsia="Calibri" w:cs="Calibri"/>
+          <w:lang w:val="en-GB"/>
+        </w:rPr>
+        <w:t xml:space="preserve">eaches far back to the origins of it</w:t>
+      </w:r>
+      <w:r>
+        <w:rPr>
+          <w:rFonts w:ascii="Calibri" w:hAnsi="Calibri" w:eastAsia="Calibri" w:cs="Calibri"/>
+          <w:lang w:val="en-GB"/>
+        </w:rPr>
+        <w:t xml:space="preserve">, which allows a more precise view on the actual roots of this conflict. This source also helped with keeping on the historical track. </w:t>
+      </w:r>
+      <w:r>
+        <w:rPr>
+          <w:rFonts w:ascii="Calibri" w:hAnsi="Calibri" w:eastAsia="Calibri" w:cs="Calibri"/>
+          <w:lang w:val="en-GB"/>
+        </w:rPr>
+        <w:t xml:space="preserve">In this manner</w:t>
+      </w:r>
+      <w:r>
+        <w:rPr>
+          <w:rFonts w:ascii="Calibri" w:hAnsi="Calibri" w:eastAsia="Calibri" w:cs="Calibri"/>
+          <w:lang w:val="en-GB"/>
+        </w:rPr>
+        <w:t xml:space="preserve">,</w:t>
+      </w:r>
+      <w:r>
+        <w:rPr>
+          <w:rFonts w:ascii="Calibri" w:hAnsi="Calibri" w:eastAsia="Calibri" w:cs="Calibri"/>
+          <w:lang w:val="en-GB"/>
+        </w:rPr>
+        <w:t xml:space="preserve"> also</w:t>
+      </w:r>
+      <w:r>
+        <w:rPr>
+          <w:rFonts w:ascii="Calibri" w:hAnsi="Calibri" w:eastAsia="Calibri" w:cs="Calibri"/>
+          <w:lang w:val="en-GB"/>
+        </w:rPr>
+        <w:t xml:space="preserve"> </w:t>
+      </w:r>
+      <w:r>
+        <w:rPr>
+          <w:rFonts w:ascii="Calibri" w:hAnsi="Calibri" w:eastAsia="Calibri" w:cs="Calibri"/>
+          <w:lang w:val="en-GB"/>
+        </w:rPr>
+        <w:t xml:space="preserve">the predecessor</w:t>
+      </w:r>
+      <w:r>
+        <w:rPr>
+          <w:rFonts w:ascii="Calibri" w:hAnsi="Calibri" w:eastAsia="Calibri" w:cs="Calibri"/>
+          <w:lang w:val="en-GB"/>
+        </w:rPr>
+        <w:t xml:space="preserve">s get thematised</w:t>
+      </w:r>
+      <w:r>
+        <w:rPr>
+          <w:rFonts w:ascii="Calibri" w:hAnsi="Calibri" w:eastAsia="Calibri" w:cs="Calibri"/>
+          <w:lang w:val="en-GB"/>
+        </w:rPr>
+        <w:t xml:space="preserve"> and why they failed and why the </w:t>
+      </w:r>
+      <w:r>
+        <w:rPr>
+          <w:rFonts w:ascii="Calibri" w:hAnsi="Calibri" w:eastAsia="Calibri" w:cs="Calibri"/>
+          <w:lang w:val="en-GB"/>
+        </w:rPr>
+        <w:t xml:space="preserve">Good Friday A</w:t>
+      </w:r>
+      <w:r>
+        <w:rPr>
+          <w:rFonts w:ascii="Calibri" w:hAnsi="Calibri" w:eastAsia="Calibri" w:cs="Calibri"/>
+          <w:lang w:val="en-GB"/>
+        </w:rPr>
+        <w:t xml:space="preserve">greement</w:t>
+      </w:r>
+      <w:r>
+        <w:rPr>
+          <w:rFonts w:ascii="Calibri" w:hAnsi="Calibri" w:eastAsia="Calibri" w:cs="Calibri"/>
+          <w:lang w:val="en-GB"/>
+        </w:rPr>
+        <w:t xml:space="preserve"> </w:t>
+      </w:r>
+      <w:r>
+        <w:rPr>
+          <w:rFonts w:ascii="Calibri" w:hAnsi="Calibri" w:eastAsia="Calibri" w:cs="Calibri"/>
+          <w:lang w:val="en-GB"/>
+        </w:rPr>
+        <w:t xml:space="preserve">was the document to solve it.</w:t>
+      </w:r>
+      <w:bookmarkStart w:id="0" w:name="_GoBack"/>
+      <w:r>
+        <w:rPr>
+          <w:rFonts w:ascii="Calibri" w:hAnsi="Calibri" w:eastAsia="Calibri" w:cs="Calibri"/>
+        </w:rPr>
+      </w:r>
+      <w:bookmarkEnd w:id="0"/>
+      <w:r>
+        <w:rPr>
+          <w:rFonts w:ascii="Calibri" w:hAnsi="Calibri" w:cs="Calibri"/>
+        </w:rPr>
+      </w:r>
+      <w:r>
+        <w:rPr>
+          <w:rFonts w:ascii="Calibri" w:hAnsi="Calibri" w:cs="Calibri"/>
+        </w:rPr>
+      </w:r>
+    </w:p>
+    <w:p>
+      <w:pPr>
+        <w:pBdr/>
+        <w:spacing w:line="358" w:lineRule="auto"/>
+        <w:ind/>
+        <w:jc w:val="both"/>
+        <w:rPr>
+          <w:rFonts w:ascii="Calibri" w:hAnsi="Calibri" w:cs="Calibri"/>
+        </w:rPr>
+      </w:pPr>
+      <w:r>
+        <w:rPr>
+          <w:rFonts w:ascii="Calibri" w:hAnsi="Calibri" w:eastAsia="Calibri" w:cs="Calibri"/>
+          <w:lang w:val="en-GB"/>
+        </w:rPr>
+        <w:t xml:space="preserve">The Good Friday Agreement</w:t>
+      </w:r>
+      <w:r>
+        <w:rPr>
+          <w:rFonts w:ascii="Calibri" w:hAnsi="Calibri" w:eastAsia="Calibri" w:cs="Calibri"/>
+          <w:vertAlign w:val="superscript"/>
+          <w:lang w:val="en-GB"/>
+        </w:rPr>
+        <w:t xml:space="preserve">5</w:t>
+      </w:r>
+      <w:r>
+        <w:rPr>
+          <w:rFonts w:ascii="Calibri" w:hAnsi="Calibri" w:eastAsia="Calibri" w:cs="Calibri"/>
+          <w:lang w:val="en-GB"/>
+        </w:rPr>
+        <w:t xml:space="preserve"> represents</w:t>
+      </w:r>
+      <w:r>
+        <w:rPr>
+          <w:rFonts w:ascii="Calibri" w:hAnsi="Calibri" w:eastAsia="Calibri" w:cs="Calibri"/>
+          <w:lang w:val="en-GB"/>
+        </w:rPr>
+        <w:t xml:space="preserve"> </w:t>
+      </w:r>
+      <w:r>
+        <w:rPr>
+          <w:rFonts w:ascii="Calibri" w:hAnsi="Calibri" w:eastAsia="Calibri" w:cs="Calibri"/>
+          <w:lang w:val="en-GB"/>
+        </w:rPr>
+        <w:t xml:space="preserve">the official ending of the Troubles. Therefore, it is our </w:t>
+      </w:r>
+      <w:r>
+        <w:rPr>
+          <w:rFonts w:ascii="Calibri" w:hAnsi="Calibri" w:eastAsia="Calibri" w:cs="Calibri"/>
+          <w:lang w:val="en-GB"/>
+        </w:rPr>
+        <w:t xml:space="preserve">central, primary source in our investigation</w:t>
+      </w:r>
+      <w:r>
+        <w:rPr>
+          <w:rFonts w:ascii="Calibri" w:hAnsi="Calibri" w:eastAsia="Calibri" w:cs="Calibri"/>
+          <w:lang w:val="en-GB"/>
+        </w:rPr>
+        <w:t xml:space="preserve">, </w:t>
+      </w:r>
+      <w:r>
+        <w:rPr>
+          <w:rFonts w:ascii="Calibri" w:hAnsi="Calibri" w:eastAsia="Calibri" w:cs="Calibri"/>
+          <w:lang w:val="en-GB"/>
+        </w:rPr>
+        <w:t xml:space="preserve">contain</w:t>
+      </w:r>
+      <w:r>
+        <w:rPr>
+          <w:rFonts w:ascii="Calibri" w:hAnsi="Calibri" w:eastAsia="Calibri" w:cs="Calibri"/>
+          <w:lang w:val="en-GB"/>
+        </w:rPr>
+        <w:t xml:space="preserve">ing</w:t>
+      </w:r>
+      <w:r>
+        <w:rPr>
+          <w:rFonts w:ascii="Calibri" w:hAnsi="Calibri" w:eastAsia="Calibri" w:cs="Calibri"/>
+          <w:lang w:val="en-GB"/>
+        </w:rPr>
+        <w:t xml:space="preserve"> all the </w:t>
+      </w:r>
+      <w:r>
+        <w:rPr>
+          <w:rFonts w:ascii="Calibri" w:hAnsi="Calibri" w:eastAsia="Calibri" w:cs="Calibri"/>
+          <w:lang w:val="en-GB"/>
+        </w:rPr>
+        <w:t xml:space="preserve">important </w:t>
+      </w:r>
+      <w:r>
+        <w:rPr>
+          <w:rFonts w:ascii="Calibri" w:hAnsi="Calibri" w:eastAsia="Calibri" w:cs="Calibri"/>
+          <w:lang w:val="en-GB"/>
+        </w:rPr>
+        <w:t xml:space="preserve">information about </w:t>
+      </w:r>
+      <w:r>
+        <w:rPr>
+          <w:rFonts w:ascii="Calibri" w:hAnsi="Calibri" w:eastAsia="Calibri" w:cs="Calibri"/>
+          <w:lang w:val="en-GB"/>
+        </w:rPr>
+        <w:t xml:space="preserve">the causes of the </w:t>
+      </w:r>
+      <w:r>
+        <w:rPr>
+          <w:rFonts w:ascii="Calibri" w:hAnsi="Calibri" w:eastAsia="Calibri" w:cs="Calibri"/>
+          <w:lang w:val="en-GB"/>
+        </w:rPr>
+        <w:t xml:space="preserve">Northern Ireland conflict and the addressing of its core problems.</w:t>
+      </w:r>
+      <w:r>
+        <w:rPr>
+          <w:rFonts w:ascii="Calibri" w:hAnsi="Calibri" w:cs="Calibri"/>
+        </w:rPr>
+      </w:r>
+      <w:r>
+        <w:rPr>
+          <w:rFonts w:ascii="Calibri" w:hAnsi="Calibri" w:cs="Calibri"/>
+        </w:rPr>
+      </w:r>
+    </w:p>
+    <w:p>
+      <w:pPr>
+        <w:pBdr/>
+        <w:spacing w:line="358" w:lineRule="auto"/>
+        <w:ind/>
+        <w:jc w:val="both"/>
+        <w:rPr>
+          <w:rFonts w:ascii="Calibri" w:hAnsi="Calibri" w:cs="Calibri"/>
+        </w:rPr>
+      </w:pPr>
+      <w:r>
+        <w:rPr>
+          <w:rFonts w:ascii="Calibri" w:hAnsi="Calibri" w:eastAsia="Calibri" w:cs="Calibri"/>
+          <w:lang w:val="en-GB"/>
+        </w:rPr>
+        <w:t xml:space="preserve">A disappointing source was the article about the Northern Ireland peace process</w:t>
+      </w:r>
+      <w:r>
+        <w:rPr>
+          <w:rStyle w:val="1137"/>
+          <w:rFonts w:ascii="Calibri" w:hAnsi="Calibri" w:eastAsia="Calibri" w:cs="Calibri"/>
+          <w:lang w:val="en-GB"/>
+        </w:rPr>
+        <w:endnoteReference w:id="10"/>
+      </w:r>
+      <w:r>
+        <w:rPr>
+          <w:rFonts w:ascii="Calibri" w:hAnsi="Calibri" w:eastAsia="Calibri" w:cs="Calibri"/>
+          <w:lang w:val="en-GB"/>
+        </w:rPr>
+        <w:t xml:space="preserve">. </w:t>
+      </w:r>
+      <w:r>
+        <w:rPr>
+          <w:rFonts w:ascii="Calibri" w:hAnsi="Calibri" w:eastAsia="Calibri" w:cs="Calibri"/>
+          <w:lang w:val="en-GB"/>
+        </w:rPr>
+        <w:t xml:space="preserve">The title promised us an explanation of how the violence of Troubles w</w:t>
+      </w:r>
+      <w:r>
+        <w:rPr>
+          <w:rFonts w:ascii="Calibri" w:hAnsi="Calibri" w:eastAsia="Calibri" w:cs="Calibri"/>
+          <w:lang w:val="en-GB"/>
+        </w:rPr>
+        <w:t xml:space="preserve">as solved in a targeted manner and</w:t>
+      </w:r>
+      <w:r>
+        <w:rPr>
+          <w:rFonts w:ascii="Calibri" w:hAnsi="Calibri" w:eastAsia="Calibri" w:cs="Calibri"/>
+          <w:lang w:val="en-GB"/>
+        </w:rPr>
+        <w:t xml:space="preserve"> how the political actors like the British- and Irish government fought together against one enemy, the terrorism even though they had opposing opinions</w:t>
+      </w:r>
+      <w:r>
+        <w:rPr>
+          <w:rFonts w:ascii="Calibri" w:hAnsi="Calibri" w:eastAsia="Calibri" w:cs="Calibri"/>
+          <w:lang w:val="en-GB"/>
+        </w:rPr>
+        <w:t xml:space="preserve">. However, the scientific article is mainly focusing on ty</w:t>
+      </w:r>
+      <w:r>
+        <w:rPr>
+          <w:rFonts w:ascii="Calibri" w:hAnsi="Calibri" w:eastAsia="Calibri" w:cs="Calibri"/>
+          <w:lang w:val="en-GB"/>
+        </w:rPr>
+        <w:t xml:space="preserve">pes of anti-terror-approaches and how the UK’s approaches in Northern Ireland were contradictory to those against the 11 September 2001 attacks. In the end, it didn’t help to further understand the agreements attempts to stop the aggression of the Troubles</w:t>
+      </w:r>
+      <w:r>
+        <w:rPr>
+          <w:rFonts w:ascii="Calibri" w:hAnsi="Calibri" w:eastAsia="Calibri" w:cs="Calibri"/>
+          <w:lang w:val="en-GB"/>
+        </w:rPr>
+        <w:t xml:space="preserve">.</w:t>
+      </w:r>
+      <w:r>
+        <w:rPr>
+          <w:rFonts w:ascii="Calibri" w:hAnsi="Calibri" w:cs="Calibri"/>
+        </w:rPr>
+      </w:r>
+      <w:r>
+        <w:rPr>
+          <w:rFonts w:ascii="Calibri" w:hAnsi="Calibri" w:cs="Calibri"/>
+        </w:rPr>
+      </w:r>
+    </w:p>
+    <w:p>
+      <w:pPr>
+        <w:pBdr/>
+        <w:spacing w:line="358" w:lineRule="auto"/>
+        <w:ind/>
+        <w:jc w:val="both"/>
+        <w:rPr>
+          <w:rFonts w:ascii="Calibri" w:hAnsi="Calibri" w:eastAsia="Calibri" w:cs="Calibri"/>
           <w:sz w:val="22"/>
           <w:szCs w:val="22"/>
           <w:highlight w:val="none"/>
         </w:rPr>
-      </w:r>
-      <w:r>
-        <w:rPr>
-          <w:rFonts w:ascii="Calibri" w:hAnsi="Calibri" w:cs="Calibri"/>
-          <w:sz w:val="22"/>
-          <w:szCs w:val="22"/>
-        </w:rPr>
-      </w:r>
-    </w:p>
-    <w:p>
-      <w:pPr>
-        <w:pBdr/>
-        <w:spacing w:line="358" w:lineRule="auto"/>
-        <w:ind/>
-        <w:jc w:val="both"/>
-        <w:rPr>
-          <w:rFonts w:ascii="Calibri" w:hAnsi="Calibri" w:cs="Calibri"/>
-        </w:rPr>
       </w:pPr>
       <w:r>
         <w:rPr>
           <w:rFonts w:ascii="Calibri" w:hAnsi="Calibri" w:eastAsia="Calibri" w:cs="Calibri"/>
           <w:lang w:val="en-GB"/>
         </w:rPr>
-        <w:t xml:space="preserve">A source that was very conclusive </w:t>
+        <w:t xml:space="preserve">Another very helpful source was one that provides different perspectives on the </w:t>
       </w:r>
       <w:r>
         <w:rPr>
           <w:rFonts w:ascii="Calibri" w:hAnsi="Calibri" w:eastAsia="Calibri" w:cs="Calibri"/>
           <w:lang w:val="en-GB"/>
         </w:rPr>
-        <w:t xml:space="preserve">was the one from Britannica about the Troubles</w:t>
-      </w:r>
-      <w:r>
-        <w:rPr>
-          <w:rStyle w:val="1134"/>
+        <w:t xml:space="preserve">Good Friday A</w:t>
+      </w:r>
+      <w:r>
+        <w:rPr>
           <w:rFonts w:ascii="Calibri" w:hAnsi="Calibri" w:eastAsia="Calibri" w:cs="Calibri"/>
           <w:lang w:val="en-GB"/>
         </w:rPr>
-        <w:endnoteReference w:id="9"/>
-      </w:r>
-      <w:r>
-        <w:rPr>
+        <w:t xml:space="preserve">greement</w:t>
+      </w:r>
+      <w:r>
+        <w:rPr>
+          <w:rStyle w:val="1137"/>
           <w:rFonts w:ascii="Calibri" w:hAnsi="Calibri" w:eastAsia="Calibri" w:cs="Calibri"/>
           <w:lang w:val="en-GB"/>
         </w:rPr>
-        <w:t xml:space="preserve">. It provided a broad overview of the Troubles</w:t>
+        <w:endnoteReference w:id="11"/>
       </w:r>
       <w:r>
         <w:rPr>
           <w:rFonts w:ascii="Calibri" w:hAnsi="Calibri" w:eastAsia="Calibri" w:cs="Calibri"/>
           <w:lang w:val="en-GB"/>
         </w:rPr>
-        <w:t xml:space="preserve">, being very helpful for </w:t>
+        <w:t xml:space="preserve">. </w:t>
       </w:r>
       <w:r>
         <w:rPr>
           <w:rFonts w:ascii="Calibri" w:hAnsi="Calibri" w:eastAsia="Calibri" w:cs="Calibri"/>
           <w:lang w:val="en-GB"/>
         </w:rPr>
-        <w:t xml:space="preserve">presenting</w:t>
+        <w:t xml:space="preserve">Firstly,</w:t>
       </w:r>
       <w:r>
         <w:rPr>
           <w:rFonts w:ascii="Calibri" w:hAnsi="Calibri" w:eastAsia="Calibri" w:cs="Calibri"/>
           <w:lang w:val="en-GB"/>
         </w:rPr>
-        <w:t xml:space="preserve"> the historical background. </w:t>
+        <w:t xml:space="preserve"> this source was great for getting another overview of the agreement and its implementation. It provide</w:t>
       </w:r>
       <w:r>
         <w:rPr>
           <w:rFonts w:ascii="Calibri" w:hAnsi="Calibri" w:eastAsia="Calibri" w:cs="Calibri"/>
           <w:lang w:val="en-GB"/>
         </w:rPr>
-        <w:t xml:space="preserve">It r</w:t>
+        <w:t xml:space="preserve">s</w:t>
       </w:r>
       <w:r>
         <w:rPr>
           <w:rFonts w:ascii="Calibri" w:hAnsi="Calibri" w:eastAsia="Calibri" w:cs="Calibri"/>
           <w:lang w:val="en-GB"/>
         </w:rPr>
-        <w:t xml:space="preserve">eaches far back to the origins of it</w:t>
+        <w:t xml:space="preserve"> </w:t>
       </w:r>
       <w:r>
         <w:rPr>
           <w:rFonts w:ascii="Calibri" w:hAnsi="Calibri" w:eastAsia="Calibri" w:cs="Calibri"/>
           <w:lang w:val="en-GB"/>
         </w:rPr>
-        <w:t xml:space="preserve">, which allows a more precise view on the actual roots of this conflict. This source also helped with keeping on the historical track. </w:t>
+        <w:t xml:space="preserve">information on key parties that </w:t>
       </w:r>
       <w:r>
         <w:rPr>
           <w:rFonts w:ascii="Calibri" w:hAnsi="Calibri" w:eastAsia="Calibri" w:cs="Calibri"/>
           <w:lang w:val="en-GB"/>
         </w:rPr>
-        <w:t xml:space="preserve">In this manner</w:t>
+        <w:t xml:space="preserve">were</w:t>
       </w:r>
       <w:r>
         <w:rPr>
           <w:rFonts w:ascii="Calibri" w:hAnsi="Calibri" w:eastAsia="Calibri" w:cs="Calibri"/>
           <w:lang w:val="en-GB"/>
         </w:rPr>
-        <w:t xml:space="preserve">,</w:t>
+        <w:t xml:space="preserve"> designing the agreement and</w:t>
       </w:r>
       <w:r>
         <w:rPr>
           <w:rFonts w:ascii="Calibri" w:hAnsi="Calibri" w:eastAsia="Calibri" w:cs="Calibri"/>
           <w:lang w:val="en-GB"/>
         </w:rPr>
-        <w:t xml:space="preserve"> also</w:t>
+        <w:t xml:space="preserve"> </w:t>
       </w:r>
       <w:r>
         <w:rPr>
           <w:rFonts w:ascii="Calibri" w:hAnsi="Calibri" w:eastAsia="Calibri" w:cs="Calibri"/>
           <w:lang w:val="en-GB"/>
         </w:rPr>
+        <w:t xml:space="preserve">it presents major achievements and problems the </w:t>
+      </w:r>
+      <w:r>
+        <w:rPr>
+          <w:rFonts w:ascii="Calibri" w:hAnsi="Calibri" w:eastAsia="Calibri" w:cs="Calibri"/>
+          <w:lang w:val="en-GB"/>
+        </w:rPr>
+        <w:t xml:space="preserve">Good Friday A</w:t>
+      </w:r>
+      <w:r>
+        <w:rPr>
+          <w:rFonts w:ascii="Calibri" w:hAnsi="Calibri" w:eastAsia="Calibri" w:cs="Calibri"/>
+          <w:lang w:val="en-GB"/>
+        </w:rPr>
+        <w:t xml:space="preserve">greement</w:t>
+      </w:r>
+      <w:r>
+        <w:rPr>
+          <w:rFonts w:ascii="Calibri" w:hAnsi="Calibri" w:eastAsia="Calibri" w:cs="Calibri"/>
+          <w:lang w:val="en-GB"/>
+        </w:rPr>
         <w:t xml:space="preserve"> </w:t>
       </w:r>
       <w:r>
@@ -3314,586 +3731,105 @@
           <w:rFonts w:ascii="Calibri" w:hAnsi="Calibri" w:eastAsia="Calibri" w:cs="Calibri"/>
           <w:lang w:val="en-GB"/>
         </w:rPr>
-        <w:t xml:space="preserve">the predecessor</w:t>
+        <w:t xml:space="preserve">faced which can be helpful to draw a conclusion</w:t>
       </w:r>
       <w:r>
         <w:rPr>
           <w:rFonts w:ascii="Calibri" w:hAnsi="Calibri" w:eastAsia="Calibri" w:cs="Calibri"/>
           <w:lang w:val="en-GB"/>
         </w:rPr>
-        <w:t xml:space="preserve">s get thematised</w:t>
+        <w:t xml:space="preserve">.</w:t>
       </w:r>
       <w:r>
         <w:rPr>
           <w:rFonts w:ascii="Calibri" w:hAnsi="Calibri" w:eastAsia="Calibri" w:cs="Calibri"/>
           <w:lang w:val="en-GB"/>
         </w:rPr>
-        <w:t xml:space="preserve"> and why they failed and why the </w:t>
+        <w:t xml:space="preserve"> Secondly, f</w:t>
       </w:r>
       <w:r>
         <w:rPr>
           <w:rFonts w:ascii="Calibri" w:hAnsi="Calibri" w:eastAsia="Calibri" w:cs="Calibri"/>
           <w:lang w:val="en-GB"/>
         </w:rPr>
-        <w:t xml:space="preserve">Good Friday A</w:t>
+        <w:t xml:space="preserve">or a </w:t>
       </w:r>
       <w:r>
         <w:rPr>
           <w:rFonts w:ascii="Calibri" w:hAnsi="Calibri" w:eastAsia="Calibri" w:cs="Calibri"/>
           <w:lang w:val="en-GB"/>
         </w:rPr>
-        <w:t xml:space="preserve">greement</w:t>
+        <w:t xml:space="preserve">balanced judgement multifaceted opinions</w:t>
       </w:r>
       <w:r>
         <w:rPr>
           <w:rFonts w:ascii="Calibri" w:hAnsi="Calibri" w:eastAsia="Calibri" w:cs="Calibri"/>
           <w:lang w:val="en-GB"/>
         </w:rPr>
-        <w:t xml:space="preserve"> </w:t>
+        <w:t xml:space="preserve"> are necessary</w:t>
       </w:r>
       <w:r>
         <w:rPr>
           <w:rFonts w:ascii="Calibri" w:hAnsi="Calibri" w:eastAsia="Calibri" w:cs="Calibri"/>
           <w:lang w:val="en-GB"/>
         </w:rPr>
-        <w:t xml:space="preserve">was the document to solve it.</w:t>
-      </w:r>
-      <w:bookmarkStart w:id="0" w:name="_GoBack"/>
-      <w:r>
-        <w:rPr>
-          <w:rFonts w:ascii="Calibri" w:hAnsi="Calibri" w:eastAsia="Calibri" w:cs="Calibri"/>
-        </w:rPr>
-      </w:r>
-      <w:bookmarkEnd w:id="0"/>
-      <w:r>
-        <w:rPr>
-          <w:rFonts w:ascii="Calibri" w:hAnsi="Calibri" w:cs="Calibri"/>
-        </w:rPr>
-      </w:r>
-      <w:r>
-        <w:rPr>
-          <w:rFonts w:ascii="Calibri" w:hAnsi="Calibri" w:cs="Calibri"/>
-        </w:rPr>
-      </w:r>
-    </w:p>
-    <w:p>
-      <w:pPr>
-        <w:pBdr/>
-        <w:spacing w:line="358" w:lineRule="auto"/>
-        <w:ind/>
-        <w:jc w:val="both"/>
-        <w:rPr>
-          <w:rFonts w:ascii="Calibri" w:hAnsi="Calibri" w:cs="Calibri"/>
-        </w:rPr>
-      </w:pPr>
+        <w:t xml:space="preserve">. This source delivers </w:t>
+      </w:r>
       <w:r>
         <w:rPr>
           <w:rFonts w:ascii="Calibri" w:hAnsi="Calibri" w:eastAsia="Calibri" w:cs="Calibri"/>
           <w:lang w:val="en-GB"/>
         </w:rPr>
-        <w:t xml:space="preserve">The Good Friday Agreement</w:t>
-      </w:r>
-      <w:r>
-        <w:rPr>
-          <w:rFonts w:ascii="Calibri" w:hAnsi="Calibri" w:eastAsia="Calibri" w:cs="Calibri"/>
-          <w:vertAlign w:val="superscript"/>
+        <w:t xml:space="preserve">many perspectives from different times, </w:t>
+      </w:r>
+      <w:r>
+        <w:rPr>
+          <w:rFonts w:ascii="Calibri" w:hAnsi="Calibri" w:eastAsia="Calibri" w:cs="Calibri"/>
           <w:lang w:val="en-GB"/>
         </w:rPr>
-        <w:t xml:space="preserve">5</w:t>
+        <w:t xml:space="preserve">looking </w:t>
       </w:r>
       <w:r>
         <w:rPr>
           <w:rFonts w:ascii="Calibri" w:hAnsi="Calibri" w:eastAsia="Calibri" w:cs="Calibri"/>
           <w:lang w:val="en-GB"/>
         </w:rPr>
-        <w:t xml:space="preserve"> represents</w:t>
+        <w:t xml:space="preserve">back on </w:t>
       </w:r>
       <w:r>
         <w:rPr>
           <w:rFonts w:ascii="Calibri" w:hAnsi="Calibri" w:eastAsia="Calibri" w:cs="Calibri"/>
           <w:lang w:val="en-GB"/>
         </w:rPr>
-        <w:t xml:space="preserve"> </w:t>
+        <w:t xml:space="preserve">the Good Friday Agreement</w:t>
       </w:r>
       <w:r>
         <w:rPr>
           <w:rFonts w:ascii="Calibri" w:hAnsi="Calibri" w:eastAsia="Calibri" w:cs="Calibri"/>
           <w:lang w:val="en-GB"/>
         </w:rPr>
-        <w:t xml:space="preserve">the official ending of the Troubles. Therefore, it is our </w:t>
+        <w:t xml:space="preserve"> and at th</w:t>
       </w:r>
       <w:r>
         <w:rPr>
           <w:rFonts w:ascii="Calibri" w:hAnsi="Calibri" w:eastAsia="Calibri" w:cs="Calibri"/>
           <w:lang w:val="en-GB"/>
         </w:rPr>
-        <w:t xml:space="preserve">central, primary source in our investigation</w:t>
+        <w:t xml:space="preserve">e</w:t>
       </w:r>
       <w:r>
         <w:rPr>
           <w:rFonts w:ascii="Calibri" w:hAnsi="Calibri" w:eastAsia="Calibri" w:cs="Calibri"/>
           <w:lang w:val="en-GB"/>
         </w:rPr>
-        <w:t xml:space="preserve">, </w:t>
+        <w:t xml:space="preserve"> time</w:t>
       </w:r>
       <w:r>
         <w:rPr>
           <w:rFonts w:ascii="Calibri" w:hAnsi="Calibri" w:eastAsia="Calibri" w:cs="Calibri"/>
           <w:lang w:val="en-GB"/>
         </w:rPr>
-        <w:t xml:space="preserve">contain</w:t>
-      </w:r>
-      <w:r>
-        <w:rPr>
-          <w:rFonts w:ascii="Calibri" w:hAnsi="Calibri" w:eastAsia="Calibri" w:cs="Calibri"/>
-          <w:lang w:val="en-GB"/>
-        </w:rPr>
-        <w:t xml:space="preserve">ing</w:t>
-      </w:r>
-      <w:r>
-        <w:rPr>
-          <w:rFonts w:ascii="Calibri" w:hAnsi="Calibri" w:eastAsia="Calibri" w:cs="Calibri"/>
-          <w:lang w:val="en-GB"/>
-        </w:rPr>
-        <w:t xml:space="preserve"> all the </w:t>
-      </w:r>
-      <w:r>
-        <w:rPr>
-          <w:rFonts w:ascii="Calibri" w:hAnsi="Calibri" w:eastAsia="Calibri" w:cs="Calibri"/>
-          <w:lang w:val="en-GB"/>
-        </w:rPr>
-        <w:t xml:space="preserve">important </w:t>
-      </w:r>
-      <w:r>
-        <w:rPr>
-          <w:rFonts w:ascii="Calibri" w:hAnsi="Calibri" w:eastAsia="Calibri" w:cs="Calibri"/>
-          <w:lang w:val="en-GB"/>
-        </w:rPr>
-        <w:t xml:space="preserve">information about </w:t>
-      </w:r>
-      <w:r>
-        <w:rPr>
-          <w:rFonts w:ascii="Calibri" w:hAnsi="Calibri" w:eastAsia="Calibri" w:cs="Calibri"/>
-          <w:lang w:val="en-GB"/>
-        </w:rPr>
-        <w:t xml:space="preserve">the causes of the </w:t>
-      </w:r>
-      <w:r>
-        <w:rPr>
-          <w:rFonts w:ascii="Calibri" w:hAnsi="Calibri" w:eastAsia="Calibri" w:cs="Calibri"/>
-          <w:lang w:val="en-GB"/>
-        </w:rPr>
-        <w:t xml:space="preserve">Northern Ireland conflict and the addressing of its core problems.</w:t>
-      </w:r>
-      <w:r>
-        <w:rPr>
-          <w:rFonts w:ascii="Calibri" w:hAnsi="Calibri" w:cs="Calibri"/>
-        </w:rPr>
-      </w:r>
-      <w:r>
-        <w:rPr>
-          <w:rFonts w:ascii="Calibri" w:hAnsi="Calibri" w:cs="Calibri"/>
-        </w:rPr>
-      </w:r>
-    </w:p>
-    <w:p>
-      <w:pPr>
-        <w:pBdr/>
-        <w:spacing w:line="358" w:lineRule="auto"/>
-        <w:ind/>
-        <w:jc w:val="both"/>
-        <w:rPr>
-          <w:rFonts w:ascii="Calibri" w:hAnsi="Calibri" w:cs="Calibri"/>
-        </w:rPr>
-      </w:pPr>
-      <w:r>
-        <w:rPr>
-          <w:rFonts w:ascii="Calibri" w:hAnsi="Calibri" w:eastAsia="Calibri" w:cs="Calibri"/>
-          <w:lang w:val="en-GB"/>
-        </w:rPr>
-        <w:t xml:space="preserve">A disappointing source was the article about the Northern Ireland peace process</w:t>
-      </w:r>
-      <w:r>
-        <w:rPr>
-          <w:rStyle w:val="1134"/>
-          <w:rFonts w:ascii="Calibri" w:hAnsi="Calibri" w:eastAsia="Calibri" w:cs="Calibri"/>
-          <w:lang w:val="en-GB"/>
-        </w:rPr>
-        <w:endnoteReference w:id="10"/>
-      </w:r>
-      <w:r>
-        <w:rPr>
-          <w:rFonts w:ascii="Calibri" w:hAnsi="Calibri" w:eastAsia="Calibri" w:cs="Calibri"/>
-          <w:lang w:val="en-GB"/>
-        </w:rPr>
-        <w:t xml:space="preserve">. </w:t>
-      </w:r>
-      <w:r>
-        <w:rPr>
-          <w:rFonts w:ascii="Calibri" w:hAnsi="Calibri" w:eastAsia="Calibri" w:cs="Calibri"/>
-          <w:lang w:val="en-GB"/>
-        </w:rPr>
-        <w:t xml:space="preserve">The title promised us an explanation of how the violence of Troubles w</w:t>
-      </w:r>
-      <w:r>
-        <w:rPr>
-          <w:rFonts w:ascii="Calibri" w:hAnsi="Calibri" w:eastAsia="Calibri" w:cs="Calibri"/>
-          <w:lang w:val="en-GB"/>
-        </w:rPr>
-        <w:t xml:space="preserve">as solved in a targeted manner and</w:t>
-      </w:r>
-      <w:r>
-        <w:rPr>
-          <w:rFonts w:ascii="Calibri" w:hAnsi="Calibri" w:eastAsia="Calibri" w:cs="Calibri"/>
-          <w:lang w:val="en-GB"/>
-        </w:rPr>
-        <w:t xml:space="preserve"> how the political actors like the British- and Irish government fought together against one enemy, the terrorism even though they had opposing opinions</w:t>
-      </w:r>
-      <w:r>
-        <w:rPr>
-          <w:rFonts w:ascii="Calibri" w:hAnsi="Calibri" w:eastAsia="Calibri" w:cs="Calibri"/>
-          <w:lang w:val="en-GB"/>
-        </w:rPr>
-        <w:t xml:space="preserve">. However, the scientific article is mainly focusing on ty</w:t>
-      </w:r>
-      <w:r>
-        <w:rPr>
-          <w:rFonts w:ascii="Calibri" w:hAnsi="Calibri" w:eastAsia="Calibri" w:cs="Calibri"/>
-          <w:lang w:val="en-GB"/>
-        </w:rPr>
-        <w:t xml:space="preserve">pes of anti-terror-approaches and how the UK’s approaches in Northern Ireland were contradictory to those against the 11 September 2001 attacks. In the end, it didn’t help to further understand the agreements attempts to stop the aggression of the Troubles</w:t>
-      </w:r>
-      <w:r>
-        <w:rPr>
-          <w:rFonts w:ascii="Calibri" w:hAnsi="Calibri" w:eastAsia="Calibri" w:cs="Calibri"/>
-          <w:lang w:val="en-GB"/>
-        </w:rPr>
-        <w:t xml:space="preserve">.</w:t>
-      </w:r>
-      <w:r>
-        <w:rPr>
-          <w:rFonts w:ascii="Calibri" w:hAnsi="Calibri" w:cs="Calibri"/>
-        </w:rPr>
-      </w:r>
-      <w:r>
-        <w:rPr>
-          <w:rFonts w:ascii="Calibri" w:hAnsi="Calibri" w:cs="Calibri"/>
-        </w:rPr>
-      </w:r>
-    </w:p>
-    <w:p>
-      <w:pPr>
-        <w:pBdr/>
-        <w:spacing w:line="358" w:lineRule="auto"/>
-        <w:ind/>
-        <w:jc w:val="both"/>
-        <w:rPr>
-          <w:rFonts w:ascii="Calibri" w:hAnsi="Calibri" w:eastAsia="Calibri" w:cs="Calibri"/>
-          <w:sz w:val="22"/>
-          <w:szCs w:val="22"/>
-          <w:highlight w:val="none"/>
-        </w:rPr>
-      </w:pPr>
-      <w:r>
-        <w:rPr>
-          <w:rFonts w:ascii="Calibri" w:hAnsi="Calibri" w:eastAsia="Calibri" w:cs="Calibri"/>
-          <w:lang w:val="en-GB"/>
-        </w:rPr>
-        <w:t xml:space="preserve">Another very helpful source was one that provides different perspectives on the </w:t>
-      </w:r>
-      <w:r>
-        <w:rPr>
-          <w:rFonts w:ascii="Calibri" w:hAnsi="Calibri" w:eastAsia="Calibri" w:cs="Calibri"/>
-          <w:lang w:val="en-GB"/>
-        </w:rPr>
-        <w:t xml:space="preserve">Good Friday A</w:t>
-      </w:r>
-      <w:r>
-        <w:rPr>
-          <w:rFonts w:ascii="Calibri" w:hAnsi="Calibri" w:eastAsia="Calibri" w:cs="Calibri"/>
-          <w:lang w:val="en-GB"/>
-        </w:rPr>
-        <w:t xml:space="preserve">greement</w:t>
-      </w:r>
-      <w:r>
-        <w:rPr>
-          <w:rStyle w:val="1134"/>
-          <w:rFonts w:ascii="Calibri" w:hAnsi="Calibri" w:eastAsia="Calibri" w:cs="Calibri"/>
-          <w:lang w:val="en-GB"/>
-        </w:rPr>
-        <w:endnoteReference w:id="11"/>
-      </w:r>
-      <w:r>
-        <w:rPr>
-          <w:rFonts w:ascii="Calibri" w:hAnsi="Calibri" w:eastAsia="Calibri" w:cs="Calibri"/>
-          <w:lang w:val="en-GB"/>
-        </w:rPr>
-        <w:t xml:space="preserve">. </w:t>
-      </w:r>
-      <w:r>
-        <w:rPr>
-          <w:rFonts w:ascii="Calibri" w:hAnsi="Calibri" w:eastAsia="Calibri" w:cs="Calibri"/>
-          <w:lang w:val="en-GB"/>
-        </w:rPr>
-        <w:t xml:space="preserve">Firstly,</w:t>
-      </w:r>
-      <w:r>
-        <w:rPr>
-          <w:rFonts w:ascii="Calibri" w:hAnsi="Calibri" w:eastAsia="Calibri" w:cs="Calibri"/>
-          <w:lang w:val="en-GB"/>
-        </w:rPr>
-        <w:t xml:space="preserve"> this source was great for getting another overview of the agreement and its implementation. It provide</w:t>
-      </w:r>
-      <w:r>
-        <w:rPr>
-          <w:rFonts w:ascii="Calibri" w:hAnsi="Calibri" w:eastAsia="Calibri" w:cs="Calibri"/>
-          <w:lang w:val="en-GB"/>
-        </w:rPr>
-        <w:t xml:space="preserve">s</w:t>
-      </w:r>
-      <w:r>
-        <w:rPr>
-          <w:rFonts w:ascii="Calibri" w:hAnsi="Calibri" w:eastAsia="Calibri" w:cs="Calibri"/>
-          <w:lang w:val="en-GB"/>
-        </w:rPr>
-        <w:t xml:space="preserve"> </w:t>
-      </w:r>
-      <w:r>
-        <w:rPr>
-          <w:rFonts w:ascii="Calibri" w:hAnsi="Calibri" w:eastAsia="Calibri" w:cs="Calibri"/>
-          <w:lang w:val="en-GB"/>
-        </w:rPr>
-        <w:t xml:space="preserve">information on key parties that </w:t>
-      </w:r>
-      <w:r>
-        <w:rPr>
-          <w:rFonts w:ascii="Calibri" w:hAnsi="Calibri" w:eastAsia="Calibri" w:cs="Calibri"/>
-          <w:lang w:val="en-GB"/>
-        </w:rPr>
-        <w:t xml:space="preserve">were</w:t>
-      </w:r>
-      <w:r>
-        <w:rPr>
-          <w:rFonts w:ascii="Calibri" w:hAnsi="Calibri" w:eastAsia="Calibri" w:cs="Calibri"/>
-          <w:lang w:val="en-GB"/>
-        </w:rPr>
-        <w:t xml:space="preserve"> designing the agreement and</w:t>
-      </w:r>
-      <w:r>
-        <w:rPr>
-          <w:rFonts w:ascii="Calibri" w:hAnsi="Calibri" w:eastAsia="Calibri" w:cs="Calibri"/>
-          <w:lang w:val="en-GB"/>
-        </w:rPr>
-        <w:t xml:space="preserve"> </w:t>
-      </w:r>
-      <w:r>
-        <w:rPr>
-          <w:rFonts w:ascii="Calibri" w:hAnsi="Calibri" w:eastAsia="Calibri" w:cs="Calibri"/>
-          <w:lang w:val="en-GB"/>
-        </w:rPr>
-        <w:t xml:space="preserve">it presents major achievements and problems the </w:t>
-      </w:r>
-      <w:r>
-        <w:rPr>
-          <w:rFonts w:ascii="Calibri" w:hAnsi="Calibri" w:eastAsia="Calibri" w:cs="Calibri"/>
-          <w:lang w:val="en-GB"/>
-        </w:rPr>
-        <w:t xml:space="preserve">Good Friday A</w:t>
-      </w:r>
-      <w:r>
-        <w:rPr>
-          <w:rFonts w:ascii="Calibri" w:hAnsi="Calibri" w:eastAsia="Calibri" w:cs="Calibri"/>
-          <w:lang w:val="en-GB"/>
-        </w:rPr>
-        <w:t xml:space="preserve">greement</w:t>
-      </w:r>
-      <w:r>
-        <w:rPr>
-          <w:rFonts w:ascii="Calibri" w:hAnsi="Calibri" w:eastAsia="Calibri" w:cs="Calibri"/>
-          <w:lang w:val="en-GB"/>
-        </w:rPr>
-        <w:t xml:space="preserve"> </w:t>
-      </w:r>
-      <w:r>
-        <w:rPr>
-          <w:rFonts w:ascii="Calibri" w:hAnsi="Calibri" w:eastAsia="Calibri" w:cs="Calibri"/>
-          <w:lang w:val="en-GB"/>
-        </w:rPr>
-        <w:t xml:space="preserve">faced which can be helpful to draw a conclusion</w:t>
-      </w:r>
-      <w:r>
-        <w:rPr>
-          <w:rFonts w:ascii="Calibri" w:hAnsi="Calibri" w:eastAsia="Calibri" w:cs="Calibri"/>
-          <w:lang w:val="en-GB"/>
-        </w:rPr>
-        <w:t xml:space="preserve">.</w:t>
-      </w:r>
-      <w:r>
-        <w:rPr>
-          <w:rFonts w:ascii="Calibri" w:hAnsi="Calibri" w:eastAsia="Calibri" w:cs="Calibri"/>
-          <w:lang w:val="en-GB"/>
-        </w:rPr>
-        <w:t xml:space="preserve"> Secondly, f</w:t>
-      </w:r>
-      <w:r>
-        <w:rPr>
-          <w:rFonts w:ascii="Calibri" w:hAnsi="Calibri" w:eastAsia="Calibri" w:cs="Calibri"/>
-          <w:lang w:val="en-GB"/>
-        </w:rPr>
-        <w:t xml:space="preserve">or a </w:t>
-      </w:r>
-      <w:r>
-        <w:rPr>
-          <w:rFonts w:ascii="Calibri" w:hAnsi="Calibri" w:eastAsia="Calibri" w:cs="Calibri"/>
-          <w:lang w:val="en-GB"/>
-        </w:rPr>
-        <w:t xml:space="preserve">balanced judgement multifaceted opinions</w:t>
-      </w:r>
-      <w:r>
-        <w:rPr>
-          <w:rFonts w:ascii="Calibri" w:hAnsi="Calibri" w:eastAsia="Calibri" w:cs="Calibri"/>
-          <w:lang w:val="en-GB"/>
-        </w:rPr>
-        <w:t xml:space="preserve"> are necessary</w:t>
-      </w:r>
-      <w:r>
-        <w:rPr>
-          <w:rFonts w:ascii="Calibri" w:hAnsi="Calibri" w:eastAsia="Calibri" w:cs="Calibri"/>
-          <w:lang w:val="en-GB"/>
-        </w:rPr>
-        <w:t xml:space="preserve">. This source delivers </w:t>
-      </w:r>
-      <w:r>
-        <w:rPr>
-          <w:rFonts w:ascii="Calibri" w:hAnsi="Calibri" w:eastAsia="Calibri" w:cs="Calibri"/>
-          <w:lang w:val="en-GB"/>
-        </w:rPr>
-        <w:t xml:space="preserve">many perspectives from different times, </w:t>
-      </w:r>
-      <w:r>
-        <w:rPr>
-          <w:rFonts w:ascii="Calibri" w:hAnsi="Calibri" w:eastAsia="Calibri" w:cs="Calibri"/>
-          <w:lang w:val="en-GB"/>
-        </w:rPr>
-        <w:t xml:space="preserve">looking </w:t>
-      </w:r>
-      <w:r>
-        <w:rPr>
-          <w:rFonts w:ascii="Calibri" w:hAnsi="Calibri" w:eastAsia="Calibri" w:cs="Calibri"/>
-          <w:lang w:val="en-GB"/>
-        </w:rPr>
-        <w:t xml:space="preserve">back on </w:t>
-      </w:r>
-      <w:r>
-        <w:rPr>
-          <w:rFonts w:ascii="Calibri" w:hAnsi="Calibri" w:eastAsia="Calibri" w:cs="Calibri"/>
-          <w:lang w:val="en-GB"/>
-        </w:rPr>
-        <w:t xml:space="preserve">the Good Friday Agreement</w:t>
-      </w:r>
-      <w:r>
-        <w:rPr>
-          <w:rFonts w:ascii="Calibri" w:hAnsi="Calibri" w:eastAsia="Calibri" w:cs="Calibri"/>
-          <w:lang w:val="en-GB"/>
-        </w:rPr>
-        <w:t xml:space="preserve"> and at th</w:t>
-      </w:r>
-      <w:r>
-        <w:rPr>
-          <w:rFonts w:ascii="Calibri" w:hAnsi="Calibri" w:eastAsia="Calibri" w:cs="Calibri"/>
-          <w:lang w:val="en-GB"/>
-        </w:rPr>
-        <w:t xml:space="preserve">e</w:t>
-      </w:r>
-      <w:r>
-        <w:rPr>
-          <w:rFonts w:ascii="Calibri" w:hAnsi="Calibri" w:eastAsia="Calibri" w:cs="Calibri"/>
-          <w:lang w:val="en-GB"/>
-        </w:rPr>
-        <w:t xml:space="preserve"> time</w:t>
-      </w:r>
-      <w:r>
-        <w:rPr>
-          <w:rFonts w:ascii="Calibri" w:hAnsi="Calibri" w:eastAsia="Calibri" w:cs="Calibri"/>
-          <w:lang w:val="en-GB"/>
-        </w:rPr>
         <w:t xml:space="preserve"> it was created. </w:t>
-      </w:r>
-      <w:r>
-        <w:rPr>
-          <w:rFonts w:ascii="Calibri" w:hAnsi="Calibri" w:eastAsia="Calibri" w:cs="Calibri"/>
-          <w:sz w:val="22"/>
-          <w:szCs w:val="22"/>
-          <w:highlight w:val="none"/>
-        </w:rPr>
-      </w:r>
-      <w:r>
-        <w:rPr>
-          <w:rFonts w:ascii="Calibri" w:hAnsi="Calibri" w:eastAsia="Calibri" w:cs="Calibri"/>
-          <w:sz w:val="22"/>
-          <w:szCs w:val="22"/>
-          <w:highlight w:val="none"/>
-        </w:rPr>
-      </w:r>
-    </w:p>
-    <w:p>
-      <w:pPr>
-        <w:pBdr/>
-        <w:spacing w:line="358" w:lineRule="auto"/>
-        <w:ind/>
-        <w:jc w:val="both"/>
-        <w:rPr>
-          <w:rFonts w:ascii="Calibri" w:hAnsi="Calibri" w:eastAsia="Calibri" w:cs="Calibri"/>
-          <w:sz w:val="22"/>
-          <w:szCs w:val="22"/>
-          <w:highlight w:val="none"/>
-        </w:rPr>
-      </w:pPr>
-      <w:r>
-        <w:rPr>
-          <w:rFonts w:ascii="Calibri" w:hAnsi="Calibri" w:eastAsia="Calibri" w:cs="Calibri"/>
-          <w:sz w:val="22"/>
-          <w:szCs w:val="22"/>
-          <w:highlight w:val="none"/>
-        </w:rPr>
-      </w:r>
-      <w:r>
-        <w:rPr>
-          <w:rFonts w:ascii="Calibri" w:hAnsi="Calibri" w:eastAsia="Calibri" w:cs="Calibri"/>
-          <w:sz w:val="22"/>
-          <w:szCs w:val="22"/>
-          <w:highlight w:val="none"/>
-        </w:rPr>
-      </w:r>
-      <w:r>
-        <w:rPr>
-          <w:rFonts w:ascii="Calibri" w:hAnsi="Calibri" w:eastAsia="Calibri" w:cs="Calibri"/>
-          <w:sz w:val="22"/>
-          <w:szCs w:val="22"/>
-          <w:highlight w:val="none"/>
-        </w:rPr>
-      </w:r>
-    </w:p>
-    <w:p>
-      <w:pPr>
-        <w:pBdr/>
-        <w:spacing w:line="358" w:lineRule="auto"/>
-        <w:ind/>
-        <w:jc w:val="both"/>
-        <w:rPr>
-          <w:rFonts w:ascii="Calibri" w:hAnsi="Calibri" w:eastAsia="Calibri" w:cs="Calibri"/>
-          <w:sz w:val="22"/>
-          <w:szCs w:val="22"/>
-          <w:highlight w:val="none"/>
-        </w:rPr>
-      </w:pPr>
-      <w:r>
-        <w:rPr>
-          <w:rFonts w:ascii="Calibri" w:hAnsi="Calibri" w:eastAsia="Calibri" w:cs="Calibri"/>
-          <w:sz w:val="22"/>
-          <w:szCs w:val="22"/>
-          <w:highlight w:val="none"/>
-        </w:rPr>
       </w:r>
       <w:r>
         <w:rPr>
@@ -4080,7 +4016,7 @@
   <w:endnote w:id="2">
     <w:p>
       <w:pPr>
-        <w:pStyle w:val="1132"/>
+        <w:pStyle w:val="1135"/>
         <w:pBdr/>
         <w:spacing/>
         <w:ind/>
@@ -4090,7 +4026,7 @@
       </w:pPr>
       <w:r>
         <w:rPr>
-          <w:rStyle w:val="1134"/>
+          <w:rStyle w:val="1137"/>
         </w:rPr>
         <w:endnoteRef/>
       </w:r>
@@ -4116,7 +4052,7 @@
     </w:p>
     <w:p>
       <w:pPr>
-        <w:pStyle w:val="1132"/>
+        <w:pStyle w:val="1135"/>
         <w:pBdr/>
         <w:spacing/>
         <w:ind/>
@@ -4133,7 +4069,7 @@
       <w:hyperlink r:id="rId1" w:tooltip="https://doi.org/10.1080/714003140" w:history="1">
         <w:r>
           <w:rPr>
-            <w:rStyle w:val="1135"/>
+            <w:rStyle w:val="1138"/>
             <w:rFonts w:ascii="Calibri" w:hAnsi="Calibri" w:eastAsia="Calibri" w:cs="Calibri"/>
           </w:rPr>
           <w:t xml:space="preserve">https://doi.org/10.1080/714003140</w:t>
@@ -4160,7 +4096,7 @@
   <w:endnote w:id="3">
     <w:p>
       <w:pPr>
-        <w:pStyle w:val="1132"/>
+        <w:pStyle w:val="1135"/>
         <w:pBdr/>
         <w:spacing/>
         <w:ind/>
@@ -4168,7 +4104,7 @@
       </w:pPr>
       <w:r>
         <w:rPr>
-          <w:rStyle w:val="1134"/>
+          <w:rStyle w:val="1137"/>
         </w:rPr>
         <w:endnoteRef/>
       </w:r>
@@ -4184,7 +4120,7 @@
       <w:hyperlink r:id="rId2" w:tooltip="https://doi.org/10.1108/eum0000000000906" w:history="1">
         <w:r>
           <w:rPr>
-            <w:rStyle w:val="1135"/>
+            <w:rStyle w:val="1138"/>
             <w:rFonts w:ascii="Calibri" w:hAnsi="Calibri" w:eastAsia="Calibri" w:cs="Calibri"/>
           </w:rPr>
           <w:t xml:space="preserve">https://doi.org/10.1108/eum0000000000906</w:t>
@@ -4208,7 +4144,7 @@
   <w:endnote w:id="4">
     <w:p>
       <w:pPr>
-        <w:pStyle w:val="1132"/>
+        <w:pStyle w:val="1135"/>
         <w:pBdr/>
         <w:spacing/>
         <w:ind/>
@@ -4218,7 +4154,7 @@
       </w:pPr>
       <w:r>
         <w:rPr>
-          <w:rStyle w:val="1134"/>
+          <w:rStyle w:val="1137"/>
           <w:lang w:val="en-IE"/>
         </w:rPr>
         <w:endnoteRef/>
@@ -4231,7 +4167,7 @@
       </w:r>
       <w:r>
         <w:rPr>
-          <w:rStyle w:val="1133"/>
+          <w:rStyle w:val="1136"/>
           <w:rFonts w:ascii="Calibri" w:hAnsi="Calibri" w:eastAsia="Calibri" w:cs="Calibri"/>
           <w:lang w:val="en-IE"/>
         </w:rPr>
@@ -4239,7 +4175,7 @@
       </w:r>
       <w:r>
         <w:rPr>
-          <w:rStyle w:val="1133"/>
+          <w:rStyle w:val="1136"/>
           <w:rFonts w:ascii="Calibri" w:hAnsi="Calibri" w:eastAsia="Calibri" w:cs="Calibri"/>
           <w:i/>
           <w:iCs/>
@@ -4249,7 +4185,7 @@
       </w:r>
       <w:r>
         <w:rPr>
-          <w:rStyle w:val="1133"/>
+          <w:rStyle w:val="1136"/>
           <w:rFonts w:ascii="Calibri" w:hAnsi="Calibri" w:eastAsia="Calibri" w:cs="Calibri"/>
           <w:lang w:val="en-IE"/>
         </w:rPr>
@@ -4258,7 +4194,7 @@
       <w:hyperlink r:id="rId3" w:tooltip="https://cain.ulster.ac.uk/othelem/organ/ira/ira280705.htm" w:history="1">
         <w:r>
           <w:rPr>
-            <w:rStyle w:val="1135"/>
+            <w:rStyle w:val="1138"/>
             <w:rFonts w:ascii="Calibri" w:hAnsi="Calibri" w:eastAsia="Calibri" w:cs="Calibri"/>
             <w:lang w:val="en-IE"/>
           </w:rPr>
@@ -4266,14 +4202,14 @@
         </w:r>
         <w:r>
           <w:rPr>
-            <w:rStyle w:val="1135"/>
+            <w:rStyle w:val="1138"/>
             <w:rFonts w:ascii="Calibri" w:hAnsi="Calibri" w:eastAsia="Calibri" w:cs="Calibri"/>
             <w:lang w:val="en-IE" w:bidi="en-IE"/>
           </w:rPr>
         </w:r>
         <w:r>
           <w:rPr>
-            <w:rStyle w:val="1135"/>
+            <w:rStyle w:val="1138"/>
             <w:lang w:val="en-IE" w:bidi="en-IE"/>
           </w:rPr>
         </w:r>
@@ -4306,7 +4242,7 @@
   <w:endnote w:id="5">
     <w:p>
       <w:pPr>
-        <w:pStyle w:val="1132"/>
+        <w:pStyle w:val="1135"/>
         <w:pBdr/>
         <w:spacing/>
         <w:ind/>
@@ -4321,7 +4257,7 @@
       </w:pPr>
       <w:r>
         <w:rPr>
-          <w:rStyle w:val="1134"/>
+          <w:rStyle w:val="1137"/>
           <w:lang w:val="en-IE"/>
         </w:rPr>
         <w:endnoteRef/>
@@ -4386,7 +4322,7 @@
       <w:hyperlink r:id="rId4" w:tooltip="https://doi.org/10.16995/olh.251" w:history="1">
         <w:r>
           <w:rPr>
-            <w:rStyle w:val="1135"/>
+            <w:rStyle w:val="1138"/>
             <w:rFonts w:ascii="Calibri" w:hAnsi="Calibri" w:eastAsia="Calibri" w:cs="Calibri"/>
             <w:color w:val="0f69c3"/>
             <w:sz w:val="20"/>
@@ -4437,7 +4373,7 @@
   <w:endnote w:id="6">
     <w:p>
       <w:pPr>
-        <w:pStyle w:val="1132"/>
+        <w:pStyle w:val="1135"/>
         <w:pBdr/>
         <w:spacing/>
         <w:ind/>
@@ -4447,7 +4383,7 @@
       </w:pPr>
       <w:r>
         <w:rPr>
-          <w:rStyle w:val="1134"/>
+          <w:rStyle w:val="1137"/>
           <w:lang w:val="en-IE"/>
         </w:rPr>
         <w:endnoteRef/>
@@ -4490,7 +4426,7 @@
       <w:hyperlink r:id="rId5" w:tooltip="https://assets.ireland.ie/documents/good-friday-agreement.pdf" w:history="1">
         <w:r>
           <w:rPr>
-            <w:rStyle w:val="1135"/>
+            <w:rStyle w:val="1138"/>
             <w:rFonts w:ascii="Calibri" w:hAnsi="Calibri" w:eastAsia="Calibri" w:cs="Calibri"/>
             <w:color w:val="4b8fd2"/>
             <w:lang w:val="en-IE"/>
@@ -4499,7 +4435,7 @@
         </w:r>
         <w:r>
           <w:rPr>
-            <w:rStyle w:val="1135"/>
+            <w:rStyle w:val="1138"/>
             <w:rFonts w:ascii="Calibri" w:hAnsi="Calibri" w:eastAsia="Calibri" w:cs="Calibri"/>
             <w:lang w:val="en-IE"/>
           </w:rPr>
@@ -4535,7 +4471,7 @@
   <w:endnote w:id="7">
     <w:p>
       <w:pPr>
-        <w:pStyle w:val="1132"/>
+        <w:pStyle w:val="1135"/>
         <w:pBdr/>
         <w:spacing/>
         <w:ind/>
@@ -4545,7 +4481,7 @@
       </w:pPr>
       <w:r>
         <w:rPr>
-          <w:rStyle w:val="1134"/>
+          <w:rStyle w:val="1137"/>
           <w:lang w:val="en-IE"/>
         </w:rPr>
         <w:endnoteRef/>
@@ -4566,7 +4502,7 @@
       <w:hyperlink r:id="rId6" w:tooltip="https;//ukandeu.ac.uk/unionism-and-the-belfast-good-friday-agreement/" w:history="1">
         <w:r>
           <w:rPr>
-            <w:rStyle w:val="1135"/>
+            <w:rStyle w:val="1138"/>
             <w:rFonts w:ascii="Calibri" w:hAnsi="Calibri" w:eastAsia="Calibri" w:cs="Calibri"/>
             <w:lang w:val="en-IE"/>
           </w:rPr>
@@ -4595,7 +4531,7 @@
   <w:endnote w:id="8">
     <w:p>
       <w:pPr>
-        <w:pStyle w:val="1132"/>
+        <w:pStyle w:val="1135"/>
         <w:pBdr/>
         <w:spacing/>
         <w:ind/>
@@ -4605,7 +4541,7 @@
       </w:pPr>
       <w:r>
         <w:rPr>
-          <w:rStyle w:val="1134"/>
+          <w:rStyle w:val="1137"/>
           <w:lang w:val="en-IE"/>
         </w:rPr>
         <w:endnoteRef/>
@@ -4626,7 +4562,7 @@
       <w:hyperlink r:id="rId7" w:tooltip="https://www.quaker.org.uk/blog/25-years-since-the-good-friday-agreement-reflections-from-a-quaker" w:history="1">
         <w:r>
           <w:rPr>
-            <w:rStyle w:val="1135"/>
+            <w:rStyle w:val="1138"/>
             <w:rFonts w:ascii="Calibri" w:hAnsi="Calibri" w:eastAsia="Calibri" w:cs="Calibri"/>
             <w:lang w:val="en-IE"/>
           </w:rPr>
@@ -4661,7 +4597,7 @@
   <w:endnote w:id="9">
     <w:p>
       <w:pPr>
-        <w:pStyle w:val="1132"/>
+        <w:pStyle w:val="1135"/>
         <w:pBdr/>
         <w:spacing/>
         <w:ind/>
@@ -4671,7 +4607,7 @@
       </w:pPr>
       <w:r>
         <w:rPr>
-          <w:rStyle w:val="1134"/>
+          <w:rStyle w:val="1137"/>
         </w:rPr>
         <w:endnoteRef/>
       </w:r>
@@ -4690,7 +4626,7 @@
       <w:hyperlink r:id="rId8" w:tooltip="https://www.britannica.com/event/The-Troubles-Northern-Ireland-history" w:history="1">
         <w:r>
           <w:rPr>
-            <w:rStyle w:val="1135"/>
+            <w:rStyle w:val="1138"/>
             <w:rFonts w:ascii="Calibri" w:hAnsi="Calibri" w:eastAsia="Calibri" w:cs="Calibri"/>
           </w:rPr>
           <w:t xml:space="preserve">https://www.britannica.com/event/The-Troubles-Northern-Ireland-history</w:t>
@@ -4717,7 +4653,7 @@
   <w:endnote w:id="10">
     <w:p>
       <w:pPr>
-        <w:pStyle w:val="1132"/>
+        <w:pStyle w:val="1135"/>
         <w:pBdr/>
         <w:spacing/>
         <w:ind/>
@@ -4727,7 +4663,7 @@
       </w:pPr>
       <w:r>
         <w:rPr>
-          <w:rStyle w:val="1134"/>
+          <w:rStyle w:val="1137"/>
         </w:rPr>
         <w:endnoteRef/>
       </w:r>
@@ -4746,7 +4682,7 @@
       <w:hyperlink r:id="rId9" w:tooltip="https://doi.org/10.1111/j.1477-7053.2007.00224.x" w:history="1">
         <w:r>
           <w:rPr>
-            <w:rStyle w:val="1135"/>
+            <w:rStyle w:val="1138"/>
             <w:rFonts w:ascii="Calibri" w:hAnsi="Calibri" w:eastAsia="Calibri" w:cs="Calibri"/>
           </w:rPr>
           <w:t xml:space="preserve">https://doi.org/10.1111/j.1477-7053.2007.00224.x</w:t>
@@ -4773,17 +4709,20 @@
   <w:endnote w:id="11">
     <w:p>
       <w:pPr>
-        <w:pStyle w:val="1132"/>
-        <w:pBdr/>
-        <w:spacing/>
-        <w:ind/>
-        <w:rPr>
-          <w:rFonts w:ascii="Calibri" w:hAnsi="Calibri" w:cs="Calibri"/>
-        </w:rPr>
-      </w:pPr>
-      <w:r>
-        <w:rPr>
-          <w:rStyle w:val="1134"/>
+        <w:pStyle w:val="1135"/>
+        <w:pBdr/>
+        <w:spacing/>
+        <w:ind/>
+        <w:rPr>
+          <w:rFonts w:ascii="Calibri" w:hAnsi="Calibri" w:eastAsia="Calibri" w:cs="Calibri"/>
+          <w:color w:val="000000" w:themeColor="text1"/>
+          <w:highlight w:val="none"/>
+          <w:lang w:val="en-US"/>
+        </w:rPr>
+      </w:pPr>
+      <w:r>
+        <w:rPr>
+          <w:rStyle w:val="1137"/>
         </w:rPr>
         <w:endnoteRef/>
       </w:r>
@@ -4803,7 +4742,7 @@
       <w:hyperlink r:id="rId10" w:tooltip="https://www.ucl.ac.uk/social-historical-sciences/sites/social_historical_sciences/files/205_-_perspectives_on_the_belfast_good_friday_agreement.pdf" w:history="1">
         <w:r>
           <w:rPr>
-            <w:rStyle w:val="1135"/>
+            <w:rStyle w:val="1138"/>
             <w:rFonts w:ascii="Calibri" w:hAnsi="Calibri" w:eastAsia="Calibri" w:cs="Calibri"/>
           </w:rPr>
           <w:t xml:space="preserve">https://www.ucl.ac.uk/social-historical-sciences/sites/social_historical_sciences/files/205_-_perspectives_on_the_belfast_good_friday_agreement.pdf</w:t>
@@ -4820,12 +4759,989 @@
       </w:r>
       <w:r>
         <w:rPr>
-          <w:rFonts w:ascii="Calibri" w:hAnsi="Calibri" w:eastAsia="Calibri" w:cs="Calibri"/>
-        </w:rPr>
-      </w:r>
-      <w:r>
-        <w:rPr>
           <w:rFonts w:ascii="Calibri" w:hAnsi="Calibri" w:cs="Calibri"/>
+        </w:rPr>
+      </w:r>
+    </w:p>
+    <w:p>
+      <w:pPr>
+        <w:pStyle w:val="1135"/>
+        <w:pBdr/>
+        <w:spacing/>
+        <w:ind/>
+        <w:rPr>
+          <w:rFonts w:ascii="Calibri" w:hAnsi="Calibri" w:cs="Calibri"/>
+        </w:rPr>
+      </w:pPr>
+      <w:r>
+        <w:rPr>
+          <w:rFonts w:ascii="Calibri" w:hAnsi="Calibri" w:cs="Calibri"/>
+        </w:rPr>
+      </w:r>
+      <w:r>
+        <w:rPr>
+          <w:rFonts w:ascii="Calibri" w:hAnsi="Calibri" w:cs="Calibri"/>
+        </w:rPr>
+      </w:r>
+      <w:r>
+        <w:rPr>
+          <w:rFonts w:ascii="Calibri" w:hAnsi="Calibri" w:cs="Calibri"/>
+        </w:rPr>
+      </w:r>
+    </w:p>
+    <w:p>
+      <w:pPr>
+        <w:pStyle w:val="1135"/>
+        <w:pBdr/>
+        <w:spacing/>
+        <w:ind/>
+        <w:rPr>
+          <w:rFonts w:ascii="Calibri" w:hAnsi="Calibri" w:cs="Calibri"/>
+        </w:rPr>
+      </w:pPr>
+      <w:r>
+        <w:rPr>
+          <w:rFonts w:ascii="Calibri" w:hAnsi="Calibri" w:cs="Calibri"/>
+        </w:rPr>
+      </w:r>
+      <w:r>
+        <w:rPr>
+          <w:rFonts w:ascii="Calibri" w:hAnsi="Calibri" w:cs="Calibri"/>
+        </w:rPr>
+      </w:r>
+      <w:r>
+        <w:rPr>
+          <w:rFonts w:ascii="Calibri" w:hAnsi="Calibri" w:cs="Calibri"/>
+        </w:rPr>
+      </w:r>
+    </w:p>
+    <w:p>
+      <w:pPr>
+        <w:pStyle w:val="1135"/>
+        <w:pBdr/>
+        <w:spacing/>
+        <w:ind/>
+        <w:rPr>
+          <w:rFonts w:ascii="Calibri" w:hAnsi="Calibri" w:cs="Calibri"/>
+        </w:rPr>
+      </w:pPr>
+      <w:r>
+        <w:rPr>
+          <w:rFonts w:ascii="Calibri" w:hAnsi="Calibri" w:cs="Calibri"/>
+        </w:rPr>
+      </w:r>
+      <w:r>
+        <w:rPr>
+          <w:rFonts w:ascii="Calibri" w:hAnsi="Calibri" w:cs="Calibri"/>
+        </w:rPr>
+      </w:r>
+      <w:r>
+        <w:rPr>
+          <w:rFonts w:ascii="Calibri" w:hAnsi="Calibri" w:cs="Calibri"/>
+        </w:rPr>
+      </w:r>
+    </w:p>
+    <w:p>
+      <w:pPr>
+        <w:pStyle w:val="1135"/>
+        <w:pBdr/>
+        <w:spacing/>
+        <w:ind/>
+        <w:rPr>
+          <w:rFonts w:ascii="Calibri" w:hAnsi="Calibri" w:cs="Calibri"/>
+        </w:rPr>
+      </w:pPr>
+      <w:r>
+        <w:rPr>
+          <w:rFonts w:ascii="Calibri" w:hAnsi="Calibri" w:cs="Calibri"/>
+        </w:rPr>
+      </w:r>
+      <w:r>
+        <w:rPr>
+          <w:rFonts w:ascii="Calibri" w:hAnsi="Calibri" w:cs="Calibri"/>
+        </w:rPr>
+      </w:r>
+      <w:r>
+        <w:rPr>
+          <w:rFonts w:ascii="Calibri" w:hAnsi="Calibri" w:cs="Calibri"/>
+        </w:rPr>
+      </w:r>
+    </w:p>
+    <w:p>
+      <w:pPr>
+        <w:pStyle w:val="1135"/>
+        <w:pBdr/>
+        <w:spacing/>
+        <w:ind/>
+        <w:rPr>
+          <w:rFonts w:ascii="Calibri" w:hAnsi="Calibri" w:cs="Calibri"/>
+        </w:rPr>
+      </w:pPr>
+      <w:r>
+        <w:rPr>
+          <w:rFonts w:ascii="Calibri" w:hAnsi="Calibri" w:cs="Calibri"/>
+        </w:rPr>
+      </w:r>
+      <w:r>
+        <w:rPr>
+          <w:rFonts w:ascii="Calibri" w:hAnsi="Calibri" w:cs="Calibri"/>
+        </w:rPr>
+      </w:r>
+      <w:r>
+        <w:rPr>
+          <w:rFonts w:ascii="Calibri" w:hAnsi="Calibri" w:cs="Calibri"/>
+        </w:rPr>
+      </w:r>
+    </w:p>
+    <w:p>
+      <w:pPr>
+        <w:pStyle w:val="1135"/>
+        <w:pBdr/>
+        <w:spacing/>
+        <w:ind/>
+        <w:rPr>
+          <w:rFonts w:ascii="Calibri" w:hAnsi="Calibri" w:cs="Calibri"/>
+        </w:rPr>
+      </w:pPr>
+      <w:r>
+        <w:rPr>
+          <w:rFonts w:ascii="Calibri" w:hAnsi="Calibri" w:cs="Calibri"/>
+        </w:rPr>
+      </w:r>
+      <w:r>
+        <w:rPr>
+          <w:rFonts w:ascii="Calibri" w:hAnsi="Calibri" w:cs="Calibri"/>
+        </w:rPr>
+      </w:r>
+      <w:r>
+        <w:rPr>
+          <w:rFonts w:ascii="Calibri" w:hAnsi="Calibri" w:cs="Calibri"/>
+        </w:rPr>
+      </w:r>
+    </w:p>
+    <w:p>
+      <w:pPr>
+        <w:pStyle w:val="1135"/>
+        <w:pBdr/>
+        <w:spacing/>
+        <w:ind/>
+        <w:rPr>
+          <w:rFonts w:ascii="Calibri" w:hAnsi="Calibri" w:cs="Calibri"/>
+        </w:rPr>
+      </w:pPr>
+      <w:r>
+        <w:rPr>
+          <w:rFonts w:ascii="Calibri" w:hAnsi="Calibri" w:cs="Calibri"/>
+        </w:rPr>
+      </w:r>
+      <w:r>
+        <w:rPr>
+          <w:rFonts w:ascii="Calibri" w:hAnsi="Calibri" w:cs="Calibri"/>
+        </w:rPr>
+      </w:r>
+      <w:r>
+        <w:rPr>
+          <w:rFonts w:ascii="Calibri" w:hAnsi="Calibri" w:cs="Calibri"/>
+        </w:rPr>
+      </w:r>
+    </w:p>
+    <w:p>
+      <w:pPr>
+        <w:pStyle w:val="1135"/>
+        <w:pBdr/>
+        <w:spacing/>
+        <w:ind/>
+        <w:rPr>
+          <w:rFonts w:ascii="Calibri" w:hAnsi="Calibri" w:cs="Calibri"/>
+        </w:rPr>
+      </w:pPr>
+      <w:r>
+        <w:rPr>
+          <w:rFonts w:ascii="Calibri" w:hAnsi="Calibri" w:cs="Calibri"/>
+        </w:rPr>
+      </w:r>
+      <w:r>
+        <w:rPr>
+          <w:rFonts w:ascii="Calibri" w:hAnsi="Calibri" w:cs="Calibri"/>
+        </w:rPr>
+      </w:r>
+      <w:r>
+        <w:rPr>
+          <w:rFonts w:ascii="Calibri" w:hAnsi="Calibri" w:cs="Calibri"/>
+        </w:rPr>
+      </w:r>
+    </w:p>
+    <w:p>
+      <w:pPr>
+        <w:pStyle w:val="1135"/>
+        <w:pBdr/>
+        <w:spacing/>
+        <w:ind/>
+        <w:rPr>
+          <w:rFonts w:ascii="Calibri" w:hAnsi="Calibri" w:cs="Calibri"/>
+        </w:rPr>
+      </w:pPr>
+      <w:r>
+        <w:rPr>
+          <w:rFonts w:ascii="Calibri" w:hAnsi="Calibri" w:cs="Calibri"/>
+        </w:rPr>
+      </w:r>
+      <w:r>
+        <w:rPr>
+          <w:rFonts w:ascii="Calibri" w:hAnsi="Calibri" w:cs="Calibri"/>
+        </w:rPr>
+      </w:r>
+      <w:r>
+        <w:rPr>
+          <w:rFonts w:ascii="Calibri" w:hAnsi="Calibri" w:cs="Calibri"/>
+        </w:rPr>
+      </w:r>
+    </w:p>
+    <w:p>
+      <w:pPr>
+        <w:pStyle w:val="1135"/>
+        <w:pBdr/>
+        <w:spacing/>
+        <w:ind/>
+        <w:rPr>
+          <w:rFonts w:ascii="Calibri" w:hAnsi="Calibri" w:cs="Calibri"/>
+        </w:rPr>
+      </w:pPr>
+      <w:r>
+        <w:rPr>
+          <w:rFonts w:ascii="Calibri" w:hAnsi="Calibri" w:cs="Calibri"/>
+        </w:rPr>
+      </w:r>
+      <w:r>
+        <w:rPr>
+          <w:rFonts w:ascii="Calibri" w:hAnsi="Calibri" w:cs="Calibri"/>
+        </w:rPr>
+      </w:r>
+      <w:r>
+        <w:rPr>
+          <w:rFonts w:ascii="Calibri" w:hAnsi="Calibri" w:cs="Calibri"/>
+        </w:rPr>
+      </w:r>
+    </w:p>
+    <w:p>
+      <w:pPr>
+        <w:pStyle w:val="1135"/>
+        <w:pBdr/>
+        <w:spacing/>
+        <w:ind/>
+        <w:rPr>
+          <w:rFonts w:ascii="Calibri" w:hAnsi="Calibri" w:cs="Calibri"/>
+        </w:rPr>
+      </w:pPr>
+      <w:r>
+        <w:rPr>
+          <w:rFonts w:ascii="Calibri" w:hAnsi="Calibri" w:cs="Calibri"/>
+        </w:rPr>
+      </w:r>
+      <w:r>
+        <w:rPr>
+          <w:rFonts w:ascii="Calibri" w:hAnsi="Calibri" w:cs="Calibri"/>
+        </w:rPr>
+      </w:r>
+      <w:r>
+        <w:rPr>
+          <w:rFonts w:ascii="Calibri" w:hAnsi="Calibri" w:cs="Calibri"/>
+        </w:rPr>
+      </w:r>
+    </w:p>
+    <w:p>
+      <w:pPr>
+        <w:pStyle w:val="1135"/>
+        <w:pBdr/>
+        <w:spacing/>
+        <w:ind/>
+        <w:rPr>
+          <w:rFonts w:ascii="Calibri" w:hAnsi="Calibri" w:cs="Calibri"/>
+        </w:rPr>
+      </w:pPr>
+      <w:r>
+        <w:rPr>
+          <w:rFonts w:ascii="Calibri" w:hAnsi="Calibri" w:cs="Calibri"/>
+        </w:rPr>
+      </w:r>
+      <w:r>
+        <w:rPr>
+          <w:rFonts w:ascii="Calibri" w:hAnsi="Calibri" w:cs="Calibri"/>
+        </w:rPr>
+      </w:r>
+      <w:r>
+        <w:rPr>
+          <w:rFonts w:ascii="Calibri" w:hAnsi="Calibri" w:cs="Calibri"/>
+        </w:rPr>
+      </w:r>
+    </w:p>
+    <w:p>
+      <w:pPr>
+        <w:pStyle w:val="1135"/>
+        <w:pBdr/>
+        <w:spacing/>
+        <w:ind/>
+        <w:rPr>
+          <w:rFonts w:ascii="Calibri" w:hAnsi="Calibri" w:cs="Calibri"/>
+        </w:rPr>
+      </w:pPr>
+      <w:r>
+        <w:rPr>
+          <w:rFonts w:ascii="Calibri" w:hAnsi="Calibri" w:cs="Calibri"/>
+        </w:rPr>
+      </w:r>
+      <w:r>
+        <w:rPr>
+          <w:rFonts w:ascii="Calibri" w:hAnsi="Calibri" w:cs="Calibri"/>
+        </w:rPr>
+      </w:r>
+      <w:r>
+        <w:rPr>
+          <w:rFonts w:ascii="Calibri" w:hAnsi="Calibri" w:cs="Calibri"/>
+        </w:rPr>
+      </w:r>
+    </w:p>
+    <w:p>
+      <w:pPr>
+        <w:pStyle w:val="1135"/>
+        <w:pBdr/>
+        <w:spacing/>
+        <w:ind/>
+        <w:rPr>
+          <w:rFonts w:ascii="Calibri" w:hAnsi="Calibri" w:cs="Calibri"/>
+        </w:rPr>
+      </w:pPr>
+      <w:r>
+        <w:rPr>
+          <w:rFonts w:ascii="Calibri" w:hAnsi="Calibri" w:cs="Calibri"/>
+        </w:rPr>
+      </w:r>
+      <w:r>
+        <w:rPr>
+          <w:rFonts w:ascii="Calibri" w:hAnsi="Calibri" w:cs="Calibri"/>
+        </w:rPr>
+      </w:r>
+      <w:r>
+        <w:rPr>
+          <w:rFonts w:ascii="Calibri" w:hAnsi="Calibri" w:cs="Calibri"/>
+        </w:rPr>
+      </w:r>
+    </w:p>
+    <w:p>
+      <w:pPr>
+        <w:pStyle w:val="1135"/>
+        <w:pBdr/>
+        <w:spacing/>
+        <w:ind/>
+        <w:rPr>
+          <w:rFonts w:ascii="Calibri" w:hAnsi="Calibri" w:cs="Calibri"/>
+        </w:rPr>
+      </w:pPr>
+      <w:r>
+        <w:rPr>
+          <w:rFonts w:ascii="Calibri" w:hAnsi="Calibri" w:cs="Calibri"/>
+        </w:rPr>
+      </w:r>
+      <w:r>
+        <w:rPr>
+          <w:rFonts w:ascii="Calibri" w:hAnsi="Calibri" w:cs="Calibri"/>
+        </w:rPr>
+      </w:r>
+      <w:r>
+        <w:rPr>
+          <w:rFonts w:ascii="Calibri" w:hAnsi="Calibri" w:cs="Calibri"/>
+        </w:rPr>
+      </w:r>
+    </w:p>
+    <w:p>
+      <w:pPr>
+        <w:pStyle w:val="1135"/>
+        <w:pBdr/>
+        <w:spacing/>
+        <w:ind/>
+        <w:rPr>
+          <w:rFonts w:ascii="Calibri" w:hAnsi="Calibri" w:cs="Calibri"/>
+        </w:rPr>
+      </w:pPr>
+      <w:r>
+        <w:rPr>
+          <w:rFonts w:ascii="Calibri" w:hAnsi="Calibri" w:cs="Calibri"/>
+        </w:rPr>
+      </w:r>
+      <w:r>
+        <w:rPr>
+          <w:rFonts w:ascii="Calibri" w:hAnsi="Calibri" w:cs="Calibri"/>
+        </w:rPr>
+      </w:r>
+      <w:r>
+        <w:rPr>
+          <w:rFonts w:ascii="Calibri" w:hAnsi="Calibri" w:cs="Calibri"/>
+        </w:rPr>
+      </w:r>
+    </w:p>
+    <w:p>
+      <w:pPr>
+        <w:pStyle w:val="1135"/>
+        <w:pBdr/>
+        <w:spacing/>
+        <w:ind/>
+        <w:rPr>
+          <w:rFonts w:ascii="Calibri" w:hAnsi="Calibri" w:cs="Calibri"/>
+        </w:rPr>
+      </w:pPr>
+      <w:r>
+        <w:rPr>
+          <w:rFonts w:ascii="Calibri" w:hAnsi="Calibri" w:cs="Calibri"/>
+        </w:rPr>
+      </w:r>
+      <w:r>
+        <w:rPr>
+          <w:rFonts w:ascii="Calibri" w:hAnsi="Calibri" w:cs="Calibri"/>
+        </w:rPr>
+      </w:r>
+      <w:r>
+        <w:rPr>
+          <w:rFonts w:ascii="Calibri" w:hAnsi="Calibri" w:cs="Calibri"/>
+        </w:rPr>
+      </w:r>
+    </w:p>
+    <w:p>
+      <w:pPr>
+        <w:pStyle w:val="1135"/>
+        <w:pBdr/>
+        <w:spacing/>
+        <w:ind/>
+        <w:rPr>
+          <w:rFonts w:ascii="Calibri" w:hAnsi="Calibri" w:cs="Calibri"/>
+        </w:rPr>
+      </w:pPr>
+      <w:r>
+        <w:rPr>
+          <w:rFonts w:ascii="Calibri" w:hAnsi="Calibri" w:cs="Calibri"/>
+        </w:rPr>
+      </w:r>
+      <w:r>
+        <w:rPr>
+          <w:rFonts w:ascii="Calibri" w:hAnsi="Calibri" w:cs="Calibri"/>
+        </w:rPr>
+      </w:r>
+      <w:r>
+        <w:rPr>
+          <w:rFonts w:ascii="Calibri" w:hAnsi="Calibri" w:cs="Calibri"/>
+        </w:rPr>
+      </w:r>
+    </w:p>
+    <w:p>
+      <w:pPr>
+        <w:pStyle w:val="1135"/>
+        <w:pBdr/>
+        <w:spacing/>
+        <w:ind/>
+        <w:rPr>
+          <w:rFonts w:ascii="Calibri" w:hAnsi="Calibri" w:cs="Calibri"/>
+        </w:rPr>
+      </w:pPr>
+      <w:r>
+        <w:rPr>
+          <w:rFonts w:ascii="Calibri" w:hAnsi="Calibri" w:cs="Calibri"/>
+        </w:rPr>
+      </w:r>
+      <w:r>
+        <w:rPr>
+          <w:rFonts w:ascii="Calibri" w:hAnsi="Calibri" w:cs="Calibri"/>
+        </w:rPr>
+      </w:r>
+      <w:r>
+        <w:rPr>
+          <w:rFonts w:ascii="Calibri" w:hAnsi="Calibri" w:cs="Calibri"/>
+        </w:rPr>
+      </w:r>
+    </w:p>
+    <w:p>
+      <w:pPr>
+        <w:pStyle w:val="1135"/>
+        <w:pBdr/>
+        <w:spacing/>
+        <w:ind/>
+        <w:rPr>
+          <w:rFonts w:ascii="Calibri" w:hAnsi="Calibri" w:cs="Calibri"/>
+        </w:rPr>
+      </w:pPr>
+      <w:r>
+        <w:rPr>
+          <w:rFonts w:ascii="Calibri" w:hAnsi="Calibri" w:cs="Calibri"/>
+        </w:rPr>
+      </w:r>
+      <w:r>
+        <w:rPr>
+          <w:rFonts w:ascii="Calibri" w:hAnsi="Calibri" w:cs="Calibri"/>
+        </w:rPr>
+      </w:r>
+      <w:r>
+        <w:rPr>
+          <w:rFonts w:ascii="Calibri" w:hAnsi="Calibri" w:cs="Calibri"/>
+        </w:rPr>
+      </w:r>
+    </w:p>
+    <w:p>
+      <w:pPr>
+        <w:pStyle w:val="1135"/>
+        <w:pBdr/>
+        <w:spacing/>
+        <w:ind/>
+        <w:rPr>
+          <w:rFonts w:ascii="Calibri" w:hAnsi="Calibri" w:cs="Calibri"/>
+        </w:rPr>
+      </w:pPr>
+      <w:r>
+        <w:rPr>
+          <w:rFonts w:ascii="Calibri" w:hAnsi="Calibri" w:cs="Calibri"/>
+        </w:rPr>
+      </w:r>
+      <w:r>
+        <w:rPr>
+          <w:rFonts w:ascii="Calibri" w:hAnsi="Calibri" w:cs="Calibri"/>
+        </w:rPr>
+      </w:r>
+      <w:r>
+        <w:rPr>
+          <w:rFonts w:ascii="Calibri" w:hAnsi="Calibri" w:cs="Calibri"/>
+        </w:rPr>
+      </w:r>
+    </w:p>
+    <w:p>
+      <w:pPr>
+        <w:pStyle w:val="1135"/>
+        <w:pBdr/>
+        <w:spacing/>
+        <w:ind/>
+        <w:rPr>
+          <w:rFonts w:ascii="Calibri" w:hAnsi="Calibri" w:cs="Calibri"/>
+        </w:rPr>
+      </w:pPr>
+      <w:r>
+        <w:rPr>
+          <w:rFonts w:ascii="Calibri" w:hAnsi="Calibri" w:cs="Calibri"/>
+        </w:rPr>
+      </w:r>
+      <w:r>
+        <w:rPr>
+          <w:rFonts w:ascii="Calibri" w:hAnsi="Calibri" w:cs="Calibri"/>
+        </w:rPr>
+      </w:r>
+      <w:r>
+        <w:rPr>
+          <w:rFonts w:ascii="Calibri" w:hAnsi="Calibri" w:cs="Calibri"/>
+        </w:rPr>
+      </w:r>
+    </w:p>
+    <w:p>
+      <w:pPr>
+        <w:pStyle w:val="1135"/>
+        <w:pBdr/>
+        <w:spacing/>
+        <w:ind/>
+        <w:rPr>
+          <w:rFonts w:ascii="Calibri" w:hAnsi="Calibri" w:cs="Calibri"/>
+        </w:rPr>
+      </w:pPr>
+      <w:r>
+        <w:rPr>
+          <w:rFonts w:ascii="Calibri" w:hAnsi="Calibri" w:cs="Calibri"/>
+        </w:rPr>
+      </w:r>
+      <w:r>
+        <w:rPr>
+          <w:rFonts w:ascii="Calibri" w:hAnsi="Calibri" w:cs="Calibri"/>
+        </w:rPr>
+      </w:r>
+      <w:r>
+        <w:rPr>
+          <w:rFonts w:ascii="Calibri" w:hAnsi="Calibri" w:cs="Calibri"/>
+        </w:rPr>
+      </w:r>
+    </w:p>
+    <w:p>
+      <w:pPr>
+        <w:pStyle w:val="1135"/>
+        <w:pBdr/>
+        <w:spacing/>
+        <w:ind/>
+        <w:rPr>
+          <w:rFonts w:ascii="Calibri" w:hAnsi="Calibri" w:cs="Calibri"/>
+        </w:rPr>
+      </w:pPr>
+      <w:r>
+        <w:rPr>
+          <w:rFonts w:ascii="Calibri" w:hAnsi="Calibri" w:cs="Calibri"/>
+        </w:rPr>
+      </w:r>
+      <w:r>
+        <w:rPr>
+          <w:rFonts w:ascii="Calibri" w:hAnsi="Calibri" w:cs="Calibri"/>
+        </w:rPr>
+      </w:r>
+      <w:r>
+        <w:rPr>
+          <w:rFonts w:ascii="Calibri" w:hAnsi="Calibri" w:cs="Calibri"/>
+        </w:rPr>
+      </w:r>
+    </w:p>
+    <w:p>
+      <w:pPr>
+        <w:pStyle w:val="1135"/>
+        <w:pBdr/>
+        <w:spacing/>
+        <w:ind/>
+        <w:rPr>
+          <w:rFonts w:ascii="Calibri" w:hAnsi="Calibri" w:cs="Calibri"/>
+        </w:rPr>
+      </w:pPr>
+      <w:r>
+        <w:rPr>
+          <w:rFonts w:ascii="Calibri" w:hAnsi="Calibri" w:cs="Calibri"/>
+        </w:rPr>
+      </w:r>
+      <w:r>
+        <w:rPr>
+          <w:rFonts w:ascii="Calibri" w:hAnsi="Calibri" w:cs="Calibri"/>
+        </w:rPr>
+      </w:r>
+      <w:r>
+        <w:rPr>
+          <w:rFonts w:ascii="Calibri" w:hAnsi="Calibri" w:cs="Calibri"/>
+        </w:rPr>
+      </w:r>
+    </w:p>
+    <w:p>
+      <w:pPr>
+        <w:pStyle w:val="1135"/>
+        <w:pBdr/>
+        <w:spacing/>
+        <w:ind/>
+        <w:rPr>
+          <w:rFonts w:ascii="Calibri" w:hAnsi="Calibri" w:cs="Calibri"/>
+        </w:rPr>
+      </w:pPr>
+      <w:r>
+        <w:rPr>
+          <w:rFonts w:ascii="Calibri" w:hAnsi="Calibri" w:cs="Calibri"/>
+        </w:rPr>
+      </w:r>
+      <w:r>
+        <w:rPr>
+          <w:rFonts w:ascii="Calibri" w:hAnsi="Calibri" w:cs="Calibri"/>
+        </w:rPr>
+      </w:r>
+      <w:r>
+        <w:rPr>
+          <w:rFonts w:ascii="Calibri" w:hAnsi="Calibri" w:cs="Calibri"/>
+        </w:rPr>
+      </w:r>
+    </w:p>
+    <w:p>
+      <w:pPr>
+        <w:pStyle w:val="1135"/>
+        <w:pBdr/>
+        <w:spacing/>
+        <w:ind/>
+        <w:rPr>
+          <w:rFonts w:ascii="Calibri" w:hAnsi="Calibri" w:cs="Calibri"/>
+        </w:rPr>
+      </w:pPr>
+      <w:r>
+        <w:rPr>
+          <w:rFonts w:ascii="Calibri" w:hAnsi="Calibri" w:cs="Calibri"/>
+        </w:rPr>
+      </w:r>
+      <w:r>
+        <w:rPr>
+          <w:rFonts w:ascii="Calibri" w:hAnsi="Calibri" w:cs="Calibri"/>
+        </w:rPr>
+      </w:r>
+      <w:r>
+        <w:rPr>
+          <w:rFonts w:ascii="Calibri" w:hAnsi="Calibri" w:cs="Calibri"/>
+        </w:rPr>
+      </w:r>
+    </w:p>
+    <w:p>
+      <w:pPr>
+        <w:pStyle w:val="1135"/>
+        <w:pBdr/>
+        <w:spacing/>
+        <w:ind/>
+        <w:rPr>
+          <w:rFonts w:ascii="Calibri" w:hAnsi="Calibri" w:cs="Calibri"/>
+        </w:rPr>
+      </w:pPr>
+      <w:r>
+        <w:rPr>
+          <w:rFonts w:ascii="Calibri" w:hAnsi="Calibri" w:cs="Calibri"/>
+        </w:rPr>
+      </w:r>
+      <w:r>
+        <w:rPr>
+          <w:rFonts w:ascii="Calibri" w:hAnsi="Calibri" w:cs="Calibri"/>
+        </w:rPr>
+      </w:r>
+      <w:r>
+        <w:rPr>
+          <w:rFonts w:ascii="Calibri" w:hAnsi="Calibri" w:cs="Calibri"/>
+        </w:rPr>
+      </w:r>
+    </w:p>
+    <w:p>
+      <w:pPr>
+        <w:pStyle w:val="1135"/>
+        <w:pBdr/>
+        <w:spacing/>
+        <w:ind/>
+        <w:rPr>
+          <w:rFonts w:ascii="Calibri" w:hAnsi="Calibri" w:cs="Calibri"/>
+        </w:rPr>
+      </w:pPr>
+      <w:r>
+        <w:rPr>
+          <w:rFonts w:ascii="Calibri" w:hAnsi="Calibri" w:cs="Calibri"/>
+        </w:rPr>
+      </w:r>
+      <w:r>
+        <w:rPr>
+          <w:rFonts w:ascii="Calibri" w:hAnsi="Calibri" w:cs="Calibri"/>
+        </w:rPr>
+      </w:r>
+      <w:r>
+        <w:rPr>
+          <w:rFonts w:ascii="Calibri" w:hAnsi="Calibri" w:cs="Calibri"/>
+        </w:rPr>
+      </w:r>
+    </w:p>
+    <w:p>
+      <w:pPr>
+        <w:pStyle w:val="1135"/>
+        <w:pBdr/>
+        <w:spacing/>
+        <w:ind/>
+        <w:rPr>
+          <w:rFonts w:ascii="Calibri" w:hAnsi="Calibri" w:cs="Calibri"/>
+        </w:rPr>
+      </w:pPr>
+      <w:r>
+        <w:rPr>
+          <w:rFonts w:ascii="Calibri" w:hAnsi="Calibri" w:cs="Calibri"/>
+        </w:rPr>
+      </w:r>
+      <w:r>
+        <w:rPr>
+          <w:rFonts w:ascii="Calibri" w:hAnsi="Calibri" w:cs="Calibri"/>
+        </w:rPr>
+      </w:r>
+      <w:r>
+        <w:rPr>
+          <w:rFonts w:ascii="Calibri" w:hAnsi="Calibri" w:cs="Calibri"/>
+        </w:rPr>
+      </w:r>
+    </w:p>
+    <w:p>
+      <w:pPr>
+        <w:pBdr/>
+        <w:spacing w:line="358" w:lineRule="auto"/>
+        <w:ind/>
+        <w:jc w:val="both"/>
+        <w:rPr>
+          <w:rFonts w:ascii="Calibri" w:hAnsi="Calibri" w:eastAsia="Calibri" w:cs="Calibri"/>
+          <w:bCs/>
+          <w:i/>
+          <w:sz w:val="22"/>
+          <w:szCs w:val="22"/>
+          <w:highlight w:val="none"/>
+          <w:lang w:val="de-DE"/>
+        </w:rPr>
+      </w:pPr>
+      <w:r>
+        <w:rPr>
+          <w:rFonts w:ascii="Calibri" w:hAnsi="Calibri" w:eastAsia="Calibri" w:cs="Calibri"/>
+          <w:i/>
+          <w:iCs/>
+          <w:sz w:val="22"/>
+          <w:szCs w:val="22"/>
+          <w:highlight w:val="none"/>
+          <w:lang w:val="de-DE" w:bidi="de-DE"/>
+        </w:rPr>
+      </w:r>
+      <w:r>
+        <w:rPr>
+          <w:rFonts w:ascii="Calibri" w:hAnsi="Calibri" w:eastAsia="Calibri" w:cs="Calibri"/>
+          <w:i/>
+          <w:iCs/>
+          <w:sz w:val="22"/>
+          <w:szCs w:val="22"/>
+          <w:highlight w:val="none"/>
+          <w:lang w:val="de-DE"/>
+        </w:rPr>
+        <w:t xml:space="preserve">Hiermit erkläre ich, dass ich die schriftliche Ausarbeitung ohne fremde Hilfe angefertigt habe und nur die im Literaturverzeichnis angeführten Quellen benutzt habe.</w:t>
+      </w:r>
+      <w:r>
+        <w:rPr>
+          <w:rFonts w:ascii="Calibri" w:hAnsi="Calibri" w:eastAsia="Calibri" w:cs="Calibri"/>
+          <w:bCs/>
+          <w:i/>
+          <w:sz w:val="22"/>
+          <w:szCs w:val="22"/>
+          <w:highlight w:val="none"/>
+          <w:lang w:val="de-DE"/>
+        </w:rPr>
+      </w:r>
+      <w:r>
+        <w:rPr>
+          <w:rFonts w:ascii="Calibri" w:hAnsi="Calibri" w:eastAsia="Calibri" w:cs="Calibri"/>
+          <w:bCs/>
+          <w:i/>
+          <w:sz w:val="22"/>
+          <w:szCs w:val="22"/>
+          <w:highlight w:val="none"/>
+          <w:lang w:val="de-DE"/>
+        </w:rPr>
+      </w:r>
+    </w:p>
+    <w:p>
+      <w:pPr>
+        <w:pBdr/>
+        <w:spacing w:line="358" w:lineRule="auto"/>
+        <w:ind/>
+        <w:jc w:val="both"/>
+        <w:rPr>
+          <w:rFonts w:ascii="Calibri" w:hAnsi="Calibri" w:eastAsia="Calibri" w:cs="Calibri"/>
+          <w:bCs/>
+          <w:i/>
+          <w:sz w:val="22"/>
+          <w:szCs w:val="22"/>
+          <w:highlight w:val="none"/>
+          <w:lang w:val="de-DE" w:bidi="de-DE"/>
+        </w:rPr>
+      </w:pPr>
+      <w:r>
+        <w:rPr>
+          <w:rFonts w:ascii="Calibri" w:hAnsi="Calibri" w:eastAsia="Calibri" w:cs="Calibri"/>
+          <w:i/>
+          <w:iCs/>
+          <w:sz w:val="22"/>
+          <w:szCs w:val="22"/>
+          <w:highlight w:val="none"/>
+          <w:lang w:val="de-DE" w:bidi="de-DE"/>
+        </w:rPr>
+        <w:t xml:space="preserve">Unterschrift Schüler 1:</w:t>
+      </w:r>
+      <w:r>
+        <w:rPr>
+          <w:rFonts w:ascii="Calibri" w:hAnsi="Calibri" w:eastAsia="Calibri" w:cs="Calibri"/>
+          <w:bCs/>
+          <w:i/>
+          <w:sz w:val="22"/>
+          <w:szCs w:val="22"/>
+          <w:highlight w:val="none"/>
+          <w:lang w:val="de-DE" w:bidi="de-DE"/>
+        </w:rPr>
+      </w:r>
+      <w:r>
+        <w:rPr>
+          <w:rFonts w:ascii="Calibri" w:hAnsi="Calibri" w:eastAsia="Calibri" w:cs="Calibri"/>
+          <w:bCs/>
+          <w:i/>
+          <w:sz w:val="22"/>
+          <w:szCs w:val="22"/>
+          <w:highlight w:val="none"/>
+          <w:lang w:val="de-DE" w:bidi="de-DE"/>
+        </w:rPr>
+      </w:r>
+    </w:p>
+    <w:p>
+      <w:pPr>
+        <w:pBdr/>
+        <w:spacing w:line="358" w:lineRule="auto"/>
+        <w:ind/>
+        <w:jc w:val="both"/>
+        <w:rPr>
+          <w:rFonts w:ascii="Calibri" w:hAnsi="Calibri" w:eastAsia="Calibri" w:cs="Calibri"/>
+          <w:bCs/>
+          <w:i/>
+          <w:sz w:val="22"/>
+          <w:szCs w:val="22"/>
+          <w:highlight w:val="none"/>
+          <w:lang w:val="de-DE"/>
+        </w:rPr>
+      </w:pPr>
+      <w:r>
+        <w:rPr>
+          <w:rFonts w:ascii="Calibri" w:hAnsi="Calibri" w:eastAsia="Calibri" w:cs="Calibri"/>
+          <w:i/>
+          <w:iCs/>
+          <w:sz w:val="22"/>
+          <w:szCs w:val="22"/>
+          <w:highlight w:val="none"/>
+          <w:lang w:val="de-DE" w:bidi="de-DE"/>
+        </w:rPr>
+        <w:t xml:space="preserve">Unterschrift Schüler 2:</w:t>
+      </w:r>
+      <w:r>
+        <w:rPr>
+          <w:rFonts w:ascii="Calibri" w:hAnsi="Calibri" w:eastAsia="Calibri" w:cs="Calibri"/>
+          <w:bCs/>
+          <w:i/>
+          <w:sz w:val="22"/>
+          <w:szCs w:val="22"/>
+          <w:highlight w:val="none"/>
+          <w:lang w:val="de-DE"/>
+        </w:rPr>
+      </w:r>
+      <w:r>
+        <w:rPr>
+          <w:rFonts w:ascii="Calibri" w:hAnsi="Calibri" w:eastAsia="Calibri" w:cs="Calibri"/>
+          <w:bCs/>
+          <w:i/>
+          <w:sz w:val="22"/>
+          <w:szCs w:val="22"/>
+          <w:highlight w:val="none"/>
+          <w:lang w:val="de-DE"/>
+        </w:rPr>
+      </w:r>
+    </w:p>
+    <w:p>
+      <w:pPr>
+        <w:pStyle w:val="1135"/>
+        <w:pBdr/>
+        <w:spacing/>
+        <w:ind/>
+        <w:rPr>
+          <w:rFonts w:ascii="Calibri" w:hAnsi="Calibri" w:cs="Calibri"/>
+        </w:rPr>
+      </w:pPr>
+      <w:r>
+        <w:rPr>
+          <w:rFonts w:ascii="Calibri" w:hAnsi="Calibri" w:eastAsia="Calibri" w:cs="Calibri"/>
+          <w:color w:val="000000" w:themeColor="text1"/>
+          <w:highlight w:val="none"/>
+          <w:shd w:val="clear" w:color="auto" w:fill="ffffff"/>
+          <w:lang w:val="en-US"/>
+        </w:rPr>
+      </w:r>
+      <w:r>
+        <w:rPr>
+          <w:rFonts w:ascii="Calibri" w:hAnsi="Calibri" w:eastAsia="Calibri" w:cs="Calibri"/>
+          <w:color w:val="000000" w:themeColor="text1"/>
+          <w:highlight w:val="none"/>
+          <w:shd w:val="clear" w:color="auto" w:fill="ffffff"/>
+          <w:lang w:val="en-US"/>
+        </w:rPr>
+      </w:r>
+      <w:r>
+        <w:rPr>
+          <w:rFonts w:ascii="Calibri" w:hAnsi="Calibri" w:eastAsia="Calibri" w:cs="Calibri"/>
+          <w:color w:val="000000" w:themeColor="text1"/>
+          <w:highlight w:val="none"/>
+          <w:shd w:val="clear" w:color="auto" w:fill="ffffff"/>
+          <w:lang w:val="en-US"/>
         </w:rPr>
       </w:r>
     </w:p>
@@ -4837,7 +5753,7 @@
 <w:ftr xmlns:wpc="http://schemas.microsoft.com/office/word/2010/wordprocessingCanvas" xmlns:mc="http://schemas.openxmlformats.org/markup-compatibility/2006" xmlns:o="urn:schemas-microsoft-com:office:office" xmlns:r="http://schemas.openxmlformats.org/officeDocument/2006/relationships" xmlns:m="http://schemas.openxmlformats.org/officeDocument/2006/math" xmlns:v="urn:schemas-microsoft-com:vml" xmlns:wp14="http://schemas.microsoft.com/office/word/2010/wordprocessingDrawing" xmlns:wp="http://schemas.openxmlformats.org/drawingml/2006/wordprocessingDrawing" xmlns:w10="urn:schemas-microsoft-com:office:word" xmlns:w="http://schemas.openxmlformats.org/wordprocessingml/2006/main" xmlns:w14="http://schemas.microsoft.com/office/word/2010/wordml" xmlns:w15="http://schemas.microsoft.com/office/word/2012/wordml" xmlns:wpg="http://schemas.microsoft.com/office/word/2010/wordprocessingGroup" xmlns:wpi="http://schemas.microsoft.com/office/word/2010/wordprocessingInk" xmlns:wne="http://schemas.microsoft.com/office/word/2006/wordml" xmlns:a="http://schemas.openxmlformats.org/drawingml/2006/main" xmlns:wps="http://schemas.microsoft.com/office/word/2010/wordprocessingShape" mc:Ignorable="w14 w15 wp14">
   <w:p>
     <w:pPr>
-      <w:pStyle w:val="1126"/>
+      <w:pStyle w:val="1129"/>
       <w:pBdr/>
       <w:spacing/>
       <w:ind/>
@@ -4875,7 +5791,7 @@
   </w:p>
   <w:p>
     <w:pPr>
-      <w:pStyle w:val="1126"/>
+      <w:pStyle w:val="1129"/>
       <w:pBdr/>
       <w:spacing/>
       <w:ind/>
@@ -4893,18 +5809,12 @@
     <w:fldSimple w:instr="PAGE \* MERGEFORMAT">
       <w:r>
         <w:rPr>
+          <w:color w:val="000000" w:themeColor="text1"/>
           <w:highlight w:val="none"/>
-          <w:lang w:val="en-IE" w:bidi="de-DE"/>
         </w:rPr>
         <w:t xml:space="preserve">1</w:t>
       </w:r>
     </w:fldSimple>
-    <w:r>
-      <w:rPr>
-        <w:highlight w:val="none"/>
-        <w:lang w:val="en-IE" w:bidi="de-DE"/>
-      </w:rPr>
-    </w:r>
     <w:r>
       <w:rPr>
         <w:color w:val="000000" w:themeColor="text1"/>
@@ -4920,7 +5830,7 @@
 <w:ftr xmlns:wpc="http://schemas.microsoft.com/office/word/2010/wordprocessingCanvas" xmlns:mc="http://schemas.openxmlformats.org/markup-compatibility/2006" xmlns:o="urn:schemas-microsoft-com:office:office" xmlns:r="http://schemas.openxmlformats.org/officeDocument/2006/relationships" xmlns:m="http://schemas.openxmlformats.org/officeDocument/2006/math" xmlns:v="urn:schemas-microsoft-com:vml" xmlns:wp14="http://schemas.microsoft.com/office/word/2010/wordprocessingDrawing" xmlns:wp="http://schemas.openxmlformats.org/drawingml/2006/wordprocessingDrawing" xmlns:w10="urn:schemas-microsoft-com:office:word" xmlns:w="http://schemas.openxmlformats.org/wordprocessingml/2006/main" xmlns:w14="http://schemas.microsoft.com/office/word/2010/wordml" xmlns:w15="http://schemas.microsoft.com/office/word/2012/wordml" xmlns:wpg="http://schemas.microsoft.com/office/word/2010/wordprocessingGroup" xmlns:wpi="http://schemas.microsoft.com/office/word/2010/wordprocessingInk" xmlns:wne="http://schemas.microsoft.com/office/word/2006/wordml" xmlns:a="http://schemas.openxmlformats.org/drawingml/2006/main" xmlns:wps="http://schemas.microsoft.com/office/word/2010/wordprocessingShape" mc:Ignorable="w14 w15 wp14">
   <w:p>
     <w:pPr>
-      <w:pStyle w:val="1126"/>
+      <w:pStyle w:val="1129"/>
       <w:pBdr/>
       <w:spacing/>
       <w:ind/>
@@ -4950,7 +5860,7 @@
   </w:p>
   <w:p>
     <w:pPr>
-      <w:pStyle w:val="1126"/>
+      <w:pStyle w:val="1129"/>
       <w:pBdr/>
       <w:spacing/>
       <w:ind/>
@@ -5035,7 +5945,7 @@
 <w:hdr xmlns:wpc="http://schemas.microsoft.com/office/word/2010/wordprocessingCanvas" xmlns:mc="http://schemas.openxmlformats.org/markup-compatibility/2006" xmlns:o="urn:schemas-microsoft-com:office:office" xmlns:r="http://schemas.openxmlformats.org/officeDocument/2006/relationships" xmlns:m="http://schemas.openxmlformats.org/officeDocument/2006/math" xmlns:v="urn:schemas-microsoft-com:vml" xmlns:wp14="http://schemas.microsoft.com/office/word/2010/wordprocessingDrawing" xmlns:wp="http://schemas.openxmlformats.org/drawingml/2006/wordprocessingDrawing" xmlns:w10="urn:schemas-microsoft-com:office:word" xmlns:w="http://schemas.openxmlformats.org/wordprocessingml/2006/main" xmlns:w14="http://schemas.microsoft.com/office/word/2010/wordml" xmlns:w15="http://schemas.microsoft.com/office/word/2012/wordml" xmlns:wpg="http://schemas.microsoft.com/office/word/2010/wordprocessingGroup" xmlns:wpi="http://schemas.microsoft.com/office/word/2010/wordprocessingInk" xmlns:wne="http://schemas.microsoft.com/office/word/2006/wordml" xmlns:a="http://schemas.openxmlformats.org/drawingml/2006/main" xmlns:wps="http://schemas.microsoft.com/office/word/2010/wordprocessingShape" mc:Ignorable="w14 w15 wp14">
   <w:p>
     <w:pPr>
-      <w:pStyle w:val="1124"/>
+      <w:pStyle w:val="1127"/>
       <w:pBdr/>
       <w:spacing/>
       <w:ind/>
@@ -5068,7 +5978,7 @@
   </w:p>
   <w:p>
     <w:pPr>
-      <w:pStyle w:val="1124"/>
+      <w:pStyle w:val="1127"/>
       <w:pBdr/>
       <w:spacing/>
       <w:ind/>
@@ -5107,7 +6017,7 @@
 <w:hdr xmlns:wpc="http://schemas.microsoft.com/office/word/2010/wordprocessingCanvas" xmlns:mc="http://schemas.openxmlformats.org/markup-compatibility/2006" xmlns:o="urn:schemas-microsoft-com:office:office" xmlns:r="http://schemas.openxmlformats.org/officeDocument/2006/relationships" xmlns:m="http://schemas.openxmlformats.org/officeDocument/2006/math" xmlns:v="urn:schemas-microsoft-com:vml" xmlns:wp14="http://schemas.microsoft.com/office/word/2010/wordprocessingDrawing" xmlns:wp="http://schemas.openxmlformats.org/drawingml/2006/wordprocessingDrawing" xmlns:w10="urn:schemas-microsoft-com:office:word" xmlns:w="http://schemas.openxmlformats.org/wordprocessingml/2006/main" xmlns:w14="http://schemas.microsoft.com/office/word/2010/wordml" xmlns:w15="http://schemas.microsoft.com/office/word/2012/wordml" xmlns:wpg="http://schemas.microsoft.com/office/word/2010/wordprocessingGroup" xmlns:wpi="http://schemas.microsoft.com/office/word/2010/wordprocessingInk" xmlns:wne="http://schemas.microsoft.com/office/word/2006/wordml" xmlns:a="http://schemas.openxmlformats.org/drawingml/2006/main" xmlns:wps="http://schemas.microsoft.com/office/word/2010/wordprocessingShape" mc:Ignorable="w14 w15 wp14">
   <w:p>
     <w:pPr>
-      <w:pStyle w:val="1124"/>
+      <w:pStyle w:val="1127"/>
       <w:pBdr/>
       <w:spacing/>
       <w:ind/>
@@ -5140,7 +6050,7 @@
   </w:p>
   <w:p>
     <w:pPr>
-      <w:pStyle w:val="1124"/>
+      <w:pStyle w:val="1127"/>
       <w:pBdr/>
       <w:spacing/>
       <w:ind/>
@@ -5876,9 +6786,9 @@
     <w:lsdException w:name="Bibliography" w:uiPriority="37"/>
     <w:lsdException w:name="TOC Heading" w:uiPriority="39" w:qFormat="1"/>
   </w:latentStyles>
-  <w:style w:type="table" w:styleId="964">
+  <w:style w:type="table" w:styleId="967">
     <w:name w:val="Table Grid"/>
-    <w:basedOn w:val="1150"/>
+    <w:basedOn w:val="1153"/>
     <w:uiPriority w:val="59"/>
     <w:pPr>
       <w:pBdr/>
@@ -6075,9 +6985,9 @@
       </w:tcPr>
     </w:tblStylePr>
   </w:style>
-  <w:style w:type="table" w:styleId="965">
+  <w:style w:type="table" w:styleId="968">
     <w:name w:val="Table Grid Light"/>
-    <w:basedOn w:val="1150"/>
+    <w:basedOn w:val="1153"/>
     <w:uiPriority w:val="59"/>
     <w:pPr>
       <w:pBdr/>
@@ -6274,9 +7184,9 @@
       </w:tcPr>
     </w:tblStylePr>
   </w:style>
-  <w:style w:type="table" w:styleId="966">
+  <w:style w:type="table" w:styleId="969">
     <w:name w:val="Plain Table 1"/>
-    <w:basedOn w:val="1150"/>
+    <w:basedOn w:val="1153"/>
     <w:uiPriority w:val="59"/>
     <w:pPr>
       <w:pBdr/>
@@ -6499,9 +7409,9 @@
       </w:tcPr>
     </w:tblStylePr>
   </w:style>
-  <w:style w:type="table" w:styleId="967">
+  <w:style w:type="table" w:styleId="970">
     <w:name w:val="Plain Table 2"/>
-    <w:basedOn w:val="1150"/>
+    <w:basedOn w:val="1153"/>
     <w:uiPriority w:val="59"/>
     <w:pPr>
       <w:pBdr/>
@@ -6732,9 +7642,9 @@
       </w:tcPr>
     </w:tblStylePr>
   </w:style>
-  <w:style w:type="table" w:styleId="968">
+  <w:style w:type="table" w:styleId="971">
     <w:name w:val="Plain Table 3"/>
-    <w:basedOn w:val="1150"/>
+    <w:basedOn w:val="1153"/>
     <w:uiPriority w:val="99"/>
     <w:pPr>
       <w:pBdr/>
@@ -6962,9 +7872,9 @@
       </w:tcPr>
     </w:tblStylePr>
   </w:style>
-  <w:style w:type="table" w:styleId="969">
+  <w:style w:type="table" w:styleId="972">
     <w:name w:val="Plain Table 4"/>
-    <w:basedOn w:val="1150"/>
+    <w:basedOn w:val="1153"/>
     <w:uiPriority w:val="99"/>
     <w:pPr>
       <w:pBdr/>
@@ -7178,9 +8088,9 @@
       </w:tcPr>
     </w:tblStylePr>
   </w:style>
-  <w:style w:type="table" w:styleId="970">
+  <w:style w:type="table" w:styleId="973">
     <w:name w:val="Plain Table 5"/>
-    <w:basedOn w:val="1150"/>
+    <w:basedOn w:val="1153"/>
     <w:uiPriority w:val="99"/>
     <w:pPr>
       <w:pBdr/>
@@ -7411,9 +8321,9 @@
       </w:tcPr>
     </w:tblStylePr>
   </w:style>
-  <w:style w:type="table" w:styleId="971">
+  <w:style w:type="table" w:styleId="974">
     <w:name w:val="Grid Table 1 Light"/>
-    <w:basedOn w:val="1150"/>
+    <w:basedOn w:val="1153"/>
     <w:uiPriority w:val="99"/>
     <w:pPr>
       <w:pBdr/>
@@ -7634,9 +8544,9 @@
       </w:tcPr>
     </w:tblStylePr>
   </w:style>
-  <w:style w:type="table" w:styleId="972">
+  <w:style w:type="table" w:styleId="975">
     <w:name w:val="Grid Table 1 Light - Accent 1"/>
-    <w:basedOn w:val="1150"/>
+    <w:basedOn w:val="1153"/>
     <w:uiPriority w:val="99"/>
     <w:pPr>
       <w:pBdr/>
@@ -7857,9 +8767,9 @@
       </w:tcPr>
     </w:tblStylePr>
   </w:style>
-  <w:style w:type="table" w:styleId="973">
+  <w:style w:type="table" w:styleId="976">
     <w:name w:val="Grid Table 1 Light - Accent 2"/>
-    <w:basedOn w:val="1150"/>
+    <w:basedOn w:val="1153"/>
     <w:uiPriority w:val="99"/>
     <w:pPr>
       <w:pBdr/>
@@ -8080,9 +8990,9 @@
       </w:tcPr>
     </w:tblStylePr>
   </w:style>
-  <w:style w:type="table" w:styleId="974">
+  <w:style w:type="table" w:styleId="977">
     <w:name w:val="Grid Table 1 Light - Accent 3"/>
-    <w:basedOn w:val="1150"/>
+    <w:basedOn w:val="1153"/>
     <w:uiPriority w:val="99"/>
     <w:pPr>
       <w:pBdr/>
@@ -8303,9 +9213,9 @@
       </w:tcPr>
     </w:tblStylePr>
   </w:style>
-  <w:style w:type="table" w:styleId="975">
+  <w:style w:type="table" w:styleId="978">
     <w:name w:val="Grid Table 1 Light - Accent 4"/>
-    <w:basedOn w:val="1150"/>
+    <w:basedOn w:val="1153"/>
     <w:uiPriority w:val="99"/>
     <w:pPr>
       <w:pBdr/>
@@ -8526,9 +9436,9 @@
       </w:tcPr>
     </w:tblStylePr>
   </w:style>
-  <w:style w:type="table" w:styleId="976">
+  <w:style w:type="table" w:styleId="979">
     <w:name w:val="Grid Table 1 Light - Accent 5"/>
-    <w:basedOn w:val="1150"/>
+    <w:basedOn w:val="1153"/>
     <w:uiPriority w:val="99"/>
     <w:pPr>
       <w:pBdr/>
@@ -8749,9 +9659,9 @@
       </w:tcPr>
     </w:tblStylePr>
   </w:style>
-  <w:style w:type="table" w:styleId="977">
+  <w:style w:type="table" w:styleId="980">
     <w:name w:val="Grid Table 1 Light - Accent 6"/>
-    <w:basedOn w:val="1150"/>
+    <w:basedOn w:val="1153"/>
     <w:uiPriority w:val="99"/>
     <w:pPr>
       <w:pBdr/>
@@ -8972,9 +9882,9 @@
       </w:tcPr>
     </w:tblStylePr>
   </w:style>
-  <w:style w:type="table" w:styleId="978">
+  <w:style w:type="table" w:styleId="981">
     <w:name w:val="Grid Table 2"/>
-    <w:basedOn w:val="1150"/>
+    <w:basedOn w:val="1153"/>
     <w:uiPriority w:val="99"/>
     <w:pPr>
       <w:pBdr/>
@@ -9204,9 +10114,9 @@
       </w:tcPr>
     </w:tblStylePr>
   </w:style>
-  <w:style w:type="table" w:styleId="979">
+  <w:style w:type="table" w:styleId="982">
     <w:name w:val="Grid Table 2 - Accent 1"/>
-    <w:basedOn w:val="1150"/>
+    <w:basedOn w:val="1153"/>
     <w:uiPriority w:val="99"/>
     <w:pPr>
       <w:pBdr/>
@@ -9436,9 +10346,9 @@
       </w:tcPr>
     </w:tblStylePr>
   </w:style>
-  <w:style w:type="table" w:styleId="980">
+  <w:style w:type="table" w:styleId="983">
     <w:name w:val="Grid Table 2 - Accent 2"/>
-    <w:basedOn w:val="1150"/>
+    <w:basedOn w:val="1153"/>
     <w:uiPriority w:val="99"/>
     <w:pPr>
       <w:pBdr/>
@@ -9668,9 +10578,9 @@
       </w:tcPr>
     </w:tblStylePr>
   </w:style>
-  <w:style w:type="table" w:styleId="981">
+  <w:style w:type="table" w:styleId="984">
     <w:name w:val="Grid Table 2 - Accent 3"/>
-    <w:basedOn w:val="1150"/>
+    <w:basedOn w:val="1153"/>
     <w:uiPriority w:val="99"/>
     <w:pPr>
       <w:pBdr/>
@@ -9900,9 +10810,9 @@
       </w:tcPr>
     </w:tblStylePr>
   </w:style>
-  <w:style w:type="table" w:styleId="982">
+  <w:style w:type="table" w:styleId="985">
     <w:name w:val="Grid Table 2 - Accent 4"/>
-    <w:basedOn w:val="1150"/>
+    <w:basedOn w:val="1153"/>
     <w:uiPriority w:val="99"/>
     <w:pPr>
       <w:pBdr/>
@@ -10132,9 +11042,9 @@
       </w:tcPr>
     </w:tblStylePr>
   </w:style>
-  <w:style w:type="table" w:styleId="983">
+  <w:style w:type="table" w:styleId="986">
     <w:name w:val="Grid Table 2 - Accent 5"/>
-    <w:basedOn w:val="1150"/>
+    <w:basedOn w:val="1153"/>
     <w:uiPriority w:val="99"/>
     <w:pPr>
       <w:pBdr/>
@@ -10364,9 +11274,9 @@
       </w:tcPr>
     </w:tblStylePr>
   </w:style>
-  <w:style w:type="table" w:styleId="984">
+  <w:style w:type="table" w:styleId="987">
     <w:name w:val="Grid Table 2 - Accent 6"/>
-    <w:basedOn w:val="1150"/>
+    <w:basedOn w:val="1153"/>
     <w:uiPriority w:val="99"/>
     <w:pPr>
       <w:pBdr/>
@@ -10596,9 +11506,9 @@
       </w:tcPr>
     </w:tblStylePr>
   </w:style>
-  <w:style w:type="table" w:styleId="985">
+  <w:style w:type="table" w:styleId="988">
     <w:name w:val="Grid Table 3"/>
-    <w:basedOn w:val="1150"/>
+    <w:basedOn w:val="1153"/>
     <w:uiPriority w:val="99"/>
     <w:pPr>
       <w:pBdr/>
@@ -10841,9 +11751,9 @@
       </w:tcPr>
     </w:tblStylePr>
   </w:style>
-  <w:style w:type="table" w:styleId="986">
+  <w:style w:type="table" w:styleId="989">
     <w:name w:val="Grid Table 3 - Accent 1"/>
-    <w:basedOn w:val="1150"/>
+    <w:basedOn w:val="1153"/>
     <w:uiPriority w:val="99"/>
     <w:pPr>
       <w:pBdr/>
@@ -11086,9 +11996,9 @@
       </w:tcPr>
     </w:tblStylePr>
   </w:style>
-  <w:style w:type="table" w:styleId="987">
+  <w:style w:type="table" w:styleId="990">
     <w:name w:val="Grid Table 3 - Accent 2"/>
-    <w:basedOn w:val="1150"/>
+    <w:basedOn w:val="1153"/>
     <w:uiPriority w:val="99"/>
     <w:pPr>
       <w:pBdr/>
@@ -11331,9 +12241,9 @@
       </w:tcPr>
     </w:tblStylePr>
   </w:style>
-  <w:style w:type="table" w:styleId="988">
+  <w:style w:type="table" w:styleId="991">
     <w:name w:val="Grid Table 3 - Accent 3"/>
-    <w:basedOn w:val="1150"/>
+    <w:basedOn w:val="1153"/>
     <w:uiPriority w:val="99"/>
     <w:pPr>
       <w:pBdr/>
@@ -11576,9 +12486,9 @@
       </w:tcPr>
     </w:tblStylePr>
   </w:style>
-  <w:style w:type="table" w:styleId="989">
+  <w:style w:type="table" w:styleId="992">
     <w:name w:val="Grid Table 3 - Accent 4"/>
-    <w:basedOn w:val="1150"/>
+    <w:basedOn w:val="1153"/>
     <w:uiPriority w:val="99"/>
     <w:pPr>
       <w:pBdr/>
@@ -11821,9 +12731,9 @@
       </w:tcPr>
     </w:tblStylePr>
   </w:style>
-  <w:style w:type="table" w:styleId="990">
+  <w:style w:type="table" w:styleId="993">
     <w:name w:val="Grid Table 3 - Accent 5"/>
-    <w:basedOn w:val="1150"/>
+    <w:basedOn w:val="1153"/>
     <w:uiPriority w:val="99"/>
     <w:pPr>
       <w:pBdr/>
@@ -12066,9 +12976,9 @@
       </w:tcPr>
     </w:tblStylePr>
   </w:style>
-  <w:style w:type="table" w:styleId="991">
+  <w:style w:type="table" w:styleId="994">
     <w:name w:val="Grid Table 3 - Accent 6"/>
-    <w:basedOn w:val="1150"/>
+    <w:basedOn w:val="1153"/>
     <w:uiPriority w:val="99"/>
     <w:pPr>
       <w:pBdr/>
@@ -12311,9 +13221,9 @@
       </w:tcPr>
     </w:tblStylePr>
   </w:style>
-  <w:style w:type="table" w:styleId="992">
+  <w:style w:type="table" w:styleId="995">
     <w:name w:val="Grid Table 4"/>
-    <w:basedOn w:val="1150"/>
+    <w:basedOn w:val="1153"/>
     <w:uiPriority w:val="59"/>
     <w:pPr>
       <w:pBdr/>
@@ -12544,9 +13454,9 @@
       </w:tcPr>
     </w:tblStylePr>
   </w:style>
-  <w:style w:type="table" w:styleId="993">
+  <w:style w:type="table" w:styleId="996">
     <w:name w:val="Grid Table 4 - Accent 1"/>
-    <w:basedOn w:val="1150"/>
+    <w:basedOn w:val="1153"/>
     <w:uiPriority w:val="59"/>
     <w:pPr>
       <w:pBdr/>
@@ -12777,9 +13687,9 @@
       </w:tcPr>
     </w:tblStylePr>
   </w:style>
-  <w:style w:type="table" w:styleId="994">
+  <w:style w:type="table" w:styleId="997">
     <w:name w:val="Grid Table 4 - Accent 2"/>
-    <w:basedOn w:val="1150"/>
+    <w:basedOn w:val="1153"/>
     <w:uiPriority w:val="59"/>
     <w:pPr>
       <w:pBdr/>
@@ -13010,9 +13920,9 @@
       </w:tcPr>
     </w:tblStylePr>
   </w:style>
-  <w:style w:type="table" w:styleId="995">
+  <w:style w:type="table" w:styleId="998">
     <w:name w:val="Grid Table 4 - Accent 3"/>
-    <w:basedOn w:val="1150"/>
+    <w:basedOn w:val="1153"/>
     <w:uiPriority w:val="59"/>
     <w:pPr>
       <w:pBdr/>
@@ -13243,9 +14153,9 @@
       </w:tcPr>
     </w:tblStylePr>
   </w:style>
-  <w:style w:type="table" w:styleId="996">
+  <w:style w:type="table" w:styleId="999">
     <w:name w:val="Grid Table 4 - Accent 4"/>
-    <w:basedOn w:val="1150"/>
+    <w:basedOn w:val="1153"/>
     <w:uiPriority w:val="59"/>
     <w:pPr>
       <w:pBdr/>
@@ -13476,9 +14386,9 @@
       </w:tcPr>
     </w:tblStylePr>
   </w:style>
-  <w:style w:type="table" w:styleId="997">
+  <w:style w:type="table" w:styleId="1000">
     <w:name w:val="Grid Table 4 - Accent 5"/>
-    <w:basedOn w:val="1150"/>
+    <w:basedOn w:val="1153"/>
     <w:uiPriority w:val="59"/>
     <w:pPr>
       <w:pBdr/>
@@ -13709,9 +14619,9 @@
       </w:tcPr>
     </w:tblStylePr>
   </w:style>
-  <w:style w:type="table" w:styleId="998">
+  <w:style w:type="table" w:styleId="1001">
     <w:name w:val="Grid Table 4 - Accent 6"/>
-    <w:basedOn w:val="1150"/>
+    <w:basedOn w:val="1153"/>
     <w:uiPriority w:val="59"/>
     <w:pPr>
       <w:pBdr/>
@@ -13942,9 +14852,9 @@
       </w:tcPr>
     </w:tblStylePr>
   </w:style>
-  <w:style w:type="table" w:styleId="999">
+  <w:style w:type="table" w:styleId="1002">
     <w:name w:val="Grid Table 5 Dark"/>
-    <w:basedOn w:val="1150"/>
+    <w:basedOn w:val="1153"/>
     <w:uiPriority w:val="99"/>
     <w:pPr>
       <w:pBdr/>
@@ -14170,9 +15080,9 @@
       </w:tcPr>
     </w:tblStylePr>
   </w:style>
-  <w:style w:type="table" w:styleId="1000">
+  <w:style w:type="table" w:styleId="1003">
     <w:name w:val="Grid Table 5 Dark- Accent 1"/>
-    <w:basedOn w:val="1150"/>
+    <w:basedOn w:val="1153"/>
     <w:uiPriority w:val="99"/>
     <w:pPr>
       <w:pBdr/>
@@ -14398,9 +15308,9 @@
       </w:tcPr>
     </w:tblStylePr>
   </w:style>
-  <w:style w:type="table" w:styleId="1001">
+  <w:style w:type="table" w:styleId="1004">
     <w:name w:val="Grid Table 5 Dark - Accent 2"/>
-    <w:basedOn w:val="1150"/>
+    <w:basedOn w:val="1153"/>
     <w:uiPriority w:val="99"/>
     <w:pPr>
       <w:pBdr/>
@@ -14626,9 +15536,9 @@
       </w:tcPr>
     </w:tblStylePr>
   </w:style>
-  <w:style w:type="table" w:styleId="1002">
+  <w:style w:type="table" w:styleId="1005">
     <w:name w:val="Grid Table 5 Dark - Accent 3"/>
-    <w:basedOn w:val="1150"/>
+    <w:basedOn w:val="1153"/>
     <w:uiPriority w:val="99"/>
     <w:pPr>
       <w:pBdr/>
@@ -14854,9 +15764,9 @@
       </w:tcPr>
     </w:tblStylePr>
   </w:style>
-  <w:style w:type="table" w:styleId="1003">
+  <w:style w:type="table" w:styleId="1006">
     <w:name w:val="Grid Table 5 Dark- Accent 4"/>
-    <w:basedOn w:val="1150"/>
+    <w:basedOn w:val="1153"/>
     <w:uiPriority w:val="99"/>
     <w:pPr>
       <w:pBdr/>
@@ -15082,9 +15992,9 @@
       </w:tcPr>
     </w:tblStylePr>
   </w:style>
-  <w:style w:type="table" w:styleId="1004">
+  <w:style w:type="table" w:styleId="1007">
     <w:name w:val="Grid Table 5 Dark - Accent 5"/>
-    <w:basedOn w:val="1150"/>
+    <w:basedOn w:val="1153"/>
     <w:uiPriority w:val="99"/>
     <w:pPr>
       <w:pBdr/>
@@ -15310,9 +16220,9 @@
       </w:tcPr>
     </w:tblStylePr>
   </w:style>
-  <w:style w:type="table" w:styleId="1005">
+  <w:style w:type="table" w:styleId="1008">
     <w:name w:val="Grid Table 5 Dark - Accent 6"/>
-    <w:basedOn w:val="1150"/>
+    <w:basedOn w:val="1153"/>
     <w:uiPriority w:val="99"/>
     <w:pPr>
       <w:pBdr/>
@@ -15538,9 +16448,9 @@
       </w:tcPr>
     </w:tblStylePr>
   </w:style>
-  <w:style w:type="table" w:styleId="1006">
+  <w:style w:type="table" w:styleId="1009">
     <w:name w:val="Grid Table 6 Colorful"/>
-    <w:basedOn w:val="1150"/>
+    <w:basedOn w:val="1153"/>
     <w:uiPriority w:val="99"/>
     <w:pPr>
       <w:pBdr/>
@@ -15768,9 +16678,9 @@
       </w:tcPr>
     </w:tblStylePr>
   </w:style>
-  <w:style w:type="table" w:styleId="1007">
+  <w:style w:type="table" w:styleId="1010">
     <w:name w:val="Grid Table 6 Colorful - Accent 1"/>
-    <w:basedOn w:val="1150"/>
+    <w:basedOn w:val="1153"/>
     <w:uiPriority w:val="99"/>
     <w:pPr>
       <w:pBdr/>
@@ -15998,9 +16908,9 @@
       </w:tcPr>
     </w:tblStylePr>
   </w:style>
-  <w:style w:type="table" w:styleId="1008">
+  <w:style w:type="table" w:styleId="1011">
     <w:name w:val="Grid Table 6 Colorful - Accent 2"/>
-    <w:basedOn w:val="1150"/>
+    <w:basedOn w:val="1153"/>
     <w:uiPriority w:val="99"/>
     <w:pPr>
       <w:pBdr/>
@@ -16228,9 +17138,9 @@
       </w:tcPr>
     </w:tblStylePr>
   </w:style>
-  <w:style w:type="table" w:styleId="1009">
+  <w:style w:type="table" w:styleId="1012">
     <w:name w:val="Grid Table 6 Colorful - Accent 3"/>
-    <w:basedOn w:val="1150"/>
+    <w:basedOn w:val="1153"/>
     <w:uiPriority w:val="99"/>
     <w:pPr>
       <w:pBdr/>
@@ -16458,9 +17368,9 @@
       </w:tcPr>
     </w:tblStylePr>
   </w:style>
-  <w:style w:type="table" w:styleId="1010">
+  <w:style w:type="table" w:styleId="1013">
     <w:name w:val="Grid Table 6 Colorful - Accent 4"/>
-    <w:basedOn w:val="1150"/>
+    <w:basedOn w:val="1153"/>
     <w:uiPriority w:val="99"/>
     <w:pPr>
       <w:pBdr/>
@@ -16688,9 +17598,9 @@
       </w:tcPr>
     </w:tblStylePr>
   </w:style>
-  <w:style w:type="table" w:styleId="1011">
+  <w:style w:type="table" w:styleId="1014">
     <w:name w:val="Grid Table 6 Colorful - Accent 5"/>
-    <w:basedOn w:val="1150"/>
+    <w:basedOn w:val="1153"/>
     <w:uiPriority w:val="99"/>
     <w:pPr>
       <w:pBdr/>
@@ -16918,9 +17828,9 @@
       </w:tcPr>
     </w:tblStylePr>
   </w:style>
-  <w:style w:type="table" w:styleId="1012">
+  <w:style w:type="table" w:styleId="1015">
     <w:name w:val="Grid Table 6 Colorful - Accent 6"/>
-    <w:basedOn w:val="1150"/>
+    <w:basedOn w:val="1153"/>
     <w:uiPriority w:val="99"/>
     <w:pPr>
       <w:pBdr/>
@@ -17148,9 +18058,9 @@
       </w:tcPr>
     </w:tblStylePr>
   </w:style>
-  <w:style w:type="table" w:styleId="1013">
+  <w:style w:type="table" w:styleId="1016">
     <w:name w:val="Grid Table 7 Colorful"/>
-    <w:basedOn w:val="1150"/>
+    <w:basedOn w:val="1153"/>
     <w:uiPriority w:val="99"/>
     <w:pPr>
       <w:pBdr/>
@@ -17402,9 +18312,9 @@
       </w:tcPr>
     </w:tblStylePr>
   </w:style>
-  <w:style w:type="table" w:styleId="1014">
+  <w:style w:type="table" w:styleId="1017">
     <w:name w:val="Grid Table 7 Colorful - Accent 1"/>
-    <w:basedOn w:val="1150"/>
+    <w:basedOn w:val="1153"/>
     <w:uiPriority w:val="99"/>
     <w:pPr>
       <w:pBdr/>
@@ -17656,9 +18566,9 @@
       </w:tcPr>
     </w:tblStylePr>
   </w:style>
-  <w:style w:type="table" w:styleId="1015">
+  <w:style w:type="table" w:styleId="1018">
     <w:name w:val="Grid Table 7 Colorful - Accent 2"/>
-    <w:basedOn w:val="1150"/>
+    <w:basedOn w:val="1153"/>
     <w:uiPriority w:val="99"/>
     <w:pPr>
       <w:pBdr/>
@@ -17910,9 +18820,9 @@
       </w:tcPr>
     </w:tblStylePr>
   </w:style>
-  <w:style w:type="table" w:styleId="1016">
+  <w:style w:type="table" w:styleId="1019">
     <w:name w:val="Grid Table 7 Colorful - Accent 3"/>
-    <w:basedOn w:val="1150"/>
+    <w:basedOn w:val="1153"/>
     <w:uiPriority w:val="99"/>
     <w:pPr>
       <w:pBdr/>
@@ -18164,9 +19074,9 @@
       </w:tcPr>
     </w:tblStylePr>
   </w:style>
-  <w:style w:type="table" w:styleId="1017">
+  <w:style w:type="table" w:styleId="1020">
     <w:name w:val="Grid Table 7 Colorful - Accent 4"/>
-    <w:basedOn w:val="1150"/>
+    <w:basedOn w:val="1153"/>
     <w:uiPriority w:val="99"/>
     <w:pPr>
       <w:pBdr/>
@@ -18418,9 +19328,9 @@
       </w:tcPr>
     </w:tblStylePr>
   </w:style>
-  <w:style w:type="table" w:styleId="1018">
+  <w:style w:type="table" w:styleId="1021">
     <w:name w:val="Grid Table 7 Colorful - Accent 5"/>
-    <w:basedOn w:val="1150"/>
+    <w:basedOn w:val="1153"/>
     <w:uiPriority w:val="99"/>
     <w:pPr>
       <w:pBdr/>
@@ -18672,9 +19582,9 @@
       </w:tcPr>
     </w:tblStylePr>
   </w:style>
-  <w:style w:type="table" w:styleId="1019">
+  <w:style w:type="table" w:styleId="1022">
     <w:name w:val="Grid Table 7 Colorful - Accent 6"/>
-    <w:basedOn w:val="1150"/>
+    <w:basedOn w:val="1153"/>
     <w:uiPriority w:val="99"/>
     <w:pPr>
       <w:pBdr/>
@@ -18926,9 +19836,9 @@
       </w:tcPr>
     </w:tblStylePr>
   </w:style>
-  <w:style w:type="table" w:styleId="1020">
+  <w:style w:type="table" w:styleId="1023">
     <w:name w:val="List Table 1 Light"/>
-    <w:basedOn w:val="1150"/>
+    <w:basedOn w:val="1153"/>
     <w:uiPriority w:val="99"/>
     <w:pPr>
       <w:pBdr/>
@@ -19142,9 +20052,9 @@
       </w:tcPr>
     </w:tblStylePr>
   </w:style>
-  <w:style w:type="table" w:styleId="1021">
+  <w:style w:type="table" w:styleId="1024">
     <w:name w:val="List Table 1 Light - Accent 1"/>
-    <w:basedOn w:val="1150"/>
+    <w:basedOn w:val="1153"/>
     <w:uiPriority w:val="99"/>
     <w:pPr>
       <w:pBdr/>
@@ -19358,9 +20268,9 @@
       </w:tcPr>
     </w:tblStylePr>
   </w:style>
-  <w:style w:type="table" w:styleId="1022">
+  <w:style w:type="table" w:styleId="1025">
     <w:name w:val="List Table 1 Light - Accent 2"/>
-    <w:basedOn w:val="1150"/>
+    <w:basedOn w:val="1153"/>
     <w:uiPriority w:val="99"/>
     <w:pPr>
       <w:pBdr/>
@@ -19574,9 +20484,9 @@
       </w:tcPr>
     </w:tblStylePr>
   </w:style>
-  <w:style w:type="table" w:styleId="1023">
+  <w:style w:type="table" w:styleId="1026">
     <w:name w:val="List Table 1 Light - Accent 3"/>
-    <w:basedOn w:val="1150"/>
+    <w:basedOn w:val="1153"/>
     <w:uiPriority w:val="99"/>
     <w:pPr>
       <w:pBdr/>
@@ -19790,9 +20700,9 @@
       </w:tcPr>
     </w:tblStylePr>
   </w:style>
-  <w:style w:type="table" w:styleId="1024">
+  <w:style w:type="table" w:styleId="1027">
     <w:name w:val="List Table 1 Light - Accent 4"/>
-    <w:basedOn w:val="1150"/>
+    <w:basedOn w:val="1153"/>
     <w:uiPriority w:val="99"/>
     <w:pPr>
       <w:pBdr/>
@@ -20006,9 +20916,9 @@
       </w:tcPr>
     </w:tblStylePr>
   </w:style>
-  <w:style w:type="table" w:styleId="1025">
+  <w:style w:type="table" w:styleId="1028">
     <w:name w:val="List Table 1 Light - Accent 5"/>
-    <w:basedOn w:val="1150"/>
+    <w:basedOn w:val="1153"/>
     <w:uiPriority w:val="99"/>
     <w:pPr>
       <w:pBdr/>
@@ -20222,9 +21132,9 @@
       </w:tcPr>
     </w:tblStylePr>
   </w:style>
-  <w:style w:type="table" w:styleId="1026">
+  <w:style w:type="table" w:styleId="1029">
     <w:name w:val="List Table 1 Light - Accent 6"/>
-    <w:basedOn w:val="1150"/>
+    <w:basedOn w:val="1153"/>
     <w:uiPriority w:val="99"/>
     <w:pPr>
       <w:pBdr/>
@@ -20438,9 +21348,9 @@
       </w:tcPr>
     </w:tblStylePr>
   </w:style>
-  <w:style w:type="table" w:styleId="1027">
+  <w:style w:type="table" w:styleId="1030">
     <w:name w:val="List Table 2"/>
-    <w:basedOn w:val="1150"/>
+    <w:basedOn w:val="1153"/>
     <w:uiPriority w:val="99"/>
     <w:pPr>
       <w:pBdr/>
@@ -20676,9 +21586,9 @@
       </w:tcPr>
     </w:tblStylePr>
   </w:style>
-  <w:style w:type="table" w:styleId="1028">
+  <w:style w:type="table" w:styleId="1031">
     <w:name w:val="List Table 2 - Accent 1"/>
-    <w:basedOn w:val="1150"/>
+    <w:basedOn w:val="1153"/>
     <w:uiPriority w:val="99"/>
     <w:pPr>
       <w:pBdr/>
@@ -20914,9 +21824,9 @@
       </w:tcPr>
     </w:tblStylePr>
   </w:style>
-  <w:style w:type="table" w:styleId="1029">
+  <w:style w:type="table" w:styleId="1032">
     <w:name w:val="List Table 2 - Accent 2"/>
-    <w:basedOn w:val="1150"/>
+    <w:basedOn w:val="1153"/>
     <w:uiPriority w:val="99"/>
     <w:pPr>
       <w:pBdr/>
@@ -21152,9 +22062,9 @@
       </w:tcPr>
     </w:tblStylePr>
   </w:style>
-  <w:style w:type="table" w:styleId="1030">
+  <w:style w:type="table" w:styleId="1033">
     <w:name w:val="List Table 2 - Accent 3"/>
-    <w:basedOn w:val="1150"/>
+    <w:basedOn w:val="1153"/>
     <w:uiPriority w:val="99"/>
     <w:pPr>
       <w:pBdr/>
@@ -21390,9 +22300,9 @@
       </w:tcPr>
     </w:tblStylePr>
   </w:style>
-  <w:style w:type="table" w:styleId="1031">
+  <w:style w:type="table" w:styleId="1034">
     <w:name w:val="List Table 2 - Accent 4"/>
-    <w:basedOn w:val="1150"/>
+    <w:basedOn w:val="1153"/>
     <w:uiPriority w:val="99"/>
     <w:pPr>
       <w:pBdr/>
@@ -21628,9 +22538,9 @@
       </w:tcPr>
     </w:tblStylePr>
   </w:style>
-  <w:style w:type="table" w:styleId="1032">
+  <w:style w:type="table" w:styleId="1035">
     <w:name w:val="List Table 2 - Accent 5"/>
-    <w:basedOn w:val="1150"/>
+    <w:basedOn w:val="1153"/>
     <w:uiPriority w:val="99"/>
     <w:pPr>
       <w:pBdr/>
@@ -21866,9 +22776,9 @@
       </w:tcPr>
     </w:tblStylePr>
   </w:style>
-  <w:style w:type="table" w:styleId="1033">
+  <w:style w:type="table" w:styleId="1036">
     <w:name w:val="List Table 2 - Accent 6"/>
-    <w:basedOn w:val="1150"/>
+    <w:basedOn w:val="1153"/>
     <w:uiPriority w:val="99"/>
     <w:pPr>
       <w:pBdr/>
@@ -22104,9 +23014,9 @@
       </w:tcPr>
     </w:tblStylePr>
   </w:style>
-  <w:style w:type="table" w:styleId="1034">
+  <w:style w:type="table" w:styleId="1037">
     <w:name w:val="List Table 3"/>
-    <w:basedOn w:val="1150"/>
+    <w:basedOn w:val="1153"/>
     <w:uiPriority w:val="99"/>
     <w:pPr>
       <w:pBdr/>
@@ -22332,9 +23242,9 @@
       </w:tcPr>
     </w:tblStylePr>
   </w:style>
-  <w:style w:type="table" w:styleId="1035">
+  <w:style w:type="table" w:styleId="1038">
     <w:name w:val="List Table 3 - Accent 1"/>
-    <w:basedOn w:val="1150"/>
+    <w:basedOn w:val="1153"/>
     <w:uiPriority w:val="99"/>
     <w:pPr>
       <w:pBdr/>
@@ -22560,9 +23470,9 @@
       </w:tcPr>
     </w:tblStylePr>
   </w:style>
-  <w:style w:type="table" w:styleId="1036">
+  <w:style w:type="table" w:styleId="1039">
     <w:name w:val="List Table 3 - Accent 2"/>
-    <w:basedOn w:val="1150"/>
+    <w:basedOn w:val="1153"/>
     <w:uiPriority w:val="99"/>
     <w:pPr>
       <w:pBdr/>
@@ -22788,9 +23698,9 @@
       </w:tcPr>
     </w:tblStylePr>
   </w:style>
-  <w:style w:type="table" w:styleId="1037">
+  <w:style w:type="table" w:styleId="1040">
     <w:name w:val="List Table 3 - Accent 3"/>
-    <w:basedOn w:val="1150"/>
+    <w:basedOn w:val="1153"/>
     <w:uiPriority w:val="99"/>
     <w:pPr>
       <w:pBdr/>
@@ -23016,9 +23926,9 @@
       </w:tcPr>
     </w:tblStylePr>
   </w:style>
-  <w:style w:type="table" w:styleId="1038">
+  <w:style w:type="table" w:styleId="1041">
     <w:name w:val="List Table 3 - Accent 4"/>
-    <w:basedOn w:val="1150"/>
+    <w:basedOn w:val="1153"/>
     <w:uiPriority w:val="99"/>
     <w:pPr>
       <w:pBdr/>
@@ -23244,9 +24154,9 @@
       </w:tcPr>
     </w:tblStylePr>
   </w:style>
-  <w:style w:type="table" w:styleId="1039">
+  <w:style w:type="table" w:styleId="1042">
     <w:name w:val="List Table 3 - Accent 5"/>
-    <w:basedOn w:val="1150"/>
+    <w:basedOn w:val="1153"/>
     <w:uiPriority w:val="99"/>
     <w:pPr>
       <w:pBdr/>
@@ -23472,9 +24382,9 @@
       </w:tcPr>
     </w:tblStylePr>
   </w:style>
-  <w:style w:type="table" w:styleId="1040">
+  <w:style w:type="table" w:styleId="1043">
     <w:name w:val="List Table 3 - Accent 6"/>
-    <w:basedOn w:val="1150"/>
+    <w:basedOn w:val="1153"/>
     <w:uiPriority w:val="99"/>
     <w:pPr>
       <w:pBdr/>
@@ -23700,9 +24610,9 @@
       </w:tcPr>
     </w:tblStylePr>
   </w:style>
-  <w:style w:type="table" w:styleId="1041">
+  <w:style w:type="table" w:styleId="1044">
     <w:name w:val="List Table 4"/>
-    <w:basedOn w:val="1150"/>
+    <w:basedOn w:val="1153"/>
     <w:uiPriority w:val="99"/>
     <w:pPr>
       <w:pBdr/>
@@ -23925,9 +24835,9 @@
       </w:tcPr>
     </w:tblStylePr>
   </w:style>
-  <w:style w:type="table" w:styleId="1042">
+  <w:style w:type="table" w:styleId="1045">
     <w:name w:val="List Table 4 - Accent 1"/>
-    <w:basedOn w:val="1150"/>
+    <w:basedOn w:val="1153"/>
     <w:uiPriority w:val="99"/>
     <w:pPr>
       <w:pBdr/>
@@ -24150,9 +25060,9 @@
       </w:tcPr>
     </w:tblStylePr>
   </w:style>
-  <w:style w:type="table" w:styleId="1043">
+  <w:style w:type="table" w:styleId="1046">
     <w:name w:val="List Table 4 - Accent 2"/>
-    <w:basedOn w:val="1150"/>
+    <w:basedOn w:val="1153"/>
     <w:uiPriority w:val="99"/>
     <w:pPr>
       <w:pBdr/>
@@ -24375,9 +25285,9 @@
       </w:tcPr>
     </w:tblStylePr>
   </w:style>
-  <w:style w:type="table" w:styleId="1044">
+  <w:style w:type="table" w:styleId="1047">
     <w:name w:val="List Table 4 - Accent 3"/>
-    <w:basedOn w:val="1150"/>
+    <w:basedOn w:val="1153"/>
     <w:uiPriority w:val="99"/>
     <w:pPr>
       <w:pBdr/>
@@ -24600,9 +25510,9 @@
       </w:tcPr>
     </w:tblStylePr>
   </w:style>
-  <w:style w:type="table" w:styleId="1045">
+  <w:style w:type="table" w:styleId="1048">
     <w:name w:val="List Table 4 - Accent 4"/>
-    <w:basedOn w:val="1150"/>
+    <w:basedOn w:val="1153"/>
     <w:uiPriority w:val="99"/>
     <w:pPr>
       <w:pBdr/>
@@ -24825,9 +25735,9 @@
       </w:tcPr>
     </w:tblStylePr>
   </w:style>
-  <w:style w:type="table" w:styleId="1046">
+  <w:style w:type="table" w:styleId="1049">
     <w:name w:val="List Table 4 - Accent 5"/>
-    <w:basedOn w:val="1150"/>
+    <w:basedOn w:val="1153"/>
     <w:uiPriority w:val="99"/>
     <w:pPr>
       <w:pBdr/>
@@ -25050,9 +25960,9 @@
       </w:tcPr>
     </w:tblStylePr>
   </w:style>
-  <w:style w:type="table" w:styleId="1047">
+  <w:style w:type="table" w:styleId="1050">
     <w:name w:val="List Table 4 - Accent 6"/>
-    <w:basedOn w:val="1150"/>
+    <w:basedOn w:val="1153"/>
     <w:uiPriority w:val="99"/>
     <w:pPr>
       <w:pBdr/>
@@ -25275,9 +26185,9 @@
       </w:tcPr>
     </w:tblStylePr>
   </w:style>
-  <w:style w:type="table" w:styleId="1048">
+  <w:style w:type="table" w:styleId="1051">
     <w:name w:val="List Table 5 Dark"/>
-    <w:basedOn w:val="1150"/>
+    <w:basedOn w:val="1153"/>
     <w:uiPriority w:val="99"/>
     <w:pPr>
       <w:pBdr/>
@@ -25517,9 +26427,9 @@
       </w:tcPr>
     </w:tblStylePr>
   </w:style>
-  <w:style w:type="table" w:styleId="1049">
+  <w:style w:type="table" w:styleId="1052">
     <w:name w:val="List Table 5 Dark - Accent 1"/>
-    <w:basedOn w:val="1150"/>
+    <w:basedOn w:val="1153"/>
     <w:uiPriority w:val="99"/>
     <w:pPr>
       <w:pBdr/>
@@ -25759,9 +26669,9 @@
       </w:tcPr>
     </w:tblStylePr>
   </w:style>
-  <w:style w:type="table" w:styleId="1050">
+  <w:style w:type="table" w:styleId="1053">
     <w:name w:val="List Table 5 Dark - Accent 2"/>
-    <w:basedOn w:val="1150"/>
+    <w:basedOn w:val="1153"/>
     <w:uiPriority w:val="99"/>
     <w:pPr>
       <w:pBdr/>
@@ -26001,9 +26911,9 @@
       </w:tcPr>
     </w:tblStylePr>
   </w:style>
-  <w:style w:type="table" w:styleId="1051">
+  <w:style w:type="table" w:styleId="1054">
     <w:name w:val="List Table 5 Dark - Accent 3"/>
-    <w:basedOn w:val="1150"/>
+    <w:basedOn w:val="1153"/>
     <w:uiPriority w:val="99"/>
     <w:pPr>
       <w:pBdr/>
@@ -26243,9 +27153,9 @@
       </w:tcPr>
     </w:tblStylePr>
   </w:style>
-  <w:style w:type="table" w:styleId="1052">
+  <w:style w:type="table" w:styleId="1055">
     <w:name w:val="List Table 5 Dark - Accent 4"/>
-    <w:basedOn w:val="1150"/>
+    <w:basedOn w:val="1153"/>
     <w:uiPriority w:val="99"/>
     <w:pPr>
       <w:pBdr/>
@@ -26485,9 +27395,9 @@
       </w:tcPr>
     </w:tblStylePr>
   </w:style>
-  <w:style w:type="table" w:styleId="1053">
+  <w:style w:type="table" w:styleId="1056">
     <w:name w:val="List Table 5 Dark - Accent 5"/>
-    <w:basedOn w:val="1150"/>
+    <w:basedOn w:val="1153"/>
     <w:uiPriority w:val="99"/>
     <w:pPr>
       <w:pBdr/>
@@ -26727,9 +27637,9 @@
       </w:tcPr>
     </w:tblStylePr>
   </w:style>
-  <w:style w:type="table" w:styleId="1054">
+  <w:style w:type="table" w:styleId="1057">
     <w:name w:val="List Table 5 Dark - Accent 6"/>
-    <w:basedOn w:val="1150"/>
+    <w:basedOn w:val="1153"/>
     <w:uiPriority w:val="99"/>
     <w:pPr>
       <w:pBdr/>
@@ -26969,9 +27879,9 @@
       </w:tcPr>
     </w:tblStylePr>
   </w:style>
-  <w:style w:type="table" w:styleId="1055">
+  <w:style w:type="table" w:styleId="1058">
     <w:name w:val="List Table 6 Colorful"/>
-    <w:basedOn w:val="1150"/>
+    <w:basedOn w:val="1153"/>
     <w:uiPriority w:val="99"/>
     <w:pPr>
       <w:pBdr/>
@@ -27192,9 +28102,9 @@
       </w:tcPr>
     </w:tblStylePr>
   </w:style>
-  <w:style w:type="table" w:styleId="1056">
+  <w:style w:type="table" w:styleId="1059">
     <w:name w:val="List Table 6 Colorful - Accent 1"/>
-    <w:basedOn w:val="1150"/>
+    <w:basedOn w:val="1153"/>
     <w:uiPriority w:val="99"/>
     <w:pPr>
       <w:pBdr/>
@@ -27415,9 +28325,9 @@
       </w:tcPr>
     </w:tblStylePr>
   </w:style>
-  <w:style w:type="table" w:styleId="1057">
+  <w:style w:type="table" w:styleId="1060">
     <w:name w:val="List Table 6 Colorful - Accent 2"/>
-    <w:basedOn w:val="1150"/>
+    <w:basedOn w:val="1153"/>
     <w:uiPriority w:val="99"/>
     <w:pPr>
       <w:pBdr/>
@@ -27638,9 +28548,9 @@
       </w:tcPr>
     </w:tblStylePr>
   </w:style>
-  <w:style w:type="table" w:styleId="1058">
+  <w:style w:type="table" w:styleId="1061">
     <w:name w:val="List Table 6 Colorful - Accent 3"/>
-    <w:basedOn w:val="1150"/>
+    <w:basedOn w:val="1153"/>
     <w:uiPriority w:val="99"/>
     <w:pPr>
       <w:pBdr/>
@@ -27861,9 +28771,9 @@
       </w:tcPr>
     </w:tblStylePr>
   </w:style>
-  <w:style w:type="table" w:styleId="1059">
+  <w:style w:type="table" w:styleId="1062">
     <w:name w:val="List Table 6 Colorful - Accent 4"/>
-    <w:basedOn w:val="1150"/>
+    <w:basedOn w:val="1153"/>
     <w:uiPriority w:val="99"/>
     <w:pPr>
       <w:pBdr/>
@@ -28084,9 +28994,9 @@
       </w:tcPr>
     </w:tblStylePr>
   </w:style>
-  <w:style w:type="table" w:styleId="1060">
+  <w:style w:type="table" w:styleId="1063">
     <w:name w:val="List Table 6 Colorful - Accent 5"/>
-    <w:basedOn w:val="1150"/>
+    <w:basedOn w:val="1153"/>
     <w:uiPriority w:val="99"/>
     <w:pPr>
       <w:pBdr/>
@@ -28307,9 +29217,9 @@
       </w:tcPr>
     </w:tblStylePr>
   </w:style>
-  <w:style w:type="table" w:styleId="1061">
+  <w:style w:type="table" w:styleId="1064">
     <w:name w:val="List Table 6 Colorful - Accent 6"/>
-    <w:basedOn w:val="1150"/>
+    <w:basedOn w:val="1153"/>
     <w:uiPriority w:val="99"/>
     <w:pPr>
       <w:pBdr/>
@@ -28530,9 +29440,9 @@
       </w:tcPr>
     </w:tblStylePr>
   </w:style>
-  <w:style w:type="table" w:styleId="1062">
+  <w:style w:type="table" w:styleId="1065">
     <w:name w:val="List Table 7 Colorful"/>
-    <w:basedOn w:val="1150"/>
+    <w:basedOn w:val="1153"/>
     <w:uiPriority w:val="99"/>
     <w:pPr>
       <w:pBdr/>
@@ -28786,9 +29696,9 @@
       </w:tcPr>
     </w:tblStylePr>
   </w:style>
-  <w:style w:type="table" w:styleId="1063">
+  <w:style w:type="table" w:styleId="1066">
     <w:name w:val="List Table 7 Colorful - Accent 1"/>
-    <w:basedOn w:val="1150"/>
+    <w:basedOn w:val="1153"/>
     <w:uiPriority w:val="99"/>
     <w:pPr>
       <w:pBdr/>
@@ -29042,9 +29952,9 @@
       </w:tcPr>
     </w:tblStylePr>
   </w:style>
-  <w:style w:type="table" w:styleId="1064">
+  <w:style w:type="table" w:styleId="1067">
     <w:name w:val="List Table 7 Colorful - Accent 2"/>
-    <w:basedOn w:val="1150"/>
+    <w:basedOn w:val="1153"/>
     <w:uiPriority w:val="99"/>
     <w:pPr>
       <w:pBdr/>
@@ -29298,9 +30208,9 @@
       </w:tcPr>
     </w:tblStylePr>
   </w:style>
-  <w:style w:type="table" w:styleId="1065">
+  <w:style w:type="table" w:styleId="1068">
     <w:name w:val="List Table 7 Colorful - Accent 3"/>
-    <w:basedOn w:val="1150"/>
+    <w:basedOn w:val="1153"/>
     <w:uiPriority w:val="99"/>
     <w:pPr>
       <w:pBdr/>
@@ -29554,9 +30464,9 @@
       </w:tcPr>
     </w:tblStylePr>
   </w:style>
-  <w:style w:type="table" w:styleId="1066">
+  <w:style w:type="table" w:styleId="1069">
     <w:name w:val="List Table 7 Colorful - Accent 4"/>
-    <w:basedOn w:val="1150"/>
+    <w:basedOn w:val="1153"/>
     <w:uiPriority w:val="99"/>
     <w:pPr>
       <w:pBdr/>
@@ -29810,9 +30720,9 @@
       </w:tcPr>
     </w:tblStylePr>
   </w:style>
-  <w:style w:type="table" w:styleId="1067">
+  <w:style w:type="table" w:styleId="1070">
     <w:name w:val="List Table 7 Colorful - Accent 5"/>
-    <w:basedOn w:val="1150"/>
+    <w:basedOn w:val="1153"/>
     <w:uiPriority w:val="99"/>
     <w:pPr>
       <w:pBdr/>
@@ -30066,9 +30976,9 @@
       </w:tcPr>
     </w:tblStylePr>
   </w:style>
-  <w:style w:type="table" w:styleId="1068">
+  <w:style w:type="table" w:styleId="1071">
     <w:name w:val="List Table 7 Colorful - Accent 6"/>
-    <w:basedOn w:val="1150"/>
+    <w:basedOn w:val="1153"/>
     <w:uiPriority w:val="99"/>
     <w:pPr>
       <w:pBdr/>
@@ -30322,9 +31232,9 @@
       </w:tcPr>
     </w:tblStylePr>
   </w:style>
-  <w:style w:type="table" w:styleId="1069">
+  <w:style w:type="table" w:styleId="1072">
     <w:name w:val="Lined - Accent"/>
-    <w:basedOn w:val="1150"/>
+    <w:basedOn w:val="1153"/>
     <w:uiPriority w:val="99"/>
     <w:pPr>
       <w:pBdr/>
@@ -30559,9 +31469,9 @@
       </w:tcPr>
     </w:tblStylePr>
   </w:style>
-  <w:style w:type="table" w:styleId="1070">
+  <w:style w:type="table" w:styleId="1073">
     <w:name w:val="Lined - Accent 1"/>
-    <w:basedOn w:val="1150"/>
+    <w:basedOn w:val="1153"/>
     <w:uiPriority w:val="99"/>
     <w:pPr>
       <w:pBdr/>
@@ -30796,9 +31706,9 @@
       </w:tcPr>
     </w:tblStylePr>
   </w:style>
-  <w:style w:type="table" w:styleId="1071">
+  <w:style w:type="table" w:styleId="1074">
     <w:name w:val="Lined - Accent 2"/>
-    <w:basedOn w:val="1150"/>
+    <w:basedOn w:val="1153"/>
     <w:uiPriority w:val="99"/>
     <w:pPr>
       <w:pBdr/>
@@ -31033,9 +31943,9 @@
       </w:tcPr>
     </w:tblStylePr>
   </w:style>
-  <w:style w:type="table" w:styleId="1072">
+  <w:style w:type="table" w:styleId="1075">
     <w:name w:val="Lined - Accent 3"/>
-    <w:basedOn w:val="1150"/>
+    <w:basedOn w:val="1153"/>
     <w:uiPriority w:val="99"/>
     <w:pPr>
       <w:pBdr/>
@@ -31270,9 +32180,9 @@
       </w:tcPr>
     </w:tblStylePr>
   </w:style>
-  <w:style w:type="table" w:styleId="1073">
+  <w:style w:type="table" w:styleId="1076">
     <w:name w:val="Lined - Accent 4"/>
-    <w:basedOn w:val="1150"/>
+    <w:basedOn w:val="1153"/>
     <w:uiPriority w:val="99"/>
     <w:pPr>
       <w:pBdr/>
@@ -31507,9 +32417,9 @@
       </w:tcPr>
     </w:tblStylePr>
   </w:style>
-  <w:style w:type="table" w:styleId="1074">
+  <w:style w:type="table" w:styleId="1077">
     <w:name w:val="Lined - Accent 5"/>
-    <w:basedOn w:val="1150"/>
+    <w:basedOn w:val="1153"/>
     <w:uiPriority w:val="99"/>
     <w:pPr>
       <w:pBdr/>
@@ -31744,9 +32654,9 @@
       </w:tcPr>
     </w:tblStylePr>
   </w:style>
-  <w:style w:type="table" w:styleId="1075">
+  <w:style w:type="table" w:styleId="1078">
     <w:name w:val="Lined - Accent 6"/>
-    <w:basedOn w:val="1150"/>
+    <w:basedOn w:val="1153"/>
     <w:uiPriority w:val="99"/>
     <w:pPr>
       <w:pBdr/>
@@ -31981,9 +32891,9 @@
       </w:tcPr>
     </w:tblStylePr>
   </w:style>
-  <w:style w:type="table" w:styleId="1076">
+  <w:style w:type="table" w:styleId="1079">
     <w:name w:val="Bordered &amp; Lined - Accent"/>
-    <w:basedOn w:val="1150"/>
+    <w:basedOn w:val="1153"/>
     <w:uiPriority w:val="99"/>
     <w:pPr>
       <w:pBdr/>
@@ -32225,9 +33135,9 @@
       </w:tcPr>
     </w:tblStylePr>
   </w:style>
-  <w:style w:type="table" w:styleId="1077">
+  <w:style w:type="table" w:styleId="1080">
     <w:name w:val="Bordered &amp; Lined - Accent 1"/>
-    <w:basedOn w:val="1150"/>
+    <w:basedOn w:val="1153"/>
     <w:uiPriority w:val="99"/>
     <w:pPr>
       <w:pBdr/>
@@ -32469,9 +33379,9 @@
       </w:tcPr>
     </w:tblStylePr>
   </w:style>
-  <w:style w:type="table" w:styleId="1078">
+  <w:style w:type="table" w:styleId="1081">
     <w:name w:val="Bordered &amp; Lined - Accent 2"/>
-    <w:basedOn w:val="1150"/>
+    <w:basedOn w:val="1153"/>
     <w:uiPriority w:val="99"/>
     <w:pPr>
       <w:pBdr/>
@@ -32713,9 +33623,9 @@
       </w:tcPr>
     </w:tblStylePr>
   </w:style>
-  <w:style w:type="table" w:styleId="1079">
+  <w:style w:type="table" w:styleId="1082">
     <w:name w:val="Bordered &amp; Lined - Accent 3"/>
-    <w:basedOn w:val="1150"/>
+    <w:basedOn w:val="1153"/>
     <w:uiPriority w:val="99"/>
     <w:pPr>
       <w:pBdr/>
@@ -32957,9 +33867,9 @@
       </w:tcPr>
     </w:tblStylePr>
   </w:style>
-  <w:style w:type="table" w:styleId="1080">
+  <w:style w:type="table" w:styleId="1083">
     <w:name w:val="Bordered &amp; Lined - Accent 4"/>
-    <w:basedOn w:val="1150"/>
+    <w:basedOn w:val="1153"/>
     <w:uiPriority w:val="99"/>
     <w:pPr>
       <w:pBdr/>
@@ -33201,9 +34111,9 @@
       </w:tcPr>
     </w:tblStylePr>
   </w:style>
-  <w:style w:type="table" w:styleId="1081">
+  <w:style w:type="table" w:styleId="1084">
     <w:name w:val="Bordered &amp; Lined - Accent 5"/>
-    <w:basedOn w:val="1150"/>
+    <w:basedOn w:val="1153"/>
     <w:uiPriority w:val="99"/>
     <w:pPr>
       <w:pBdr/>
@@ -33445,9 +34355,9 @@
       </w:tcPr>
     </w:tblStylePr>
   </w:style>
-  <w:style w:type="table" w:styleId="1082">
+  <w:style w:type="table" w:styleId="1085">
     <w:name w:val="Bordered &amp; Lined - Accent 6"/>
-    <w:basedOn w:val="1150"/>
+    <w:basedOn w:val="1153"/>
     <w:uiPriority w:val="99"/>
     <w:pPr>
       <w:pBdr/>
@@ -33689,9 +34599,9 @@
       </w:tcPr>
     </w:tblStylePr>
   </w:style>
-  <w:style w:type="table" w:styleId="1083">
+  <w:style w:type="table" w:styleId="1086">
     <w:name w:val="Bordered"/>
-    <w:basedOn w:val="1150"/>
+    <w:basedOn w:val="1153"/>
     <w:uiPriority w:val="99"/>
     <w:pPr>
       <w:pBdr/>
@@ -33920,9 +34830,9 @@
       </w:tcPr>
     </w:tblStylePr>
   </w:style>
-  <w:style w:type="table" w:styleId="1084">
+  <w:style w:type="table" w:styleId="1087">
     <w:name w:val="Bordered - Accent 1"/>
-    <w:basedOn w:val="1150"/>
+    <w:basedOn w:val="1153"/>
     <w:uiPriority w:val="99"/>
     <w:pPr>
       <w:pBdr/>
@@ -34151,9 +35061,9 @@
       </w:tcPr>
     </w:tblStylePr>
   </w:style>
-  <w:style w:type="table" w:styleId="1085">
+  <w:style w:type="table" w:styleId="1088">
     <w:name w:val="Bordered - Accent 2"/>
-    <w:basedOn w:val="1150"/>
+    <w:basedOn w:val="1153"/>
     <w:uiPriority w:val="99"/>
     <w:pPr>
       <w:pBdr/>
@@ -34382,9 +35292,9 @@
       </w:tcPr>
     </w:tblStylePr>
   </w:style>
-  <w:style w:type="table" w:styleId="1086">
+  <w:style w:type="table" w:styleId="1089">
     <w:name w:val="Bordered - Accent 3"/>
-    <w:basedOn w:val="1150"/>
+    <w:basedOn w:val="1153"/>
     <w:uiPriority w:val="99"/>
     <w:pPr>
       <w:pBdr/>
@@ -34613,9 +35523,9 @@
       </w:tcPr>
     </w:tblStylePr>
   </w:style>
-  <w:style w:type="table" w:styleId="1087">
+  <w:style w:type="table" w:styleId="1090">
     <w:name w:val="Bordered - Accent 4"/>
-    <w:basedOn w:val="1150"/>
+    <w:basedOn w:val="1153"/>
     <w:uiPriority w:val="99"/>
     <w:pPr>
       <w:pBdr/>
@@ -34844,9 +35754,9 @@
       </w:tcPr>
     </w:tblStylePr>
   </w:style>
-  <w:style w:type="table" w:styleId="1088">
+  <w:style w:type="table" w:styleId="1091">
     <w:name w:val="Bordered - Accent 5"/>
-    <w:basedOn w:val="1150"/>
+    <w:basedOn w:val="1153"/>
     <w:uiPriority w:val="99"/>
     <w:pPr>
       <w:pBdr/>
@@ -35075,9 +35985,9 @@
       </w:tcPr>
     </w:tblStylePr>
   </w:style>
-  <w:style w:type="table" w:styleId="1089">
+  <w:style w:type="table" w:styleId="1092">
     <w:name w:val="Bordered - Accent 6"/>
-    <w:basedOn w:val="1150"/>
+    <w:basedOn w:val="1153"/>
     <w:uiPriority w:val="99"/>
     <w:pPr>
       <w:pBdr/>
@@ -35306,11 +36216,11 @@
       </w:tcPr>
     </w:tblStylePr>
   </w:style>
-  <w:style w:type="paragraph" w:styleId="1090">
+  <w:style w:type="paragraph" w:styleId="1093">
     <w:name w:val="Heading 1"/>
-    <w:basedOn w:val="1149"/>
-    <w:next w:val="1149"/>
-    <w:link w:val="1100"/>
+    <w:basedOn w:val="1152"/>
+    <w:next w:val="1152"/>
+    <w:link w:val="1103"/>
     <w:uiPriority w:val="9"/>
     <w:qFormat/>
     <w:pPr>
@@ -35328,11 +36238,11 @@
       <w:szCs w:val="40"/>
     </w:rPr>
   </w:style>
-  <w:style w:type="paragraph" w:styleId="1091">
+  <w:style w:type="paragraph" w:styleId="1094">
     <w:name w:val="Heading 2"/>
-    <w:basedOn w:val="1149"/>
-    <w:next w:val="1149"/>
-    <w:link w:val="1101"/>
+    <w:basedOn w:val="1152"/>
+    <w:next w:val="1152"/>
+    <w:link w:val="1104"/>
     <w:uiPriority w:val="9"/>
     <w:unhideWhenUsed/>
     <w:qFormat/>
@@ -35351,11 +36261,11 @@
       <w:szCs w:val="32"/>
     </w:rPr>
   </w:style>
-  <w:style w:type="paragraph" w:styleId="1092">
+  <w:style w:type="paragraph" w:styleId="1095">
     <w:name w:val="Heading 3"/>
-    <w:basedOn w:val="1149"/>
-    <w:next w:val="1149"/>
-    <w:link w:val="1102"/>
+    <w:basedOn w:val="1152"/>
+    <w:next w:val="1152"/>
+    <w:link w:val="1105"/>
     <w:uiPriority w:val="9"/>
     <w:unhideWhenUsed/>
     <w:qFormat/>
@@ -35374,11 +36284,11 @@
       <w:szCs w:val="28"/>
     </w:rPr>
   </w:style>
-  <w:style w:type="paragraph" w:styleId="1093">
+  <w:style w:type="paragraph" w:styleId="1096">
     <w:name w:val="Heading 4"/>
-    <w:basedOn w:val="1149"/>
-    <w:next w:val="1149"/>
-    <w:link w:val="1103"/>
+    <w:basedOn w:val="1152"/>
+    <w:next w:val="1152"/>
+    <w:link w:val="1106"/>
     <w:uiPriority w:val="9"/>
     <w:unhideWhenUsed/>
     <w:qFormat/>
@@ -35397,11 +36307,11 @@
       <w:color w:val="0f4761" w:themeColor="accent1" w:themeShade="BF"/>
     </w:rPr>
   </w:style>
-  <w:style w:type="paragraph" w:styleId="1094">
+  <w:style w:type="paragraph" w:styleId="1097">
     <w:name w:val="Heading 5"/>
-    <w:basedOn w:val="1149"/>
-    <w:next w:val="1149"/>
-    <w:link w:val="1104"/>
+    <w:basedOn w:val="1152"/>
+    <w:next w:val="1152"/>
+    <w:link w:val="1107"/>
     <w:uiPriority w:val="9"/>
     <w:unhideWhenUsed/>
     <w:qFormat/>
@@ -35418,11 +36328,11 @@
       <w:color w:val="0f4761" w:themeColor="accent1" w:themeShade="BF"/>
     </w:rPr>
   </w:style>
-  <w:style w:type="paragraph" w:styleId="1095">
+  <w:style w:type="paragraph" w:styleId="1098">
     <w:name w:val="Heading 6"/>
-    <w:basedOn w:val="1149"/>
-    <w:next w:val="1149"/>
-    <w:link w:val="1105"/>
+    <w:basedOn w:val="1152"/>
+    <w:next w:val="1152"/>
+    <w:link w:val="1108"/>
     <w:uiPriority w:val="9"/>
     <w:unhideWhenUsed/>
     <w:qFormat/>
@@ -35441,11 +36351,11 @@
       <w:color w:val="595959" w:themeColor="text1" w:themeTint="A6"/>
     </w:rPr>
   </w:style>
-  <w:style w:type="paragraph" w:styleId="1096">
+  <w:style w:type="paragraph" w:styleId="1099">
     <w:name w:val="Heading 7"/>
-    <w:basedOn w:val="1149"/>
-    <w:next w:val="1149"/>
-    <w:link w:val="1106"/>
+    <w:basedOn w:val="1152"/>
+    <w:next w:val="1152"/>
+    <w:link w:val="1109"/>
     <w:uiPriority w:val="9"/>
     <w:unhideWhenUsed/>
     <w:qFormat/>
@@ -35462,11 +36372,11 @@
       <w:color w:val="595959" w:themeColor="text1" w:themeTint="A6"/>
     </w:rPr>
   </w:style>
-  <w:style w:type="paragraph" w:styleId="1097">
+  <w:style w:type="paragraph" w:styleId="1100">
     <w:name w:val="Heading 8"/>
-    <w:basedOn w:val="1149"/>
-    <w:next w:val="1149"/>
-    <w:link w:val="1107"/>
+    <w:basedOn w:val="1152"/>
+    <w:next w:val="1152"/>
+    <w:link w:val="1110"/>
     <w:uiPriority w:val="9"/>
     <w:unhideWhenUsed/>
     <w:qFormat/>
@@ -35485,11 +36395,11 @@
       <w:color w:val="272727" w:themeColor="text1" w:themeTint="D8"/>
     </w:rPr>
   </w:style>
-  <w:style w:type="paragraph" w:styleId="1098">
+  <w:style w:type="paragraph" w:styleId="1101">
     <w:name w:val="Heading 9"/>
-    <w:basedOn w:val="1149"/>
-    <w:next w:val="1149"/>
-    <w:link w:val="1108"/>
+    <w:basedOn w:val="1152"/>
+    <w:next w:val="1152"/>
+    <w:link w:val="1111"/>
     <w:uiPriority w:val="9"/>
     <w:unhideWhenUsed/>
     <w:qFormat/>
@@ -35508,7 +36418,7 @@
       <w:color w:val="272727" w:themeColor="text1" w:themeTint="D8"/>
     </w:rPr>
   </w:style>
-  <w:style w:type="character" w:styleId="1099" w:default="1">
+  <w:style w:type="character" w:styleId="1102" w:default="1">
     <w:name w:val="Default Paragraph Font"/>
     <w:uiPriority w:val="1"/>
     <w:semiHidden/>
@@ -35519,10 +36429,10 @@
       <w:ind/>
     </w:pPr>
   </w:style>
-  <w:style w:type="character" w:styleId="1100">
+  <w:style w:type="character" w:styleId="1103">
     <w:name w:val="Heading 1 Char"/>
-    <w:basedOn w:val="1099"/>
-    <w:link w:val="1090"/>
+    <w:basedOn w:val="1102"/>
+    <w:link w:val="1093"/>
     <w:uiPriority w:val="9"/>
     <w:pPr>
       <w:pBdr/>
@@ -35536,10 +36446,10 @@
       <w:szCs w:val="40"/>
     </w:rPr>
   </w:style>
-  <w:style w:type="character" w:styleId="1101">
+  <w:style w:type="character" w:styleId="1104">
     <w:name w:val="Heading 2 Char"/>
-    <w:basedOn w:val="1099"/>
-    <w:link w:val="1091"/>
+    <w:basedOn w:val="1102"/>
+    <w:link w:val="1094"/>
     <w:uiPriority w:val="9"/>
     <w:pPr>
       <w:pBdr/>
@@ -35553,10 +36463,10 @@
       <w:szCs w:val="32"/>
     </w:rPr>
   </w:style>
-  <w:style w:type="character" w:styleId="1102">
+  <w:style w:type="character" w:styleId="1105">
     <w:name w:val="Heading 3 Char"/>
-    <w:basedOn w:val="1099"/>
-    <w:link w:val="1092"/>
+    <w:basedOn w:val="1102"/>
+    <w:link w:val="1095"/>
     <w:uiPriority w:val="9"/>
     <w:pPr>
       <w:pBdr/>
@@ -35570,10 +36480,10 @@
       <w:szCs w:val="28"/>
     </w:rPr>
   </w:style>
-  <w:style w:type="character" w:styleId="1103">
+  <w:style w:type="character" w:styleId="1106">
     <w:name w:val="Heading 4 Char"/>
-    <w:basedOn w:val="1099"/>
-    <w:link w:val="1093"/>
+    <w:basedOn w:val="1102"/>
+    <w:link w:val="1096"/>
     <w:uiPriority w:val="9"/>
     <w:pPr>
       <w:pBdr/>
@@ -35587,10 +36497,10 @@
       <w:color w:val="0f4761" w:themeColor="accent1" w:themeShade="BF"/>
     </w:rPr>
   </w:style>
-  <w:style w:type="character" w:styleId="1104">
+  <w:style w:type="character" w:styleId="1107">
     <w:name w:val="Heading 5 Char"/>
-    <w:basedOn w:val="1099"/>
-    <w:link w:val="1094"/>
+    <w:basedOn w:val="1102"/>
+    <w:link w:val="1097"/>
     <w:uiPriority w:val="9"/>
     <w:pPr>
       <w:pBdr/>
@@ -35602,10 +36512,10 @@
       <w:color w:val="0f4761" w:themeColor="accent1" w:themeShade="BF"/>
     </w:rPr>
   </w:style>
-  <w:style w:type="character" w:styleId="1105">
+  <w:style w:type="character" w:styleId="1108">
     <w:name w:val="Heading 6 Char"/>
-    <w:basedOn w:val="1099"/>
-    <w:link w:val="1095"/>
+    <w:basedOn w:val="1102"/>
+    <w:link w:val="1098"/>
     <w:uiPriority w:val="9"/>
     <w:pPr>
       <w:pBdr/>
@@ -35619,10 +36529,10 @@
       <w:color w:val="595959" w:themeColor="text1" w:themeTint="A6"/>
     </w:rPr>
   </w:style>
-  <w:style w:type="character" w:styleId="1106">
+  <w:style w:type="character" w:styleId="1109">
     <w:name w:val="Heading 7 Char"/>
-    <w:basedOn w:val="1099"/>
-    <w:link w:val="1096"/>
+    <w:basedOn w:val="1102"/>
+    <w:link w:val="1099"/>
     <w:uiPriority w:val="9"/>
     <w:pPr>
       <w:pBdr/>
@@ -35634,10 +36544,10 @@
       <w:color w:val="595959" w:themeColor="text1" w:themeTint="A6"/>
     </w:rPr>
   </w:style>
-  <w:style w:type="character" w:styleId="1107">
+  <w:style w:type="character" w:styleId="1110">
     <w:name w:val="Heading 8 Char"/>
-    <w:basedOn w:val="1099"/>
-    <w:link w:val="1097"/>
+    <w:basedOn w:val="1102"/>
+    <w:link w:val="1100"/>
     <w:uiPriority w:val="9"/>
     <w:pPr>
       <w:pBdr/>
@@ -35651,10 +36561,10 @@
       <w:color w:val="272727" w:themeColor="text1" w:themeTint="D8"/>
     </w:rPr>
   </w:style>
-  <w:style w:type="character" w:styleId="1108">
+  <w:style w:type="character" w:styleId="1111">
     <w:name w:val="Heading 9 Char"/>
-    <w:basedOn w:val="1099"/>
-    <w:link w:val="1098"/>
+    <w:basedOn w:val="1102"/>
+    <w:link w:val="1101"/>
     <w:uiPriority w:val="9"/>
     <w:pPr>
       <w:pBdr/>
@@ -35668,11 +36578,11 @@
       <w:color w:val="272727" w:themeColor="text1" w:themeTint="D8"/>
     </w:rPr>
   </w:style>
-  <w:style w:type="paragraph" w:styleId="1109">
+  <w:style w:type="paragraph" w:styleId="1112">
     <w:name w:val="Title"/>
-    <w:basedOn w:val="1149"/>
-    <w:next w:val="1149"/>
-    <w:link w:val="1110"/>
+    <w:basedOn w:val="1152"/>
+    <w:next w:val="1152"/>
+    <w:link w:val="1113"/>
     <w:uiPriority w:val="10"/>
     <w:qFormat/>
     <w:pPr>
@@ -35688,10 +36598,10 @@
       <w:szCs w:val="56"/>
     </w:rPr>
   </w:style>
-  <w:style w:type="character" w:styleId="1110">
+  <w:style w:type="character" w:styleId="1113">
     <w:name w:val="Title Char"/>
-    <w:basedOn w:val="1099"/>
-    <w:link w:val="1109"/>
+    <w:basedOn w:val="1102"/>
+    <w:link w:val="1112"/>
     <w:uiPriority w:val="10"/>
     <w:pPr>
       <w:pBdr/>
@@ -35705,11 +36615,11 @@
       <w:szCs w:val="56"/>
     </w:rPr>
   </w:style>
-  <w:style w:type="paragraph" w:styleId="1111">
+  <w:style w:type="paragraph" w:styleId="1114">
     <w:name w:val="Subtitle"/>
-    <w:basedOn w:val="1149"/>
-    <w:next w:val="1149"/>
-    <w:link w:val="1112"/>
+    <w:basedOn w:val="1152"/>
+    <w:next w:val="1152"/>
+    <w:link w:val="1115"/>
     <w:uiPriority w:val="11"/>
     <w:qFormat/>
     <w:pPr>
@@ -35727,10 +36637,10 @@
       <w:szCs w:val="28"/>
     </w:rPr>
   </w:style>
-  <w:style w:type="character" w:styleId="1112">
+  <w:style w:type="character" w:styleId="1115">
     <w:name w:val="Subtitle Char"/>
-    <w:basedOn w:val="1099"/>
-    <w:link w:val="1111"/>
+    <w:basedOn w:val="1102"/>
+    <w:link w:val="1114"/>
     <w:uiPriority w:val="11"/>
     <w:pPr>
       <w:pBdr/>
@@ -35744,11 +36654,11 @@
       <w:szCs w:val="28"/>
     </w:rPr>
   </w:style>
-  <w:style w:type="paragraph" w:styleId="1113">
+  <w:style w:type="paragraph" w:styleId="1116">
     <w:name w:val="Quote"/>
-    <w:basedOn w:val="1149"/>
-    <w:next w:val="1149"/>
-    <w:link w:val="1114"/>
+    <w:basedOn w:val="1152"/>
+    <w:next w:val="1152"/>
+    <w:link w:val="1117"/>
     <w:uiPriority w:val="29"/>
     <w:qFormat/>
     <w:pPr>
@@ -35763,10 +36673,10 @@
       <w:color w:val="404040" w:themeColor="text1" w:themeTint="BF"/>
     </w:rPr>
   </w:style>
-  <w:style w:type="character" w:styleId="1114">
+  <w:style w:type="character" w:styleId="1117">
     <w:name w:val="Quote Char"/>
-    <w:basedOn w:val="1099"/>
-    <w:link w:val="1113"/>
+    <w:basedOn w:val="1102"/>
+    <w:link w:val="1116"/>
     <w:uiPriority w:val="29"/>
     <w:pPr>
       <w:pBdr/>
@@ -35779,9 +36689,9 @@
       <w:color w:val="404040" w:themeColor="text1" w:themeTint="BF"/>
     </w:rPr>
   </w:style>
-  <w:style w:type="character" w:styleId="1115">
+  <w:style w:type="character" w:styleId="1118">
     <w:name w:val="Intense Emphasis"/>
-    <w:basedOn w:val="1099"/>
+    <w:basedOn w:val="1102"/>
     <w:uiPriority w:val="21"/>
     <w:qFormat/>
     <w:pPr>
@@ -35795,11 +36705,11 @@
       <w:color w:val="0f4761" w:themeColor="accent1" w:themeShade="BF"/>
     </w:rPr>
   </w:style>
-  <w:style w:type="paragraph" w:styleId="1116">
+  <w:style w:type="paragraph" w:styleId="1119">
     <w:name w:val="Intense Quote"/>
-    <w:basedOn w:val="1149"/>
-    <w:next w:val="1149"/>
-    <w:link w:val="1117"/>
+    <w:basedOn w:val="1152"/>
+    <w:next w:val="1152"/>
+    <w:link w:val="1120"/>
     <w:uiPriority w:val="30"/>
     <w:qFormat/>
     <w:pPr>
@@ -35817,10 +36727,10 @@
       <w:color w:val="0f4761" w:themeColor="accent1" w:themeShade="BF"/>
     </w:rPr>
   </w:style>
-  <w:style w:type="character" w:styleId="1117">
+  <w:style w:type="character" w:styleId="1120">
     <w:name w:val="Intense Quote Char"/>
-    <w:basedOn w:val="1099"/>
-    <w:link w:val="1116"/>
+    <w:basedOn w:val="1102"/>
+    <w:link w:val="1119"/>
     <w:uiPriority w:val="30"/>
     <w:pPr>
       <w:pBdr/>
@@ -35833,9 +36743,9 @@
       <w:color w:val="0f4761" w:themeColor="accent1" w:themeShade="BF"/>
     </w:rPr>
   </w:style>
-  <w:style w:type="character" w:styleId="1118">
+  <w:style w:type="character" w:styleId="1121">
     <w:name w:val="Intense Reference"/>
-    <w:basedOn w:val="1099"/>
+    <w:basedOn w:val="1102"/>
     <w:uiPriority w:val="32"/>
     <w:qFormat/>
     <w:pPr>
@@ -35851,9 +36761,9 @@
       <w:spacing w:val="5"/>
     </w:rPr>
   </w:style>
-  <w:style w:type="character" w:styleId="1119">
+  <w:style w:type="character" w:styleId="1122">
     <w:name w:val="Subtle Emphasis"/>
-    <w:basedOn w:val="1099"/>
+    <w:basedOn w:val="1102"/>
     <w:uiPriority w:val="19"/>
     <w:qFormat/>
     <w:pPr>
@@ -35867,9 +36777,9 @@
       <w:color w:val="404040" w:themeColor="text1" w:themeTint="BF"/>
     </w:rPr>
   </w:style>
-  <w:style w:type="character" w:styleId="1120">
+  <w:style w:type="character" w:styleId="1123">
     <w:name w:val="Emphasis"/>
-    <w:basedOn w:val="1099"/>
+    <w:basedOn w:val="1102"/>
     <w:uiPriority w:val="20"/>
     <w:qFormat/>
     <w:pPr>
@@ -35882,9 +36792,9 @@
       <w:iCs/>
     </w:rPr>
   </w:style>
-  <w:style w:type="character" w:styleId="1121">
+  <w:style w:type="character" w:styleId="1124">
     <w:name w:val="Strong"/>
-    <w:basedOn w:val="1099"/>
+    <w:basedOn w:val="1102"/>
     <w:uiPriority w:val="22"/>
     <w:qFormat/>
     <w:pPr>
@@ -35897,9 +36807,9 @@
       <w:bCs/>
     </w:rPr>
   </w:style>
-  <w:style w:type="character" w:styleId="1122">
+  <w:style w:type="character" w:styleId="1125">
     <w:name w:val="Subtle Reference"/>
-    <w:basedOn w:val="1099"/>
+    <w:basedOn w:val="1102"/>
     <w:uiPriority w:val="31"/>
     <w:qFormat/>
     <w:pPr>
@@ -35912,9 +36822,9 @@
       <w:color w:val="5a5a5a" w:themeColor="text1" w:themeTint="A5"/>
     </w:rPr>
   </w:style>
-  <w:style w:type="character" w:styleId="1123">
+  <w:style w:type="character" w:styleId="1126">
     <w:name w:val="Book Title"/>
-    <w:basedOn w:val="1099"/>
+    <w:basedOn w:val="1102"/>
     <w:uiPriority w:val="33"/>
     <w:qFormat/>
     <w:pPr>
@@ -35930,10 +36840,10 @@
       <w:spacing w:val="5"/>
     </w:rPr>
   </w:style>
-  <w:style w:type="paragraph" w:styleId="1124">
+  <w:style w:type="paragraph" w:styleId="1127">
     <w:name w:val="Header"/>
-    <w:basedOn w:val="1149"/>
-    <w:link w:val="1125"/>
+    <w:basedOn w:val="1152"/>
+    <w:link w:val="1128"/>
     <w:uiPriority w:val="99"/>
     <w:unhideWhenUsed/>
     <w:pPr>
@@ -35946,10 +36856,10 @@
       <w:ind/>
     </w:pPr>
   </w:style>
-  <w:style w:type="character" w:styleId="1125">
+  <w:style w:type="character" w:styleId="1128">
     <w:name w:val="Header Char"/>
-    <w:basedOn w:val="1099"/>
-    <w:link w:val="1124"/>
+    <w:basedOn w:val="1102"/>
+    <w:link w:val="1127"/>
     <w:uiPriority w:val="99"/>
     <w:pPr>
       <w:pBdr/>
@@ -35957,10 +36867,10 @@
       <w:ind/>
     </w:pPr>
   </w:style>
-  <w:style w:type="paragraph" w:styleId="1126">
+  <w:style w:type="paragraph" w:styleId="1129">
     <w:name w:val="Footer"/>
-    <w:basedOn w:val="1149"/>
-    <w:link w:val="1127"/>
+    <w:basedOn w:val="1152"/>
+    <w:link w:val="1130"/>
     <w:uiPriority w:val="99"/>
     <w:unhideWhenUsed/>
     <w:pPr>
@@ -35973,10 +36883,10 @@
       <w:ind/>
     </w:pPr>
   </w:style>
-  <w:style w:type="character" w:styleId="1127">
+  <w:style w:type="character" w:styleId="1130">
     <w:name w:val="Footer Char"/>
-    <w:basedOn w:val="1099"/>
-    <w:link w:val="1126"/>
+    <w:basedOn w:val="1102"/>
+    <w:link w:val="1129"/>
     <w:uiPriority w:val="99"/>
     <w:pPr>
       <w:pBdr/>
@@ -35984,10 +36894,10 @@
       <w:ind/>
     </w:pPr>
   </w:style>
-  <w:style w:type="paragraph" w:styleId="1128">
+  <w:style w:type="paragraph" w:styleId="1131">
     <w:name w:val="Caption"/>
-    <w:basedOn w:val="1149"/>
-    <w:next w:val="1149"/>
+    <w:basedOn w:val="1152"/>
+    <w:next w:val="1152"/>
     <w:uiPriority w:val="35"/>
     <w:unhideWhenUsed/>
     <w:qFormat/>
@@ -36004,57 +36914,9 @@
       <w:szCs w:val="18"/>
     </w:rPr>
   </w:style>
-  <w:style w:type="paragraph" w:styleId="1129">
+  <w:style w:type="paragraph" w:styleId="1132">
     <w:name w:val="footnote text"/>
-    <w:basedOn w:val="1149"/>
-    <w:link w:val="1130"/>
-    <w:uiPriority w:val="99"/>
-    <w:semiHidden/>
-    <w:unhideWhenUsed/>
-    <w:pPr>
-      <w:pBdr/>
-      <w:spacing w:after="0" w:line="240" w:lineRule="auto"/>
-      <w:ind/>
-    </w:pPr>
-    <w:rPr>
-      <w:sz w:val="20"/>
-      <w:szCs w:val="20"/>
-    </w:rPr>
-  </w:style>
-  <w:style w:type="character" w:styleId="1130">
-    <w:name w:val="Footnote Text Char"/>
-    <w:basedOn w:val="1099"/>
-    <w:link w:val="1129"/>
-    <w:uiPriority w:val="99"/>
-    <w:semiHidden/>
-    <w:pPr>
-      <w:pBdr/>
-      <w:spacing/>
-      <w:ind/>
-    </w:pPr>
-    <w:rPr>
-      <w:sz w:val="20"/>
-      <w:szCs w:val="20"/>
-    </w:rPr>
-  </w:style>
-  <w:style w:type="character" w:styleId="1131">
-    <w:name w:val="footnote reference"/>
-    <w:basedOn w:val="1099"/>
-    <w:uiPriority w:val="99"/>
-    <w:semiHidden/>
-    <w:unhideWhenUsed/>
-    <w:pPr>
-      <w:pBdr/>
-      <w:spacing/>
-      <w:ind/>
-    </w:pPr>
-    <w:rPr>
-      <w:vertAlign w:val="superscript"/>
-    </w:rPr>
-  </w:style>
-  <w:style w:type="paragraph" w:styleId="1132">
-    <w:name w:val="endnote text"/>
-    <w:basedOn w:val="1149"/>
+    <w:basedOn w:val="1152"/>
     <w:link w:val="1133"/>
     <w:uiPriority w:val="99"/>
     <w:semiHidden/>
@@ -36070,8 +36932,8 @@
     </w:rPr>
   </w:style>
   <w:style w:type="character" w:styleId="1133">
-    <w:name w:val="Endnote Text Char"/>
-    <w:basedOn w:val="1099"/>
+    <w:name w:val="Footnote Text Char"/>
+    <w:basedOn w:val="1102"/>
     <w:link w:val="1132"/>
     <w:uiPriority w:val="99"/>
     <w:semiHidden/>
@@ -36086,8 +36948,8 @@
     </w:rPr>
   </w:style>
   <w:style w:type="character" w:styleId="1134">
-    <w:name w:val="endnote reference"/>
-    <w:basedOn w:val="1099"/>
+    <w:name w:val="footnote reference"/>
+    <w:basedOn w:val="1102"/>
     <w:uiPriority w:val="99"/>
     <w:semiHidden/>
     <w:unhideWhenUsed/>
@@ -36100,9 +36962,57 @@
       <w:vertAlign w:val="superscript"/>
     </w:rPr>
   </w:style>
-  <w:style w:type="character" w:styleId="1135">
+  <w:style w:type="paragraph" w:styleId="1135">
+    <w:name w:val="endnote text"/>
+    <w:basedOn w:val="1152"/>
+    <w:link w:val="1136"/>
+    <w:uiPriority w:val="99"/>
+    <w:semiHidden/>
+    <w:unhideWhenUsed/>
+    <w:pPr>
+      <w:pBdr/>
+      <w:spacing w:after="0" w:line="240" w:lineRule="auto"/>
+      <w:ind/>
+    </w:pPr>
+    <w:rPr>
+      <w:sz w:val="20"/>
+      <w:szCs w:val="20"/>
+    </w:rPr>
+  </w:style>
+  <w:style w:type="character" w:styleId="1136">
+    <w:name w:val="Endnote Text Char"/>
+    <w:basedOn w:val="1102"/>
+    <w:link w:val="1135"/>
+    <w:uiPriority w:val="99"/>
+    <w:semiHidden/>
+    <w:pPr>
+      <w:pBdr/>
+      <w:spacing/>
+      <w:ind/>
+    </w:pPr>
+    <w:rPr>
+      <w:sz w:val="20"/>
+      <w:szCs w:val="20"/>
+    </w:rPr>
+  </w:style>
+  <w:style w:type="character" w:styleId="1137">
+    <w:name w:val="endnote reference"/>
+    <w:basedOn w:val="1102"/>
+    <w:uiPriority w:val="99"/>
+    <w:semiHidden/>
+    <w:unhideWhenUsed/>
+    <w:pPr>
+      <w:pBdr/>
+      <w:spacing/>
+      <w:ind/>
+    </w:pPr>
+    <w:rPr>
+      <w:vertAlign w:val="superscript"/>
+    </w:rPr>
+  </w:style>
+  <w:style w:type="character" w:styleId="1138">
     <w:name w:val="Hyperlink"/>
-    <w:basedOn w:val="1099"/>
+    <w:basedOn w:val="1102"/>
     <w:uiPriority w:val="99"/>
     <w:unhideWhenUsed/>
     <w:pPr>
@@ -36115,9 +37025,9 @@
       <w:u w:val="single"/>
     </w:rPr>
   </w:style>
-  <w:style w:type="character" w:styleId="1136">
+  <w:style w:type="character" w:styleId="1139">
     <w:name w:val="FollowedHyperlink"/>
-    <w:basedOn w:val="1099"/>
+    <w:basedOn w:val="1102"/>
     <w:uiPriority w:val="99"/>
     <w:semiHidden/>
     <w:unhideWhenUsed/>
@@ -36131,10 +37041,10 @@
       <w:u w:val="single"/>
     </w:rPr>
   </w:style>
-  <w:style w:type="paragraph" w:styleId="1137">
+  <w:style w:type="paragraph" w:styleId="1140">
     <w:name w:val="toc 1"/>
-    <w:basedOn w:val="1149"/>
-    <w:next w:val="1149"/>
+    <w:basedOn w:val="1152"/>
+    <w:next w:val="1152"/>
     <w:uiPriority w:val="39"/>
     <w:unhideWhenUsed/>
     <w:pPr>
@@ -36143,10 +37053,10 @@
       <w:ind/>
     </w:pPr>
   </w:style>
-  <w:style w:type="paragraph" w:styleId="1138">
+  <w:style w:type="paragraph" w:styleId="1141">
     <w:name w:val="toc 2"/>
-    <w:basedOn w:val="1149"/>
-    <w:next w:val="1149"/>
+    <w:basedOn w:val="1152"/>
+    <w:next w:val="1152"/>
     <w:uiPriority w:val="39"/>
     <w:unhideWhenUsed/>
     <w:pPr>
@@ -36155,10 +37065,10 @@
       <w:ind w:left="220"/>
     </w:pPr>
   </w:style>
-  <w:style w:type="paragraph" w:styleId="1139">
+  <w:style w:type="paragraph" w:styleId="1142">
     <w:name w:val="toc 3"/>
-    <w:basedOn w:val="1149"/>
-    <w:next w:val="1149"/>
+    <w:basedOn w:val="1152"/>
+    <w:next w:val="1152"/>
     <w:uiPriority w:val="39"/>
     <w:unhideWhenUsed/>
     <w:pPr>
@@ -36167,10 +37077,10 @@
       <w:ind w:left="440"/>
     </w:pPr>
   </w:style>
-  <w:style w:type="paragraph" w:styleId="1140">
+  <w:style w:type="paragraph" w:styleId="1143">
     <w:name w:val="toc 4"/>
-    <w:basedOn w:val="1149"/>
-    <w:next w:val="1149"/>
+    <w:basedOn w:val="1152"/>
+    <w:next w:val="1152"/>
     <w:uiPriority w:val="39"/>
     <w:unhideWhenUsed/>
     <w:pPr>
@@ -36179,10 +37089,10 @@
       <w:ind w:left="660"/>
     </w:pPr>
   </w:style>
-  <w:style w:type="paragraph" w:styleId="1141">
+  <w:style w:type="paragraph" w:styleId="1144">
     <w:name w:val="toc 5"/>
-    <w:basedOn w:val="1149"/>
-    <w:next w:val="1149"/>
+    <w:basedOn w:val="1152"/>
+    <w:next w:val="1152"/>
     <w:uiPriority w:val="39"/>
     <w:unhideWhenUsed/>
     <w:pPr>
@@ -36191,10 +37101,10 @@
       <w:ind w:left="880"/>
     </w:pPr>
   </w:style>
-  <w:style w:type="paragraph" w:styleId="1142">
+  <w:style w:type="paragraph" w:styleId="1145">
     <w:name w:val="toc 6"/>
-    <w:basedOn w:val="1149"/>
-    <w:next w:val="1149"/>
+    <w:basedOn w:val="1152"/>
+    <w:next w:val="1152"/>
     <w:uiPriority w:val="39"/>
     <w:unhideWhenUsed/>
     <w:pPr>
@@ -36203,10 +37113,10 @@
       <w:ind w:left="1100"/>
     </w:pPr>
   </w:style>
-  <w:style w:type="paragraph" w:styleId="1143">
+  <w:style w:type="paragraph" w:styleId="1146">
     <w:name w:val="toc 7"/>
-    <w:basedOn w:val="1149"/>
-    <w:next w:val="1149"/>
+    <w:basedOn w:val="1152"/>
+    <w:next w:val="1152"/>
     <w:uiPriority w:val="39"/>
     <w:unhideWhenUsed/>
     <w:pPr>
@@ -36215,10 +37125,10 @@
       <w:ind w:left="1320"/>
     </w:pPr>
   </w:style>
-  <w:style w:type="paragraph" w:styleId="1144">
+  <w:style w:type="paragraph" w:styleId="1147">
     <w:name w:val="toc 8"/>
-    <w:basedOn w:val="1149"/>
-    <w:next w:val="1149"/>
+    <w:basedOn w:val="1152"/>
+    <w:next w:val="1152"/>
     <w:uiPriority w:val="39"/>
     <w:unhideWhenUsed/>
     <w:pPr>
@@ -36227,10 +37137,10 @@
       <w:ind w:left="1540"/>
     </w:pPr>
   </w:style>
-  <w:style w:type="paragraph" w:styleId="1145">
+  <w:style w:type="paragraph" w:styleId="1148">
     <w:name w:val="toc 9"/>
-    <w:basedOn w:val="1149"/>
-    <w:next w:val="1149"/>
+    <w:basedOn w:val="1152"/>
+    <w:next w:val="1152"/>
     <w:uiPriority w:val="39"/>
     <w:unhideWhenUsed/>
     <w:pPr>
@@ -36239,9 +37149,9 @@
       <w:ind w:left="1760"/>
     </w:pPr>
   </w:style>
-  <w:style w:type="character" w:styleId="1146">
+  <w:style w:type="character" w:styleId="1149">
     <w:name w:val="Placeholder Text"/>
-    <w:basedOn w:val="1099"/>
+    <w:basedOn w:val="1102"/>
     <w:uiPriority w:val="99"/>
     <w:semiHidden/>
     <w:pPr>
@@ -36253,7 +37163,7 @@
       <w:color w:val="666666"/>
     </w:rPr>
   </w:style>
-  <w:style w:type="paragraph" w:styleId="1147">
+  <w:style w:type="paragraph" w:styleId="1150">
     <w:name w:val="TOC Heading"/>
     <w:uiPriority w:val="39"/>
     <w:unhideWhenUsed/>
@@ -36263,10 +37173,10 @@
       <w:ind/>
     </w:pPr>
   </w:style>
-  <w:style w:type="paragraph" w:styleId="1148">
+  <w:style w:type="paragraph" w:styleId="1151">
     <w:name w:val="table of figures"/>
-    <w:basedOn w:val="1149"/>
-    <w:next w:val="1149"/>
+    <w:basedOn w:val="1152"/>
+    <w:next w:val="1152"/>
     <w:uiPriority w:val="99"/>
     <w:unhideWhenUsed/>
     <w:pPr>
@@ -36275,7 +37185,7 @@
       <w:ind/>
     </w:pPr>
   </w:style>
-  <w:style w:type="paragraph" w:styleId="1149" w:default="1">
+  <w:style w:type="paragraph" w:styleId="1152" w:default="1">
     <w:name w:val="Normal"/>
     <w:qFormat/>
     <w:pPr>
@@ -36284,7 +37194,7 @@
       <w:ind/>
     </w:pPr>
   </w:style>
-  <w:style w:type="table" w:styleId="1150" w:default="1">
+  <w:style w:type="table" w:styleId="1153" w:default="1">
     <w:name w:val="Normal Table"/>
     <w:uiPriority w:val="99"/>
     <w:semiHidden/>
@@ -36477,7 +37387,7 @@
       </w:tcPr>
     </w:tblStylePr>
   </w:style>
-  <w:style w:type="numbering" w:styleId="1151" w:default="1">
+  <w:style w:type="numbering" w:styleId="1154" w:default="1">
     <w:name w:val="No List"/>
     <w:uiPriority w:val="99"/>
     <w:semiHidden/>
@@ -36488,9 +37398,9 @@
       <w:ind/>
     </w:pPr>
   </w:style>
-  <w:style w:type="paragraph" w:styleId="1152">
+  <w:style w:type="paragraph" w:styleId="1155">
     <w:name w:val="No Spacing"/>
-    <w:basedOn w:val="1149"/>
+    <w:basedOn w:val="1152"/>
     <w:uiPriority w:val="1"/>
     <w:qFormat/>
     <w:pPr>
@@ -36499,9 +37409,9 @@
       <w:ind/>
     </w:pPr>
   </w:style>
-  <w:style w:type="paragraph" w:styleId="1153">
+  <w:style w:type="paragraph" w:styleId="1156">
     <w:name w:val="List Paragraph"/>
-    <w:basedOn w:val="1149"/>
+    <w:basedOn w:val="1152"/>
     <w:uiPriority w:val="34"/>
     <w:qFormat/>
     <w:pPr>
